--- a/docs/eosc-basic-compliance-guide.docx
+++ b/docs/eosc-basic-compliance-guide.docx
@@ -23,7 +23,7 @@
         <w:pStyle w:val="Author"/>
       </w:pPr>
       <w:r>
-        <w:t xml:space="preserve">Verified against a clean clone on 25 September 2026 — documentation commit fc841cc</w:t>
+        <w:t xml:space="preserve">Verified against a clean clone on 26 September 2026 — documentation commit 0cc33c2</w:t>
       </w:r>
     </w:p>
     <w:p>
@@ -165,7 +165,28 @@
         <w:t xml:space="preserve"> </w:t>
       </w:r>
       <w:r>
-        <w:t xml:space="preserve">on 25 September 2026. Every command</w:t>
+        <w:t xml:space="preserve">on 25 September 2026, and the test</w:t>
+      </w:r>
+      <w:r>
+        <w:t xml:space="preserve"> </w:t>
+      </w:r>
+      <w:r>
+        <w:t xml:space="preserve">count again at commit</w:t>
+      </w:r>
+      <w:r>
+        <w:t xml:space="preserve"> </w:t>
+      </w:r>
+      <w:r>
+        <w:rPr>
+          <w:rStyle w:val="VerbatimChar"/>
+        </w:rPr>
+        <w:t xml:space="preserve">0cc33c2</w:t>
+      </w:r>
+      <w:r>
+        <w:t xml:space="preserve"> </w:t>
+      </w:r>
+      <w:r>
+        <w:t xml:space="preserve">on 26 September 2026. Every command</w:t>
       </w:r>
       <w:r>
         <w:t xml:space="preserve"> </w:t>
@@ -1530,7 +1551,7 @@
         <w:t xml:space="preserve"> </w:t>
       </w:r>
       <w:r>
-        <w:t xml:space="preserve">329 tests still pass, while</w:t>
+        <w:t xml:space="preserve">333 tests still pass, while</w:t>
       </w:r>
       <w:r>
         <w:t xml:space="preserve"> </w:t>
@@ -1602,7 +1623,7 @@
         <w:rPr>
           <w:rStyle w:val="CommentTok"/>
         </w:rPr>
-        <w:t xml:space="preserve"># expect: 329 passed</w:t>
+        <w:t xml:space="preserve"># expect: 333 passed</w:t>
       </w:r>
       <w:r>
         <w:br/>
@@ -11680,7 +11701,7 @@
         <w:rPr>
           <w:rStyle w:val="CommentTok"/>
         </w:rPr>
-        <w:t xml:space="preserve"># 329 tests, offline, a few seconds</w:t>
+        <w:t xml:space="preserve"># 333 tests, offline, a few seconds</w:t>
       </w:r>
       <w:r>
         <w:br/>
@@ -11949,7 +11970,7 @@
               <w:pStyle w:val="Compact"/>
             </w:pPr>
             <w:r>
-              <w:t xml:space="preserve">44</w:t>
+              <w:t xml:space="preserve">48</w:t>
             </w:r>
           </w:p>
         </w:tc>
@@ -11990,7 +12011,7 @@
               <w:t xml:space="preserve"> </w:t>
             </w:r>
             <w:r>
-              <w:t xml:space="preserve">does not shrink the published report, and that</w:t>
+              <w:t xml:space="preserve">does not shrink the published report, that</w:t>
             </w:r>
             <w:r>
               <w:t xml:space="preserve"> </w:t>
@@ -12005,7 +12026,22 @@
               <w:t xml:space="preserve"> </w:t>
             </w:r>
             <w:r>
-              <w:t xml:space="preserve">leaves nodes out and says so.</w:t>
+              <w:t xml:space="preserve">leaves nodes out and says so, and that</w:t>
+            </w:r>
+            <w:r>
+              <w:t xml:space="preserve"> </w:t>
+            </w:r>
+            <w:r>
+              <w:rPr>
+                <w:rStyle w:val="VerbatimChar"/>
+              </w:rPr>
+              <w:t xml:space="preserve">--help</w:t>
+            </w:r>
+            <w:r>
+              <w:t xml:space="preserve"> </w:t>
+            </w:r>
+            <w:r>
+              <w:t xml:space="preserve">stays complete.</w:t>
             </w:r>
           </w:p>
         </w:tc>

--- a/docs/eosc-basic-compliance-guide.docx
+++ b/docs/eosc-basic-compliance-guide.docx
@@ -23,7 +23,7 @@
         <w:pStyle w:val="Author"/>
       </w:pPr>
       <w:r>
-        <w:t xml:space="preserve">Verified against a clean clone on 26 September 2026 — documentation commit 0cc33c2</w:t>
+        <w:t xml:space="preserve">Verified against a clean clone on 26 September 2026 — documentation commit 2326950</w:t>
       </w:r>
     </w:p>
     <w:p>
@@ -78,7 +78,7 @@
         <w:t xml:space="preserve"> </w:t>
       </w:r>
       <w:r>
-        <w:t xml:space="preserve">8. Continuous integration · 9. Troubleshooting · 10. Extending it</w:t>
+        <w:t xml:space="preserve">8. Continuous integration · 9. Troubleshooting · 10. Extending it · 11. Worked examples</w:t>
       </w:r>
     </w:p>
     <w:p>
@@ -1551,7 +1551,7 @@
         <w:t xml:space="preserve"> </w:t>
       </w:r>
       <w:r>
-        <w:t xml:space="preserve">333 tests still pass, while</w:t>
+        <w:t xml:space="preserve">339 tests still pass, while</w:t>
       </w:r>
       <w:r>
         <w:t xml:space="preserve"> </w:t>
@@ -1623,7 +1623,7 @@
         <w:rPr>
           <w:rStyle w:val="CommentTok"/>
         </w:rPr>
-        <w:t xml:space="preserve"># expect: 333 passed</w:t>
+        <w:t xml:space="preserve"># expect: 339 passed</w:t>
       </w:r>
       <w:r>
         <w:br/>
@@ -2472,13 +2472,131 @@
         <w:t xml:space="preserve"> </w:t>
       </w:r>
       <w:r>
-        <w:t xml:space="preserve">evidence collected from the old page, and the report shows the new address above</w:t>
-      </w:r>
-      <w:r>
-        <w:t xml:space="preserve"> </w:t>
-      </w:r>
-      <w:r>
-        <w:t xml:space="preserve">verdicts it never produced. The address really fetched survives only as</w:t>
+        <w:t xml:space="preserve">evidence collected from the old page. It no longer does so silently.</w:t>
+      </w:r>
+      <w:r>
+        <w:t xml:space="preserve"> </w:t>
+      </w:r>
+      <w:r>
+        <w:rPr>
+          <w:rStyle w:val="VerbatimChar"/>
+        </w:rPr>
+        <w:t xml:space="preserve">assess</w:t>
+      </w:r>
+      <w:r>
+        <w:t xml:space="preserve"> </w:t>
+      </w:r>
+      <w:r>
+        <w:t xml:space="preserve">compares each node's configured URL with the</w:t>
+      </w:r>
+      <w:r>
+        <w:t xml:space="preserve"> </w:t>
+      </w:r>
+      <w:r>
+        <w:rPr>
+          <w:rStyle w:val="VerbatimChar"/>
+        </w:rPr>
+        <w:t xml:space="preserve">requested_url</w:t>
+      </w:r>
+      <w:r>
+        <w:t xml:space="preserve"> </w:t>
+      </w:r>
+      <w:r>
+        <w:t xml:space="preserve">stored in its</w:t>
+      </w:r>
+      <w:r>
+        <w:t xml:space="preserve"> </w:t>
+      </w:r>
+      <w:r>
+        <w:t xml:space="preserve">evidence. When they differ, it prints a warning naming the node and both</w:t>
+      </w:r>
+      <w:r>
+        <w:t xml:space="preserve"> </w:t>
+      </w:r>
+      <w:r>
+        <w:t xml:space="preserve">addresses, adds an</w:t>
+      </w:r>
+      <w:r>
+        <w:t xml:space="preserve"> </w:t>
+      </w:r>
+      <w:r>
+        <w:rPr>
+          <w:b/>
+          <w:bCs/>
+        </w:rPr>
+        <w:t xml:space="preserve">Evidence from a different URL</w:t>
+      </w:r>
+      <w:r>
+        <w:t xml:space="preserve"> </w:t>
+      </w:r>
+      <w:r>
+        <w:t xml:space="preserve">banner to</w:t>
+      </w:r>
+      <w:r>
+        <w:t xml:space="preserve"> </w:t>
+      </w:r>
+      <w:r>
+        <w:rPr>
+          <w:rStyle w:val="VerbatimChar"/>
+        </w:rPr>
+        <w:t xml:space="preserve">results.md</w:t>
+      </w:r>
+      <w:r>
+        <w:t xml:space="preserve"> </w:t>
+      </w:r>
+      <w:r>
+        <w:t xml:space="preserve">and</w:t>
+      </w:r>
+      <w:r>
+        <w:t xml:space="preserve"> </w:t>
+      </w:r>
+      <w:r>
+        <w:rPr>
+          <w:rStyle w:val="VerbatimChar"/>
+        </w:rPr>
+        <w:t xml:space="preserve">index.html</w:t>
+      </w:r>
+      <w:r>
+        <w:t xml:space="preserve">, and lists the pairs under</w:t>
+      </w:r>
+      <w:r>
+        <w:t xml:space="preserve"> </w:t>
+      </w:r>
+      <w:r>
+        <w:rPr>
+          <w:rStyle w:val="VerbatimChar"/>
+        </w:rPr>
+        <w:t xml:space="preserve">url_mismatch</w:t>
+      </w:r>
+      <w:r>
+        <w:t xml:space="preserve"> </w:t>
+      </w:r>
+      <w:r>
+        <w:t xml:space="preserve">in</w:t>
+      </w:r>
+      <w:r>
+        <w:t xml:space="preserve"> </w:t>
+      </w:r>
+      <w:r>
+        <w:rPr>
+          <w:rStyle w:val="VerbatimChar"/>
+        </w:rPr>
+        <w:t xml:space="preserve">results.json</w:t>
+      </w:r>
+      <w:r>
+        <w:t xml:space="preserve">. The</w:t>
+      </w:r>
+      <w:r>
+        <w:t xml:space="preserve"> </w:t>
+      </w:r>
+      <w:r>
+        <w:t xml:space="preserve">exit code does not change, because the table is complete; it is just not about</w:t>
+      </w:r>
+      <w:r>
+        <w:t xml:space="preserve"> </w:t>
+      </w:r>
+      <w:r>
+        <w:t xml:space="preserve">the configured page. The address finally reached, after redirects, is kept as</w:t>
       </w:r>
       <w:r>
         <w:t xml:space="preserve"> </w:t>
@@ -2490,52 +2608,24 @@
         <w:t xml:space="preserve">final_url</w:t>
       </w:r>
       <w:r>
-        <w:t xml:space="preserve">, in the evidence file and in the</w:t>
-      </w:r>
-      <w:r>
-        <w:t xml:space="preserve"> </w:t>
-      </w:r>
-      <w:r>
-        <w:rPr>
-          <w:rStyle w:val="VerbatimChar"/>
-        </w:rPr>
-        <w:t xml:space="preserve">fetch</w:t>
-      </w:r>
-      <w:r>
-        <w:t xml:space="preserve"> </w:t>
-      </w:r>
-      <w:r>
-        <w:t xml:space="preserve">summary in</w:t>
-      </w:r>
-      <w:r>
-        <w:t xml:space="preserve"> </w:t>
-      </w:r>
-      <w:r>
-        <w:rPr>
-          <w:rStyle w:val="VerbatimChar"/>
-        </w:rPr>
-        <w:t xml:space="preserve">results.json</w:t>
-      </w:r>
-      <w:r>
-        <w:t xml:space="preserve">.</w:t>
-      </w:r>
-      <w:r>
-        <w:t xml:space="preserve"> </w:t>
-      </w:r>
-      <w:r>
-        <w:t xml:space="preserve">The Markdown and HTML reports show just the configured URL, so their row</w:t>
-      </w:r>
-      <w:r>
-        <w:t xml:space="preserve"> </w:t>
-      </w:r>
-      <w:r>
-        <w:t xml:space="preserve">heading is wrong. Until the published run is replaced by a new reviewed one,</w:t>
-      </w:r>
-      <w:r>
-        <w:t xml:space="preserve"> </w:t>
-      </w:r>
-      <w:r>
-        <w:t xml:space="preserve">rebuild it with the node list it was collected with:</w:t>
+        <w:t xml:space="preserve"> </w:t>
+      </w:r>
+      <w:r>
+        <w:t xml:space="preserve">in the evidence file.</w:t>
+      </w:r>
+    </w:p>
+    <w:p>
+      <w:pPr>
+        <w:pStyle w:val="BodyText"/>
+      </w:pPr>
+      <w:r>
+        <w:t xml:space="preserve">Until the published run is replaced by a new reviewed one, rebuild it with the</w:t>
+      </w:r>
+      <w:r>
+        <w:t xml:space="preserve"> </w:t>
+      </w:r>
+      <w:r>
+        <w:t xml:space="preserve">node list it was collected with. That gives no warning:</w:t>
       </w:r>
     </w:p>
     <w:p>
@@ -2638,7 +2728,7 @@
         <w:pStyle w:val="FirstParagraph"/>
       </w:pPr>
       <w:r>
-        <w:t xml:space="preserve">Verified on 25 September 2026: this reproduces the committed</w:t>
+        <w:t xml:space="preserve">Verified on 26 September 2026: this reproduces the committed</w:t>
       </w:r>
       <w:r>
         <w:t xml:space="preserve"> </w:t>
@@ -2659,7 +2749,36 @@
         <w:t xml:space="preserve"> </w:t>
       </w:r>
       <w:r>
-        <w:t xml:space="preserve">MANUAL_REVIEW.</w:t>
+        <w:t xml:space="preserve">MANUAL_REVIEW. The full procedure, including how to publish the new node's</w:t>
+      </w:r>
+      <w:r>
+        <w:t xml:space="preserve"> </w:t>
+      </w:r>
+      <w:r>
+        <w:t xml:space="preserve">results, is</w:t>
+      </w:r>
+      <w:r>
+        <w:t xml:space="preserve"> </w:t>
+      </w:r>
+      <w:hyperlink w:anchor="Xe23e918a40335caa5ab24e15a733d1ac9e4c070">
+        <w:r>
+          <w:rPr>
+            <w:rStyle w:val="Hyperlink"/>
+          </w:rPr>
+          <w:t xml:space="preserve">example 2</w:t>
+        </w:r>
+      </w:hyperlink>
+      <w:r>
+        <w:t xml:space="preserve"> </w:t>
+      </w:r>
+      <w:r>
+        <w:t xml:space="preserve">in</w:t>
+      </w:r>
+      <w:r>
+        <w:t xml:space="preserve"> </w:t>
+      </w:r>
+      <w:r>
+        <w:t xml:space="preserve">section 11.</w:t>
       </w:r>
     </w:p>
     <w:p>
@@ -3008,6 +3127,169 @@
           <w:b/>
           <w:bCs/>
         </w:rPr>
+        <w:t xml:space="preserve">The checklist is not downloaded from anywhere.</w:t>
+      </w:r>
+      <w:r>
+        <w:t xml:space="preserve"> </w:t>
+      </w:r>
+      <w:r>
+        <w:t xml:space="preserve">No file in the repository</w:t>
+      </w:r>
+      <w:r>
+        <w:t xml:space="preserve"> </w:t>
+      </w:r>
+      <w:r>
+        <w:t xml:space="preserve">holds a URL for it. The document is committed in</w:t>
+      </w:r>
+      <w:r>
+        <w:t xml:space="preserve"> </w:t>
+      </w:r>
+      <w:r>
+        <w:rPr>
+          <w:rStyle w:val="VerbatimChar"/>
+        </w:rPr>
+        <w:t xml:space="preserve">checklist/</w:t>
+      </w:r>
+      <w:r>
+        <w:t xml:space="preserve">, and one line in</w:t>
+      </w:r>
+      <w:r>
+        <w:t xml:space="preserve"> </w:t>
+      </w:r>
+      <w:r>
+        <w:rPr>
+          <w:rStyle w:val="VerbatimChar"/>
+        </w:rPr>
+        <w:t xml:space="preserve">src/basic_check/cli.py</w:t>
+      </w:r>
+      <w:r>
+        <w:t xml:space="preserve"> </w:t>
+      </w:r>
+      <w:r>
+        <w:t xml:space="preserve">selects the revision used by default:</w:t>
+      </w:r>
+    </w:p>
+    <w:p>
+      <w:pPr>
+        <w:pStyle w:val="SourceCode"/>
+      </w:pPr>
+      <w:r>
+        <w:rPr>
+          <w:rStyle w:val="NormalTok"/>
+        </w:rPr>
+        <w:t xml:space="preserve">DEFAULT_CHECKLIST </w:t>
+      </w:r>
+      <w:r>
+        <w:rPr>
+          <w:rStyle w:val="OperatorTok"/>
+        </w:rPr>
+        <w:t xml:space="preserve">=</w:t>
+      </w:r>
+      <w:r>
+        <w:rPr>
+          <w:rStyle w:val="NormalTok"/>
+        </w:rPr>
+        <w:t xml:space="preserve"> ROOT </w:t>
+      </w:r>
+      <w:r>
+        <w:rPr>
+          <w:rStyle w:val="OperatorTok"/>
+        </w:rPr>
+        <w:t xml:space="preserve">/</w:t>
+      </w:r>
+      <w:r>
+        <w:rPr>
+          <w:rStyle w:val="NormalTok"/>
+        </w:rPr>
+        <w:t xml:space="preserve"> </w:t>
+      </w:r>
+      <w:r>
+        <w:rPr>
+          <w:rStyle w:val="StringTok"/>
+        </w:rPr>
+        <w:t xml:space="preserve">"checklist"</w:t>
+      </w:r>
+      <w:r>
+        <w:rPr>
+          <w:rStyle w:val="NormalTok"/>
+        </w:rPr>
+        <w:t xml:space="preserve"> </w:t>
+      </w:r>
+      <w:r>
+        <w:rPr>
+          <w:rStyle w:val="OperatorTok"/>
+        </w:rPr>
+        <w:t xml:space="preserve">/</w:t>
+      </w:r>
+      <w:r>
+        <w:rPr>
+          <w:rStyle w:val="NormalTok"/>
+        </w:rPr>
+        <w:t xml:space="preserve"> </w:t>
+      </w:r>
+      <w:r>
+        <w:rPr>
+          <w:rStyle w:val="StringTok"/>
+        </w:rPr>
+        <w:t xml:space="preserve">"v3.0.yaml"</w:t>
+      </w:r>
+    </w:p>
+    <w:p>
+      <w:pPr>
+        <w:pStyle w:val="FirstParagraph"/>
+      </w:pPr>
+      <w:r>
+        <w:rPr>
+          <w:rStyle w:val="VerbatimChar"/>
+        </w:rPr>
+        <w:t xml:space="preserve">--checklist</w:t>
+      </w:r>
+      <w:r>
+        <w:t xml:space="preserve"> </w:t>
+      </w:r>
+      <w:r>
+        <w:t xml:space="preserve">/</w:t>
+      </w:r>
+      <w:r>
+        <w:t xml:space="preserve"> </w:t>
+      </w:r>
+      <w:r>
+        <w:rPr>
+          <w:rStyle w:val="VerbatimChar"/>
+        </w:rPr>
+        <w:t xml:space="preserve">-c</w:t>
+      </w:r>
+      <w:r>
+        <w:t xml:space="preserve"> </w:t>
+      </w:r>
+      <w:r>
+        <w:t xml:space="preserve">overrides it for a single run. The help texts, the report</w:t>
+      </w:r>
+      <w:r>
+        <w:t xml:space="preserve"> </w:t>
+      </w:r>
+      <w:r>
+        <w:t xml:space="preserve">file name (</w:t>
+      </w:r>
+      <w:r>
+        <w:rPr>
+          <w:rStyle w:val="VerbatimChar"/>
+        </w:rPr>
+        <w:t xml:space="preserve">checklist-v3.0.html</w:t>
+      </w:r>
+      <w:r>
+        <w:t xml:space="preserve">) and the tests all follow that line.</w:t>
+      </w:r>
+    </w:p>
+    <w:p>
+      <w:pPr>
+        <w:pStyle w:val="BodyText"/>
+      </w:pPr>
+      <w:r>
+        <w:rPr>
+          <w:b/>
+          <w:bCs/>
+        </w:rPr>
         <w:t xml:space="preserve">If the checklist is revised to v3.1,</w:t>
       </w:r>
       <w:r>
@@ -3035,13 +3317,42 @@
         <w:t xml:space="preserve"> </w:t>
       </w:r>
       <w:r>
-        <w:t xml:space="preserve">own source file and hash rather than editing v3.0 in place. Past runs should</w:t>
-      </w:r>
-      <w:r>
-        <w:t xml:space="preserve"> </w:t>
-      </w:r>
-      <w:r>
-        <w:t xml:space="preserve">remain reproducible against the rules that produced them.</w:t>
+        <w:t xml:space="preserve">own source file and hash rather than editing v3.0 in place, then change that</w:t>
+      </w:r>
+      <w:r>
+        <w:t xml:space="preserve"> </w:t>
+      </w:r>
+      <w:r>
+        <w:t xml:space="preserve">line. Past runs should remain reproducible against the rules that produced</w:t>
+      </w:r>
+      <w:r>
+        <w:t xml:space="preserve"> </w:t>
+      </w:r>
+      <w:r>
+        <w:t xml:space="preserve">them. The full procedure is</w:t>
+      </w:r>
+      <w:r>
+        <w:t xml:space="preserve"> </w:t>
+      </w:r>
+      <w:hyperlink w:anchor="Xa570dceeae7de3d84789b8e054a5bbb043a3946">
+        <w:r>
+          <w:rPr>
+            <w:rStyle w:val="Hyperlink"/>
+          </w:rPr>
+          <w:t xml:space="preserve">example 3</w:t>
+        </w:r>
+      </w:hyperlink>
+      <w:r>
+        <w:t xml:space="preserve"> </w:t>
+      </w:r>
+      <w:r>
+        <w:t xml:space="preserve">in</w:t>
+      </w:r>
+      <w:r>
+        <w:t xml:space="preserve"> </w:t>
+      </w:r>
+      <w:r>
+        <w:t xml:space="preserve">section 11.</w:t>
       </w:r>
     </w:p>
     <w:bookmarkEnd w:id="18"/>
@@ -6041,7 +6352,7 @@
         <w:t xml:space="preserve"> </w:t>
       </w:r>
       <w:r>
-        <w:t xml:space="preserve">re-running the whole federation:</w:t>
+        <w:t xml:space="preserve">re-running the whole federation, and into a scratch directory first:</w:t>
       </w:r>
     </w:p>
     <w:p>
@@ -6094,7 +6405,7 @@
         <w:rPr>
           <w:rStyle w:val="NormalTok"/>
         </w:rPr>
-        <w:t xml:space="preserve"> --delay 2.0</w:t>
+        <w:t xml:space="preserve"> --results /tmp/trial</w:t>
       </w:r>
       <w:r>
         <w:br/>
@@ -6109,12 +6420,85 @@
         <w:rPr>
           <w:rStyle w:val="NormalTok"/>
         </w:rPr>
-        <w:t xml:space="preserve"> run basic-check assess</w:t>
+        <w:t xml:space="preserve"> run basic-check assess  </w:t>
+      </w:r>
+      <w:r>
+        <w:rPr>
+          <w:rStyle w:val="AttributeTok"/>
+        </w:rPr>
+        <w:t xml:space="preserve">--only</w:t>
+      </w:r>
+      <w:r>
+        <w:rPr>
+          <w:rStyle w:val="NormalTok"/>
+        </w:rPr>
+        <w:t xml:space="preserve"> </w:t>
+      </w:r>
+      <w:r>
+        <w:rPr>
+          <w:rStyle w:val="OperatorTok"/>
+        </w:rPr>
+        <w:t xml:space="preserve">&lt;</w:t>
+      </w:r>
+      <w:r>
+        <w:rPr>
+          <w:rStyle w:val="NormalTok"/>
+        </w:rPr>
+        <w:t xml:space="preserve">new-id</w:t>
+      </w:r>
+      <w:r>
+        <w:rPr>
+          <w:rStyle w:val="OperatorTok"/>
+        </w:rPr>
+        <w:t xml:space="preserve">&gt;</w:t>
+      </w:r>
+      <w:r>
+        <w:rPr>
+          <w:rStyle w:val="NormalTok"/>
+        </w:rPr>
+        <w:t xml:space="preserve"> --results /tmp/trial</w:t>
       </w:r>
     </w:p>
     <w:p>
       <w:pPr>
         <w:pStyle w:val="FirstParagraph"/>
+      </w:pPr>
+      <w:r>
+        <w:t xml:space="preserve">How to move that evidence into the published run without fetching the page a</w:t>
+      </w:r>
+      <w:r>
+        <w:t xml:space="preserve"> </w:t>
+      </w:r>
+      <w:r>
+        <w:t xml:space="preserve">second time is</w:t>
+      </w:r>
+      <w:r>
+        <w:t xml:space="preserve"> </w:t>
+      </w:r>
+      <w:hyperlink w:anchor="X073cb44b8dc5d29e47f376bc008b8613dd82a6a">
+        <w:r>
+          <w:rPr>
+            <w:rStyle w:val="Hyperlink"/>
+          </w:rPr>
+          <w:t xml:space="preserve">example 1</w:t>
+        </w:r>
+      </w:hyperlink>
+      <w:r>
+        <w:t xml:space="preserve"> </w:t>
+      </w:r>
+      <w:r>
+        <w:t xml:space="preserve">in</w:t>
+      </w:r>
+      <w:r>
+        <w:t xml:space="preserve"> </w:t>
+      </w:r>
+      <w:r>
+        <w:t xml:space="preserve">section 11.</w:t>
+      </w:r>
+    </w:p>
+    <w:p>
+      <w:pPr>
+        <w:pStyle w:val="BodyText"/>
       </w:pPr>
       <w:r>
         <w:rPr>
@@ -11701,7 +12085,7 @@
         <w:rPr>
           <w:rStyle w:val="CommentTok"/>
         </w:rPr>
-        <w:t xml:space="preserve"># 333 tests, offline, a few seconds</w:t>
+        <w:t xml:space="preserve"># 339 tests, offline, a few seconds</w:t>
       </w:r>
       <w:r>
         <w:br/>
@@ -11888,18 +12272,33 @@
               <w:pStyle w:val="Compact"/>
             </w:pPr>
             <w:r>
-              <w:t xml:space="preserve">12</w:t>
-            </w:r>
-          </w:p>
-        </w:tc>
-        <w:tc>
-          <w:tcPr/>
-          <w:p>
-            <w:pPr>
-              <w:pStyle w:val="Compact"/>
-            </w:pPr>
-            <w:r>
-              <w:t xml:space="preserve">The transcription matches the source document, including its SHA-256, and the scoped name list agrees with the official one.</w:t>
+              <w:t xml:space="preserve">15</w:t>
+            </w:r>
+          </w:p>
+        </w:tc>
+        <w:tc>
+          <w:tcPr/>
+          <w:p>
+            <w:pPr>
+              <w:pStyle w:val="Compact"/>
+            </w:pPr>
+            <w:r>
+              <w:t xml:space="preserve">The transcription matches the source document, including its SHA-256 for every committed revision, the scoped name list agrees with the official one, and switching</w:t>
+            </w:r>
+            <w:r>
+              <w:t xml:space="preserve"> </w:t>
+            </w:r>
+            <w:r>
+              <w:rPr>
+                <w:rStyle w:val="VerbatimChar"/>
+              </w:rPr>
+              <w:t xml:space="preserve">DEFAULT_CHECKLIST</w:t>
+            </w:r>
+            <w:r>
+              <w:t xml:space="preserve"> </w:t>
+            </w:r>
+            <w:r>
+              <w:t xml:space="preserve">carries the help texts with it.</w:t>
             </w:r>
           </w:p>
         </w:tc>
@@ -11970,7 +12369,7 @@
               <w:pStyle w:val="Compact"/>
             </w:pPr>
             <w:r>
-              <w:t xml:space="preserve">48</w:t>
+              <w:t xml:space="preserve">50</w:t>
             </w:r>
           </w:p>
         </w:tc>
@@ -12026,7 +12425,7 @@
               <w:t xml:space="preserve"> </w:t>
             </w:r>
             <w:r>
-              <w:t xml:space="preserve">leaves nodes out and says so, and that</w:t>
+              <w:t xml:space="preserve">leaves nodes out and says so, that</w:t>
             </w:r>
             <w:r>
               <w:t xml:space="preserve"> </w:t>
@@ -12041,7 +12440,7 @@
               <w:t xml:space="preserve"> </w:t>
             </w:r>
             <w:r>
-              <w:t xml:space="preserve">stays complete.</w:t>
+              <w:t xml:space="preserve">stays complete, and that evidence from another URL than the configured one is flagged.</w:t>
             </w:r>
           </w:p>
         </w:tc>
@@ -12283,7 +12682,7 @@
               <w:pStyle w:val="Compact"/>
             </w:pPr>
             <w:r>
-              <w:t xml:space="preserve">35</w:t>
+              <w:t xml:space="preserve">36</w:t>
             </w:r>
           </w:p>
         </w:tc>
@@ -14493,7 +14892,7 @@
         <w:t xml:space="preserve"> </w:t>
       </w:r>
       <w:r>
-        <w:t xml:space="preserve">in section 3.</w:t>
+        <w:t xml:space="preserve">in section 3; the commands through to publication in example 1, section 11.</w:t>
       </w:r>
     </w:p>
     <w:p>
@@ -14509,6 +14908,58 @@
           <w:b/>
           <w:bCs/>
         </w:rPr>
+        <w:t xml:space="preserve">Change a node's URL:</w:t>
+      </w:r>
+      <w:r>
+        <w:t xml:space="preserve"> </w:t>
+      </w:r>
+      <w:r>
+        <w:t xml:space="preserve">the</w:t>
+      </w:r>
+      <w:r>
+        <w:t xml:space="preserve"> </w:t>
+      </w:r>
+      <w:r>
+        <w:rPr>
+          <w:rStyle w:val="VerbatimChar"/>
+        </w:rPr>
+        <w:t xml:space="preserve">url</w:t>
+      </w:r>
+      <w:r>
+        <w:t xml:space="preserve"> </w:t>
+      </w:r>
+      <w:r>
+        <w:t xml:space="preserve">line in</w:t>
+      </w:r>
+      <w:r>
+        <w:t xml:space="preserve"> </w:t>
+      </w:r>
+      <w:r>
+        <w:rPr>
+          <w:rStyle w:val="VerbatimChar"/>
+        </w:rPr>
+        <w:t xml:space="preserve">nodes.yaml</w:t>
+      </w:r>
+      <w:r>
+        <w:t xml:space="preserve"> </w:t>
+      </w:r>
+      <w:r>
+        <w:t xml:space="preserve">only. Example 2, section 11.</w:t>
+      </w:r>
+    </w:p>
+    <w:p>
+      <w:pPr>
+        <w:pStyle w:val="Compact"/>
+        <w:numPr>
+          <w:ilvl w:val="0"/>
+          <w:numId w:val="1004"/>
+        </w:numPr>
+      </w:pPr>
+      <w:r>
+        <w:rPr>
+          <w:b/>
+          <w:bCs/>
+        </w:rPr>
         <w:t xml:space="preserve">Add a checklist version:</w:t>
       </w:r>
       <w:r>
@@ -14554,7 +15005,34 @@
         <w:t xml:space="preserve">source_sha256</w:t>
       </w:r>
       <w:r>
-        <w:t xml:space="preserve">; do not edit an existing version in place.</w:t>
+        <w:t xml:space="preserve">; do not edit an existing version in place. Then change</w:t>
+      </w:r>
+      <w:r>
+        <w:t xml:space="preserve"> </w:t>
+      </w:r>
+      <w:r>
+        <w:rPr>
+          <w:rStyle w:val="VerbatimChar"/>
+        </w:rPr>
+        <w:t xml:space="preserve">DEFAULT_CHECKLIST</w:t>
+      </w:r>
+      <w:r>
+        <w:t xml:space="preserve"> </w:t>
+      </w:r>
+      <w:r>
+        <w:t xml:space="preserve">in</w:t>
+      </w:r>
+      <w:r>
+        <w:t xml:space="preserve"> </w:t>
+      </w:r>
+      <w:r>
+        <w:rPr>
+          <w:rStyle w:val="VerbatimChar"/>
+        </w:rPr>
+        <w:t xml:space="preserve">src/basic_check/cli.py</w:t>
+      </w:r>
+      <w:r>
+        <w:t xml:space="preserve">. Example 3, section 11.</w:t>
       </w:r>
     </w:p>
     <w:p>
@@ -14937,21 +15415,63 @@
         <w:t xml:space="preserve">checklist transcription, so none of it is under this module's control.</w:t>
       </w:r>
     </w:p>
-    <w:p>
-      <w:r>
-        <w:pict>
-          <v:rect style="width:0;height:1.5pt" o:hralign="center" o:hrstd="t" o:hr="t"/>
-        </w:pict>
-      </w:r>
-    </w:p>
     <w:bookmarkEnd w:id="46"/>
-    <w:bookmarkStart w:id="47" w:name="sources"/>
+    <w:bookmarkStart w:id="50" w:name="worked-examples"/>
     <w:p>
       <w:pPr>
         <w:pStyle w:val="Heading2"/>
       </w:pPr>
       <w:r>
-        <w:t xml:space="preserve">Sources</w:t>
+        <w:t xml:space="preserve">11. Worked examples</w:t>
+      </w:r>
+    </w:p>
+    <w:p>
+      <w:pPr>
+        <w:pStyle w:val="FirstParagraph"/>
+      </w:pPr>
+      <w:r>
+        <w:t xml:space="preserve">Three step-by-step procedures, one for each change that comes up most often:</w:t>
+      </w:r>
+      <w:r>
+        <w:t xml:space="preserve"> </w:t>
+      </w:r>
+      <w:r>
+        <w:t xml:space="preserve">adding a node, changing a node's URL, and adopting a new revision of the</w:t>
+      </w:r>
+      <w:r>
+        <w:t xml:space="preserve"> </w:t>
+      </w:r>
+      <w:r>
+        <w:t xml:space="preserve">checklist. Each lists which files to edit, the exact commands, and how to put</w:t>
+      </w:r>
+      <w:r>
+        <w:t xml:space="preserve"> </w:t>
+      </w:r>
+      <w:r>
+        <w:t xml:space="preserve">the result into the published</w:t>
+      </w:r>
+      <w:r>
+        <w:t xml:space="preserve"> </w:t>
+      </w:r>
+      <w:r>
+        <w:rPr>
+          <w:rStyle w:val="VerbatimChar"/>
+        </w:rPr>
+        <w:t xml:space="preserve">results/</w:t>
+      </w:r>
+      <w:r>
+        <w:t xml:space="preserve"> </w:t>
+      </w:r>
+      <w:r>
+        <w:t xml:space="preserve">directory.</w:t>
+      </w:r>
+    </w:p>
+    <w:p>
+      <w:pPr>
+        <w:pStyle w:val="BodyText"/>
+      </w:pPr>
+      <w:r>
+        <w:t xml:space="preserve">Four rules apply to all three:</w:t>
       </w:r>
     </w:p>
     <w:p>
@@ -14963,34 +15483,44 @@
         </w:numPr>
       </w:pPr>
       <w:r>
-        <w:t xml:space="preserve">Checklist:</w:t>
-      </w:r>
-      <w:r>
-        <w:t xml:space="preserve"> </w:t>
-      </w:r>
-      <w:r>
-        <w:rPr>
-          <w:rStyle w:val="VerbatimChar"/>
-        </w:rPr>
-        <w:t xml:space="preserve">checklist/20260910_Node_Landing_Page_Verification_Checklist_v3.0.pdf</w:t>
-      </w:r>
-      <w:r>
-        <w:t xml:space="preserve">, transcribed to</w:t>
-      </w:r>
-      <w:r>
-        <w:t xml:space="preserve"> </w:t>
-      </w:r>
-      <w:r>
-        <w:rPr>
-          <w:rStyle w:val="VerbatimChar"/>
-        </w:rPr>
-        <w:t xml:space="preserve">checklist/v3.0.yaml</w:t>
-      </w:r>
-      <w:r>
-        <w:t xml:space="preserve"> </w:t>
-      </w:r>
-      <w:r>
-        <w:t xml:space="preserve">with its SHA-256 pinned</w:t>
+        <w:rPr>
+          <w:b/>
+          <w:bCs/>
+        </w:rPr>
+        <w:t xml:space="preserve">Try it in a scratch folder first.</w:t>
+      </w:r>
+      <w:r>
+        <w:t xml:space="preserve"> </w:t>
+      </w:r>
+      <w:r>
+        <w:rPr>
+          <w:rStyle w:val="VerbatimChar"/>
+        </w:rPr>
+        <w:t xml:space="preserve">--results /tmp/trial</w:t>
+      </w:r>
+      <w:r>
+        <w:t xml:space="preserve"> </w:t>
+      </w:r>
+      <w:r>
+        <w:t xml:space="preserve">writes nowhere</w:t>
+      </w:r>
+      <w:r>
+        <w:t xml:space="preserve"> </w:t>
+      </w:r>
+      <w:r>
+        <w:t xml:space="preserve">near</w:t>
+      </w:r>
+      <w:r>
+        <w:t xml:space="preserve"> </w:t>
+      </w:r>
+      <w:r>
+        <w:rPr>
+          <w:rStyle w:val="VerbatimChar"/>
+        </w:rPr>
+        <w:t xml:space="preserve">results/</w:t>
+      </w:r>
+      <w:r>
+        <w:t xml:space="preserve">, so nothing published changes until you decide it should.</w:t>
       </w:r>
     </w:p>
     <w:p>
@@ -15002,7 +15532,52 @@
         </w:numPr>
       </w:pPr>
       <w:r>
-        <w:t xml:space="preserve">EOSC Federation node index: https://eosc.eu/building-the-eosc-federation/</w:t>
+        <w:rPr>
+          <w:b/>
+          <w:bCs/>
+        </w:rPr>
+        <w:t xml:space="preserve">Run</w:t>
+      </w:r>
+      <w:r>
+        <w:rPr>
+          <w:b/>
+          <w:bCs/>
+        </w:rPr>
+        <w:t xml:space="preserve"> </w:t>
+      </w:r>
+      <w:r>
+        <w:rPr>
+          <w:rStyle w:val="VerbatimChar"/>
+          <w:b/>
+          <w:bCs/>
+        </w:rPr>
+        <w:t xml:space="preserve">uv run pytest -q</w:t>
+      </w:r>
+      <w:r>
+        <w:rPr>
+          <w:b/>
+          <w:bCs/>
+        </w:rPr>
+        <w:t xml:space="preserve"> </w:t>
+      </w:r>
+      <w:r>
+        <w:rPr>
+          <w:b/>
+          <w:bCs/>
+        </w:rPr>
+        <w:t xml:space="preserve">after every edit.</w:t>
+      </w:r>
+      <w:r>
+        <w:t xml:space="preserve"> </w:t>
+      </w:r>
+      <w:r>
+        <w:t xml:space="preserve">It needs no network, takes a few</w:t>
+      </w:r>
+      <w:r>
+        <w:t xml:space="preserve"> </w:t>
+      </w:r>
+      <w:r>
+        <w:t xml:space="preserve">seconds, and names the file you got wrong.</w:t>
       </w:r>
     </w:p>
     <w:p>
@@ -15014,7 +15589,62 @@
         </w:numPr>
       </w:pPr>
       <w:r>
-        <w:t xml:space="preserve">Repository: https://github.com/marioreale/eosc-basic-compliance</w:t>
+        <w:rPr>
+          <w:b/>
+          <w:bCs/>
+        </w:rPr>
+        <w:t xml:space="preserve">Contact as few sites as possible.</w:t>
+      </w:r>
+      <w:r>
+        <w:t xml:space="preserve"> </w:t>
+      </w:r>
+      <w:r>
+        <w:t xml:space="preserve">Only</w:t>
+      </w:r>
+      <w:r>
+        <w:t xml:space="preserve"> </w:t>
+      </w:r>
+      <w:r>
+        <w:rPr>
+          <w:rStyle w:val="VerbatimChar"/>
+        </w:rPr>
+        <w:t xml:space="preserve">collect</w:t>
+      </w:r>
+      <w:r>
+        <w:t xml:space="preserve"> </w:t>
+      </w:r>
+      <w:r>
+        <w:t xml:space="preserve">and</w:t>
+      </w:r>
+      <w:r>
+        <w:t xml:space="preserve"> </w:t>
+      </w:r>
+      <w:r>
+        <w:rPr>
+          <w:rStyle w:val="VerbatimChar"/>
+        </w:rPr>
+        <w:t xml:space="preserve">run</w:t>
+      </w:r>
+      <w:r>
+        <w:t xml:space="preserve"> </w:t>
+      </w:r>
+      <w:r>
+        <w:t xml:space="preserve">send requests.</w:t>
+      </w:r>
+      <w:r>
+        <w:t xml:space="preserve"> </w:t>
+      </w:r>
+      <w:r>
+        <w:rPr>
+          <w:rStyle w:val="VerbatimChar"/>
+        </w:rPr>
+        <w:t xml:space="preserve">assess</w:t>
+      </w:r>
+      <w:r>
+        <w:t xml:space="preserve"> </w:t>
+      </w:r>
+      <w:r>
+        <w:t xml:space="preserve">works on saved evidence, so it can be repeated as often as you like.</w:t>
       </w:r>
     </w:p>
     <w:p>
@@ -15027,15 +15657,1499 @@
       </w:pPr>
       <w:r>
         <w:rPr>
-          <w:rStyle w:val="VerbatimChar"/>
+          <w:b/>
+          <w:bCs/>
+        </w:rPr>
+        <w:t xml:space="preserve">A new published run needs a human review before it is committed.</w:t>
+      </w:r>
+      <w:r>
+        <w:t xml:space="preserve"> </w:t>
+      </w:r>
+      <w:r>
+        <w:t xml:space="preserve">The</w:t>
+      </w:r>
+      <w:r>
+        <w:t xml:space="preserve"> </w:t>
+      </w:r>
+      <w:r>
+        <w:t xml:space="preserve">tool's verdicts are not a compliance statement (section 6). Write the review down, as</w:t>
+      </w:r>
+      <w:r>
+        <w:t xml:space="preserve"> </w:t>
+      </w:r>
+      <w:r>
+        <w:rPr>
+          <w:rStyle w:val="VerbatimChar"/>
+        </w:rPr>
+        <w:t xml:space="preserve">results/REVIEW-2026-09-24.md</w:t>
+      </w:r>
+      <w:r>
+        <w:t xml:space="preserve"> </w:t>
+      </w:r>
+      <w:r>
+        <w:t xml:space="preserve">does for the current run, and commit only then.</w:t>
+      </w:r>
+    </w:p>
+    <w:p>
+      <w:pPr>
+        <w:pStyle w:val="FirstParagraph"/>
+      </w:pPr>
+      <w:r>
+        <w:t xml:space="preserve">The run labels below (</w:t>
+      </w:r>
+      <w:r>
+        <w:rPr>
+          <w:rStyle w:val="VerbatimChar"/>
+        </w:rPr>
+        <w:t xml:space="preserve">live-2026-10-01-…</w:t>
+      </w:r>
+      <w:r>
+        <w:t xml:space="preserve">) are examples. Use the date of your</w:t>
+      </w:r>
+      <w:r>
+        <w:t xml:space="preserve"> </w:t>
+      </w:r>
+      <w:r>
+        <w:t xml:space="preserve">own run.</w:t>
+      </w:r>
+    </w:p>
+    <w:bookmarkStart w:id="47" w:name="X6b9c9d2e59e13da41f347184ca67a475fa8b7ce"/>
+    <w:p>
+      <w:pPr>
+        <w:pStyle w:val="Heading3"/>
+      </w:pPr>
+      <w:r>
+        <w:t xml:space="preserve">Example 1 — adding a node and publishing it</w:t>
+      </w:r>
+    </w:p>
+    <w:p>
+      <w:pPr>
+        <w:pStyle w:val="FirstParagraph"/>
+      </w:pPr>
+      <w:r>
+        <w:t xml:space="preserve">The example adds a node with the placeholder id</w:t>
+      </w:r>
+      <w:r>
+        <w:t xml:space="preserve"> </w:t>
+      </w:r>
+      <w:r>
+        <w:rPr>
+          <w:rStyle w:val="VerbatimChar"/>
+        </w:rPr>
+        <w:t xml:space="preserve">eosc-example</w:t>
+      </w:r>
+      <w:r>
+        <w:t xml:space="preserve">. Replace every</w:t>
+      </w:r>
+      <w:r>
+        <w:t xml:space="preserve"> </w:t>
+      </w:r>
+      <w:r>
+        <w:t xml:space="preserve">value with the real ones.</w:t>
+      </w:r>
+    </w:p>
+    <w:p>
+      <w:pPr>
+        <w:pStyle w:val="BodyText"/>
+      </w:pPr>
+      <w:r>
+        <w:rPr>
+          <w:b/>
+          <w:bCs/>
+        </w:rPr>
+        <w:t xml:space="preserve">Step 1: edit three files.</w:t>
+      </w:r>
+      <w:r>
+        <w:t xml:space="preserve"> </w:t>
+      </w:r>
+      <w:r>
+        <w:t xml:space="preserve">All three are at the repository root or in</w:t>
+      </w:r>
+      <w:r>
+        <w:t xml:space="preserve"> </w:t>
+      </w:r>
+      <w:r>
+        <w:rPr>
+          <w:rStyle w:val="VerbatimChar"/>
+        </w:rPr>
+        <w:t xml:space="preserve">checklist/</w:t>
+      </w:r>
+      <w:r>
+        <w:t xml:space="preserve">, and all are edited by hand.</w:t>
+      </w:r>
+    </w:p>
+    <w:p>
+      <w:pPr>
+        <w:pStyle w:val="BodyText"/>
+      </w:pPr>
+      <w:r>
+        <w:rPr>
+          <w:rStyle w:val="VerbatimChar"/>
+        </w:rPr>
+        <w:t xml:space="preserve">nodes.yaml</w:t>
+      </w:r>
+      <w:r>
+        <w:t xml:space="preserve">: add the entry.</w:t>
+      </w:r>
+      <w:r>
+        <w:t xml:space="preserve"> </w:t>
+      </w:r>
+      <w:r>
+        <w:rPr>
+          <w:rStyle w:val="VerbatimChar"/>
+        </w:rPr>
+        <w:t xml:space="preserve">url</w:t>
+      </w:r>
+      <w:r>
+        <w:t xml:space="preserve"> </w:t>
+      </w:r>
+      <w:r>
+        <w:t xml:space="preserve">is the landing page as registered in the</w:t>
+      </w:r>
+      <w:r>
+        <w:t xml:space="preserve"> </w:t>
+      </w:r>
+      <w:r>
+        <w:t xml:space="preserve">EOSC EU Node Contributors Dashboard ("Website address", section 1.2, field 6).</w:t>
+      </w:r>
+      <w:r>
+        <w:t xml:space="preserve"> </w:t>
+      </w:r>
+      <w:r>
+        <w:t xml:space="preserve">Copy</w:t>
+      </w:r>
+      <w:r>
+        <w:t xml:space="preserve"> </w:t>
+      </w:r>
+      <w:r>
+        <w:rPr>
+          <w:rStyle w:val="VerbatimChar"/>
+        </w:rPr>
+        <w:t xml:space="preserve">eosc_page</w:t>
+      </w:r>
+      <w:r>
+        <w:t xml:space="preserve"> </w:t>
+      </w:r>
+      <w:r>
+        <w:t xml:space="preserve">from the</w:t>
+      </w:r>
+      <w:r>
+        <w:t xml:space="preserve"> </w:t>
+      </w:r>
+      <w:hyperlink r:id="rId15">
+        <w:r>
+          <w:rPr>
+            <w:rStyle w:val="Hyperlink"/>
+          </w:rPr>
+          <w:t xml:space="preserve">federation index</w:t>
+        </w:r>
+      </w:hyperlink>
+      <w:r>
+        <w:t xml:space="preserve">; do not guess it.</w:t>
+      </w:r>
+    </w:p>
+    <w:p>
+      <w:pPr>
+        <w:pStyle w:val="SourceCode"/>
+      </w:pPr>
+      <w:r>
+        <w:rPr>
+          <w:rStyle w:val="AttributeTok"/>
+        </w:rPr>
+        <w:t xml:space="preserve">  </w:t>
+      </w:r>
+      <w:r>
+        <w:rPr>
+          <w:rStyle w:val="KeywordTok"/>
+        </w:rPr>
+        <w:t xml:space="preserve">-</w:t>
+      </w:r>
+      <w:r>
+        <w:rPr>
+          <w:rStyle w:val="AttributeTok"/>
+        </w:rPr>
+        <w:t xml:space="preserve"> </w:t>
+      </w:r>
+      <w:r>
+        <w:rPr>
+          <w:rStyle w:val="FunctionTok"/>
+        </w:rPr>
+        <w:t xml:space="preserve">id</w:t>
+      </w:r>
+      <w:r>
+        <w:rPr>
+          <w:rStyle w:val="KeywordTok"/>
+        </w:rPr>
+        <w:t xml:space="preserve">:</w:t>
+      </w:r>
+      <w:r>
+        <w:rPr>
+          <w:rStyle w:val="AttributeTok"/>
+        </w:rPr>
+        <w:t xml:space="preserve"> eosc-example</w:t>
+      </w:r>
+      <w:r>
+        <w:br/>
+      </w:r>
+      <w:r>
+        <w:rPr>
+          <w:rStyle w:val="AttributeTok"/>
+        </w:rPr>
+        <w:t xml:space="preserve">    </w:t>
+      </w:r>
+      <w:r>
+        <w:rPr>
+          <w:rStyle w:val="FunctionTok"/>
+        </w:rPr>
+        <w:t xml:space="preserve">name</w:t>
+      </w:r>
+      <w:r>
+        <w:rPr>
+          <w:rStyle w:val="KeywordTok"/>
+        </w:rPr>
+        <w:t xml:space="preserve">:</w:t>
+      </w:r>
+      <w:r>
+        <w:rPr>
+          <w:rStyle w:val="AttributeTok"/>
+        </w:rPr>
+        <w:t xml:space="preserve"> EOSC Node Example</w:t>
+      </w:r>
+      <w:r>
+        <w:br/>
+      </w:r>
+      <w:r>
+        <w:rPr>
+          <w:rStyle w:val="AttributeTok"/>
+        </w:rPr>
+        <w:t xml:space="preserve">    </w:t>
+      </w:r>
+      <w:r>
+        <w:rPr>
+          <w:rStyle w:val="FunctionTok"/>
+        </w:rPr>
+        <w:t xml:space="preserve">url</w:t>
+      </w:r>
+      <w:r>
+        <w:rPr>
+          <w:rStyle w:val="KeywordTok"/>
+        </w:rPr>
+        <w:t xml:space="preserve">:</w:t>
+      </w:r>
+      <w:r>
+        <w:rPr>
+          <w:rStyle w:val="AttributeTok"/>
+        </w:rPr>
+        <w:t xml:space="preserve"> https://eosc-node.example.org/</w:t>
+      </w:r>
+      <w:r>
+        <w:br/>
+      </w:r>
+      <w:r>
+        <w:rPr>
+          <w:rStyle w:val="AttributeTok"/>
+        </w:rPr>
+        <w:t xml:space="preserve">    </w:t>
+      </w:r>
+      <w:r>
+        <w:rPr>
+          <w:rStyle w:val="FunctionTok"/>
+        </w:rPr>
+        <w:t xml:space="preserve">eosc_page</w:t>
+      </w:r>
+      <w:r>
+        <w:rPr>
+          <w:rStyle w:val="KeywordTok"/>
+        </w:rPr>
+        <w:t xml:space="preserve">:</w:t>
+      </w:r>
+      <w:r>
+        <w:rPr>
+          <w:rStyle w:val="AttributeTok"/>
+        </w:rPr>
+        <w:t xml:space="preserve"> https://eosc.eu/building-the-eosc-federation/eosc-node-example/</w:t>
+      </w:r>
+    </w:p>
+    <w:p>
+      <w:pPr>
+        <w:pStyle w:val="FirstParagraph"/>
+      </w:pPr>
+      <w:r>
+        <w:rPr>
+          <w:rStyle w:val="VerbatimChar"/>
+        </w:rPr>
+        <w:t xml:space="preserve">checklist/approved-names.txt</w:t>
+      </w:r>
+      <w:r>
+        <w:t xml:space="preserve">: add the approved name exactly as the Tripartite</w:t>
+      </w:r>
+      <w:r>
+        <w:t xml:space="preserve"> </w:t>
+      </w:r>
+      <w:r>
+        <w:t xml:space="preserve">list writes it:</w:t>
+      </w:r>
+    </w:p>
+    <w:p>
+      <w:pPr>
+        <w:pStyle w:val="SourceCode"/>
+      </w:pPr>
+      <w:r>
+        <w:rPr>
+          <w:rStyle w:val="VerbatimChar"/>
+        </w:rPr>
+        <w:t xml:space="preserve">EOSC Node | Example</w:t>
+      </w:r>
+    </w:p>
+    <w:p>
+      <w:pPr>
+        <w:pStyle w:val="FirstParagraph"/>
+      </w:pPr>
+      <w:r>
+        <w:rPr>
+          <w:rStyle w:val="VerbatimChar"/>
+        </w:rPr>
+        <w:t xml:space="preserve">checklist/approved-names-scoped.txt</w:t>
+      </w:r>
+      <w:r>
+        <w:t xml:space="preserve">: add the same name, with the node id in</w:t>
+      </w:r>
+      <w:r>
+        <w:t xml:space="preserve"> </w:t>
+      </w:r>
+      <w:r>
+        <w:t xml:space="preserve">front:</w:t>
+      </w:r>
+    </w:p>
+    <w:p>
+      <w:pPr>
+        <w:pStyle w:val="SourceCode"/>
+      </w:pPr>
+      <w:r>
+        <w:rPr>
+          <w:rStyle w:val="VerbatimChar"/>
+        </w:rPr>
+        <w:t xml:space="preserve">eosc-example: EOSC Node | Example</w:t>
+      </w:r>
+    </w:p>
+    <w:p>
+      <w:pPr>
+        <w:pStyle w:val="FirstParagraph"/>
+      </w:pPr>
+      <w:r>
+        <w:t xml:space="preserve">If the Tripartite list does not include the node yet, do not make a name up.</w:t>
+      </w:r>
+      <w:r>
+        <w:t xml:space="preserve"> </w:t>
+      </w:r>
+      <w:r>
+        <w:t xml:space="preserve">Leave both name files alone.</w:t>
+      </w:r>
+      <w:r>
+        <w:t xml:space="preserve"> </w:t>
+      </w:r>
+      <w:r>
+        <w:rPr>
+          <w:rStyle w:val="VerbatimChar"/>
+        </w:rPr>
+        <w:t xml:space="preserve">test_nodes.py::test_every_node_has_a_scoped_approved_name</w:t>
+      </w:r>
+      <w:r>
+        <w:t xml:space="preserve"> </w:t>
+      </w:r>
+      <w:r>
+        <w:t xml:space="preserve">then fails and names the node, which is intended: the node is not ready to be</w:t>
+      </w:r>
+      <w:r>
+        <w:t xml:space="preserve"> </w:t>
+      </w:r>
+      <w:r>
+        <w:t xml:space="preserve">published. In the meantime, check it in a scratch folder with</w:t>
+      </w:r>
+      <w:r>
+        <w:t xml:space="preserve"> </w:t>
+      </w:r>
+      <w:r>
+        <w:rPr>
+          <w:rStyle w:val="VerbatimChar"/>
+        </w:rPr>
+        <w:t xml:space="preserve">--url https://eosc-node.example.org/</w:t>
+      </w:r>
+      <w:r>
+        <w:t xml:space="preserve"> </w:t>
+      </w:r>
+      <w:r>
+        <w:t xml:space="preserve">(see</w:t>
+      </w:r>
+      <w:r>
+        <w:t xml:space="preserve"> </w:t>
+      </w:r>
+      <w:hyperlink w:anchor="checking-a-page-not-in-nodesyaml">
+        <w:r>
+          <w:rPr>
+            <w:rStyle w:val="Hyperlink"/>
+          </w:rPr>
+          <w:t xml:space="preserve">Checking a page not in</w:t>
+        </w:r>
+        <w:r>
+          <w:rPr>
+            <w:rStyle w:val="Hyperlink"/>
+          </w:rPr>
+          <w:t xml:space="preserve"> </w:t>
+        </w:r>
+        <w:r>
+          <w:rPr>
+            <w:rStyle w:val="VerbatimChar"/>
+          </w:rPr>
+          <w:t xml:space="preserve">nodes.yaml</w:t>
+        </w:r>
+      </w:hyperlink>
+      <w:r>
+        <w:t xml:space="preserve">, section 4), which needs no configuration.</w:t>
+      </w:r>
+    </w:p>
+    <w:p>
+      <w:pPr>
+        <w:pStyle w:val="BodyText"/>
+      </w:pPr>
+      <w:r>
+        <w:rPr>
+          <w:b/>
+          <w:bCs/>
+        </w:rPr>
+        <w:t xml:space="preserve">Step 2: check the configuration, offline.</w:t>
+      </w:r>
+    </w:p>
+    <w:p>
+      <w:pPr>
+        <w:pStyle w:val="SourceCode"/>
+      </w:pPr>
+      <w:r>
+        <w:rPr>
+          <w:rStyle w:val="ExtensionTok"/>
         </w:rPr>
         <w:t xml:space="preserve">uv</w:t>
       </w:r>
       <w:r>
-        <w:t xml:space="preserve"> </w:t>
-      </w:r>
-      <w:r>
-        <w:t xml:space="preserve">documentation: https://docs.astral.sh/uv/</w:t>
+        <w:rPr>
+          <w:rStyle w:val="NormalTok"/>
+        </w:rPr>
+        <w:t xml:space="preserve"> run pytest </w:t>
+      </w:r>
+      <w:r>
+        <w:rPr>
+          <w:rStyle w:val="AttributeTok"/>
+        </w:rPr>
+        <w:t xml:space="preserve">-q</w:t>
+      </w:r>
+    </w:p>
+    <w:p>
+      <w:pPr>
+        <w:pStyle w:val="FirstParagraph"/>
+      </w:pPr>
+      <w:r>
+        <w:t xml:space="preserve">A missing scoped name, an id that is not a valid filename, a URL that is not</w:t>
+      </w:r>
+      <w:r>
+        <w:t xml:space="preserve"> </w:t>
+      </w:r>
+      <w:r>
+        <w:rPr>
+          <w:rStyle w:val="VerbatimChar"/>
+        </w:rPr>
+        <w:t xml:space="preserve">https</w:t>
+      </w:r>
+      <w:r>
+        <w:t xml:space="preserve">, an</w:t>
+      </w:r>
+      <w:r>
+        <w:t xml:space="preserve"> </w:t>
+      </w:r>
+      <w:r>
+        <w:rPr>
+          <w:rStyle w:val="VerbatimChar"/>
+        </w:rPr>
+        <w:t xml:space="preserve">eosc_page</w:t>
+      </w:r>
+      <w:r>
+        <w:t xml:space="preserve"> </w:t>
+      </w:r>
+      <w:r>
+        <w:t xml:space="preserve">outside</w:t>
+      </w:r>
+      <w:r>
+        <w:t xml:space="preserve"> </w:t>
+      </w:r>
+      <w:r>
+        <w:rPr>
+          <w:rStyle w:val="VerbatimChar"/>
+        </w:rPr>
+        <w:t xml:space="preserve">eosc.eu</w:t>
+      </w:r>
+      <w:r>
+        <w:t xml:space="preserve">, or a landing page already used by</w:t>
+      </w:r>
+      <w:r>
+        <w:t xml:space="preserve"> </w:t>
+      </w:r>
+      <w:r>
+        <w:t xml:space="preserve">another node each fail with a message naming the problem.</w:t>
+      </w:r>
+    </w:p>
+    <w:p>
+      <w:pPr>
+        <w:pStyle w:val="BodyText"/>
+      </w:pPr>
+      <w:r>
+        <w:rPr>
+          <w:b/>
+          <w:bCs/>
+        </w:rPr>
+        <w:t xml:space="preserve">Step 3: trial run for the new node only.</w:t>
+      </w:r>
+      <w:r>
+        <w:t xml:space="preserve"> </w:t>
+      </w:r>
+      <w:r>
+        <w:t xml:space="preserve">This contacts one site.</w:t>
+      </w:r>
+    </w:p>
+    <w:p>
+      <w:pPr>
+        <w:pStyle w:val="SourceCode"/>
+      </w:pPr>
+      <w:r>
+        <w:rPr>
+          <w:rStyle w:val="ExtensionTok"/>
+        </w:rPr>
+        <w:t xml:space="preserve">uv</w:t>
+      </w:r>
+      <w:r>
+        <w:rPr>
+          <w:rStyle w:val="NormalTok"/>
+        </w:rPr>
+        <w:t xml:space="preserve"> run basic-check collect </w:t>
+      </w:r>
+      <w:r>
+        <w:rPr>
+          <w:rStyle w:val="AttributeTok"/>
+        </w:rPr>
+        <w:t xml:space="preserve">--only</w:t>
+      </w:r>
+      <w:r>
+        <w:rPr>
+          <w:rStyle w:val="NormalTok"/>
+        </w:rPr>
+        <w:t xml:space="preserve"> eosc-example </w:t>
+      </w:r>
+      <w:r>
+        <w:rPr>
+          <w:rStyle w:val="AttributeTok"/>
+        </w:rPr>
+        <w:t xml:space="preserve">--results</w:t>
+      </w:r>
+      <w:r>
+        <w:rPr>
+          <w:rStyle w:val="NormalTok"/>
+        </w:rPr>
+        <w:t xml:space="preserve"> /tmp/trial</w:t>
+      </w:r>
+      <w:r>
+        <w:br/>
+      </w:r>
+      <w:r>
+        <w:rPr>
+          <w:rStyle w:val="ExtensionTok"/>
+        </w:rPr>
+        <w:t xml:space="preserve">uv</w:t>
+      </w:r>
+      <w:r>
+        <w:rPr>
+          <w:rStyle w:val="NormalTok"/>
+        </w:rPr>
+        <w:t xml:space="preserve"> run basic-check assess  </w:t>
+      </w:r>
+      <w:r>
+        <w:rPr>
+          <w:rStyle w:val="AttributeTok"/>
+        </w:rPr>
+        <w:t xml:space="preserve">--only</w:t>
+      </w:r>
+      <w:r>
+        <w:rPr>
+          <w:rStyle w:val="NormalTok"/>
+        </w:rPr>
+        <w:t xml:space="preserve"> eosc-example </w:t>
+      </w:r>
+      <w:r>
+        <w:rPr>
+          <w:rStyle w:val="AttributeTok"/>
+        </w:rPr>
+        <w:t xml:space="preserve">--results</w:t>
+      </w:r>
+      <w:r>
+        <w:rPr>
+          <w:rStyle w:val="NormalTok"/>
+        </w:rPr>
+        <w:t xml:space="preserve"> /tmp/trial</w:t>
+      </w:r>
+      <w:r>
+        <w:br/>
+      </w:r>
+      <w:r>
+        <w:rPr>
+          <w:rStyle w:val="ExtensionTok"/>
+        </w:rPr>
+        <w:t xml:space="preserve">uv</w:t>
+      </w:r>
+      <w:r>
+        <w:rPr>
+          <w:rStyle w:val="NormalTok"/>
+        </w:rPr>
+        <w:t xml:space="preserve"> run basic-check show eosc-example </w:t>
+      </w:r>
+      <w:r>
+        <w:rPr>
+          <w:rStyle w:val="AttributeTok"/>
+        </w:rPr>
+        <w:t xml:space="preserve">--results</w:t>
+      </w:r>
+      <w:r>
+        <w:rPr>
+          <w:rStyle w:val="NormalTok"/>
+        </w:rPr>
+        <w:t xml:space="preserve"> /tmp/trial</w:t>
+      </w:r>
+    </w:p>
+    <w:p>
+      <w:pPr>
+        <w:pStyle w:val="FirstParagraph"/>
+      </w:pPr>
+      <w:r>
+        <w:t xml:space="preserve">Open</w:t>
+      </w:r>
+      <w:r>
+        <w:t xml:space="preserve"> </w:t>
+      </w:r>
+      <w:r>
+        <w:rPr>
+          <w:rStyle w:val="VerbatimChar"/>
+        </w:rPr>
+        <w:t xml:space="preserve">/tmp/trial/index.html</w:t>
+      </w:r>
+      <w:r>
+        <w:t xml:space="preserve"> </w:t>
+      </w:r>
+      <w:r>
+        <w:t xml:space="preserve">or</w:t>
+      </w:r>
+      <w:r>
+        <w:t xml:space="preserve"> </w:t>
+      </w:r>
+      <w:r>
+        <w:rPr>
+          <w:rStyle w:val="VerbatimChar"/>
+        </w:rPr>
+        <w:t xml:space="preserve">/tmp/trial/results.md</w:t>
+      </w:r>
+      <w:r>
+        <w:t xml:space="preserve"> </w:t>
+      </w:r>
+      <w:r>
+        <w:t xml:space="preserve">and read the new row.</w:t>
+      </w:r>
+      <w:r>
+        <w:t xml:space="preserve"> </w:t>
+      </w:r>
+      <w:r>
+        <w:t xml:space="preserve">If the page returned</w:t>
+      </w:r>
+      <w:r>
+        <w:t xml:space="preserve"> </w:t>
+      </w:r>
+      <w:r>
+        <w:rPr>
+          <w:rStyle w:val="VerbatimChar"/>
+        </w:rPr>
+        <w:t xml:space="preserve">ERROR</w:t>
+      </w:r>
+      <w:r>
+        <w:t xml:space="preserve"> </w:t>
+      </w:r>
+      <w:r>
+        <w:t xml:space="preserve">(robots.txt, a 403, a DNS failure), stop there. An</w:t>
+      </w:r>
+      <w:r>
+        <w:t xml:space="preserve"> </w:t>
+      </w:r>
+      <w:r>
+        <w:rPr>
+          <w:rStyle w:val="VerbatimChar"/>
+        </w:rPr>
+        <w:t xml:space="preserve">ERROR</w:t>
+      </w:r>
+      <w:r>
+        <w:t xml:space="preserve"> </w:t>
+      </w:r>
+      <w:r>
+        <w:t xml:space="preserve">row is not a result worth publishing.</w:t>
+      </w:r>
+    </w:p>
+    <w:p>
+      <w:pPr>
+        <w:pStyle w:val="BodyText"/>
+      </w:pPr>
+      <w:r>
+        <w:rPr>
+          <w:b/>
+          <w:bCs/>
+        </w:rPr>
+        <w:t xml:space="preserve">Step 4: put the node into the published run.</w:t>
+      </w:r>
+      <w:r>
+        <w:t xml:space="preserve"> </w:t>
+      </w:r>
+      <w:r>
+        <w:t xml:space="preserve">There are two ways.</w:t>
+      </w:r>
+    </w:p>
+    <w:p>
+      <w:pPr>
+        <w:pStyle w:val="BodyText"/>
+      </w:pPr>
+      <w:r>
+        <w:rPr>
+          <w:i/>
+          <w:iCs/>
+        </w:rPr>
+        <w:t xml:space="preserve">A — add the one node to the current run (one site contacted, and already</w:t>
+      </w:r>
+      <w:r>
+        <w:rPr>
+          <w:i/>
+          <w:iCs/>
+        </w:rPr>
+        <w:t xml:space="preserve"> </w:t>
+      </w:r>
+      <w:r>
+        <w:rPr>
+          <w:i/>
+          <w:iCs/>
+        </w:rPr>
+        <w:t xml:space="preserve">done).</w:t>
+      </w:r>
+      <w:r>
+        <w:t xml:space="preserve"> </w:t>
+      </w:r>
+      <w:r>
+        <w:t xml:space="preserve">Reuse the evidence from step 3 rather than fetching the page again:</w:t>
+      </w:r>
+    </w:p>
+    <w:p>
+      <w:pPr>
+        <w:pStyle w:val="SourceCode"/>
+      </w:pPr>
+      <w:r>
+        <w:rPr>
+          <w:rStyle w:val="FunctionTok"/>
+        </w:rPr>
+        <w:t xml:space="preserve">cp</w:t>
+      </w:r>
+      <w:r>
+        <w:rPr>
+          <w:rStyle w:val="NormalTok"/>
+        </w:rPr>
+        <w:t xml:space="preserve"> /tmp/trial/evidence/eosc-example.json results/evidence/</w:t>
+      </w:r>
+      <w:r>
+        <w:br/>
+      </w:r>
+      <w:r>
+        <w:rPr>
+          <w:rStyle w:val="FunctionTok"/>
+        </w:rPr>
+        <w:t xml:space="preserve">cp</w:t>
+      </w:r>
+      <w:r>
+        <w:rPr>
+          <w:rStyle w:val="NormalTok"/>
+        </w:rPr>
+        <w:t xml:space="preserve"> /tmp/trial/evidence/screenshots/eosc-example.png results/evidence/screenshots/</w:t>
+      </w:r>
+      <w:r>
+        <w:br/>
+      </w:r>
+      <w:r>
+        <w:rPr>
+          <w:rStyle w:val="ExtensionTok"/>
+        </w:rPr>
+        <w:t xml:space="preserve">uv</w:t>
+      </w:r>
+      <w:r>
+        <w:rPr>
+          <w:rStyle w:val="NormalTok"/>
+        </w:rPr>
+        <w:t xml:space="preserve"> run basic-check assess </w:t>
+      </w:r>
+      <w:r>
+        <w:rPr>
+          <w:rStyle w:val="AttributeTok"/>
+        </w:rPr>
+        <w:t xml:space="preserve">--only</w:t>
+      </w:r>
+      <w:r>
+        <w:rPr>
+          <w:rStyle w:val="NormalTok"/>
+        </w:rPr>
+        <w:t xml:space="preserve"> eosc-example </w:t>
+      </w:r>
+      <w:r>
+        <w:rPr>
+          <w:rStyle w:val="AttributeTok"/>
+        </w:rPr>
+        <w:t xml:space="preserve">--skip</w:t>
+      </w:r>
+      <w:r>
+        <w:rPr>
+          <w:rStyle w:val="NormalTok"/>
+        </w:rPr>
+        <w:t xml:space="preserve"> Italy </w:t>
+      </w:r>
+      <w:r>
+        <w:rPr>
+          <w:rStyle w:val="DataTypeTok"/>
+        </w:rPr>
+        <w:t xml:space="preserve">\</w:t>
+      </w:r>
+      <w:r>
+        <w:br/>
+      </w:r>
+      <w:r>
+        <w:rPr>
+          <w:rStyle w:val="NormalTok"/>
+        </w:rPr>
+        <w:t xml:space="preserve">    </w:t>
+      </w:r>
+      <w:r>
+        <w:rPr>
+          <w:rStyle w:val="AttributeTok"/>
+        </w:rPr>
+        <w:t xml:space="preserve">--run</w:t>
+      </w:r>
+      <w:r>
+        <w:rPr>
+          <w:rStyle w:val="NormalTok"/>
+        </w:rPr>
+        <w:t xml:space="preserve"> live-2026-10-01-plus-eosc-example</w:t>
+      </w:r>
+    </w:p>
+    <w:p>
+      <w:pPr>
+        <w:pStyle w:val="FirstParagraph"/>
+      </w:pPr>
+      <w:r>
+        <w:t xml:space="preserve">The report covers every node. A</w:t>
+      </w:r>
+      <w:r>
+        <w:t xml:space="preserve"> </w:t>
+      </w:r>
+      <w:r>
+        <w:rPr>
+          <w:b/>
+          <w:bCs/>
+        </w:rPr>
+        <w:t xml:space="preserve">Mixed freshness</w:t>
+      </w:r>
+      <w:r>
+        <w:t xml:space="preserve"> </w:t>
+      </w:r>
+      <w:r>
+        <w:t xml:space="preserve">banner says that only</w:t>
+      </w:r>
+      <w:r>
+        <w:t xml:space="preserve"> </w:t>
+      </w:r>
+      <w:r>
+        <w:rPr>
+          <w:rStyle w:val="VerbatimChar"/>
+        </w:rPr>
+        <w:t xml:space="preserve">eosc-example</w:t>
+      </w:r>
+      <w:r>
+        <w:t xml:space="preserve"> </w:t>
+      </w:r>
+      <w:r>
+        <w:t xml:space="preserve">is new and that the other rows are reused from the earlier</w:t>
+      </w:r>
+      <w:r>
+        <w:t xml:space="preserve"> </w:t>
+      </w:r>
+      <w:r>
+        <w:t xml:space="preserve">capture, with its date.</w:t>
+      </w:r>
+      <w:r>
+        <w:t xml:space="preserve"> </w:t>
+      </w:r>
+      <w:r>
+        <w:rPr>
+          <w:rStyle w:val="VerbatimChar"/>
+        </w:rPr>
+        <w:t xml:space="preserve">--skip Italy</w:t>
+      </w:r>
+      <w:r>
+        <w:t xml:space="preserve"> </w:t>
+      </w:r>
+      <w:r>
+        <w:t xml:space="preserve">keeps the same scope as the published</w:t>
+      </w:r>
+      <w:r>
+        <w:t xml:space="preserve"> </w:t>
+      </w:r>
+      <w:r>
+        <w:t xml:space="preserve">run; drop it once Italy's page can be collected.</w:t>
+      </w:r>
+    </w:p>
+    <w:p>
+      <w:pPr>
+        <w:pStyle w:val="BodyText"/>
+      </w:pPr>
+      <w:r>
+        <w:rPr>
+          <w:i/>
+          <w:iCs/>
+        </w:rPr>
+        <w:t xml:space="preserve">B — a complete new run (every node contacted once).</w:t>
+      </w:r>
+      <w:r>
+        <w:t xml:space="preserve"> </w:t>
+      </w:r>
+      <w:r>
+        <w:t xml:space="preserve">Use this when the</w:t>
+      </w:r>
+      <w:r>
+        <w:t xml:space="preserve"> </w:t>
+      </w:r>
+      <w:r>
+        <w:t xml:space="preserve">existing evidence is old enough that a single timestamp is worth more than</w:t>
+      </w:r>
+      <w:r>
+        <w:t xml:space="preserve"> </w:t>
+      </w:r>
+      <w:r>
+        <w:t xml:space="preserve">leaving the other sites alone:</w:t>
+      </w:r>
+    </w:p>
+    <w:p>
+      <w:pPr>
+        <w:pStyle w:val="SourceCode"/>
+      </w:pPr>
+      <w:r>
+        <w:rPr>
+          <w:rStyle w:val="ExtensionTok"/>
+        </w:rPr>
+        <w:t xml:space="preserve">uv</w:t>
+      </w:r>
+      <w:r>
+        <w:rPr>
+          <w:rStyle w:val="NormalTok"/>
+        </w:rPr>
+        <w:t xml:space="preserve"> run basic-check run </w:t>
+      </w:r>
+      <w:r>
+        <w:rPr>
+          <w:rStyle w:val="AttributeTok"/>
+        </w:rPr>
+        <w:t xml:space="preserve">--skip</w:t>
+      </w:r>
+      <w:r>
+        <w:rPr>
+          <w:rStyle w:val="NormalTok"/>
+        </w:rPr>
+        <w:t xml:space="preserve"> Italy </w:t>
+      </w:r>
+      <w:r>
+        <w:rPr>
+          <w:rStyle w:val="AttributeTok"/>
+        </w:rPr>
+        <w:t xml:space="preserve">--results</w:t>
+      </w:r>
+      <w:r>
+        <w:rPr>
+          <w:rStyle w:val="NormalTok"/>
+        </w:rPr>
+        <w:t xml:space="preserve"> /tmp/new-run </w:t>
+      </w:r>
+      <w:r>
+        <w:rPr>
+          <w:rStyle w:val="AttributeTok"/>
+        </w:rPr>
+        <w:t xml:space="preserve">--run</w:t>
+      </w:r>
+      <w:r>
+        <w:rPr>
+          <w:rStyle w:val="NormalTok"/>
+        </w:rPr>
+        <w:t xml:space="preserve"> live-2026-10-01</w:t>
+      </w:r>
+      <w:r>
+        <w:br/>
+      </w:r>
+      <w:r>
+        <w:rPr>
+          <w:rStyle w:val="CommentTok"/>
+        </w:rPr>
+        <w:t xml:space="preserve"># review /tmp/new-run/results.md and index.html, then:</w:t>
+      </w:r>
+      <w:r>
+        <w:br/>
+      </w:r>
+      <w:r>
+        <w:rPr>
+          <w:rStyle w:val="FunctionTok"/>
+        </w:rPr>
+        <w:t xml:space="preserve">rm</w:t>
+      </w:r>
+      <w:r>
+        <w:rPr>
+          <w:rStyle w:val="NormalTok"/>
+        </w:rPr>
+        <w:t xml:space="preserve"> </w:t>
+      </w:r>
+      <w:r>
+        <w:rPr>
+          <w:rStyle w:val="AttributeTok"/>
+        </w:rPr>
+        <w:t xml:space="preserve">-rf</w:t>
+      </w:r>
+      <w:r>
+        <w:rPr>
+          <w:rStyle w:val="NormalTok"/>
+        </w:rPr>
+        <w:t xml:space="preserve"> results/evidence</w:t>
+      </w:r>
+      <w:r>
+        <w:br/>
+      </w:r>
+      <w:r>
+        <w:rPr>
+          <w:rStyle w:val="FunctionTok"/>
+        </w:rPr>
+        <w:t xml:space="preserve">cp</w:t>
+      </w:r>
+      <w:r>
+        <w:rPr>
+          <w:rStyle w:val="NormalTok"/>
+        </w:rPr>
+        <w:t xml:space="preserve"> </w:t>
+      </w:r>
+      <w:r>
+        <w:rPr>
+          <w:rStyle w:val="AttributeTok"/>
+        </w:rPr>
+        <w:t xml:space="preserve">-r</w:t>
+      </w:r>
+      <w:r>
+        <w:rPr>
+          <w:rStyle w:val="NormalTok"/>
+        </w:rPr>
+        <w:t xml:space="preserve"> /tmp/new-run/evidence results/evidence</w:t>
+      </w:r>
+      <w:r>
+        <w:br/>
+      </w:r>
+      <w:r>
+        <w:rPr>
+          <w:rStyle w:val="ExtensionTok"/>
+        </w:rPr>
+        <w:t xml:space="preserve">uv</w:t>
+      </w:r>
+      <w:r>
+        <w:rPr>
+          <w:rStyle w:val="NormalTok"/>
+        </w:rPr>
+        <w:t xml:space="preserve"> run basic-check assess </w:t>
+      </w:r>
+      <w:r>
+        <w:rPr>
+          <w:rStyle w:val="AttributeTok"/>
+        </w:rPr>
+        <w:t xml:space="preserve">--skip</w:t>
+      </w:r>
+      <w:r>
+        <w:rPr>
+          <w:rStyle w:val="NormalTok"/>
+        </w:rPr>
+        <w:t xml:space="preserve"> Italy </w:t>
+      </w:r>
+      <w:r>
+        <w:rPr>
+          <w:rStyle w:val="AttributeTok"/>
+        </w:rPr>
+        <w:t xml:space="preserve">--run</w:t>
+      </w:r>
+      <w:r>
+        <w:rPr>
+          <w:rStyle w:val="NormalTok"/>
+        </w:rPr>
+        <w:t xml:space="preserve"> live-2026-10-01</w:t>
+      </w:r>
+    </w:p>
+    <w:p>
+      <w:pPr>
+        <w:pStyle w:val="FirstParagraph"/>
+      </w:pPr>
+      <w:r>
+        <w:t xml:space="preserve">The last command re-renders the reports in</w:t>
+      </w:r>
+      <w:r>
+        <w:t xml:space="preserve"> </w:t>
+      </w:r>
+      <w:r>
+        <w:rPr>
+          <w:rStyle w:val="VerbatimChar"/>
+        </w:rPr>
+        <w:t xml:space="preserve">results/</w:t>
+      </w:r>
+      <w:r>
+        <w:t xml:space="preserve"> </w:t>
+      </w:r>
+      <w:r>
+        <w:t xml:space="preserve">from the evidence you</w:t>
+      </w:r>
+      <w:r>
+        <w:t xml:space="preserve"> </w:t>
+      </w:r>
+      <w:r>
+        <w:t xml:space="preserve">reviewed. It makes no requests.</w:t>
+      </w:r>
+    </w:p>
+    <w:p>
+      <w:pPr>
+        <w:pStyle w:val="BodyText"/>
+      </w:pPr>
+      <w:r>
+        <w:t xml:space="preserve">Either way,</w:t>
+      </w:r>
+      <w:r>
+        <w:t xml:space="preserve"> </w:t>
+      </w:r>
+      <w:r>
+        <w:rPr>
+          <w:rStyle w:val="VerbatimChar"/>
+        </w:rPr>
+        <w:t xml:space="preserve">assess</w:t>
+      </w:r>
+      <w:r>
+        <w:t xml:space="preserve"> </w:t>
+      </w:r>
+      <w:r>
+        <w:t xml:space="preserve">must end with</w:t>
+      </w:r>
+      <w:r>
+        <w:t xml:space="preserve"> </w:t>
+      </w:r>
+      <w:r>
+        <w:rPr>
+          <w:b/>
+          <w:bCs/>
+        </w:rPr>
+        <w:t xml:space="preserve">exit code 0</w:t>
+      </w:r>
+      <w:r>
+        <w:t xml:space="preserve">. Exit 2 means a configured</w:t>
+      </w:r>
+      <w:r>
+        <w:t xml:space="preserve"> </w:t>
+      </w:r>
+      <w:r>
+        <w:t xml:space="preserve">node has no evidence, so the table is incomplete.</w:t>
+      </w:r>
+    </w:p>
+    <w:p>
+      <w:pPr>
+        <w:pStyle w:val="BlockText"/>
+      </w:pPr>
+      <w:r>
+        <w:rPr>
+          <w:b/>
+          <w:bCs/>
+        </w:rPr>
+        <w:t xml:space="preserve">If</w:t>
+      </w:r>
+      <w:r>
+        <w:rPr>
+          <w:b/>
+          <w:bCs/>
+        </w:rPr>
+        <w:t xml:space="preserve"> </w:t>
+      </w:r>
+      <w:r>
+        <w:rPr>
+          <w:rStyle w:val="VerbatimChar"/>
+          <w:b/>
+          <w:bCs/>
+        </w:rPr>
+        <w:t xml:space="preserve">assess</w:t>
+      </w:r>
+      <w:r>
+        <w:rPr>
+          <w:b/>
+          <w:bCs/>
+        </w:rPr>
+        <w:t xml:space="preserve"> </w:t>
+      </w:r>
+      <w:r>
+        <w:rPr>
+          <w:b/>
+          <w:bCs/>
+        </w:rPr>
+        <w:t xml:space="preserve">warns "Evidence from a different URL".</w:t>
+      </w:r>
+      <w:r>
+        <w:t xml:space="preserve"> </w:t>
+      </w:r>
+      <w:r>
+        <w:t xml:space="preserve">It means a node's URL</w:t>
+      </w:r>
+      <w:r>
+        <w:t xml:space="preserve"> </w:t>
+      </w:r>
+      <w:r>
+        <w:t xml:space="preserve">in</w:t>
+      </w:r>
+      <w:r>
+        <w:t xml:space="preserve"> </w:t>
+      </w:r>
+      <w:r>
+        <w:rPr>
+          <w:rStyle w:val="VerbatimChar"/>
+        </w:rPr>
+        <w:t xml:space="preserve">nodes.yaml</w:t>
+      </w:r>
+      <w:r>
+        <w:t xml:space="preserve"> </w:t>
+      </w:r>
+      <w:r>
+        <w:t xml:space="preserve">is not the page its evidence was collected from. That is the</w:t>
+      </w:r>
+      <w:r>
+        <w:t xml:space="preserve"> </w:t>
+      </w:r>
+      <w:r>
+        <w:t xml:space="preserve">case for BBMRI-ERIC as of 25 September 2026:</w:t>
+      </w:r>
+      <w:r>
+        <w:t xml:space="preserve"> </w:t>
+      </w:r>
+      <w:r>
+        <w:rPr>
+          <w:rStyle w:val="VerbatimChar"/>
+        </w:rPr>
+        <w:t xml:space="preserve">nodes.yaml</w:t>
+      </w:r>
+      <w:r>
+        <w:t xml:space="preserve"> </w:t>
+      </w:r>
+      <w:r>
+        <w:t xml:space="preserve">has the</w:t>
+      </w:r>
+      <w:r>
+        <w:t xml:space="preserve"> </w:t>
+      </w:r>
+      <w:r>
+        <w:rPr>
+          <w:rStyle w:val="VerbatimChar"/>
+        </w:rPr>
+        <w:t xml:space="preserve">dev3.</w:t>
+      </w:r>
+      <w:r>
+        <w:t xml:space="preserve"> </w:t>
+      </w:r>
+      <w:r>
+        <w:t xml:space="preserve">address, but the published evidence is from the old one. The warning also</w:t>
+      </w:r>
+      <w:r>
+        <w:t xml:space="preserve"> </w:t>
+      </w:r>
+      <w:r>
+        <w:t xml:space="preserve">appears as a banner in both reports. Either collect that node again first</w:t>
+      </w:r>
+      <w:r>
+        <w:t xml:space="preserve"> </w:t>
+      </w:r>
+      <w:r>
+        <w:t xml:space="preserve">(example 2), or assess with the node list the evidence was collected with,</w:t>
+      </w:r>
+      <w:r>
+        <w:t xml:space="preserve"> </w:t>
+      </w:r>
+      <w:r>
+        <w:t xml:space="preserve">plus the new entry:</w:t>
+      </w:r>
+    </w:p>
+    <w:p>
+      <w:pPr>
+        <w:pStyle w:val="SourceCode"/>
+      </w:pPr>
+      <w:r>
+        <w:rPr>
+          <w:rStyle w:val="FunctionTok"/>
+        </w:rPr>
+        <w:t xml:space="preserve">git</w:t>
+      </w:r>
+      <w:r>
+        <w:rPr>
+          <w:rStyle w:val="NormalTok"/>
+        </w:rPr>
+        <w:t xml:space="preserve"> show 53081f6:nodes.yaml </w:t>
+      </w:r>
+      <w:r>
+        <w:rPr>
+          <w:rStyle w:val="OperatorTok"/>
+        </w:rPr>
+        <w:t xml:space="preserve">&gt;</w:t>
+      </w:r>
+      <w:r>
+        <w:rPr>
+          <w:rStyle w:val="NormalTok"/>
+        </w:rPr>
+        <w:t xml:space="preserve"> /tmp/nodes-published.yaml</w:t>
+      </w:r>
+      <w:r>
+        <w:br/>
+      </w:r>
+      <w:r>
+        <w:rPr>
+          <w:rStyle w:val="CommentTok"/>
+        </w:rPr>
+        <w:t xml:space="preserve"># append the eosc-example entry from step 1 to /tmp/nodes-published.yaml</w:t>
+      </w:r>
+      <w:r>
+        <w:br/>
+      </w:r>
+      <w:r>
+        <w:rPr>
+          <w:rStyle w:val="ExtensionTok"/>
+        </w:rPr>
+        <w:t xml:space="preserve">uv</w:t>
+      </w:r>
+      <w:r>
+        <w:rPr>
+          <w:rStyle w:val="NormalTok"/>
+        </w:rPr>
+        <w:t xml:space="preserve"> run basic-check assess </w:t>
+      </w:r>
+      <w:r>
+        <w:rPr>
+          <w:rStyle w:val="AttributeTok"/>
+        </w:rPr>
+        <w:t xml:space="preserve">--nodes</w:t>
+      </w:r>
+      <w:r>
+        <w:rPr>
+          <w:rStyle w:val="NormalTok"/>
+        </w:rPr>
+        <w:t xml:space="preserve"> /tmp/nodes-published.yaml </w:t>
+      </w:r>
+      <w:r>
+        <w:rPr>
+          <w:rStyle w:val="AttributeTok"/>
+        </w:rPr>
+        <w:t xml:space="preserve">--only</w:t>
+      </w:r>
+      <w:r>
+        <w:rPr>
+          <w:rStyle w:val="NormalTok"/>
+        </w:rPr>
+        <w:t xml:space="preserve"> eosc-example </w:t>
+      </w:r>
+      <w:r>
+        <w:rPr>
+          <w:rStyle w:val="DataTypeTok"/>
+        </w:rPr>
+        <w:t xml:space="preserve">\</w:t>
+      </w:r>
+      <w:r>
+        <w:br/>
+      </w:r>
+      <w:r>
+        <w:rPr>
+          <w:rStyle w:val="NormalTok"/>
+        </w:rPr>
+        <w:t xml:space="preserve">    </w:t>
+      </w:r>
+      <w:r>
+        <w:rPr>
+          <w:rStyle w:val="AttributeTok"/>
+        </w:rPr>
+        <w:t xml:space="preserve">--skip</w:t>
+      </w:r>
+      <w:r>
+        <w:rPr>
+          <w:rStyle w:val="NormalTok"/>
+        </w:rPr>
+        <w:t xml:space="preserve"> Italy </w:t>
+      </w:r>
+      <w:r>
+        <w:rPr>
+          <w:rStyle w:val="AttributeTok"/>
+        </w:rPr>
+        <w:t xml:space="preserve">--run</w:t>
+      </w:r>
+      <w:r>
+        <w:rPr>
+          <w:rStyle w:val="NormalTok"/>
+        </w:rPr>
+        <w:t xml:space="preserve"> live-2026-10-01-plus-eosc-example</w:t>
+      </w:r>
+    </w:p>
+    <w:p>
+      <w:pPr>
+        <w:pStyle w:val="FirstParagraph"/>
+      </w:pPr>
+      <w:r>
+        <w:rPr>
+          <w:b/>
+          <w:bCs/>
+        </w:rPr>
+        <w:t xml:space="preserve">Step 5: re-run the tests against the new published run.</w:t>
+      </w:r>
+    </w:p>
+    <w:p>
+      <w:pPr>
+        <w:pStyle w:val="SourceCode"/>
+      </w:pPr>
+      <w:r>
+        <w:rPr>
+          <w:rStyle w:val="ExtensionTok"/>
+        </w:rPr>
+        <w:t xml:space="preserve">uv</w:t>
+      </w:r>
+      <w:r>
+        <w:rPr>
+          <w:rStyle w:val="NormalTok"/>
+        </w:rPr>
+        <w:t xml:space="preserve"> run pytest </w:t>
+      </w:r>
+      <w:r>
+        <w:rPr>
+          <w:rStyle w:val="AttributeTok"/>
+        </w:rPr>
+        <w:t xml:space="preserve">-q</w:t>
+      </w:r>
+    </w:p>
+    <w:p>
+      <w:pPr>
+        <w:pStyle w:val="FirstParagraph"/>
+      </w:pPr>
+      <w:r>
+        <w:t xml:space="preserve">Two tests read the committed evidence. Each exists to make a change visible,</w:t>
+      </w:r>
+      <w:r>
+        <w:t xml:space="preserve"> </w:t>
+      </w:r>
+      <w:r>
+        <w:t xml:space="preserve">not to be satisfied mechanically:</w:t>
       </w:r>
     </w:p>
     <w:p>
@@ -15043,14 +17157,3454 @@
         <w:pStyle w:val="Compact"/>
         <w:numPr>
           <w:ilvl w:val="0"/>
-          <w:numId w:val="1005"/>
+          <w:numId w:val="1006"/>
         </w:numPr>
       </w:pPr>
       <w:r>
+        <w:rPr>
+          <w:rStyle w:val="VerbatimChar"/>
+        </w:rPr>
+        <w:t xml:space="preserve">test_privacy.py::test_the_committed_evidence_publishes_no_personal_address_or_phone</w:t>
+      </w:r>
+      <w:r>
+        <w:t xml:space="preserve"> </w:t>
+      </w:r>
+      <w:r>
+        <w:t xml:space="preserve">must pass as it stands. If it fails, personal data is about to be published.</w:t>
+      </w:r>
+      <w:r>
+        <w:t xml:space="preserve"> </w:t>
+      </w:r>
+      <w:r>
+        <w:t xml:space="preserve">Stop and find out why; never change the test to let it through.</w:t>
+      </w:r>
+    </w:p>
+    <w:p>
+      <w:pPr>
+        <w:pStyle w:val="Compact"/>
+        <w:numPr>
+          <w:ilvl w:val="0"/>
+          <w:numId w:val="1006"/>
+        </w:numPr>
+      </w:pPr>
+      <w:r>
+        <w:rPr>
+          <w:rStyle w:val="VerbatimChar"/>
+        </w:rPr>
+        <w:t xml:space="preserve">test_names.py::test_the_official_names_match_the_nodes_that_show_them</w:t>
+      </w:r>
+      <w:r>
+        <w:t xml:space="preserve"> </w:t>
+      </w:r>
+      <w:r>
+        <w:t xml:space="preserve">pins</w:t>
+      </w:r>
+      <w:r>
+        <w:t xml:space="preserve"> </w:t>
+      </w:r>
+      <w:r>
+        <w:t xml:space="preserve">which nodes display their approved name (five, for the 24 September run). If</w:t>
+      </w:r>
+      <w:r>
+        <w:t xml:space="preserve"> </w:t>
+      </w:r>
+      <w:r>
+        <w:t xml:space="preserve">the new page shows its name, add its id to the expected set and update the</w:t>
+      </w:r>
+      <w:r>
+        <w:t xml:space="preserve"> </w:t>
+      </w:r>
+      <w:r>
+        <w:t xml:space="preserve">docstring to say why.</w:t>
+      </w:r>
+    </w:p>
+    <w:p>
+      <w:pPr>
+        <w:pStyle w:val="FirstParagraph"/>
+      </w:pPr>
+      <w:r>
+        <w:rPr>
+          <w:b/>
+          <w:bCs/>
+        </w:rPr>
+        <w:t xml:space="preserve">Step 6: update what quotes the published figures, then commit.</w:t>
+      </w:r>
+      <w:r>
+        <w:t xml:space="preserve"> </w:t>
+      </w:r>
+      <w:r>
+        <w:rPr>
+          <w:rStyle w:val="VerbatimChar"/>
+        </w:rPr>
+        <w:t xml:space="preserve">results/</w:t>
+      </w:r>
+      <w:r>
+        <w:t xml:space="preserve"> </w:t>
+      </w:r>
+      <w:r>
+        <w:t xml:space="preserve">is regenerated, but these are written by hand:</w:t>
+      </w:r>
+    </w:p>
+    <w:p>
+      <w:pPr>
+        <w:pStyle w:val="Compact"/>
+        <w:numPr>
+          <w:ilvl w:val="0"/>
+          <w:numId w:val="1007"/>
+        </w:numPr>
+      </w:pPr>
+      <w:r>
+        <w:t xml:space="preserve">a review document for the new run, like</w:t>
+      </w:r>
+      <w:r>
+        <w:t xml:space="preserve"> </w:t>
+      </w:r>
+      <w:r>
+        <w:rPr>
+          <w:rStyle w:val="VerbatimChar"/>
+        </w:rPr>
+        <w:t xml:space="preserve">results/REVIEW-2026-09-24.md</w:t>
+      </w:r>
+      <w:r>
+        <w:t xml:space="preserve">;</w:t>
+      </w:r>
+    </w:p>
+    <w:p>
+      <w:pPr>
+        <w:pStyle w:val="Compact"/>
+        <w:numPr>
+          <w:ilvl w:val="0"/>
+          <w:numId w:val="1007"/>
+        </w:numPr>
+      </w:pPr>
+      <w:r>
+        <w:t xml:space="preserve">the headline tally in</w:t>
+      </w:r>
+      <w:r>
+        <w:t xml:space="preserve"> </w:t>
+      </w:r>
+      <w:r>
+        <w:rPr>
+          <w:rStyle w:val="VerbatimChar"/>
+        </w:rPr>
+        <w:t xml:space="preserve">README.md</w:t>
+      </w:r>
+      <w:r>
+        <w:t xml:space="preserve"> </w:t>
+      </w:r>
+      <w:r>
+        <w:t xml:space="preserve">("120 cells: 44 PASS · 6 FAIL · 70 review");</w:t>
+      </w:r>
+    </w:p>
+    <w:p>
+      <w:pPr>
+        <w:pStyle w:val="Compact"/>
+        <w:numPr>
+          <w:ilvl w:val="0"/>
+          <w:numId w:val="1007"/>
+        </w:numPr>
+      </w:pPr>
+      <w:r>
+        <w:t xml:space="preserve">"The published figures" in</w:t>
+      </w:r>
+      <w:r>
+        <w:t xml:space="preserve"> </w:t>
+      </w:r>
+      <w:r>
+        <w:rPr>
+          <w:rStyle w:val="VerbatimChar"/>
+        </w:rPr>
+        <w:t xml:space="preserve">docs/TEST-SUITE.md</w:t>
+      </w:r>
+      <w:r>
+        <w:t xml:space="preserve">, and the node list in</w:t>
+      </w:r>
+      <w:r>
+        <w:t xml:space="preserve"> </w:t>
+      </w:r>
+      <w:r>
+        <w:t xml:space="preserve">"The node list — a YAML file" in the same file.</w:t>
+      </w:r>
+    </w:p>
+    <w:p>
+      <w:pPr>
+        <w:pStyle w:val="SourceCode"/>
+      </w:pPr>
+      <w:r>
+        <w:rPr>
+          <w:rStyle w:val="FunctionTok"/>
+        </w:rPr>
+        <w:t xml:space="preserve">git</w:t>
+      </w:r>
+      <w:r>
+        <w:rPr>
+          <w:rStyle w:val="NormalTok"/>
+        </w:rPr>
+        <w:t xml:space="preserve"> status</w:t>
+      </w:r>
+      <w:r>
+        <w:br/>
+      </w:r>
+      <w:r>
+        <w:rPr>
+          <w:rStyle w:val="FunctionTok"/>
+        </w:rPr>
+        <w:t xml:space="preserve">git</w:t>
+      </w:r>
+      <w:r>
+        <w:rPr>
+          <w:rStyle w:val="NormalTok"/>
+        </w:rPr>
+        <w:t xml:space="preserve"> add nodes.yaml checklist/approved-names.txt checklist/approved-names-scoped.txt </w:t>
+      </w:r>
+      <w:r>
+        <w:rPr>
+          <w:rStyle w:val="DataTypeTok"/>
+        </w:rPr>
+        <w:t xml:space="preserve">\</w:t>
+      </w:r>
+      <w:r>
+        <w:br/>
+      </w:r>
+      <w:r>
+        <w:rPr>
+          <w:rStyle w:val="NormalTok"/>
+        </w:rPr>
+        <w:t xml:space="preserve">        results README.md docs tests</w:t>
+      </w:r>
+      <w:r>
+        <w:br/>
+      </w:r>
+      <w:r>
+        <w:rPr>
+          <w:rStyle w:val="FunctionTok"/>
+        </w:rPr>
+        <w:t xml:space="preserve">git</w:t>
+      </w:r>
+      <w:r>
+        <w:rPr>
+          <w:rStyle w:val="NormalTok"/>
+        </w:rPr>
+        <w:t xml:space="preserve"> commit </w:t>
+      </w:r>
+      <w:r>
+        <w:rPr>
+          <w:rStyle w:val="AttributeTok"/>
+        </w:rPr>
+        <w:t xml:space="preserve">-m</w:t>
+      </w:r>
+      <w:r>
+        <w:rPr>
+          <w:rStyle w:val="NormalTok"/>
+        </w:rPr>
+        <w:t xml:space="preserve"> </w:t>
+      </w:r>
+      <w:r>
+        <w:rPr>
+          <w:rStyle w:val="StringTok"/>
+        </w:rPr>
+        <w:t xml:space="preserve">"Add eosc-example; publish run live-2026-10-01-plus-eosc-example"</w:t>
+      </w:r>
+      <w:r>
+        <w:br/>
+      </w:r>
+      <w:r>
+        <w:rPr>
+          <w:rStyle w:val="FunctionTok"/>
+        </w:rPr>
+        <w:t xml:space="preserve">git</w:t>
+      </w:r>
+      <w:r>
+        <w:rPr>
+          <w:rStyle w:val="NormalTok"/>
+        </w:rPr>
+        <w:t xml:space="preserve"> push</w:t>
+      </w:r>
+    </w:p>
+    <w:bookmarkEnd w:id="47"/>
+    <w:bookmarkStart w:id="48" w:name="X5431a82e20a06edfb102374e037ce7ea9ce6896"/>
+    <w:p>
+      <w:pPr>
+        <w:pStyle w:val="Heading3"/>
+      </w:pPr>
+      <w:r>
+        <w:t xml:space="preserve">Example 2 — changing a node's landing page URL</w:t>
+      </w:r>
+    </w:p>
+    <w:p>
+      <w:pPr>
+        <w:pStyle w:val="FirstParagraph"/>
+      </w:pPr>
+      <w:r>
+        <w:t xml:space="preserve">The example is the change actually made on 25 September 2026: BBMRI-ERIC moved</w:t>
+      </w:r>
+      <w:r>
+        <w:t xml:space="preserve"> </w:t>
+      </w:r>
+      <w:r>
+        <w:t xml:space="preserve">from</w:t>
+      </w:r>
+      <w:r>
+        <w:t xml:space="preserve"> </w:t>
+      </w:r>
+      <w:r>
+        <w:rPr>
+          <w:rStyle w:val="VerbatimChar"/>
+        </w:rPr>
+        <w:t xml:space="preserve">https://www.bbmri-eric.eu/eosc-node-bbmri-eric/</w:t>
+      </w:r>
+      <w:r>
+        <w:t xml:space="preserve"> </w:t>
+      </w:r>
+      <w:r>
+        <w:t xml:space="preserve">to</w:t>
+      </w:r>
+      <w:r>
+        <w:t xml:space="preserve"> </w:t>
+      </w:r>
+      <w:r>
+        <w:rPr>
+          <w:rStyle w:val="VerbatimChar"/>
+        </w:rPr>
+        <w:t xml:space="preserve">https://dev3.bbmri-eric.eu/eosc-node-bbmri-eric/</w:t>
+      </w:r>
+      <w:r>
+        <w:t xml:space="preserve">.</w:t>
+      </w:r>
+    </w:p>
+    <w:p>
+      <w:pPr>
+        <w:pStyle w:val="BodyText"/>
+      </w:pPr>
+      <w:r>
+        <w:rPr>
+          <w:b/>
+          <w:bCs/>
+        </w:rPr>
+        <w:t xml:space="preserve">Which files change.</w:t>
+      </w:r>
+      <w:r>
+        <w:t xml:space="preserve"> </w:t>
+      </w:r>
+      <w:r>
+        <w:t xml:space="preserve">One line in one file:</w:t>
+      </w:r>
+      <w:r>
+        <w:t xml:space="preserve"> </w:t>
+      </w:r>
+      <w:r>
+        <w:rPr>
+          <w:rStyle w:val="VerbatimChar"/>
+        </w:rPr>
+        <w:t xml:space="preserve">url</w:t>
+      </w:r>
+      <w:r>
+        <w:t xml:space="preserve"> </w:t>
+      </w:r>
+      <w:r>
+        <w:t xml:space="preserve">for that node in</w:t>
+      </w:r>
+      <w:r>
+        <w:t xml:space="preserve"> </w:t>
+      </w:r>
+      <w:r>
+        <w:rPr>
+          <w:rStyle w:val="VerbatimChar"/>
+        </w:rPr>
+        <w:t xml:space="preserve">nodes.yaml</w:t>
+      </w:r>
+      <w:r>
+        <w:t xml:space="preserve">. Nothing else in the repository stores a node's URL. Add a comment</w:t>
+      </w:r>
+      <w:r>
+        <w:t xml:space="preserve"> </w:t>
+      </w:r>
+      <w:r>
+        <w:t xml:space="preserve">recording the old address and the date, so the published evidence can still be</w:t>
+      </w:r>
+      <w:r>
+        <w:t xml:space="preserve"> </w:t>
+      </w:r>
+      <w:r>
+        <w:t xml:space="preserve">traced:</w:t>
+      </w:r>
+    </w:p>
+    <w:p>
+      <w:pPr>
+        <w:pStyle w:val="SourceCode"/>
+      </w:pPr>
+      <w:r>
+        <w:rPr>
+          <w:rStyle w:val="AttributeTok"/>
+        </w:rPr>
+        <w:t xml:space="preserve">  </w:t>
+      </w:r>
+      <w:r>
+        <w:rPr>
+          <w:rStyle w:val="KeywordTok"/>
+        </w:rPr>
+        <w:t xml:space="preserve">-</w:t>
+      </w:r>
+      <w:r>
+        <w:rPr>
+          <w:rStyle w:val="AttributeTok"/>
+        </w:rPr>
+        <w:t xml:space="preserve"> </w:t>
+      </w:r>
+      <w:r>
+        <w:rPr>
+          <w:rStyle w:val="FunctionTok"/>
+        </w:rPr>
+        <w:t xml:space="preserve">id</w:t>
+      </w:r>
+      <w:r>
+        <w:rPr>
+          <w:rStyle w:val="KeywordTok"/>
+        </w:rPr>
+        <w:t xml:space="preserve">:</w:t>
+      </w:r>
+      <w:r>
+        <w:rPr>
+          <w:rStyle w:val="AttributeTok"/>
+        </w:rPr>
+        <w:t xml:space="preserve"> bbmri-eric</w:t>
+      </w:r>
+      <w:r>
+        <w:br/>
+      </w:r>
+      <w:r>
+        <w:rPr>
+          <w:rStyle w:val="AttributeTok"/>
+        </w:rPr>
+        <w:t xml:space="preserve">    </w:t>
+      </w:r>
+      <w:r>
+        <w:rPr>
+          <w:rStyle w:val="FunctionTok"/>
+        </w:rPr>
+        <w:t xml:space="preserve">name</w:t>
+      </w:r>
+      <w:r>
+        <w:rPr>
+          <w:rStyle w:val="KeywordTok"/>
+        </w:rPr>
+        <w:t xml:space="preserve">:</w:t>
+      </w:r>
+      <w:r>
+        <w:rPr>
+          <w:rStyle w:val="AttributeTok"/>
+        </w:rPr>
+        <w:t xml:space="preserve"> BBMRI-ERIC</w:t>
+      </w:r>
+      <w:r>
+        <w:br/>
+      </w:r>
+      <w:r>
+        <w:rPr>
+          <w:rStyle w:val="CommentTok"/>
+        </w:rPr>
+        <w:t xml:space="preserve">    # URL changed on 25 September 2026, from</w:t>
+      </w:r>
+      <w:r>
+        <w:br/>
+      </w:r>
+      <w:r>
+        <w:rPr>
+          <w:rStyle w:val="CommentTok"/>
+        </w:rPr>
+        <w:t xml:space="preserve">    # https://www.bbmri-eric.eu/eosc-node-bbmri-eric/</w:t>
+      </w:r>
+      <w:r>
+        <w:br/>
+      </w:r>
+      <w:r>
+        <w:rPr>
+          <w:rStyle w:val="AttributeTok"/>
+        </w:rPr>
+        <w:t xml:space="preserve">    </w:t>
+      </w:r>
+      <w:r>
+        <w:rPr>
+          <w:rStyle w:val="FunctionTok"/>
+        </w:rPr>
+        <w:t xml:space="preserve">url</w:t>
+      </w:r>
+      <w:r>
+        <w:rPr>
+          <w:rStyle w:val="KeywordTok"/>
+        </w:rPr>
+        <w:t xml:space="preserve">:</w:t>
+      </w:r>
+      <w:r>
+        <w:rPr>
+          <w:rStyle w:val="AttributeTok"/>
+        </w:rPr>
+        <w:t xml:space="preserve"> https://dev3.bbmri-eric.eu/eosc-node-bbmri-eric/</w:t>
+      </w:r>
+      <w:r>
+        <w:br/>
+      </w:r>
+      <w:r>
+        <w:rPr>
+          <w:rStyle w:val="AttributeTok"/>
+        </w:rPr>
+        <w:t xml:space="preserve">    </w:t>
+      </w:r>
+      <w:r>
+        <w:rPr>
+          <w:rStyle w:val="FunctionTok"/>
+        </w:rPr>
+        <w:t xml:space="preserve">eosc_page</w:t>
+      </w:r>
+      <w:r>
+        <w:rPr>
+          <w:rStyle w:val="KeywordTok"/>
+        </w:rPr>
+        <w:t xml:space="preserve">:</w:t>
+      </w:r>
+      <w:r>
+        <w:rPr>
+          <w:rStyle w:val="AttributeTok"/>
+        </w:rPr>
+        <w:t xml:space="preserve"> https://eosc.eu/building-the-eosc-federation/eosc-node-bbmri-eric/</w:t>
+      </w:r>
+    </w:p>
+    <w:p>
+      <w:pPr>
+        <w:pStyle w:val="FirstParagraph"/>
+      </w:pPr>
+      <w:r>
+        <w:t xml:space="preserve">Change</w:t>
+      </w:r>
+      <w:r>
+        <w:t xml:space="preserve"> </w:t>
+      </w:r>
+      <w:r>
+        <w:rPr>
+          <w:rStyle w:val="VerbatimChar"/>
+        </w:rPr>
+        <w:t xml:space="preserve">eosc_page</w:t>
+      </w:r>
+      <w:r>
+        <w:t xml:space="preserve"> </w:t>
+      </w:r>
+      <w:r>
+        <w:t xml:space="preserve">as well only if the node's own entry on</w:t>
+      </w:r>
+      <w:r>
+        <w:t xml:space="preserve"> </w:t>
+      </w:r>
+      <w:r>
+        <w:rPr>
+          <w:rStyle w:val="VerbatimChar"/>
+        </w:rPr>
+        <w:t xml:space="preserve">eosc.eu</w:t>
+      </w:r>
+      <w:r>
+        <w:t xml:space="preserve"> </w:t>
+      </w:r>
+      <w:r>
+        <w:t xml:space="preserve">moved; a</w:t>
+      </w:r>
+      <w:r>
+        <w:t xml:space="preserve"> </w:t>
+      </w:r>
+      <w:r>
+        <w:t xml:space="preserve">new landing page does not usually mean a new</w:t>
+      </w:r>
+      <w:r>
+        <w:t xml:space="preserve"> </w:t>
+      </w:r>
+      <w:r>
+        <w:rPr>
+          <w:rStyle w:val="VerbatimChar"/>
+        </w:rPr>
+        <w:t xml:space="preserve">eosc.eu</w:t>
+      </w:r>
+      <w:r>
+        <w:t xml:space="preserve"> </w:t>
+      </w:r>
+      <w:r>
+        <w:t xml:space="preserve">entry. The name files</w:t>
+      </w:r>
+      <w:r>
+        <w:t xml:space="preserve"> </w:t>
+      </w:r>
+      <w:r>
+        <w:t xml:space="preserve">change only if the node's approved name changed. Keep the</w:t>
+      </w:r>
+      <w:r>
+        <w:t xml:space="preserve"> </w:t>
+      </w:r>
+      <w:r>
+        <w:rPr>
+          <w:rStyle w:val="VerbatimChar"/>
+        </w:rPr>
+        <w:t xml:space="preserve">id</w:t>
+      </w:r>
+      <w:r>
+        <w:t xml:space="preserve">: it names the</w:t>
+      </w:r>
+      <w:r>
+        <w:t xml:space="preserve"> </w:t>
+      </w:r>
+      <w:r>
+        <w:t xml:space="preserve">evidence file, and changing it would make the node look new.</w:t>
+      </w:r>
+    </w:p>
+    <w:p>
+      <w:pPr>
+        <w:pStyle w:val="BodyText"/>
+      </w:pPr>
+      <w:r>
+        <w:rPr>
+          <w:b/>
+          <w:bCs/>
+        </w:rPr>
+        <w:t xml:space="preserve">Step 1: check the configuration.</w:t>
+      </w:r>
+    </w:p>
+    <w:p>
+      <w:pPr>
+        <w:pStyle w:val="SourceCode"/>
+      </w:pPr>
+      <w:r>
+        <w:rPr>
+          <w:rStyle w:val="ExtensionTok"/>
+        </w:rPr>
+        <w:t xml:space="preserve">uv</w:t>
+      </w:r>
+      <w:r>
+        <w:rPr>
+          <w:rStyle w:val="NormalTok"/>
+        </w:rPr>
+        <w:t xml:space="preserve"> run pytest </w:t>
+      </w:r>
+      <w:r>
+        <w:rPr>
+          <w:rStyle w:val="AttributeTok"/>
+        </w:rPr>
+        <w:t xml:space="preserve">-q</w:t>
+      </w:r>
+    </w:p>
+    <w:p>
+      <w:pPr>
+        <w:pStyle w:val="FirstParagraph"/>
+      </w:pPr>
+      <w:r>
+        <w:rPr>
+          <w:b/>
+          <w:bCs/>
+        </w:rPr>
+        <w:t xml:space="preserve">Step 2: trial run for that node only.</w:t>
+      </w:r>
+      <w:r>
+        <w:t xml:space="preserve"> </w:t>
+      </w:r>
+      <w:r>
+        <w:t xml:space="preserve">This contacts one site.</w:t>
+      </w:r>
+    </w:p>
+    <w:p>
+      <w:pPr>
+        <w:pStyle w:val="SourceCode"/>
+      </w:pPr>
+      <w:r>
+        <w:rPr>
+          <w:rStyle w:val="ExtensionTok"/>
+        </w:rPr>
+        <w:t xml:space="preserve">uv</w:t>
+      </w:r>
+      <w:r>
+        <w:rPr>
+          <w:rStyle w:val="NormalTok"/>
+        </w:rPr>
+        <w:t xml:space="preserve"> run basic-check collect </w:t>
+      </w:r>
+      <w:r>
+        <w:rPr>
+          <w:rStyle w:val="AttributeTok"/>
+        </w:rPr>
+        <w:t xml:space="preserve">--only</w:t>
+      </w:r>
+      <w:r>
+        <w:rPr>
+          <w:rStyle w:val="NormalTok"/>
+        </w:rPr>
+        <w:t xml:space="preserve"> bbmri-eric </w:t>
+      </w:r>
+      <w:r>
+        <w:rPr>
+          <w:rStyle w:val="AttributeTok"/>
+        </w:rPr>
+        <w:t xml:space="preserve">--results</w:t>
+      </w:r>
+      <w:r>
+        <w:rPr>
+          <w:rStyle w:val="NormalTok"/>
+        </w:rPr>
+        <w:t xml:space="preserve"> /tmp/trial</w:t>
+      </w:r>
+      <w:r>
+        <w:br/>
+      </w:r>
+      <w:r>
+        <w:rPr>
+          <w:rStyle w:val="ExtensionTok"/>
+        </w:rPr>
+        <w:t xml:space="preserve">uv</w:t>
+      </w:r>
+      <w:r>
+        <w:rPr>
+          <w:rStyle w:val="NormalTok"/>
+        </w:rPr>
+        <w:t xml:space="preserve"> run basic-check assess  </w:t>
+      </w:r>
+      <w:r>
+        <w:rPr>
+          <w:rStyle w:val="AttributeTok"/>
+        </w:rPr>
+        <w:t xml:space="preserve">--only</w:t>
+      </w:r>
+      <w:r>
+        <w:rPr>
+          <w:rStyle w:val="NormalTok"/>
+        </w:rPr>
+        <w:t xml:space="preserve"> bbmri-eric </w:t>
+      </w:r>
+      <w:r>
+        <w:rPr>
+          <w:rStyle w:val="AttributeTok"/>
+        </w:rPr>
+        <w:t xml:space="preserve">--results</w:t>
+      </w:r>
+      <w:r>
+        <w:rPr>
+          <w:rStyle w:val="NormalTok"/>
+        </w:rPr>
+        <w:t xml:space="preserve"> /tmp/trial</w:t>
+      </w:r>
+      <w:r>
+        <w:br/>
+      </w:r>
+      <w:r>
+        <w:rPr>
+          <w:rStyle w:val="ExtensionTok"/>
+        </w:rPr>
+        <w:t xml:space="preserve">uv</w:t>
+      </w:r>
+      <w:r>
+        <w:rPr>
+          <w:rStyle w:val="NormalTok"/>
+        </w:rPr>
+        <w:t xml:space="preserve"> run basic-check show bbmri-eric </w:t>
+      </w:r>
+      <w:r>
+        <w:rPr>
+          <w:rStyle w:val="AttributeTok"/>
+        </w:rPr>
+        <w:t xml:space="preserve">--results</w:t>
+      </w:r>
+      <w:r>
+        <w:rPr>
+          <w:rStyle w:val="NormalTok"/>
+        </w:rPr>
+        <w:t xml:space="preserve"> /tmp/trial</w:t>
+      </w:r>
+    </w:p>
+    <w:p>
+      <w:pPr>
+        <w:pStyle w:val="FirstParagraph"/>
+      </w:pPr>
+      <w:r>
+        <w:t xml:space="preserve">Check that the page actually loaded before going further. On 25 September the</w:t>
+      </w:r>
+      <w:r>
+        <w:t xml:space="preserve"> </w:t>
+      </w:r>
+      <w:r>
+        <w:rPr>
+          <w:rStyle w:val="VerbatimChar"/>
+        </w:rPr>
+        <w:t xml:space="preserve">dev3.</w:t>
+      </w:r>
+      <w:r>
+        <w:t xml:space="preserve"> </w:t>
+      </w:r>
+      <w:r>
+        <w:t xml:space="preserve">host's</w:t>
+      </w:r>
+      <w:r>
+        <w:t xml:space="preserve"> </w:t>
+      </w:r>
+      <w:r>
+        <w:rPr>
+          <w:rStyle w:val="VerbatimChar"/>
+        </w:rPr>
+        <w:t xml:space="preserve">robots.txt</w:t>
+      </w:r>
+      <w:r>
+        <w:t xml:space="preserve"> </w:t>
+      </w:r>
+      <w:r>
+        <w:t xml:space="preserve">disallowed every path, the tool honoured it, and all</w:t>
+      </w:r>
+      <w:r>
+        <w:t xml:space="preserve"> </w:t>
+      </w:r>
+      <w:r>
+        <w:t xml:space="preserve">ten points were</w:t>
+      </w:r>
+      <w:r>
+        <w:t xml:space="preserve"> </w:t>
+      </w:r>
+      <w:r>
+        <w:rPr>
+          <w:rStyle w:val="VerbatimChar"/>
+        </w:rPr>
+        <w:t xml:space="preserve">ERROR</w:t>
+      </w:r>
+      <w:r>
+        <w:t xml:space="preserve">. A result like that is not worth publishing: ask the</w:t>
+      </w:r>
+      <w:r>
+        <w:t xml:space="preserve"> </w:t>
+      </w:r>
+      <w:r>
+        <w:t xml:space="preserve">node for its public address, or for the checker to be allowed, and stop there.</w:t>
+      </w:r>
+    </w:p>
+    <w:p>
+      <w:pPr>
+        <w:pStyle w:val="BodyText"/>
+      </w:pPr>
+      <w:r>
+        <w:rPr>
+          <w:b/>
+          <w:bCs/>
+        </w:rPr>
+        <w:t xml:space="preserve">Step 3: replace that node's evidence in the published run.</w:t>
+      </w:r>
+      <w:r>
+        <w:t xml:space="preserve"> </w:t>
+      </w:r>
+      <w:r>
+        <w:t xml:space="preserve">Reuse the trial</w:t>
+      </w:r>
+      <w:r>
+        <w:t xml:space="preserve"> </w:t>
+      </w:r>
+      <w:r>
+        <w:t xml:space="preserve">evidence rather than fetching the page again:</w:t>
+      </w:r>
+    </w:p>
+    <w:p>
+      <w:pPr>
+        <w:pStyle w:val="SourceCode"/>
+      </w:pPr>
+      <w:r>
+        <w:rPr>
+          <w:rStyle w:val="FunctionTok"/>
+        </w:rPr>
+        <w:t xml:space="preserve">cp</w:t>
+      </w:r>
+      <w:r>
+        <w:rPr>
+          <w:rStyle w:val="NormalTok"/>
+        </w:rPr>
+        <w:t xml:space="preserve"> /tmp/trial/evidence/bbmri-eric.json results/evidence/</w:t>
+      </w:r>
+      <w:r>
+        <w:br/>
+      </w:r>
+      <w:r>
+        <w:rPr>
+          <w:rStyle w:val="FunctionTok"/>
+        </w:rPr>
+        <w:t xml:space="preserve">cp</w:t>
+      </w:r>
+      <w:r>
+        <w:rPr>
+          <w:rStyle w:val="NormalTok"/>
+        </w:rPr>
+        <w:t xml:space="preserve"> /tmp/trial/evidence/screenshots/bbmri-eric.png results/evidence/screenshots/</w:t>
+      </w:r>
+      <w:r>
+        <w:br/>
+      </w:r>
+      <w:r>
+        <w:rPr>
+          <w:rStyle w:val="ExtensionTok"/>
+        </w:rPr>
+        <w:t xml:space="preserve">uv</w:t>
+      </w:r>
+      <w:r>
+        <w:rPr>
+          <w:rStyle w:val="NormalTok"/>
+        </w:rPr>
+        <w:t xml:space="preserve"> run basic-check assess </w:t>
+      </w:r>
+      <w:r>
+        <w:rPr>
+          <w:rStyle w:val="AttributeTok"/>
+        </w:rPr>
+        <w:t xml:space="preserve">--only</w:t>
+      </w:r>
+      <w:r>
+        <w:rPr>
+          <w:rStyle w:val="NormalTok"/>
+        </w:rPr>
+        <w:t xml:space="preserve"> bbmri-eric </w:t>
+      </w:r>
+      <w:r>
+        <w:rPr>
+          <w:rStyle w:val="AttributeTok"/>
+        </w:rPr>
+        <w:t xml:space="preserve">--skip</w:t>
+      </w:r>
+      <w:r>
+        <w:rPr>
+          <w:rStyle w:val="NormalTok"/>
+        </w:rPr>
+        <w:t xml:space="preserve"> Italy </w:t>
+      </w:r>
+      <w:r>
+        <w:rPr>
+          <w:rStyle w:val="DataTypeTok"/>
+        </w:rPr>
+        <w:t xml:space="preserve">\</w:t>
+      </w:r>
+      <w:r>
+        <w:br/>
+      </w:r>
+      <w:r>
+        <w:rPr>
+          <w:rStyle w:val="NormalTok"/>
+        </w:rPr>
+        <w:t xml:space="preserve">    </w:t>
+      </w:r>
+      <w:r>
+        <w:rPr>
+          <w:rStyle w:val="AttributeTok"/>
+        </w:rPr>
+        <w:t xml:space="preserve">--run</w:t>
+      </w:r>
+      <w:r>
+        <w:rPr>
+          <w:rStyle w:val="NormalTok"/>
+        </w:rPr>
+        <w:t xml:space="preserve"> live-2026-10-01-new-bbmri-url</w:t>
+      </w:r>
+    </w:p>
+    <w:p>
+      <w:pPr>
+        <w:pStyle w:val="FirstParagraph"/>
+      </w:pPr>
+      <w:r>
+        <w:t xml:space="preserve">If the new capture has no screenshot, because the page could not be rendered,</w:t>
+      </w:r>
+      <w:r>
+        <w:t xml:space="preserve"> </w:t>
+      </w:r>
+      <w:r>
+        <w:t xml:space="preserve">delete</w:t>
+      </w:r>
+      <w:r>
+        <w:t xml:space="preserve"> </w:t>
+      </w:r>
+      <w:r>
+        <w:rPr>
+          <w:rStyle w:val="VerbatimChar"/>
+        </w:rPr>
+        <w:t xml:space="preserve">results/evidence/screenshots/bbmri-eric.png</w:t>
+      </w:r>
+      <w:r>
+        <w:t xml:space="preserve"> </w:t>
+      </w:r>
+      <w:r>
+        <w:t xml:space="preserve">rather than keep the old</w:t>
+      </w:r>
+      <w:r>
+        <w:t xml:space="preserve"> </w:t>
+      </w:r>
+      <w:r>
+        <w:t xml:space="preserve">page's image. The report covers every node, with a</w:t>
+      </w:r>
+      <w:r>
+        <w:t xml:space="preserve"> </w:t>
+      </w:r>
+      <w:r>
+        <w:rPr>
+          <w:b/>
+          <w:bCs/>
+        </w:rPr>
+        <w:t xml:space="preserve">Mixed freshness</w:t>
+      </w:r>
+      <w:r>
+        <w:t xml:space="preserve"> </w:t>
+      </w:r>
+      <w:r>
+        <w:t xml:space="preserve">banner</w:t>
+      </w:r>
+      <w:r>
+        <w:t xml:space="preserve"> </w:t>
+      </w:r>
+      <w:r>
+        <w:t xml:space="preserve">naming</w:t>
+      </w:r>
+      <w:r>
+        <w:t xml:space="preserve"> </w:t>
+      </w:r>
+      <w:r>
+        <w:rPr>
+          <w:rStyle w:val="VerbatimChar"/>
+        </w:rPr>
+        <w:t xml:space="preserve">bbmri-eric</w:t>
+      </w:r>
+      <w:r>
+        <w:t xml:space="preserve"> </w:t>
+      </w:r>
+      <w:r>
+        <w:t xml:space="preserve">as the only row fetched again. For a completely fresh table</w:t>
+      </w:r>
+      <w:r>
+        <w:t xml:space="preserve"> </w:t>
+      </w:r>
+      <w:r>
+        <w:t xml:space="preserve">instead, follow path B of example 1 step 4.</w:t>
+      </w:r>
+    </w:p>
+    <w:p>
+      <w:pPr>
+        <w:pStyle w:val="BodyText"/>
+      </w:pPr>
+      <w:r>
+        <w:rPr>
+          <w:b/>
+          <w:bCs/>
+        </w:rPr>
+        <w:t xml:space="preserve">Why the order matters.</w:t>
+      </w:r>
+      <w:r>
+        <w:t xml:space="preserve"> </w:t>
+      </w:r>
+      <w:r>
+        <w:rPr>
+          <w:rStyle w:val="VerbatimChar"/>
+        </w:rPr>
+        <w:t xml:space="preserve">assess</w:t>
+      </w:r>
+      <w:r>
+        <w:t xml:space="preserve"> </w:t>
+      </w:r>
+      <w:r>
+        <w:t xml:space="preserve">labels each row with the URL in</w:t>
+      </w:r>
+      <w:r>
+        <w:t xml:space="preserve"> </w:t>
+      </w:r>
+      <w:r>
+        <w:rPr>
+          <w:rStyle w:val="VerbatimChar"/>
+        </w:rPr>
+        <w:t xml:space="preserve">nodes.yaml</w:t>
+      </w:r>
+      <w:r>
+        <w:t xml:space="preserve">, but takes the verdicts from the evidence on disk. Between step 1</w:t>
+      </w:r>
+      <w:r>
+        <w:t xml:space="preserve"> </w:t>
+      </w:r>
+      <w:r>
+        <w:t xml:space="preserve">and step 3, the two describe different pages.</w:t>
+      </w:r>
+      <w:r>
+        <w:t xml:space="preserve"> </w:t>
+      </w:r>
+      <w:r>
+        <w:rPr>
+          <w:rStyle w:val="VerbatimChar"/>
+        </w:rPr>
+        <w:t xml:space="preserve">assess</w:t>
+      </w:r>
+      <w:r>
+        <w:t xml:space="preserve"> </w:t>
+      </w:r>
+      <w:r>
+        <w:t xml:space="preserve">now detects this. It</w:t>
+      </w:r>
+      <w:r>
+        <w:t xml:space="preserve"> </w:t>
+      </w:r>
+      <w:r>
+        <w:t xml:space="preserve">prints a warning naming the node and both URLs, puts an</w:t>
+      </w:r>
+      <w:r>
+        <w:t xml:space="preserve"> </w:t>
+      </w:r>
+      <w:r>
+        <w:rPr>
+          <w:b/>
+          <w:bCs/>
+        </w:rPr>
+        <w:t xml:space="preserve">Evidence from a</w:t>
+      </w:r>
+      <w:r>
+        <w:rPr>
+          <w:b/>
+          <w:bCs/>
+        </w:rPr>
+        <w:t xml:space="preserve"> </w:t>
+      </w:r>
+      <w:r>
+        <w:rPr>
+          <w:b/>
+          <w:bCs/>
+        </w:rPr>
+        <w:t xml:space="preserve">different URL</w:t>
+      </w:r>
+      <w:r>
+        <w:t xml:space="preserve"> </w:t>
+      </w:r>
+      <w:r>
+        <w:t xml:space="preserve">banner in</w:t>
+      </w:r>
+      <w:r>
+        <w:t xml:space="preserve"> </w:t>
+      </w:r>
+      <w:r>
+        <w:rPr>
+          <w:rStyle w:val="VerbatimChar"/>
+        </w:rPr>
+        <w:t xml:space="preserve">results.md</w:t>
+      </w:r>
+      <w:r>
+        <w:t xml:space="preserve"> </w:t>
+      </w:r>
+      <w:r>
+        <w:t xml:space="preserve">and</w:t>
+      </w:r>
+      <w:r>
+        <w:t xml:space="preserve"> </w:t>
+      </w:r>
+      <w:r>
+        <w:rPr>
+          <w:rStyle w:val="VerbatimChar"/>
+        </w:rPr>
+        <w:t xml:space="preserve">index.html</w:t>
+      </w:r>
+      <w:r>
+        <w:t xml:space="preserve">, and records the pair</w:t>
+      </w:r>
+      <w:r>
+        <w:t xml:space="preserve"> </w:t>
+      </w:r>
+      <w:r>
+        <w:t xml:space="preserve">under</w:t>
+      </w:r>
+      <w:r>
+        <w:t xml:space="preserve"> </w:t>
+      </w:r>
+      <w:r>
+        <w:rPr>
+          <w:rStyle w:val="VerbatimChar"/>
+        </w:rPr>
+        <w:t xml:space="preserve">url_mismatch</w:t>
+      </w:r>
+      <w:r>
+        <w:t xml:space="preserve"> </w:t>
+      </w:r>
+      <w:r>
+        <w:t xml:space="preserve">in</w:t>
+      </w:r>
+      <w:r>
+        <w:t xml:space="preserve"> </w:t>
+      </w:r>
+      <w:r>
+        <w:rPr>
+          <w:rStyle w:val="VerbatimChar"/>
+        </w:rPr>
+        <w:t xml:space="preserve">results.json</w:t>
+      </w:r>
+      <w:r>
+        <w:t xml:space="preserve">. Step 3 clears it, because the evidence</w:t>
+      </w:r>
+      <w:r>
+        <w:t xml:space="preserve"> </w:t>
+      </w:r>
+      <w:r>
+        <w:t xml:space="preserve">now comes from the configured URL.</w:t>
+      </w:r>
+    </w:p>
+    <w:p>
+      <w:pPr>
+        <w:pStyle w:val="BodyText"/>
+      </w:pPr>
+      <w:r>
+        <w:t xml:space="preserve">To rebuild the old published run instead, without the warning, use the node</w:t>
+      </w:r>
+      <w:r>
+        <w:t xml:space="preserve"> </w:t>
+      </w:r>
+      <w:r>
+        <w:t xml:space="preserve">list it was collected with. This reproduces the committed</w:t>
+      </w:r>
+      <w:r>
+        <w:t xml:space="preserve"> </w:t>
+      </w:r>
+      <w:r>
+        <w:rPr>
+          <w:rStyle w:val="VerbatimChar"/>
+        </w:rPr>
+        <w:t xml:space="preserve">results/</w:t>
+      </w:r>
+      <w:r>
+        <w:t xml:space="preserve"> </w:t>
+      </w:r>
+      <w:r>
+        <w:t xml:space="preserve">exactly,</w:t>
+      </w:r>
+      <w:r>
+        <w:t xml:space="preserve"> </w:t>
+      </w:r>
+      <w:r>
+        <w:t xml:space="preserve">apart from the generation time:</w:t>
+      </w:r>
+    </w:p>
+    <w:p>
+      <w:pPr>
+        <w:pStyle w:val="SourceCode"/>
+      </w:pPr>
+      <w:r>
+        <w:rPr>
+          <w:rStyle w:val="FunctionTok"/>
+        </w:rPr>
+        <w:t xml:space="preserve">git</w:t>
+      </w:r>
+      <w:r>
+        <w:rPr>
+          <w:rStyle w:val="NormalTok"/>
+        </w:rPr>
+        <w:t xml:space="preserve"> show 53081f6:nodes.yaml </w:t>
+      </w:r>
+      <w:r>
+        <w:rPr>
+          <w:rStyle w:val="OperatorTok"/>
+        </w:rPr>
+        <w:t xml:space="preserve">&gt;</w:t>
+      </w:r>
+      <w:r>
+        <w:rPr>
+          <w:rStyle w:val="NormalTok"/>
+        </w:rPr>
+        <w:t xml:space="preserve"> /tmp/nodes-2026-09-24.yaml</w:t>
+      </w:r>
+      <w:r>
+        <w:br/>
+      </w:r>
+      <w:r>
+        <w:rPr>
+          <w:rStyle w:val="ExtensionTok"/>
+        </w:rPr>
+        <w:t xml:space="preserve">uv</w:t>
+      </w:r>
+      <w:r>
+        <w:rPr>
+          <w:rStyle w:val="NormalTok"/>
+        </w:rPr>
+        <w:t xml:space="preserve"> run basic-check assess </w:t>
+      </w:r>
+      <w:r>
+        <w:rPr>
+          <w:rStyle w:val="AttributeTok"/>
+        </w:rPr>
+        <w:t xml:space="preserve">--run</w:t>
+      </w:r>
+      <w:r>
+        <w:rPr>
+          <w:rStyle w:val="NormalTok"/>
+        </w:rPr>
+        <w:t xml:space="preserve"> live-2026-09-24-no-italy </w:t>
+      </w:r>
+      <w:r>
+        <w:rPr>
+          <w:rStyle w:val="AttributeTok"/>
+        </w:rPr>
+        <w:t xml:space="preserve">--skip</w:t>
+      </w:r>
+      <w:r>
+        <w:rPr>
+          <w:rStyle w:val="NormalTok"/>
+        </w:rPr>
+        <w:t xml:space="preserve"> Italy </w:t>
+      </w:r>
+      <w:r>
+        <w:rPr>
+          <w:rStyle w:val="DataTypeTok"/>
+        </w:rPr>
+        <w:t xml:space="preserve">\</w:t>
+      </w:r>
+      <w:r>
+        <w:br/>
+      </w:r>
+      <w:r>
+        <w:rPr>
+          <w:rStyle w:val="NormalTok"/>
+        </w:rPr>
+        <w:t xml:space="preserve">    </w:t>
+      </w:r>
+      <w:r>
+        <w:rPr>
+          <w:rStyle w:val="AttributeTok"/>
+        </w:rPr>
+        <w:t xml:space="preserve">--nodes</w:t>
+      </w:r>
+      <w:r>
+        <w:rPr>
+          <w:rStyle w:val="NormalTok"/>
+        </w:rPr>
+        <w:t xml:space="preserve"> /tmp/nodes-2026-09-24.yaml</w:t>
+      </w:r>
+    </w:p>
+    <w:p>
+      <w:pPr>
+        <w:pStyle w:val="FirstParagraph"/>
+      </w:pPr>
+      <w:r>
+        <w:rPr>
+          <w:b/>
+          <w:bCs/>
+        </w:rPr>
+        <w:t xml:space="preserve">Step 4: tests, review, commit.</w:t>
+      </w:r>
+      <w:r>
+        <w:t xml:space="preserve"> </w:t>
+      </w:r>
+      <w:r>
+        <w:t xml:space="preserve">As in example 1, steps 5 and 6: run</w:t>
+      </w:r>
+      <w:r>
+        <w:t xml:space="preserve"> </w:t>
+      </w:r>
+      <w:r>
+        <w:rPr>
+          <w:rStyle w:val="VerbatimChar"/>
+        </w:rPr>
+        <w:t xml:space="preserve">uv run pytest -q</w:t>
+      </w:r>
+      <w:r>
+        <w:t xml:space="preserve">, check the two tests that read the committed evidence, write</w:t>
+      </w:r>
+      <w:r>
+        <w:t xml:space="preserve"> </w:t>
+      </w:r>
+      <w:r>
+        <w:t xml:space="preserve">the review, update the quoted figures, and commit</w:t>
+      </w:r>
+      <w:r>
+        <w:t xml:space="preserve"> </w:t>
+      </w:r>
+      <w:r>
+        <w:rPr>
+          <w:rStyle w:val="VerbatimChar"/>
+        </w:rPr>
+        <w:t xml:space="preserve">nodes.yaml</w:t>
+      </w:r>
+      <w:r>
+        <w:t xml:space="preserve">,</w:t>
+      </w:r>
+      <w:r>
+        <w:t xml:space="preserve"> </w:t>
+      </w:r>
+      <w:r>
+        <w:rPr>
+          <w:rStyle w:val="VerbatimChar"/>
+        </w:rPr>
+        <w:t xml:space="preserve">results/</w:t>
+      </w:r>
+      <w:r>
+        <w:t xml:space="preserve"> </w:t>
+      </w:r>
+      <w:r>
+        <w:t xml:space="preserve">and</w:t>
+      </w:r>
+      <w:r>
+        <w:t xml:space="preserve"> </w:t>
+      </w:r>
+      <w:r>
+        <w:t xml:space="preserve">the documents together.</w:t>
+      </w:r>
+    </w:p>
+    <w:bookmarkEnd w:id="48"/>
+    <w:bookmarkStart w:id="49" w:name="Xbb3e2d317a0d811066009804bfa0a222a6197de"/>
+    <w:p>
+      <w:pPr>
+        <w:pStyle w:val="Heading3"/>
+      </w:pPr>
+      <w:r>
+        <w:t xml:space="preserve">Example 3 — moving to a new revision of the checklist</w:t>
+      </w:r>
+    </w:p>
+    <w:p>
+      <w:pPr>
+        <w:pStyle w:val="FirstParagraph"/>
+      </w:pPr>
+      <w:r>
+        <w:rPr>
+          <w:b/>
+          <w:bCs/>
+        </w:rPr>
+        <w:t xml:space="preserve">There is no URL to change.</w:t>
+      </w:r>
+      <w:r>
+        <w:t xml:space="preserve"> </w:t>
+      </w:r>
+      <w:r>
+        <w:t xml:space="preserve">The tool never downloads the checklist document.</w:t>
+      </w:r>
+      <w:r>
+        <w:t xml:space="preserve"> </w:t>
+      </w:r>
+      <w:r>
+        <w:t xml:space="preserve">A copy of it is committed in</w:t>
+      </w:r>
+      <w:r>
+        <w:t xml:space="preserve"> </w:t>
+      </w:r>
+      <w:r>
+        <w:rPr>
+          <w:rStyle w:val="VerbatimChar"/>
+        </w:rPr>
+        <w:t xml:space="preserve">checklist/</w:t>
+      </w:r>
+      <w:r>
+        <w:t xml:space="preserve">, and three things connect the tool to</w:t>
+      </w:r>
+      <w:r>
+        <w:t xml:space="preserve"> </w:t>
+      </w:r>
+      <w:r>
+        <w:t xml:space="preserve">it:</w:t>
+      </w:r>
+    </w:p>
+    <w:tbl>
+      <w:tblPr>
+        <w:tblStyle w:val="Table"/>
+        <w:tblW w:type="pct" w:w="5000"/>
+        <w:tblLayout w:type="fixed"/>
+        <w:tblLook w:firstRow="1" w:lastRow="0" w:firstColumn="0" w:lastColumn="0" w:noHBand="0" w:noVBand="0" w:val="0020"/>
+      </w:tblPr>
+      <w:tblGrid>
+        <w:gridCol w:w="3960"/>
+        <w:gridCol w:w="3960"/>
+      </w:tblGrid>
+      <w:tr>
+        <w:trPr>
+          <w:cantSplit/>
+          <w:tblHeader w:val="on"/>
+        </w:trPr>
+        <w:tc>
+          <w:tcPr/>
+          <w:p>
+            <w:pPr>
+              <w:pStyle w:val="Compact"/>
+            </w:pPr>
+            <w:r>
+              <w:t xml:space="preserve">Where</w:t>
+            </w:r>
+          </w:p>
+        </w:tc>
+        <w:tc>
+          <w:tcPr/>
+          <w:p>
+            <w:pPr>
+              <w:pStyle w:val="Compact"/>
+            </w:pPr>
+            <w:r>
+              <w:t xml:space="preserve">What it says</w:t>
+            </w:r>
+          </w:p>
+        </w:tc>
+      </w:tr>
+      <w:tr>
+        <w:trPr>
+          <w:cantSplit/>
+        </w:trPr>
+        <w:tc>
+          <w:tcPr/>
+          <w:p>
+            <w:pPr>
+              <w:pStyle w:val="Compact"/>
+            </w:pPr>
+            <w:r>
+              <w:rPr>
+                <w:rStyle w:val="VerbatimChar"/>
+              </w:rPr>
+              <w:t xml:space="preserve">src/basic_check/cli.py</w:t>
+            </w:r>
+            <w:r>
+              <w:t xml:space="preserve">, the line</w:t>
+            </w:r>
+            <w:r>
+              <w:t xml:space="preserve"> </w:t>
+            </w:r>
+            <w:r>
+              <w:rPr>
+                <w:rStyle w:val="VerbatimChar"/>
+              </w:rPr>
+              <w:t xml:space="preserve">DEFAULT_CHECKLIST = ROOT / "checklist" / "v3.0.yaml"</w:t>
+            </w:r>
+          </w:p>
+        </w:tc>
+        <w:tc>
+          <w:tcPr/>
+          <w:p>
+            <w:pPr>
+              <w:pStyle w:val="Compact"/>
+            </w:pPr>
+            <w:r>
+              <w:t xml:space="preserve">Which checklist revision is used when</w:t>
+            </w:r>
+            <w:r>
+              <w:t xml:space="preserve"> </w:t>
+            </w:r>
+            <w:r>
+              <w:rPr>
+                <w:rStyle w:val="VerbatimChar"/>
+              </w:rPr>
+              <w:t xml:space="preserve">--checklist</w:t>
+            </w:r>
+            <w:r>
+              <w:t xml:space="preserve"> </w:t>
+            </w:r>
+            <w:r>
+              <w:t xml:space="preserve">is not given.</w:t>
+            </w:r>
+            <w:r>
+              <w:t xml:space="preserve"> </w:t>
+            </w:r>
+            <w:r>
+              <w:rPr>
+                <w:b/>
+                <w:bCs/>
+              </w:rPr>
+              <w:t xml:space="preserve">This is the one line to change</w:t>
+            </w:r>
+            <w:r>
+              <w:t xml:space="preserve"> </w:t>
+            </w:r>
+            <w:r>
+              <w:t xml:space="preserve">to make a new revision the default. The help texts, the tests and the reports all follow it.</w:t>
+            </w:r>
+          </w:p>
+        </w:tc>
+      </w:tr>
+      <w:tr>
+        <w:trPr>
+          <w:cantSplit/>
+        </w:trPr>
+        <w:tc>
+          <w:tcPr/>
+          <w:p>
+            <w:pPr>
+              <w:pStyle w:val="Compact"/>
+            </w:pPr>
+            <w:r>
+              <w:rPr>
+                <w:rStyle w:val="VerbatimChar"/>
+              </w:rPr>
+              <w:t xml:space="preserve">checklist/vX.Y.yaml</w:t>
+            </w:r>
+            <w:r>
+              <w:t xml:space="preserve">:</w:t>
+            </w:r>
+            <w:r>
+              <w:t xml:space="preserve"> </w:t>
+            </w:r>
+            <w:r>
+              <w:rPr>
+                <w:rStyle w:val="VerbatimChar"/>
+              </w:rPr>
+              <w:t xml:space="preserve">checklist_version</w:t>
+            </w:r>
+            <w:r>
+              <w:t xml:space="preserve">,</w:t>
+            </w:r>
+            <w:r>
+              <w:t xml:space="preserve"> </w:t>
+            </w:r>
+            <w:r>
+              <w:rPr>
+                <w:rStyle w:val="VerbatimChar"/>
+              </w:rPr>
+              <w:t xml:space="preserve">checklist_date</w:t>
+            </w:r>
+            <w:r>
+              <w:t xml:space="preserve">,</w:t>
+            </w:r>
+            <w:r>
+              <w:t xml:space="preserve"> </w:t>
+            </w:r>
+            <w:r>
+              <w:rPr>
+                <w:rStyle w:val="VerbatimChar"/>
+              </w:rPr>
+              <w:t xml:space="preserve">source_document</w:t>
+            </w:r>
+            <w:r>
+              <w:t xml:space="preserve">,</w:t>
+            </w:r>
+            <w:r>
+              <w:t xml:space="preserve"> </w:t>
+            </w:r>
+            <w:r>
+              <w:rPr>
+                <w:rStyle w:val="VerbatimChar"/>
+              </w:rPr>
+              <w:t xml:space="preserve">source_file</w:t>
+            </w:r>
+            <w:r>
+              <w:t xml:space="preserve">,</w:t>
+            </w:r>
+            <w:r>
+              <w:t xml:space="preserve"> </w:t>
+            </w:r>
+            <w:r>
+              <w:rPr>
+                <w:rStyle w:val="VerbatimChar"/>
+              </w:rPr>
+              <w:t xml:space="preserve">source_sha256</w:t>
+            </w:r>
+          </w:p>
+        </w:tc>
+        <w:tc>
+          <w:tcPr/>
+          <w:p>
+            <w:pPr>
+              <w:pStyle w:val="Compact"/>
+            </w:pPr>
+            <w:r>
+              <w:t xml:space="preserve">Which document that revision was transcribed from, and its SHA-256 hash.</w:t>
+            </w:r>
+          </w:p>
+        </w:tc>
+      </w:tr>
+      <w:tr>
+        <w:trPr>
+          <w:cantSplit/>
+        </w:trPr>
+        <w:tc>
+          <w:tcPr/>
+          <w:p>
+            <w:pPr>
+              <w:pStyle w:val="Compact"/>
+            </w:pPr>
+            <w:r>
+              <w:rPr>
+                <w:rStyle w:val="VerbatimChar"/>
+              </w:rPr>
+              <w:t xml:space="preserve">--checklist</w:t>
+            </w:r>
+            <w:r>
+              <w:t xml:space="preserve"> </w:t>
+            </w:r>
+            <w:r>
+              <w:t xml:space="preserve">/</w:t>
+            </w:r>
+            <w:r>
+              <w:t xml:space="preserve"> </w:t>
+            </w:r>
+            <w:r>
+              <w:rPr>
+                <w:rStyle w:val="VerbatimChar"/>
+              </w:rPr>
+              <w:t xml:space="preserve">-c &lt;file&gt;</w:t>
+            </w:r>
+            <w:r>
+              <w:t xml:space="preserve"> </w:t>
+            </w:r>
+            <w:r>
+              <w:t xml:space="preserve">on</w:t>
+            </w:r>
+            <w:r>
+              <w:t xml:space="preserve"> </w:t>
+            </w:r>
+            <w:r>
+              <w:rPr>
+                <w:rStyle w:val="VerbatimChar"/>
+              </w:rPr>
+              <w:t xml:space="preserve">assess</w:t>
+            </w:r>
+            <w:r>
+              <w:t xml:space="preserve">,</w:t>
+            </w:r>
+            <w:r>
+              <w:t xml:space="preserve"> </w:t>
+            </w:r>
+            <w:r>
+              <w:rPr>
+                <w:rStyle w:val="VerbatimChar"/>
+              </w:rPr>
+              <w:t xml:space="preserve">run</w:t>
+            </w:r>
+            <w:r>
+              <w:t xml:space="preserve"> </w:t>
+            </w:r>
+            <w:r>
+              <w:t xml:space="preserve">and</w:t>
+            </w:r>
+            <w:r>
+              <w:t xml:space="preserve"> </w:t>
+            </w:r>
+            <w:r>
+              <w:rPr>
+                <w:rStyle w:val="VerbatimChar"/>
+              </w:rPr>
+              <w:t xml:space="preserve">points</w:t>
+            </w:r>
+          </w:p>
+        </w:tc>
+        <w:tc>
+          <w:tcPr/>
+          <w:p>
+            <w:pPr>
+              <w:pStyle w:val="Compact"/>
+            </w:pPr>
+            <w:r>
+              <w:t xml:space="preserve">A different revision for a single run, without changing the default.</w:t>
+            </w:r>
+          </w:p>
+        </w:tc>
+      </w:tr>
+    </w:tbl>
+    <w:p>
+      <w:pPr>
+        <w:pStyle w:val="BodyText"/>
+      </w:pPr>
+      <w:r>
+        <w:t xml:space="preserve">When the originating document changes, you therefore add a new file for the new</w:t>
+      </w:r>
+      <w:r>
+        <w:t xml:space="preserve"> </w:t>
+      </w:r>
+      <w:r>
+        <w:t xml:space="preserve">revision and point the default at it.</w:t>
+      </w:r>
+      <w:r>
+        <w:t xml:space="preserve"> </w:t>
+      </w:r>
+      <w:r>
+        <w:rPr>
+          <w:rStyle w:val="VerbatimChar"/>
+        </w:rPr>
+        <w:t xml:space="preserve">v3.0.yaml</w:t>
+      </w:r>
+      <w:r>
+        <w:t xml:space="preserve"> </w:t>
+      </w:r>
+      <w:r>
+        <w:t xml:space="preserve">is never edited: the</w:t>
+      </w:r>
+      <w:r>
+        <w:t xml:space="preserve"> </w:t>
+      </w:r>
+      <w:r>
+        <w:t xml:space="preserve">published reports name the file they were produced from.</w:t>
+      </w:r>
+    </w:p>
+    <w:p>
+      <w:pPr>
+        <w:pStyle w:val="BodyText"/>
+      </w:pPr>
+      <w:r>
+        <w:t xml:space="preserve">The example assumes a v3.1 dated 15 October 2026. Use the real version, date</w:t>
+      </w:r>
+      <w:r>
+        <w:t xml:space="preserve"> </w:t>
+      </w:r>
+      <w:r>
+        <w:t xml:space="preserve">and filenames.</w:t>
+      </w:r>
+    </w:p>
+    <w:p>
+      <w:pPr>
+        <w:pStyle w:val="BodyText"/>
+      </w:pPr>
+      <w:r>
+        <w:rPr>
+          <w:b/>
+          <w:bCs/>
+        </w:rPr>
+        <w:t xml:space="preserve">Step 1: commit the new document next to the old one.</w:t>
+      </w:r>
+    </w:p>
+    <w:p>
+      <w:pPr>
+        <w:pStyle w:val="SourceCode"/>
+      </w:pPr>
+      <w:r>
+        <w:rPr>
+          <w:rStyle w:val="FunctionTok"/>
+        </w:rPr>
+        <w:t xml:space="preserve">cp</w:t>
+      </w:r>
+      <w:r>
+        <w:rPr>
+          <w:rStyle w:val="NormalTok"/>
+        </w:rPr>
+        <w:t xml:space="preserve"> ~/Downloads/20261015_Node_Landing_Page_Verification_Checklist_v3.1.pdf checklist/</w:t>
+      </w:r>
+      <w:r>
+        <w:br/>
+      </w:r>
+      <w:r>
+        <w:rPr>
+          <w:rStyle w:val="FunctionTok"/>
+        </w:rPr>
+        <w:t xml:space="preserve">sha256sum</w:t>
+      </w:r>
+      <w:r>
+        <w:rPr>
+          <w:rStyle w:val="NormalTok"/>
+        </w:rPr>
+        <w:t xml:space="preserve"> checklist/20261015_Node_Landing_Page_Verification_Checklist_v3.1.pdf</w:t>
+      </w:r>
+      <w:r>
+        <w:br/>
+      </w:r>
+      <w:r>
+        <w:rPr>
+          <w:rStyle w:val="CommentTok"/>
+        </w:rPr>
+        <w:t xml:space="preserve"># on macOS: shasum -a 256 checklist/20261015_Node_Landing_Page_Verification_Checklist_v3.1.pdf</w:t>
+      </w:r>
+    </w:p>
+    <w:p>
+      <w:pPr>
+        <w:pStyle w:val="FirstParagraph"/>
+      </w:pPr>
+      <w:r>
+        <w:t xml:space="preserve">The committed v3.0 file is a PDF rendering of the circulated</w:t>
+      </w:r>
+      <w:r>
+        <w:t xml:space="preserve"> </w:t>
+      </w:r>
+      <w:r>
+        <w:rPr>
+          <w:rStyle w:val="VerbatimChar"/>
+        </w:rPr>
+        <w:t xml:space="preserve">.docx</w:t>
+      </w:r>
+      <w:r>
+        <w:t xml:space="preserve">. Commit</w:t>
+      </w:r>
+      <w:r>
+        <w:t xml:space="preserve"> </w:t>
+      </w:r>
+      <w:r>
+        <w:t xml:space="preserve">the</w:t>
+      </w:r>
+      <w:r>
+        <w:t xml:space="preserve"> </w:t>
+      </w:r>
+      <w:r>
+        <w:rPr>
+          <w:rStyle w:val="VerbatimChar"/>
+        </w:rPr>
+        <w:t xml:space="preserve">.docx</w:t>
+      </w:r>
+      <w:r>
+        <w:t xml:space="preserve"> </w:t>
+      </w:r>
+      <w:r>
+        <w:t xml:space="preserve">itself if you prefer:</w:t>
+      </w:r>
+      <w:r>
+        <w:t xml:space="preserve"> </w:t>
+      </w:r>
+      <w:r>
+        <w:rPr>
+          <w:rStyle w:val="VerbatimChar"/>
+        </w:rPr>
+        <w:t xml:space="preserve">source_file</w:t>
+      </w:r>
+      <w:r>
+        <w:t xml:space="preserve"> </w:t>
+      </w:r>
+      <w:r>
+        <w:t xml:space="preserve">may name either.</w:t>
+      </w:r>
+    </w:p>
+    <w:p>
+      <w:pPr>
+        <w:pStyle w:val="BodyText"/>
+      </w:pPr>
+      <w:r>
+        <w:rPr>
+          <w:b/>
+          <w:bCs/>
+        </w:rPr>
+        <w:t xml:space="preserve">Step 2: create the new revision's file from the old one.</w:t>
+      </w:r>
+    </w:p>
+    <w:p>
+      <w:pPr>
+        <w:pStyle w:val="SourceCode"/>
+      </w:pPr>
+      <w:r>
+        <w:rPr>
+          <w:rStyle w:val="FunctionTok"/>
+        </w:rPr>
+        <w:t xml:space="preserve">cp</w:t>
+      </w:r>
+      <w:r>
+        <w:rPr>
+          <w:rStyle w:val="NormalTok"/>
+        </w:rPr>
+        <w:t xml:space="preserve"> checklist/v3.0.yaml checklist/v3.1.yaml</w:t>
+      </w:r>
+    </w:p>
+    <w:p>
+      <w:pPr>
+        <w:pStyle w:val="FirstParagraph"/>
+      </w:pPr>
+      <w:r>
+        <w:t xml:space="preserve">In</w:t>
+      </w:r>
+      <w:r>
+        <w:t xml:space="preserve"> </w:t>
+      </w:r>
+      <w:r>
+        <w:rPr>
+          <w:rStyle w:val="VerbatimChar"/>
+        </w:rPr>
+        <w:t xml:space="preserve">checklist/v3.1.yaml</w:t>
+      </w:r>
+      <w:r>
+        <w:t xml:space="preserve">, change the header:</w:t>
+      </w:r>
+    </w:p>
+    <w:p>
+      <w:pPr>
+        <w:pStyle w:val="SourceCode"/>
+      </w:pPr>
+      <w:r>
+        <w:rPr>
+          <w:rStyle w:val="FunctionTok"/>
+        </w:rPr>
+        <w:t xml:space="preserve">checklist_version</w:t>
+      </w:r>
+      <w:r>
+        <w:rPr>
+          <w:rStyle w:val="KeywordTok"/>
+        </w:rPr>
+        <w:t xml:space="preserve">:</w:t>
+      </w:r>
+      <w:r>
+        <w:rPr>
+          <w:rStyle w:val="AttributeTok"/>
+        </w:rPr>
+        <w:t xml:space="preserve"> </w:t>
+      </w:r>
+      <w:r>
+        <w:rPr>
+          <w:rStyle w:val="StringTok"/>
+        </w:rPr>
+        <w:t xml:space="preserve">"3.1"</w:t>
+      </w:r>
+      <w:r>
+        <w:br/>
+      </w:r>
+      <w:r>
+        <w:rPr>
+          <w:rStyle w:val="FunctionTok"/>
+        </w:rPr>
+        <w:t xml:space="preserve">checklist_date</w:t>
+      </w:r>
+      <w:r>
+        <w:rPr>
+          <w:rStyle w:val="KeywordTok"/>
+        </w:rPr>
+        <w:t xml:space="preserve">:</w:t>
+      </w:r>
+      <w:r>
+        <w:rPr>
+          <w:rStyle w:val="AttributeTok"/>
+        </w:rPr>
+        <w:t xml:space="preserve"> </w:t>
+      </w:r>
+      <w:r>
+        <w:rPr>
+          <w:rStyle w:val="StringTok"/>
+        </w:rPr>
+        <w:t xml:space="preserve">"2026-10-15"</w:t>
+      </w:r>
+      <w:r>
+        <w:br/>
+      </w:r>
+      <w:r>
+        <w:rPr>
+          <w:rStyle w:val="FunctionTok"/>
+        </w:rPr>
+        <w:t xml:space="preserve">source_document</w:t>
+      </w:r>
+      <w:r>
+        <w:rPr>
+          <w:rStyle w:val="KeywordTok"/>
+        </w:rPr>
+        <w:t xml:space="preserve">:</w:t>
+      </w:r>
+      <w:r>
+        <w:rPr>
+          <w:rStyle w:val="AttributeTok"/>
+        </w:rPr>
+        <w:t xml:space="preserve"> 20261015_Node_Landing_Page_Verification_Checklist_v3.1.docx</w:t>
+      </w:r>
+      <w:r>
+        <w:br/>
+      </w:r>
+      <w:r>
+        <w:rPr>
+          <w:rStyle w:val="FunctionTok"/>
+        </w:rPr>
+        <w:t xml:space="preserve">source_file</w:t>
+      </w:r>
+      <w:r>
+        <w:rPr>
+          <w:rStyle w:val="KeywordTok"/>
+        </w:rPr>
+        <w:t xml:space="preserve">:</w:t>
+      </w:r>
+      <w:r>
+        <w:rPr>
+          <w:rStyle w:val="AttributeTok"/>
+        </w:rPr>
+        <w:t xml:space="preserve"> 20261015_Node_Landing_Page_Verification_Checklist_v3.1.pdf</w:t>
+      </w:r>
+      <w:r>
+        <w:br/>
+      </w:r>
+      <w:r>
+        <w:rPr>
+          <w:rStyle w:val="FunctionTok"/>
+        </w:rPr>
+        <w:t xml:space="preserve">source_sha256</w:t>
+      </w:r>
+      <w:r>
+        <w:rPr>
+          <w:rStyle w:val="KeywordTok"/>
+        </w:rPr>
+        <w:t xml:space="preserve">:</w:t>
+      </w:r>
+      <w:r>
+        <w:rPr>
+          <w:rStyle w:val="AttributeTok"/>
+        </w:rPr>
+        <w:t xml:space="preserve"> &lt;the hash printed in step 1&gt;</w:t>
+      </w:r>
+    </w:p>
+    <w:p>
+      <w:pPr>
+        <w:pStyle w:val="FirstParagraph"/>
+      </w:pPr>
+      <w:r>
+        <w:t xml:space="preserve">The version must match the filename (</w:t>
+      </w:r>
+      <w:r>
+        <w:rPr>
+          <w:rStyle w:val="VerbatimChar"/>
+        </w:rPr>
+        <w:t xml:space="preserve">v3.1.yaml</w:t>
+      </w:r>
+      <w:r>
+        <w:t xml:space="preserve"> </w:t>
+      </w:r>
+      <w:r>
+        <w:t xml:space="preserve">declares</w:t>
+      </w:r>
+      <w:r>
+        <w:t xml:space="preserve"> </w:t>
+      </w:r>
+      <w:r>
+        <w:rPr>
+          <w:rStyle w:val="VerbatimChar"/>
+        </w:rPr>
+        <w:t xml:space="preserve">"3.1"</w:t>
+      </w:r>
+      <w:r>
+        <w:t xml:space="preserve">); a test</w:t>
+      </w:r>
+      <w:r>
+        <w:t xml:space="preserve"> </w:t>
+      </w:r>
+      <w:r>
+        <w:t xml:space="preserve">enforces this.</w:t>
+      </w:r>
+    </w:p>
+    <w:p>
+      <w:pPr>
+        <w:pStyle w:val="BodyText"/>
+      </w:pPr>
+      <w:r>
+        <w:rPr>
+          <w:b/>
+          <w:bCs/>
+        </w:rPr>
+        <w:t xml:space="preserve">Step 3: compare every point with the new document.</w:t>
+      </w:r>
+      <w:r>
+        <w:t xml:space="preserve"> </w:t>
+      </w:r>
+      <w:r>
+        <w:t xml:space="preserve">No tool can do this step</w:t>
+      </w:r>
+      <w:r>
+        <w:t xml:space="preserve"> </w:t>
+      </w:r>
+      <w:r>
+        <w:t xml:space="preserve">for you. For each point in</w:t>
+      </w:r>
+      <w:r>
+        <w:t xml:space="preserve"> </w:t>
+      </w:r>
+      <w:r>
+        <w:rPr>
+          <w:rStyle w:val="VerbatimChar"/>
+        </w:rPr>
+        <w:t xml:space="preserve">v3.1.yaml</w:t>
+      </w:r>
+      <w:r>
+        <w:t xml:space="preserve">:</w:t>
+      </w:r>
+    </w:p>
+    <w:p>
+      <w:pPr>
+        <w:pStyle w:val="Compact"/>
+        <w:numPr>
+          <w:ilvl w:val="0"/>
+          <w:numId w:val="1008"/>
+        </w:numPr>
+      </w:pPr>
+      <w:r>
+        <w:t xml:space="preserve">If the wording changed, update</w:t>
+      </w:r>
+      <w:r>
+        <w:t xml:space="preserve"> </w:t>
+      </w:r>
+      <w:r>
+        <w:rPr>
+          <w:rStyle w:val="VerbatimChar"/>
+        </w:rPr>
+        <w:t xml:space="preserve">title</w:t>
+      </w:r>
+      <w:r>
+        <w:t xml:space="preserve"> </w:t>
+      </w:r>
+      <w:r>
+        <w:t xml:space="preserve">and</w:t>
+      </w:r>
+      <w:r>
+        <w:t xml:space="preserve"> </w:t>
+      </w:r>
+      <w:r>
+        <w:rPr>
+          <w:rStyle w:val="VerbatimChar"/>
+        </w:rPr>
+        <w:t xml:space="preserve">requirement</w:t>
+      </w:r>
+      <w:r>
+        <w:t xml:space="preserve">, which are quoted</w:t>
+      </w:r>
+      <w:r>
+        <w:t xml:space="preserve"> </w:t>
+      </w:r>
+      <w:r>
+        <w:t xml:space="preserve">word for word. Then read the</w:t>
+      </w:r>
+      <w:r>
+        <w:t xml:space="preserve"> </w:t>
+      </w:r>
+      <w:r>
+        <w:rPr>
+          <w:rStyle w:val="VerbatimChar"/>
+        </w:rPr>
+        <w:t xml:space="preserve">check_*</w:t>
+      </w:r>
+      <w:r>
+        <w:t xml:space="preserve"> </w:t>
+      </w:r>
+      <w:r>
+        <w:t xml:space="preserve">function named in</w:t>
+      </w:r>
+      <w:r>
+        <w:t xml:space="preserve"> </w:t>
+      </w:r>
+      <w:r>
+        <w:rPr>
+          <w:rStyle w:val="VerbatimChar"/>
+        </w:rPr>
+        <w:t xml:space="preserve">implemented_by</w:t>
+      </w:r>
+      <w:r>
+        <w:t xml:space="preserve">, in</w:t>
+      </w:r>
+      <w:r>
+        <w:t xml:space="preserve"> </w:t>
+      </w:r>
+      <w:r>
+        <w:rPr>
+          <w:rStyle w:val="VerbatimChar"/>
+        </w:rPr>
+        <w:t xml:space="preserve">src/basic_check/checks.py</w:t>
+      </w:r>
+      <w:r>
+        <w:t xml:space="preserve">, and change it if it no longer applies the new</w:t>
+      </w:r>
+      <w:r>
+        <w:t xml:space="preserve"> </w:t>
+      </w:r>
+      <w:r>
+        <w:t xml:space="preserve">wording.</w:t>
+      </w:r>
+    </w:p>
+    <w:p>
+      <w:pPr>
+        <w:pStyle w:val="Compact"/>
+        <w:numPr>
+          <w:ilvl w:val="0"/>
+          <w:numId w:val="1008"/>
+        </w:numPr>
+      </w:pPr>
+      <w:r>
+        <w:t xml:space="preserve">If what a script can decide changed, update</w:t>
+      </w:r>
+      <w:r>
+        <w:t xml:space="preserve"> </w:t>
+      </w:r>
+      <w:r>
+        <w:rPr>
+          <w:rStyle w:val="VerbatimChar"/>
+        </w:rPr>
+        <w:t xml:space="preserve">decidable</w:t>
+      </w:r>
+      <w:r>
+        <w:t xml:space="preserve"> </w:t>
+      </w:r>
+      <w:r>
+        <w:t xml:space="preserve">and</w:t>
+      </w:r>
+      <w:r>
+        <w:t xml:space="preserve"> </w:t>
+      </w:r>
+      <w:r>
+        <w:rPr>
+          <w:rStyle w:val="VerbatimChar"/>
+        </w:rPr>
+        <w:t xml:space="preserve">decidable_note</w:t>
+      </w:r>
+      <w:r>
+        <w:t xml:space="preserve">.</w:t>
+      </w:r>
+    </w:p>
+    <w:p>
+      <w:pPr>
+        <w:pStyle w:val="Compact"/>
+        <w:numPr>
+          <w:ilvl w:val="0"/>
+          <w:numId w:val="1008"/>
+        </w:numPr>
+      </w:pPr>
+      <w:r>
+        <w:t xml:space="preserve">If a point was</w:t>
+      </w:r>
+      <w:r>
+        <w:t xml:space="preserve"> </w:t>
+      </w:r>
+      <w:r>
+        <w:rPr>
+          <w:b/>
+          <w:bCs/>
+        </w:rPr>
+        <w:t xml:space="preserve">added</w:t>
+      </w:r>
+      <w:r>
+        <w:t xml:space="preserve">, write a new</w:t>
+      </w:r>
+      <w:r>
+        <w:t xml:space="preserve"> </w:t>
+      </w:r>
+      <w:r>
+        <w:rPr>
+          <w:rStyle w:val="VerbatimChar"/>
+        </w:rPr>
+        <w:t xml:space="preserve">check_&lt;id&gt;</w:t>
+      </w:r>
+      <w:r>
+        <w:t xml:space="preserve"> </w:t>
+      </w:r>
+      <w:r>
+        <w:t xml:space="preserve">function in</w:t>
+      </w:r>
+      <w:r>
+        <w:t xml:space="preserve"> </w:t>
+      </w:r>
+      <w:r>
+        <w:rPr>
+          <w:rStyle w:val="VerbatimChar"/>
+        </w:rPr>
+        <w:t xml:space="preserve">checks.py</w:t>
+      </w:r>
+      <w:r>
+        <w:t xml:space="preserve">,</w:t>
+      </w:r>
+      <w:r>
+        <w:t xml:space="preserve"> </w:t>
+      </w:r>
+      <w:r>
+        <w:t xml:space="preserve">call it from</w:t>
+      </w:r>
+      <w:r>
+        <w:t xml:space="preserve"> </w:t>
+      </w:r>
+      <w:r>
+        <w:rPr>
+          <w:rStyle w:val="VerbatimChar"/>
+        </w:rPr>
+        <w:t xml:space="preserve">run_all()</w:t>
+      </w:r>
+      <w:r>
+        <w:t xml:space="preserve"> </w:t>
+      </w:r>
+      <w:r>
+        <w:t xml:space="preserve">in checklist order, name it in the point's</w:t>
+      </w:r>
+      <w:r>
+        <w:t xml:space="preserve"> </w:t>
+      </w:r>
+      <w:r>
+        <w:rPr>
+          <w:rStyle w:val="VerbatimChar"/>
+        </w:rPr>
+        <w:t xml:space="preserve">implemented_by</w:t>
+      </w:r>
+      <w:r>
+        <w:t xml:space="preserve">, and add tests for it to</w:t>
+      </w:r>
+      <w:r>
+        <w:t xml:space="preserve"> </w:t>
+      </w:r>
+      <w:r>
+        <w:rPr>
+          <w:rStyle w:val="VerbatimChar"/>
+        </w:rPr>
+        <w:t xml:space="preserve">tests/test_checks.py</w:t>
+      </w:r>
+      <w:r>
+        <w:t xml:space="preserve">.</w:t>
+      </w:r>
+    </w:p>
+    <w:p>
+      <w:pPr>
+        <w:pStyle w:val="Compact"/>
+        <w:numPr>
+          <w:ilvl w:val="0"/>
+          <w:numId w:val="1008"/>
+        </w:numPr>
+      </w:pPr>
+      <w:r>
+        <w:t xml:space="preserve">If a point was</w:t>
+      </w:r>
+      <w:r>
+        <w:t xml:space="preserve"> </w:t>
+      </w:r>
+      <w:r>
+        <w:rPr>
+          <w:b/>
+          <w:bCs/>
+        </w:rPr>
+        <w:t xml:space="preserve">removed</w:t>
+      </w:r>
+      <w:r>
+        <w:t xml:space="preserve">, delete its entry, its function and its tests.</w:t>
+      </w:r>
+    </w:p>
+    <w:p>
+      <w:pPr>
+        <w:pStyle w:val="FirstParagraph"/>
+      </w:pPr>
+      <w:r>
+        <w:rPr>
+          <w:b/>
+          <w:bCs/>
+        </w:rPr>
+        <w:t xml:space="preserve">Step 4: try the new revision offline, before switching.</w:t>
+      </w:r>
+      <w:r>
+        <w:t xml:space="preserve"> </w:t>
+      </w:r>
+      <w:r>
+        <w:rPr>
+          <w:rStyle w:val="VerbatimChar"/>
+        </w:rPr>
+        <w:t xml:space="preserve">-c</w:t>
+      </w:r>
+      <w:r>
+        <w:t xml:space="preserve"> </w:t>
+      </w:r>
+      <w:r>
+        <w:t xml:space="preserve">applies it to</w:t>
+      </w:r>
+      <w:r>
+        <w:t xml:space="preserve"> </w:t>
+      </w:r>
+      <w:r>
+        <w:t xml:space="preserve">one run only. Re-scoring saved evidence contacts no one:</w:t>
+      </w:r>
+    </w:p>
+    <w:p>
+      <w:pPr>
+        <w:pStyle w:val="SourceCode"/>
+      </w:pPr>
+      <w:r>
+        <w:rPr>
+          <w:rStyle w:val="ExtensionTok"/>
+        </w:rPr>
+        <w:t xml:space="preserve">uv</w:t>
+      </w:r>
+      <w:r>
+        <w:rPr>
+          <w:rStyle w:val="NormalTok"/>
+        </w:rPr>
+        <w:t xml:space="preserve"> run basic-check points </w:t>
+      </w:r>
+      <w:r>
+        <w:rPr>
+          <w:rStyle w:val="AttributeTok"/>
+        </w:rPr>
+        <w:t xml:space="preserve">-c</w:t>
+      </w:r>
+      <w:r>
+        <w:rPr>
+          <w:rStyle w:val="NormalTok"/>
+        </w:rPr>
+        <w:t xml:space="preserve"> checklist/v3.1.yaml</w:t>
+      </w:r>
+      <w:r>
+        <w:br/>
+      </w:r>
+      <w:r>
+        <w:rPr>
+          <w:rStyle w:val="FunctionTok"/>
+        </w:rPr>
+        <w:t xml:space="preserve">mkdir</w:t>
+      </w:r>
+      <w:r>
+        <w:rPr>
+          <w:rStyle w:val="NormalTok"/>
+        </w:rPr>
+        <w:t xml:space="preserve"> </w:t>
+      </w:r>
+      <w:r>
+        <w:rPr>
+          <w:rStyle w:val="AttributeTok"/>
+        </w:rPr>
+        <w:t xml:space="preserve">-p</w:t>
+      </w:r>
+      <w:r>
+        <w:rPr>
+          <w:rStyle w:val="NormalTok"/>
+        </w:rPr>
+        <w:t xml:space="preserve"> /tmp/v31 </w:t>
+      </w:r>
+      <w:r>
+        <w:rPr>
+          <w:rStyle w:val="KeywordTok"/>
+        </w:rPr>
+        <w:t xml:space="preserve">&amp;&amp;</w:t>
+      </w:r>
+      <w:r>
+        <w:rPr>
+          <w:rStyle w:val="NormalTok"/>
+        </w:rPr>
+        <w:t xml:space="preserve"> </w:t>
+      </w:r>
+      <w:r>
+        <w:rPr>
+          <w:rStyle w:val="FunctionTok"/>
+        </w:rPr>
+        <w:t xml:space="preserve">cp</w:t>
+      </w:r>
+      <w:r>
+        <w:rPr>
+          <w:rStyle w:val="NormalTok"/>
+        </w:rPr>
+        <w:t xml:space="preserve"> </w:t>
+      </w:r>
+      <w:r>
+        <w:rPr>
+          <w:rStyle w:val="AttributeTok"/>
+        </w:rPr>
+        <w:t xml:space="preserve">-r</w:t>
+      </w:r>
+      <w:r>
+        <w:rPr>
+          <w:rStyle w:val="NormalTok"/>
+        </w:rPr>
+        <w:t xml:space="preserve"> results/evidence /tmp/v31/</w:t>
+      </w:r>
+      <w:r>
+        <w:br/>
+      </w:r>
+      <w:r>
+        <w:rPr>
+          <w:rStyle w:val="FunctionTok"/>
+        </w:rPr>
+        <w:t xml:space="preserve">git</w:t>
+      </w:r>
+      <w:r>
+        <w:rPr>
+          <w:rStyle w:val="NormalTok"/>
+        </w:rPr>
+        <w:t xml:space="preserve"> show 53081f6:nodes.yaml </w:t>
+      </w:r>
+      <w:r>
+        <w:rPr>
+          <w:rStyle w:val="OperatorTok"/>
+        </w:rPr>
+        <w:t xml:space="preserve">&gt;</w:t>
+      </w:r>
+      <w:r>
+        <w:rPr>
+          <w:rStyle w:val="NormalTok"/>
+        </w:rPr>
+        <w:t xml:space="preserve"> /tmp/nodes-2026-09-24.yaml</w:t>
+      </w:r>
+      <w:r>
+        <w:br/>
+      </w:r>
+      <w:r>
+        <w:rPr>
+          <w:rStyle w:val="ExtensionTok"/>
+        </w:rPr>
+        <w:t xml:space="preserve">uv</w:t>
+      </w:r>
+      <w:r>
+        <w:rPr>
+          <w:rStyle w:val="NormalTok"/>
+        </w:rPr>
+        <w:t xml:space="preserve"> run basic-check assess </w:t>
+      </w:r>
+      <w:r>
+        <w:rPr>
+          <w:rStyle w:val="AttributeTok"/>
+        </w:rPr>
+        <w:t xml:space="preserve">-c</w:t>
+      </w:r>
+      <w:r>
+        <w:rPr>
+          <w:rStyle w:val="NormalTok"/>
+        </w:rPr>
+        <w:t xml:space="preserve"> checklist/v3.1.yaml </w:t>
+      </w:r>
+      <w:r>
+        <w:rPr>
+          <w:rStyle w:val="AttributeTok"/>
+        </w:rPr>
+        <w:t xml:space="preserve">--results</w:t>
+      </w:r>
+      <w:r>
+        <w:rPr>
+          <w:rStyle w:val="NormalTok"/>
+        </w:rPr>
+        <w:t xml:space="preserve"> /tmp/v31 </w:t>
+      </w:r>
+      <w:r>
+        <w:rPr>
+          <w:rStyle w:val="DataTypeTok"/>
+        </w:rPr>
+        <w:t xml:space="preserve">\</w:t>
+      </w:r>
+      <w:r>
+        <w:br/>
+      </w:r>
+      <w:r>
+        <w:rPr>
+          <w:rStyle w:val="NormalTok"/>
+        </w:rPr>
+        <w:t xml:space="preserve">    </w:t>
+      </w:r>
+      <w:r>
+        <w:rPr>
+          <w:rStyle w:val="AttributeTok"/>
+        </w:rPr>
+        <w:t xml:space="preserve">--nodes</w:t>
+      </w:r>
+      <w:r>
+        <w:rPr>
+          <w:rStyle w:val="NormalTok"/>
+        </w:rPr>
+        <w:t xml:space="preserve"> /tmp/nodes-2026-09-24.yaml </w:t>
+      </w:r>
+      <w:r>
+        <w:rPr>
+          <w:rStyle w:val="AttributeTok"/>
+        </w:rPr>
+        <w:t xml:space="preserve">--skip</w:t>
+      </w:r>
+      <w:r>
+        <w:rPr>
+          <w:rStyle w:val="NormalTok"/>
+        </w:rPr>
+        <w:t xml:space="preserve"> Italy </w:t>
+      </w:r>
+      <w:r>
+        <w:rPr>
+          <w:rStyle w:val="AttributeTok"/>
+        </w:rPr>
+        <w:t xml:space="preserve">--run</w:t>
+      </w:r>
+      <w:r>
+        <w:rPr>
+          <w:rStyle w:val="NormalTok"/>
+        </w:rPr>
+        <w:t xml:space="preserve"> trial-v3.1</w:t>
+      </w:r>
+    </w:p>
+    <w:p>
+      <w:pPr>
+        <w:pStyle w:val="FirstParagraph"/>
+      </w:pPr>
+      <w:r>
+        <w:t xml:space="preserve">Compare</w:t>
+      </w:r>
+      <w:r>
+        <w:t xml:space="preserve"> </w:t>
+      </w:r>
+      <w:r>
+        <w:rPr>
+          <w:rStyle w:val="VerbatimChar"/>
+        </w:rPr>
+        <w:t xml:space="preserve">/tmp/v31/results.md</w:t>
+      </w:r>
+      <w:r>
+        <w:t xml:space="preserve"> </w:t>
+      </w:r>
+      <w:r>
+        <w:t xml:space="preserve">with</w:t>
+      </w:r>
+      <w:r>
+        <w:t xml:space="preserve"> </w:t>
+      </w:r>
+      <w:r>
+        <w:rPr>
+          <w:rStyle w:val="VerbatimChar"/>
+        </w:rPr>
+        <w:t xml:space="preserve">results/results.md</w:t>
+      </w:r>
+      <w:r>
+        <w:t xml:space="preserve">. Any difference comes</w:t>
+      </w:r>
+      <w:r>
+        <w:t xml:space="preserve"> </w:t>
+      </w:r>
+      <w:r>
+        <w:t xml:space="preserve">from the new rules alone, since the evidence is the same.</w:t>
+      </w:r>
+    </w:p>
+    <w:p>
+      <w:pPr>
+        <w:pStyle w:val="BodyText"/>
+      </w:pPr>
+      <w:r>
+        <w:rPr>
+          <w:b/>
+          <w:bCs/>
+        </w:rPr>
+        <w:t xml:space="preserve">Step 5: make it the default, and run the tests.</w:t>
+      </w:r>
+      <w:r>
+        <w:t xml:space="preserve"> </w:t>
+      </w:r>
+      <w:r>
+        <w:t xml:space="preserve">In</w:t>
+      </w:r>
+      <w:r>
+        <w:t xml:space="preserve"> </w:t>
+      </w:r>
+      <w:r>
+        <w:rPr>
+          <w:rStyle w:val="VerbatimChar"/>
+        </w:rPr>
+        <w:t xml:space="preserve">src/basic_check/cli.py</w:t>
+      </w:r>
+      <w:r>
+        <w:t xml:space="preserve">:</w:t>
+      </w:r>
+    </w:p>
+    <w:p>
+      <w:pPr>
+        <w:pStyle w:val="SourceCode"/>
+      </w:pPr>
+      <w:r>
+        <w:rPr>
+          <w:rStyle w:val="NormalTok"/>
+        </w:rPr>
+        <w:t xml:space="preserve">DEFAULT_CHECKLIST </w:t>
+      </w:r>
+      <w:r>
+        <w:rPr>
+          <w:rStyle w:val="OperatorTok"/>
+        </w:rPr>
+        <w:t xml:space="preserve">=</w:t>
+      </w:r>
+      <w:r>
+        <w:rPr>
+          <w:rStyle w:val="NormalTok"/>
+        </w:rPr>
+        <w:t xml:space="preserve"> ROOT </w:t>
+      </w:r>
+      <w:r>
+        <w:rPr>
+          <w:rStyle w:val="OperatorTok"/>
+        </w:rPr>
+        <w:t xml:space="preserve">/</w:t>
+      </w:r>
+      <w:r>
+        <w:rPr>
+          <w:rStyle w:val="NormalTok"/>
+        </w:rPr>
+        <w:t xml:space="preserve"> </w:t>
+      </w:r>
+      <w:r>
+        <w:rPr>
+          <w:rStyle w:val="StringTok"/>
+        </w:rPr>
+        <w:t xml:space="preserve">"checklist"</w:t>
+      </w:r>
+      <w:r>
+        <w:rPr>
+          <w:rStyle w:val="NormalTok"/>
+        </w:rPr>
+        <w:t xml:space="preserve"> </w:t>
+      </w:r>
+      <w:r>
+        <w:rPr>
+          <w:rStyle w:val="OperatorTok"/>
+        </w:rPr>
+        <w:t xml:space="preserve">/</w:t>
+      </w:r>
+      <w:r>
+        <w:rPr>
+          <w:rStyle w:val="NormalTok"/>
+        </w:rPr>
+        <w:t xml:space="preserve"> </w:t>
+      </w:r>
+      <w:r>
+        <w:rPr>
+          <w:rStyle w:val="StringTok"/>
+        </w:rPr>
+        <w:t xml:space="preserve">"v3.1.yaml"</w:t>
+      </w:r>
+    </w:p>
+    <w:p>
+      <w:pPr>
+        <w:pStyle w:val="SourceCode"/>
+      </w:pPr>
+      <w:r>
+        <w:rPr>
+          <w:rStyle w:val="ExtensionTok"/>
+        </w:rPr>
+        <w:t xml:space="preserve">uv</w:t>
+      </w:r>
+      <w:r>
+        <w:rPr>
+          <w:rStyle w:val="NormalTok"/>
+        </w:rPr>
+        <w:t xml:space="preserve"> run pytest </w:t>
+      </w:r>
+      <w:r>
+        <w:rPr>
+          <w:rStyle w:val="AttributeTok"/>
+        </w:rPr>
+        <w:t xml:space="preserve">-q</w:t>
+      </w:r>
+      <w:r>
+        <w:br/>
+      </w:r>
+      <w:r>
+        <w:rPr>
+          <w:rStyle w:val="ExtensionTok"/>
+        </w:rPr>
+        <w:t xml:space="preserve">uv</w:t>
+      </w:r>
+      <w:r>
+        <w:rPr>
+          <w:rStyle w:val="NormalTok"/>
+        </w:rPr>
+        <w:t xml:space="preserve"> run basic-check </w:t>
+      </w:r>
+      <w:r>
+        <w:rPr>
+          <w:rStyle w:val="AttributeTok"/>
+        </w:rPr>
+        <w:t xml:space="preserve">--help</w:t>
+      </w:r>
+      <w:r>
+        <w:rPr>
+          <w:rStyle w:val="NormalTok"/>
+        </w:rPr>
+        <w:t xml:space="preserve">     </w:t>
+      </w:r>
+      <w:r>
+        <w:rPr>
+          <w:rStyle w:val="CommentTok"/>
+        </w:rPr>
+        <w:t xml:space="preserve"># now says "against checklist v3.1"</w:t>
+      </w:r>
+    </w:p>
+    <w:p>
+      <w:pPr>
+        <w:pStyle w:val="FirstParagraph"/>
+      </w:pPr>
+      <w:r>
+        <w:t xml:space="preserve">The tests check the new file's hash, that its version matches its filename,</w:t>
+      </w:r>
+      <w:r>
+        <w:t xml:space="preserve"> </w:t>
+      </w:r>
+      <w:r>
+        <w:t xml:space="preserve">and that every point maps to exactly one</w:t>
+      </w:r>
+      <w:r>
+        <w:t xml:space="preserve"> </w:t>
+      </w:r>
+      <w:r>
+        <w:rPr>
+          <w:rStyle w:val="VerbatimChar"/>
+        </w:rPr>
+        <w:t xml:space="preserve">check_*</w:t>
+      </w:r>
+      <w:r>
+        <w:t xml:space="preserve"> </w:t>
+      </w:r>
+      <w:r>
+        <w:t xml:space="preserve">function and every function</w:t>
+      </w:r>
+      <w:r>
+        <w:t xml:space="preserve"> </w:t>
+      </w:r>
+      <w:r>
+        <w:t xml:space="preserve">to one point. They also check that</w:t>
+      </w:r>
+      <w:r>
+        <w:t xml:space="preserve"> </w:t>
+      </w:r>
+      <w:r>
+        <w:rPr>
+          <w:rStyle w:val="VerbatimChar"/>
+        </w:rPr>
+        <w:t xml:space="preserve">v3.0.yaml</w:t>
+      </w:r>
+      <w:r>
+        <w:t xml:space="preserve"> </w:t>
+      </w:r>
+      <w:r>
+        <w:t xml:space="preserve">and its document are still</w:t>
+      </w:r>
+      <w:r>
+        <w:t xml:space="preserve"> </w:t>
+      </w:r>
+      <w:r>
+        <w:t xml:space="preserve">intact, so older runs can still be rebuilt with</w:t>
+      </w:r>
+      <w:r>
+        <w:t xml:space="preserve"> </w:t>
+      </w:r>
+      <w:r>
+        <w:rPr>
+          <w:rStyle w:val="VerbatimChar"/>
+        </w:rPr>
+        <w:t xml:space="preserve">-c checklist/v3.0.yaml</w:t>
+      </w:r>
+      <w:r>
+        <w:t xml:space="preserve">. What</w:t>
+      </w:r>
+      <w:r>
+        <w:t xml:space="preserve"> </w:t>
+      </w:r>
+      <w:r>
+        <w:t xml:space="preserve">they cannot check is whether a rule is right: that is step 3.</w:t>
+      </w:r>
+    </w:p>
+    <w:p>
+      <w:pPr>
+        <w:pStyle w:val="BodyText"/>
+      </w:pPr>
+      <w:r>
+        <w:rPr>
+          <w:b/>
+          <w:bCs/>
+        </w:rPr>
+        <w:t xml:space="preserve">Step 6: produce and publish the results.</w:t>
+      </w:r>
+      <w:r>
+        <w:t xml:space="preserve"> </w:t>
+      </w:r>
+      <w:r>
+        <w:t xml:space="preserve">The default revision is now</w:t>
+      </w:r>
+      <w:r>
+        <w:t xml:space="preserve"> </w:t>
+      </w:r>
+      <w:r>
+        <w:t xml:space="preserve">v3.1, so no</w:t>
+      </w:r>
+      <w:r>
+        <w:t xml:space="preserve"> </w:t>
+      </w:r>
+      <w:r>
+        <w:rPr>
+          <w:rStyle w:val="VerbatimChar"/>
+        </w:rPr>
+        <w:t xml:space="preserve">-c</w:t>
+      </w:r>
+      <w:r>
+        <w:t xml:space="preserve"> </w:t>
+      </w:r>
+      <w:r>
+        <w:t xml:space="preserve">is needed. Choose between the same two paths as in example 1:</w:t>
+      </w:r>
+    </w:p>
+    <w:p>
+      <w:pPr>
+        <w:pStyle w:val="SourceCode"/>
+      </w:pPr>
+      <w:r>
+        <w:rPr>
+          <w:rStyle w:val="CommentTok"/>
+        </w:rPr>
+        <w:t xml:space="preserve"># fresh evidence from every node:</w:t>
+      </w:r>
+      <w:r>
+        <w:br/>
+      </w:r>
+      <w:r>
+        <w:rPr>
+          <w:rStyle w:val="ExtensionTok"/>
+        </w:rPr>
+        <w:t xml:space="preserve">uv</w:t>
+      </w:r>
+      <w:r>
+        <w:rPr>
+          <w:rStyle w:val="NormalTok"/>
+        </w:rPr>
+        <w:t xml:space="preserve"> run basic-check run </w:t>
+      </w:r>
+      <w:r>
+        <w:rPr>
+          <w:rStyle w:val="AttributeTok"/>
+        </w:rPr>
+        <w:t xml:space="preserve">--skip</w:t>
+      </w:r>
+      <w:r>
+        <w:rPr>
+          <w:rStyle w:val="NormalTok"/>
+        </w:rPr>
+        <w:t xml:space="preserve"> Italy </w:t>
+      </w:r>
+      <w:r>
+        <w:rPr>
+          <w:rStyle w:val="AttributeTok"/>
+        </w:rPr>
+        <w:t xml:space="preserve">--results</w:t>
+      </w:r>
+      <w:r>
+        <w:rPr>
+          <w:rStyle w:val="NormalTok"/>
+        </w:rPr>
+        <w:t xml:space="preserve"> /tmp/new-run </w:t>
+      </w:r>
+      <w:r>
+        <w:rPr>
+          <w:rStyle w:val="AttributeTok"/>
+        </w:rPr>
+        <w:t xml:space="preserve">--run</w:t>
+      </w:r>
+      <w:r>
+        <w:rPr>
+          <w:rStyle w:val="NormalTok"/>
+        </w:rPr>
+        <w:t xml:space="preserve"> live-2026-10-20-v3.1</w:t>
+      </w:r>
+      <w:r>
+        <w:br/>
+      </w:r>
+      <w:r>
+        <w:rPr>
+          <w:rStyle w:val="CommentTok"/>
+        </w:rPr>
+        <w:t xml:space="preserve"># review, then:</w:t>
+      </w:r>
+      <w:r>
+        <w:br/>
+      </w:r>
+      <w:r>
+        <w:rPr>
+          <w:rStyle w:val="FunctionTok"/>
+        </w:rPr>
+        <w:t xml:space="preserve">rm</w:t>
+      </w:r>
+      <w:r>
+        <w:rPr>
+          <w:rStyle w:val="NormalTok"/>
+        </w:rPr>
+        <w:t xml:space="preserve"> </w:t>
+      </w:r>
+      <w:r>
+        <w:rPr>
+          <w:rStyle w:val="AttributeTok"/>
+        </w:rPr>
+        <w:t xml:space="preserve">-rf</w:t>
+      </w:r>
+      <w:r>
+        <w:rPr>
+          <w:rStyle w:val="NormalTok"/>
+        </w:rPr>
+        <w:t xml:space="preserve"> results/evidence </w:t>
+      </w:r>
+      <w:r>
+        <w:rPr>
+          <w:rStyle w:val="KeywordTok"/>
+        </w:rPr>
+        <w:t xml:space="preserve">&amp;&amp;</w:t>
+      </w:r>
+      <w:r>
+        <w:rPr>
+          <w:rStyle w:val="NormalTok"/>
+        </w:rPr>
+        <w:t xml:space="preserve"> </w:t>
+      </w:r>
+      <w:r>
+        <w:rPr>
+          <w:rStyle w:val="FunctionTok"/>
+        </w:rPr>
+        <w:t xml:space="preserve">cp</w:t>
+      </w:r>
+      <w:r>
+        <w:rPr>
+          <w:rStyle w:val="NormalTok"/>
+        </w:rPr>
+        <w:t xml:space="preserve"> </w:t>
+      </w:r>
+      <w:r>
+        <w:rPr>
+          <w:rStyle w:val="AttributeTok"/>
+        </w:rPr>
+        <w:t xml:space="preserve">-r</w:t>
+      </w:r>
+      <w:r>
+        <w:rPr>
+          <w:rStyle w:val="NormalTok"/>
+        </w:rPr>
+        <w:t xml:space="preserve"> /tmp/new-run/evidence results/evidence</w:t>
+      </w:r>
+      <w:r>
+        <w:br/>
+      </w:r>
+      <w:r>
+        <w:rPr>
+          <w:rStyle w:val="ExtensionTok"/>
+        </w:rPr>
+        <w:t xml:space="preserve">uv</w:t>
+      </w:r>
+      <w:r>
+        <w:rPr>
+          <w:rStyle w:val="NormalTok"/>
+        </w:rPr>
+        <w:t xml:space="preserve"> run basic-check assess </w:t>
+      </w:r>
+      <w:r>
+        <w:rPr>
+          <w:rStyle w:val="AttributeTok"/>
+        </w:rPr>
+        <w:t xml:space="preserve">--skip</w:t>
+      </w:r>
+      <w:r>
+        <w:rPr>
+          <w:rStyle w:val="NormalTok"/>
+        </w:rPr>
+        <w:t xml:space="preserve"> Italy </w:t>
+      </w:r>
+      <w:r>
+        <w:rPr>
+          <w:rStyle w:val="AttributeTok"/>
+        </w:rPr>
+        <w:t xml:space="preserve">--run</w:t>
+      </w:r>
+      <w:r>
+        <w:rPr>
+          <w:rStyle w:val="NormalTok"/>
+        </w:rPr>
+        <w:t xml:space="preserve"> live-2026-10-20-v3.1</w:t>
+      </w:r>
+    </w:p>
+    <w:p>
+      <w:pPr>
+        <w:pStyle w:val="FirstParagraph"/>
+      </w:pPr>
+      <w:r>
+        <w:t xml:space="preserve">Alternatively, re-score the published evidence against v3.1 without contacting</w:t>
+      </w:r>
+      <w:r>
+        <w:t xml:space="preserve"> </w:t>
+      </w:r>
+      <w:r>
+        <w:t xml:space="preserve">anyone, as in step 4 but writing to</w:t>
+      </w:r>
+      <w:r>
+        <w:t xml:space="preserve"> </w:t>
+      </w:r>
+      <w:r>
+        <w:rPr>
+          <w:rStyle w:val="VerbatimChar"/>
+        </w:rPr>
+        <w:t xml:space="preserve">results/</w:t>
+      </w:r>
+      <w:r>
+        <w:t xml:space="preserve">. The report then says v3.1,</w:t>
+      </w:r>
+      <w:r>
+        <w:t xml:space="preserve"> </w:t>
+      </w:r>
+      <w:r>
+        <w:t xml:space="preserve">while the capture date is still that of the evidence.</w:t>
+      </w:r>
+    </w:p>
+    <w:p>
+      <w:pPr>
+        <w:pStyle w:val="BodyText"/>
+      </w:pPr>
+      <w:r>
+        <w:t xml:space="preserve">The reports now link to</w:t>
+      </w:r>
+      <w:r>
+        <w:t xml:space="preserve"> </w:t>
+      </w:r>
+      <w:r>
+        <w:rPr>
+          <w:rStyle w:val="VerbatimChar"/>
+        </w:rPr>
+        <w:t xml:space="preserve">results/checklist-v3.1.html</w:t>
+      </w:r>
+      <w:r>
+        <w:t xml:space="preserve">. The old</w:t>
+      </w:r>
+      <w:r>
+        <w:t xml:space="preserve"> </w:t>
+      </w:r>
+      <w:r>
+        <w:rPr>
+          <w:rStyle w:val="VerbatimChar"/>
+        </w:rPr>
+        <w:t xml:space="preserve">results/checklist-v3.0.html</w:t>
+      </w:r>
+      <w:r>
+        <w:t xml:space="preserve"> </w:t>
+      </w:r>
+      <w:r>
+        <w:t xml:space="preserve">stays behind; remove it, and update the places</w:t>
+      </w:r>
+      <w:r>
+        <w:t xml:space="preserve"> </w:t>
+      </w:r>
+      <w:r>
+        <w:t xml:space="preserve">that name v3.0 in prose or links:</w:t>
+      </w:r>
+    </w:p>
+    <w:p>
+      <w:pPr>
+        <w:pStyle w:val="SourceCode"/>
+      </w:pPr>
+      <w:r>
+        <w:rPr>
+          <w:rStyle w:val="FunctionTok"/>
+        </w:rPr>
+        <w:t xml:space="preserve">git</w:t>
+      </w:r>
+      <w:r>
+        <w:rPr>
+          <w:rStyle w:val="NormalTok"/>
+        </w:rPr>
+        <w:t xml:space="preserve"> rm results/checklist-v3.0.html</w:t>
+      </w:r>
+      <w:r>
+        <w:br/>
+      </w:r>
+      <w:r>
+        <w:rPr>
+          <w:rStyle w:val="ExtensionTok"/>
+        </w:rPr>
+        <w:t xml:space="preserve">rg</w:t>
+      </w:r>
+      <w:r>
+        <w:rPr>
+          <w:rStyle w:val="NormalTok"/>
+        </w:rPr>
+        <w:t xml:space="preserve"> </w:t>
+      </w:r>
+      <w:r>
+        <w:rPr>
+          <w:rStyle w:val="AttributeTok"/>
+        </w:rPr>
+        <w:t xml:space="preserve">-n</w:t>
+      </w:r>
+      <w:r>
+        <w:rPr>
+          <w:rStyle w:val="NormalTok"/>
+        </w:rPr>
+        <w:t xml:space="preserve"> </w:t>
+      </w:r>
+      <w:r>
+        <w:rPr>
+          <w:rStyle w:val="StringTok"/>
+        </w:rPr>
+        <w:t xml:space="preserve">"v3\.0"</w:t>
+      </w:r>
+      <w:r>
+        <w:rPr>
+          <w:rStyle w:val="NormalTok"/>
+        </w:rPr>
+        <w:t xml:space="preserve"> README.md docs checklist/README.md .github</w:t>
+      </w:r>
+    </w:p>
+    <w:p>
+      <w:pPr>
+        <w:pStyle w:val="FirstParagraph"/>
+      </w:pPr>
+      <w:r>
+        <w:t xml:space="preserve">In</w:t>
+      </w:r>
+      <w:r>
+        <w:t xml:space="preserve"> </w:t>
+      </w:r>
+      <w:r>
+        <w:rPr>
+          <w:rStyle w:val="VerbatimChar"/>
+        </w:rPr>
+        <w:t xml:space="preserve">README.md</w:t>
+      </w:r>
+      <w:r>
+        <w:t xml:space="preserve">, the table of checklist points links each point to</w:t>
+      </w:r>
+      <w:r>
+        <w:t xml:space="preserve"> </w:t>
+      </w:r>
+      <w:r>
+        <w:rPr>
+          <w:rStyle w:val="VerbatimChar"/>
+        </w:rPr>
+        <w:t xml:space="preserve">results/checklist-v3.0.html#p…</w:t>
+      </w:r>
+      <w:r>
+        <w:t xml:space="preserve">. Those links break once the file is removed,</w:t>
+      </w:r>
+      <w:r>
+        <w:t xml:space="preserve"> </w:t>
+      </w:r>
+      <w:r>
+        <w:t xml:space="preserve">so change them to</w:t>
+      </w:r>
+      <w:r>
+        <w:t xml:space="preserve"> </w:t>
+      </w:r>
+      <w:r>
+        <w:rPr>
+          <w:rStyle w:val="VerbatimChar"/>
+        </w:rPr>
+        <w:t xml:space="preserve">v3.1</w:t>
+      </w:r>
+      <w:r>
+        <w:t xml:space="preserve">.</w:t>
+      </w:r>
+    </w:p>
+    <w:p>
+      <w:pPr>
+        <w:pStyle w:val="BodyText"/>
+      </w:pPr>
+      <w:r>
+        <w:rPr>
+          <w:b/>
+          <w:bCs/>
+        </w:rPr>
+        <w:t xml:space="preserve">Step 7: tests, review, commit.</w:t>
+      </w:r>
+      <w:r>
+        <w:t xml:space="preserve"> </w:t>
+      </w:r>
+      <w:r>
+        <w:t xml:space="preserve">As in example 1, steps 5 and 6. Commit the</w:t>
+      </w:r>
+      <w:r>
+        <w:t xml:space="preserve"> </w:t>
+      </w:r>
+      <w:r>
+        <w:t xml:space="preserve">new document,</w:t>
+      </w:r>
+      <w:r>
+        <w:t xml:space="preserve"> </w:t>
+      </w:r>
+      <w:r>
+        <w:rPr>
+          <w:rStyle w:val="VerbatimChar"/>
+        </w:rPr>
+        <w:t xml:space="preserve">checklist/v3.1.yaml</w:t>
+      </w:r>
+      <w:r>
+        <w:t xml:space="preserve">,</w:t>
+      </w:r>
+      <w:r>
+        <w:t xml:space="preserve"> </w:t>
+      </w:r>
+      <w:r>
+        <w:rPr>
+          <w:rStyle w:val="VerbatimChar"/>
+        </w:rPr>
+        <w:t xml:space="preserve">cli.py</w:t>
+      </w:r>
+      <w:r>
+        <w:t xml:space="preserve">, any changed checks and tests,</w:t>
+      </w:r>
+      <w:r>
+        <w:t xml:space="preserve"> </w:t>
+      </w:r>
+      <w:r>
+        <w:rPr>
+          <w:rStyle w:val="VerbatimChar"/>
+        </w:rPr>
+        <w:t xml:space="preserve">results/</w:t>
+      </w:r>
+      <w:r>
+        <w:t xml:space="preserve"> </w:t>
+      </w:r>
+      <w:r>
+        <w:t xml:space="preserve">and the documents together, so the commit shows the whole change.</w:t>
+      </w:r>
+    </w:p>
+    <w:p>
+      <w:r>
+        <w:pict>
+          <v:rect style="width:0;height:1.5pt" o:hralign="center" o:hrstd="t" o:hr="t"/>
+        </w:pict>
+      </w:r>
+    </w:p>
+    <w:bookmarkEnd w:id="49"/>
+    <w:bookmarkEnd w:id="50"/>
+    <w:bookmarkStart w:id="51" w:name="sources"/>
+    <w:p>
+      <w:pPr>
+        <w:pStyle w:val="Heading2"/>
+      </w:pPr>
+      <w:r>
+        <w:t xml:space="preserve">Sources</w:t>
+      </w:r>
+    </w:p>
+    <w:p>
+      <w:pPr>
+        <w:pStyle w:val="Compact"/>
+        <w:numPr>
+          <w:ilvl w:val="0"/>
+          <w:numId w:val="1009"/>
+        </w:numPr>
+      </w:pPr>
+      <w:r>
+        <w:t xml:space="preserve">Checklist:</w:t>
+      </w:r>
+      <w:r>
+        <w:t xml:space="preserve"> </w:t>
+      </w:r>
+      <w:r>
+        <w:rPr>
+          <w:rStyle w:val="VerbatimChar"/>
+        </w:rPr>
+        <w:t xml:space="preserve">checklist/20260910_Node_Landing_Page_Verification_Checklist_v3.0.pdf</w:t>
+      </w:r>
+      <w:r>
+        <w:t xml:space="preserve">, transcribed to</w:t>
+      </w:r>
+      <w:r>
+        <w:t xml:space="preserve"> </w:t>
+      </w:r>
+      <w:r>
+        <w:rPr>
+          <w:rStyle w:val="VerbatimChar"/>
+        </w:rPr>
+        <w:t xml:space="preserve">checklist/v3.0.yaml</w:t>
+      </w:r>
+      <w:r>
+        <w:t xml:space="preserve"> </w:t>
+      </w:r>
+      <w:r>
+        <w:t xml:space="preserve">with its SHA-256 pinned</w:t>
+      </w:r>
+    </w:p>
+    <w:p>
+      <w:pPr>
+        <w:pStyle w:val="Compact"/>
+        <w:numPr>
+          <w:ilvl w:val="0"/>
+          <w:numId w:val="1009"/>
+        </w:numPr>
+      </w:pPr>
+      <w:r>
+        <w:t xml:space="preserve">EOSC Federation node index: https://eosc.eu/building-the-eosc-federation/</w:t>
+      </w:r>
+    </w:p>
+    <w:p>
+      <w:pPr>
+        <w:pStyle w:val="Compact"/>
+        <w:numPr>
+          <w:ilvl w:val="0"/>
+          <w:numId w:val="1009"/>
+        </w:numPr>
+      </w:pPr>
+      <w:r>
+        <w:t xml:space="preserve">Repository: https://github.com/marioreale/eosc-basic-compliance</w:t>
+      </w:r>
+    </w:p>
+    <w:p>
+      <w:pPr>
+        <w:pStyle w:val="Compact"/>
+        <w:numPr>
+          <w:ilvl w:val="0"/>
+          <w:numId w:val="1009"/>
+        </w:numPr>
+      </w:pPr>
+      <w:r>
+        <w:rPr>
+          <w:rStyle w:val="VerbatimChar"/>
+        </w:rPr>
+        <w:t xml:space="preserve">uv</w:t>
+      </w:r>
+      <w:r>
+        <w:t xml:space="preserve"> </w:t>
+      </w:r>
+      <w:r>
+        <w:t xml:space="preserve">documentation: https://docs.astral.sh/uv/</w:t>
+      </w:r>
+    </w:p>
+    <w:p>
+      <w:pPr>
+        <w:pStyle w:val="Compact"/>
+        <w:numPr>
+          <w:ilvl w:val="0"/>
+          <w:numId w:val="1009"/>
+        </w:numPr>
+      </w:pPr>
+      <w:r>
         <w:t xml:space="preserve">Playwright for Python: https://playwright.dev/python/</w:t>
       </w:r>
     </w:p>
-    <w:bookmarkEnd w:id="47"/>
+    <w:bookmarkEnd w:id="51"/>
     <w:sectPr>
       <w:footnotePr>
         <w:numRestart w:val="eachSect"/>
@@ -15280,6 +20834,18 @@
     <w:abstractNumId w:val="991"/>
   </w:num>
   <w:num w:numId="1005">
+    <w:abstractNumId w:val="991"/>
+  </w:num>
+  <w:num w:numId="1006">
+    <w:abstractNumId w:val="991"/>
+  </w:num>
+  <w:num w:numId="1007">
+    <w:abstractNumId w:val="991"/>
+  </w:num>
+  <w:num w:numId="1008">
+    <w:abstractNumId w:val="991"/>
+  </w:num>
+  <w:num w:numId="1009">
     <w:abstractNumId w:val="991"/>
   </w:num>
 </w:numbering>

--- a/docs/eosc-basic-compliance-guide.docx
+++ b/docs/eosc-basic-compliance-guide.docx
@@ -23,7 +23,7 @@
         <w:pStyle w:val="Author"/>
       </w:pPr>
       <w:r>
-        <w:t xml:space="preserve">Verified against a clean clone on 26 September 2026 — documentation commit 2326950</w:t>
+        <w:t xml:space="preserve">Verified against a clean clone on 26 September 2026 — documentation commit a0be8d9</w:t>
       </w:r>
     </w:p>
     <w:p>
@@ -20442,13 +20442,48 @@
         <w:t xml:space="preserve"> </w:t>
       </w:r>
       <w:r>
-        <w:t xml:space="preserve">As in example 1, steps 5 and 6. Commit the</w:t>
-      </w:r>
-      <w:r>
-        <w:t xml:space="preserve"> </w:t>
-      </w:r>
-      <w:r>
-        <w:t xml:space="preserve">new document,</w:t>
+        <w:t xml:space="preserve">As in example 1, steps 5 and 6. If any</w:t>
+      </w:r>
+      <w:r>
+        <w:t xml:space="preserve"> </w:t>
+      </w:r>
+      <w:r>
+        <w:rPr>
+          <w:rStyle w:val="VerbatimChar"/>
+        </w:rPr>
+        <w:t xml:space="preserve">check_*</w:t>
+      </w:r>
+      <w:r>
+        <w:t xml:space="preserve"> </w:t>
+      </w:r>
+      <w:r>
+        <w:t xml:space="preserve">function changed in step 3, also update its decision procedure in</w:t>
+      </w:r>
+      <w:r>
+        <w:t xml:space="preserve"> </w:t>
+      </w:r>
+      <w:r>
+        <w:t xml:space="preserve">section 5 of</w:t>
+      </w:r>
+      <w:r>
+        <w:t xml:space="preserve"> </w:t>
+      </w:r>
+      <w:hyperlink r:id="rId9">
+        <w:r>
+          <w:rPr>
+            <w:rStyle w:val="VerbatimChar"/>
+          </w:rPr>
+          <w:t xml:space="preserve">ANALYSIS-WORKFLOW.md</w:t>
+        </w:r>
+      </w:hyperlink>
+      <w:r>
+        <w:t xml:space="preserve">, which describes</w:t>
+      </w:r>
+      <w:r>
+        <w:t xml:space="preserve"> </w:t>
+      </w:r>
+      <w:r>
+        <w:t xml:space="preserve">each point's rule branch by branch. Commit the new document,</w:t>
       </w:r>
       <w:r>
         <w:t xml:space="preserve"> </w:t>
@@ -20487,7 +20522,13 @@
         <w:t xml:space="preserve"> </w:t>
       </w:r>
       <w:r>
-        <w:t xml:space="preserve">and the documents together, so the commit shows the whole change.</w:t>
+        <w:t xml:space="preserve">and</w:t>
+      </w:r>
+      <w:r>
+        <w:t xml:space="preserve"> </w:t>
+      </w:r>
+      <w:r>
+        <w:t xml:space="preserve">the documents together, so the commit shows the whole change.</w:t>
       </w:r>
     </w:p>
     <w:p>

--- a/docs/eosc-basic-compliance-guide.docx
+++ b/docs/eosc-basic-compliance-guide.docx
@@ -23,7 +23,7 @@
         <w:pStyle w:val="Author"/>
       </w:pPr>
       <w:r>
-        <w:t xml:space="preserve">Verified against a clean clone on 26 September 2026 — documentation commit a0be8d9</w:t>
+        <w:t xml:space="preserve">Verified against a clean clone on 26 September 2026 — documentation commit b2fb946</w:t>
       </w:r>
     </w:p>
     <w:p>
@@ -9314,7 +9314,7 @@
       </w:r>
     </w:p>
     <w:bookmarkEnd w:id="32"/>
-    <w:bookmarkStart w:id="33" w:name="checking-a-page-not-in-nodes.yaml"/>
+    <w:bookmarkStart w:id="33" w:name="checking-a-page-not-in-nodesyaml"/>
     <w:p>
       <w:pPr>
         <w:pStyle w:val="Heading3"/>
@@ -14084,7 +14084,58 @@
               <w:pStyle w:val="Compact"/>
             </w:pPr>
             <w:r>
-              <w:t xml:space="preserve">After changing a URL in</w:t>
+              <w:rPr>
+                <w:rStyle w:val="VerbatimChar"/>
+              </w:rPr>
+              <w:t xml:space="preserve">assess</w:t>
+            </w:r>
+            <w:r>
+              <w:t xml:space="preserve"> </w:t>
+            </w:r>
+            <w:r>
+              <w:t xml:space="preserve">warns that nodes were assessed from evidence collected at a different URL, and the report carries an</w:t>
+            </w:r>
+            <w:r>
+              <w:t xml:space="preserve"> </w:t>
+            </w:r>
+            <w:r>
+              <w:rPr>
+                <w:b/>
+                <w:bCs/>
+              </w:rPr>
+              <w:t xml:space="preserve">Evidence from a different URL</w:t>
+            </w:r>
+            <w:r>
+              <w:t xml:space="preserve"> </w:t>
+            </w:r>
+            <w:r>
+              <w:t xml:space="preserve">banner</w:t>
+            </w:r>
+          </w:p>
+        </w:tc>
+        <w:tc>
+          <w:tcPr/>
+          <w:p>
+            <w:pPr>
+              <w:pStyle w:val="Compact"/>
+            </w:pPr>
+            <w:r>
+              <w:t xml:space="preserve">A node's</w:t>
+            </w:r>
+            <w:r>
+              <w:t xml:space="preserve"> </w:t>
+            </w:r>
+            <w:r>
+              <w:rPr>
+                <w:rStyle w:val="VerbatimChar"/>
+              </w:rPr>
+              <w:t xml:space="preserve">url</w:t>
+            </w:r>
+            <w:r>
+              <w:t xml:space="preserve"> </w:t>
+            </w:r>
+            <w:r>
+              <w:t xml:space="preserve">in</w:t>
             </w:r>
             <w:r>
               <w:t xml:space="preserve"> </w:t>
@@ -14096,42 +14147,10 @@
               <w:t xml:space="preserve">nodes.yaml</w:t>
             </w:r>
             <w:r>
-              <w:t xml:space="preserve">, the rebuilt report shows the new address but the old page's verdicts</w:t>
-            </w:r>
-          </w:p>
-        </w:tc>
-        <w:tc>
-          <w:tcPr/>
-          <w:p>
-            <w:pPr>
-              <w:pStyle w:val="Compact"/>
-            </w:pPr>
-            <w:r>
-              <w:rPr>
-                <w:rStyle w:val="VerbatimChar"/>
-              </w:rPr>
-              <w:t xml:space="preserve">assess</w:t>
-            </w:r>
-            <w:r>
               <w:t xml:space="preserve"> </w:t>
             </w:r>
             <w:r>
-              <w:t xml:space="preserve">takes the URL from</w:t>
-            </w:r>
-            <w:r>
-              <w:t xml:space="preserve"> </w:t>
-            </w:r>
-            <w:r>
-              <w:rPr>
-                <w:rStyle w:val="VerbatimChar"/>
-              </w:rPr>
-              <w:t xml:space="preserve">nodes.yaml</w:t>
-            </w:r>
-            <w:r>
-              <w:t xml:space="preserve"> </w:t>
-            </w:r>
-            <w:r>
-              <w:t xml:space="preserve">and the verdicts from the evidence on disk. Collect the node again, or rebuild with the old node list via</w:t>
+              <w:t xml:space="preserve">changed after its evidence was collected, so the row shows the new address above the old page's verdicts. Collect that node again, or rebuild with the old node list via</w:t>
             </w:r>
             <w:r>
               <w:t xml:space="preserve"> </w:t>
@@ -14143,7 +14162,7 @@
               <w:t xml:space="preserve">--nodes</w:t>
             </w:r>
             <w:r>
-              <w:t xml:space="preserve">. Section 3, "Changing a node's URL".</w:t>
+              <w:t xml:space="preserve">. Section 3, "Changing a node's URL", and example 2 in section 11.</w:t>
             </w:r>
           </w:p>
         </w:tc>
@@ -15713,7 +15732,7 @@
         <w:t xml:space="preserve">own run.</w:t>
       </w:r>
     </w:p>
-    <w:bookmarkStart w:id="47" w:name="X6b9c9d2e59e13da41f347184ca67a475fa8b7ce"/>
+    <w:bookmarkStart w:id="47" w:name="X073cb44b8dc5d29e47f376bc008b8613dd82a6a"/>
     <w:p>
       <w:pPr>
         <w:pStyle w:val="Heading3"/>
@@ -17422,7 +17441,7 @@
       </w:r>
     </w:p>
     <w:bookmarkEnd w:id="47"/>
-    <w:bookmarkStart w:id="48" w:name="X5431a82e20a06edfb102374e037ce7ea9ce6896"/>
+    <w:bookmarkStart w:id="48" w:name="Xe23e918a40335caa5ab24e15a733d1ac9e4c070"/>
     <w:p>
       <w:pPr>
         <w:pStyle w:val="Heading3"/>
@@ -18536,7 +18555,7 @@
       </w:r>
     </w:p>
     <w:bookmarkEnd w:id="48"/>
-    <w:bookmarkStart w:id="49" w:name="Xbb3e2d317a0d811066009804bfa0a222a6197de"/>
+    <w:bookmarkStart w:id="49" w:name="Xa570dceeae7de3d84789b8e054a5bbb043a3946"/>
     <w:p>
       <w:pPr>
         <w:pStyle w:val="Heading3"/>

--- a/docs/eosc-basic-compliance-guide.docx
+++ b/docs/eosc-basic-compliance-guide.docx
@@ -23,7 +23,7 @@
         <w:pStyle w:val="Author"/>
       </w:pPr>
       <w:r>
-        <w:t xml:space="preserve">Verified against a clean clone on 26 September 2026 — documentation commit b2fb946</w:t>
+        <w:t xml:space="preserve">Verified against a clean clone on 26 September 2026 — documentation commit 5701f9e</w:t>
       </w:r>
     </w:p>
     <w:p>
@@ -180,7 +180,7 @@
         <w:rPr>
           <w:rStyle w:val="VerbatimChar"/>
         </w:rPr>
-        <w:t xml:space="preserve">0cc33c2</w:t>
+        <w:t xml:space="preserve">5701f9e</w:t>
       </w:r>
       <w:r>
         <w:t xml:space="preserve"> </w:t>
@@ -1551,7 +1551,7 @@
         <w:t xml:space="preserve"> </w:t>
       </w:r>
       <w:r>
-        <w:t xml:space="preserve">339 tests still pass, while</w:t>
+        <w:t xml:space="preserve">357 tests still pass, while</w:t>
       </w:r>
       <w:r>
         <w:t xml:space="preserve"> </w:t>
@@ -1623,7 +1623,7 @@
         <w:rPr>
           <w:rStyle w:val="CommentTok"/>
         </w:rPr>
-        <w:t xml:space="preserve"># expect: 339 passed</w:t>
+        <w:t xml:space="preserve"># expect: 357 passed</w:t>
       </w:r>
       <w:r>
         <w:br/>
@@ -6809,7 +6809,7 @@
     </w:p>
     <w:bookmarkEnd w:id="27"/>
     <w:bookmarkEnd w:id="28"/>
-    <w:bookmarkStart w:id="34" w:name="running-it"/>
+    <w:bookmarkStart w:id="35" w:name="running-it"/>
     <w:p>
       <w:pPr>
         <w:pStyle w:val="Heading2"/>
@@ -7518,7 +7518,19 @@
               <w:t xml:space="preserve">nodes.yaml</w:t>
             </w:r>
             <w:r>
-              <w:t xml:space="preserve">. Repeatable.</w:t>
+              <w:t xml:space="preserve">. Repeatable. With</w:t>
+            </w:r>
+            <w:r>
+              <w:t xml:space="preserve"> </w:t>
+            </w:r>
+            <w:r>
+              <w:rPr>
+                <w:rStyle w:val="VerbatimChar"/>
+              </w:rPr>
+              <w:t xml:space="preserve">--node</w:t>
+            </w:r>
+            <w:r>
+              <w:t xml:space="preserve">, the alternative page for that node.</w:t>
             </w:r>
           </w:p>
         </w:tc>
@@ -7537,6 +7549,60 @@
               <w:rPr>
                 <w:rStyle w:val="VerbatimChar"/>
               </w:rPr>
+              <w:t xml:space="preserve">--node id</w:t>
+            </w:r>
+          </w:p>
+        </w:tc>
+        <w:tc>
+          <w:tcPr/>
+          <w:p>
+            <w:pPr>
+              <w:pStyle w:val="Compact"/>
+            </w:pPr>
+            <w:r>
+              <w:t xml:space="preserve">Check one configured node at the alternative landing page given with</w:t>
+            </w:r>
+            <w:r>
+              <w:t xml:space="preserve"> </w:t>
+            </w:r>
+            <w:r>
+              <w:rPr>
+                <w:rStyle w:val="VerbatimChar"/>
+              </w:rPr>
+              <w:t xml:space="preserve">--url</w:t>
+            </w:r>
+            <w:r>
+              <w:t xml:space="preserve">, keeping its id, name and</w:t>
+            </w:r>
+            <w:r>
+              <w:t xml:space="preserve"> </w:t>
+            </w:r>
+            <w:r>
+              <w:rPr>
+                <w:rStyle w:val="VerbatimChar"/>
+              </w:rPr>
+              <w:t xml:space="preserve">eosc_page</w:t>
+            </w:r>
+            <w:r>
+              <w:t xml:space="preserve">. See below.</w:t>
+            </w:r>
+          </w:p>
+        </w:tc>
+      </w:tr>
+      <w:tr>
+        <w:trPr>
+          <w:cantSplit/>
+        </w:trPr>
+        <w:tc>
+          <w:tcPr/>
+          <w:p>
+            <w:pPr>
+              <w:pStyle w:val="Compact"/>
+            </w:pPr>
+            <w:r>
+              <w:rPr>
+                <w:rStyle w:val="VerbatimChar"/>
+              </w:rPr>
               <w:t xml:space="preserve">--eosc-page URL</w:t>
             </w:r>
           </w:p>
@@ -7575,7 +7641,19 @@
               <w:t xml:space="preserve"> </w:t>
             </w:r>
             <w:r>
-              <w:t xml:space="preserve">page, so a point 4 failure can name the exact URL that is missing.</w:t>
+              <w:t xml:space="preserve">page, so a point 4 failure can name the exact URL that is missing. With</w:t>
+            </w:r>
+            <w:r>
+              <w:t xml:space="preserve"> </w:t>
+            </w:r>
+            <w:r>
+              <w:rPr>
+                <w:rStyle w:val="VerbatimChar"/>
+              </w:rPr>
+              <w:t xml:space="preserve">--node</w:t>
+            </w:r>
+            <w:r>
+              <w:t xml:space="preserve">, replaces that node's configured one.</w:t>
             </w:r>
           </w:p>
         </w:tc>
@@ -9402,6 +9480,680 @@
         <w:t xml:space="preserve">stray single-page file that looks official is a genuine hazard.</w:t>
       </w:r>
     </w:p>
+    <w:bookmarkEnd w:id="33"/>
+    <w:bookmarkStart w:id="34" w:name="checking-a-node-at-an-alternative-url"/>
+    <w:p>
+      <w:pPr>
+        <w:pStyle w:val="Heading3"/>
+      </w:pPr>
+      <w:r>
+        <w:t xml:space="preserve">Checking a node at an alternative URL</w:t>
+      </w:r>
+    </w:p>
+    <w:p>
+      <w:pPr>
+        <w:pStyle w:val="FirstParagraph"/>
+      </w:pPr>
+      <w:r>
+        <w:t xml:space="preserve">To run every test against one configured node at a landing page other than the</w:t>
+      </w:r>
+      <w:r>
+        <w:t xml:space="preserve"> </w:t>
+      </w:r>
+      <w:r>
+        <w:t xml:space="preserve">one in</w:t>
+      </w:r>
+      <w:r>
+        <w:t xml:space="preserve"> </w:t>
+      </w:r>
+      <w:r>
+        <w:rPr>
+          <w:rStyle w:val="VerbatimChar"/>
+        </w:rPr>
+        <w:t xml:space="preserve">nodes.yaml</w:t>
+      </w:r>
+      <w:r>
+        <w:t xml:space="preserve">, give the node with</w:t>
+      </w:r>
+      <w:r>
+        <w:t xml:space="preserve"> </w:t>
+      </w:r>
+      <w:r>
+        <w:rPr>
+          <w:rStyle w:val="VerbatimChar"/>
+        </w:rPr>
+        <w:t xml:space="preserve">--node</w:t>
+      </w:r>
+      <w:r>
+        <w:t xml:space="preserve"> </w:t>
+      </w:r>
+      <w:r>
+        <w:t xml:space="preserve">and the page with</w:t>
+      </w:r>
+      <w:r>
+        <w:t xml:space="preserve"> </w:t>
+      </w:r>
+      <w:r>
+        <w:rPr>
+          <w:rStyle w:val="VerbatimChar"/>
+        </w:rPr>
+        <w:t xml:space="preserve">--url</w:t>
+      </w:r>
+      <w:r>
+        <w:t xml:space="preserve">:</w:t>
+      </w:r>
+    </w:p>
+    <w:p>
+      <w:pPr>
+        <w:pStyle w:val="SourceCode"/>
+      </w:pPr>
+      <w:r>
+        <w:rPr>
+          <w:rStyle w:val="ExtensionTok"/>
+        </w:rPr>
+        <w:t xml:space="preserve">uv</w:t>
+      </w:r>
+      <w:r>
+        <w:rPr>
+          <w:rStyle w:val="NormalTok"/>
+        </w:rPr>
+        <w:t xml:space="preserve"> run basic-check run </w:t>
+      </w:r>
+      <w:r>
+        <w:rPr>
+          <w:rStyle w:val="AttributeTok"/>
+        </w:rPr>
+        <w:t xml:space="preserve">--node</w:t>
+      </w:r>
+      <w:r>
+        <w:rPr>
+          <w:rStyle w:val="NormalTok"/>
+        </w:rPr>
+        <w:t xml:space="preserve"> bbmri-eric </w:t>
+      </w:r>
+      <w:r>
+        <w:rPr>
+          <w:rStyle w:val="AttributeTok"/>
+        </w:rPr>
+        <w:t xml:space="preserve">--url</w:t>
+      </w:r>
+      <w:r>
+        <w:rPr>
+          <w:rStyle w:val="NormalTok"/>
+        </w:rPr>
+        <w:t xml:space="preserve"> https://alt.example.org/eosc-node-bbmri-eric/</w:t>
+      </w:r>
+      <w:r>
+        <w:br/>
+      </w:r>
+      <w:r>
+        <w:rPr>
+          <w:rStyle w:val="ExtensionTok"/>
+        </w:rPr>
+        <w:t xml:space="preserve">uv</w:t>
+      </w:r>
+      <w:r>
+        <w:rPr>
+          <w:rStyle w:val="NormalTok"/>
+        </w:rPr>
+        <w:t xml:space="preserve"> run basic-check show bbmri-eric </w:t>
+      </w:r>
+      <w:r>
+        <w:rPr>
+          <w:rStyle w:val="AttributeTok"/>
+        </w:rPr>
+        <w:t xml:space="preserve">--one-off</w:t>
+      </w:r>
+    </w:p>
+    <w:p>
+      <w:pPr>
+        <w:pStyle w:val="FirstParagraph"/>
+      </w:pPr>
+      <w:r>
+        <w:t xml:space="preserve">The node keeps its id, name and</w:t>
+      </w:r>
+      <w:r>
+        <w:t xml:space="preserve"> </w:t>
+      </w:r>
+      <w:r>
+        <w:rPr>
+          <w:rStyle w:val="VerbatimChar"/>
+        </w:rPr>
+        <w:t xml:space="preserve">eosc_page</w:t>
+      </w:r>
+      <w:r>
+        <w:t xml:space="preserve">, so its scoped approved name</w:t>
+      </w:r>
+      <w:r>
+        <w:t xml:space="preserve"> </w:t>
+      </w:r>
+      <w:r>
+        <w:t xml:space="preserve">applies to point 3 and point 4 looks for its own</w:t>
+      </w:r>
+      <w:r>
+        <w:t xml:space="preserve"> </w:t>
+      </w:r>
+      <w:r>
+        <w:rPr>
+          <w:rStyle w:val="VerbatimChar"/>
+        </w:rPr>
+        <w:t xml:space="preserve">eosc.eu</w:t>
+      </w:r>
+      <w:r>
+        <w:t xml:space="preserve"> </w:t>
+      </w:r>
+      <w:r>
+        <w:t xml:space="preserve">page; only the page</w:t>
+      </w:r>
+      <w:r>
+        <w:t xml:space="preserve"> </w:t>
+      </w:r>
+      <w:r>
+        <w:t xml:space="preserve">fetched changes, and</w:t>
+      </w:r>
+      <w:r>
+        <w:t xml:space="preserve"> </w:t>
+      </w:r>
+      <w:r>
+        <w:rPr>
+          <w:rStyle w:val="VerbatimChar"/>
+        </w:rPr>
+        <w:t xml:space="preserve">nodes.yaml</w:t>
+      </w:r>
+      <w:r>
+        <w:t xml:space="preserve"> </w:t>
+      </w:r>
+      <w:r>
+        <w:t xml:space="preserve">is not edited.</w:t>
+      </w:r>
+      <w:r>
+        <w:t xml:space="preserve"> </w:t>
+      </w:r>
+      <w:r>
+        <w:rPr>
+          <w:rStyle w:val="VerbatimChar"/>
+        </w:rPr>
+        <w:t xml:space="preserve">--node</w:t>
+      </w:r>
+      <w:r>
+        <w:t xml:space="preserve"> </w:t>
+      </w:r>
+      <w:r>
+        <w:t xml:space="preserve">takes an id or a name</w:t>
+      </w:r>
+      <w:r>
+        <w:t xml:space="preserve"> </w:t>
+      </w:r>
+      <w:r>
+        <w:t xml:space="preserve">in any case, as</w:t>
+      </w:r>
+      <w:r>
+        <w:t xml:space="preserve"> </w:t>
+      </w:r>
+      <w:r>
+        <w:rPr>
+          <w:rStyle w:val="VerbatimChar"/>
+        </w:rPr>
+        <w:t xml:space="preserve">--skip</w:t>
+      </w:r>
+      <w:r>
+        <w:t xml:space="preserve"> </w:t>
+      </w:r>
+      <w:r>
+        <w:t xml:space="preserve">does.</w:t>
+      </w:r>
+    </w:p>
+    <w:tbl>
+      <w:tblPr>
+        <w:tblStyle w:val="Table"/>
+        <w:tblW w:type="pct" w:w="5000"/>
+        <w:tblLayout w:type="fixed"/>
+        <w:tblLook w:firstRow="1" w:lastRow="0" w:firstColumn="0" w:lastColumn="0" w:noHBand="0" w:noVBand="0" w:val="0020"/>
+      </w:tblPr>
+      <w:tblGrid>
+        <w:gridCol w:w="3960"/>
+        <w:gridCol w:w="3960"/>
+      </w:tblGrid>
+      <w:tr>
+        <w:trPr>
+          <w:cantSplit/>
+          <w:tblHeader w:val="on"/>
+        </w:trPr>
+        <w:tc>
+          <w:tcPr/>
+          <w:p>
+            <w:pPr>
+              <w:pStyle w:val="Compact"/>
+            </w:pPr>
+            <w:r>
+              <w:t xml:space="preserve">Rule</w:t>
+            </w:r>
+          </w:p>
+        </w:tc>
+        <w:tc>
+          <w:tcPr/>
+          <w:p>
+            <w:pPr>
+              <w:pStyle w:val="Compact"/>
+            </w:pPr>
+            <w:r>
+              <w:t xml:space="preserve">Why</w:t>
+            </w:r>
+          </w:p>
+        </w:tc>
+      </w:tr>
+      <w:tr>
+        <w:trPr>
+          <w:cantSplit/>
+        </w:trPr>
+        <w:tc>
+          <w:tcPr/>
+          <w:p>
+            <w:pPr>
+              <w:pStyle w:val="Compact"/>
+            </w:pPr>
+            <w:r>
+              <w:t xml:space="preserve">Exactly one</w:t>
+            </w:r>
+            <w:r>
+              <w:t xml:space="preserve"> </w:t>
+            </w:r>
+            <w:r>
+              <w:rPr>
+                <w:rStyle w:val="VerbatimChar"/>
+              </w:rPr>
+              <w:t xml:space="preserve">--url</w:t>
+            </w:r>
+          </w:p>
+        </w:tc>
+        <w:tc>
+          <w:tcPr/>
+          <w:p>
+            <w:pPr>
+              <w:pStyle w:val="Compact"/>
+            </w:pPr>
+            <w:r>
+              <w:t xml:space="preserve">It is the alternative page for that one node. Without</w:t>
+            </w:r>
+            <w:r>
+              <w:t xml:space="preserve"> </w:t>
+            </w:r>
+            <w:r>
+              <w:rPr>
+                <w:rStyle w:val="VerbatimChar"/>
+              </w:rPr>
+              <w:t xml:space="preserve">--url</w:t>
+            </w:r>
+            <w:r>
+              <w:t xml:space="preserve">, use</w:t>
+            </w:r>
+            <w:r>
+              <w:t xml:space="preserve"> </w:t>
+            </w:r>
+            <w:r>
+              <w:rPr>
+                <w:rStyle w:val="VerbatimChar"/>
+              </w:rPr>
+              <w:t xml:space="preserve">--only</w:t>
+            </w:r>
+            <w:r>
+              <w:t xml:space="preserve"> </w:t>
+            </w:r>
+            <w:r>
+              <w:t xml:space="preserve">to check the node at its configured page.</w:t>
+            </w:r>
+          </w:p>
+        </w:tc>
+      </w:tr>
+      <w:tr>
+        <w:trPr>
+          <w:cantSplit/>
+        </w:trPr>
+        <w:tc>
+          <w:tcPr/>
+          <w:p>
+            <w:pPr>
+              <w:pStyle w:val="Compact"/>
+            </w:pPr>
+            <w:r>
+              <w:t xml:space="preserve">Not with</w:t>
+            </w:r>
+            <w:r>
+              <w:t xml:space="preserve"> </w:t>
+            </w:r>
+            <w:r>
+              <w:rPr>
+                <w:rStyle w:val="VerbatimChar"/>
+              </w:rPr>
+              <w:t xml:space="preserve">--only</w:t>
+            </w:r>
+            <w:r>
+              <w:t xml:space="preserve"> </w:t>
+            </w:r>
+            <w:r>
+              <w:t xml:space="preserve">or</w:t>
+            </w:r>
+            <w:r>
+              <w:t xml:space="preserve"> </w:t>
+            </w:r>
+            <w:r>
+              <w:rPr>
+                <w:rStyle w:val="VerbatimChar"/>
+              </w:rPr>
+              <w:t xml:space="preserve">--skip</w:t>
+            </w:r>
+          </w:p>
+        </w:tc>
+        <w:tc>
+          <w:tcPr/>
+          <w:p>
+            <w:pPr>
+              <w:pStyle w:val="Compact"/>
+            </w:pPr>
+            <w:r>
+              <w:t xml:space="preserve">The run is already one node; either would be ignored or contradict it.</w:t>
+            </w:r>
+          </w:p>
+        </w:tc>
+      </w:tr>
+      <w:tr>
+        <w:trPr>
+          <w:cantSplit/>
+        </w:trPr>
+        <w:tc>
+          <w:tcPr/>
+          <w:p>
+            <w:pPr>
+              <w:pStyle w:val="Compact"/>
+            </w:pPr>
+            <w:r>
+              <w:t xml:space="preserve">Writes to</w:t>
+            </w:r>
+            <w:r>
+              <w:t xml:space="preserve"> </w:t>
+            </w:r>
+            <w:r>
+              <w:rPr>
+                <w:rStyle w:val="VerbatimChar"/>
+              </w:rPr>
+              <w:t xml:space="preserve">results/one-off/</w:t>
+            </w:r>
+            <w:r>
+              <w:t xml:space="preserve">, or another</w:t>
+            </w:r>
+            <w:r>
+              <w:t xml:space="preserve"> </w:t>
+            </w:r>
+            <w:r>
+              <w:rPr>
+                <w:rStyle w:val="VerbatimChar"/>
+              </w:rPr>
+              <w:t xml:space="preserve">--results</w:t>
+            </w:r>
+            <w:r>
+              <w:t xml:space="preserve"> </w:t>
+            </w:r>
+            <w:r>
+              <w:t xml:space="preserve">folder</w:t>
+            </w:r>
+          </w:p>
+        </w:tc>
+        <w:tc>
+          <w:tcPr/>
+          <w:p>
+            <w:pPr>
+              <w:pStyle w:val="Compact"/>
+            </w:pPr>
+            <w:r>
+              <w:rPr>
+                <w:rStyle w:val="VerbatimChar"/>
+              </w:rPr>
+              <w:t xml:space="preserve">--results results/</w:t>
+            </w:r>
+            <w:r>
+              <w:t xml:space="preserve"> </w:t>
+            </w:r>
+            <w:r>
+              <w:t xml:space="preserve">is refused: the evidence file is named after the node id and would replace the reviewed evidence.</w:t>
+            </w:r>
+          </w:p>
+        </w:tc>
+      </w:tr>
+      <w:tr>
+        <w:trPr>
+          <w:cantSplit/>
+        </w:trPr>
+        <w:tc>
+          <w:tcPr/>
+          <w:p>
+            <w:pPr>
+              <w:pStyle w:val="Compact"/>
+            </w:pPr>
+            <w:r>
+              <w:rPr>
+                <w:rStyle w:val="VerbatimChar"/>
+              </w:rPr>
+              <w:t xml:space="preserve">--eosc-page</w:t>
+            </w:r>
+            <w:r>
+              <w:t xml:space="preserve"> </w:t>
+            </w:r>
+            <w:r>
+              <w:t xml:space="preserve">replaces the node's</w:t>
+            </w:r>
+            <w:r>
+              <w:t xml:space="preserve"> </w:t>
+            </w:r>
+            <w:r>
+              <w:rPr>
+                <w:rStyle w:val="VerbatimChar"/>
+              </w:rPr>
+              <w:t xml:space="preserve">eosc.eu</w:t>
+            </w:r>
+            <w:r>
+              <w:t xml:space="preserve"> </w:t>
+            </w:r>
+            <w:r>
+              <w:t xml:space="preserve">page</w:t>
+            </w:r>
+          </w:p>
+        </w:tc>
+        <w:tc>
+          <w:tcPr/>
+          <w:p>
+            <w:pPr>
+              <w:pStyle w:val="Compact"/>
+            </w:pPr>
+            <w:r>
+              <w:t xml:space="preserve">For a trial of a changed registration as well as a changed page.</w:t>
+            </w:r>
+          </w:p>
+        </w:tc>
+      </w:tr>
+    </w:tbl>
+    <w:p>
+      <w:pPr>
+        <w:pStyle w:val="BodyText"/>
+      </w:pPr>
+      <w:r>
+        <w:t xml:space="preserve">The reports are titled</w:t>
+      </w:r>
+      <w:r>
+        <w:t xml:space="preserve"> </w:t>
+      </w:r>
+      <w:r>
+        <w:rPr>
+          <w:b/>
+          <w:bCs/>
+        </w:rPr>
+        <w:t xml:space="preserve">Alternative URL check (not a federation run)</w:t>
+      </w:r>
+      <w:r>
+        <w:t xml:space="preserve"> </w:t>
+      </w:r>
+      <w:r>
+        <w:t xml:space="preserve">and</w:t>
+      </w:r>
+      <w:r>
+        <w:t xml:space="preserve"> </w:t>
+      </w:r>
+      <w:r>
+        <w:t xml:space="preserve">carry an</w:t>
+      </w:r>
+      <w:r>
+        <w:t xml:space="preserve"> </w:t>
+      </w:r>
+      <w:r>
+        <w:rPr>
+          <w:b/>
+          <w:bCs/>
+        </w:rPr>
+        <w:t xml:space="preserve">Alternative URL, not a federation run</w:t>
+      </w:r>
+      <w:r>
+        <w:t xml:space="preserve"> </w:t>
+      </w:r>
+      <w:r>
+        <w:t xml:space="preserve">banner naming both</w:t>
+      </w:r>
+      <w:r>
+        <w:t xml:space="preserve"> </w:t>
+      </w:r>
+      <w:r>
+        <w:t xml:space="preserve">addresses;</w:t>
+      </w:r>
+      <w:r>
+        <w:t xml:space="preserve"> </w:t>
+      </w:r>
+      <w:r>
+        <w:rPr>
+          <w:rStyle w:val="VerbatimChar"/>
+        </w:rPr>
+        <w:t xml:space="preserve">results.json</w:t>
+      </w:r>
+      <w:r>
+        <w:t xml:space="preserve"> </w:t>
+      </w:r>
+      <w:r>
+        <w:t xml:space="preserve">records the pair under</w:t>
+      </w:r>
+      <w:r>
+        <w:t xml:space="preserve"> </w:t>
+      </w:r>
+      <w:r>
+        <w:rPr>
+          <w:rStyle w:val="VerbatimChar"/>
+        </w:rPr>
+        <w:t xml:space="preserve">alternative_url</w:t>
+      </w:r>
+      <w:r>
+        <w:t xml:space="preserve">, each node</w:t>
+      </w:r>
+      <w:r>
+        <w:t xml:space="preserve"> </w:t>
+      </w:r>
+      <w:r>
+        <w:t xml:space="preserve">record keeps</w:t>
+      </w:r>
+      <w:r>
+        <w:t xml:space="preserve"> </w:t>
+      </w:r>
+      <w:r>
+        <w:rPr>
+          <w:rStyle w:val="VerbatimChar"/>
+        </w:rPr>
+        <w:t xml:space="preserve">configured_url</w:t>
+      </w:r>
+      <w:r>
+        <w:t xml:space="preserve">, and</w:t>
+      </w:r>
+      <w:r>
+        <w:t xml:space="preserve"> </w:t>
+      </w:r>
+      <w:r>
+        <w:rPr>
+          <w:rStyle w:val="VerbatimChar"/>
+        </w:rPr>
+        <w:t xml:space="preserve">show</w:t>
+      </w:r>
+      <w:r>
+        <w:t xml:space="preserve"> </w:t>
+      </w:r>
+      <w:r>
+        <w:t xml:space="preserve">prints both. If the same evidence is</w:t>
+      </w:r>
+      <w:r>
+        <w:t xml:space="preserve"> </w:t>
+      </w:r>
+      <w:r>
+        <w:t xml:space="preserve">later assessed without</w:t>
+      </w:r>
+      <w:r>
+        <w:t xml:space="preserve"> </w:t>
+      </w:r>
+      <w:r>
+        <w:rPr>
+          <w:rStyle w:val="VerbatimChar"/>
+        </w:rPr>
+        <w:t xml:space="preserve">--node</w:t>
+      </w:r>
+      <w:r>
+        <w:t xml:space="preserve">, the usual</w:t>
+      </w:r>
+      <w:r>
+        <w:t xml:space="preserve"> </w:t>
+      </w:r>
+      <w:r>
+        <w:rPr>
+          <w:b/>
+          <w:bCs/>
+        </w:rPr>
+        <w:t xml:space="preserve">Evidence from a different URL</w:t>
+      </w:r>
+      <w:r>
+        <w:t xml:space="preserve"> </w:t>
+      </w:r>
+      <w:r>
+        <w:t xml:space="preserve">warning appears, so it cannot pass as the configured page.</w:t>
+      </w:r>
+    </w:p>
+    <w:p>
+      <w:pPr>
+        <w:pStyle w:val="BodyText"/>
+      </w:pPr>
+      <w:r>
+        <w:t xml:space="preserve">This is the way to try a node's new address before changing</w:t>
+      </w:r>
+      <w:r>
+        <w:t xml:space="preserve"> </w:t>
+      </w:r>
+      <w:r>
+        <w:rPr>
+          <w:rStyle w:val="VerbatimChar"/>
+        </w:rPr>
+        <w:t xml:space="preserve">nodes.yaml</w:t>
+      </w:r>
+      <w:r>
+        <w:t xml:space="preserve"> </w:t>
+      </w:r>
+      <w:r>
+        <w:t xml:space="preserve">(</w:t>
+      </w:r>
+      <w:hyperlink w:anchor="Xe23e918a40335caa5ab24e15a733d1ac9e4c070">
+        <w:r>
+          <w:rPr>
+            <w:rStyle w:val="Hyperlink"/>
+          </w:rPr>
+          <w:t xml:space="preserve">example 2</w:t>
+        </w:r>
+      </w:hyperlink>
+      <w:r>
+        <w:t xml:space="preserve"> </w:t>
+      </w:r>
+      <w:r>
+        <w:t xml:space="preserve">in section 11).</w:t>
+      </w:r>
+    </w:p>
     <w:p>
       <w:r>
         <w:pict>
@@ -9409,9 +10161,9 @@
         </w:pict>
       </w:r>
     </w:p>
-    <w:bookmarkEnd w:id="33"/>
     <w:bookmarkEnd w:id="34"/>
-    <w:bookmarkStart w:id="36" w:name="how-deep-to-go---depth"/>
+    <w:bookmarkEnd w:id="35"/>
+    <w:bookmarkStart w:id="37" w:name="how-deep-to-go---depth"/>
     <w:p>
       <w:pPr>
         <w:pStyle w:val="Heading2"/>
@@ -9980,7 +10732,7 @@
         <w:t xml:space="preserve">federation or a later date.</w:t>
       </w:r>
     </w:p>
-    <w:bookmarkStart w:id="35" w:name="X2a91d9b1ee4bf6327b51d59c91d7740875558d5"/>
+    <w:bookmarkStart w:id="36" w:name="X2a91d9b1ee4bf6327b51d59c91d7740875558d5"/>
     <w:p>
       <w:pPr>
         <w:pStyle w:val="Heading3"/>
@@ -10177,9 +10929,9 @@
         </w:pict>
       </w:r>
     </w:p>
-    <w:bookmarkEnd w:id="35"/>
     <w:bookmarkEnd w:id="36"/>
-    <w:bookmarkStart w:id="40" w:name="reading-the-output"/>
+    <w:bookmarkEnd w:id="37"/>
+    <w:bookmarkStart w:id="41" w:name="reading-the-output"/>
     <w:p>
       <w:pPr>
         <w:pStyle w:val="Heading2"/>
@@ -10508,7 +11260,7 @@
         </w:tc>
       </w:tr>
     </w:tbl>
-    <w:bookmarkStart w:id="37" w:name="the-four-verdicts"/>
+    <w:bookmarkStart w:id="38" w:name="the-four-verdicts"/>
     <w:p>
       <w:pPr>
         <w:pStyle w:val="Heading3"/>
@@ -10959,8 +11711,8 @@
         <w:t xml:space="preserve">instead of four honest abstentions.</w:t>
       </w:r>
     </w:p>
-    <w:bookmarkEnd w:id="37"/>
-    <w:bookmarkStart w:id="38" w:name="reproducing-a-verdict-by-hand"/>
+    <w:bookmarkEnd w:id="38"/>
+    <w:bookmarkStart w:id="39" w:name="reproducing-a-verdict-by-hand"/>
     <w:p>
       <w:pPr>
         <w:pStyle w:val="Heading3"/>
@@ -11144,8 +11896,8 @@
         <w:t xml:space="preserve">a verdict surprises you.</w:t>
       </w:r>
     </w:p>
-    <w:bookmarkEnd w:id="38"/>
-    <w:bookmarkStart w:id="39" w:name="personal-data-is-masked"/>
+    <w:bookmarkEnd w:id="39"/>
+    <w:bookmarkStart w:id="40" w:name="personal-data-is-masked"/>
     <w:p>
       <w:pPr>
         <w:pStyle w:val="Heading3"/>
@@ -12042,9 +12794,9 @@
         </w:pict>
       </w:r>
     </w:p>
-    <w:bookmarkEnd w:id="39"/>
     <w:bookmarkEnd w:id="40"/>
-    <w:bookmarkStart w:id="43" w:name="the-test-suite"/>
+    <w:bookmarkEnd w:id="41"/>
+    <w:bookmarkStart w:id="44" w:name="the-test-suite"/>
     <w:p>
       <w:pPr>
         <w:pStyle w:val="Heading2"/>
@@ -12085,7 +12837,7 @@
         <w:rPr>
           <w:rStyle w:val="CommentTok"/>
         </w:rPr>
-        <w:t xml:space="preserve"># 339 tests, offline, a few seconds</w:t>
+        <w:t xml:space="preserve"># 357 tests, offline, a few seconds</w:t>
       </w:r>
       <w:r>
         <w:br/>
@@ -12750,7 +13502,7 @@
       <w:r>
         <w:t xml:space="preserve"> </w:t>
       </w:r>
-      <w:hyperlink r:id="rId41">
+      <w:hyperlink r:id="rId42">
         <w:r>
           <w:rPr>
             <w:rStyle w:val="Hyperlink"/>
@@ -12814,7 +13566,7 @@
         <w:t xml:space="preserve">test_a_pipe_in_a_url_cannot_break_the_table</w:t>
       </w:r>
     </w:p>
-    <w:bookmarkStart w:id="42" w:name="a-note-on-what-a-passing-suite-means"/>
+    <w:bookmarkStart w:id="43" w:name="a-note-on-what-a-passing-suite-means"/>
     <w:p>
       <w:pPr>
         <w:pStyle w:val="Heading3"/>
@@ -12891,9 +13643,9 @@
         </w:pict>
       </w:r>
     </w:p>
-    <w:bookmarkEnd w:id="42"/>
     <w:bookmarkEnd w:id="43"/>
-    <w:bookmarkStart w:id="44" w:name="continuous-integration"/>
+    <w:bookmarkEnd w:id="44"/>
+    <w:bookmarkStart w:id="45" w:name="continuous-integration"/>
     <w:p>
       <w:pPr>
         <w:pStyle w:val="Heading2"/>
@@ -13593,8 +14345,8 @@
         </w:pict>
       </w:r>
     </w:p>
-    <w:bookmarkEnd w:id="44"/>
-    <w:bookmarkStart w:id="45" w:name="troubleshooting"/>
+    <w:bookmarkEnd w:id="45"/>
+    <w:bookmarkStart w:id="46" w:name="troubleshooting"/>
     <w:p>
       <w:pPr>
         <w:pStyle w:val="Heading2"/>
@@ -14799,8 +15551,8 @@
         </w:pict>
       </w:r>
     </w:p>
-    <w:bookmarkEnd w:id="45"/>
-    <w:bookmarkStart w:id="46" w:name="extending-it"/>
+    <w:bookmarkEnd w:id="46"/>
+    <w:bookmarkStart w:id="47" w:name="extending-it"/>
     <w:p>
       <w:pPr>
         <w:pStyle w:val="Heading2"/>
@@ -15434,8 +16186,8 @@
         <w:t xml:space="preserve">checklist transcription, so none of it is under this module's control.</w:t>
       </w:r>
     </w:p>
-    <w:bookmarkEnd w:id="46"/>
-    <w:bookmarkStart w:id="50" w:name="worked-examples"/>
+    <w:bookmarkEnd w:id="47"/>
+    <w:bookmarkStart w:id="51" w:name="worked-examples"/>
     <w:p>
       <w:pPr>
         <w:pStyle w:val="Heading2"/>
@@ -15732,7 +16484,7 @@
         <w:t xml:space="preserve">own run.</w:t>
       </w:r>
     </w:p>
-    <w:bookmarkStart w:id="47" w:name="X073cb44b8dc5d29e47f376bc008b8613dd82a6a"/>
+    <w:bookmarkStart w:id="48" w:name="X073cb44b8dc5d29e47f376bc008b8613dd82a6a"/>
     <w:p>
       <w:pPr>
         <w:pStyle w:val="Heading3"/>
@@ -17440,8 +18192,8 @@
         <w:t xml:space="preserve"> push</w:t>
       </w:r>
     </w:p>
-    <w:bookmarkEnd w:id="47"/>
-    <w:bookmarkStart w:id="48" w:name="Xe23e918a40335caa5ab24e15a733d1ac9e4c070"/>
+    <w:bookmarkEnd w:id="48"/>
+    <w:bookmarkStart w:id="49" w:name="Xe23e918a40335caa5ab24e15a733d1ac9e4c070"/>
     <w:p>
       <w:pPr>
         <w:pStyle w:val="Heading3"/>
@@ -18554,8 +19306,8 @@
         <w:t xml:space="preserve">the documents together.</w:t>
       </w:r>
     </w:p>
-    <w:bookmarkEnd w:id="48"/>
-    <w:bookmarkStart w:id="49" w:name="Xa570dceeae7de3d84789b8e054a5bbb043a3946"/>
+    <w:bookmarkEnd w:id="49"/>
+    <w:bookmarkStart w:id="50" w:name="Xa570dceeae7de3d84789b8e054a5bbb043a3946"/>
     <w:p>
       <w:pPr>
         <w:pStyle w:val="Heading3"/>
@@ -20557,9 +21309,9 @@
         </w:pict>
       </w:r>
     </w:p>
-    <w:bookmarkEnd w:id="49"/>
     <w:bookmarkEnd w:id="50"/>
-    <w:bookmarkStart w:id="51" w:name="sources"/>
+    <w:bookmarkEnd w:id="51"/>
+    <w:bookmarkStart w:id="52" w:name="sources"/>
     <w:p>
       <w:pPr>
         <w:pStyle w:val="Heading2"/>
@@ -20664,7 +21416,7 @@
         <w:t xml:space="preserve">Playwright for Python: https://playwright.dev/python/</w:t>
       </w:r>
     </w:p>
-    <w:bookmarkEnd w:id="51"/>
+    <w:bookmarkEnd w:id="52"/>
     <w:sectPr>
       <w:footnotePr>
         <w:numRestart w:val="eachSect"/>

--- a/docs/eosc-basic-compliance-guide.docx
+++ b/docs/eosc-basic-compliance-guide.docx
@@ -23,7 +23,7 @@
         <w:pStyle w:val="Author"/>
       </w:pPr>
       <w:r>
-        <w:t xml:space="preserve">Verified against a clean clone on 26 September 2026 — documentation commit 5701f9e</w:t>
+        <w:t xml:space="preserve">Verified against a clean clone on 26 September 2026 — documentation commit 51a5332</w:t>
       </w:r>
     </w:p>
     <w:p>
@@ -180,7 +180,7 @@
         <w:rPr>
           <w:rStyle w:val="VerbatimChar"/>
         </w:rPr>
-        <w:t xml:space="preserve">5701f9e</w:t>
+        <w:t xml:space="preserve">51a5332</w:t>
       </w:r>
       <w:r>
         <w:t xml:space="preserve"> </w:t>
@@ -1551,7 +1551,7 @@
         <w:t xml:space="preserve"> </w:t>
       </w:r>
       <w:r>
-        <w:t xml:space="preserve">357 tests still pass, while</w:t>
+        <w:t xml:space="preserve">369 tests still pass, while</w:t>
       </w:r>
       <w:r>
         <w:t xml:space="preserve"> </w:t>
@@ -1623,7 +1623,7 @@
         <w:rPr>
           <w:rStyle w:val="CommentTok"/>
         </w:rPr>
-        <w:t xml:space="preserve"># expect: 357 passed</w:t>
+        <w:t xml:space="preserve"># expect: 369 passed</w:t>
       </w:r>
       <w:r>
         <w:br/>
@@ -6809,7 +6809,7 @@
     </w:p>
     <w:bookmarkEnd w:id="27"/>
     <w:bookmarkEnd w:id="28"/>
-    <w:bookmarkStart w:id="35" w:name="running-it"/>
+    <w:bookmarkStart w:id="36" w:name="running-it"/>
     <w:p>
       <w:pPr>
         <w:pStyle w:val="Heading2"/>
@@ -6972,13 +6972,13 @@
       </w:r>
     </w:p>
     <w:bookmarkEnd w:id="29"/>
-    <w:bookmarkStart w:id="30" w:name="useful-options"/>
+    <w:bookmarkStart w:id="30" w:name="listing-the-configuration"/>
     <w:p>
       <w:pPr>
         <w:pStyle w:val="Heading3"/>
       </w:pPr>
       <w:r>
-        <w:t xml:space="preserve">Useful options</w:t>
+        <w:t xml:space="preserve">Listing the configuration</w:t>
       </w:r>
     </w:p>
     <w:p>
@@ -6986,719 +6986,200 @@
         <w:pStyle w:val="FirstParagraph"/>
       </w:pPr>
       <w:r>
-        <w:t xml:space="preserve">Not every option is accepted by every command, and passing one to the wrong</w:t>
-      </w:r>
-      <w:r>
-        <w:t xml:space="preserve"> </w:t>
-      </w:r>
-      <w:r>
-        <w:t xml:space="preserve">command is an error rather than a no-op. Each table below names the commands that</w:t>
-      </w:r>
-      <w:r>
-        <w:t xml:space="preserve"> </w:t>
-      </w:r>
-      <w:r>
-        <w:t xml:space="preserve">accept the option.</w:t>
-      </w:r>
-    </w:p>
-    <w:p>
-      <w:pPr>
-        <w:pStyle w:val="BodyText"/>
-      </w:pPr>
-      <w:r>
-        <w:rPr>
-          <w:b/>
-          <w:bCs/>
-        </w:rPr>
-        <w:t xml:space="preserve">Fetching</w:t>
-      </w:r>
-      <w:r>
-        <w:t xml:space="preserve"> </w:t>
-      </w:r>
-      <w:r>
-        <w:t xml:space="preserve">—</w:t>
-      </w:r>
-      <w:r>
-        <w:t xml:space="preserve"> </w:t>
-      </w:r>
-      <w:r>
-        <w:rPr>
-          <w:rStyle w:val="VerbatimChar"/>
-        </w:rPr>
-        <w:t xml:space="preserve">collect</w:t>
-      </w:r>
-      <w:r>
-        <w:t xml:space="preserve"> </w:t>
-      </w:r>
-      <w:r>
-        <w:t xml:space="preserve">and</w:t>
-      </w:r>
-      <w:r>
-        <w:t xml:space="preserve"> </w:t>
-      </w:r>
-      <w:r>
-        <w:rPr>
-          <w:rStyle w:val="VerbatimChar"/>
-        </w:rPr>
-        <w:t xml:space="preserve">run</w:t>
-      </w:r>
-      <w:r>
-        <w:t xml:space="preserve"> </w:t>
-      </w:r>
-      <w:r>
-        <w:t xml:space="preserve">only, because only these two touch the network:</w:t>
-      </w:r>
-    </w:p>
-    <w:tbl>
-      <w:tblPr>
-        <w:tblStyle w:val="Table"/>
-        <w:tblW w:type="pct" w:w="5000"/>
-        <w:tblLayout w:type="fixed"/>
-        <w:tblLook w:firstRow="1" w:lastRow="0" w:firstColumn="0" w:lastColumn="0" w:noHBand="0" w:noVBand="0" w:val="0020"/>
-      </w:tblPr>
-      <w:tblGrid>
-        <w:gridCol w:w="3960"/>
-        <w:gridCol w:w="3960"/>
-      </w:tblGrid>
-      <w:tr>
-        <w:trPr>
-          <w:cantSplit/>
-          <w:tblHeader w:val="on"/>
-        </w:trPr>
-        <w:tc>
-          <w:tcPr/>
-          <w:p>
-            <w:pPr>
-              <w:pStyle w:val="Compact"/>
-            </w:pPr>
-            <w:r>
-              <w:t xml:space="preserve">Option</w:t>
-            </w:r>
-          </w:p>
-        </w:tc>
-        <w:tc>
-          <w:tcPr/>
-          <w:p>
-            <w:pPr>
-              <w:pStyle w:val="Compact"/>
-            </w:pPr>
-            <w:r>
-              <w:t xml:space="preserve">Effect</w:t>
-            </w:r>
-          </w:p>
-        </w:tc>
-      </w:tr>
-      <w:tr>
-        <w:trPr>
-          <w:cantSplit/>
-        </w:trPr>
-        <w:tc>
-          <w:tcPr/>
-          <w:p>
-            <w:pPr>
-              <w:pStyle w:val="Compact"/>
-            </w:pPr>
-            <w:r>
-              <w:rPr>
-                <w:rStyle w:val="VerbatimChar"/>
-              </w:rPr>
-              <w:t xml:space="preserve">--depth N</w:t>
-            </w:r>
-          </w:p>
-        </w:tc>
-        <w:tc>
-          <w:tcPr/>
-          <w:p>
-            <w:pPr>
-              <w:pStyle w:val="Compact"/>
-            </w:pPr>
-            <w:r>
-              <w:t xml:space="preserve">How far to follow links. See section 5.</w:t>
-            </w:r>
-          </w:p>
-        </w:tc>
-      </w:tr>
-      <w:tr>
-        <w:trPr>
-          <w:cantSplit/>
-        </w:trPr>
-        <w:tc>
-          <w:tcPr/>
-          <w:p>
-            <w:pPr>
-              <w:pStyle w:val="Compact"/>
-            </w:pPr>
-            <w:r>
-              <w:rPr>
-                <w:rStyle w:val="VerbatimChar"/>
-              </w:rPr>
-              <w:t xml:space="preserve">--delay S</w:t>
-            </w:r>
-          </w:p>
-        </w:tc>
-        <w:tc>
-          <w:tcPr/>
-          <w:p>
-            <w:pPr>
-              <w:pStyle w:val="Compact"/>
-            </w:pPr>
-            <w:r>
-              <w:t xml:space="preserve">Seconds between hosts (default 2.0). Raise it to be gentler.</w:t>
-            </w:r>
-          </w:p>
-        </w:tc>
-      </w:tr>
-      <w:tr>
-        <w:trPr>
-          <w:cantSplit/>
-        </w:trPr>
-        <w:tc>
-          <w:tcPr/>
-          <w:p>
-            <w:pPr>
-              <w:pStyle w:val="Compact"/>
-            </w:pPr>
-            <w:r>
-              <w:rPr>
-                <w:rStyle w:val="VerbatimChar"/>
-              </w:rPr>
-              <w:t xml:space="preserve">--fetch-budget N</w:t>
-            </w:r>
-          </w:p>
-        </w:tc>
-        <w:tc>
-          <w:tcPr/>
-          <w:p>
-            <w:pPr>
-              <w:pStyle w:val="Compact"/>
-            </w:pPr>
-            <w:r>
-              <w:t xml:space="preserve">Depth 2 only: hard ceiling on second-hop requests for the</w:t>
-            </w:r>
-            <w:r>
-              <w:t xml:space="preserve"> </w:t>
-            </w:r>
-            <w:r>
-              <w:rPr>
-                <w:b/>
-                <w:bCs/>
-              </w:rPr>
-              <w:t xml:space="preserve">whole run</w:t>
-            </w:r>
-            <w:r>
-              <w:t xml:space="preserve"> </w:t>
-            </w:r>
-            <w:r>
-              <w:t xml:space="preserve">(default 60).</w:t>
-            </w:r>
-          </w:p>
-        </w:tc>
-      </w:tr>
-      <w:tr>
-        <w:trPr>
-          <w:cantSplit/>
-        </w:trPr>
-        <w:tc>
-          <w:tcPr/>
-          <w:p>
-            <w:pPr>
-              <w:pStyle w:val="Compact"/>
-            </w:pPr>
-            <w:r>
-              <w:rPr>
-                <w:rStyle w:val="VerbatimChar"/>
-              </w:rPr>
-              <w:t xml:space="preserve">--max-children N</w:t>
-            </w:r>
-          </w:p>
-        </w:tc>
-        <w:tc>
-          <w:tcPr/>
-          <w:p>
-            <w:pPr>
-              <w:pStyle w:val="Compact"/>
-            </w:pPr>
-            <w:r>
-              <w:t xml:space="preserve">Cap on followed pages per node at depth 1 (default 8).</w:t>
-            </w:r>
-            <w:r>
-              <w:t xml:space="preserve"> </w:t>
-            </w:r>
-            <w:r>
-              <w:rPr>
-                <w:rStyle w:val="VerbatimChar"/>
-                <w:b/>
-                <w:bCs/>
-              </w:rPr>
-              <w:t xml:space="preserve">collect</w:t>
-            </w:r>
-            <w:r>
-              <w:rPr>
-                <w:b/>
-                <w:bCs/>
-              </w:rPr>
-              <w:t xml:space="preserve"> </w:t>
-            </w:r>
-            <w:r>
-              <w:rPr>
-                <w:b/>
-                <w:bCs/>
-              </w:rPr>
-              <w:t xml:space="preserve">only —</w:t>
-            </w:r>
-            <w:r>
-              <w:rPr>
-                <w:b/>
-                <w:bCs/>
-              </w:rPr>
-              <w:t xml:space="preserve"> </w:t>
-            </w:r>
-            <w:r>
-              <w:rPr>
-                <w:rStyle w:val="VerbatimChar"/>
-                <w:b/>
-                <w:bCs/>
-              </w:rPr>
-              <w:t xml:space="preserve">run</w:t>
-            </w:r>
-            <w:r>
-              <w:rPr>
-                <w:b/>
-                <w:bCs/>
-              </w:rPr>
-              <w:t xml:space="preserve"> </w:t>
-            </w:r>
-            <w:r>
-              <w:rPr>
-                <w:b/>
-                <w:bCs/>
-              </w:rPr>
-              <w:t xml:space="preserve">rejects it</w:t>
-            </w:r>
-            <w:r>
-              <w:t xml:space="preserve">, so use</w:t>
-            </w:r>
-            <w:r>
-              <w:t xml:space="preserve"> </w:t>
-            </w:r>
-            <w:r>
-              <w:rPr>
-                <w:rStyle w:val="VerbatimChar"/>
-              </w:rPr>
-              <w:t xml:space="preserve">collect</w:t>
-            </w:r>
-            <w:r>
-              <w:t xml:space="preserve"> </w:t>
-            </w:r>
-            <w:r>
-              <w:t xml:space="preserve">then</w:t>
-            </w:r>
-            <w:r>
-              <w:t xml:space="preserve"> </w:t>
-            </w:r>
-            <w:r>
-              <w:rPr>
-                <w:rStyle w:val="VerbatimChar"/>
-              </w:rPr>
-              <w:t xml:space="preserve">assess</w:t>
-            </w:r>
-            <w:r>
-              <w:t xml:space="preserve"> </w:t>
-            </w:r>
-            <w:r>
-              <w:t xml:space="preserve">if you need it.</w:t>
-            </w:r>
-          </w:p>
-        </w:tc>
-      </w:tr>
-    </w:tbl>
-    <w:p>
-      <w:pPr>
-        <w:pStyle w:val="BodyText"/>
-      </w:pPr>
-      <w:r>
-        <w:rPr>
-          <w:b/>
-          <w:bCs/>
-        </w:rPr>
-        <w:t xml:space="preserve">Choosing what to check</w:t>
-      </w:r>
-      <w:r>
-        <w:t xml:space="preserve"> </w:t>
-      </w:r>
-      <w:r>
-        <w:t xml:space="preserve">— accepted by</w:t>
-      </w:r>
-      <w:r>
-        <w:t xml:space="preserve"> </w:t>
-      </w:r>
-      <w:r>
-        <w:rPr>
-          <w:rStyle w:val="VerbatimChar"/>
-        </w:rPr>
-        <w:t xml:space="preserve">collect</w:t>
-      </w:r>
-      <w:r>
-        <w:t xml:space="preserve">,</w:t>
-      </w:r>
-      <w:r>
-        <w:t xml:space="preserve"> </w:t>
-      </w:r>
-      <w:r>
-        <w:rPr>
-          <w:rStyle w:val="VerbatimChar"/>
-        </w:rPr>
-        <w:t xml:space="preserve">assess</w:t>
-      </w:r>
-      <w:r>
-        <w:t xml:space="preserve"> </w:t>
-      </w:r>
-      <w:r>
-        <w:t xml:space="preserve">and</w:t>
-      </w:r>
-      <w:r>
-        <w:t xml:space="preserve"> </w:t>
-      </w:r>
-      <w:r>
-        <w:rPr>
-          <w:rStyle w:val="VerbatimChar"/>
-        </w:rPr>
-        <w:t xml:space="preserve">run</w:t>
-      </w:r>
-      <w:r>
-        <w:t xml:space="preserve">:</w:t>
-      </w:r>
-    </w:p>
-    <w:tbl>
-      <w:tblPr>
-        <w:tblStyle w:val="Table"/>
-        <w:tblW w:type="pct" w:w="5000"/>
-        <w:tblLayout w:type="fixed"/>
-        <w:tblLook w:firstRow="1" w:lastRow="0" w:firstColumn="0" w:lastColumn="0" w:noHBand="0" w:noVBand="0" w:val="0020"/>
-      </w:tblPr>
-      <w:tblGrid>
-        <w:gridCol w:w="3960"/>
-        <w:gridCol w:w="3960"/>
-      </w:tblGrid>
-      <w:tr>
-        <w:trPr>
-          <w:cantSplit/>
-          <w:tblHeader w:val="on"/>
-        </w:trPr>
-        <w:tc>
-          <w:tcPr/>
-          <w:p>
-            <w:pPr>
-              <w:pStyle w:val="Compact"/>
-            </w:pPr>
-            <w:r>
-              <w:t xml:space="preserve">Option</w:t>
-            </w:r>
-          </w:p>
-        </w:tc>
-        <w:tc>
-          <w:tcPr/>
-          <w:p>
-            <w:pPr>
-              <w:pStyle w:val="Compact"/>
-            </w:pPr>
-            <w:r>
-              <w:t xml:space="preserve">Effect</w:t>
-            </w:r>
-          </w:p>
-        </w:tc>
-      </w:tr>
-      <w:tr>
-        <w:trPr>
-          <w:cantSplit/>
-        </w:trPr>
-        <w:tc>
-          <w:tcPr/>
-          <w:p>
-            <w:pPr>
-              <w:pStyle w:val="Compact"/>
-            </w:pPr>
-            <w:r>
-              <w:rPr>
-                <w:rStyle w:val="VerbatimChar"/>
-              </w:rPr>
-              <w:t xml:space="preserve">--only a,b</w:t>
-            </w:r>
-          </w:p>
-        </w:tc>
-        <w:tc>
-          <w:tcPr/>
-          <w:p>
-            <w:pPr>
-              <w:pStyle w:val="Compact"/>
-            </w:pPr>
-            <w:r>
-              <w:t xml:space="preserve">Restrict which nodes are</w:t>
-            </w:r>
-            <w:r>
-              <w:t xml:space="preserve"> </w:t>
-            </w:r>
-            <w:r>
-              <w:rPr>
-                <w:b/>
-                <w:bCs/>
-              </w:rPr>
-              <w:t xml:space="preserve">fetched</w:t>
-            </w:r>
-            <w:r>
-              <w:t xml:space="preserve">. The report still covers all of them — see below.</w:t>
-            </w:r>
-          </w:p>
-        </w:tc>
-      </w:tr>
-      <w:tr>
-        <w:trPr>
-          <w:cantSplit/>
-        </w:trPr>
-        <w:tc>
-          <w:tcPr/>
-          <w:p>
-            <w:pPr>
-              <w:pStyle w:val="Compact"/>
-            </w:pPr>
-            <w:r>
-              <w:rPr>
-                <w:rStyle w:val="VerbatimChar"/>
-              </w:rPr>
-              <w:t xml:space="preserve">--skip a,b</w:t>
-            </w:r>
-          </w:p>
-        </w:tc>
-        <w:tc>
-          <w:tcPr/>
-          <w:p>
-            <w:pPr>
-              <w:pStyle w:val="Compact"/>
-            </w:pPr>
-            <w:r>
-              <w:t xml:space="preserve">Leave these nodes out entirely: not fetched, not assessed, not in the report, which says so. Id or name, comma-separated or repeated — see below.</w:t>
-            </w:r>
-          </w:p>
-        </w:tc>
-      </w:tr>
-      <w:tr>
-        <w:trPr>
-          <w:cantSplit/>
-        </w:trPr>
-        <w:tc>
-          <w:tcPr/>
-          <w:p>
-            <w:pPr>
-              <w:pStyle w:val="Compact"/>
-            </w:pPr>
-            <w:r>
-              <w:rPr>
-                <w:rStyle w:val="VerbatimChar"/>
-              </w:rPr>
-              <w:t xml:space="preserve">--url https://…</w:t>
-            </w:r>
-          </w:p>
-        </w:tc>
-        <w:tc>
-          <w:tcPr/>
-          <w:p>
-            <w:pPr>
-              <w:pStyle w:val="Compact"/>
-            </w:pPr>
-            <w:r>
-              <w:t xml:space="preserve">Check any page without editing</w:t>
-            </w:r>
-            <w:r>
-              <w:t xml:space="preserve"> </w:t>
-            </w:r>
-            <w:r>
-              <w:rPr>
-                <w:rStyle w:val="VerbatimChar"/>
-              </w:rPr>
-              <w:t xml:space="preserve">nodes.yaml</w:t>
-            </w:r>
-            <w:r>
-              <w:t xml:space="preserve">. Repeatable. With</w:t>
-            </w:r>
-            <w:r>
-              <w:t xml:space="preserve"> </w:t>
-            </w:r>
-            <w:r>
-              <w:rPr>
-                <w:rStyle w:val="VerbatimChar"/>
-              </w:rPr>
-              <w:t xml:space="preserve">--node</w:t>
-            </w:r>
-            <w:r>
-              <w:t xml:space="preserve">, the alternative page for that node.</w:t>
-            </w:r>
-          </w:p>
-        </w:tc>
-      </w:tr>
-      <w:tr>
-        <w:trPr>
-          <w:cantSplit/>
-        </w:trPr>
-        <w:tc>
-          <w:tcPr/>
-          <w:p>
-            <w:pPr>
-              <w:pStyle w:val="Compact"/>
-            </w:pPr>
-            <w:r>
-              <w:rPr>
-                <w:rStyle w:val="VerbatimChar"/>
-              </w:rPr>
-              <w:t xml:space="preserve">--node id</w:t>
-            </w:r>
-          </w:p>
-        </w:tc>
-        <w:tc>
-          <w:tcPr/>
-          <w:p>
-            <w:pPr>
-              <w:pStyle w:val="Compact"/>
-            </w:pPr>
-            <w:r>
-              <w:t xml:space="preserve">Check one configured node at the alternative landing page given with</w:t>
-            </w:r>
-            <w:r>
-              <w:t xml:space="preserve"> </w:t>
-            </w:r>
-            <w:r>
-              <w:rPr>
-                <w:rStyle w:val="VerbatimChar"/>
-              </w:rPr>
-              <w:t xml:space="preserve">--url</w:t>
-            </w:r>
-            <w:r>
-              <w:t xml:space="preserve">, keeping its id, name and</w:t>
-            </w:r>
-            <w:r>
-              <w:t xml:space="preserve"> </w:t>
-            </w:r>
-            <w:r>
-              <w:rPr>
-                <w:rStyle w:val="VerbatimChar"/>
-              </w:rPr>
-              <w:t xml:space="preserve">eosc_page</w:t>
-            </w:r>
-            <w:r>
-              <w:t xml:space="preserve">. See below.</w:t>
-            </w:r>
-          </w:p>
-        </w:tc>
-      </w:tr>
-      <w:tr>
-        <w:trPr>
-          <w:cantSplit/>
-        </w:trPr>
-        <w:tc>
-          <w:tcPr/>
-          <w:p>
-            <w:pPr>
-              <w:pStyle w:val="Compact"/>
-            </w:pPr>
-            <w:r>
-              <w:rPr>
-                <w:rStyle w:val="VerbatimChar"/>
-              </w:rPr>
-              <w:t xml:space="preserve">--eosc-page URL</w:t>
-            </w:r>
-          </w:p>
-        </w:tc>
-        <w:tc>
-          <w:tcPr/>
-          <w:p>
-            <w:pPr>
-              <w:pStyle w:val="Compact"/>
-            </w:pPr>
-            <w:r>
-              <w:t xml:space="preserve">With a single</w:t>
-            </w:r>
-            <w:r>
-              <w:t xml:space="preserve"> </w:t>
-            </w:r>
-            <w:r>
-              <w:rPr>
-                <w:rStyle w:val="VerbatimChar"/>
-              </w:rPr>
-              <w:t xml:space="preserve">--url</w:t>
-            </w:r>
-            <w:r>
-              <w:t xml:space="preserve">: that node's own</w:t>
-            </w:r>
-            <w:r>
-              <w:t xml:space="preserve"> </w:t>
-            </w:r>
-            <w:r>
-              <w:rPr>
-                <w:rStyle w:val="VerbatimChar"/>
-              </w:rPr>
-              <w:t xml:space="preserve">eosc.eu</w:t>
-            </w:r>
-            <w:r>
-              <w:t xml:space="preserve"> </w:t>
-            </w:r>
-            <w:r>
-              <w:t xml:space="preserve">page, so a point 4 failure can name the exact URL that is missing. With</w:t>
-            </w:r>
-            <w:r>
-              <w:t xml:space="preserve"> </w:t>
-            </w:r>
-            <w:r>
-              <w:rPr>
-                <w:rStyle w:val="VerbatimChar"/>
-              </w:rPr>
-              <w:t xml:space="preserve">--node</w:t>
-            </w:r>
-            <w:r>
-              <w:t xml:space="preserve">, replaces that node's configured one.</w:t>
-            </w:r>
-          </w:p>
-        </w:tc>
-      </w:tr>
-      <w:tr>
-        <w:trPr>
-          <w:cantSplit/>
-        </w:trPr>
-        <w:tc>
-          <w:tcPr/>
-          <w:p>
-            <w:pPr>
-              <w:pStyle w:val="Compact"/>
-            </w:pPr>
-            <w:r>
-              <w:rPr>
-                <w:rStyle w:val="VerbatimChar"/>
-              </w:rPr>
-              <w:t xml:space="preserve">--nodes path</w:t>
-            </w:r>
-          </w:p>
-        </w:tc>
-        <w:tc>
-          <w:tcPr/>
-          <w:p>
-            <w:pPr>
-              <w:pStyle w:val="Compact"/>
-            </w:pPr>
-            <w:r>
-              <w:t xml:space="preserve">Use a different node list.</w:t>
-            </w:r>
-          </w:p>
-        </w:tc>
-      </w:tr>
-    </w:tbl>
-    <w:p>
-      <w:pPr>
-        <w:pStyle w:val="BodyText"/>
-      </w:pPr>
-      <w:r>
-        <w:rPr>
-          <w:b/>
-          <w:bCs/>
-        </w:rPr>
-        <w:t xml:space="preserve">Assessment and output:</w:t>
+        <w:t xml:space="preserve">Four flags on</w:t>
+      </w:r>
+      <w:r>
+        <w:t xml:space="preserve"> </w:t>
+      </w:r>
+      <w:r>
+        <w:rPr>
+          <w:rStyle w:val="VerbatimChar"/>
+        </w:rPr>
+        <w:t xml:space="preserve">basic-check</w:t>
+      </w:r>
+      <w:r>
+        <w:t xml:space="preserve"> </w:t>
+      </w:r>
+      <w:r>
+        <w:t xml:space="preserve">itself, used without a command, show what is</w:t>
+      </w:r>
+      <w:r>
+        <w:t xml:space="preserve"> </w:t>
+      </w:r>
+      <w:r>
+        <w:t xml:space="preserve">configured:</w:t>
+      </w:r>
+    </w:p>
+    <w:p>
+      <w:pPr>
+        <w:pStyle w:val="SourceCode"/>
+      </w:pPr>
+      <w:r>
+        <w:rPr>
+          <w:rStyle w:val="ExtensionTok"/>
+        </w:rPr>
+        <w:t xml:space="preserve">uv</w:t>
+      </w:r>
+      <w:r>
+        <w:rPr>
+          <w:rStyle w:val="NormalTok"/>
+        </w:rPr>
+        <w:t xml:space="preserve"> run basic-check </w:t>
+      </w:r>
+      <w:r>
+        <w:rPr>
+          <w:rStyle w:val="AttributeTok"/>
+        </w:rPr>
+        <w:t xml:space="preserve">--list-nodes</w:t>
+      </w:r>
+      <w:r>
+        <w:rPr>
+          <w:rStyle w:val="NormalTok"/>
+        </w:rPr>
+        <w:t xml:space="preserve">             </w:t>
+      </w:r>
+      <w:r>
+        <w:rPr>
+          <w:rStyle w:val="CommentTok"/>
+        </w:rPr>
+        <w:t xml:space="preserve"># node ids, one per line</w:t>
+      </w:r>
+      <w:r>
+        <w:br/>
+      </w:r>
+      <w:r>
+        <w:rPr>
+          <w:rStyle w:val="ExtensionTok"/>
+        </w:rPr>
+        <w:t xml:space="preserve">uv</w:t>
+      </w:r>
+      <w:r>
+        <w:rPr>
+          <w:rStyle w:val="NormalTok"/>
+        </w:rPr>
+        <w:t xml:space="preserve"> run basic-check </w:t>
+      </w:r>
+      <w:r>
+        <w:rPr>
+          <w:rStyle w:val="AttributeTok"/>
+        </w:rPr>
+        <w:t xml:space="preserve">--list-nlps</w:t>
+      </w:r>
+      <w:r>
+        <w:rPr>
+          <w:rStyle w:val="NormalTok"/>
+        </w:rPr>
+        <w:t xml:space="preserve">              </w:t>
+      </w:r>
+      <w:r>
+        <w:rPr>
+          <w:rStyle w:val="CommentTok"/>
+        </w:rPr>
+        <w:t xml:space="preserve"># id and Node Landing Page URL</w:t>
+      </w:r>
+      <w:r>
+        <w:br/>
+      </w:r>
+      <w:r>
+        <w:rPr>
+          <w:rStyle w:val="ExtensionTok"/>
+        </w:rPr>
+        <w:t xml:space="preserve">uv</w:t>
+      </w:r>
+      <w:r>
+        <w:rPr>
+          <w:rStyle w:val="NormalTok"/>
+        </w:rPr>
+        <w:t xml:space="preserve"> run basic-check </w:t>
+      </w:r>
+      <w:r>
+        <w:rPr>
+          <w:rStyle w:val="AttributeTok"/>
+        </w:rPr>
+        <w:t xml:space="preserve">--list-approved-names</w:t>
+      </w:r>
+      <w:r>
+        <w:rPr>
+          <w:rStyle w:val="NormalTok"/>
+        </w:rPr>
+        <w:t xml:space="preserve">    </w:t>
+      </w:r>
+      <w:r>
+        <w:rPr>
+          <w:rStyle w:val="CommentTok"/>
+        </w:rPr>
+        <w:t xml:space="preserve"># id and approved name</w:t>
+      </w:r>
+      <w:r>
+        <w:br/>
+      </w:r>
+      <w:r>
+        <w:rPr>
+          <w:rStyle w:val="ExtensionTok"/>
+        </w:rPr>
+        <w:t xml:space="preserve">uv</w:t>
+      </w:r>
+      <w:r>
+        <w:rPr>
+          <w:rStyle w:val="NormalTok"/>
+        </w:rPr>
+        <w:t xml:space="preserve"> run basic-check </w:t>
+      </w:r>
+      <w:r>
+        <w:rPr>
+          <w:rStyle w:val="AttributeTok"/>
+        </w:rPr>
+        <w:t xml:space="preserve">--print-config</w:t>
+      </w:r>
+      <w:r>
+        <w:rPr>
+          <w:rStyle w:val="NormalTok"/>
+        </w:rPr>
+        <w:t xml:space="preserve">           </w:t>
+      </w:r>
+      <w:r>
+        <w:rPr>
+          <w:rStyle w:val="CommentTok"/>
+        </w:rPr>
+        <w:t xml:space="preserve"># all three in one table</w:t>
+      </w:r>
+    </w:p>
+    <w:p>
+      <w:pPr>
+        <w:pStyle w:val="FirstParagraph"/>
+      </w:pPr>
+      <w:r>
+        <w:rPr>
+          <w:rStyle w:val="VerbatimChar"/>
+        </w:rPr>
+        <w:t xml:space="preserve">--print-config</w:t>
+      </w:r>
+      <w:r>
+        <w:t xml:space="preserve"> </w:t>
+      </w:r>
+      <w:r>
+        <w:t xml:space="preserve">prints one row per node, in</w:t>
+      </w:r>
+      <w:r>
+        <w:t xml:space="preserve"> </w:t>
+      </w:r>
+      <w:r>
+        <w:rPr>
+          <w:rStyle w:val="VerbatimChar"/>
+        </w:rPr>
+        <w:t xml:space="preserve">nodes.yaml</w:t>
+      </w:r>
+      <w:r>
+        <w:t xml:space="preserve"> </w:t>
+      </w:r>
+      <w:r>
+        <w:t xml:space="preserve">order, as plain</w:t>
+      </w:r>
+      <w:r>
+        <w:t xml:space="preserve"> </w:t>
+      </w:r>
+      <w:r>
+        <w:t xml:space="preserve">aligned columns (shortened here):</w:t>
       </w:r>
     </w:p>
     <w:tbl>
@@ -7725,29 +7206,29 @@
               <w:pStyle w:val="Compact"/>
             </w:pPr>
             <w:r>
-              <w:t xml:space="preserve">Option</w:t>
-            </w:r>
-          </w:p>
-        </w:tc>
-        <w:tc>
-          <w:tcPr/>
-          <w:p>
-            <w:pPr>
-              <w:pStyle w:val="Compact"/>
-            </w:pPr>
-            <w:r>
-              <w:t xml:space="preserve">Where</w:t>
-            </w:r>
-          </w:p>
-        </w:tc>
-        <w:tc>
-          <w:tcPr/>
-          <w:p>
-            <w:pPr>
-              <w:pStyle w:val="Compact"/>
-            </w:pPr>
-            <w:r>
-              <w:t xml:space="preserve">Effect</w:t>
+              <w:t xml:space="preserve">Node id</w:t>
+            </w:r>
+          </w:p>
+        </w:tc>
+        <w:tc>
+          <w:tcPr/>
+          <w:p>
+            <w:pPr>
+              <w:pStyle w:val="Compact"/>
+            </w:pPr>
+            <w:r>
+              <w:t xml:space="preserve">Node Landing Page URL</w:t>
+            </w:r>
+          </w:p>
+        </w:tc>
+        <w:tc>
+          <w:tcPr/>
+          <w:p>
+            <w:pPr>
+              <w:pStyle w:val="Compact"/>
+            </w:pPr>
+            <w:r>
+              <w:t xml:space="preserve">Approved name</w:t>
             </w:r>
           </w:p>
         </w:tc>
@@ -7766,7 +7247,7 @@
               <w:rPr>
                 <w:rStyle w:val="VerbatimChar"/>
               </w:rPr>
-              <w:t xml:space="preserve">--approved-names path</w:t>
+              <w:t xml:space="preserve">bbmri-eric</w:t>
             </w:r>
           </w:p>
         </w:tc>
@@ -7780,70 +7261,18 @@
               <w:rPr>
                 <w:rStyle w:val="VerbatimChar"/>
               </w:rPr>
-              <w:t xml:space="preserve">assess</w:t>
-            </w:r>
-            <w:r>
-              <w:t xml:space="preserve">,</w:t>
-            </w:r>
-            <w:r>
-              <w:t xml:space="preserve"> </w:t>
-            </w:r>
-            <w:r>
-              <w:rPr>
-                <w:rStyle w:val="VerbatimChar"/>
-              </w:rPr>
-              <w:t xml:space="preserve">run</w:t>
-            </w:r>
-          </w:p>
-        </w:tc>
-        <w:tc>
-          <w:tcPr/>
-          <w:p>
-            <w:pPr>
-              <w:pStyle w:val="Compact"/>
-            </w:pPr>
-            <w:r>
-              <w:t xml:space="preserve">Use this name list</w:t>
-            </w:r>
-            <w:r>
-              <w:t xml:space="preserve"> </w:t>
-            </w:r>
-            <w:r>
-              <w:rPr>
-                <w:b/>
-                <w:bCs/>
-              </w:rPr>
-              <w:t xml:space="preserve">instead of</w:t>
-            </w:r>
-            <w:r>
-              <w:t xml:space="preserve"> </w:t>
-            </w:r>
-            <w:r>
-              <w:t xml:space="preserve">the committed</w:t>
-            </w:r>
-            <w:r>
-              <w:t xml:space="preserve"> </w:t>
-            </w:r>
-            <w:r>
-              <w:rPr>
-                <w:rStyle w:val="VerbatimChar"/>
-              </w:rPr>
-              <w:t xml:space="preserve">checklist/approved-names.txt</w:t>
-            </w:r>
-            <w:r>
-              <w:t xml:space="preserve">. One name per line, ideally as</w:t>
-            </w:r>
-            <w:r>
-              <w:t xml:space="preserve"> </w:t>
-            </w:r>
-            <w:r>
-              <w:rPr>
-                <w:rStyle w:val="VerbatimChar"/>
-              </w:rPr>
-              <w:t xml:space="preserve">node-id: Name</w:t>
-            </w:r>
-            <w:r>
-              <w:t xml:space="preserve">. A path that does not exist is an error, not a fall back to the default. See section 3.</w:t>
+              <w:t xml:space="preserve">https://dev3.bbmri-eric.eu/eosc-node-bbmri-eric/</w:t>
+            </w:r>
+          </w:p>
+        </w:tc>
+        <w:tc>
+          <w:tcPr/>
+          <w:p>
+            <w:pPr>
+              <w:pStyle w:val="Compact"/>
+            </w:pPr>
+            <w:r>
+              <w:t xml:space="preserve">EOSC Node | BBMRI-ERIC</w:t>
             </w:r>
           </w:p>
         </w:tc>
@@ -7862,7 +7291,7 @@
               <w:rPr>
                 <w:rStyle w:val="VerbatimChar"/>
               </w:rPr>
-              <w:t xml:space="preserve">--no-approved-names</w:t>
+              <w:t xml:space="preserve">cern</w:t>
             </w:r>
           </w:p>
         </w:tc>
@@ -7876,30 +7305,18 @@
               <w:rPr>
                 <w:rStyle w:val="VerbatimChar"/>
               </w:rPr>
-              <w:t xml:space="preserve">assess</w:t>
-            </w:r>
-            <w:r>
-              <w:t xml:space="preserve">,</w:t>
-            </w:r>
-            <w:r>
-              <w:t xml:space="preserve"> </w:t>
-            </w:r>
-            <w:r>
-              <w:rPr>
-                <w:rStyle w:val="VerbatimChar"/>
-              </w:rPr>
-              <w:t xml:space="preserve">run</w:t>
-            </w:r>
-          </w:p>
-        </w:tc>
-        <w:tc>
-          <w:tcPr/>
-          <w:p>
-            <w:pPr>
-              <w:pStyle w:val="Compact"/>
-            </w:pPr>
-            <w:r>
-              <w:t xml:space="preserve">Use no name list at all, not even the committed default. Point 3's name requirement is then not assessed.</w:t>
+              <w:t xml:space="preserve">https://eosc-auth.cern.ch/login</w:t>
+            </w:r>
+          </w:p>
+        </w:tc>
+        <w:tc>
+          <w:tcPr/>
+          <w:p>
+            <w:pPr>
+              <w:pStyle w:val="Compact"/>
+            </w:pPr>
+            <w:r>
+              <w:t xml:space="preserve">EOSC Node | CERN</w:t>
             </w:r>
           </w:p>
         </w:tc>
@@ -7915,47 +7332,29 @@
               <w:pStyle w:val="Compact"/>
             </w:pPr>
             <w:r>
-              <w:rPr>
-                <w:rStyle w:val="VerbatimChar"/>
-              </w:rPr>
-              <w:t xml:space="preserve">--strict-separators</w:t>
-            </w:r>
-          </w:p>
-        </w:tc>
-        <w:tc>
-          <w:tcPr/>
-          <w:p>
-            <w:pPr>
-              <w:pStyle w:val="Compact"/>
-            </w:pPr>
-            <w:r>
-              <w:rPr>
-                <w:rStyle w:val="VerbatimChar"/>
-              </w:rPr>
-              <w:t xml:space="preserve">assess</w:t>
-            </w:r>
-            <w:r>
-              <w:t xml:space="preserve">,</w:t>
-            </w:r>
-            <w:r>
-              <w:t xml:space="preserve"> </w:t>
-            </w:r>
-            <w:r>
-              <w:rPr>
-                <w:rStyle w:val="VerbatimChar"/>
-              </w:rPr>
-              <w:t xml:space="preserve">run</w:t>
-            </w:r>
-          </w:p>
-        </w:tc>
-        <w:tc>
-          <w:tcPr/>
-          <w:p>
-            <w:pPr>
-              <w:pStyle w:val="Compact"/>
-            </w:pPr>
-            <w:r>
-              <w:t xml:space="preserve">Match the separator glyph in each approved name literally. By default a page writing a hyphen satisfies a list writing a pipe; with this flag it does not. See section 3.</w:t>
+              <w:t xml:space="preserve">…</w:t>
+            </w:r>
+          </w:p>
+        </w:tc>
+        <w:tc>
+          <w:tcPr/>
+          <w:p>
+            <w:pPr>
+              <w:pStyle w:val="Compact"/>
+            </w:pPr>
+            <w:r>
+              <w:t xml:space="preserve">…</w:t>
+            </w:r>
+          </w:p>
+        </w:tc>
+        <w:tc>
+          <w:tcPr/>
+          <w:p>
+            <w:pPr>
+              <w:pStyle w:val="Compact"/>
+            </w:pPr>
+            <w:r>
+              <w:t xml:space="preserve">…</w:t>
             </w:r>
           </w:p>
         </w:tc>
@@ -7974,7 +7373,7 @@
               <w:rPr>
                 <w:rStyle w:val="VerbatimChar"/>
               </w:rPr>
-              <w:t xml:space="preserve">--checklist path</w:t>
+              <w:t xml:space="preserve">eosc-sk</w:t>
             </w:r>
           </w:p>
         </w:tc>
@@ -7988,247 +7387,229 @@
               <w:rPr>
                 <w:rStyle w:val="VerbatimChar"/>
               </w:rPr>
-              <w:t xml:space="preserve">assess</w:t>
-            </w:r>
-            <w:r>
-              <w:t xml:space="preserve">,</w:t>
-            </w:r>
-            <w:r>
-              <w:t xml:space="preserve"> </w:t>
-            </w:r>
-            <w:r>
-              <w:rPr>
-                <w:rStyle w:val="VerbatimChar"/>
-              </w:rPr>
-              <w:t xml:space="preserve">run</w:t>
-            </w:r>
-            <w:r>
-              <w:t xml:space="preserve">,</w:t>
-            </w:r>
-            <w:r>
-              <w:t xml:space="preserve"> </w:t>
-            </w:r>
-            <w:r>
-              <w:rPr>
-                <w:rStyle w:val="VerbatimChar"/>
-              </w:rPr>
-              <w:t xml:space="preserve">points</w:t>
-            </w:r>
-          </w:p>
-        </w:tc>
-        <w:tc>
-          <w:tcPr/>
-          <w:p>
-            <w:pPr>
-              <w:pStyle w:val="Compact"/>
-            </w:pPr>
-            <w:r>
-              <w:t xml:space="preserve">Use a different checklist version.</w:t>
-            </w:r>
-          </w:p>
-        </w:tc>
-      </w:tr>
-      <w:tr>
-        <w:trPr>
-          <w:cantSplit/>
-        </w:trPr>
-        <w:tc>
-          <w:tcPr/>
-          <w:p>
-            <w:pPr>
-              <w:pStyle w:val="Compact"/>
-            </w:pPr>
-            <w:r>
-              <w:rPr>
-                <w:rStyle w:val="VerbatimChar"/>
-              </w:rPr>
-              <w:t xml:space="preserve">--run LABEL</w:t>
-            </w:r>
-          </w:p>
-        </w:tc>
-        <w:tc>
-          <w:tcPr/>
-          <w:p>
-            <w:pPr>
-              <w:pStyle w:val="Compact"/>
-            </w:pPr>
-            <w:r>
-              <w:rPr>
-                <w:rStyle w:val="VerbatimChar"/>
-              </w:rPr>
-              <w:t xml:space="preserve">assess</w:t>
-            </w:r>
-            <w:r>
-              <w:t xml:space="preserve">,</w:t>
-            </w:r>
-            <w:r>
-              <w:t xml:space="preserve"> </w:t>
-            </w:r>
-            <w:r>
-              <w:rPr>
-                <w:rStyle w:val="VerbatimChar"/>
-              </w:rPr>
-              <w:t xml:space="preserve">run</w:t>
-            </w:r>
-          </w:p>
-        </w:tc>
-        <w:tc>
-          <w:tcPr/>
-          <w:p>
-            <w:pPr>
-              <w:pStyle w:val="Compact"/>
-            </w:pPr>
-            <w:r>
-              <w:t xml:space="preserve">Label stored with the run, for telling one report from another.</w:t>
-            </w:r>
-          </w:p>
-        </w:tc>
-      </w:tr>
-      <w:tr>
-        <w:trPr>
-          <w:cantSplit/>
-        </w:trPr>
-        <w:tc>
-          <w:tcPr/>
-          <w:p>
-            <w:pPr>
-              <w:pStyle w:val="Compact"/>
-            </w:pPr>
-            <w:r>
-              <w:rPr>
-                <w:rStyle w:val="VerbatimChar"/>
-              </w:rPr>
-              <w:t xml:space="preserve">--results path</w:t>
-            </w:r>
-          </w:p>
-        </w:tc>
-        <w:tc>
-          <w:tcPr/>
-          <w:p>
-            <w:pPr>
-              <w:pStyle w:val="Compact"/>
-            </w:pPr>
-            <w:r>
-              <w:t xml:space="preserve">all but</w:t>
-            </w:r>
-            <w:r>
-              <w:t xml:space="preserve"> </w:t>
-            </w:r>
-            <w:r>
-              <w:rPr>
-                <w:rStyle w:val="VerbatimChar"/>
-              </w:rPr>
-              <w:t xml:space="preserve">points</w:t>
-            </w:r>
-          </w:p>
-        </w:tc>
-        <w:tc>
-          <w:tcPr/>
-          <w:p>
-            <w:pPr>
-              <w:pStyle w:val="Compact"/>
-            </w:pPr>
-            <w:r>
-              <w:t xml:space="preserve">Write somewhere other than</w:t>
-            </w:r>
-            <w:r>
-              <w:t xml:space="preserve"> </w:t>
-            </w:r>
-            <w:r>
-              <w:rPr>
-                <w:rStyle w:val="VerbatimChar"/>
-              </w:rPr>
-              <w:t xml:space="preserve">results/</w:t>
-            </w:r>
-            <w:r>
-              <w:t xml:space="preserve">.</w:t>
-            </w:r>
-          </w:p>
-        </w:tc>
-      </w:tr>
-      <w:tr>
-        <w:trPr>
-          <w:cantSplit/>
-        </w:trPr>
-        <w:tc>
-          <w:tcPr/>
-          <w:p>
-            <w:pPr>
-              <w:pStyle w:val="Compact"/>
-            </w:pPr>
-            <w:r>
-              <w:rPr>
-                <w:rStyle w:val="VerbatimChar"/>
-              </w:rPr>
-              <w:t xml:space="preserve">--one-off</w:t>
-            </w:r>
-          </w:p>
-        </w:tc>
-        <w:tc>
-          <w:tcPr/>
-          <w:p>
-            <w:pPr>
-              <w:pStyle w:val="Compact"/>
-            </w:pPr>
-            <w:r>
-              <w:rPr>
-                <w:rStyle w:val="VerbatimChar"/>
-              </w:rPr>
-              <w:t xml:space="preserve">show</w:t>
-            </w:r>
-            <w:r>
-              <w:t xml:space="preserve"> </w:t>
-            </w:r>
-            <w:r>
-              <w:t xml:space="preserve">only</w:t>
-            </w:r>
-          </w:p>
-        </w:tc>
-        <w:tc>
-          <w:tcPr/>
-          <w:p>
-            <w:pPr>
-              <w:pStyle w:val="Compact"/>
-            </w:pPr>
-            <w:r>
-              <w:t xml:space="preserve">Read</w:t>
-            </w:r>
-            <w:r>
-              <w:t xml:space="preserve"> </w:t>
-            </w:r>
-            <w:r>
-              <w:rPr>
-                <w:rStyle w:val="VerbatimChar"/>
-              </w:rPr>
-              <w:t xml:space="preserve">results/one-off/</w:t>
-            </w:r>
-            <w:r>
-              <w:t xml:space="preserve"> </w:t>
-            </w:r>
-            <w:r>
-              <w:t xml:space="preserve">instead of the federation run.</w:t>
+              <w:t xml:space="preserve">https://eosc.sk/</w:t>
+            </w:r>
+          </w:p>
+        </w:tc>
+        <w:tc>
+          <w:tcPr/>
+          <w:p>
+            <w:pPr>
+              <w:pStyle w:val="Compact"/>
+            </w:pPr>
+            <w:r>
+              <w:t xml:space="preserve">EOSC Node | Slovakia</w:t>
             </w:r>
           </w:p>
         </w:tc>
       </w:tr>
     </w:tbl>
+    <w:p>
+      <w:pPr>
+        <w:pStyle w:val="BodyText"/>
+      </w:pPr>
+      <w:r>
+        <w:t xml:space="preserve">followed by two lines naming the files: *13 node(s). Ids and URLs from</w:t>
+      </w:r>
+      <w:r>
+        <w:t xml:space="preserve"> </w:t>
+      </w:r>
+      <w:r>
+        <w:t xml:space="preserve">nodes.yaml; approved names from checklist/approved-names-scoped.txt." and</w:t>
+      </w:r>
+      <w:r>
+        <w:t xml:space="preserve"> </w:t>
+      </w:r>
+      <w:r>
+        <w:t xml:space="preserve">"assess and run use checklist/approved-names.txt by default: the same names,</w:t>
+      </w:r>
+      <w:r>
+        <w:t xml:space="preserve"> </w:t>
+      </w:r>
+      <w:r>
+        <w:t xml:space="preserve">unscoped, so each counts for every node."</w:t>
+      </w:r>
+    </w:p>
+    <w:p>
+      <w:pPr>
+        <w:pStyle w:val="BodyText"/>
+      </w:pPr>
+      <w:r>
+        <w:t xml:space="preserve">The approved name next to each id comes from</w:t>
+      </w:r>
+      <w:r>
+        <w:t xml:space="preserve"> </w:t>
+      </w:r>
+      <w:r>
+        <w:rPr>
+          <w:rStyle w:val="VerbatimChar"/>
+        </w:rPr>
+        <w:t xml:space="preserve">checklist/approved-names-scoped.txt</w:t>
+      </w:r>
+      <w:r>
+        <w:t xml:space="preserve">, the copy of the official list that ties</w:t>
+      </w:r>
+      <w:r>
+        <w:t xml:space="preserve"> </w:t>
+      </w:r>
+      <w:r>
+        <w:t xml:space="preserve">each name to a node.</w:t>
+      </w:r>
+      <w:r>
+        <w:t xml:space="preserve"> </w:t>
+      </w:r>
+      <w:r>
+        <w:rPr>
+          <w:rStyle w:val="VerbatimChar"/>
+        </w:rPr>
+        <w:t xml:space="preserve">assess</w:t>
+      </w:r>
+      <w:r>
+        <w:t xml:space="preserve"> </w:t>
+      </w:r>
+      <w:r>
+        <w:t xml:space="preserve">and</w:t>
+      </w:r>
+      <w:r>
+        <w:t xml:space="preserve"> </w:t>
+      </w:r>
+      <w:r>
+        <w:rPr>
+          <w:rStyle w:val="VerbatimChar"/>
+        </w:rPr>
+        <w:t xml:space="preserve">run</w:t>
+      </w:r>
+      <w:r>
+        <w:t xml:space="preserve"> </w:t>
+      </w:r>
+      <w:r>
+        <w:t xml:space="preserve">use</w:t>
+      </w:r>
+      <w:r>
+        <w:t xml:space="preserve"> </w:t>
+      </w:r>
+      <w:r>
+        <w:rPr>
+          <w:rStyle w:val="VerbatimChar"/>
+        </w:rPr>
+        <w:t xml:space="preserve">checklist/approved-names.txt</w:t>
+      </w:r>
+      <w:r>
+        <w:t xml:space="preserve"> </w:t>
+      </w:r>
+      <w:r>
+        <w:t xml:space="preserve">by</w:t>
+      </w:r>
+      <w:r>
+        <w:t xml:space="preserve"> </w:t>
+      </w:r>
+      <w:r>
+        <w:t xml:space="preserve">default, the same names unscoped, so there each name counts for every node; the</w:t>
+      </w:r>
+      <w:r>
+        <w:t xml:space="preserve"> </w:t>
+      </w:r>
+      <w:r>
+        <w:t xml:space="preserve">table says so under the rows. A node with no name in the scoped file shows</w:t>
+      </w:r>
+      <w:r>
+        <w:t xml:space="preserve"> </w:t>
+      </w:r>
+      <w:r>
+        <w:rPr>
+          <w:rStyle w:val="VerbatimChar"/>
+        </w:rPr>
+        <w:t xml:space="preserve">(none)</w:t>
+      </w:r>
+      <w:r>
+        <w:t xml:space="preserve">. The flags can be combined (</w:t>
+      </w:r>
+      <w:r>
+        <w:rPr>
+          <w:rStyle w:val="VerbatimChar"/>
+        </w:rPr>
+        <w:t xml:space="preserve">--list-nodes --list-nlps</w:t>
+      </w:r>
+      <w:r>
+        <w:t xml:space="preserve">), print plain</w:t>
+      </w:r>
+      <w:r>
+        <w:t xml:space="preserve"> </w:t>
+      </w:r>
+      <w:r>
+        <w:t xml:space="preserve">columns that are never wrapped, so they can be piped to</w:t>
+      </w:r>
+      <w:r>
+        <w:t xml:space="preserve"> </w:t>
+      </w:r>
+      <w:r>
+        <w:rPr>
+          <w:rStyle w:val="VerbatimChar"/>
+        </w:rPr>
+        <w:t xml:space="preserve">grep</w:t>
+      </w:r>
+      <w:r>
+        <w:t xml:space="preserve"> </w:t>
+      </w:r>
+      <w:r>
+        <w:t xml:space="preserve">or</w:t>
+      </w:r>
+      <w:r>
+        <w:t xml:space="preserve"> </w:t>
+      </w:r>
+      <w:r>
+        <w:rPr>
+          <w:rStyle w:val="VerbatimChar"/>
+        </w:rPr>
+        <w:t xml:space="preserve">cut</w:t>
+      </w:r>
+      <w:r>
+        <w:t xml:space="preserve">, and are</w:t>
+      </w:r>
+      <w:r>
+        <w:t xml:space="preserve"> </w:t>
+      </w:r>
+      <w:r>
+        <w:t xml:space="preserve">refused together with a command. They read local files only and contact no node.</w:t>
+      </w:r>
+    </w:p>
+    <w:p>
+      <w:pPr>
+        <w:pStyle w:val="BodyText"/>
+      </w:pPr>
+      <w:r>
+        <w:t xml:space="preserve">Use it before and after editing</w:t>
+      </w:r>
+      <w:r>
+        <w:t xml:space="preserve"> </w:t>
+      </w:r>
+      <w:r>
+        <w:rPr>
+          <w:rStyle w:val="VerbatimChar"/>
+        </w:rPr>
+        <w:t xml:space="preserve">nodes.yaml</w:t>
+      </w:r>
+      <w:r>
+        <w:t xml:space="preserve"> </w:t>
+      </w:r>
+      <w:r>
+        <w:t xml:space="preserve">or the name lists, to see what</w:t>
+      </w:r>
+      <w:r>
+        <w:t xml:space="preserve"> </w:t>
+      </w:r>
+      <w:r>
+        <w:t xml:space="preserve">the next run will check.</w:t>
+      </w:r>
+    </w:p>
     <w:bookmarkEnd w:id="30"/>
-    <w:bookmarkStart w:id="31" w:name="only-narrows-the-fetch-not-the-report"/>
+    <w:bookmarkStart w:id="31" w:name="useful-options"/>
     <w:p>
       <w:pPr>
         <w:pStyle w:val="Heading3"/>
       </w:pPr>
       <w:r>
-        <w:rPr>
-          <w:rStyle w:val="VerbatimChar"/>
-        </w:rPr>
-        <w:t xml:space="preserve">--only</w:t>
-      </w:r>
-      <w:r>
-        <w:t xml:space="preserve"> </w:t>
-      </w:r>
-      <w:r>
-        <w:t xml:space="preserve">narrows the fetch, not the report</w:t>
+        <w:t xml:space="preserve">Useful options</w:t>
       </w:r>
     </w:p>
     <w:p>
@@ -8236,956 +7617,46 @@
         <w:pStyle w:val="FirstParagraph"/>
       </w:pPr>
       <w:r>
-        <w:t xml:space="preserve">Earlier versions of this tool had a real defect here, and this guide documented</w:t>
-      </w:r>
-      <w:r>
-        <w:t xml:space="preserve"> </w:t>
-      </w:r>
-      <w:r>
-        <w:t xml:space="preserve">it as a warning:</w:t>
-      </w:r>
-      <w:r>
-        <w:t xml:space="preserve"> </w:t>
-      </w:r>
-      <w:r>
-        <w:rPr>
-          <w:rStyle w:val="VerbatimChar"/>
-        </w:rPr>
-        <w:t xml:space="preserve">assess --only data-terra</w:t>
-      </w:r>
-      <w:r>
-        <w:t xml:space="preserve"> </w:t>
-      </w:r>
-      <w:r>
-        <w:t xml:space="preserve">replaced the full matrix in</w:t>
-      </w:r>
-      <w:r>
-        <w:t xml:space="preserve"> </w:t>
-      </w:r>
-      <w:r>
-        <w:rPr>
-          <w:rStyle w:val="VerbatimChar"/>
-        </w:rPr>
-        <w:t xml:space="preserve">results/</w:t>
-      </w:r>
-      <w:r>
-        <w:t xml:space="preserve"> </w:t>
-      </w:r>
-      <w:r>
-        <w:t xml:space="preserve">with a single row, and the resulting</w:t>
-      </w:r>
-      <w:r>
-        <w:t xml:space="preserve"> </w:t>
-      </w:r>
-      <w:r>
-        <w:rPr>
-          <w:rStyle w:val="VerbatimChar"/>
-        </w:rPr>
-        <w:t xml:space="preserve">index.html</w:t>
-      </w:r>
-      <w:r>
-        <w:t xml:space="preserve"> </w:t>
-      </w:r>
-      <w:r>
-        <w:t xml:space="preserve">looked like a</w:t>
-      </w:r>
-      <w:r>
-        <w:t xml:space="preserve"> </w:t>
-      </w:r>
-      <w:r>
-        <w:t xml:space="preserve">federation report that covered one node. A short table is indistinguishable from</w:t>
-      </w:r>
-      <w:r>
-        <w:t xml:space="preserve"> </w:t>
-      </w:r>
-      <w:r>
-        <w:t xml:space="preserve">a complete one.</w:t>
+        <w:t xml:space="preserve">Not every option is accepted by every command, and passing one to the wrong</w:t>
+      </w:r>
+      <w:r>
+        <w:t xml:space="preserve"> </w:t>
+      </w:r>
+      <w:r>
+        <w:t xml:space="preserve">command is an error rather than a no-op. Each table below names the commands that</w:t>
+      </w:r>
+      <w:r>
+        <w:t xml:space="preserve"> </w:t>
+      </w:r>
+      <w:r>
+        <w:t xml:space="preserve">accept the option.</w:t>
       </w:r>
     </w:p>
     <w:p>
       <w:pPr>
         <w:pStyle w:val="BodyText"/>
       </w:pPr>
-      <w:r>
-        <w:t xml:space="preserve">That is fixed.</w:t>
-      </w:r>
-      <w:r>
-        <w:t xml:space="preserve"> </w:t>
-      </w:r>
-      <w:r>
-        <w:rPr>
-          <w:rStyle w:val="VerbatimChar"/>
-        </w:rPr>
-        <w:t xml:space="preserve">--only</w:t>
-      </w:r>
-      <w:r>
-        <w:t xml:space="preserve"> </w:t>
-      </w:r>
-      <w:r>
-        <w:t xml:space="preserve">now narrows</w:t>
-      </w:r>
-      <w:r>
-        <w:t xml:space="preserve"> </w:t>
-      </w:r>
       <w:r>
         <w:rPr>
           <w:b/>
           <w:bCs/>
         </w:rPr>
-        <w:t xml:space="preserve">which sites are contacted</w:t>
-      </w:r>
-      <w:r>
-        <w:t xml:space="preserve">, and the</w:t>
-      </w:r>
-      <w:r>
-        <w:t xml:space="preserve"> </w:t>
-      </w:r>
-      <w:r>
-        <w:t xml:space="preserve">report written to</w:t>
-      </w:r>
-      <w:r>
-        <w:t xml:space="preserve"> </w:t>
-      </w:r>
-      <w:r>
-        <w:rPr>
-          <w:rStyle w:val="VerbatimChar"/>
-        </w:rPr>
-        <w:t xml:space="preserve">results/</w:t>
-      </w:r>
-      <w:r>
-        <w:t xml:space="preserve"> </w:t>
-      </w:r>
-      <w:r>
-        <w:t xml:space="preserve">still covers every node in</w:t>
-      </w:r>
-      <w:r>
-        <w:t xml:space="preserve"> </w:t>
-      </w:r>
-      <w:r>
-        <w:rPr>
-          <w:rStyle w:val="VerbatimChar"/>
-        </w:rPr>
-        <w:t xml:space="preserve">nodes.yaml</w:t>
-      </w:r>
-      <w:r>
-        <w:t xml:space="preserve">:</w:t>
-      </w:r>
-    </w:p>
-    <w:p>
-      <w:pPr>
-        <w:pStyle w:val="SourceCode"/>
-      </w:pPr>
-      <w:r>
-        <w:rPr>
-          <w:rStyle w:val="ExtensionTok"/>
-        </w:rPr>
-        <w:t xml:space="preserve">uv</w:t>
-      </w:r>
-      <w:r>
-        <w:rPr>
-          <w:rStyle w:val="NormalTok"/>
-        </w:rPr>
-        <w:t xml:space="preserve"> run basic-check assess </w:t>
-      </w:r>
-      <w:r>
-        <w:rPr>
-          <w:rStyle w:val="AttributeTok"/>
-        </w:rPr>
-        <w:t xml:space="preserve">--only</w:t>
-      </w:r>
-      <w:r>
-        <w:rPr>
-          <w:rStyle w:val="NormalTok"/>
-        </w:rPr>
-        <w:t xml:space="preserve"> data-terra</w:t>
-      </w:r>
-      <w:r>
-        <w:br/>
-      </w:r>
-      <w:r>
-        <w:rPr>
-          <w:rStyle w:val="CommentTok"/>
-        </w:rPr>
-        <w:t xml:space="preserve"># One node re-assessed from fresh evidence; results.json still has every node.</w:t>
-      </w:r>
-    </w:p>
-    <w:p>
-      <w:pPr>
-        <w:pStyle w:val="FirstParagraph"/>
-      </w:pPr>
-      <w:r>
-        <w:t xml:space="preserve">The rows you did not select are reused from the evidence already on disk, so the</w:t>
-      </w:r>
-      <w:r>
-        <w:t xml:space="preserve"> </w:t>
-      </w:r>
-      <w:r>
-        <w:t xml:space="preserve">report is no longer uniformly fresh. It says so itself: a</w:t>
-      </w:r>
-      <w:r>
-        <w:t xml:space="preserve"> </w:t>
-      </w:r>
-      <w:r>
-        <w:rPr>
-          <w:b/>
-          <w:bCs/>
-        </w:rPr>
-        <w:t xml:space="preserve">Mixed freshness</w:t>
-      </w:r>
-      <w:r>
-        <w:t xml:space="preserve"> </w:t>
-      </w:r>
-      <w:r>
-        <w:t xml:space="preserve">banner names the nodes that were re-fetched, states how many were not, and gives</w:t>
-      </w:r>
-      <w:r>
-        <w:t xml:space="preserve"> </w:t>
-      </w:r>
-      <w:r>
-        <w:t xml:space="preserve">the capture date of the reused evidence.</w:t>
-      </w:r>
-      <w:r>
-        <w:t xml:space="preserve"> </w:t>
-      </w:r>
-      <w:r>
-        <w:rPr>
-          <w:rStyle w:val="VerbatimChar"/>
-        </w:rPr>
-        <w:t xml:space="preserve">results.json</w:t>
-      </w:r>
-      <w:r>
-        <w:t xml:space="preserve"> </w:t>
-      </w:r>
-      <w:r>
-        <w:t xml:space="preserve">records the same thing in</w:t>
-      </w:r>
-      <w:r>
-        <w:t xml:space="preserve"> </w:t>
-      </w:r>
-      <w:r>
-        <w:t xml:space="preserve">a top-level</w:t>
-      </w:r>
-      <w:r>
-        <w:t xml:space="preserve"> </w:t>
-      </w:r>
-      <w:r>
-        <w:rPr>
-          <w:rStyle w:val="VerbatimChar"/>
-        </w:rPr>
-        <w:t xml:space="preserve">selection</w:t>
-      </w:r>
-      <w:r>
-        <w:t xml:space="preserve"> </w:t>
-      </w:r>
-      <w:r>
-        <w:t xml:space="preserve">list, which is</w:t>
-      </w:r>
-      <w:r>
-        <w:t xml:space="preserve"> </w:t>
-      </w:r>
-      <w:r>
-        <w:rPr>
-          <w:rStyle w:val="VerbatimChar"/>
-        </w:rPr>
-        <w:t xml:space="preserve">[]</w:t>
-      </w:r>
-      <w:r>
-        <w:t xml:space="preserve"> </w:t>
-      </w:r>
-      <w:r>
-        <w:t xml:space="preserve">on a full run.</w:t>
-      </w:r>
-    </w:p>
-    <w:p>
-      <w:pPr>
-        <w:pStyle w:val="BodyText"/>
-      </w:pPr>
-      <w:r>
-        <w:t xml:space="preserve">An explicit</w:t>
-      </w:r>
-      <w:r>
-        <w:t xml:space="preserve"> </w:t>
-      </w:r>
-      <w:r>
-        <w:rPr>
-          <w:rStyle w:val="VerbatimChar"/>
-        </w:rPr>
-        <w:t xml:space="preserve">--results DIR</w:t>
-      </w:r>
-      <w:r>
-        <w:t xml:space="preserve"> </w:t>
-      </w:r>
-      <w:r>
-        <w:t xml:space="preserve">keeps the narrowing behaviour, because there nothing</w:t>
-      </w:r>
-      <w:r>
-        <w:t xml:space="preserve"> </w:t>
-      </w:r>
-      <w:r>
-        <w:t xml:space="preserve">shared is at risk and a one-node scratch table is usually the point. Note that</w:t>
-      </w:r>
-      <w:r>
-        <w:t xml:space="preserve"> </w:t>
-      </w:r>
-      <w:r>
-        <w:rPr>
-          <w:rStyle w:val="VerbatimChar"/>
-        </w:rPr>
-        <w:t xml:space="preserve">--results DIR</w:t>
-      </w:r>
-      <w:r>
-        <w:t xml:space="preserve"> </w:t>
-      </w:r>
-      <w:r>
-        <w:t xml:space="preserve">relocates the whole workspace, not just the output: evidence is</w:t>
-      </w:r>
-      <w:r>
-        <w:t xml:space="preserve"> </w:t>
-      </w:r>
-      <w:r>
-        <w:t xml:space="preserve">read from</w:t>
-      </w:r>
-      <w:r>
-        <w:t xml:space="preserve"> </w:t>
-      </w:r>
-      <w:r>
-        <w:rPr>
-          <w:rStyle w:val="VerbatimChar"/>
-        </w:rPr>
-        <w:t xml:space="preserve">DIR/evidence</w:t>
-      </w:r>
-      <w:r>
-        <w:t xml:space="preserve"> </w:t>
-      </w:r>
-      <w:r>
-        <w:t xml:space="preserve">as well as written there. Point it at an empty</w:t>
-      </w:r>
-      <w:r>
-        <w:t xml:space="preserve"> </w:t>
-      </w:r>
-      <w:r>
-        <w:t xml:space="preserve">directory and you get an empty report and exit code 2, not a one-node one. Give</w:t>
-      </w:r>
-      <w:r>
-        <w:t xml:space="preserve"> </w:t>
-      </w:r>
-      <w:r>
-        <w:t xml:space="preserve">it evidence first:</w:t>
-      </w:r>
-    </w:p>
-    <w:p>
-      <w:pPr>
-        <w:pStyle w:val="SourceCode"/>
-      </w:pPr>
-      <w:r>
-        <w:rPr>
-          <w:rStyle w:val="FunctionTok"/>
-        </w:rPr>
-        <w:t xml:space="preserve">mkdir</w:t>
-      </w:r>
-      <w:r>
-        <w:rPr>
-          <w:rStyle w:val="NormalTok"/>
-        </w:rPr>
-        <w:t xml:space="preserve"> </w:t>
-      </w:r>
-      <w:r>
-        <w:rPr>
-          <w:rStyle w:val="AttributeTok"/>
-        </w:rPr>
-        <w:t xml:space="preserve">-p</w:t>
-      </w:r>
-      <w:r>
-        <w:rPr>
-          <w:rStyle w:val="NormalTok"/>
-        </w:rPr>
-        <w:t xml:space="preserve"> /tmp/scratch </w:t>
-      </w:r>
-      <w:r>
-        <w:rPr>
-          <w:rStyle w:val="KeywordTok"/>
-        </w:rPr>
-        <w:t xml:space="preserve">&amp;&amp;</w:t>
-      </w:r>
-      <w:r>
-        <w:rPr>
-          <w:rStyle w:val="NormalTok"/>
-        </w:rPr>
-        <w:t xml:space="preserve"> </w:t>
-      </w:r>
-      <w:r>
-        <w:rPr>
-          <w:rStyle w:val="FunctionTok"/>
-        </w:rPr>
-        <w:t xml:space="preserve">cp</w:t>
-      </w:r>
-      <w:r>
-        <w:rPr>
-          <w:rStyle w:val="NormalTok"/>
-        </w:rPr>
-        <w:t xml:space="preserve"> </w:t>
-      </w:r>
-      <w:r>
-        <w:rPr>
-          <w:rStyle w:val="AttributeTok"/>
-        </w:rPr>
-        <w:t xml:space="preserve">-r</w:t>
-      </w:r>
-      <w:r>
-        <w:rPr>
-          <w:rStyle w:val="NormalTok"/>
-        </w:rPr>
-        <w:t xml:space="preserve"> results/evidence /tmp/scratch/evidence</w:t>
-      </w:r>
-      <w:r>
-        <w:br/>
-      </w:r>
-      <w:r>
-        <w:rPr>
-          <w:rStyle w:val="ExtensionTok"/>
-        </w:rPr>
-        <w:t xml:space="preserve">uv</w:t>
-      </w:r>
-      <w:r>
-        <w:rPr>
-          <w:rStyle w:val="NormalTok"/>
-        </w:rPr>
-        <w:t xml:space="preserve"> run basic-check assess </w:t>
-      </w:r>
-      <w:r>
-        <w:rPr>
-          <w:rStyle w:val="AttributeTok"/>
-        </w:rPr>
-        <w:t xml:space="preserve">--results</w:t>
-      </w:r>
-      <w:r>
-        <w:rPr>
-          <w:rStyle w:val="NormalTok"/>
-        </w:rPr>
-        <w:t xml:space="preserve"> /tmp/scratch </w:t>
-      </w:r>
-      <w:r>
-        <w:rPr>
-          <w:rStyle w:val="AttributeTok"/>
-        </w:rPr>
-        <w:t xml:space="preserve">--only</w:t>
-      </w:r>
-      <w:r>
-        <w:rPr>
-          <w:rStyle w:val="NormalTok"/>
-        </w:rPr>
-        <w:t xml:space="preserve"> data-terra</w:t>
-      </w:r>
-      <w:r>
-        <w:br/>
-      </w:r>
-      <w:r>
-        <w:rPr>
-          <w:rStyle w:val="CommentTok"/>
-        </w:rPr>
-        <w:t xml:space="preserve"># A deliberate one-node report, written somewhere of your choosing.</w:t>
-      </w:r>
-    </w:p>
-    <w:p>
-      <w:pPr>
-        <w:pStyle w:val="FirstParagraph"/>
-      </w:pPr>
-      <w:r>
-        <w:t xml:space="preserve">Or collect straight into it, which re-fetches that node rather than reusing</w:t>
-      </w:r>
-      <w:r>
-        <w:t xml:space="preserve"> </w:t>
-      </w:r>
-      <w:r>
-        <w:t xml:space="preserve">anything:</w:t>
-      </w:r>
-    </w:p>
-    <w:p>
-      <w:pPr>
-        <w:pStyle w:val="SourceCode"/>
-      </w:pPr>
-      <w:r>
-        <w:rPr>
-          <w:rStyle w:val="ExtensionTok"/>
-        </w:rPr>
-        <w:t xml:space="preserve">uv</w:t>
-      </w:r>
-      <w:r>
-        <w:rPr>
-          <w:rStyle w:val="NormalTok"/>
-        </w:rPr>
-        <w:t xml:space="preserve"> run basic-check collect </w:t>
-      </w:r>
-      <w:r>
-        <w:rPr>
-          <w:rStyle w:val="AttributeTok"/>
-        </w:rPr>
-        <w:t xml:space="preserve">--results</w:t>
-      </w:r>
-      <w:r>
-        <w:rPr>
-          <w:rStyle w:val="NormalTok"/>
-        </w:rPr>
-        <w:t xml:space="preserve"> /tmp/scratch </w:t>
-      </w:r>
-      <w:r>
-        <w:rPr>
-          <w:rStyle w:val="AttributeTok"/>
-        </w:rPr>
-        <w:t xml:space="preserve">--only</w:t>
-      </w:r>
-      <w:r>
-        <w:rPr>
-          <w:rStyle w:val="NormalTok"/>
-        </w:rPr>
-        <w:t xml:space="preserve"> data-terra</w:t>
-      </w:r>
-      <w:r>
-        <w:br/>
-      </w:r>
-      <w:r>
-        <w:rPr>
-          <w:rStyle w:val="ExtensionTok"/>
-        </w:rPr>
-        <w:t xml:space="preserve">uv</w:t>
-      </w:r>
-      <w:r>
-        <w:rPr>
-          <w:rStyle w:val="NormalTok"/>
-        </w:rPr>
-        <w:t xml:space="preserve"> run basic-check assess  </w:t>
-      </w:r>
-      <w:r>
-        <w:rPr>
-          <w:rStyle w:val="AttributeTok"/>
-        </w:rPr>
-        <w:t xml:space="preserve">--results</w:t>
-      </w:r>
-      <w:r>
-        <w:rPr>
-          <w:rStyle w:val="NormalTok"/>
-        </w:rPr>
-        <w:t xml:space="preserve"> /tmp/scratch </w:t>
-      </w:r>
-      <w:r>
-        <w:rPr>
-          <w:rStyle w:val="AttributeTok"/>
-        </w:rPr>
-        <w:t xml:space="preserve">--only</w:t>
-      </w:r>
-      <w:r>
-        <w:rPr>
-          <w:rStyle w:val="NormalTok"/>
-        </w:rPr>
-        <w:t xml:space="preserve"> data-terra</w:t>
-      </w:r>
-    </w:p>
-    <w:p>
-      <w:pPr>
-        <w:pStyle w:val="FirstParagraph"/>
-      </w:pPr>
-      <w:r>
-        <w:t xml:space="preserve">A bare</w:t>
-      </w:r>
-      <w:r>
-        <w:t xml:space="preserve"> </w:t>
-      </w:r>
-      <w:r>
-        <w:rPr>
-          <w:rStyle w:val="VerbatimChar"/>
-        </w:rPr>
-        <w:t xml:space="preserve">assess</w:t>
-      </w:r>
-      <w:r>
-        <w:t xml:space="preserve"> </w:t>
-      </w:r>
-      <w:r>
-        <w:t xml:space="preserve">still rebuilds every row from evidence on disk, so it remains</w:t>
-      </w:r>
-      <w:r>
-        <w:t xml:space="preserve"> </w:t>
-      </w:r>
-      <w:r>
-        <w:t xml:space="preserve">the way to produce a report with a single capture date:</w:t>
-      </w:r>
-    </w:p>
-    <w:p>
-      <w:pPr>
-        <w:pStyle w:val="SourceCode"/>
-      </w:pPr>
-      <w:r>
-        <w:rPr>
-          <w:rStyle w:val="ExtensionTok"/>
-        </w:rPr>
-        <w:t xml:space="preserve">uv</w:t>
-      </w:r>
-      <w:r>
-        <w:rPr>
-          <w:rStyle w:val="NormalTok"/>
-        </w:rPr>
-        <w:t xml:space="preserve"> run basic-check assess</w:t>
-      </w:r>
-    </w:p>
-    <w:bookmarkEnd w:id="31"/>
-    <w:bookmarkStart w:id="32" w:name="skip-leaves-nodes-out-and-says-so"/>
-    <w:p>
-      <w:pPr>
-        <w:pStyle w:val="Heading3"/>
-      </w:pPr>
-      <w:r>
-        <w:rPr>
-          <w:rStyle w:val="VerbatimChar"/>
-        </w:rPr>
-        <w:t xml:space="preserve">--skip</w:t>
-      </w:r>
-      <w:r>
-        <w:t xml:space="preserve"> </w:t>
-      </w:r>
-      <w:r>
-        <w:t xml:space="preserve">leaves nodes out, and says so</w:t>
-      </w:r>
-    </w:p>
-    <w:p>
-      <w:pPr>
-        <w:pStyle w:val="FirstParagraph"/>
-      </w:pPr>
-      <w:r>
-        <w:rPr>
-          <w:rStyle w:val="VerbatimChar"/>
-        </w:rPr>
-        <w:t xml:space="preserve">--skip</w:t>
-      </w:r>
-      <w:r>
-        <w:t xml:space="preserve"> </w:t>
-      </w:r>
-      <w:r>
-        <w:t xml:space="preserve">is for the opposite case: run on every configured node</w:t>
-      </w:r>
-      <w:r>
-        <w:t xml:space="preserve"> </w:t>
-      </w:r>
-      <w:r>
-        <w:rPr>
-          <w:b/>
-          <w:bCs/>
-        </w:rPr>
-        <w:t xml:space="preserve">except</w:t>
-      </w:r>
-      <w:r>
-        <w:t xml:space="preserve"> </w:t>
-      </w:r>
-      <w:r>
-        <w:t xml:space="preserve">some. It takes node ids or names, case-insensitively, either comma-separated or</w:t>
-      </w:r>
-      <w:r>
-        <w:t xml:space="preserve"> </w:t>
-      </w:r>
-      <w:r>
-        <w:t xml:space="preserve">by repeating the option. Short names work too, so</w:t>
-      </w:r>
-      <w:r>
-        <w:t xml:space="preserve"> </w:t>
-      </w:r>
-      <w:r>
-        <w:rPr>
-          <w:rStyle w:val="VerbatimChar"/>
-        </w:rPr>
-        <w:t xml:space="preserve">Italy</w:t>
-      </w:r>
-      <w:r>
-        <w:t xml:space="preserve"> </w:t>
-      </w:r>
-      <w:r>
-        <w:t xml:space="preserve">names "EOSC Node</w:t>
-      </w:r>
-      <w:r>
-        <w:t xml:space="preserve"> </w:t>
-      </w:r>
-      <w:r>
-        <w:t xml:space="preserve">Italy":</w:t>
-      </w:r>
-    </w:p>
-    <w:p>
-      <w:pPr>
-        <w:pStyle w:val="SourceCode"/>
-      </w:pPr>
-      <w:r>
-        <w:rPr>
-          <w:rStyle w:val="ExtensionTok"/>
-        </w:rPr>
-        <w:t xml:space="preserve">uv</w:t>
-      </w:r>
-      <w:r>
-        <w:rPr>
-          <w:rStyle w:val="NormalTok"/>
-        </w:rPr>
-        <w:t xml:space="preserve"> run basic-check run </w:t>
-      </w:r>
-      <w:r>
-        <w:rPr>
-          <w:rStyle w:val="AttributeTok"/>
-        </w:rPr>
-        <w:t xml:space="preserve">--skip</w:t>
-      </w:r>
-      <w:r>
-        <w:rPr>
-          <w:rStyle w:val="NormalTok"/>
-        </w:rPr>
-        <w:t xml:space="preserve"> Italy,Slovakia</w:t>
-      </w:r>
-      <w:r>
-        <w:br/>
-      </w:r>
-      <w:r>
-        <w:rPr>
-          <w:rStyle w:val="ExtensionTok"/>
-        </w:rPr>
-        <w:t xml:space="preserve">uv</w:t>
-      </w:r>
-      <w:r>
-        <w:rPr>
-          <w:rStyle w:val="NormalTok"/>
-        </w:rPr>
-        <w:t xml:space="preserve"> run basic-check run </w:t>
-      </w:r>
-      <w:r>
-        <w:rPr>
-          <w:rStyle w:val="AttributeTok"/>
-        </w:rPr>
-        <w:t xml:space="preserve">--skip</w:t>
-      </w:r>
-      <w:r>
-        <w:rPr>
-          <w:rStyle w:val="NormalTok"/>
-        </w:rPr>
-        <w:t xml:space="preserve"> Italy </w:t>
-      </w:r>
-      <w:r>
-        <w:rPr>
-          <w:rStyle w:val="AttributeTok"/>
-        </w:rPr>
-        <w:t xml:space="preserve">--skip</w:t>
-      </w:r>
-      <w:r>
-        <w:rPr>
-          <w:rStyle w:val="NormalTok"/>
-        </w:rPr>
-        <w:t xml:space="preserve"> Slovakia          </w:t>
-      </w:r>
-      <w:r>
-        <w:rPr>
-          <w:rStyle w:val="CommentTok"/>
-        </w:rPr>
-        <w:t xml:space="preserve"># the same</w:t>
-      </w:r>
-      <w:r>
-        <w:br/>
-      </w:r>
-      <w:r>
-        <w:rPr>
-          <w:rStyle w:val="ExtensionTok"/>
-        </w:rPr>
-        <w:t xml:space="preserve">uv</w:t>
-      </w:r>
-      <w:r>
-        <w:rPr>
-          <w:rStyle w:val="NormalTok"/>
-        </w:rPr>
-        <w:t xml:space="preserve"> run basic-check assess </w:t>
-      </w:r>
-      <w:r>
-        <w:rPr>
-          <w:rStyle w:val="AttributeTok"/>
-        </w:rPr>
-        <w:t xml:space="preserve">--skip</w:t>
-      </w:r>
-      <w:r>
-        <w:rPr>
-          <w:rStyle w:val="NormalTok"/>
-        </w:rPr>
-        <w:t xml:space="preserve"> </w:t>
-      </w:r>
-      <w:r>
-        <w:rPr>
-          <w:rStyle w:val="StringTok"/>
-        </w:rPr>
-        <w:t xml:space="preserve">"CERN, Czechia"</w:t>
-      </w:r>
-      <w:r>
-        <w:rPr>
-          <w:rStyle w:val="NormalTok"/>
-        </w:rPr>
-        <w:t xml:space="preserve"> </w:t>
-      </w:r>
-      <w:r>
-        <w:rPr>
-          <w:rStyle w:val="AttributeTok"/>
-        </w:rPr>
-        <w:t xml:space="preserve">--skip</w:t>
-      </w:r>
-      <w:r>
-        <w:rPr>
-          <w:rStyle w:val="NormalTok"/>
-        </w:rPr>
-        <w:t xml:space="preserve"> eosc-it </w:t>
-      </w:r>
-      <w:r>
-        <w:rPr>
-          <w:rStyle w:val="AttributeTok"/>
-        </w:rPr>
-        <w:t xml:space="preserve">--skip</w:t>
-      </w:r>
-      <w:r>
-        <w:rPr>
-          <w:rStyle w:val="NormalTok"/>
-        </w:rPr>
-        <w:t xml:space="preserve"> eosc-sk</w:t>
-      </w:r>
-    </w:p>
-    <w:p>
-      <w:pPr>
-        <w:pStyle w:val="FirstParagraph"/>
-      </w:pPr>
-      <w:r>
-        <w:t xml:space="preserve">A skipped node is left out of the whole run. No request is sent to its site, it</w:t>
-      </w:r>
-      <w:r>
-        <w:t xml:space="preserve"> </w:t>
-      </w:r>
-      <w:r>
-        <w:t xml:space="preserve">is not assessed, and it has no row in the report. Because it is left out on</w:t>
-      </w:r>
-      <w:r>
-        <w:t xml:space="preserve"> </w:t>
-      </w:r>
-      <w:r>
-        <w:t xml:space="preserve">purpose, it does not count as missing evidence, so</w:t>
-      </w:r>
-      <w:r>
-        <w:t xml:space="preserve"> </w:t>
-      </w:r>
-      <w:r>
-        <w:rPr>
-          <w:rStyle w:val="VerbatimChar"/>
-        </w:rPr>
-        <w:t xml:space="preserve">assess</w:t>
-      </w:r>
-      <w:r>
-        <w:t xml:space="preserve"> </w:t>
-      </w:r>
-      <w:r>
-        <w:t xml:space="preserve">does not exit 2 for</w:t>
-      </w:r>
-      <w:r>
-        <w:t xml:space="preserve"> </w:t>
-      </w:r>
-      <w:r>
-        <w:t xml:space="preserve">it. The published report was built this way, with</w:t>
-      </w:r>
-      <w:r>
-        <w:t xml:space="preserve"> </w:t>
-      </w:r>
-      <w:r>
-        <w:rPr>
-          <w:rStyle w:val="VerbatimChar"/>
-        </w:rPr>
-        <w:t xml:space="preserve">--skip Italy</w:t>
-      </w:r>
-      <w:r>
-        <w:t xml:space="preserve">, because</w:t>
-      </w:r>
-      <w:r>
-        <w:t xml:space="preserve"> </w:t>
-      </w:r>
-      <w:r>
-        <w:rPr>
-          <w:rStyle w:val="VerbatimChar"/>
-        </w:rPr>
-        <w:t xml:space="preserve">eosc.it</w:t>
-      </w:r>
-      <w:r>
-        <w:t xml:space="preserve"> </w:t>
-      </w:r>
-      <w:r>
-        <w:t xml:space="preserve">had no address record on 24 September.</w:t>
-      </w:r>
-    </w:p>
-    <w:p>
-      <w:pPr>
-        <w:pStyle w:val="BodyText"/>
-      </w:pPr>
-      <w:r>
-        <w:t xml:space="preserve">Unlike</w:t>
-      </w:r>
-      <w:r>
-        <w:t xml:space="preserve"> </w:t>
-      </w:r>
-      <w:r>
-        <w:rPr>
-          <w:rStyle w:val="VerbatimChar"/>
-        </w:rPr>
-        <w:t xml:space="preserve">--only</w:t>
-      </w:r>
-      <w:r>
-        <w:t xml:space="preserve">,</w:t>
-      </w:r>
-      <w:r>
-        <w:t xml:space="preserve"> </w:t>
-      </w:r>
-      <w:r>
-        <w:rPr>
-          <w:rStyle w:val="VerbatimChar"/>
-        </w:rPr>
-        <w:t xml:space="preserve">--skip</w:t>
-      </w:r>
-      <w:r>
-        <w:t xml:space="preserve"> </w:t>
-      </w:r>
-      <w:r>
-        <w:t xml:space="preserve">does shorten the report, including the one in</w:t>
-      </w:r>
-      <w:r>
-        <w:t xml:space="preserve"> </w:t>
-      </w:r>
-      <w:r>
-        <w:rPr>
-          <w:rStyle w:val="VerbatimChar"/>
-        </w:rPr>
-        <w:t xml:space="preserve">results/</w:t>
-      </w:r>
-      <w:r>
-        <w:t xml:space="preserve">. A shorter table must never look complete, so every report says</w:t>
-      </w:r>
-      <w:r>
-        <w:t xml:space="preserve"> </w:t>
-      </w:r>
-      <w:r>
-        <w:t xml:space="preserve">what was left out: a</w:t>
-      </w:r>
-      <w:r>
-        <w:t xml:space="preserve"> </w:t>
-      </w:r>
-      <w:r>
-        <w:rPr>
-          <w:b/>
-          <w:bCs/>
-        </w:rPr>
-        <w:t xml:space="preserve">Skipped by request</w:t>
-      </w:r>
-      <w:r>
-        <w:t xml:space="preserve"> </w:t>
-      </w:r>
-      <w:r>
-        <w:t xml:space="preserve">banner in</w:t>
-      </w:r>
-      <w:r>
-        <w:t xml:space="preserve"> </w:t>
-      </w:r>
-      <w:r>
-        <w:rPr>
-          <w:rStyle w:val="VerbatimChar"/>
-        </w:rPr>
-        <w:t xml:space="preserve">results.md</w:t>
+        <w:t xml:space="preserve">Fetching</w:t>
+      </w:r>
+      <w:r>
+        <w:t xml:space="preserve"> </w:t>
+      </w:r>
+      <w:r>
+        <w:t xml:space="preserve">—</w:t>
+      </w:r>
+      <w:r>
+        <w:t xml:space="preserve"> </w:t>
+      </w:r>
+      <w:r>
+        <w:rPr>
+          <w:rStyle w:val="VerbatimChar"/>
+        </w:rPr>
+        <w:t xml:space="preserve">collect</w:t>
       </w:r>
       <w:r>
         <w:t xml:space="preserve"> </w:t>
@@ -9200,507 +7671,13 @@
         <w:rPr>
           <w:rStyle w:val="VerbatimChar"/>
         </w:rPr>
-        <w:t xml:space="preserve">index.html</w:t>
-      </w:r>
-      <w:r>
-        <w:t xml:space="preserve">, and a top-level</w:t>
-      </w:r>
-      <w:r>
-        <w:t xml:space="preserve"> </w:t>
-      </w:r>
-      <w:r>
-        <w:rPr>
-          <w:rStyle w:val="VerbatimChar"/>
-        </w:rPr>
-        <w:t xml:space="preserve">skipped</w:t>
-      </w:r>
-      <w:r>
-        <w:t xml:space="preserve"> </w:t>
-      </w:r>
-      <w:r>
-        <w:t xml:space="preserve">list in</w:t>
-      </w:r>
-      <w:r>
-        <w:t xml:space="preserve"> </w:t>
-      </w:r>
-      <w:r>
-        <w:rPr>
-          <w:rStyle w:val="VerbatimChar"/>
-        </w:rPr>
-        <w:t xml:space="preserve">results.json</w:t>
-      </w:r>
-      <w:r>
-        <w:t xml:space="preserve"> </w:t>
-      </w:r>
-      <w:r>
-        <w:t xml:space="preserve">(</w:t>
-      </w:r>
-      <w:r>
-        <w:rPr>
-          <w:rStyle w:val="VerbatimChar"/>
-        </w:rPr>
-        <w:t xml:space="preserve">[]</w:t>
-      </w:r>
-      <w:r>
-        <w:t xml:space="preserve"> </w:t>
-      </w:r>
-      <w:r>
-        <w:t xml:space="preserve">when</w:t>
-      </w:r>
-      <w:r>
-        <w:t xml:space="preserve"> </w:t>
-      </w:r>
-      <w:r>
-        <w:t xml:space="preserve">nothing was skipped). Like any</w:t>
-      </w:r>
-      <w:r>
-        <w:t xml:space="preserve"> </w:t>
-      </w:r>
-      <w:r>
-        <w:rPr>
-          <w:rStyle w:val="VerbatimChar"/>
-        </w:rPr>
-        <w:t xml:space="preserve">assess</w:t>
-      </w:r>
-      <w:r>
-        <w:t xml:space="preserve"> </w:t>
-      </w:r>
-      <w:r>
-        <w:t xml:space="preserve">without</w:t>
-      </w:r>
-      <w:r>
-        <w:t xml:space="preserve"> </w:t>
-      </w:r>
-      <w:r>
-        <w:rPr>
-          <w:rStyle w:val="VerbatimChar"/>
-        </w:rPr>
-        <w:t xml:space="preserve">--results</w:t>
-      </w:r>
-      <w:r>
-        <w:t xml:space="preserve">, it rewrites</w:t>
-      </w:r>
-      <w:r>
-        <w:t xml:space="preserve"> </w:t>
-      </w:r>
-      <w:r>
-        <w:rPr>
-          <w:rStyle w:val="VerbatimChar"/>
-        </w:rPr>
-        <w:t xml:space="preserve">results/</w:t>
-      </w:r>
-      <w:r>
-        <w:t xml:space="preserve">, which stays under human review. For a trial run, add</w:t>
-      </w:r>
-      <w:r>
-        <w:t xml:space="preserve"> </w:t>
-      </w:r>
-      <w:r>
-        <w:rPr>
-          <w:rStyle w:val="VerbatimChar"/>
-        </w:rPr>
-        <w:t xml:space="preserve">--results /tmp/scratch</w:t>
-      </w:r>
-      <w:r>
-        <w:t xml:space="preserve">.</w:t>
-      </w:r>
-    </w:p>
-    <w:p>
-      <w:pPr>
-        <w:pStyle w:val="BodyText"/>
-      </w:pPr>
-      <w:r>
-        <w:t xml:space="preserve">The option rejects values rather than guessing. If a value matches no node, the</w:t>
-      </w:r>
-      <w:r>
-        <w:t xml:space="preserve"> </w:t>
-      </w:r>
-      <w:r>
-        <w:t xml:space="preserve">error lists the valid ids, because a typo that skipped nothing would fetch the</w:t>
-      </w:r>
-      <w:r>
-        <w:t xml:space="preserve"> </w:t>
-      </w:r>
-      <w:r>
-        <w:t xml:space="preserve">very site you meant to leave alone. A value that names more than one node is an</w:t>
-      </w:r>
-      <w:r>
-        <w:t xml:space="preserve"> </w:t>
-      </w:r>
-      <w:r>
-        <w:t xml:space="preserve">error too. So is skipping every node, and so is combining</w:t>
-      </w:r>
-      <w:r>
-        <w:t xml:space="preserve"> </w:t>
-      </w:r>
-      <w:r>
-        <w:rPr>
-          <w:rStyle w:val="VerbatimChar"/>
-        </w:rPr>
-        <w:t xml:space="preserve">--skip</w:t>
-      </w:r>
-      <w:r>
-        <w:t xml:space="preserve"> </w:t>
-      </w:r>
-      <w:r>
-        <w:t xml:space="preserve">with</w:t>
-      </w:r>
-      <w:r>
-        <w:t xml:space="preserve"> </w:t>
-      </w:r>
-      <w:r>
-        <w:rPr>
-          <w:rStyle w:val="VerbatimChar"/>
-        </w:rPr>
-        <w:t xml:space="preserve">--url</w:t>
-      </w:r>
-      <w:r>
-        <w:t xml:space="preserve">.</w:t>
-      </w:r>
-      <w:r>
-        <w:t xml:space="preserve"> </w:t>
-      </w:r>
-      <w:r>
-        <w:t xml:space="preserve">With</w:t>
-      </w:r>
-      <w:r>
-        <w:t xml:space="preserve"> </w:t>
-      </w:r>
-      <w:r>
-        <w:rPr>
-          <w:rStyle w:val="VerbatimChar"/>
-        </w:rPr>
-        <w:t xml:space="preserve">--only</w:t>
-      </w:r>
-      <w:r>
-        <w:t xml:space="preserve">, the skip is applied after the selection:</w:t>
-      </w:r>
-      <w:r>
-        <w:t xml:space="preserve"> </w:t>
-      </w:r>
-      <w:r>
-        <w:rPr>
-          <w:rStyle w:val="VerbatimChar"/>
-        </w:rPr>
-        <w:t xml:space="preserve">--only egi,eudat --skip egi</w:t>
-      </w:r>
-      <w:r>
-        <w:t xml:space="preserve"> </w:t>
-      </w:r>
-      <w:r>
-        <w:t xml:space="preserve">fetches EUDAT alone.</w:t>
-      </w:r>
-    </w:p>
-    <w:bookmarkEnd w:id="32"/>
-    <w:bookmarkStart w:id="33" w:name="checking-a-page-not-in-nodesyaml"/>
-    <w:p>
-      <w:pPr>
-        <w:pStyle w:val="Heading3"/>
-      </w:pPr>
-      <w:r>
-        <w:t xml:space="preserve">Checking a page not in</w:t>
-      </w:r>
-      <w:r>
-        <w:t xml:space="preserve"> </w:t>
-      </w:r>
-      <w:r>
-        <w:rPr>
-          <w:rStyle w:val="VerbatimChar"/>
-        </w:rPr>
-        <w:t xml:space="preserve">nodes.yaml</w:t>
-      </w:r>
-    </w:p>
-    <w:p>
-      <w:pPr>
-        <w:pStyle w:val="SourceCode"/>
-      </w:pPr>
-      <w:r>
-        <w:rPr>
-          <w:rStyle w:val="ExtensionTok"/>
-        </w:rPr>
-        <w:t xml:space="preserve">uv</w:t>
-      </w:r>
-      <w:r>
-        <w:rPr>
-          <w:rStyle w:val="NormalTok"/>
-        </w:rPr>
-        <w:t xml:space="preserve"> run basic-check run </w:t>
-      </w:r>
-      <w:r>
-        <w:rPr>
-          <w:rStyle w:val="AttributeTok"/>
-        </w:rPr>
-        <w:t xml:space="preserve">--url</w:t>
-      </w:r>
-      <w:r>
-        <w:rPr>
-          <w:rStyle w:val="NormalTok"/>
-        </w:rPr>
-        <w:t xml:space="preserve"> https://example.org/our-node-page</w:t>
-      </w:r>
-    </w:p>
-    <w:p>
-      <w:pPr>
-        <w:pStyle w:val="FirstParagraph"/>
-      </w:pPr>
-      <w:r>
-        <w:t xml:space="preserve">Ad hoc checks write to</w:t>
-      </w:r>
-      <w:r>
-        <w:t xml:space="preserve"> </w:t>
-      </w:r>
-      <w:r>
-        <w:rPr>
-          <w:rStyle w:val="VerbatimChar"/>
-        </w:rPr>
-        <w:t xml:space="preserve">results/one-off/</w:t>
-      </w:r>
-      <w:r>
-        <w:t xml:space="preserve"> </w:t>
-      </w:r>
-      <w:r>
-        <w:t xml:space="preserve">so a published run is never</w:t>
-      </w:r>
-      <w:r>
-        <w:t xml:space="preserve"> </w:t>
-      </w:r>
-      <w:r>
-        <w:t xml:space="preserve">overwritten, and the report carries a banner saying it is not a federation run.</w:t>
-      </w:r>
-      <w:r>
-        <w:t xml:space="preserve"> </w:t>
-      </w:r>
-      <w:r>
-        <w:t xml:space="preserve">That banner matters: these reports circulate before a production decision, and a</w:t>
-      </w:r>
-      <w:r>
-        <w:t xml:space="preserve"> </w:t>
-      </w:r>
-      <w:r>
-        <w:t xml:space="preserve">stray single-page file that looks official is a genuine hazard.</w:t>
-      </w:r>
-    </w:p>
-    <w:bookmarkEnd w:id="33"/>
-    <w:bookmarkStart w:id="34" w:name="checking-a-node-at-an-alternative-url"/>
-    <w:p>
-      <w:pPr>
-        <w:pStyle w:val="Heading3"/>
-      </w:pPr>
-      <w:r>
-        <w:t xml:space="preserve">Checking a node at an alternative URL</w:t>
-      </w:r>
-    </w:p>
-    <w:p>
-      <w:pPr>
-        <w:pStyle w:val="FirstParagraph"/>
-      </w:pPr>
-      <w:r>
-        <w:t xml:space="preserve">To run every test against one configured node at a landing page other than the</w:t>
-      </w:r>
-      <w:r>
-        <w:t xml:space="preserve"> </w:t>
-      </w:r>
-      <w:r>
-        <w:t xml:space="preserve">one in</w:t>
-      </w:r>
-      <w:r>
-        <w:t xml:space="preserve"> </w:t>
-      </w:r>
-      <w:r>
-        <w:rPr>
-          <w:rStyle w:val="VerbatimChar"/>
-        </w:rPr>
-        <w:t xml:space="preserve">nodes.yaml</w:t>
-      </w:r>
-      <w:r>
-        <w:t xml:space="preserve">, give the node with</w:t>
-      </w:r>
-      <w:r>
-        <w:t xml:space="preserve"> </w:t>
-      </w:r>
-      <w:r>
-        <w:rPr>
-          <w:rStyle w:val="VerbatimChar"/>
-        </w:rPr>
-        <w:t xml:space="preserve">--node</w:t>
-      </w:r>
-      <w:r>
-        <w:t xml:space="preserve"> </w:t>
-      </w:r>
-      <w:r>
-        <w:t xml:space="preserve">and the page with</w:t>
-      </w:r>
-      <w:r>
-        <w:t xml:space="preserve"> </w:t>
-      </w:r>
-      <w:r>
-        <w:rPr>
-          <w:rStyle w:val="VerbatimChar"/>
-        </w:rPr>
-        <w:t xml:space="preserve">--url</w:t>
-      </w:r>
-      <w:r>
-        <w:t xml:space="preserve">:</w:t>
-      </w:r>
-    </w:p>
-    <w:p>
-      <w:pPr>
-        <w:pStyle w:val="SourceCode"/>
-      </w:pPr>
-      <w:r>
-        <w:rPr>
-          <w:rStyle w:val="ExtensionTok"/>
-        </w:rPr>
-        <w:t xml:space="preserve">uv</w:t>
-      </w:r>
-      <w:r>
-        <w:rPr>
-          <w:rStyle w:val="NormalTok"/>
-        </w:rPr>
-        <w:t xml:space="preserve"> run basic-check run </w:t>
-      </w:r>
-      <w:r>
-        <w:rPr>
-          <w:rStyle w:val="AttributeTok"/>
-        </w:rPr>
-        <w:t xml:space="preserve">--node</w:t>
-      </w:r>
-      <w:r>
-        <w:rPr>
-          <w:rStyle w:val="NormalTok"/>
-        </w:rPr>
-        <w:t xml:space="preserve"> bbmri-eric </w:t>
-      </w:r>
-      <w:r>
-        <w:rPr>
-          <w:rStyle w:val="AttributeTok"/>
-        </w:rPr>
-        <w:t xml:space="preserve">--url</w:t>
-      </w:r>
-      <w:r>
-        <w:rPr>
-          <w:rStyle w:val="NormalTok"/>
-        </w:rPr>
-        <w:t xml:space="preserve"> https://alt.example.org/eosc-node-bbmri-eric/</w:t>
-      </w:r>
-      <w:r>
-        <w:br/>
-      </w:r>
-      <w:r>
-        <w:rPr>
-          <w:rStyle w:val="ExtensionTok"/>
-        </w:rPr>
-        <w:t xml:space="preserve">uv</w:t>
-      </w:r>
-      <w:r>
-        <w:rPr>
-          <w:rStyle w:val="NormalTok"/>
-        </w:rPr>
-        <w:t xml:space="preserve"> run basic-check show bbmri-eric </w:t>
-      </w:r>
-      <w:r>
-        <w:rPr>
-          <w:rStyle w:val="AttributeTok"/>
-        </w:rPr>
-        <w:t xml:space="preserve">--one-off</w:t>
-      </w:r>
-    </w:p>
-    <w:p>
-      <w:pPr>
-        <w:pStyle w:val="FirstParagraph"/>
-      </w:pPr>
-      <w:r>
-        <w:t xml:space="preserve">The node keeps its id, name and</w:t>
-      </w:r>
-      <w:r>
-        <w:t xml:space="preserve"> </w:t>
-      </w:r>
-      <w:r>
-        <w:rPr>
-          <w:rStyle w:val="VerbatimChar"/>
-        </w:rPr>
-        <w:t xml:space="preserve">eosc_page</w:t>
-      </w:r>
-      <w:r>
-        <w:t xml:space="preserve">, so its scoped approved name</w:t>
-      </w:r>
-      <w:r>
-        <w:t xml:space="preserve"> </w:t>
-      </w:r>
-      <w:r>
-        <w:t xml:space="preserve">applies to point 3 and point 4 looks for its own</w:t>
-      </w:r>
-      <w:r>
-        <w:t xml:space="preserve"> </w:t>
-      </w:r>
-      <w:r>
-        <w:rPr>
-          <w:rStyle w:val="VerbatimChar"/>
-        </w:rPr>
-        <w:t xml:space="preserve">eosc.eu</w:t>
-      </w:r>
-      <w:r>
-        <w:t xml:space="preserve"> </w:t>
-      </w:r>
-      <w:r>
-        <w:t xml:space="preserve">page; only the page</w:t>
-      </w:r>
-      <w:r>
-        <w:t xml:space="preserve"> </w:t>
-      </w:r>
-      <w:r>
-        <w:t xml:space="preserve">fetched changes, and</w:t>
-      </w:r>
-      <w:r>
-        <w:t xml:space="preserve"> </w:t>
-      </w:r>
-      <w:r>
-        <w:rPr>
-          <w:rStyle w:val="VerbatimChar"/>
-        </w:rPr>
-        <w:t xml:space="preserve">nodes.yaml</w:t>
-      </w:r>
-      <w:r>
-        <w:t xml:space="preserve"> </w:t>
-      </w:r>
-      <w:r>
-        <w:t xml:space="preserve">is not edited.</w:t>
-      </w:r>
-      <w:r>
-        <w:t xml:space="preserve"> </w:t>
-      </w:r>
-      <w:r>
-        <w:rPr>
-          <w:rStyle w:val="VerbatimChar"/>
-        </w:rPr>
-        <w:t xml:space="preserve">--node</w:t>
-      </w:r>
-      <w:r>
-        <w:t xml:space="preserve"> </w:t>
-      </w:r>
-      <w:r>
-        <w:t xml:space="preserve">takes an id or a name</w:t>
-      </w:r>
-      <w:r>
-        <w:t xml:space="preserve"> </w:t>
-      </w:r>
-      <w:r>
-        <w:t xml:space="preserve">in any case, as</w:t>
-      </w:r>
-      <w:r>
-        <w:t xml:space="preserve"> </w:t>
-      </w:r>
-      <w:r>
-        <w:rPr>
-          <w:rStyle w:val="VerbatimChar"/>
-        </w:rPr>
-        <w:t xml:space="preserve">--skip</w:t>
-      </w:r>
-      <w:r>
-        <w:t xml:space="preserve"> </w:t>
-      </w:r>
-      <w:r>
-        <w:t xml:space="preserve">does.</w:t>
+        <w:t xml:space="preserve">run</w:t>
+      </w:r>
+      <w:r>
+        <w:t xml:space="preserve"> </w:t>
+      </w:r>
+      <w:r>
+        <w:t xml:space="preserve">only, because only these two touch the network:</w:t>
       </w:r>
     </w:p>
     <w:tbl>
@@ -9726,6 +7703,2660 @@
               <w:pStyle w:val="Compact"/>
             </w:pPr>
             <w:r>
+              <w:t xml:space="preserve">Option</w:t>
+            </w:r>
+          </w:p>
+        </w:tc>
+        <w:tc>
+          <w:tcPr/>
+          <w:p>
+            <w:pPr>
+              <w:pStyle w:val="Compact"/>
+            </w:pPr>
+            <w:r>
+              <w:t xml:space="preserve">Effect</w:t>
+            </w:r>
+          </w:p>
+        </w:tc>
+      </w:tr>
+      <w:tr>
+        <w:trPr>
+          <w:cantSplit/>
+        </w:trPr>
+        <w:tc>
+          <w:tcPr/>
+          <w:p>
+            <w:pPr>
+              <w:pStyle w:val="Compact"/>
+            </w:pPr>
+            <w:r>
+              <w:rPr>
+                <w:rStyle w:val="VerbatimChar"/>
+              </w:rPr>
+              <w:t xml:space="preserve">--depth N</w:t>
+            </w:r>
+          </w:p>
+        </w:tc>
+        <w:tc>
+          <w:tcPr/>
+          <w:p>
+            <w:pPr>
+              <w:pStyle w:val="Compact"/>
+            </w:pPr>
+            <w:r>
+              <w:t xml:space="preserve">How far to follow links. See section 5.</w:t>
+            </w:r>
+          </w:p>
+        </w:tc>
+      </w:tr>
+      <w:tr>
+        <w:trPr>
+          <w:cantSplit/>
+        </w:trPr>
+        <w:tc>
+          <w:tcPr/>
+          <w:p>
+            <w:pPr>
+              <w:pStyle w:val="Compact"/>
+            </w:pPr>
+            <w:r>
+              <w:rPr>
+                <w:rStyle w:val="VerbatimChar"/>
+              </w:rPr>
+              <w:t xml:space="preserve">--delay S</w:t>
+            </w:r>
+          </w:p>
+        </w:tc>
+        <w:tc>
+          <w:tcPr/>
+          <w:p>
+            <w:pPr>
+              <w:pStyle w:val="Compact"/>
+            </w:pPr>
+            <w:r>
+              <w:t xml:space="preserve">Seconds between hosts (default 2.0). Raise it to be gentler.</w:t>
+            </w:r>
+          </w:p>
+        </w:tc>
+      </w:tr>
+      <w:tr>
+        <w:trPr>
+          <w:cantSplit/>
+        </w:trPr>
+        <w:tc>
+          <w:tcPr/>
+          <w:p>
+            <w:pPr>
+              <w:pStyle w:val="Compact"/>
+            </w:pPr>
+            <w:r>
+              <w:rPr>
+                <w:rStyle w:val="VerbatimChar"/>
+              </w:rPr>
+              <w:t xml:space="preserve">--fetch-budget N</w:t>
+            </w:r>
+          </w:p>
+        </w:tc>
+        <w:tc>
+          <w:tcPr/>
+          <w:p>
+            <w:pPr>
+              <w:pStyle w:val="Compact"/>
+            </w:pPr>
+            <w:r>
+              <w:t xml:space="preserve">Depth 2 only: hard ceiling on second-hop requests for the</w:t>
+            </w:r>
+            <w:r>
+              <w:t xml:space="preserve"> </w:t>
+            </w:r>
+            <w:r>
+              <w:rPr>
+                <w:b/>
+                <w:bCs/>
+              </w:rPr>
+              <w:t xml:space="preserve">whole run</w:t>
+            </w:r>
+            <w:r>
+              <w:t xml:space="preserve"> </w:t>
+            </w:r>
+            <w:r>
+              <w:t xml:space="preserve">(default 60).</w:t>
+            </w:r>
+          </w:p>
+        </w:tc>
+      </w:tr>
+      <w:tr>
+        <w:trPr>
+          <w:cantSplit/>
+        </w:trPr>
+        <w:tc>
+          <w:tcPr/>
+          <w:p>
+            <w:pPr>
+              <w:pStyle w:val="Compact"/>
+            </w:pPr>
+            <w:r>
+              <w:rPr>
+                <w:rStyle w:val="VerbatimChar"/>
+              </w:rPr>
+              <w:t xml:space="preserve">--max-children N</w:t>
+            </w:r>
+          </w:p>
+        </w:tc>
+        <w:tc>
+          <w:tcPr/>
+          <w:p>
+            <w:pPr>
+              <w:pStyle w:val="Compact"/>
+            </w:pPr>
+            <w:r>
+              <w:t xml:space="preserve">Cap on followed pages per node at depth 1 (default 8).</w:t>
+            </w:r>
+            <w:r>
+              <w:t xml:space="preserve"> </w:t>
+            </w:r>
+            <w:r>
+              <w:rPr>
+                <w:rStyle w:val="VerbatimChar"/>
+                <w:b/>
+                <w:bCs/>
+              </w:rPr>
+              <w:t xml:space="preserve">collect</w:t>
+            </w:r>
+            <w:r>
+              <w:rPr>
+                <w:b/>
+                <w:bCs/>
+              </w:rPr>
+              <w:t xml:space="preserve"> </w:t>
+            </w:r>
+            <w:r>
+              <w:rPr>
+                <w:b/>
+                <w:bCs/>
+              </w:rPr>
+              <w:t xml:space="preserve">only —</w:t>
+            </w:r>
+            <w:r>
+              <w:rPr>
+                <w:b/>
+                <w:bCs/>
+              </w:rPr>
+              <w:t xml:space="preserve"> </w:t>
+            </w:r>
+            <w:r>
+              <w:rPr>
+                <w:rStyle w:val="VerbatimChar"/>
+                <w:b/>
+                <w:bCs/>
+              </w:rPr>
+              <w:t xml:space="preserve">run</w:t>
+            </w:r>
+            <w:r>
+              <w:rPr>
+                <w:b/>
+                <w:bCs/>
+              </w:rPr>
+              <w:t xml:space="preserve"> </w:t>
+            </w:r>
+            <w:r>
+              <w:rPr>
+                <w:b/>
+                <w:bCs/>
+              </w:rPr>
+              <w:t xml:space="preserve">rejects it</w:t>
+            </w:r>
+            <w:r>
+              <w:t xml:space="preserve">, so use</w:t>
+            </w:r>
+            <w:r>
+              <w:t xml:space="preserve"> </w:t>
+            </w:r>
+            <w:r>
+              <w:rPr>
+                <w:rStyle w:val="VerbatimChar"/>
+              </w:rPr>
+              <w:t xml:space="preserve">collect</w:t>
+            </w:r>
+            <w:r>
+              <w:t xml:space="preserve"> </w:t>
+            </w:r>
+            <w:r>
+              <w:t xml:space="preserve">then</w:t>
+            </w:r>
+            <w:r>
+              <w:t xml:space="preserve"> </w:t>
+            </w:r>
+            <w:r>
+              <w:rPr>
+                <w:rStyle w:val="VerbatimChar"/>
+              </w:rPr>
+              <w:t xml:space="preserve">assess</w:t>
+            </w:r>
+            <w:r>
+              <w:t xml:space="preserve"> </w:t>
+            </w:r>
+            <w:r>
+              <w:t xml:space="preserve">if you need it.</w:t>
+            </w:r>
+          </w:p>
+        </w:tc>
+      </w:tr>
+    </w:tbl>
+    <w:p>
+      <w:pPr>
+        <w:pStyle w:val="BodyText"/>
+      </w:pPr>
+      <w:r>
+        <w:rPr>
+          <w:b/>
+          <w:bCs/>
+        </w:rPr>
+        <w:t xml:space="preserve">Choosing what to check</w:t>
+      </w:r>
+      <w:r>
+        <w:t xml:space="preserve"> </w:t>
+      </w:r>
+      <w:r>
+        <w:t xml:space="preserve">— accepted by</w:t>
+      </w:r>
+      <w:r>
+        <w:t xml:space="preserve"> </w:t>
+      </w:r>
+      <w:r>
+        <w:rPr>
+          <w:rStyle w:val="VerbatimChar"/>
+        </w:rPr>
+        <w:t xml:space="preserve">collect</w:t>
+      </w:r>
+      <w:r>
+        <w:t xml:space="preserve">,</w:t>
+      </w:r>
+      <w:r>
+        <w:t xml:space="preserve"> </w:t>
+      </w:r>
+      <w:r>
+        <w:rPr>
+          <w:rStyle w:val="VerbatimChar"/>
+        </w:rPr>
+        <w:t xml:space="preserve">assess</w:t>
+      </w:r>
+      <w:r>
+        <w:t xml:space="preserve"> </w:t>
+      </w:r>
+      <w:r>
+        <w:t xml:space="preserve">and</w:t>
+      </w:r>
+      <w:r>
+        <w:t xml:space="preserve"> </w:t>
+      </w:r>
+      <w:r>
+        <w:rPr>
+          <w:rStyle w:val="VerbatimChar"/>
+        </w:rPr>
+        <w:t xml:space="preserve">run</w:t>
+      </w:r>
+      <w:r>
+        <w:t xml:space="preserve">:</w:t>
+      </w:r>
+    </w:p>
+    <w:tbl>
+      <w:tblPr>
+        <w:tblStyle w:val="Table"/>
+        <w:tblW w:type="pct" w:w="5000"/>
+        <w:tblLayout w:type="fixed"/>
+        <w:tblLook w:firstRow="1" w:lastRow="0" w:firstColumn="0" w:lastColumn="0" w:noHBand="0" w:noVBand="0" w:val="0020"/>
+      </w:tblPr>
+      <w:tblGrid>
+        <w:gridCol w:w="3960"/>
+        <w:gridCol w:w="3960"/>
+      </w:tblGrid>
+      <w:tr>
+        <w:trPr>
+          <w:cantSplit/>
+          <w:tblHeader w:val="on"/>
+        </w:trPr>
+        <w:tc>
+          <w:tcPr/>
+          <w:p>
+            <w:pPr>
+              <w:pStyle w:val="Compact"/>
+            </w:pPr>
+            <w:r>
+              <w:t xml:space="preserve">Option</w:t>
+            </w:r>
+          </w:p>
+        </w:tc>
+        <w:tc>
+          <w:tcPr/>
+          <w:p>
+            <w:pPr>
+              <w:pStyle w:val="Compact"/>
+            </w:pPr>
+            <w:r>
+              <w:t xml:space="preserve">Effect</w:t>
+            </w:r>
+          </w:p>
+        </w:tc>
+      </w:tr>
+      <w:tr>
+        <w:trPr>
+          <w:cantSplit/>
+        </w:trPr>
+        <w:tc>
+          <w:tcPr/>
+          <w:p>
+            <w:pPr>
+              <w:pStyle w:val="Compact"/>
+            </w:pPr>
+            <w:r>
+              <w:rPr>
+                <w:rStyle w:val="VerbatimChar"/>
+              </w:rPr>
+              <w:t xml:space="preserve">--only a,b</w:t>
+            </w:r>
+          </w:p>
+        </w:tc>
+        <w:tc>
+          <w:tcPr/>
+          <w:p>
+            <w:pPr>
+              <w:pStyle w:val="Compact"/>
+            </w:pPr>
+            <w:r>
+              <w:t xml:space="preserve">Restrict which nodes are</w:t>
+            </w:r>
+            <w:r>
+              <w:t xml:space="preserve"> </w:t>
+            </w:r>
+            <w:r>
+              <w:rPr>
+                <w:b/>
+                <w:bCs/>
+              </w:rPr>
+              <w:t xml:space="preserve">fetched</w:t>
+            </w:r>
+            <w:r>
+              <w:t xml:space="preserve">. The report still covers all of them — see below.</w:t>
+            </w:r>
+          </w:p>
+        </w:tc>
+      </w:tr>
+      <w:tr>
+        <w:trPr>
+          <w:cantSplit/>
+        </w:trPr>
+        <w:tc>
+          <w:tcPr/>
+          <w:p>
+            <w:pPr>
+              <w:pStyle w:val="Compact"/>
+            </w:pPr>
+            <w:r>
+              <w:rPr>
+                <w:rStyle w:val="VerbatimChar"/>
+              </w:rPr>
+              <w:t xml:space="preserve">--skip a,b</w:t>
+            </w:r>
+          </w:p>
+        </w:tc>
+        <w:tc>
+          <w:tcPr/>
+          <w:p>
+            <w:pPr>
+              <w:pStyle w:val="Compact"/>
+            </w:pPr>
+            <w:r>
+              <w:t xml:space="preserve">Leave these nodes out entirely: not fetched, not assessed, not in the report, which says so. Id or name, comma-separated or repeated — see below.</w:t>
+            </w:r>
+          </w:p>
+        </w:tc>
+      </w:tr>
+      <w:tr>
+        <w:trPr>
+          <w:cantSplit/>
+        </w:trPr>
+        <w:tc>
+          <w:tcPr/>
+          <w:p>
+            <w:pPr>
+              <w:pStyle w:val="Compact"/>
+            </w:pPr>
+            <w:r>
+              <w:rPr>
+                <w:rStyle w:val="VerbatimChar"/>
+              </w:rPr>
+              <w:t xml:space="preserve">--url https://…</w:t>
+            </w:r>
+          </w:p>
+        </w:tc>
+        <w:tc>
+          <w:tcPr/>
+          <w:p>
+            <w:pPr>
+              <w:pStyle w:val="Compact"/>
+            </w:pPr>
+            <w:r>
+              <w:t xml:space="preserve">Check any page without editing</w:t>
+            </w:r>
+            <w:r>
+              <w:t xml:space="preserve"> </w:t>
+            </w:r>
+            <w:r>
+              <w:rPr>
+                <w:rStyle w:val="VerbatimChar"/>
+              </w:rPr>
+              <w:t xml:space="preserve">nodes.yaml</w:t>
+            </w:r>
+            <w:r>
+              <w:t xml:space="preserve">. Repeatable. With</w:t>
+            </w:r>
+            <w:r>
+              <w:t xml:space="preserve"> </w:t>
+            </w:r>
+            <w:r>
+              <w:rPr>
+                <w:rStyle w:val="VerbatimChar"/>
+              </w:rPr>
+              <w:t xml:space="preserve">--node</w:t>
+            </w:r>
+            <w:r>
+              <w:t xml:space="preserve">, the alternative page for that node.</w:t>
+            </w:r>
+          </w:p>
+        </w:tc>
+      </w:tr>
+      <w:tr>
+        <w:trPr>
+          <w:cantSplit/>
+        </w:trPr>
+        <w:tc>
+          <w:tcPr/>
+          <w:p>
+            <w:pPr>
+              <w:pStyle w:val="Compact"/>
+            </w:pPr>
+            <w:r>
+              <w:rPr>
+                <w:rStyle w:val="VerbatimChar"/>
+              </w:rPr>
+              <w:t xml:space="preserve">--node id</w:t>
+            </w:r>
+          </w:p>
+        </w:tc>
+        <w:tc>
+          <w:tcPr/>
+          <w:p>
+            <w:pPr>
+              <w:pStyle w:val="Compact"/>
+            </w:pPr>
+            <w:r>
+              <w:t xml:space="preserve">Check one configured node at the alternative landing page given with</w:t>
+            </w:r>
+            <w:r>
+              <w:t xml:space="preserve"> </w:t>
+            </w:r>
+            <w:r>
+              <w:rPr>
+                <w:rStyle w:val="VerbatimChar"/>
+              </w:rPr>
+              <w:t xml:space="preserve">--url</w:t>
+            </w:r>
+            <w:r>
+              <w:t xml:space="preserve">, keeping its id, name and</w:t>
+            </w:r>
+            <w:r>
+              <w:t xml:space="preserve"> </w:t>
+            </w:r>
+            <w:r>
+              <w:rPr>
+                <w:rStyle w:val="VerbatimChar"/>
+              </w:rPr>
+              <w:t xml:space="preserve">eosc_page</w:t>
+            </w:r>
+            <w:r>
+              <w:t xml:space="preserve">. See below.</w:t>
+            </w:r>
+          </w:p>
+        </w:tc>
+      </w:tr>
+      <w:tr>
+        <w:trPr>
+          <w:cantSplit/>
+        </w:trPr>
+        <w:tc>
+          <w:tcPr/>
+          <w:p>
+            <w:pPr>
+              <w:pStyle w:val="Compact"/>
+            </w:pPr>
+            <w:r>
+              <w:rPr>
+                <w:rStyle w:val="VerbatimChar"/>
+              </w:rPr>
+              <w:t xml:space="preserve">--eosc-page URL</w:t>
+            </w:r>
+          </w:p>
+        </w:tc>
+        <w:tc>
+          <w:tcPr/>
+          <w:p>
+            <w:pPr>
+              <w:pStyle w:val="Compact"/>
+            </w:pPr>
+            <w:r>
+              <w:t xml:space="preserve">With a single</w:t>
+            </w:r>
+            <w:r>
+              <w:t xml:space="preserve"> </w:t>
+            </w:r>
+            <w:r>
+              <w:rPr>
+                <w:rStyle w:val="VerbatimChar"/>
+              </w:rPr>
+              <w:t xml:space="preserve">--url</w:t>
+            </w:r>
+            <w:r>
+              <w:t xml:space="preserve">: that node's own</w:t>
+            </w:r>
+            <w:r>
+              <w:t xml:space="preserve"> </w:t>
+            </w:r>
+            <w:r>
+              <w:rPr>
+                <w:rStyle w:val="VerbatimChar"/>
+              </w:rPr>
+              <w:t xml:space="preserve">eosc.eu</w:t>
+            </w:r>
+            <w:r>
+              <w:t xml:space="preserve"> </w:t>
+            </w:r>
+            <w:r>
+              <w:t xml:space="preserve">page, so a point 4 failure can name the exact URL that is missing. With</w:t>
+            </w:r>
+            <w:r>
+              <w:t xml:space="preserve"> </w:t>
+            </w:r>
+            <w:r>
+              <w:rPr>
+                <w:rStyle w:val="VerbatimChar"/>
+              </w:rPr>
+              <w:t xml:space="preserve">--node</w:t>
+            </w:r>
+            <w:r>
+              <w:t xml:space="preserve">, replaces that node's configured one.</w:t>
+            </w:r>
+          </w:p>
+        </w:tc>
+      </w:tr>
+      <w:tr>
+        <w:trPr>
+          <w:cantSplit/>
+        </w:trPr>
+        <w:tc>
+          <w:tcPr/>
+          <w:p>
+            <w:pPr>
+              <w:pStyle w:val="Compact"/>
+            </w:pPr>
+            <w:r>
+              <w:rPr>
+                <w:rStyle w:val="VerbatimChar"/>
+              </w:rPr>
+              <w:t xml:space="preserve">--nodes path</w:t>
+            </w:r>
+          </w:p>
+        </w:tc>
+        <w:tc>
+          <w:tcPr/>
+          <w:p>
+            <w:pPr>
+              <w:pStyle w:val="Compact"/>
+            </w:pPr>
+            <w:r>
+              <w:t xml:space="preserve">Use a different node list.</w:t>
+            </w:r>
+          </w:p>
+        </w:tc>
+      </w:tr>
+    </w:tbl>
+    <w:p>
+      <w:pPr>
+        <w:pStyle w:val="BodyText"/>
+      </w:pPr>
+      <w:r>
+        <w:rPr>
+          <w:b/>
+          <w:bCs/>
+        </w:rPr>
+        <w:t xml:space="preserve">Assessment and output:</w:t>
+      </w:r>
+    </w:p>
+    <w:tbl>
+      <w:tblPr>
+        <w:tblStyle w:val="Table"/>
+        <w:tblW w:type="pct" w:w="5000"/>
+        <w:tblLayout w:type="fixed"/>
+        <w:tblLook w:firstRow="1" w:lastRow="0" w:firstColumn="0" w:lastColumn="0" w:noHBand="0" w:noVBand="0" w:val="0020"/>
+      </w:tblPr>
+      <w:tblGrid>
+        <w:gridCol w:w="2640"/>
+        <w:gridCol w:w="2640"/>
+        <w:gridCol w:w="2640"/>
+      </w:tblGrid>
+      <w:tr>
+        <w:trPr>
+          <w:cantSplit/>
+          <w:tblHeader w:val="on"/>
+        </w:trPr>
+        <w:tc>
+          <w:tcPr/>
+          <w:p>
+            <w:pPr>
+              <w:pStyle w:val="Compact"/>
+            </w:pPr>
+            <w:r>
+              <w:t xml:space="preserve">Option</w:t>
+            </w:r>
+          </w:p>
+        </w:tc>
+        <w:tc>
+          <w:tcPr/>
+          <w:p>
+            <w:pPr>
+              <w:pStyle w:val="Compact"/>
+            </w:pPr>
+            <w:r>
+              <w:t xml:space="preserve">Where</w:t>
+            </w:r>
+          </w:p>
+        </w:tc>
+        <w:tc>
+          <w:tcPr/>
+          <w:p>
+            <w:pPr>
+              <w:pStyle w:val="Compact"/>
+            </w:pPr>
+            <w:r>
+              <w:t xml:space="preserve">Effect</w:t>
+            </w:r>
+          </w:p>
+        </w:tc>
+      </w:tr>
+      <w:tr>
+        <w:trPr>
+          <w:cantSplit/>
+        </w:trPr>
+        <w:tc>
+          <w:tcPr/>
+          <w:p>
+            <w:pPr>
+              <w:pStyle w:val="Compact"/>
+            </w:pPr>
+            <w:r>
+              <w:rPr>
+                <w:rStyle w:val="VerbatimChar"/>
+              </w:rPr>
+              <w:t xml:space="preserve">--approved-names path</w:t>
+            </w:r>
+          </w:p>
+        </w:tc>
+        <w:tc>
+          <w:tcPr/>
+          <w:p>
+            <w:pPr>
+              <w:pStyle w:val="Compact"/>
+            </w:pPr>
+            <w:r>
+              <w:rPr>
+                <w:rStyle w:val="VerbatimChar"/>
+              </w:rPr>
+              <w:t xml:space="preserve">assess</w:t>
+            </w:r>
+            <w:r>
+              <w:t xml:space="preserve">,</w:t>
+            </w:r>
+            <w:r>
+              <w:t xml:space="preserve"> </w:t>
+            </w:r>
+            <w:r>
+              <w:rPr>
+                <w:rStyle w:val="VerbatimChar"/>
+              </w:rPr>
+              <w:t xml:space="preserve">run</w:t>
+            </w:r>
+          </w:p>
+        </w:tc>
+        <w:tc>
+          <w:tcPr/>
+          <w:p>
+            <w:pPr>
+              <w:pStyle w:val="Compact"/>
+            </w:pPr>
+            <w:r>
+              <w:t xml:space="preserve">Use this name list</w:t>
+            </w:r>
+            <w:r>
+              <w:t xml:space="preserve"> </w:t>
+            </w:r>
+            <w:r>
+              <w:rPr>
+                <w:b/>
+                <w:bCs/>
+              </w:rPr>
+              <w:t xml:space="preserve">instead of</w:t>
+            </w:r>
+            <w:r>
+              <w:t xml:space="preserve"> </w:t>
+            </w:r>
+            <w:r>
+              <w:t xml:space="preserve">the committed</w:t>
+            </w:r>
+            <w:r>
+              <w:t xml:space="preserve"> </w:t>
+            </w:r>
+            <w:r>
+              <w:rPr>
+                <w:rStyle w:val="VerbatimChar"/>
+              </w:rPr>
+              <w:t xml:space="preserve">checklist/approved-names.txt</w:t>
+            </w:r>
+            <w:r>
+              <w:t xml:space="preserve">. One name per line, ideally as</w:t>
+            </w:r>
+            <w:r>
+              <w:t xml:space="preserve"> </w:t>
+            </w:r>
+            <w:r>
+              <w:rPr>
+                <w:rStyle w:val="VerbatimChar"/>
+              </w:rPr>
+              <w:t xml:space="preserve">node-id: Name</w:t>
+            </w:r>
+            <w:r>
+              <w:t xml:space="preserve">. A path that does not exist is an error, not a fall back to the default. See section 3.</w:t>
+            </w:r>
+          </w:p>
+        </w:tc>
+      </w:tr>
+      <w:tr>
+        <w:trPr>
+          <w:cantSplit/>
+        </w:trPr>
+        <w:tc>
+          <w:tcPr/>
+          <w:p>
+            <w:pPr>
+              <w:pStyle w:val="Compact"/>
+            </w:pPr>
+            <w:r>
+              <w:rPr>
+                <w:rStyle w:val="VerbatimChar"/>
+              </w:rPr>
+              <w:t xml:space="preserve">--no-approved-names</w:t>
+            </w:r>
+          </w:p>
+        </w:tc>
+        <w:tc>
+          <w:tcPr/>
+          <w:p>
+            <w:pPr>
+              <w:pStyle w:val="Compact"/>
+            </w:pPr>
+            <w:r>
+              <w:rPr>
+                <w:rStyle w:val="VerbatimChar"/>
+              </w:rPr>
+              <w:t xml:space="preserve">assess</w:t>
+            </w:r>
+            <w:r>
+              <w:t xml:space="preserve">,</w:t>
+            </w:r>
+            <w:r>
+              <w:t xml:space="preserve"> </w:t>
+            </w:r>
+            <w:r>
+              <w:rPr>
+                <w:rStyle w:val="VerbatimChar"/>
+              </w:rPr>
+              <w:t xml:space="preserve">run</w:t>
+            </w:r>
+          </w:p>
+        </w:tc>
+        <w:tc>
+          <w:tcPr/>
+          <w:p>
+            <w:pPr>
+              <w:pStyle w:val="Compact"/>
+            </w:pPr>
+            <w:r>
+              <w:t xml:space="preserve">Use no name list at all, not even the committed default. Point 3's name requirement is then not assessed.</w:t>
+            </w:r>
+          </w:p>
+        </w:tc>
+      </w:tr>
+      <w:tr>
+        <w:trPr>
+          <w:cantSplit/>
+        </w:trPr>
+        <w:tc>
+          <w:tcPr/>
+          <w:p>
+            <w:pPr>
+              <w:pStyle w:val="Compact"/>
+            </w:pPr>
+            <w:r>
+              <w:rPr>
+                <w:rStyle w:val="VerbatimChar"/>
+              </w:rPr>
+              <w:t xml:space="preserve">--strict-separators</w:t>
+            </w:r>
+          </w:p>
+        </w:tc>
+        <w:tc>
+          <w:tcPr/>
+          <w:p>
+            <w:pPr>
+              <w:pStyle w:val="Compact"/>
+            </w:pPr>
+            <w:r>
+              <w:rPr>
+                <w:rStyle w:val="VerbatimChar"/>
+              </w:rPr>
+              <w:t xml:space="preserve">assess</w:t>
+            </w:r>
+            <w:r>
+              <w:t xml:space="preserve">,</w:t>
+            </w:r>
+            <w:r>
+              <w:t xml:space="preserve"> </w:t>
+            </w:r>
+            <w:r>
+              <w:rPr>
+                <w:rStyle w:val="VerbatimChar"/>
+              </w:rPr>
+              <w:t xml:space="preserve">run</w:t>
+            </w:r>
+          </w:p>
+        </w:tc>
+        <w:tc>
+          <w:tcPr/>
+          <w:p>
+            <w:pPr>
+              <w:pStyle w:val="Compact"/>
+            </w:pPr>
+            <w:r>
+              <w:t xml:space="preserve">Match the separator glyph in each approved name literally. By default a page writing a hyphen satisfies a list writing a pipe; with this flag it does not. See section 3.</w:t>
+            </w:r>
+          </w:p>
+        </w:tc>
+      </w:tr>
+      <w:tr>
+        <w:trPr>
+          <w:cantSplit/>
+        </w:trPr>
+        <w:tc>
+          <w:tcPr/>
+          <w:p>
+            <w:pPr>
+              <w:pStyle w:val="Compact"/>
+            </w:pPr>
+            <w:r>
+              <w:rPr>
+                <w:rStyle w:val="VerbatimChar"/>
+              </w:rPr>
+              <w:t xml:space="preserve">--checklist path</w:t>
+            </w:r>
+          </w:p>
+        </w:tc>
+        <w:tc>
+          <w:tcPr/>
+          <w:p>
+            <w:pPr>
+              <w:pStyle w:val="Compact"/>
+            </w:pPr>
+            <w:r>
+              <w:rPr>
+                <w:rStyle w:val="VerbatimChar"/>
+              </w:rPr>
+              <w:t xml:space="preserve">assess</w:t>
+            </w:r>
+            <w:r>
+              <w:t xml:space="preserve">,</w:t>
+            </w:r>
+            <w:r>
+              <w:t xml:space="preserve"> </w:t>
+            </w:r>
+            <w:r>
+              <w:rPr>
+                <w:rStyle w:val="VerbatimChar"/>
+              </w:rPr>
+              <w:t xml:space="preserve">run</w:t>
+            </w:r>
+            <w:r>
+              <w:t xml:space="preserve">,</w:t>
+            </w:r>
+            <w:r>
+              <w:t xml:space="preserve"> </w:t>
+            </w:r>
+            <w:r>
+              <w:rPr>
+                <w:rStyle w:val="VerbatimChar"/>
+              </w:rPr>
+              <w:t xml:space="preserve">points</w:t>
+            </w:r>
+          </w:p>
+        </w:tc>
+        <w:tc>
+          <w:tcPr/>
+          <w:p>
+            <w:pPr>
+              <w:pStyle w:val="Compact"/>
+            </w:pPr>
+            <w:r>
+              <w:t xml:space="preserve">Use a different checklist version.</w:t>
+            </w:r>
+          </w:p>
+        </w:tc>
+      </w:tr>
+      <w:tr>
+        <w:trPr>
+          <w:cantSplit/>
+        </w:trPr>
+        <w:tc>
+          <w:tcPr/>
+          <w:p>
+            <w:pPr>
+              <w:pStyle w:val="Compact"/>
+            </w:pPr>
+            <w:r>
+              <w:rPr>
+                <w:rStyle w:val="VerbatimChar"/>
+              </w:rPr>
+              <w:t xml:space="preserve">--run LABEL</w:t>
+            </w:r>
+          </w:p>
+        </w:tc>
+        <w:tc>
+          <w:tcPr/>
+          <w:p>
+            <w:pPr>
+              <w:pStyle w:val="Compact"/>
+            </w:pPr>
+            <w:r>
+              <w:rPr>
+                <w:rStyle w:val="VerbatimChar"/>
+              </w:rPr>
+              <w:t xml:space="preserve">assess</w:t>
+            </w:r>
+            <w:r>
+              <w:t xml:space="preserve">,</w:t>
+            </w:r>
+            <w:r>
+              <w:t xml:space="preserve"> </w:t>
+            </w:r>
+            <w:r>
+              <w:rPr>
+                <w:rStyle w:val="VerbatimChar"/>
+              </w:rPr>
+              <w:t xml:space="preserve">run</w:t>
+            </w:r>
+          </w:p>
+        </w:tc>
+        <w:tc>
+          <w:tcPr/>
+          <w:p>
+            <w:pPr>
+              <w:pStyle w:val="Compact"/>
+            </w:pPr>
+            <w:r>
+              <w:t xml:space="preserve">Label stored with the run, for telling one report from another.</w:t>
+            </w:r>
+          </w:p>
+        </w:tc>
+      </w:tr>
+      <w:tr>
+        <w:trPr>
+          <w:cantSplit/>
+        </w:trPr>
+        <w:tc>
+          <w:tcPr/>
+          <w:p>
+            <w:pPr>
+              <w:pStyle w:val="Compact"/>
+            </w:pPr>
+            <w:r>
+              <w:rPr>
+                <w:rStyle w:val="VerbatimChar"/>
+              </w:rPr>
+              <w:t xml:space="preserve">--results path</w:t>
+            </w:r>
+          </w:p>
+        </w:tc>
+        <w:tc>
+          <w:tcPr/>
+          <w:p>
+            <w:pPr>
+              <w:pStyle w:val="Compact"/>
+            </w:pPr>
+            <w:r>
+              <w:t xml:space="preserve">all but</w:t>
+            </w:r>
+            <w:r>
+              <w:t xml:space="preserve"> </w:t>
+            </w:r>
+            <w:r>
+              <w:rPr>
+                <w:rStyle w:val="VerbatimChar"/>
+              </w:rPr>
+              <w:t xml:space="preserve">points</w:t>
+            </w:r>
+          </w:p>
+        </w:tc>
+        <w:tc>
+          <w:tcPr/>
+          <w:p>
+            <w:pPr>
+              <w:pStyle w:val="Compact"/>
+            </w:pPr>
+            <w:r>
+              <w:t xml:space="preserve">Write somewhere other than</w:t>
+            </w:r>
+            <w:r>
+              <w:t xml:space="preserve"> </w:t>
+            </w:r>
+            <w:r>
+              <w:rPr>
+                <w:rStyle w:val="VerbatimChar"/>
+              </w:rPr>
+              <w:t xml:space="preserve">results/</w:t>
+            </w:r>
+            <w:r>
+              <w:t xml:space="preserve">.</w:t>
+            </w:r>
+          </w:p>
+        </w:tc>
+      </w:tr>
+      <w:tr>
+        <w:trPr>
+          <w:cantSplit/>
+        </w:trPr>
+        <w:tc>
+          <w:tcPr/>
+          <w:p>
+            <w:pPr>
+              <w:pStyle w:val="Compact"/>
+            </w:pPr>
+            <w:r>
+              <w:rPr>
+                <w:rStyle w:val="VerbatimChar"/>
+              </w:rPr>
+              <w:t xml:space="preserve">--one-off</w:t>
+            </w:r>
+          </w:p>
+        </w:tc>
+        <w:tc>
+          <w:tcPr/>
+          <w:p>
+            <w:pPr>
+              <w:pStyle w:val="Compact"/>
+            </w:pPr>
+            <w:r>
+              <w:rPr>
+                <w:rStyle w:val="VerbatimChar"/>
+              </w:rPr>
+              <w:t xml:space="preserve">show</w:t>
+            </w:r>
+            <w:r>
+              <w:t xml:space="preserve"> </w:t>
+            </w:r>
+            <w:r>
+              <w:t xml:space="preserve">only</w:t>
+            </w:r>
+          </w:p>
+        </w:tc>
+        <w:tc>
+          <w:tcPr/>
+          <w:p>
+            <w:pPr>
+              <w:pStyle w:val="Compact"/>
+            </w:pPr>
+            <w:r>
+              <w:t xml:space="preserve">Read</w:t>
+            </w:r>
+            <w:r>
+              <w:t xml:space="preserve"> </w:t>
+            </w:r>
+            <w:r>
+              <w:rPr>
+                <w:rStyle w:val="VerbatimChar"/>
+              </w:rPr>
+              <w:t xml:space="preserve">results/one-off/</w:t>
+            </w:r>
+            <w:r>
+              <w:t xml:space="preserve"> </w:t>
+            </w:r>
+            <w:r>
+              <w:t xml:space="preserve">instead of the federation run.</w:t>
+            </w:r>
+          </w:p>
+        </w:tc>
+      </w:tr>
+    </w:tbl>
+    <w:bookmarkEnd w:id="31"/>
+    <w:bookmarkStart w:id="32" w:name="only-narrows-the-fetch-not-the-report"/>
+    <w:p>
+      <w:pPr>
+        <w:pStyle w:val="Heading3"/>
+      </w:pPr>
+      <w:r>
+        <w:rPr>
+          <w:rStyle w:val="VerbatimChar"/>
+        </w:rPr>
+        <w:t xml:space="preserve">--only</w:t>
+      </w:r>
+      <w:r>
+        <w:t xml:space="preserve"> </w:t>
+      </w:r>
+      <w:r>
+        <w:t xml:space="preserve">narrows the fetch, not the report</w:t>
+      </w:r>
+    </w:p>
+    <w:p>
+      <w:pPr>
+        <w:pStyle w:val="FirstParagraph"/>
+      </w:pPr>
+      <w:r>
+        <w:t xml:space="preserve">Earlier versions of this tool had a real defect here, and this guide documented</w:t>
+      </w:r>
+      <w:r>
+        <w:t xml:space="preserve"> </w:t>
+      </w:r>
+      <w:r>
+        <w:t xml:space="preserve">it as a warning:</w:t>
+      </w:r>
+      <w:r>
+        <w:t xml:space="preserve"> </w:t>
+      </w:r>
+      <w:r>
+        <w:rPr>
+          <w:rStyle w:val="VerbatimChar"/>
+        </w:rPr>
+        <w:t xml:space="preserve">assess --only data-terra</w:t>
+      </w:r>
+      <w:r>
+        <w:t xml:space="preserve"> </w:t>
+      </w:r>
+      <w:r>
+        <w:t xml:space="preserve">replaced the full matrix in</w:t>
+      </w:r>
+      <w:r>
+        <w:t xml:space="preserve"> </w:t>
+      </w:r>
+      <w:r>
+        <w:rPr>
+          <w:rStyle w:val="VerbatimChar"/>
+        </w:rPr>
+        <w:t xml:space="preserve">results/</w:t>
+      </w:r>
+      <w:r>
+        <w:t xml:space="preserve"> </w:t>
+      </w:r>
+      <w:r>
+        <w:t xml:space="preserve">with a single row, and the resulting</w:t>
+      </w:r>
+      <w:r>
+        <w:t xml:space="preserve"> </w:t>
+      </w:r>
+      <w:r>
+        <w:rPr>
+          <w:rStyle w:val="VerbatimChar"/>
+        </w:rPr>
+        <w:t xml:space="preserve">index.html</w:t>
+      </w:r>
+      <w:r>
+        <w:t xml:space="preserve"> </w:t>
+      </w:r>
+      <w:r>
+        <w:t xml:space="preserve">looked like a</w:t>
+      </w:r>
+      <w:r>
+        <w:t xml:space="preserve"> </w:t>
+      </w:r>
+      <w:r>
+        <w:t xml:space="preserve">federation report that covered one node. A short table is indistinguishable from</w:t>
+      </w:r>
+      <w:r>
+        <w:t xml:space="preserve"> </w:t>
+      </w:r>
+      <w:r>
+        <w:t xml:space="preserve">a complete one.</w:t>
+      </w:r>
+    </w:p>
+    <w:p>
+      <w:pPr>
+        <w:pStyle w:val="BodyText"/>
+      </w:pPr>
+      <w:r>
+        <w:t xml:space="preserve">That is fixed.</w:t>
+      </w:r>
+      <w:r>
+        <w:t xml:space="preserve"> </w:t>
+      </w:r>
+      <w:r>
+        <w:rPr>
+          <w:rStyle w:val="VerbatimChar"/>
+        </w:rPr>
+        <w:t xml:space="preserve">--only</w:t>
+      </w:r>
+      <w:r>
+        <w:t xml:space="preserve"> </w:t>
+      </w:r>
+      <w:r>
+        <w:t xml:space="preserve">now narrows</w:t>
+      </w:r>
+      <w:r>
+        <w:t xml:space="preserve"> </w:t>
+      </w:r>
+      <w:r>
+        <w:rPr>
+          <w:b/>
+          <w:bCs/>
+        </w:rPr>
+        <w:t xml:space="preserve">which sites are contacted</w:t>
+      </w:r>
+      <w:r>
+        <w:t xml:space="preserve">, and the</w:t>
+      </w:r>
+      <w:r>
+        <w:t xml:space="preserve"> </w:t>
+      </w:r>
+      <w:r>
+        <w:t xml:space="preserve">report written to</w:t>
+      </w:r>
+      <w:r>
+        <w:t xml:space="preserve"> </w:t>
+      </w:r>
+      <w:r>
+        <w:rPr>
+          <w:rStyle w:val="VerbatimChar"/>
+        </w:rPr>
+        <w:t xml:space="preserve">results/</w:t>
+      </w:r>
+      <w:r>
+        <w:t xml:space="preserve"> </w:t>
+      </w:r>
+      <w:r>
+        <w:t xml:space="preserve">still covers every node in</w:t>
+      </w:r>
+      <w:r>
+        <w:t xml:space="preserve"> </w:t>
+      </w:r>
+      <w:r>
+        <w:rPr>
+          <w:rStyle w:val="VerbatimChar"/>
+        </w:rPr>
+        <w:t xml:space="preserve">nodes.yaml</w:t>
+      </w:r>
+      <w:r>
+        <w:t xml:space="preserve">:</w:t>
+      </w:r>
+    </w:p>
+    <w:p>
+      <w:pPr>
+        <w:pStyle w:val="SourceCode"/>
+      </w:pPr>
+      <w:r>
+        <w:rPr>
+          <w:rStyle w:val="ExtensionTok"/>
+        </w:rPr>
+        <w:t xml:space="preserve">uv</w:t>
+      </w:r>
+      <w:r>
+        <w:rPr>
+          <w:rStyle w:val="NormalTok"/>
+        </w:rPr>
+        <w:t xml:space="preserve"> run basic-check assess </w:t>
+      </w:r>
+      <w:r>
+        <w:rPr>
+          <w:rStyle w:val="AttributeTok"/>
+        </w:rPr>
+        <w:t xml:space="preserve">--only</w:t>
+      </w:r>
+      <w:r>
+        <w:rPr>
+          <w:rStyle w:val="NormalTok"/>
+        </w:rPr>
+        <w:t xml:space="preserve"> data-terra</w:t>
+      </w:r>
+      <w:r>
+        <w:br/>
+      </w:r>
+      <w:r>
+        <w:rPr>
+          <w:rStyle w:val="CommentTok"/>
+        </w:rPr>
+        <w:t xml:space="preserve"># One node re-assessed from fresh evidence; results.json still has every node.</w:t>
+      </w:r>
+    </w:p>
+    <w:p>
+      <w:pPr>
+        <w:pStyle w:val="FirstParagraph"/>
+      </w:pPr>
+      <w:r>
+        <w:t xml:space="preserve">The rows you did not select are reused from the evidence already on disk, so the</w:t>
+      </w:r>
+      <w:r>
+        <w:t xml:space="preserve"> </w:t>
+      </w:r>
+      <w:r>
+        <w:t xml:space="preserve">report is no longer uniformly fresh. It says so itself: a</w:t>
+      </w:r>
+      <w:r>
+        <w:t xml:space="preserve"> </w:t>
+      </w:r>
+      <w:r>
+        <w:rPr>
+          <w:b/>
+          <w:bCs/>
+        </w:rPr>
+        <w:t xml:space="preserve">Mixed freshness</w:t>
+      </w:r>
+      <w:r>
+        <w:t xml:space="preserve"> </w:t>
+      </w:r>
+      <w:r>
+        <w:t xml:space="preserve">banner names the nodes that were re-fetched, states how many were not, and gives</w:t>
+      </w:r>
+      <w:r>
+        <w:t xml:space="preserve"> </w:t>
+      </w:r>
+      <w:r>
+        <w:t xml:space="preserve">the capture date of the reused evidence.</w:t>
+      </w:r>
+      <w:r>
+        <w:t xml:space="preserve"> </w:t>
+      </w:r>
+      <w:r>
+        <w:rPr>
+          <w:rStyle w:val="VerbatimChar"/>
+        </w:rPr>
+        <w:t xml:space="preserve">results.json</w:t>
+      </w:r>
+      <w:r>
+        <w:t xml:space="preserve"> </w:t>
+      </w:r>
+      <w:r>
+        <w:t xml:space="preserve">records the same thing in</w:t>
+      </w:r>
+      <w:r>
+        <w:t xml:space="preserve"> </w:t>
+      </w:r>
+      <w:r>
+        <w:t xml:space="preserve">a top-level</w:t>
+      </w:r>
+      <w:r>
+        <w:t xml:space="preserve"> </w:t>
+      </w:r>
+      <w:r>
+        <w:rPr>
+          <w:rStyle w:val="VerbatimChar"/>
+        </w:rPr>
+        <w:t xml:space="preserve">selection</w:t>
+      </w:r>
+      <w:r>
+        <w:t xml:space="preserve"> </w:t>
+      </w:r>
+      <w:r>
+        <w:t xml:space="preserve">list, which is</w:t>
+      </w:r>
+      <w:r>
+        <w:t xml:space="preserve"> </w:t>
+      </w:r>
+      <w:r>
+        <w:rPr>
+          <w:rStyle w:val="VerbatimChar"/>
+        </w:rPr>
+        <w:t xml:space="preserve">[]</w:t>
+      </w:r>
+      <w:r>
+        <w:t xml:space="preserve"> </w:t>
+      </w:r>
+      <w:r>
+        <w:t xml:space="preserve">on a full run.</w:t>
+      </w:r>
+    </w:p>
+    <w:p>
+      <w:pPr>
+        <w:pStyle w:val="BodyText"/>
+      </w:pPr>
+      <w:r>
+        <w:t xml:space="preserve">An explicit</w:t>
+      </w:r>
+      <w:r>
+        <w:t xml:space="preserve"> </w:t>
+      </w:r>
+      <w:r>
+        <w:rPr>
+          <w:rStyle w:val="VerbatimChar"/>
+        </w:rPr>
+        <w:t xml:space="preserve">--results DIR</w:t>
+      </w:r>
+      <w:r>
+        <w:t xml:space="preserve"> </w:t>
+      </w:r>
+      <w:r>
+        <w:t xml:space="preserve">keeps the narrowing behaviour, because there nothing</w:t>
+      </w:r>
+      <w:r>
+        <w:t xml:space="preserve"> </w:t>
+      </w:r>
+      <w:r>
+        <w:t xml:space="preserve">shared is at risk and a one-node scratch table is usually the point. Note that</w:t>
+      </w:r>
+      <w:r>
+        <w:t xml:space="preserve"> </w:t>
+      </w:r>
+      <w:r>
+        <w:rPr>
+          <w:rStyle w:val="VerbatimChar"/>
+        </w:rPr>
+        <w:t xml:space="preserve">--results DIR</w:t>
+      </w:r>
+      <w:r>
+        <w:t xml:space="preserve"> </w:t>
+      </w:r>
+      <w:r>
+        <w:t xml:space="preserve">relocates the whole workspace, not just the output: evidence is</w:t>
+      </w:r>
+      <w:r>
+        <w:t xml:space="preserve"> </w:t>
+      </w:r>
+      <w:r>
+        <w:t xml:space="preserve">read from</w:t>
+      </w:r>
+      <w:r>
+        <w:t xml:space="preserve"> </w:t>
+      </w:r>
+      <w:r>
+        <w:rPr>
+          <w:rStyle w:val="VerbatimChar"/>
+        </w:rPr>
+        <w:t xml:space="preserve">DIR/evidence</w:t>
+      </w:r>
+      <w:r>
+        <w:t xml:space="preserve"> </w:t>
+      </w:r>
+      <w:r>
+        <w:t xml:space="preserve">as well as written there. Point it at an empty</w:t>
+      </w:r>
+      <w:r>
+        <w:t xml:space="preserve"> </w:t>
+      </w:r>
+      <w:r>
+        <w:t xml:space="preserve">directory and you get an empty report and exit code 2, not a one-node one. Give</w:t>
+      </w:r>
+      <w:r>
+        <w:t xml:space="preserve"> </w:t>
+      </w:r>
+      <w:r>
+        <w:t xml:space="preserve">it evidence first:</w:t>
+      </w:r>
+    </w:p>
+    <w:p>
+      <w:pPr>
+        <w:pStyle w:val="SourceCode"/>
+      </w:pPr>
+      <w:r>
+        <w:rPr>
+          <w:rStyle w:val="FunctionTok"/>
+        </w:rPr>
+        <w:t xml:space="preserve">mkdir</w:t>
+      </w:r>
+      <w:r>
+        <w:rPr>
+          <w:rStyle w:val="NormalTok"/>
+        </w:rPr>
+        <w:t xml:space="preserve"> </w:t>
+      </w:r>
+      <w:r>
+        <w:rPr>
+          <w:rStyle w:val="AttributeTok"/>
+        </w:rPr>
+        <w:t xml:space="preserve">-p</w:t>
+      </w:r>
+      <w:r>
+        <w:rPr>
+          <w:rStyle w:val="NormalTok"/>
+        </w:rPr>
+        <w:t xml:space="preserve"> /tmp/scratch </w:t>
+      </w:r>
+      <w:r>
+        <w:rPr>
+          <w:rStyle w:val="KeywordTok"/>
+        </w:rPr>
+        <w:t xml:space="preserve">&amp;&amp;</w:t>
+      </w:r>
+      <w:r>
+        <w:rPr>
+          <w:rStyle w:val="NormalTok"/>
+        </w:rPr>
+        <w:t xml:space="preserve"> </w:t>
+      </w:r>
+      <w:r>
+        <w:rPr>
+          <w:rStyle w:val="FunctionTok"/>
+        </w:rPr>
+        <w:t xml:space="preserve">cp</w:t>
+      </w:r>
+      <w:r>
+        <w:rPr>
+          <w:rStyle w:val="NormalTok"/>
+        </w:rPr>
+        <w:t xml:space="preserve"> </w:t>
+      </w:r>
+      <w:r>
+        <w:rPr>
+          <w:rStyle w:val="AttributeTok"/>
+        </w:rPr>
+        <w:t xml:space="preserve">-r</w:t>
+      </w:r>
+      <w:r>
+        <w:rPr>
+          <w:rStyle w:val="NormalTok"/>
+        </w:rPr>
+        <w:t xml:space="preserve"> results/evidence /tmp/scratch/evidence</w:t>
+      </w:r>
+      <w:r>
+        <w:br/>
+      </w:r>
+      <w:r>
+        <w:rPr>
+          <w:rStyle w:val="ExtensionTok"/>
+        </w:rPr>
+        <w:t xml:space="preserve">uv</w:t>
+      </w:r>
+      <w:r>
+        <w:rPr>
+          <w:rStyle w:val="NormalTok"/>
+        </w:rPr>
+        <w:t xml:space="preserve"> run basic-check assess </w:t>
+      </w:r>
+      <w:r>
+        <w:rPr>
+          <w:rStyle w:val="AttributeTok"/>
+        </w:rPr>
+        <w:t xml:space="preserve">--results</w:t>
+      </w:r>
+      <w:r>
+        <w:rPr>
+          <w:rStyle w:val="NormalTok"/>
+        </w:rPr>
+        <w:t xml:space="preserve"> /tmp/scratch </w:t>
+      </w:r>
+      <w:r>
+        <w:rPr>
+          <w:rStyle w:val="AttributeTok"/>
+        </w:rPr>
+        <w:t xml:space="preserve">--only</w:t>
+      </w:r>
+      <w:r>
+        <w:rPr>
+          <w:rStyle w:val="NormalTok"/>
+        </w:rPr>
+        <w:t xml:space="preserve"> data-terra</w:t>
+      </w:r>
+      <w:r>
+        <w:br/>
+      </w:r>
+      <w:r>
+        <w:rPr>
+          <w:rStyle w:val="CommentTok"/>
+        </w:rPr>
+        <w:t xml:space="preserve"># A deliberate one-node report, written somewhere of your choosing.</w:t>
+      </w:r>
+    </w:p>
+    <w:p>
+      <w:pPr>
+        <w:pStyle w:val="FirstParagraph"/>
+      </w:pPr>
+      <w:r>
+        <w:t xml:space="preserve">Or collect straight into it, which re-fetches that node rather than reusing</w:t>
+      </w:r>
+      <w:r>
+        <w:t xml:space="preserve"> </w:t>
+      </w:r>
+      <w:r>
+        <w:t xml:space="preserve">anything:</w:t>
+      </w:r>
+    </w:p>
+    <w:p>
+      <w:pPr>
+        <w:pStyle w:val="SourceCode"/>
+      </w:pPr>
+      <w:r>
+        <w:rPr>
+          <w:rStyle w:val="ExtensionTok"/>
+        </w:rPr>
+        <w:t xml:space="preserve">uv</w:t>
+      </w:r>
+      <w:r>
+        <w:rPr>
+          <w:rStyle w:val="NormalTok"/>
+        </w:rPr>
+        <w:t xml:space="preserve"> run basic-check collect </w:t>
+      </w:r>
+      <w:r>
+        <w:rPr>
+          <w:rStyle w:val="AttributeTok"/>
+        </w:rPr>
+        <w:t xml:space="preserve">--results</w:t>
+      </w:r>
+      <w:r>
+        <w:rPr>
+          <w:rStyle w:val="NormalTok"/>
+        </w:rPr>
+        <w:t xml:space="preserve"> /tmp/scratch </w:t>
+      </w:r>
+      <w:r>
+        <w:rPr>
+          <w:rStyle w:val="AttributeTok"/>
+        </w:rPr>
+        <w:t xml:space="preserve">--only</w:t>
+      </w:r>
+      <w:r>
+        <w:rPr>
+          <w:rStyle w:val="NormalTok"/>
+        </w:rPr>
+        <w:t xml:space="preserve"> data-terra</w:t>
+      </w:r>
+      <w:r>
+        <w:br/>
+      </w:r>
+      <w:r>
+        <w:rPr>
+          <w:rStyle w:val="ExtensionTok"/>
+        </w:rPr>
+        <w:t xml:space="preserve">uv</w:t>
+      </w:r>
+      <w:r>
+        <w:rPr>
+          <w:rStyle w:val="NormalTok"/>
+        </w:rPr>
+        <w:t xml:space="preserve"> run basic-check assess  </w:t>
+      </w:r>
+      <w:r>
+        <w:rPr>
+          <w:rStyle w:val="AttributeTok"/>
+        </w:rPr>
+        <w:t xml:space="preserve">--results</w:t>
+      </w:r>
+      <w:r>
+        <w:rPr>
+          <w:rStyle w:val="NormalTok"/>
+        </w:rPr>
+        <w:t xml:space="preserve"> /tmp/scratch </w:t>
+      </w:r>
+      <w:r>
+        <w:rPr>
+          <w:rStyle w:val="AttributeTok"/>
+        </w:rPr>
+        <w:t xml:space="preserve">--only</w:t>
+      </w:r>
+      <w:r>
+        <w:rPr>
+          <w:rStyle w:val="NormalTok"/>
+        </w:rPr>
+        <w:t xml:space="preserve"> data-terra</w:t>
+      </w:r>
+    </w:p>
+    <w:p>
+      <w:pPr>
+        <w:pStyle w:val="FirstParagraph"/>
+      </w:pPr>
+      <w:r>
+        <w:t xml:space="preserve">A bare</w:t>
+      </w:r>
+      <w:r>
+        <w:t xml:space="preserve"> </w:t>
+      </w:r>
+      <w:r>
+        <w:rPr>
+          <w:rStyle w:val="VerbatimChar"/>
+        </w:rPr>
+        <w:t xml:space="preserve">assess</w:t>
+      </w:r>
+      <w:r>
+        <w:t xml:space="preserve"> </w:t>
+      </w:r>
+      <w:r>
+        <w:t xml:space="preserve">still rebuilds every row from evidence on disk, so it remains</w:t>
+      </w:r>
+      <w:r>
+        <w:t xml:space="preserve"> </w:t>
+      </w:r>
+      <w:r>
+        <w:t xml:space="preserve">the way to produce a report with a single capture date:</w:t>
+      </w:r>
+    </w:p>
+    <w:p>
+      <w:pPr>
+        <w:pStyle w:val="SourceCode"/>
+      </w:pPr>
+      <w:r>
+        <w:rPr>
+          <w:rStyle w:val="ExtensionTok"/>
+        </w:rPr>
+        <w:t xml:space="preserve">uv</w:t>
+      </w:r>
+      <w:r>
+        <w:rPr>
+          <w:rStyle w:val="NormalTok"/>
+        </w:rPr>
+        <w:t xml:space="preserve"> run basic-check assess</w:t>
+      </w:r>
+    </w:p>
+    <w:bookmarkEnd w:id="32"/>
+    <w:bookmarkStart w:id="33" w:name="skip-leaves-nodes-out-and-says-so"/>
+    <w:p>
+      <w:pPr>
+        <w:pStyle w:val="Heading3"/>
+      </w:pPr>
+      <w:r>
+        <w:rPr>
+          <w:rStyle w:val="VerbatimChar"/>
+        </w:rPr>
+        <w:t xml:space="preserve">--skip</w:t>
+      </w:r>
+      <w:r>
+        <w:t xml:space="preserve"> </w:t>
+      </w:r>
+      <w:r>
+        <w:t xml:space="preserve">leaves nodes out, and says so</w:t>
+      </w:r>
+    </w:p>
+    <w:p>
+      <w:pPr>
+        <w:pStyle w:val="FirstParagraph"/>
+      </w:pPr>
+      <w:r>
+        <w:rPr>
+          <w:rStyle w:val="VerbatimChar"/>
+        </w:rPr>
+        <w:t xml:space="preserve">--skip</w:t>
+      </w:r>
+      <w:r>
+        <w:t xml:space="preserve"> </w:t>
+      </w:r>
+      <w:r>
+        <w:t xml:space="preserve">is for the opposite case: run on every configured node</w:t>
+      </w:r>
+      <w:r>
+        <w:t xml:space="preserve"> </w:t>
+      </w:r>
+      <w:r>
+        <w:rPr>
+          <w:b/>
+          <w:bCs/>
+        </w:rPr>
+        <w:t xml:space="preserve">except</w:t>
+      </w:r>
+      <w:r>
+        <w:t xml:space="preserve"> </w:t>
+      </w:r>
+      <w:r>
+        <w:t xml:space="preserve">some. It takes node ids or names, case-insensitively, either comma-separated or</w:t>
+      </w:r>
+      <w:r>
+        <w:t xml:space="preserve"> </w:t>
+      </w:r>
+      <w:r>
+        <w:t xml:space="preserve">by repeating the option. Short names work too, so</w:t>
+      </w:r>
+      <w:r>
+        <w:t xml:space="preserve"> </w:t>
+      </w:r>
+      <w:r>
+        <w:rPr>
+          <w:rStyle w:val="VerbatimChar"/>
+        </w:rPr>
+        <w:t xml:space="preserve">Italy</w:t>
+      </w:r>
+      <w:r>
+        <w:t xml:space="preserve"> </w:t>
+      </w:r>
+      <w:r>
+        <w:t xml:space="preserve">names "EOSC Node</w:t>
+      </w:r>
+      <w:r>
+        <w:t xml:space="preserve"> </w:t>
+      </w:r>
+      <w:r>
+        <w:t xml:space="preserve">Italy":</w:t>
+      </w:r>
+    </w:p>
+    <w:p>
+      <w:pPr>
+        <w:pStyle w:val="SourceCode"/>
+      </w:pPr>
+      <w:r>
+        <w:rPr>
+          <w:rStyle w:val="ExtensionTok"/>
+        </w:rPr>
+        <w:t xml:space="preserve">uv</w:t>
+      </w:r>
+      <w:r>
+        <w:rPr>
+          <w:rStyle w:val="NormalTok"/>
+        </w:rPr>
+        <w:t xml:space="preserve"> run basic-check run </w:t>
+      </w:r>
+      <w:r>
+        <w:rPr>
+          <w:rStyle w:val="AttributeTok"/>
+        </w:rPr>
+        <w:t xml:space="preserve">--skip</w:t>
+      </w:r>
+      <w:r>
+        <w:rPr>
+          <w:rStyle w:val="NormalTok"/>
+        </w:rPr>
+        <w:t xml:space="preserve"> Italy,Slovakia</w:t>
+      </w:r>
+      <w:r>
+        <w:br/>
+      </w:r>
+      <w:r>
+        <w:rPr>
+          <w:rStyle w:val="ExtensionTok"/>
+        </w:rPr>
+        <w:t xml:space="preserve">uv</w:t>
+      </w:r>
+      <w:r>
+        <w:rPr>
+          <w:rStyle w:val="NormalTok"/>
+        </w:rPr>
+        <w:t xml:space="preserve"> run basic-check run </w:t>
+      </w:r>
+      <w:r>
+        <w:rPr>
+          <w:rStyle w:val="AttributeTok"/>
+        </w:rPr>
+        <w:t xml:space="preserve">--skip</w:t>
+      </w:r>
+      <w:r>
+        <w:rPr>
+          <w:rStyle w:val="NormalTok"/>
+        </w:rPr>
+        <w:t xml:space="preserve"> Italy </w:t>
+      </w:r>
+      <w:r>
+        <w:rPr>
+          <w:rStyle w:val="AttributeTok"/>
+        </w:rPr>
+        <w:t xml:space="preserve">--skip</w:t>
+      </w:r>
+      <w:r>
+        <w:rPr>
+          <w:rStyle w:val="NormalTok"/>
+        </w:rPr>
+        <w:t xml:space="preserve"> Slovakia          </w:t>
+      </w:r>
+      <w:r>
+        <w:rPr>
+          <w:rStyle w:val="CommentTok"/>
+        </w:rPr>
+        <w:t xml:space="preserve"># the same</w:t>
+      </w:r>
+      <w:r>
+        <w:br/>
+      </w:r>
+      <w:r>
+        <w:rPr>
+          <w:rStyle w:val="ExtensionTok"/>
+        </w:rPr>
+        <w:t xml:space="preserve">uv</w:t>
+      </w:r>
+      <w:r>
+        <w:rPr>
+          <w:rStyle w:val="NormalTok"/>
+        </w:rPr>
+        <w:t xml:space="preserve"> run basic-check assess </w:t>
+      </w:r>
+      <w:r>
+        <w:rPr>
+          <w:rStyle w:val="AttributeTok"/>
+        </w:rPr>
+        <w:t xml:space="preserve">--skip</w:t>
+      </w:r>
+      <w:r>
+        <w:rPr>
+          <w:rStyle w:val="NormalTok"/>
+        </w:rPr>
+        <w:t xml:space="preserve"> </w:t>
+      </w:r>
+      <w:r>
+        <w:rPr>
+          <w:rStyle w:val="StringTok"/>
+        </w:rPr>
+        <w:t xml:space="preserve">"CERN, Czechia"</w:t>
+      </w:r>
+      <w:r>
+        <w:rPr>
+          <w:rStyle w:val="NormalTok"/>
+        </w:rPr>
+        <w:t xml:space="preserve"> </w:t>
+      </w:r>
+      <w:r>
+        <w:rPr>
+          <w:rStyle w:val="AttributeTok"/>
+        </w:rPr>
+        <w:t xml:space="preserve">--skip</w:t>
+      </w:r>
+      <w:r>
+        <w:rPr>
+          <w:rStyle w:val="NormalTok"/>
+        </w:rPr>
+        <w:t xml:space="preserve"> eosc-it </w:t>
+      </w:r>
+      <w:r>
+        <w:rPr>
+          <w:rStyle w:val="AttributeTok"/>
+        </w:rPr>
+        <w:t xml:space="preserve">--skip</w:t>
+      </w:r>
+      <w:r>
+        <w:rPr>
+          <w:rStyle w:val="NormalTok"/>
+        </w:rPr>
+        <w:t xml:space="preserve"> eosc-sk</w:t>
+      </w:r>
+    </w:p>
+    <w:p>
+      <w:pPr>
+        <w:pStyle w:val="FirstParagraph"/>
+      </w:pPr>
+      <w:r>
+        <w:t xml:space="preserve">A skipped node is left out of the whole run. No request is sent to its site, it</w:t>
+      </w:r>
+      <w:r>
+        <w:t xml:space="preserve"> </w:t>
+      </w:r>
+      <w:r>
+        <w:t xml:space="preserve">is not assessed, and it has no row in the report. Because it is left out on</w:t>
+      </w:r>
+      <w:r>
+        <w:t xml:space="preserve"> </w:t>
+      </w:r>
+      <w:r>
+        <w:t xml:space="preserve">purpose, it does not count as missing evidence, so</w:t>
+      </w:r>
+      <w:r>
+        <w:t xml:space="preserve"> </w:t>
+      </w:r>
+      <w:r>
+        <w:rPr>
+          <w:rStyle w:val="VerbatimChar"/>
+        </w:rPr>
+        <w:t xml:space="preserve">assess</w:t>
+      </w:r>
+      <w:r>
+        <w:t xml:space="preserve"> </w:t>
+      </w:r>
+      <w:r>
+        <w:t xml:space="preserve">does not exit 2 for</w:t>
+      </w:r>
+      <w:r>
+        <w:t xml:space="preserve"> </w:t>
+      </w:r>
+      <w:r>
+        <w:t xml:space="preserve">it. The published report was built this way, with</w:t>
+      </w:r>
+      <w:r>
+        <w:t xml:space="preserve"> </w:t>
+      </w:r>
+      <w:r>
+        <w:rPr>
+          <w:rStyle w:val="VerbatimChar"/>
+        </w:rPr>
+        <w:t xml:space="preserve">--skip Italy</w:t>
+      </w:r>
+      <w:r>
+        <w:t xml:space="preserve">, because</w:t>
+      </w:r>
+      <w:r>
+        <w:t xml:space="preserve"> </w:t>
+      </w:r>
+      <w:r>
+        <w:rPr>
+          <w:rStyle w:val="VerbatimChar"/>
+        </w:rPr>
+        <w:t xml:space="preserve">eosc.it</w:t>
+      </w:r>
+      <w:r>
+        <w:t xml:space="preserve"> </w:t>
+      </w:r>
+      <w:r>
+        <w:t xml:space="preserve">had no address record on 24 September.</w:t>
+      </w:r>
+    </w:p>
+    <w:p>
+      <w:pPr>
+        <w:pStyle w:val="BodyText"/>
+      </w:pPr>
+      <w:r>
+        <w:t xml:space="preserve">Unlike</w:t>
+      </w:r>
+      <w:r>
+        <w:t xml:space="preserve"> </w:t>
+      </w:r>
+      <w:r>
+        <w:rPr>
+          <w:rStyle w:val="VerbatimChar"/>
+        </w:rPr>
+        <w:t xml:space="preserve">--only</w:t>
+      </w:r>
+      <w:r>
+        <w:t xml:space="preserve">,</w:t>
+      </w:r>
+      <w:r>
+        <w:t xml:space="preserve"> </w:t>
+      </w:r>
+      <w:r>
+        <w:rPr>
+          <w:rStyle w:val="VerbatimChar"/>
+        </w:rPr>
+        <w:t xml:space="preserve">--skip</w:t>
+      </w:r>
+      <w:r>
+        <w:t xml:space="preserve"> </w:t>
+      </w:r>
+      <w:r>
+        <w:t xml:space="preserve">does shorten the report, including the one in</w:t>
+      </w:r>
+      <w:r>
+        <w:t xml:space="preserve"> </w:t>
+      </w:r>
+      <w:r>
+        <w:rPr>
+          <w:rStyle w:val="VerbatimChar"/>
+        </w:rPr>
+        <w:t xml:space="preserve">results/</w:t>
+      </w:r>
+      <w:r>
+        <w:t xml:space="preserve">. A shorter table must never look complete, so every report says</w:t>
+      </w:r>
+      <w:r>
+        <w:t xml:space="preserve"> </w:t>
+      </w:r>
+      <w:r>
+        <w:t xml:space="preserve">what was left out: a</w:t>
+      </w:r>
+      <w:r>
+        <w:t xml:space="preserve"> </w:t>
+      </w:r>
+      <w:r>
+        <w:rPr>
+          <w:b/>
+          <w:bCs/>
+        </w:rPr>
+        <w:t xml:space="preserve">Skipped by request</w:t>
+      </w:r>
+      <w:r>
+        <w:t xml:space="preserve"> </w:t>
+      </w:r>
+      <w:r>
+        <w:t xml:space="preserve">banner in</w:t>
+      </w:r>
+      <w:r>
+        <w:t xml:space="preserve"> </w:t>
+      </w:r>
+      <w:r>
+        <w:rPr>
+          <w:rStyle w:val="VerbatimChar"/>
+        </w:rPr>
+        <w:t xml:space="preserve">results.md</w:t>
+      </w:r>
+      <w:r>
+        <w:t xml:space="preserve"> </w:t>
+      </w:r>
+      <w:r>
+        <w:t xml:space="preserve">and</w:t>
+      </w:r>
+      <w:r>
+        <w:t xml:space="preserve"> </w:t>
+      </w:r>
+      <w:r>
+        <w:rPr>
+          <w:rStyle w:val="VerbatimChar"/>
+        </w:rPr>
+        <w:t xml:space="preserve">index.html</w:t>
+      </w:r>
+      <w:r>
+        <w:t xml:space="preserve">, and a top-level</w:t>
+      </w:r>
+      <w:r>
+        <w:t xml:space="preserve"> </w:t>
+      </w:r>
+      <w:r>
+        <w:rPr>
+          <w:rStyle w:val="VerbatimChar"/>
+        </w:rPr>
+        <w:t xml:space="preserve">skipped</w:t>
+      </w:r>
+      <w:r>
+        <w:t xml:space="preserve"> </w:t>
+      </w:r>
+      <w:r>
+        <w:t xml:space="preserve">list in</w:t>
+      </w:r>
+      <w:r>
+        <w:t xml:space="preserve"> </w:t>
+      </w:r>
+      <w:r>
+        <w:rPr>
+          <w:rStyle w:val="VerbatimChar"/>
+        </w:rPr>
+        <w:t xml:space="preserve">results.json</w:t>
+      </w:r>
+      <w:r>
+        <w:t xml:space="preserve"> </w:t>
+      </w:r>
+      <w:r>
+        <w:t xml:space="preserve">(</w:t>
+      </w:r>
+      <w:r>
+        <w:rPr>
+          <w:rStyle w:val="VerbatimChar"/>
+        </w:rPr>
+        <w:t xml:space="preserve">[]</w:t>
+      </w:r>
+      <w:r>
+        <w:t xml:space="preserve"> </w:t>
+      </w:r>
+      <w:r>
+        <w:t xml:space="preserve">when</w:t>
+      </w:r>
+      <w:r>
+        <w:t xml:space="preserve"> </w:t>
+      </w:r>
+      <w:r>
+        <w:t xml:space="preserve">nothing was skipped). Like any</w:t>
+      </w:r>
+      <w:r>
+        <w:t xml:space="preserve"> </w:t>
+      </w:r>
+      <w:r>
+        <w:rPr>
+          <w:rStyle w:val="VerbatimChar"/>
+        </w:rPr>
+        <w:t xml:space="preserve">assess</w:t>
+      </w:r>
+      <w:r>
+        <w:t xml:space="preserve"> </w:t>
+      </w:r>
+      <w:r>
+        <w:t xml:space="preserve">without</w:t>
+      </w:r>
+      <w:r>
+        <w:t xml:space="preserve"> </w:t>
+      </w:r>
+      <w:r>
+        <w:rPr>
+          <w:rStyle w:val="VerbatimChar"/>
+        </w:rPr>
+        <w:t xml:space="preserve">--results</w:t>
+      </w:r>
+      <w:r>
+        <w:t xml:space="preserve">, it rewrites</w:t>
+      </w:r>
+      <w:r>
+        <w:t xml:space="preserve"> </w:t>
+      </w:r>
+      <w:r>
+        <w:rPr>
+          <w:rStyle w:val="VerbatimChar"/>
+        </w:rPr>
+        <w:t xml:space="preserve">results/</w:t>
+      </w:r>
+      <w:r>
+        <w:t xml:space="preserve">, which stays under human review. For a trial run, add</w:t>
+      </w:r>
+      <w:r>
+        <w:t xml:space="preserve"> </w:t>
+      </w:r>
+      <w:r>
+        <w:rPr>
+          <w:rStyle w:val="VerbatimChar"/>
+        </w:rPr>
+        <w:t xml:space="preserve">--results /tmp/scratch</w:t>
+      </w:r>
+      <w:r>
+        <w:t xml:space="preserve">.</w:t>
+      </w:r>
+    </w:p>
+    <w:p>
+      <w:pPr>
+        <w:pStyle w:val="BodyText"/>
+      </w:pPr>
+      <w:r>
+        <w:t xml:space="preserve">The option rejects values rather than guessing. If a value matches no node, the</w:t>
+      </w:r>
+      <w:r>
+        <w:t xml:space="preserve"> </w:t>
+      </w:r>
+      <w:r>
+        <w:t xml:space="preserve">error lists the valid ids, because a typo that skipped nothing would fetch the</w:t>
+      </w:r>
+      <w:r>
+        <w:t xml:space="preserve"> </w:t>
+      </w:r>
+      <w:r>
+        <w:t xml:space="preserve">very site you meant to leave alone. A value that names more than one node is an</w:t>
+      </w:r>
+      <w:r>
+        <w:t xml:space="preserve"> </w:t>
+      </w:r>
+      <w:r>
+        <w:t xml:space="preserve">error too. So is skipping every node, and so is combining</w:t>
+      </w:r>
+      <w:r>
+        <w:t xml:space="preserve"> </w:t>
+      </w:r>
+      <w:r>
+        <w:rPr>
+          <w:rStyle w:val="VerbatimChar"/>
+        </w:rPr>
+        <w:t xml:space="preserve">--skip</w:t>
+      </w:r>
+      <w:r>
+        <w:t xml:space="preserve"> </w:t>
+      </w:r>
+      <w:r>
+        <w:t xml:space="preserve">with</w:t>
+      </w:r>
+      <w:r>
+        <w:t xml:space="preserve"> </w:t>
+      </w:r>
+      <w:r>
+        <w:rPr>
+          <w:rStyle w:val="VerbatimChar"/>
+        </w:rPr>
+        <w:t xml:space="preserve">--url</w:t>
+      </w:r>
+      <w:r>
+        <w:t xml:space="preserve">.</w:t>
+      </w:r>
+      <w:r>
+        <w:t xml:space="preserve"> </w:t>
+      </w:r>
+      <w:r>
+        <w:t xml:space="preserve">With</w:t>
+      </w:r>
+      <w:r>
+        <w:t xml:space="preserve"> </w:t>
+      </w:r>
+      <w:r>
+        <w:rPr>
+          <w:rStyle w:val="VerbatimChar"/>
+        </w:rPr>
+        <w:t xml:space="preserve">--only</w:t>
+      </w:r>
+      <w:r>
+        <w:t xml:space="preserve">, the skip is applied after the selection:</w:t>
+      </w:r>
+      <w:r>
+        <w:t xml:space="preserve"> </w:t>
+      </w:r>
+      <w:r>
+        <w:rPr>
+          <w:rStyle w:val="VerbatimChar"/>
+        </w:rPr>
+        <w:t xml:space="preserve">--only egi,eudat --skip egi</w:t>
+      </w:r>
+      <w:r>
+        <w:t xml:space="preserve"> </w:t>
+      </w:r>
+      <w:r>
+        <w:t xml:space="preserve">fetches EUDAT alone.</w:t>
+      </w:r>
+    </w:p>
+    <w:bookmarkEnd w:id="33"/>
+    <w:bookmarkStart w:id="34" w:name="checking-a-page-not-in-nodesyaml"/>
+    <w:p>
+      <w:pPr>
+        <w:pStyle w:val="Heading3"/>
+      </w:pPr>
+      <w:r>
+        <w:t xml:space="preserve">Checking a page not in</w:t>
+      </w:r>
+      <w:r>
+        <w:t xml:space="preserve"> </w:t>
+      </w:r>
+      <w:r>
+        <w:rPr>
+          <w:rStyle w:val="VerbatimChar"/>
+        </w:rPr>
+        <w:t xml:space="preserve">nodes.yaml</w:t>
+      </w:r>
+    </w:p>
+    <w:p>
+      <w:pPr>
+        <w:pStyle w:val="SourceCode"/>
+      </w:pPr>
+      <w:r>
+        <w:rPr>
+          <w:rStyle w:val="ExtensionTok"/>
+        </w:rPr>
+        <w:t xml:space="preserve">uv</w:t>
+      </w:r>
+      <w:r>
+        <w:rPr>
+          <w:rStyle w:val="NormalTok"/>
+        </w:rPr>
+        <w:t xml:space="preserve"> run basic-check run </w:t>
+      </w:r>
+      <w:r>
+        <w:rPr>
+          <w:rStyle w:val="AttributeTok"/>
+        </w:rPr>
+        <w:t xml:space="preserve">--url</w:t>
+      </w:r>
+      <w:r>
+        <w:rPr>
+          <w:rStyle w:val="NormalTok"/>
+        </w:rPr>
+        <w:t xml:space="preserve"> https://example.org/our-node-page</w:t>
+      </w:r>
+    </w:p>
+    <w:p>
+      <w:pPr>
+        <w:pStyle w:val="FirstParagraph"/>
+      </w:pPr>
+      <w:r>
+        <w:t xml:space="preserve">Ad hoc checks write to</w:t>
+      </w:r>
+      <w:r>
+        <w:t xml:space="preserve"> </w:t>
+      </w:r>
+      <w:r>
+        <w:rPr>
+          <w:rStyle w:val="VerbatimChar"/>
+        </w:rPr>
+        <w:t xml:space="preserve">results/one-off/</w:t>
+      </w:r>
+      <w:r>
+        <w:t xml:space="preserve"> </w:t>
+      </w:r>
+      <w:r>
+        <w:t xml:space="preserve">so a published run is never</w:t>
+      </w:r>
+      <w:r>
+        <w:t xml:space="preserve"> </w:t>
+      </w:r>
+      <w:r>
+        <w:t xml:space="preserve">overwritten, and the report carries a banner saying it is not a federation run.</w:t>
+      </w:r>
+      <w:r>
+        <w:t xml:space="preserve"> </w:t>
+      </w:r>
+      <w:r>
+        <w:t xml:space="preserve">That banner matters: these reports circulate before a production decision, and a</w:t>
+      </w:r>
+      <w:r>
+        <w:t xml:space="preserve"> </w:t>
+      </w:r>
+      <w:r>
+        <w:t xml:space="preserve">stray single-page file that looks official is a genuine hazard.</w:t>
+      </w:r>
+    </w:p>
+    <w:bookmarkEnd w:id="34"/>
+    <w:bookmarkStart w:id="35" w:name="checking-a-node-at-an-alternative-url"/>
+    <w:p>
+      <w:pPr>
+        <w:pStyle w:val="Heading3"/>
+      </w:pPr>
+      <w:r>
+        <w:t xml:space="preserve">Checking a node at an alternative URL</w:t>
+      </w:r>
+    </w:p>
+    <w:p>
+      <w:pPr>
+        <w:pStyle w:val="FirstParagraph"/>
+      </w:pPr>
+      <w:r>
+        <w:t xml:space="preserve">To run every test against one configured node at a landing page other than the</w:t>
+      </w:r>
+      <w:r>
+        <w:t xml:space="preserve"> </w:t>
+      </w:r>
+      <w:r>
+        <w:t xml:space="preserve">one in</w:t>
+      </w:r>
+      <w:r>
+        <w:t xml:space="preserve"> </w:t>
+      </w:r>
+      <w:r>
+        <w:rPr>
+          <w:rStyle w:val="VerbatimChar"/>
+        </w:rPr>
+        <w:t xml:space="preserve">nodes.yaml</w:t>
+      </w:r>
+      <w:r>
+        <w:t xml:space="preserve">, give the node with</w:t>
+      </w:r>
+      <w:r>
+        <w:t xml:space="preserve"> </w:t>
+      </w:r>
+      <w:r>
+        <w:rPr>
+          <w:rStyle w:val="VerbatimChar"/>
+        </w:rPr>
+        <w:t xml:space="preserve">--node</w:t>
+      </w:r>
+      <w:r>
+        <w:t xml:space="preserve"> </w:t>
+      </w:r>
+      <w:r>
+        <w:t xml:space="preserve">and the page with</w:t>
+      </w:r>
+      <w:r>
+        <w:t xml:space="preserve"> </w:t>
+      </w:r>
+      <w:r>
+        <w:rPr>
+          <w:rStyle w:val="VerbatimChar"/>
+        </w:rPr>
+        <w:t xml:space="preserve">--url</w:t>
+      </w:r>
+      <w:r>
+        <w:t xml:space="preserve">:</w:t>
+      </w:r>
+    </w:p>
+    <w:p>
+      <w:pPr>
+        <w:pStyle w:val="SourceCode"/>
+      </w:pPr>
+      <w:r>
+        <w:rPr>
+          <w:rStyle w:val="ExtensionTok"/>
+        </w:rPr>
+        <w:t xml:space="preserve">uv</w:t>
+      </w:r>
+      <w:r>
+        <w:rPr>
+          <w:rStyle w:val="NormalTok"/>
+        </w:rPr>
+        <w:t xml:space="preserve"> run basic-check run </w:t>
+      </w:r>
+      <w:r>
+        <w:rPr>
+          <w:rStyle w:val="AttributeTok"/>
+        </w:rPr>
+        <w:t xml:space="preserve">--node</w:t>
+      </w:r>
+      <w:r>
+        <w:rPr>
+          <w:rStyle w:val="NormalTok"/>
+        </w:rPr>
+        <w:t xml:space="preserve"> bbmri-eric </w:t>
+      </w:r>
+      <w:r>
+        <w:rPr>
+          <w:rStyle w:val="AttributeTok"/>
+        </w:rPr>
+        <w:t xml:space="preserve">--url</w:t>
+      </w:r>
+      <w:r>
+        <w:rPr>
+          <w:rStyle w:val="NormalTok"/>
+        </w:rPr>
+        <w:t xml:space="preserve"> https://alt.example.org/eosc-node-bbmri-eric/</w:t>
+      </w:r>
+      <w:r>
+        <w:br/>
+      </w:r>
+      <w:r>
+        <w:rPr>
+          <w:rStyle w:val="ExtensionTok"/>
+        </w:rPr>
+        <w:t xml:space="preserve">uv</w:t>
+      </w:r>
+      <w:r>
+        <w:rPr>
+          <w:rStyle w:val="NormalTok"/>
+        </w:rPr>
+        <w:t xml:space="preserve"> run basic-check show bbmri-eric </w:t>
+      </w:r>
+      <w:r>
+        <w:rPr>
+          <w:rStyle w:val="AttributeTok"/>
+        </w:rPr>
+        <w:t xml:space="preserve">--one-off</w:t>
+      </w:r>
+    </w:p>
+    <w:p>
+      <w:pPr>
+        <w:pStyle w:val="FirstParagraph"/>
+      </w:pPr>
+      <w:r>
+        <w:t xml:space="preserve">The node keeps its id, name and</w:t>
+      </w:r>
+      <w:r>
+        <w:t xml:space="preserve"> </w:t>
+      </w:r>
+      <w:r>
+        <w:rPr>
+          <w:rStyle w:val="VerbatimChar"/>
+        </w:rPr>
+        <w:t xml:space="preserve">eosc_page</w:t>
+      </w:r>
+      <w:r>
+        <w:t xml:space="preserve">, so its scoped approved name</w:t>
+      </w:r>
+      <w:r>
+        <w:t xml:space="preserve"> </w:t>
+      </w:r>
+      <w:r>
+        <w:t xml:space="preserve">applies to point 3 and point 4 looks for its own</w:t>
+      </w:r>
+      <w:r>
+        <w:t xml:space="preserve"> </w:t>
+      </w:r>
+      <w:r>
+        <w:rPr>
+          <w:rStyle w:val="VerbatimChar"/>
+        </w:rPr>
+        <w:t xml:space="preserve">eosc.eu</w:t>
+      </w:r>
+      <w:r>
+        <w:t xml:space="preserve"> </w:t>
+      </w:r>
+      <w:r>
+        <w:t xml:space="preserve">page; only the page</w:t>
+      </w:r>
+      <w:r>
+        <w:t xml:space="preserve"> </w:t>
+      </w:r>
+      <w:r>
+        <w:t xml:space="preserve">fetched changes, and</w:t>
+      </w:r>
+      <w:r>
+        <w:t xml:space="preserve"> </w:t>
+      </w:r>
+      <w:r>
+        <w:rPr>
+          <w:rStyle w:val="VerbatimChar"/>
+        </w:rPr>
+        <w:t xml:space="preserve">nodes.yaml</w:t>
+      </w:r>
+      <w:r>
+        <w:t xml:space="preserve"> </w:t>
+      </w:r>
+      <w:r>
+        <w:t xml:space="preserve">is not edited.</w:t>
+      </w:r>
+      <w:r>
+        <w:t xml:space="preserve"> </w:t>
+      </w:r>
+      <w:r>
+        <w:rPr>
+          <w:rStyle w:val="VerbatimChar"/>
+        </w:rPr>
+        <w:t xml:space="preserve">--node</w:t>
+      </w:r>
+      <w:r>
+        <w:t xml:space="preserve"> </w:t>
+      </w:r>
+      <w:r>
+        <w:t xml:space="preserve">takes an id or a name</w:t>
+      </w:r>
+      <w:r>
+        <w:t xml:space="preserve"> </w:t>
+      </w:r>
+      <w:r>
+        <w:t xml:space="preserve">in any case, as</w:t>
+      </w:r>
+      <w:r>
+        <w:t xml:space="preserve"> </w:t>
+      </w:r>
+      <w:r>
+        <w:rPr>
+          <w:rStyle w:val="VerbatimChar"/>
+        </w:rPr>
+        <w:t xml:space="preserve">--skip</w:t>
+      </w:r>
+      <w:r>
+        <w:t xml:space="preserve"> </w:t>
+      </w:r>
+      <w:r>
+        <w:t xml:space="preserve">does.</w:t>
+      </w:r>
+    </w:p>
+    <w:tbl>
+      <w:tblPr>
+        <w:tblStyle w:val="Table"/>
+        <w:tblW w:type="pct" w:w="5000"/>
+        <w:tblLayout w:type="fixed"/>
+        <w:tblLook w:firstRow="1" w:lastRow="0" w:firstColumn="0" w:lastColumn="0" w:noHBand="0" w:noVBand="0" w:val="0020"/>
+      </w:tblPr>
+      <w:tblGrid>
+        <w:gridCol w:w="3960"/>
+        <w:gridCol w:w="3960"/>
+      </w:tblGrid>
+      <w:tr>
+        <w:trPr>
+          <w:cantSplit/>
+          <w:tblHeader w:val="on"/>
+        </w:trPr>
+        <w:tc>
+          <w:tcPr/>
+          <w:p>
+            <w:pPr>
+              <w:pStyle w:val="Compact"/>
+            </w:pPr>
+            <w:r>
               <w:t xml:space="preserve">Rule</w:t>
             </w:r>
           </w:p>
@@ -10161,9 +10792,9 @@
         </w:pict>
       </w:r>
     </w:p>
-    <w:bookmarkEnd w:id="34"/>
     <w:bookmarkEnd w:id="35"/>
-    <w:bookmarkStart w:id="37" w:name="how-deep-to-go---depth"/>
+    <w:bookmarkEnd w:id="36"/>
+    <w:bookmarkStart w:id="38" w:name="how-deep-to-go---depth"/>
     <w:p>
       <w:pPr>
         <w:pStyle w:val="Heading2"/>
@@ -10732,7 +11363,7 @@
         <w:t xml:space="preserve">federation or a later date.</w:t>
       </w:r>
     </w:p>
-    <w:bookmarkStart w:id="36" w:name="X2a91d9b1ee4bf6327b51d59c91d7740875558d5"/>
+    <w:bookmarkStart w:id="37" w:name="X2a91d9b1ee4bf6327b51d59c91d7740875558d5"/>
     <w:p>
       <w:pPr>
         <w:pStyle w:val="Heading3"/>
@@ -10929,9 +11560,9 @@
         </w:pict>
       </w:r>
     </w:p>
-    <w:bookmarkEnd w:id="36"/>
     <w:bookmarkEnd w:id="37"/>
-    <w:bookmarkStart w:id="41" w:name="reading-the-output"/>
+    <w:bookmarkEnd w:id="38"/>
+    <w:bookmarkStart w:id="42" w:name="reading-the-output"/>
     <w:p>
       <w:pPr>
         <w:pStyle w:val="Heading2"/>
@@ -11260,7 +11891,7 @@
         </w:tc>
       </w:tr>
     </w:tbl>
-    <w:bookmarkStart w:id="38" w:name="the-four-verdicts"/>
+    <w:bookmarkStart w:id="39" w:name="the-four-verdicts"/>
     <w:p>
       <w:pPr>
         <w:pStyle w:val="Heading3"/>
@@ -11711,8 +12342,8 @@
         <w:t xml:space="preserve">instead of four honest abstentions.</w:t>
       </w:r>
     </w:p>
-    <w:bookmarkEnd w:id="38"/>
-    <w:bookmarkStart w:id="39" w:name="reproducing-a-verdict-by-hand"/>
+    <w:bookmarkEnd w:id="39"/>
+    <w:bookmarkStart w:id="40" w:name="reproducing-a-verdict-by-hand"/>
     <w:p>
       <w:pPr>
         <w:pStyle w:val="Heading3"/>
@@ -11896,8 +12527,8 @@
         <w:t xml:space="preserve">a verdict surprises you.</w:t>
       </w:r>
     </w:p>
-    <w:bookmarkEnd w:id="39"/>
-    <w:bookmarkStart w:id="40" w:name="personal-data-is-masked"/>
+    <w:bookmarkEnd w:id="40"/>
+    <w:bookmarkStart w:id="41" w:name="personal-data-is-masked"/>
     <w:p>
       <w:pPr>
         <w:pStyle w:val="Heading3"/>
@@ -12794,9 +13425,9 @@
         </w:pict>
       </w:r>
     </w:p>
-    <w:bookmarkEnd w:id="40"/>
     <w:bookmarkEnd w:id="41"/>
-    <w:bookmarkStart w:id="44" w:name="the-test-suite"/>
+    <w:bookmarkEnd w:id="42"/>
+    <w:bookmarkStart w:id="45" w:name="the-test-suite"/>
     <w:p>
       <w:pPr>
         <w:pStyle w:val="Heading2"/>
@@ -12837,7 +13468,7 @@
         <w:rPr>
           <w:rStyle w:val="CommentTok"/>
         </w:rPr>
-        <w:t xml:space="preserve"># 357 tests, offline, a few seconds</w:t>
+        <w:t xml:space="preserve"># 369 tests, offline, a few seconds</w:t>
       </w:r>
       <w:r>
         <w:br/>
@@ -13502,7 +14133,7 @@
       <w:r>
         <w:t xml:space="preserve"> </w:t>
       </w:r>
-      <w:hyperlink r:id="rId42">
+      <w:hyperlink r:id="rId43">
         <w:r>
           <w:rPr>
             <w:rStyle w:val="Hyperlink"/>
@@ -13566,7 +14197,7 @@
         <w:t xml:space="preserve">test_a_pipe_in_a_url_cannot_break_the_table</w:t>
       </w:r>
     </w:p>
-    <w:bookmarkStart w:id="43" w:name="a-note-on-what-a-passing-suite-means"/>
+    <w:bookmarkStart w:id="44" w:name="a-note-on-what-a-passing-suite-means"/>
     <w:p>
       <w:pPr>
         <w:pStyle w:val="Heading3"/>
@@ -13643,9 +14274,9 @@
         </w:pict>
       </w:r>
     </w:p>
-    <w:bookmarkEnd w:id="43"/>
     <w:bookmarkEnd w:id="44"/>
-    <w:bookmarkStart w:id="45" w:name="continuous-integration"/>
+    <w:bookmarkEnd w:id="45"/>
+    <w:bookmarkStart w:id="46" w:name="continuous-integration"/>
     <w:p>
       <w:pPr>
         <w:pStyle w:val="Heading2"/>
@@ -14345,8 +14976,8 @@
         </w:pict>
       </w:r>
     </w:p>
-    <w:bookmarkEnd w:id="45"/>
-    <w:bookmarkStart w:id="46" w:name="troubleshooting"/>
+    <w:bookmarkEnd w:id="46"/>
+    <w:bookmarkStart w:id="47" w:name="troubleshooting"/>
     <w:p>
       <w:pPr>
         <w:pStyle w:val="Heading2"/>
@@ -15551,8 +16182,8 @@
         </w:pict>
       </w:r>
     </w:p>
-    <w:bookmarkEnd w:id="46"/>
-    <w:bookmarkStart w:id="47" w:name="extending-it"/>
+    <w:bookmarkEnd w:id="47"/>
+    <w:bookmarkStart w:id="48" w:name="extending-it"/>
     <w:p>
       <w:pPr>
         <w:pStyle w:val="Heading2"/>
@@ -16186,8 +16817,8 @@
         <w:t xml:space="preserve">checklist transcription, so none of it is under this module's control.</w:t>
       </w:r>
     </w:p>
-    <w:bookmarkEnd w:id="47"/>
-    <w:bookmarkStart w:id="51" w:name="worked-examples"/>
+    <w:bookmarkEnd w:id="48"/>
+    <w:bookmarkStart w:id="52" w:name="worked-examples"/>
     <w:p>
       <w:pPr>
         <w:pStyle w:val="Heading2"/>
@@ -16484,7 +17115,7 @@
         <w:t xml:space="preserve">own run.</w:t>
       </w:r>
     </w:p>
-    <w:bookmarkStart w:id="48" w:name="X073cb44b8dc5d29e47f376bc008b8613dd82a6a"/>
+    <w:bookmarkStart w:id="49" w:name="X073cb44b8dc5d29e47f376bc008b8613dd82a6a"/>
     <w:p>
       <w:pPr>
         <w:pStyle w:val="Heading3"/>
@@ -18192,8 +18823,8 @@
         <w:t xml:space="preserve"> push</w:t>
       </w:r>
     </w:p>
-    <w:bookmarkEnd w:id="48"/>
-    <w:bookmarkStart w:id="49" w:name="Xe23e918a40335caa5ab24e15a733d1ac9e4c070"/>
+    <w:bookmarkEnd w:id="49"/>
+    <w:bookmarkStart w:id="50" w:name="Xe23e918a40335caa5ab24e15a733d1ac9e4c070"/>
     <w:p>
       <w:pPr>
         <w:pStyle w:val="Heading3"/>
@@ -19306,8 +19937,8 @@
         <w:t xml:space="preserve">the documents together.</w:t>
       </w:r>
     </w:p>
-    <w:bookmarkEnd w:id="49"/>
-    <w:bookmarkStart w:id="50" w:name="Xa570dceeae7de3d84789b8e054a5bbb043a3946"/>
+    <w:bookmarkEnd w:id="50"/>
+    <w:bookmarkStart w:id="51" w:name="Xa570dceeae7de3d84789b8e054a5bbb043a3946"/>
     <w:p>
       <w:pPr>
         <w:pStyle w:val="Heading3"/>
@@ -21309,9 +21940,9 @@
         </w:pict>
       </w:r>
     </w:p>
-    <w:bookmarkEnd w:id="50"/>
     <w:bookmarkEnd w:id="51"/>
-    <w:bookmarkStart w:id="52" w:name="sources"/>
+    <w:bookmarkEnd w:id="52"/>
+    <w:bookmarkStart w:id="53" w:name="sources"/>
     <w:p>
       <w:pPr>
         <w:pStyle w:val="Heading2"/>
@@ -21416,7 +22047,7 @@
         <w:t xml:space="preserve">Playwright for Python: https://playwright.dev/python/</w:t>
       </w:r>
     </w:p>
-    <w:bookmarkEnd w:id="52"/>
+    <w:bookmarkEnd w:id="53"/>
     <w:sectPr>
       <w:footnotePr>
         <w:numRestart w:val="eachSect"/>

--- a/docs/eosc-basic-compliance-guide.docx
+++ b/docs/eosc-basic-compliance-guide.docx
@@ -23,7 +23,7 @@
         <w:pStyle w:val="Author"/>
       </w:pPr>
       <w:r>
-        <w:t xml:space="preserve">Verified against a clean clone on 26 September 2026 — documentation commit 51a5332</w:t>
+        <w:t xml:space="preserve">Verified against a clean clone on 26 September 2026 — documentation commit 44261dd</w:t>
       </w:r>
     </w:p>
     <w:p>
@@ -180,7 +180,7 @@
         <w:rPr>
           <w:rStyle w:val="VerbatimChar"/>
         </w:rPr>
-        <w:t xml:space="preserve">51a5332</w:t>
+        <w:t xml:space="preserve">44261dd</w:t>
       </w:r>
       <w:r>
         <w:t xml:space="preserve"> </w:t>
@@ -1551,7 +1551,7 @@
         <w:t xml:space="preserve"> </w:t>
       </w:r>
       <w:r>
-        <w:t xml:space="preserve">369 tests still pass, while</w:t>
+        <w:t xml:space="preserve">379 tests still pass, while</w:t>
       </w:r>
       <w:r>
         <w:t xml:space="preserve"> </w:t>
@@ -1623,7 +1623,7 @@
         <w:rPr>
           <w:rStyle w:val="CommentTok"/>
         </w:rPr>
-        <w:t xml:space="preserve"># expect: 369 passed</w:t>
+        <w:t xml:space="preserve"># expect: 379 passed</w:t>
       </w:r>
       <w:r>
         <w:br/>
@@ -6986,7 +6986,7 @@
         <w:pStyle w:val="FirstParagraph"/>
       </w:pPr>
       <w:r>
-        <w:t xml:space="preserve">Four flags on</w:t>
+        <w:t xml:space="preserve">Six flags on</w:t>
       </w:r>
       <w:r>
         <w:t xml:space="preserve"> </w:t>
@@ -7063,6 +7063,39 @@
         <w:rPr>
           <w:rStyle w:val="AttributeTok"/>
         </w:rPr>
+        <w:t xml:space="preserve">--list-nodes-ids</w:t>
+      </w:r>
+      <w:r>
+        <w:rPr>
+          <w:rStyle w:val="NormalTok"/>
+        </w:rPr>
+        <w:t xml:space="preserve">         </w:t>
+      </w:r>
+      <w:r>
+        <w:rPr>
+          <w:rStyle w:val="CommentTok"/>
+        </w:rPr>
+        <w:t xml:space="preserve"># the same, under a second name</w:t>
+      </w:r>
+      <w:r>
+        <w:br/>
+      </w:r>
+      <w:r>
+        <w:rPr>
+          <w:rStyle w:val="ExtensionTok"/>
+        </w:rPr>
+        <w:t xml:space="preserve">uv</w:t>
+      </w:r>
+      <w:r>
+        <w:rPr>
+          <w:rStyle w:val="NormalTok"/>
+        </w:rPr>
+        <w:t xml:space="preserve"> run basic-check </w:t>
+      </w:r>
+      <w:r>
+        <w:rPr>
+          <w:rStyle w:val="AttributeTok"/>
+        </w:rPr>
         <w:t xml:space="preserve">--list-nlps</w:t>
       </w:r>
       <w:r>
@@ -7142,6 +7175,39 @@
           <w:rStyle w:val="CommentTok"/>
         </w:rPr>
         <w:t xml:space="preserve"># all three in one table</w:t>
+      </w:r>
+      <w:r>
+        <w:br/>
+      </w:r>
+      <w:r>
+        <w:rPr>
+          <w:rStyle w:val="ExtensionTok"/>
+        </w:rPr>
+        <w:t xml:space="preserve">uv</w:t>
+      </w:r>
+      <w:r>
+        <w:rPr>
+          <w:rStyle w:val="NormalTok"/>
+        </w:rPr>
+        <w:t xml:space="preserve"> run basic-check </w:t>
+      </w:r>
+      <w:r>
+        <w:rPr>
+          <w:rStyle w:val="AttributeTok"/>
+        </w:rPr>
+        <w:t xml:space="preserve">--show-node</w:t>
+      </w:r>
+      <w:r>
+        <w:rPr>
+          <w:rStyle w:val="NormalTok"/>
+        </w:rPr>
+        <w:t xml:space="preserve"> bbmri-eric   </w:t>
+      </w:r>
+      <w:r>
+        <w:rPr>
+          <w:rStyle w:val="CommentTok"/>
+        </w:rPr>
+        <w:t xml:space="preserve"># one node's row of that table</w:t>
       </w:r>
     </w:p>
     <w:p>
@@ -7428,6 +7494,214 @@
       </w:r>
       <w:r>
         <w:t xml:space="preserve">unscoped, so each counts for every node."</w:t>
+      </w:r>
+    </w:p>
+    <w:p>
+      <w:pPr>
+        <w:pStyle w:val="BodyText"/>
+      </w:pPr>
+      <w:r>
+        <w:rPr>
+          <w:rStyle w:val="VerbatimChar"/>
+        </w:rPr>
+        <w:t xml:space="preserve">--show-node</w:t>
+      </w:r>
+      <w:r>
+        <w:t xml:space="preserve"> </w:t>
+      </w:r>
+      <w:r>
+        <w:t xml:space="preserve">takes one node, by id or by name in any case as</w:t>
+      </w:r>
+      <w:r>
+        <w:t xml:space="preserve"> </w:t>
+      </w:r>
+      <w:r>
+        <w:rPr>
+          <w:rStyle w:val="VerbatimChar"/>
+        </w:rPr>
+        <w:t xml:space="preserve">--skip</w:t>
+      </w:r>
+      <w:r>
+        <w:t xml:space="preserve"> </w:t>
+      </w:r>
+      <w:r>
+        <w:t xml:space="preserve">does</w:t>
+      </w:r>
+      <w:r>
+        <w:t xml:space="preserve"> </w:t>
+      </w:r>
+      <w:r>
+        <w:t xml:space="preserve">(</w:t>
+      </w:r>
+      <w:r>
+        <w:rPr>
+          <w:rStyle w:val="VerbatimChar"/>
+        </w:rPr>
+        <w:t xml:space="preserve">eosc-it</w:t>
+      </w:r>
+      <w:r>
+        <w:t xml:space="preserve">,</w:t>
+      </w:r>
+      <w:r>
+        <w:t xml:space="preserve"> </w:t>
+      </w:r>
+      <w:r>
+        <w:rPr>
+          <w:rStyle w:val="VerbatimChar"/>
+        </w:rPr>
+        <w:t xml:space="preserve">Italy</w:t>
+      </w:r>
+      <w:r>
+        <w:t xml:space="preserve">,</w:t>
+      </w:r>
+      <w:r>
+        <w:t xml:space="preserve"> </w:t>
+      </w:r>
+      <w:r>
+        <w:rPr>
+          <w:rStyle w:val="VerbatimChar"/>
+        </w:rPr>
+        <w:t xml:space="preserve">EOSC Node Italy</w:t>
+      </w:r>
+      <w:r>
+        <w:t xml:space="preserve">), and prints that node's row of the</w:t>
+      </w:r>
+      <w:r>
+        <w:t xml:space="preserve"> </w:t>
+      </w:r>
+      <w:r>
+        <w:t xml:space="preserve">table under the same header:</w:t>
+      </w:r>
+    </w:p>
+    <w:tbl>
+      <w:tblPr>
+        <w:tblStyle w:val="Table"/>
+        <w:tblW w:type="pct" w:w="5000"/>
+        <w:tblLayout w:type="fixed"/>
+        <w:tblLook w:firstRow="1" w:lastRow="0" w:firstColumn="0" w:lastColumn="0" w:noHBand="0" w:noVBand="0" w:val="0020"/>
+      </w:tblPr>
+      <w:tblGrid>
+        <w:gridCol w:w="2640"/>
+        <w:gridCol w:w="2640"/>
+        <w:gridCol w:w="2640"/>
+      </w:tblGrid>
+      <w:tr>
+        <w:trPr>
+          <w:cantSplit/>
+          <w:tblHeader w:val="on"/>
+        </w:trPr>
+        <w:tc>
+          <w:tcPr/>
+          <w:p>
+            <w:pPr>
+              <w:pStyle w:val="Compact"/>
+            </w:pPr>
+            <w:r>
+              <w:t xml:space="preserve">Node id</w:t>
+            </w:r>
+          </w:p>
+        </w:tc>
+        <w:tc>
+          <w:tcPr/>
+          <w:p>
+            <w:pPr>
+              <w:pStyle w:val="Compact"/>
+            </w:pPr>
+            <w:r>
+              <w:t xml:space="preserve">Node Landing Page URL</w:t>
+            </w:r>
+          </w:p>
+        </w:tc>
+        <w:tc>
+          <w:tcPr/>
+          <w:p>
+            <w:pPr>
+              <w:pStyle w:val="Compact"/>
+            </w:pPr>
+            <w:r>
+              <w:t xml:space="preserve">Approved name</w:t>
+            </w:r>
+          </w:p>
+        </w:tc>
+      </w:tr>
+      <w:tr>
+        <w:trPr>
+          <w:cantSplit/>
+        </w:trPr>
+        <w:tc>
+          <w:tcPr/>
+          <w:p>
+            <w:pPr>
+              <w:pStyle w:val="Compact"/>
+            </w:pPr>
+            <w:r>
+              <w:rPr>
+                <w:rStyle w:val="VerbatimChar"/>
+              </w:rPr>
+              <w:t xml:space="preserve">bbmri-eric</w:t>
+            </w:r>
+          </w:p>
+        </w:tc>
+        <w:tc>
+          <w:tcPr/>
+          <w:p>
+            <w:pPr>
+              <w:pStyle w:val="Compact"/>
+            </w:pPr>
+            <w:r>
+              <w:rPr>
+                <w:rStyle w:val="VerbatimChar"/>
+              </w:rPr>
+              <w:t xml:space="preserve">https://dev3.bbmri-eric.eu/eosc-node-bbmri-eric/</w:t>
+            </w:r>
+          </w:p>
+        </w:tc>
+        <w:tc>
+          <w:tcPr/>
+          <w:p>
+            <w:pPr>
+              <w:pStyle w:val="Compact"/>
+            </w:pPr>
+            <w:r>
+              <w:t xml:space="preserve">EOSC Node | BBMRI-ERIC</w:t>
+            </w:r>
+          </w:p>
+        </w:tc>
+      </w:tr>
+    </w:tbl>
+    <w:p>
+      <w:pPr>
+        <w:pStyle w:val="BodyText"/>
+      </w:pPr>
+      <w:r>
+        <w:t xml:space="preserve">A value that matches no node, or more than one, is an error that lists the ids.</w:t>
+      </w:r>
+      <w:r>
+        <w:t xml:space="preserve"> </w:t>
+      </w:r>
+      <w:r>
+        <w:rPr>
+          <w:rStyle w:val="VerbatimChar"/>
+        </w:rPr>
+        <w:t xml:space="preserve">--list-nodes-ids</w:t>
+      </w:r>
+      <w:r>
+        <w:t xml:space="preserve"> </w:t>
+      </w:r>
+      <w:r>
+        <w:t xml:space="preserve">is another name for</w:t>
+      </w:r>
+      <w:r>
+        <w:t xml:space="preserve"> </w:t>
+      </w:r>
+      <w:r>
+        <w:rPr>
+          <w:rStyle w:val="VerbatimChar"/>
+        </w:rPr>
+        <w:t xml:space="preserve">--list-nodes</w:t>
+      </w:r>
+      <w:r>
+        <w:t xml:space="preserve">, with the same output.</w:t>
       </w:r>
     </w:p>
     <w:p>
@@ -13468,7 +13742,7 @@
         <w:rPr>
           <w:rStyle w:val="CommentTok"/>
         </w:rPr>
-        <w:t xml:space="preserve"># 369 tests, offline, a few seconds</w:t>
+        <w:t xml:space="preserve"># 379 tests, offline, a few seconds</w:t>
       </w:r>
       <w:r>
         <w:br/>

--- a/docs/eosc-basic-compliance-guide.docx
+++ b/docs/eosc-basic-compliance-guide.docx
@@ -23,7 +23,7 @@
         <w:pStyle w:val="Author"/>
       </w:pPr>
       <w:r>
-        <w:t xml:space="preserve">Verified against a clean clone on 26 September 2026 — documentation commit 44261dd</w:t>
+        <w:t xml:space="preserve">Verified against a clean clone on 26 September 2026 — documentation commit 4c5dea7</w:t>
       </w:r>
     </w:p>
     <w:p>
@@ -180,7 +180,7 @@
         <w:rPr>
           <w:rStyle w:val="VerbatimChar"/>
         </w:rPr>
-        <w:t xml:space="preserve">44261dd</w:t>
+        <w:t xml:space="preserve">4c5dea7</w:t>
       </w:r>
       <w:r>
         <w:t xml:space="preserve"> </w:t>
@@ -1551,7 +1551,7 @@
         <w:t xml:space="preserve"> </w:t>
       </w:r>
       <w:r>
-        <w:t xml:space="preserve">379 tests still pass, while</w:t>
+        <w:t xml:space="preserve">390 tests still pass, while</w:t>
       </w:r>
       <w:r>
         <w:t xml:space="preserve"> </w:t>
@@ -1623,7 +1623,7 @@
         <w:rPr>
           <w:rStyle w:val="CommentTok"/>
         </w:rPr>
-        <w:t xml:space="preserve"># expect: 379 passed</w:t>
+        <w:t xml:space="preserve"># expect: 390 passed</w:t>
       </w:r>
       <w:r>
         <w:br/>
@@ -2250,7 +2250,7 @@
         <w:pStyle w:val="FirstParagraph"/>
       </w:pPr>
       <w:r>
-        <w:t xml:space="preserve">Edit</w:t>
+        <w:t xml:space="preserve">Change</w:t>
       </w:r>
       <w:r>
         <w:t xml:space="preserve"> </w:t>
@@ -2298,7 +2298,134 @@
         <w:t xml:space="preserve"> </w:t>
       </w:r>
       <w:r>
-        <w:t xml:space="preserve">repository stores the URL. Then collect that node again, into a scratch</w:t>
+        <w:t xml:space="preserve">repository stores the URL. You can edit the file by hand, or let the tool do it:</w:t>
+      </w:r>
+    </w:p>
+    <w:p>
+      <w:pPr>
+        <w:pStyle w:val="SourceCode"/>
+      </w:pPr>
+      <w:r>
+        <w:rPr>
+          <w:rStyle w:val="ExtensionTok"/>
+        </w:rPr>
+        <w:t xml:space="preserve">uv</w:t>
+      </w:r>
+      <w:r>
+        <w:rPr>
+          <w:rStyle w:val="NormalTok"/>
+        </w:rPr>
+        <w:t xml:space="preserve"> run basic-check </w:t>
+      </w:r>
+      <w:r>
+        <w:rPr>
+          <w:rStyle w:val="AttributeTok"/>
+        </w:rPr>
+        <w:t xml:space="preserve">--update-nlp</w:t>
+      </w:r>
+      <w:r>
+        <w:rPr>
+          <w:rStyle w:val="NormalTok"/>
+        </w:rPr>
+        <w:t xml:space="preserve"> bbmri-eric https://new.example.org/eosc-node/</w:t>
+      </w:r>
+    </w:p>
+    <w:p>
+      <w:pPr>
+        <w:pStyle w:val="FirstParagraph"/>
+      </w:pPr>
+      <w:r>
+        <w:rPr>
+          <w:rStyle w:val="VerbatimChar"/>
+        </w:rPr>
+        <w:t xml:space="preserve">--update-nlp</w:t>
+      </w:r>
+      <w:r>
+        <w:t xml:space="preserve"> </w:t>
+      </w:r>
+      <w:r>
+        <w:t xml:space="preserve">takes the node id (the id exactly, not the name) and the new URL.</w:t>
+      </w:r>
+      <w:r>
+        <w:t xml:space="preserve"> </w:t>
+      </w:r>
+      <w:r>
+        <w:t xml:space="preserve">It changes only that node's</w:t>
+      </w:r>
+      <w:r>
+        <w:t xml:space="preserve"> </w:t>
+      </w:r>
+      <w:r>
+        <w:rPr>
+          <w:rStyle w:val="VerbatimChar"/>
+        </w:rPr>
+        <w:t xml:space="preserve">url:</w:t>
+      </w:r>
+      <w:r>
+        <w:t xml:space="preserve"> </w:t>
+      </w:r>
+      <w:r>
+        <w:t xml:space="preserve">line, adds a comment above it with the date</w:t>
+      </w:r>
+      <w:r>
+        <w:t xml:space="preserve"> </w:t>
+      </w:r>
+      <w:r>
+        <w:t xml:space="preserve">and the old URL, and keeps every other line and comment as it was. It refuses a</w:t>
+      </w:r>
+      <w:r>
+        <w:t xml:space="preserve"> </w:t>
+      </w:r>
+      <w:r>
+        <w:t xml:space="preserve">URL that is not absolute https, one that is already another node's landing</w:t>
+      </w:r>
+      <w:r>
+        <w:t xml:space="preserve"> </w:t>
+      </w:r>
+      <w:r>
+        <w:t xml:space="preserve">page, and an unknown id, and it prints the old and new URL. It contacts no site,</w:t>
+      </w:r>
+      <w:r>
+        <w:t xml:space="preserve"> </w:t>
+      </w:r>
+      <w:r>
+        <w:t xml:space="preserve">commits nothing and leaves</w:t>
+      </w:r>
+      <w:r>
+        <w:t xml:space="preserve"> </w:t>
+      </w:r>
+      <w:r>
+        <w:rPr>
+          <w:rStyle w:val="VerbatimChar"/>
+        </w:rPr>
+        <w:t xml:space="preserve">results/</w:t>
+      </w:r>
+      <w:r>
+        <w:t xml:space="preserve"> </w:t>
+      </w:r>
+      <w:r>
+        <w:t xml:space="preserve">alone; check the change with</w:t>
+      </w:r>
+      <w:r>
+        <w:t xml:space="preserve"> </w:t>
+      </w:r>
+      <w:r>
+        <w:rPr>
+          <w:rStyle w:val="VerbatimChar"/>
+        </w:rPr>
+        <w:t xml:space="preserve">git diff nodes.yaml</w:t>
+      </w:r>
+      <w:r>
+        <w:t xml:space="preserve"> </w:t>
+      </w:r>
+      <w:r>
+        <w:t xml:space="preserve">and commit it yourself.</w:t>
+      </w:r>
+      <w:r>
+        <w:t xml:space="preserve"> </w:t>
+      </w:r>
+      <w:r>
+        <w:t xml:space="preserve">Then collect that node again, into a scratch</w:t>
       </w:r>
       <w:r>
         <w:t xml:space="preserve"> </w:t>
@@ -13742,7 +13869,7 @@
         <w:rPr>
           <w:rStyle w:val="CommentTok"/>
         </w:rPr>
-        <w:t xml:space="preserve"># 379 tests, offline, a few seconds</w:t>
+        <w:t xml:space="preserve"># 390 tests, offline, a few seconds</w:t>
       </w:r>
       <w:r>
         <w:br/>

--- a/docs/eosc-basic-compliance-guide.docx
+++ b/docs/eosc-basic-compliance-guide.docx
@@ -23,7 +23,7 @@
         <w:pStyle w:val="Author"/>
       </w:pPr>
       <w:r>
-        <w:t xml:space="preserve">Verified against a clean clone on 26 September 2026 — documentation commit 4c5dea7</w:t>
+        <w:t xml:space="preserve">Verified against a clean clone on 26 September 2026 — documentation commit 7ed46dd</w:t>
       </w:r>
     </w:p>
     <w:p>
@@ -180,7 +180,7 @@
         <w:rPr>
           <w:rStyle w:val="VerbatimChar"/>
         </w:rPr>
-        <w:t xml:space="preserve">4c5dea7</w:t>
+        <w:t xml:space="preserve">7ed46dd</w:t>
       </w:r>
       <w:r>
         <w:t xml:space="preserve"> </w:t>
@@ -1551,7 +1551,7 @@
         <w:t xml:space="preserve"> </w:t>
       </w:r>
       <w:r>
-        <w:t xml:space="preserve">390 tests still pass, while</w:t>
+        <w:t xml:space="preserve">412 tests still pass, while</w:t>
       </w:r>
       <w:r>
         <w:t xml:space="preserve"> </w:t>
@@ -1623,7 +1623,7 @@
         <w:rPr>
           <w:rStyle w:val="CommentTok"/>
         </w:rPr>
-        <w:t xml:space="preserve"># expect: 390 passed</w:t>
+        <w:t xml:space="preserve"># expect: 412 passed</w:t>
       </w:r>
       <w:r>
         <w:br/>
@@ -2425,7 +2425,34 @@
         <w:t xml:space="preserve"> </w:t>
       </w:r>
       <w:r>
-        <w:t xml:space="preserve">Then collect that node again, into a scratch</w:t>
+        <w:t xml:space="preserve">To re-check only that node and update only its row in the results, keeping the</w:t>
+      </w:r>
+      <w:r>
+        <w:t xml:space="preserve"> </w:t>
+      </w:r>
+      <w:r>
+        <w:t xml:space="preserve">others, use</w:t>
+      </w:r>
+      <w:r>
+        <w:t xml:space="preserve"> </w:t>
+      </w:r>
+      <w:r>
+        <w:rPr>
+          <w:rStyle w:val="VerbatimChar"/>
+        </w:rPr>
+        <w:t xml:space="preserve">run --update-results-for-node</w:t>
+      </w:r>
+      <w:r>
+        <w:t xml:space="preserve"> </w:t>
+      </w:r>
+      <w:r>
+        <w:t xml:space="preserve">(section 4). To look first without</w:t>
+      </w:r>
+      <w:r>
+        <w:t xml:space="preserve"> </w:t>
+      </w:r>
+      <w:r>
+        <w:t xml:space="preserve">changing anything published, collect it into a scratch</w:t>
       </w:r>
       <w:r>
         <w:t xml:space="preserve"> </w:t>
@@ -6936,7 +6963,7 @@
     </w:p>
     <w:bookmarkEnd w:id="27"/>
     <w:bookmarkEnd w:id="28"/>
-    <w:bookmarkStart w:id="36" w:name="running-it"/>
+    <w:bookmarkStart w:id="37" w:name="running-it"/>
     <w:p>
       <w:pPr>
         <w:pStyle w:val="Heading2"/>
@@ -10513,13 +10540,22 @@
       </w:r>
     </w:p>
     <w:bookmarkEnd w:id="34"/>
-    <w:bookmarkStart w:id="35" w:name="checking-a-node-at-an-alternative-url"/>
+    <w:bookmarkStart w:id="35" w:name="Xff864b2a738710e69d56a09dc1146f678e1e3b2"/>
     <w:p>
       <w:pPr>
         <w:pStyle w:val="Heading3"/>
       </w:pPr>
       <w:r>
-        <w:t xml:space="preserve">Checking a node at an alternative URL</w:t>
+        <w:t xml:space="preserve">Updating one node's row:</w:t>
+      </w:r>
+      <w:r>
+        <w:t xml:space="preserve"> </w:t>
+      </w:r>
+      <w:r>
+        <w:rPr>
+          <w:rStyle w:val="VerbatimChar"/>
+        </w:rPr>
+        <w:t xml:space="preserve">--update-results-for-node</w:t>
       </w:r>
     </w:p>
     <w:p>
@@ -10527,212 +10563,79 @@
         <w:pStyle w:val="FirstParagraph"/>
       </w:pPr>
       <w:r>
-        <w:t xml:space="preserve">To run every test against one configured node at a landing page other than the</w:t>
-      </w:r>
-      <w:r>
-        <w:t xml:space="preserve"> </w:t>
-      </w:r>
-      <w:r>
-        <w:t xml:space="preserve">one in</w:t>
-      </w:r>
-      <w:r>
-        <w:t xml:space="preserve"> </w:t>
-      </w:r>
-      <w:r>
-        <w:rPr>
-          <w:rStyle w:val="VerbatimChar"/>
-        </w:rPr>
-        <w:t xml:space="preserve">nodes.yaml</w:t>
-      </w:r>
-      <w:r>
-        <w:t xml:space="preserve">, give the node with</w:t>
-      </w:r>
-      <w:r>
-        <w:t xml:space="preserve"> </w:t>
-      </w:r>
-      <w:r>
-        <w:rPr>
-          <w:rStyle w:val="VerbatimChar"/>
-        </w:rPr>
-        <w:t xml:space="preserve">--node</w:t>
-      </w:r>
-      <w:r>
-        <w:t xml:space="preserve"> </w:t>
-      </w:r>
-      <w:r>
-        <w:t xml:space="preserve">and the page with</w:t>
-      </w:r>
-      <w:r>
-        <w:t xml:space="preserve"> </w:t>
-      </w:r>
-      <w:r>
-        <w:rPr>
-          <w:rStyle w:val="VerbatimChar"/>
-        </w:rPr>
-        <w:t xml:space="preserve">--url</w:t>
-      </w:r>
-      <w:r>
-        <w:t xml:space="preserve">:</w:t>
-      </w:r>
-    </w:p>
-    <w:p>
-      <w:pPr>
-        <w:pStyle w:val="SourceCode"/>
-      </w:pPr>
-      <w:r>
-        <w:rPr>
-          <w:rStyle w:val="ExtensionTok"/>
-        </w:rPr>
-        <w:t xml:space="preserve">uv</w:t>
-      </w:r>
-      <w:r>
-        <w:rPr>
-          <w:rStyle w:val="NormalTok"/>
-        </w:rPr>
-        <w:t xml:space="preserve"> run basic-check run </w:t>
-      </w:r>
-      <w:r>
-        <w:rPr>
-          <w:rStyle w:val="AttributeTok"/>
-        </w:rPr>
-        <w:t xml:space="preserve">--node</w:t>
-      </w:r>
-      <w:r>
-        <w:rPr>
-          <w:rStyle w:val="NormalTok"/>
-        </w:rPr>
-        <w:t xml:space="preserve"> bbmri-eric </w:t>
-      </w:r>
-      <w:r>
-        <w:rPr>
-          <w:rStyle w:val="AttributeTok"/>
-        </w:rPr>
-        <w:t xml:space="preserve">--url</w:t>
-      </w:r>
-      <w:r>
-        <w:rPr>
-          <w:rStyle w:val="NormalTok"/>
-        </w:rPr>
-        <w:t xml:space="preserve"> https://alt.example.org/eosc-node-bbmri-eric/</w:t>
-      </w:r>
-      <w:r>
-        <w:br/>
-      </w:r>
-      <w:r>
-        <w:rPr>
-          <w:rStyle w:val="ExtensionTok"/>
-        </w:rPr>
-        <w:t xml:space="preserve">uv</w:t>
-      </w:r>
-      <w:r>
-        <w:rPr>
-          <w:rStyle w:val="NormalTok"/>
-        </w:rPr>
-        <w:t xml:space="preserve"> run basic-check show bbmri-eric </w:t>
-      </w:r>
-      <w:r>
-        <w:rPr>
-          <w:rStyle w:val="AttributeTok"/>
-        </w:rPr>
-        <w:t xml:space="preserve">--one-off</w:t>
-      </w:r>
-    </w:p>
-    <w:p>
-      <w:pPr>
-        <w:pStyle w:val="FirstParagraph"/>
-      </w:pPr>
-      <w:r>
-        <w:t xml:space="preserve">The node keeps its id, name and</w:t>
-      </w:r>
-      <w:r>
-        <w:t xml:space="preserve"> </w:t>
-      </w:r>
-      <w:r>
-        <w:rPr>
-          <w:rStyle w:val="VerbatimChar"/>
-        </w:rPr>
-        <w:t xml:space="preserve">eosc_page</w:t>
-      </w:r>
-      <w:r>
-        <w:t xml:space="preserve">, so its scoped approved name</w:t>
-      </w:r>
-      <w:r>
-        <w:t xml:space="preserve"> </w:t>
-      </w:r>
-      <w:r>
-        <w:t xml:space="preserve">applies to point 3 and point 4 looks for its own</w:t>
-      </w:r>
-      <w:r>
-        <w:t xml:space="preserve"> </w:t>
-      </w:r>
-      <w:r>
-        <w:rPr>
-          <w:rStyle w:val="VerbatimChar"/>
-        </w:rPr>
-        <w:t xml:space="preserve">eosc.eu</w:t>
-      </w:r>
-      <w:r>
-        <w:t xml:space="preserve"> </w:t>
-      </w:r>
-      <w:r>
-        <w:t xml:space="preserve">page; only the page</w:t>
-      </w:r>
-      <w:r>
-        <w:t xml:space="preserve"> </w:t>
-      </w:r>
-      <w:r>
-        <w:t xml:space="preserve">fetched changes, and</w:t>
-      </w:r>
-      <w:r>
-        <w:t xml:space="preserve"> </w:t>
-      </w:r>
-      <w:r>
-        <w:rPr>
-          <w:rStyle w:val="VerbatimChar"/>
-        </w:rPr>
-        <w:t xml:space="preserve">nodes.yaml</w:t>
-      </w:r>
-      <w:r>
-        <w:t xml:space="preserve"> </w:t>
-      </w:r>
-      <w:r>
-        <w:t xml:space="preserve">is not edited.</w:t>
-      </w:r>
-      <w:r>
-        <w:t xml:space="preserve"> </w:t>
-      </w:r>
-      <w:r>
-        <w:rPr>
-          <w:rStyle w:val="VerbatimChar"/>
-        </w:rPr>
-        <w:t xml:space="preserve">--node</w:t>
-      </w:r>
-      <w:r>
-        <w:t xml:space="preserve"> </w:t>
-      </w:r>
-      <w:r>
-        <w:t xml:space="preserve">takes an id or a name</w:t>
-      </w:r>
-      <w:r>
-        <w:t xml:space="preserve"> </w:t>
-      </w:r>
-      <w:r>
-        <w:t xml:space="preserve">in any case, as</w:t>
-      </w:r>
-      <w:r>
-        <w:t xml:space="preserve"> </w:t>
-      </w:r>
-      <w:r>
-        <w:rPr>
-          <w:rStyle w:val="VerbatimChar"/>
-        </w:rPr>
-        <w:t xml:space="preserve">--skip</w:t>
-      </w:r>
-      <w:r>
-        <w:t xml:space="preserve"> </w:t>
-      </w:r>
-      <w:r>
-        <w:t xml:space="preserve">does.</w:t>
+        <w:t xml:space="preserve">After a node's URL changes, or when one node's page has been fixed, there is no</w:t>
+      </w:r>
+      <w:r>
+        <w:t xml:space="preserve"> </w:t>
+      </w:r>
+      <w:r>
+        <w:t xml:space="preserve">need to re-check the whole federation.</w:t>
+      </w:r>
+      <w:r>
+        <w:t xml:space="preserve"> </w:t>
+      </w:r>
+      <w:r>
+        <w:rPr>
+          <w:rStyle w:val="VerbatimChar"/>
+        </w:rPr>
+        <w:t xml:space="preserve">--update-results-for-node NODE</w:t>
+      </w:r>
+      <w:r>
+        <w:t xml:space="preserve">, on</w:t>
+      </w:r>
+      <w:r>
+        <w:t xml:space="preserve"> </w:t>
+      </w:r>
+      <w:r>
+        <w:rPr>
+          <w:rStyle w:val="VerbatimChar"/>
+        </w:rPr>
+        <w:t xml:space="preserve">run</w:t>
+      </w:r>
+      <w:r>
+        <w:t xml:space="preserve"> </w:t>
+      </w:r>
+      <w:r>
+        <w:t xml:space="preserve">and</w:t>
+      </w:r>
+      <w:r>
+        <w:t xml:space="preserve"> </w:t>
+      </w:r>
+      <w:r>
+        <w:rPr>
+          <w:rStyle w:val="VerbatimChar"/>
+        </w:rPr>
+        <w:t xml:space="preserve">assess</w:t>
+      </w:r>
+      <w:r>
+        <w:t xml:space="preserve">, re-checks that node alone and replaces only its row. The</w:t>
+      </w:r>
+      <w:r>
+        <w:t xml:space="preserve"> </w:t>
+      </w:r>
+      <w:r>
+        <w:t xml:space="preserve">stored</w:t>
+      </w:r>
+      <w:r>
+        <w:t xml:space="preserve"> </w:t>
+      </w:r>
+      <w:r>
+        <w:rPr>
+          <w:rStyle w:val="VerbatimChar"/>
+        </w:rPr>
+        <w:t xml:space="preserve">results.json</w:t>
+      </w:r>
+      <w:r>
+        <w:t xml:space="preserve"> </w:t>
+      </w:r>
+      <w:r>
+        <w:t xml:space="preserve">in the results directory is the memory: every other row</w:t>
+      </w:r>
+      <w:r>
+        <w:t xml:space="preserve"> </w:t>
+      </w:r>
+      <w:r>
+        <w:t xml:space="preserve">is copied from it as it is, neither re-fetched nor re-judged.</w:t>
       </w:r>
     </w:p>
     <w:tbl>
@@ -10758,6 +10661,836 @@
               <w:pStyle w:val="Compact"/>
             </w:pPr>
             <w:r>
+              <w:t xml:space="preserve">Command</w:t>
+            </w:r>
+          </w:p>
+        </w:tc>
+        <w:tc>
+          <w:tcPr/>
+          <w:p>
+            <w:pPr>
+              <w:pStyle w:val="Compact"/>
+            </w:pPr>
+            <w:r>
+              <w:t xml:space="preserve">What it does</w:t>
+            </w:r>
+          </w:p>
+        </w:tc>
+      </w:tr>
+      <w:tr>
+        <w:trPr>
+          <w:cantSplit/>
+        </w:trPr>
+        <w:tc>
+          <w:tcPr/>
+          <w:p>
+            <w:pPr>
+              <w:pStyle w:val="Compact"/>
+            </w:pPr>
+            <w:r>
+              <w:rPr>
+                <w:rStyle w:val="VerbatimChar"/>
+              </w:rPr>
+              <w:t xml:space="preserve">run --update-results-for-node NODE</w:t>
+            </w:r>
+          </w:p>
+        </w:tc>
+        <w:tc>
+          <w:tcPr/>
+          <w:p>
+            <w:pPr>
+              <w:pStyle w:val="Compact"/>
+            </w:pPr>
+            <w:r>
+              <w:t xml:space="preserve">Fetches that one page again, into a scratch directory. Only if the page loaded does it replace the node's evidence and screenshot, and its row.</w:t>
+            </w:r>
+            <w:r>
+              <w:t xml:space="preserve"> </w:t>
+            </w:r>
+            <w:r>
+              <w:rPr>
+                <w:rStyle w:val="VerbatimChar"/>
+              </w:rPr>
+              <w:t xml:space="preserve">--accept-error</w:t>
+            </w:r>
+            <w:r>
+              <w:t xml:space="preserve"> </w:t>
+            </w:r>
+            <w:r>
+              <w:t xml:space="preserve">merges a failed fetch too.</w:t>
+            </w:r>
+          </w:p>
+        </w:tc>
+      </w:tr>
+      <w:tr>
+        <w:trPr>
+          <w:cantSplit/>
+        </w:trPr>
+        <w:tc>
+          <w:tcPr/>
+          <w:p>
+            <w:pPr>
+              <w:pStyle w:val="Compact"/>
+            </w:pPr>
+            <w:r>
+              <w:rPr>
+                <w:rStyle w:val="VerbatimChar"/>
+              </w:rPr>
+              <w:t xml:space="preserve">assess --update-results-for-node NODE</w:t>
+            </w:r>
+          </w:p>
+        </w:tc>
+        <w:tc>
+          <w:tcPr/>
+          <w:p>
+            <w:pPr>
+              <w:pStyle w:val="Compact"/>
+            </w:pPr>
+            <w:r>
+              <w:t xml:space="preserve">Judges the node's evidence already in</w:t>
+            </w:r>
+            <w:r>
+              <w:t xml:space="preserve"> </w:t>
+            </w:r>
+            <w:r>
+              <w:rPr>
+                <w:rStyle w:val="VerbatimChar"/>
+              </w:rPr>
+              <w:t xml:space="preserve">evidence/</w:t>
+            </w:r>
+            <w:r>
+              <w:t xml:space="preserve"> </w:t>
+            </w:r>
+            <w:r>
+              <w:t xml:space="preserve">again. Offline.</w:t>
+            </w:r>
+          </w:p>
+        </w:tc>
+      </w:tr>
+    </w:tbl>
+    <w:p>
+      <w:pPr>
+        <w:pStyle w:val="BodyText"/>
+      </w:pPr>
+      <w:r>
+        <w:t xml:space="preserve">Either way,</w:t>
+      </w:r>
+      <w:r>
+        <w:t xml:space="preserve"> </w:t>
+      </w:r>
+      <w:r>
+        <w:rPr>
+          <w:rStyle w:val="VerbatimChar"/>
+        </w:rPr>
+        <w:t xml:space="preserve">results.md</w:t>
+      </w:r>
+      <w:r>
+        <w:t xml:space="preserve">,</w:t>
+      </w:r>
+      <w:r>
+        <w:t xml:space="preserve"> </w:t>
+      </w:r>
+      <w:r>
+        <w:rPr>
+          <w:rStyle w:val="VerbatimChar"/>
+        </w:rPr>
+        <w:t xml:space="preserve">index.html</w:t>
+      </w:r>
+      <w:r>
+        <w:t xml:space="preserve"> </w:t>
+      </w:r>
+      <w:r>
+        <w:t xml:space="preserve">and</w:t>
+      </w:r>
+      <w:r>
+        <w:t xml:space="preserve"> </w:t>
+      </w:r>
+      <w:r>
+        <w:rPr>
+          <w:rStyle w:val="VerbatimChar"/>
+        </w:rPr>
+        <w:t xml:space="preserve">results.csv</w:t>
+      </w:r>
+      <w:r>
+        <w:t xml:space="preserve"> </w:t>
+      </w:r>
+      <w:r>
+        <w:t xml:space="preserve">are rebuilt from the</w:t>
+      </w:r>
+      <w:r>
+        <w:t xml:space="preserve"> </w:t>
+      </w:r>
+      <w:r>
+        <w:t xml:space="preserve">stored rows, and the command prints each point's old and new verdict.</w:t>
+      </w:r>
+      <w:r>
+        <w:t xml:space="preserve"> </w:t>
+      </w:r>
+      <w:r>
+        <w:rPr>
+          <w:rStyle w:val="VerbatimChar"/>
+        </w:rPr>
+        <w:t xml:space="preserve">NODE</w:t>
+      </w:r>
+      <w:r>
+        <w:t xml:space="preserve"> </w:t>
+      </w:r>
+      <w:r>
+        <w:t xml:space="preserve">is</w:t>
+      </w:r>
+      <w:r>
+        <w:t xml:space="preserve"> </w:t>
+      </w:r>
+      <w:r>
+        <w:t xml:space="preserve">an id or a name, in any case. A node the stored run skipped is inserted where</w:t>
+      </w:r>
+      <w:r>
+        <w:t xml:space="preserve"> </w:t>
+      </w:r>
+      <w:r>
+        <w:rPr>
+          <w:rStyle w:val="VerbatimChar"/>
+        </w:rPr>
+        <w:t xml:space="preserve">nodes.yaml</w:t>
+      </w:r>
+      <w:r>
+        <w:t xml:space="preserve"> </w:t>
+      </w:r>
+      <w:r>
+        <w:t xml:space="preserve">puts it and removed from the skipped list. The run id and time in</w:t>
+      </w:r>
+      <w:r>
+        <w:t xml:space="preserve"> </w:t>
+      </w:r>
+      <w:r>
+        <w:t xml:space="preserve">the header stay those of the original run;</w:t>
+      </w:r>
+      <w:r>
+        <w:t xml:space="preserve"> </w:t>
+      </w:r>
+      <w:r>
+        <w:rPr>
+          <w:rStyle w:val="VerbatimChar"/>
+        </w:rPr>
+        <w:t xml:space="preserve">results.json</w:t>
+      </w:r>
+      <w:r>
+        <w:t xml:space="preserve"> </w:t>
+      </w:r>
+      <w:r>
+        <w:t xml:space="preserve">gains</w:t>
+      </w:r>
+      <w:r>
+        <w:t xml:space="preserve"> </w:t>
+      </w:r>
+      <w:r>
+        <w:rPr>
+          <w:rStyle w:val="VerbatimChar"/>
+        </w:rPr>
+        <w:t xml:space="preserve">updated_at</w:t>
+      </w:r>
+      <w:r>
+        <w:t xml:space="preserve"> </w:t>
+      </w:r>
+      <w:r>
+        <w:t xml:space="preserve">and a</w:t>
+      </w:r>
+      <w:r>
+        <w:t xml:space="preserve"> </w:t>
+      </w:r>
+      <w:r>
+        <w:rPr>
+          <w:rStyle w:val="VerbatimChar"/>
+        </w:rPr>
+        <w:t xml:space="preserve">row_updates</w:t>
+      </w:r>
+      <w:r>
+        <w:t xml:space="preserve"> </w:t>
+      </w:r>
+      <w:r>
+        <w:t xml:space="preserve">list with the node's previous URL, capture time and</w:t>
+      </w:r>
+      <w:r>
+        <w:t xml:space="preserve"> </w:t>
+      </w:r>
+      <w:r>
+        <w:t xml:space="preserve">verdicts, and both reports carry an</w:t>
+      </w:r>
+      <w:r>
+        <w:t xml:space="preserve"> </w:t>
+      </w:r>
+      <w:r>
+        <w:rPr>
+          <w:b/>
+          <w:bCs/>
+        </w:rPr>
+        <w:t xml:space="preserve">Updated rows</w:t>
+      </w:r>
+      <w:r>
+        <w:t xml:space="preserve"> </w:t>
+      </w:r>
+      <w:r>
+        <w:t xml:space="preserve">banner saying which row is</w:t>
+      </w:r>
+      <w:r>
+        <w:t xml:space="preserve"> </w:t>
+      </w:r>
+      <w:r>
+        <w:t xml:space="preserve">newer and that the others were not re-judged.</w:t>
+      </w:r>
+    </w:p>
+    <w:p>
+      <w:pPr>
+        <w:pStyle w:val="BodyText"/>
+      </w:pPr>
+      <w:r>
+        <w:t xml:space="preserve">It refuses, and changes nothing, when:</w:t>
+      </w:r>
+    </w:p>
+    <w:p>
+      <w:pPr>
+        <w:pStyle w:val="Compact"/>
+        <w:numPr>
+          <w:ilvl w:val="0"/>
+          <w:numId w:val="1004"/>
+        </w:numPr>
+      </w:pPr>
+      <w:r>
+        <w:t xml:space="preserve">the results directory holds no</w:t>
+      </w:r>
+      <w:r>
+        <w:t xml:space="preserve"> </w:t>
+      </w:r>
+      <w:r>
+        <w:rPr>
+          <w:rStyle w:val="VerbatimChar"/>
+        </w:rPr>
+        <w:t xml:space="preserve">results.json</w:t>
+      </w:r>
+      <w:r>
+        <w:t xml:space="preserve">, or holds an alternative-URL</w:t>
+      </w:r>
+      <w:r>
+        <w:t xml:space="preserve"> </w:t>
+      </w:r>
+      <w:r>
+        <w:t xml:space="preserve">trial (</w:t>
+      </w:r>
+      <w:r>
+        <w:rPr>
+          <w:rStyle w:val="VerbatimChar"/>
+        </w:rPr>
+        <w:t xml:space="preserve">--node</w:t>
+      </w:r>
+      <w:r>
+        <w:t xml:space="preserve">);</w:t>
+      </w:r>
+    </w:p>
+    <w:p>
+      <w:pPr>
+        <w:pStyle w:val="Compact"/>
+        <w:numPr>
+          <w:ilvl w:val="0"/>
+          <w:numId w:val="1004"/>
+        </w:numPr>
+      </w:pPr>
+      <w:r>
+        <w:t xml:space="preserve">the checklist is not the one the stored results were assessed with, or the</w:t>
+      </w:r>
+      <w:r>
+        <w:t xml:space="preserve"> </w:t>
+      </w:r>
+      <w:r>
+        <w:t xml:space="preserve">approved-name options (</w:t>
+      </w:r>
+      <w:r>
+        <w:rPr>
+          <w:rStyle w:val="VerbatimChar"/>
+        </w:rPr>
+        <w:t xml:space="preserve">--approved-names</w:t>
+      </w:r>
+      <w:r>
+        <w:t xml:space="preserve">,</w:t>
+      </w:r>
+      <w:r>
+        <w:t xml:space="preserve"> </w:t>
+      </w:r>
+      <w:r>
+        <w:rPr>
+          <w:rStyle w:val="VerbatimChar"/>
+        </w:rPr>
+        <w:t xml:space="preserve">--no-approved-names</w:t>
+      </w:r>
+      <w:r>
+        <w:t xml:space="preserve">,</w:t>
+      </w:r>
+      <w:r>
+        <w:t xml:space="preserve"> </w:t>
+      </w:r>
+      <w:r>
+        <w:rPr>
+          <w:rStyle w:val="VerbatimChar"/>
+        </w:rPr>
+        <w:t xml:space="preserve">--strict-separators</w:t>
+      </w:r>
+      <w:r>
+        <w:t xml:space="preserve">) differ from theirs. One row judged by other rules would</w:t>
+      </w:r>
+      <w:r>
+        <w:t xml:space="preserve"> </w:t>
+      </w:r>
+      <w:r>
+        <w:t xml:space="preserve">not be comparable with the rest; run the whole federation again instead;</w:t>
+      </w:r>
+    </w:p>
+    <w:p>
+      <w:pPr>
+        <w:pStyle w:val="Compact"/>
+        <w:numPr>
+          <w:ilvl w:val="0"/>
+          <w:numId w:val="1004"/>
+        </w:numPr>
+      </w:pPr>
+      <w:r>
+        <w:t xml:space="preserve">it is combined with</w:t>
+      </w:r>
+      <w:r>
+        <w:t xml:space="preserve"> </w:t>
+      </w:r>
+      <w:r>
+        <w:rPr>
+          <w:rStyle w:val="VerbatimChar"/>
+        </w:rPr>
+        <w:t xml:space="preserve">--only</w:t>
+      </w:r>
+      <w:r>
+        <w:t xml:space="preserve">,</w:t>
+      </w:r>
+      <w:r>
+        <w:t xml:space="preserve"> </w:t>
+      </w:r>
+      <w:r>
+        <w:rPr>
+          <w:rStyle w:val="VerbatimChar"/>
+        </w:rPr>
+        <w:t xml:space="preserve">--skip</w:t>
+      </w:r>
+      <w:r>
+        <w:t xml:space="preserve">,</w:t>
+      </w:r>
+      <w:r>
+        <w:t xml:space="preserve"> </w:t>
+      </w:r>
+      <w:r>
+        <w:rPr>
+          <w:rStyle w:val="VerbatimChar"/>
+        </w:rPr>
+        <w:t xml:space="preserve">--url</w:t>
+      </w:r>
+      <w:r>
+        <w:t xml:space="preserve">,</w:t>
+      </w:r>
+      <w:r>
+        <w:t xml:space="preserve"> </w:t>
+      </w:r>
+      <w:r>
+        <w:rPr>
+          <w:rStyle w:val="VerbatimChar"/>
+        </w:rPr>
+        <w:t xml:space="preserve">--node</w:t>
+      </w:r>
+      <w:r>
+        <w:t xml:space="preserve">,</w:t>
+      </w:r>
+      <w:r>
+        <w:t xml:space="preserve"> </w:t>
+      </w:r>
+      <w:r>
+        <w:rPr>
+          <w:rStyle w:val="VerbatimChar"/>
+        </w:rPr>
+        <w:t xml:space="preserve">--eosc-page</w:t>
+      </w:r>
+      <w:r>
+        <w:t xml:space="preserve"> </w:t>
+      </w:r>
+      <w:r>
+        <w:t xml:space="preserve">or</w:t>
+      </w:r>
+      <w:r>
+        <w:t xml:space="preserve"> </w:t>
+      </w:r>
+      <w:r>
+        <w:rPr>
+          <w:rStyle w:val="VerbatimChar"/>
+        </w:rPr>
+        <w:t xml:space="preserve">--run</w:t>
+      </w:r>
+      <w:r>
+        <w:t xml:space="preserve">.</w:t>
+      </w:r>
+    </w:p>
+    <w:p>
+      <w:pPr>
+        <w:pStyle w:val="FirstParagraph"/>
+      </w:pPr>
+      <w:r>
+        <w:t xml:space="preserve">The default directory is</w:t>
+      </w:r>
+      <w:r>
+        <w:t xml:space="preserve"> </w:t>
+      </w:r>
+      <w:r>
+        <w:rPr>
+          <w:rStyle w:val="VerbatimChar"/>
+        </w:rPr>
+        <w:t xml:space="preserve">results/</w:t>
+      </w:r>
+      <w:r>
+        <w:t xml:space="preserve">, the reviewed run. Try it on a copy first:</w:t>
+      </w:r>
+    </w:p>
+    <w:p>
+      <w:pPr>
+        <w:pStyle w:val="SourceCode"/>
+      </w:pPr>
+      <w:r>
+        <w:rPr>
+          <w:rStyle w:val="FunctionTok"/>
+        </w:rPr>
+        <w:t xml:space="preserve">cp</w:t>
+      </w:r>
+      <w:r>
+        <w:rPr>
+          <w:rStyle w:val="NormalTok"/>
+        </w:rPr>
+        <w:t xml:space="preserve"> </w:t>
+      </w:r>
+      <w:r>
+        <w:rPr>
+          <w:rStyle w:val="AttributeTok"/>
+        </w:rPr>
+        <w:t xml:space="preserve">-r</w:t>
+      </w:r>
+      <w:r>
+        <w:rPr>
+          <w:rStyle w:val="NormalTok"/>
+        </w:rPr>
+        <w:t xml:space="preserve"> results /tmp/copy</w:t>
+      </w:r>
+      <w:r>
+        <w:br/>
+      </w:r>
+      <w:r>
+        <w:rPr>
+          <w:rStyle w:val="ExtensionTok"/>
+        </w:rPr>
+        <w:t xml:space="preserve">uv</w:t>
+      </w:r>
+      <w:r>
+        <w:rPr>
+          <w:rStyle w:val="NormalTok"/>
+        </w:rPr>
+        <w:t xml:space="preserve"> run basic-check run </w:t>
+      </w:r>
+      <w:r>
+        <w:rPr>
+          <w:rStyle w:val="AttributeTok"/>
+        </w:rPr>
+        <w:t xml:space="preserve">--update-results-for-node</w:t>
+      </w:r>
+      <w:r>
+        <w:rPr>
+          <w:rStyle w:val="NormalTok"/>
+        </w:rPr>
+        <w:t xml:space="preserve"> bbmri-eric </w:t>
+      </w:r>
+      <w:r>
+        <w:rPr>
+          <w:rStyle w:val="AttributeTok"/>
+        </w:rPr>
+        <w:t xml:space="preserve">--results</w:t>
+      </w:r>
+      <w:r>
+        <w:rPr>
+          <w:rStyle w:val="NormalTok"/>
+        </w:rPr>
+        <w:t xml:space="preserve"> /tmp/copy</w:t>
+      </w:r>
+      <w:r>
+        <w:br/>
+      </w:r>
+      <w:r>
+        <w:rPr>
+          <w:rStyle w:val="ExtensionTok"/>
+        </w:rPr>
+        <w:t xml:space="preserve">uv</w:t>
+      </w:r>
+      <w:r>
+        <w:rPr>
+          <w:rStyle w:val="NormalTok"/>
+        </w:rPr>
+        <w:t xml:space="preserve"> run basic-check show bbmri-eric </w:t>
+      </w:r>
+      <w:r>
+        <w:rPr>
+          <w:rStyle w:val="AttributeTok"/>
+        </w:rPr>
+        <w:t xml:space="preserve">--results</w:t>
+      </w:r>
+      <w:r>
+        <w:rPr>
+          <w:rStyle w:val="NormalTok"/>
+        </w:rPr>
+        <w:t xml:space="preserve"> /tmp/copy</w:t>
+      </w:r>
+    </w:p>
+    <w:bookmarkEnd w:id="35"/>
+    <w:bookmarkStart w:id="36" w:name="checking-a-node-at-an-alternative-url"/>
+    <w:p>
+      <w:pPr>
+        <w:pStyle w:val="Heading3"/>
+      </w:pPr>
+      <w:r>
+        <w:t xml:space="preserve">Checking a node at an alternative URL</w:t>
+      </w:r>
+    </w:p>
+    <w:p>
+      <w:pPr>
+        <w:pStyle w:val="FirstParagraph"/>
+      </w:pPr>
+      <w:r>
+        <w:t xml:space="preserve">To run every test against one configured node at a landing page other than the</w:t>
+      </w:r>
+      <w:r>
+        <w:t xml:space="preserve"> </w:t>
+      </w:r>
+      <w:r>
+        <w:t xml:space="preserve">one in</w:t>
+      </w:r>
+      <w:r>
+        <w:t xml:space="preserve"> </w:t>
+      </w:r>
+      <w:r>
+        <w:rPr>
+          <w:rStyle w:val="VerbatimChar"/>
+        </w:rPr>
+        <w:t xml:space="preserve">nodes.yaml</w:t>
+      </w:r>
+      <w:r>
+        <w:t xml:space="preserve">, give the node with</w:t>
+      </w:r>
+      <w:r>
+        <w:t xml:space="preserve"> </w:t>
+      </w:r>
+      <w:r>
+        <w:rPr>
+          <w:rStyle w:val="VerbatimChar"/>
+        </w:rPr>
+        <w:t xml:space="preserve">--node</w:t>
+      </w:r>
+      <w:r>
+        <w:t xml:space="preserve"> </w:t>
+      </w:r>
+      <w:r>
+        <w:t xml:space="preserve">and the page with</w:t>
+      </w:r>
+      <w:r>
+        <w:t xml:space="preserve"> </w:t>
+      </w:r>
+      <w:r>
+        <w:rPr>
+          <w:rStyle w:val="VerbatimChar"/>
+        </w:rPr>
+        <w:t xml:space="preserve">--url</w:t>
+      </w:r>
+      <w:r>
+        <w:t xml:space="preserve">:</w:t>
+      </w:r>
+    </w:p>
+    <w:p>
+      <w:pPr>
+        <w:pStyle w:val="SourceCode"/>
+      </w:pPr>
+      <w:r>
+        <w:rPr>
+          <w:rStyle w:val="ExtensionTok"/>
+        </w:rPr>
+        <w:t xml:space="preserve">uv</w:t>
+      </w:r>
+      <w:r>
+        <w:rPr>
+          <w:rStyle w:val="NormalTok"/>
+        </w:rPr>
+        <w:t xml:space="preserve"> run basic-check run </w:t>
+      </w:r>
+      <w:r>
+        <w:rPr>
+          <w:rStyle w:val="AttributeTok"/>
+        </w:rPr>
+        <w:t xml:space="preserve">--node</w:t>
+      </w:r>
+      <w:r>
+        <w:rPr>
+          <w:rStyle w:val="NormalTok"/>
+        </w:rPr>
+        <w:t xml:space="preserve"> bbmri-eric </w:t>
+      </w:r>
+      <w:r>
+        <w:rPr>
+          <w:rStyle w:val="AttributeTok"/>
+        </w:rPr>
+        <w:t xml:space="preserve">--url</w:t>
+      </w:r>
+      <w:r>
+        <w:rPr>
+          <w:rStyle w:val="NormalTok"/>
+        </w:rPr>
+        <w:t xml:space="preserve"> https://alt.example.org/eosc-node-bbmri-eric/</w:t>
+      </w:r>
+      <w:r>
+        <w:br/>
+      </w:r>
+      <w:r>
+        <w:rPr>
+          <w:rStyle w:val="ExtensionTok"/>
+        </w:rPr>
+        <w:t xml:space="preserve">uv</w:t>
+      </w:r>
+      <w:r>
+        <w:rPr>
+          <w:rStyle w:val="NormalTok"/>
+        </w:rPr>
+        <w:t xml:space="preserve"> run basic-check show bbmri-eric </w:t>
+      </w:r>
+      <w:r>
+        <w:rPr>
+          <w:rStyle w:val="AttributeTok"/>
+        </w:rPr>
+        <w:t xml:space="preserve">--one-off</w:t>
+      </w:r>
+    </w:p>
+    <w:p>
+      <w:pPr>
+        <w:pStyle w:val="FirstParagraph"/>
+      </w:pPr>
+      <w:r>
+        <w:t xml:space="preserve">The node keeps its id, name and</w:t>
+      </w:r>
+      <w:r>
+        <w:t xml:space="preserve"> </w:t>
+      </w:r>
+      <w:r>
+        <w:rPr>
+          <w:rStyle w:val="VerbatimChar"/>
+        </w:rPr>
+        <w:t xml:space="preserve">eosc_page</w:t>
+      </w:r>
+      <w:r>
+        <w:t xml:space="preserve">, so its scoped approved name</w:t>
+      </w:r>
+      <w:r>
+        <w:t xml:space="preserve"> </w:t>
+      </w:r>
+      <w:r>
+        <w:t xml:space="preserve">applies to point 3 and point 4 looks for its own</w:t>
+      </w:r>
+      <w:r>
+        <w:t xml:space="preserve"> </w:t>
+      </w:r>
+      <w:r>
+        <w:rPr>
+          <w:rStyle w:val="VerbatimChar"/>
+        </w:rPr>
+        <w:t xml:space="preserve">eosc.eu</w:t>
+      </w:r>
+      <w:r>
+        <w:t xml:space="preserve"> </w:t>
+      </w:r>
+      <w:r>
+        <w:t xml:space="preserve">page; only the page</w:t>
+      </w:r>
+      <w:r>
+        <w:t xml:space="preserve"> </w:t>
+      </w:r>
+      <w:r>
+        <w:t xml:space="preserve">fetched changes, and</w:t>
+      </w:r>
+      <w:r>
+        <w:t xml:space="preserve"> </w:t>
+      </w:r>
+      <w:r>
+        <w:rPr>
+          <w:rStyle w:val="VerbatimChar"/>
+        </w:rPr>
+        <w:t xml:space="preserve">nodes.yaml</w:t>
+      </w:r>
+      <w:r>
+        <w:t xml:space="preserve"> </w:t>
+      </w:r>
+      <w:r>
+        <w:t xml:space="preserve">is not edited.</w:t>
+      </w:r>
+      <w:r>
+        <w:t xml:space="preserve"> </w:t>
+      </w:r>
+      <w:r>
+        <w:rPr>
+          <w:rStyle w:val="VerbatimChar"/>
+        </w:rPr>
+        <w:t xml:space="preserve">--node</w:t>
+      </w:r>
+      <w:r>
+        <w:t xml:space="preserve"> </w:t>
+      </w:r>
+      <w:r>
+        <w:t xml:space="preserve">takes an id or a name</w:t>
+      </w:r>
+      <w:r>
+        <w:t xml:space="preserve"> </w:t>
+      </w:r>
+      <w:r>
+        <w:t xml:space="preserve">in any case, as</w:t>
+      </w:r>
+      <w:r>
+        <w:t xml:space="preserve"> </w:t>
+      </w:r>
+      <w:r>
+        <w:rPr>
+          <w:rStyle w:val="VerbatimChar"/>
+        </w:rPr>
+        <w:t xml:space="preserve">--skip</w:t>
+      </w:r>
+      <w:r>
+        <w:t xml:space="preserve"> </w:t>
+      </w:r>
+      <w:r>
+        <w:t xml:space="preserve">does.</w:t>
+      </w:r>
+    </w:p>
+    <w:tbl>
+      <w:tblPr>
+        <w:tblStyle w:val="Table"/>
+        <w:tblW w:type="pct" w:w="5000"/>
+        <w:tblLayout w:type="fixed"/>
+        <w:tblLook w:firstRow="1" w:lastRow="0" w:firstColumn="0" w:lastColumn="0" w:noHBand="0" w:noVBand="0" w:val="0020"/>
+      </w:tblPr>
+      <w:tblGrid>
+        <w:gridCol w:w="3960"/>
+        <w:gridCol w:w="3960"/>
+      </w:tblGrid>
+      <w:tr>
+        <w:trPr>
+          <w:cantSplit/>
+          <w:tblHeader w:val="on"/>
+        </w:trPr>
+        <w:tc>
+          <w:tcPr/>
+          <w:p>
+            <w:pPr>
+              <w:pStyle w:val="Compact"/>
+            </w:pPr>
+            <w:r>
               <w:t xml:space="preserve">Rule</w:t>
             </w:r>
           </w:p>
@@ -11193,9 +11926,9 @@
         </w:pict>
       </w:r>
     </w:p>
-    <w:bookmarkEnd w:id="35"/>
     <w:bookmarkEnd w:id="36"/>
-    <w:bookmarkStart w:id="38" w:name="how-deep-to-go---depth"/>
+    <w:bookmarkEnd w:id="37"/>
+    <w:bookmarkStart w:id="39" w:name="how-deep-to-go---depth"/>
     <w:p>
       <w:pPr>
         <w:pStyle w:val="Heading2"/>
@@ -11764,7 +12497,7 @@
         <w:t xml:space="preserve">federation or a later date.</w:t>
       </w:r>
     </w:p>
-    <w:bookmarkStart w:id="37" w:name="X2a91d9b1ee4bf6327b51d59c91d7740875558d5"/>
+    <w:bookmarkStart w:id="38" w:name="X2a91d9b1ee4bf6327b51d59c91d7740875558d5"/>
     <w:p>
       <w:pPr>
         <w:pStyle w:val="Heading3"/>
@@ -11961,9 +12694,9 @@
         </w:pict>
       </w:r>
     </w:p>
-    <w:bookmarkEnd w:id="37"/>
     <w:bookmarkEnd w:id="38"/>
-    <w:bookmarkStart w:id="42" w:name="reading-the-output"/>
+    <w:bookmarkEnd w:id="39"/>
+    <w:bookmarkStart w:id="43" w:name="reading-the-output"/>
     <w:p>
       <w:pPr>
         <w:pStyle w:val="Heading2"/>
@@ -12292,7 +13025,7 @@
         </w:tc>
       </w:tr>
     </w:tbl>
-    <w:bookmarkStart w:id="39" w:name="the-four-verdicts"/>
+    <w:bookmarkStart w:id="40" w:name="the-four-verdicts"/>
     <w:p>
       <w:pPr>
         <w:pStyle w:val="Heading3"/>
@@ -12743,8 +13476,8 @@
         <w:t xml:space="preserve">instead of four honest abstentions.</w:t>
       </w:r>
     </w:p>
-    <w:bookmarkEnd w:id="39"/>
-    <w:bookmarkStart w:id="40" w:name="reproducing-a-verdict-by-hand"/>
+    <w:bookmarkEnd w:id="40"/>
+    <w:bookmarkStart w:id="41" w:name="reproducing-a-verdict-by-hand"/>
     <w:p>
       <w:pPr>
         <w:pStyle w:val="Heading3"/>
@@ -12928,8 +13661,8 @@
         <w:t xml:space="preserve">a verdict surprises you.</w:t>
       </w:r>
     </w:p>
-    <w:bookmarkEnd w:id="40"/>
-    <w:bookmarkStart w:id="41" w:name="personal-data-is-masked"/>
+    <w:bookmarkEnd w:id="41"/>
+    <w:bookmarkStart w:id="42" w:name="personal-data-is-masked"/>
     <w:p>
       <w:pPr>
         <w:pStyle w:val="Heading3"/>
@@ -13826,9 +14559,9 @@
         </w:pict>
       </w:r>
     </w:p>
-    <w:bookmarkEnd w:id="41"/>
     <w:bookmarkEnd w:id="42"/>
-    <w:bookmarkStart w:id="45" w:name="the-test-suite"/>
+    <w:bookmarkEnd w:id="43"/>
+    <w:bookmarkStart w:id="46" w:name="the-test-suite"/>
     <w:p>
       <w:pPr>
         <w:pStyle w:val="Heading2"/>
@@ -13869,7 +14602,7 @@
         <w:rPr>
           <w:rStyle w:val="CommentTok"/>
         </w:rPr>
-        <w:t xml:space="preserve"># 390 tests, offline, a few seconds</w:t>
+        <w:t xml:space="preserve"># 412 tests, offline, a few seconds</w:t>
       </w:r>
       <w:r>
         <w:br/>
@@ -14153,7 +14886,7 @@
               <w:pStyle w:val="Compact"/>
             </w:pPr>
             <w:r>
-              <w:t xml:space="preserve">50</w:t>
+              <w:t xml:space="preserve">101</w:t>
             </w:r>
           </w:p>
         </w:tc>
@@ -14497,6 +15230,123 @@
           </w:p>
         </w:tc>
       </w:tr>
+      <w:tr>
+        <w:trPr>
+          <w:cantSplit/>
+        </w:trPr>
+        <w:tc>
+          <w:tcPr/>
+          <w:p>
+            <w:pPr>
+              <w:pStyle w:val="Compact"/>
+            </w:pPr>
+            <w:r>
+              <w:rPr>
+                <w:rStyle w:val="VerbatimChar"/>
+              </w:rPr>
+              <w:t xml:space="preserve">test_update_row.py</w:t>
+            </w:r>
+          </w:p>
+        </w:tc>
+        <w:tc>
+          <w:tcPr/>
+          <w:p>
+            <w:pPr>
+              <w:pStyle w:val="Compact"/>
+            </w:pPr>
+            <w:r>
+              <w:t xml:space="preserve">22</w:t>
+            </w:r>
+          </w:p>
+        </w:tc>
+        <w:tc>
+          <w:tcPr/>
+          <w:p>
+            <w:pPr>
+              <w:pStyle w:val="Compact"/>
+            </w:pPr>
+            <w:r>
+              <w:rPr>
+                <w:rStyle w:val="VerbatimChar"/>
+              </w:rPr>
+              <w:t xml:space="preserve">--update-results-for-node</w:t>
+            </w:r>
+            <w:r>
+              <w:t xml:space="preserve">, on a copy of the committed</w:t>
+            </w:r>
+            <w:r>
+              <w:t xml:space="preserve"> </w:t>
+            </w:r>
+            <w:r>
+              <w:rPr>
+                <w:rStyle w:val="VerbatimChar"/>
+              </w:rPr>
+              <w:t xml:space="preserve">results/</w:t>
+            </w:r>
+            <w:r>
+              <w:t xml:space="preserve">: only the named row changes, the reports gain one</w:t>
+            </w:r>
+            <w:r>
+              <w:t xml:space="preserve"> </w:t>
+            </w:r>
+            <w:r>
+              <w:rPr>
+                <w:b/>
+                <w:bCs/>
+              </w:rPr>
+              <w:t xml:space="preserve">Updated rows</w:t>
+            </w:r>
+            <w:r>
+              <w:t xml:space="preserve"> </w:t>
+            </w:r>
+            <w:r>
+              <w:t xml:space="preserve">line,</w:t>
+            </w:r>
+            <w:r>
+              <w:t xml:space="preserve"> </w:t>
+            </w:r>
+            <w:r>
+              <w:rPr>
+                <w:rStyle w:val="VerbatimChar"/>
+              </w:rPr>
+              <w:t xml:space="preserve">run</w:t>
+            </w:r>
+            <w:r>
+              <w:t xml:space="preserve"> </w:t>
+            </w:r>
+            <w:r>
+              <w:t xml:space="preserve">collects exactly one node, a failed fetch changes nothing unless</w:t>
+            </w:r>
+            <w:r>
+              <w:t xml:space="preserve"> </w:t>
+            </w:r>
+            <w:r>
+              <w:rPr>
+                <w:rStyle w:val="VerbatimChar"/>
+              </w:rPr>
+              <w:t xml:space="preserve">--accept-error</w:t>
+            </w:r>
+            <w:r>
+              <w:t xml:space="preserve">, a skipped node is inserted in</w:t>
+            </w:r>
+            <w:r>
+              <w:t xml:space="preserve"> </w:t>
+            </w:r>
+            <w:r>
+              <w:rPr>
+                <w:rStyle w:val="VerbatimChar"/>
+              </w:rPr>
+              <w:t xml:space="preserve">nodes.yaml</w:t>
+            </w:r>
+            <w:r>
+              <w:t xml:space="preserve"> </w:t>
+            </w:r>
+            <w:r>
+              <w:t xml:space="preserve">order, and every refusal.</w:t>
+            </w:r>
+          </w:p>
+        </w:tc>
+      </w:tr>
     </w:tbl>
     <w:p>
       <w:pPr>
@@ -14534,7 +15384,7 @@
       <w:r>
         <w:t xml:space="preserve"> </w:t>
       </w:r>
-      <w:hyperlink r:id="rId43">
+      <w:hyperlink r:id="rId44">
         <w:r>
           <w:rPr>
             <w:rStyle w:val="Hyperlink"/>
@@ -14598,7 +15448,7 @@
         <w:t xml:space="preserve">test_a_pipe_in_a_url_cannot_break_the_table</w:t>
       </w:r>
     </w:p>
-    <w:bookmarkStart w:id="44" w:name="a-note-on-what-a-passing-suite-means"/>
+    <w:bookmarkStart w:id="45" w:name="a-note-on-what-a-passing-suite-means"/>
     <w:p>
       <w:pPr>
         <w:pStyle w:val="Heading3"/>
@@ -14675,9 +15525,9 @@
         </w:pict>
       </w:r>
     </w:p>
-    <w:bookmarkEnd w:id="44"/>
     <w:bookmarkEnd w:id="45"/>
-    <w:bookmarkStart w:id="46" w:name="continuous-integration"/>
+    <w:bookmarkEnd w:id="46"/>
+    <w:bookmarkStart w:id="47" w:name="continuous-integration"/>
     <w:p>
       <w:pPr>
         <w:pStyle w:val="Heading2"/>
@@ -15377,8 +16227,8 @@
         </w:pict>
       </w:r>
     </w:p>
-    <w:bookmarkEnd w:id="46"/>
-    <w:bookmarkStart w:id="47" w:name="troubleshooting"/>
+    <w:bookmarkEnd w:id="47"/>
+    <w:bookmarkStart w:id="48" w:name="troubleshooting"/>
     <w:p>
       <w:pPr>
         <w:pStyle w:val="Heading2"/>
@@ -16583,8 +17433,8 @@
         </w:pict>
       </w:r>
     </w:p>
-    <w:bookmarkEnd w:id="47"/>
-    <w:bookmarkStart w:id="48" w:name="extending-it"/>
+    <w:bookmarkEnd w:id="48"/>
+    <w:bookmarkStart w:id="49" w:name="extending-it"/>
     <w:p>
       <w:pPr>
         <w:pStyle w:val="Heading2"/>
@@ -16598,7 +17448,7 @@
         <w:pStyle w:val="Compact"/>
         <w:numPr>
           <w:ilvl w:val="0"/>
-          <w:numId w:val="1004"/>
+          <w:numId w:val="1005"/>
         </w:numPr>
       </w:pPr>
       <w:r>
@@ -16703,7 +17553,7 @@
         <w:pStyle w:val="Compact"/>
         <w:numPr>
           <w:ilvl w:val="0"/>
-          <w:numId w:val="1004"/>
+          <w:numId w:val="1005"/>
         </w:numPr>
       </w:pPr>
       <w:r>
@@ -16755,7 +17605,7 @@
         <w:pStyle w:val="Compact"/>
         <w:numPr>
           <w:ilvl w:val="0"/>
-          <w:numId w:val="1004"/>
+          <w:numId w:val="1005"/>
         </w:numPr>
       </w:pPr>
       <w:r>
@@ -16843,7 +17693,7 @@
         <w:pStyle w:val="Compact"/>
         <w:numPr>
           <w:ilvl w:val="0"/>
-          <w:numId w:val="1004"/>
+          <w:numId w:val="1005"/>
         </w:numPr>
       </w:pPr>
       <w:r>
@@ -16909,7 +17759,7 @@
         <w:pStyle w:val="Compact"/>
         <w:numPr>
           <w:ilvl w:val="0"/>
-          <w:numId w:val="1004"/>
+          <w:numId w:val="1005"/>
         </w:numPr>
       </w:pPr>
       <w:r>
@@ -17218,8 +18068,8 @@
         <w:t xml:space="preserve">checklist transcription, so none of it is under this module's control.</w:t>
       </w:r>
     </w:p>
-    <w:bookmarkEnd w:id="48"/>
-    <w:bookmarkStart w:id="52" w:name="worked-examples"/>
+    <w:bookmarkEnd w:id="49"/>
+    <w:bookmarkStart w:id="53" w:name="worked-examples"/>
     <w:p>
       <w:pPr>
         <w:pStyle w:val="Heading2"/>
@@ -17282,7 +18132,7 @@
         <w:pStyle w:val="Compact"/>
         <w:numPr>
           <w:ilvl w:val="0"/>
-          <w:numId w:val="1005"/>
+          <w:numId w:val="1006"/>
         </w:numPr>
       </w:pPr>
       <w:r>
@@ -17331,7 +18181,7 @@
         <w:pStyle w:val="Compact"/>
         <w:numPr>
           <w:ilvl w:val="0"/>
-          <w:numId w:val="1005"/>
+          <w:numId w:val="1006"/>
         </w:numPr>
       </w:pPr>
       <w:r>
@@ -17388,7 +18238,7 @@
         <w:pStyle w:val="Compact"/>
         <w:numPr>
           <w:ilvl w:val="0"/>
-          <w:numId w:val="1005"/>
+          <w:numId w:val="1006"/>
         </w:numPr>
       </w:pPr>
       <w:r>
@@ -17455,7 +18305,7 @@
         <w:pStyle w:val="Compact"/>
         <w:numPr>
           <w:ilvl w:val="0"/>
-          <w:numId w:val="1005"/>
+          <w:numId w:val="1006"/>
         </w:numPr>
       </w:pPr>
       <w:r>
@@ -17516,7 +18366,7 @@
         <w:t xml:space="preserve">own run.</w:t>
       </w:r>
     </w:p>
-    <w:bookmarkStart w:id="49" w:name="X073cb44b8dc5d29e47f376bc008b8613dd82a6a"/>
+    <w:bookmarkStart w:id="50" w:name="X073cb44b8dc5d29e47f376bc008b8613dd82a6a"/>
     <w:p>
       <w:pPr>
         <w:pStyle w:val="Heading3"/>
@@ -18960,7 +19810,7 @@
         <w:pStyle w:val="Compact"/>
         <w:numPr>
           <w:ilvl w:val="0"/>
-          <w:numId w:val="1006"/>
+          <w:numId w:val="1007"/>
         </w:numPr>
       </w:pPr>
       <w:r>
@@ -18980,72 +19830,6 @@
       </w:r>
       <w:r>
         <w:t xml:space="preserve">Stop and find out why; never change the test to let it through.</w:t>
-      </w:r>
-    </w:p>
-    <w:p>
-      <w:pPr>
-        <w:pStyle w:val="Compact"/>
-        <w:numPr>
-          <w:ilvl w:val="0"/>
-          <w:numId w:val="1006"/>
-        </w:numPr>
-      </w:pPr>
-      <w:r>
-        <w:rPr>
-          <w:rStyle w:val="VerbatimChar"/>
-        </w:rPr>
-        <w:t xml:space="preserve">test_names.py::test_the_official_names_match_the_nodes_that_show_them</w:t>
-      </w:r>
-      <w:r>
-        <w:t xml:space="preserve"> </w:t>
-      </w:r>
-      <w:r>
-        <w:t xml:space="preserve">pins</w:t>
-      </w:r>
-      <w:r>
-        <w:t xml:space="preserve"> </w:t>
-      </w:r>
-      <w:r>
-        <w:t xml:space="preserve">which nodes display their approved name (five, for the 24 September run). If</w:t>
-      </w:r>
-      <w:r>
-        <w:t xml:space="preserve"> </w:t>
-      </w:r>
-      <w:r>
-        <w:t xml:space="preserve">the new page shows its name, add its id to the expected set and update the</w:t>
-      </w:r>
-      <w:r>
-        <w:t xml:space="preserve"> </w:t>
-      </w:r>
-      <w:r>
-        <w:t xml:space="preserve">docstring to say why.</w:t>
-      </w:r>
-    </w:p>
-    <w:p>
-      <w:pPr>
-        <w:pStyle w:val="FirstParagraph"/>
-      </w:pPr>
-      <w:r>
-        <w:rPr>
-          <w:b/>
-          <w:bCs/>
-        </w:rPr>
-        <w:t xml:space="preserve">Step 6: update what quotes the published figures, then commit.</w:t>
-      </w:r>
-      <w:r>
-        <w:t xml:space="preserve"> </w:t>
-      </w:r>
-      <w:r>
-        <w:rPr>
-          <w:rStyle w:val="VerbatimChar"/>
-        </w:rPr>
-        <w:t xml:space="preserve">results/</w:t>
-      </w:r>
-      <w:r>
-        <w:t xml:space="preserve"> </w:t>
-      </w:r>
-      <w:r>
-        <w:t xml:space="preserve">is regenerated, but these are written by hand:</w:t>
       </w:r>
     </w:p>
     <w:p>
@@ -19057,19 +19841,61 @@
         </w:numPr>
       </w:pPr>
       <w:r>
-        <w:t xml:space="preserve">a review document for the new run, like</w:t>
-      </w:r>
-      <w:r>
-        <w:t xml:space="preserve"> </w:t>
-      </w:r>
-      <w:r>
-        <w:rPr>
-          <w:rStyle w:val="VerbatimChar"/>
-        </w:rPr>
-        <w:t xml:space="preserve">results/REVIEW-2026-09-24.md</w:t>
-      </w:r>
-      <w:r>
-        <w:t xml:space="preserve">;</w:t>
+        <w:rPr>
+          <w:rStyle w:val="VerbatimChar"/>
+        </w:rPr>
+        <w:t xml:space="preserve">test_names.py::test_the_official_names_match_the_nodes_that_show_them</w:t>
+      </w:r>
+      <w:r>
+        <w:t xml:space="preserve"> </w:t>
+      </w:r>
+      <w:r>
+        <w:t xml:space="preserve">pins</w:t>
+      </w:r>
+      <w:r>
+        <w:t xml:space="preserve"> </w:t>
+      </w:r>
+      <w:r>
+        <w:t xml:space="preserve">which nodes display their approved name (five, for the 24 September run). If</w:t>
+      </w:r>
+      <w:r>
+        <w:t xml:space="preserve"> </w:t>
+      </w:r>
+      <w:r>
+        <w:t xml:space="preserve">the new page shows its name, add its id to the expected set and update the</w:t>
+      </w:r>
+      <w:r>
+        <w:t xml:space="preserve"> </w:t>
+      </w:r>
+      <w:r>
+        <w:t xml:space="preserve">docstring to say why.</w:t>
+      </w:r>
+    </w:p>
+    <w:p>
+      <w:pPr>
+        <w:pStyle w:val="FirstParagraph"/>
+      </w:pPr>
+      <w:r>
+        <w:rPr>
+          <w:b/>
+          <w:bCs/>
+        </w:rPr>
+        <w:t xml:space="preserve">Step 6: update what quotes the published figures, then commit.</w:t>
+      </w:r>
+      <w:r>
+        <w:t xml:space="preserve"> </w:t>
+      </w:r>
+      <w:r>
+        <w:rPr>
+          <w:rStyle w:val="VerbatimChar"/>
+        </w:rPr>
+        <w:t xml:space="preserve">results/</w:t>
+      </w:r>
+      <w:r>
+        <w:t xml:space="preserve"> </w:t>
+      </w:r>
+      <w:r>
+        <w:t xml:space="preserve">is regenerated, but these are written by hand:</w:t>
       </w:r>
     </w:p>
     <w:p>
@@ -19077,26 +19903,23 @@
         <w:pStyle w:val="Compact"/>
         <w:numPr>
           <w:ilvl w:val="0"/>
-          <w:numId w:val="1007"/>
+          <w:numId w:val="1008"/>
         </w:numPr>
       </w:pPr>
       <w:r>
-        <w:t xml:space="preserve">the headline tally in</w:t>
-      </w:r>
-      <w:r>
-        <w:t xml:space="preserve"> </w:t>
-      </w:r>
-      <w:r>
-        <w:rPr>
-          <w:rStyle w:val="VerbatimChar"/>
-        </w:rPr>
-        <w:t xml:space="preserve">README.md</w:t>
-      </w:r>
-      <w:r>
-        <w:t xml:space="preserve"> </w:t>
-      </w:r>
-      <w:r>
-        <w:t xml:space="preserve">("120 cells: 44 PASS · 6 FAIL · 70 review");</w:t>
+        <w:t xml:space="preserve">a review document for the new run, like</w:t>
+      </w:r>
+      <w:r>
+        <w:t xml:space="preserve"> </w:t>
+      </w:r>
+      <w:r>
+        <w:rPr>
+          <w:rStyle w:val="VerbatimChar"/>
+        </w:rPr>
+        <w:t xml:space="preserve">results/REVIEW-2026-09-24.md</w:t>
+      </w:r>
+      <w:r>
+        <w:t xml:space="preserve">;</w:t>
       </w:r>
     </w:p>
     <w:p>
@@ -19104,10 +19927,37 @@
         <w:pStyle w:val="Compact"/>
         <w:numPr>
           <w:ilvl w:val="0"/>
-          <w:numId w:val="1007"/>
+          <w:numId w:val="1008"/>
         </w:numPr>
       </w:pPr>
       <w:r>
+        <w:t xml:space="preserve">the headline tally in</w:t>
+      </w:r>
+      <w:r>
+        <w:t xml:space="preserve"> </w:t>
+      </w:r>
+      <w:r>
+        <w:rPr>
+          <w:rStyle w:val="VerbatimChar"/>
+        </w:rPr>
+        <w:t xml:space="preserve">README.md</w:t>
+      </w:r>
+      <w:r>
+        <w:t xml:space="preserve"> </w:t>
+      </w:r>
+      <w:r>
+        <w:t xml:space="preserve">("120 cells: 44 PASS · 6 FAIL · 70 review");</w:t>
+      </w:r>
+    </w:p>
+    <w:p>
+      <w:pPr>
+        <w:pStyle w:val="Compact"/>
+        <w:numPr>
+          <w:ilvl w:val="0"/>
+          <w:numId w:val="1008"/>
+        </w:numPr>
+      </w:pPr>
+      <w:r>
         <w:t xml:space="preserve">"The published figures" in</w:t>
       </w:r>
       <w:r>
@@ -19224,8 +20074,8 @@
         <w:t xml:space="preserve"> push</w:t>
       </w:r>
     </w:p>
-    <w:bookmarkEnd w:id="49"/>
-    <w:bookmarkStart w:id="50" w:name="Xe23e918a40335caa5ab24e15a733d1ac9e4c070"/>
+    <w:bookmarkEnd w:id="50"/>
+    <w:bookmarkStart w:id="51" w:name="Xe23e918a40335caa5ab24e15a733d1ac9e4c070"/>
     <w:p>
       <w:pPr>
         <w:pStyle w:val="Heading3"/>
@@ -19786,19 +20636,40 @@
           <w:b/>
           <w:bCs/>
         </w:rPr>
-        <w:t xml:space="preserve">Step 3: replace that node's evidence in the published run.</w:t>
-      </w:r>
-      <w:r>
-        <w:t xml:space="preserve"> </w:t>
-      </w:r>
-      <w:r>
-        <w:t xml:space="preserve">Reuse the trial</w:t>
-      </w:r>
-      <w:r>
-        <w:t xml:space="preserve"> </w:t>
-      </w:r>
-      <w:r>
-        <w:t xml:space="preserve">evidence rather than fetching the page again:</w:t>
+        <w:t xml:space="preserve">Step 3: update that node's row in the published run.</w:t>
+      </w:r>
+      <w:r>
+        <w:t xml:space="preserve"> </w:t>
+      </w:r>
+      <w:r>
+        <w:t xml:space="preserve">Only BBMRI-ERIC is</w:t>
+      </w:r>
+      <w:r>
+        <w:t xml:space="preserve"> </w:t>
+      </w:r>
+      <w:r>
+        <w:t xml:space="preserve">fetched again; the other rows are copied from</w:t>
+      </w:r>
+      <w:r>
+        <w:t xml:space="preserve"> </w:t>
+      </w:r>
+      <w:r>
+        <w:rPr>
+          <w:rStyle w:val="VerbatimChar"/>
+        </w:rPr>
+        <w:t xml:space="preserve">results/results.json</w:t>
+      </w:r>
+      <w:r>
+        <w:t xml:space="preserve"> </w:t>
+      </w:r>
+      <w:r>
+        <w:t xml:space="preserve">as they</w:t>
+      </w:r>
+      <w:r>
+        <w:t xml:space="preserve"> </w:t>
+      </w:r>
+      <w:r>
+        <w:t xml:space="preserve">are, neither re-fetched nor re-judged:</w:t>
       </w:r>
     </w:p>
     <w:p>
@@ -19807,96 +20678,27 @@
       </w:pPr>
       <w:r>
         <w:rPr>
-          <w:rStyle w:val="FunctionTok"/>
-        </w:rPr>
-        <w:t xml:space="preserve">cp</w:t>
+          <w:rStyle w:val="ExtensionTok"/>
+        </w:rPr>
+        <w:t xml:space="preserve">uv</w:t>
       </w:r>
       <w:r>
         <w:rPr>
           <w:rStyle w:val="NormalTok"/>
         </w:rPr>
-        <w:t xml:space="preserve"> /tmp/trial/evidence/bbmri-eric.json results/evidence/</w:t>
-      </w:r>
-      <w:r>
-        <w:br/>
-      </w:r>
-      <w:r>
-        <w:rPr>
-          <w:rStyle w:val="FunctionTok"/>
-        </w:rPr>
-        <w:t xml:space="preserve">cp</w:t>
+        <w:t xml:space="preserve"> run basic-check run </w:t>
+      </w:r>
+      <w:r>
+        <w:rPr>
+          <w:rStyle w:val="AttributeTok"/>
+        </w:rPr>
+        <w:t xml:space="preserve">--update-results-for-node</w:t>
       </w:r>
       <w:r>
         <w:rPr>
           <w:rStyle w:val="NormalTok"/>
         </w:rPr>
-        <w:t xml:space="preserve"> /tmp/trial/evidence/screenshots/bbmri-eric.png results/evidence/screenshots/</w:t>
-      </w:r>
-      <w:r>
-        <w:br/>
-      </w:r>
-      <w:r>
-        <w:rPr>
-          <w:rStyle w:val="ExtensionTok"/>
-        </w:rPr>
-        <w:t xml:space="preserve">uv</w:t>
-      </w:r>
-      <w:r>
-        <w:rPr>
-          <w:rStyle w:val="NormalTok"/>
-        </w:rPr>
-        <w:t xml:space="preserve"> run basic-check assess </w:t>
-      </w:r>
-      <w:r>
-        <w:rPr>
-          <w:rStyle w:val="AttributeTok"/>
-        </w:rPr>
-        <w:t xml:space="preserve">--only</w:t>
-      </w:r>
-      <w:r>
-        <w:rPr>
-          <w:rStyle w:val="NormalTok"/>
-        </w:rPr>
-        <w:t xml:space="preserve"> bbmri-eric </w:t>
-      </w:r>
-      <w:r>
-        <w:rPr>
-          <w:rStyle w:val="AttributeTok"/>
-        </w:rPr>
-        <w:t xml:space="preserve">--skip</w:t>
-      </w:r>
-      <w:r>
-        <w:rPr>
-          <w:rStyle w:val="NormalTok"/>
-        </w:rPr>
-        <w:t xml:space="preserve"> Italy </w:t>
-      </w:r>
-      <w:r>
-        <w:rPr>
-          <w:rStyle w:val="DataTypeTok"/>
-        </w:rPr>
-        <w:t xml:space="preserve">\</w:t>
-      </w:r>
-      <w:r>
-        <w:br/>
-      </w:r>
-      <w:r>
-        <w:rPr>
-          <w:rStyle w:val="NormalTok"/>
-        </w:rPr>
-        <w:t xml:space="preserve">    </w:t>
-      </w:r>
-      <w:r>
-        <w:rPr>
-          <w:rStyle w:val="AttributeTok"/>
-        </w:rPr>
-        <w:t xml:space="preserve">--run</w:t>
-      </w:r>
-      <w:r>
-        <w:rPr>
-          <w:rStyle w:val="NormalTok"/>
-        </w:rPr>
-        <w:t xml:space="preserve"> live-2026-10-01-new-bbmri-url</w:t>
+        <w:t xml:space="preserve"> bbmri-eric</w:t>
       </w:r>
     </w:p>
     <w:p>
@@ -19904,34 +20706,94 @@
         <w:pStyle w:val="FirstParagraph"/>
       </w:pPr>
       <w:r>
-        <w:t xml:space="preserve">If the new capture has no screenshot, because the page could not be rendered,</w:t>
-      </w:r>
-      <w:r>
-        <w:t xml:space="preserve"> </w:t>
-      </w:r>
-      <w:r>
-        <w:t xml:space="preserve">delete</w:t>
-      </w:r>
-      <w:r>
-        <w:t xml:space="preserve"> </w:t>
-      </w:r>
-      <w:r>
-        <w:rPr>
-          <w:rStyle w:val="VerbatimChar"/>
-        </w:rPr>
-        <w:t xml:space="preserve">results/evidence/screenshots/bbmri-eric.png</w:t>
-      </w:r>
-      <w:r>
-        <w:t xml:space="preserve"> </w:t>
-      </w:r>
-      <w:r>
-        <w:t xml:space="preserve">rather than keep the old</w:t>
-      </w:r>
-      <w:r>
-        <w:t xml:space="preserve"> </w:t>
-      </w:r>
-      <w:r>
-        <w:t xml:space="preserve">page's image. The report covers every node, with a</w:t>
+        <w:t xml:space="preserve">That fetches the one page into a scratch directory, and only if the page loaded</w:t>
+      </w:r>
+      <w:r>
+        <w:t xml:space="preserve"> </w:t>
+      </w:r>
+      <w:r>
+        <w:t xml:space="preserve">does it replace</w:t>
+      </w:r>
+      <w:r>
+        <w:t xml:space="preserve"> </w:t>
+      </w:r>
+      <w:r>
+        <w:rPr>
+          <w:rStyle w:val="VerbatimChar"/>
+        </w:rPr>
+        <w:t xml:space="preserve">bbmri-eric</w:t>
+      </w:r>
+      <w:r>
+        <w:t xml:space="preserve">'s evidence, screenshot and row, then rebuild</w:t>
+      </w:r>
+      <w:r>
+        <w:t xml:space="preserve"> </w:t>
+      </w:r>
+      <w:r>
+        <w:rPr>
+          <w:rStyle w:val="VerbatimChar"/>
+        </w:rPr>
+        <w:t xml:space="preserve">results.md</w:t>
+      </w:r>
+      <w:r>
+        <w:t xml:space="preserve">,</w:t>
+      </w:r>
+      <w:r>
+        <w:t xml:space="preserve"> </w:t>
+      </w:r>
+      <w:r>
+        <w:rPr>
+          <w:rStyle w:val="VerbatimChar"/>
+        </w:rPr>
+        <w:t xml:space="preserve">index.html</w:t>
+      </w:r>
+      <w:r>
+        <w:t xml:space="preserve"> </w:t>
+      </w:r>
+      <w:r>
+        <w:t xml:space="preserve">and</w:t>
+      </w:r>
+      <w:r>
+        <w:t xml:space="preserve"> </w:t>
+      </w:r>
+      <w:r>
+        <w:rPr>
+          <w:rStyle w:val="VerbatimChar"/>
+        </w:rPr>
+        <w:t xml:space="preserve">results.csv</w:t>
+      </w:r>
+      <w:r>
+        <w:t xml:space="preserve"> </w:t>
+      </w:r>
+      <w:r>
+        <w:t xml:space="preserve">from the stored rows. A failed</w:t>
+      </w:r>
+      <w:r>
+        <w:t xml:space="preserve"> </w:t>
+      </w:r>
+      <w:r>
+        <w:t xml:space="preserve">fetch changes nothing (add</w:t>
+      </w:r>
+      <w:r>
+        <w:t xml:space="preserve"> </w:t>
+      </w:r>
+      <w:r>
+        <w:rPr>
+          <w:rStyle w:val="VerbatimChar"/>
+        </w:rPr>
+        <w:t xml:space="preserve">--accept-error</w:t>
+      </w:r>
+      <w:r>
+        <w:t xml:space="preserve"> </w:t>
+      </w:r>
+      <w:r>
+        <w:t xml:space="preserve">to record it anyway). It prints each</w:t>
+      </w:r>
+      <w:r>
+        <w:t xml:space="preserve"> </w:t>
+      </w:r>
+      <w:r>
+        <w:t xml:space="preserve">point's old and new verdict, and both reports gain an</w:t>
       </w:r>
       <w:r>
         <w:t xml:space="preserve"> </w:t>
@@ -19941,7 +20803,7 @@
           <w:b/>
           <w:bCs/>
         </w:rPr>
-        <w:t xml:space="preserve">Mixed freshness</w:t>
+        <w:t xml:space="preserve">Updated rows</w:t>
       </w:r>
       <w:r>
         <w:t xml:space="preserve"> </w:t>
@@ -19953,28 +20815,91 @@
         <w:t xml:space="preserve"> </w:t>
       </w:r>
       <w:r>
-        <w:t xml:space="preserve">naming</w:t>
-      </w:r>
-      <w:r>
-        <w:t xml:space="preserve"> </w:t>
-      </w:r>
-      <w:r>
-        <w:rPr>
-          <w:rStyle w:val="VerbatimChar"/>
-        </w:rPr>
-        <w:t xml:space="preserve">bbmri-eric</w:t>
-      </w:r>
-      <w:r>
-        <w:t xml:space="preserve"> </w:t>
-      </w:r>
-      <w:r>
-        <w:t xml:space="preserve">as the only row fetched again. For a completely fresh table</w:t>
-      </w:r>
-      <w:r>
-        <w:t xml:space="preserve"> </w:t>
-      </w:r>
-      <w:r>
-        <w:t xml:space="preserve">instead, follow path B of example 1 step 4.</w:t>
+        <w:t xml:space="preserve">naming the node, the date and the previous URL. The run id and time in the</w:t>
+      </w:r>
+      <w:r>
+        <w:t xml:space="preserve"> </w:t>
+      </w:r>
+      <w:r>
+        <w:t xml:space="preserve">header stay those of the original run. To reuse the evidence from step 2</w:t>
+      </w:r>
+      <w:r>
+        <w:t xml:space="preserve"> </w:t>
+      </w:r>
+      <w:r>
+        <w:t xml:space="preserve">instead of fetching again, copy it into</w:t>
+      </w:r>
+      <w:r>
+        <w:t xml:space="preserve"> </w:t>
+      </w:r>
+      <w:r>
+        <w:rPr>
+          <w:rStyle w:val="VerbatimChar"/>
+        </w:rPr>
+        <w:t xml:space="preserve">results/evidence/</w:t>
+      </w:r>
+      <w:r>
+        <w:t xml:space="preserve"> </w:t>
+      </w:r>
+      <w:r>
+        <w:t xml:space="preserve">and run</w:t>
+      </w:r>
+      <w:r>
+        <w:t xml:space="preserve"> </w:t>
+      </w:r>
+      <w:r>
+        <w:rPr>
+          <w:rStyle w:val="VerbatimChar"/>
+        </w:rPr>
+        <w:t xml:space="preserve">uv run basic-check assess --update-results-for-node bbmri-eric</w:t>
+      </w:r>
+      <w:r>
+        <w:t xml:space="preserve">, which is</w:t>
+      </w:r>
+      <w:r>
+        <w:t xml:space="preserve"> </w:t>
+      </w:r>
+      <w:r>
+        <w:t xml:space="preserve">offline. To see the outcome before touching the reviewed run, try it on a copy</w:t>
+      </w:r>
+      <w:r>
+        <w:t xml:space="preserve"> </w:t>
+      </w:r>
+      <w:r>
+        <w:t xml:space="preserve">first:</w:t>
+      </w:r>
+      <w:r>
+        <w:t xml:space="preserve"> </w:t>
+      </w:r>
+      <w:r>
+        <w:rPr>
+          <w:rStyle w:val="VerbatimChar"/>
+        </w:rPr>
+        <w:t xml:space="preserve">cp -r results /tmp/copy</w:t>
+      </w:r>
+      <w:r>
+        <w:t xml:space="preserve"> </w:t>
+      </w:r>
+      <w:r>
+        <w:t xml:space="preserve">and add</w:t>
+      </w:r>
+      <w:r>
+        <w:t xml:space="preserve"> </w:t>
+      </w:r>
+      <w:r>
+        <w:rPr>
+          <w:rStyle w:val="VerbatimChar"/>
+        </w:rPr>
+        <w:t xml:space="preserve">--results /tmp/copy</w:t>
+      </w:r>
+      <w:r>
+        <w:t xml:space="preserve">. For a completely</w:t>
+      </w:r>
+      <w:r>
+        <w:t xml:space="preserve"> </w:t>
+      </w:r>
+      <w:r>
+        <w:t xml:space="preserve">fresh table instead, follow path B of example 1 step 4.</w:t>
       </w:r>
     </w:p>
     <w:p>
@@ -20338,8 +21263,8 @@
         <w:t xml:space="preserve">the documents together.</w:t>
       </w:r>
     </w:p>
-    <w:bookmarkEnd w:id="50"/>
-    <w:bookmarkStart w:id="51" w:name="Xa570dceeae7de3d84789b8e054a5bbb043a3946"/>
+    <w:bookmarkEnd w:id="51"/>
+    <w:bookmarkStart w:id="52" w:name="Xa570dceeae7de3d84789b8e054a5bbb043a3946"/>
     <w:p>
       <w:pPr>
         <w:pStyle w:val="Heading3"/>
@@ -21085,7 +22010,7 @@
         <w:pStyle w:val="Compact"/>
         <w:numPr>
           <w:ilvl w:val="0"/>
-          <w:numId w:val="1008"/>
+          <w:numId w:val="1009"/>
         </w:numPr>
       </w:pPr>
       <w:r>
@@ -21175,7 +22100,7 @@
         <w:pStyle w:val="Compact"/>
         <w:numPr>
           <w:ilvl w:val="0"/>
-          <w:numId w:val="1008"/>
+          <w:numId w:val="1009"/>
         </w:numPr>
       </w:pPr>
       <w:r>
@@ -21214,7 +22139,7 @@
         <w:pStyle w:val="Compact"/>
         <w:numPr>
           <w:ilvl w:val="0"/>
-          <w:numId w:val="1008"/>
+          <w:numId w:val="1009"/>
         </w:numPr>
       </w:pPr>
       <w:r>
@@ -21311,7 +22236,7 @@
         <w:pStyle w:val="Compact"/>
         <w:numPr>
           <w:ilvl w:val="0"/>
-          <w:numId w:val="1008"/>
+          <w:numId w:val="1009"/>
         </w:numPr>
       </w:pPr>
       <w:r>
@@ -22341,9 +23266,9 @@
         </w:pict>
       </w:r>
     </w:p>
-    <w:bookmarkEnd w:id="51"/>
     <w:bookmarkEnd w:id="52"/>
-    <w:bookmarkStart w:id="53" w:name="sources"/>
+    <w:bookmarkEnd w:id="53"/>
+    <w:bookmarkStart w:id="54" w:name="sources"/>
     <w:p>
       <w:pPr>
         <w:pStyle w:val="Heading2"/>
@@ -22357,7 +23282,7 @@
         <w:pStyle w:val="Compact"/>
         <w:numPr>
           <w:ilvl w:val="0"/>
-          <w:numId w:val="1009"/>
+          <w:numId w:val="1010"/>
         </w:numPr>
       </w:pPr>
       <w:r>
@@ -22396,7 +23321,7 @@
         <w:pStyle w:val="Compact"/>
         <w:numPr>
           <w:ilvl w:val="0"/>
-          <w:numId w:val="1009"/>
+          <w:numId w:val="1010"/>
         </w:numPr>
       </w:pPr>
       <w:r>
@@ -22408,7 +23333,7 @@
         <w:pStyle w:val="Compact"/>
         <w:numPr>
           <w:ilvl w:val="0"/>
-          <w:numId w:val="1009"/>
+          <w:numId w:val="1010"/>
         </w:numPr>
       </w:pPr>
       <w:r>
@@ -22420,7 +23345,7 @@
         <w:pStyle w:val="Compact"/>
         <w:numPr>
           <w:ilvl w:val="0"/>
-          <w:numId w:val="1009"/>
+          <w:numId w:val="1010"/>
         </w:numPr>
       </w:pPr>
       <w:r>
@@ -22441,14 +23366,14 @@
         <w:pStyle w:val="Compact"/>
         <w:numPr>
           <w:ilvl w:val="0"/>
-          <w:numId w:val="1009"/>
+          <w:numId w:val="1010"/>
         </w:numPr>
       </w:pPr>
       <w:r>
         <w:t xml:space="preserve">Playwright for Python: https://playwright.dev/python/</w:t>
       </w:r>
     </w:p>
-    <w:bookmarkEnd w:id="53"/>
+    <w:bookmarkEnd w:id="54"/>
     <w:sectPr>
       <w:footnotePr>
         <w:numRestart w:val="eachSect"/>
@@ -22690,6 +23615,9 @@
     <w:abstractNumId w:val="991"/>
   </w:num>
   <w:num w:numId="1009">
+    <w:abstractNumId w:val="991"/>
+  </w:num>
+  <w:num w:numId="1010">
     <w:abstractNumId w:val="991"/>
   </w:num>
 </w:numbering>

--- a/docs/eosc-basic-compliance-guide.docx
+++ b/docs/eosc-basic-compliance-guide.docx
@@ -23,7 +23,7 @@
         <w:pStyle w:val="Author"/>
       </w:pPr>
       <w:r>
-        <w:t xml:space="preserve">Verified against a clean clone on 26 September 2026 — documentation commit 7ed46dd</w:t>
+        <w:t xml:space="preserve">Verified against a clean clone on 26 September 2026 — documentation commit 616262f</w:t>
       </w:r>
     </w:p>
     <w:p>

--- a/docs/eosc-basic-compliance-guide.docx
+++ b/docs/eosc-basic-compliance-guide.docx
@@ -23,7 +23,7 @@
         <w:pStyle w:val="Author"/>
       </w:pPr>
       <w:r>
-        <w:t xml:space="preserve">Verified against a clean clone on 26 September 2026 — documentation commit 616262f</w:t>
+        <w:t xml:space="preserve">Verified against a clean clone on 26 September 2026 — documentation commit 3003661</w:t>
       </w:r>
     </w:p>
     <w:p>
@@ -1551,7 +1551,7 @@
         <w:t xml:space="preserve"> </w:t>
       </w:r>
       <w:r>
-        <w:t xml:space="preserve">412 tests still pass, while</w:t>
+        <w:t xml:space="preserve">425 tests still pass, while</w:t>
       </w:r>
       <w:r>
         <w:t xml:space="preserve"> </w:t>
@@ -1623,7 +1623,7 @@
         <w:rPr>
           <w:rStyle w:val="CommentTok"/>
         </w:rPr>
-        <w:t xml:space="preserve"># expect: 412 passed</w:t>
+        <w:t xml:space="preserve"># expect: 425 passed</w:t>
       </w:r>
       <w:r>
         <w:br/>
@@ -2420,6 +2420,201 @@
       </w:r>
       <w:r>
         <w:t xml:space="preserve">and commit it yourself.</w:t>
+      </w:r>
+    </w:p>
+    <w:p>
+      <w:pPr>
+        <w:pStyle w:val="BodyText"/>
+      </w:pPr>
+      <w:r>
+        <w:t xml:space="preserve">To undo it, and any other edit to</w:t>
+      </w:r>
+      <w:r>
+        <w:t xml:space="preserve"> </w:t>
+      </w:r>
+      <w:r>
+        <w:rPr>
+          <w:rStyle w:val="VerbatimChar"/>
+        </w:rPr>
+        <w:t xml:space="preserve">nodes.yaml</w:t>
+      </w:r>
+      <w:r>
+        <w:t xml:space="preserve">, put the file back as it was</w:t>
+      </w:r>
+      <w:r>
+        <w:t xml:space="preserve"> </w:t>
+      </w:r>
+      <w:r>
+        <w:t xml:space="preserve">downloaded from GitHub:</w:t>
+      </w:r>
+    </w:p>
+    <w:p>
+      <w:pPr>
+        <w:pStyle w:val="SourceCode"/>
+      </w:pPr>
+      <w:r>
+        <w:rPr>
+          <w:rStyle w:val="ExtensionTok"/>
+        </w:rPr>
+        <w:t xml:space="preserve">uv</w:t>
+      </w:r>
+      <w:r>
+        <w:rPr>
+          <w:rStyle w:val="NormalTok"/>
+        </w:rPr>
+        <w:t xml:space="preserve"> run basic-check </w:t>
+      </w:r>
+      <w:r>
+        <w:rPr>
+          <w:rStyle w:val="AttributeTok"/>
+        </w:rPr>
+        <w:t xml:space="preserve">--restore-default-config</w:t>
+      </w:r>
+    </w:p>
+    <w:p>
+      <w:pPr>
+        <w:pStyle w:val="FirstParagraph"/>
+      </w:pPr>
+      <w:r>
+        <w:t xml:space="preserve">The replaced file is kept beside it as</w:t>
+      </w:r>
+      <w:r>
+        <w:t xml:space="preserve"> </w:t>
+      </w:r>
+      <w:r>
+        <w:rPr>
+          <w:rStyle w:val="VerbatimChar"/>
+        </w:rPr>
+        <w:t xml:space="preserve">nodes.yaml.&lt;date-time&gt;.bak</w:t>
+      </w:r>
+      <w:r>
+        <w:t xml:space="preserve"> </w:t>
+      </w:r>
+      <w:r>
+        <w:t xml:space="preserve">(ignored by</w:t>
+      </w:r>
+      <w:r>
+        <w:t xml:space="preserve"> </w:t>
+      </w:r>
+      <w:r>
+        <w:t xml:space="preserve">git), and the output lists every node whose URL was restored, added back or</w:t>
+      </w:r>
+      <w:r>
+        <w:t xml:space="preserve"> </w:t>
+      </w:r>
+      <w:r>
+        <w:t xml:space="preserve">removed. If the file is already the default, nothing changes. The default is a</w:t>
+      </w:r>
+      <w:r>
+        <w:t xml:space="preserve"> </w:t>
+      </w:r>
+      <w:r>
+        <w:t xml:space="preserve">copy shipped inside the package (</w:t>
+      </w:r>
+      <w:r>
+        <w:rPr>
+          <w:rStyle w:val="VerbatimChar"/>
+        </w:rPr>
+        <w:t xml:space="preserve">src/basic_check/defaults/nodes.yaml</w:t>
+      </w:r>
+      <w:r>
+        <w:t xml:space="preserve">), so this</w:t>
+      </w:r>
+      <w:r>
+        <w:t xml:space="preserve"> </w:t>
+      </w:r>
+      <w:r>
+        <w:t xml:space="preserve">works without git, from a zip download too. Only</w:t>
+      </w:r>
+      <w:r>
+        <w:t xml:space="preserve"> </w:t>
+      </w:r>
+      <w:r>
+        <w:rPr>
+          <w:rStyle w:val="VerbatimChar"/>
+        </w:rPr>
+        <w:t xml:space="preserve">nodes.yaml</w:t>
+      </w:r>
+      <w:r>
+        <w:t xml:space="preserve"> </w:t>
+      </w:r>
+      <w:r>
+        <w:t xml:space="preserve">is restored: the</w:t>
+      </w:r>
+      <w:r>
+        <w:t xml:space="preserve"> </w:t>
+      </w:r>
+      <w:r>
+        <w:t xml:space="preserve">approved-name lists in</w:t>
+      </w:r>
+      <w:r>
+        <w:t xml:space="preserve"> </w:t>
+      </w:r>
+      <w:r>
+        <w:rPr>
+          <w:rStyle w:val="VerbatimChar"/>
+        </w:rPr>
+        <w:t xml:space="preserve">checklist/</w:t>
+      </w:r>
+      <w:r>
+        <w:t xml:space="preserve"> </w:t>
+      </w:r>
+      <w:r>
+        <w:t xml:space="preserve">are not touched. Like</w:t>
+      </w:r>
+      <w:r>
+        <w:t xml:space="preserve"> </w:t>
+      </w:r>
+      <w:r>
+        <w:rPr>
+          <w:rStyle w:val="VerbatimChar"/>
+        </w:rPr>
+        <w:t xml:space="preserve">--update-nlp</w:t>
+      </w:r>
+      <w:r>
+        <w:t xml:space="preserve">, it</w:t>
+      </w:r>
+      <w:r>
+        <w:t xml:space="preserve"> </w:t>
+      </w:r>
+      <w:r>
+        <w:t xml:space="preserve">contacts no site, commits nothing and leaves</w:t>
+      </w:r>
+      <w:r>
+        <w:t xml:space="preserve"> </w:t>
+      </w:r>
+      <w:r>
+        <w:rPr>
+          <w:rStyle w:val="VerbatimChar"/>
+        </w:rPr>
+        <w:t xml:space="preserve">results/</w:t>
+      </w:r>
+      <w:r>
+        <w:t xml:space="preserve"> </w:t>
+      </w:r>
+      <w:r>
+        <w:t xml:space="preserve">alone; for a node whose</w:t>
+      </w:r>
+      <w:r>
+        <w:t xml:space="preserve"> </w:t>
+      </w:r>
+      <w:r>
+        <w:t xml:space="preserve">URL it restored,</w:t>
+      </w:r>
+      <w:r>
+        <w:t xml:space="preserve"> </w:t>
+      </w:r>
+      <w:r>
+        <w:rPr>
+          <w:rStyle w:val="VerbatimChar"/>
+        </w:rPr>
+        <w:t xml:space="preserve">run --update-results-for-node &lt;id&gt;</w:t>
+      </w:r>
+      <w:r>
+        <w:t xml:space="preserve"> </w:t>
+      </w:r>
+      <w:r>
+        <w:t xml:space="preserve">re-checks that node.</w:t>
       </w:r>
       <w:r>
         <w:t xml:space="preserve"> </w:t>
@@ -14602,7 +14797,7 @@
         <w:rPr>
           <w:rStyle w:val="CommentTok"/>
         </w:rPr>
-        <w:t xml:space="preserve"># 412 tests, offline, a few seconds</w:t>
+        <w:t xml:space="preserve"># 425 tests, offline, a few seconds</w:t>
       </w:r>
       <w:r>
         <w:br/>
@@ -14886,7 +15081,7 @@
               <w:pStyle w:val="Compact"/>
             </w:pPr>
             <w:r>
-              <w:t xml:space="preserve">101</w:t>
+              <w:t xml:space="preserve">113</w:t>
             </w:r>
           </w:p>
         </w:tc>
@@ -15069,7 +15264,7 @@
               <w:pStyle w:val="Compact"/>
             </w:pPr>
             <w:r>
-              <w:t xml:space="preserve">13</w:t>
+              <w:t xml:space="preserve">14</w:t>
             </w:r>
           </w:p>
         </w:tc>
@@ -15089,7 +15284,22 @@
               <w:t xml:space="preserve"> </w:t>
             </w:r>
             <w:r>
-              <w:t xml:space="preserve">itself: every node declares every field, ids are unique and usable as filenames, URLs are absolute</w:t>
+              <w:t xml:space="preserve">itself, and that the default copy shipped for</w:t>
+            </w:r>
+            <w:r>
+              <w:t xml:space="preserve"> </w:t>
+            </w:r>
+            <w:r>
+              <w:rPr>
+                <w:rStyle w:val="VerbatimChar"/>
+              </w:rPr>
+              <w:t xml:space="preserve">--restore-default-config</w:t>
+            </w:r>
+            <w:r>
+              <w:t xml:space="preserve"> </w:t>
+            </w:r>
+            <w:r>
+              <w:t xml:space="preserve">is the committed file: every node declares every field, ids are unique and usable as filenames, URLs are absolute</w:t>
             </w:r>
             <w:r>
               <w:t xml:space="preserve"> </w:t>

--- a/docs/eosc-basic-compliance-guide.docx
+++ b/docs/eosc-basic-compliance-guide.docx
@@ -23,7 +23,7 @@
         <w:pStyle w:val="Author"/>
       </w:pPr>
       <w:r>
-        <w:t xml:space="preserve">Verified against a clean clone on 26 September 2026 — documentation commit 3003661</w:t>
+        <w:t xml:space="preserve">Verified against a clean clone on 26 September 2026 — documentation commit 778709e</w:t>
       </w:r>
     </w:p>
     <w:p>
@@ -1860,7 +1860,7 @@
         <w:rPr>
           <w:rStyle w:val="AttributeTok"/>
         </w:rPr>
-        <w:t xml:space="preserve"> https://dev3.bbmri-eric.eu/eosc-node-bbmri-eric/</w:t>
+        <w:t xml:space="preserve"> https://www.bbmri-eric.eu/eosc-node-bbmri-eric/</w:t>
       </w:r>
       <w:r>
         <w:br/>
@@ -2157,25 +2157,52 @@
           <w:b/>
           <w:bCs/>
         </w:rPr>
-        <w:t xml:space="preserve">BBMRI-ERIC's URL changed on 25 September 2026</w:t>
-      </w:r>
-      <w:r>
-        <w:t xml:space="preserve">, from</w:t>
-      </w:r>
-      <w:r>
-        <w:t xml:space="preserve"> </w:t>
-      </w:r>
-      <w:r>
-        <w:rPr>
-          <w:rStyle w:val="VerbatimChar"/>
-        </w:rPr>
-        <w:t xml:space="preserve">https://www.bbmri-eric.eu/eosc-node-bbmri-eric/</w:t>
-      </w:r>
-      <w:r>
-        <w:t xml:space="preserve"> </w:t>
-      </w:r>
-      <w:r>
-        <w:t xml:space="preserve">to the</w:t>
+        <w:t xml:space="preserve">BBMRI-ERIC's URL was changed and then set back.</w:t>
+      </w:r>
+      <w:r>
+        <w:t xml:space="preserve"> </w:t>
+      </w:r>
+      <w:r>
+        <w:t xml:space="preserve">On 25 September 2026 it</w:t>
+      </w:r>
+      <w:r>
+        <w:t xml:space="preserve"> </w:t>
+      </w:r>
+      <w:r>
+        <w:t xml:space="preserve">was changed to</w:t>
+      </w:r>
+      <w:r>
+        <w:t xml:space="preserve"> </w:t>
+      </w:r>
+      <w:r>
+        <w:rPr>
+          <w:rStyle w:val="VerbatimChar"/>
+        </w:rPr>
+        <w:t xml:space="preserve">https://dev3.bbmri-eric.eu/eosc-node-bbmri-eric/</w:t>
+      </w:r>
+      <w:r>
+        <w:t xml:space="preserve">; on 26</w:t>
+      </w:r>
+      <w:r>
+        <w:t xml:space="preserve"> </w:t>
+      </w:r>
+      <w:r>
+        <w:t xml:space="preserve">September it was set back to the</w:t>
+      </w:r>
+      <w:r>
+        <w:t xml:space="preserve"> </w:t>
+      </w:r>
+      <w:r>
+        <w:rPr>
+          <w:rStyle w:val="VerbatimChar"/>
+        </w:rPr>
+        <w:t xml:space="preserve">www.</w:t>
+      </w:r>
+      <w:r>
+        <w:t xml:space="preserve"> </w:t>
+      </w:r>
+      <w:r>
+        <w:t xml:space="preserve">address shown above, because the</w:t>
       </w:r>
       <w:r>
         <w:t xml:space="preserve"> </w:t>
@@ -2190,13 +2217,22 @@
         <w:t xml:space="preserve"> </w:t>
       </w:r>
       <w:r>
-        <w:t xml:space="preserve">address shown</w:t>
-      </w:r>
-      <w:r>
-        <w:t xml:space="preserve"> </w:t>
-      </w:r>
-      <w:r>
-        <w:t xml:space="preserve">above, and</w:t>
+        <w:t xml:space="preserve">host's</w:t>
+      </w:r>
+      <w:r>
+        <w:t xml:space="preserve"> </w:t>
+      </w:r>
+      <w:r>
+        <w:rPr>
+          <w:rStyle w:val="VerbatimChar"/>
+        </w:rPr>
+        <w:t xml:space="preserve">robots.txt</w:t>
+      </w:r>
+      <w:r>
+        <w:t xml:space="preserve"> </w:t>
+      </w:r>
+      <w:r>
+        <w:t xml:space="preserve">excludes every path.</w:t>
       </w:r>
       <w:r>
         <w:t xml:space="preserve"> </w:t>
@@ -2211,7 +2247,13 @@
         <w:t xml:space="preserve"> </w:t>
       </w:r>
       <w:r>
-        <w:t xml:space="preserve">carries a comment saying so. The published run in</w:t>
+        <w:t xml:space="preserve">carries a comment saying</w:t>
+      </w:r>
+      <w:r>
+        <w:t xml:space="preserve"> </w:t>
+      </w:r>
+      <w:r>
+        <w:t xml:space="preserve">so. The published run in</w:t>
       </w:r>
       <w:r>
         <w:t xml:space="preserve"> </w:t>
@@ -2226,13 +2268,22 @@
         <w:t xml:space="preserve"> </w:t>
       </w:r>
       <w:r>
-        <w:t xml:space="preserve">was collected on 24 September from the old address. Read the next</w:t>
-      </w:r>
-      <w:r>
-        <w:t xml:space="preserve"> </w:t>
-      </w:r>
-      <w:r>
-        <w:t xml:space="preserve">subsection before rebuilding it.</w:t>
+        <w:t xml:space="preserve">was collected on 24 September from this</w:t>
+      </w:r>
+      <w:r>
+        <w:t xml:space="preserve"> </w:t>
+      </w:r>
+      <w:r>
+        <w:rPr>
+          <w:rStyle w:val="VerbatimChar"/>
+        </w:rPr>
+        <w:t xml:space="preserve">www.</w:t>
+      </w:r>
+      <w:r>
+        <w:t xml:space="preserve"> </w:t>
+      </w:r>
+      <w:r>
+        <w:t xml:space="preserve">address, so the configuration and the published evidence agree again.</w:t>
       </w:r>
     </w:p>
     <w:bookmarkEnd w:id="16"/>
@@ -2968,13 +3019,61 @@
         <w:pStyle w:val="BodyText"/>
       </w:pPr>
       <w:r>
-        <w:t xml:space="preserve">Until the published run is replaced by a new reviewed one, rebuild it with the</w:t>
-      </w:r>
-      <w:r>
-        <w:t xml:space="preserve"> </w:t>
-      </w:r>
-      <w:r>
-        <w:t xml:space="preserve">node list it was collected with. That gives no warning:</w:t>
+        <w:t xml:space="preserve">To rebuild the published run, assess it with the node list it was collected</w:t>
+      </w:r>
+      <w:r>
+        <w:t xml:space="preserve"> </w:t>
+      </w:r>
+      <w:r>
+        <w:t xml:space="preserve">with. Since 26 September that is again the committed</w:t>
+      </w:r>
+      <w:r>
+        <w:t xml:space="preserve"> </w:t>
+      </w:r>
+      <w:r>
+        <w:rPr>
+          <w:rStyle w:val="VerbatimChar"/>
+        </w:rPr>
+        <w:t xml:space="preserve">nodes.yaml</w:t>
+      </w:r>
+      <w:r>
+        <w:t xml:space="preserve">, so a bare</w:t>
+      </w:r>
+      <w:r>
+        <w:t xml:space="preserve"> </w:t>
+      </w:r>
+      <w:r>
+        <w:rPr>
+          <w:rStyle w:val="VerbatimChar"/>
+        </w:rPr>
+        <w:t xml:space="preserve">uv run basic-check assess --run live-2026-09-24-no-italy --skip Italy</w:t>
+      </w:r>
+      <w:r>
+        <w:t xml:space="preserve"> </w:t>
+      </w:r>
+      <w:r>
+        <w:t xml:space="preserve">gives no</w:t>
+      </w:r>
+      <w:r>
+        <w:t xml:space="preserve"> </w:t>
+      </w:r>
+      <w:r>
+        <w:t xml:space="preserve">warning. The command below names that list explicitly, and stays right if</w:t>
+      </w:r>
+      <w:r>
+        <w:t xml:space="preserve"> </w:t>
+      </w:r>
+      <w:r>
+        <w:rPr>
+          <w:rStyle w:val="VerbatimChar"/>
+        </w:rPr>
+        <w:t xml:space="preserve">nodes.yaml</w:t>
+      </w:r>
+      <w:r>
+        <w:t xml:space="preserve"> </w:t>
+      </w:r>
+      <w:r>
+        <w:t xml:space="preserve">changes again:</w:t>
       </w:r>
     </w:p>
     <w:p>
@@ -7676,7 +7775,7 @@
               <w:rPr>
                 <w:rStyle w:val="VerbatimChar"/>
               </w:rPr>
-              <w:t xml:space="preserve">https://dev3.bbmri-eric.eu/eosc-node-bbmri-eric/</w:t>
+              <w:t xml:space="preserve">https://www.bbmri-eric.eu/eosc-node-bbmri-eric/</w:t>
             </w:r>
           </w:p>
         </w:tc>
@@ -8001,7 +8100,7 @@
               <w:rPr>
                 <w:rStyle w:val="VerbatimChar"/>
               </w:rPr>
-              <w:t xml:space="preserve">https://dev3.bbmri-eric.eu/eosc-node-bbmri-eric/</w:t>
+              <w:t xml:space="preserve">https://www.bbmri-eric.eu/eosc-node-bbmri-eric/</w:t>
             </w:r>
           </w:p>
         </w:tc>
@@ -16038,55 +16137,28 @@
         <w:t xml:space="preserve"> </w:t>
       </w:r>
       <w:r>
-        <w:t xml:space="preserve">today it would fetch BBMRI-ERIC's</w:t>
-      </w:r>
-      <w:r>
-        <w:t xml:space="preserve"> </w:t>
-      </w:r>
-      <w:r>
-        <w:rPr>
-          <w:rStyle w:val="VerbatimChar"/>
-        </w:rPr>
-        <w:t xml:space="preserve">dev3.</w:t>
-      </w:r>
-      <w:r>
-        <w:t xml:space="preserve"> </w:t>
-      </w:r>
-      <w:r>
-        <w:t xml:space="preserve">address and, given that</w:t>
-      </w:r>
-      <w:r>
-        <w:t xml:space="preserve"> </w:t>
-      </w:r>
-      <w:r>
-        <w:t xml:space="preserve">host's</w:t>
-      </w:r>
-      <w:r>
-        <w:t xml:space="preserve"> </w:t>
-      </w:r>
-      <w:r>
-        <w:rPr>
-          <w:rStyle w:val="VerbatimChar"/>
-        </w:rPr>
-        <w:t xml:space="preserve">robots.txt</w:t>
-      </w:r>
-      <w:r>
-        <w:t xml:space="preserve">, report</w:t>
-      </w:r>
-      <w:r>
-        <w:t xml:space="preserve"> </w:t>
-      </w:r>
-      <w:r>
-        <w:rPr>
-          <w:rStyle w:val="VerbatimChar"/>
-        </w:rPr>
-        <w:t xml:space="preserve">ERROR</w:t>
-      </w:r>
-      <w:r>
-        <w:t xml:space="preserve"> </w:t>
-      </w:r>
-      <w:r>
-        <w:t xml:space="preserve">for it.</w:t>
+        <w:t xml:space="preserve">today it fetches BBMRI-ERIC's public</w:t>
+      </w:r>
+      <w:r>
+        <w:t xml:space="preserve"> </w:t>
+      </w:r>
+      <w:r>
+        <w:rPr>
+          <w:rStyle w:val="VerbatimChar"/>
+        </w:rPr>
+        <w:t xml:space="preserve">www.</w:t>
+      </w:r>
+      <w:r>
+        <w:t xml:space="preserve"> </w:t>
+      </w:r>
+      <w:r>
+        <w:t xml:space="preserve">address, the one the</w:t>
+      </w:r>
+      <w:r>
+        <w:t xml:space="preserve"> </w:t>
+      </w:r>
+      <w:r>
+        <w:t xml:space="preserve">published run was collected from.</w:t>
       </w:r>
     </w:p>
     <w:p>
@@ -19799,7 +19871,7 @@
         <w:t xml:space="preserve"> </w:t>
       </w:r>
       <w:r>
-        <w:t xml:space="preserve">case for BBMRI-ERIC as of 25 September 2026:</w:t>
+        <w:t xml:space="preserve">case for BBMRI-ERIC from 25 to 26 September 2026, when</w:t>
       </w:r>
       <w:r>
         <w:t xml:space="preserve"> </w:t>
@@ -19814,7 +19886,7 @@
         <w:t xml:space="preserve"> </w:t>
       </w:r>
       <w:r>
-        <w:t xml:space="preserve">has the</w:t>
+        <w:t xml:space="preserve">had the</w:t>
       </w:r>
       <w:r>
         <w:t xml:space="preserve"> </w:t>
@@ -19829,7 +19901,22 @@
         <w:t xml:space="preserve"> </w:t>
       </w:r>
       <w:r>
-        <w:t xml:space="preserve">address, but the published evidence is from the old one. The warning also</w:t>
+        <w:t xml:space="preserve">address but the published evidence was from the</w:t>
+      </w:r>
+      <w:r>
+        <w:t xml:space="preserve"> </w:t>
+      </w:r>
+      <w:r>
+        <w:rPr>
+          <w:rStyle w:val="VerbatimChar"/>
+        </w:rPr>
+        <w:t xml:space="preserve">www.</w:t>
+      </w:r>
+      <w:r>
+        <w:t xml:space="preserve"> </w:t>
+      </w:r>
+      <w:r>
+        <w:t xml:space="preserve">one. The warning also</w:t>
       </w:r>
       <w:r>
         <w:t xml:space="preserve"> </w:t>
@@ -20332,7 +20419,73 @@
         <w:t xml:space="preserve">https://dev3.bbmri-eric.eu/eosc-node-bbmri-eric/</w:t>
       </w:r>
       <w:r>
-        <w:t xml:space="preserve">.</w:t>
+        <w:t xml:space="preserve">. It was set back on 26</w:t>
+      </w:r>
+      <w:r>
+        <w:t xml:space="preserve"> </w:t>
+      </w:r>
+      <w:r>
+        <w:t xml:space="preserve">September, because the</w:t>
+      </w:r>
+      <w:r>
+        <w:t xml:space="preserve"> </w:t>
+      </w:r>
+      <w:r>
+        <w:rPr>
+          <w:rStyle w:val="VerbatimChar"/>
+        </w:rPr>
+        <w:t xml:space="preserve">dev3.</w:t>
+      </w:r>
+      <w:r>
+        <w:t xml:space="preserve"> </w:t>
+      </w:r>
+      <w:r>
+        <w:t xml:space="preserve">host's</w:t>
+      </w:r>
+      <w:r>
+        <w:t xml:space="preserve"> </w:t>
+      </w:r>
+      <w:r>
+        <w:rPr>
+          <w:rStyle w:val="VerbatimChar"/>
+        </w:rPr>
+        <w:t xml:space="preserve">robots.txt</w:t>
+      </w:r>
+      <w:r>
+        <w:t xml:space="preserve"> </w:t>
+      </w:r>
+      <w:r>
+        <w:t xml:space="preserve">excludes the checker, so</w:t>
+      </w:r>
+      <w:r>
+        <w:t xml:space="preserve"> </w:t>
+      </w:r>
+      <w:r>
+        <w:rPr>
+          <w:rStyle w:val="VerbatimChar"/>
+        </w:rPr>
+        <w:t xml:space="preserve">nodes.yaml</w:t>
+      </w:r>
+      <w:r>
+        <w:t xml:space="preserve"> </w:t>
+      </w:r>
+      <w:r>
+        <w:t xml:space="preserve">has the</w:t>
+      </w:r>
+      <w:r>
+        <w:t xml:space="preserve"> </w:t>
+      </w:r>
+      <w:r>
+        <w:rPr>
+          <w:rStyle w:val="VerbatimChar"/>
+        </w:rPr>
+        <w:t xml:space="preserve">www.</w:t>
+      </w:r>
+      <w:r>
+        <w:t xml:space="preserve"> </w:t>
+      </w:r>
+      <w:r>
+        <w:t xml:space="preserve">address again.</w:t>
       </w:r>
     </w:p>
     <w:p>

--- a/docs/eosc-basic-compliance-guide.docx
+++ b/docs/eosc-basic-compliance-guide.docx
@@ -23,7 +23,7 @@
         <w:pStyle w:val="Author"/>
       </w:pPr>
       <w:r>
-        <w:t xml:space="preserve">Verified against a clean clone on 26 September 2026 — documentation commit 778709e</w:t>
+        <w:t xml:space="preserve">Verified against a clean clone on 26 September 2026 — documentation commit 141cebd</w:t>
       </w:r>
     </w:p>
     <w:p>
@@ -2286,6 +2286,96 @@
         <w:t xml:space="preserve">address, so the configuration and the published evidence agree again.</w:t>
       </w:r>
     </w:p>
+    <w:p>
+      <w:pPr>
+        <w:pStyle w:val="BodyText"/>
+      </w:pPr>
+      <w:r>
+        <w:rPr>
+          <w:b/>
+          <w:bCs/>
+        </w:rPr>
+        <w:t xml:space="preserve">EOSC Node Italy's URL changed on 26 September 2026</w:t>
+      </w:r>
+      <w:r>
+        <w:t xml:space="preserve">, from</w:t>
+      </w:r>
+      <w:r>
+        <w:t xml:space="preserve"> </w:t>
+      </w:r>
+      <w:r>
+        <w:rPr>
+          <w:rStyle w:val="VerbatimChar"/>
+        </w:rPr>
+        <w:t xml:space="preserve">https://eosc.it/</w:t>
+      </w:r>
+      <w:r>
+        <w:t xml:space="preserve"> </w:t>
+      </w:r>
+      <w:r>
+        <w:t xml:space="preserve">to</w:t>
+      </w:r>
+      <w:r>
+        <w:t xml:space="preserve"> </w:t>
+      </w:r>
+      <w:r>
+        <w:rPr>
+          <w:rStyle w:val="VerbatimChar"/>
+        </w:rPr>
+        <w:t xml:space="preserve">https://eoscnode-it.d4science.org/</w:t>
+      </w:r>
+      <w:r>
+        <w:t xml:space="preserve">, and</w:t>
+      </w:r>
+      <w:r>
+        <w:t xml:space="preserve"> </w:t>
+      </w:r>
+      <w:r>
+        <w:rPr>
+          <w:rStyle w:val="VerbatimChar"/>
+        </w:rPr>
+        <w:t xml:space="preserve">nodes.yaml</w:t>
+      </w:r>
+      <w:r>
+        <w:t xml:space="preserve"> </w:t>
+      </w:r>
+      <w:r>
+        <w:t xml:space="preserve">carries a comment</w:t>
+      </w:r>
+      <w:r>
+        <w:t xml:space="preserve"> </w:t>
+      </w:r>
+      <w:r>
+        <w:t xml:space="preserve">saying so.</w:t>
+      </w:r>
+      <w:r>
+        <w:t xml:space="preserve"> </w:t>
+      </w:r>
+      <w:r>
+        <w:rPr>
+          <w:rStyle w:val="VerbatimChar"/>
+        </w:rPr>
+        <w:t xml:space="preserve">eosc.it</w:t>
+      </w:r>
+      <w:r>
+        <w:t xml:space="preserve"> </w:t>
+      </w:r>
+      <w:r>
+        <w:t xml:space="preserve">had no address record on 24 September, so the published run</w:t>
+      </w:r>
+      <w:r>
+        <w:t xml:space="preserve"> </w:t>
+      </w:r>
+      <w:r>
+        <w:t xml:space="preserve">skipped Italy and holds no evidence for it; nothing published depends on the old</w:t>
+      </w:r>
+      <w:r>
+        <w:t xml:space="preserve"> </w:t>
+      </w:r>
+      <w:r>
+        <w:t xml:space="preserve">address. Italy's first result will come from the next collection.</w:t>
+      </w:r>
+    </w:p>
     <w:bookmarkEnd w:id="16"/>
     <w:bookmarkStart w:id="17" w:name="changing-a-nodes-url"/>
     <w:p>
@@ -3025,7 +3115,7 @@
         <w:t xml:space="preserve"> </w:t>
       </w:r>
       <w:r>
-        <w:t xml:space="preserve">with. Since 26 September that is again the committed</w:t>
+        <w:t xml:space="preserve">with. Since 26 September the committed</w:t>
       </w:r>
       <w:r>
         <w:t xml:space="preserve"> </w:t>
@@ -3037,7 +3127,16 @@
         <w:t xml:space="preserve">nodes.yaml</w:t>
       </w:r>
       <w:r>
-        <w:t xml:space="preserve">, so a bare</w:t>
+        <w:t xml:space="preserve"> </w:t>
+      </w:r>
+      <w:r>
+        <w:t xml:space="preserve">differs from it only in</w:t>
+      </w:r>
+      <w:r>
+        <w:t xml:space="preserve"> </w:t>
+      </w:r>
+      <w:r>
+        <w:t xml:space="preserve">Italy's URL, and Italy is skipped, so a bare</w:t>
       </w:r>
       <w:r>
         <w:t xml:space="preserve"> </w:t>
@@ -19541,7 +19640,49 @@
         <w:t xml:space="preserve"> </w:t>
       </w:r>
       <w:r>
-        <w:t xml:space="preserve">run; drop it once Italy's page can be collected.</w:t>
+        <w:t xml:space="preserve">run. Italy's URL changed on 26 September to</w:t>
+      </w:r>
+      <w:r>
+        <w:t xml:space="preserve"> </w:t>
+      </w:r>
+      <w:r>
+        <w:rPr>
+          <w:rStyle w:val="VerbatimChar"/>
+        </w:rPr>
+        <w:t xml:space="preserve">https://eoscnode-it.d4science.org/</w:t>
+      </w:r>
+      <w:r>
+        <w:t xml:space="preserve">; drop</w:t>
+      </w:r>
+      <w:r>
+        <w:t xml:space="preserve"> </w:t>
+      </w:r>
+      <w:r>
+        <w:rPr>
+          <w:rStyle w:val="VerbatimChar"/>
+        </w:rPr>
+        <w:t xml:space="preserve">--skip Italy</w:t>
+      </w:r>
+      <w:r>
+        <w:t xml:space="preserve"> </w:t>
+      </w:r>
+      <w:r>
+        <w:t xml:space="preserve">once a trial</w:t>
+      </w:r>
+      <w:r>
+        <w:t xml:space="preserve"> </w:t>
+      </w:r>
+      <w:r>
+        <w:t xml:space="preserve">collection (</w:t>
+      </w:r>
+      <w:r>
+        <w:rPr>
+          <w:rStyle w:val="VerbatimChar"/>
+        </w:rPr>
+        <w:t xml:space="preserve">collect --only eosc-it --results /tmp/trial</w:t>
+      </w:r>
+      <w:r>
+        <w:t xml:space="preserve">) shows the page loads.</w:t>
       </w:r>
     </w:p>
     <w:p>

--- a/docs/eosc-basic-compliance-guide.docx
+++ b/docs/eosc-basic-compliance-guide.docx
@@ -23,7 +23,7 @@
         <w:pStyle w:val="Author"/>
       </w:pPr>
       <w:r>
-        <w:t xml:space="preserve">Verified against a clean clone on 26 September 2026 — documentation commit 141cebd</w:t>
+        <w:t xml:space="preserve">Verified against a clean clone on 26 September 2026 — documentation commit 3769a3e</w:t>
       </w:r>
     </w:p>
     <w:p>
@@ -243,7 +243,7 @@
         <w:t xml:space="preserve"> </w:t>
       </w:r>
       <w:r>
-        <w:t xml:space="preserve">from the published run of 24 September and from a trial run on 25 September,</w:t>
+        <w:t xml:space="preserve">from the runs of 24 and 26 September and from a trial run on 25 September,</w:t>
       </w:r>
       <w:r>
         <w:t xml:space="preserve"> </w:t>
@@ -260,7 +260,113 @@
     </w:p>
     <w:p>
       <w:pPr>
-        <w:pStyle w:val="BodyText"/>
+        <w:pStyle w:val="BlockText"/>
+      </w:pPr>
+      <w:r>
+        <w:rPr>
+          <w:b/>
+          <w:bCs/>
+        </w:rPr>
+        <w:t xml:space="preserve">The published run changed on 26 September 2026.</w:t>
+      </w:r>
+      <w:r>
+        <w:t xml:space="preserve"> </w:t>
+      </w:r>
+      <w:r>
+        <w:rPr>
+          <w:rStyle w:val="VerbatimChar"/>
+        </w:rPr>
+        <w:t xml:space="preserve">results/</w:t>
+      </w:r>
+      <w:r>
+        <w:t xml:space="preserve"> </w:t>
+      </w:r>
+      <w:r>
+        <w:t xml:space="preserve">now holds run</w:t>
+      </w:r>
+      <w:r>
+        <w:t xml:space="preserve"> </w:t>
+      </w:r>
+      <w:r>
+        <w:rPr>
+          <w:rStyle w:val="VerbatimChar"/>
+        </w:rPr>
+        <w:t xml:space="preserve">web-4</w:t>
+      </w:r>
+      <w:r>
+        <w:t xml:space="preserve">, collected by the GitHub workflow on 26 September from all thirteen</w:t>
+      </w:r>
+      <w:r>
+        <w:t xml:space="preserve"> </w:t>
+      </w:r>
+      <w:r>
+        <w:t xml:space="preserve">nodes (45 PASS, 8 FAIL, 77 MANUAL_REVIEW). It has</w:t>
+      </w:r>
+      <w:r>
+        <w:t xml:space="preserve"> </w:t>
+      </w:r>
+      <w:r>
+        <w:rPr>
+          <w:b/>
+          <w:bCs/>
+        </w:rPr>
+        <w:t xml:space="preserve">not</w:t>
+      </w:r>
+      <w:r>
+        <w:t xml:space="preserve"> </w:t>
+      </w:r>
+      <w:r>
+        <w:t xml:space="preserve">been reviewed by</w:t>
+      </w:r>
+      <w:r>
+        <w:t xml:space="preserve"> </w:t>
+      </w:r>
+      <w:r>
+        <w:t xml:space="preserve">hand; the review of the run it replaced stays in</w:t>
+      </w:r>
+      <w:r>
+        <w:t xml:space="preserve"> </w:t>
+      </w:r>
+      <w:r>
+        <w:rPr>
+          <w:rStyle w:val="VerbatimChar"/>
+        </w:rPr>
+        <w:t xml:space="preserve">results/REVIEW-2026-09-24.md</w:t>
+      </w:r>
+      <w:r>
+        <w:t xml:space="preserve"> </w:t>
+      </w:r>
+      <w:r>
+        <w:t xml:space="preserve">as history. Passages below that describe "the</w:t>
+      </w:r>
+      <w:r>
+        <w:t xml:space="preserve"> </w:t>
+      </w:r>
+      <w:r>
+        <w:t xml:space="preserve">published run of 24 September" are about that earlier, reviewed run, whose</w:t>
+      </w:r>
+      <w:r>
+        <w:t xml:space="preserve"> </w:t>
+      </w:r>
+      <w:r>
+        <w:t xml:space="preserve">files are in the git history at commit</w:t>
+      </w:r>
+      <w:r>
+        <w:t xml:space="preserve"> </w:t>
+      </w:r>
+      <w:r>
+        <w:rPr>
+          <w:rStyle w:val="VerbatimChar"/>
+        </w:rPr>
+        <w:t xml:space="preserve">800d632</w:t>
+      </w:r>
+      <w:r>
+        <w:t xml:space="preserve">.</w:t>
+      </w:r>
+    </w:p>
+    <w:p>
+      <w:pPr>
+        <w:pStyle w:val="FirstParagraph"/>
       </w:pPr>
       <w:r>
         <w:rPr>
@@ -2268,7 +2374,7 @@
         <w:t xml:space="preserve"> </w:t>
       </w:r>
       <w:r>
-        <w:t xml:space="preserve">was collected on 24 September from this</w:t>
+        <w:t xml:space="preserve">(26 September) was collected from this</w:t>
       </w:r>
       <w:r>
         <w:t xml:space="preserve"> </w:t>
@@ -2283,7 +2389,13 @@
         <w:t xml:space="preserve"> </w:t>
       </w:r>
       <w:r>
-        <w:t xml:space="preserve">address, so the configuration and the published evidence agree again.</w:t>
+        <w:t xml:space="preserve">address, as was the reviewed run of 24 September, so the configuration</w:t>
+      </w:r>
+      <w:r>
+        <w:t xml:space="preserve"> </w:t>
+      </w:r>
+      <w:r>
+        <w:t xml:space="preserve">and the published evidence agree.</w:t>
       </w:r>
     </w:p>
     <w:p>
@@ -2361,19 +2473,34 @@
         <w:t xml:space="preserve"> </w:t>
       </w:r>
       <w:r>
-        <w:t xml:space="preserve">had no address record on 24 September, so the published run</w:t>
-      </w:r>
-      <w:r>
-        <w:t xml:space="preserve"> </w:t>
-      </w:r>
-      <w:r>
-        <w:t xml:space="preserve">skipped Italy and holds no evidence for it; nothing published depends on the old</w:t>
-      </w:r>
-      <w:r>
-        <w:t xml:space="preserve"> </w:t>
-      </w:r>
-      <w:r>
-        <w:t xml:space="preserve">address. Italy's first result will come from the next collection.</w:t>
+        <w:t xml:space="preserve">had no address record on 24 September, so that run skipped</w:t>
+      </w:r>
+      <w:r>
+        <w:t xml:space="preserve"> </w:t>
+      </w:r>
+      <w:r>
+        <w:t xml:space="preserve">Italy; nothing published depends on the old address. Italy was assessed for the</w:t>
+      </w:r>
+      <w:r>
+        <w:t xml:space="preserve"> </w:t>
+      </w:r>
+      <w:r>
+        <w:t xml:space="preserve">first time in run</w:t>
+      </w:r>
+      <w:r>
+        <w:t xml:space="preserve"> </w:t>
+      </w:r>
+      <w:r>
+        <w:rPr>
+          <w:rStyle w:val="VerbatimChar"/>
+        </w:rPr>
+        <w:t xml:space="preserve">web-4</w:t>
+      </w:r>
+      <w:r>
+        <w:t xml:space="preserve"> </w:t>
+      </w:r>
+      <w:r>
+        <w:t xml:space="preserve">on 26 September, from the new address.</w:t>
       </w:r>
     </w:p>
     <w:bookmarkEnd w:id="16"/>
@@ -3109,13 +3236,13 @@
         <w:pStyle w:val="BodyText"/>
       </w:pPr>
       <w:r>
-        <w:t xml:space="preserve">To rebuild the published run, assess it with the node list it was collected</w:t>
-      </w:r>
-      <w:r>
-        <w:t xml:space="preserve"> </w:t>
-      </w:r>
-      <w:r>
-        <w:t xml:space="preserve">with. Since 26 September the committed</w:t>
+        <w:t xml:space="preserve">To rebuild the published run, assess it under its own label. It was collected</w:t>
+      </w:r>
+      <w:r>
+        <w:t xml:space="preserve"> </w:t>
+      </w:r>
+      <w:r>
+        <w:t xml:space="preserve">from the committed</w:t>
       </w:r>
       <w:r>
         <w:t xml:space="preserve"> </w:t>
@@ -3127,52 +3254,13 @@
         <w:t xml:space="preserve">nodes.yaml</w:t>
       </w:r>
       <w:r>
-        <w:t xml:space="preserve"> </w:t>
-      </w:r>
-      <w:r>
-        <w:t xml:space="preserve">differs from it only in</w:t>
-      </w:r>
-      <w:r>
-        <w:t xml:space="preserve"> </w:t>
-      </w:r>
-      <w:r>
-        <w:t xml:space="preserve">Italy's URL, and Italy is skipped, so a bare</w:t>
-      </w:r>
-      <w:r>
-        <w:t xml:space="preserve"> </w:t>
-      </w:r>
-      <w:r>
-        <w:rPr>
-          <w:rStyle w:val="VerbatimChar"/>
-        </w:rPr>
-        <w:t xml:space="preserve">uv run basic-check assess --run live-2026-09-24-no-italy --skip Italy</w:t>
-      </w:r>
-      <w:r>
-        <w:t xml:space="preserve"> </w:t>
-      </w:r>
-      <w:r>
-        <w:t xml:space="preserve">gives no</w:t>
-      </w:r>
-      <w:r>
-        <w:t xml:space="preserve"> </w:t>
-      </w:r>
-      <w:r>
-        <w:t xml:space="preserve">warning. The command below names that list explicitly, and stays right if</w:t>
-      </w:r>
-      <w:r>
-        <w:t xml:space="preserve"> </w:t>
-      </w:r>
-      <w:r>
-        <w:rPr>
-          <w:rStyle w:val="VerbatimChar"/>
-        </w:rPr>
-        <w:t xml:space="preserve">nodes.yaml</w:t>
-      </w:r>
-      <w:r>
-        <w:t xml:space="preserve"> </w:t>
-      </w:r>
-      <w:r>
-        <w:t xml:space="preserve">changes again:</w:t>
+        <w:t xml:space="preserve">, so no other option is needed and there is no</w:t>
+      </w:r>
+      <w:r>
+        <w:t xml:space="preserve"> </w:t>
+      </w:r>
+      <w:r>
+        <w:t xml:space="preserve">URL warning:</w:t>
       </w:r>
     </w:p>
     <w:p>
@@ -3181,93 +3269,27 @@
       </w:pPr>
       <w:r>
         <w:rPr>
-          <w:rStyle w:val="FunctionTok"/>
-        </w:rPr>
-        <w:t xml:space="preserve">git</w:t>
+          <w:rStyle w:val="ExtensionTok"/>
+        </w:rPr>
+        <w:t xml:space="preserve">uv</w:t>
       </w:r>
       <w:r>
         <w:rPr>
           <w:rStyle w:val="NormalTok"/>
         </w:rPr>
-        <w:t xml:space="preserve"> show 53081f6:nodes.yaml </w:t>
-      </w:r>
-      <w:r>
-        <w:rPr>
-          <w:rStyle w:val="OperatorTok"/>
-        </w:rPr>
-        <w:t xml:space="preserve">&gt;</w:t>
+        <w:t xml:space="preserve"> run basic-check assess </w:t>
+      </w:r>
+      <w:r>
+        <w:rPr>
+          <w:rStyle w:val="AttributeTok"/>
+        </w:rPr>
+        <w:t xml:space="preserve">--run</w:t>
       </w:r>
       <w:r>
         <w:rPr>
           <w:rStyle w:val="NormalTok"/>
         </w:rPr>
-        <w:t xml:space="preserve"> /tmp/nodes-2026-09-24.yaml</w:t>
-      </w:r>
-      <w:r>
-        <w:br/>
-      </w:r>
-      <w:r>
-        <w:rPr>
-          <w:rStyle w:val="ExtensionTok"/>
-        </w:rPr>
-        <w:t xml:space="preserve">uv</w:t>
-      </w:r>
-      <w:r>
-        <w:rPr>
-          <w:rStyle w:val="NormalTok"/>
-        </w:rPr>
-        <w:t xml:space="preserve"> run basic-check assess </w:t>
-      </w:r>
-      <w:r>
-        <w:rPr>
-          <w:rStyle w:val="AttributeTok"/>
-        </w:rPr>
-        <w:t xml:space="preserve">--run</w:t>
-      </w:r>
-      <w:r>
-        <w:rPr>
-          <w:rStyle w:val="NormalTok"/>
-        </w:rPr>
-        <w:t xml:space="preserve"> live-2026-09-24-no-italy </w:t>
-      </w:r>
-      <w:r>
-        <w:rPr>
-          <w:rStyle w:val="AttributeTok"/>
-        </w:rPr>
-        <w:t xml:space="preserve">--skip</w:t>
-      </w:r>
-      <w:r>
-        <w:rPr>
-          <w:rStyle w:val="NormalTok"/>
-        </w:rPr>
-        <w:t xml:space="preserve"> Italy </w:t>
-      </w:r>
-      <w:r>
-        <w:rPr>
-          <w:rStyle w:val="DataTypeTok"/>
-        </w:rPr>
-        <w:t xml:space="preserve">\</w:t>
-      </w:r>
-      <w:r>
-        <w:br/>
-      </w:r>
-      <w:r>
-        <w:rPr>
-          <w:rStyle w:val="NormalTok"/>
-        </w:rPr>
-        <w:t xml:space="preserve">    </w:t>
-      </w:r>
-      <w:r>
-        <w:rPr>
-          <w:rStyle w:val="AttributeTok"/>
-        </w:rPr>
-        <w:t xml:space="preserve">--nodes</w:t>
-      </w:r>
-      <w:r>
-        <w:rPr>
-          <w:rStyle w:val="NormalTok"/>
-        </w:rPr>
-        <w:t xml:space="preserve"> /tmp/nodes-2026-09-24.yaml</w:t>
+        <w:t xml:space="preserve"> web-4</w:t>
       </w:r>
     </w:p>
     <w:p>
@@ -3290,13 +3312,85 @@
         <w:t xml:space="preserve"> </w:t>
       </w:r>
       <w:r>
-        <w:t xml:space="preserve">exactly, apart from the generation time, with 44 PASS, 6 FAIL and 70</w:t>
-      </w:r>
-      <w:r>
-        <w:t xml:space="preserve"> </w:t>
-      </w:r>
-      <w:r>
-        <w:t xml:space="preserve">MANUAL_REVIEW. The full procedure, including how to publish the new node's</w:t>
+        <w:t xml:space="preserve">exactly, apart from the generation time, with 45 PASS, 8 FAIL and 77</w:t>
+      </w:r>
+      <w:r>
+        <w:t xml:space="preserve"> </w:t>
+      </w:r>
+      <w:r>
+        <w:t xml:space="preserve">MANUAL_REVIEW. The reviewed run of 24 September that it replaced is in the git</w:t>
+      </w:r>
+      <w:r>
+        <w:t xml:space="preserve"> </w:t>
+      </w:r>
+      <w:r>
+        <w:t xml:space="preserve">history at commit</w:t>
+      </w:r>
+      <w:r>
+        <w:t xml:space="preserve"> </w:t>
+      </w:r>
+      <w:r>
+        <w:rPr>
+          <w:rStyle w:val="VerbatimChar"/>
+        </w:rPr>
+        <w:t xml:space="preserve">800d632</w:t>
+      </w:r>
+      <w:r>
+        <w:t xml:space="preserve">; to rebuild that one, restore its</w:t>
+      </w:r>
+      <w:r>
+        <w:t xml:space="preserve"> </w:t>
+      </w:r>
+      <w:r>
+        <w:rPr>
+          <w:rStyle w:val="VerbatimChar"/>
+        </w:rPr>
+        <w:t xml:space="preserve">results/</w:t>
+      </w:r>
+      <w:r>
+        <w:t xml:space="preserve"> </w:t>
+      </w:r>
+      <w:r>
+        <w:t xml:space="preserve">into a</w:t>
+      </w:r>
+      <w:r>
+        <w:t xml:space="preserve"> </w:t>
+      </w:r>
+      <w:r>
+        <w:t xml:space="preserve">scratch directory and assess it with</w:t>
+      </w:r>
+      <w:r>
+        <w:t xml:space="preserve"> </w:t>
+      </w:r>
+      <w:r>
+        <w:rPr>
+          <w:rStyle w:val="VerbatimChar"/>
+        </w:rPr>
+        <w:t xml:space="preserve">--skip Italy</w:t>
+      </w:r>
+      <w:r>
+        <w:t xml:space="preserve"> </w:t>
+      </w:r>
+      <w:r>
+        <w:t xml:space="preserve">and the node list from</w:t>
+      </w:r>
+      <w:r>
+        <w:t xml:space="preserve"> </w:t>
+      </w:r>
+      <w:r>
+        <w:t xml:space="preserve">commit</w:t>
+      </w:r>
+      <w:r>
+        <w:t xml:space="preserve"> </w:t>
+      </w:r>
+      <w:r>
+        <w:rPr>
+          <w:rStyle w:val="VerbatimChar"/>
+        </w:rPr>
+        <w:t xml:space="preserve">53081f6</w:t>
+      </w:r>
+      <w:r>
+        <w:t xml:space="preserve">. The full procedure, including how to publish the new node's</w:t>
       </w:r>
       <w:r>
         <w:t xml:space="preserve"> </w:t>
@@ -5841,7 +5935,7 @@
         <w:pStyle w:val="FirstParagraph"/>
       </w:pPr>
       <w:r>
-        <w:t xml:space="preserve">In the published run of 24 September 2026, the committed list of thirteen names</w:t>
+        <w:t xml:space="preserve">In the published run of 26 September 2026, the committed list of thirteen names</w:t>
       </w:r>
       <w:r>
         <w:t xml:space="preserve"> </w:t>
@@ -5857,13 +5951,13 @@
           <w:b/>
           <w:bCs/>
         </w:rPr>
-        <w:t xml:space="preserve">five of the twelve</w:t>
-      </w:r>
-      <w:r>
-        <w:t xml:space="preserve"> </w:t>
-      </w:r>
-      <w:r>
-        <w:t xml:space="preserve">nodes assessed. Every one of the five writes the</w:t>
+        <w:t xml:space="preserve">four of the thirteen</w:t>
+      </w:r>
+      <w:r>
+        <w:t xml:space="preserve"> </w:t>
+      </w:r>
+      <w:r>
+        <w:t xml:space="preserve">nodes assessed. Every one of the four writes the</w:t>
       </w:r>
       <w:r>
         <w:t xml:space="preserve"> </w:t>
@@ -6036,7 +6130,7 @@
               <w:pStyle w:val="Compact"/>
             </w:pPr>
             <w:r>
-              <w:t xml:space="preserve">GÉANT</w:t>
+              <w:t xml:space="preserve">EOSC Node Slovakia</w:t>
             </w:r>
           </w:p>
         </w:tc>
@@ -6056,7 +6150,7 @@
               <w:rPr>
                 <w:rStyle w:val="VerbatimChar"/>
               </w:rPr>
-              <w:t xml:space="preserve">EOSC Node GÉANT</w:t>
+              <w:t xml:space="preserve">EOSC Node Slovakia</w:t>
             </w:r>
           </w:p>
         </w:tc>
@@ -6072,18 +6166,18 @@
               <w:pStyle w:val="Compact"/>
             </w:pPr>
             <w:r>
-              <w:t xml:space="preserve">EOSC Node Slovakia</w:t>
-            </w:r>
-          </w:p>
-        </w:tc>
-        <w:tc>
-          <w:tcPr/>
-          <w:p>
-            <w:pPr>
-              <w:pStyle w:val="Compact"/>
-            </w:pPr>
-            <w:r>
-              <w:t xml:space="preserve">matched; the page writes</w:t>
+              <w:t xml:space="preserve">European DTO, Data Terra, PaNOSC</w:t>
+            </w:r>
+          </w:p>
+        </w:tc>
+        <w:tc>
+          <w:tcPr/>
+          <w:p>
+            <w:pPr>
+              <w:pStyle w:val="Compact"/>
+            </w:pPr>
+            <w:r>
+              <w:t xml:space="preserve">no match; the phrase</w:t>
             </w:r>
             <w:r>
               <w:t xml:space="preserve"> </w:t>
@@ -6092,7 +6186,13 @@
               <w:rPr>
                 <w:rStyle w:val="VerbatimChar"/>
               </w:rPr>
-              <w:t xml:space="preserve">EOSC Node Slovakia</w:t>
+              <w:t xml:space="preserve">EOSC Node</w:t>
+            </w:r>
+            <w:r>
+              <w:t xml:space="preserve"> </w:t>
+            </w:r>
+            <w:r>
+              <w:t xml:space="preserve">occurs (5, 2 and 2 times), but never followed by an approved name</w:t>
             </w:r>
           </w:p>
         </w:tc>
@@ -6108,18 +6208,18 @@
               <w:pStyle w:val="Compact"/>
             </w:pPr>
             <w:r>
-              <w:t xml:space="preserve">European DTO, Data Terra, PaNOSC</w:t>
-            </w:r>
-          </w:p>
-        </w:tc>
-        <w:tc>
-          <w:tcPr/>
-          <w:p>
-            <w:pPr>
-              <w:pStyle w:val="Compact"/>
-            </w:pPr>
-            <w:r>
-              <w:t xml:space="preserve">no match; the phrase</w:t>
+              <w:t xml:space="preserve">CERN, EOSC Finland, EGI, EBRAINS, Italy</w:t>
+            </w:r>
+          </w:p>
+        </w:tc>
+        <w:tc>
+          <w:tcPr/>
+          <w:p>
+            <w:pPr>
+              <w:pStyle w:val="Compact"/>
+            </w:pPr>
+            <w:r>
+              <w:t xml:space="preserve">no match, and the phrase</w:t>
             </w:r>
             <w:r>
               <w:t xml:space="preserve"> </w:t>
@@ -6134,7 +6234,7 @@
               <w:t xml:space="preserve"> </w:t>
             </w:r>
             <w:r>
-              <w:t xml:space="preserve">occurs (5, 3 and 1 times), but never followed by an approved name</w:t>
+              <w:t xml:space="preserve">does not occur in the body text</w:t>
             </w:r>
           </w:p>
         </w:tc>
@@ -6150,33 +6250,18 @@
               <w:pStyle w:val="Compact"/>
             </w:pPr>
             <w:r>
-              <w:t xml:space="preserve">CERN, EOSC Finland, EGI, EBRAINS</w:t>
-            </w:r>
-          </w:p>
-        </w:tc>
-        <w:tc>
-          <w:tcPr/>
-          <w:p>
-            <w:pPr>
-              <w:pStyle w:val="Compact"/>
-            </w:pPr>
-            <w:r>
-              <w:t xml:space="preserve">no match, and the phrase</w:t>
-            </w:r>
-            <w:r>
-              <w:t xml:space="preserve"> </w:t>
-            </w:r>
-            <w:r>
-              <w:rPr>
-                <w:rStyle w:val="VerbatimChar"/>
-              </w:rPr>
-              <w:t xml:space="preserve">EOSC Node</w:t>
-            </w:r>
-            <w:r>
-              <w:t xml:space="preserve"> </w:t>
-            </w:r>
-            <w:r>
-              <w:t xml:space="preserve">does not occur in the body</w:t>
+              <w:t xml:space="preserve">GÉANT</w:t>
+            </w:r>
+          </w:p>
+        </w:tc>
+        <w:tc>
+          <w:tcPr/>
+          <w:p>
+            <w:pPr>
+              <w:pStyle w:val="Compact"/>
+            </w:pPr>
+            <w:r>
+              <w:t xml:space="preserve">not looked for: the page answered HTTP 403 with the Cloudflare challenge</w:t>
             </w:r>
           </w:p>
         </w:tc>
@@ -6193,52 +6278,28 @@
         <w:t xml:space="preserve"> </w:t>
       </w:r>
       <w:r>
-        <w:t xml:space="preserve">almost nothing to match against. Italy was skipped:</w:t>
-      </w:r>
-      <w:r>
-        <w:t xml:space="preserve"> </w:t>
-      </w:r>
-      <w:r>
-        <w:rPr>
-          <w:rStyle w:val="VerbatimChar"/>
-        </w:rPr>
-        <w:t xml:space="preserve">eosc.it</w:t>
-      </w:r>
-      <w:r>
-        <w:t xml:space="preserve"> </w:t>
-      </w:r>
-      <w:r>
-        <w:t xml:space="preserve">had nameservers but</w:t>
-      </w:r>
-      <w:r>
-        <w:t xml:space="preserve"> </w:t>
-      </w:r>
-      <w:r>
-        <w:t xml:space="preserve">no address record, and an unreachable page is</w:t>
-      </w:r>
-      <w:r>
-        <w:t xml:space="preserve"> </w:t>
-      </w:r>
-      <w:r>
-        <w:rPr>
-          <w:rStyle w:val="VerbatimChar"/>
-        </w:rPr>
-        <w:t xml:space="preserve">ERROR</w:t>
-      </w:r>
-      <w:r>
-        <w:t xml:space="preserve">, not</w:t>
-      </w:r>
-      <w:r>
-        <w:t xml:space="preserve"> </w:t>
-      </w:r>
-      <w:r>
-        <w:rPr>
-          <w:rStyle w:val="VerbatimChar"/>
-        </w:rPr>
-        <w:t xml:space="preserve">FAIL</w:t>
-      </w:r>
-      <w:r>
-        <w:t xml:space="preserve">.</w:t>
+        <w:t xml:space="preserve">almost nothing to match against. Italy's page shows "EOSC Node | Italy" in its</w:t>
+      </w:r>
+      <w:r>
+        <w:t xml:space="preserve"> </w:t>
+      </w:r>
+      <w:r>
+        <w:t xml:space="preserve">logo image, which is not text. GÉANT's page, when served on 24 September, wrote</w:t>
+      </w:r>
+      <w:r>
+        <w:t xml:space="preserve"> </w:t>
+      </w:r>
+      <w:r>
+        <w:rPr>
+          <w:rStyle w:val="VerbatimChar"/>
+        </w:rPr>
+        <w:t xml:space="preserve">EOSC Node GÉANT</w:t>
+      </w:r>
+      <w:r>
+        <w:t xml:space="preserve"> </w:t>
+      </w:r>
+      <w:r>
+        <w:t xml:space="preserve">and matched, which made five of twelve that day.</w:t>
       </w:r>
     </w:p>
     <w:p>
@@ -10532,7 +10593,7 @@
         <w:t xml:space="preserve"> </w:t>
       </w:r>
       <w:r>
-        <w:t xml:space="preserve">it. The published report was built this way, with</w:t>
+        <w:t xml:space="preserve">it. The reviewed report of 24 September was built this way, with</w:t>
       </w:r>
       <w:r>
         <w:t xml:space="preserve"> </w:t>
@@ -10544,7 +10605,13 @@
         <w:t xml:space="preserve">--skip Italy</w:t>
       </w:r>
       <w:r>
-        <w:t xml:space="preserve">, because</w:t>
+        <w:t xml:space="preserve">,</w:t>
+      </w:r>
+      <w:r>
+        <w:t xml:space="preserve"> </w:t>
+      </w:r>
+      <w:r>
+        <w:t xml:space="preserve">because</w:t>
       </w:r>
       <w:r>
         <w:t xml:space="preserve"> </w:t>
@@ -10559,7 +10626,7 @@
         <w:t xml:space="preserve"> </w:t>
       </w:r>
       <w:r>
-        <w:t xml:space="preserve">had no address record on 24 September.</w:t>
+        <w:t xml:space="preserve">had no address record that day.</w:t>
       </w:r>
     </w:p>
     <w:p>
@@ -11540,7 +11607,7 @@
         <w:t xml:space="preserve">results/</w:t>
       </w:r>
       <w:r>
-        <w:t xml:space="preserve">, the reviewed run. Try it on a copy first:</w:t>
+        <w:t xml:space="preserve">, the published run. Try it on a copy first:</w:t>
       </w:r>
     </w:p>
     <w:p>
@@ -12347,10 +12414,11 @@
         <w:tblLook w:firstRow="1" w:lastRow="0" w:firstColumn="0" w:lastColumn="0" w:noHBand="0" w:noVBand="0" w:val="0020"/>
       </w:tblPr>
       <w:tblGrid>
-        <w:gridCol w:w="1980"/>
-        <w:gridCol w:w="1980"/>
-        <w:gridCol w:w="1980"/>
-        <w:gridCol w:w="1980"/>
+        <w:gridCol w:w="1584"/>
+        <w:gridCol w:w="1584"/>
+        <w:gridCol w:w="1584"/>
+        <w:gridCol w:w="1584"/>
+        <w:gridCol w:w="1584"/>
       </w:tblGrid>
       <w:tr>
         <w:trPr>
@@ -12404,6 +12472,17 @@
             </w:r>
           </w:p>
         </w:tc>
+        <w:tc>
+          <w:tcPr/>
+          <w:p>
+            <w:pPr>
+              <w:pStyle w:val="Compact"/>
+            </w:pPr>
+            <w:r>
+              <w:t xml:space="preserve">Requests, 13 nodes, 26 Sep 2026</w:t>
+            </w:r>
+          </w:p>
+        </w:tc>
       </w:tr>
       <w:tr>
         <w:trPr>
@@ -12456,6 +12535,17 @@
             </w:r>
           </w:p>
         </w:tc>
+        <w:tc>
+          <w:tcPr/>
+          <w:p>
+            <w:pPr>
+              <w:pStyle w:val="Compact"/>
+            </w:pPr>
+            <w:r>
+              <w:t xml:space="preserve">13</w:t>
+            </w:r>
+          </w:p>
+        </w:tc>
       </w:tr>
       <w:tr>
         <w:trPr>
@@ -12514,7 +12604,18 @@
               <w:pStyle w:val="Compact"/>
             </w:pPr>
             <w:r>
-              <w:t xml:space="preserve">44 (12 + 32), the published run</w:t>
+              <w:t xml:space="preserve">44 (12 + 32)</w:t>
+            </w:r>
+          </w:p>
+        </w:tc>
+        <w:tc>
+          <w:tcPr/>
+          <w:p>
+            <w:pPr>
+              <w:pStyle w:val="Compact"/>
+            </w:pPr>
+            <w:r>
+              <w:t xml:space="preserve">44 (13 + 31), the published run</w:t>
             </w:r>
           </w:p>
         </w:tc>
@@ -12572,6 +12673,17 @@
             </w:pPr>
             <w:r>
               <w:t xml:space="preserve">45 (9 + 22 + 14)</w:t>
+            </w:r>
+          </w:p>
+        </w:tc>
+        <w:tc>
+          <w:tcPr/>
+          <w:p>
+            <w:pPr>
+              <w:pStyle w:val="Compact"/>
+            </w:pPr>
+            <w:r>
+              <w:t xml:space="preserve">not run</w:t>
             </w:r>
           </w:p>
         </w:tc>
@@ -13702,7 +13814,7 @@
         <w:t xml:space="preserve"> </w:t>
       </w:r>
       <w:r>
-        <w:t xml:space="preserve">said. In the published run only Italy would have been</w:t>
+        <w:t xml:space="preserve">said. In the 24 September run only Italy would have been</w:t>
       </w:r>
       <w:r>
         <w:t xml:space="preserve"> </w:t>
@@ -13720,7 +13832,19 @@
         <w:t xml:space="preserve"> </w:t>
       </w:r>
       <w:r>
-        <w:t xml:space="preserve">it was skipped instead. On the 25 September trial, BBMRI-ERIC's new</w:t>
+        <w:t xml:space="preserve">it was skipped instead; the published run of 26 September has no</w:t>
+      </w:r>
+      <w:r>
+        <w:t xml:space="preserve"> </w:t>
+      </w:r>
+      <w:r>
+        <w:rPr>
+          <w:rStyle w:val="VerbatimChar"/>
+        </w:rPr>
+        <w:t xml:space="preserve">ERROR</w:t>
+      </w:r>
+      <w:r>
+        <w:t xml:space="preserve">. On the 25 September trial, BBMRI-ERIC's new</w:t>
       </w:r>
       <w:r>
         <w:t xml:space="preserve"> </w:t>
@@ -13860,13 +13984,19 @@
         <w:t xml:space="preserve"> </w:t>
       </w:r>
       <w:r>
-        <w:t xml:space="preserve">recorded as failure, the published report would now contain four wrong verdicts</w:t>
-      </w:r>
-      <w:r>
-        <w:t xml:space="preserve"> </w:t>
-      </w:r>
-      <w:r>
-        <w:t xml:space="preserve">instead of four honest abstentions.</w:t>
+        <w:t xml:space="preserve">recorded as failure, that report would have contained four wrong verdicts</w:t>
+      </w:r>
+      <w:r>
+        <w:t xml:space="preserve"> </w:t>
+      </w:r>
+      <w:r>
+        <w:t xml:space="preserve">instead of four honest abstentions. The block came back in the published run of</w:t>
+      </w:r>
+      <w:r>
+        <w:t xml:space="preserve"> </w:t>
+      </w:r>
+      <w:r>
+        <w:t xml:space="preserve">26 September, and the same four cells are review there.</w:t>
       </w:r>
     </w:p>
     <w:bookmarkEnd w:id="40"/>
@@ -14606,7 +14736,34 @@
         <w:t xml:space="preserve"> </w:t>
       </w:r>
       <w:r>
-        <w:t xml:space="preserve">Commit</w:t>
+        <w:t xml:space="preserve">Run</w:t>
+      </w:r>
+      <w:r>
+        <w:t xml:space="preserve"> </w:t>
+      </w:r>
+      <w:r>
+        <w:rPr>
+          <w:rStyle w:val="VerbatimChar"/>
+        </w:rPr>
+        <w:t xml:space="preserve">web-4</w:t>
+      </w:r>
+      <w:r>
+        <w:t xml:space="preserve"> </w:t>
+      </w:r>
+      <w:r>
+        <w:t xml:space="preserve">(26 September 2026) was collected</w:t>
+      </w:r>
+      <w:r>
+        <w:t xml:space="preserve"> </w:t>
+      </w:r>
+      <w:r>
+        <w:t xml:space="preserve">with masking in place, and a search of all its evidence and reports found no</w:t>
+      </w:r>
+      <w:r>
+        <w:t xml:space="preserve"> </w:t>
+      </w:r>
+      <w:r>
+        <w:t xml:space="preserve">personal address or phone number. Before it, commit</w:t>
       </w:r>
       <w:r>
         <w:t xml:space="preserve"> </w:t>
@@ -14621,7 +14778,13 @@
         <w:t xml:space="preserve"> </w:t>
       </w:r>
       <w:r>
-        <w:t xml:space="preserve">(25 September 2026) masked</w:t>
+        <w:t xml:space="preserve">(25 September</w:t>
+      </w:r>
+      <w:r>
+        <w:t xml:space="preserve"> </w:t>
+      </w:r>
+      <w:r>
+        <w:t xml:space="preserve">2026) masked the 24 September run's</w:t>
       </w:r>
       <w:r>
         <w:t xml:space="preserve"> </w:t>
@@ -14636,13 +14799,13 @@
         <w:t xml:space="preserve"> </w:t>
       </w:r>
       <w:r>
-        <w:t xml:space="preserve">and rebuilt the reports offline. All 120 verdicts and the</w:t>
-      </w:r>
-      <w:r>
-        <w:t xml:space="preserve"> </w:t>
-      </w:r>
-      <w:r>
-        <w:t xml:space="preserve">44 / 6 / 70 tally are unchanged. A few character counts in the report dropped</w:t>
+        <w:t xml:space="preserve">and rebuilt the reports</w:t>
+      </w:r>
+      <w:r>
+        <w:t xml:space="preserve"> </w:t>
+      </w:r>
+      <w:r>
+        <w:t xml:space="preserve">offline. All 120 verdicts and the 44 / 6 / 70 tally were unchanged. A few character counts in the report dropped</w:t>
       </w:r>
       <w:r>
         <w:t xml:space="preserve"> </w:t>
@@ -17468,7 +17631,7 @@
               <w:pStyle w:val="Compact"/>
             </w:pPr>
             <w:r>
-              <w:t xml:space="preserve">Expected for many nodes: in the published run the committed list matches 5 of 12. The</w:t>
+              <w:t xml:space="preserve">Expected for many nodes: in the published run the committed list matches 4 of 13. The</w:t>
             </w:r>
             <w:r>
               <w:t xml:space="preserve"> </w:t>
@@ -18721,7 +18884,7 @@
         <w:t xml:space="preserve"> </w:t>
       </w:r>
       <w:r>
-        <w:t xml:space="preserve">does for the current run, and commit only then.</w:t>
+        <w:t xml:space="preserve">does for the 24 September run, and commit only then.</w:t>
       </w:r>
     </w:p>
     <w:p>
@@ -20294,19 +20457,58 @@
         <w:t xml:space="preserve"> </w:t>
       </w:r>
       <w:r>
-        <w:t xml:space="preserve">which nodes display their approved name (five, for the 24 September run). If</w:t>
-      </w:r>
-      <w:r>
-        <w:t xml:space="preserve"> </w:t>
-      </w:r>
-      <w:r>
-        <w:t xml:space="preserve">the new page shows its name, add its id to the expected set and update the</w:t>
-      </w:r>
-      <w:r>
-        <w:t xml:space="preserve"> </w:t>
-      </w:r>
-      <w:r>
-        <w:t xml:space="preserve">docstring to say why.</w:t>
+        <w:t xml:space="preserve">which nodes display their approved name (four for the 26 September run; five</w:t>
+      </w:r>
+      <w:r>
+        <w:t xml:space="preserve"> </w:t>
+      </w:r>
+      <w:r>
+        <w:t xml:space="preserve">on 24 September, when GÉANT's page was served). If the new page shows its</w:t>
+      </w:r>
+      <w:r>
+        <w:t xml:space="preserve"> </w:t>
+      </w:r>
+      <w:r>
+        <w:t xml:space="preserve">name, add its id to the expected set and update the docstring to say why.</w:t>
+      </w:r>
+    </w:p>
+    <w:p>
+      <w:pPr>
+        <w:pStyle w:val="Compact"/>
+        <w:numPr>
+          <w:ilvl w:val="0"/>
+          <w:numId w:val="1007"/>
+        </w:numPr>
+      </w:pPr>
+      <w:r>
+        <w:rPr>
+          <w:rStyle w:val="VerbatimChar"/>
+        </w:rPr>
+        <w:t xml:space="preserve">test_update_row.py::test_published_results_are_the_run_these_tests_copy</w:t>
+      </w:r>
+      <w:r>
+        <w:t xml:space="preserve"> </w:t>
+      </w:r>
+      <w:r>
+        <w:t xml:space="preserve">pins how many nodes the run has and which were skipped (13 and none, for</w:t>
+      </w:r>
+      <w:r>
+        <w:t xml:space="preserve"> </w:t>
+      </w:r>
+      <w:r>
+        <w:t xml:space="preserve">run</w:t>
+      </w:r>
+      <w:r>
+        <w:t xml:space="preserve"> </w:t>
+      </w:r>
+      <w:r>
+        <w:rPr>
+          <w:rStyle w:val="VerbatimChar"/>
+        </w:rPr>
+        <w:t xml:space="preserve">web-4</w:t>
+      </w:r>
+      <w:r>
+        <w:t xml:space="preserve">). Update it to the new run's shape.</w:t>
       </w:r>
     </w:p>
     <w:p>
@@ -20384,7 +20586,7 @@
         <w:t xml:space="preserve"> </w:t>
       </w:r>
       <w:r>
-        <w:t xml:space="preserve">("120 cells: 44 PASS · 6 FAIL · 70 review");</w:t>
+        <w:t xml:space="preserve">("130 cells: 45 PASS · 8 FAIL · 77 review");</w:t>
       </w:r>
     </w:p>
     <w:p>
@@ -21364,7 +21566,7 @@
         <w:t xml:space="preserve"> </w:t>
       </w:r>
       <w:r>
-        <w:t xml:space="preserve">offline. To see the outcome before touching the reviewed run, try it on a copy</w:t>
+        <w:t xml:space="preserve">offline. To see the outcome before touching the published run, try it on a copy</w:t>
       </w:r>
       <w:r>
         <w:t xml:space="preserve"> </w:t>
@@ -21573,13 +21775,25 @@
         <w:pStyle w:val="BodyText"/>
       </w:pPr>
       <w:r>
-        <w:t xml:space="preserve">To rebuild the old published run instead, without the warning, use the node</w:t>
-      </w:r>
-      <w:r>
-        <w:t xml:space="preserve"> </w:t>
-      </w:r>
-      <w:r>
-        <w:t xml:space="preserve">list it was collected with. This reproduces the committed</w:t>
+        <w:t xml:space="preserve">To rebuild a run collected with an older node list, without the warning, use</w:t>
+      </w:r>
+      <w:r>
+        <w:t xml:space="preserve"> </w:t>
+      </w:r>
+      <w:r>
+        <w:t xml:space="preserve">that list. For the reviewed run of 24 September (in the git history at</w:t>
+      </w:r>
+      <w:r>
+        <w:t xml:space="preserve"> </w:t>
+      </w:r>
+      <w:r>
+        <w:rPr>
+          <w:rStyle w:val="VerbatimChar"/>
+        </w:rPr>
+        <w:t xml:space="preserve">800d632</w:t>
+      </w:r>
+      <w:r>
+        <w:t xml:space="preserve">), assessed in a scratch copy of its</w:t>
       </w:r>
       <w:r>
         <w:t xml:space="preserve"> </w:t>
@@ -21591,16 +21805,7 @@
         <w:t xml:space="preserve">results/</w:t>
       </w:r>
       <w:r>
-        <w:t xml:space="preserve"> </w:t>
-      </w:r>
-      <w:r>
-        <w:t xml:space="preserve">exactly,</w:t>
-      </w:r>
-      <w:r>
-        <w:t xml:space="preserve"> </w:t>
-      </w:r>
-      <w:r>
-        <w:t xml:space="preserve">apart from the generation time:</w:t>
+        <w:t xml:space="preserve">:</w:t>
       </w:r>
     </w:p>
     <w:p>

--- a/docs/eosc-basic-compliance-guide.docx
+++ b/docs/eosc-basic-compliance-guide.docx
@@ -23,7 +23,7 @@
         <w:pStyle w:val="Author"/>
       </w:pPr>
       <w:r>
-        <w:t xml:space="preserve">Verified against a clean clone on 26 September 2026 — documentation commit 3769a3e</w:t>
+        <w:t xml:space="preserve">Verified against a clean clone on 26 September 2026 — documentation commit ee12687</w:t>
       </w:r>
     </w:p>
     <w:p>
@@ -112,13 +112,13 @@
           <w:b/>
           <w:bCs/>
         </w:rPr>
-        <w:t xml:space="preserve">Node Landing Page Verification Checklist v3.0</w:t>
-      </w:r>
-      <w:r>
-        <w:t xml:space="preserve"> </w:t>
-      </w:r>
-      <w:r>
-        <w:t xml:space="preserve">(15 September 2026) and writes</w:t>
+        <w:t xml:space="preserve">Node Landing Page Verification Checklist v3.1</w:t>
+      </w:r>
+      <w:r>
+        <w:t xml:space="preserve"> </w:t>
+      </w:r>
+      <w:r>
+        <w:t xml:space="preserve">(24 September 2026) and writes</w:t>
       </w:r>
       <w:r>
         <w:t xml:space="preserve"> </w:t>
@@ -291,16 +291,31 @@
         <w:rPr>
           <w:rStyle w:val="VerbatimChar"/>
         </w:rPr>
+        <w:t xml:space="preserve">web-5</w:t>
+      </w:r>
+      <w:r>
+        <w:t xml:space="preserve">, collected by the GitHub workflow on 26 September from all thirteen</w:t>
+      </w:r>
+      <w:r>
+        <w:t xml:space="preserve"> </w:t>
+      </w:r>
+      <w:r>
+        <w:t xml:space="preserve">nodes under checklist v3.1 (45 PASS, 8 FAIL, 77 MANUAL_REVIEW), after run</w:t>
+      </w:r>
+      <w:r>
+        <w:t xml:space="preserve"> </w:t>
+      </w:r>
+      <w:r>
+        <w:rPr>
+          <w:rStyle w:val="VerbatimChar"/>
+        </w:rPr>
         <w:t xml:space="preserve">web-4</w:t>
       </w:r>
       <w:r>
-        <w:t xml:space="preserve">, collected by the GitHub workflow on 26 September from all thirteen</w:t>
-      </w:r>
-      <w:r>
-        <w:t xml:space="preserve"> </w:t>
-      </w:r>
-      <w:r>
-        <w:t xml:space="preserve">nodes (45 PASS, 8 FAIL, 77 MANUAL_REVIEW). It has</w:t>
+        <w:t xml:space="preserve"> </w:t>
+      </w:r>
+      <w:r>
+        <w:t xml:space="preserve">of the same morning, whose verdicts it repeats cell for cell. It has</w:t>
       </w:r>
       <w:r>
         <w:t xml:space="preserve"> </w:t>
@@ -362,6 +377,96 @@
       </w:r>
       <w:r>
         <w:t xml:space="preserve">.</w:t>
+      </w:r>
+    </w:p>
+    <w:p>
+      <w:pPr>
+        <w:pStyle w:val="BlockText"/>
+      </w:pPr>
+      <w:r>
+        <w:rPr>
+          <w:b/>
+          <w:bCs/>
+        </w:rPr>
+        <w:t xml:space="preserve">Checklist v3.1 since 26 September 2026.</w:t>
+      </w:r>
+      <w:r>
+        <w:t xml:space="preserve"> </w:t>
+      </w:r>
+      <w:r>
+        <w:t xml:space="preserve">The default reference checklist</w:t>
+      </w:r>
+      <w:r>
+        <w:t xml:space="preserve"> </w:t>
+      </w:r>
+      <w:r>
+        <w:t xml:space="preserve">is now v3.1 of 24 September 2026 (</w:t>
+      </w:r>
+      <w:r>
+        <w:rPr>
+          <w:rStyle w:val="VerbatimChar"/>
+        </w:rPr>
+        <w:t xml:space="preserve">checklist/v3.1.yaml</w:t>
+      </w:r>
+      <w:r>
+        <w:t xml:space="preserve">). The evidence of</w:t>
+      </w:r>
+      <w:r>
+        <w:t xml:space="preserve"> </w:t>
+      </w:r>
+      <w:r>
+        <w:rPr>
+          <w:rStyle w:val="VerbatimChar"/>
+        </w:rPr>
+        <w:t xml:space="preserve">web-4</w:t>
+      </w:r>
+      <w:r>
+        <w:t xml:space="preserve"> </w:t>
+      </w:r>
+      <w:r>
+        <w:t xml:space="preserve">was first re-scored against it offline, then</w:t>
+      </w:r>
+      <w:r>
+        <w:t xml:space="preserve"> </w:t>
+      </w:r>
+      <w:r>
+        <w:rPr>
+          <w:rStyle w:val="VerbatimChar"/>
+        </w:rPr>
+        <w:t xml:space="preserve">web-5</w:t>
+      </w:r>
+      <w:r>
+        <w:t xml:space="preserve"> </w:t>
+      </w:r>
+      <w:r>
+        <w:t xml:space="preserve">was collected</w:t>
+      </w:r>
+      <w:r>
+        <w:t xml:space="preserve"> </w:t>
+      </w:r>
+      <w:r>
+        <w:t xml:space="preserve">under it; every verdict is unchanged. The header of</w:t>
+      </w:r>
+      <w:r>
+        <w:t xml:space="preserve"> </w:t>
+      </w:r>
+      <w:r>
+        <w:rPr>
+          <w:rStyle w:val="VerbatimChar"/>
+        </w:rPr>
+        <w:t xml:space="preserve">checklist/v3.1.yaml</w:t>
+      </w:r>
+      <w:r>
+        <w:t xml:space="preserve"> </w:t>
+      </w:r>
+      <w:r>
+        <w:t xml:space="preserve">lists the differences point by</w:t>
+      </w:r>
+      <w:r>
+        <w:t xml:space="preserve"> </w:t>
+      </w:r>
+      <w:r>
+        <w:t xml:space="preserve">point.</w:t>
       </w:r>
     </w:p>
     <w:p>
@@ -1657,7 +1762,7 @@
         <w:t xml:space="preserve"> </w:t>
       </w:r>
       <w:r>
-        <w:t xml:space="preserve">425 tests still pass, while</w:t>
+        <w:t xml:space="preserve">426 tests still pass, while</w:t>
       </w:r>
       <w:r>
         <w:t xml:space="preserve"> </w:t>
@@ -1729,7 +1834,7 @@
         <w:rPr>
           <w:rStyle w:val="CommentTok"/>
         </w:rPr>
-        <w:t xml:space="preserve"># expect: 425 passed</w:t>
+        <w:t xml:space="preserve"># expect: 426 passed</w:t>
       </w:r>
       <w:r>
         <w:br/>
@@ -2500,7 +2605,25 @@
         <w:t xml:space="preserve"> </w:t>
       </w:r>
       <w:r>
-        <w:t xml:space="preserve">on 26 September, from the new address.</w:t>
+        <w:t xml:space="preserve">on 26 September, from the new address, and again in</w:t>
+      </w:r>
+      <w:r>
+        <w:t xml:space="preserve"> </w:t>
+      </w:r>
+      <w:r>
+        <w:t xml:space="preserve">the published run</w:t>
+      </w:r>
+      <w:r>
+        <w:t xml:space="preserve"> </w:t>
+      </w:r>
+      <w:r>
+        <w:rPr>
+          <w:rStyle w:val="VerbatimChar"/>
+        </w:rPr>
+        <w:t xml:space="preserve">web-5</w:t>
+      </w:r>
+      <w:r>
+        <w:t xml:space="preserve">.</w:t>
       </w:r>
     </w:p>
     <w:bookmarkEnd w:id="16"/>
@@ -3289,7 +3412,7 @@
         <w:rPr>
           <w:rStyle w:val="NormalTok"/>
         </w:rPr>
-        <w:t xml:space="preserve"> web-4</w:t>
+        <w:t xml:space="preserve"> web-5</w:t>
       </w:r>
     </w:p>
     <w:p>
@@ -3533,7 +3656,7 @@
       </w:r>
     </w:p>
     <w:bookmarkEnd w:id="17"/>
-    <w:bookmarkStart w:id="18" w:name="checklistv3.0.yaml-the-rules"/>
+    <w:bookmarkStart w:id="18" w:name="checklistv3.1.yaml-the-rules"/>
     <w:p>
       <w:pPr>
         <w:pStyle w:val="Heading3"/>
@@ -3542,7 +3665,7 @@
         <w:rPr>
           <w:rStyle w:val="VerbatimChar"/>
         </w:rPr>
-        <w:t xml:space="preserve">checklist/v3.0.yaml</w:t>
+        <w:t xml:space="preserve">checklist/v3.1.yaml</w:t>
       </w:r>
       <w:r>
         <w:t xml:space="preserve"> </w:t>
@@ -3872,7 +3995,7 @@
         <w:rPr>
           <w:rStyle w:val="StringTok"/>
         </w:rPr>
-        <w:t xml:space="preserve">"v3.0.yaml"</w:t>
+        <w:t xml:space="preserve">"v3.1.yaml"</w:t>
       </w:r>
     </w:p>
     <w:p>
@@ -3916,7 +4039,7 @@
         <w:rPr>
           <w:rStyle w:val="VerbatimChar"/>
         </w:rPr>
-        <w:t xml:space="preserve">checklist-v3.0.html</w:t>
+        <w:t xml:space="preserve">checklist-v3.1.html</w:t>
       </w:r>
       <w:r>
         <w:t xml:space="preserve">) and the tests all follow that line.</w:t>
@@ -3931,7 +4054,7 @@
           <w:b/>
           <w:bCs/>
         </w:rPr>
-        <w:t xml:space="preserve">If the checklist is revised to v3.1,</w:t>
+        <w:t xml:space="preserve">If the checklist is revised to v3.2,</w:t>
       </w:r>
       <w:r>
         <w:t xml:space="preserve"> </w:t>
@@ -3946,7 +4069,7 @@
         <w:rPr>
           <w:rStyle w:val="VerbatimChar"/>
         </w:rPr>
-        <w:t xml:space="preserve">checklist/v3.1.yaml</w:t>
+        <w:t xml:space="preserve">checklist/v3.2.yaml</w:t>
       </w:r>
       <w:r>
         <w:t xml:space="preserve"> </w:t>
@@ -3958,7 +4081,7 @@
         <w:t xml:space="preserve"> </w:t>
       </w:r>
       <w:r>
-        <w:t xml:space="preserve">own source file and hash rather than editing v3.0 in place, then change that</w:t>
+        <w:t xml:space="preserve">own source file and hash rather than editing v3.1 in place, then change that</w:t>
       </w:r>
       <w:r>
         <w:t xml:space="preserve"> </w:t>
@@ -13410,7 +13533,7 @@
               <w:rPr>
                 <w:rStyle w:val="VerbatimChar"/>
               </w:rPr>
-              <w:t xml:space="preserve">checklist-v3.0.html</w:t>
+              <w:t xml:space="preserve">checklist-v3.1.html</w:t>
             </w:r>
           </w:p>
         </w:tc>
@@ -14745,7 +14868,7 @@
         <w:rPr>
           <w:rStyle w:val="VerbatimChar"/>
         </w:rPr>
-        <w:t xml:space="preserve">web-4</w:t>
+        <w:t xml:space="preserve">web-5</w:t>
       </w:r>
       <w:r>
         <w:t xml:space="preserve"> </w:t>
@@ -15158,7 +15281,7 @@
         <w:rPr>
           <w:rStyle w:val="CommentTok"/>
         </w:rPr>
-        <w:t xml:space="preserve"># 425 tests, offline, a few seconds</w:t>
+        <w:t xml:space="preserve"># 426 tests, offline, a few seconds</w:t>
       </w:r>
       <w:r>
         <w:br/>
@@ -18172,7 +18295,7 @@
         <w:rPr>
           <w:rStyle w:val="VerbatimChar"/>
         </w:rPr>
-        <w:t xml:space="preserve">v3.0.yaml</w:t>
+        <w:t xml:space="preserve">v3.1.yaml</w:t>
       </w:r>
       <w:r>
         <w:t xml:space="preserve">, with</w:t>
@@ -20505,7 +20628,7 @@
         <w:rPr>
           <w:rStyle w:val="VerbatimChar"/>
         </w:rPr>
-        <w:t xml:space="preserve">web-4</w:t>
+        <w:t xml:space="preserve">web-5</w:t>
       </w:r>
       <w:r>
         <w:t xml:space="preserve">). Update it to the new run's shape.</w:t>
@@ -22089,7 +22212,7 @@
               <w:rPr>
                 <w:rStyle w:val="VerbatimChar"/>
               </w:rPr>
-              <w:t xml:space="preserve">DEFAULT_CHECKLIST = ROOT / "checklist" / "v3.0.yaml"</w:t>
+              <w:t xml:space="preserve">DEFAULT_CHECKLIST = ROOT / "checklist" / "v3.1.yaml"</w:t>
             </w:r>
           </w:p>
         </w:tc>
@@ -22334,7 +22457,7 @@
         <w:rPr>
           <w:rStyle w:val="VerbatimChar"/>
         </w:rPr>
-        <w:t xml:space="preserve">v3.0.yaml</w:t>
+        <w:t xml:space="preserve">v3.1.yaml</w:t>
       </w:r>
       <w:r>
         <w:t xml:space="preserve"> </w:t>
@@ -22354,13 +22477,40 @@
         <w:pStyle w:val="BodyText"/>
       </w:pPr>
       <w:r>
-        <w:t xml:space="preserve">The example assumes a v3.1 dated 15 October 2026. Use the real version, date</w:t>
-      </w:r>
-      <w:r>
-        <w:t xml:space="preserve"> </w:t>
-      </w:r>
-      <w:r>
-        <w:t xml:space="preserve">and filenames.</w:t>
+        <w:t xml:space="preserve">The example assumes a v3.2 dated 15 October 2026. Use the real version, date</w:t>
+      </w:r>
+      <w:r>
+        <w:t xml:space="preserve"> </w:t>
+      </w:r>
+      <w:r>
+        <w:t xml:space="preserve">and filenames. This procedure was last applied on 26 September 2026, to move</w:t>
+      </w:r>
+      <w:r>
+        <w:t xml:space="preserve"> </w:t>
+      </w:r>
+      <w:r>
+        <w:t xml:space="preserve">from v3.0 to v3.1; the header of</w:t>
+      </w:r>
+      <w:r>
+        <w:t xml:space="preserve"> </w:t>
+      </w:r>
+      <w:r>
+        <w:rPr>
+          <w:rStyle w:val="VerbatimChar"/>
+        </w:rPr>
+        <w:t xml:space="preserve">checklist/v3.1.yaml</w:t>
+      </w:r>
+      <w:r>
+        <w:t xml:space="preserve"> </w:t>
+      </w:r>
+      <w:r>
+        <w:t xml:space="preserve">records what changed,</w:t>
+      </w:r>
+      <w:r>
+        <w:t xml:space="preserve"> </w:t>
+      </w:r>
+      <w:r>
+        <w:t xml:space="preserve">point by point.</w:t>
       </w:r>
     </w:p>
     <w:p>
@@ -22389,7 +22539,7 @@
         <w:rPr>
           <w:rStyle w:val="NormalTok"/>
         </w:rPr>
-        <w:t xml:space="preserve"> ~/Downloads/20261015_Node_Landing_Page_Verification_Checklist_v3.1.pdf checklist/</w:t>
+        <w:t xml:space="preserve"> ~/Downloads/20261015_Node_Landing_Page_Verification_Checklist_v3.2.pdf checklist/</w:t>
       </w:r>
       <w:r>
         <w:br/>
@@ -22404,7 +22554,7 @@
         <w:rPr>
           <w:rStyle w:val="NormalTok"/>
         </w:rPr>
-        <w:t xml:space="preserve"> checklist/20261015_Node_Landing_Page_Verification_Checklist_v3.1.pdf</w:t>
+        <w:t xml:space="preserve"> checklist/20261015_Node_Landing_Page_Verification_Checklist_v3.2.pdf</w:t>
       </w:r>
       <w:r>
         <w:br/>
@@ -22413,7 +22563,7 @@
         <w:rPr>
           <w:rStyle w:val="CommentTok"/>
         </w:rPr>
-        <w:t xml:space="preserve"># on macOS: shasum -a 256 checklist/20261015_Node_Landing_Page_Verification_Checklist_v3.1.pdf</w:t>
+        <w:t xml:space="preserve"># on macOS: shasum -a 256 checklist/20261015_Node_Landing_Page_Verification_Checklist_v3.2.pdf</w:t>
       </w:r>
     </w:p>
     <w:p>
@@ -22421,7 +22571,7 @@
         <w:pStyle w:val="FirstParagraph"/>
       </w:pPr>
       <w:r>
-        <w:t xml:space="preserve">The committed v3.0 file is a PDF rendering of the circulated</w:t>
+        <w:t xml:space="preserve">The committed v3.1 file is a PDF rendering of the circulated</w:t>
       </w:r>
       <w:r>
         <w:t xml:space="preserve"> </w:t>
@@ -22498,7 +22648,7 @@
         <w:rPr>
           <w:rStyle w:val="NormalTok"/>
         </w:rPr>
-        <w:t xml:space="preserve"> checklist/v3.0.yaml checklist/v3.1.yaml</w:t>
+        <w:t xml:space="preserve"> checklist/v3.1.yaml checklist/v3.2.yaml</w:t>
       </w:r>
     </w:p>
     <w:p>
@@ -22515,7 +22665,7 @@
         <w:rPr>
           <w:rStyle w:val="VerbatimChar"/>
         </w:rPr>
-        <w:t xml:space="preserve">checklist/v3.1.yaml</w:t>
+        <w:t xml:space="preserve">checklist/v3.2.yaml</w:t>
       </w:r>
       <w:r>
         <w:t xml:space="preserve">, change the header:</w:t>
@@ -22547,7 +22697,7 @@
         <w:rPr>
           <w:rStyle w:val="StringTok"/>
         </w:rPr>
-        <w:t xml:space="preserve">"3.1"</w:t>
+        <w:t xml:space="preserve">"3.2"</w:t>
       </w:r>
       <w:r>
         <w:br/>
@@ -22595,7 +22745,7 @@
         <w:rPr>
           <w:rStyle w:val="AttributeTok"/>
         </w:rPr>
-        <w:t xml:space="preserve"> 20261015_Node_Landing_Page_Verification_Checklist_v3.1.docx</w:t>
+        <w:t xml:space="preserve"> 20261015_Node_Landing_Page_Verification_Checklist_v3.2.docx</w:t>
       </w:r>
       <w:r>
         <w:br/>
@@ -22616,7 +22766,7 @@
         <w:rPr>
           <w:rStyle w:val="AttributeTok"/>
         </w:rPr>
-        <w:t xml:space="preserve"> 20261015_Node_Landing_Page_Verification_Checklist_v3.1.pdf</w:t>
+        <w:t xml:space="preserve"> 20261015_Node_Landing_Page_Verification_Checklist_v3.2.pdf</w:t>
       </w:r>
       <w:r>
         <w:br/>
@@ -22651,7 +22801,7 @@
         <w:rPr>
           <w:rStyle w:val="VerbatimChar"/>
         </w:rPr>
-        <w:t xml:space="preserve">v3.1.yaml</w:t>
+        <w:t xml:space="preserve">v3.2.yaml</w:t>
       </w:r>
       <w:r>
         <w:t xml:space="preserve"> </w:t>
@@ -22666,7 +22816,7 @@
         <w:rPr>
           <w:rStyle w:val="VerbatimChar"/>
         </w:rPr>
-        <w:t xml:space="preserve">"3.1"</w:t>
+        <w:t xml:space="preserve">"3.2"</w:t>
       </w:r>
       <w:r>
         <w:t xml:space="preserve">); a test</w:t>
@@ -22708,7 +22858,7 @@
         <w:rPr>
           <w:rStyle w:val="VerbatimChar"/>
         </w:rPr>
-        <w:t xml:space="preserve">v3.1.yaml</w:t>
+        <w:t xml:space="preserve">v3.2.yaml</w:t>
       </w:r>
       <w:r>
         <w:t xml:space="preserve">:</w:t>
@@ -23024,7 +23174,7 @@
         <w:rPr>
           <w:rStyle w:val="NormalTok"/>
         </w:rPr>
-        <w:t xml:space="preserve"> checklist/v3.1.yaml</w:t>
+        <w:t xml:space="preserve"> checklist/v3.2.yaml</w:t>
       </w:r>
       <w:r>
         <w:br/>
@@ -23051,7 +23201,7 @@
         <w:rPr>
           <w:rStyle w:val="NormalTok"/>
         </w:rPr>
-        <w:t xml:space="preserve"> /tmp/v31 </w:t>
+        <w:t xml:space="preserve"> /tmp/v32 </w:t>
       </w:r>
       <w:r>
         <w:rPr>
@@ -23087,165 +23237,147 @@
         <w:rPr>
           <w:rStyle w:val="NormalTok"/>
         </w:rPr>
-        <w:t xml:space="preserve"> results/evidence /tmp/v31/</w:t>
+        <w:t xml:space="preserve"> results/evidence /tmp/v32/</w:t>
       </w:r>
       <w:r>
         <w:br/>
       </w:r>
       <w:r>
         <w:rPr>
-          <w:rStyle w:val="FunctionTok"/>
-        </w:rPr>
-        <w:t xml:space="preserve">git</w:t>
+          <w:rStyle w:val="ExtensionTok"/>
+        </w:rPr>
+        <w:t xml:space="preserve">uv</w:t>
       </w:r>
       <w:r>
         <w:rPr>
           <w:rStyle w:val="NormalTok"/>
         </w:rPr>
-        <w:t xml:space="preserve"> show 53081f6:nodes.yaml </w:t>
-      </w:r>
-      <w:r>
-        <w:rPr>
-          <w:rStyle w:val="OperatorTok"/>
-        </w:rPr>
-        <w:t xml:space="preserve">&gt;</w:t>
+        <w:t xml:space="preserve"> run basic-check assess </w:t>
+      </w:r>
+      <w:r>
+        <w:rPr>
+          <w:rStyle w:val="AttributeTok"/>
+        </w:rPr>
+        <w:t xml:space="preserve">-c</w:t>
       </w:r>
       <w:r>
         <w:rPr>
           <w:rStyle w:val="NormalTok"/>
         </w:rPr>
-        <w:t xml:space="preserve"> /tmp/nodes-2026-09-24.yaml</w:t>
-      </w:r>
-      <w:r>
-        <w:br/>
-      </w:r>
-      <w:r>
-        <w:rPr>
-          <w:rStyle w:val="ExtensionTok"/>
-        </w:rPr>
-        <w:t xml:space="preserve">uv</w:t>
+        <w:t xml:space="preserve"> checklist/v3.2.yaml </w:t>
+      </w:r>
+      <w:r>
+        <w:rPr>
+          <w:rStyle w:val="AttributeTok"/>
+        </w:rPr>
+        <w:t xml:space="preserve">--results</w:t>
       </w:r>
       <w:r>
         <w:rPr>
           <w:rStyle w:val="NormalTok"/>
         </w:rPr>
-        <w:t xml:space="preserve"> run basic-check assess </w:t>
+        <w:t xml:space="preserve"> /tmp/v32 </w:t>
       </w:r>
       <w:r>
         <w:rPr>
           <w:rStyle w:val="AttributeTok"/>
         </w:rPr>
-        <w:t xml:space="preserve">-c</w:t>
+        <w:t xml:space="preserve">--run</w:t>
       </w:r>
       <w:r>
         <w:rPr>
           <w:rStyle w:val="NormalTok"/>
         </w:rPr>
-        <w:t xml:space="preserve"> checklist/v3.1.yaml </w:t>
-      </w:r>
-      <w:r>
-        <w:rPr>
-          <w:rStyle w:val="AttributeTok"/>
-        </w:rPr>
-        <w:t xml:space="preserve">--results</w:t>
-      </w:r>
-      <w:r>
-        <w:rPr>
-          <w:rStyle w:val="NormalTok"/>
-        </w:rPr>
-        <w:t xml:space="preserve"> /tmp/v31 </w:t>
-      </w:r>
-      <w:r>
-        <w:rPr>
-          <w:rStyle w:val="DataTypeTok"/>
-        </w:rPr>
-        <w:t xml:space="preserve">\</w:t>
-      </w:r>
-      <w:r>
-        <w:br/>
-      </w:r>
-      <w:r>
-        <w:rPr>
-          <w:rStyle w:val="NormalTok"/>
-        </w:rPr>
-        <w:t xml:space="preserve">    </w:t>
-      </w:r>
-      <w:r>
-        <w:rPr>
-          <w:rStyle w:val="AttributeTok"/>
+        <w:t xml:space="preserve"> trial-v3.2</w:t>
+      </w:r>
+    </w:p>
+    <w:p>
+      <w:pPr>
+        <w:pStyle w:val="FirstParagraph"/>
+      </w:pPr>
+      <w:r>
+        <w:t xml:space="preserve">Compare</w:t>
+      </w:r>
+      <w:r>
+        <w:t xml:space="preserve"> </w:t>
+      </w:r>
+      <w:r>
+        <w:rPr>
+          <w:rStyle w:val="VerbatimChar"/>
+        </w:rPr>
+        <w:t xml:space="preserve">/tmp/v32/results.md</w:t>
+      </w:r>
+      <w:r>
+        <w:t xml:space="preserve"> </w:t>
+      </w:r>
+      <w:r>
+        <w:t xml:space="preserve">with</w:t>
+      </w:r>
+      <w:r>
+        <w:t xml:space="preserve"> </w:t>
+      </w:r>
+      <w:r>
+        <w:rPr>
+          <w:rStyle w:val="VerbatimChar"/>
+        </w:rPr>
+        <w:t xml:space="preserve">results/results.md</w:t>
+      </w:r>
+      <w:r>
+        <w:t xml:space="preserve">. Any difference comes</w:t>
+      </w:r>
+      <w:r>
+        <w:t xml:space="preserve"> </w:t>
+      </w:r>
+      <w:r>
+        <w:t xml:space="preserve">from the new rules alone, since the evidence is the same. If the published run</w:t>
+      </w:r>
+      <w:r>
+        <w:t xml:space="preserve"> </w:t>
+      </w:r>
+      <w:r>
+        <w:t xml:space="preserve">skipped a node or used an older</w:t>
+      </w:r>
+      <w:r>
+        <w:t xml:space="preserve"> </w:t>
+      </w:r>
+      <w:r>
+        <w:rPr>
+          <w:rStyle w:val="VerbatimChar"/>
+        </w:rPr>
+        <w:t xml:space="preserve">nodes.yaml</w:t>
+      </w:r>
+      <w:r>
+        <w:t xml:space="preserve">, pass the same</w:t>
+      </w:r>
+      <w:r>
+        <w:t xml:space="preserve"> </w:t>
+      </w:r>
+      <w:r>
+        <w:rPr>
+          <w:rStyle w:val="VerbatimChar"/>
+        </w:rPr>
+        <w:t xml:space="preserve">--skip</w:t>
+      </w:r>
+      <w:r>
+        <w:t xml:space="preserve"> </w:t>
+      </w:r>
+      <w:r>
+        <w:t xml:space="preserve">and</w:t>
+      </w:r>
+      <w:r>
+        <w:t xml:space="preserve"> </w:t>
+      </w:r>
+      <w:r>
+        <w:rPr>
+          <w:rStyle w:val="VerbatimChar"/>
         </w:rPr>
         <w:t xml:space="preserve">--nodes</w:t>
       </w:r>
       <w:r>
-        <w:rPr>
-          <w:rStyle w:val="NormalTok"/>
-        </w:rPr>
-        <w:t xml:space="preserve"> /tmp/nodes-2026-09-24.yaml </w:t>
-      </w:r>
-      <w:r>
-        <w:rPr>
-          <w:rStyle w:val="AttributeTok"/>
-        </w:rPr>
-        <w:t xml:space="preserve">--skip</w:t>
-      </w:r>
-      <w:r>
-        <w:rPr>
-          <w:rStyle w:val="NormalTok"/>
-        </w:rPr>
-        <w:t xml:space="preserve"> Italy </w:t>
-      </w:r>
-      <w:r>
-        <w:rPr>
-          <w:rStyle w:val="AttributeTok"/>
-        </w:rPr>
-        <w:t xml:space="preserve">--run</w:t>
-      </w:r>
-      <w:r>
-        <w:rPr>
-          <w:rStyle w:val="NormalTok"/>
-        </w:rPr>
-        <w:t xml:space="preserve"> trial-v3.1</w:t>
-      </w:r>
-    </w:p>
-    <w:p>
-      <w:pPr>
-        <w:pStyle w:val="FirstParagraph"/>
-      </w:pPr>
-      <w:r>
-        <w:t xml:space="preserve">Compare</w:t>
-      </w:r>
-      <w:r>
-        <w:t xml:space="preserve"> </w:t>
-      </w:r>
-      <w:r>
-        <w:rPr>
-          <w:rStyle w:val="VerbatimChar"/>
-        </w:rPr>
-        <w:t xml:space="preserve">/tmp/v31/results.md</w:t>
-      </w:r>
-      <w:r>
-        <w:t xml:space="preserve"> </w:t>
-      </w:r>
-      <w:r>
-        <w:t xml:space="preserve">with</w:t>
-      </w:r>
-      <w:r>
-        <w:t xml:space="preserve"> </w:t>
-      </w:r>
-      <w:r>
-        <w:rPr>
-          <w:rStyle w:val="VerbatimChar"/>
-        </w:rPr>
-        <w:t xml:space="preserve">results/results.md</w:t>
-      </w:r>
-      <w:r>
-        <w:t xml:space="preserve">. Any difference comes</w:t>
-      </w:r>
-      <w:r>
-        <w:t xml:space="preserve"> </w:t>
-      </w:r>
-      <w:r>
-        <w:t xml:space="preserve">from the new rules alone, since the evidence is the same.</w:t>
+        <w:t xml:space="preserve"> </w:t>
+      </w:r>
+      <w:r>
+        <w:t xml:space="preserve">here.</w:t>
       </w:r>
     </w:p>
     <w:p>
@@ -23340,7 +23472,7 @@
         <w:rPr>
           <w:rStyle w:val="StringTok"/>
         </w:rPr>
-        <w:t xml:space="preserve">"v3.1.yaml"</w:t>
+        <w:t xml:space="preserve">"v3.2.yaml"</w:t>
       </w:r>
     </w:p>
     <w:p>
@@ -23396,7 +23528,7 @@
         <w:rPr>
           <w:rStyle w:val="CommentTok"/>
         </w:rPr>
-        <w:t xml:space="preserve"># now says "against checklist v3.1"</w:t>
+        <w:t xml:space="preserve"># now says "against checklist v3.2"</w:t>
       </w:r>
     </w:p>
     <w:p>
@@ -23440,7 +23572,7 @@
         <w:rPr>
           <w:rStyle w:val="VerbatimChar"/>
         </w:rPr>
-        <w:t xml:space="preserve">v3.0.yaml</w:t>
+        <w:t xml:space="preserve">v3.1.yaml</w:t>
       </w:r>
       <w:r>
         <w:t xml:space="preserve"> </w:t>
@@ -23461,7 +23593,7 @@
         <w:rPr>
           <w:rStyle w:val="VerbatimChar"/>
         </w:rPr>
-        <w:t xml:space="preserve">-c checklist/v3.0.yaml</w:t>
+        <w:t xml:space="preserve">-c checklist/v3.1.yaml</w:t>
       </w:r>
       <w:r>
         <w:t xml:space="preserve">. What</w:t>
@@ -23494,7 +23626,7 @@
         <w:t xml:space="preserve"> </w:t>
       </w:r>
       <w:r>
-        <w:t xml:space="preserve">v3.1, so no</w:t>
+        <w:t xml:space="preserve">v3.2, so no</w:t>
       </w:r>
       <w:r>
         <w:t xml:space="preserve"> </w:t>
@@ -23541,55 +23673,223 @@
         <w:rPr>
           <w:rStyle w:val="AttributeTok"/>
         </w:rPr>
-        <w:t xml:space="preserve">--skip</w:t>
+        <w:t xml:space="preserve">--results</w:t>
       </w:r>
       <w:r>
         <w:rPr>
           <w:rStyle w:val="NormalTok"/>
         </w:rPr>
-        <w:t xml:space="preserve"> Italy </w:t>
+        <w:t xml:space="preserve"> /tmp/new-run </w:t>
       </w:r>
       <w:r>
         <w:rPr>
           <w:rStyle w:val="AttributeTok"/>
         </w:rPr>
-        <w:t xml:space="preserve">--results</w:t>
+        <w:t xml:space="preserve">--run</w:t>
       </w:r>
       <w:r>
         <w:rPr>
           <w:rStyle w:val="NormalTok"/>
         </w:rPr>
-        <w:t xml:space="preserve"> /tmp/new-run </w:t>
+        <w:t xml:space="preserve"> live-2026-10-20-v3.2</w:t>
+      </w:r>
+      <w:r>
+        <w:br/>
+      </w:r>
+      <w:r>
+        <w:rPr>
+          <w:rStyle w:val="CommentTok"/>
+        </w:rPr>
+        <w:t xml:space="preserve"># review, then:</w:t>
+      </w:r>
+      <w:r>
+        <w:br/>
+      </w:r>
+      <w:r>
+        <w:rPr>
+          <w:rStyle w:val="FunctionTok"/>
+        </w:rPr>
+        <w:t xml:space="preserve">rm</w:t>
+      </w:r>
+      <w:r>
+        <w:rPr>
+          <w:rStyle w:val="NormalTok"/>
+        </w:rPr>
+        <w:t xml:space="preserve"> </w:t>
       </w:r>
       <w:r>
         <w:rPr>
           <w:rStyle w:val="AttributeTok"/>
         </w:rPr>
+        <w:t xml:space="preserve">-rf</w:t>
+      </w:r>
+      <w:r>
+        <w:rPr>
+          <w:rStyle w:val="NormalTok"/>
+        </w:rPr>
+        <w:t xml:space="preserve"> results/evidence </w:t>
+      </w:r>
+      <w:r>
+        <w:rPr>
+          <w:rStyle w:val="KeywordTok"/>
+        </w:rPr>
+        <w:t xml:space="preserve">&amp;&amp;</w:t>
+      </w:r>
+      <w:r>
+        <w:rPr>
+          <w:rStyle w:val="NormalTok"/>
+        </w:rPr>
+        <w:t xml:space="preserve"> </w:t>
+      </w:r>
+      <w:r>
+        <w:rPr>
+          <w:rStyle w:val="FunctionTok"/>
+        </w:rPr>
+        <w:t xml:space="preserve">cp</w:t>
+      </w:r>
+      <w:r>
+        <w:rPr>
+          <w:rStyle w:val="NormalTok"/>
+        </w:rPr>
+        <w:t xml:space="preserve"> </w:t>
+      </w:r>
+      <w:r>
+        <w:rPr>
+          <w:rStyle w:val="AttributeTok"/>
+        </w:rPr>
+        <w:t xml:space="preserve">-r</w:t>
+      </w:r>
+      <w:r>
+        <w:rPr>
+          <w:rStyle w:val="NormalTok"/>
+        </w:rPr>
+        <w:t xml:space="preserve"> /tmp/new-run/evidence results/evidence</w:t>
+      </w:r>
+      <w:r>
+        <w:br/>
+      </w:r>
+      <w:r>
+        <w:rPr>
+          <w:rStyle w:val="ExtensionTok"/>
+        </w:rPr>
+        <w:t xml:space="preserve">uv</w:t>
+      </w:r>
+      <w:r>
+        <w:rPr>
+          <w:rStyle w:val="NormalTok"/>
+        </w:rPr>
+        <w:t xml:space="preserve"> run basic-check assess </w:t>
+      </w:r>
+      <w:r>
+        <w:rPr>
+          <w:rStyle w:val="AttributeTok"/>
+        </w:rPr>
         <w:t xml:space="preserve">--run</w:t>
       </w:r>
       <w:r>
         <w:rPr>
           <w:rStyle w:val="NormalTok"/>
         </w:rPr>
-        <w:t xml:space="preserve"> live-2026-10-20-v3.1</w:t>
+        <w:t xml:space="preserve"> live-2026-10-20-v3.2</w:t>
+      </w:r>
+    </w:p>
+    <w:p>
+      <w:pPr>
+        <w:pStyle w:val="FirstParagraph"/>
+      </w:pPr>
+      <w:r>
+        <w:t xml:space="preserve">Alternatively, re-score the published evidence against v3.2 without contacting</w:t>
+      </w:r>
+      <w:r>
+        <w:t xml:space="preserve"> </w:t>
+      </w:r>
+      <w:r>
+        <w:t xml:space="preserve">anyone, as in step 4 but writing to</w:t>
+      </w:r>
+      <w:r>
+        <w:t xml:space="preserve"> </w:t>
+      </w:r>
+      <w:r>
+        <w:rPr>
+          <w:rStyle w:val="VerbatimChar"/>
+        </w:rPr>
+        <w:t xml:space="preserve">results/</w:t>
+      </w:r>
+      <w:r>
+        <w:t xml:space="preserve">. The report then says v3.2,</w:t>
+      </w:r>
+      <w:r>
+        <w:t xml:space="preserve"> </w:t>
+      </w:r>
+      <w:r>
+        <w:t xml:space="preserve">while the capture date is still that of the evidence.</w:t>
+      </w:r>
+    </w:p>
+    <w:p>
+      <w:pPr>
+        <w:pStyle w:val="BodyText"/>
+      </w:pPr>
+      <w:r>
+        <w:t xml:space="preserve">The reports now link to</w:t>
+      </w:r>
+      <w:r>
+        <w:t xml:space="preserve"> </w:t>
+      </w:r>
+      <w:r>
+        <w:rPr>
+          <w:rStyle w:val="VerbatimChar"/>
+        </w:rPr>
+        <w:t xml:space="preserve">results/checklist-v3.2.html</w:t>
+      </w:r>
+      <w:r>
+        <w:t xml:space="preserve">. The old</w:t>
+      </w:r>
+      <w:r>
+        <w:t xml:space="preserve"> </w:t>
+      </w:r>
+      <w:r>
+        <w:rPr>
+          <w:rStyle w:val="VerbatimChar"/>
+        </w:rPr>
+        <w:t xml:space="preserve">results/checklist-v3.1.html</w:t>
+      </w:r>
+      <w:r>
+        <w:t xml:space="preserve"> </w:t>
+      </w:r>
+      <w:r>
+        <w:t xml:space="preserve">stays behind; remove it, and update the places</w:t>
+      </w:r>
+      <w:r>
+        <w:t xml:space="preserve"> </w:t>
+      </w:r>
+      <w:r>
+        <w:t xml:space="preserve">that name v3.1 in prose or links:</w:t>
+      </w:r>
+    </w:p>
+    <w:p>
+      <w:pPr>
+        <w:pStyle w:val="SourceCode"/>
+      </w:pPr>
+      <w:r>
+        <w:rPr>
+          <w:rStyle w:val="FunctionTok"/>
+        </w:rPr>
+        <w:t xml:space="preserve">git</w:t>
+      </w:r>
+      <w:r>
+        <w:rPr>
+          <w:rStyle w:val="NormalTok"/>
+        </w:rPr>
+        <w:t xml:space="preserve"> rm results/checklist-v3.1.html</w:t>
       </w:r>
       <w:r>
         <w:br/>
       </w:r>
       <w:r>
         <w:rPr>
-          <w:rStyle w:val="CommentTok"/>
-        </w:rPr>
-        <w:t xml:space="preserve"># review, then:</w:t>
-      </w:r>
-      <w:r>
-        <w:br/>
-      </w:r>
-      <w:r>
-        <w:rPr>
-          <w:rStyle w:val="FunctionTok"/>
-        </w:rPr>
-        <w:t xml:space="preserve">rm</w:t>
+          <w:rStyle w:val="ExtensionTok"/>
+        </w:rPr>
+        <w:t xml:space="preserve">rg</w:t>
       </w:r>
       <w:r>
         <w:rPr>
@@ -23601,88 +23901,25 @@
         <w:rPr>
           <w:rStyle w:val="AttributeTok"/>
         </w:rPr>
-        <w:t xml:space="preserve">-rf</w:t>
+        <w:t xml:space="preserve">-n</w:t>
       </w:r>
       <w:r>
         <w:rPr>
           <w:rStyle w:val="NormalTok"/>
         </w:rPr>
-        <w:t xml:space="preserve"> results/evidence </w:t>
-      </w:r>
-      <w:r>
-        <w:rPr>
-          <w:rStyle w:val="KeywordTok"/>
-        </w:rPr>
-        <w:t xml:space="preserve">&amp;&amp;</w:t>
+        <w:t xml:space="preserve"> </w:t>
+      </w:r>
+      <w:r>
+        <w:rPr>
+          <w:rStyle w:val="StringTok"/>
+        </w:rPr>
+        <w:t xml:space="preserve">"v3\.1"</w:t>
       </w:r>
       <w:r>
         <w:rPr>
           <w:rStyle w:val="NormalTok"/>
         </w:rPr>
-        <w:t xml:space="preserve"> </w:t>
-      </w:r>
-      <w:r>
-        <w:rPr>
-          <w:rStyle w:val="FunctionTok"/>
-        </w:rPr>
-        <w:t xml:space="preserve">cp</w:t>
-      </w:r>
-      <w:r>
-        <w:rPr>
-          <w:rStyle w:val="NormalTok"/>
-        </w:rPr>
-        <w:t xml:space="preserve"> </w:t>
-      </w:r>
-      <w:r>
-        <w:rPr>
-          <w:rStyle w:val="AttributeTok"/>
-        </w:rPr>
-        <w:t xml:space="preserve">-r</w:t>
-      </w:r>
-      <w:r>
-        <w:rPr>
-          <w:rStyle w:val="NormalTok"/>
-        </w:rPr>
-        <w:t xml:space="preserve"> /tmp/new-run/evidence results/evidence</w:t>
-      </w:r>
-      <w:r>
-        <w:br/>
-      </w:r>
-      <w:r>
-        <w:rPr>
-          <w:rStyle w:val="ExtensionTok"/>
-        </w:rPr>
-        <w:t xml:space="preserve">uv</w:t>
-      </w:r>
-      <w:r>
-        <w:rPr>
-          <w:rStyle w:val="NormalTok"/>
-        </w:rPr>
-        <w:t xml:space="preserve"> run basic-check assess </w:t>
-      </w:r>
-      <w:r>
-        <w:rPr>
-          <w:rStyle w:val="AttributeTok"/>
-        </w:rPr>
-        <w:t xml:space="preserve">--skip</w:t>
-      </w:r>
-      <w:r>
-        <w:rPr>
-          <w:rStyle w:val="NormalTok"/>
-        </w:rPr>
-        <w:t xml:space="preserve"> Italy </w:t>
-      </w:r>
-      <w:r>
-        <w:rPr>
-          <w:rStyle w:val="AttributeTok"/>
-        </w:rPr>
-        <w:t xml:space="preserve">--run</w:t>
-      </w:r>
-      <w:r>
-        <w:rPr>
-          <w:rStyle w:val="NormalTok"/>
-        </w:rPr>
-        <w:t xml:space="preserve"> live-2026-10-20-v3.1</w:t>
+        <w:t xml:space="preserve"> README.md docs checklist/README.md .github</w:t>
       </w:r>
     </w:p>
     <w:p>
@@ -23690,135 +23927,6 @@
         <w:pStyle w:val="FirstParagraph"/>
       </w:pPr>
       <w:r>
-        <w:t xml:space="preserve">Alternatively, re-score the published evidence against v3.1 without contacting</w:t>
-      </w:r>
-      <w:r>
-        <w:t xml:space="preserve"> </w:t>
-      </w:r>
-      <w:r>
-        <w:t xml:space="preserve">anyone, as in step 4 but writing to</w:t>
-      </w:r>
-      <w:r>
-        <w:t xml:space="preserve"> </w:t>
-      </w:r>
-      <w:r>
-        <w:rPr>
-          <w:rStyle w:val="VerbatimChar"/>
-        </w:rPr>
-        <w:t xml:space="preserve">results/</w:t>
-      </w:r>
-      <w:r>
-        <w:t xml:space="preserve">. The report then says v3.1,</w:t>
-      </w:r>
-      <w:r>
-        <w:t xml:space="preserve"> </w:t>
-      </w:r>
-      <w:r>
-        <w:t xml:space="preserve">while the capture date is still that of the evidence.</w:t>
-      </w:r>
-    </w:p>
-    <w:p>
-      <w:pPr>
-        <w:pStyle w:val="BodyText"/>
-      </w:pPr>
-      <w:r>
-        <w:t xml:space="preserve">The reports now link to</w:t>
-      </w:r>
-      <w:r>
-        <w:t xml:space="preserve"> </w:t>
-      </w:r>
-      <w:r>
-        <w:rPr>
-          <w:rStyle w:val="VerbatimChar"/>
-        </w:rPr>
-        <w:t xml:space="preserve">results/checklist-v3.1.html</w:t>
-      </w:r>
-      <w:r>
-        <w:t xml:space="preserve">. The old</w:t>
-      </w:r>
-      <w:r>
-        <w:t xml:space="preserve"> </w:t>
-      </w:r>
-      <w:r>
-        <w:rPr>
-          <w:rStyle w:val="VerbatimChar"/>
-        </w:rPr>
-        <w:t xml:space="preserve">results/checklist-v3.0.html</w:t>
-      </w:r>
-      <w:r>
-        <w:t xml:space="preserve"> </w:t>
-      </w:r>
-      <w:r>
-        <w:t xml:space="preserve">stays behind; remove it, and update the places</w:t>
-      </w:r>
-      <w:r>
-        <w:t xml:space="preserve"> </w:t>
-      </w:r>
-      <w:r>
-        <w:t xml:space="preserve">that name v3.0 in prose or links:</w:t>
-      </w:r>
-    </w:p>
-    <w:p>
-      <w:pPr>
-        <w:pStyle w:val="SourceCode"/>
-      </w:pPr>
-      <w:r>
-        <w:rPr>
-          <w:rStyle w:val="FunctionTok"/>
-        </w:rPr>
-        <w:t xml:space="preserve">git</w:t>
-      </w:r>
-      <w:r>
-        <w:rPr>
-          <w:rStyle w:val="NormalTok"/>
-        </w:rPr>
-        <w:t xml:space="preserve"> rm results/checklist-v3.0.html</w:t>
-      </w:r>
-      <w:r>
-        <w:br/>
-      </w:r>
-      <w:r>
-        <w:rPr>
-          <w:rStyle w:val="ExtensionTok"/>
-        </w:rPr>
-        <w:t xml:space="preserve">rg</w:t>
-      </w:r>
-      <w:r>
-        <w:rPr>
-          <w:rStyle w:val="NormalTok"/>
-        </w:rPr>
-        <w:t xml:space="preserve"> </w:t>
-      </w:r>
-      <w:r>
-        <w:rPr>
-          <w:rStyle w:val="AttributeTok"/>
-        </w:rPr>
-        <w:t xml:space="preserve">-n</w:t>
-      </w:r>
-      <w:r>
-        <w:rPr>
-          <w:rStyle w:val="NormalTok"/>
-        </w:rPr>
-        <w:t xml:space="preserve"> </w:t>
-      </w:r>
-      <w:r>
-        <w:rPr>
-          <w:rStyle w:val="StringTok"/>
-        </w:rPr>
-        <w:t xml:space="preserve">"v3\.0"</w:t>
-      </w:r>
-      <w:r>
-        <w:rPr>
-          <w:rStyle w:val="NormalTok"/>
-        </w:rPr>
-        <w:t xml:space="preserve"> README.md docs checklist/README.md .github</w:t>
-      </w:r>
-    </w:p>
-    <w:p>
-      <w:pPr>
-        <w:pStyle w:val="FirstParagraph"/>
-      </w:pPr>
-      <w:r>
         <w:t xml:space="preserve">In</w:t>
       </w:r>
       <w:r>
@@ -23840,7 +23948,7 @@
         <w:rPr>
           <w:rStyle w:val="VerbatimChar"/>
         </w:rPr>
-        <w:t xml:space="preserve">results/checklist-v3.0.html#p…</w:t>
+        <w:t xml:space="preserve">results/checklist-v3.1.html#p…</w:t>
       </w:r>
       <w:r>
         <w:t xml:space="preserve">. Those links break once the file is removed,</w:t>
@@ -23858,7 +23966,7 @@
         <w:rPr>
           <w:rStyle w:val="VerbatimChar"/>
         </w:rPr>
-        <w:t xml:space="preserve">v3.1</w:t>
+        <w:t xml:space="preserve">v3.2</w:t>
       </w:r>
       <w:r>
         <w:t xml:space="preserve">.</w:t>
@@ -23929,7 +24037,7 @@
         <w:rPr>
           <w:rStyle w:val="VerbatimChar"/>
         </w:rPr>
-        <w:t xml:space="preserve">checklist/v3.1.yaml</w:t>
+        <w:t xml:space="preserve">checklist/v3.2.yaml</w:t>
       </w:r>
       <w:r>
         <w:t xml:space="preserve">,</w:t>
@@ -24004,7 +24112,7 @@
         <w:rPr>
           <w:rStyle w:val="VerbatimChar"/>
         </w:rPr>
-        <w:t xml:space="preserve">checklist/20260910_Node_Landing_Page_Verification_Checklist_v3.0.pdf</w:t>
+        <w:t xml:space="preserve">checklist/20260910_Node_Landing_Page_Verification_Checklist_v3.1.pdf</w:t>
       </w:r>
       <w:r>
         <w:t xml:space="preserve">, transcribed to</w:t>
@@ -24016,7 +24124,7 @@
         <w:rPr>
           <w:rStyle w:val="VerbatimChar"/>
         </w:rPr>
-        <w:t xml:space="preserve">checklist/v3.0.yaml</w:t>
+        <w:t xml:space="preserve">checklist/v3.1.yaml</w:t>
       </w:r>
       <w:r>
         <w:t xml:space="preserve"> </w:t>

--- a/docs/eosc-basic-compliance-guide.docx
+++ b/docs/eosc-basic-compliance-guide.docx
@@ -23,7 +23,7 @@
         <w:pStyle w:val="Author"/>
       </w:pPr>
       <w:r>
-        <w:t xml:space="preserve">Verified against a clean clone on 26 September 2026 — documentation commit ee12687</w:t>
+        <w:t xml:space="preserve">Verified against a clean clone on 26 September 2026 — documentation commit 678b75e</w:t>
       </w:r>
     </w:p>
     <w:p>
@@ -291,31 +291,58 @@
         <w:rPr>
           <w:rStyle w:val="VerbatimChar"/>
         </w:rPr>
+        <w:t xml:space="preserve">web-8</w:t>
+      </w:r>
+      <w:r>
+        <w:t xml:space="preserve">, collected by the GitHub workflow on 26 September from all thirteen</w:t>
+      </w:r>
+      <w:r>
+        <w:t xml:space="preserve"> </w:t>
+      </w:r>
+      <w:r>
+        <w:t xml:space="preserve">nodes under checklist v3.1 (45 PASS, 8 FAIL, 77 MANUAL_REVIEW), after runs</w:t>
+      </w:r>
+      <w:r>
+        <w:t xml:space="preserve"> </w:t>
+      </w:r>
+      <w:r>
+        <w:rPr>
+          <w:rStyle w:val="VerbatimChar"/>
+        </w:rPr>
+        <w:t xml:space="preserve">web-4</w:t>
+      </w:r>
+      <w:r>
+        <w:t xml:space="preserve">,</w:t>
+      </w:r>
+      <w:r>
+        <w:t xml:space="preserve"> </w:t>
+      </w:r>
+      <w:r>
+        <w:rPr>
+          <w:rStyle w:val="VerbatimChar"/>
+        </w:rPr>
         <w:t xml:space="preserve">web-5</w:t>
       </w:r>
       <w:r>
-        <w:t xml:space="preserve">, collected by the GitHub workflow on 26 September from all thirteen</w:t>
-      </w:r>
-      <w:r>
-        <w:t xml:space="preserve"> </w:t>
-      </w:r>
-      <w:r>
-        <w:t xml:space="preserve">nodes under checklist v3.1 (45 PASS, 8 FAIL, 77 MANUAL_REVIEW), after run</w:t>
-      </w:r>
-      <w:r>
-        <w:t xml:space="preserve"> </w:t>
-      </w:r>
-      <w:r>
-        <w:rPr>
-          <w:rStyle w:val="VerbatimChar"/>
-        </w:rPr>
-        <w:t xml:space="preserve">web-4</w:t>
-      </w:r>
-      <w:r>
-        <w:t xml:space="preserve"> </w:t>
-      </w:r>
-      <w:r>
-        <w:t xml:space="preserve">of the same morning, whose verdicts it repeats cell for cell. It has</w:t>
+        <w:t xml:space="preserve"> </w:t>
+      </w:r>
+      <w:r>
+        <w:t xml:space="preserve">and</w:t>
+      </w:r>
+      <w:r>
+        <w:t xml:space="preserve"> </w:t>
+      </w:r>
+      <w:r>
+        <w:rPr>
+          <w:rStyle w:val="VerbatimChar"/>
+        </w:rPr>
+        <w:t xml:space="preserve">web-6</w:t>
+      </w:r>
+      <w:r>
+        <w:t xml:space="preserve"> </w:t>
+      </w:r>
+      <w:r>
+        <w:t xml:space="preserve">of the same day, whose verdicts it repeats cell for cell. It has</w:t>
       </w:r>
       <w:r>
         <w:t xml:space="preserve"> </w:t>
@@ -436,16 +463,37 @@
         <w:t xml:space="preserve">web-5</w:t>
       </w:r>
       <w:r>
-        <w:t xml:space="preserve"> </w:t>
-      </w:r>
-      <w:r>
-        <w:t xml:space="preserve">was collected</w:t>
-      </w:r>
-      <w:r>
-        <w:t xml:space="preserve"> </w:t>
-      </w:r>
-      <w:r>
-        <w:t xml:space="preserve">under it; every verdict is unchanged. The header of</w:t>
+        <w:t xml:space="preserve">,</w:t>
+      </w:r>
+      <w:r>
+        <w:t xml:space="preserve"> </w:t>
+      </w:r>
+      <w:r>
+        <w:rPr>
+          <w:rStyle w:val="VerbatimChar"/>
+        </w:rPr>
+        <w:t xml:space="preserve">web-6</w:t>
+      </w:r>
+      <w:r>
+        <w:t xml:space="preserve"> </w:t>
+      </w:r>
+      <w:r>
+        <w:t xml:space="preserve">and</w:t>
+      </w:r>
+      <w:r>
+        <w:t xml:space="preserve"> </w:t>
+      </w:r>
+      <w:r>
+        <w:rPr>
+          <w:rStyle w:val="VerbatimChar"/>
+        </w:rPr>
+        <w:t xml:space="preserve">web-8</w:t>
+      </w:r>
+      <w:r>
+        <w:t xml:space="preserve"> </w:t>
+      </w:r>
+      <w:r>
+        <w:t xml:space="preserve">were collected under it; every verdict is unchanged. The header of</w:t>
       </w:r>
       <w:r>
         <w:t xml:space="preserve"> </w:t>
@@ -2611,7 +2659,7 @@
         <w:t xml:space="preserve"> </w:t>
       </w:r>
       <w:r>
-        <w:t xml:space="preserve">the published run</w:t>
+        <w:t xml:space="preserve">runs</w:t>
       </w:r>
       <w:r>
         <w:t xml:space="preserve"> </w:t>
@@ -2623,7 +2671,37 @@
         <w:t xml:space="preserve">web-5</w:t>
       </w:r>
       <w:r>
-        <w:t xml:space="preserve">.</w:t>
+        <w:t xml:space="preserve">,</w:t>
+      </w:r>
+      <w:r>
+        <w:t xml:space="preserve"> </w:t>
+      </w:r>
+      <w:r>
+        <w:rPr>
+          <w:rStyle w:val="VerbatimChar"/>
+        </w:rPr>
+        <w:t xml:space="preserve">web-6</w:t>
+      </w:r>
+      <w:r>
+        <w:t xml:space="preserve"> </w:t>
+      </w:r>
+      <w:r>
+        <w:t xml:space="preserve">and</w:t>
+      </w:r>
+      <w:r>
+        <w:t xml:space="preserve"> </w:t>
+      </w:r>
+      <w:r>
+        <w:rPr>
+          <w:rStyle w:val="VerbatimChar"/>
+        </w:rPr>
+        <w:t xml:space="preserve">web-8</w:t>
+      </w:r>
+      <w:r>
+        <w:t xml:space="preserve"> </w:t>
+      </w:r>
+      <w:r>
+        <w:t xml:space="preserve">(the published run).</w:t>
       </w:r>
     </w:p>
     <w:bookmarkEnd w:id="16"/>
@@ -3412,7 +3490,7 @@
         <w:rPr>
           <w:rStyle w:val="NormalTok"/>
         </w:rPr>
-        <w:t xml:space="preserve"> web-5</w:t>
+        <w:t xml:space="preserve"> web-8</w:t>
       </w:r>
     </w:p>
     <w:p>
@@ -14868,7 +14946,7 @@
         <w:rPr>
           <w:rStyle w:val="VerbatimChar"/>
         </w:rPr>
-        <w:t xml:space="preserve">web-5</w:t>
+        <w:t xml:space="preserve">web-8</w:t>
       </w:r>
       <w:r>
         <w:t xml:space="preserve"> </w:t>
@@ -20628,7 +20706,7 @@
         <w:rPr>
           <w:rStyle w:val="VerbatimChar"/>
         </w:rPr>
-        <w:t xml:space="preserve">web-5</w:t>
+        <w:t xml:space="preserve">web-8</w:t>
       </w:r>
       <w:r>
         <w:t xml:space="preserve">). Update it to the new run's shape.</w:t>
@@ -24192,6 +24270,7 @@
     </w:p>
     <w:bookmarkEnd w:id="54"/>
     <w:sectPr>
+      <w:footerReference w:type="default" r:id="rId11"/>
       <w:footnotePr>
         <w:numRestart w:val="eachSect"/>
       </w:footnotePr>
@@ -24202,6 +24281,104 @@
 
 <file path=word/comments.xml><?xml version="1.0" encoding="utf-8"?>
 <w:comments xmlns:w="http://schemas.openxmlformats.org/wordprocessingml/2006/main" xmlns:m="http://schemas.openxmlformats.org/officeDocument/2006/math" xmlns:r="http://schemas.openxmlformats.org/officeDocument/2006/relationships" xmlns:o="urn:schemas-microsoft-com:office:office" xmlns:v="urn:schemas-microsoft-com:vml" xmlns:w10="urn:schemas-microsoft-com:office:word" xmlns:a="http://schemas.openxmlformats.org/drawingml/2006/main" xmlns:pic="http://schemas.openxmlformats.org/drawingml/2006/picture" xmlns:wp="http://schemas.openxmlformats.org/drawingml/2006/wordprocessingDrawing"/>
+</file>
+
+<file path=word/footer1.xml><?xml version="1.0" encoding="utf-8"?>
+<w:ftr xmlns:m="http://schemas.openxmlformats.org/officeDocument/2006/math" xmlns:mc="http://schemas.openxmlformats.org/markup-compatibility/2006" xmlns:mo="http://schemas.microsoft.com/office/mac/office/2008/main" xmlns:mv="urn:schemas-microsoft-com:mac:vml" xmlns:o="urn:schemas-microsoft-com:office:office" xmlns:r="http://schemas.openxmlformats.org/officeDocument/2006/relationships" xmlns:v="urn:schemas-microsoft-com:vml" xmlns:w10="urn:schemas-microsoft-com:office:word" xmlns:w14="http://schemas.microsoft.com/office/word/2010/wordml" xmlns:w="http://schemas.openxmlformats.org/wordprocessingml/2006/main" xmlns:wne="http://schemas.microsoft.com/office/word/2006/wordml" xmlns:wp14="http://schemas.microsoft.com/office/word/2010/wordprocessingDrawing" xmlns:wp="http://schemas.openxmlformats.org/drawingml/2006/wordprocessingDrawing" xmlns:wpc="http://schemas.microsoft.com/office/word/2010/wordprocessingCanvas" xmlns:wpg="http://schemas.microsoft.com/office/word/2010/wordprocessingGroup" xmlns:wpi="http://schemas.microsoft.com/office/word/2010/wordprocessingInk" xmlns:wps="http://schemas.microsoft.com/office/word/2010/wordprocessingShape" mc:Ignorable="w14 wp14">
+  <w:p>
+    <w:pPr>
+      <w:pStyle w:val="Footer"/>
+      <w:jc w:val="center"/>
+    </w:pPr>
+    <w:r/>
+    <w:r>
+      <w:rPr>
+        <w:color w:val="7A7974"/>
+        <w:sz w:val="18"/>
+      </w:rPr>
+      <w:t xml:space="preserve">Page </w:t>
+    </w:r>
+    <w:r/>
+    <w:r>
+      <w:rPr>
+        <w:color w:val="7A7974"/>
+        <w:sz w:val="18"/>
+      </w:rPr>
+      <w:fldChar w:fldCharType="begin"/>
+    </w:r>
+    <w:r>
+      <w:rPr>
+        <w:color w:val="7A7974"/>
+        <w:sz w:val="18"/>
+      </w:rPr>
+      <w:instrText xml:space="preserve"> PAGE </w:instrText>
+    </w:r>
+    <w:r>
+      <w:rPr>
+        <w:color w:val="7A7974"/>
+        <w:sz w:val="18"/>
+      </w:rPr>
+      <w:fldChar w:fldCharType="separate"/>
+    </w:r>
+    <w:r>
+      <w:rPr>
+        <w:color w:val="7A7974"/>
+        <w:sz w:val="18"/>
+      </w:rPr>
+      <w:t>1</w:t>
+    </w:r>
+    <w:r>
+      <w:rPr>
+        <w:color w:val="7A7974"/>
+        <w:sz w:val="18"/>
+      </w:rPr>
+      <w:fldChar w:fldCharType="end"/>
+    </w:r>
+    <w:r>
+      <w:rPr>
+        <w:color w:val="7A7974"/>
+        <w:sz w:val="18"/>
+      </w:rPr>
+      <w:t xml:space="preserve"> of </w:t>
+    </w:r>
+    <w:r/>
+    <w:r>
+      <w:rPr>
+        <w:color w:val="7A7974"/>
+        <w:sz w:val="18"/>
+      </w:rPr>
+      <w:fldChar w:fldCharType="begin"/>
+    </w:r>
+    <w:r>
+      <w:rPr>
+        <w:color w:val="7A7974"/>
+        <w:sz w:val="18"/>
+      </w:rPr>
+      <w:instrText xml:space="preserve"> NUMPAGES </w:instrText>
+    </w:r>
+    <w:r>
+      <w:rPr>
+        <w:color w:val="7A7974"/>
+        <w:sz w:val="18"/>
+      </w:rPr>
+      <w:fldChar w:fldCharType="separate"/>
+    </w:r>
+    <w:r>
+      <w:rPr>
+        <w:color w:val="7A7974"/>
+        <w:sz w:val="18"/>
+      </w:rPr>
+      <w:t>1</w:t>
+    </w:r>
+    <w:r>
+      <w:rPr>
+        <w:color w:val="7A7974"/>
+        <w:sz w:val="18"/>
+      </w:rPr>
+      <w:fldChar w:fldCharType="end"/>
+    </w:r>
+  </w:p>
+</w:ftr>
 </file>
 
 <file path=word/footnotes.xml><?xml version="1.0" encoding="utf-8"?>

--- a/docs/eosc-basic-compliance-guide.docx
+++ b/docs/eosc-basic-compliance-guide.docx
@@ -23,7 +23,7 @@
         <w:pStyle w:val="Author"/>
       </w:pPr>
       <w:r>
-        <w:t xml:space="preserve">Verified against a clean clone on 26 September 2026 — documentation commit 678b75e</w:t>
+        <w:t xml:space="preserve">Verified against a clean clone on 26 September 2026 — rebuilt 27 September 2026</w:t>
       </w:r>
     </w:p>
     <w:p>
@@ -291,52 +291,64 @@
         <w:rPr>
           <w:rStyle w:val="VerbatimChar"/>
         </w:rPr>
+        <w:t xml:space="preserve">web-9</w:t>
+      </w:r>
+      <w:r>
+        <w:t xml:space="preserve">, collected by the GitHub workflow on 26 September from all thirteen</w:t>
+      </w:r>
+      <w:r>
+        <w:t xml:space="preserve"> </w:t>
+      </w:r>
+      <w:r>
+        <w:t xml:space="preserve">nodes under checklist v3.1 (45 PASS, 8 FAIL, 77 MANUAL_REVIEW), after runs</w:t>
+      </w:r>
+      <w:r>
+        <w:t xml:space="preserve"> </w:t>
+      </w:r>
+      <w:r>
+        <w:rPr>
+          <w:rStyle w:val="VerbatimChar"/>
+        </w:rPr>
+        <w:t xml:space="preserve">web-4</w:t>
+      </w:r>
+      <w:r>
+        <w:t xml:space="preserve">,</w:t>
+      </w:r>
+      <w:r>
+        <w:t xml:space="preserve"> </w:t>
+      </w:r>
+      <w:r>
+        <w:rPr>
+          <w:rStyle w:val="VerbatimChar"/>
+        </w:rPr>
+        <w:t xml:space="preserve">web-5</w:t>
+      </w:r>
+      <w:r>
+        <w:t xml:space="preserve">,</w:t>
+      </w:r>
+      <w:r>
+        <w:t xml:space="preserve"> </w:t>
+      </w:r>
+      <w:r>
+        <w:rPr>
+          <w:rStyle w:val="VerbatimChar"/>
+        </w:rPr>
+        <w:t xml:space="preserve">web-6</w:t>
+      </w:r>
+      <w:r>
+        <w:t xml:space="preserve"> </w:t>
+      </w:r>
+      <w:r>
+        <w:t xml:space="preserve">and</w:t>
+      </w:r>
+      <w:r>
+        <w:t xml:space="preserve"> </w:t>
+      </w:r>
+      <w:r>
+        <w:rPr>
+          <w:rStyle w:val="VerbatimChar"/>
+        </w:rPr>
         <w:t xml:space="preserve">web-8</w:t>
-      </w:r>
-      <w:r>
-        <w:t xml:space="preserve">, collected by the GitHub workflow on 26 September from all thirteen</w:t>
-      </w:r>
-      <w:r>
-        <w:t xml:space="preserve"> </w:t>
-      </w:r>
-      <w:r>
-        <w:t xml:space="preserve">nodes under checklist v3.1 (45 PASS, 8 FAIL, 77 MANUAL_REVIEW), after runs</w:t>
-      </w:r>
-      <w:r>
-        <w:t xml:space="preserve"> </w:t>
-      </w:r>
-      <w:r>
-        <w:rPr>
-          <w:rStyle w:val="VerbatimChar"/>
-        </w:rPr>
-        <w:t xml:space="preserve">web-4</w:t>
-      </w:r>
-      <w:r>
-        <w:t xml:space="preserve">,</w:t>
-      </w:r>
-      <w:r>
-        <w:t xml:space="preserve"> </w:t>
-      </w:r>
-      <w:r>
-        <w:rPr>
-          <w:rStyle w:val="VerbatimChar"/>
-        </w:rPr>
-        <w:t xml:space="preserve">web-5</w:t>
-      </w:r>
-      <w:r>
-        <w:t xml:space="preserve"> </w:t>
-      </w:r>
-      <w:r>
-        <w:t xml:space="preserve">and</w:t>
-      </w:r>
-      <w:r>
-        <w:t xml:space="preserve"> </w:t>
-      </w:r>
-      <w:r>
-        <w:rPr>
-          <w:rStyle w:val="VerbatimChar"/>
-        </w:rPr>
-        <w:t xml:space="preserve">web-6</w:t>
       </w:r>
       <w:r>
         <w:t xml:space="preserve"> </w:t>
@@ -475,6 +487,18 @@
         <w:t xml:space="preserve">web-6</w:t>
       </w:r>
       <w:r>
+        <w:t xml:space="preserve">,</w:t>
+      </w:r>
+      <w:r>
+        <w:t xml:space="preserve"> </w:t>
+      </w:r>
+      <w:r>
+        <w:rPr>
+          <w:rStyle w:val="VerbatimChar"/>
+        </w:rPr>
+        <w:t xml:space="preserve">web-8</w:t>
+      </w:r>
+      <w:r>
         <w:t xml:space="preserve"> </w:t>
       </w:r>
       <w:r>
@@ -487,7 +511,7 @@
         <w:rPr>
           <w:rStyle w:val="VerbatimChar"/>
         </w:rPr>
-        <w:t xml:space="preserve">web-8</w:t>
+        <w:t xml:space="preserve">web-9</w:t>
       </w:r>
       <w:r>
         <w:t xml:space="preserve"> </w:t>
@@ -2683,6 +2707,18 @@
         <w:t xml:space="preserve">web-6</w:t>
       </w:r>
       <w:r>
+        <w:t xml:space="preserve">,</w:t>
+      </w:r>
+      <w:r>
+        <w:t xml:space="preserve"> </w:t>
+      </w:r>
+      <w:r>
+        <w:rPr>
+          <w:rStyle w:val="VerbatimChar"/>
+        </w:rPr>
+        <w:t xml:space="preserve">web-8</w:t>
+      </w:r>
+      <w:r>
         <w:t xml:space="preserve"> </w:t>
       </w:r>
       <w:r>
@@ -2695,7 +2731,7 @@
         <w:rPr>
           <w:rStyle w:val="VerbatimChar"/>
         </w:rPr>
-        <w:t xml:space="preserve">web-8</w:t>
+        <w:t xml:space="preserve">web-9</w:t>
       </w:r>
       <w:r>
         <w:t xml:space="preserve"> </w:t>
@@ -3490,7 +3526,7 @@
         <w:rPr>
           <w:rStyle w:val="NormalTok"/>
         </w:rPr>
-        <w:t xml:space="preserve"> web-8</w:t>
+        <w:t xml:space="preserve"> web-9</w:t>
       </w:r>
     </w:p>
     <w:p>
@@ -14454,6 +14490,71 @@
         <w:t xml:space="preserve">rebuilt from evidence captured before masking existed is masked too.</w:t>
       </w:r>
     </w:p>
+    <w:p>
+      <w:pPr>
+        <w:pStyle w:val="BodyText"/>
+      </w:pPr>
+      <w:r>
+        <w:t xml:space="preserve">The table shows the shapes that are recognised, not real entries.</w:t>
+      </w:r>
+      <w:r>
+        <w:t xml:space="preserve"> </w:t>
+      </w:r>
+      <w:r>
+        <w:rPr>
+          <w:rStyle w:val="VerbatimChar"/>
+        </w:rPr>
+        <w:t xml:space="preserve">firstname</w:t>
+      </w:r>
+      <w:r>
+        <w:t xml:space="preserve">,</w:t>
+      </w:r>
+      <w:r>
+        <w:t xml:space="preserve"> </w:t>
+      </w:r>
+      <w:r>
+        <w:rPr>
+          <w:rStyle w:val="VerbatimChar"/>
+        </w:rPr>
+        <w:t xml:space="preserve">lastname</w:t>
+      </w:r>
+      <w:r>
+        <w:t xml:space="preserve"> </w:t>
+      </w:r>
+      <w:r>
+        <w:t xml:space="preserve">and</w:t>
+      </w:r>
+      <w:r>
+        <w:t xml:space="preserve"> </w:t>
+      </w:r>
+      <w:r>
+        <w:rPr>
+          <w:rStyle w:val="VerbatimChar"/>
+        </w:rPr>
+        <w:t xml:space="preserve">CC</w:t>
+      </w:r>
+      <w:r>
+        <w:t xml:space="preserve"> </w:t>
+      </w:r>
+      <w:r>
+        <w:t xml:space="preserve">(a country code) stand for whatever is on the page, and</w:t>
+      </w:r>
+      <w:r>
+        <w:t xml:space="preserve"> </w:t>
+      </w:r>
+      <w:r>
+        <w:rPr>
+          <w:rStyle w:val="VerbatimChar"/>
+        </w:rPr>
+        <w:t xml:space="preserve">N</w:t>
+      </w:r>
+      <w:r>
+        <w:t xml:space="preserve"> </w:t>
+      </w:r>
+      <w:r>
+        <w:t xml:space="preserve">for any digit.</w:t>
+      </w:r>
+    </w:p>
     <w:tbl>
       <w:tblPr>
         <w:tblStyle w:val="Table"/>
@@ -14507,7 +14608,7 @@
               <w:rPr>
                 <w:rStyle w:val="VerbatimChar"/>
               </w:rPr>
-              <w:t xml:space="preserve">jane.doe@example.org</w:t>
+              <w:t xml:space="preserve">firstname.lastname@example.org</w:t>
             </w:r>
             <w:r>
               <w:t xml:space="preserve">,</w:t>
@@ -14519,7 +14620,7 @@
               <w:rPr>
                 <w:rStyle w:val="VerbatimChar"/>
               </w:rPr>
-              <w:t xml:space="preserve">jane.doe [at] example.org</w:t>
+              <w:t xml:space="preserve">firstname.lastname [at] example.org</w:t>
             </w:r>
           </w:p>
         </w:tc>
@@ -14618,7 +14719,7 @@
               <w:rPr>
                 <w:rStyle w:val="VerbatimChar"/>
               </w:rPr>
-              <w:t xml:space="preserve">+31 20 123 4567</w:t>
+              <w:t xml:space="preserve">+CC NN NNN NNNN</w:t>
             </w:r>
             <w:r>
               <w:t xml:space="preserve">,</w:t>
@@ -14630,7 +14731,13 @@
               <w:rPr>
                 <w:rStyle w:val="VerbatimChar"/>
               </w:rPr>
-              <w:t xml:space="preserve">tel:0043316349917</w:t>
+              <w:t xml:space="preserve">tel:00CCNNNNNNNNN</w:t>
+            </w:r>
+            <w:r>
+              <w:t xml:space="preserve"> </w:t>
+            </w:r>
+            <w:r>
+              <w:t xml:space="preserve">(dialled with 00)</w:t>
             </w:r>
           </w:p>
         </w:tc>
@@ -14644,7 +14751,7 @@
               <w:rPr>
                 <w:rStyle w:val="VerbatimChar"/>
               </w:rPr>
-              <w:t xml:space="preserve">+31 XXXXXX</w:t>
+              <w:t xml:space="preserve">+CC XXXXXX</w:t>
             </w:r>
             <w:r>
               <w:t xml:space="preserve">,</w:t>
@@ -14656,7 +14763,7 @@
               <w:rPr>
                 <w:rStyle w:val="VerbatimChar"/>
               </w:rPr>
-              <w:t xml:space="preserve">tel:+43 XXXXXX</w:t>
+              <w:t xml:space="preserve">tel:+CC XXXXXX</w:t>
             </w:r>
           </w:p>
         </w:tc>
@@ -14675,7 +14782,7 @@
               <w:rPr>
                 <w:rStyle w:val="VerbatimChar"/>
               </w:rPr>
-              <w:t xml:space="preserve">tel:+31(0)20%20123456</w:t>
+              <w:t xml:space="preserve">tel:+CC(0)NN%20NNNNNN</w:t>
             </w:r>
             <w:r>
               <w:t xml:space="preserve"> </w:t>
@@ -14710,7 +14817,7 @@
               <w:rPr>
                 <w:rStyle w:val="VerbatimChar"/>
               </w:rPr>
-              <w:t xml:space="preserve">tel:+31 XXXXXX</w:t>
+              <w:t xml:space="preserve">tel:+CC XXXXXX</w:t>
             </w:r>
           </w:p>
         </w:tc>
@@ -14729,7 +14836,7 @@
               <w:rPr>
                 <w:rStyle w:val="VerbatimChar"/>
               </w:rPr>
-              <w:t xml:space="preserve">Tel.: 06 1234 5678</w:t>
+              <w:t xml:space="preserve">Tel.: NN NNNN NNNN</w:t>
             </w:r>
             <w:r>
               <w:t xml:space="preserve">,</w:t>
@@ -14741,7 +14848,7 @@
               <w:rPr>
                 <w:rStyle w:val="VerbatimChar"/>
               </w:rPr>
-              <w:t xml:space="preserve">tel. (09) 123 4567</w:t>
+              <w:t xml:space="preserve">tel. (NN) NNN NNNN</w:t>
             </w:r>
             <w:r>
               <w:t xml:space="preserve"> </w:t>
@@ -14792,7 +14899,13 @@
               <w:rPr>
                 <w:rStyle w:val="VerbatimChar"/>
               </w:rPr>
-              <w:t xml:space="preserve">Mgr. Jana Nováková, novakova@…</w:t>
+              <w:t xml:space="preserve">Dr. Firstname Lastname, lastname@…</w:t>
+            </w:r>
+            <w:r>
+              <w:t xml:space="preserve"> </w:t>
+            </w:r>
+            <w:r>
+              <w:t xml:space="preserve">(a name next to the address)</w:t>
             </w:r>
           </w:p>
         </w:tc>
@@ -14806,7 +14919,7 @@
               <w:rPr>
                 <w:rStyle w:val="VerbatimChar"/>
               </w:rPr>
-              <w:t xml:space="preserve">Mgr. XXXXX XXXXX, XXXXX@…</w:t>
+              <w:t xml:space="preserve">Dr. XXXXX XXXXX, XXXXX@…</w:t>
             </w:r>
           </w:p>
         </w:tc>
@@ -14946,7 +15059,7 @@
         <w:rPr>
           <w:rStyle w:val="VerbatimChar"/>
         </w:rPr>
-        <w:t xml:space="preserve">web-8</w:t>
+        <w:t xml:space="preserve">web-9</w:t>
       </w:r>
       <w:r>
         <w:t xml:space="preserve"> </w:t>
@@ -20706,7 +20819,7 @@
         <w:rPr>
           <w:rStyle w:val="VerbatimChar"/>
         </w:rPr>
-        <w:t xml:space="preserve">web-8</w:t>
+        <w:t xml:space="preserve">web-9</w:t>
       </w:r>
       <w:r>
         <w:t xml:space="preserve">). Update it to the new run's shape.</w:t>

--- a/docs/eosc-basic-compliance-guide.docx
+++ b/docs/eosc-basic-compliance-guide.docx
@@ -23,7 +23,7 @@
         <w:pStyle w:val="Author"/>
       </w:pPr>
       <w:r>
-        <w:t xml:space="preserve">Verified against a clean clone on 26 September 2026 — rebuilt 27 September 2026</w:t>
+        <w:t xml:space="preserve">Verified against a clean clone on 26 September 2026 — rebuilt 28 September 2026</w:t>
       </w:r>
     </w:p>
     <w:p>
@@ -267,7 +267,7 @@
           <w:b/>
           <w:bCs/>
         </w:rPr>
-        <w:t xml:space="preserve">The published run changed on 26 September 2026.</w:t>
+        <w:t xml:space="preserve">The published run changed on 28 September 2026.</w:t>
       </w:r>
       <w:r>
         <w:t xml:space="preserve"> </w:t>
@@ -291,70 +291,58 @@
         <w:rPr>
           <w:rStyle w:val="VerbatimChar"/>
         </w:rPr>
+        <w:t xml:space="preserve">web-10</w:t>
+      </w:r>
+      <w:r>
+        <w:t xml:space="preserve">, collected by the GitHub workflow on 28 September from all thirteen</w:t>
+      </w:r>
+      <w:r>
+        <w:t xml:space="preserve"> </w:t>
+      </w:r>
+      <w:r>
+        <w:t xml:space="preserve">nodes under checklist v3.1 (47 PASS, 8 FAIL, 75 MANUAL_REVIEW). It is the first</w:t>
+      </w:r>
+      <w:r>
+        <w:t xml:space="preserve"> </w:t>
+      </w:r>
+      <w:r>
+        <w:t xml:space="preserve">run with EOSC Node Poland, which replaced a node listed by mistake; the other</w:t>
+      </w:r>
+      <w:r>
+        <w:t xml:space="preserve"> </w:t>
+      </w:r>
+      <w:r>
+        <w:t xml:space="preserve">twelve rows repeat runs</w:t>
+      </w:r>
+      <w:r>
+        <w:t xml:space="preserve"> </w:t>
+      </w:r>
+      <w:r>
+        <w:rPr>
+          <w:rStyle w:val="VerbatimChar"/>
+        </w:rPr>
+        <w:t xml:space="preserve">web-4</w:t>
+      </w:r>
+      <w:r>
+        <w:t xml:space="preserve"> </w:t>
+      </w:r>
+      <w:r>
+        <w:t xml:space="preserve">to</w:t>
+      </w:r>
+      <w:r>
+        <w:t xml:space="preserve"> </w:t>
+      </w:r>
+      <w:r>
+        <w:rPr>
+          <w:rStyle w:val="VerbatimChar"/>
+        </w:rPr>
         <w:t xml:space="preserve">web-9</w:t>
       </w:r>
       <w:r>
-        <w:t xml:space="preserve">, collected by the GitHub workflow on 26 September from all thirteen</w:t>
-      </w:r>
-      <w:r>
-        <w:t xml:space="preserve"> </w:t>
-      </w:r>
-      <w:r>
-        <w:t xml:space="preserve">nodes under checklist v3.1 (45 PASS, 8 FAIL, 77 MANUAL_REVIEW), after runs</w:t>
-      </w:r>
-      <w:r>
-        <w:t xml:space="preserve"> </w:t>
-      </w:r>
-      <w:r>
-        <w:rPr>
-          <w:rStyle w:val="VerbatimChar"/>
-        </w:rPr>
-        <w:t xml:space="preserve">web-4</w:t>
-      </w:r>
-      <w:r>
-        <w:t xml:space="preserve">,</w:t>
-      </w:r>
-      <w:r>
-        <w:t xml:space="preserve"> </w:t>
-      </w:r>
-      <w:r>
-        <w:rPr>
-          <w:rStyle w:val="VerbatimChar"/>
-        </w:rPr>
-        <w:t xml:space="preserve">web-5</w:t>
-      </w:r>
-      <w:r>
-        <w:t xml:space="preserve">,</w:t>
-      </w:r>
-      <w:r>
-        <w:t xml:space="preserve"> </w:t>
-      </w:r>
-      <w:r>
-        <w:rPr>
-          <w:rStyle w:val="VerbatimChar"/>
-        </w:rPr>
-        <w:t xml:space="preserve">web-6</w:t>
-      </w:r>
-      <w:r>
-        <w:t xml:space="preserve"> </w:t>
-      </w:r>
-      <w:r>
-        <w:t xml:space="preserve">and</w:t>
-      </w:r>
-      <w:r>
-        <w:t xml:space="preserve"> </w:t>
-      </w:r>
-      <w:r>
-        <w:rPr>
-          <w:rStyle w:val="VerbatimChar"/>
-        </w:rPr>
-        <w:t xml:space="preserve">web-8</w:t>
-      </w:r>
-      <w:r>
-        <w:t xml:space="preserve"> </w:t>
-      </w:r>
-      <w:r>
-        <w:t xml:space="preserve">of the same day, whose verdicts it repeats cell for cell. It has</w:t>
+        <w:t xml:space="preserve"> </w:t>
+      </w:r>
+      <w:r>
+        <w:t xml:space="preserve">of 26 September cell for cell. It has</w:t>
       </w:r>
       <w:r>
         <w:t xml:space="preserve"> </w:t>
@@ -475,43 +463,19 @@
         <w:t xml:space="preserve">web-5</w:t>
       </w:r>
       <w:r>
-        <w:t xml:space="preserve">,</w:t>
-      </w:r>
-      <w:r>
-        <w:t xml:space="preserve"> </w:t>
-      </w:r>
-      <w:r>
-        <w:rPr>
-          <w:rStyle w:val="VerbatimChar"/>
-        </w:rPr>
-        <w:t xml:space="preserve">web-6</w:t>
-      </w:r>
-      <w:r>
-        <w:t xml:space="preserve">,</w:t>
-      </w:r>
-      <w:r>
-        <w:t xml:space="preserve"> </w:t>
-      </w:r>
-      <w:r>
-        <w:rPr>
-          <w:rStyle w:val="VerbatimChar"/>
-        </w:rPr>
-        <w:t xml:space="preserve">web-8</w:t>
-      </w:r>
-      <w:r>
-        <w:t xml:space="preserve"> </w:t>
-      </w:r>
-      <w:r>
-        <w:t xml:space="preserve">and</w:t>
-      </w:r>
-      <w:r>
-        <w:t xml:space="preserve"> </w:t>
-      </w:r>
-      <w:r>
-        <w:rPr>
-          <w:rStyle w:val="VerbatimChar"/>
-        </w:rPr>
-        <w:t xml:space="preserve">web-9</w:t>
+        <w:t xml:space="preserve"> </w:t>
+      </w:r>
+      <w:r>
+        <w:t xml:space="preserve">to</w:t>
+      </w:r>
+      <w:r>
+        <w:t xml:space="preserve"> </w:t>
+      </w:r>
+      <w:r>
+        <w:rPr>
+          <w:rStyle w:val="VerbatimChar"/>
+        </w:rPr>
+        <w:t xml:space="preserve">web-10</w:t>
       </w:r>
       <w:r>
         <w:t xml:space="preserve"> </w:t>
@@ -2695,43 +2659,19 @@
         <w:t xml:space="preserve">web-5</w:t>
       </w:r>
       <w:r>
-        <w:t xml:space="preserve">,</w:t>
-      </w:r>
-      <w:r>
-        <w:t xml:space="preserve"> </w:t>
-      </w:r>
-      <w:r>
-        <w:rPr>
-          <w:rStyle w:val="VerbatimChar"/>
-        </w:rPr>
-        <w:t xml:space="preserve">web-6</w:t>
-      </w:r>
-      <w:r>
-        <w:t xml:space="preserve">,</w:t>
-      </w:r>
-      <w:r>
-        <w:t xml:space="preserve"> </w:t>
-      </w:r>
-      <w:r>
-        <w:rPr>
-          <w:rStyle w:val="VerbatimChar"/>
-        </w:rPr>
-        <w:t xml:space="preserve">web-8</w:t>
-      </w:r>
-      <w:r>
-        <w:t xml:space="preserve"> </w:t>
-      </w:r>
-      <w:r>
-        <w:t xml:space="preserve">and</w:t>
-      </w:r>
-      <w:r>
-        <w:t xml:space="preserve"> </w:t>
-      </w:r>
-      <w:r>
-        <w:rPr>
-          <w:rStyle w:val="VerbatimChar"/>
-        </w:rPr>
-        <w:t xml:space="preserve">web-9</w:t>
+        <w:t xml:space="preserve"> </w:t>
+      </w:r>
+      <w:r>
+        <w:t xml:space="preserve">to</w:t>
+      </w:r>
+      <w:r>
+        <w:t xml:space="preserve"> </w:t>
+      </w:r>
+      <w:r>
+        <w:rPr>
+          <w:rStyle w:val="VerbatimChar"/>
+        </w:rPr>
+        <w:t xml:space="preserve">web-10</w:t>
       </w:r>
       <w:r>
         <w:t xml:space="preserve"> </w:t>
@@ -3526,7 +3466,7 @@
         <w:rPr>
           <w:rStyle w:val="NormalTok"/>
         </w:rPr>
-        <w:t xml:space="preserve"> web-9</w:t>
+        <w:t xml:space="preserve"> web-10</w:t>
       </w:r>
     </w:p>
     <w:p>
@@ -3534,7 +3474,7 @@
         <w:pStyle w:val="FirstParagraph"/>
       </w:pPr>
       <w:r>
-        <w:t xml:space="preserve">Verified on 26 September 2026: this reproduces the committed</w:t>
+        <w:t xml:space="preserve">Verified on 28 September 2026: this reproduces the committed</w:t>
       </w:r>
       <w:r>
         <w:t xml:space="preserve"> </w:t>
@@ -3549,7 +3489,7 @@
         <w:t xml:space="preserve"> </w:t>
       </w:r>
       <w:r>
-        <w:t xml:space="preserve">exactly, apart from the generation time, with 45 PASS, 8 FAIL and 77</w:t>
+        <w:t xml:space="preserve">exactly, apart from the generation time, with 47 PASS, 8 FAIL and 75</w:t>
       </w:r>
       <w:r>
         <w:t xml:space="preserve"> </w:t>
@@ -3625,6 +3565,30 @@
           <w:rStyle w:val="VerbatimChar"/>
         </w:rPr>
         <w:t xml:space="preserve">53081f6</w:t>
+      </w:r>
+      <w:r>
+        <w:t xml:space="preserve">. Runs published before 28 September 2026 were also scored with the earlier name list, so pass it too:</w:t>
+      </w:r>
+      <w:r>
+        <w:t xml:space="preserve"> </w:t>
+      </w:r>
+      <w:r>
+        <w:rPr>
+          <w:rStyle w:val="VerbatimChar"/>
+        </w:rPr>
+        <w:t xml:space="preserve">git show e7da5a8:checklist/approved-names.txt &gt; /tmp/names-before-2026-09-28.txt</w:t>
+      </w:r>
+      <w:r>
+        <w:t xml:space="preserve">, then add</w:t>
+      </w:r>
+      <w:r>
+        <w:t xml:space="preserve"> </w:t>
+      </w:r>
+      <w:r>
+        <w:rPr>
+          <w:rStyle w:val="VerbatimChar"/>
+        </w:rPr>
+        <w:t xml:space="preserve">--approved-names /tmp/names-before-2026-09-28.txt</w:t>
       </w:r>
       <w:r>
         <w:t xml:space="preserve">. The full procedure, including how to publish the new node's</w:t>
@@ -4334,6 +4298,24 @@
         <w:rPr>
           <w:rStyle w:val="VerbatimChar"/>
         </w:rPr>
+        <w:t xml:space="preserve">EOSC Node | CERN</w:t>
+      </w:r>
+      <w:r>
+        <w:br/>
+      </w:r>
+      <w:r>
+        <w:rPr>
+          <w:rStyle w:val="VerbatimChar"/>
+        </w:rPr>
+        <w:t xml:space="preserve">EOSC Node | Czechia</w:t>
+      </w:r>
+      <w:r>
+        <w:br/>
+      </w:r>
+      <w:r>
+        <w:rPr>
+          <w:rStyle w:val="VerbatimChar"/>
+        </w:rPr>
         <w:t xml:space="preserve">EOSC Node | European DTO</w:t>
       </w:r>
       <w:r>
@@ -4397,7 +4379,25 @@
         <w:rPr>
           <w:rStyle w:val="VerbatimChar"/>
         </w:rPr>
-        <w:t xml:space="preserve">EOSC Node | EBRAINS RI</w:t>
+        <w:t xml:space="preserve">EOSC Node | Poland</w:t>
+      </w:r>
+      <w:r>
+        <w:br/>
+      </w:r>
+      <w:r>
+        <w:rPr>
+          <w:rStyle w:val="VerbatimChar"/>
+        </w:rPr>
+        <w:t xml:space="preserve">EOSC Node | Italy</w:t>
+      </w:r>
+      <w:r>
+        <w:br/>
+      </w:r>
+      <w:r>
+        <w:rPr>
+          <w:rStyle w:val="VerbatimChar"/>
+        </w:rPr>
+        <w:t xml:space="preserve">EOSC Node | Slovakia</w:t>
       </w:r>
     </w:p>
     <w:p>
@@ -6172,7 +6172,7 @@
         <w:pStyle w:val="FirstParagraph"/>
       </w:pPr>
       <w:r>
-        <w:t xml:space="preserve">In the published run of 26 September 2026, the committed list of thirteen names</w:t>
+        <w:t xml:space="preserve">In the published run of 28 September 2026, the committed list of thirteen names</w:t>
       </w:r>
       <w:r>
         <w:t xml:space="preserve"> </w:t>
@@ -6445,7 +6445,49 @@
               <w:pStyle w:val="Compact"/>
             </w:pPr>
             <w:r>
-              <w:t xml:space="preserve">CERN, EOSC Finland, EGI, EBRAINS, Italy</w:t>
+              <w:t xml:space="preserve">Poland</w:t>
+            </w:r>
+          </w:p>
+        </w:tc>
+        <w:tc>
+          <w:tcPr/>
+          <w:p>
+            <w:pPr>
+              <w:pStyle w:val="Compact"/>
+            </w:pPr>
+            <w:r>
+              <w:t xml:space="preserve">no match; the header logo reads "EOSC Node | Poland", and the phrase</w:t>
+            </w:r>
+            <w:r>
+              <w:t xml:space="preserve"> </w:t>
+            </w:r>
+            <w:r>
+              <w:rPr>
+                <w:rStyle w:val="VerbatimChar"/>
+              </w:rPr>
+              <w:t xml:space="preserve">EOSC Node</w:t>
+            </w:r>
+            <w:r>
+              <w:t xml:space="preserve"> </w:t>
+            </w:r>
+            <w:r>
+              <w:t xml:space="preserve">occurs once in the text, but never followed by an approved name</w:t>
+            </w:r>
+          </w:p>
+        </w:tc>
+      </w:tr>
+      <w:tr>
+        <w:trPr>
+          <w:cantSplit/>
+        </w:trPr>
+        <w:tc>
+          <w:tcPr/>
+          <w:p>
+            <w:pPr>
+              <w:pStyle w:val="Compact"/>
+            </w:pPr>
+            <w:r>
+              <w:t xml:space="preserve">CERN, EOSC Finland, EGI, Italy</w:t>
             </w:r>
           </w:p>
         </w:tc>
@@ -15059,13 +15101,13 @@
         <w:rPr>
           <w:rStyle w:val="VerbatimChar"/>
         </w:rPr>
-        <w:t xml:space="preserve">web-9</w:t>
-      </w:r>
-      <w:r>
-        <w:t xml:space="preserve"> </w:t>
-      </w:r>
-      <w:r>
-        <w:t xml:space="preserve">(26 September 2026) was collected</w:t>
+        <w:t xml:space="preserve">web-10</w:t>
+      </w:r>
+      <w:r>
+        <w:t xml:space="preserve"> </w:t>
+      </w:r>
+      <w:r>
+        <w:t xml:space="preserve">(28 September 2026) was collected</w:t>
       </w:r>
       <w:r>
         <w:t xml:space="preserve"> </w:t>
@@ -20819,7 +20861,7 @@
         <w:rPr>
           <w:rStyle w:val="VerbatimChar"/>
         </w:rPr>
-        <w:t xml:space="preserve">web-9</w:t>
+        <w:t xml:space="preserve">web-10</w:t>
       </w:r>
       <w:r>
         <w:t xml:space="preserve">). Update it to the new run's shape.</w:t>
@@ -20900,7 +20942,7 @@
         <w:t xml:space="preserve"> </w:t>
       </w:r>
       <w:r>
-        <w:t xml:space="preserve">("130 cells: 45 PASS · 8 FAIL · 77 review");</w:t>
+        <w:t xml:space="preserve">("130 cells: 47 PASS · 8 FAIL · 75 review");</w:t>
       </w:r>
     </w:p>
     <w:p>

--- a/docs/eosc-basic-compliance-guide.docx
+++ b/docs/eosc-basic-compliance-guide.docx
@@ -291,28 +291,61 @@
         <w:rPr>
           <w:rStyle w:val="VerbatimChar"/>
         </w:rPr>
+        <w:t xml:space="preserve">web-11</w:t>
+      </w:r>
+      <w:r>
+        <w:t xml:space="preserve">, collected by the GitHub workflow on 28 September from all thirteen</w:t>
+      </w:r>
+      <w:r>
+        <w:t xml:space="preserve"> </w:t>
+      </w:r>
+      <w:r>
+        <w:t xml:space="preserve">nodes under checklist v3.1 (49 PASS, 8 FAIL, 73 MANUAL_REVIEW). It is the first</w:t>
+      </w:r>
+      <w:r>
+        <w:t xml:space="preserve"> </w:t>
+      </w:r>
+      <w:r>
+        <w:t xml:space="preserve">run with CERN's new landing page,</w:t>
+      </w:r>
+      <w:r>
+        <w:t xml:space="preserve"> </w:t>
+      </w:r>
+      <w:r>
+        <w:rPr>
+          <w:rStyle w:val="VerbatimChar"/>
+        </w:rPr>
+        <w:t xml:space="preserve">https://eosc.cern/</w:t>
+      </w:r>
+      <w:r>
+        <w:t xml:space="preserve">, and follows</w:t>
+      </w:r>
+      <w:r>
+        <w:t xml:space="preserve"> </w:t>
+      </w:r>
+      <w:r>
+        <w:rPr>
+          <w:rStyle w:val="VerbatimChar"/>
+        </w:rPr>
         <w:t xml:space="preserve">web-10</w:t>
       </w:r>
       <w:r>
-        <w:t xml:space="preserve">, collected by the GitHub workflow on 28 September from all thirteen</w:t>
-      </w:r>
-      <w:r>
-        <w:t xml:space="preserve"> </w:t>
-      </w:r>
-      <w:r>
-        <w:t xml:space="preserve">nodes under checklist v3.1 (47 PASS, 8 FAIL, 75 MANUAL_REVIEW). It is the first</w:t>
-      </w:r>
-      <w:r>
-        <w:t xml:space="preserve"> </w:t>
-      </w:r>
-      <w:r>
-        <w:t xml:space="preserve">run with EOSC Node Poland, which replaced a node listed by mistake; the other</w:t>
-      </w:r>
-      <w:r>
-        <w:t xml:space="preserve"> </w:t>
-      </w:r>
-      <w:r>
-        <w:t xml:space="preserve">twelve rows repeat runs</w:t>
+        <w:t xml:space="preserve"> </w:t>
+      </w:r>
+      <w:r>
+        <w:t xml:space="preserve">of</w:t>
+      </w:r>
+      <w:r>
+        <w:t xml:space="preserve"> </w:t>
+      </w:r>
+      <w:r>
+        <w:t xml:space="preserve">the same day, the first with EOSC Node Poland, which replaced a node listed by</w:t>
+      </w:r>
+      <w:r>
+        <w:t xml:space="preserve"> </w:t>
+      </w:r>
+      <w:r>
+        <w:t xml:space="preserve">mistake. The other rows repeat runs</w:t>
       </w:r>
       <w:r>
         <w:t xml:space="preserve"> </w:t>
@@ -342,7 +375,13 @@
         <w:t xml:space="preserve"> </w:t>
       </w:r>
       <w:r>
-        <w:t xml:space="preserve">of 26 September cell for cell. It has</w:t>
+        <w:t xml:space="preserve">of 26 September cell for</w:t>
+      </w:r>
+      <w:r>
+        <w:t xml:space="preserve"> </w:t>
+      </w:r>
+      <w:r>
+        <w:t xml:space="preserve">cell. It has</w:t>
       </w:r>
       <w:r>
         <w:t xml:space="preserve"> </w:t>
@@ -475,7 +514,7 @@
         <w:rPr>
           <w:rStyle w:val="VerbatimChar"/>
         </w:rPr>
-        <w:t xml:space="preserve">web-10</w:t>
+        <w:t xml:space="preserve">web-11</w:t>
       </w:r>
       <w:r>
         <w:t xml:space="preserve"> </w:t>
@@ -2671,7 +2710,7 @@
         <w:rPr>
           <w:rStyle w:val="VerbatimChar"/>
         </w:rPr>
-        <w:t xml:space="preserve">web-10</w:t>
+        <w:t xml:space="preserve">web-11</w:t>
       </w:r>
       <w:r>
         <w:t xml:space="preserve"> </w:t>
@@ -3466,7 +3505,7 @@
         <w:rPr>
           <w:rStyle w:val="NormalTok"/>
         </w:rPr>
-        <w:t xml:space="preserve"> web-10</w:t>
+        <w:t xml:space="preserve"> web-11</w:t>
       </w:r>
     </w:p>
     <w:p>
@@ -3474,6 +3513,53 @@
         <w:pStyle w:val="FirstParagraph"/>
       </w:pPr>
       <w:r>
+        <w:t xml:space="preserve">Run</w:t>
+      </w:r>
+      <w:r>
+        <w:t xml:space="preserve"> </w:t>
+      </w:r>
+      <w:r>
+        <w:rPr>
+          <w:rStyle w:val="VerbatimChar"/>
+        </w:rPr>
+        <w:t xml:space="preserve">web-10</w:t>
+      </w:r>
+      <w:r>
+        <w:t xml:space="preserve">, collected before CERN's URL changed, needs its own node list</w:t>
+      </w:r>
+      <w:r>
+        <w:t xml:space="preserve"> </w:t>
+      </w:r>
+      <w:r>
+        <w:t xml:space="preserve">(</w:t>
+      </w:r>
+      <w:r>
+        <w:rPr>
+          <w:rStyle w:val="VerbatimChar"/>
+        </w:rPr>
+        <w:t xml:space="preserve">git show 8126aee:nodes.yaml</w:t>
+      </w:r>
+      <w:r>
+        <w:t xml:space="preserve">) passed with</w:t>
+      </w:r>
+      <w:r>
+        <w:t xml:space="preserve"> </w:t>
+      </w:r>
+      <w:r>
+        <w:rPr>
+          <w:rStyle w:val="VerbatimChar"/>
+        </w:rPr>
+        <w:t xml:space="preserve">--nodes</w:t>
+      </w:r>
+      <w:r>
+        <w:t xml:space="preserve">.</w:t>
+      </w:r>
+    </w:p>
+    <w:p>
+      <w:pPr>
+        <w:pStyle w:val="BodyText"/>
+      </w:pPr>
+      <w:r>
         <w:t xml:space="preserve">Verified on 28 September 2026: this reproduces the committed</w:t>
       </w:r>
       <w:r>
@@ -3489,7 +3575,7 @@
         <w:t xml:space="preserve"> </w:t>
       </w:r>
       <w:r>
-        <w:t xml:space="preserve">exactly, apart from the generation time, with 47 PASS, 8 FAIL and 75</w:t>
+        <w:t xml:space="preserve">exactly, apart from the generation time, with 49 PASS, 8 FAIL and 73</w:t>
       </w:r>
       <w:r>
         <w:t xml:space="preserve"> </w:t>
@@ -6551,13 +6637,13 @@
         <w:pStyle w:val="BodyText"/>
       </w:pPr>
       <w:r>
-        <w:t xml:space="preserve">CERN's configured page is a sign-in endpoint with very little text, so there is</w:t>
-      </w:r>
-      <w:r>
-        <w:t xml:space="preserve"> </w:t>
-      </w:r>
-      <w:r>
-        <w:t xml:space="preserve">almost nothing to match against. Italy's page shows "EOSC Node | Italy" in its</w:t>
+        <w:t xml:space="preserve">CERN's new page shows "EOSC Node | CERN" only in its logo image, which is not</w:t>
+      </w:r>
+      <w:r>
+        <w:t xml:space="preserve"> </w:t>
+      </w:r>
+      <w:r>
+        <w:t xml:space="preserve">text; its previous URL, a sign-in endpoint, had almost nothing to match against. Italy's page shows "EOSC Node | Italy" in its</w:t>
       </w:r>
       <w:r>
         <w:t xml:space="preserve"> </w:t>
@@ -8258,7 +8344,7 @@
               <w:rPr>
                 <w:rStyle w:val="VerbatimChar"/>
               </w:rPr>
-              <w:t xml:space="preserve">https://eosc-auth.cern.ch/login</w:t>
+              <w:t xml:space="preserve">https://eosc.cern/</w:t>
             </w:r>
           </w:p>
         </w:tc>
@@ -15101,7 +15187,7 @@
         <w:rPr>
           <w:rStyle w:val="VerbatimChar"/>
         </w:rPr>
-        <w:t xml:space="preserve">web-10</w:t>
+        <w:t xml:space="preserve">web-11</w:t>
       </w:r>
       <w:r>
         <w:t xml:space="preserve"> </w:t>
@@ -15119,7 +15205,34 @@
         <w:t xml:space="preserve"> </w:t>
       </w:r>
       <w:r>
-        <w:t xml:space="preserve">personal address or phone number. Before it, commit</w:t>
+        <w:t xml:space="preserve">personal address or phone number. Two personal names that the masking does not cover were then removed by hand from the evidence, each replaced by a placeholder of the same length so every character count and verdict stays as collected: a quotation attribution on CERN's page (in</w:t>
+      </w:r>
+      <w:r>
+        <w:t xml:space="preserve"> </w:t>
+      </w:r>
+      <w:r>
+        <w:rPr>
+          <w:rStyle w:val="VerbatimChar"/>
+        </w:rPr>
+        <w:t xml:space="preserve">cern.json</w:t>
+      </w:r>
+      <w:r>
+        <w:t xml:space="preserve"> </w:t>
+      </w:r>
+      <w:r>
+        <w:t xml:space="preserve">and in its screenshot) and the node coordinator named on EGI's page (in</w:t>
+      </w:r>
+      <w:r>
+        <w:t xml:space="preserve"> </w:t>
+      </w:r>
+      <w:r>
+        <w:rPr>
+          <w:rStyle w:val="VerbatimChar"/>
+        </w:rPr>
+        <w:t xml:space="preserve">egi.json</w:t>
+      </w:r>
+      <w:r>
+        <w:t xml:space="preserve">, where it had also been in earlier published runs). The masking handles addresses and phone numbers only, so a new run needs the same check for names. Before it, commit</w:t>
       </w:r>
       <w:r>
         <w:t xml:space="preserve"> </w:t>
@@ -20861,7 +20974,7 @@
         <w:rPr>
           <w:rStyle w:val="VerbatimChar"/>
         </w:rPr>
-        <w:t xml:space="preserve">web-10</w:t>
+        <w:t xml:space="preserve">web-11</w:t>
       </w:r>
       <w:r>
         <w:t xml:space="preserve">). Update it to the new run's shape.</w:t>
@@ -20942,7 +21055,7 @@
         <w:t xml:space="preserve"> </w:t>
       </w:r>
       <w:r>
-        <w:t xml:space="preserve">("130 cells: 47 PASS · 8 FAIL · 75 review");</w:t>
+        <w:t xml:space="preserve">("130 cells: 49 PASS · 8 FAIL · 73 review");</w:t>
       </w:r>
     </w:p>
     <w:p>

--- a/docs/eosc-basic-compliance-guide.docx
+++ b/docs/eosc-basic-compliance-guide.docx
@@ -23,7 +23,7 @@
         <w:pStyle w:val="Author"/>
       </w:pPr>
       <w:r>
-        <w:t xml:space="preserve">Verified against a clean clone on 26 September 2026 — rebuilt 28 September 2026</w:t>
+        <w:t xml:space="preserve">Verified against a clean clone on 26 September 2026 — rebuilt 29 September 2026 for checklist v3.2</w:t>
       </w:r>
     </w:p>
     <w:p>
@@ -112,13 +112,13 @@
           <w:b/>
           <w:bCs/>
         </w:rPr>
-        <w:t xml:space="preserve">Node Landing Page Verification Checklist v3.1</w:t>
-      </w:r>
-      <w:r>
-        <w:t xml:space="preserve"> </w:t>
-      </w:r>
-      <w:r>
-        <w:t xml:space="preserve">(24 September 2026) and writes</w:t>
+        <w:t xml:space="preserve">Node Landing Page Verification Checklist v3.2</w:t>
+      </w:r>
+      <w:r>
+        <w:t xml:space="preserve"> </w:t>
+      </w:r>
+      <w:r>
+        <w:t xml:space="preserve">(28 September 2026) and writes</w:t>
       </w:r>
       <w:r>
         <w:t xml:space="preserve"> </w:t>
@@ -256,6 +256,26 @@
       </w:r>
       <w:r>
         <w:t xml:space="preserve">noted rather than smoothed over.</w:t>
+      </w:r>
+    </w:p>
+    <w:p>
+      <w:pPr>
+        <w:pStyle w:val="BodyText"/>
+      </w:pPr>
+      <w:r>
+        <w:t xml:space="preserve">This edition was revised on 29 September 2026 for checklist v3.2: the test</w:t>
+      </w:r>
+      <w:r>
+        <w:t xml:space="preserve"> </w:t>
+      </w:r>
+      <w:r>
+        <w:t xml:space="preserve">count (438), the tallies and the rebuild of the published report were re-measured</w:t>
+      </w:r>
+      <w:r>
+        <w:t xml:space="preserve"> </w:t>
+      </w:r>
+      <w:r>
+        <w:t xml:space="preserve">offline that day, again without contacting any node.</w:t>
       </w:r>
     </w:p>
     <w:p>
@@ -267,121 +287,40 @@
           <w:b/>
           <w:bCs/>
         </w:rPr>
-        <w:t xml:space="preserve">The published run changed on 28 September 2026.</w:t>
-      </w:r>
-      <w:r>
-        <w:t xml:space="preserve"> </w:t>
-      </w:r>
-      <w:r>
-        <w:rPr>
-          <w:rStyle w:val="VerbatimChar"/>
-        </w:rPr>
-        <w:t xml:space="preserve">results/</w:t>
-      </w:r>
-      <w:r>
-        <w:t xml:space="preserve"> </w:t>
-      </w:r>
-      <w:r>
-        <w:t xml:space="preserve">now holds run</w:t>
-      </w:r>
-      <w:r>
-        <w:t xml:space="preserve"> </w:t>
-      </w:r>
-      <w:r>
-        <w:rPr>
-          <w:rStyle w:val="VerbatimChar"/>
-        </w:rPr>
-        <w:t xml:space="preserve">web-11</w:t>
-      </w:r>
-      <w:r>
-        <w:t xml:space="preserve">, collected by the GitHub workflow on 28 September from all thirteen</w:t>
-      </w:r>
-      <w:r>
-        <w:t xml:space="preserve"> </w:t>
-      </w:r>
-      <w:r>
-        <w:t xml:space="preserve">nodes under checklist v3.1 (49 PASS, 8 FAIL, 73 MANUAL_REVIEW). It is the first</w:t>
-      </w:r>
-      <w:r>
-        <w:t xml:space="preserve"> </w:t>
-      </w:r>
-      <w:r>
-        <w:t xml:space="preserve">run with CERN's new landing page,</w:t>
-      </w:r>
-      <w:r>
-        <w:t xml:space="preserve"> </w:t>
-      </w:r>
-      <w:r>
-        <w:rPr>
-          <w:rStyle w:val="VerbatimChar"/>
-        </w:rPr>
-        <w:t xml:space="preserve">https://eosc.cern/</w:t>
-      </w:r>
-      <w:r>
-        <w:t xml:space="preserve">, and follows</w:t>
-      </w:r>
-      <w:r>
-        <w:t xml:space="preserve"> </w:t>
-      </w:r>
-      <w:r>
-        <w:rPr>
-          <w:rStyle w:val="VerbatimChar"/>
-        </w:rPr>
-        <w:t xml:space="preserve">web-10</w:t>
-      </w:r>
-      <w:r>
-        <w:t xml:space="preserve"> </w:t>
-      </w:r>
-      <w:r>
-        <w:t xml:space="preserve">of</w:t>
-      </w:r>
-      <w:r>
-        <w:t xml:space="preserve"> </w:t>
-      </w:r>
-      <w:r>
-        <w:t xml:space="preserve">the same day, the first with EOSC Node Poland, which replaced a node listed by</w:t>
-      </w:r>
-      <w:r>
-        <w:t xml:space="preserve"> </w:t>
-      </w:r>
-      <w:r>
-        <w:t xml:space="preserve">mistake. The other rows repeat runs</w:t>
-      </w:r>
-      <w:r>
-        <w:t xml:space="preserve"> </w:t>
-      </w:r>
-      <w:r>
-        <w:rPr>
-          <w:rStyle w:val="VerbatimChar"/>
-        </w:rPr>
-        <w:t xml:space="preserve">web-4</w:t>
-      </w:r>
-      <w:r>
-        <w:t xml:space="preserve"> </w:t>
-      </w:r>
-      <w:r>
-        <w:t xml:space="preserve">to</w:t>
-      </w:r>
-      <w:r>
-        <w:t xml:space="preserve"> </w:t>
-      </w:r>
-      <w:r>
-        <w:rPr>
-          <w:rStyle w:val="VerbatimChar"/>
-        </w:rPr>
-        <w:t xml:space="preserve">web-9</w:t>
-      </w:r>
-      <w:r>
-        <w:t xml:space="preserve"> </w:t>
-      </w:r>
-      <w:r>
-        <w:t xml:space="preserve">of 26 September cell for</w:t>
-      </w:r>
-      <w:r>
-        <w:t xml:space="preserve"> </w:t>
-      </w:r>
-      <w:r>
-        <w:t xml:space="preserve">cell. It has</w:t>
+        <w:t xml:space="preserve">Checklist v3.2 since 29 September 2026.</w:t>
+      </w:r>
+      <w:r>
+        <w:t xml:space="preserve"> </w:t>
+      </w:r>
+      <w:r>
+        <w:t xml:space="preserve">The default reference checklist</w:t>
+      </w:r>
+      <w:r>
+        <w:t xml:space="preserve"> </w:t>
+      </w:r>
+      <w:r>
+        <w:t xml:space="preserve">is now v3.2 of 28 September 2026 (</w:t>
+      </w:r>
+      <w:r>
+        <w:rPr>
+          <w:rStyle w:val="VerbatimChar"/>
+        </w:rPr>
+        <w:t xml:space="preserve">checklist/v3.2.yaml</w:t>
+      </w:r>
+      <w:r>
+        <w:t xml:space="preserve">). Only item 5 changed,</w:t>
+      </w:r>
+      <w:r>
+        <w:t xml:space="preserve"> </w:t>
+      </w:r>
+      <w:r>
+        <w:t xml:space="preserve">and it became stricter: the purpose description, the Acceptable Use Policy and</w:t>
+      </w:r>
+      <w:r>
+        <w:t xml:space="preserve"> </w:t>
+      </w:r>
+      <w:r>
+        <w:t xml:space="preserve">the User Access Policy of every Node Exchange resource must now be available</w:t>
       </w:r>
       <w:r>
         <w:t xml:space="preserve"> </w:t>
@@ -391,121 +330,173 @@
           <w:b/>
           <w:bCs/>
         </w:rPr>
-        <w:t xml:space="preserve">not</w:t>
-      </w:r>
-      <w:r>
-        <w:t xml:space="preserve"> </w:t>
-      </w:r>
-      <w:r>
-        <w:t xml:space="preserve">been reviewed by</w:t>
-      </w:r>
-      <w:r>
-        <w:t xml:space="preserve"> </w:t>
-      </w:r>
-      <w:r>
-        <w:t xml:space="preserve">hand; the review of the run it replaced stays in</w:t>
-      </w:r>
-      <w:r>
-        <w:t xml:space="preserve"> </w:t>
-      </w:r>
-      <w:r>
-        <w:rPr>
-          <w:rStyle w:val="VerbatimChar"/>
-        </w:rPr>
-        <w:t xml:space="preserve">results/REVIEW-2026-09-24.md</w:t>
-      </w:r>
-      <w:r>
-        <w:t xml:space="preserve"> </w:t>
-      </w:r>
-      <w:r>
-        <w:t xml:space="preserve">as history. Passages below that describe "the</w:t>
-      </w:r>
-      <w:r>
-        <w:t xml:space="preserve"> </w:t>
-      </w:r>
-      <w:r>
-        <w:t xml:space="preserve">published run of 24 September" are about that earlier, reviewed run, whose</w:t>
-      </w:r>
-      <w:r>
-        <w:t xml:space="preserve"> </w:t>
-      </w:r>
-      <w:r>
-        <w:t xml:space="preserve">files are in the git history at commit</w:t>
-      </w:r>
-      <w:r>
-        <w:t xml:space="preserve"> </w:t>
-      </w:r>
-      <w:r>
-        <w:rPr>
-          <w:rStyle w:val="VerbatimChar"/>
-        </w:rPr>
-        <w:t xml:space="preserve">800d632</w:t>
-      </w:r>
-      <w:r>
-        <w:t xml:space="preserve">.</w:t>
-      </w:r>
-    </w:p>
-    <w:p>
-      <w:pPr>
-        <w:pStyle w:val="BlockText"/>
-      </w:pPr>
+        <w:t xml:space="preserve">both</w:t>
+      </w:r>
+      <w:r>
+        <w:t xml:space="preserve"> </w:t>
+      </w:r>
+      <w:r>
+        <w:t xml:space="preserve">directly on the NLP</w:t>
+      </w:r>
+      <w:r>
+        <w:t xml:space="preserve"> </w:t>
+      </w:r>
       <w:r>
         <w:rPr>
           <w:b/>
           <w:bCs/>
         </w:rPr>
-        <w:t xml:space="preserve">Checklist v3.1 since 26 September 2026.</w:t>
-      </w:r>
-      <w:r>
-        <w:t xml:space="preserve"> </w:t>
-      </w:r>
-      <w:r>
-        <w:t xml:space="preserve">The default reference checklist</w:t>
-      </w:r>
-      <w:r>
-        <w:t xml:space="preserve"> </w:t>
-      </w:r>
-      <w:r>
-        <w:t xml:space="preserve">is now v3.1 of 24 September 2026 (</w:t>
-      </w:r>
-      <w:r>
-        <w:rPr>
-          <w:rStyle w:val="VerbatimChar"/>
-        </w:rPr>
-        <w:t xml:space="preserve">checklist/v3.1.yaml</w:t>
-      </w:r>
-      <w:r>
-        <w:t xml:space="preserve">). The evidence of</w:t>
-      </w:r>
-      <w:r>
-        <w:t xml:space="preserve"> </w:t>
-      </w:r>
-      <w:r>
-        <w:rPr>
-          <w:rStyle w:val="VerbatimChar"/>
-        </w:rPr>
-        <w:t xml:space="preserve">web-4</w:t>
-      </w:r>
-      <w:r>
-        <w:t xml:space="preserve"> </w:t>
-      </w:r>
-      <w:r>
-        <w:t xml:space="preserve">was first re-scored against it offline, then</w:t>
-      </w:r>
-      <w:r>
-        <w:t xml:space="preserve"> </w:t>
-      </w:r>
-      <w:r>
-        <w:rPr>
-          <w:rStyle w:val="VerbatimChar"/>
-        </w:rPr>
-        <w:t xml:space="preserve">web-5</w:t>
-      </w:r>
-      <w:r>
-        <w:t xml:space="preserve"> </w:t>
-      </w:r>
-      <w:r>
-        <w:t xml:space="preserve">to</w:t>
+        <w:t xml:space="preserve">and</w:t>
+      </w:r>
+      <w:r>
+        <w:t xml:space="preserve"> </w:t>
+      </w:r>
+      <w:r>
+        <w:t xml:space="preserve">in the resource's EOSC Catalogue metadata,</w:t>
+      </w:r>
+      <w:r>
+        <w:t xml:space="preserve"> </w:t>
+      </w:r>
+      <w:r>
+        <w:t xml:space="preserve">where v3.1 asked for either. So a landing page that links to no AUP or UAP now</w:t>
+      </w:r>
+      <w:r>
+        <w:t xml:space="preserve"> </w:t>
+      </w:r>
+      <w:r>
+        <w:rPr>
+          <w:b/>
+          <w:bCs/>
+        </w:rPr>
+        <w:t xml:space="preserve">fails</w:t>
+      </w:r>
+      <w:r>
+        <w:t xml:space="preserve"> </w:t>
+      </w:r>
+      <w:r>
+        <w:t xml:space="preserve">5b or 5c instead of going to review. Two notes in the new item 5</w:t>
+      </w:r>
+      <w:r>
+        <w:t xml:space="preserve"> </w:t>
+      </w:r>
+      <w:r>
+        <w:t xml:space="preserve">keep review rather than FAIL where they apply: one document may serve as both</w:t>
+      </w:r>
+      <w:r>
+        <w:t xml:space="preserve"> </w:t>
+      </w:r>
+      <w:r>
+        <w:t xml:space="preserve">AUP and UAP, and datasets, archives and software may provide them through a</w:t>
+      </w:r>
+      <w:r>
+        <w:t xml:space="preserve"> </w:t>
+      </w:r>
+      <w:r>
+        <w:t xml:space="preserve">product licence. The rule is selected by the checklist file (</w:t>
+      </w:r>
+      <w:r>
+        <w:rPr>
+          <w:rStyle w:val="VerbatimChar"/>
+        </w:rPr>
+        <w:t xml:space="preserve">item5_on_nlp</w:t>
+      </w:r>
+      <w:r>
+        <w:t xml:space="preserve">),</w:t>
+      </w:r>
+      <w:r>
+        <w:t xml:space="preserve"> </w:t>
+      </w:r>
+      <w:r>
+        <w:t xml:space="preserve">so runs made under v3.0 and v3.1 still rebuild exactly with</w:t>
+      </w:r>
+      <w:r>
+        <w:t xml:space="preserve"> </w:t>
+      </w:r>
+      <w:r>
+        <w:rPr>
+          <w:rStyle w:val="VerbatimChar"/>
+        </w:rPr>
+        <w:t xml:space="preserve">-c</w:t>
+      </w:r>
+      <w:r>
+        <w:t xml:space="preserve">. The header of</w:t>
+      </w:r>
+      <w:r>
+        <w:t xml:space="preserve"> </w:t>
+      </w:r>
+      <w:r>
+        <w:rPr>
+          <w:rStyle w:val="VerbatimChar"/>
+        </w:rPr>
+        <w:t xml:space="preserve">checklist/v3.2.yaml</w:t>
+      </w:r>
+      <w:r>
+        <w:t xml:space="preserve"> </w:t>
+      </w:r>
+      <w:r>
+        <w:t xml:space="preserve">lists the differences point by point, and section 5 of</w:t>
+      </w:r>
+      <w:r>
+        <w:t xml:space="preserve"> </w:t>
+      </w:r>
+      <w:r>
+        <w:t xml:space="preserve">the</w:t>
+      </w:r>
+      <w:r>
+        <w:t xml:space="preserve"> </w:t>
+      </w:r>
+      <w:hyperlink r:id="rId9">
+        <w:r>
+          <w:rPr>
+            <w:rStyle w:val="Hyperlink"/>
+          </w:rPr>
+          <w:t xml:space="preserve">analysis workflow</w:t>
+        </w:r>
+      </w:hyperlink>
+      <w:r>
+        <w:t xml:space="preserve"> </w:t>
+      </w:r>
+      <w:r>
+        <w:t xml:space="preserve">has the decision procedure.</w:t>
+      </w:r>
+    </w:p>
+    <w:p>
+      <w:pPr>
+        <w:pStyle w:val="BlockText"/>
+      </w:pPr>
+      <w:r>
+        <w:rPr>
+          <w:b/>
+          <w:bCs/>
+        </w:rPr>
+        <w:t xml:space="preserve">The published run changed on 29 September 2026.</w:t>
+      </w:r>
+      <w:r>
+        <w:t xml:space="preserve"> </w:t>
+      </w:r>
+      <w:r>
+        <w:rPr>
+          <w:rStyle w:val="VerbatimChar"/>
+        </w:rPr>
+        <w:t xml:space="preserve">results/</w:t>
+      </w:r>
+      <w:r>
+        <w:t xml:space="preserve"> </w:t>
+      </w:r>
+      <w:r>
+        <w:t xml:space="preserve">now holds run</w:t>
+      </w:r>
+      <w:r>
+        <w:t xml:space="preserve"> </w:t>
+      </w:r>
+      <w:r>
+        <w:rPr>
+          <w:rStyle w:val="VerbatimChar"/>
+        </w:rPr>
+        <w:t xml:space="preserve">web-11-v3.2</w:t>
+      </w:r>
+      <w:r>
+        <w:t xml:space="preserve">: the evidence of run</w:t>
       </w:r>
       <w:r>
         <w:t xml:space="preserve"> </w:t>
@@ -517,31 +508,157 @@
         <w:t xml:space="preserve">web-11</w:t>
       </w:r>
       <w:r>
-        <w:t xml:space="preserve"> </w:t>
-      </w:r>
-      <w:r>
-        <w:t xml:space="preserve">were collected under it; every verdict is unchanged. The header of</w:t>
-      </w:r>
-      <w:r>
-        <w:t xml:space="preserve"> </w:t>
-      </w:r>
-      <w:r>
-        <w:rPr>
-          <w:rStyle w:val="VerbatimChar"/>
-        </w:rPr>
-        <w:t xml:space="preserve">checklist/v3.1.yaml</w:t>
-      </w:r>
-      <w:r>
-        <w:t xml:space="preserve"> </w:t>
-      </w:r>
-      <w:r>
-        <w:t xml:space="preserve">lists the differences point by</w:t>
-      </w:r>
-      <w:r>
-        <w:t xml:space="preserve"> </w:t>
-      </w:r>
-      <w:r>
-        <w:t xml:space="preserve">point.</w:t>
+        <w:t xml:space="preserve">, collected by the GitHub workflow on</w:t>
+      </w:r>
+      <w:r>
+        <w:t xml:space="preserve"> </w:t>
+      </w:r>
+      <w:r>
+        <w:t xml:space="preserve">28 September 2026 from all thirteen nodes (</w:t>
+      </w:r>
+      <w:hyperlink r:id="rId10">
+        <w:r>
+          <w:rPr>
+            <w:rStyle w:val="Hyperlink"/>
+          </w:rPr>
+          <w:t xml:space="preserve">run 36431202625</w:t>
+        </w:r>
+      </w:hyperlink>
+      <w:r>
+        <w:t xml:space="preserve">),</w:t>
+      </w:r>
+      <w:r>
+        <w:t xml:space="preserve"> </w:t>
+      </w:r>
+      <w:r>
+        <w:t xml:space="preserve">scored again against v3.2 without contacting any node: 49 PASS, 14 FAIL, 67</w:t>
+      </w:r>
+      <w:r>
+        <w:t xml:space="preserve"> </w:t>
+      </w:r>
+      <w:r>
+        <w:t xml:space="preserve">MANUAL_REVIEW. Under v3.1 the same evidence gave 49 PASS, 8 FAIL and 73</w:t>
+      </w:r>
+      <w:r>
+        <w:t xml:space="preserve"> </w:t>
+      </w:r>
+      <w:r>
+        <w:t xml:space="preserve">MANUAL_REVIEW; the six new FAILs are 5b and 5c for CERN, Data Terra and PaNOSC.</w:t>
+      </w:r>
+      <w:r>
+        <w:t xml:space="preserve"> </w:t>
+      </w:r>
+      <w:r>
+        <w:rPr>
+          <w:rStyle w:val="VerbatimChar"/>
+        </w:rPr>
+        <w:t xml:space="preserve">web-11</w:t>
+      </w:r>
+      <w:r>
+        <w:t xml:space="preserve"> </w:t>
+      </w:r>
+      <w:r>
+        <w:t xml:space="preserve">was the first run with CERN's new landing page,</w:t>
+      </w:r>
+      <w:r>
+        <w:t xml:space="preserve"> </w:t>
+      </w:r>
+      <w:r>
+        <w:rPr>
+          <w:rStyle w:val="VerbatimChar"/>
+        </w:rPr>
+        <w:t xml:space="preserve">https://eosc.cern/</w:t>
+      </w:r>
+      <w:r>
+        <w:t xml:space="preserve">,</w:t>
+      </w:r>
+      <w:r>
+        <w:t xml:space="preserve"> </w:t>
+      </w:r>
+      <w:r>
+        <w:t xml:space="preserve">and followed</w:t>
+      </w:r>
+      <w:r>
+        <w:t xml:space="preserve"> </w:t>
+      </w:r>
+      <w:r>
+        <w:rPr>
+          <w:rStyle w:val="VerbatimChar"/>
+        </w:rPr>
+        <w:t xml:space="preserve">web-10</w:t>
+      </w:r>
+      <w:r>
+        <w:t xml:space="preserve"> </w:t>
+      </w:r>
+      <w:r>
+        <w:t xml:space="preserve">of the same day, the first with EOSC Node Poland, which</w:t>
+      </w:r>
+      <w:r>
+        <w:t xml:space="preserve"> </w:t>
+      </w:r>
+      <w:r>
+        <w:t xml:space="preserve">replaced a node listed by mistake. It has</w:t>
+      </w:r>
+      <w:r>
+        <w:t xml:space="preserve"> </w:t>
+      </w:r>
+      <w:r>
+        <w:rPr>
+          <w:b/>
+          <w:bCs/>
+        </w:rPr>
+        <w:t xml:space="preserve">not</w:t>
+      </w:r>
+      <w:r>
+        <w:t xml:space="preserve"> </w:t>
+      </w:r>
+      <w:r>
+        <w:t xml:space="preserve">been reviewed by hand; the</w:t>
+      </w:r>
+      <w:r>
+        <w:t xml:space="preserve"> </w:t>
+      </w:r>
+      <w:r>
+        <w:t xml:space="preserve">review of the run of 24 September stays in</w:t>
+      </w:r>
+      <w:r>
+        <w:t xml:space="preserve"> </w:t>
+      </w:r>
+      <w:r>
+        <w:rPr>
+          <w:rStyle w:val="VerbatimChar"/>
+        </w:rPr>
+        <w:t xml:space="preserve">results/REVIEW-2026-09-24.md</w:t>
+      </w:r>
+      <w:r>
+        <w:t xml:space="preserve"> </w:t>
+      </w:r>
+      <w:r>
+        <w:t xml:space="preserve">as</w:t>
+      </w:r>
+      <w:r>
+        <w:t xml:space="preserve"> </w:t>
+      </w:r>
+      <w:r>
+        <w:t xml:space="preserve">history. Passages below that describe "the published run of 24 September" are</w:t>
+      </w:r>
+      <w:r>
+        <w:t xml:space="preserve"> </w:t>
+      </w:r>
+      <w:r>
+        <w:t xml:space="preserve">about that earlier, reviewed run, whose files are in the git history at commit</w:t>
+      </w:r>
+      <w:r>
+        <w:t xml:space="preserve"> </w:t>
+      </w:r>
+      <w:r>
+        <w:rPr>
+          <w:rStyle w:val="VerbatimChar"/>
+        </w:rPr>
+        <w:t xml:space="preserve">800d632</w:t>
+      </w:r>
+      <w:r>
+        <w:t xml:space="preserve">.</w:t>
       </w:r>
     </w:p>
     <w:p>
@@ -653,7 +770,7 @@
         </w:pict>
       </w:r>
     </w:p>
-    <w:bookmarkStart w:id="11" w:name="requirements"/>
+    <w:bookmarkStart w:id="12" w:name="requirements"/>
     <w:p>
       <w:pPr>
         <w:pStyle w:val="Heading2"/>
@@ -721,7 +838,7 @@
             <w:pPr>
               <w:pStyle w:val="Compact"/>
             </w:pPr>
-            <w:hyperlink r:id="rId10">
+            <w:hyperlink r:id="rId11">
               <w:r>
                 <w:rPr>
                   <w:rStyle w:val="VerbatimChar"/>
@@ -1087,8 +1204,8 @@
         </w:pict>
       </w:r>
     </w:p>
-    <w:bookmarkEnd w:id="11"/>
-    <w:bookmarkStart w:id="14" w:name="installation"/>
+    <w:bookmarkEnd w:id="12"/>
+    <w:bookmarkStart w:id="15" w:name="installation"/>
     <w:p>
       <w:pPr>
         <w:pStyle w:val="Heading2"/>
@@ -1387,7 +1504,7 @@
         <w:t xml:space="preserve">this step.</w:t>
       </w:r>
     </w:p>
-    <w:bookmarkStart w:id="12" w:name="what-needs-a-browser-and-what-does-not"/>
+    <w:bookmarkStart w:id="13" w:name="what-needs-a-browser-and-what-does-not"/>
     <w:p>
       <w:pPr>
         <w:pStyle w:val="Heading3"/>
@@ -1837,7 +1954,7 @@
         <w:t xml:space="preserve"> </w:t>
       </w:r>
       <w:r>
-        <w:t xml:space="preserve">426 tests still pass, while</w:t>
+        <w:t xml:space="preserve">438 tests still pass, while</w:t>
       </w:r>
       <w:r>
         <w:t xml:space="preserve"> </w:t>
@@ -1867,8 +1984,8 @@
         <w:t xml:space="preserve">.</w:t>
       </w:r>
     </w:p>
-    <w:bookmarkEnd w:id="12"/>
-    <w:bookmarkStart w:id="13" w:name="verifying-the-installation"/>
+    <w:bookmarkEnd w:id="13"/>
+    <w:bookmarkStart w:id="14" w:name="verifying-the-installation"/>
     <w:p>
       <w:pPr>
         <w:pStyle w:val="Heading3"/>
@@ -1909,7 +2026,7 @@
         <w:rPr>
           <w:rStyle w:val="CommentTok"/>
         </w:rPr>
-        <w:t xml:space="preserve"># expect: 426 passed</w:t>
+        <w:t xml:space="preserve"># expect: 438 passed</w:t>
       </w:r>
       <w:r>
         <w:br/>
@@ -1990,9 +2107,9 @@
         </w:pict>
       </w:r>
     </w:p>
-    <w:bookmarkEnd w:id="13"/>
     <w:bookmarkEnd w:id="14"/>
-    <w:bookmarkStart w:id="28" w:name="configuration"/>
+    <w:bookmarkEnd w:id="15"/>
+    <w:bookmarkStart w:id="29" w:name="configuration"/>
     <w:p>
       <w:pPr>
         <w:pStyle w:val="Heading2"/>
@@ -2021,7 +2138,7 @@
         <w:t xml:space="preserve">edited; the third is a plain text list you write yourself.</w:t>
       </w:r>
     </w:p>
-    <w:bookmarkStart w:id="16" w:name="nodes.yaml-which-pages-to-check"/>
+    <w:bookmarkStart w:id="17" w:name="nodes.yaml-which-pages-to-check"/>
     <w:p>
       <w:pPr>
         <w:pStyle w:val="Heading3"/>
@@ -2416,7 +2533,7 @@
       <w:r>
         <w:t xml:space="preserve"> </w:t>
       </w:r>
-      <w:hyperlink r:id="rId15">
+      <w:hyperlink r:id="rId16">
         <w:r>
           <w:rPr>
             <w:rStyle w:val="Hyperlink"/>
@@ -2716,11 +2833,26 @@
         <w:t xml:space="preserve"> </w:t>
       </w:r>
       <w:r>
-        <w:t xml:space="preserve">(the published run).</w:t>
-      </w:r>
-    </w:p>
-    <w:bookmarkEnd w:id="16"/>
-    <w:bookmarkStart w:id="17" w:name="changing-a-nodes-url"/>
+        <w:t xml:space="preserve">(the published run is</w:t>
+      </w:r>
+      <w:r>
+        <w:t xml:space="preserve"> </w:t>
+      </w:r>
+      <w:r>
+        <w:rPr>
+          <w:rStyle w:val="VerbatimChar"/>
+        </w:rPr>
+        <w:t xml:space="preserve">web-11</w:t>
+      </w:r>
+      <w:r>
+        <w:t xml:space="preserve"> </w:t>
+      </w:r>
+      <w:r>
+        <w:t xml:space="preserve">re-scored under v3.2).</w:t>
+      </w:r>
+    </w:p>
+    <w:bookmarkEnd w:id="17"/>
+    <w:bookmarkStart w:id="18" w:name="changing-a-nodes-url"/>
     <w:p>
       <w:pPr>
         <w:pStyle w:val="Heading3"/>
@@ -3470,13 +3602,16 @@
         <w:t xml:space="preserve">nodes.yaml</w:t>
       </w:r>
       <w:r>
-        <w:t xml:space="preserve">, so no other option is needed and there is no</w:t>
-      </w:r>
-      <w:r>
-        <w:t xml:space="preserve"> </w:t>
-      </w:r>
-      <w:r>
-        <w:t xml:space="preserve">URL warning:</w:t>
+        <w:t xml:space="preserve"> </w:t>
+      </w:r>
+      <w:r>
+        <w:t xml:space="preserve">and scored under the default checklist, so no</w:t>
+      </w:r>
+      <w:r>
+        <w:t xml:space="preserve"> </w:t>
+      </w:r>
+      <w:r>
+        <w:t xml:space="preserve">other option is needed and there is no URL warning:</w:t>
       </w:r>
     </w:p>
     <w:p>
@@ -3505,7 +3640,7 @@
         <w:rPr>
           <w:rStyle w:val="NormalTok"/>
         </w:rPr>
-        <w:t xml:space="preserve"> web-11</w:t>
+        <w:t xml:space="preserve"> web-11-v3.2</w:t>
       </w:r>
     </w:p>
     <w:p>
@@ -3513,6 +3648,44 @@
         <w:pStyle w:val="FirstParagraph"/>
       </w:pPr>
       <w:r>
+        <w:t xml:space="preserve">To see the same evidence as it was published under v3.1 (run</w:t>
+      </w:r>
+      <w:r>
+        <w:t xml:space="preserve"> </w:t>
+      </w:r>
+      <w:r>
+        <w:rPr>
+          <w:rStyle w:val="VerbatimChar"/>
+        </w:rPr>
+        <w:t xml:space="preserve">web-11</w:t>
+      </w:r>
+      <w:r>
+        <w:t xml:space="preserve">, 49 PASS,</w:t>
+      </w:r>
+      <w:r>
+        <w:t xml:space="preserve"> </w:t>
+      </w:r>
+      <w:r>
+        <w:t xml:space="preserve">8 FAIL, 73 MANUAL_REVIEW), add</w:t>
+      </w:r>
+      <w:r>
+        <w:t xml:space="preserve"> </w:t>
+      </w:r>
+      <w:r>
+        <w:rPr>
+          <w:rStyle w:val="VerbatimChar"/>
+        </w:rPr>
+        <w:t xml:space="preserve">-c checklist/v3.1.yaml --run web-11</w:t>
+      </w:r>
+      <w:r>
+        <w:t xml:space="preserve">.</w:t>
+      </w:r>
+    </w:p>
+    <w:p>
+      <w:pPr>
+        <w:pStyle w:val="BodyText"/>
+      </w:pPr>
+      <w:r>
         <w:t xml:space="preserve">Run</w:t>
       </w:r>
       <w:r>
@@ -3560,7 +3733,7 @@
         <w:pStyle w:val="BodyText"/>
       </w:pPr>
       <w:r>
-        <w:t xml:space="preserve">Verified on 28 September 2026: this reproduces the committed</w:t>
+        <w:t xml:space="preserve">Verified on 29 September 2026: this reproduces the committed</w:t>
       </w:r>
       <w:r>
         <w:t xml:space="preserve"> </w:t>
@@ -3575,7 +3748,7 @@
         <w:t xml:space="preserve"> </w:t>
       </w:r>
       <w:r>
-        <w:t xml:space="preserve">exactly, apart from the generation time, with 49 PASS, 8 FAIL and 73</w:t>
+        <w:t xml:space="preserve">exactly, apart from the generation time, with 49 PASS, 14 FAIL and 67</w:t>
       </w:r>
       <w:r>
         <w:t xml:space="preserve"> </w:t>
@@ -3819,8 +3992,8 @@
         <w:t xml:space="preserve">the next published run.</w:t>
       </w:r>
     </w:p>
-    <w:bookmarkEnd w:id="17"/>
-    <w:bookmarkStart w:id="18" w:name="checklistv3.1.yaml-the-rules"/>
+    <w:bookmarkEnd w:id="18"/>
+    <w:bookmarkStart w:id="19" w:name="checklistv3.2.yaml-the-rules"/>
     <w:p>
       <w:pPr>
         <w:pStyle w:val="Heading3"/>
@@ -3829,7 +4002,7 @@
         <w:rPr>
           <w:rStyle w:val="VerbatimChar"/>
         </w:rPr>
-        <w:t xml:space="preserve">checklist/v3.1.yaml</w:t>
+        <w:t xml:space="preserve">checklist/v3.2.yaml</w:t>
       </w:r>
       <w:r>
         <w:t xml:space="preserve"> </w:t>
@@ -3998,7 +4171,61 @@
         <w:t xml:space="preserve">tests/test_checklist.py</w:t>
       </w:r>
       <w:r>
-        <w:t xml:space="preserve">. Be clear about what this proves — it pins the exact</w:t>
+        <w:t xml:space="preserve">. v3.2 also carries</w:t>
+      </w:r>
+      <w:r>
+        <w:t xml:space="preserve"> </w:t>
+      </w:r>
+      <w:r>
+        <w:rPr>
+          <w:rStyle w:val="VerbatimChar"/>
+        </w:rPr>
+        <w:t xml:space="preserve">item5_on_nlp: true</w:t>
+      </w:r>
+      <w:r>
+        <w:t xml:space="preserve">, the one</w:t>
+      </w:r>
+      <w:r>
+        <w:t xml:space="preserve"> </w:t>
+      </w:r>
+      <w:r>
+        <w:t xml:space="preserve">value the rules take from the file: it selects the stricter item 5 rule</w:t>
+      </w:r>
+      <w:r>
+        <w:t xml:space="preserve"> </w:t>
+      </w:r>
+      <w:r>
+        <w:t xml:space="preserve">(policies linked from the NLP, and in the Catalogue).</w:t>
+      </w:r>
+      <w:r>
+        <w:t xml:space="preserve"> </w:t>
+      </w:r>
+      <w:r>
+        <w:rPr>
+          <w:rStyle w:val="VerbatimChar"/>
+        </w:rPr>
+        <w:t xml:space="preserve">v3.0.yaml</w:t>
+      </w:r>
+      <w:r>
+        <w:t xml:space="preserve"> </w:t>
+      </w:r>
+      <w:r>
+        <w:t xml:space="preserve">and</w:t>
+      </w:r>
+      <w:r>
+        <w:t xml:space="preserve"> </w:t>
+      </w:r>
+      <w:r>
+        <w:rPr>
+          <w:rStyle w:val="VerbatimChar"/>
+        </w:rPr>
+        <w:t xml:space="preserve">v3.1.yaml</w:t>
+      </w:r>
+      <w:r>
+        <w:t xml:space="preserve"> </w:t>
+      </w:r>
+      <w:r>
+        <w:t xml:space="preserve">do not carry it, so they apply the older rule. Be clear about what this proves — it pins the exact</w:t>
       </w:r>
       <w:r>
         <w:t xml:space="preserve"> </w:t>
@@ -4159,7 +4386,7 @@
         <w:rPr>
           <w:rStyle w:val="StringTok"/>
         </w:rPr>
-        <w:t xml:space="preserve">"v3.1.yaml"</w:t>
+        <w:t xml:space="preserve">"v3.2.yaml"</w:t>
       </w:r>
     </w:p>
     <w:p>
@@ -4203,7 +4430,7 @@
         <w:rPr>
           <w:rStyle w:val="VerbatimChar"/>
         </w:rPr>
-        <w:t xml:space="preserve">checklist-v3.1.html</w:t>
+        <w:t xml:space="preserve">checklist-v3.2.html</w:t>
       </w:r>
       <w:r>
         <w:t xml:space="preserve">) and the tests all follow that line.</w:t>
@@ -4218,7 +4445,7 @@
           <w:b/>
           <w:bCs/>
         </w:rPr>
-        <w:t xml:space="preserve">If the checklist is revised to v3.2,</w:t>
+        <w:t xml:space="preserve">If the checklist is revised to v3.3,</w:t>
       </w:r>
       <w:r>
         <w:t xml:space="preserve"> </w:t>
@@ -4233,7 +4460,7 @@
         <w:rPr>
           <w:rStyle w:val="VerbatimChar"/>
         </w:rPr>
-        <w:t xml:space="preserve">checklist/v3.2.yaml</w:t>
+        <w:t xml:space="preserve">checklist/v3.3.yaml</w:t>
       </w:r>
       <w:r>
         <w:t xml:space="preserve"> </w:t>
@@ -4245,7 +4472,7 @@
         <w:t xml:space="preserve"> </w:t>
       </w:r>
       <w:r>
-        <w:t xml:space="preserve">own source file and hash rather than editing v3.1 in place, then change that</w:t>
+        <w:t xml:space="preserve">own source file and hash rather than editing v3.2 in place, then change that</w:t>
       </w:r>
       <w:r>
         <w:t xml:space="preserve"> </w:t>
@@ -4283,8 +4510,8 @@
         <w:t xml:space="preserve">section 11.</w:t>
       </w:r>
     </w:p>
-    <w:bookmarkEnd w:id="18"/>
-    <w:bookmarkStart w:id="25" w:name="the-approved-names-file---approved-names"/>
+    <w:bookmarkEnd w:id="19"/>
+    <w:bookmarkStart w:id="26" w:name="the-approved-names-file---approved-names"/>
     <w:p>
       <w:pPr>
         <w:pStyle w:val="Heading3"/>
@@ -4546,7 +4773,7 @@
         <w:t xml:space="preserve">the names they think it did.</w:t>
       </w:r>
     </w:p>
-    <w:bookmarkStart w:id="19" w:name="which-list-is-used"/>
+    <w:bookmarkStart w:id="20" w:name="which-list-is-used"/>
     <w:p>
       <w:pPr>
         <w:pStyle w:val="Heading4"/>
@@ -4786,8 +5013,8 @@
         <w:t xml:space="preserve">.</w:t>
       </w:r>
     </w:p>
-    <w:bookmarkEnd w:id="19"/>
-    <w:bookmarkStart w:id="20" w:name="supplying-your-own-list"/>
+    <w:bookmarkEnd w:id="20"/>
+    <w:bookmarkStart w:id="21" w:name="supplying-your-own-list"/>
     <w:p>
       <w:pPr>
         <w:pStyle w:val="Heading4"/>
@@ -5134,8 +5361,8 @@
         <w:t xml:space="preserve">is unaffected.</w:t>
       </w:r>
     </w:p>
-    <w:bookmarkEnd w:id="20"/>
-    <w:bookmarkStart w:id="21" w:name="how-a-name-is-matched"/>
+    <w:bookmarkEnd w:id="21"/>
+    <w:bookmarkStart w:id="22" w:name="how-a-name-is-matched"/>
     <w:p>
       <w:pPr>
         <w:pStyle w:val="Heading4"/>
@@ -5883,8 +6110,8 @@
         <w:t xml:space="preserve">matches none of the twelve.</w:t>
       </w:r>
     </w:p>
-    <w:bookmarkEnd w:id="21"/>
-    <w:bookmarkStart w:id="22" w:name="a-match-is-not-proof-of-the-right-name"/>
+    <w:bookmarkEnd w:id="22"/>
+    <w:bookmarkStart w:id="23" w:name="a-match-is-not-proof-of-the-right-name"/>
     <w:p>
       <w:pPr>
         <w:pStyle w:val="Heading4"/>
@@ -6157,8 +6384,8 @@
         <w:t xml:space="preserve">file's header comment says the same thing.</w:t>
       </w:r>
     </w:p>
-    <w:bookmarkEnd w:id="22"/>
-    <w:bookmarkStart w:id="23" w:name="which-list-was-used-is-recorded"/>
+    <w:bookmarkEnd w:id="23"/>
+    <w:bookmarkStart w:id="24" w:name="which-list-was-used-is-recorded"/>
     <w:p>
       <w:pPr>
         <w:pStyle w:val="Heading4"/>
@@ -6243,8 +6470,8 @@
         <w:t xml:space="preserve"> checklist/approved-names.txt</w:t>
       </w:r>
     </w:p>
-    <w:bookmarkEnd w:id="23"/>
-    <w:bookmarkStart w:id="24" w:name="what-the-official-list-actually-finds"/>
+    <w:bookmarkEnd w:id="24"/>
+    <w:bookmarkStart w:id="25" w:name="what-the-official-list-actually-finds"/>
     <w:p>
       <w:pPr>
         <w:pStyle w:val="Heading4"/>
@@ -6809,9 +7036,9 @@
         <w:t xml:space="preserve">file before assuming the page is at fault.</w:t>
       </w:r>
     </w:p>
-    <w:bookmarkEnd w:id="24"/>
     <w:bookmarkEnd w:id="25"/>
-    <w:bookmarkStart w:id="26" w:name="adding-a-node"/>
+    <w:bookmarkEnd w:id="26"/>
+    <w:bookmarkStart w:id="27" w:name="adding-a-node"/>
     <w:p>
       <w:pPr>
         <w:pStyle w:val="Heading3"/>
@@ -6956,7 +7183,7 @@
       <w:r>
         <w:t xml:space="preserve"> </w:t>
       </w:r>
-      <w:hyperlink r:id="rId15">
+      <w:hyperlink r:id="rId16">
         <w:r>
           <w:rPr>
             <w:rStyle w:val="Hyperlink"/>
@@ -7554,8 +7781,8 @@
         <w:t xml:space="preserve">unless you intend to publish a partial one and say so.</w:t>
       </w:r>
     </w:p>
-    <w:bookmarkEnd w:id="26"/>
-    <w:bookmarkStart w:id="27" w:name="X84bdf4d6d4e37947911920c44f1c0e29ac695a1"/>
+    <w:bookmarkEnd w:id="27"/>
+    <w:bookmarkStart w:id="28" w:name="X84bdf4d6d4e37947911920c44f1c0e29ac695a1"/>
     <w:p>
       <w:pPr>
         <w:pStyle w:val="Heading3"/>
@@ -7780,9 +8007,9 @@
         </w:pict>
       </w:r>
     </w:p>
-    <w:bookmarkEnd w:id="27"/>
     <w:bookmarkEnd w:id="28"/>
-    <w:bookmarkStart w:id="37" w:name="running-it"/>
+    <w:bookmarkEnd w:id="29"/>
+    <w:bookmarkStart w:id="38" w:name="running-it"/>
     <w:p>
       <w:pPr>
         <w:pStyle w:val="Heading2"/>
@@ -7828,7 +8055,7 @@
         <w:t xml:space="preserve">requests.</w:t>
       </w:r>
     </w:p>
-    <w:bookmarkStart w:id="29" w:name="the-commands"/>
+    <w:bookmarkStart w:id="30" w:name="the-commands"/>
     <w:p>
       <w:pPr>
         <w:pStyle w:val="Heading3"/>
@@ -7944,8 +8171,8 @@
         <w:t xml:space="preserve"># one node's results in the terminal</w:t>
       </w:r>
     </w:p>
-    <w:bookmarkEnd w:id="29"/>
-    <w:bookmarkStart w:id="30" w:name="listing-the-configuration"/>
+    <w:bookmarkEnd w:id="30"/>
+    <w:bookmarkStart w:id="31" w:name="listing-the-configuration"/>
     <w:p>
       <w:pPr>
         <w:pStyle w:val="Heading3"/>
@@ -8849,8 +9076,8 @@
         <w:t xml:space="preserve">the next run will check.</w:t>
       </w:r>
     </w:p>
-    <w:bookmarkEnd w:id="30"/>
-    <w:bookmarkStart w:id="31" w:name="useful-options"/>
+    <w:bookmarkEnd w:id="31"/>
+    <w:bookmarkStart w:id="32" w:name="useful-options"/>
     <w:p>
       <w:pPr>
         <w:pStyle w:val="Heading3"/>
@@ -10090,8 +10317,8 @@
         </w:tc>
       </w:tr>
     </w:tbl>
-    <w:bookmarkEnd w:id="31"/>
-    <w:bookmarkStart w:id="32" w:name="only-narrows-the-fetch-not-the-report"/>
+    <w:bookmarkEnd w:id="32"/>
+    <w:bookmarkStart w:id="33" w:name="only-narrows-the-fetch-not-the-report"/>
     <w:p>
       <w:pPr>
         <w:pStyle w:val="Heading3"/>
@@ -10704,8 +10931,8 @@
         <w:t xml:space="preserve"> run basic-check assess</w:t>
       </w:r>
     </w:p>
-    <w:bookmarkEnd w:id="32"/>
-    <w:bookmarkStart w:id="33" w:name="skip-leaves-nodes-out-and-says-so"/>
+    <w:bookmarkEnd w:id="33"/>
+    <w:bookmarkStart w:id="34" w:name="skip-leaves-nodes-out-and-says-so"/>
     <w:p>
       <w:pPr>
         <w:pStyle w:val="Heading3"/>
@@ -11275,8 +11502,8 @@
         <w:t xml:space="preserve">fetches EUDAT alone.</w:t>
       </w:r>
     </w:p>
-    <w:bookmarkEnd w:id="33"/>
-    <w:bookmarkStart w:id="34" w:name="checking-a-page-not-in-nodesyaml"/>
+    <w:bookmarkEnd w:id="34"/>
+    <w:bookmarkStart w:id="35" w:name="checking-a-page-not-in-nodesyaml"/>
     <w:p>
       <w:pPr>
         <w:pStyle w:val="Heading3"/>
@@ -11364,8 +11591,8 @@
         <w:t xml:space="preserve">stray single-page file that looks official is a genuine hazard.</w:t>
       </w:r>
     </w:p>
-    <w:bookmarkEnd w:id="34"/>
-    <w:bookmarkStart w:id="35" w:name="Xff864b2a738710e69d56a09dc1146f678e1e3b2"/>
+    <w:bookmarkEnd w:id="35"/>
+    <w:bookmarkStart w:id="36" w:name="Xff864b2a738710e69d56a09dc1146f678e1e3b2"/>
     <w:p>
       <w:pPr>
         <w:pStyle w:val="Heading3"/>
@@ -12070,8 +12297,8 @@
         <w:t xml:space="preserve"> /tmp/copy</w:t>
       </w:r>
     </w:p>
-    <w:bookmarkEnd w:id="35"/>
-    <w:bookmarkStart w:id="36" w:name="checking-a-node-at-an-alternative-url"/>
+    <w:bookmarkEnd w:id="36"/>
+    <w:bookmarkStart w:id="37" w:name="checking-a-node-at-an-alternative-url"/>
     <w:p>
       <w:pPr>
         <w:pStyle w:val="Heading3"/>
@@ -12751,9 +12978,9 @@
         </w:pict>
       </w:r>
     </w:p>
-    <w:bookmarkEnd w:id="36"/>
     <w:bookmarkEnd w:id="37"/>
-    <w:bookmarkStart w:id="39" w:name="how-deep-to-go---depth"/>
+    <w:bookmarkEnd w:id="38"/>
+    <w:bookmarkStart w:id="40" w:name="how-deep-to-go---depth"/>
     <w:p>
       <w:pPr>
         <w:pStyle w:val="Heading2"/>
@@ -13367,7 +13594,7 @@
         <w:t xml:space="preserve">federation or a later date.</w:t>
       </w:r>
     </w:p>
-    <w:bookmarkStart w:id="38" w:name="X2a91d9b1ee4bf6327b51d59c91d7740875558d5"/>
+    <w:bookmarkStart w:id="39" w:name="X2a91d9b1ee4bf6327b51d59c91d7740875558d5"/>
     <w:p>
       <w:pPr>
         <w:pStyle w:val="Heading3"/>
@@ -13564,9 +13791,9 @@
         </w:pict>
       </w:r>
     </w:p>
-    <w:bookmarkEnd w:id="38"/>
     <w:bookmarkEnd w:id="39"/>
-    <w:bookmarkStart w:id="43" w:name="reading-the-output"/>
+    <w:bookmarkEnd w:id="40"/>
+    <w:bookmarkStart w:id="44" w:name="reading-the-output"/>
     <w:p>
       <w:pPr>
         <w:pStyle w:val="Heading2"/>
@@ -13775,7 +14002,7 @@
               <w:rPr>
                 <w:rStyle w:val="VerbatimChar"/>
               </w:rPr>
-              <w:t xml:space="preserve">checklist-v3.1.html</w:t>
+              <w:t xml:space="preserve">checklist-v3.2.html</w:t>
             </w:r>
           </w:p>
         </w:tc>
@@ -13895,7 +14122,7 @@
         </w:tc>
       </w:tr>
     </w:tbl>
-    <w:bookmarkStart w:id="40" w:name="the-four-verdicts"/>
+    <w:bookmarkStart w:id="41" w:name="the-four-verdicts"/>
     <w:p>
       <w:pPr>
         <w:pStyle w:val="Heading3"/>
@@ -14364,8 +14591,8 @@
         <w:t xml:space="preserve">26 September, and the same four cells are review there.</w:t>
       </w:r>
     </w:p>
-    <w:bookmarkEnd w:id="40"/>
-    <w:bookmarkStart w:id="41" w:name="reproducing-a-verdict-by-hand"/>
+    <w:bookmarkEnd w:id="41"/>
+    <w:bookmarkStart w:id="42" w:name="reproducing-a-verdict-by-hand"/>
     <w:p>
       <w:pPr>
         <w:pStyle w:val="Heading3"/>
@@ -14549,8 +14776,8 @@
         <w:t xml:space="preserve">a verdict surprises you.</w:t>
       </w:r>
     </w:p>
-    <w:bookmarkEnd w:id="41"/>
-    <w:bookmarkStart w:id="42" w:name="personal-data-is-masked"/>
+    <w:bookmarkEnd w:id="42"/>
+    <w:bookmarkStart w:id="43" w:name="personal-data-is-masked"/>
     <w:p>
       <w:pPr>
         <w:pStyle w:val="Heading3"/>
@@ -15193,7 +15420,19 @@
         <w:t xml:space="preserve"> </w:t>
       </w:r>
       <w:r>
-        <w:t xml:space="preserve">(28 September 2026) was collected</w:t>
+        <w:t xml:space="preserve">(28 September 2026), published re-scored under v3.2 as</w:t>
+      </w:r>
+      <w:r>
+        <w:t xml:space="preserve"> </w:t>
+      </w:r>
+      <w:r>
+        <w:rPr>
+          <w:rStyle w:val="VerbatimChar"/>
+        </w:rPr>
+        <w:t xml:space="preserve">web-11-v3.2</w:t>
+      </w:r>
+      <w:r>
+        <w:t xml:space="preserve">, was collected</w:t>
       </w:r>
       <w:r>
         <w:t xml:space="preserve"> </w:t>
@@ -15584,9 +15823,9 @@
         </w:pict>
       </w:r>
     </w:p>
-    <w:bookmarkEnd w:id="42"/>
     <w:bookmarkEnd w:id="43"/>
-    <w:bookmarkStart w:id="46" w:name="the-test-suite"/>
+    <w:bookmarkEnd w:id="44"/>
+    <w:bookmarkStart w:id="47" w:name="the-test-suite"/>
     <w:p>
       <w:pPr>
         <w:pStyle w:val="Heading2"/>
@@ -15627,7 +15866,7 @@
         <w:rPr>
           <w:rStyle w:val="CommentTok"/>
         </w:rPr>
-        <w:t xml:space="preserve"># 426 tests, offline, a few seconds</w:t>
+        <w:t xml:space="preserve"># 438 tests, offline, a few seconds</w:t>
       </w:r>
       <w:r>
         <w:br/>
@@ -15814,18 +16053,18 @@
               <w:pStyle w:val="Compact"/>
             </w:pPr>
             <w:r>
-              <w:t xml:space="preserve">15</w:t>
-            </w:r>
-          </w:p>
-        </w:tc>
-        <w:tc>
-          <w:tcPr/>
-          <w:p>
-            <w:pPr>
-              <w:pStyle w:val="Compact"/>
-            </w:pPr>
-            <w:r>
-              <w:t xml:space="preserve">The transcription matches the source document, including its SHA-256 for every committed revision, the scoped name list agrees with the official one, and switching</w:t>
+              <w:t xml:space="preserve">19</w:t>
+            </w:r>
+          </w:p>
+        </w:tc>
+        <w:tc>
+          <w:tcPr/>
+          <w:p>
+            <w:pPr>
+              <w:pStyle w:val="Compact"/>
+            </w:pPr>
+            <w:r>
+              <w:t xml:space="preserve">The transcription matches the source document, including its SHA-256 for every committed revision, the scoped name list agrees with the official one, switching</w:t>
             </w:r>
             <w:r>
               <w:t xml:space="preserve"> </w:t>
@@ -15840,7 +16079,7 @@
               <w:t xml:space="preserve"> </w:t>
             </w:r>
             <w:r>
-              <w:t xml:space="preserve">carries the help texts with it.</w:t>
+              <w:t xml:space="preserve">carries the help texts with it, and each revision selects its own item 5 rule.</w:t>
             </w:r>
           </w:p>
         </w:tc>
@@ -15870,18 +16109,18 @@
               <w:pStyle w:val="Compact"/>
             </w:pPr>
             <w:r>
-              <w:t xml:space="preserve">75</w:t>
-            </w:r>
-          </w:p>
-        </w:tc>
-        <w:tc>
-          <w:tcPr/>
-          <w:p>
-            <w:pPr>
-              <w:pStyle w:val="Compact"/>
-            </w:pPr>
-            <w:r>
-              <w:t xml:space="preserve">The verdict logic, point by point, including the render gate, the EOSC-asset token rule, that a point 3 summary never denies having a name list it was given, and that a link merely labelled "support" does not settle point 6.</w:t>
+              <w:t xml:space="preserve">83</w:t>
+            </w:r>
+          </w:p>
+        </w:tc>
+        <w:tc>
+          <w:tcPr/>
+          <w:p>
+            <w:pPr>
+              <w:pStyle w:val="Compact"/>
+            </w:pPr>
+            <w:r>
+              <w:t xml:space="preserve">The verdict logic, point by point, including both item 5 rules (v3.2: no AUP/UAP link on the NLP fails, one document for both and a licence are review), including the render gate, the EOSC-asset token rule, that a point 3 summary never denies having a name list it was given, and that a link merely labelled "support" does not settle point 6.</w:t>
             </w:r>
           </w:p>
         </w:tc>
@@ -16239,18 +16478,18 @@
               <w:pStyle w:val="Compact"/>
             </w:pPr>
             <w:r>
-              <w:t xml:space="preserve">36</w:t>
-            </w:r>
-          </w:p>
-        </w:tc>
-        <w:tc>
-          <w:tcPr/>
-          <w:p>
-            <w:pPr>
-              <w:pStyle w:val="Compact"/>
-            </w:pPr>
-            <w:r>
-              <w:t xml:space="preserve">Matrix rendering, the dual-depth tables, the mixed-freshness banner, the name-list provenance, and input that would break a table or a list — a</w:t>
+              <w:t xml:space="preserve">37</w:t>
+            </w:r>
+          </w:p>
+        </w:tc>
+        <w:tc>
+          <w:tcPr/>
+          <w:p>
+            <w:pPr>
+              <w:pStyle w:val="Compact"/>
+            </w:pPr>
+            <w:r>
+              <w:t xml:space="preserve">Matrix rendering, the column legend that follows the item 5 rule, the dual-depth tables, the mixed-freshness banner, the name-list provenance, and input that would break a table or a list — a</w:t>
             </w:r>
             <w:r>
               <w:t xml:space="preserve"> </w:t>
@@ -16424,7 +16663,7 @@
       <w:r>
         <w:t xml:space="preserve"> </w:t>
       </w:r>
-      <w:hyperlink r:id="rId44">
+      <w:hyperlink r:id="rId45">
         <w:r>
           <w:rPr>
             <w:rStyle w:val="Hyperlink"/>
@@ -16488,7 +16727,7 @@
         <w:t xml:space="preserve">test_a_pipe_in_a_url_cannot_break_the_table</w:t>
       </w:r>
     </w:p>
-    <w:bookmarkStart w:id="45" w:name="a-note-on-what-a-passing-suite-means"/>
+    <w:bookmarkStart w:id="46" w:name="a-note-on-what-a-passing-suite-means"/>
     <w:p>
       <w:pPr>
         <w:pStyle w:val="Heading3"/>
@@ -16565,9 +16804,9 @@
         </w:pict>
       </w:r>
     </w:p>
-    <w:bookmarkEnd w:id="45"/>
     <w:bookmarkEnd w:id="46"/>
-    <w:bookmarkStart w:id="47" w:name="continuous-integration"/>
+    <w:bookmarkEnd w:id="47"/>
+    <w:bookmarkStart w:id="48" w:name="continuous-integration"/>
     <w:p>
       <w:pPr>
         <w:pStyle w:val="Heading2"/>
@@ -17240,8 +17479,8 @@
         </w:pict>
       </w:r>
     </w:p>
-    <w:bookmarkEnd w:id="47"/>
-    <w:bookmarkStart w:id="48" w:name="troubleshooting"/>
+    <w:bookmarkEnd w:id="48"/>
+    <w:bookmarkStart w:id="49" w:name="troubleshooting"/>
     <w:p>
       <w:pPr>
         <w:pStyle w:val="Heading2"/>
@@ -18446,8 +18685,8 @@
         </w:pict>
       </w:r>
     </w:p>
-    <w:bookmarkEnd w:id="48"/>
-    <w:bookmarkStart w:id="49" w:name="extending-it"/>
+    <w:bookmarkEnd w:id="49"/>
+    <w:bookmarkStart w:id="50" w:name="extending-it"/>
     <w:p>
       <w:pPr>
         <w:pStyle w:val="Heading2"/>
@@ -18641,7 +18880,7 @@
         <w:rPr>
           <w:rStyle w:val="VerbatimChar"/>
         </w:rPr>
-        <w:t xml:space="preserve">v3.1.yaml</w:t>
+        <w:t xml:space="preserve">v3.2.yaml</w:t>
       </w:r>
       <w:r>
         <w:t xml:space="preserve">, with</w:t>
@@ -19081,8 +19320,8 @@
         <w:t xml:space="preserve">checklist transcription, so none of it is under this module's control.</w:t>
       </w:r>
     </w:p>
-    <w:bookmarkEnd w:id="49"/>
-    <w:bookmarkStart w:id="53" w:name="worked-examples"/>
+    <w:bookmarkEnd w:id="50"/>
+    <w:bookmarkStart w:id="54" w:name="worked-examples"/>
     <w:p>
       <w:pPr>
         <w:pStyle w:val="Heading2"/>
@@ -19379,7 +19618,7 @@
         <w:t xml:space="preserve">own run.</w:t>
       </w:r>
     </w:p>
-    <w:bookmarkStart w:id="50" w:name="X073cb44b8dc5d29e47f376bc008b8613dd82a6a"/>
+    <w:bookmarkStart w:id="51" w:name="X073cb44b8dc5d29e47f376bc008b8613dd82a6a"/>
     <w:p>
       <w:pPr>
         <w:pStyle w:val="Heading3"/>
@@ -19502,7 +19741,7 @@
       <w:r>
         <w:t xml:space="preserve"> </w:t>
       </w:r>
-      <w:hyperlink r:id="rId15">
+      <w:hyperlink r:id="rId16">
         <w:r>
           <w:rPr>
             <w:rStyle w:val="Hyperlink"/>
@@ -20974,7 +21213,7 @@
         <w:rPr>
           <w:rStyle w:val="VerbatimChar"/>
         </w:rPr>
-        <w:t xml:space="preserve">web-11</w:t>
+        <w:t xml:space="preserve">web-11-v3.2</w:t>
       </w:r>
       <w:r>
         <w:t xml:space="preserve">). Update it to the new run's shape.</w:t>
@@ -21055,7 +21294,7 @@
         <w:t xml:space="preserve"> </w:t>
       </w:r>
       <w:r>
-        <w:t xml:space="preserve">("130 cells: 49 PASS · 8 FAIL · 73 review");</w:t>
+        <w:t xml:space="preserve">("130 cells: 49 PASS · 14 FAIL · 67 review");</w:t>
       </w:r>
     </w:p>
     <w:p>
@@ -21183,8 +21422,8 @@
         <w:t xml:space="preserve"> push</w:t>
       </w:r>
     </w:p>
-    <w:bookmarkEnd w:id="50"/>
-    <w:bookmarkStart w:id="51" w:name="Xe23e918a40335caa5ab24e15a733d1ac9e4c070"/>
+    <w:bookmarkEnd w:id="51"/>
+    <w:bookmarkStart w:id="52" w:name="Xe23e918a40335caa5ab24e15a733d1ac9e4c070"/>
     <w:p>
       <w:pPr>
         <w:pStyle w:val="Heading3"/>
@@ -22441,8 +22680,8 @@
         <w:t xml:space="preserve">the documents together.</w:t>
       </w:r>
     </w:p>
-    <w:bookmarkEnd w:id="51"/>
-    <w:bookmarkStart w:id="52" w:name="Xa570dceeae7de3d84789b8e054a5bbb043a3946"/>
+    <w:bookmarkEnd w:id="52"/>
+    <w:bookmarkStart w:id="53" w:name="Xa570dceeae7de3d84789b8e054a5bbb043a3946"/>
     <w:p>
       <w:pPr>
         <w:pStyle w:val="Heading3"/>
@@ -22558,7 +22797,7 @@
               <w:rPr>
                 <w:rStyle w:val="VerbatimChar"/>
               </w:rPr>
-              <w:t xml:space="preserve">DEFAULT_CHECKLIST = ROOT / "checklist" / "v3.1.yaml"</w:t>
+              <w:t xml:space="preserve">DEFAULT_CHECKLIST = ROOT / "checklist" / "v3.2.yaml"</w:t>
             </w:r>
           </w:p>
         </w:tc>
@@ -22803,7 +23042,7 @@
         <w:rPr>
           <w:rStyle w:val="VerbatimChar"/>
         </w:rPr>
-        <w:t xml:space="preserve">v3.1.yaml</w:t>
+        <w:t xml:space="preserve">v3.2.yaml</w:t>
       </w:r>
       <w:r>
         <w:t xml:space="preserve"> </w:t>
@@ -22823,28 +23062,34 @@
         <w:pStyle w:val="BodyText"/>
       </w:pPr>
       <w:r>
-        <w:t xml:space="preserve">The example assumes a v3.2 dated 15 October 2026. Use the real version, date</w:t>
-      </w:r>
-      <w:r>
-        <w:t xml:space="preserve"> </w:t>
-      </w:r>
-      <w:r>
-        <w:t xml:space="preserve">and filenames. This procedure was last applied on 26 September 2026, to move</w:t>
-      </w:r>
-      <w:r>
-        <w:t xml:space="preserve"> </w:t>
-      </w:r>
-      <w:r>
-        <w:t xml:space="preserve">from v3.0 to v3.1; the header of</w:t>
-      </w:r>
-      <w:r>
-        <w:t xml:space="preserve"> </w:t>
-      </w:r>
-      <w:r>
-        <w:rPr>
-          <w:rStyle w:val="VerbatimChar"/>
-        </w:rPr>
-        <w:t xml:space="preserve">checklist/v3.1.yaml</w:t>
+        <w:t xml:space="preserve">The example assumes a v3.3 dated 15 October 2026. Use the real version, date</w:t>
+      </w:r>
+      <w:r>
+        <w:t xml:space="preserve"> </w:t>
+      </w:r>
+      <w:r>
+        <w:t xml:space="preserve">and filenames. This procedure was last applied on 29 September 2026, to move</w:t>
+      </w:r>
+      <w:r>
+        <w:t xml:space="preserve"> </w:t>
+      </w:r>
+      <w:r>
+        <w:t xml:space="preserve">from v3.1 to v3.2 (and before that on 26 September, from v3.0 to v3.1);</w:t>
+      </w:r>
+      <w:r>
+        <w:t xml:space="preserve"> </w:t>
+      </w:r>
+      <w:r>
+        <w:t xml:space="preserve">the header of</w:t>
+      </w:r>
+      <w:r>
+        <w:t xml:space="preserve"> </w:t>
+      </w:r>
+      <w:r>
+        <w:rPr>
+          <w:rStyle w:val="VerbatimChar"/>
+        </w:rPr>
+        <w:t xml:space="preserve">checklist/v3.2.yaml</w:t>
       </w:r>
       <w:r>
         <w:t xml:space="preserve"> </w:t>
@@ -22885,7 +23130,7 @@
         <w:rPr>
           <w:rStyle w:val="NormalTok"/>
         </w:rPr>
-        <w:t xml:space="preserve"> ~/Downloads/20261015_Node_Landing_Page_Verification_Checklist_v3.2.pdf checklist/</w:t>
+        <w:t xml:space="preserve"> ~/Downloads/20261015_Node_Landing_Page_Verification_Checklist_v3.3.pdf checklist/</w:t>
       </w:r>
       <w:r>
         <w:br/>
@@ -22900,7 +23145,7 @@
         <w:rPr>
           <w:rStyle w:val="NormalTok"/>
         </w:rPr>
-        <w:t xml:space="preserve"> checklist/20261015_Node_Landing_Page_Verification_Checklist_v3.2.pdf</w:t>
+        <w:t xml:space="preserve"> checklist/20261015_Node_Landing_Page_Verification_Checklist_v3.3.pdf</w:t>
       </w:r>
       <w:r>
         <w:br/>
@@ -22909,7 +23154,7 @@
         <w:rPr>
           <w:rStyle w:val="CommentTok"/>
         </w:rPr>
-        <w:t xml:space="preserve"># on macOS: shasum -a 256 checklist/20261015_Node_Landing_Page_Verification_Checklist_v3.2.pdf</w:t>
+        <w:t xml:space="preserve"># on macOS: shasum -a 256 checklist/20261015_Node_Landing_Page_Verification_Checklist_v3.3.pdf</w:t>
       </w:r>
     </w:p>
     <w:p>
@@ -22917,7 +23162,7 @@
         <w:pStyle w:val="FirstParagraph"/>
       </w:pPr>
       <w:r>
-        <w:t xml:space="preserve">The committed v3.1 file is a PDF rendering of the circulated</w:t>
+        <w:t xml:space="preserve">The committed v3.2 file is a PDF rendering of the circulated</w:t>
       </w:r>
       <w:r>
         <w:t xml:space="preserve"> </w:t>
@@ -22994,7 +23239,7 @@
         <w:rPr>
           <w:rStyle w:val="NormalTok"/>
         </w:rPr>
-        <w:t xml:space="preserve"> checklist/v3.1.yaml checklist/v3.2.yaml</w:t>
+        <w:t xml:space="preserve"> checklist/v3.2.yaml checklist/v3.3.yaml</w:t>
       </w:r>
     </w:p>
     <w:p>
@@ -23011,7 +23256,7 @@
         <w:rPr>
           <w:rStyle w:val="VerbatimChar"/>
         </w:rPr>
-        <w:t xml:space="preserve">checklist/v3.2.yaml</w:t>
+        <w:t xml:space="preserve">checklist/v3.3.yaml</w:t>
       </w:r>
       <w:r>
         <w:t xml:space="preserve">, change the header:</w:t>
@@ -23043,7 +23288,7 @@
         <w:rPr>
           <w:rStyle w:val="StringTok"/>
         </w:rPr>
-        <w:t xml:space="preserve">"3.2"</w:t>
+        <w:t xml:space="preserve">"3.3"</w:t>
       </w:r>
       <w:r>
         <w:br/>
@@ -23091,7 +23336,7 @@
         <w:rPr>
           <w:rStyle w:val="AttributeTok"/>
         </w:rPr>
-        <w:t xml:space="preserve"> 20261015_Node_Landing_Page_Verification_Checklist_v3.2.docx</w:t>
+        <w:t xml:space="preserve"> 20261015_Node_Landing_Page_Verification_Checklist_v3.3.docx</w:t>
       </w:r>
       <w:r>
         <w:br/>
@@ -23112,7 +23357,7 @@
         <w:rPr>
           <w:rStyle w:val="AttributeTok"/>
         </w:rPr>
-        <w:t xml:space="preserve"> 20261015_Node_Landing_Page_Verification_Checklist_v3.2.pdf</w:t>
+        <w:t xml:space="preserve"> 20261015_Node_Landing_Page_Verification_Checklist_v3.3.pdf</w:t>
       </w:r>
       <w:r>
         <w:br/>
@@ -23147,7 +23392,7 @@
         <w:rPr>
           <w:rStyle w:val="VerbatimChar"/>
         </w:rPr>
-        <w:t xml:space="preserve">v3.2.yaml</w:t>
+        <w:t xml:space="preserve">v3.3.yaml</w:t>
       </w:r>
       <w:r>
         <w:t xml:space="preserve"> </w:t>
@@ -23162,7 +23407,7 @@
         <w:rPr>
           <w:rStyle w:val="VerbatimChar"/>
         </w:rPr>
-        <w:t xml:space="preserve">"3.2"</w:t>
+        <w:t xml:space="preserve">"3.3"</w:t>
       </w:r>
       <w:r>
         <w:t xml:space="preserve">); a test</w:t>
@@ -23204,7 +23449,7 @@
         <w:rPr>
           <w:rStyle w:val="VerbatimChar"/>
         </w:rPr>
-        <w:t xml:space="preserve">v3.2.yaml</w:t>
+        <w:t xml:space="preserve">v3.3.yaml</w:t>
       </w:r>
       <w:r>
         <w:t xml:space="preserve">:</w:t>
@@ -23463,297 +23708,183 @@
     </w:p>
     <w:p>
       <w:pPr>
-        <w:pStyle w:val="FirstParagraph"/>
-      </w:pPr>
+        <w:pStyle w:val="Compact"/>
+        <w:numPr>
+          <w:ilvl w:val="0"/>
+          <w:numId w:val="1009"/>
+        </w:numPr>
+      </w:pPr>
+      <w:r>
+        <w:t xml:space="preserve">If a rule became</w:t>
+      </w:r>
+      <w:r>
+        <w:t xml:space="preserve"> </w:t>
+      </w:r>
       <w:r>
         <w:rPr>
           <w:b/>
           <w:bCs/>
         </w:rPr>
-        <w:t xml:space="preserve">Step 4: try the new revision offline, before switching.</w:t>
-      </w:r>
-      <w:r>
-        <w:t xml:space="preserve"> </w:t>
-      </w:r>
-      <w:r>
-        <w:rPr>
-          <w:rStyle w:val="VerbatimChar"/>
-        </w:rPr>
-        <w:t xml:space="preserve">-c</w:t>
-      </w:r>
-      <w:r>
-        <w:t xml:space="preserve"> </w:t>
-      </w:r>
-      <w:r>
-        <w:t xml:space="preserve">applies it to</w:t>
-      </w:r>
-      <w:r>
-        <w:t xml:space="preserve"> </w:t>
-      </w:r>
-      <w:r>
-        <w:t xml:space="preserve">one run only. Re-scoring saved evidence contacts no one:</w:t>
-      </w:r>
-    </w:p>
-    <w:p>
-      <w:pPr>
-        <w:pStyle w:val="SourceCode"/>
-      </w:pPr>
-      <w:r>
-        <w:rPr>
-          <w:rStyle w:val="ExtensionTok"/>
-        </w:rPr>
-        <w:t xml:space="preserve">uv</w:t>
-      </w:r>
-      <w:r>
-        <w:rPr>
-          <w:rStyle w:val="NormalTok"/>
-        </w:rPr>
-        <w:t xml:space="preserve"> run basic-check points </w:t>
-      </w:r>
-      <w:r>
-        <w:rPr>
-          <w:rStyle w:val="AttributeTok"/>
-        </w:rPr>
-        <w:t xml:space="preserve">-c</w:t>
-      </w:r>
-      <w:r>
-        <w:rPr>
-          <w:rStyle w:val="NormalTok"/>
-        </w:rPr>
-        <w:t xml:space="preserve"> checklist/v3.2.yaml</w:t>
-      </w:r>
-      <w:r>
-        <w:br/>
-      </w:r>
-      <w:r>
-        <w:rPr>
-          <w:rStyle w:val="FunctionTok"/>
-        </w:rPr>
-        <w:t xml:space="preserve">mkdir</w:t>
-      </w:r>
-      <w:r>
-        <w:rPr>
-          <w:rStyle w:val="NormalTok"/>
-        </w:rPr>
-        <w:t xml:space="preserve"> </w:t>
-      </w:r>
-      <w:r>
-        <w:rPr>
-          <w:rStyle w:val="AttributeTok"/>
-        </w:rPr>
-        <w:t xml:space="preserve">-p</w:t>
-      </w:r>
-      <w:r>
-        <w:rPr>
-          <w:rStyle w:val="NormalTok"/>
-        </w:rPr>
-        <w:t xml:space="preserve"> /tmp/v32 </w:t>
-      </w:r>
-      <w:r>
-        <w:rPr>
-          <w:rStyle w:val="KeywordTok"/>
-        </w:rPr>
-        <w:t xml:space="preserve">&amp;&amp;</w:t>
-      </w:r>
-      <w:r>
-        <w:rPr>
-          <w:rStyle w:val="NormalTok"/>
-        </w:rPr>
-        <w:t xml:space="preserve"> </w:t>
-      </w:r>
-      <w:r>
-        <w:rPr>
-          <w:rStyle w:val="FunctionTok"/>
-        </w:rPr>
-        <w:t xml:space="preserve">cp</w:t>
-      </w:r>
-      <w:r>
-        <w:rPr>
-          <w:rStyle w:val="NormalTok"/>
-        </w:rPr>
-        <w:t xml:space="preserve"> </w:t>
-      </w:r>
-      <w:r>
-        <w:rPr>
-          <w:rStyle w:val="AttributeTok"/>
-        </w:rPr>
-        <w:t xml:space="preserve">-r</w:t>
-      </w:r>
-      <w:r>
-        <w:rPr>
-          <w:rStyle w:val="NormalTok"/>
-        </w:rPr>
-        <w:t xml:space="preserve"> results/evidence /tmp/v32/</w:t>
-      </w:r>
-      <w:r>
-        <w:br/>
-      </w:r>
-      <w:r>
-        <w:rPr>
-          <w:rStyle w:val="ExtensionTok"/>
-        </w:rPr>
-        <w:t xml:space="preserve">uv</w:t>
-      </w:r>
-      <w:r>
-        <w:rPr>
-          <w:rStyle w:val="NormalTok"/>
-        </w:rPr>
-        <w:t xml:space="preserve"> run basic-check assess </w:t>
-      </w:r>
-      <w:r>
-        <w:rPr>
-          <w:rStyle w:val="AttributeTok"/>
-        </w:rPr>
-        <w:t xml:space="preserve">-c</w:t>
-      </w:r>
-      <w:r>
-        <w:rPr>
-          <w:rStyle w:val="NormalTok"/>
-        </w:rPr>
-        <w:t xml:space="preserve"> checklist/v3.2.yaml </w:t>
-      </w:r>
-      <w:r>
-        <w:rPr>
-          <w:rStyle w:val="AttributeTok"/>
-        </w:rPr>
-        <w:t xml:space="preserve">--results</w:t>
-      </w:r>
-      <w:r>
-        <w:rPr>
-          <w:rStyle w:val="NormalTok"/>
-        </w:rPr>
-        <w:t xml:space="preserve"> /tmp/v32 </w:t>
-      </w:r>
-      <w:r>
-        <w:rPr>
-          <w:rStyle w:val="AttributeTok"/>
-        </w:rPr>
-        <w:t xml:space="preserve">--run</w:t>
-      </w:r>
-      <w:r>
-        <w:rPr>
-          <w:rStyle w:val="NormalTok"/>
-        </w:rPr>
-        <w:t xml:space="preserve"> trial-v3.2</w:t>
+        <w:t xml:space="preserve">stricter or looser</w:t>
+      </w:r>
+      <w:r>
+        <w:t xml:space="preserve">, older runs must keep the rule they</w:t>
+      </w:r>
+      <w:r>
+        <w:t xml:space="preserve"> </w:t>
+      </w:r>
+      <w:r>
+        <w:t xml:space="preserve">were made under. Do not simply change the function: give it a switch, pass</w:t>
+      </w:r>
+      <w:r>
+        <w:t xml:space="preserve"> </w:t>
+      </w:r>
+      <w:r>
+        <w:t xml:space="preserve">the switch from</w:t>
+      </w:r>
+      <w:r>
+        <w:t xml:space="preserve"> </w:t>
+      </w:r>
+      <w:r>
+        <w:rPr>
+          <w:rStyle w:val="VerbatimChar"/>
+        </w:rPr>
+        <w:t xml:space="preserve">run_all()</w:t>
+      </w:r>
+      <w:r>
+        <w:t xml:space="preserve">, and declare it in the new YAML only, so the older</w:t>
+      </w:r>
+      <w:r>
+        <w:t xml:space="preserve"> </w:t>
+      </w:r>
+      <w:r>
+        <w:t xml:space="preserve">files select the old rule by its absence. v3.2 did this for item 5:</w:t>
+      </w:r>
+      <w:r>
+        <w:t xml:space="preserve"> </w:t>
+      </w:r>
+      <w:r>
+        <w:rPr>
+          <w:rStyle w:val="VerbatimChar"/>
+        </w:rPr>
+        <w:t xml:space="preserve">item5_on_nlp: true</w:t>
+      </w:r>
+      <w:r>
+        <w:t xml:space="preserve"> </w:t>
+      </w:r>
+      <w:r>
+        <w:t xml:space="preserve">in</w:t>
+      </w:r>
+      <w:r>
+        <w:t xml:space="preserve"> </w:t>
+      </w:r>
+      <w:r>
+        <w:rPr>
+          <w:rStyle w:val="VerbatimChar"/>
+        </w:rPr>
+        <w:t xml:space="preserve">v3.2.yaml</w:t>
+      </w:r>
+      <w:r>
+        <w:t xml:space="preserve">, read by</w:t>
+      </w:r>
+      <w:r>
+        <w:t xml:space="preserve"> </w:t>
+      </w:r>
+      <w:r>
+        <w:rPr>
+          <w:rStyle w:val="VerbatimChar"/>
+        </w:rPr>
+        <w:t xml:space="preserve">_item5_on_nlp</w:t>
+      </w:r>
+      <w:r>
+        <w:t xml:space="preserve"> </w:t>
+      </w:r>
+      <w:r>
+        <w:t xml:space="preserve">in</w:t>
+      </w:r>
+      <w:r>
+        <w:t xml:space="preserve"> </w:t>
+      </w:r>
+      <w:r>
+        <w:rPr>
+          <w:rStyle w:val="VerbatimChar"/>
+        </w:rPr>
+        <w:t xml:space="preserve">cli.py</w:t>
+      </w:r>
+      <w:r>
+        <w:t xml:space="preserve">,</w:t>
+      </w:r>
+      <w:r>
+        <w:t xml:space="preserve"> </w:t>
+      </w:r>
+      <w:r>
+        <w:t xml:space="preserve">selects the rule that the AUP and UAP must be linked from the NLP, and</w:t>
+      </w:r>
+      <w:r>
+        <w:t xml:space="preserve"> </w:t>
+      </w:r>
+      <w:r>
+        <w:rPr>
+          <w:rStyle w:val="VerbatimChar"/>
+        </w:rPr>
+        <w:t xml:space="preserve">v3.0.yaml</w:t>
+      </w:r>
+      <w:r>
+        <w:t xml:space="preserve">/</w:t>
+      </w:r>
+      <w:r>
+        <w:rPr>
+          <w:rStyle w:val="VerbatimChar"/>
+        </w:rPr>
+        <w:t xml:space="preserve">v3.1.yaml</w:t>
+      </w:r>
+      <w:r>
+        <w:t xml:space="preserve">, which lack the key, keep "on the NLP or in the</w:t>
+      </w:r>
+      <w:r>
+        <w:t xml:space="preserve"> </w:t>
+      </w:r>
+      <w:r>
+        <w:t xml:space="preserve">Catalogue". Add tests for both rules, and rebuild the published run with the</w:t>
+      </w:r>
+      <w:r>
+        <w:t xml:space="preserve"> </w:t>
+      </w:r>
+      <w:r>
+        <w:t xml:space="preserve">old file to prove it is unchanged.</w:t>
       </w:r>
     </w:p>
     <w:p>
       <w:pPr>
         <w:pStyle w:val="FirstParagraph"/>
-      </w:pPr>
-      <w:r>
-        <w:t xml:space="preserve">Compare</w:t>
-      </w:r>
-      <w:r>
-        <w:t xml:space="preserve"> </w:t>
-      </w:r>
-      <w:r>
-        <w:rPr>
-          <w:rStyle w:val="VerbatimChar"/>
-        </w:rPr>
-        <w:t xml:space="preserve">/tmp/v32/results.md</w:t>
-      </w:r>
-      <w:r>
-        <w:t xml:space="preserve"> </w:t>
-      </w:r>
-      <w:r>
-        <w:t xml:space="preserve">with</w:t>
-      </w:r>
-      <w:r>
-        <w:t xml:space="preserve"> </w:t>
-      </w:r>
-      <w:r>
-        <w:rPr>
-          <w:rStyle w:val="VerbatimChar"/>
-        </w:rPr>
-        <w:t xml:space="preserve">results/results.md</w:t>
-      </w:r>
-      <w:r>
-        <w:t xml:space="preserve">. Any difference comes</w:t>
-      </w:r>
-      <w:r>
-        <w:t xml:space="preserve"> </w:t>
-      </w:r>
-      <w:r>
-        <w:t xml:space="preserve">from the new rules alone, since the evidence is the same. If the published run</w:t>
-      </w:r>
-      <w:r>
-        <w:t xml:space="preserve"> </w:t>
-      </w:r>
-      <w:r>
-        <w:t xml:space="preserve">skipped a node or used an older</w:t>
-      </w:r>
-      <w:r>
-        <w:t xml:space="preserve"> </w:t>
-      </w:r>
-      <w:r>
-        <w:rPr>
-          <w:rStyle w:val="VerbatimChar"/>
-        </w:rPr>
-        <w:t xml:space="preserve">nodes.yaml</w:t>
-      </w:r>
-      <w:r>
-        <w:t xml:space="preserve">, pass the same</w:t>
-      </w:r>
-      <w:r>
-        <w:t xml:space="preserve"> </w:t>
-      </w:r>
-      <w:r>
-        <w:rPr>
-          <w:rStyle w:val="VerbatimChar"/>
-        </w:rPr>
-        <w:t xml:space="preserve">--skip</w:t>
-      </w:r>
-      <w:r>
-        <w:t xml:space="preserve"> </w:t>
-      </w:r>
-      <w:r>
-        <w:t xml:space="preserve">and</w:t>
-      </w:r>
-      <w:r>
-        <w:t xml:space="preserve"> </w:t>
-      </w:r>
-      <w:r>
-        <w:rPr>
-          <w:rStyle w:val="VerbatimChar"/>
-        </w:rPr>
-        <w:t xml:space="preserve">--nodes</w:t>
-      </w:r>
-      <w:r>
-        <w:t xml:space="preserve"> </w:t>
-      </w:r>
-      <w:r>
-        <w:t xml:space="preserve">here.</w:t>
-      </w:r>
-    </w:p>
-    <w:p>
-      <w:pPr>
-        <w:pStyle w:val="BodyText"/>
       </w:pPr>
       <w:r>
         <w:rPr>
           <w:b/>
           <w:bCs/>
         </w:rPr>
-        <w:t xml:space="preserve">Step 5: make it the default, and run the tests.</w:t>
-      </w:r>
-      <w:r>
-        <w:t xml:space="preserve"> </w:t>
-      </w:r>
-      <w:r>
-        <w:t xml:space="preserve">In</w:t>
-      </w:r>
-      <w:r>
-        <w:t xml:space="preserve"> </w:t>
-      </w:r>
-      <w:r>
-        <w:rPr>
-          <w:rStyle w:val="VerbatimChar"/>
-        </w:rPr>
-        <w:t xml:space="preserve">src/basic_check/cli.py</w:t>
-      </w:r>
-      <w:r>
-        <w:t xml:space="preserve">:</w:t>
+        <w:t xml:space="preserve">Step 4: try the new revision offline, before switching.</w:t>
+      </w:r>
+      <w:r>
+        <w:t xml:space="preserve"> </w:t>
+      </w:r>
+      <w:r>
+        <w:rPr>
+          <w:rStyle w:val="VerbatimChar"/>
+        </w:rPr>
+        <w:t xml:space="preserve">-c</w:t>
+      </w:r>
+      <w:r>
+        <w:t xml:space="preserve"> </w:t>
+      </w:r>
+      <w:r>
+        <w:t xml:space="preserve">applies it to</w:t>
+      </w:r>
+      <w:r>
+        <w:t xml:space="preserve"> </w:t>
+      </w:r>
+      <w:r>
+        <w:t xml:space="preserve">one run only. Re-scoring saved evidence contacts no one:</w:t>
       </w:r>
     </w:p>
     <w:p>
@@ -23762,27 +23893,36 @@
       </w:pPr>
       <w:r>
         <w:rPr>
+          <w:rStyle w:val="ExtensionTok"/>
+        </w:rPr>
+        <w:t xml:space="preserve">uv</w:t>
+      </w:r>
+      <w:r>
+        <w:rPr>
           <w:rStyle w:val="NormalTok"/>
         </w:rPr>
-        <w:t xml:space="preserve">DEFAULT_CHECKLIST </w:t>
-      </w:r>
-      <w:r>
-        <w:rPr>
-          <w:rStyle w:val="OperatorTok"/>
-        </w:rPr>
-        <w:t xml:space="preserve">=</w:t>
+        <w:t xml:space="preserve"> run basic-check points </w:t>
+      </w:r>
+      <w:r>
+        <w:rPr>
+          <w:rStyle w:val="AttributeTok"/>
+        </w:rPr>
+        <w:t xml:space="preserve">-c</w:t>
       </w:r>
       <w:r>
         <w:rPr>
           <w:rStyle w:val="NormalTok"/>
         </w:rPr>
-        <w:t xml:space="preserve"> ROOT </w:t>
-      </w:r>
-      <w:r>
-        <w:rPr>
-          <w:rStyle w:val="OperatorTok"/>
-        </w:rPr>
-        <w:t xml:space="preserve">/</w:t>
+        <w:t xml:space="preserve"> checklist/v3.3.yaml</w:t>
+      </w:r>
+      <w:r>
+        <w:br/>
+      </w:r>
+      <w:r>
+        <w:rPr>
+          <w:rStyle w:val="FunctionTok"/>
+        </w:rPr>
+        <w:t xml:space="preserve">mkdir</w:t>
       </w:r>
       <w:r>
         <w:rPr>
@@ -23792,21 +23932,21 @@
       </w:r>
       <w:r>
         <w:rPr>
-          <w:rStyle w:val="StringTok"/>
-        </w:rPr>
-        <w:t xml:space="preserve">"checklist"</w:t>
+          <w:rStyle w:val="AttributeTok"/>
+        </w:rPr>
+        <w:t xml:space="preserve">-p</w:t>
       </w:r>
       <w:r>
         <w:rPr>
           <w:rStyle w:val="NormalTok"/>
         </w:rPr>
-        <w:t xml:space="preserve"> </w:t>
-      </w:r>
-      <w:r>
-        <w:rPr>
-          <w:rStyle w:val="OperatorTok"/>
-        </w:rPr>
-        <w:t xml:space="preserve">/</w:t>
+        <w:t xml:space="preserve"> /tmp/v33 </w:t>
+      </w:r>
+      <w:r>
+        <w:rPr>
+          <w:rStyle w:val="KeywordTok"/>
+        </w:rPr>
+        <w:t xml:space="preserve">&amp;&amp;</w:t>
       </w:r>
       <w:r>
         <w:rPr>
@@ -23816,15 +23956,31 @@
       </w:r>
       <w:r>
         <w:rPr>
-          <w:rStyle w:val="StringTok"/>
-        </w:rPr>
-        <w:t xml:space="preserve">"v3.2.yaml"</w:t>
-      </w:r>
-    </w:p>
-    <w:p>
-      <w:pPr>
-        <w:pStyle w:val="SourceCode"/>
-      </w:pPr>
+          <w:rStyle w:val="FunctionTok"/>
+        </w:rPr>
+        <w:t xml:space="preserve">cp</w:t>
+      </w:r>
+      <w:r>
+        <w:rPr>
+          <w:rStyle w:val="NormalTok"/>
+        </w:rPr>
+        <w:t xml:space="preserve"> </w:t>
+      </w:r>
+      <w:r>
+        <w:rPr>
+          <w:rStyle w:val="AttributeTok"/>
+        </w:rPr>
+        <w:t xml:space="preserve">-r</w:t>
+      </w:r>
+      <w:r>
+        <w:rPr>
+          <w:rStyle w:val="NormalTok"/>
+        </w:rPr>
+        <w:t xml:space="preserve"> results/evidence /tmp/v33/</w:t>
+      </w:r>
+      <w:r>
+        <w:br/>
+      </w:r>
       <w:r>
         <w:rPr>
           <w:rStyle w:val="ExtensionTok"/>
@@ -23835,46 +23991,43 @@
         <w:rPr>
           <w:rStyle w:val="NormalTok"/>
         </w:rPr>
-        <w:t xml:space="preserve"> run pytest </w:t>
+        <w:t xml:space="preserve"> run basic-check assess </w:t>
       </w:r>
       <w:r>
         <w:rPr>
           <w:rStyle w:val="AttributeTok"/>
         </w:rPr>
-        <w:t xml:space="preserve">-q</w:t>
-      </w:r>
-      <w:r>
-        <w:br/>
-      </w:r>
-      <w:r>
-        <w:rPr>
-          <w:rStyle w:val="ExtensionTok"/>
-        </w:rPr>
-        <w:t xml:space="preserve">uv</w:t>
+        <w:t xml:space="preserve">-c</w:t>
       </w:r>
       <w:r>
         <w:rPr>
           <w:rStyle w:val="NormalTok"/>
         </w:rPr>
-        <w:t xml:space="preserve"> run basic-check </w:t>
+        <w:t xml:space="preserve"> checklist/v3.3.yaml </w:t>
       </w:r>
       <w:r>
         <w:rPr>
           <w:rStyle w:val="AttributeTok"/>
         </w:rPr>
-        <w:t xml:space="preserve">--help</w:t>
+        <w:t xml:space="preserve">--results</w:t>
       </w:r>
       <w:r>
         <w:rPr>
           <w:rStyle w:val="NormalTok"/>
         </w:rPr>
-        <w:t xml:space="preserve">     </w:t>
-      </w:r>
-      <w:r>
-        <w:rPr>
-          <w:rStyle w:val="CommentTok"/>
-        </w:rPr>
-        <w:t xml:space="preserve"># now says "against checklist v3.2"</w:t>
+        <w:t xml:space="preserve"> /tmp/v33 </w:t>
+      </w:r>
+      <w:r>
+        <w:rPr>
+          <w:rStyle w:val="AttributeTok"/>
+        </w:rPr>
+        <w:t xml:space="preserve">--run</w:t>
+      </w:r>
+      <w:r>
+        <w:rPr>
+          <w:rStyle w:val="NormalTok"/>
+        </w:rPr>
+        <w:t xml:space="preserve"> trial-v3.3</w:t>
       </w:r>
     </w:p>
     <w:p>
@@ -23882,73 +24035,88 @@
         <w:pStyle w:val="FirstParagraph"/>
       </w:pPr>
       <w:r>
-        <w:t xml:space="preserve">The tests check the new file's hash, that its version matches its filename,</w:t>
-      </w:r>
-      <w:r>
-        <w:t xml:space="preserve"> </w:t>
-      </w:r>
-      <w:r>
-        <w:t xml:space="preserve">and that every point maps to exactly one</w:t>
-      </w:r>
-      <w:r>
-        <w:t xml:space="preserve"> </w:t>
-      </w:r>
-      <w:r>
-        <w:rPr>
-          <w:rStyle w:val="VerbatimChar"/>
-        </w:rPr>
-        <w:t xml:space="preserve">check_*</w:t>
-      </w:r>
-      <w:r>
-        <w:t xml:space="preserve"> </w:t>
-      </w:r>
-      <w:r>
-        <w:t xml:space="preserve">function and every function</w:t>
-      </w:r>
-      <w:r>
-        <w:t xml:space="preserve"> </w:t>
-      </w:r>
-      <w:r>
-        <w:t xml:space="preserve">to one point. They also check that</w:t>
-      </w:r>
-      <w:r>
-        <w:t xml:space="preserve"> </w:t>
-      </w:r>
-      <w:r>
-        <w:rPr>
-          <w:rStyle w:val="VerbatimChar"/>
-        </w:rPr>
-        <w:t xml:space="preserve">v3.1.yaml</w:t>
-      </w:r>
-      <w:r>
-        <w:t xml:space="preserve"> </w:t>
-      </w:r>
-      <w:r>
-        <w:t xml:space="preserve">and its document are still</w:t>
-      </w:r>
-      <w:r>
-        <w:t xml:space="preserve"> </w:t>
-      </w:r>
-      <w:r>
-        <w:t xml:space="preserve">intact, so older runs can still be rebuilt with</w:t>
-      </w:r>
-      <w:r>
-        <w:t xml:space="preserve"> </w:t>
-      </w:r>
-      <w:r>
-        <w:rPr>
-          <w:rStyle w:val="VerbatimChar"/>
-        </w:rPr>
-        <w:t xml:space="preserve">-c checklist/v3.1.yaml</w:t>
-      </w:r>
-      <w:r>
-        <w:t xml:space="preserve">. What</w:t>
-      </w:r>
-      <w:r>
-        <w:t xml:space="preserve"> </w:t>
-      </w:r>
-      <w:r>
-        <w:t xml:space="preserve">they cannot check is whether a rule is right: that is step 3.</w:t>
+        <w:t xml:space="preserve">Compare</w:t>
+      </w:r>
+      <w:r>
+        <w:t xml:space="preserve"> </w:t>
+      </w:r>
+      <w:r>
+        <w:rPr>
+          <w:rStyle w:val="VerbatimChar"/>
+        </w:rPr>
+        <w:t xml:space="preserve">/tmp/v33/results.md</w:t>
+      </w:r>
+      <w:r>
+        <w:t xml:space="preserve"> </w:t>
+      </w:r>
+      <w:r>
+        <w:t xml:space="preserve">with</w:t>
+      </w:r>
+      <w:r>
+        <w:t xml:space="preserve"> </w:t>
+      </w:r>
+      <w:r>
+        <w:rPr>
+          <w:rStyle w:val="VerbatimChar"/>
+        </w:rPr>
+        <w:t xml:space="preserve">results/results.md</w:t>
+      </w:r>
+      <w:r>
+        <w:t xml:space="preserve">. Any difference comes</w:t>
+      </w:r>
+      <w:r>
+        <w:t xml:space="preserve"> </w:t>
+      </w:r>
+      <w:r>
+        <w:t xml:space="preserve">from the new rules alone, since the evidence is the same. If the published run</w:t>
+      </w:r>
+      <w:r>
+        <w:t xml:space="preserve"> </w:t>
+      </w:r>
+      <w:r>
+        <w:t xml:space="preserve">skipped a node or used an older</w:t>
+      </w:r>
+      <w:r>
+        <w:t xml:space="preserve"> </w:t>
+      </w:r>
+      <w:r>
+        <w:rPr>
+          <w:rStyle w:val="VerbatimChar"/>
+        </w:rPr>
+        <w:t xml:space="preserve">nodes.yaml</w:t>
+      </w:r>
+      <w:r>
+        <w:t xml:space="preserve">, pass the same</w:t>
+      </w:r>
+      <w:r>
+        <w:t xml:space="preserve"> </w:t>
+      </w:r>
+      <w:r>
+        <w:rPr>
+          <w:rStyle w:val="VerbatimChar"/>
+        </w:rPr>
+        <w:t xml:space="preserve">--skip</w:t>
+      </w:r>
+      <w:r>
+        <w:t xml:space="preserve"> </w:t>
+      </w:r>
+      <w:r>
+        <w:t xml:space="preserve">and</w:t>
+      </w:r>
+      <w:r>
+        <w:t xml:space="preserve"> </w:t>
+      </w:r>
+      <w:r>
+        <w:rPr>
+          <w:rStyle w:val="VerbatimChar"/>
+        </w:rPr>
+        <w:t xml:space="preserve">--nodes</w:t>
+      </w:r>
+      <w:r>
+        <w:t xml:space="preserve"> </w:t>
+      </w:r>
+      <w:r>
+        <w:t xml:space="preserve">here.</w:t>
       </w:r>
     </w:p>
     <w:p>
@@ -23960,6 +24128,231 @@
           <w:b/>
           <w:bCs/>
         </w:rPr>
+        <w:t xml:space="preserve">Step 5: make it the default, and run the tests.</w:t>
+      </w:r>
+      <w:r>
+        <w:t xml:space="preserve"> </w:t>
+      </w:r>
+      <w:r>
+        <w:t xml:space="preserve">In</w:t>
+      </w:r>
+      <w:r>
+        <w:t xml:space="preserve"> </w:t>
+      </w:r>
+      <w:r>
+        <w:rPr>
+          <w:rStyle w:val="VerbatimChar"/>
+        </w:rPr>
+        <w:t xml:space="preserve">src/basic_check/cli.py</w:t>
+      </w:r>
+      <w:r>
+        <w:t xml:space="preserve">:</w:t>
+      </w:r>
+    </w:p>
+    <w:p>
+      <w:pPr>
+        <w:pStyle w:val="SourceCode"/>
+      </w:pPr>
+      <w:r>
+        <w:rPr>
+          <w:rStyle w:val="NormalTok"/>
+        </w:rPr>
+        <w:t xml:space="preserve">DEFAULT_CHECKLIST </w:t>
+      </w:r>
+      <w:r>
+        <w:rPr>
+          <w:rStyle w:val="OperatorTok"/>
+        </w:rPr>
+        <w:t xml:space="preserve">=</w:t>
+      </w:r>
+      <w:r>
+        <w:rPr>
+          <w:rStyle w:val="NormalTok"/>
+        </w:rPr>
+        <w:t xml:space="preserve"> ROOT </w:t>
+      </w:r>
+      <w:r>
+        <w:rPr>
+          <w:rStyle w:val="OperatorTok"/>
+        </w:rPr>
+        <w:t xml:space="preserve">/</w:t>
+      </w:r>
+      <w:r>
+        <w:rPr>
+          <w:rStyle w:val="NormalTok"/>
+        </w:rPr>
+        <w:t xml:space="preserve"> </w:t>
+      </w:r>
+      <w:r>
+        <w:rPr>
+          <w:rStyle w:val="StringTok"/>
+        </w:rPr>
+        <w:t xml:space="preserve">"checklist"</w:t>
+      </w:r>
+      <w:r>
+        <w:rPr>
+          <w:rStyle w:val="NormalTok"/>
+        </w:rPr>
+        <w:t xml:space="preserve"> </w:t>
+      </w:r>
+      <w:r>
+        <w:rPr>
+          <w:rStyle w:val="OperatorTok"/>
+        </w:rPr>
+        <w:t xml:space="preserve">/</w:t>
+      </w:r>
+      <w:r>
+        <w:rPr>
+          <w:rStyle w:val="NormalTok"/>
+        </w:rPr>
+        <w:t xml:space="preserve"> </w:t>
+      </w:r>
+      <w:r>
+        <w:rPr>
+          <w:rStyle w:val="StringTok"/>
+        </w:rPr>
+        <w:t xml:space="preserve">"v3.3.yaml"</w:t>
+      </w:r>
+    </w:p>
+    <w:p>
+      <w:pPr>
+        <w:pStyle w:val="SourceCode"/>
+      </w:pPr>
+      <w:r>
+        <w:rPr>
+          <w:rStyle w:val="ExtensionTok"/>
+        </w:rPr>
+        <w:t xml:space="preserve">uv</w:t>
+      </w:r>
+      <w:r>
+        <w:rPr>
+          <w:rStyle w:val="NormalTok"/>
+        </w:rPr>
+        <w:t xml:space="preserve"> run pytest </w:t>
+      </w:r>
+      <w:r>
+        <w:rPr>
+          <w:rStyle w:val="AttributeTok"/>
+        </w:rPr>
+        <w:t xml:space="preserve">-q</w:t>
+      </w:r>
+      <w:r>
+        <w:br/>
+      </w:r>
+      <w:r>
+        <w:rPr>
+          <w:rStyle w:val="ExtensionTok"/>
+        </w:rPr>
+        <w:t xml:space="preserve">uv</w:t>
+      </w:r>
+      <w:r>
+        <w:rPr>
+          <w:rStyle w:val="NormalTok"/>
+        </w:rPr>
+        <w:t xml:space="preserve"> run basic-check </w:t>
+      </w:r>
+      <w:r>
+        <w:rPr>
+          <w:rStyle w:val="AttributeTok"/>
+        </w:rPr>
+        <w:t xml:space="preserve">--help</w:t>
+      </w:r>
+      <w:r>
+        <w:rPr>
+          <w:rStyle w:val="NormalTok"/>
+        </w:rPr>
+        <w:t xml:space="preserve">     </w:t>
+      </w:r>
+      <w:r>
+        <w:rPr>
+          <w:rStyle w:val="CommentTok"/>
+        </w:rPr>
+        <w:t xml:space="preserve"># now says "against checklist v3.3"</w:t>
+      </w:r>
+    </w:p>
+    <w:p>
+      <w:pPr>
+        <w:pStyle w:val="FirstParagraph"/>
+      </w:pPr>
+      <w:r>
+        <w:t xml:space="preserve">The tests check the new file's hash, that its version matches its filename,</w:t>
+      </w:r>
+      <w:r>
+        <w:t xml:space="preserve"> </w:t>
+      </w:r>
+      <w:r>
+        <w:t xml:space="preserve">and that every point maps to exactly one</w:t>
+      </w:r>
+      <w:r>
+        <w:t xml:space="preserve"> </w:t>
+      </w:r>
+      <w:r>
+        <w:rPr>
+          <w:rStyle w:val="VerbatimChar"/>
+        </w:rPr>
+        <w:t xml:space="preserve">check_*</w:t>
+      </w:r>
+      <w:r>
+        <w:t xml:space="preserve"> </w:t>
+      </w:r>
+      <w:r>
+        <w:t xml:space="preserve">function and every function</w:t>
+      </w:r>
+      <w:r>
+        <w:t xml:space="preserve"> </w:t>
+      </w:r>
+      <w:r>
+        <w:t xml:space="preserve">to one point. They also check that</w:t>
+      </w:r>
+      <w:r>
+        <w:t xml:space="preserve"> </w:t>
+      </w:r>
+      <w:r>
+        <w:rPr>
+          <w:rStyle w:val="VerbatimChar"/>
+        </w:rPr>
+        <w:t xml:space="preserve">v3.2.yaml</w:t>
+      </w:r>
+      <w:r>
+        <w:t xml:space="preserve"> </w:t>
+      </w:r>
+      <w:r>
+        <w:t xml:space="preserve">and its document are still</w:t>
+      </w:r>
+      <w:r>
+        <w:t xml:space="preserve"> </w:t>
+      </w:r>
+      <w:r>
+        <w:t xml:space="preserve">intact, so older runs can still be rebuilt with</w:t>
+      </w:r>
+      <w:r>
+        <w:t xml:space="preserve"> </w:t>
+      </w:r>
+      <w:r>
+        <w:rPr>
+          <w:rStyle w:val="VerbatimChar"/>
+        </w:rPr>
+        <w:t xml:space="preserve">-c checklist/v3.2.yaml</w:t>
+      </w:r>
+      <w:r>
+        <w:t xml:space="preserve">. What</w:t>
+      </w:r>
+      <w:r>
+        <w:t xml:space="preserve"> </w:t>
+      </w:r>
+      <w:r>
+        <w:t xml:space="preserve">they cannot check is whether a rule is right: that is step 3.</w:t>
+      </w:r>
+    </w:p>
+    <w:p>
+      <w:pPr>
+        <w:pStyle w:val="BodyText"/>
+      </w:pPr>
+      <w:r>
+        <w:rPr>
+          <w:b/>
+          <w:bCs/>
+        </w:rPr>
         <w:t xml:space="preserve">Step 6: produce and publish the results.</w:t>
       </w:r>
       <w:r>
@@ -23972,7 +24365,7 @@
         <w:t xml:space="preserve"> </w:t>
       </w:r>
       <w:r>
-        <w:t xml:space="preserve">v3.2, so no</w:t>
+        <w:t xml:space="preserve">v3.3, so no</w:t>
       </w:r>
       <w:r>
         <w:t xml:space="preserve"> </w:t>
@@ -24037,7 +24430,7 @@
         <w:rPr>
           <w:rStyle w:val="NormalTok"/>
         </w:rPr>
-        <w:t xml:space="preserve"> live-2026-10-20-v3.2</w:t>
+        <w:t xml:space="preserve"> live-2026-10-20-v3.3</w:t>
       </w:r>
       <w:r>
         <w:br/>
@@ -24136,7 +24529,7 @@
         <w:rPr>
           <w:rStyle w:val="NormalTok"/>
         </w:rPr>
-        <w:t xml:space="preserve"> live-2026-10-20-v3.2</w:t>
+        <w:t xml:space="preserve"> live-2026-10-20-v3.3</w:t>
       </w:r>
     </w:p>
     <w:p>
@@ -24144,7 +24537,7 @@
         <w:pStyle w:val="FirstParagraph"/>
       </w:pPr>
       <w:r>
-        <w:t xml:space="preserve">Alternatively, re-score the published evidence against v3.2 without contacting</w:t>
+        <w:t xml:space="preserve">Alternatively, re-score the published evidence against v3.3 without contacting</w:t>
       </w:r>
       <w:r>
         <w:t xml:space="preserve"> </w:t>
@@ -24162,7 +24555,7 @@
         <w:t xml:space="preserve">results/</w:t>
       </w:r>
       <w:r>
-        <w:t xml:space="preserve">. The report then says v3.2,</w:t>
+        <w:t xml:space="preserve">. The report then says v3.3,</w:t>
       </w:r>
       <w:r>
         <w:t xml:space="preserve"> </w:t>
@@ -24185,21 +24578,21 @@
         <w:rPr>
           <w:rStyle w:val="VerbatimChar"/>
         </w:rPr>
+        <w:t xml:space="preserve">results/checklist-v3.3.html</w:t>
+      </w:r>
+      <w:r>
+        <w:t xml:space="preserve">. The old</w:t>
+      </w:r>
+      <w:r>
+        <w:t xml:space="preserve"> </w:t>
+      </w:r>
+      <w:r>
+        <w:rPr>
+          <w:rStyle w:val="VerbatimChar"/>
+        </w:rPr>
         <w:t xml:space="preserve">results/checklist-v3.2.html</w:t>
       </w:r>
       <w:r>
-        <w:t xml:space="preserve">. The old</w:t>
-      </w:r>
-      <w:r>
-        <w:t xml:space="preserve"> </w:t>
-      </w:r>
-      <w:r>
-        <w:rPr>
-          <w:rStyle w:val="VerbatimChar"/>
-        </w:rPr>
-        <w:t xml:space="preserve">results/checklist-v3.1.html</w:t>
-      </w:r>
-      <w:r>
         <w:t xml:space="preserve"> </w:t>
       </w:r>
       <w:r>
@@ -24209,7 +24602,7 @@
         <w:t xml:space="preserve"> </w:t>
       </w:r>
       <w:r>
-        <w:t xml:space="preserve">that name v3.1 in prose or links:</w:t>
+        <w:t xml:space="preserve">that name v3.2 in prose or links:</w:t>
       </w:r>
     </w:p>
     <w:p>
@@ -24226,7 +24619,7 @@
         <w:rPr>
           <w:rStyle w:val="NormalTok"/>
         </w:rPr>
-        <w:t xml:space="preserve"> rm results/checklist-v3.1.html</w:t>
+        <w:t xml:space="preserve"> rm results/checklist-v3.2.html</w:t>
       </w:r>
       <w:r>
         <w:br/>
@@ -24259,7 +24652,7 @@
         <w:rPr>
           <w:rStyle w:val="StringTok"/>
         </w:rPr>
-        <w:t xml:space="preserve">"v3\.1"</w:t>
+        <w:t xml:space="preserve">"v3\.2"</w:t>
       </w:r>
       <w:r>
         <w:rPr>
@@ -24294,7 +24687,7 @@
         <w:rPr>
           <w:rStyle w:val="VerbatimChar"/>
         </w:rPr>
-        <w:t xml:space="preserve">results/checklist-v3.1.html#p…</w:t>
+        <w:t xml:space="preserve">results/checklist-v3.2.html#p…</w:t>
       </w:r>
       <w:r>
         <w:t xml:space="preserve">. Those links break once the file is removed,</w:t>
@@ -24312,7 +24705,7 @@
         <w:rPr>
           <w:rStyle w:val="VerbatimChar"/>
         </w:rPr>
-        <w:t xml:space="preserve">v3.2</w:t>
+        <w:t xml:space="preserve">v3.3</w:t>
       </w:r>
       <w:r>
         <w:t xml:space="preserve">.</w:t>
@@ -24383,7 +24776,7 @@
         <w:rPr>
           <w:rStyle w:val="VerbatimChar"/>
         </w:rPr>
-        <w:t xml:space="preserve">checklist/v3.2.yaml</w:t>
+        <w:t xml:space="preserve">checklist/v3.3.yaml</w:t>
       </w:r>
       <w:r>
         <w:t xml:space="preserve">,</w:t>
@@ -24429,9 +24822,9 @@
         </w:pict>
       </w:r>
     </w:p>
-    <w:bookmarkEnd w:id="52"/>
     <w:bookmarkEnd w:id="53"/>
-    <w:bookmarkStart w:id="54" w:name="sources"/>
+    <w:bookmarkEnd w:id="54"/>
+    <w:bookmarkStart w:id="55" w:name="sources"/>
     <w:p>
       <w:pPr>
         <w:pStyle w:val="Heading2"/>
@@ -24458,7 +24851,7 @@
         <w:rPr>
           <w:rStyle w:val="VerbatimChar"/>
         </w:rPr>
-        <w:t xml:space="preserve">checklist/20260910_Node_Landing_Page_Verification_Checklist_v3.1.pdf</w:t>
+        <w:t xml:space="preserve">checklist/20260928_Node_Landing_Page_Verification_Checklist_v3.2.pdf</w:t>
       </w:r>
       <w:r>
         <w:t xml:space="preserve">, transcribed to</w:t>
@@ -24470,13 +24863,40 @@
         <w:rPr>
           <w:rStyle w:val="VerbatimChar"/>
         </w:rPr>
+        <w:t xml:space="preserve">checklist/v3.2.yaml</w:t>
+      </w:r>
+      <w:r>
+        <w:t xml:space="preserve"> </w:t>
+      </w:r>
+      <w:r>
+        <w:t xml:space="preserve">with its SHA-256 pinned (earlier revisions:</w:t>
+      </w:r>
+      <w:r>
+        <w:t xml:space="preserve"> </w:t>
+      </w:r>
+      <w:r>
+        <w:rPr>
+          <w:rStyle w:val="VerbatimChar"/>
+        </w:rPr>
         <w:t xml:space="preserve">checklist/v3.1.yaml</w:t>
       </w:r>
       <w:r>
         <w:t xml:space="preserve"> </w:t>
       </w:r>
       <w:r>
-        <w:t xml:space="preserve">with its SHA-256 pinned</w:t>
+        <w:t xml:space="preserve">and</w:t>
+      </w:r>
+      <w:r>
+        <w:t xml:space="preserve"> </w:t>
+      </w:r>
+      <w:r>
+        <w:rPr>
+          <w:rStyle w:val="VerbatimChar"/>
+        </w:rPr>
+        <w:t xml:space="preserve">checklist/v3.0.yaml</w:t>
+      </w:r>
+      <w:r>
+        <w:t xml:space="preserve">, with their documents)</w:t>
       </w:r>
     </w:p>
     <w:p>
@@ -24536,9 +24956,9 @@
         <w:t xml:space="preserve">Playwright for Python: https://playwright.dev/python/</w:t>
       </w:r>
     </w:p>
-    <w:bookmarkEnd w:id="54"/>
+    <w:bookmarkEnd w:id="55"/>
     <w:sectPr>
-      <w:footerReference w:type="default" r:id="rId11"/>
+      <w:footerReference w:type="default" r:id="rId12"/>
       <w:footnotePr>
         <w:numRestart w:val="eachSect"/>
       </w:footnotePr>

--- a/docs/eosc-basic-compliance-guide.docx
+++ b/docs/eosc-basic-compliance-guide.docx
@@ -493,10 +493,51 @@
         <w:rPr>
           <w:rStyle w:val="VerbatimChar"/>
         </w:rPr>
+        <w:t xml:space="preserve">web-12</w:t>
+      </w:r>
+      <w:r>
+        <w:t xml:space="preserve">, collected by the GitHub workflow on 28 September 2026 between 22:34</w:t>
+      </w:r>
+      <w:r>
+        <w:t xml:space="preserve"> </w:t>
+      </w:r>
+      <w:r>
+        <w:t xml:space="preserve">and 22:38 UTC from all thirteen nodes (</w:t>
+      </w:r>
+      <w:hyperlink r:id="rId10">
+        <w:r>
+          <w:rPr>
+            <w:rStyle w:val="Hyperlink"/>
+          </w:rPr>
+          <w:t xml:space="preserve">run 36493197701</w:t>
+        </w:r>
+      </w:hyperlink>
+      <w:r>
+        <w:t xml:space="preserve">),</w:t>
+      </w:r>
+      <w:r>
+        <w:t xml:space="preserve"> </w:t>
+      </w:r>
+      <w:r>
+        <w:t xml:space="preserve">the first under v3.2: 49 PASS, 14 FAIL, 67 MANUAL_REVIEW. It repeats cell for</w:t>
+      </w:r>
+      <w:r>
+        <w:t xml:space="preserve"> </w:t>
+      </w:r>
+      <w:r>
+        <w:t xml:space="preserve">cell</w:t>
+      </w:r>
+      <w:r>
+        <w:t xml:space="preserve"> </w:t>
+      </w:r>
+      <w:r>
+        <w:rPr>
+          <w:rStyle w:val="VerbatimChar"/>
+        </w:rPr>
         <w:t xml:space="preserve">web-11-v3.2</w:t>
       </w:r>
       <w:r>
-        <w:t xml:space="preserve">: the evidence of run</w:t>
+        <w:t xml:space="preserve">, the evidence of run</w:t>
       </w:r>
       <w:r>
         <w:t xml:space="preserve"> </w:t>
@@ -508,15 +549,12 @@
         <w:t xml:space="preserve">web-11</w:t>
       </w:r>
       <w:r>
-        <w:t xml:space="preserve">, collected by the GitHub workflow on</w:t>
-      </w:r>
-      <w:r>
-        <w:t xml:space="preserve"> </w:t>
-      </w:r>
-      <w:r>
-        <w:t xml:space="preserve">28 September 2026 from all thirteen nodes (</w:t>
-      </w:r>
-      <w:hyperlink r:id="rId10">
+        <w:t xml:space="preserve"> </w:t>
+      </w:r>
+      <w:r>
+        <w:t xml:space="preserve">(</w:t>
+      </w:r>
+      <w:hyperlink r:id="rId11">
         <w:r>
           <w:rPr>
             <w:rStyle w:val="Hyperlink"/>
@@ -525,19 +563,13 @@
         </w:r>
       </w:hyperlink>
       <w:r>
-        <w:t xml:space="preserve">),</w:t>
-      </w:r>
-      <w:r>
-        <w:t xml:space="preserve"> </w:t>
-      </w:r>
-      <w:r>
-        <w:t xml:space="preserve">scored again against v3.2 without contacting any node: 49 PASS, 14 FAIL, 67</w:t>
-      </w:r>
-      <w:r>
-        <w:t xml:space="preserve"> </w:t>
-      </w:r>
-      <w:r>
-        <w:t xml:space="preserve">MANUAL_REVIEW. Under v3.1 the same evidence gave 49 PASS, 8 FAIL and 73</w:t>
+        <w:t xml:space="preserve">) scored again against v3.2 without</w:t>
+      </w:r>
+      <w:r>
+        <w:t xml:space="preserve"> </w:t>
+      </w:r>
+      <w:r>
+        <w:t xml:space="preserve">contacting any node, which was published briefly before it. Under v3.1 the same evidence gave 49 PASS, 8 FAIL and 73</w:t>
       </w:r>
       <w:r>
         <w:t xml:space="preserve"> </w:t>
@@ -770,7 +802,7 @@
         </w:pict>
       </w:r>
     </w:p>
-    <w:bookmarkStart w:id="12" w:name="requirements"/>
+    <w:bookmarkStart w:id="13" w:name="requirements"/>
     <w:p>
       <w:pPr>
         <w:pStyle w:val="Heading2"/>
@@ -838,7 +870,7 @@
             <w:pPr>
               <w:pStyle w:val="Compact"/>
             </w:pPr>
-            <w:hyperlink r:id="rId11">
+            <w:hyperlink r:id="rId12">
               <w:r>
                 <w:rPr>
                   <w:rStyle w:val="VerbatimChar"/>
@@ -1204,8 +1236,8 @@
         </w:pict>
       </w:r>
     </w:p>
-    <w:bookmarkEnd w:id="12"/>
-    <w:bookmarkStart w:id="15" w:name="installation"/>
+    <w:bookmarkEnd w:id="13"/>
+    <w:bookmarkStart w:id="16" w:name="installation"/>
     <w:p>
       <w:pPr>
         <w:pStyle w:val="Heading2"/>
@@ -1504,7 +1536,7 @@
         <w:t xml:space="preserve">this step.</w:t>
       </w:r>
     </w:p>
-    <w:bookmarkStart w:id="13" w:name="what-needs-a-browser-and-what-does-not"/>
+    <w:bookmarkStart w:id="14" w:name="what-needs-a-browser-and-what-does-not"/>
     <w:p>
       <w:pPr>
         <w:pStyle w:val="Heading3"/>
@@ -1984,8 +2016,8 @@
         <w:t xml:space="preserve">.</w:t>
       </w:r>
     </w:p>
-    <w:bookmarkEnd w:id="13"/>
-    <w:bookmarkStart w:id="14" w:name="verifying-the-installation"/>
+    <w:bookmarkEnd w:id="14"/>
+    <w:bookmarkStart w:id="15" w:name="verifying-the-installation"/>
     <w:p>
       <w:pPr>
         <w:pStyle w:val="Heading3"/>
@@ -2107,9 +2139,9 @@
         </w:pict>
       </w:r>
     </w:p>
-    <w:bookmarkEnd w:id="14"/>
     <w:bookmarkEnd w:id="15"/>
-    <w:bookmarkStart w:id="29" w:name="configuration"/>
+    <w:bookmarkEnd w:id="16"/>
+    <w:bookmarkStart w:id="30" w:name="configuration"/>
     <w:p>
       <w:pPr>
         <w:pStyle w:val="Heading2"/>
@@ -2138,7 +2170,7 @@
         <w:t xml:space="preserve">edited; the third is a plain text list you write yourself.</w:t>
       </w:r>
     </w:p>
-    <w:bookmarkStart w:id="17" w:name="nodes.yaml-which-pages-to-check"/>
+    <w:bookmarkStart w:id="18" w:name="nodes.yaml-which-pages-to-check"/>
     <w:p>
       <w:pPr>
         <w:pStyle w:val="Heading3"/>
@@ -2533,7 +2565,7 @@
       <w:r>
         <w:t xml:space="preserve"> </w:t>
       </w:r>
-      <w:hyperlink r:id="rId16">
+      <w:hyperlink r:id="rId17">
         <w:r>
           <w:rPr>
             <w:rStyle w:val="Hyperlink"/>
@@ -2827,32 +2859,17 @@
         <w:rPr>
           <w:rStyle w:val="VerbatimChar"/>
         </w:rPr>
-        <w:t xml:space="preserve">web-11</w:t>
-      </w:r>
-      <w:r>
-        <w:t xml:space="preserve"> </w:t>
-      </w:r>
-      <w:r>
-        <w:t xml:space="preserve">(the published run is</w:t>
-      </w:r>
-      <w:r>
-        <w:t xml:space="preserve"> </w:t>
-      </w:r>
-      <w:r>
-        <w:rPr>
-          <w:rStyle w:val="VerbatimChar"/>
-        </w:rPr>
-        <w:t xml:space="preserve">web-11</w:t>
-      </w:r>
-      <w:r>
-        <w:t xml:space="preserve"> </w:t>
-      </w:r>
-      <w:r>
-        <w:t xml:space="preserve">re-scored under v3.2).</w:t>
-      </w:r>
-    </w:p>
-    <w:bookmarkEnd w:id="17"/>
-    <w:bookmarkStart w:id="18" w:name="changing-a-nodes-url"/>
+        <w:t xml:space="preserve">web-12</w:t>
+      </w:r>
+      <w:r>
+        <w:t xml:space="preserve"> </w:t>
+      </w:r>
+      <w:r>
+        <w:t xml:space="preserve">(the published run).</w:t>
+      </w:r>
+    </w:p>
+    <w:bookmarkEnd w:id="18"/>
+    <w:bookmarkStart w:id="19" w:name="changing-a-nodes-url"/>
     <w:p>
       <w:pPr>
         <w:pStyle w:val="Heading3"/>
@@ -3640,7 +3657,7 @@
         <w:rPr>
           <w:rStyle w:val="NormalTok"/>
         </w:rPr>
-        <w:t xml:space="preserve"> web-11-v3.2</w:t>
+        <w:t xml:space="preserve"> web-12</w:t>
       </w:r>
     </w:p>
     <w:p>
@@ -3648,7 +3665,7 @@
         <w:pStyle w:val="FirstParagraph"/>
       </w:pPr>
       <w:r>
-        <w:t xml:space="preserve">To see the same evidence as it was published under v3.1 (run</w:t>
+        <w:t xml:space="preserve">Run</w:t>
       </w:r>
       <w:r>
         <w:t xml:space="preserve"> </w:t>
@@ -3660,13 +3677,73 @@
         <w:t xml:space="preserve">web-11</w:t>
       </w:r>
       <w:r>
-        <w:t xml:space="preserve">, 49 PASS,</w:t>
-      </w:r>
-      <w:r>
-        <w:t xml:space="preserve"> </w:t>
-      </w:r>
-      <w:r>
-        <w:t xml:space="preserve">8 FAIL, 73 MANUAL_REVIEW), add</w:t>
+        <w:t xml:space="preserve"> </w:t>
+      </w:r>
+      <w:r>
+        <w:t xml:space="preserve">is in the git history: restore its</w:t>
+      </w:r>
+      <w:r>
+        <w:t xml:space="preserve"> </w:t>
+      </w:r>
+      <w:r>
+        <w:rPr>
+          <w:rStyle w:val="VerbatimChar"/>
+        </w:rPr>
+        <w:t xml:space="preserve">results/evidence</w:t>
+      </w:r>
+      <w:r>
+        <w:t xml:space="preserve"> </w:t>
+      </w:r>
+      <w:r>
+        <w:t xml:space="preserve">from commit</w:t>
+      </w:r>
+      <w:r>
+        <w:t xml:space="preserve"> </w:t>
+      </w:r>
+      <w:r>
+        <w:rPr>
+          <w:rStyle w:val="VerbatimChar"/>
+        </w:rPr>
+        <w:t xml:space="preserve">d3de829</w:t>
+      </w:r>
+      <w:r>
+        <w:t xml:space="preserve"> </w:t>
+      </w:r>
+      <w:r>
+        <w:t xml:space="preserve">into a scratch directory and assess it there with</w:t>
+      </w:r>
+      <w:r>
+        <w:t xml:space="preserve"> </w:t>
+      </w:r>
+      <w:r>
+        <w:rPr>
+          <w:rStyle w:val="VerbatimChar"/>
+        </w:rPr>
+        <w:t xml:space="preserve">--results</w:t>
+      </w:r>
+      <w:r>
+        <w:t xml:space="preserve">, as</w:t>
+      </w:r>
+      <w:r>
+        <w:t xml:space="preserve"> </w:t>
+      </w:r>
+      <w:r>
+        <w:rPr>
+          <w:rStyle w:val="VerbatimChar"/>
+        </w:rPr>
+        <w:t xml:space="preserve">--run web-11-v3.2</w:t>
+      </w:r>
+      <w:r>
+        <w:t xml:space="preserve"> </w:t>
+      </w:r>
+      <w:r>
+        <w:t xml:space="preserve">for the v3.2 scoring (49 PASS, 14 FAIL, 67 MANUAL_REVIEW)</w:t>
+      </w:r>
+      <w:r>
+        <w:t xml:space="preserve"> </w:t>
+      </w:r>
+      <w:r>
+        <w:t xml:space="preserve">or with</w:t>
       </w:r>
       <w:r>
         <w:t xml:space="preserve"> </w:t>
@@ -3678,7 +3755,16 @@
         <w:t xml:space="preserve">-c checklist/v3.1.yaml --run web-11</w:t>
       </w:r>
       <w:r>
-        <w:t xml:space="preserve">.</w:t>
+        <w:t xml:space="preserve"> </w:t>
+      </w:r>
+      <w:r>
+        <w:t xml:space="preserve">for the scoring published on</w:t>
+      </w:r>
+      <w:r>
+        <w:t xml:space="preserve"> </w:t>
+      </w:r>
+      <w:r>
+        <w:t xml:space="preserve">28 September (49 PASS, 8 FAIL, 73 MANUAL_REVIEW).</w:t>
       </w:r>
     </w:p>
     <w:p>
@@ -3992,8 +4078,8 @@
         <w:t xml:space="preserve">the next published run.</w:t>
       </w:r>
     </w:p>
-    <w:bookmarkEnd w:id="18"/>
-    <w:bookmarkStart w:id="19" w:name="checklistv3.2.yaml-the-rules"/>
+    <w:bookmarkEnd w:id="19"/>
+    <w:bookmarkStart w:id="20" w:name="checklistv3.2.yaml-the-rules"/>
     <w:p>
       <w:pPr>
         <w:pStyle w:val="Heading3"/>
@@ -4510,8 +4596,8 @@
         <w:t xml:space="preserve">section 11.</w:t>
       </w:r>
     </w:p>
-    <w:bookmarkEnd w:id="19"/>
-    <w:bookmarkStart w:id="26" w:name="the-approved-names-file---approved-names"/>
+    <w:bookmarkEnd w:id="20"/>
+    <w:bookmarkStart w:id="27" w:name="the-approved-names-file---approved-names"/>
     <w:p>
       <w:pPr>
         <w:pStyle w:val="Heading3"/>
@@ -4773,7 +4859,7 @@
         <w:t xml:space="preserve">the names they think it did.</w:t>
       </w:r>
     </w:p>
-    <w:bookmarkStart w:id="20" w:name="which-list-is-used"/>
+    <w:bookmarkStart w:id="21" w:name="which-list-is-used"/>
     <w:p>
       <w:pPr>
         <w:pStyle w:val="Heading4"/>
@@ -5013,8 +5099,8 @@
         <w:t xml:space="preserve">.</w:t>
       </w:r>
     </w:p>
-    <w:bookmarkEnd w:id="20"/>
-    <w:bookmarkStart w:id="21" w:name="supplying-your-own-list"/>
+    <w:bookmarkEnd w:id="21"/>
+    <w:bookmarkStart w:id="22" w:name="supplying-your-own-list"/>
     <w:p>
       <w:pPr>
         <w:pStyle w:val="Heading4"/>
@@ -5361,8 +5447,8 @@
         <w:t xml:space="preserve">is unaffected.</w:t>
       </w:r>
     </w:p>
-    <w:bookmarkEnd w:id="21"/>
-    <w:bookmarkStart w:id="22" w:name="how-a-name-is-matched"/>
+    <w:bookmarkEnd w:id="22"/>
+    <w:bookmarkStart w:id="23" w:name="how-a-name-is-matched"/>
     <w:p>
       <w:pPr>
         <w:pStyle w:val="Heading4"/>
@@ -6110,8 +6196,8 @@
         <w:t xml:space="preserve">matches none of the twelve.</w:t>
       </w:r>
     </w:p>
-    <w:bookmarkEnd w:id="22"/>
-    <w:bookmarkStart w:id="23" w:name="a-match-is-not-proof-of-the-right-name"/>
+    <w:bookmarkEnd w:id="23"/>
+    <w:bookmarkStart w:id="24" w:name="a-match-is-not-proof-of-the-right-name"/>
     <w:p>
       <w:pPr>
         <w:pStyle w:val="Heading4"/>
@@ -6384,8 +6470,8 @@
         <w:t xml:space="preserve">file's header comment says the same thing.</w:t>
       </w:r>
     </w:p>
-    <w:bookmarkEnd w:id="23"/>
-    <w:bookmarkStart w:id="24" w:name="which-list-was-used-is-recorded"/>
+    <w:bookmarkEnd w:id="24"/>
+    <w:bookmarkStart w:id="25" w:name="which-list-was-used-is-recorded"/>
     <w:p>
       <w:pPr>
         <w:pStyle w:val="Heading4"/>
@@ -6470,8 +6556,8 @@
         <w:t xml:space="preserve"> checklist/approved-names.txt</w:t>
       </w:r>
     </w:p>
-    <w:bookmarkEnd w:id="24"/>
-    <w:bookmarkStart w:id="25" w:name="what-the-official-list-actually-finds"/>
+    <w:bookmarkEnd w:id="25"/>
+    <w:bookmarkStart w:id="26" w:name="what-the-official-list-actually-finds"/>
     <w:p>
       <w:pPr>
         <w:pStyle w:val="Heading4"/>
@@ -7036,9 +7122,9 @@
         <w:t xml:space="preserve">file before assuming the page is at fault.</w:t>
       </w:r>
     </w:p>
-    <w:bookmarkEnd w:id="25"/>
     <w:bookmarkEnd w:id="26"/>
-    <w:bookmarkStart w:id="27" w:name="adding-a-node"/>
+    <w:bookmarkEnd w:id="27"/>
+    <w:bookmarkStart w:id="28" w:name="adding-a-node"/>
     <w:p>
       <w:pPr>
         <w:pStyle w:val="Heading3"/>
@@ -7183,7 +7269,7 @@
       <w:r>
         <w:t xml:space="preserve"> </w:t>
       </w:r>
-      <w:hyperlink r:id="rId16">
+      <w:hyperlink r:id="rId17">
         <w:r>
           <w:rPr>
             <w:rStyle w:val="Hyperlink"/>
@@ -7781,8 +7867,8 @@
         <w:t xml:space="preserve">unless you intend to publish a partial one and say so.</w:t>
       </w:r>
     </w:p>
-    <w:bookmarkEnd w:id="27"/>
-    <w:bookmarkStart w:id="28" w:name="X84bdf4d6d4e37947911920c44f1c0e29ac695a1"/>
+    <w:bookmarkEnd w:id="28"/>
+    <w:bookmarkStart w:id="29" w:name="X84bdf4d6d4e37947911920c44f1c0e29ac695a1"/>
     <w:p>
       <w:pPr>
         <w:pStyle w:val="Heading3"/>
@@ -8007,9 +8093,9 @@
         </w:pict>
       </w:r>
     </w:p>
-    <w:bookmarkEnd w:id="28"/>
     <w:bookmarkEnd w:id="29"/>
-    <w:bookmarkStart w:id="38" w:name="running-it"/>
+    <w:bookmarkEnd w:id="30"/>
+    <w:bookmarkStart w:id="39" w:name="running-it"/>
     <w:p>
       <w:pPr>
         <w:pStyle w:val="Heading2"/>
@@ -8055,7 +8141,7 @@
         <w:t xml:space="preserve">requests.</w:t>
       </w:r>
     </w:p>
-    <w:bookmarkStart w:id="30" w:name="the-commands"/>
+    <w:bookmarkStart w:id="31" w:name="the-commands"/>
     <w:p>
       <w:pPr>
         <w:pStyle w:val="Heading3"/>
@@ -8171,8 +8257,8 @@
         <w:t xml:space="preserve"># one node's results in the terminal</w:t>
       </w:r>
     </w:p>
-    <w:bookmarkEnd w:id="30"/>
-    <w:bookmarkStart w:id="31" w:name="listing-the-configuration"/>
+    <w:bookmarkEnd w:id="31"/>
+    <w:bookmarkStart w:id="32" w:name="listing-the-configuration"/>
     <w:p>
       <w:pPr>
         <w:pStyle w:val="Heading3"/>
@@ -9076,8 +9162,8 @@
         <w:t xml:space="preserve">the next run will check.</w:t>
       </w:r>
     </w:p>
-    <w:bookmarkEnd w:id="31"/>
-    <w:bookmarkStart w:id="32" w:name="useful-options"/>
+    <w:bookmarkEnd w:id="32"/>
+    <w:bookmarkStart w:id="33" w:name="useful-options"/>
     <w:p>
       <w:pPr>
         <w:pStyle w:val="Heading3"/>
@@ -10317,8 +10403,8 @@
         </w:tc>
       </w:tr>
     </w:tbl>
-    <w:bookmarkEnd w:id="32"/>
-    <w:bookmarkStart w:id="33" w:name="only-narrows-the-fetch-not-the-report"/>
+    <w:bookmarkEnd w:id="33"/>
+    <w:bookmarkStart w:id="34" w:name="only-narrows-the-fetch-not-the-report"/>
     <w:p>
       <w:pPr>
         <w:pStyle w:val="Heading3"/>
@@ -10931,8 +11017,8 @@
         <w:t xml:space="preserve"> run basic-check assess</w:t>
       </w:r>
     </w:p>
-    <w:bookmarkEnd w:id="33"/>
-    <w:bookmarkStart w:id="34" w:name="skip-leaves-nodes-out-and-says-so"/>
+    <w:bookmarkEnd w:id="34"/>
+    <w:bookmarkStart w:id="35" w:name="skip-leaves-nodes-out-and-says-so"/>
     <w:p>
       <w:pPr>
         <w:pStyle w:val="Heading3"/>
@@ -11502,8 +11588,8 @@
         <w:t xml:space="preserve">fetches EUDAT alone.</w:t>
       </w:r>
     </w:p>
-    <w:bookmarkEnd w:id="34"/>
-    <w:bookmarkStart w:id="35" w:name="checking-a-page-not-in-nodesyaml"/>
+    <w:bookmarkEnd w:id="35"/>
+    <w:bookmarkStart w:id="36" w:name="checking-a-page-not-in-nodesyaml"/>
     <w:p>
       <w:pPr>
         <w:pStyle w:val="Heading3"/>
@@ -11591,8 +11677,8 @@
         <w:t xml:space="preserve">stray single-page file that looks official is a genuine hazard.</w:t>
       </w:r>
     </w:p>
-    <w:bookmarkEnd w:id="35"/>
-    <w:bookmarkStart w:id="36" w:name="Xff864b2a738710e69d56a09dc1146f678e1e3b2"/>
+    <w:bookmarkEnd w:id="36"/>
+    <w:bookmarkStart w:id="37" w:name="Xff864b2a738710e69d56a09dc1146f678e1e3b2"/>
     <w:p>
       <w:pPr>
         <w:pStyle w:val="Heading3"/>
@@ -12297,8 +12383,8 @@
         <w:t xml:space="preserve"> /tmp/copy</w:t>
       </w:r>
     </w:p>
-    <w:bookmarkEnd w:id="36"/>
-    <w:bookmarkStart w:id="37" w:name="checking-a-node-at-an-alternative-url"/>
+    <w:bookmarkEnd w:id="37"/>
+    <w:bookmarkStart w:id="38" w:name="checking-a-node-at-an-alternative-url"/>
     <w:p>
       <w:pPr>
         <w:pStyle w:val="Heading3"/>
@@ -12978,9 +13064,9 @@
         </w:pict>
       </w:r>
     </w:p>
-    <w:bookmarkEnd w:id="37"/>
     <w:bookmarkEnd w:id="38"/>
-    <w:bookmarkStart w:id="40" w:name="how-deep-to-go---depth"/>
+    <w:bookmarkEnd w:id="39"/>
+    <w:bookmarkStart w:id="41" w:name="how-deep-to-go---depth"/>
     <w:p>
       <w:pPr>
         <w:pStyle w:val="Heading2"/>
@@ -13594,7 +13680,7 @@
         <w:t xml:space="preserve">federation or a later date.</w:t>
       </w:r>
     </w:p>
-    <w:bookmarkStart w:id="39" w:name="X2a91d9b1ee4bf6327b51d59c91d7740875558d5"/>
+    <w:bookmarkStart w:id="40" w:name="X2a91d9b1ee4bf6327b51d59c91d7740875558d5"/>
     <w:p>
       <w:pPr>
         <w:pStyle w:val="Heading3"/>
@@ -13791,9 +13877,9 @@
         </w:pict>
       </w:r>
     </w:p>
-    <w:bookmarkEnd w:id="39"/>
     <w:bookmarkEnd w:id="40"/>
-    <w:bookmarkStart w:id="44" w:name="reading-the-output"/>
+    <w:bookmarkEnd w:id="41"/>
+    <w:bookmarkStart w:id="45" w:name="reading-the-output"/>
     <w:p>
       <w:pPr>
         <w:pStyle w:val="Heading2"/>
@@ -14122,7 +14208,7 @@
         </w:tc>
       </w:tr>
     </w:tbl>
-    <w:bookmarkStart w:id="41" w:name="the-four-verdicts"/>
+    <w:bookmarkStart w:id="42" w:name="the-four-verdicts"/>
     <w:p>
       <w:pPr>
         <w:pStyle w:val="Heading3"/>
@@ -14591,8 +14677,8 @@
         <w:t xml:space="preserve">26 September, and the same four cells are review there.</w:t>
       </w:r>
     </w:p>
-    <w:bookmarkEnd w:id="41"/>
-    <w:bookmarkStart w:id="42" w:name="reproducing-a-verdict-by-hand"/>
+    <w:bookmarkEnd w:id="42"/>
+    <w:bookmarkStart w:id="43" w:name="reproducing-a-verdict-by-hand"/>
     <w:p>
       <w:pPr>
         <w:pStyle w:val="Heading3"/>
@@ -14776,8 +14862,8 @@
         <w:t xml:space="preserve">a verdict surprises you.</w:t>
       </w:r>
     </w:p>
-    <w:bookmarkEnd w:id="42"/>
-    <w:bookmarkStart w:id="43" w:name="personal-data-is-masked"/>
+    <w:bookmarkEnd w:id="43"/>
+    <w:bookmarkStart w:id="44" w:name="personal-data-is-masked"/>
     <w:p>
       <w:pPr>
         <w:pStyle w:val="Heading3"/>
@@ -15414,25 +15500,13 @@
         <w:rPr>
           <w:rStyle w:val="VerbatimChar"/>
         </w:rPr>
-        <w:t xml:space="preserve">web-11</w:t>
-      </w:r>
-      <w:r>
-        <w:t xml:space="preserve"> </w:t>
-      </w:r>
-      <w:r>
-        <w:t xml:space="preserve">(28 September 2026), published re-scored under v3.2 as</w:t>
-      </w:r>
-      <w:r>
-        <w:t xml:space="preserve"> </w:t>
-      </w:r>
-      <w:r>
-        <w:rPr>
-          <w:rStyle w:val="VerbatimChar"/>
-        </w:rPr>
-        <w:t xml:space="preserve">web-11-v3.2</w:t>
-      </w:r>
-      <w:r>
-        <w:t xml:space="preserve">, was collected</w:t>
+        <w:t xml:space="preserve">web-12</w:t>
+      </w:r>
+      <w:r>
+        <w:t xml:space="preserve"> </w:t>
+      </w:r>
+      <w:r>
+        <w:t xml:space="preserve">(28 September 2026) was collected</w:t>
       </w:r>
       <w:r>
         <w:t xml:space="preserve"> </w:t>
@@ -15444,7 +15518,7 @@
         <w:t xml:space="preserve"> </w:t>
       </w:r>
       <w:r>
-        <w:t xml:space="preserve">personal address or phone number. Two personal names that the masking does not cover were then removed by hand from the evidence, each replaced by a placeholder of the same length so every character count and verdict stays as collected: a quotation attribution on CERN's page (in</w:t>
+        <w:t xml:space="preserve">personal address or phone number. Two personal names that the masking does not cover were removed by hand from the evidence, each replaced by a placeholder of the same length so every character count and verdict stays as collected: a quotation attribution on CERN's page (in</w:t>
       </w:r>
       <w:r>
         <w:t xml:space="preserve"> </w:t>
@@ -15471,7 +15545,31 @@
         <w:t xml:space="preserve">egi.json</w:t>
       </w:r>
       <w:r>
-        <w:t xml:space="preserve">, where it had also been in earlier published runs). The masking handles addresses and phone numbers only, so a new run needs the same check for names. Before it, commit</w:t>
+        <w:t xml:space="preserve">, in the link text and, since</w:t>
+      </w:r>
+      <w:r>
+        <w:t xml:space="preserve"> </w:t>
+      </w:r>
+      <w:r>
+        <w:rPr>
+          <w:rStyle w:val="VerbatimChar"/>
+        </w:rPr>
+        <w:t xml:space="preserve">web-12</w:t>
+      </w:r>
+      <w:r>
+        <w:t xml:space="preserve">, also in the link's address,</w:t>
+      </w:r>
+      <w:r>
+        <w:t xml:space="preserve"> </w:t>
+      </w:r>
+      <w:r>
+        <w:rPr>
+          <w:rStyle w:val="VerbatimChar"/>
+        </w:rPr>
+        <w:t xml:space="preserve">/person/…/</w:t>
+      </w:r>
+      <w:r>
+        <w:t xml:space="preserve">, which earlier published runs still carried). The masking handles addresses and phone numbers only, so a new run needs the same check for names. Before it, commit</w:t>
       </w:r>
       <w:r>
         <w:t xml:space="preserve"> </w:t>
@@ -15823,9 +15921,9 @@
         </w:pict>
       </w:r>
     </w:p>
-    <w:bookmarkEnd w:id="43"/>
     <w:bookmarkEnd w:id="44"/>
-    <w:bookmarkStart w:id="47" w:name="the-test-suite"/>
+    <w:bookmarkEnd w:id="45"/>
+    <w:bookmarkStart w:id="48" w:name="the-test-suite"/>
     <w:p>
       <w:pPr>
         <w:pStyle w:val="Heading2"/>
@@ -16663,7 +16761,7 @@
       <w:r>
         <w:t xml:space="preserve"> </w:t>
       </w:r>
-      <w:hyperlink r:id="rId45">
+      <w:hyperlink r:id="rId46">
         <w:r>
           <w:rPr>
             <w:rStyle w:val="Hyperlink"/>
@@ -16727,7 +16825,7 @@
         <w:t xml:space="preserve">test_a_pipe_in_a_url_cannot_break_the_table</w:t>
       </w:r>
     </w:p>
-    <w:bookmarkStart w:id="46" w:name="a-note-on-what-a-passing-suite-means"/>
+    <w:bookmarkStart w:id="47" w:name="a-note-on-what-a-passing-suite-means"/>
     <w:p>
       <w:pPr>
         <w:pStyle w:val="Heading3"/>
@@ -16804,9 +16902,9 @@
         </w:pict>
       </w:r>
     </w:p>
-    <w:bookmarkEnd w:id="46"/>
     <w:bookmarkEnd w:id="47"/>
-    <w:bookmarkStart w:id="48" w:name="continuous-integration"/>
+    <w:bookmarkEnd w:id="48"/>
+    <w:bookmarkStart w:id="49" w:name="continuous-integration"/>
     <w:p>
       <w:pPr>
         <w:pStyle w:val="Heading2"/>
@@ -17479,8 +17577,8 @@
         </w:pict>
       </w:r>
     </w:p>
-    <w:bookmarkEnd w:id="48"/>
-    <w:bookmarkStart w:id="49" w:name="troubleshooting"/>
+    <w:bookmarkEnd w:id="49"/>
+    <w:bookmarkStart w:id="50" w:name="troubleshooting"/>
     <w:p>
       <w:pPr>
         <w:pStyle w:val="Heading2"/>
@@ -18685,8 +18783,8 @@
         </w:pict>
       </w:r>
     </w:p>
-    <w:bookmarkEnd w:id="49"/>
-    <w:bookmarkStart w:id="50" w:name="extending-it"/>
+    <w:bookmarkEnd w:id="50"/>
+    <w:bookmarkStart w:id="51" w:name="extending-it"/>
     <w:p>
       <w:pPr>
         <w:pStyle w:val="Heading2"/>
@@ -19320,8 +19418,8 @@
         <w:t xml:space="preserve">checklist transcription, so none of it is under this module's control.</w:t>
       </w:r>
     </w:p>
-    <w:bookmarkEnd w:id="50"/>
-    <w:bookmarkStart w:id="54" w:name="worked-examples"/>
+    <w:bookmarkEnd w:id="51"/>
+    <w:bookmarkStart w:id="55" w:name="worked-examples"/>
     <w:p>
       <w:pPr>
         <w:pStyle w:val="Heading2"/>
@@ -19618,7 +19716,7 @@
         <w:t xml:space="preserve">own run.</w:t>
       </w:r>
     </w:p>
-    <w:bookmarkStart w:id="51" w:name="X073cb44b8dc5d29e47f376bc008b8613dd82a6a"/>
+    <w:bookmarkStart w:id="52" w:name="X073cb44b8dc5d29e47f376bc008b8613dd82a6a"/>
     <w:p>
       <w:pPr>
         <w:pStyle w:val="Heading3"/>
@@ -19741,7 +19839,7 @@
       <w:r>
         <w:t xml:space="preserve"> </w:t>
       </w:r>
-      <w:hyperlink r:id="rId16">
+      <w:hyperlink r:id="rId17">
         <w:r>
           <w:rPr>
             <w:rStyle w:val="Hyperlink"/>
@@ -21213,7 +21311,7 @@
         <w:rPr>
           <w:rStyle w:val="VerbatimChar"/>
         </w:rPr>
-        <w:t xml:space="preserve">web-11-v3.2</w:t>
+        <w:t xml:space="preserve">web-12</w:t>
       </w:r>
       <w:r>
         <w:t xml:space="preserve">). Update it to the new run's shape.</w:t>
@@ -21422,8 +21520,8 @@
         <w:t xml:space="preserve"> push</w:t>
       </w:r>
     </w:p>
-    <w:bookmarkEnd w:id="51"/>
-    <w:bookmarkStart w:id="52" w:name="Xe23e918a40335caa5ab24e15a733d1ac9e4c070"/>
+    <w:bookmarkEnd w:id="52"/>
+    <w:bookmarkStart w:id="53" w:name="Xe23e918a40335caa5ab24e15a733d1ac9e4c070"/>
     <w:p>
       <w:pPr>
         <w:pStyle w:val="Heading3"/>
@@ -22680,8 +22778,8 @@
         <w:t xml:space="preserve">the documents together.</w:t>
       </w:r>
     </w:p>
-    <w:bookmarkEnd w:id="52"/>
-    <w:bookmarkStart w:id="53" w:name="Xa570dceeae7de3d84789b8e054a5bbb043a3946"/>
+    <w:bookmarkEnd w:id="53"/>
+    <w:bookmarkStart w:id="54" w:name="Xa570dceeae7de3d84789b8e054a5bbb043a3946"/>
     <w:p>
       <w:pPr>
         <w:pStyle w:val="Heading3"/>
@@ -24822,9 +24920,9 @@
         </w:pict>
       </w:r>
     </w:p>
-    <w:bookmarkEnd w:id="53"/>
     <w:bookmarkEnd w:id="54"/>
-    <w:bookmarkStart w:id="55" w:name="sources"/>
+    <w:bookmarkEnd w:id="55"/>
+    <w:bookmarkStart w:id="56" w:name="sources"/>
     <w:p>
       <w:pPr>
         <w:pStyle w:val="Heading2"/>
@@ -24956,9 +25054,9 @@
         <w:t xml:space="preserve">Playwright for Python: https://playwright.dev/python/</w:t>
       </w:r>
     </w:p>
-    <w:bookmarkEnd w:id="55"/>
+    <w:bookmarkEnd w:id="56"/>
     <w:sectPr>
-      <w:footerReference w:type="default" r:id="rId12"/>
+      <w:footerReference w:type="default" r:id="rId13"/>
       <w:footnotePr>
         <w:numRestart w:val="eachSect"/>
       </w:footnotePr>

--- a/docs/eosc-basic-compliance-guide.docx
+++ b/docs/eosc-basic-compliance-guide.docx
@@ -493,18 +493,77 @@
         <w:rPr>
           <w:rStyle w:val="VerbatimChar"/>
         </w:rPr>
+        <w:t xml:space="preserve">web-13</w:t>
+      </w:r>
+      <w:r>
+        <w:t xml:space="preserve">, collected by the GitHub workflow at</w:t>
+      </w:r>
+      <w:r>
+        <w:t xml:space="preserve"> </w:t>
+      </w:r>
+      <w:r>
+        <w:rPr>
+          <w:rStyle w:val="VerbatimChar"/>
+        </w:rPr>
+        <w:t xml:space="preserve">--depth 2</w:t>
+      </w:r>
+      <w:r>
+        <w:t xml:space="preserve"> </w:t>
+      </w:r>
+      <w:r>
+        <w:t xml:space="preserve">on 28 September 2026</w:t>
+      </w:r>
+      <w:r>
+        <w:t xml:space="preserve"> </w:t>
+      </w:r>
+      <w:r>
+        <w:t xml:space="preserve">between 22:53 and 22:57 UTC from all thirteen nodes</w:t>
+      </w:r>
+      <w:r>
+        <w:t xml:space="preserve"> </w:t>
+      </w:r>
+      <w:r>
+        <w:t xml:space="preserve">(</w:t>
+      </w:r>
+      <w:hyperlink r:id="rId10">
+        <w:r>
+          <w:rPr>
+            <w:rStyle w:val="Hyperlink"/>
+          </w:rPr>
+          <w:t xml:space="preserve">run 36494907672</w:t>
+        </w:r>
+      </w:hyperlink>
+      <w:r>
+        <w:t xml:space="preserve">), under v3.2: 49 PASS, 14 FAIL, 67</w:t>
+      </w:r>
+      <w:r>
+        <w:t xml:space="preserve"> </w:t>
+      </w:r>
+      <w:r>
+        <w:t xml:space="preserve">MANUAL_REVIEW at both depths, since the 19 second-hop pages changed no</w:t>
+      </w:r>
+      <w:r>
+        <w:t xml:space="preserve"> </w:t>
+      </w:r>
+      <w:r>
+        <w:t xml:space="preserve">verdict. It repeats cell for cell</w:t>
+      </w:r>
+      <w:r>
+        <w:t xml:space="preserve"> </w:t>
+      </w:r>
+      <w:r>
+        <w:rPr>
+          <w:rStyle w:val="VerbatimChar"/>
+        </w:rPr>
         <w:t xml:space="preserve">web-12</w:t>
       </w:r>
       <w:r>
-        <w:t xml:space="preserve">, collected by the GitHub workflow on 28 September 2026 between 22:34</w:t>
-      </w:r>
-      <w:r>
-        <w:t xml:space="preserve"> </w:t>
-      </w:r>
-      <w:r>
-        <w:t xml:space="preserve">and 22:38 UTC from all thirteen nodes (</w:t>
-      </w:r>
-      <w:hyperlink r:id="rId10">
+        <w:t xml:space="preserve"> </w:t>
+      </w:r>
+      <w:r>
+        <w:t xml:space="preserve">(</w:t>
+      </w:r>
+      <w:hyperlink r:id="rId11">
         <w:r>
           <w:rPr>
             <w:rStyle w:val="Hyperlink"/>
@@ -513,19 +572,13 @@
         </w:r>
       </w:hyperlink>
       <w:r>
-        <w:t xml:space="preserve">),</w:t>
-      </w:r>
-      <w:r>
-        <w:t xml:space="preserve"> </w:t>
-      </w:r>
-      <w:r>
-        <w:t xml:space="preserve">the first under v3.2: 49 PASS, 14 FAIL, 67 MANUAL_REVIEW. It repeats cell for</w:t>
-      </w:r>
-      <w:r>
-        <w:t xml:space="preserve"> </w:t>
-      </w:r>
-      <w:r>
-        <w:t xml:space="preserve">cell</w:t>
+        <w:t xml:space="preserve">), the first collection under v3.2, at</w:t>
+      </w:r>
+      <w:r>
+        <w:t xml:space="preserve"> </w:t>
+      </w:r>
+      <w:r>
+        <w:t xml:space="preserve">depth 1, and</w:t>
       </w:r>
       <w:r>
         <w:t xml:space="preserve"> </w:t>
@@ -554,7 +607,7 @@
       <w:r>
         <w:t xml:space="preserve">(</w:t>
       </w:r>
-      <w:hyperlink r:id="rId11">
+      <w:hyperlink r:id="rId12">
         <w:r>
           <w:rPr>
             <w:rStyle w:val="Hyperlink"/>
@@ -802,7 +855,7 @@
         </w:pict>
       </w:r>
     </w:p>
-    <w:bookmarkStart w:id="13" w:name="requirements"/>
+    <w:bookmarkStart w:id="14" w:name="requirements"/>
     <w:p>
       <w:pPr>
         <w:pStyle w:val="Heading2"/>
@@ -870,7 +923,7 @@
             <w:pPr>
               <w:pStyle w:val="Compact"/>
             </w:pPr>
-            <w:hyperlink r:id="rId12">
+            <w:hyperlink r:id="rId13">
               <w:r>
                 <w:rPr>
                   <w:rStyle w:val="VerbatimChar"/>
@@ -1236,8 +1289,8 @@
         </w:pict>
       </w:r>
     </w:p>
-    <w:bookmarkEnd w:id="13"/>
-    <w:bookmarkStart w:id="16" w:name="installation"/>
+    <w:bookmarkEnd w:id="14"/>
+    <w:bookmarkStart w:id="17" w:name="installation"/>
     <w:p>
       <w:pPr>
         <w:pStyle w:val="Heading2"/>
@@ -1536,7 +1589,7 @@
         <w:t xml:space="preserve">this step.</w:t>
       </w:r>
     </w:p>
-    <w:bookmarkStart w:id="14" w:name="what-needs-a-browser-and-what-does-not"/>
+    <w:bookmarkStart w:id="15" w:name="what-needs-a-browser-and-what-does-not"/>
     <w:p>
       <w:pPr>
         <w:pStyle w:val="Heading3"/>
@@ -2016,8 +2069,8 @@
         <w:t xml:space="preserve">.</w:t>
       </w:r>
     </w:p>
-    <w:bookmarkEnd w:id="14"/>
-    <w:bookmarkStart w:id="15" w:name="verifying-the-installation"/>
+    <w:bookmarkEnd w:id="15"/>
+    <w:bookmarkStart w:id="16" w:name="verifying-the-installation"/>
     <w:p>
       <w:pPr>
         <w:pStyle w:val="Heading3"/>
@@ -2139,9 +2192,9 @@
         </w:pict>
       </w:r>
     </w:p>
-    <w:bookmarkEnd w:id="15"/>
     <w:bookmarkEnd w:id="16"/>
-    <w:bookmarkStart w:id="30" w:name="configuration"/>
+    <w:bookmarkEnd w:id="17"/>
+    <w:bookmarkStart w:id="31" w:name="configuration"/>
     <w:p>
       <w:pPr>
         <w:pStyle w:val="Heading2"/>
@@ -2170,7 +2223,7 @@
         <w:t xml:space="preserve">edited; the third is a plain text list you write yourself.</w:t>
       </w:r>
     </w:p>
-    <w:bookmarkStart w:id="18" w:name="nodes.yaml-which-pages-to-check"/>
+    <w:bookmarkStart w:id="19" w:name="nodes.yaml-which-pages-to-check"/>
     <w:p>
       <w:pPr>
         <w:pStyle w:val="Heading3"/>
@@ -2565,7 +2618,7 @@
       <w:r>
         <w:t xml:space="preserve"> </w:t>
       </w:r>
-      <w:hyperlink r:id="rId17">
+      <w:hyperlink r:id="rId18">
         <w:r>
           <w:rPr>
             <w:rStyle w:val="Hyperlink"/>
@@ -2859,7 +2912,7 @@
         <w:rPr>
           <w:rStyle w:val="VerbatimChar"/>
         </w:rPr>
-        <w:t xml:space="preserve">web-12</w:t>
+        <w:t xml:space="preserve">web-13</w:t>
       </w:r>
       <w:r>
         <w:t xml:space="preserve"> </w:t>
@@ -2868,8 +2921,8 @@
         <w:t xml:space="preserve">(the published run).</w:t>
       </w:r>
     </w:p>
-    <w:bookmarkEnd w:id="18"/>
-    <w:bookmarkStart w:id="19" w:name="changing-a-nodes-url"/>
+    <w:bookmarkEnd w:id="19"/>
+    <w:bookmarkStart w:id="20" w:name="changing-a-nodes-url"/>
     <w:p>
       <w:pPr>
         <w:pStyle w:val="Heading3"/>
@@ -3657,12 +3710,41 @@
         <w:rPr>
           <w:rStyle w:val="NormalTok"/>
         </w:rPr>
-        <w:t xml:space="preserve"> web-12</w:t>
+        <w:t xml:space="preserve"> web-13</w:t>
       </w:r>
     </w:p>
     <w:p>
       <w:pPr>
         <w:pStyle w:val="FirstParagraph"/>
+      </w:pPr>
+      <w:r>
+        <w:t xml:space="preserve">The evidence records the depth it was collected at, so</w:t>
+      </w:r>
+      <w:r>
+        <w:t xml:space="preserve"> </w:t>
+      </w:r>
+      <w:r>
+        <w:rPr>
+          <w:rStyle w:val="VerbatimChar"/>
+        </w:rPr>
+        <w:t xml:space="preserve">assess</w:t>
+      </w:r>
+      <w:r>
+        <w:t xml:space="preserve"> </w:t>
+      </w:r>
+      <w:r>
+        <w:t xml:space="preserve">renders both</w:t>
+      </w:r>
+      <w:r>
+        <w:t xml:space="preserve"> </w:t>
+      </w:r>
+      <w:r>
+        <w:t xml:space="preserve">depths again without any option.</w:t>
+      </w:r>
+    </w:p>
+    <w:p>
+      <w:pPr>
+        <w:pStyle w:val="BodyText"/>
       </w:pPr>
       <w:r>
         <w:t xml:space="preserve">Run</w:t>
@@ -4078,8 +4160,8 @@
         <w:t xml:space="preserve">the next published run.</w:t>
       </w:r>
     </w:p>
-    <w:bookmarkEnd w:id="19"/>
-    <w:bookmarkStart w:id="20" w:name="checklistv3.2.yaml-the-rules"/>
+    <w:bookmarkEnd w:id="20"/>
+    <w:bookmarkStart w:id="21" w:name="checklistv3.2.yaml-the-rules"/>
     <w:p>
       <w:pPr>
         <w:pStyle w:val="Heading3"/>
@@ -4596,8 +4678,8 @@
         <w:t xml:space="preserve">section 11.</w:t>
       </w:r>
     </w:p>
-    <w:bookmarkEnd w:id="20"/>
-    <w:bookmarkStart w:id="27" w:name="the-approved-names-file---approved-names"/>
+    <w:bookmarkEnd w:id="21"/>
+    <w:bookmarkStart w:id="28" w:name="the-approved-names-file---approved-names"/>
     <w:p>
       <w:pPr>
         <w:pStyle w:val="Heading3"/>
@@ -4859,7 +4941,7 @@
         <w:t xml:space="preserve">the names they think it did.</w:t>
       </w:r>
     </w:p>
-    <w:bookmarkStart w:id="21" w:name="which-list-is-used"/>
+    <w:bookmarkStart w:id="22" w:name="which-list-is-used"/>
     <w:p>
       <w:pPr>
         <w:pStyle w:val="Heading4"/>
@@ -5099,8 +5181,8 @@
         <w:t xml:space="preserve">.</w:t>
       </w:r>
     </w:p>
-    <w:bookmarkEnd w:id="21"/>
-    <w:bookmarkStart w:id="22" w:name="supplying-your-own-list"/>
+    <w:bookmarkEnd w:id="22"/>
+    <w:bookmarkStart w:id="23" w:name="supplying-your-own-list"/>
     <w:p>
       <w:pPr>
         <w:pStyle w:val="Heading4"/>
@@ -5447,8 +5529,8 @@
         <w:t xml:space="preserve">is unaffected.</w:t>
       </w:r>
     </w:p>
-    <w:bookmarkEnd w:id="22"/>
-    <w:bookmarkStart w:id="23" w:name="how-a-name-is-matched"/>
+    <w:bookmarkEnd w:id="23"/>
+    <w:bookmarkStart w:id="24" w:name="how-a-name-is-matched"/>
     <w:p>
       <w:pPr>
         <w:pStyle w:val="Heading4"/>
@@ -6196,8 +6278,8 @@
         <w:t xml:space="preserve">matches none of the twelve.</w:t>
       </w:r>
     </w:p>
-    <w:bookmarkEnd w:id="23"/>
-    <w:bookmarkStart w:id="24" w:name="a-match-is-not-proof-of-the-right-name"/>
+    <w:bookmarkEnd w:id="24"/>
+    <w:bookmarkStart w:id="25" w:name="a-match-is-not-proof-of-the-right-name"/>
     <w:p>
       <w:pPr>
         <w:pStyle w:val="Heading4"/>
@@ -6470,8 +6552,8 @@
         <w:t xml:space="preserve">file's header comment says the same thing.</w:t>
       </w:r>
     </w:p>
-    <w:bookmarkEnd w:id="24"/>
-    <w:bookmarkStart w:id="25" w:name="which-list-was-used-is-recorded"/>
+    <w:bookmarkEnd w:id="25"/>
+    <w:bookmarkStart w:id="26" w:name="which-list-was-used-is-recorded"/>
     <w:p>
       <w:pPr>
         <w:pStyle w:val="Heading4"/>
@@ -6556,8 +6638,8 @@
         <w:t xml:space="preserve"> checklist/approved-names.txt</w:t>
       </w:r>
     </w:p>
-    <w:bookmarkEnd w:id="25"/>
-    <w:bookmarkStart w:id="26" w:name="what-the-official-list-actually-finds"/>
+    <w:bookmarkEnd w:id="26"/>
+    <w:bookmarkStart w:id="27" w:name="what-the-official-list-actually-finds"/>
     <w:p>
       <w:pPr>
         <w:pStyle w:val="Heading4"/>
@@ -7122,9 +7204,9 @@
         <w:t xml:space="preserve">file before assuming the page is at fault.</w:t>
       </w:r>
     </w:p>
-    <w:bookmarkEnd w:id="26"/>
     <w:bookmarkEnd w:id="27"/>
-    <w:bookmarkStart w:id="28" w:name="adding-a-node"/>
+    <w:bookmarkEnd w:id="28"/>
+    <w:bookmarkStart w:id="29" w:name="adding-a-node"/>
     <w:p>
       <w:pPr>
         <w:pStyle w:val="Heading3"/>
@@ -7269,7 +7351,7 @@
       <w:r>
         <w:t xml:space="preserve"> </w:t>
       </w:r>
-      <w:hyperlink r:id="rId17">
+      <w:hyperlink r:id="rId18">
         <w:r>
           <w:rPr>
             <w:rStyle w:val="Hyperlink"/>
@@ -7867,8 +7949,8 @@
         <w:t xml:space="preserve">unless you intend to publish a partial one and say so.</w:t>
       </w:r>
     </w:p>
-    <w:bookmarkEnd w:id="28"/>
-    <w:bookmarkStart w:id="29" w:name="X84bdf4d6d4e37947911920c44f1c0e29ac695a1"/>
+    <w:bookmarkEnd w:id="29"/>
+    <w:bookmarkStart w:id="30" w:name="X84bdf4d6d4e37947911920c44f1c0e29ac695a1"/>
     <w:p>
       <w:pPr>
         <w:pStyle w:val="Heading3"/>
@@ -8093,9 +8175,9 @@
         </w:pict>
       </w:r>
     </w:p>
-    <w:bookmarkEnd w:id="29"/>
     <w:bookmarkEnd w:id="30"/>
-    <w:bookmarkStart w:id="39" w:name="running-it"/>
+    <w:bookmarkEnd w:id="31"/>
+    <w:bookmarkStart w:id="40" w:name="running-it"/>
     <w:p>
       <w:pPr>
         <w:pStyle w:val="Heading2"/>
@@ -8141,7 +8223,7 @@
         <w:t xml:space="preserve">requests.</w:t>
       </w:r>
     </w:p>
-    <w:bookmarkStart w:id="31" w:name="the-commands"/>
+    <w:bookmarkStart w:id="32" w:name="the-commands"/>
     <w:p>
       <w:pPr>
         <w:pStyle w:val="Heading3"/>
@@ -8257,8 +8339,8 @@
         <w:t xml:space="preserve"># one node's results in the terminal</w:t>
       </w:r>
     </w:p>
-    <w:bookmarkEnd w:id="31"/>
-    <w:bookmarkStart w:id="32" w:name="listing-the-configuration"/>
+    <w:bookmarkEnd w:id="32"/>
+    <w:bookmarkStart w:id="33" w:name="listing-the-configuration"/>
     <w:p>
       <w:pPr>
         <w:pStyle w:val="Heading3"/>
@@ -9162,8 +9244,8 @@
         <w:t xml:space="preserve">the next run will check.</w:t>
       </w:r>
     </w:p>
-    <w:bookmarkEnd w:id="32"/>
-    <w:bookmarkStart w:id="33" w:name="useful-options"/>
+    <w:bookmarkEnd w:id="33"/>
+    <w:bookmarkStart w:id="34" w:name="useful-options"/>
     <w:p>
       <w:pPr>
         <w:pStyle w:val="Heading3"/>
@@ -10403,8 +10485,8 @@
         </w:tc>
       </w:tr>
     </w:tbl>
-    <w:bookmarkEnd w:id="33"/>
-    <w:bookmarkStart w:id="34" w:name="only-narrows-the-fetch-not-the-report"/>
+    <w:bookmarkEnd w:id="34"/>
+    <w:bookmarkStart w:id="35" w:name="only-narrows-the-fetch-not-the-report"/>
     <w:p>
       <w:pPr>
         <w:pStyle w:val="Heading3"/>
@@ -11017,8 +11099,8 @@
         <w:t xml:space="preserve"> run basic-check assess</w:t>
       </w:r>
     </w:p>
-    <w:bookmarkEnd w:id="34"/>
-    <w:bookmarkStart w:id="35" w:name="skip-leaves-nodes-out-and-says-so"/>
+    <w:bookmarkEnd w:id="35"/>
+    <w:bookmarkStart w:id="36" w:name="skip-leaves-nodes-out-and-says-so"/>
     <w:p>
       <w:pPr>
         <w:pStyle w:val="Heading3"/>
@@ -11588,8 +11670,8 @@
         <w:t xml:space="preserve">fetches EUDAT alone.</w:t>
       </w:r>
     </w:p>
-    <w:bookmarkEnd w:id="35"/>
-    <w:bookmarkStart w:id="36" w:name="checking-a-page-not-in-nodesyaml"/>
+    <w:bookmarkEnd w:id="36"/>
+    <w:bookmarkStart w:id="37" w:name="checking-a-page-not-in-nodesyaml"/>
     <w:p>
       <w:pPr>
         <w:pStyle w:val="Heading3"/>
@@ -11677,8 +11759,8 @@
         <w:t xml:space="preserve">stray single-page file that looks official is a genuine hazard.</w:t>
       </w:r>
     </w:p>
-    <w:bookmarkEnd w:id="36"/>
-    <w:bookmarkStart w:id="37" w:name="Xff864b2a738710e69d56a09dc1146f678e1e3b2"/>
+    <w:bookmarkEnd w:id="37"/>
+    <w:bookmarkStart w:id="38" w:name="Xff864b2a738710e69d56a09dc1146f678e1e3b2"/>
     <w:p>
       <w:pPr>
         <w:pStyle w:val="Heading3"/>
@@ -12383,8 +12465,8 @@
         <w:t xml:space="preserve"> /tmp/copy</w:t>
       </w:r>
     </w:p>
-    <w:bookmarkEnd w:id="37"/>
-    <w:bookmarkStart w:id="38" w:name="checking-a-node-at-an-alternative-url"/>
+    <w:bookmarkEnd w:id="38"/>
+    <w:bookmarkStart w:id="39" w:name="checking-a-node-at-an-alternative-url"/>
     <w:p>
       <w:pPr>
         <w:pStyle w:val="Heading3"/>
@@ -13064,9 +13146,9 @@
         </w:pict>
       </w:r>
     </w:p>
-    <w:bookmarkEnd w:id="38"/>
     <w:bookmarkEnd w:id="39"/>
-    <w:bookmarkStart w:id="41" w:name="how-deep-to-go---depth"/>
+    <w:bookmarkEnd w:id="40"/>
+    <w:bookmarkStart w:id="42" w:name="how-deep-to-go---depth"/>
     <w:p>
       <w:pPr>
         <w:pStyle w:val="Heading2"/>
@@ -13293,7 +13375,31 @@
               <w:pStyle w:val="Compact"/>
             </w:pPr>
             <w:r>
-              <w:t xml:space="preserve">44 (13 + 31), the published run</w:t>
+              <w:t xml:space="preserve">44 (13 + 31), and the same on 28 Sep (</w:t>
+            </w:r>
+            <w:r>
+              <w:rPr>
+                <w:rStyle w:val="VerbatimChar"/>
+              </w:rPr>
+              <w:t xml:space="preserve">web-10</w:t>
+            </w:r>
+            <w:r>
+              <w:t xml:space="preserve"> </w:t>
+            </w:r>
+            <w:r>
+              <w:t xml:space="preserve">to</w:t>
+            </w:r>
+            <w:r>
+              <w:t xml:space="preserve"> </w:t>
+            </w:r>
+            <w:r>
+              <w:rPr>
+                <w:rStyle w:val="VerbatimChar"/>
+              </w:rPr>
+              <w:t xml:space="preserve">web-12</w:t>
+            </w:r>
+            <w:r>
+              <w:t xml:space="preserve">)</w:t>
             </w:r>
           </w:p>
         </w:tc>
@@ -13372,7 +13478,19 @@
               <w:pStyle w:val="Compact"/>
             </w:pPr>
             <w:r>
-              <w:t xml:space="preserve">not run</w:t>
+              <w:t xml:space="preserve">not run; 63 (13 + 31 + 19) on 28 Sep, run</w:t>
+            </w:r>
+            <w:r>
+              <w:t xml:space="preserve"> </w:t>
+            </w:r>
+            <w:r>
+              <w:rPr>
+                <w:rStyle w:val="VerbatimChar"/>
+              </w:rPr>
+              <w:t xml:space="preserve">web-13</w:t>
+            </w:r>
+            <w:r>
+              <w:t xml:space="preserve">, the published run</w:t>
             </w:r>
           </w:p>
         </w:tc>
@@ -13671,16 +13789,70 @@
         <w:t xml:space="preserve"> </w:t>
       </w:r>
       <w:r>
-        <w:t xml:space="preserve">either kind. Run it yourself before assuming the same holds for another</w:t>
-      </w:r>
-      <w:r>
-        <w:t xml:space="preserve"> </w:t>
-      </w:r>
-      <w:r>
-        <w:t xml:space="preserve">federation or a later date.</w:t>
-      </w:r>
-    </w:p>
-    <w:bookmarkStart w:id="40" w:name="X2a91d9b1ee4bf6327b51d59c91d7740875558d5"/>
+        <w:t xml:space="preserve">either kind.</w:t>
+      </w:r>
+      <w:r>
+        <w:t xml:space="preserve"> </w:t>
+      </w:r>
+      <w:r>
+        <w:rPr>
+          <w:b/>
+          <w:bCs/>
+        </w:rPr>
+        <w:t xml:space="preserve">Depth 2, 28 September 2026 (run</w:t>
+      </w:r>
+      <w:r>
+        <w:rPr>
+          <w:b/>
+          <w:bCs/>
+        </w:rPr>
+        <w:t xml:space="preserve"> </w:t>
+      </w:r>
+      <w:r>
+        <w:rPr>
+          <w:rStyle w:val="VerbatimChar"/>
+          <w:b/>
+          <w:bCs/>
+        </w:rPr>
+        <w:t xml:space="preserve">web-13</w:t>
+      </w:r>
+      <w:r>
+        <w:rPr>
+          <w:b/>
+          <w:bCs/>
+        </w:rPr>
+        <w:t xml:space="preserve">, checklist v3.2):</w:t>
+      </w:r>
+      <w:r>
+        <w:t xml:space="preserve"> </w:t>
+      </w:r>
+      <w:r>
+        <w:t xml:space="preserve">19 second-hop pages on top of the 31 depth-1 links, and again</w:t>
+      </w:r>
+      <w:r>
+        <w:t xml:space="preserve"> </w:t>
+      </w:r>
+      <w:r>
+        <w:rPr>
+          <w:b/>
+          <w:bCs/>
+        </w:rPr>
+        <w:t xml:space="preserve">zero</w:t>
+      </w:r>
+      <w:r>
+        <w:t xml:space="preserve"> </w:t>
+      </w:r>
+      <w:r>
+        <w:t xml:space="preserve">verdicts changed: 49 PASS, 14 FAIL and 67 review at both depths. The second hop reached governance, secretariat and news pages, which is also where it met a personal name that depth 1 had never collected (section on masking). Run it yourself before assuming the same holds for</w:t>
+      </w:r>
+      <w:r>
+        <w:t xml:space="preserve"> </w:t>
+      </w:r>
+      <w:r>
+        <w:t xml:space="preserve">another federation or a later date.</w:t>
+      </w:r>
+    </w:p>
+    <w:bookmarkStart w:id="41" w:name="X2a91d9b1ee4bf6327b51d59c91d7740875558d5"/>
     <w:p>
       <w:pPr>
         <w:pStyle w:val="Heading3"/>
@@ -13877,9 +14049,9 @@
         </w:pict>
       </w:r>
     </w:p>
-    <w:bookmarkEnd w:id="40"/>
     <w:bookmarkEnd w:id="41"/>
-    <w:bookmarkStart w:id="45" w:name="reading-the-output"/>
+    <w:bookmarkEnd w:id="42"/>
+    <w:bookmarkStart w:id="46" w:name="reading-the-output"/>
     <w:p>
       <w:pPr>
         <w:pStyle w:val="Heading2"/>
@@ -14208,7 +14380,7 @@
         </w:tc>
       </w:tr>
     </w:tbl>
-    <w:bookmarkStart w:id="42" w:name="the-four-verdicts"/>
+    <w:bookmarkStart w:id="43" w:name="the-four-verdicts"/>
     <w:p>
       <w:pPr>
         <w:pStyle w:val="Heading3"/>
@@ -14677,8 +14849,8 @@
         <w:t xml:space="preserve">26 September, and the same four cells are review there.</w:t>
       </w:r>
     </w:p>
-    <w:bookmarkEnd w:id="42"/>
-    <w:bookmarkStart w:id="43" w:name="reproducing-a-verdict-by-hand"/>
+    <w:bookmarkEnd w:id="43"/>
+    <w:bookmarkStart w:id="44" w:name="reproducing-a-verdict-by-hand"/>
     <w:p>
       <w:pPr>
         <w:pStyle w:val="Heading3"/>
@@ -14862,8 +15034,8 @@
         <w:t xml:space="preserve">a verdict surprises you.</w:t>
       </w:r>
     </w:p>
-    <w:bookmarkEnd w:id="43"/>
-    <w:bookmarkStart w:id="44" w:name="personal-data-is-masked"/>
+    <w:bookmarkEnd w:id="44"/>
+    <w:bookmarkStart w:id="45" w:name="personal-data-is-masked"/>
     <w:p>
       <w:pPr>
         <w:pStyle w:val="Heading3"/>
@@ -15500,63 +15672,63 @@
         <w:rPr>
           <w:rStyle w:val="VerbatimChar"/>
         </w:rPr>
+        <w:t xml:space="preserve">web-13</w:t>
+      </w:r>
+      <w:r>
+        <w:t xml:space="preserve"> </w:t>
+      </w:r>
+      <w:r>
+        <w:t xml:space="preserve">(28 September 2026) was collected</w:t>
+      </w:r>
+      <w:r>
+        <w:t xml:space="preserve"> </w:t>
+      </w:r>
+      <w:r>
+        <w:t xml:space="preserve">with masking in place, and a search of all its evidence and reports found no</w:t>
+      </w:r>
+      <w:r>
+        <w:t xml:space="preserve"> </w:t>
+      </w:r>
+      <w:r>
+        <w:t xml:space="preserve">personal address or phone number. Two personal names that the masking does not cover were removed by hand from the evidence, each replaced by a placeholder of the same length so every character count and verdict stays as collected: a quotation attribution on CERN's page (in</w:t>
+      </w:r>
+      <w:r>
+        <w:t xml:space="preserve"> </w:t>
+      </w:r>
+      <w:r>
+        <w:rPr>
+          <w:rStyle w:val="VerbatimChar"/>
+        </w:rPr>
+        <w:t xml:space="preserve">cern.json</w:t>
+      </w:r>
+      <w:r>
+        <w:t xml:space="preserve"> </w:t>
+      </w:r>
+      <w:r>
+        <w:t xml:space="preserve">and in its screenshot) and the node coordinator named on EGI's page (in</w:t>
+      </w:r>
+      <w:r>
+        <w:t xml:space="preserve"> </w:t>
+      </w:r>
+      <w:r>
+        <w:rPr>
+          <w:rStyle w:val="VerbatimChar"/>
+        </w:rPr>
+        <w:t xml:space="preserve">egi.json</w:t>
+      </w:r>
+      <w:r>
+        <w:t xml:space="preserve">, in the link text and, since</w:t>
+      </w:r>
+      <w:r>
+        <w:t xml:space="preserve"> </w:t>
+      </w:r>
+      <w:r>
+        <w:rPr>
+          <w:rStyle w:val="VerbatimChar"/>
+        </w:rPr>
         <w:t xml:space="preserve">web-12</w:t>
       </w:r>
       <w:r>
-        <w:t xml:space="preserve"> </w:t>
-      </w:r>
-      <w:r>
-        <w:t xml:space="preserve">(28 September 2026) was collected</w:t>
-      </w:r>
-      <w:r>
-        <w:t xml:space="preserve"> </w:t>
-      </w:r>
-      <w:r>
-        <w:t xml:space="preserve">with masking in place, and a search of all its evidence and reports found no</w:t>
-      </w:r>
-      <w:r>
-        <w:t xml:space="preserve"> </w:t>
-      </w:r>
-      <w:r>
-        <w:t xml:space="preserve">personal address or phone number. Two personal names that the masking does not cover were removed by hand from the evidence, each replaced by a placeholder of the same length so every character count and verdict stays as collected: a quotation attribution on CERN's page (in</w:t>
-      </w:r>
-      <w:r>
-        <w:t xml:space="preserve"> </w:t>
-      </w:r>
-      <w:r>
-        <w:rPr>
-          <w:rStyle w:val="VerbatimChar"/>
-        </w:rPr>
-        <w:t xml:space="preserve">cern.json</w:t>
-      </w:r>
-      <w:r>
-        <w:t xml:space="preserve"> </w:t>
-      </w:r>
-      <w:r>
-        <w:t xml:space="preserve">and in its screenshot) and the node coordinator named on EGI's page (in</w:t>
-      </w:r>
-      <w:r>
-        <w:t xml:space="preserve"> </w:t>
-      </w:r>
-      <w:r>
-        <w:rPr>
-          <w:rStyle w:val="VerbatimChar"/>
-        </w:rPr>
-        <w:t xml:space="preserve">egi.json</w:t>
-      </w:r>
-      <w:r>
-        <w:t xml:space="preserve">, in the link text and, since</w:t>
-      </w:r>
-      <w:r>
-        <w:t xml:space="preserve"> </w:t>
-      </w:r>
-      <w:r>
-        <w:rPr>
-          <w:rStyle w:val="VerbatimChar"/>
-        </w:rPr>
-        <w:t xml:space="preserve">web-12</w:t>
-      </w:r>
-      <w:r>
         <w:t xml:space="preserve">, also in the link's address,</w:t>
       </w:r>
       <w:r>
@@ -15569,7 +15741,34 @@
         <w:t xml:space="preserve">/person/…/</w:t>
       </w:r>
       <w:r>
-        <w:t xml:space="preserve">, which earlier published runs still carried). The masking handles addresses and phone numbers only, so a new run needs the same check for names. Before it, commit</w:t>
+        <w:t xml:space="preserve">, which earlier published runs still carried). The second hop of</w:t>
+      </w:r>
+      <w:r>
+        <w:t xml:space="preserve"> </w:t>
+      </w:r>
+      <w:r>
+        <w:rPr>
+          <w:rStyle w:val="VerbatimChar"/>
+        </w:rPr>
+        <w:t xml:space="preserve">web-13</w:t>
+      </w:r>
+      <w:r>
+        <w:t xml:space="preserve"> </w:t>
+      </w:r>
+      <w:r>
+        <w:t xml:space="preserve">added a third: a person quoted in a news item on a Czechia page reached only at depth 2 (in</w:t>
+      </w:r>
+      <w:r>
+        <w:t xml:space="preserve"> </w:t>
+      </w:r>
+      <w:r>
+        <w:rPr>
+          <w:rStyle w:val="VerbatimChar"/>
+        </w:rPr>
+        <w:t xml:space="preserve">eosc-cz.json</w:t>
+      </w:r>
+      <w:r>
+        <w:t xml:space="preserve">, in the quotation and in the address of the interview it links to). A deeper run reads more pages, and so needs this check more. The masking handles addresses and phone numbers only, so a new run needs the same check for names. Before it, commit</w:t>
       </w:r>
       <w:r>
         <w:t xml:space="preserve"> </w:t>
@@ -15921,9 +16120,9 @@
         </w:pict>
       </w:r>
     </w:p>
-    <w:bookmarkEnd w:id="44"/>
     <w:bookmarkEnd w:id="45"/>
-    <w:bookmarkStart w:id="48" w:name="the-test-suite"/>
+    <w:bookmarkEnd w:id="46"/>
+    <w:bookmarkStart w:id="49" w:name="the-test-suite"/>
     <w:p>
       <w:pPr>
         <w:pStyle w:val="Heading2"/>
@@ -16761,7 +16960,7 @@
       <w:r>
         <w:t xml:space="preserve"> </w:t>
       </w:r>
-      <w:hyperlink r:id="rId46">
+      <w:hyperlink r:id="rId47">
         <w:r>
           <w:rPr>
             <w:rStyle w:val="Hyperlink"/>
@@ -16825,7 +17024,7 @@
         <w:t xml:space="preserve">test_a_pipe_in_a_url_cannot_break_the_table</w:t>
       </w:r>
     </w:p>
-    <w:bookmarkStart w:id="47" w:name="a-note-on-what-a-passing-suite-means"/>
+    <w:bookmarkStart w:id="48" w:name="a-note-on-what-a-passing-suite-means"/>
     <w:p>
       <w:pPr>
         <w:pStyle w:val="Heading3"/>
@@ -16902,9 +17101,9 @@
         </w:pict>
       </w:r>
     </w:p>
-    <w:bookmarkEnd w:id="47"/>
     <w:bookmarkEnd w:id="48"/>
-    <w:bookmarkStart w:id="49" w:name="continuous-integration"/>
+    <w:bookmarkEnd w:id="49"/>
+    <w:bookmarkStart w:id="50" w:name="continuous-integration"/>
     <w:p>
       <w:pPr>
         <w:pStyle w:val="Heading2"/>
@@ -17577,8 +17776,8 @@
         </w:pict>
       </w:r>
     </w:p>
-    <w:bookmarkEnd w:id="49"/>
-    <w:bookmarkStart w:id="50" w:name="troubleshooting"/>
+    <w:bookmarkEnd w:id="50"/>
+    <w:bookmarkStart w:id="51" w:name="troubleshooting"/>
     <w:p>
       <w:pPr>
         <w:pStyle w:val="Heading2"/>
@@ -18783,8 +18982,8 @@
         </w:pict>
       </w:r>
     </w:p>
-    <w:bookmarkEnd w:id="50"/>
-    <w:bookmarkStart w:id="51" w:name="extending-it"/>
+    <w:bookmarkEnd w:id="51"/>
+    <w:bookmarkStart w:id="52" w:name="extending-it"/>
     <w:p>
       <w:pPr>
         <w:pStyle w:val="Heading2"/>
@@ -19418,8 +19617,8 @@
         <w:t xml:space="preserve">checklist transcription, so none of it is under this module's control.</w:t>
       </w:r>
     </w:p>
-    <w:bookmarkEnd w:id="51"/>
-    <w:bookmarkStart w:id="55" w:name="worked-examples"/>
+    <w:bookmarkEnd w:id="52"/>
+    <w:bookmarkStart w:id="56" w:name="worked-examples"/>
     <w:p>
       <w:pPr>
         <w:pStyle w:val="Heading2"/>
@@ -19716,7 +19915,7 @@
         <w:t xml:space="preserve">own run.</w:t>
       </w:r>
     </w:p>
-    <w:bookmarkStart w:id="52" w:name="X073cb44b8dc5d29e47f376bc008b8613dd82a6a"/>
+    <w:bookmarkStart w:id="53" w:name="X073cb44b8dc5d29e47f376bc008b8613dd82a6a"/>
     <w:p>
       <w:pPr>
         <w:pStyle w:val="Heading3"/>
@@ -19839,7 +20038,7 @@
       <w:r>
         <w:t xml:space="preserve"> </w:t>
       </w:r>
-      <w:hyperlink r:id="rId17">
+      <w:hyperlink r:id="rId18">
         <w:r>
           <w:rPr>
             <w:rStyle w:val="Hyperlink"/>
@@ -21311,7 +21510,7 @@
         <w:rPr>
           <w:rStyle w:val="VerbatimChar"/>
         </w:rPr>
-        <w:t xml:space="preserve">web-12</w:t>
+        <w:t xml:space="preserve">web-13</w:t>
       </w:r>
       <w:r>
         <w:t xml:space="preserve">). Update it to the new run's shape.</w:t>
@@ -21520,8 +21719,8 @@
         <w:t xml:space="preserve"> push</w:t>
       </w:r>
     </w:p>
-    <w:bookmarkEnd w:id="52"/>
-    <w:bookmarkStart w:id="53" w:name="Xe23e918a40335caa5ab24e15a733d1ac9e4c070"/>
+    <w:bookmarkEnd w:id="53"/>
+    <w:bookmarkStart w:id="54" w:name="Xe23e918a40335caa5ab24e15a733d1ac9e4c070"/>
     <w:p>
       <w:pPr>
         <w:pStyle w:val="Heading3"/>
@@ -22778,8 +22977,8 @@
         <w:t xml:space="preserve">the documents together.</w:t>
       </w:r>
     </w:p>
-    <w:bookmarkEnd w:id="53"/>
-    <w:bookmarkStart w:id="54" w:name="Xa570dceeae7de3d84789b8e054a5bbb043a3946"/>
+    <w:bookmarkEnd w:id="54"/>
+    <w:bookmarkStart w:id="55" w:name="Xa570dceeae7de3d84789b8e054a5bbb043a3946"/>
     <w:p>
       <w:pPr>
         <w:pStyle w:val="Heading3"/>
@@ -24920,9 +25119,9 @@
         </w:pict>
       </w:r>
     </w:p>
-    <w:bookmarkEnd w:id="54"/>
     <w:bookmarkEnd w:id="55"/>
-    <w:bookmarkStart w:id="56" w:name="sources"/>
+    <w:bookmarkEnd w:id="56"/>
+    <w:bookmarkStart w:id="57" w:name="sources"/>
     <w:p>
       <w:pPr>
         <w:pStyle w:val="Heading2"/>
@@ -25054,9 +25253,9 @@
         <w:t xml:space="preserve">Playwright for Python: https://playwright.dev/python/</w:t>
       </w:r>
     </w:p>
-    <w:bookmarkEnd w:id="56"/>
+    <w:bookmarkEnd w:id="57"/>
     <w:sectPr>
-      <w:footerReference w:type="default" r:id="rId13"/>
+      <w:footerReference w:type="default" r:id="rId14"/>
       <w:footnotePr>
         <w:numRestart w:val="eachSect"/>
       </w:footnotePr>

--- a/docs/eosc-basic-compliance-guide.docx
+++ b/docs/eosc-basic-compliance-guide.docx
@@ -23,7 +23,7 @@
         <w:pStyle w:val="Author"/>
       </w:pPr>
       <w:r>
-        <w:t xml:space="preserve">Verified against a clean clone on 26 September 2026 — rebuilt 29 September 2026 for checklist v3.2</w:t>
+        <w:t xml:space="preserve">Verified against a clean clone on 26 September 2026 — rebuilt 29 September 2026 for the re-issued checklist v3.2</w:t>
       </w:r>
     </w:p>
     <w:p>
@@ -269,7 +269,7 @@
         <w:t xml:space="preserve"> </w:t>
       </w:r>
       <w:r>
-        <w:t xml:space="preserve">count (438), the tallies and the rebuild of the published report were re-measured</w:t>
+        <w:t xml:space="preserve">count (449), the tallies and the rebuild of the published report were re-measured</w:t>
       </w:r>
       <w:r>
         <w:t xml:space="preserve"> </w:t>
@@ -308,19 +308,19 @@
         <w:t xml:space="preserve">checklist/v3.2.yaml</w:t>
       </w:r>
       <w:r>
-        <w:t xml:space="preserve">). Only item 5 changed,</w:t>
-      </w:r>
-      <w:r>
-        <w:t xml:space="preserve"> </w:t>
-      </w:r>
-      <w:r>
-        <w:t xml:space="preserve">and it became stricter: the purpose description, the Acceptable Use Policy and</w:t>
-      </w:r>
-      <w:r>
-        <w:t xml:space="preserve"> </w:t>
-      </w:r>
-      <w:r>
-        <w:t xml:space="preserve">the User Access Policy of every Node Exchange resource must now be available</w:t>
+        <w:t xml:space="preserve">). Only item 5 changed:</w:t>
+      </w:r>
+      <w:r>
+        <w:t xml:space="preserve"> </w:t>
+      </w:r>
+      <w:r>
+        <w:t xml:space="preserve">the purpose description, the Acceptable Use Policy and the User Access Policy</w:t>
+      </w:r>
+      <w:r>
+        <w:t xml:space="preserve"> </w:t>
+      </w:r>
+      <w:r>
+        <w:t xml:space="preserve">of every Node Exchange resource must now be available</w:t>
       </w:r>
       <w:r>
         <w:t xml:space="preserve"> </w:t>
@@ -336,7 +336,13 @@
         <w:t xml:space="preserve"> </w:t>
       </w:r>
       <w:r>
-        <w:t xml:space="preserve">directly on the NLP</w:t>
+        <w:t xml:space="preserve">on the NLP,</w:t>
+      </w:r>
+      <w:r>
+        <w:t xml:space="preserve"> </w:t>
+      </w:r>
+      <w:r>
+        <w:t xml:space="preserve">directly or via intermediate web pages linked by the NLP,</w:t>
       </w:r>
       <w:r>
         <w:t xml:space="preserve"> </w:t>
@@ -352,13 +358,76 @@
         <w:t xml:space="preserve"> </w:t>
       </w:r>
       <w:r>
-        <w:t xml:space="preserve">in the resource's EOSC Catalogue metadata,</w:t>
-      </w:r>
-      <w:r>
-        <w:t xml:space="preserve"> </w:t>
-      </w:r>
-      <w:r>
-        <w:t xml:space="preserve">where v3.1 asked for either. So a landing page that links to no AUP or UAP now</w:t>
+        <w:t xml:space="preserve">in the</w:t>
+      </w:r>
+      <w:r>
+        <w:t xml:space="preserve"> </w:t>
+      </w:r>
+      <w:r>
+        <w:t xml:space="preserve">resource's EOSC Catalogue metadata, where v3.1 asked for either. The document</w:t>
+      </w:r>
+      <w:r>
+        <w:t xml:space="preserve"> </w:t>
+      </w:r>
+      <w:r>
+        <w:t xml:space="preserve">was re-issued on 29 September 2026 with this wording; the first copy, which</w:t>
+      </w:r>
+      <w:r>
+        <w:t xml:space="preserve"> </w:t>
+      </w:r>
+      <w:r>
+        <w:t xml:space="preserve">required them "directly on the NLP", is discarded and its hash replaced. So a</w:t>
+      </w:r>
+      <w:r>
+        <w:t xml:space="preserve"> </w:t>
+      </w:r>
+      <w:r>
+        <w:t xml:space="preserve">pointer on the landing page, or on a policies, legal, services or resources</w:t>
+      </w:r>
+      <w:r>
+        <w:t xml:space="preserve"> </w:t>
+      </w:r>
+      <w:r>
+        <w:t xml:space="preserve">page it links to, settles the NLP half, and the crawler follows such links</w:t>
+      </w:r>
+      <w:r>
+        <w:t xml:space="preserve"> </w:t>
+      </w:r>
+      <w:r>
+        <w:t xml:space="preserve">(purposes</w:t>
+      </w:r>
+      <w:r>
+        <w:t xml:space="preserve"> </w:t>
+      </w:r>
+      <w:r>
+        <w:rPr>
+          <w:rStyle w:val="VerbatimChar"/>
+        </w:rPr>
+        <w:t xml:space="preserve">5p</w:t>
+      </w:r>
+      <w:r>
+        <w:t xml:space="preserve"> </w:t>
+      </w:r>
+      <w:r>
+        <w:t xml:space="preserve">and</w:t>
+      </w:r>
+      <w:r>
+        <w:t xml:space="preserve"> </w:t>
+      </w:r>
+      <w:r>
+        <w:rPr>
+          <w:rStyle w:val="VerbatimChar"/>
+        </w:rPr>
+        <w:t xml:space="preserve">5s</w:t>
+      </w:r>
+      <w:r>
+        <w:t xml:space="preserve">). A landing page with no pointer anywhere the tool</w:t>
+      </w:r>
+      <w:r>
+        <w:t xml:space="preserve"> </w:t>
+      </w:r>
+      <w:r>
+        <w:t xml:space="preserve">read</w:t>
       </w:r>
       <w:r>
         <w:t xml:space="preserve"> </w:t>
@@ -374,25 +443,31 @@
         <w:t xml:space="preserve"> </w:t>
       </w:r>
       <w:r>
-        <w:t xml:space="preserve">5b or 5c instead of going to review. Two notes in the new item 5</w:t>
-      </w:r>
-      <w:r>
-        <w:t xml:space="preserve"> </w:t>
-      </w:r>
-      <w:r>
-        <w:t xml:space="preserve">keep review rather than FAIL where they apply: one document may serve as both</w:t>
-      </w:r>
-      <w:r>
-        <w:t xml:space="preserve"> </w:t>
-      </w:r>
-      <w:r>
-        <w:t xml:space="preserve">AUP and UAP, and datasets, archives and software may provide them through a</w:t>
-      </w:r>
-      <w:r>
-        <w:t xml:space="preserve"> </w:t>
-      </w:r>
-      <w:r>
-        <w:t xml:space="preserve">product licence. The rule is selected by the checklist file (</w:t>
+        <w:t xml:space="preserve">5b or 5c, unless it links to such a page the tool did not read,</w:t>
+      </w:r>
+      <w:r>
+        <w:t xml:space="preserve"> </w:t>
+      </w:r>
+      <w:r>
+        <w:t xml:space="preserve">which is review. Two notes in the new item 5 also keep review rather than</w:t>
+      </w:r>
+      <w:r>
+        <w:t xml:space="preserve"> </w:t>
+      </w:r>
+      <w:r>
+        <w:t xml:space="preserve">FAIL: one document may serve as both AUP and UAP, and datasets, archives and</w:t>
+      </w:r>
+      <w:r>
+        <w:t xml:space="preserve"> </w:t>
+      </w:r>
+      <w:r>
+        <w:t xml:space="preserve">software may provide them through a product licence. The rule is selected by</w:t>
+      </w:r>
+      <w:r>
+        <w:t xml:space="preserve"> </w:t>
+      </w:r>
+      <w:r>
+        <w:t xml:space="preserve">the checklist file (</w:t>
       </w:r>
       <w:r>
         <w:rPr>
@@ -401,13 +476,13 @@
         <w:t xml:space="preserve">item5_on_nlp</w:t>
       </w:r>
       <w:r>
-        <w:t xml:space="preserve">),</w:t>
-      </w:r>
-      <w:r>
-        <w:t xml:space="preserve"> </w:t>
-      </w:r>
-      <w:r>
-        <w:t xml:space="preserve">so runs made under v3.0 and v3.1 still rebuild exactly with</w:t>
+        <w:t xml:space="preserve">), so runs made under v3.0 and v3.1 still</w:t>
+      </w:r>
+      <w:r>
+        <w:t xml:space="preserve"> </w:t>
+      </w:r>
+      <w:r>
+        <w:t xml:space="preserve">rebuild exactly with</w:t>
       </w:r>
       <w:r>
         <w:t xml:space="preserve"> </w:t>
@@ -434,13 +509,13 @@
         <w:t xml:space="preserve"> </w:t>
       </w:r>
       <w:r>
-        <w:t xml:space="preserve">lists the differences point by point, and section 5 of</w:t>
-      </w:r>
-      <w:r>
-        <w:t xml:space="preserve"> </w:t>
-      </w:r>
-      <w:r>
-        <w:t xml:space="preserve">the</w:t>
+        <w:t xml:space="preserve">lists the</w:t>
+      </w:r>
+      <w:r>
+        <w:t xml:space="preserve"> </w:t>
+      </w:r>
+      <w:r>
+        <w:t xml:space="preserve">differences point by point, and section 5 of the</w:t>
       </w:r>
       <w:r>
         <w:t xml:space="preserve"> </w:t>
@@ -469,7 +544,7 @@
           <w:b/>
           <w:bCs/>
         </w:rPr>
-        <w:t xml:space="preserve">The published run changed on 29 September 2026.</w:t>
+        <w:t xml:space="preserve">The published run changed again on 29 September 2026.</w:t>
       </w:r>
       <w:r>
         <w:t xml:space="preserve"> </w:t>
@@ -484,7 +559,115 @@
         <w:t xml:space="preserve"> </w:t>
       </w:r>
       <w:r>
-        <w:t xml:space="preserve">now holds run</w:t>
+        <w:t xml:space="preserve">now</w:t>
+      </w:r>
+      <w:r>
+        <w:t xml:space="preserve"> </w:t>
+      </w:r>
+      <w:r>
+        <w:t xml:space="preserve">holds</w:t>
+      </w:r>
+      <w:r>
+        <w:t xml:space="preserve"> </w:t>
+      </w:r>
+      <w:r>
+        <w:rPr>
+          <w:rStyle w:val="VerbatimChar"/>
+        </w:rPr>
+        <w:t xml:space="preserve">web-13-rescored</w:t>
+      </w:r>
+      <w:r>
+        <w:t xml:space="preserve">: the evidence of</w:t>
+      </w:r>
+      <w:r>
+        <w:t xml:space="preserve"> </w:t>
+      </w:r>
+      <w:r>
+        <w:rPr>
+          <w:rStyle w:val="VerbatimChar"/>
+        </w:rPr>
+        <w:t xml:space="preserve">web-13</w:t>
+      </w:r>
+      <w:r>
+        <w:t xml:space="preserve">, described next, scored</w:t>
+      </w:r>
+      <w:r>
+        <w:t xml:space="preserve"> </w:t>
+      </w:r>
+      <w:r>
+        <w:t xml:space="preserve">again against the re-issued v3.2 without contacting any node. It gives 50</w:t>
+      </w:r>
+      <w:r>
+        <w:t xml:space="preserve"> </w:t>
+      </w:r>
+      <w:r>
+        <w:t xml:space="preserve">PASS, 8 FAIL and 72 MANUAL_REVIEW at both depths. The six 5b/5c FAILs of CERN,</w:t>
+      </w:r>
+      <w:r>
+        <w:t xml:space="preserve"> </w:t>
+      </w:r>
+      <w:r>
+        <w:t xml:space="preserve">Data Terra and PaNOSC are review, because each links to a services or</w:t>
+      </w:r>
+      <w:r>
+        <w:t xml:space="preserve"> </w:t>
+      </w:r>
+      <w:r>
+        <w:t xml:space="preserve">policies page that</w:t>
+      </w:r>
+      <w:r>
+        <w:t xml:space="preserve"> </w:t>
+      </w:r>
+      <w:r>
+        <w:rPr>
+          <w:rStyle w:val="VerbatimChar"/>
+        </w:rPr>
+        <w:t xml:space="preserve">web-13</w:t>
+      </w:r>
+      <w:r>
+        <w:t xml:space="preserve"> </w:t>
+      </w:r>
+      <w:r>
+        <w:t xml:space="preserve">did not read, and BBMRI-ERIC's 5b passes via its</w:t>
+      </w:r>
+      <w:r>
+        <w:t xml:space="preserve"> </w:t>
+      </w:r>
+      <w:r>
+        <w:t xml:space="preserve">Access Policies page, which links the AUP. A new collection would read those</w:t>
+      </w:r>
+      <w:r>
+        <w:t xml:space="preserve"> </w:t>
+      </w:r>
+      <w:r>
+        <w:t xml:space="preserve">pages.</w:t>
+      </w:r>
+    </w:p>
+    <w:p>
+      <w:pPr>
+        <w:pStyle w:val="BlockText"/>
+      </w:pPr>
+      <w:r>
+        <w:rPr>
+          <w:b/>
+          <w:bCs/>
+        </w:rPr>
+        <w:t xml:space="preserve">Before that,</w:t>
+      </w:r>
+      <w:r>
+        <w:t xml:space="preserve"> </w:t>
+      </w:r>
+      <w:r>
+        <w:rPr>
+          <w:rStyle w:val="VerbatimChar"/>
+        </w:rPr>
+        <w:t xml:space="preserve">results/</w:t>
+      </w:r>
+      <w:r>
+        <w:t xml:space="preserve"> </w:t>
+      </w:r>
+      <w:r>
+        <w:t xml:space="preserve">held run</w:t>
       </w:r>
       <w:r>
         <w:t xml:space="preserve"> </w:t>
@@ -534,7 +717,7 @@
         </w:r>
       </w:hyperlink>
       <w:r>
-        <w:t xml:space="preserve">), under v3.2: 49 PASS, 14 FAIL, 67</w:t>
+        <w:t xml:space="preserve">), under the first copy of v3.2: 49 PASS, 14 FAIL, 67</w:t>
       </w:r>
       <w:r>
         <w:t xml:space="preserve"> </w:t>
@@ -2039,7 +2222,7 @@
         <w:t xml:space="preserve"> </w:t>
       </w:r>
       <w:r>
-        <w:t xml:space="preserve">438 tests still pass, while</w:t>
+        <w:t xml:space="preserve">449 tests still pass, while</w:t>
       </w:r>
       <w:r>
         <w:t xml:space="preserve"> </w:t>
@@ -2111,7 +2294,7 @@
         <w:rPr>
           <w:rStyle w:val="CommentTok"/>
         </w:rPr>
-        <w:t xml:space="preserve"># expect: 438 passed</w:t>
+        <w:t xml:space="preserve"># expect: 449 passed</w:t>
       </w:r>
       <w:r>
         <w:br/>
@@ -2918,7 +3101,19 @@
         <w:t xml:space="preserve"> </w:t>
       </w:r>
       <w:r>
-        <w:t xml:space="preserve">(the published run).</w:t>
+        <w:t xml:space="preserve">(published re-scored as</w:t>
+      </w:r>
+      <w:r>
+        <w:t xml:space="preserve"> </w:t>
+      </w:r>
+      <w:r>
+        <w:rPr>
+          <w:rStyle w:val="VerbatimChar"/>
+        </w:rPr>
+        <w:t xml:space="preserve">web-13-rescored</w:t>
+      </w:r>
+      <w:r>
+        <w:t xml:space="preserve">).</w:t>
       </w:r>
     </w:p>
     <w:bookmarkEnd w:id="19"/>
@@ -3710,7 +3905,7 @@
         <w:rPr>
           <w:rStyle w:val="NormalTok"/>
         </w:rPr>
-        <w:t xml:space="preserve"> web-13</w:t>
+        <w:t xml:space="preserve"> web-13-rescored</w:t>
       </w:r>
     </w:p>
     <w:p>
@@ -3819,7 +4014,13 @@
         <w:t xml:space="preserve"> </w:t>
       </w:r>
       <w:r>
-        <w:t xml:space="preserve">for the v3.2 scoring (49 PASS, 14 FAIL, 67 MANUAL_REVIEW)</w:t>
+        <w:t xml:space="preserve">for the v3.2 scoring (49 PASS, 14 FAIL, 67 MANUAL_REVIEW</w:t>
+      </w:r>
+      <w:r>
+        <w:t xml:space="preserve"> </w:t>
+      </w:r>
+      <w:r>
+        <w:t xml:space="preserve">under the discarded first copy of v3.2; the current rules give other figures)</w:t>
       </w:r>
       <w:r>
         <w:t xml:space="preserve"> </w:t>
@@ -3916,7 +4117,7 @@
         <w:t xml:space="preserve"> </w:t>
       </w:r>
       <w:r>
-        <w:t xml:space="preserve">exactly, apart from the generation time, with 49 PASS, 14 FAIL and 67</w:t>
+        <w:t xml:space="preserve">exactly, apart from the generation time, with 50 PASS, 8 FAIL and 72</w:t>
       </w:r>
       <w:r>
         <w:t xml:space="preserve"> </w:t>
@@ -4357,13 +4558,13 @@
         <w:t xml:space="preserve"> </w:t>
       </w:r>
       <w:r>
-        <w:t xml:space="preserve">value the rules take from the file: it selects the stricter item 5 rule</w:t>
-      </w:r>
-      <w:r>
-        <w:t xml:space="preserve"> </w:t>
-      </w:r>
-      <w:r>
-        <w:t xml:space="preserve">(policies linked from the NLP, and in the Catalogue).</w:t>
+        <w:t xml:space="preserve">value the rules take from the file: it selects the item 5 rule of v3.2</w:t>
+      </w:r>
+      <w:r>
+        <w:t xml:space="preserve"> </w:t>
+      </w:r>
+      <w:r>
+        <w:t xml:space="preserve">(policies linked from the NLP or a page it links to, and in the Catalogue).</w:t>
       </w:r>
       <w:r>
         <w:t xml:space="preserve"> </w:t>
@@ -13342,7 +13543,7 @@
               <w:pStyle w:val="Compact"/>
             </w:pPr>
             <w:r>
-              <w:t xml:space="preserve">The landing page, plus links from it that could settle a checklist point — policy, contact, about. At most 8 per node, 2 per point.</w:t>
+              <w:t xml:space="preserve">The landing page, plus links from it that could settle a checklist point — policy, contact, about, and, for item 5, policies, legal, services and resources pages. At most 8 per node, 2 per purpose.</w:t>
             </w:r>
           </w:p>
         </w:tc>
@@ -13843,7 +14044,7 @@
         <w:t xml:space="preserve"> </w:t>
       </w:r>
       <w:r>
-        <w:t xml:space="preserve">verdicts changed: 49 PASS, 14 FAIL and 67 review at both depths. The second hop reached governance, secretariat and news pages, which is also where it met a personal name that depth 1 had never collected (section on masking). Run it yourself before assuming the same holds for</w:t>
+        <w:t xml:space="preserve">verdicts changed: 49 PASS, 14 FAIL and 67 review at both depths under the first copy of v3.2, and 50 PASS, 8 FAIL and 72 review at both depths when re-scored against the re-issued one. The second hop reached governance, secretariat and news pages, which is also where it met a personal name that depth 1 had never collected (section on masking). Run it yourself before assuming the same holds for</w:t>
       </w:r>
       <w:r>
         <w:t xml:space="preserve"> </w:t>
@@ -15678,7 +15879,19 @@
         <w:t xml:space="preserve"> </w:t>
       </w:r>
       <w:r>
-        <w:t xml:space="preserve">(28 September 2026) was collected</w:t>
+        <w:t xml:space="preserve">(28 September 2026), published re-scored as</w:t>
+      </w:r>
+      <w:r>
+        <w:t xml:space="preserve"> </w:t>
+      </w:r>
+      <w:r>
+        <w:rPr>
+          <w:rStyle w:val="VerbatimChar"/>
+        </w:rPr>
+        <w:t xml:space="preserve">web-13-rescored</w:t>
+      </w:r>
+      <w:r>
+        <w:t xml:space="preserve">, was collected</w:t>
       </w:r>
       <w:r>
         <w:t xml:space="preserve"> </w:t>
@@ -16163,7 +16376,7 @@
         <w:rPr>
           <w:rStyle w:val="CommentTok"/>
         </w:rPr>
-        <w:t xml:space="preserve"># 438 tests, offline, a few seconds</w:t>
+        <w:t xml:space="preserve"># 449 tests, offline, a few seconds</w:t>
       </w:r>
       <w:r>
         <w:br/>
@@ -21591,7 +21804,7 @@
         <w:t xml:space="preserve"> </w:t>
       </w:r>
       <w:r>
-        <w:t xml:space="preserve">("130 cells: 49 PASS · 14 FAIL · 67 review");</w:t>
+        <w:t xml:space="preserve">("130 cells: 50 PASS · 8 FAIL · 72 review");</w:t>
       </w:r>
     </w:p>
     <w:p>

--- a/docs/eosc-basic-compliance-guide.docx
+++ b/docs/eosc-basic-compliance-guide.docx
@@ -269,7 +269,7 @@
         <w:t xml:space="preserve"> </w:t>
       </w:r>
       <w:r>
-        <w:t xml:space="preserve">count (449), the tallies and the rebuild of the published report were re-measured</w:t>
+        <w:t xml:space="preserve">count (450), the tallies and the rebuild of the published report were re-measured</w:t>
       </w:r>
       <w:r>
         <w:t xml:space="preserve"> </w:t>
@@ -565,93 +565,174 @@
         <w:t xml:space="preserve"> </w:t>
       </w:r>
       <w:r>
-        <w:t xml:space="preserve">holds</w:t>
-      </w:r>
-      <w:r>
-        <w:t xml:space="preserve"> </w:t>
-      </w:r>
-      <w:r>
-        <w:rPr>
-          <w:rStyle w:val="VerbatimChar"/>
-        </w:rPr>
-        <w:t xml:space="preserve">web-13-rescored</w:t>
-      </w:r>
-      <w:r>
-        <w:t xml:space="preserve">: the evidence of</w:t>
-      </w:r>
-      <w:r>
-        <w:t xml:space="preserve"> </w:t>
-      </w:r>
-      <w:r>
-        <w:rPr>
-          <w:rStyle w:val="VerbatimChar"/>
-        </w:rPr>
-        <w:t xml:space="preserve">web-13</w:t>
-      </w:r>
-      <w:r>
-        <w:t xml:space="preserve">, described next, scored</w:t>
-      </w:r>
-      <w:r>
-        <w:t xml:space="preserve"> </w:t>
-      </w:r>
-      <w:r>
-        <w:t xml:space="preserve">again against the re-issued v3.2 without contacting any node. It gives 50</w:t>
-      </w:r>
-      <w:r>
-        <w:t xml:space="preserve"> </w:t>
-      </w:r>
-      <w:r>
-        <w:t xml:space="preserve">PASS, 8 FAIL and 72 MANUAL_REVIEW at both depths. The six 5b/5c FAILs of CERN,</w:t>
-      </w:r>
-      <w:r>
-        <w:t xml:space="preserve"> </w:t>
-      </w:r>
-      <w:r>
-        <w:t xml:space="preserve">Data Terra and PaNOSC are review, because each links to a services or</w:t>
-      </w:r>
-      <w:r>
-        <w:t xml:space="preserve"> </w:t>
-      </w:r>
-      <w:r>
-        <w:t xml:space="preserve">policies page that</w:t>
-      </w:r>
-      <w:r>
-        <w:t xml:space="preserve"> </w:t>
-      </w:r>
-      <w:r>
-        <w:rPr>
-          <w:rStyle w:val="VerbatimChar"/>
-        </w:rPr>
-        <w:t xml:space="preserve">web-13</w:t>
-      </w:r>
-      <w:r>
-        <w:t xml:space="preserve"> </w:t>
-      </w:r>
-      <w:r>
-        <w:t xml:space="preserve">did not read, and BBMRI-ERIC's 5b passes via its</w:t>
-      </w:r>
-      <w:r>
-        <w:t xml:space="preserve"> </w:t>
-      </w:r>
-      <w:r>
-        <w:t xml:space="preserve">Access Policies page, which links the AUP. A new collection would read those</w:t>
-      </w:r>
-      <w:r>
-        <w:t xml:space="preserve"> </w:t>
-      </w:r>
-      <w:r>
-        <w:t xml:space="preserve">pages.</w:t>
-      </w:r>
-    </w:p>
-    <w:p>
-      <w:pPr>
-        <w:pStyle w:val="BlockText"/>
-      </w:pPr>
+        <w:t xml:space="preserve">holds run</w:t>
+      </w:r>
+      <w:r>
+        <w:t xml:space="preserve"> </w:t>
+      </w:r>
+      <w:r>
+        <w:rPr>
+          <w:rStyle w:val="VerbatimChar"/>
+        </w:rPr>
+        <w:t xml:space="preserve">web-14</w:t>
+      </w:r>
+      <w:r>
+        <w:t xml:space="preserve">, collected by the GitHub workflow at</w:t>
+      </w:r>
+      <w:r>
+        <w:t xml:space="preserve"> </w:t>
+      </w:r>
+      <w:r>
+        <w:rPr>
+          <w:rStyle w:val="VerbatimChar"/>
+        </w:rPr>
+        <w:t xml:space="preserve">--depth 2</w:t>
+      </w:r>
+      <w:r>
+        <w:t xml:space="preserve"> </w:t>
+      </w:r>
+      <w:r>
+        <w:t xml:space="preserve">on</w:t>
+      </w:r>
+      <w:r>
+        <w:t xml:space="preserve"> </w:t>
+      </w:r>
+      <w:r>
+        <w:t xml:space="preserve">28 September 2026 between 23:43 and 23:50 UTC from all thirteen nodes</w:t>
+      </w:r>
+      <w:r>
+        <w:t xml:space="preserve"> </w:t>
+      </w:r>
+      <w:r>
+        <w:t xml:space="preserve">(</w:t>
+      </w:r>
+      <w:hyperlink r:id="rId10">
+        <w:r>
+          <w:rPr>
+            <w:rStyle w:val="Hyperlink"/>
+          </w:rPr>
+          <w:t xml:space="preserve">run 36499442323</w:t>
+        </w:r>
+      </w:hyperlink>
+      <w:r>
+        <w:t xml:space="preserve">, commit</w:t>
+      </w:r>
+      <w:r>
+        <w:t xml:space="preserve"> </w:t>
+      </w:r>
+      <w:r>
+        <w:rPr>
+          <w:rStyle w:val="VerbatimChar"/>
+        </w:rPr>
+        <w:t xml:space="preserve">9c291f9</w:t>
+      </w:r>
+      <w:r>
+        <w:t xml:space="preserve">), under the re-issued v3.2: 52 PASS, 10 FAIL and 68</w:t>
+      </w:r>
+      <w:r>
+        <w:t xml:space="preserve"> </w:t>
+      </w:r>
+      <w:r>
+        <w:t xml:space="preserve">MANUAL_REVIEW at both depths. It is the first run that reads the policies and</w:t>
+      </w:r>
+      <w:r>
+        <w:t xml:space="preserve"> </w:t>
+      </w:r>
+      <w:r>
+        <w:t xml:space="preserve">services pages linked from the landing pages. CERN's 5b and 5c pass through</w:t>
+      </w:r>
+      <w:r>
+        <w:t xml:space="preserve"> </w:t>
+      </w:r>
+      <w:r>
+        <w:t xml:space="preserve">its Policies page; Data Terra's fail after its services pages were read (a</w:t>
+      </w:r>
+      <w:r>
+        <w:t xml:space="preserve"> </w:t>
+      </w:r>
+      <w:r>
+        <w:t xml:space="preserve">French-named policy would be missed, so check it by hand); PaNOSC's are review.</w:t>
+      </w:r>
+      <w:r>
+        <w:t xml:space="preserve"> </w:t>
+      </w:r>
+      <w:r>
+        <w:t xml:space="preserve">It has</w:t>
+      </w:r>
+      <w:r>
+        <w:t xml:space="preserve"> </w:t>
+      </w:r>
       <w:r>
         <w:rPr>
           <w:b/>
           <w:bCs/>
         </w:rPr>
+        <w:t xml:space="preserve">not</w:t>
+      </w:r>
+      <w:r>
+        <w:t xml:space="preserve"> </w:t>
+      </w:r>
+      <w:r>
+        <w:t xml:space="preserve">been reviewed by hand. Before it,</w:t>
+      </w:r>
+      <w:r>
+        <w:t xml:space="preserve"> </w:t>
+      </w:r>
+      <w:r>
+        <w:rPr>
+          <w:rStyle w:val="VerbatimChar"/>
+        </w:rPr>
+        <w:t xml:space="preserve">results/</w:t>
+      </w:r>
+      <w:r>
+        <w:t xml:space="preserve"> </w:t>
+      </w:r>
+      <w:r>
+        <w:t xml:space="preserve">briefly held</w:t>
+      </w:r>
+      <w:r>
+        <w:t xml:space="preserve"> </w:t>
+      </w:r>
+      <w:r>
+        <w:rPr>
+          <w:rStyle w:val="VerbatimChar"/>
+        </w:rPr>
+        <w:t xml:space="preserve">web-13-rescored</w:t>
+      </w:r>
+      <w:r>
+        <w:t xml:space="preserve">, the evidence of</w:t>
+      </w:r>
+      <w:r>
+        <w:t xml:space="preserve"> </w:t>
+      </w:r>
+      <w:r>
+        <w:rPr>
+          <w:rStyle w:val="VerbatimChar"/>
+        </w:rPr>
+        <w:t xml:space="preserve">web-13</w:t>
+      </w:r>
+      <w:r>
+        <w:t xml:space="preserve"> </w:t>
+      </w:r>
+      <w:r>
+        <w:t xml:space="preserve">scored offline against the</w:t>
+      </w:r>
+      <w:r>
+        <w:t xml:space="preserve"> </w:t>
+      </w:r>
+      <w:r>
+        <w:t xml:space="preserve">re-issued v3.2 (50 PASS, 8 FAIL, 72 MANUAL_REVIEW).</w:t>
+      </w:r>
+    </w:p>
+    <w:p>
+      <w:pPr>
+        <w:pStyle w:val="BlockText"/>
+      </w:pPr>
+      <w:r>
+        <w:rPr>
+          <w:b/>
+          <w:bCs/>
+        </w:rPr>
         <w:t xml:space="preserve">Before that,</w:t>
       </w:r>
       <w:r>
@@ -708,7 +789,7 @@
       <w:r>
         <w:t xml:space="preserve">(</w:t>
       </w:r>
-      <w:hyperlink r:id="rId10">
+      <w:hyperlink r:id="rId11">
         <w:r>
           <w:rPr>
             <w:rStyle w:val="Hyperlink"/>
@@ -746,7 +827,7 @@
       <w:r>
         <w:t xml:space="preserve">(</w:t>
       </w:r>
-      <w:hyperlink r:id="rId11">
+      <w:hyperlink r:id="rId12">
         <w:r>
           <w:rPr>
             <w:rStyle w:val="Hyperlink"/>
@@ -790,7 +871,7 @@
       <w:r>
         <w:t xml:space="preserve">(</w:t>
       </w:r>
-      <w:hyperlink r:id="rId12">
+      <w:hyperlink r:id="rId13">
         <w:r>
           <w:rPr>
             <w:rStyle w:val="Hyperlink"/>
@@ -1038,7 +1119,7 @@
         </w:pict>
       </w:r>
     </w:p>
-    <w:bookmarkStart w:id="14" w:name="requirements"/>
+    <w:bookmarkStart w:id="15" w:name="requirements"/>
     <w:p>
       <w:pPr>
         <w:pStyle w:val="Heading2"/>
@@ -1106,7 +1187,7 @@
             <w:pPr>
               <w:pStyle w:val="Compact"/>
             </w:pPr>
-            <w:hyperlink r:id="rId13">
+            <w:hyperlink r:id="rId14">
               <w:r>
                 <w:rPr>
                   <w:rStyle w:val="VerbatimChar"/>
@@ -1472,8 +1553,8 @@
         </w:pict>
       </w:r>
     </w:p>
-    <w:bookmarkEnd w:id="14"/>
-    <w:bookmarkStart w:id="17" w:name="installation"/>
+    <w:bookmarkEnd w:id="15"/>
+    <w:bookmarkStart w:id="18" w:name="installation"/>
     <w:p>
       <w:pPr>
         <w:pStyle w:val="Heading2"/>
@@ -1772,7 +1853,7 @@
         <w:t xml:space="preserve">this step.</w:t>
       </w:r>
     </w:p>
-    <w:bookmarkStart w:id="15" w:name="what-needs-a-browser-and-what-does-not"/>
+    <w:bookmarkStart w:id="16" w:name="what-needs-a-browser-and-what-does-not"/>
     <w:p>
       <w:pPr>
         <w:pStyle w:val="Heading3"/>
@@ -2222,7 +2303,7 @@
         <w:t xml:space="preserve"> </w:t>
       </w:r>
       <w:r>
-        <w:t xml:space="preserve">449 tests still pass, while</w:t>
+        <w:t xml:space="preserve">450 tests still pass, while</w:t>
       </w:r>
       <w:r>
         <w:t xml:space="preserve"> </w:t>
@@ -2252,8 +2333,8 @@
         <w:t xml:space="preserve">.</w:t>
       </w:r>
     </w:p>
-    <w:bookmarkEnd w:id="15"/>
-    <w:bookmarkStart w:id="16" w:name="verifying-the-installation"/>
+    <w:bookmarkEnd w:id="16"/>
+    <w:bookmarkStart w:id="17" w:name="verifying-the-installation"/>
     <w:p>
       <w:pPr>
         <w:pStyle w:val="Heading3"/>
@@ -2294,7 +2375,7 @@
         <w:rPr>
           <w:rStyle w:val="CommentTok"/>
         </w:rPr>
-        <w:t xml:space="preserve"># expect: 449 passed</w:t>
+        <w:t xml:space="preserve"># expect: 450 passed</w:t>
       </w:r>
       <w:r>
         <w:br/>
@@ -2375,9 +2456,9 @@
         </w:pict>
       </w:r>
     </w:p>
-    <w:bookmarkEnd w:id="16"/>
     <w:bookmarkEnd w:id="17"/>
-    <w:bookmarkStart w:id="31" w:name="configuration"/>
+    <w:bookmarkEnd w:id="18"/>
+    <w:bookmarkStart w:id="32" w:name="configuration"/>
     <w:p>
       <w:pPr>
         <w:pStyle w:val="Heading2"/>
@@ -2406,7 +2487,7 @@
         <w:t xml:space="preserve">edited; the third is a plain text list you write yourself.</w:t>
       </w:r>
     </w:p>
-    <w:bookmarkStart w:id="19" w:name="nodes.yaml-which-pages-to-check"/>
+    <w:bookmarkStart w:id="20" w:name="nodes.yaml-which-pages-to-check"/>
     <w:p>
       <w:pPr>
         <w:pStyle w:val="Heading3"/>
@@ -2801,7 +2882,7 @@
       <w:r>
         <w:t xml:space="preserve"> </w:t>
       </w:r>
-      <w:hyperlink r:id="rId18">
+      <w:hyperlink r:id="rId19">
         <w:r>
           <w:rPr>
             <w:rStyle w:val="Hyperlink"/>
@@ -3095,29 +3176,17 @@
         <w:rPr>
           <w:rStyle w:val="VerbatimChar"/>
         </w:rPr>
-        <w:t xml:space="preserve">web-13</w:t>
-      </w:r>
-      <w:r>
-        <w:t xml:space="preserve"> </w:t>
-      </w:r>
-      <w:r>
-        <w:t xml:space="preserve">(published re-scored as</w:t>
-      </w:r>
-      <w:r>
-        <w:t xml:space="preserve"> </w:t>
-      </w:r>
-      <w:r>
-        <w:rPr>
-          <w:rStyle w:val="VerbatimChar"/>
-        </w:rPr>
-        <w:t xml:space="preserve">web-13-rescored</w:t>
-      </w:r>
-      <w:r>
-        <w:t xml:space="preserve">).</w:t>
-      </w:r>
-    </w:p>
-    <w:bookmarkEnd w:id="19"/>
-    <w:bookmarkStart w:id="20" w:name="changing-a-nodes-url"/>
+        <w:t xml:space="preserve">web-14</w:t>
+      </w:r>
+      <w:r>
+        <w:t xml:space="preserve"> </w:t>
+      </w:r>
+      <w:r>
+        <w:t xml:space="preserve">(the published run).</w:t>
+      </w:r>
+    </w:p>
+    <w:bookmarkEnd w:id="20"/>
+    <w:bookmarkStart w:id="21" w:name="changing-a-nodes-url"/>
     <w:p>
       <w:pPr>
         <w:pStyle w:val="Heading3"/>
@@ -3905,7 +3974,7 @@
         <w:rPr>
           <w:rStyle w:val="NormalTok"/>
         </w:rPr>
-        <w:t xml:space="preserve"> web-13-rescored</w:t>
+        <w:t xml:space="preserve"> web-14</w:t>
       </w:r>
     </w:p>
     <w:p>
@@ -4117,7 +4186,7 @@
         <w:t xml:space="preserve"> </w:t>
       </w:r>
       <w:r>
-        <w:t xml:space="preserve">exactly, apart from the generation time, with 50 PASS, 8 FAIL and 72</w:t>
+        <w:t xml:space="preserve">exactly, apart from the generation time, with 52 PASS, 10 FAIL and 68</w:t>
       </w:r>
       <w:r>
         <w:t xml:space="preserve"> </w:t>
@@ -4361,8 +4430,8 @@
         <w:t xml:space="preserve">the next published run.</w:t>
       </w:r>
     </w:p>
-    <w:bookmarkEnd w:id="20"/>
-    <w:bookmarkStart w:id="21" w:name="checklistv3.2.yaml-the-rules"/>
+    <w:bookmarkEnd w:id="21"/>
+    <w:bookmarkStart w:id="22" w:name="checklistv3.2.yaml-the-rules"/>
     <w:p>
       <w:pPr>
         <w:pStyle w:val="Heading3"/>
@@ -4879,8 +4948,8 @@
         <w:t xml:space="preserve">section 11.</w:t>
       </w:r>
     </w:p>
-    <w:bookmarkEnd w:id="21"/>
-    <w:bookmarkStart w:id="28" w:name="the-approved-names-file---approved-names"/>
+    <w:bookmarkEnd w:id="22"/>
+    <w:bookmarkStart w:id="29" w:name="the-approved-names-file---approved-names"/>
     <w:p>
       <w:pPr>
         <w:pStyle w:val="Heading3"/>
@@ -5142,7 +5211,7 @@
         <w:t xml:space="preserve">the names they think it did.</w:t>
       </w:r>
     </w:p>
-    <w:bookmarkStart w:id="22" w:name="which-list-is-used"/>
+    <w:bookmarkStart w:id="23" w:name="which-list-is-used"/>
     <w:p>
       <w:pPr>
         <w:pStyle w:val="Heading4"/>
@@ -5382,8 +5451,8 @@
         <w:t xml:space="preserve">.</w:t>
       </w:r>
     </w:p>
-    <w:bookmarkEnd w:id="22"/>
-    <w:bookmarkStart w:id="23" w:name="supplying-your-own-list"/>
+    <w:bookmarkEnd w:id="23"/>
+    <w:bookmarkStart w:id="24" w:name="supplying-your-own-list"/>
     <w:p>
       <w:pPr>
         <w:pStyle w:val="Heading4"/>
@@ -5730,8 +5799,8 @@
         <w:t xml:space="preserve">is unaffected.</w:t>
       </w:r>
     </w:p>
-    <w:bookmarkEnd w:id="23"/>
-    <w:bookmarkStart w:id="24" w:name="how-a-name-is-matched"/>
+    <w:bookmarkEnd w:id="24"/>
+    <w:bookmarkStart w:id="25" w:name="how-a-name-is-matched"/>
     <w:p>
       <w:pPr>
         <w:pStyle w:val="Heading4"/>
@@ -6479,8 +6548,8 @@
         <w:t xml:space="preserve">matches none of the twelve.</w:t>
       </w:r>
     </w:p>
-    <w:bookmarkEnd w:id="24"/>
-    <w:bookmarkStart w:id="25" w:name="a-match-is-not-proof-of-the-right-name"/>
+    <w:bookmarkEnd w:id="25"/>
+    <w:bookmarkStart w:id="26" w:name="a-match-is-not-proof-of-the-right-name"/>
     <w:p>
       <w:pPr>
         <w:pStyle w:val="Heading4"/>
@@ -6753,8 +6822,8 @@
         <w:t xml:space="preserve">file's header comment says the same thing.</w:t>
       </w:r>
     </w:p>
-    <w:bookmarkEnd w:id="25"/>
-    <w:bookmarkStart w:id="26" w:name="which-list-was-used-is-recorded"/>
+    <w:bookmarkEnd w:id="26"/>
+    <w:bookmarkStart w:id="27" w:name="which-list-was-used-is-recorded"/>
     <w:p>
       <w:pPr>
         <w:pStyle w:val="Heading4"/>
@@ -6839,8 +6908,8 @@
         <w:t xml:space="preserve"> checklist/approved-names.txt</w:t>
       </w:r>
     </w:p>
-    <w:bookmarkEnd w:id="26"/>
-    <w:bookmarkStart w:id="27" w:name="what-the-official-list-actually-finds"/>
+    <w:bookmarkEnd w:id="27"/>
+    <w:bookmarkStart w:id="28" w:name="what-the-official-list-actually-finds"/>
     <w:p>
       <w:pPr>
         <w:pStyle w:val="Heading4"/>
@@ -7405,9 +7474,9 @@
         <w:t xml:space="preserve">file before assuming the page is at fault.</w:t>
       </w:r>
     </w:p>
-    <w:bookmarkEnd w:id="27"/>
     <w:bookmarkEnd w:id="28"/>
-    <w:bookmarkStart w:id="29" w:name="adding-a-node"/>
+    <w:bookmarkEnd w:id="29"/>
+    <w:bookmarkStart w:id="30" w:name="adding-a-node"/>
     <w:p>
       <w:pPr>
         <w:pStyle w:val="Heading3"/>
@@ -7552,7 +7621,7 @@
       <w:r>
         <w:t xml:space="preserve"> </w:t>
       </w:r>
-      <w:hyperlink r:id="rId18">
+      <w:hyperlink r:id="rId19">
         <w:r>
           <w:rPr>
             <w:rStyle w:val="Hyperlink"/>
@@ -8150,8 +8219,8 @@
         <w:t xml:space="preserve">unless you intend to publish a partial one and say so.</w:t>
       </w:r>
     </w:p>
-    <w:bookmarkEnd w:id="29"/>
-    <w:bookmarkStart w:id="30" w:name="X84bdf4d6d4e37947911920c44f1c0e29ac695a1"/>
+    <w:bookmarkEnd w:id="30"/>
+    <w:bookmarkStart w:id="31" w:name="X84bdf4d6d4e37947911920c44f1c0e29ac695a1"/>
     <w:p>
       <w:pPr>
         <w:pStyle w:val="Heading3"/>
@@ -8376,9 +8445,9 @@
         </w:pict>
       </w:r>
     </w:p>
-    <w:bookmarkEnd w:id="30"/>
     <w:bookmarkEnd w:id="31"/>
-    <w:bookmarkStart w:id="40" w:name="running-it"/>
+    <w:bookmarkEnd w:id="32"/>
+    <w:bookmarkStart w:id="41" w:name="running-it"/>
     <w:p>
       <w:pPr>
         <w:pStyle w:val="Heading2"/>
@@ -8424,7 +8493,7 @@
         <w:t xml:space="preserve">requests.</w:t>
       </w:r>
     </w:p>
-    <w:bookmarkStart w:id="32" w:name="the-commands"/>
+    <w:bookmarkStart w:id="33" w:name="the-commands"/>
     <w:p>
       <w:pPr>
         <w:pStyle w:val="Heading3"/>
@@ -8540,8 +8609,8 @@
         <w:t xml:space="preserve"># one node's results in the terminal</w:t>
       </w:r>
     </w:p>
-    <w:bookmarkEnd w:id="32"/>
-    <w:bookmarkStart w:id="33" w:name="listing-the-configuration"/>
+    <w:bookmarkEnd w:id="33"/>
+    <w:bookmarkStart w:id="34" w:name="listing-the-configuration"/>
     <w:p>
       <w:pPr>
         <w:pStyle w:val="Heading3"/>
@@ -9445,8 +9514,8 @@
         <w:t xml:space="preserve">the next run will check.</w:t>
       </w:r>
     </w:p>
-    <w:bookmarkEnd w:id="33"/>
-    <w:bookmarkStart w:id="34" w:name="useful-options"/>
+    <w:bookmarkEnd w:id="34"/>
+    <w:bookmarkStart w:id="35" w:name="useful-options"/>
     <w:p>
       <w:pPr>
         <w:pStyle w:val="Heading3"/>
@@ -10686,8 +10755,8 @@
         </w:tc>
       </w:tr>
     </w:tbl>
-    <w:bookmarkEnd w:id="34"/>
-    <w:bookmarkStart w:id="35" w:name="only-narrows-the-fetch-not-the-report"/>
+    <w:bookmarkEnd w:id="35"/>
+    <w:bookmarkStart w:id="36" w:name="only-narrows-the-fetch-not-the-report"/>
     <w:p>
       <w:pPr>
         <w:pStyle w:val="Heading3"/>
@@ -11300,8 +11369,8 @@
         <w:t xml:space="preserve"> run basic-check assess</w:t>
       </w:r>
     </w:p>
-    <w:bookmarkEnd w:id="35"/>
-    <w:bookmarkStart w:id="36" w:name="skip-leaves-nodes-out-and-says-so"/>
+    <w:bookmarkEnd w:id="36"/>
+    <w:bookmarkStart w:id="37" w:name="skip-leaves-nodes-out-and-says-so"/>
     <w:p>
       <w:pPr>
         <w:pStyle w:val="Heading3"/>
@@ -11871,8 +11940,8 @@
         <w:t xml:space="preserve">fetches EUDAT alone.</w:t>
       </w:r>
     </w:p>
-    <w:bookmarkEnd w:id="36"/>
-    <w:bookmarkStart w:id="37" w:name="checking-a-page-not-in-nodesyaml"/>
+    <w:bookmarkEnd w:id="37"/>
+    <w:bookmarkStart w:id="38" w:name="checking-a-page-not-in-nodesyaml"/>
     <w:p>
       <w:pPr>
         <w:pStyle w:val="Heading3"/>
@@ -11960,8 +12029,8 @@
         <w:t xml:space="preserve">stray single-page file that looks official is a genuine hazard.</w:t>
       </w:r>
     </w:p>
-    <w:bookmarkEnd w:id="37"/>
-    <w:bookmarkStart w:id="38" w:name="Xff864b2a738710e69d56a09dc1146f678e1e3b2"/>
+    <w:bookmarkEnd w:id="38"/>
+    <w:bookmarkStart w:id="39" w:name="Xff864b2a738710e69d56a09dc1146f678e1e3b2"/>
     <w:p>
       <w:pPr>
         <w:pStyle w:val="Heading3"/>
@@ -12666,8 +12735,8 @@
         <w:t xml:space="preserve"> /tmp/copy</w:t>
       </w:r>
     </w:p>
-    <w:bookmarkEnd w:id="38"/>
-    <w:bookmarkStart w:id="39" w:name="checking-a-node-at-an-alternative-url"/>
+    <w:bookmarkEnd w:id="39"/>
+    <w:bookmarkStart w:id="40" w:name="checking-a-node-at-an-alternative-url"/>
     <w:p>
       <w:pPr>
         <w:pStyle w:val="Heading3"/>
@@ -13347,9 +13416,9 @@
         </w:pict>
       </w:r>
     </w:p>
-    <w:bookmarkEnd w:id="39"/>
     <w:bookmarkEnd w:id="40"/>
-    <w:bookmarkStart w:id="42" w:name="how-deep-to-go---depth"/>
+    <w:bookmarkEnd w:id="41"/>
+    <w:bookmarkStart w:id="43" w:name="how-deep-to-go---depth"/>
     <w:p>
       <w:pPr>
         <w:pStyle w:val="Heading2"/>
@@ -14044,7 +14113,61 @@
         <w:t xml:space="preserve"> </w:t>
       </w:r>
       <w:r>
-        <w:t xml:space="preserve">verdicts changed: 49 PASS, 14 FAIL and 67 review at both depths under the first copy of v3.2, and 50 PASS, 8 FAIL and 72 review at both depths when re-scored against the re-issued one. The second hop reached governance, secretariat and news pages, which is also where it met a personal name that depth 1 had never collected (section on masking). Run it yourself before assuming the same holds for</w:t>
+        <w:t xml:space="preserve">verdicts changed: 49 PASS, 14 FAIL and 67 review at both depths under the first copy of v3.2, and 50 PASS, 8 FAIL and 72 review at both depths when re-scored against the re-issued one.</w:t>
+      </w:r>
+      <w:r>
+        <w:t xml:space="preserve"> </w:t>
+      </w:r>
+      <w:r>
+        <w:rPr>
+          <w:b/>
+          <w:bCs/>
+        </w:rPr>
+        <w:t xml:space="preserve">Depth 2, run</w:t>
+      </w:r>
+      <w:r>
+        <w:rPr>
+          <w:b/>
+          <w:bCs/>
+        </w:rPr>
+        <w:t xml:space="preserve"> </w:t>
+      </w:r>
+      <w:r>
+        <w:rPr>
+          <w:rStyle w:val="VerbatimChar"/>
+          <w:b/>
+          <w:bCs/>
+        </w:rPr>
+        <w:t xml:space="preserve">web-14</w:t>
+      </w:r>
+      <w:r>
+        <w:rPr>
+          <w:b/>
+          <w:bCs/>
+        </w:rPr>
+        <w:t xml:space="preserve">:</w:t>
+      </w:r>
+      <w:r>
+        <w:t xml:space="preserve"> </w:t>
+      </w:r>
+      <w:r>
+        <w:t xml:space="preserve">60 second-hop pages on top of 63 direct links, and again</w:t>
+      </w:r>
+      <w:r>
+        <w:t xml:space="preserve"> </w:t>
+      </w:r>
+      <w:r>
+        <w:rPr>
+          <w:b/>
+          <w:bCs/>
+        </w:rPr>
+        <w:t xml:space="preserve">zero</w:t>
+      </w:r>
+      <w:r>
+        <w:t xml:space="preserve"> </w:t>
+      </w:r>
+      <w:r>
+        <w:t xml:space="preserve">verdicts changed (52 PASS, 10 FAIL, 68 review at both depths). That run also looked for services and policies pages at the second hop, which used the whole fetch budget before Italy and Slovakia were reached; since then those pages are looked for on the landing page only, as "pages linked by the NLP", and the second hop follows policy links alone. The second hop reached governance, secretariat and news pages, which is also where it met a personal name that depth 1 had never collected (section on masking). Run it yourself before assuming the same holds for</w:t>
       </w:r>
       <w:r>
         <w:t xml:space="preserve"> </w:t>
@@ -14053,7 +14176,7 @@
         <w:t xml:space="preserve">another federation or a later date.</w:t>
       </w:r>
     </w:p>
-    <w:bookmarkStart w:id="41" w:name="X2a91d9b1ee4bf6327b51d59c91d7740875558d5"/>
+    <w:bookmarkStart w:id="42" w:name="X2a91d9b1ee4bf6327b51d59c91d7740875558d5"/>
     <w:p>
       <w:pPr>
         <w:pStyle w:val="Heading3"/>
@@ -14250,9 +14373,9 @@
         </w:pict>
       </w:r>
     </w:p>
-    <w:bookmarkEnd w:id="41"/>
     <w:bookmarkEnd w:id="42"/>
-    <w:bookmarkStart w:id="46" w:name="reading-the-output"/>
+    <w:bookmarkEnd w:id="43"/>
+    <w:bookmarkStart w:id="47" w:name="reading-the-output"/>
     <w:p>
       <w:pPr>
         <w:pStyle w:val="Heading2"/>
@@ -14581,7 +14704,7 @@
         </w:tc>
       </w:tr>
     </w:tbl>
-    <w:bookmarkStart w:id="43" w:name="the-four-verdicts"/>
+    <w:bookmarkStart w:id="44" w:name="the-four-verdicts"/>
     <w:p>
       <w:pPr>
         <w:pStyle w:val="Heading3"/>
@@ -15050,8 +15173,8 @@
         <w:t xml:space="preserve">26 September, and the same four cells are review there.</w:t>
       </w:r>
     </w:p>
-    <w:bookmarkEnd w:id="43"/>
-    <w:bookmarkStart w:id="44" w:name="reproducing-a-verdict-by-hand"/>
+    <w:bookmarkEnd w:id="44"/>
+    <w:bookmarkStart w:id="45" w:name="reproducing-a-verdict-by-hand"/>
     <w:p>
       <w:pPr>
         <w:pStyle w:val="Heading3"/>
@@ -15235,8 +15358,8 @@
         <w:t xml:space="preserve">a verdict surprises you.</w:t>
       </w:r>
     </w:p>
-    <w:bookmarkEnd w:id="44"/>
-    <w:bookmarkStart w:id="45" w:name="personal-data-is-masked"/>
+    <w:bookmarkEnd w:id="45"/>
+    <w:bookmarkStart w:id="46" w:name="personal-data-is-masked"/>
     <w:p>
       <w:pPr>
         <w:pStyle w:val="Heading3"/>
@@ -15873,88 +15996,115 @@
         <w:rPr>
           <w:rStyle w:val="VerbatimChar"/>
         </w:rPr>
+        <w:t xml:space="preserve">web-14</w:t>
+      </w:r>
+      <w:r>
+        <w:t xml:space="preserve"> </w:t>
+      </w:r>
+      <w:r>
+        <w:t xml:space="preserve">(28 September 2026) was collected</w:t>
+      </w:r>
+      <w:r>
+        <w:t xml:space="preserve"> </w:t>
+      </w:r>
+      <w:r>
+        <w:t xml:space="preserve">with masking in place, and a search of all its evidence and reports found no</w:t>
+      </w:r>
+      <w:r>
+        <w:t xml:space="preserve"> </w:t>
+      </w:r>
+      <w:r>
+        <w:t xml:space="preserve">personal address or phone number. Two personal names that the masking does not cover were removed by hand from the evidence, each replaced by a placeholder of the same length so every character count and verdict stays as collected: a quotation attribution on CERN's page (in</w:t>
+      </w:r>
+      <w:r>
+        <w:t xml:space="preserve"> </w:t>
+      </w:r>
+      <w:r>
+        <w:rPr>
+          <w:rStyle w:val="VerbatimChar"/>
+        </w:rPr>
+        <w:t xml:space="preserve">cern.json</w:t>
+      </w:r>
+      <w:r>
+        <w:t xml:space="preserve"> </w:t>
+      </w:r>
+      <w:r>
+        <w:t xml:space="preserve">and in its screenshot) and the node coordinator named on EGI's page (in</w:t>
+      </w:r>
+      <w:r>
+        <w:t xml:space="preserve"> </w:t>
+      </w:r>
+      <w:r>
+        <w:rPr>
+          <w:rStyle w:val="VerbatimChar"/>
+        </w:rPr>
+        <w:t xml:space="preserve">egi.json</w:t>
+      </w:r>
+      <w:r>
+        <w:t xml:space="preserve">, in the link text and, since</w:t>
+      </w:r>
+      <w:r>
+        <w:t xml:space="preserve"> </w:t>
+      </w:r>
+      <w:r>
+        <w:rPr>
+          <w:rStyle w:val="VerbatimChar"/>
+        </w:rPr>
+        <w:t xml:space="preserve">web-12</w:t>
+      </w:r>
+      <w:r>
+        <w:t xml:space="preserve">, also in the link's address,</w:t>
+      </w:r>
+      <w:r>
+        <w:t xml:space="preserve"> </w:t>
+      </w:r>
+      <w:r>
+        <w:rPr>
+          <w:rStyle w:val="VerbatimChar"/>
+        </w:rPr>
+        <w:t xml:space="preserve">/person/…/</w:t>
+      </w:r>
+      <w:r>
+        <w:t xml:space="preserve">, which earlier published runs still carried). The second hop of</w:t>
+      </w:r>
+      <w:r>
+        <w:t xml:space="preserve"> </w:t>
+      </w:r>
+      <w:r>
+        <w:rPr>
+          <w:rStyle w:val="VerbatimChar"/>
+        </w:rPr>
         <w:t xml:space="preserve">web-13</w:t>
       </w:r>
       <w:r>
         <w:t xml:space="preserve"> </w:t>
       </w:r>
       <w:r>
-        <w:t xml:space="preserve">(28 September 2026), published re-scored as</w:t>
-      </w:r>
-      <w:r>
-        <w:t xml:space="preserve"> </w:t>
-      </w:r>
-      <w:r>
-        <w:rPr>
-          <w:rStyle w:val="VerbatimChar"/>
-        </w:rPr>
-        <w:t xml:space="preserve">web-13-rescored</w:t>
-      </w:r>
-      <w:r>
-        <w:t xml:space="preserve">, was collected</w:t>
-      </w:r>
-      <w:r>
-        <w:t xml:space="preserve"> </w:t>
-      </w:r>
-      <w:r>
-        <w:t xml:space="preserve">with masking in place, and a search of all its evidence and reports found no</w:t>
-      </w:r>
-      <w:r>
-        <w:t xml:space="preserve"> </w:t>
-      </w:r>
-      <w:r>
-        <w:t xml:space="preserve">personal address or phone number. Two personal names that the masking does not cover were removed by hand from the evidence, each replaced by a placeholder of the same length so every character count and verdict stays as collected: a quotation attribution on CERN's page (in</w:t>
-      </w:r>
-      <w:r>
-        <w:t xml:space="preserve"> </w:t>
-      </w:r>
-      <w:r>
-        <w:rPr>
-          <w:rStyle w:val="VerbatimChar"/>
-        </w:rPr>
-        <w:t xml:space="preserve">cern.json</w:t>
-      </w:r>
-      <w:r>
-        <w:t xml:space="preserve"> </w:t>
-      </w:r>
-      <w:r>
-        <w:t xml:space="preserve">and in its screenshot) and the node coordinator named on EGI's page (in</w:t>
-      </w:r>
-      <w:r>
-        <w:t xml:space="preserve"> </w:t>
-      </w:r>
-      <w:r>
-        <w:rPr>
-          <w:rStyle w:val="VerbatimChar"/>
-        </w:rPr>
-        <w:t xml:space="preserve">egi.json</w:t>
-      </w:r>
-      <w:r>
-        <w:t xml:space="preserve">, in the link text and, since</w:t>
-      </w:r>
-      <w:r>
-        <w:t xml:space="preserve"> </w:t>
-      </w:r>
-      <w:r>
-        <w:rPr>
-          <w:rStyle w:val="VerbatimChar"/>
-        </w:rPr>
-        <w:t xml:space="preserve">web-12</w:t>
-      </w:r>
-      <w:r>
-        <w:t xml:space="preserve">, also in the link's address,</w:t>
-      </w:r>
-      <w:r>
-        <w:t xml:space="preserve"> </w:t>
-      </w:r>
-      <w:r>
-        <w:rPr>
-          <w:rStyle w:val="VerbatimChar"/>
-        </w:rPr>
-        <w:t xml:space="preserve">/person/…/</w:t>
-      </w:r>
-      <w:r>
-        <w:t xml:space="preserve">, which earlier published runs still carried). The second hop of</w:t>
+        <w:t xml:space="preserve">added a third: a person quoted in a news item on a Czechia page reached only at depth 2 (in</w:t>
+      </w:r>
+      <w:r>
+        <w:t xml:space="preserve"> </w:t>
+      </w:r>
+      <w:r>
+        <w:rPr>
+          <w:rStyle w:val="VerbatimChar"/>
+        </w:rPr>
+        <w:t xml:space="preserve">eosc-cz.json</w:t>
+      </w:r>
+      <w:r>
+        <w:t xml:space="preserve">, in the quotation and in the address of the interview it links to).</w:t>
+      </w:r>
+      <w:r>
+        <w:t xml:space="preserve"> </w:t>
+      </w:r>
+      <w:r>
+        <w:rPr>
+          <w:rStyle w:val="VerbatimChar"/>
+        </w:rPr>
+        <w:t xml:space="preserve">web-14</w:t>
+      </w:r>
+      <w:r>
+        <w:t xml:space="preserve">, which also reads services and policies pages, added many more: about thirty staff, board and news-author names on BBMRI-ERIC's and EGI's pages, and the author lists of publication citations on Czechia's, D4Science's (EOSC DTO, Italy) and PaNOSC's pages. Two of those citation lists were already in the evidence published as</w:t>
       </w:r>
       <w:r>
         <w:t xml:space="preserve"> </w:t>
@@ -15969,19 +16119,7 @@
         <w:t xml:space="preserve"> </w:t>
       </w:r>
       <w:r>
-        <w:t xml:space="preserve">added a third: a person quoted in a news item on a Czechia page reached only at depth 2 (in</w:t>
-      </w:r>
-      <w:r>
-        <w:t xml:space="preserve"> </w:t>
-      </w:r>
-      <w:r>
-        <w:rPr>
-          <w:rStyle w:val="VerbatimChar"/>
-        </w:rPr>
-        <w:t xml:space="preserve">eosc-cz.json</w:t>
-      </w:r>
-      <w:r>
-        <w:t xml:space="preserve">, in the quotation and in the address of the interview it links to). A deeper run reads more pages, and so needs this check more. The masking handles addresses and phone numbers only, so a new run needs the same check for names. Before it, commit</w:t>
+        <w:t xml:space="preserve">and were missed then; they remain in the git history. A deeper run reads more pages, and so needs this check more; look for citations ("Surname, I." lists before a year) as well as for people named in prose. The masking handles addresses and phone numbers only, so a new run needs the same check for names. Before it, commit</w:t>
       </w:r>
       <w:r>
         <w:t xml:space="preserve"> </w:t>
@@ -16333,9 +16471,9 @@
         </w:pict>
       </w:r>
     </w:p>
-    <w:bookmarkEnd w:id="45"/>
     <w:bookmarkEnd w:id="46"/>
-    <w:bookmarkStart w:id="49" w:name="the-test-suite"/>
+    <w:bookmarkEnd w:id="47"/>
+    <w:bookmarkStart w:id="50" w:name="the-test-suite"/>
     <w:p>
       <w:pPr>
         <w:pStyle w:val="Heading2"/>
@@ -16376,7 +16514,7 @@
         <w:rPr>
           <w:rStyle w:val="CommentTok"/>
         </w:rPr>
-        <w:t xml:space="preserve"># 449 tests, offline, a few seconds</w:t>
+        <w:t xml:space="preserve"># 450 tests, offline, a few seconds</w:t>
       </w:r>
       <w:r>
         <w:br/>
@@ -17173,7 +17311,7 @@
       <w:r>
         <w:t xml:space="preserve"> </w:t>
       </w:r>
-      <w:hyperlink r:id="rId47">
+      <w:hyperlink r:id="rId48">
         <w:r>
           <w:rPr>
             <w:rStyle w:val="Hyperlink"/>
@@ -17237,7 +17375,7 @@
         <w:t xml:space="preserve">test_a_pipe_in_a_url_cannot_break_the_table</w:t>
       </w:r>
     </w:p>
-    <w:bookmarkStart w:id="48" w:name="a-note-on-what-a-passing-suite-means"/>
+    <w:bookmarkStart w:id="49" w:name="a-note-on-what-a-passing-suite-means"/>
     <w:p>
       <w:pPr>
         <w:pStyle w:val="Heading3"/>
@@ -17314,9 +17452,9 @@
         </w:pict>
       </w:r>
     </w:p>
-    <w:bookmarkEnd w:id="48"/>
     <w:bookmarkEnd w:id="49"/>
-    <w:bookmarkStart w:id="50" w:name="continuous-integration"/>
+    <w:bookmarkEnd w:id="50"/>
+    <w:bookmarkStart w:id="51" w:name="continuous-integration"/>
     <w:p>
       <w:pPr>
         <w:pStyle w:val="Heading2"/>
@@ -17989,8 +18127,8 @@
         </w:pict>
       </w:r>
     </w:p>
-    <w:bookmarkEnd w:id="50"/>
-    <w:bookmarkStart w:id="51" w:name="troubleshooting"/>
+    <w:bookmarkEnd w:id="51"/>
+    <w:bookmarkStart w:id="52" w:name="troubleshooting"/>
     <w:p>
       <w:pPr>
         <w:pStyle w:val="Heading2"/>
@@ -19195,8 +19333,8 @@
         </w:pict>
       </w:r>
     </w:p>
-    <w:bookmarkEnd w:id="51"/>
-    <w:bookmarkStart w:id="52" w:name="extending-it"/>
+    <w:bookmarkEnd w:id="52"/>
+    <w:bookmarkStart w:id="53" w:name="extending-it"/>
     <w:p>
       <w:pPr>
         <w:pStyle w:val="Heading2"/>
@@ -19830,8 +19968,8 @@
         <w:t xml:space="preserve">checklist transcription, so none of it is under this module's control.</w:t>
       </w:r>
     </w:p>
-    <w:bookmarkEnd w:id="52"/>
-    <w:bookmarkStart w:id="56" w:name="worked-examples"/>
+    <w:bookmarkEnd w:id="53"/>
+    <w:bookmarkStart w:id="57" w:name="worked-examples"/>
     <w:p>
       <w:pPr>
         <w:pStyle w:val="Heading2"/>
@@ -20128,7 +20266,7 @@
         <w:t xml:space="preserve">own run.</w:t>
       </w:r>
     </w:p>
-    <w:bookmarkStart w:id="53" w:name="X073cb44b8dc5d29e47f376bc008b8613dd82a6a"/>
+    <w:bookmarkStart w:id="54" w:name="X073cb44b8dc5d29e47f376bc008b8613dd82a6a"/>
     <w:p>
       <w:pPr>
         <w:pStyle w:val="Heading3"/>
@@ -20251,7 +20389,7 @@
       <w:r>
         <w:t xml:space="preserve"> </w:t>
       </w:r>
-      <w:hyperlink r:id="rId18">
+      <w:hyperlink r:id="rId19">
         <w:r>
           <w:rPr>
             <w:rStyle w:val="Hyperlink"/>
@@ -21804,7 +21942,7 @@
         <w:t xml:space="preserve"> </w:t>
       </w:r>
       <w:r>
-        <w:t xml:space="preserve">("130 cells: 50 PASS · 8 FAIL · 72 review");</w:t>
+        <w:t xml:space="preserve">("130 cells: 52 PASS · 10 FAIL · 68 review");</w:t>
       </w:r>
     </w:p>
     <w:p>
@@ -21932,8 +22070,8 @@
         <w:t xml:space="preserve"> push</w:t>
       </w:r>
     </w:p>
-    <w:bookmarkEnd w:id="53"/>
-    <w:bookmarkStart w:id="54" w:name="Xe23e918a40335caa5ab24e15a733d1ac9e4c070"/>
+    <w:bookmarkEnd w:id="54"/>
+    <w:bookmarkStart w:id="55" w:name="Xe23e918a40335caa5ab24e15a733d1ac9e4c070"/>
     <w:p>
       <w:pPr>
         <w:pStyle w:val="Heading3"/>
@@ -23190,8 +23328,8 @@
         <w:t xml:space="preserve">the documents together.</w:t>
       </w:r>
     </w:p>
-    <w:bookmarkEnd w:id="54"/>
-    <w:bookmarkStart w:id="55" w:name="Xa570dceeae7de3d84789b8e054a5bbb043a3946"/>
+    <w:bookmarkEnd w:id="55"/>
+    <w:bookmarkStart w:id="56" w:name="Xa570dceeae7de3d84789b8e054a5bbb043a3946"/>
     <w:p>
       <w:pPr>
         <w:pStyle w:val="Heading3"/>
@@ -25332,9 +25470,9 @@
         </w:pict>
       </w:r>
     </w:p>
-    <w:bookmarkEnd w:id="55"/>
     <w:bookmarkEnd w:id="56"/>
-    <w:bookmarkStart w:id="57" w:name="sources"/>
+    <w:bookmarkEnd w:id="57"/>
+    <w:bookmarkStart w:id="58" w:name="sources"/>
     <w:p>
       <w:pPr>
         <w:pStyle w:val="Heading2"/>
@@ -25466,9 +25604,9 @@
         <w:t xml:space="preserve">Playwright for Python: https://playwright.dev/python/</w:t>
       </w:r>
     </w:p>
-    <w:bookmarkEnd w:id="57"/>
+    <w:bookmarkEnd w:id="58"/>
     <w:sectPr>
-      <w:footerReference w:type="default" r:id="rId14"/>
+      <w:footerReference w:type="default" r:id="rId15"/>
       <w:footnotePr>
         <w:numRestart w:val="eachSect"/>
       </w:footnotePr>

--- a/docs/eosc-basic-compliance-guide.docx
+++ b/docs/eosc-basic-compliance-guide.docx
@@ -574,39 +574,83 @@
         <w:rPr>
           <w:rStyle w:val="VerbatimChar"/>
         </w:rPr>
+        <w:t xml:space="preserve">web-15</w:t>
+      </w:r>
+      <w:r>
+        <w:t xml:space="preserve">, collected by the GitHub workflow at</w:t>
+      </w:r>
+      <w:r>
+        <w:t xml:space="preserve"> </w:t>
+      </w:r>
+      <w:r>
+        <w:rPr>
+          <w:rStyle w:val="VerbatimChar"/>
+        </w:rPr>
+        <w:t xml:space="preserve">--depth 2</w:t>
+      </w:r>
+      <w:r>
+        <w:t xml:space="preserve"> </w:t>
+      </w:r>
+      <w:r>
+        <w:t xml:space="preserve">on</w:t>
+      </w:r>
+      <w:r>
+        <w:t xml:space="preserve"> </w:t>
+      </w:r>
+      <w:r>
+        <w:t xml:space="preserve">29 September 2026 between 16:44 and 16:50 UTC from all thirteen nodes</w:t>
+      </w:r>
+      <w:r>
+        <w:t xml:space="preserve"> </w:t>
+      </w:r>
+      <w:r>
+        <w:t xml:space="preserve">(</w:t>
+      </w:r>
+      <w:hyperlink r:id="rId10">
+        <w:r>
+          <w:rPr>
+            <w:rStyle w:val="Hyperlink"/>
+          </w:rPr>
+          <w:t xml:space="preserve">run 36599759210</w:t>
+        </w:r>
+      </w:hyperlink>
+      <w:r>
+        <w:t xml:space="preserve">, commit</w:t>
+      </w:r>
+      <w:r>
+        <w:t xml:space="preserve"> </w:t>
+      </w:r>
+      <w:r>
+        <w:rPr>
+          <w:rStyle w:val="VerbatimChar"/>
+        </w:rPr>
+        <w:t xml:space="preserve">2bab16b</w:t>
+      </w:r>
+      <w:r>
+        <w:t xml:space="preserve">), under the re-issued v3.2: 53 PASS, 9 FAIL and 68</w:t>
+      </w:r>
+      <w:r>
+        <w:t xml:space="preserve"> </w:t>
+      </w:r>
+      <w:r>
+        <w:t xml:space="preserve">MANUAL_REVIEW at both depths, in 95 page requests. It differs from</w:t>
+      </w:r>
+      <w:r>
+        <w:t xml:space="preserve"> </w:t>
+      </w:r>
+      <w:r>
+        <w:rPr>
+          <w:rStyle w:val="VerbatimChar"/>
+        </w:rPr>
         <w:t xml:space="preserve">web-14</w:t>
       </w:r>
       <w:r>
-        <w:t xml:space="preserve">, collected by the GitHub workflow at</w:t>
-      </w:r>
-      <w:r>
-        <w:t xml:space="preserve"> </w:t>
-      </w:r>
-      <w:r>
-        <w:rPr>
-          <w:rStyle w:val="VerbatimChar"/>
-        </w:rPr>
-        <w:t xml:space="preserve">--depth 2</w:t>
-      </w:r>
-      <w:r>
-        <w:t xml:space="preserve"> </w:t>
-      </w:r>
-      <w:r>
-        <w:t xml:space="preserve">on</w:t>
-      </w:r>
-      <w:r>
-        <w:t xml:space="preserve"> </w:t>
-      </w:r>
-      <w:r>
-        <w:t xml:space="preserve">28 September 2026 between 23:43 and 23:50 UTC from all thirteen nodes</w:t>
-      </w:r>
-      <w:r>
         <w:t xml:space="preserve"> </w:t>
       </w:r>
       <w:r>
         <w:t xml:space="preserve">(</w:t>
       </w:r>
-      <w:hyperlink r:id="rId10">
+      <w:hyperlink r:id="rId11">
         <w:r>
           <w:rPr>
             <w:rStyle w:val="Hyperlink"/>
@@ -615,25 +659,43 @@
         </w:r>
       </w:hyperlink>
       <w:r>
-        <w:t xml:space="preserve">, commit</w:t>
-      </w:r>
-      <w:r>
-        <w:t xml:space="preserve"> </w:t>
-      </w:r>
-      <w:r>
-        <w:rPr>
-          <w:rStyle w:val="VerbatimChar"/>
-        </w:rPr>
-        <w:t xml:space="preserve">9c291f9</w:t>
-      </w:r>
-      <w:r>
-        <w:t xml:space="preserve">), under the re-issued v3.2: 52 PASS, 10 FAIL and 68</w:t>
-      </w:r>
-      <w:r>
-        <w:t xml:space="preserve"> </w:t>
-      </w:r>
-      <w:r>
-        <w:t xml:space="preserve">MANUAL_REVIEW at both depths. It is the first run that reads the policies and</w:t>
+        <w:t xml:space="preserve">, 28 September, 52 / 10 / 68 in 136 requests) only in EGI's</w:t>
+      </w:r>
+      <w:r>
+        <w:t xml:space="preserve"> </w:t>
+      </w:r>
+      <w:r>
+        <w:t xml:space="preserve">point 4, which now passes: EGI's landing page gained a link to its own</w:t>
+      </w:r>
+      <w:r>
+        <w:t xml:space="preserve"> </w:t>
+      </w:r>
+      <w:r>
+        <w:rPr>
+          <w:rStyle w:val="VerbatimChar"/>
+        </w:rPr>
+        <w:t xml:space="preserve">eosc.eu</w:t>
+      </w:r>
+      <w:r>
+        <w:t xml:space="preserve"> </w:t>
+      </w:r>
+      <w:r>
+        <w:t xml:space="preserve">entry.</w:t>
+      </w:r>
+      <w:r>
+        <w:t xml:space="preserve"> </w:t>
+      </w:r>
+      <w:r>
+        <w:rPr>
+          <w:rStyle w:val="VerbatimChar"/>
+        </w:rPr>
+        <w:t xml:space="preserve">web-14</w:t>
+      </w:r>
+      <w:r>
+        <w:t xml:space="preserve"> </w:t>
+      </w:r>
+      <w:r>
+        <w:t xml:space="preserve">was the first run that reads the policies and</w:t>
       </w:r>
       <w:r>
         <w:t xml:space="preserve"> </w:t>
@@ -789,7 +851,7 @@
       <w:r>
         <w:t xml:space="preserve">(</w:t>
       </w:r>
-      <w:hyperlink r:id="rId11">
+      <w:hyperlink r:id="rId12">
         <w:r>
           <w:rPr>
             <w:rStyle w:val="Hyperlink"/>
@@ -827,7 +889,7 @@
       <w:r>
         <w:t xml:space="preserve">(</w:t>
       </w:r>
-      <w:hyperlink r:id="rId12">
+      <w:hyperlink r:id="rId13">
         <w:r>
           <w:rPr>
             <w:rStyle w:val="Hyperlink"/>
@@ -871,7 +933,7 @@
       <w:r>
         <w:t xml:space="preserve">(</w:t>
       </w:r>
-      <w:hyperlink r:id="rId13">
+      <w:hyperlink r:id="rId14">
         <w:r>
           <w:rPr>
             <w:rStyle w:val="Hyperlink"/>
@@ -1119,7 +1181,7 @@
         </w:pict>
       </w:r>
     </w:p>
-    <w:bookmarkStart w:id="15" w:name="requirements"/>
+    <w:bookmarkStart w:id="16" w:name="requirements"/>
     <w:p>
       <w:pPr>
         <w:pStyle w:val="Heading2"/>
@@ -1187,7 +1249,7 @@
             <w:pPr>
               <w:pStyle w:val="Compact"/>
             </w:pPr>
-            <w:hyperlink r:id="rId14">
+            <w:hyperlink r:id="rId15">
               <w:r>
                 <w:rPr>
                   <w:rStyle w:val="VerbatimChar"/>
@@ -1553,8 +1615,8 @@
         </w:pict>
       </w:r>
     </w:p>
-    <w:bookmarkEnd w:id="15"/>
-    <w:bookmarkStart w:id="18" w:name="installation"/>
+    <w:bookmarkEnd w:id="16"/>
+    <w:bookmarkStart w:id="19" w:name="installation"/>
     <w:p>
       <w:pPr>
         <w:pStyle w:val="Heading2"/>
@@ -1853,7 +1915,7 @@
         <w:t xml:space="preserve">this step.</w:t>
       </w:r>
     </w:p>
-    <w:bookmarkStart w:id="16" w:name="what-needs-a-browser-and-what-does-not"/>
+    <w:bookmarkStart w:id="17" w:name="what-needs-a-browser-and-what-does-not"/>
     <w:p>
       <w:pPr>
         <w:pStyle w:val="Heading3"/>
@@ -2333,8 +2395,8 @@
         <w:t xml:space="preserve">.</w:t>
       </w:r>
     </w:p>
-    <w:bookmarkEnd w:id="16"/>
-    <w:bookmarkStart w:id="17" w:name="verifying-the-installation"/>
+    <w:bookmarkEnd w:id="17"/>
+    <w:bookmarkStart w:id="18" w:name="verifying-the-installation"/>
     <w:p>
       <w:pPr>
         <w:pStyle w:val="Heading3"/>
@@ -2456,9 +2518,9 @@
         </w:pict>
       </w:r>
     </w:p>
-    <w:bookmarkEnd w:id="17"/>
     <w:bookmarkEnd w:id="18"/>
-    <w:bookmarkStart w:id="32" w:name="configuration"/>
+    <w:bookmarkEnd w:id="19"/>
+    <w:bookmarkStart w:id="33" w:name="configuration"/>
     <w:p>
       <w:pPr>
         <w:pStyle w:val="Heading2"/>
@@ -2487,7 +2549,7 @@
         <w:t xml:space="preserve">edited; the third is a plain text list you write yourself.</w:t>
       </w:r>
     </w:p>
-    <w:bookmarkStart w:id="20" w:name="nodes.yaml-which-pages-to-check"/>
+    <w:bookmarkStart w:id="21" w:name="nodes.yaml-which-pages-to-check"/>
     <w:p>
       <w:pPr>
         <w:pStyle w:val="Heading3"/>
@@ -2882,7 +2944,7 @@
       <w:r>
         <w:t xml:space="preserve"> </w:t>
       </w:r>
-      <w:hyperlink r:id="rId19">
+      <w:hyperlink r:id="rId20">
         <w:r>
           <w:rPr>
             <w:rStyle w:val="Hyperlink"/>
@@ -3176,7 +3238,7 @@
         <w:rPr>
           <w:rStyle w:val="VerbatimChar"/>
         </w:rPr>
-        <w:t xml:space="preserve">web-14</w:t>
+        <w:t xml:space="preserve">web-15</w:t>
       </w:r>
       <w:r>
         <w:t xml:space="preserve"> </w:t>
@@ -3185,8 +3247,8 @@
         <w:t xml:space="preserve">(the published run).</w:t>
       </w:r>
     </w:p>
-    <w:bookmarkEnd w:id="20"/>
-    <w:bookmarkStart w:id="21" w:name="changing-a-nodes-url"/>
+    <w:bookmarkEnd w:id="21"/>
+    <w:bookmarkStart w:id="22" w:name="changing-a-nodes-url"/>
     <w:p>
       <w:pPr>
         <w:pStyle w:val="Heading3"/>
@@ -3974,7 +4036,7 @@
         <w:rPr>
           <w:rStyle w:val="NormalTok"/>
         </w:rPr>
-        <w:t xml:space="preserve"> web-14</w:t>
+        <w:t xml:space="preserve"> web-15</w:t>
       </w:r>
     </w:p>
     <w:p>
@@ -4186,7 +4248,7 @@
         <w:t xml:space="preserve"> </w:t>
       </w:r>
       <w:r>
-        <w:t xml:space="preserve">exactly, apart from the generation time, with 52 PASS, 10 FAIL and 68</w:t>
+        <w:t xml:space="preserve">exactly, apart from the generation time, with 53 PASS, 9 FAIL and 68</w:t>
       </w:r>
       <w:r>
         <w:t xml:space="preserve"> </w:t>
@@ -4430,8 +4492,8 @@
         <w:t xml:space="preserve">the next published run.</w:t>
       </w:r>
     </w:p>
-    <w:bookmarkEnd w:id="21"/>
-    <w:bookmarkStart w:id="22" w:name="checklistv3.2.yaml-the-rules"/>
+    <w:bookmarkEnd w:id="22"/>
+    <w:bookmarkStart w:id="23" w:name="checklistv3.2.yaml-the-rules"/>
     <w:p>
       <w:pPr>
         <w:pStyle w:val="Heading3"/>
@@ -4948,8 +5010,8 @@
         <w:t xml:space="preserve">section 11.</w:t>
       </w:r>
     </w:p>
-    <w:bookmarkEnd w:id="22"/>
-    <w:bookmarkStart w:id="29" w:name="the-approved-names-file---approved-names"/>
+    <w:bookmarkEnd w:id="23"/>
+    <w:bookmarkStart w:id="30" w:name="the-approved-names-file---approved-names"/>
     <w:p>
       <w:pPr>
         <w:pStyle w:val="Heading3"/>
@@ -5211,7 +5273,7 @@
         <w:t xml:space="preserve">the names they think it did.</w:t>
       </w:r>
     </w:p>
-    <w:bookmarkStart w:id="23" w:name="which-list-is-used"/>
+    <w:bookmarkStart w:id="24" w:name="which-list-is-used"/>
     <w:p>
       <w:pPr>
         <w:pStyle w:val="Heading4"/>
@@ -5451,8 +5513,8 @@
         <w:t xml:space="preserve">.</w:t>
       </w:r>
     </w:p>
-    <w:bookmarkEnd w:id="23"/>
-    <w:bookmarkStart w:id="24" w:name="supplying-your-own-list"/>
+    <w:bookmarkEnd w:id="24"/>
+    <w:bookmarkStart w:id="25" w:name="supplying-your-own-list"/>
     <w:p>
       <w:pPr>
         <w:pStyle w:val="Heading4"/>
@@ -5799,8 +5861,8 @@
         <w:t xml:space="preserve">is unaffected.</w:t>
       </w:r>
     </w:p>
-    <w:bookmarkEnd w:id="24"/>
-    <w:bookmarkStart w:id="25" w:name="how-a-name-is-matched"/>
+    <w:bookmarkEnd w:id="25"/>
+    <w:bookmarkStart w:id="26" w:name="how-a-name-is-matched"/>
     <w:p>
       <w:pPr>
         <w:pStyle w:val="Heading4"/>
@@ -6548,8 +6610,8 @@
         <w:t xml:space="preserve">matches none of the twelve.</w:t>
       </w:r>
     </w:p>
-    <w:bookmarkEnd w:id="25"/>
-    <w:bookmarkStart w:id="26" w:name="a-match-is-not-proof-of-the-right-name"/>
+    <w:bookmarkEnd w:id="26"/>
+    <w:bookmarkStart w:id="27" w:name="a-match-is-not-proof-of-the-right-name"/>
     <w:p>
       <w:pPr>
         <w:pStyle w:val="Heading4"/>
@@ -6822,8 +6884,8 @@
         <w:t xml:space="preserve">file's header comment says the same thing.</w:t>
       </w:r>
     </w:p>
-    <w:bookmarkEnd w:id="26"/>
-    <w:bookmarkStart w:id="27" w:name="which-list-was-used-is-recorded"/>
+    <w:bookmarkEnd w:id="27"/>
+    <w:bookmarkStart w:id="28" w:name="which-list-was-used-is-recorded"/>
     <w:p>
       <w:pPr>
         <w:pStyle w:val="Heading4"/>
@@ -6908,8 +6970,8 @@
         <w:t xml:space="preserve"> checklist/approved-names.txt</w:t>
       </w:r>
     </w:p>
-    <w:bookmarkEnd w:id="27"/>
-    <w:bookmarkStart w:id="28" w:name="what-the-official-list-actually-finds"/>
+    <w:bookmarkEnd w:id="28"/>
+    <w:bookmarkStart w:id="29" w:name="what-the-official-list-actually-finds"/>
     <w:p>
       <w:pPr>
         <w:pStyle w:val="Heading4"/>
@@ -7474,9 +7536,9 @@
         <w:t xml:space="preserve">file before assuming the page is at fault.</w:t>
       </w:r>
     </w:p>
-    <w:bookmarkEnd w:id="28"/>
     <w:bookmarkEnd w:id="29"/>
-    <w:bookmarkStart w:id="30" w:name="adding-a-node"/>
+    <w:bookmarkEnd w:id="30"/>
+    <w:bookmarkStart w:id="31" w:name="adding-a-node"/>
     <w:p>
       <w:pPr>
         <w:pStyle w:val="Heading3"/>
@@ -7621,7 +7683,7 @@
       <w:r>
         <w:t xml:space="preserve"> </w:t>
       </w:r>
-      <w:hyperlink r:id="rId19">
+      <w:hyperlink r:id="rId20">
         <w:r>
           <w:rPr>
             <w:rStyle w:val="Hyperlink"/>
@@ -8219,8 +8281,8 @@
         <w:t xml:space="preserve">unless you intend to publish a partial one and say so.</w:t>
       </w:r>
     </w:p>
-    <w:bookmarkEnd w:id="30"/>
-    <w:bookmarkStart w:id="31" w:name="X84bdf4d6d4e37947911920c44f1c0e29ac695a1"/>
+    <w:bookmarkEnd w:id="31"/>
+    <w:bookmarkStart w:id="32" w:name="X84bdf4d6d4e37947911920c44f1c0e29ac695a1"/>
     <w:p>
       <w:pPr>
         <w:pStyle w:val="Heading3"/>
@@ -8445,9 +8507,9 @@
         </w:pict>
       </w:r>
     </w:p>
-    <w:bookmarkEnd w:id="31"/>
     <w:bookmarkEnd w:id="32"/>
-    <w:bookmarkStart w:id="41" w:name="running-it"/>
+    <w:bookmarkEnd w:id="33"/>
+    <w:bookmarkStart w:id="42" w:name="running-it"/>
     <w:p>
       <w:pPr>
         <w:pStyle w:val="Heading2"/>
@@ -8493,7 +8555,7 @@
         <w:t xml:space="preserve">requests.</w:t>
       </w:r>
     </w:p>
-    <w:bookmarkStart w:id="33" w:name="the-commands"/>
+    <w:bookmarkStart w:id="34" w:name="the-commands"/>
     <w:p>
       <w:pPr>
         <w:pStyle w:val="Heading3"/>
@@ -8609,8 +8671,8 @@
         <w:t xml:space="preserve"># one node's results in the terminal</w:t>
       </w:r>
     </w:p>
-    <w:bookmarkEnd w:id="33"/>
-    <w:bookmarkStart w:id="34" w:name="listing-the-configuration"/>
+    <w:bookmarkEnd w:id="34"/>
+    <w:bookmarkStart w:id="35" w:name="listing-the-configuration"/>
     <w:p>
       <w:pPr>
         <w:pStyle w:val="Heading3"/>
@@ -9514,8 +9576,8 @@
         <w:t xml:space="preserve">the next run will check.</w:t>
       </w:r>
     </w:p>
-    <w:bookmarkEnd w:id="34"/>
-    <w:bookmarkStart w:id="35" w:name="useful-options"/>
+    <w:bookmarkEnd w:id="35"/>
+    <w:bookmarkStart w:id="36" w:name="useful-options"/>
     <w:p>
       <w:pPr>
         <w:pStyle w:val="Heading3"/>
@@ -10755,8 +10817,8 @@
         </w:tc>
       </w:tr>
     </w:tbl>
-    <w:bookmarkEnd w:id="35"/>
-    <w:bookmarkStart w:id="36" w:name="only-narrows-the-fetch-not-the-report"/>
+    <w:bookmarkEnd w:id="36"/>
+    <w:bookmarkStart w:id="37" w:name="only-narrows-the-fetch-not-the-report"/>
     <w:p>
       <w:pPr>
         <w:pStyle w:val="Heading3"/>
@@ -11369,8 +11431,8 @@
         <w:t xml:space="preserve"> run basic-check assess</w:t>
       </w:r>
     </w:p>
-    <w:bookmarkEnd w:id="36"/>
-    <w:bookmarkStart w:id="37" w:name="skip-leaves-nodes-out-and-says-so"/>
+    <w:bookmarkEnd w:id="37"/>
+    <w:bookmarkStart w:id="38" w:name="skip-leaves-nodes-out-and-says-so"/>
     <w:p>
       <w:pPr>
         <w:pStyle w:val="Heading3"/>
@@ -11940,8 +12002,8 @@
         <w:t xml:space="preserve">fetches EUDAT alone.</w:t>
       </w:r>
     </w:p>
-    <w:bookmarkEnd w:id="37"/>
-    <w:bookmarkStart w:id="38" w:name="checking-a-page-not-in-nodesyaml"/>
+    <w:bookmarkEnd w:id="38"/>
+    <w:bookmarkStart w:id="39" w:name="checking-a-page-not-in-nodesyaml"/>
     <w:p>
       <w:pPr>
         <w:pStyle w:val="Heading3"/>
@@ -12029,8 +12091,8 @@
         <w:t xml:space="preserve">stray single-page file that looks official is a genuine hazard.</w:t>
       </w:r>
     </w:p>
-    <w:bookmarkEnd w:id="38"/>
-    <w:bookmarkStart w:id="39" w:name="Xff864b2a738710e69d56a09dc1146f678e1e3b2"/>
+    <w:bookmarkEnd w:id="39"/>
+    <w:bookmarkStart w:id="40" w:name="Xff864b2a738710e69d56a09dc1146f678e1e3b2"/>
     <w:p>
       <w:pPr>
         <w:pStyle w:val="Heading3"/>
@@ -12735,8 +12797,8 @@
         <w:t xml:space="preserve"> /tmp/copy</w:t>
       </w:r>
     </w:p>
-    <w:bookmarkEnd w:id="39"/>
-    <w:bookmarkStart w:id="40" w:name="checking-a-node-at-an-alternative-url"/>
+    <w:bookmarkEnd w:id="40"/>
+    <w:bookmarkStart w:id="41" w:name="checking-a-node-at-an-alternative-url"/>
     <w:p>
       <w:pPr>
         <w:pStyle w:val="Heading3"/>
@@ -13416,9 +13478,9 @@
         </w:pict>
       </w:r>
     </w:p>
-    <w:bookmarkEnd w:id="40"/>
     <w:bookmarkEnd w:id="41"/>
-    <w:bookmarkStart w:id="43" w:name="how-deep-to-go---depth"/>
+    <w:bookmarkEnd w:id="42"/>
+    <w:bookmarkStart w:id="44" w:name="how-deep-to-go---depth"/>
     <w:p>
       <w:pPr>
         <w:pStyle w:val="Heading2"/>
@@ -14167,7 +14229,61 @@
         <w:t xml:space="preserve"> </w:t>
       </w:r>
       <w:r>
-        <w:t xml:space="preserve">verdicts changed (52 PASS, 10 FAIL, 68 review at both depths). That run also looked for services and policies pages at the second hop, which used the whole fetch budget before Italy and Slovakia were reached; since then those pages are looked for on the landing page only, as "pages linked by the NLP", and the second hop follows policy links alone. The second hop reached governance, secretariat and news pages, which is also where it met a personal name that depth 1 had never collected (section on masking). Run it yourself before assuming the same holds for</w:t>
+        <w:t xml:space="preserve">verdicts changed (52 PASS, 10 FAIL, 68 review at both depths). That run also looked for services and policies pages at the second hop, which used the whole fetch budget before Italy and Slovakia were reached; since then those pages are looked for on the landing page only, as "pages linked by the NLP", and the second hop follows policy links alone.</w:t>
+      </w:r>
+      <w:r>
+        <w:t xml:space="preserve"> </w:t>
+      </w:r>
+      <w:r>
+        <w:rPr>
+          <w:b/>
+          <w:bCs/>
+        </w:rPr>
+        <w:t xml:space="preserve">Depth 2, run</w:t>
+      </w:r>
+      <w:r>
+        <w:rPr>
+          <w:b/>
+          <w:bCs/>
+        </w:rPr>
+        <w:t xml:space="preserve"> </w:t>
+      </w:r>
+      <w:r>
+        <w:rPr>
+          <w:rStyle w:val="VerbatimChar"/>
+          <w:b/>
+          <w:bCs/>
+        </w:rPr>
+        <w:t xml:space="preserve">web-15</w:t>
+      </w:r>
+      <w:r>
+        <w:rPr>
+          <w:b/>
+          <w:bCs/>
+        </w:rPr>
+        <w:t xml:space="preserve">, with that fix:</w:t>
+      </w:r>
+      <w:r>
+        <w:t xml:space="preserve"> </w:t>
+      </w:r>
+      <w:r>
+        <w:t xml:space="preserve">26 second-hop pages on top of 56 direct links, 95 requests in all, and again</w:t>
+      </w:r>
+      <w:r>
+        <w:t xml:space="preserve"> </w:t>
+      </w:r>
+      <w:r>
+        <w:rPr>
+          <w:b/>
+          <w:bCs/>
+        </w:rPr>
+        <w:t xml:space="preserve">zero</w:t>
+      </w:r>
+      <w:r>
+        <w:t xml:space="preserve"> </w:t>
+      </w:r>
+      <w:r>
+        <w:t xml:space="preserve">verdicts changed (53 PASS, 9 FAIL, 68 review at both depths). The second hop reached governance, secretariat and news pages, which is also where it met a personal name that depth 1 had never collected (section on masking). Run it yourself before assuming the same holds for</w:t>
       </w:r>
       <w:r>
         <w:t xml:space="preserve"> </w:t>
@@ -14176,7 +14292,7 @@
         <w:t xml:space="preserve">another federation or a later date.</w:t>
       </w:r>
     </w:p>
-    <w:bookmarkStart w:id="42" w:name="X2a91d9b1ee4bf6327b51d59c91d7740875558d5"/>
+    <w:bookmarkStart w:id="43" w:name="X2a91d9b1ee4bf6327b51d59c91d7740875558d5"/>
     <w:p>
       <w:pPr>
         <w:pStyle w:val="Heading3"/>
@@ -14373,9 +14489,9 @@
         </w:pict>
       </w:r>
     </w:p>
-    <w:bookmarkEnd w:id="42"/>
     <w:bookmarkEnd w:id="43"/>
-    <w:bookmarkStart w:id="47" w:name="reading-the-output"/>
+    <w:bookmarkEnd w:id="44"/>
+    <w:bookmarkStart w:id="48" w:name="reading-the-output"/>
     <w:p>
       <w:pPr>
         <w:pStyle w:val="Heading2"/>
@@ -14704,7 +14820,7 @@
         </w:tc>
       </w:tr>
     </w:tbl>
-    <w:bookmarkStart w:id="44" w:name="the-four-verdicts"/>
+    <w:bookmarkStart w:id="45" w:name="the-four-verdicts"/>
     <w:p>
       <w:pPr>
         <w:pStyle w:val="Heading3"/>
@@ -15173,8 +15289,8 @@
         <w:t xml:space="preserve">26 September, and the same four cells are review there.</w:t>
       </w:r>
     </w:p>
-    <w:bookmarkEnd w:id="44"/>
-    <w:bookmarkStart w:id="45" w:name="reproducing-a-verdict-by-hand"/>
+    <w:bookmarkEnd w:id="45"/>
+    <w:bookmarkStart w:id="46" w:name="reproducing-a-verdict-by-hand"/>
     <w:p>
       <w:pPr>
         <w:pStyle w:val="Heading3"/>
@@ -15358,8 +15474,8 @@
         <w:t xml:space="preserve">a verdict surprises you.</w:t>
       </w:r>
     </w:p>
-    <w:bookmarkEnd w:id="45"/>
-    <w:bookmarkStart w:id="46" w:name="personal-data-is-masked"/>
+    <w:bookmarkEnd w:id="46"/>
+    <w:bookmarkStart w:id="47" w:name="personal-data-is-masked"/>
     <w:p>
       <w:pPr>
         <w:pStyle w:val="Heading3"/>
@@ -15996,115 +16112,130 @@
         <w:rPr>
           <w:rStyle w:val="VerbatimChar"/>
         </w:rPr>
+        <w:t xml:space="preserve">web-15</w:t>
+      </w:r>
+      <w:r>
+        <w:t xml:space="preserve"> </w:t>
+      </w:r>
+      <w:r>
+        <w:t xml:space="preserve">(29 September 2026) was collected</w:t>
+      </w:r>
+      <w:r>
+        <w:t xml:space="preserve"> </w:t>
+      </w:r>
+      <w:r>
+        <w:t xml:space="preserve">with masking in place, and a search of all its evidence and reports found no</w:t>
+      </w:r>
+      <w:r>
+        <w:t xml:space="preserve"> </w:t>
+      </w:r>
+      <w:r>
+        <w:t xml:space="preserve">personal address or phone number. Two personal names that the masking does not cover were removed by hand from the evidence, each replaced by a placeholder of the same length so every character count and verdict stays as collected: a quotation attribution on CERN's page (in</w:t>
+      </w:r>
+      <w:r>
+        <w:t xml:space="preserve"> </w:t>
+      </w:r>
+      <w:r>
+        <w:rPr>
+          <w:rStyle w:val="VerbatimChar"/>
+        </w:rPr>
+        <w:t xml:space="preserve">cern.json</w:t>
+      </w:r>
+      <w:r>
+        <w:t xml:space="preserve"> </w:t>
+      </w:r>
+      <w:r>
+        <w:t xml:space="preserve">and in its screenshot) and the node coordinator named on EGI's page (in</w:t>
+      </w:r>
+      <w:r>
+        <w:t xml:space="preserve"> </w:t>
+      </w:r>
+      <w:r>
+        <w:rPr>
+          <w:rStyle w:val="VerbatimChar"/>
+        </w:rPr>
+        <w:t xml:space="preserve">egi.json</w:t>
+      </w:r>
+      <w:r>
+        <w:t xml:space="preserve">, in the link text and, since</w:t>
+      </w:r>
+      <w:r>
+        <w:t xml:space="preserve"> </w:t>
+      </w:r>
+      <w:r>
+        <w:rPr>
+          <w:rStyle w:val="VerbatimChar"/>
+        </w:rPr>
+        <w:t xml:space="preserve">web-12</w:t>
+      </w:r>
+      <w:r>
+        <w:t xml:space="preserve">, also in the link's address,</w:t>
+      </w:r>
+      <w:r>
+        <w:t xml:space="preserve"> </w:t>
+      </w:r>
+      <w:r>
+        <w:rPr>
+          <w:rStyle w:val="VerbatimChar"/>
+        </w:rPr>
+        <w:t xml:space="preserve">/person/…/</w:t>
+      </w:r>
+      <w:r>
+        <w:t xml:space="preserve">, which earlier published runs still carried). The second hop of</w:t>
+      </w:r>
+      <w:r>
+        <w:t xml:space="preserve"> </w:t>
+      </w:r>
+      <w:r>
+        <w:rPr>
+          <w:rStyle w:val="VerbatimChar"/>
+        </w:rPr>
+        <w:t xml:space="preserve">web-13</w:t>
+      </w:r>
+      <w:r>
+        <w:t xml:space="preserve"> </w:t>
+      </w:r>
+      <w:r>
+        <w:t xml:space="preserve">added a third: a person quoted in a news item on a Czechia page reached only at depth 2 (in</w:t>
+      </w:r>
+      <w:r>
+        <w:t xml:space="preserve"> </w:t>
+      </w:r>
+      <w:r>
+        <w:rPr>
+          <w:rStyle w:val="VerbatimChar"/>
+        </w:rPr>
+        <w:t xml:space="preserve">eosc-cz.json</w:t>
+      </w:r>
+      <w:r>
+        <w:t xml:space="preserve">, in the quotation and in the address of the interview it links to).</w:t>
+      </w:r>
+      <w:r>
+        <w:t xml:space="preserve"> </w:t>
+      </w:r>
+      <w:r>
+        <w:rPr>
+          <w:rStyle w:val="VerbatimChar"/>
+        </w:rPr>
         <w:t xml:space="preserve">web-14</w:t>
       </w:r>
       <w:r>
-        <w:t xml:space="preserve"> </w:t>
-      </w:r>
-      <w:r>
-        <w:t xml:space="preserve">(28 September 2026) was collected</w:t>
-      </w:r>
-      <w:r>
-        <w:t xml:space="preserve"> </w:t>
-      </w:r>
-      <w:r>
-        <w:t xml:space="preserve">with masking in place, and a search of all its evidence and reports found no</w:t>
-      </w:r>
-      <w:r>
-        <w:t xml:space="preserve"> </w:t>
-      </w:r>
-      <w:r>
-        <w:t xml:space="preserve">personal address or phone number. Two personal names that the masking does not cover were removed by hand from the evidence, each replaced by a placeholder of the same length so every character count and verdict stays as collected: a quotation attribution on CERN's page (in</w:t>
-      </w:r>
-      <w:r>
-        <w:t xml:space="preserve"> </w:t>
-      </w:r>
-      <w:r>
-        <w:rPr>
-          <w:rStyle w:val="VerbatimChar"/>
-        </w:rPr>
-        <w:t xml:space="preserve">cern.json</w:t>
-      </w:r>
-      <w:r>
-        <w:t xml:space="preserve"> </w:t>
-      </w:r>
-      <w:r>
-        <w:t xml:space="preserve">and in its screenshot) and the node coordinator named on EGI's page (in</w:t>
-      </w:r>
-      <w:r>
-        <w:t xml:space="preserve"> </w:t>
-      </w:r>
-      <w:r>
-        <w:rPr>
-          <w:rStyle w:val="VerbatimChar"/>
-        </w:rPr>
-        <w:t xml:space="preserve">egi.json</w:t>
-      </w:r>
-      <w:r>
-        <w:t xml:space="preserve">, in the link text and, since</w:t>
-      </w:r>
-      <w:r>
-        <w:t xml:space="preserve"> </w:t>
-      </w:r>
-      <w:r>
-        <w:rPr>
-          <w:rStyle w:val="VerbatimChar"/>
-        </w:rPr>
-        <w:t xml:space="preserve">web-12</w:t>
-      </w:r>
-      <w:r>
-        <w:t xml:space="preserve">, also in the link's address,</w:t>
-      </w:r>
-      <w:r>
-        <w:t xml:space="preserve"> </w:t>
-      </w:r>
-      <w:r>
-        <w:rPr>
-          <w:rStyle w:val="VerbatimChar"/>
-        </w:rPr>
-        <w:t xml:space="preserve">/person/…/</w:t>
-      </w:r>
-      <w:r>
-        <w:t xml:space="preserve">, which earlier published runs still carried). The second hop of</w:t>
-      </w:r>
-      <w:r>
-        <w:t xml:space="preserve"> </w:t>
-      </w:r>
-      <w:r>
-        <w:rPr>
-          <w:rStyle w:val="VerbatimChar"/>
-        </w:rPr>
-        <w:t xml:space="preserve">web-13</w:t>
-      </w:r>
-      <w:r>
-        <w:t xml:space="preserve"> </w:t>
-      </w:r>
-      <w:r>
-        <w:t xml:space="preserve">added a third: a person quoted in a news item on a Czechia page reached only at depth 2 (in</w:t>
-      </w:r>
-      <w:r>
-        <w:t xml:space="preserve"> </w:t>
-      </w:r>
-      <w:r>
-        <w:rPr>
-          <w:rStyle w:val="VerbatimChar"/>
-        </w:rPr>
-        <w:t xml:space="preserve">eosc-cz.json</w:t>
-      </w:r>
-      <w:r>
-        <w:t xml:space="preserve">, in the quotation and in the address of the interview it links to).</w:t>
-      </w:r>
-      <w:r>
-        <w:t xml:space="preserve"> </w:t>
-      </w:r>
-      <w:r>
-        <w:rPr>
-          <w:rStyle w:val="VerbatimChar"/>
-        </w:rPr>
-        <w:t xml:space="preserve">web-14</w:t>
-      </w:r>
-      <w:r>
-        <w:t xml:space="preserve">, which also reads services and policies pages, added many more: about thirty staff, board and news-author names on BBMRI-ERIC's and EGI's pages, and the author lists of publication citations on Czechia's, D4Science's (EOSC DTO, Italy) and PaNOSC's pages. Two of those citation lists were already in the evidence published as</w:t>
+        <w:t xml:space="preserve">, which also reads services and policies pages, added many more, and</w:t>
+      </w:r>
+      <w:r>
+        <w:t xml:space="preserve"> </w:t>
+      </w:r>
+      <w:r>
+        <w:rPr>
+          <w:rStyle w:val="VerbatimChar"/>
+        </w:rPr>
+        <w:t xml:space="preserve">web-15</w:t>
+      </w:r>
+      <w:r>
+        <w:t xml:space="preserve"> </w:t>
+      </w:r>
+      <w:r>
+        <w:t xml:space="preserve">carries the same ones: about thirty staff, board and news-author names on BBMRI-ERIC's and EGI's pages, and the author lists of publication citations on Czechia's, D4Science's (EOSC DTO, Italy) and PaNOSC's pages. Two of those citation lists were already in the evidence published as</w:t>
       </w:r>
       <w:r>
         <w:t xml:space="preserve"> </w:t>
@@ -16471,9 +16602,9 @@
         </w:pict>
       </w:r>
     </w:p>
-    <w:bookmarkEnd w:id="46"/>
     <w:bookmarkEnd w:id="47"/>
-    <w:bookmarkStart w:id="50" w:name="the-test-suite"/>
+    <w:bookmarkEnd w:id="48"/>
+    <w:bookmarkStart w:id="51" w:name="the-test-suite"/>
     <w:p>
       <w:pPr>
         <w:pStyle w:val="Heading2"/>
@@ -17311,7 +17442,7 @@
       <w:r>
         <w:t xml:space="preserve"> </w:t>
       </w:r>
-      <w:hyperlink r:id="rId48">
+      <w:hyperlink r:id="rId49">
         <w:r>
           <w:rPr>
             <w:rStyle w:val="Hyperlink"/>
@@ -17375,7 +17506,7 @@
         <w:t xml:space="preserve">test_a_pipe_in_a_url_cannot_break_the_table</w:t>
       </w:r>
     </w:p>
-    <w:bookmarkStart w:id="49" w:name="a-note-on-what-a-passing-suite-means"/>
+    <w:bookmarkStart w:id="50" w:name="a-note-on-what-a-passing-suite-means"/>
     <w:p>
       <w:pPr>
         <w:pStyle w:val="Heading3"/>
@@ -17452,9 +17583,9 @@
         </w:pict>
       </w:r>
     </w:p>
-    <w:bookmarkEnd w:id="49"/>
     <w:bookmarkEnd w:id="50"/>
-    <w:bookmarkStart w:id="51" w:name="continuous-integration"/>
+    <w:bookmarkEnd w:id="51"/>
+    <w:bookmarkStart w:id="52" w:name="continuous-integration"/>
     <w:p>
       <w:pPr>
         <w:pStyle w:val="Heading2"/>
@@ -18127,8 +18258,8 @@
         </w:pict>
       </w:r>
     </w:p>
-    <w:bookmarkEnd w:id="51"/>
-    <w:bookmarkStart w:id="52" w:name="troubleshooting"/>
+    <w:bookmarkEnd w:id="52"/>
+    <w:bookmarkStart w:id="53" w:name="troubleshooting"/>
     <w:p>
       <w:pPr>
         <w:pStyle w:val="Heading2"/>
@@ -19333,8 +19464,8 @@
         </w:pict>
       </w:r>
     </w:p>
-    <w:bookmarkEnd w:id="52"/>
-    <w:bookmarkStart w:id="53" w:name="extending-it"/>
+    <w:bookmarkEnd w:id="53"/>
+    <w:bookmarkStart w:id="54" w:name="extending-it"/>
     <w:p>
       <w:pPr>
         <w:pStyle w:val="Heading2"/>
@@ -19968,8 +20099,8 @@
         <w:t xml:space="preserve">checklist transcription, so none of it is under this module's control.</w:t>
       </w:r>
     </w:p>
-    <w:bookmarkEnd w:id="53"/>
-    <w:bookmarkStart w:id="57" w:name="worked-examples"/>
+    <w:bookmarkEnd w:id="54"/>
+    <w:bookmarkStart w:id="58" w:name="worked-examples"/>
     <w:p>
       <w:pPr>
         <w:pStyle w:val="Heading2"/>
@@ -20266,7 +20397,7 @@
         <w:t xml:space="preserve">own run.</w:t>
       </w:r>
     </w:p>
-    <w:bookmarkStart w:id="54" w:name="X073cb44b8dc5d29e47f376bc008b8613dd82a6a"/>
+    <w:bookmarkStart w:id="55" w:name="X073cb44b8dc5d29e47f376bc008b8613dd82a6a"/>
     <w:p>
       <w:pPr>
         <w:pStyle w:val="Heading3"/>
@@ -20389,7 +20520,7 @@
       <w:r>
         <w:t xml:space="preserve"> </w:t>
       </w:r>
-      <w:hyperlink r:id="rId19">
+      <w:hyperlink r:id="rId20">
         <w:r>
           <w:rPr>
             <w:rStyle w:val="Hyperlink"/>
@@ -21942,7 +22073,7 @@
         <w:t xml:space="preserve"> </w:t>
       </w:r>
       <w:r>
-        <w:t xml:space="preserve">("130 cells: 52 PASS · 10 FAIL · 68 review");</w:t>
+        <w:t xml:space="preserve">("130 cells: 53 PASS · 9 FAIL · 68 review");</w:t>
       </w:r>
     </w:p>
     <w:p>
@@ -22070,8 +22201,8 @@
         <w:t xml:space="preserve"> push</w:t>
       </w:r>
     </w:p>
-    <w:bookmarkEnd w:id="54"/>
-    <w:bookmarkStart w:id="55" w:name="Xe23e918a40335caa5ab24e15a733d1ac9e4c070"/>
+    <w:bookmarkEnd w:id="55"/>
+    <w:bookmarkStart w:id="56" w:name="Xe23e918a40335caa5ab24e15a733d1ac9e4c070"/>
     <w:p>
       <w:pPr>
         <w:pStyle w:val="Heading3"/>
@@ -23328,8 +23459,8 @@
         <w:t xml:space="preserve">the documents together.</w:t>
       </w:r>
     </w:p>
-    <w:bookmarkEnd w:id="55"/>
-    <w:bookmarkStart w:id="56" w:name="Xa570dceeae7de3d84789b8e054a5bbb043a3946"/>
+    <w:bookmarkEnd w:id="56"/>
+    <w:bookmarkStart w:id="57" w:name="Xa570dceeae7de3d84789b8e054a5bbb043a3946"/>
     <w:p>
       <w:pPr>
         <w:pStyle w:val="Heading3"/>
@@ -25470,9 +25601,9 @@
         </w:pict>
       </w:r>
     </w:p>
-    <w:bookmarkEnd w:id="56"/>
     <w:bookmarkEnd w:id="57"/>
-    <w:bookmarkStart w:id="58" w:name="sources"/>
+    <w:bookmarkEnd w:id="58"/>
+    <w:bookmarkStart w:id="59" w:name="sources"/>
     <w:p>
       <w:pPr>
         <w:pStyle w:val="Heading2"/>
@@ -25604,9 +25735,9 @@
         <w:t xml:space="preserve">Playwright for Python: https://playwright.dev/python/</w:t>
       </w:r>
     </w:p>
-    <w:bookmarkEnd w:id="58"/>
+    <w:bookmarkEnd w:id="59"/>
     <w:sectPr>
-      <w:footerReference w:type="default" r:id="rId15"/>
+      <w:footerReference w:type="default" r:id="rId16"/>
       <w:footnotePr>
         <w:numRestart w:val="eachSect"/>
       </w:footnotePr>

--- a/docs/eosc-basic-compliance-guide.docx
+++ b/docs/eosc-basic-compliance-guide.docx
@@ -544,7 +544,7 @@
           <w:b/>
           <w:bCs/>
         </w:rPr>
-        <w:t xml:space="preserve">The published run changed again on 29 September 2026.</w:t>
+        <w:t xml:space="preserve">The published run changed again on 30 September 2026.</w:t>
       </w:r>
       <w:r>
         <w:t xml:space="preserve"> </w:t>
@@ -574,39 +574,106 @@
         <w:rPr>
           <w:rStyle w:val="VerbatimChar"/>
         </w:rPr>
+        <w:t xml:space="preserve">web-16</w:t>
+      </w:r>
+      <w:r>
+        <w:t xml:space="preserve">, collected by the GitHub workflow at</w:t>
+      </w:r>
+      <w:r>
+        <w:t xml:space="preserve"> </w:t>
+      </w:r>
+      <w:r>
+        <w:rPr>
+          <w:rStyle w:val="VerbatimChar"/>
+        </w:rPr>
+        <w:t xml:space="preserve">--depth 2</w:t>
+      </w:r>
+      <w:r>
+        <w:t xml:space="preserve"> </w:t>
+      </w:r>
+      <w:r>
+        <w:t xml:space="preserve">on</w:t>
+      </w:r>
+      <w:r>
+        <w:t xml:space="preserve"> </w:t>
+      </w:r>
+      <w:r>
+        <w:t xml:space="preserve">30 September 2026 between 14:58 and 15:04 UTC from all thirteen nodes</w:t>
+      </w:r>
+      <w:r>
+        <w:t xml:space="preserve"> </w:t>
+      </w:r>
+      <w:r>
+        <w:t xml:space="preserve">(</w:t>
+      </w:r>
+      <w:hyperlink r:id="rId10">
+        <w:r>
+          <w:rPr>
+            <w:rStyle w:val="Hyperlink"/>
+          </w:rPr>
+          <w:t xml:space="preserve">run 36732900487</w:t>
+        </w:r>
+      </w:hyperlink>
+      <w:r>
+        <w:t xml:space="preserve">, commit</w:t>
+      </w:r>
+      <w:r>
+        <w:t xml:space="preserve"> </w:t>
+      </w:r>
+      <w:r>
+        <w:rPr>
+          <w:rStyle w:val="VerbatimChar"/>
+        </w:rPr>
+        <w:t xml:space="preserve">a83c0f1</w:t>
+      </w:r>
+      <w:r>
+        <w:t xml:space="preserve">), under the re-issued v3.2: 57 PASS, 6 FAIL and 67</w:t>
+      </w:r>
+      <w:r>
+        <w:t xml:space="preserve"> </w:t>
+      </w:r>
+      <w:r>
+        <w:t xml:space="preserve">MANUAL_REVIEW at both depths, in 109 page requests. GÉANT's page was served</w:t>
+      </w:r>
+      <w:r>
+        <w:t xml:space="preserve"> </w:t>
+      </w:r>
+      <w:r>
+        <w:t xml:space="preserve">for the first time since 24 September; Italy's returned HTTP 503, also when</w:t>
+      </w:r>
+      <w:r>
+        <w:t xml:space="preserve"> </w:t>
+      </w:r>
+      <w:r>
+        <w:t xml:space="preserve">re-collected alone (</w:t>
+      </w:r>
+      <w:hyperlink r:id="rId11">
+        <w:r>
+          <w:rPr>
+            <w:rStyle w:val="Hyperlink"/>
+          </w:rPr>
+          <w:t xml:space="preserve">run 36733978874</w:t>
+        </w:r>
+      </w:hyperlink>
+      <w:r>
+        <w:t xml:space="preserve">), so its ten cells are review. Before it came</w:t>
+      </w:r>
+      <w:r>
+        <w:t xml:space="preserve"> </w:t>
+      </w:r>
+      <w:r>
+        <w:rPr>
+          <w:rStyle w:val="VerbatimChar"/>
+        </w:rPr>
         <w:t xml:space="preserve">web-15</w:t>
       </w:r>
       <w:r>
-        <w:t xml:space="preserve">, collected by the GitHub workflow at</w:t>
-      </w:r>
-      <w:r>
-        <w:t xml:space="preserve"> </w:t>
-      </w:r>
-      <w:r>
-        <w:rPr>
-          <w:rStyle w:val="VerbatimChar"/>
-        </w:rPr>
-        <w:t xml:space="preserve">--depth 2</w:t>
-      </w:r>
-      <w:r>
-        <w:t xml:space="preserve"> </w:t>
-      </w:r>
-      <w:r>
-        <w:t xml:space="preserve">on</w:t>
-      </w:r>
-      <w:r>
-        <w:t xml:space="preserve"> </w:t>
-      </w:r>
-      <w:r>
-        <w:t xml:space="preserve">29 September 2026 between 16:44 and 16:50 UTC from all thirteen nodes</w:t>
-      </w:r>
-      <w:r>
         <w:t xml:space="preserve"> </w:t>
       </w:r>
       <w:r>
         <w:t xml:space="preserve">(</w:t>
       </w:r>
-      <w:hyperlink r:id="rId10">
+      <w:hyperlink r:id="rId12">
         <w:r>
           <w:rPr>
             <w:rStyle w:val="Hyperlink"/>
@@ -615,25 +682,7 @@
         </w:r>
       </w:hyperlink>
       <w:r>
-        <w:t xml:space="preserve">, commit</w:t>
-      </w:r>
-      <w:r>
-        <w:t xml:space="preserve"> </w:t>
-      </w:r>
-      <w:r>
-        <w:rPr>
-          <w:rStyle w:val="VerbatimChar"/>
-        </w:rPr>
-        <w:t xml:space="preserve">2bab16b</w:t>
-      </w:r>
-      <w:r>
-        <w:t xml:space="preserve">), under the re-issued v3.2: 53 PASS, 9 FAIL and 68</w:t>
-      </w:r>
-      <w:r>
-        <w:t xml:space="preserve"> </w:t>
-      </w:r>
-      <w:r>
-        <w:t xml:space="preserve">MANUAL_REVIEW at both depths, in 95 page requests. It differs from</w:t>
+        <w:t xml:space="preserve">, 29 September, 53 / 9 / 68 in 95 requests), which differed from</w:t>
       </w:r>
       <w:r>
         <w:t xml:space="preserve"> </w:t>
@@ -648,39 +697,7 @@
         <w:t xml:space="preserve"> </w:t>
       </w:r>
       <w:r>
-        <w:t xml:space="preserve">(</w:t>
-      </w:r>
-      <w:hyperlink r:id="rId11">
-        <w:r>
-          <w:rPr>
-            <w:rStyle w:val="Hyperlink"/>
-          </w:rPr>
-          <w:t xml:space="preserve">run 36499442323</w:t>
-        </w:r>
-      </w:hyperlink>
-      <w:r>
-        <w:t xml:space="preserve">, 28 September, 52 / 10 / 68 in 136 requests) only in EGI's</w:t>
-      </w:r>
-      <w:r>
-        <w:t xml:space="preserve"> </w:t>
-      </w:r>
-      <w:r>
-        <w:t xml:space="preserve">point 4, which now passes: EGI's landing page gained a link to its own</w:t>
-      </w:r>
-      <w:r>
-        <w:t xml:space="preserve"> </w:t>
-      </w:r>
-      <w:r>
-        <w:rPr>
-          <w:rStyle w:val="VerbatimChar"/>
-        </w:rPr>
-        <w:t xml:space="preserve">eosc.eu</w:t>
-      </w:r>
-      <w:r>
-        <w:t xml:space="preserve"> </w:t>
-      </w:r>
-      <w:r>
-        <w:t xml:space="preserve">entry.</w:t>
+        <w:t xml:space="preserve">only in EGI's point 4.</w:t>
       </w:r>
       <w:r>
         <w:t xml:space="preserve"> </w:t>
@@ -851,7 +868,7 @@
       <w:r>
         <w:t xml:space="preserve">(</w:t>
       </w:r>
-      <w:hyperlink r:id="rId12">
+      <w:hyperlink r:id="rId13">
         <w:r>
           <w:rPr>
             <w:rStyle w:val="Hyperlink"/>
@@ -889,7 +906,7 @@
       <w:r>
         <w:t xml:space="preserve">(</w:t>
       </w:r>
-      <w:hyperlink r:id="rId13">
+      <w:hyperlink r:id="rId14">
         <w:r>
           <w:rPr>
             <w:rStyle w:val="Hyperlink"/>
@@ -933,7 +950,7 @@
       <w:r>
         <w:t xml:space="preserve">(</w:t>
       </w:r>
-      <w:hyperlink r:id="rId14">
+      <w:hyperlink r:id="rId15">
         <w:r>
           <w:rPr>
             <w:rStyle w:val="Hyperlink"/>
@@ -1181,7 +1198,7 @@
         </w:pict>
       </w:r>
     </w:p>
-    <w:bookmarkStart w:id="16" w:name="requirements"/>
+    <w:bookmarkStart w:id="17" w:name="requirements"/>
     <w:p>
       <w:pPr>
         <w:pStyle w:val="Heading2"/>
@@ -1249,7 +1266,7 @@
             <w:pPr>
               <w:pStyle w:val="Compact"/>
             </w:pPr>
-            <w:hyperlink r:id="rId15">
+            <w:hyperlink r:id="rId16">
               <w:r>
                 <w:rPr>
                   <w:rStyle w:val="VerbatimChar"/>
@@ -1615,8 +1632,8 @@
         </w:pict>
       </w:r>
     </w:p>
-    <w:bookmarkEnd w:id="16"/>
-    <w:bookmarkStart w:id="19" w:name="installation"/>
+    <w:bookmarkEnd w:id="17"/>
+    <w:bookmarkStart w:id="20" w:name="installation"/>
     <w:p>
       <w:pPr>
         <w:pStyle w:val="Heading2"/>
@@ -1915,7 +1932,7 @@
         <w:t xml:space="preserve">this step.</w:t>
       </w:r>
     </w:p>
-    <w:bookmarkStart w:id="17" w:name="what-needs-a-browser-and-what-does-not"/>
+    <w:bookmarkStart w:id="18" w:name="what-needs-a-browser-and-what-does-not"/>
     <w:p>
       <w:pPr>
         <w:pStyle w:val="Heading3"/>
@@ -2395,8 +2412,8 @@
         <w:t xml:space="preserve">.</w:t>
       </w:r>
     </w:p>
-    <w:bookmarkEnd w:id="17"/>
-    <w:bookmarkStart w:id="18" w:name="verifying-the-installation"/>
+    <w:bookmarkEnd w:id="18"/>
+    <w:bookmarkStart w:id="19" w:name="verifying-the-installation"/>
     <w:p>
       <w:pPr>
         <w:pStyle w:val="Heading3"/>
@@ -2518,9 +2535,9 @@
         </w:pict>
       </w:r>
     </w:p>
-    <w:bookmarkEnd w:id="18"/>
     <w:bookmarkEnd w:id="19"/>
-    <w:bookmarkStart w:id="33" w:name="configuration"/>
+    <w:bookmarkEnd w:id="20"/>
+    <w:bookmarkStart w:id="34" w:name="configuration"/>
     <w:p>
       <w:pPr>
         <w:pStyle w:val="Heading2"/>
@@ -2549,7 +2566,7 @@
         <w:t xml:space="preserve">edited; the third is a plain text list you write yourself.</w:t>
       </w:r>
     </w:p>
-    <w:bookmarkStart w:id="21" w:name="nodes.yaml-which-pages-to-check"/>
+    <w:bookmarkStart w:id="22" w:name="nodes.yaml-which-pages-to-check"/>
     <w:p>
       <w:pPr>
         <w:pStyle w:val="Heading3"/>
@@ -2944,7 +2961,7 @@
       <w:r>
         <w:t xml:space="preserve"> </w:t>
       </w:r>
-      <w:hyperlink r:id="rId20">
+      <w:hyperlink r:id="rId21">
         <w:r>
           <w:rPr>
             <w:rStyle w:val="Hyperlink"/>
@@ -3238,7 +3255,7 @@
         <w:rPr>
           <w:rStyle w:val="VerbatimChar"/>
         </w:rPr>
-        <w:t xml:space="preserve">web-15</w:t>
+        <w:t xml:space="preserve">web-16</w:t>
       </w:r>
       <w:r>
         <w:t xml:space="preserve"> </w:t>
@@ -3247,8 +3264,8 @@
         <w:t xml:space="preserve">(the published run).</w:t>
       </w:r>
     </w:p>
-    <w:bookmarkEnd w:id="21"/>
-    <w:bookmarkStart w:id="22" w:name="changing-a-nodes-url"/>
+    <w:bookmarkEnd w:id="22"/>
+    <w:bookmarkStart w:id="23" w:name="changing-a-nodes-url"/>
     <w:p>
       <w:pPr>
         <w:pStyle w:val="Heading3"/>
@@ -4036,7 +4053,7 @@
         <w:rPr>
           <w:rStyle w:val="NormalTok"/>
         </w:rPr>
-        <w:t xml:space="preserve"> web-15</w:t>
+        <w:t xml:space="preserve"> web-16</w:t>
       </w:r>
     </w:p>
     <w:p>
@@ -4248,7 +4265,7 @@
         <w:t xml:space="preserve"> </w:t>
       </w:r>
       <w:r>
-        <w:t xml:space="preserve">exactly, apart from the generation time, with 53 PASS, 9 FAIL and 68</w:t>
+        <w:t xml:space="preserve">exactly, apart from the generation time, with 57 PASS, 6 FAIL and 67</w:t>
       </w:r>
       <w:r>
         <w:t xml:space="preserve"> </w:t>
@@ -4492,8 +4509,8 @@
         <w:t xml:space="preserve">the next published run.</w:t>
       </w:r>
     </w:p>
-    <w:bookmarkEnd w:id="22"/>
-    <w:bookmarkStart w:id="23" w:name="checklistv3.2.yaml-the-rules"/>
+    <w:bookmarkEnd w:id="23"/>
+    <w:bookmarkStart w:id="24" w:name="checklistv3.2.yaml-the-rules"/>
     <w:p>
       <w:pPr>
         <w:pStyle w:val="Heading3"/>
@@ -5010,8 +5027,8 @@
         <w:t xml:space="preserve">section 11.</w:t>
       </w:r>
     </w:p>
-    <w:bookmarkEnd w:id="23"/>
-    <w:bookmarkStart w:id="30" w:name="the-approved-names-file---approved-names"/>
+    <w:bookmarkEnd w:id="24"/>
+    <w:bookmarkStart w:id="31" w:name="the-approved-names-file---approved-names"/>
     <w:p>
       <w:pPr>
         <w:pStyle w:val="Heading3"/>
@@ -5273,7 +5290,7 @@
         <w:t xml:space="preserve">the names they think it did.</w:t>
       </w:r>
     </w:p>
-    <w:bookmarkStart w:id="24" w:name="which-list-is-used"/>
+    <w:bookmarkStart w:id="25" w:name="which-list-is-used"/>
     <w:p>
       <w:pPr>
         <w:pStyle w:val="Heading4"/>
@@ -5513,8 +5530,8 @@
         <w:t xml:space="preserve">.</w:t>
       </w:r>
     </w:p>
-    <w:bookmarkEnd w:id="24"/>
-    <w:bookmarkStart w:id="25" w:name="supplying-your-own-list"/>
+    <w:bookmarkEnd w:id="25"/>
+    <w:bookmarkStart w:id="26" w:name="supplying-your-own-list"/>
     <w:p>
       <w:pPr>
         <w:pStyle w:val="Heading4"/>
@@ -5861,8 +5878,8 @@
         <w:t xml:space="preserve">is unaffected.</w:t>
       </w:r>
     </w:p>
-    <w:bookmarkEnd w:id="25"/>
-    <w:bookmarkStart w:id="26" w:name="how-a-name-is-matched"/>
+    <w:bookmarkEnd w:id="26"/>
+    <w:bookmarkStart w:id="27" w:name="how-a-name-is-matched"/>
     <w:p>
       <w:pPr>
         <w:pStyle w:val="Heading4"/>
@@ -6610,8 +6627,8 @@
         <w:t xml:space="preserve">matches none of the twelve.</w:t>
       </w:r>
     </w:p>
-    <w:bookmarkEnd w:id="26"/>
-    <w:bookmarkStart w:id="27" w:name="a-match-is-not-proof-of-the-right-name"/>
+    <w:bookmarkEnd w:id="27"/>
+    <w:bookmarkStart w:id="28" w:name="a-match-is-not-proof-of-the-right-name"/>
     <w:p>
       <w:pPr>
         <w:pStyle w:val="Heading4"/>
@@ -6884,8 +6901,8 @@
         <w:t xml:space="preserve">file's header comment says the same thing.</w:t>
       </w:r>
     </w:p>
-    <w:bookmarkEnd w:id="27"/>
-    <w:bookmarkStart w:id="28" w:name="which-list-was-used-is-recorded"/>
+    <w:bookmarkEnd w:id="28"/>
+    <w:bookmarkStart w:id="29" w:name="which-list-was-used-is-recorded"/>
     <w:p>
       <w:pPr>
         <w:pStyle w:val="Heading4"/>
@@ -6970,8 +6987,8 @@
         <w:t xml:space="preserve"> checklist/approved-names.txt</w:t>
       </w:r>
     </w:p>
-    <w:bookmarkEnd w:id="28"/>
-    <w:bookmarkStart w:id="29" w:name="what-the-official-list-actually-finds"/>
+    <w:bookmarkEnd w:id="29"/>
+    <w:bookmarkStart w:id="30" w:name="what-the-official-list-actually-finds"/>
     <w:p>
       <w:pPr>
         <w:pStyle w:val="Heading4"/>
@@ -7536,9 +7553,9 @@
         <w:t xml:space="preserve">file before assuming the page is at fault.</w:t>
       </w:r>
     </w:p>
-    <w:bookmarkEnd w:id="29"/>
     <w:bookmarkEnd w:id="30"/>
-    <w:bookmarkStart w:id="31" w:name="adding-a-node"/>
+    <w:bookmarkEnd w:id="31"/>
+    <w:bookmarkStart w:id="32" w:name="adding-a-node"/>
     <w:p>
       <w:pPr>
         <w:pStyle w:val="Heading3"/>
@@ -7683,7 +7700,7 @@
       <w:r>
         <w:t xml:space="preserve"> </w:t>
       </w:r>
-      <w:hyperlink r:id="rId20">
+      <w:hyperlink r:id="rId21">
         <w:r>
           <w:rPr>
             <w:rStyle w:val="Hyperlink"/>
@@ -8281,8 +8298,8 @@
         <w:t xml:space="preserve">unless you intend to publish a partial one and say so.</w:t>
       </w:r>
     </w:p>
-    <w:bookmarkEnd w:id="31"/>
-    <w:bookmarkStart w:id="32" w:name="X84bdf4d6d4e37947911920c44f1c0e29ac695a1"/>
+    <w:bookmarkEnd w:id="32"/>
+    <w:bookmarkStart w:id="33" w:name="X84bdf4d6d4e37947911920c44f1c0e29ac695a1"/>
     <w:p>
       <w:pPr>
         <w:pStyle w:val="Heading3"/>
@@ -8507,9 +8524,9 @@
         </w:pict>
       </w:r>
     </w:p>
-    <w:bookmarkEnd w:id="32"/>
     <w:bookmarkEnd w:id="33"/>
-    <w:bookmarkStart w:id="42" w:name="running-it"/>
+    <w:bookmarkEnd w:id="34"/>
+    <w:bookmarkStart w:id="43" w:name="running-it"/>
     <w:p>
       <w:pPr>
         <w:pStyle w:val="Heading2"/>
@@ -8555,7 +8572,7 @@
         <w:t xml:space="preserve">requests.</w:t>
       </w:r>
     </w:p>
-    <w:bookmarkStart w:id="34" w:name="the-commands"/>
+    <w:bookmarkStart w:id="35" w:name="the-commands"/>
     <w:p>
       <w:pPr>
         <w:pStyle w:val="Heading3"/>
@@ -8671,8 +8688,8 @@
         <w:t xml:space="preserve"># one node's results in the terminal</w:t>
       </w:r>
     </w:p>
-    <w:bookmarkEnd w:id="34"/>
-    <w:bookmarkStart w:id="35" w:name="listing-the-configuration"/>
+    <w:bookmarkEnd w:id="35"/>
+    <w:bookmarkStart w:id="36" w:name="listing-the-configuration"/>
     <w:p>
       <w:pPr>
         <w:pStyle w:val="Heading3"/>
@@ -9576,8 +9593,8 @@
         <w:t xml:space="preserve">the next run will check.</w:t>
       </w:r>
     </w:p>
-    <w:bookmarkEnd w:id="35"/>
-    <w:bookmarkStart w:id="36" w:name="useful-options"/>
+    <w:bookmarkEnd w:id="36"/>
+    <w:bookmarkStart w:id="37" w:name="useful-options"/>
     <w:p>
       <w:pPr>
         <w:pStyle w:val="Heading3"/>
@@ -10817,8 +10834,8 @@
         </w:tc>
       </w:tr>
     </w:tbl>
-    <w:bookmarkEnd w:id="36"/>
-    <w:bookmarkStart w:id="37" w:name="only-narrows-the-fetch-not-the-report"/>
+    <w:bookmarkEnd w:id="37"/>
+    <w:bookmarkStart w:id="38" w:name="only-narrows-the-fetch-not-the-report"/>
     <w:p>
       <w:pPr>
         <w:pStyle w:val="Heading3"/>
@@ -11431,8 +11448,8 @@
         <w:t xml:space="preserve"> run basic-check assess</w:t>
       </w:r>
     </w:p>
-    <w:bookmarkEnd w:id="37"/>
-    <w:bookmarkStart w:id="38" w:name="skip-leaves-nodes-out-and-says-so"/>
+    <w:bookmarkEnd w:id="38"/>
+    <w:bookmarkStart w:id="39" w:name="skip-leaves-nodes-out-and-says-so"/>
     <w:p>
       <w:pPr>
         <w:pStyle w:val="Heading3"/>
@@ -12002,8 +12019,8 @@
         <w:t xml:space="preserve">fetches EUDAT alone.</w:t>
       </w:r>
     </w:p>
-    <w:bookmarkEnd w:id="38"/>
-    <w:bookmarkStart w:id="39" w:name="checking-a-page-not-in-nodesyaml"/>
+    <w:bookmarkEnd w:id="39"/>
+    <w:bookmarkStart w:id="40" w:name="checking-a-page-not-in-nodesyaml"/>
     <w:p>
       <w:pPr>
         <w:pStyle w:val="Heading3"/>
@@ -12091,8 +12108,8 @@
         <w:t xml:space="preserve">stray single-page file that looks official is a genuine hazard.</w:t>
       </w:r>
     </w:p>
-    <w:bookmarkEnd w:id="39"/>
-    <w:bookmarkStart w:id="40" w:name="Xff864b2a738710e69d56a09dc1146f678e1e3b2"/>
+    <w:bookmarkEnd w:id="40"/>
+    <w:bookmarkStart w:id="41" w:name="Xff864b2a738710e69d56a09dc1146f678e1e3b2"/>
     <w:p>
       <w:pPr>
         <w:pStyle w:val="Heading3"/>
@@ -12797,8 +12814,8 @@
         <w:t xml:space="preserve"> /tmp/copy</w:t>
       </w:r>
     </w:p>
-    <w:bookmarkEnd w:id="40"/>
-    <w:bookmarkStart w:id="41" w:name="checking-a-node-at-an-alternative-url"/>
+    <w:bookmarkEnd w:id="41"/>
+    <w:bookmarkStart w:id="42" w:name="checking-a-node-at-an-alternative-url"/>
     <w:p>
       <w:pPr>
         <w:pStyle w:val="Heading3"/>
@@ -13478,9 +13495,9 @@
         </w:pict>
       </w:r>
     </w:p>
-    <w:bookmarkEnd w:id="41"/>
     <w:bookmarkEnd w:id="42"/>
-    <w:bookmarkStart w:id="44" w:name="how-deep-to-go---depth"/>
+    <w:bookmarkEnd w:id="43"/>
+    <w:bookmarkStart w:id="45" w:name="how-deep-to-go---depth"/>
     <w:p>
       <w:pPr>
         <w:pStyle w:val="Heading2"/>
@@ -14283,7 +14300,61 @@
         <w:t xml:space="preserve"> </w:t>
       </w:r>
       <w:r>
-        <w:t xml:space="preserve">verdicts changed (53 PASS, 9 FAIL, 68 review at both depths). The second hop reached governance, secretariat and news pages, which is also where it met a personal name that depth 1 had never collected (section on masking). Run it yourself before assuming the same holds for</w:t>
+        <w:t xml:space="preserve">verdicts changed (53 PASS, 9 FAIL, 68 review at both depths).</w:t>
+      </w:r>
+      <w:r>
+        <w:t xml:space="preserve"> </w:t>
+      </w:r>
+      <w:r>
+        <w:rPr>
+          <w:b/>
+          <w:bCs/>
+        </w:rPr>
+        <w:t xml:space="preserve">Run</w:t>
+      </w:r>
+      <w:r>
+        <w:rPr>
+          <w:b/>
+          <w:bCs/>
+        </w:rPr>
+        <w:t xml:space="preserve"> </w:t>
+      </w:r>
+      <w:r>
+        <w:rPr>
+          <w:rStyle w:val="VerbatimChar"/>
+          <w:b/>
+          <w:bCs/>
+        </w:rPr>
+        <w:t xml:space="preserve">web-16</w:t>
+      </w:r>
+      <w:r>
+        <w:rPr>
+          <w:b/>
+          <w:bCs/>
+        </w:rPr>
+        <w:t xml:space="preserve">:</w:t>
+      </w:r>
+      <w:r>
+        <w:t xml:space="preserve"> </w:t>
+      </w:r>
+      <w:r>
+        <w:t xml:space="preserve">34 second-hop pages, 109 requests, and again</w:t>
+      </w:r>
+      <w:r>
+        <w:t xml:space="preserve"> </w:t>
+      </w:r>
+      <w:r>
+        <w:rPr>
+          <w:b/>
+          <w:bCs/>
+        </w:rPr>
+        <w:t xml:space="preserve">zero</w:t>
+      </w:r>
+      <w:r>
+        <w:t xml:space="preserve"> </w:t>
+      </w:r>
+      <w:r>
+        <w:t xml:space="preserve">verdicts changed (57 / 6 / 67 at both depths). The second hop reached governance, secretariat and news pages, which is also where it met a personal name that depth 1 had never collected (section on masking). Run it yourself before assuming the same holds for</w:t>
       </w:r>
       <w:r>
         <w:t xml:space="preserve"> </w:t>
@@ -14292,7 +14363,7 @@
         <w:t xml:space="preserve">another federation or a later date.</w:t>
       </w:r>
     </w:p>
-    <w:bookmarkStart w:id="43" w:name="X2a91d9b1ee4bf6327b51d59c91d7740875558d5"/>
+    <w:bookmarkStart w:id="44" w:name="X2a91d9b1ee4bf6327b51d59c91d7740875558d5"/>
     <w:p>
       <w:pPr>
         <w:pStyle w:val="Heading3"/>
@@ -14489,9 +14560,9 @@
         </w:pict>
       </w:r>
     </w:p>
-    <w:bookmarkEnd w:id="43"/>
     <w:bookmarkEnd w:id="44"/>
-    <w:bookmarkStart w:id="48" w:name="reading-the-output"/>
+    <w:bookmarkEnd w:id="45"/>
+    <w:bookmarkStart w:id="49" w:name="reading-the-output"/>
     <w:p>
       <w:pPr>
         <w:pStyle w:val="Heading2"/>
@@ -14820,7 +14891,7 @@
         </w:tc>
       </w:tr>
     </w:tbl>
-    <w:bookmarkStart w:id="45" w:name="the-four-verdicts"/>
+    <w:bookmarkStart w:id="46" w:name="the-four-verdicts"/>
     <w:p>
       <w:pPr>
         <w:pStyle w:val="Heading3"/>
@@ -15289,8 +15360,8 @@
         <w:t xml:space="preserve">26 September, and the same four cells are review there.</w:t>
       </w:r>
     </w:p>
-    <w:bookmarkEnd w:id="45"/>
-    <w:bookmarkStart w:id="46" w:name="reproducing-a-verdict-by-hand"/>
+    <w:bookmarkEnd w:id="46"/>
+    <w:bookmarkStart w:id="47" w:name="reproducing-a-verdict-by-hand"/>
     <w:p>
       <w:pPr>
         <w:pStyle w:val="Heading3"/>
@@ -15474,8 +15545,8 @@
         <w:t xml:space="preserve">a verdict surprises you.</w:t>
       </w:r>
     </w:p>
-    <w:bookmarkEnd w:id="46"/>
-    <w:bookmarkStart w:id="47" w:name="personal-data-is-masked"/>
+    <w:bookmarkEnd w:id="47"/>
+    <w:bookmarkStart w:id="48" w:name="personal-data-is-masked"/>
     <w:p>
       <w:pPr>
         <w:pStyle w:val="Heading3"/>
@@ -16112,76 +16183,145 @@
         <w:rPr>
           <w:rStyle w:val="VerbatimChar"/>
         </w:rPr>
+        <w:t xml:space="preserve">web-16</w:t>
+      </w:r>
+      <w:r>
+        <w:t xml:space="preserve"> </w:t>
+      </w:r>
+      <w:r>
+        <w:t xml:space="preserve">(30 September 2026) was collected</w:t>
+      </w:r>
+      <w:r>
+        <w:t xml:space="preserve"> </w:t>
+      </w:r>
+      <w:r>
+        <w:t xml:space="preserve">with masking in place, and a search of all its evidence and reports found no</w:t>
+      </w:r>
+      <w:r>
+        <w:t xml:space="preserve"> </w:t>
+      </w:r>
+      <w:r>
+        <w:t xml:space="preserve">personal address or phone number. Two personal names that the masking does not cover were removed by hand from the evidence, each replaced by a placeholder of the same length so every character count and verdict stays as collected: a quotation attribution on CERN's page (in</w:t>
+      </w:r>
+      <w:r>
+        <w:t xml:space="preserve"> </w:t>
+      </w:r>
+      <w:r>
+        <w:rPr>
+          <w:rStyle w:val="VerbatimChar"/>
+        </w:rPr>
+        <w:t xml:space="preserve">cern.json</w:t>
+      </w:r>
+      <w:r>
+        <w:t xml:space="preserve"> </w:t>
+      </w:r>
+      <w:r>
+        <w:t xml:space="preserve">and in its screenshot) and the node coordinator named on EGI's page (in</w:t>
+      </w:r>
+      <w:r>
+        <w:t xml:space="preserve"> </w:t>
+      </w:r>
+      <w:r>
+        <w:rPr>
+          <w:rStyle w:val="VerbatimChar"/>
+        </w:rPr>
+        <w:t xml:space="preserve">egi.json</w:t>
+      </w:r>
+      <w:r>
+        <w:t xml:space="preserve">, in the link text and, since</w:t>
+      </w:r>
+      <w:r>
+        <w:t xml:space="preserve"> </w:t>
+      </w:r>
+      <w:r>
+        <w:rPr>
+          <w:rStyle w:val="VerbatimChar"/>
+        </w:rPr>
+        <w:t xml:space="preserve">web-12</w:t>
+      </w:r>
+      <w:r>
+        <w:t xml:space="preserve">, also in the link's address,</w:t>
+      </w:r>
+      <w:r>
+        <w:t xml:space="preserve"> </w:t>
+      </w:r>
+      <w:r>
+        <w:rPr>
+          <w:rStyle w:val="VerbatimChar"/>
+        </w:rPr>
+        <w:t xml:space="preserve">/person/…/</w:t>
+      </w:r>
+      <w:r>
+        <w:t xml:space="preserve">, which earlier published runs still carried). The second hop of</w:t>
+      </w:r>
+      <w:r>
+        <w:t xml:space="preserve"> </w:t>
+      </w:r>
+      <w:r>
+        <w:rPr>
+          <w:rStyle w:val="VerbatimChar"/>
+        </w:rPr>
+        <w:t xml:space="preserve">web-13</w:t>
+      </w:r>
+      <w:r>
+        <w:t xml:space="preserve"> </w:t>
+      </w:r>
+      <w:r>
+        <w:t xml:space="preserve">added a third: a person quoted in a news item on a Czechia page reached only at depth 2 (in</w:t>
+      </w:r>
+      <w:r>
+        <w:t xml:space="preserve"> </w:t>
+      </w:r>
+      <w:r>
+        <w:rPr>
+          <w:rStyle w:val="VerbatimChar"/>
+        </w:rPr>
+        <w:t xml:space="preserve">eosc-cz.json</w:t>
+      </w:r>
+      <w:r>
+        <w:t xml:space="preserve">, in the quotation and in the address of the interview it links to).</w:t>
+      </w:r>
+      <w:r>
+        <w:t xml:space="preserve"> </w:t>
+      </w:r>
+      <w:r>
+        <w:rPr>
+          <w:rStyle w:val="VerbatimChar"/>
+        </w:rPr>
+        <w:t xml:space="preserve">web-14</w:t>
+      </w:r>
+      <w:r>
+        <w:t xml:space="preserve">, which also reads services and policies pages, added many more, and</w:t>
+      </w:r>
+      <w:r>
+        <w:t xml:space="preserve"> </w:t>
+      </w:r>
+      <w:r>
+        <w:rPr>
+          <w:rStyle w:val="VerbatimChar"/>
+        </w:rPr>
         <w:t xml:space="preserve">web-15</w:t>
       </w:r>
       <w:r>
         <w:t xml:space="preserve"> </w:t>
       </w:r>
       <w:r>
-        <w:t xml:space="preserve">(29 September 2026) was collected</w:t>
-      </w:r>
-      <w:r>
-        <w:t xml:space="preserve"> </w:t>
-      </w:r>
-      <w:r>
-        <w:t xml:space="preserve">with masking in place, and a search of all its evidence and reports found no</w:t>
-      </w:r>
-      <w:r>
-        <w:t xml:space="preserve"> </w:t>
-      </w:r>
-      <w:r>
-        <w:t xml:space="preserve">personal address or phone number. Two personal names that the masking does not cover were removed by hand from the evidence, each replaced by a placeholder of the same length so every character count and verdict stays as collected: a quotation attribution on CERN's page (in</w:t>
-      </w:r>
-      <w:r>
-        <w:t xml:space="preserve"> </w:t>
-      </w:r>
-      <w:r>
-        <w:rPr>
-          <w:rStyle w:val="VerbatimChar"/>
-        </w:rPr>
-        <w:t xml:space="preserve">cern.json</w:t>
-      </w:r>
-      <w:r>
-        <w:t xml:space="preserve"> </w:t>
-      </w:r>
-      <w:r>
-        <w:t xml:space="preserve">and in its screenshot) and the node coordinator named on EGI's page (in</w:t>
-      </w:r>
-      <w:r>
-        <w:t xml:space="preserve"> </w:t>
-      </w:r>
-      <w:r>
-        <w:rPr>
-          <w:rStyle w:val="VerbatimChar"/>
-        </w:rPr>
-        <w:t xml:space="preserve">egi.json</w:t>
-      </w:r>
-      <w:r>
-        <w:t xml:space="preserve">, in the link text and, since</w:t>
-      </w:r>
-      <w:r>
-        <w:t xml:space="preserve"> </w:t>
-      </w:r>
-      <w:r>
-        <w:rPr>
-          <w:rStyle w:val="VerbatimChar"/>
-        </w:rPr>
-        <w:t xml:space="preserve">web-12</w:t>
-      </w:r>
-      <w:r>
-        <w:t xml:space="preserve">, also in the link's address,</w:t>
-      </w:r>
-      <w:r>
-        <w:t xml:space="preserve"> </w:t>
-      </w:r>
-      <w:r>
-        <w:rPr>
-          <w:rStyle w:val="VerbatimChar"/>
-        </w:rPr>
-        <w:t xml:space="preserve">/person/…/</w:t>
-      </w:r>
-      <w:r>
-        <w:t xml:space="preserve">, which earlier published runs still carried). The second hop of</w:t>
+        <w:t xml:space="preserve">and</w:t>
+      </w:r>
+      <w:r>
+        <w:t xml:space="preserve"> </w:t>
+      </w:r>
+      <w:r>
+        <w:rPr>
+          <w:rStyle w:val="VerbatimChar"/>
+        </w:rPr>
+        <w:t xml:space="preserve">web-16</w:t>
+      </w:r>
+      <w:r>
+        <w:t xml:space="preserve"> </w:t>
+      </w:r>
+      <w:r>
+        <w:t xml:space="preserve">carry the same ones: about thirty staff, board and news-author names on BBMRI-ERIC's and EGI's pages, and the author lists of publication citations on Czechia's, D4Science's (EOSC DTO, Italy) and PaNOSC's pages. Two of those citation lists were already in the evidence published as</w:t>
       </w:r>
       <w:r>
         <w:t xml:space="preserve"> </w:t>
@@ -16196,61 +16336,19 @@
         <w:t xml:space="preserve"> </w:t>
       </w:r>
       <w:r>
-        <w:t xml:space="preserve">added a third: a person quoted in a news item on a Czechia page reached only at depth 2 (in</w:t>
-      </w:r>
-      <w:r>
-        <w:t xml:space="preserve"> </w:t>
-      </w:r>
-      <w:r>
-        <w:rPr>
-          <w:rStyle w:val="VerbatimChar"/>
-        </w:rPr>
-        <w:t xml:space="preserve">eosc-cz.json</w:t>
-      </w:r>
-      <w:r>
-        <w:t xml:space="preserve">, in the quotation and in the address of the interview it links to).</w:t>
-      </w:r>
-      <w:r>
-        <w:t xml:space="preserve"> </w:t>
-      </w:r>
-      <w:r>
-        <w:rPr>
-          <w:rStyle w:val="VerbatimChar"/>
-        </w:rPr>
-        <w:t xml:space="preserve">web-14</w:t>
-      </w:r>
-      <w:r>
-        <w:t xml:space="preserve">, which also reads services and policies pages, added many more, and</w:t>
-      </w:r>
-      <w:r>
-        <w:t xml:space="preserve"> </w:t>
-      </w:r>
-      <w:r>
-        <w:rPr>
-          <w:rStyle w:val="VerbatimChar"/>
-        </w:rPr>
-        <w:t xml:space="preserve">web-15</w:t>
-      </w:r>
-      <w:r>
-        <w:t xml:space="preserve"> </w:t>
-      </w:r>
-      <w:r>
-        <w:t xml:space="preserve">carries the same ones: about thirty staff, board and news-author names on BBMRI-ERIC's and EGI's pages, and the author lists of publication citations on Czechia's, D4Science's (EOSC DTO, Italy) and PaNOSC's pages. Two of those citation lists were already in the evidence published as</w:t>
-      </w:r>
-      <w:r>
-        <w:t xml:space="preserve"> </w:t>
-      </w:r>
-      <w:r>
-        <w:rPr>
-          <w:rStyle w:val="VerbatimChar"/>
-        </w:rPr>
-        <w:t xml:space="preserve">web-13</w:t>
-      </w:r>
-      <w:r>
-        <w:t xml:space="preserve"> </w:t>
-      </w:r>
-      <w:r>
-        <w:t xml:space="preserve">and were missed then; they remain in the git history. A deeper run reads more pages, and so needs this check more; look for citations ("Surname, I." lists before a year) as well as for people named in prose. The masking handles addresses and phone numbers only, so a new run needs the same check for names. Before it, commit</w:t>
+        <w:t xml:space="preserve">and were missed then; they remain in the git history.</w:t>
+      </w:r>
+      <w:r>
+        <w:t xml:space="preserve"> </w:t>
+      </w:r>
+      <w:r>
+        <w:rPr>
+          <w:rStyle w:val="VerbatimChar"/>
+        </w:rPr>
+        <w:t xml:space="preserve">web-16</w:t>
+      </w:r>
+      <w:r>
+        <w:t xml:space="preserve">, the first run with GÉANT's page served since 24 September, reached its executive team, governance and membership pages: about 120 names of officers, board members and General Assembly representatives, some cut short at the end of a link label ("Heidi Fraser-Kr…"). They were taken from the fixed patterns of those pages ("Representative:", "Substitute:", "… Chief … Officer", "… Member") and masked everywhere, truncated forms included. A deeper run reads more pages, and so needs this check more; look for citations ("Surname, I." lists before a year) as well as for people named in prose. The masking handles addresses and phone numbers only, so a new run needs the same check for names. Before it, commit</w:t>
       </w:r>
       <w:r>
         <w:t xml:space="preserve"> </w:t>
@@ -16602,9 +16700,9 @@
         </w:pict>
       </w:r>
     </w:p>
-    <w:bookmarkEnd w:id="47"/>
     <w:bookmarkEnd w:id="48"/>
-    <w:bookmarkStart w:id="51" w:name="the-test-suite"/>
+    <w:bookmarkEnd w:id="49"/>
+    <w:bookmarkStart w:id="52" w:name="the-test-suite"/>
     <w:p>
       <w:pPr>
         <w:pStyle w:val="Heading2"/>
@@ -17442,7 +17540,7 @@
       <w:r>
         <w:t xml:space="preserve"> </w:t>
       </w:r>
-      <w:hyperlink r:id="rId49">
+      <w:hyperlink r:id="rId50">
         <w:r>
           <w:rPr>
             <w:rStyle w:val="Hyperlink"/>
@@ -17506,7 +17604,7 @@
         <w:t xml:space="preserve">test_a_pipe_in_a_url_cannot_break_the_table</w:t>
       </w:r>
     </w:p>
-    <w:bookmarkStart w:id="50" w:name="a-note-on-what-a-passing-suite-means"/>
+    <w:bookmarkStart w:id="51" w:name="a-note-on-what-a-passing-suite-means"/>
     <w:p>
       <w:pPr>
         <w:pStyle w:val="Heading3"/>
@@ -17583,9 +17681,9 @@
         </w:pict>
       </w:r>
     </w:p>
-    <w:bookmarkEnd w:id="50"/>
     <w:bookmarkEnd w:id="51"/>
-    <w:bookmarkStart w:id="52" w:name="continuous-integration"/>
+    <w:bookmarkEnd w:id="52"/>
+    <w:bookmarkStart w:id="53" w:name="continuous-integration"/>
     <w:p>
       <w:pPr>
         <w:pStyle w:val="Heading2"/>
@@ -18258,8 +18356,8 @@
         </w:pict>
       </w:r>
     </w:p>
-    <w:bookmarkEnd w:id="52"/>
-    <w:bookmarkStart w:id="53" w:name="troubleshooting"/>
+    <w:bookmarkEnd w:id="53"/>
+    <w:bookmarkStart w:id="54" w:name="troubleshooting"/>
     <w:p>
       <w:pPr>
         <w:pStyle w:val="Heading2"/>
@@ -19464,8 +19562,8 @@
         </w:pict>
       </w:r>
     </w:p>
-    <w:bookmarkEnd w:id="53"/>
-    <w:bookmarkStart w:id="54" w:name="extending-it"/>
+    <w:bookmarkEnd w:id="54"/>
+    <w:bookmarkStart w:id="55" w:name="extending-it"/>
     <w:p>
       <w:pPr>
         <w:pStyle w:val="Heading2"/>
@@ -20099,8 +20197,8 @@
         <w:t xml:space="preserve">checklist transcription, so none of it is under this module's control.</w:t>
       </w:r>
     </w:p>
-    <w:bookmarkEnd w:id="54"/>
-    <w:bookmarkStart w:id="58" w:name="worked-examples"/>
+    <w:bookmarkEnd w:id="55"/>
+    <w:bookmarkStart w:id="59" w:name="worked-examples"/>
     <w:p>
       <w:pPr>
         <w:pStyle w:val="Heading2"/>
@@ -20397,7 +20495,7 @@
         <w:t xml:space="preserve">own run.</w:t>
       </w:r>
     </w:p>
-    <w:bookmarkStart w:id="55" w:name="X073cb44b8dc5d29e47f376bc008b8613dd82a6a"/>
+    <w:bookmarkStart w:id="56" w:name="X073cb44b8dc5d29e47f376bc008b8613dd82a6a"/>
     <w:p>
       <w:pPr>
         <w:pStyle w:val="Heading3"/>
@@ -20520,7 +20618,7 @@
       <w:r>
         <w:t xml:space="preserve"> </w:t>
       </w:r>
-      <w:hyperlink r:id="rId20">
+      <w:hyperlink r:id="rId21">
         <w:r>
           <w:rPr>
             <w:rStyle w:val="Hyperlink"/>
@@ -22073,7 +22171,7 @@
         <w:t xml:space="preserve"> </w:t>
       </w:r>
       <w:r>
-        <w:t xml:space="preserve">("130 cells: 53 PASS · 9 FAIL · 68 review");</w:t>
+        <w:t xml:space="preserve">("130 cells: 57 PASS · 6 FAIL · 67 review");</w:t>
       </w:r>
     </w:p>
     <w:p>
@@ -22201,8 +22299,8 @@
         <w:t xml:space="preserve"> push</w:t>
       </w:r>
     </w:p>
-    <w:bookmarkEnd w:id="55"/>
-    <w:bookmarkStart w:id="56" w:name="Xe23e918a40335caa5ab24e15a733d1ac9e4c070"/>
+    <w:bookmarkEnd w:id="56"/>
+    <w:bookmarkStart w:id="57" w:name="Xe23e918a40335caa5ab24e15a733d1ac9e4c070"/>
     <w:p>
       <w:pPr>
         <w:pStyle w:val="Heading3"/>
@@ -23459,8 +23557,8 @@
         <w:t xml:space="preserve">the documents together.</w:t>
       </w:r>
     </w:p>
-    <w:bookmarkEnd w:id="56"/>
-    <w:bookmarkStart w:id="57" w:name="Xa570dceeae7de3d84789b8e054a5bbb043a3946"/>
+    <w:bookmarkEnd w:id="57"/>
+    <w:bookmarkStart w:id="58" w:name="Xa570dceeae7de3d84789b8e054a5bbb043a3946"/>
     <w:p>
       <w:pPr>
         <w:pStyle w:val="Heading3"/>
@@ -25601,9 +25699,9 @@
         </w:pict>
       </w:r>
     </w:p>
-    <w:bookmarkEnd w:id="57"/>
     <w:bookmarkEnd w:id="58"/>
-    <w:bookmarkStart w:id="59" w:name="sources"/>
+    <w:bookmarkEnd w:id="59"/>
+    <w:bookmarkStart w:id="60" w:name="sources"/>
     <w:p>
       <w:pPr>
         <w:pStyle w:val="Heading2"/>
@@ -25735,9 +25833,9 @@
         <w:t xml:space="preserve">Playwright for Python: https://playwright.dev/python/</w:t>
       </w:r>
     </w:p>
-    <w:bookmarkEnd w:id="59"/>
+    <w:bookmarkEnd w:id="60"/>
     <w:sectPr>
-      <w:footerReference w:type="default" r:id="rId16"/>
+      <w:footerReference w:type="default" r:id="rId17"/>
       <w:footnotePr>
         <w:numRestart w:val="eachSect"/>
       </w:footnotePr>

--- a/docs/eosc-basic-compliance-guide.docx
+++ b/docs/eosc-basic-compliance-guide.docx
@@ -23,7 +23,7 @@
         <w:pStyle w:val="Author"/>
       </w:pPr>
       <w:r>
-        <w:t xml:space="preserve">Verified against a clean clone on 26 September 2026 — rebuilt 29 September 2026 for the re-issued checklist v3.2</w:t>
+        <w:t xml:space="preserve">Verified against a clean clone on 26 September 2026 — rebuilt 1 October 2026 for the re-issued checklist v3.2</w:t>
       </w:r>
     </w:p>
     <w:p>
@@ -263,19 +263,19 @@
         <w:pStyle w:val="BodyText"/>
       </w:pPr>
       <w:r>
-        <w:t xml:space="preserve">This edition was revised on 29 September 2026 for checklist v3.2: the test</w:t>
-      </w:r>
-      <w:r>
-        <w:t xml:space="preserve"> </w:t>
-      </w:r>
-      <w:r>
-        <w:t xml:space="preserve">count (450), the tallies and the rebuild of the published report were re-measured</w:t>
-      </w:r>
-      <w:r>
-        <w:t xml:space="preserve"> </w:t>
-      </w:r>
-      <w:r>
-        <w:t xml:space="preserve">offline that day, again without contacting any node.</w:t>
+        <w:t xml:space="preserve">This edition was revised on 1 October 2026 for checklist v3.2: the test</w:t>
+      </w:r>
+      <w:r>
+        <w:t xml:space="preserve"> </w:t>
+      </w:r>
+      <w:r>
+        <w:t xml:space="preserve">count (453), the tallies and the rebuild of the published report were re-measured</w:t>
+      </w:r>
+      <w:r>
+        <w:t xml:space="preserve"> </w:t>
+      </w:r>
+      <w:r>
+        <w:t xml:space="preserve">offline that day, again without contacting any node from the sandbox.</w:t>
       </w:r>
     </w:p>
     <w:p>
@@ -544,7 +544,7 @@
           <w:b/>
           <w:bCs/>
         </w:rPr>
-        <w:t xml:space="preserve">The published run changed again on 30 September 2026.</w:t>
+        <w:t xml:space="preserve">The published run changed again on 1 October 2026.</w:t>
       </w:r>
       <w:r>
         <w:t xml:space="preserve"> </w:t>
@@ -559,13 +559,185 @@
         <w:t xml:space="preserve"> </w:t>
       </w:r>
       <w:r>
-        <w:t xml:space="preserve">now</w:t>
-      </w:r>
-      <w:r>
-        <w:t xml:space="preserve"> </w:t>
-      </w:r>
-      <w:r>
-        <w:t xml:space="preserve">holds run</w:t>
+        <w:t xml:space="preserve">now holds</w:t>
+      </w:r>
+      <w:r>
+        <w:t xml:space="preserve"> </w:t>
+      </w:r>
+      <w:r>
+        <w:t xml:space="preserve">run</w:t>
+      </w:r>
+      <w:r>
+        <w:t xml:space="preserve"> </w:t>
+      </w:r>
+      <w:r>
+        <w:rPr>
+          <w:rStyle w:val="VerbatimChar"/>
+        </w:rPr>
+        <w:t xml:space="preserve">web-18</w:t>
+      </w:r>
+      <w:r>
+        <w:t xml:space="preserve">, collected by the GitHub workflow at</w:t>
+      </w:r>
+      <w:r>
+        <w:t xml:space="preserve"> </w:t>
+      </w:r>
+      <w:r>
+        <w:rPr>
+          <w:rStyle w:val="VerbatimChar"/>
+        </w:rPr>
+        <w:t xml:space="preserve">--depth 2</w:t>
+      </w:r>
+      <w:r>
+        <w:t xml:space="preserve"> </w:t>
+      </w:r>
+      <w:r>
+        <w:t xml:space="preserve">on 1 October</w:t>
+      </w:r>
+      <w:r>
+        <w:t xml:space="preserve"> </w:t>
+      </w:r>
+      <w:r>
+        <w:t xml:space="preserve">2026 from all thirteen nodes (</w:t>
+      </w:r>
+      <w:hyperlink r:id="rId10">
+        <w:r>
+          <w:rPr>
+            <w:rStyle w:val="Hyperlink"/>
+          </w:rPr>
+          <w:t xml:space="preserve">run 36888865559</w:t>
+        </w:r>
+      </w:hyperlink>
+      <w:r>
+        <w:t xml:space="preserve">, commit</w:t>
+      </w:r>
+      <w:r>
+        <w:t xml:space="preserve"> </w:t>
+      </w:r>
+      <w:r>
+        <w:rPr>
+          <w:rStyle w:val="VerbatimChar"/>
+        </w:rPr>
+        <w:t xml:space="preserve">46b5cad</w:t>
+      </w:r>
+      <w:r>
+        <w:t xml:space="preserve">), under the re-issued</w:t>
+      </w:r>
+      <w:r>
+        <w:t xml:space="preserve"> </w:t>
+      </w:r>
+      <w:r>
+        <w:t xml:space="preserve">v3.2: 60 PASS, 6 FAIL and 64 MANUAL_REVIEW at both depths. Italy was read at</w:t>
+      </w:r>
+      <w:r>
+        <w:t xml:space="preserve"> </w:t>
+      </w:r>
+      <w:r>
+        <w:t xml:space="preserve">its new address,</w:t>
+      </w:r>
+      <w:r>
+        <w:t xml:space="preserve"> </w:t>
+      </w:r>
+      <w:r>
+        <w:rPr>
+          <w:rStyle w:val="VerbatimChar"/>
+        </w:rPr>
+        <w:t xml:space="preserve">https://eosc.it/</w:t>
+      </w:r>
+      <w:r>
+        <w:t xml:space="preserve">. BBMRI-ERIC's row comes from a separate</w:t>
+      </w:r>
+      <w:r>
+        <w:t xml:space="preserve"> </w:t>
+      </w:r>
+      <w:r>
+        <w:t xml:space="preserve">single-node run from the</w:t>
+      </w:r>
+      <w:r>
+        <w:t xml:space="preserve"> </w:t>
+      </w:r>
+      <w:r>
+        <w:rPr>
+          <w:rStyle w:val="VerbatimChar"/>
+        </w:rPr>
+        <w:t xml:space="preserve">www.</w:t>
+      </w:r>
+      <w:r>
+        <w:t xml:space="preserve"> </w:t>
+      </w:r>
+      <w:r>
+        <w:t xml:space="preserve">address (</w:t>
+      </w:r>
+      <w:hyperlink r:id="rId11">
+        <w:r>
+          <w:rPr>
+            <w:rStyle w:val="Hyperlink"/>
+          </w:rPr>
+          <w:t xml:space="preserve">run 36899901060</w:t>
+        </w:r>
+      </w:hyperlink>
+      <w:r>
+        <w:t xml:space="preserve">), because the</w:t>
+      </w:r>
+      <w:r>
+        <w:t xml:space="preserve"> </w:t>
+      </w:r>
+      <w:r>
+        <w:rPr>
+          <w:rStyle w:val="VerbatimChar"/>
+        </w:rPr>
+        <w:t xml:space="preserve">dev3.</w:t>
+      </w:r>
+      <w:r>
+        <w:t xml:space="preserve"> </w:t>
+      </w:r>
+      <w:r>
+        <w:t xml:space="preserve">address</w:t>
+      </w:r>
+      <w:r>
+        <w:t xml:space="preserve"> </w:t>
+      </w:r>
+      <w:r>
+        <w:t xml:space="preserve">tried first is disallowed by its</w:t>
+      </w:r>
+      <w:r>
+        <w:t xml:space="preserve"> </w:t>
+      </w:r>
+      <w:r>
+        <w:rPr>
+          <w:rStyle w:val="VerbatimChar"/>
+        </w:rPr>
+        <w:t xml:space="preserve">robots.txt</w:t>
+      </w:r>
+      <w:r>
+        <w:t xml:space="preserve">. The run was scored with the 5b</w:t>
+      </w:r>
+      <w:r>
+        <w:t xml:space="preserve"> </w:t>
+      </w:r>
+      <w:r>
+        <w:t xml:space="preserve">and 5c fix of commit</w:t>
+      </w:r>
+      <w:r>
+        <w:t xml:space="preserve"> </w:t>
+      </w:r>
+      <w:r>
+        <w:rPr>
+          <w:rStyle w:val="VerbatimChar"/>
+        </w:rPr>
+        <w:t xml:space="preserve">1418f05</w:t>
+      </w:r>
+      <w:r>
+        <w:t xml:space="preserve"> </w:t>
+      </w:r>
+      <w:r>
+        <w:t xml:space="preserve">(one broken policy link no longer fails the</w:t>
+      </w:r>
+      <w:r>
+        <w:t xml:space="preserve"> </w:t>
+      </w:r>
+      <w:r>
+        <w:t xml:space="preserve">point when other links to the policy remain). Before it came</w:t>
       </w:r>
       <w:r>
         <w:t xml:space="preserve"> </w:t>
@@ -577,36 +749,12 @@
         <w:t xml:space="preserve">web-16</w:t>
       </w:r>
       <w:r>
-        <w:t xml:space="preserve">, collected by the GitHub workflow at</w:t>
-      </w:r>
-      <w:r>
-        <w:t xml:space="preserve"> </w:t>
-      </w:r>
-      <w:r>
-        <w:rPr>
-          <w:rStyle w:val="VerbatimChar"/>
-        </w:rPr>
-        <w:t xml:space="preserve">--depth 2</w:t>
-      </w:r>
-      <w:r>
-        <w:t xml:space="preserve"> </w:t>
-      </w:r>
-      <w:r>
-        <w:t xml:space="preserve">on</w:t>
-      </w:r>
-      <w:r>
-        <w:t xml:space="preserve"> </w:t>
-      </w:r>
-      <w:r>
-        <w:t xml:space="preserve">30 September 2026 between 14:58 and 15:04 UTC from all thirteen nodes</w:t>
-      </w:r>
-      <w:r>
         <w:t xml:space="preserve"> </w:t>
       </w:r>
       <w:r>
         <w:t xml:space="preserve">(</w:t>
       </w:r>
-      <w:hyperlink r:id="rId10">
+      <w:hyperlink r:id="rId12">
         <w:r>
           <w:rPr>
             <w:rStyle w:val="Hyperlink"/>
@@ -615,89 +763,13 @@
         </w:r>
       </w:hyperlink>
       <w:r>
-        <w:t xml:space="preserve">, commit</w:t>
-      </w:r>
-      <w:r>
-        <w:t xml:space="preserve"> </w:t>
-      </w:r>
-      <w:r>
-        <w:rPr>
-          <w:rStyle w:val="VerbatimChar"/>
-        </w:rPr>
-        <w:t xml:space="preserve">a83c0f1</w:t>
-      </w:r>
-      <w:r>
-        <w:t xml:space="preserve">), under the re-issued v3.2: 57 PASS, 6 FAIL and 67</w:t>
-      </w:r>
-      <w:r>
-        <w:t xml:space="preserve"> </w:t>
-      </w:r>
-      <w:r>
-        <w:t xml:space="preserve">MANUAL_REVIEW at both depths, in 109 page requests. GÉANT's page was served</w:t>
-      </w:r>
-      <w:r>
-        <w:t xml:space="preserve"> </w:t>
-      </w:r>
-      <w:r>
-        <w:t xml:space="preserve">for the first time since 24 September; Italy's returned HTTP 503, also when</w:t>
-      </w:r>
-      <w:r>
-        <w:t xml:space="preserve"> </w:t>
-      </w:r>
-      <w:r>
-        <w:t xml:space="preserve">re-collected alone (</w:t>
-      </w:r>
-      <w:hyperlink r:id="rId11">
-        <w:r>
-          <w:rPr>
-            <w:rStyle w:val="Hyperlink"/>
-          </w:rPr>
-          <w:t xml:space="preserve">run 36733978874</w:t>
-        </w:r>
-      </w:hyperlink>
-      <w:r>
-        <w:t xml:space="preserve">), so its ten cells are review. Before it came</w:t>
-      </w:r>
-      <w:r>
-        <w:t xml:space="preserve"> </w:t>
-      </w:r>
-      <w:r>
-        <w:rPr>
-          <w:rStyle w:val="VerbatimChar"/>
-        </w:rPr>
-        <w:t xml:space="preserve">web-15</w:t>
-      </w:r>
-      <w:r>
-        <w:t xml:space="preserve"> </w:t>
-      </w:r>
-      <w:r>
-        <w:t xml:space="preserve">(</w:t>
-      </w:r>
-      <w:hyperlink r:id="rId12">
-        <w:r>
-          <w:rPr>
-            <w:rStyle w:val="Hyperlink"/>
-          </w:rPr>
-          <w:t xml:space="preserve">run 36599759210</w:t>
-        </w:r>
-      </w:hyperlink>
-      <w:r>
-        <w:t xml:space="preserve">, 29 September, 53 / 9 / 68 in 95 requests), which differed from</w:t>
-      </w:r>
-      <w:r>
-        <w:t xml:space="preserve"> </w:t>
-      </w:r>
-      <w:r>
-        <w:rPr>
-          <w:rStyle w:val="VerbatimChar"/>
-        </w:rPr>
-        <w:t xml:space="preserve">web-14</w:t>
-      </w:r>
-      <w:r>
-        <w:t xml:space="preserve"> </w:t>
-      </w:r>
-      <w:r>
-        <w:t xml:space="preserve">only in EGI's point 4.</w:t>
+        <w:t xml:space="preserve">, 30 September, 57 / 6 / 67), in which GÉANT's page was served and</w:t>
+      </w:r>
+      <w:r>
+        <w:t xml:space="preserve"> </w:t>
+      </w:r>
+      <w:r>
+        <w:t xml:space="preserve">Italy's returned HTTP 503.</w:t>
       </w:r>
       <w:r>
         <w:t xml:space="preserve"> </w:t>
@@ -2382,7 +2454,7 @@
         <w:t xml:space="preserve"> </w:t>
       </w:r>
       <w:r>
-        <w:t xml:space="preserve">450 tests still pass, while</w:t>
+        <w:t xml:space="preserve">453 tests still pass, while</w:t>
       </w:r>
       <w:r>
         <w:t xml:space="preserve"> </w:t>
@@ -2454,7 +2526,7 @@
         <w:rPr>
           <w:rStyle w:val="CommentTok"/>
         </w:rPr>
-        <w:t xml:space="preserve"># expect: 450 passed</w:t>
+        <w:t xml:space="preserve"># expect: 453 passed</w:t>
       </w:r>
       <w:r>
         <w:br/>
@@ -2988,19 +3060,19 @@
           <w:b/>
           <w:bCs/>
         </w:rPr>
-        <w:t xml:space="preserve">BBMRI-ERIC's URL was changed and then set back.</w:t>
-      </w:r>
-      <w:r>
-        <w:t xml:space="preserve"> </w:t>
-      </w:r>
-      <w:r>
-        <w:t xml:space="preserve">On 25 September 2026 it</w:t>
-      </w:r>
-      <w:r>
-        <w:t xml:space="preserve"> </w:t>
-      </w:r>
-      <w:r>
-        <w:t xml:space="preserve">was changed to</w:t>
+        <w:t xml:space="preserve">BBMRI-ERIC's URL was changed and then set back, twice.</w:t>
+      </w:r>
+      <w:r>
+        <w:t xml:space="preserve"> </w:t>
+      </w:r>
+      <w:r>
+        <w:t xml:space="preserve">On 25 September 2026</w:t>
+      </w:r>
+      <w:r>
+        <w:t xml:space="preserve"> </w:t>
+      </w:r>
+      <w:r>
+        <w:t xml:space="preserve">it was changed to</w:t>
       </w:r>
       <w:r>
         <w:t xml:space="preserve"> </w:t>
@@ -3063,7 +3135,37 @@
         <w:t xml:space="preserve"> </w:t>
       </w:r>
       <w:r>
-        <w:t xml:space="preserve">excludes every path.</w:t>
+        <w:t xml:space="preserve">excludes every path. On 1 October it was changed to the</w:t>
+      </w:r>
+      <w:r>
+        <w:t xml:space="preserve"> </w:t>
+      </w:r>
+      <w:r>
+        <w:rPr>
+          <w:rStyle w:val="VerbatimChar"/>
+        </w:rPr>
+        <w:t xml:space="preserve">dev3.</w:t>
+      </w:r>
+      <w:r>
+        <w:t xml:space="preserve"> </w:t>
+      </w:r>
+      <w:r>
+        <w:t xml:space="preserve">address again, and set back the same day for the same reason (run</w:t>
+      </w:r>
+      <w:r>
+        <w:t xml:space="preserve"> </w:t>
+      </w:r>
+      <w:r>
+        <w:rPr>
+          <w:rStyle w:val="VerbatimChar"/>
+        </w:rPr>
+        <w:t xml:space="preserve">web-18</w:t>
+      </w:r>
+      <w:r>
+        <w:t xml:space="preserve"> </w:t>
+      </w:r>
+      <w:r>
+        <w:t xml:space="preserve">found the page disallowed).</w:t>
       </w:r>
       <w:r>
         <w:t xml:space="preserve"> </w:t>
@@ -3078,13 +3180,13 @@
         <w:t xml:space="preserve"> </w:t>
       </w:r>
       <w:r>
-        <w:t xml:space="preserve">carries a comment saying</w:t>
-      </w:r>
-      <w:r>
-        <w:t xml:space="preserve"> </w:t>
-      </w:r>
-      <w:r>
-        <w:t xml:space="preserve">so. The published run in</w:t>
+        <w:t xml:space="preserve">carries a comment saying so.</w:t>
+      </w:r>
+      <w:r>
+        <w:t xml:space="preserve"> </w:t>
+      </w:r>
+      <w:r>
+        <w:t xml:space="preserve">The published run in</w:t>
       </w:r>
       <w:r>
         <w:t xml:space="preserve"> </w:t>
@@ -3099,7 +3201,13 @@
         <w:t xml:space="preserve"> </w:t>
       </w:r>
       <w:r>
-        <w:t xml:space="preserve">(26 September) was collected from this</w:t>
+        <w:t xml:space="preserve">takes BBMRI-ERIC's row from a single-node run</w:t>
+      </w:r>
+      <w:r>
+        <w:t xml:space="preserve"> </w:t>
+      </w:r>
+      <w:r>
+        <w:t xml:space="preserve">from this</w:t>
       </w:r>
       <w:r>
         <w:t xml:space="preserve"> </w:t>
@@ -3114,13 +3222,13 @@
         <w:t xml:space="preserve"> </w:t>
       </w:r>
       <w:r>
-        <w:t xml:space="preserve">address, as was the reviewed run of 24 September, so the configuration</w:t>
-      </w:r>
-      <w:r>
-        <w:t xml:space="preserve"> </w:t>
-      </w:r>
-      <w:r>
-        <w:t xml:space="preserve">and the published evidence agree.</w:t>
+        <w:t xml:space="preserve">address, so the configuration and the published evidence</w:t>
+      </w:r>
+      <w:r>
+        <w:t xml:space="preserve"> </w:t>
+      </w:r>
+      <w:r>
+        <w:t xml:space="preserve">agree.</w:t>
       </w:r>
     </w:p>
     <w:p>
@@ -3132,10 +3240,13 @@
           <w:b/>
           <w:bCs/>
         </w:rPr>
-        <w:t xml:space="preserve">EOSC Node Italy's URL changed on 26 September 2026</w:t>
-      </w:r>
-      <w:r>
-        <w:t xml:space="preserve">, from</w:t>
+        <w:t xml:space="preserve">EOSC Node Italy's URL changed twice.</w:t>
+      </w:r>
+      <w:r>
+        <w:t xml:space="preserve"> </w:t>
+      </w:r>
+      <w:r>
+        <w:t xml:space="preserve">On 26 September 2026 it changed from</w:t>
       </w:r>
       <w:r>
         <w:t xml:space="preserve"> </w:t>
@@ -3162,7 +3273,73 @@
         <w:t xml:space="preserve">https://eoscnode-it.d4science.org/</w:t>
       </w:r>
       <w:r>
-        <w:t xml:space="preserve">, and</w:t>
+        <w:t xml:space="preserve">, because</w:t>
+      </w:r>
+      <w:r>
+        <w:t xml:space="preserve"> </w:t>
+      </w:r>
+      <w:r>
+        <w:rPr>
+          <w:rStyle w:val="VerbatimChar"/>
+        </w:rPr>
+        <w:t xml:space="preserve">eosc.it</w:t>
+      </w:r>
+      <w:r>
+        <w:t xml:space="preserve"> </w:t>
+      </w:r>
+      <w:r>
+        <w:t xml:space="preserve">had no address record on 24 September; Italy was assessed from that address in</w:t>
+      </w:r>
+      <w:r>
+        <w:t xml:space="preserve"> </w:t>
+      </w:r>
+      <w:r>
+        <w:t xml:space="preserve">runs</w:t>
+      </w:r>
+      <w:r>
+        <w:t xml:space="preserve"> </w:t>
+      </w:r>
+      <w:r>
+        <w:rPr>
+          <w:rStyle w:val="VerbatimChar"/>
+        </w:rPr>
+        <w:t xml:space="preserve">web-4</w:t>
+      </w:r>
+      <w:r>
+        <w:t xml:space="preserve"> </w:t>
+      </w:r>
+      <w:r>
+        <w:t xml:space="preserve">to</w:t>
+      </w:r>
+      <w:r>
+        <w:t xml:space="preserve"> </w:t>
+      </w:r>
+      <w:r>
+        <w:rPr>
+          <w:rStyle w:val="VerbatimChar"/>
+        </w:rPr>
+        <w:t xml:space="preserve">web-16</w:t>
+      </w:r>
+      <w:r>
+        <w:t xml:space="preserve">. On 1 October it changed back to</w:t>
+      </w:r>
+      <w:r>
+        <w:t xml:space="preserve"> </w:t>
+      </w:r>
+      <w:r>
+        <w:rPr>
+          <w:rStyle w:val="VerbatimChar"/>
+        </w:rPr>
+        <w:t xml:space="preserve">https://eosc.it/</w:t>
+      </w:r>
+      <w:r>
+        <w:t xml:space="preserve">,</w:t>
+      </w:r>
+      <w:r>
+        <w:t xml:space="preserve"> </w:t>
+      </w:r>
+      <w:r>
+        <w:t xml:space="preserve">which now resolves, and</w:t>
       </w:r>
       <w:r>
         <w:t xml:space="preserve"> </w:t>
@@ -3177,91 +3354,37 @@
         <w:t xml:space="preserve"> </w:t>
       </w:r>
       <w:r>
-        <w:t xml:space="preserve">carries a comment</w:t>
-      </w:r>
-      <w:r>
-        <w:t xml:space="preserve"> </w:t>
-      </w:r>
-      <w:r>
-        <w:t xml:space="preserve">saying so.</w:t>
-      </w:r>
-      <w:r>
-        <w:t xml:space="preserve"> </w:t>
-      </w:r>
-      <w:r>
-        <w:rPr>
-          <w:rStyle w:val="VerbatimChar"/>
-        </w:rPr>
-        <w:t xml:space="preserve">eosc.it</w:t>
-      </w:r>
-      <w:r>
-        <w:t xml:space="preserve"> </w:t>
-      </w:r>
-      <w:r>
-        <w:t xml:space="preserve">had no address record on 24 September, so that run skipped</w:t>
-      </w:r>
-      <w:r>
-        <w:t xml:space="preserve"> </w:t>
-      </w:r>
-      <w:r>
-        <w:t xml:space="preserve">Italy; nothing published depends on the old address. Italy was assessed for the</w:t>
-      </w:r>
-      <w:r>
-        <w:t xml:space="preserve"> </w:t>
-      </w:r>
-      <w:r>
-        <w:t xml:space="preserve">first time in run</w:t>
-      </w:r>
-      <w:r>
-        <w:t xml:space="preserve"> </w:t>
-      </w:r>
-      <w:r>
-        <w:rPr>
-          <w:rStyle w:val="VerbatimChar"/>
-        </w:rPr>
-        <w:t xml:space="preserve">web-4</w:t>
-      </w:r>
-      <w:r>
-        <w:t xml:space="preserve"> </w:t>
-      </w:r>
-      <w:r>
-        <w:t xml:space="preserve">on 26 September, from the new address, and again in</w:t>
-      </w:r>
-      <w:r>
-        <w:t xml:space="preserve"> </w:t>
-      </w:r>
-      <w:r>
-        <w:t xml:space="preserve">runs</w:t>
-      </w:r>
-      <w:r>
-        <w:t xml:space="preserve"> </w:t>
-      </w:r>
-      <w:r>
-        <w:rPr>
-          <w:rStyle w:val="VerbatimChar"/>
-        </w:rPr>
-        <w:t xml:space="preserve">web-5</w:t>
-      </w:r>
-      <w:r>
-        <w:t xml:space="preserve"> </w:t>
-      </w:r>
-      <w:r>
-        <w:t xml:space="preserve">to</w:t>
-      </w:r>
-      <w:r>
-        <w:t xml:space="preserve"> </w:t>
-      </w:r>
-      <w:r>
-        <w:rPr>
-          <w:rStyle w:val="VerbatimChar"/>
-        </w:rPr>
-        <w:t xml:space="preserve">web-16</w:t>
-      </w:r>
-      <w:r>
-        <w:t xml:space="preserve"> </w:t>
-      </w:r>
-      <w:r>
-        <w:t xml:space="preserve">(the published run).</w:t>
+        <w:t xml:space="preserve">carries a comment saying so. The published</w:t>
+      </w:r>
+      <w:r>
+        <w:t xml:space="preserve"> </w:t>
+      </w:r>
+      <w:r>
+        <w:t xml:space="preserve">run,</w:t>
+      </w:r>
+      <w:r>
+        <w:t xml:space="preserve"> </w:t>
+      </w:r>
+      <w:r>
+        <w:rPr>
+          <w:rStyle w:val="VerbatimChar"/>
+        </w:rPr>
+        <w:t xml:space="preserve">web-18</w:t>
+      </w:r>
+      <w:r>
+        <w:t xml:space="preserve">, was collected from</w:t>
+      </w:r>
+      <w:r>
+        <w:t xml:space="preserve"> </w:t>
+      </w:r>
+      <w:r>
+        <w:rPr>
+          <w:rStyle w:val="VerbatimChar"/>
+        </w:rPr>
+        <w:t xml:space="preserve">https://eosc.it/</w:t>
+      </w:r>
+      <w:r>
+        <w:t xml:space="preserve">.</w:t>
       </w:r>
     </w:p>
     <w:bookmarkEnd w:id="22"/>
@@ -4053,7 +4176,7 @@
         <w:rPr>
           <w:rStyle w:val="NormalTok"/>
         </w:rPr>
-        <w:t xml:space="preserve"> web-16</w:t>
+        <w:t xml:space="preserve"> web-18</w:t>
       </w:r>
     </w:p>
     <w:p>
@@ -4265,7 +4388,7 @@
         <w:t xml:space="preserve"> </w:t>
       </w:r>
       <w:r>
-        <w:t xml:space="preserve">exactly, apart from the generation time, with 57 PASS, 6 FAIL and 67</w:t>
+        <w:t xml:space="preserve">exactly, apart from the generation time, with 60 PASS, 6 FAIL and 64</w:t>
       </w:r>
       <w:r>
         <w:t xml:space="preserve"> </w:t>
@@ -14354,7 +14477,61 @@
         <w:t xml:space="preserve"> </w:t>
       </w:r>
       <w:r>
-        <w:t xml:space="preserve">verdicts changed (57 / 6 / 67 at both depths). The second hop reached governance, secretariat and news pages, which is also where it met a personal name that depth 1 had never collected (section on masking). Run it yourself before assuming the same holds for</w:t>
+        <w:t xml:space="preserve">verdicts changed (57 / 6 / 67 at both depths).</w:t>
+      </w:r>
+      <w:r>
+        <w:t xml:space="preserve"> </w:t>
+      </w:r>
+      <w:r>
+        <w:rPr>
+          <w:b/>
+          <w:bCs/>
+        </w:rPr>
+        <w:t xml:space="preserve">Run</w:t>
+      </w:r>
+      <w:r>
+        <w:rPr>
+          <w:b/>
+          <w:bCs/>
+        </w:rPr>
+        <w:t xml:space="preserve"> </w:t>
+      </w:r>
+      <w:r>
+        <w:rPr>
+          <w:rStyle w:val="VerbatimChar"/>
+          <w:b/>
+          <w:bCs/>
+        </w:rPr>
+        <w:t xml:space="preserve">web-18</w:t>
+      </w:r>
+      <w:r>
+        <w:rPr>
+          <w:b/>
+          <w:bCs/>
+        </w:rPr>
+        <w:t xml:space="preserve">:</w:t>
+      </w:r>
+      <w:r>
+        <w:t xml:space="preserve"> </w:t>
+      </w:r>
+      <w:r>
+        <w:t xml:space="preserve">26 second-hop pages, 96 requests in the published evidence, and again</w:t>
+      </w:r>
+      <w:r>
+        <w:t xml:space="preserve"> </w:t>
+      </w:r>
+      <w:r>
+        <w:rPr>
+          <w:b/>
+          <w:bCs/>
+        </w:rPr>
+        <w:t xml:space="preserve">zero</w:t>
+      </w:r>
+      <w:r>
+        <w:t xml:space="preserve"> </w:t>
+      </w:r>
+      <w:r>
+        <w:t xml:space="preserve">verdicts changed (60 / 6 / 64 at both depths). The second hop reached governance, secretariat and news pages, which is also where it met a personal name that depth 1 had never collected (section on masking). Run it yourself before assuming the same holds for</w:t>
       </w:r>
       <w:r>
         <w:t xml:space="preserve"> </w:t>
@@ -16183,129 +16360,141 @@
         <w:rPr>
           <w:rStyle w:val="VerbatimChar"/>
         </w:rPr>
+        <w:t xml:space="preserve">web-18</w:t>
+      </w:r>
+      <w:r>
+        <w:t xml:space="preserve"> </w:t>
+      </w:r>
+      <w:r>
+        <w:t xml:space="preserve">(1 October 2026) was collected</w:t>
+      </w:r>
+      <w:r>
+        <w:t xml:space="preserve"> </w:t>
+      </w:r>
+      <w:r>
+        <w:t xml:space="preserve">with masking in place, and a search of all its evidence and reports found no</w:t>
+      </w:r>
+      <w:r>
+        <w:t xml:space="preserve"> </w:t>
+      </w:r>
+      <w:r>
+        <w:t xml:space="preserve">personal address or phone number. Two personal names that the masking does not cover were removed by hand from the evidence, each replaced by a placeholder of the same length so every character count and verdict stays as collected: a quotation attribution on CERN's page (in</w:t>
+      </w:r>
+      <w:r>
+        <w:t xml:space="preserve"> </w:t>
+      </w:r>
+      <w:r>
+        <w:rPr>
+          <w:rStyle w:val="VerbatimChar"/>
+        </w:rPr>
+        <w:t xml:space="preserve">cern.json</w:t>
+      </w:r>
+      <w:r>
+        <w:t xml:space="preserve"> </w:t>
+      </w:r>
+      <w:r>
+        <w:t xml:space="preserve">and in its screenshot) and the node coordinator named on EGI's page (in</w:t>
+      </w:r>
+      <w:r>
+        <w:t xml:space="preserve"> </w:t>
+      </w:r>
+      <w:r>
+        <w:rPr>
+          <w:rStyle w:val="VerbatimChar"/>
+        </w:rPr>
+        <w:t xml:space="preserve">egi.json</w:t>
+      </w:r>
+      <w:r>
+        <w:t xml:space="preserve">, in the link text and, since</w:t>
+      </w:r>
+      <w:r>
+        <w:t xml:space="preserve"> </w:t>
+      </w:r>
+      <w:r>
+        <w:rPr>
+          <w:rStyle w:val="VerbatimChar"/>
+        </w:rPr>
+        <w:t xml:space="preserve">web-12</w:t>
+      </w:r>
+      <w:r>
+        <w:t xml:space="preserve">, also in the link's address,</w:t>
+      </w:r>
+      <w:r>
+        <w:t xml:space="preserve"> </w:t>
+      </w:r>
+      <w:r>
+        <w:rPr>
+          <w:rStyle w:val="VerbatimChar"/>
+        </w:rPr>
+        <w:t xml:space="preserve">/person/…/</w:t>
+      </w:r>
+      <w:r>
+        <w:t xml:space="preserve">, which earlier published runs still carried). The second hop of</w:t>
+      </w:r>
+      <w:r>
+        <w:t xml:space="preserve"> </w:t>
+      </w:r>
+      <w:r>
+        <w:rPr>
+          <w:rStyle w:val="VerbatimChar"/>
+        </w:rPr>
+        <w:t xml:space="preserve">web-13</w:t>
+      </w:r>
+      <w:r>
+        <w:t xml:space="preserve"> </w:t>
+      </w:r>
+      <w:r>
+        <w:t xml:space="preserve">added a third: a person quoted in a news item on a Czechia page reached only at depth 2 (in</w:t>
+      </w:r>
+      <w:r>
+        <w:t xml:space="preserve"> </w:t>
+      </w:r>
+      <w:r>
+        <w:rPr>
+          <w:rStyle w:val="VerbatimChar"/>
+        </w:rPr>
+        <w:t xml:space="preserve">eosc-cz.json</w:t>
+      </w:r>
+      <w:r>
+        <w:t xml:space="preserve">, in the quotation and in the address of the interview it links to).</w:t>
+      </w:r>
+      <w:r>
+        <w:t xml:space="preserve"> </w:t>
+      </w:r>
+      <w:r>
+        <w:rPr>
+          <w:rStyle w:val="VerbatimChar"/>
+        </w:rPr>
+        <w:t xml:space="preserve">web-14</w:t>
+      </w:r>
+      <w:r>
+        <w:t xml:space="preserve">, which also reads services and policies pages, added many more, and</w:t>
+      </w:r>
+      <w:r>
+        <w:t xml:space="preserve"> </w:t>
+      </w:r>
+      <w:r>
+        <w:rPr>
+          <w:rStyle w:val="VerbatimChar"/>
+        </w:rPr>
+        <w:t xml:space="preserve">web-15</w:t>
+      </w:r>
+      <w:r>
+        <w:t xml:space="preserve">,</w:t>
+      </w:r>
+      <w:r>
+        <w:t xml:space="preserve"> </w:t>
+      </w:r>
+      <w:r>
+        <w:rPr>
+          <w:rStyle w:val="VerbatimChar"/>
+        </w:rPr>
         <w:t xml:space="preserve">web-16</w:t>
       </w:r>
       <w:r>
         <w:t xml:space="preserve"> </w:t>
       </w:r>
       <w:r>
-        <w:t xml:space="preserve">(30 September 2026) was collected</w:t>
-      </w:r>
-      <w:r>
-        <w:t xml:space="preserve"> </w:t>
-      </w:r>
-      <w:r>
-        <w:t xml:space="preserve">with masking in place, and a search of all its evidence and reports found no</w:t>
-      </w:r>
-      <w:r>
-        <w:t xml:space="preserve"> </w:t>
-      </w:r>
-      <w:r>
-        <w:t xml:space="preserve">personal address or phone number. Two personal names that the masking does not cover were removed by hand from the evidence, each replaced by a placeholder of the same length so every character count and verdict stays as collected: a quotation attribution on CERN's page (in</w:t>
-      </w:r>
-      <w:r>
-        <w:t xml:space="preserve"> </w:t>
-      </w:r>
-      <w:r>
-        <w:rPr>
-          <w:rStyle w:val="VerbatimChar"/>
-        </w:rPr>
-        <w:t xml:space="preserve">cern.json</w:t>
-      </w:r>
-      <w:r>
-        <w:t xml:space="preserve"> </w:t>
-      </w:r>
-      <w:r>
-        <w:t xml:space="preserve">and in its screenshot) and the node coordinator named on EGI's page (in</w:t>
-      </w:r>
-      <w:r>
-        <w:t xml:space="preserve"> </w:t>
-      </w:r>
-      <w:r>
-        <w:rPr>
-          <w:rStyle w:val="VerbatimChar"/>
-        </w:rPr>
-        <w:t xml:space="preserve">egi.json</w:t>
-      </w:r>
-      <w:r>
-        <w:t xml:space="preserve">, in the link text and, since</w:t>
-      </w:r>
-      <w:r>
-        <w:t xml:space="preserve"> </w:t>
-      </w:r>
-      <w:r>
-        <w:rPr>
-          <w:rStyle w:val="VerbatimChar"/>
-        </w:rPr>
-        <w:t xml:space="preserve">web-12</w:t>
-      </w:r>
-      <w:r>
-        <w:t xml:space="preserve">, also in the link's address,</w:t>
-      </w:r>
-      <w:r>
-        <w:t xml:space="preserve"> </w:t>
-      </w:r>
-      <w:r>
-        <w:rPr>
-          <w:rStyle w:val="VerbatimChar"/>
-        </w:rPr>
-        <w:t xml:space="preserve">/person/…/</w:t>
-      </w:r>
-      <w:r>
-        <w:t xml:space="preserve">, which earlier published runs still carried). The second hop of</w:t>
-      </w:r>
-      <w:r>
-        <w:t xml:space="preserve"> </w:t>
-      </w:r>
-      <w:r>
-        <w:rPr>
-          <w:rStyle w:val="VerbatimChar"/>
-        </w:rPr>
-        <w:t xml:space="preserve">web-13</w:t>
-      </w:r>
-      <w:r>
-        <w:t xml:space="preserve"> </w:t>
-      </w:r>
-      <w:r>
-        <w:t xml:space="preserve">added a third: a person quoted in a news item on a Czechia page reached only at depth 2 (in</w:t>
-      </w:r>
-      <w:r>
-        <w:t xml:space="preserve"> </w:t>
-      </w:r>
-      <w:r>
-        <w:rPr>
-          <w:rStyle w:val="VerbatimChar"/>
-        </w:rPr>
-        <w:t xml:space="preserve">eosc-cz.json</w:t>
-      </w:r>
-      <w:r>
-        <w:t xml:space="preserve">, in the quotation and in the address of the interview it links to).</w:t>
-      </w:r>
-      <w:r>
-        <w:t xml:space="preserve"> </w:t>
-      </w:r>
-      <w:r>
-        <w:rPr>
-          <w:rStyle w:val="VerbatimChar"/>
-        </w:rPr>
-        <w:t xml:space="preserve">web-14</w:t>
-      </w:r>
-      <w:r>
-        <w:t xml:space="preserve">, which also reads services and policies pages, added many more, and</w:t>
-      </w:r>
-      <w:r>
-        <w:t xml:space="preserve"> </w:t>
-      </w:r>
-      <w:r>
-        <w:rPr>
-          <w:rStyle w:val="VerbatimChar"/>
-        </w:rPr>
-        <w:t xml:space="preserve">web-15</w:t>
-      </w:r>
-      <w:r>
-        <w:t xml:space="preserve"> </w:t>
-      </w:r>
-      <w:r>
         <w:t xml:space="preserve">and</w:t>
       </w:r>
       <w:r>
@@ -16315,7 +16504,7 @@
         <w:rPr>
           <w:rStyle w:val="VerbatimChar"/>
         </w:rPr>
-        <w:t xml:space="preserve">web-16</w:t>
+        <w:t xml:space="preserve">web-18</w:t>
       </w:r>
       <w:r>
         <w:t xml:space="preserve"> </w:t>
@@ -16743,7 +16932,7 @@
         <w:rPr>
           <w:rStyle w:val="CommentTok"/>
         </w:rPr>
-        <w:t xml:space="preserve"># 450 tests, offline, a few seconds</w:t>
+        <w:t xml:space="preserve"># 453 tests, offline, a few seconds</w:t>
       </w:r>
       <w:r>
         <w:br/>
@@ -21367,70 +21556,58 @@
         <w:t xml:space="preserve"> </w:t>
       </w:r>
       <w:r>
-        <w:t xml:space="preserve">capture, with its date.</w:t>
-      </w:r>
-      <w:r>
-        <w:t xml:space="preserve"> </w:t>
-      </w:r>
-      <w:r>
-        <w:rPr>
-          <w:rStyle w:val="VerbatimChar"/>
-        </w:rPr>
-        <w:t xml:space="preserve">--skip Italy</w:t>
-      </w:r>
-      <w:r>
-        <w:t xml:space="preserve"> </w:t>
-      </w:r>
-      <w:r>
-        <w:t xml:space="preserve">keeps the same scope as the published</w:t>
-      </w:r>
-      <w:r>
-        <w:t xml:space="preserve"> </w:t>
-      </w:r>
-      <w:r>
-        <w:t xml:space="preserve">run. Italy's URL changed on 26 September to</w:t>
-      </w:r>
-      <w:r>
-        <w:t xml:space="preserve"> </w:t>
-      </w:r>
-      <w:r>
-        <w:rPr>
-          <w:rStyle w:val="VerbatimChar"/>
-        </w:rPr>
-        <w:t xml:space="preserve">https://eoscnode-it.d4science.org/</w:t>
-      </w:r>
-      <w:r>
-        <w:t xml:space="preserve">; drop</w:t>
-      </w:r>
-      <w:r>
-        <w:t xml:space="preserve"> </w:t>
-      </w:r>
-      <w:r>
-        <w:rPr>
-          <w:rStyle w:val="VerbatimChar"/>
-        </w:rPr>
-        <w:t xml:space="preserve">--skip Italy</w:t>
-      </w:r>
-      <w:r>
-        <w:t xml:space="preserve"> </w:t>
-      </w:r>
-      <w:r>
-        <w:t xml:space="preserve">once a trial</w:t>
-      </w:r>
-      <w:r>
-        <w:t xml:space="preserve"> </w:t>
-      </w:r>
-      <w:r>
-        <w:t xml:space="preserve">collection (</w:t>
-      </w:r>
-      <w:r>
-        <w:rPr>
-          <w:rStyle w:val="VerbatimChar"/>
-        </w:rPr>
-        <w:t xml:space="preserve">collect --only eosc-it --results /tmp/trial</w:t>
-      </w:r>
-      <w:r>
-        <w:t xml:space="preserve">) shows the page loads.</w:t>
+        <w:t xml:space="preserve">capture, with its date. The published run includes Italy, read at</w:t>
+      </w:r>
+      <w:r>
+        <w:t xml:space="preserve"> </w:t>
+      </w:r>
+      <w:r>
+        <w:rPr>
+          <w:rStyle w:val="VerbatimChar"/>
+        </w:rPr>
+        <w:t xml:space="preserve">https://eosc.it/</w:t>
+      </w:r>
+      <w:r>
+        <w:t xml:space="preserve"> </w:t>
+      </w:r>
+      <w:r>
+        <w:t xml:space="preserve">since 1 October 2026, so no</w:t>
+      </w:r>
+      <w:r>
+        <w:t xml:space="preserve"> </w:t>
+      </w:r>
+      <w:r>
+        <w:rPr>
+          <w:rStyle w:val="VerbatimChar"/>
+        </w:rPr>
+        <w:t xml:space="preserve">--skip</w:t>
+      </w:r>
+      <w:r>
+        <w:t xml:space="preserve"> </w:t>
+      </w:r>
+      <w:r>
+        <w:t xml:space="preserve">is needed; skip a node</w:t>
+      </w:r>
+      <w:r>
+        <w:t xml:space="preserve"> </w:t>
+      </w:r>
+      <w:r>
+        <w:t xml:space="preserve">only while a trial collection (</w:t>
+      </w:r>
+      <w:r>
+        <w:rPr>
+          <w:rStyle w:val="VerbatimChar"/>
+        </w:rPr>
+        <w:t xml:space="preserve">collect --only &lt;id&gt; --results /tmp/trial</w:t>
+      </w:r>
+      <w:r>
+        <w:t xml:space="preserve">)</w:t>
+      </w:r>
+      <w:r>
+        <w:t xml:space="preserve"> </w:t>
+      </w:r>
+      <w:r>
+        <w:t xml:space="preserve">shows its page does not load.</w:t>
       </w:r>
     </w:p>
     <w:p>
@@ -22171,7 +22348,7 @@
         <w:t xml:space="preserve"> </w:t>
       </w:r>
       <w:r>
-        <w:t xml:space="preserve">("130 cells: 57 PASS · 6 FAIL · 67 review");</w:t>
+        <w:t xml:space="preserve">("130 cells: 60 PASS · 6 FAIL · 64 review");</w:t>
       </w:r>
     </w:p>
     <w:p>

--- a/docs/eosc-basic-compliance-guide.docx
+++ b/docs/eosc-basic-compliance-guide.docx
@@ -23,7 +23,7 @@
         <w:pStyle w:val="Author"/>
       </w:pPr>
       <w:r>
-        <w:t xml:space="preserve">Verified against a clean clone on 26 September 2026 — rebuilt 1 October 2026 for the re-issued checklist v3.2</w:t>
+        <w:t xml:space="preserve">Verified against a clean clone on 26 September 2026 — rebuilt 1 October 2026 (evening) for the re-issued checklist v3.2</w:t>
       </w:r>
     </w:p>
     <w:p>
@@ -544,7 +544,7 @@
           <w:b/>
           <w:bCs/>
         </w:rPr>
-        <w:t xml:space="preserve">The published run changed again on 1 October 2026.</w:t>
+        <w:t xml:space="preserve">The published run changed again on 1 October 2026, in the evening.</w:t>
       </w:r>
       <w:r>
         <w:t xml:space="preserve"> </w:t>
@@ -559,13 +559,93 @@
         <w:t xml:space="preserve"> </w:t>
       </w:r>
       <w:r>
-        <w:t xml:space="preserve">now holds</w:t>
-      </w:r>
-      <w:r>
-        <w:t xml:space="preserve"> </w:t>
-      </w:r>
-      <w:r>
-        <w:t xml:space="preserve">run</w:t>
+        <w:t xml:space="preserve">now holds run</w:t>
+      </w:r>
+      <w:r>
+        <w:t xml:space="preserve"> </w:t>
+      </w:r>
+      <w:r>
+        <w:rPr>
+          <w:rStyle w:val="VerbatimChar"/>
+        </w:rPr>
+        <w:t xml:space="preserve">web-21</w:t>
+      </w:r>
+      <w:r>
+        <w:t xml:space="preserve">, collected by the GitHub workflow at</w:t>
+      </w:r>
+      <w:r>
+        <w:t xml:space="preserve"> </w:t>
+      </w:r>
+      <w:r>
+        <w:rPr>
+          <w:rStyle w:val="VerbatimChar"/>
+        </w:rPr>
+        <w:t xml:space="preserve">--depth 2</w:t>
+      </w:r>
+      <w:r>
+        <w:t xml:space="preserve"> </w:t>
+      </w:r>
+      <w:r>
+        <w:t xml:space="preserve">on 1 October 2026 between 20:18 and 20:24 UTC from all thirteen</w:t>
+      </w:r>
+      <w:r>
+        <w:t xml:space="preserve"> </w:t>
+      </w:r>
+      <w:r>
+        <w:t xml:space="preserve">nodes (</w:t>
+      </w:r>
+      <w:hyperlink r:id="rId10">
+        <w:r>
+          <w:rPr>
+            <w:rStyle w:val="Hyperlink"/>
+          </w:rPr>
+          <w:t xml:space="preserve">run 36920498532</w:t>
+        </w:r>
+      </w:hyperlink>
+      <w:r>
+        <w:t xml:space="preserve">, commit</w:t>
+      </w:r>
+      <w:r>
+        <w:t xml:space="preserve"> </w:t>
+      </w:r>
+      <w:r>
+        <w:rPr>
+          <w:rStyle w:val="VerbatimChar"/>
+        </w:rPr>
+        <w:t xml:space="preserve">fc023b7</w:t>
+      </w:r>
+      <w:r>
+        <w:t xml:space="preserve">), under the re-issued v3.2: 63 PASS, 3 FAIL</w:t>
+      </w:r>
+      <w:r>
+        <w:t xml:space="preserve"> </w:t>
+      </w:r>
+      <w:r>
+        <w:t xml:space="preserve">and 64 MANUAL_REVIEW at both depths, in 98 page requests. Data Terra was read</w:t>
+      </w:r>
+      <w:r>
+        <w:t xml:space="preserve"> </w:t>
+      </w:r>
+      <w:r>
+        <w:t xml:space="preserve">at its new address,</w:t>
+      </w:r>
+      <w:r>
+        <w:t xml:space="preserve"> </w:t>
+      </w:r>
+      <w:r>
+        <w:rPr>
+          <w:rStyle w:val="VerbatimChar"/>
+        </w:rPr>
+        <w:t xml:space="preserve">https://www.earth-data.eu/</w:t>
+      </w:r>
+      <w:r>
+        <w:t xml:space="preserve">, and its row is the only one</w:t>
+      </w:r>
+      <w:r>
+        <w:t xml:space="preserve"> </w:t>
+      </w:r>
+      <w:r>
+        <w:t xml:space="preserve">that changed against</w:t>
       </w:r>
       <w:r>
         <w:t xml:space="preserve"> </w:t>
@@ -577,30 +657,12 @@
         <w:t xml:space="preserve">web-18</w:t>
       </w:r>
       <w:r>
-        <w:t xml:space="preserve">, collected by the GitHub workflow at</w:t>
-      </w:r>
-      <w:r>
-        <w:t xml:space="preserve"> </w:t>
-      </w:r>
-      <w:r>
-        <w:rPr>
-          <w:rStyle w:val="VerbatimChar"/>
-        </w:rPr>
-        <w:t xml:space="preserve">--depth 2</w:t>
-      </w:r>
-      <w:r>
-        <w:t xml:space="preserve"> </w:t>
-      </w:r>
-      <w:r>
-        <w:t xml:space="preserve">on 1 October</w:t>
-      </w:r>
-      <w:r>
-        <w:t xml:space="preserve"> </w:t>
-      </w:r>
-      <w:r>
-        <w:t xml:space="preserve">2026 from all thirteen nodes (</w:t>
-      </w:r>
-      <w:hyperlink r:id="rId10">
+        <w:t xml:space="preserve"> </w:t>
+      </w:r>
+      <w:r>
+        <w:t xml:space="preserve">(</w:t>
+      </w:r>
+      <w:hyperlink r:id="rId11">
         <w:r>
           <w:rPr>
             <w:rStyle w:val="Hyperlink"/>
@@ -609,31 +671,13 @@
         </w:r>
       </w:hyperlink>
       <w:r>
-        <w:t xml:space="preserve">, commit</w:t>
-      </w:r>
-      <w:r>
-        <w:t xml:space="preserve"> </w:t>
-      </w:r>
-      <w:r>
-        <w:rPr>
-          <w:rStyle w:val="VerbatimChar"/>
-        </w:rPr>
-        <w:t xml:space="preserve">46b5cad</w:t>
-      </w:r>
-      <w:r>
-        <w:t xml:space="preserve">), under the re-issued</w:t>
-      </w:r>
-      <w:r>
-        <w:t xml:space="preserve"> </w:t>
-      </w:r>
-      <w:r>
-        <w:t xml:space="preserve">v3.2: 60 PASS, 6 FAIL and 64 MANUAL_REVIEW at both depths. Italy was read at</w:t>
-      </w:r>
-      <w:r>
-        <w:t xml:space="preserve"> </w:t>
-      </w:r>
-      <w:r>
-        <w:t xml:space="preserve">its new address,</w:t>
+        <w:t xml:space="preserve">, the same day, 60 / 6 / 64), which first</w:t>
+      </w:r>
+      <w:r>
+        <w:t xml:space="preserve"> </w:t>
+      </w:r>
+      <w:r>
+        <w:t xml:space="preserve">read Italy at</w:t>
       </w:r>
       <w:r>
         <w:t xml:space="preserve"> </w:t>
@@ -645,78 +689,16 @@
         <w:t xml:space="preserve">https://eosc.it/</w:t>
       </w:r>
       <w:r>
-        <w:t xml:space="preserve">. BBMRI-ERIC's row comes from a separate</w:t>
-      </w:r>
-      <w:r>
-        <w:t xml:space="preserve"> </w:t>
-      </w:r>
-      <w:r>
-        <w:t xml:space="preserve">single-node run from the</w:t>
-      </w:r>
-      <w:r>
-        <w:t xml:space="preserve"> </w:t>
-      </w:r>
-      <w:r>
-        <w:rPr>
-          <w:rStyle w:val="VerbatimChar"/>
-        </w:rPr>
-        <w:t xml:space="preserve">www.</w:t>
-      </w:r>
-      <w:r>
-        <w:t xml:space="preserve"> </w:t>
-      </w:r>
-      <w:r>
-        <w:t xml:space="preserve">address (</w:t>
-      </w:r>
-      <w:hyperlink r:id="rId11">
-        <w:r>
-          <w:rPr>
-            <w:rStyle w:val="Hyperlink"/>
-          </w:rPr>
-          <w:t xml:space="preserve">run 36899901060</w:t>
-        </w:r>
-      </w:hyperlink>
-      <w:r>
-        <w:t xml:space="preserve">), because the</w:t>
-      </w:r>
-      <w:r>
-        <w:t xml:space="preserve"> </w:t>
-      </w:r>
-      <w:r>
-        <w:rPr>
-          <w:rStyle w:val="VerbatimChar"/>
-        </w:rPr>
-        <w:t xml:space="preserve">dev3.</w:t>
-      </w:r>
-      <w:r>
-        <w:t xml:space="preserve"> </w:t>
-      </w:r>
-      <w:r>
-        <w:t xml:space="preserve">address</w:t>
-      </w:r>
-      <w:r>
-        <w:t xml:space="preserve"> </w:t>
-      </w:r>
-      <w:r>
-        <w:t xml:space="preserve">tried first is disallowed by its</w:t>
-      </w:r>
-      <w:r>
-        <w:t xml:space="preserve"> </w:t>
-      </w:r>
-      <w:r>
-        <w:rPr>
-          <w:rStyle w:val="VerbatimChar"/>
-        </w:rPr>
-        <w:t xml:space="preserve">robots.txt</w:t>
-      </w:r>
-      <w:r>
-        <w:t xml:space="preserve">. The run was scored with the 5b</w:t>
-      </w:r>
-      <w:r>
-        <w:t xml:space="preserve"> </w:t>
-      </w:r>
-      <w:r>
-        <w:t xml:space="preserve">and 5c fix of commit</w:t>
+        <w:t xml:space="preserve"> </w:t>
+      </w:r>
+      <w:r>
+        <w:t xml:space="preserve">and was scored with the 5b/5c broken-link</w:t>
+      </w:r>
+      <w:r>
+        <w:t xml:space="preserve"> </w:t>
+      </w:r>
+      <w:r>
+        <w:t xml:space="preserve">fix of commit</w:t>
       </w:r>
       <w:r>
         <w:t xml:space="preserve"> </w:t>
@@ -728,48 +710,7 @@
         <w:t xml:space="preserve">1418f05</w:t>
       </w:r>
       <w:r>
-        <w:t xml:space="preserve"> </w:t>
-      </w:r>
-      <w:r>
-        <w:t xml:space="preserve">(one broken policy link no longer fails the</w:t>
-      </w:r>
-      <w:r>
-        <w:t xml:space="preserve"> </w:t>
-      </w:r>
-      <w:r>
-        <w:t xml:space="preserve">point when other links to the policy remain). Before it came</w:t>
-      </w:r>
-      <w:r>
-        <w:t xml:space="preserve"> </w:t>
-      </w:r>
-      <w:r>
-        <w:rPr>
-          <w:rStyle w:val="VerbatimChar"/>
-        </w:rPr>
-        <w:t xml:space="preserve">web-16</w:t>
-      </w:r>
-      <w:r>
-        <w:t xml:space="preserve"> </w:t>
-      </w:r>
-      <w:r>
-        <w:t xml:space="preserve">(</w:t>
-      </w:r>
-      <w:hyperlink r:id="rId12">
-        <w:r>
-          <w:rPr>
-            <w:rStyle w:val="Hyperlink"/>
-          </w:rPr>
-          <w:t xml:space="preserve">run 36732900487</w:t>
-        </w:r>
-      </w:hyperlink>
-      <w:r>
-        <w:t xml:space="preserve">, 30 September, 57 / 6 / 67), in which GÉANT's page was served and</w:t>
-      </w:r>
-      <w:r>
-        <w:t xml:space="preserve"> </w:t>
-      </w:r>
-      <w:r>
-        <w:t xml:space="preserve">Italy's returned HTTP 503.</w:t>
+        <w:t xml:space="preserve">.</w:t>
       </w:r>
       <w:r>
         <w:t xml:space="preserve"> </w:t>
@@ -940,7 +881,7 @@
       <w:r>
         <w:t xml:space="preserve">(</w:t>
       </w:r>
-      <w:hyperlink r:id="rId13">
+      <w:hyperlink r:id="rId12">
         <w:r>
           <w:rPr>
             <w:rStyle w:val="Hyperlink"/>
@@ -978,7 +919,7 @@
       <w:r>
         <w:t xml:space="preserve">(</w:t>
       </w:r>
-      <w:hyperlink r:id="rId14">
+      <w:hyperlink r:id="rId13">
         <w:r>
           <w:rPr>
             <w:rStyle w:val="Hyperlink"/>
@@ -1022,7 +963,7 @@
       <w:r>
         <w:t xml:space="preserve">(</w:t>
       </w:r>
-      <w:hyperlink r:id="rId15">
+      <w:hyperlink r:id="rId14">
         <w:r>
           <w:rPr>
             <w:rStyle w:val="Hyperlink"/>
@@ -1270,7 +1211,7 @@
         </w:pict>
       </w:r>
     </w:p>
-    <w:bookmarkStart w:id="17" w:name="requirements"/>
+    <w:bookmarkStart w:id="16" w:name="requirements"/>
     <w:p>
       <w:pPr>
         <w:pStyle w:val="Heading2"/>
@@ -1338,7 +1279,7 @@
             <w:pPr>
               <w:pStyle w:val="Compact"/>
             </w:pPr>
-            <w:hyperlink r:id="rId16">
+            <w:hyperlink r:id="rId15">
               <w:r>
                 <w:rPr>
                   <w:rStyle w:val="VerbatimChar"/>
@@ -1704,8 +1645,8 @@
         </w:pict>
       </w:r>
     </w:p>
-    <w:bookmarkEnd w:id="17"/>
-    <w:bookmarkStart w:id="20" w:name="installation"/>
+    <w:bookmarkEnd w:id="16"/>
+    <w:bookmarkStart w:id="19" w:name="installation"/>
     <w:p>
       <w:pPr>
         <w:pStyle w:val="Heading2"/>
@@ -2004,7 +1945,7 @@
         <w:t xml:space="preserve">this step.</w:t>
       </w:r>
     </w:p>
-    <w:bookmarkStart w:id="18" w:name="what-needs-a-browser-and-what-does-not"/>
+    <w:bookmarkStart w:id="17" w:name="what-needs-a-browser-and-what-does-not"/>
     <w:p>
       <w:pPr>
         <w:pStyle w:val="Heading3"/>
@@ -2484,8 +2425,8 @@
         <w:t xml:space="preserve">.</w:t>
       </w:r>
     </w:p>
-    <w:bookmarkEnd w:id="18"/>
-    <w:bookmarkStart w:id="19" w:name="verifying-the-installation"/>
+    <w:bookmarkEnd w:id="17"/>
+    <w:bookmarkStart w:id="18" w:name="verifying-the-installation"/>
     <w:p>
       <w:pPr>
         <w:pStyle w:val="Heading3"/>
@@ -2607,9 +2548,9 @@
         </w:pict>
       </w:r>
     </w:p>
+    <w:bookmarkEnd w:id="18"/>
     <w:bookmarkEnd w:id="19"/>
-    <w:bookmarkEnd w:id="20"/>
-    <w:bookmarkStart w:id="34" w:name="configuration"/>
+    <w:bookmarkStart w:id="33" w:name="configuration"/>
     <w:p>
       <w:pPr>
         <w:pStyle w:val="Heading2"/>
@@ -2638,7 +2579,7 @@
         <w:t xml:space="preserve">edited; the third is a plain text list you write yourself.</w:t>
       </w:r>
     </w:p>
-    <w:bookmarkStart w:id="22" w:name="nodes.yaml-which-pages-to-check"/>
+    <w:bookmarkStart w:id="21" w:name="nodes.yaml-which-pages-to-check"/>
     <w:p>
       <w:pPr>
         <w:pStyle w:val="Heading3"/>
@@ -3033,7 +2974,7 @@
       <w:r>
         <w:t xml:space="preserve"> </w:t>
       </w:r>
-      <w:hyperlink r:id="rId21">
+      <w:hyperlink r:id="rId20">
         <w:r>
           <w:rPr>
             <w:rStyle w:val="Hyperlink"/>
@@ -3354,13 +3295,7 @@
         <w:t xml:space="preserve"> </w:t>
       </w:r>
       <w:r>
-        <w:t xml:space="preserve">carries a comment saying so. The published</w:t>
-      </w:r>
-      <w:r>
-        <w:t xml:space="preserve"> </w:t>
-      </w:r>
-      <w:r>
-        <w:t xml:space="preserve">run,</w:t>
+        <w:t xml:space="preserve">carries a comment saying so. Runs</w:t>
       </w:r>
       <w:r>
         <w:t xml:space="preserve"> </w:t>
@@ -3372,7 +3307,25 @@
         <w:t xml:space="preserve">web-18</w:t>
       </w:r>
       <w:r>
-        <w:t xml:space="preserve">, was collected from</w:t>
+        <w:t xml:space="preserve"> </w:t>
+      </w:r>
+      <w:r>
+        <w:t xml:space="preserve">and</w:t>
+      </w:r>
+      <w:r>
+        <w:t xml:space="preserve"> </w:t>
+      </w:r>
+      <w:r>
+        <w:rPr>
+          <w:rStyle w:val="VerbatimChar"/>
+        </w:rPr>
+        <w:t xml:space="preserve">web-21</w:t>
+      </w:r>
+      <w:r>
+        <w:t xml:space="preserve"> </w:t>
+      </w:r>
+      <w:r>
+        <w:t xml:space="preserve">(the published run) were collected from</w:t>
       </w:r>
       <w:r>
         <w:t xml:space="preserve"> </w:t>
@@ -3387,644 +3340,734 @@
         <w:t xml:space="preserve">.</w:t>
       </w:r>
     </w:p>
-    <w:bookmarkEnd w:id="22"/>
-    <w:bookmarkStart w:id="23" w:name="changing-a-nodes-url"/>
-    <w:p>
-      <w:pPr>
-        <w:pStyle w:val="Heading3"/>
-      </w:pPr>
-      <w:r>
-        <w:t xml:space="preserve">Changing a node's URL</w:t>
-      </w:r>
-    </w:p>
-    <w:p>
-      <w:pPr>
-        <w:pStyle w:val="FirstParagraph"/>
-      </w:pPr>
-      <w:r>
-        <w:t xml:space="preserve">Change</w:t>
-      </w:r>
-      <w:r>
-        <w:t xml:space="preserve"> </w:t>
-      </w:r>
-      <w:r>
-        <w:rPr>
-          <w:rStyle w:val="VerbatimChar"/>
-        </w:rPr>
-        <w:t xml:space="preserve">url</w:t>
-      </w:r>
-      <w:r>
-        <w:t xml:space="preserve"> </w:t>
-      </w:r>
-      <w:r>
-        <w:t xml:space="preserve">in</w:t>
-      </w:r>
-      <w:r>
-        <w:t xml:space="preserve"> </w:t>
-      </w:r>
-      <w:r>
-        <w:rPr>
-          <w:rStyle w:val="VerbatimChar"/>
-        </w:rPr>
-        <w:t xml:space="preserve">nodes.yaml</w:t>
-      </w:r>
-      <w:r>
-        <w:t xml:space="preserve"> </w:t>
-      </w:r>
-      <w:r>
-        <w:t xml:space="preserve">and run</w:t>
-      </w:r>
-      <w:r>
-        <w:t xml:space="preserve"> </w:t>
-      </w:r>
-      <w:r>
-        <w:rPr>
-          <w:rStyle w:val="VerbatimChar"/>
-        </w:rPr>
-        <w:t xml:space="preserve">uv run pytest -q</w:t>
-      </w:r>
-      <w:r>
-        <w:t xml:space="preserve">. Nothing else in the</w:t>
-      </w:r>
-      <w:r>
-        <w:t xml:space="preserve"> </w:t>
-      </w:r>
-      <w:r>
-        <w:t xml:space="preserve">repository stores the URL. You can edit the file by hand, or let the tool do it:</w:t>
-      </w:r>
-    </w:p>
-    <w:p>
-      <w:pPr>
-        <w:pStyle w:val="SourceCode"/>
-      </w:pPr>
-      <w:r>
-        <w:rPr>
-          <w:rStyle w:val="ExtensionTok"/>
-        </w:rPr>
-        <w:t xml:space="preserve">uv</w:t>
-      </w:r>
-      <w:r>
-        <w:rPr>
-          <w:rStyle w:val="NormalTok"/>
-        </w:rPr>
-        <w:t xml:space="preserve"> run basic-check </w:t>
-      </w:r>
-      <w:r>
-        <w:rPr>
-          <w:rStyle w:val="AttributeTok"/>
-        </w:rPr>
-        <w:t xml:space="preserve">--update-nlp</w:t>
-      </w:r>
-      <w:r>
-        <w:rPr>
-          <w:rStyle w:val="NormalTok"/>
-        </w:rPr>
-        <w:t xml:space="preserve"> bbmri-eric https://new.example.org/eosc-node/</w:t>
-      </w:r>
-    </w:p>
-    <w:p>
-      <w:pPr>
-        <w:pStyle w:val="FirstParagraph"/>
-      </w:pPr>
-      <w:r>
-        <w:rPr>
-          <w:rStyle w:val="VerbatimChar"/>
-        </w:rPr>
-        <w:t xml:space="preserve">--update-nlp</w:t>
-      </w:r>
-      <w:r>
-        <w:t xml:space="preserve"> </w:t>
-      </w:r>
-      <w:r>
-        <w:t xml:space="preserve">takes the node id (the id exactly, not the name) and the new URL.</w:t>
-      </w:r>
-      <w:r>
-        <w:t xml:space="preserve"> </w:t>
-      </w:r>
-      <w:r>
-        <w:t xml:space="preserve">It changes only that node's</w:t>
-      </w:r>
-      <w:r>
-        <w:t xml:space="preserve"> </w:t>
-      </w:r>
-      <w:r>
-        <w:rPr>
-          <w:rStyle w:val="VerbatimChar"/>
-        </w:rPr>
-        <w:t xml:space="preserve">url:</w:t>
-      </w:r>
-      <w:r>
-        <w:t xml:space="preserve"> </w:t>
-      </w:r>
-      <w:r>
-        <w:t xml:space="preserve">line, adds a comment above it with the date</w:t>
-      </w:r>
-      <w:r>
-        <w:t xml:space="preserve"> </w:t>
-      </w:r>
-      <w:r>
-        <w:t xml:space="preserve">and the old URL, and keeps every other line and comment as it was. It refuses a</w:t>
-      </w:r>
-      <w:r>
-        <w:t xml:space="preserve"> </w:t>
-      </w:r>
-      <w:r>
-        <w:t xml:space="preserve">URL that is not absolute https, one that is already another node's landing</w:t>
-      </w:r>
-      <w:r>
-        <w:t xml:space="preserve"> </w:t>
-      </w:r>
-      <w:r>
-        <w:t xml:space="preserve">page, and an unknown id, and it prints the old and new URL. It contacts no site,</w:t>
-      </w:r>
-      <w:r>
-        <w:t xml:space="preserve"> </w:t>
-      </w:r>
-      <w:r>
-        <w:t xml:space="preserve">commits nothing and leaves</w:t>
-      </w:r>
-      <w:r>
-        <w:t xml:space="preserve"> </w:t>
-      </w:r>
-      <w:r>
-        <w:rPr>
-          <w:rStyle w:val="VerbatimChar"/>
-        </w:rPr>
-        <w:t xml:space="preserve">results/</w:t>
-      </w:r>
-      <w:r>
-        <w:t xml:space="preserve"> </w:t>
-      </w:r>
-      <w:r>
-        <w:t xml:space="preserve">alone; check the change with</w:t>
-      </w:r>
-      <w:r>
-        <w:t xml:space="preserve"> </w:t>
-      </w:r>
-      <w:r>
-        <w:rPr>
-          <w:rStyle w:val="VerbatimChar"/>
-        </w:rPr>
-        <w:t xml:space="preserve">git diff nodes.yaml</w:t>
-      </w:r>
-      <w:r>
-        <w:t xml:space="preserve"> </w:t>
-      </w:r>
-      <w:r>
-        <w:t xml:space="preserve">and commit it yourself.</w:t>
-      </w:r>
-    </w:p>
     <w:p>
       <w:pPr>
         <w:pStyle w:val="BodyText"/>
       </w:pPr>
       <w:r>
-        <w:t xml:space="preserve">To undo it, and any other edit to</w:t>
-      </w:r>
-      <w:r>
-        <w:t xml:space="preserve"> </w:t>
-      </w:r>
-      <w:r>
-        <w:rPr>
-          <w:rStyle w:val="VerbatimChar"/>
-        </w:rPr>
-        <w:t xml:space="preserve">nodes.yaml</w:t>
-      </w:r>
-      <w:r>
-        <w:t xml:space="preserve">, put the file back as it was</w:t>
-      </w:r>
-      <w:r>
-        <w:t xml:space="preserve"> </w:t>
-      </w:r>
-      <w:r>
-        <w:t xml:space="preserve">downloaded from GitHub:</w:t>
-      </w:r>
-    </w:p>
-    <w:p>
-      <w:pPr>
-        <w:pStyle w:val="SourceCode"/>
-      </w:pPr>
-      <w:r>
-        <w:rPr>
-          <w:rStyle w:val="ExtensionTok"/>
-        </w:rPr>
-        <w:t xml:space="preserve">uv</w:t>
-      </w:r>
-      <w:r>
-        <w:rPr>
-          <w:rStyle w:val="NormalTok"/>
-        </w:rPr>
-        <w:t xml:space="preserve"> run basic-check </w:t>
-      </w:r>
-      <w:r>
-        <w:rPr>
-          <w:rStyle w:val="AttributeTok"/>
-        </w:rPr>
-        <w:t xml:space="preserve">--restore-default-config</w:t>
-      </w:r>
-    </w:p>
-    <w:p>
-      <w:pPr>
-        <w:pStyle w:val="FirstParagraph"/>
-      </w:pPr>
-      <w:r>
-        <w:t xml:space="preserve">The replaced file is kept beside it as</w:t>
-      </w:r>
-      <w:r>
-        <w:t xml:space="preserve"> </w:t>
-      </w:r>
-      <w:r>
-        <w:rPr>
-          <w:rStyle w:val="VerbatimChar"/>
-        </w:rPr>
-        <w:t xml:space="preserve">nodes.yaml.&lt;date-time&gt;.bak</w:t>
-      </w:r>
-      <w:r>
-        <w:t xml:space="preserve"> </w:t>
-      </w:r>
-      <w:r>
-        <w:t xml:space="preserve">(ignored by</w:t>
-      </w:r>
-      <w:r>
-        <w:t xml:space="preserve"> </w:t>
-      </w:r>
-      <w:r>
-        <w:t xml:space="preserve">git), and the output lists every node whose URL was restored, added back or</w:t>
-      </w:r>
-      <w:r>
-        <w:t xml:space="preserve"> </w:t>
-      </w:r>
-      <w:r>
-        <w:t xml:space="preserve">removed. If the file is already the default, nothing changes. The default is a</w:t>
-      </w:r>
-      <w:r>
-        <w:t xml:space="preserve"> </w:t>
-      </w:r>
-      <w:r>
-        <w:t xml:space="preserve">copy shipped inside the package (</w:t>
-      </w:r>
-      <w:r>
-        <w:rPr>
-          <w:rStyle w:val="VerbatimChar"/>
-        </w:rPr>
-        <w:t xml:space="preserve">src/basic_check/defaults/nodes.yaml</w:t>
-      </w:r>
-      <w:r>
-        <w:t xml:space="preserve">), so this</w:t>
-      </w:r>
-      <w:r>
-        <w:t xml:space="preserve"> </w:t>
-      </w:r>
-      <w:r>
-        <w:t xml:space="preserve">works without git, from a zip download too. Only</w:t>
-      </w:r>
-      <w:r>
-        <w:t xml:space="preserve"> </w:t>
-      </w:r>
-      <w:r>
-        <w:rPr>
-          <w:rStyle w:val="VerbatimChar"/>
-        </w:rPr>
-        <w:t xml:space="preserve">nodes.yaml</w:t>
-      </w:r>
-      <w:r>
-        <w:t xml:space="preserve"> </w:t>
-      </w:r>
-      <w:r>
-        <w:t xml:space="preserve">is restored: the</w:t>
-      </w:r>
-      <w:r>
-        <w:t xml:space="preserve"> </w:t>
-      </w:r>
-      <w:r>
-        <w:t xml:space="preserve">approved-name lists in</w:t>
-      </w:r>
-      <w:r>
-        <w:t xml:space="preserve"> </w:t>
-      </w:r>
-      <w:r>
-        <w:rPr>
-          <w:rStyle w:val="VerbatimChar"/>
-        </w:rPr>
-        <w:t xml:space="preserve">checklist/</w:t>
-      </w:r>
-      <w:r>
-        <w:t xml:space="preserve"> </w:t>
-      </w:r>
-      <w:r>
-        <w:t xml:space="preserve">are not touched. Like</w:t>
-      </w:r>
-      <w:r>
-        <w:t xml:space="preserve"> </w:t>
-      </w:r>
-      <w:r>
-        <w:rPr>
-          <w:rStyle w:val="VerbatimChar"/>
-        </w:rPr>
-        <w:t xml:space="preserve">--update-nlp</w:t>
-      </w:r>
-      <w:r>
-        <w:t xml:space="preserve">, it</w:t>
-      </w:r>
-      <w:r>
-        <w:t xml:space="preserve"> </w:t>
-      </w:r>
-      <w:r>
-        <w:t xml:space="preserve">contacts no site, commits nothing and leaves</w:t>
-      </w:r>
-      <w:r>
-        <w:t xml:space="preserve"> </w:t>
-      </w:r>
-      <w:r>
-        <w:rPr>
-          <w:rStyle w:val="VerbatimChar"/>
-        </w:rPr>
-        <w:t xml:space="preserve">results/</w:t>
-      </w:r>
-      <w:r>
-        <w:t xml:space="preserve"> </w:t>
-      </w:r>
-      <w:r>
-        <w:t xml:space="preserve">alone; for a node whose</w:t>
-      </w:r>
-      <w:r>
-        <w:t xml:space="preserve"> </w:t>
-      </w:r>
-      <w:r>
-        <w:t xml:space="preserve">URL it restored,</w:t>
-      </w:r>
-      <w:r>
-        <w:t xml:space="preserve"> </w:t>
-      </w:r>
-      <w:r>
-        <w:rPr>
-          <w:rStyle w:val="VerbatimChar"/>
-        </w:rPr>
-        <w:t xml:space="preserve">run --update-results-for-node &lt;id&gt;</w:t>
-      </w:r>
-      <w:r>
-        <w:t xml:space="preserve"> </w:t>
-      </w:r>
-      <w:r>
-        <w:t xml:space="preserve">re-checks that node.</w:t>
-      </w:r>
-      <w:r>
-        <w:t xml:space="preserve"> </w:t>
-      </w:r>
-      <w:r>
-        <w:t xml:space="preserve">To re-check only that node and update only its row in the results, keeping the</w:t>
-      </w:r>
-      <w:r>
-        <w:t xml:space="preserve"> </w:t>
-      </w:r>
-      <w:r>
-        <w:t xml:space="preserve">others, use</w:t>
-      </w:r>
-      <w:r>
-        <w:t xml:space="preserve"> </w:t>
-      </w:r>
-      <w:r>
-        <w:rPr>
-          <w:rStyle w:val="VerbatimChar"/>
-        </w:rPr>
-        <w:t xml:space="preserve">run --update-results-for-node</w:t>
-      </w:r>
-      <w:r>
-        <w:t xml:space="preserve"> </w:t>
-      </w:r>
-      <w:r>
-        <w:t xml:space="preserve">(section 4). To look first without</w:t>
-      </w:r>
-      <w:r>
-        <w:t xml:space="preserve"> </w:t>
-      </w:r>
-      <w:r>
-        <w:t xml:space="preserve">changing anything published, collect it into a scratch</w:t>
-      </w:r>
-      <w:r>
-        <w:t xml:space="preserve"> </w:t>
-      </w:r>
-      <w:r>
-        <w:t xml:space="preserve">directory first, so you can see what the new page gives before anything</w:t>
-      </w:r>
-      <w:r>
-        <w:t xml:space="preserve"> </w:t>
-      </w:r>
-      <w:r>
-        <w:t xml:space="preserve">published changes:</w:t>
-      </w:r>
-    </w:p>
-    <w:p>
-      <w:pPr>
-        <w:pStyle w:val="SourceCode"/>
-      </w:pPr>
-      <w:r>
-        <w:rPr>
-          <w:rStyle w:val="ExtensionTok"/>
-        </w:rPr>
-        <w:t xml:space="preserve">uv</w:t>
-      </w:r>
-      <w:r>
-        <w:rPr>
-          <w:rStyle w:val="NormalTok"/>
-        </w:rPr>
-        <w:t xml:space="preserve"> run basic-check collect </w:t>
-      </w:r>
-      <w:r>
-        <w:rPr>
-          <w:rStyle w:val="AttributeTok"/>
-        </w:rPr>
-        <w:t xml:space="preserve">--only</w:t>
-      </w:r>
-      <w:r>
-        <w:rPr>
-          <w:rStyle w:val="NormalTok"/>
-        </w:rPr>
-        <w:t xml:space="preserve"> bbmri-eric </w:t>
-      </w:r>
-      <w:r>
-        <w:rPr>
-          <w:rStyle w:val="AttributeTok"/>
-        </w:rPr>
-        <w:t xml:space="preserve">--results</w:t>
-      </w:r>
-      <w:r>
-        <w:rPr>
-          <w:rStyle w:val="NormalTok"/>
-        </w:rPr>
-        <w:t xml:space="preserve"> /tmp/trial</w:t>
-      </w:r>
-      <w:r>
-        <w:br/>
-      </w:r>
-      <w:r>
-        <w:rPr>
-          <w:rStyle w:val="ExtensionTok"/>
-        </w:rPr>
-        <w:t xml:space="preserve">uv</w:t>
-      </w:r>
-      <w:r>
-        <w:rPr>
-          <w:rStyle w:val="NormalTok"/>
-        </w:rPr>
-        <w:t xml:space="preserve"> run basic-check assess  </w:t>
-      </w:r>
-      <w:r>
-        <w:rPr>
-          <w:rStyle w:val="AttributeTok"/>
-        </w:rPr>
-        <w:t xml:space="preserve">--only</w:t>
-      </w:r>
-      <w:r>
-        <w:rPr>
-          <w:rStyle w:val="NormalTok"/>
-        </w:rPr>
-        <w:t xml:space="preserve"> bbmri-eric </w:t>
-      </w:r>
-      <w:r>
-        <w:rPr>
-          <w:rStyle w:val="AttributeTok"/>
-        </w:rPr>
-        <w:t xml:space="preserve">--results</w:t>
-      </w:r>
-      <w:r>
-        <w:rPr>
-          <w:rStyle w:val="NormalTok"/>
-        </w:rPr>
-        <w:t xml:space="preserve"> /tmp/trial</w:t>
-      </w:r>
-    </w:p>
-    <w:p>
-      <w:pPr>
-        <w:pStyle w:val="FirstParagraph"/>
-      </w:pPr>
-      <w:r>
-        <w:rPr>
-          <w:rStyle w:val="VerbatimChar"/>
+        <w:rPr>
           <w:b/>
           <w:bCs/>
         </w:rPr>
-        <w:t xml:space="preserve">assess</w:t>
-      </w:r>
-      <w:r>
-        <w:rPr>
+        <w:t xml:space="preserve">Data Terra's URL changed on 1 October 2026</w:t>
+      </w:r>
+      <w:r>
+        <w:t xml:space="preserve">, from</w:t>
+      </w:r>
+      <w:r>
+        <w:t xml:space="preserve"> </w:t>
+      </w:r>
+      <w:r>
+        <w:rPr>
+          <w:rStyle w:val="VerbatimChar"/>
+        </w:rPr>
+        <w:t xml:space="preserve">https://www.data-terra.org/eosc/</w:t>
+      </w:r>
+      <w:r>
+        <w:t xml:space="preserve"> </w:t>
+      </w:r>
+      <w:r>
+        <w:t xml:space="preserve">to</w:t>
+      </w:r>
+      <w:r>
+        <w:t xml:space="preserve"> </w:t>
+      </w:r>
+      <w:r>
+        <w:rPr>
+          <w:rStyle w:val="VerbatimChar"/>
+        </w:rPr>
+        <w:t xml:space="preserve">https://www.earth-data.eu/</w:t>
+      </w:r>
+      <w:r>
+        <w:t xml:space="preserve">, and</w:t>
+      </w:r>
+      <w:r>
+        <w:t xml:space="preserve"> </w:t>
+      </w:r>
+      <w:r>
+        <w:rPr>
+          <w:rStyle w:val="VerbatimChar"/>
+        </w:rPr>
+        <w:t xml:space="preserve">nodes.yaml</w:t>
+      </w:r>
+      <w:r>
+        <w:t xml:space="preserve"> </w:t>
+      </w:r>
+      <w:r>
+        <w:t xml:space="preserve">carries a comment saying so. Runs up to</w:t>
+      </w:r>
+      <w:r>
+        <w:t xml:space="preserve"> </w:t>
+      </w:r>
+      <w:r>
+        <w:rPr>
+          <w:rStyle w:val="VerbatimChar"/>
+        </w:rPr>
+        <w:t xml:space="preserve">web-18</w:t>
+      </w:r>
+      <w:r>
+        <w:t xml:space="preserve"> </w:t>
+      </w:r>
+      <w:r>
+        <w:t xml:space="preserve">read the old</w:t>
+      </w:r>
+      <w:r>
+        <w:t xml:space="preserve"> </w:t>
+      </w:r>
+      <w:r>
+        <w:t xml:space="preserve">address; the published run,</w:t>
+      </w:r>
+      <w:r>
+        <w:t xml:space="preserve"> </w:t>
+      </w:r>
+      <w:r>
+        <w:rPr>
+          <w:rStyle w:val="VerbatimChar"/>
+        </w:rPr>
+        <w:t xml:space="preserve">web-21</w:t>
+      </w:r>
+      <w:r>
+        <w:t xml:space="preserve">, reads the new one.</w:t>
+      </w:r>
+    </w:p>
+    <w:bookmarkEnd w:id="21"/>
+    <w:bookmarkStart w:id="22" w:name="changing-a-nodes-url"/>
+    <w:p>
+      <w:pPr>
+        <w:pStyle w:val="Heading3"/>
+      </w:pPr>
+      <w:r>
+        <w:t xml:space="preserve">Changing a node's URL</w:t>
+      </w:r>
+    </w:p>
+    <w:p>
+      <w:pPr>
+        <w:pStyle w:val="FirstParagraph"/>
+      </w:pPr>
+      <w:r>
+        <w:t xml:space="preserve">Change</w:t>
+      </w:r>
+      <w:r>
+        <w:t xml:space="preserve"> </w:t>
+      </w:r>
+      <w:r>
+        <w:rPr>
+          <w:rStyle w:val="VerbatimChar"/>
+        </w:rPr>
+        <w:t xml:space="preserve">url</w:t>
+      </w:r>
+      <w:r>
+        <w:t xml:space="preserve"> </w:t>
+      </w:r>
+      <w:r>
+        <w:t xml:space="preserve">in</w:t>
+      </w:r>
+      <w:r>
+        <w:t xml:space="preserve"> </w:t>
+      </w:r>
+      <w:r>
+        <w:rPr>
+          <w:rStyle w:val="VerbatimChar"/>
+        </w:rPr>
+        <w:t xml:space="preserve">nodes.yaml</w:t>
+      </w:r>
+      <w:r>
+        <w:t xml:space="preserve"> </w:t>
+      </w:r>
+      <w:r>
+        <w:t xml:space="preserve">and run</w:t>
+      </w:r>
+      <w:r>
+        <w:t xml:space="preserve"> </w:t>
+      </w:r>
+      <w:r>
+        <w:rPr>
+          <w:rStyle w:val="VerbatimChar"/>
+        </w:rPr>
+        <w:t xml:space="preserve">uv run pytest -q</w:t>
+      </w:r>
+      <w:r>
+        <w:t xml:space="preserve">. Nothing else in the</w:t>
+      </w:r>
+      <w:r>
+        <w:t xml:space="preserve"> </w:t>
+      </w:r>
+      <w:r>
+        <w:t xml:space="preserve">repository stores the URL. You can edit the file by hand, or let the tool do it:</w:t>
+      </w:r>
+    </w:p>
+    <w:p>
+      <w:pPr>
+        <w:pStyle w:val="SourceCode"/>
+      </w:pPr>
+      <w:r>
+        <w:rPr>
+          <w:rStyle w:val="ExtensionTok"/>
+        </w:rPr>
+        <w:t xml:space="preserve">uv</w:t>
+      </w:r>
+      <w:r>
+        <w:rPr>
+          <w:rStyle w:val="NormalTok"/>
+        </w:rPr>
+        <w:t xml:space="preserve"> run basic-check </w:t>
+      </w:r>
+      <w:r>
+        <w:rPr>
+          <w:rStyle w:val="AttributeTok"/>
+        </w:rPr>
+        <w:t xml:space="preserve">--update-nlp</w:t>
+      </w:r>
+      <w:r>
+        <w:rPr>
+          <w:rStyle w:val="NormalTok"/>
+        </w:rPr>
+        <w:t xml:space="preserve"> bbmri-eric https://new.example.org/eosc-node/</w:t>
+      </w:r>
+    </w:p>
+    <w:p>
+      <w:pPr>
+        <w:pStyle w:val="FirstParagraph"/>
+      </w:pPr>
+      <w:r>
+        <w:rPr>
+          <w:rStyle w:val="VerbatimChar"/>
+        </w:rPr>
+        <w:t xml:space="preserve">--update-nlp</w:t>
+      </w:r>
+      <w:r>
+        <w:t xml:space="preserve"> </w:t>
+      </w:r>
+      <w:r>
+        <w:t xml:space="preserve">takes the node id (the id exactly, not the name) and the new URL.</w:t>
+      </w:r>
+      <w:r>
+        <w:t xml:space="preserve"> </w:t>
+      </w:r>
+      <w:r>
+        <w:t xml:space="preserve">It changes only that node's</w:t>
+      </w:r>
+      <w:r>
+        <w:t xml:space="preserve"> </w:t>
+      </w:r>
+      <w:r>
+        <w:rPr>
+          <w:rStyle w:val="VerbatimChar"/>
+        </w:rPr>
+        <w:t xml:space="preserve">url:</w:t>
+      </w:r>
+      <w:r>
+        <w:t xml:space="preserve"> </w:t>
+      </w:r>
+      <w:r>
+        <w:t xml:space="preserve">line, adds a comment above it with the date</w:t>
+      </w:r>
+      <w:r>
+        <w:t xml:space="preserve"> </w:t>
+      </w:r>
+      <w:r>
+        <w:t xml:space="preserve">and the old URL, and keeps every other line and comment as it was. It refuses a</w:t>
+      </w:r>
+      <w:r>
+        <w:t xml:space="preserve"> </w:t>
+      </w:r>
+      <w:r>
+        <w:t xml:space="preserve">URL that is not absolute https, one that is already another node's landing</w:t>
+      </w:r>
+      <w:r>
+        <w:t xml:space="preserve"> </w:t>
+      </w:r>
+      <w:r>
+        <w:t xml:space="preserve">page, and an unknown id, and it prints the old and new URL. It contacts no site,</w:t>
+      </w:r>
+      <w:r>
+        <w:t xml:space="preserve"> </w:t>
+      </w:r>
+      <w:r>
+        <w:t xml:space="preserve">commits nothing and leaves</w:t>
+      </w:r>
+      <w:r>
+        <w:t xml:space="preserve"> </w:t>
+      </w:r>
+      <w:r>
+        <w:rPr>
+          <w:rStyle w:val="VerbatimChar"/>
+        </w:rPr>
+        <w:t xml:space="preserve">results/</w:t>
+      </w:r>
+      <w:r>
+        <w:t xml:space="preserve"> </w:t>
+      </w:r>
+      <w:r>
+        <w:t xml:space="preserve">alone; check the change with</w:t>
+      </w:r>
+      <w:r>
+        <w:t xml:space="preserve"> </w:t>
+      </w:r>
+      <w:r>
+        <w:rPr>
+          <w:rStyle w:val="VerbatimChar"/>
+        </w:rPr>
+        <w:t xml:space="preserve">git diff nodes.yaml</w:t>
+      </w:r>
+      <w:r>
+        <w:t xml:space="preserve"> </w:t>
+      </w:r>
+      <w:r>
+        <w:t xml:space="preserve">and commit it yourself.</w:t>
+      </w:r>
+    </w:p>
+    <w:p>
+      <w:pPr>
+        <w:pStyle w:val="BodyText"/>
+      </w:pPr>
+      <w:r>
+        <w:t xml:space="preserve">To undo it, and any other edit to</w:t>
+      </w:r>
+      <w:r>
+        <w:t xml:space="preserve"> </w:t>
+      </w:r>
+      <w:r>
+        <w:rPr>
+          <w:rStyle w:val="VerbatimChar"/>
+        </w:rPr>
+        <w:t xml:space="preserve">nodes.yaml</w:t>
+      </w:r>
+      <w:r>
+        <w:t xml:space="preserve">, put the file back as it was</w:t>
+      </w:r>
+      <w:r>
+        <w:t xml:space="preserve"> </w:t>
+      </w:r>
+      <w:r>
+        <w:t xml:space="preserve">downloaded from GitHub:</w:t>
+      </w:r>
+    </w:p>
+    <w:p>
+      <w:pPr>
+        <w:pStyle w:val="SourceCode"/>
+      </w:pPr>
+      <w:r>
+        <w:rPr>
+          <w:rStyle w:val="ExtensionTok"/>
+        </w:rPr>
+        <w:t xml:space="preserve">uv</w:t>
+      </w:r>
+      <w:r>
+        <w:rPr>
+          <w:rStyle w:val="NormalTok"/>
+        </w:rPr>
+        <w:t xml:space="preserve"> run basic-check </w:t>
+      </w:r>
+      <w:r>
+        <w:rPr>
+          <w:rStyle w:val="AttributeTok"/>
+        </w:rPr>
+        <w:t xml:space="preserve">--restore-default-config</w:t>
+      </w:r>
+    </w:p>
+    <w:p>
+      <w:pPr>
+        <w:pStyle w:val="FirstParagraph"/>
+      </w:pPr>
+      <w:r>
+        <w:t xml:space="preserve">The replaced file is kept beside it as</w:t>
+      </w:r>
+      <w:r>
+        <w:t xml:space="preserve"> </w:t>
+      </w:r>
+      <w:r>
+        <w:rPr>
+          <w:rStyle w:val="VerbatimChar"/>
+        </w:rPr>
+        <w:t xml:space="preserve">nodes.yaml.&lt;date-time&gt;.bak</w:t>
+      </w:r>
+      <w:r>
+        <w:t xml:space="preserve"> </w:t>
+      </w:r>
+      <w:r>
+        <w:t xml:space="preserve">(ignored by</w:t>
+      </w:r>
+      <w:r>
+        <w:t xml:space="preserve"> </w:t>
+      </w:r>
+      <w:r>
+        <w:t xml:space="preserve">git), and the output lists every node whose URL was restored, added back or</w:t>
+      </w:r>
+      <w:r>
+        <w:t xml:space="preserve"> </w:t>
+      </w:r>
+      <w:r>
+        <w:t xml:space="preserve">removed. If the file is already the default, nothing changes. The default is a</w:t>
+      </w:r>
+      <w:r>
+        <w:t xml:space="preserve"> </w:t>
+      </w:r>
+      <w:r>
+        <w:t xml:space="preserve">copy shipped inside the package (</w:t>
+      </w:r>
+      <w:r>
+        <w:rPr>
+          <w:rStyle w:val="VerbatimChar"/>
+        </w:rPr>
+        <w:t xml:space="preserve">src/basic_check/defaults/nodes.yaml</w:t>
+      </w:r>
+      <w:r>
+        <w:t xml:space="preserve">), so this</w:t>
+      </w:r>
+      <w:r>
+        <w:t xml:space="preserve"> </w:t>
+      </w:r>
+      <w:r>
+        <w:t xml:space="preserve">works without git, from a zip download too. Only</w:t>
+      </w:r>
+      <w:r>
+        <w:t xml:space="preserve"> </w:t>
+      </w:r>
+      <w:r>
+        <w:rPr>
+          <w:rStyle w:val="VerbatimChar"/>
+        </w:rPr>
+        <w:t xml:space="preserve">nodes.yaml</w:t>
+      </w:r>
+      <w:r>
+        <w:t xml:space="preserve"> </w:t>
+      </w:r>
+      <w:r>
+        <w:t xml:space="preserve">is restored: the</w:t>
+      </w:r>
+      <w:r>
+        <w:t xml:space="preserve"> </w:t>
+      </w:r>
+      <w:r>
+        <w:t xml:space="preserve">approved-name lists in</w:t>
+      </w:r>
+      <w:r>
+        <w:t xml:space="preserve"> </w:t>
+      </w:r>
+      <w:r>
+        <w:rPr>
+          <w:rStyle w:val="VerbatimChar"/>
+        </w:rPr>
+        <w:t xml:space="preserve">checklist/</w:t>
+      </w:r>
+      <w:r>
+        <w:t xml:space="preserve"> </w:t>
+      </w:r>
+      <w:r>
+        <w:t xml:space="preserve">are not touched. Like</w:t>
+      </w:r>
+      <w:r>
+        <w:t xml:space="preserve"> </w:t>
+      </w:r>
+      <w:r>
+        <w:rPr>
+          <w:rStyle w:val="VerbatimChar"/>
+        </w:rPr>
+        <w:t xml:space="preserve">--update-nlp</w:t>
+      </w:r>
+      <w:r>
+        <w:t xml:space="preserve">, it</w:t>
+      </w:r>
+      <w:r>
+        <w:t xml:space="preserve"> </w:t>
+      </w:r>
+      <w:r>
+        <w:t xml:space="preserve">contacts no site, commits nothing and leaves</w:t>
+      </w:r>
+      <w:r>
+        <w:t xml:space="preserve"> </w:t>
+      </w:r>
+      <w:r>
+        <w:rPr>
+          <w:rStyle w:val="VerbatimChar"/>
+        </w:rPr>
+        <w:t xml:space="preserve">results/</w:t>
+      </w:r>
+      <w:r>
+        <w:t xml:space="preserve"> </w:t>
+      </w:r>
+      <w:r>
+        <w:t xml:space="preserve">alone; for a node whose</w:t>
+      </w:r>
+      <w:r>
+        <w:t xml:space="preserve"> </w:t>
+      </w:r>
+      <w:r>
+        <w:t xml:space="preserve">URL it restored,</w:t>
+      </w:r>
+      <w:r>
+        <w:t xml:space="preserve"> </w:t>
+      </w:r>
+      <w:r>
+        <w:rPr>
+          <w:rStyle w:val="VerbatimChar"/>
+        </w:rPr>
+        <w:t xml:space="preserve">run --update-results-for-node &lt;id&gt;</w:t>
+      </w:r>
+      <w:r>
+        <w:t xml:space="preserve"> </w:t>
+      </w:r>
+      <w:r>
+        <w:t xml:space="preserve">re-checks that node.</w:t>
+      </w:r>
+      <w:r>
+        <w:t xml:space="preserve"> </w:t>
+      </w:r>
+      <w:r>
+        <w:t xml:space="preserve">To re-check only that node and update only its row in the results, keeping the</w:t>
+      </w:r>
+      <w:r>
+        <w:t xml:space="preserve"> </w:t>
+      </w:r>
+      <w:r>
+        <w:t xml:space="preserve">others, use</w:t>
+      </w:r>
+      <w:r>
+        <w:t xml:space="preserve"> </w:t>
+      </w:r>
+      <w:r>
+        <w:rPr>
+          <w:rStyle w:val="VerbatimChar"/>
+        </w:rPr>
+        <w:t xml:space="preserve">run --update-results-for-node</w:t>
+      </w:r>
+      <w:r>
+        <w:t xml:space="preserve"> </w:t>
+      </w:r>
+      <w:r>
+        <w:t xml:space="preserve">(section 4). To look first without</w:t>
+      </w:r>
+      <w:r>
+        <w:t xml:space="preserve"> </w:t>
+      </w:r>
+      <w:r>
+        <w:t xml:space="preserve">changing anything published, collect it into a scratch</w:t>
+      </w:r>
+      <w:r>
+        <w:t xml:space="preserve"> </w:t>
+      </w:r>
+      <w:r>
+        <w:t xml:space="preserve">directory first, so you can see what the new page gives before anything</w:t>
+      </w:r>
+      <w:r>
+        <w:t xml:space="preserve"> </w:t>
+      </w:r>
+      <w:r>
+        <w:t xml:space="preserve">published changes:</w:t>
+      </w:r>
+    </w:p>
+    <w:p>
+      <w:pPr>
+        <w:pStyle w:val="SourceCode"/>
+      </w:pPr>
+      <w:r>
+        <w:rPr>
+          <w:rStyle w:val="ExtensionTok"/>
+        </w:rPr>
+        <w:t xml:space="preserve">uv</w:t>
+      </w:r>
+      <w:r>
+        <w:rPr>
+          <w:rStyle w:val="NormalTok"/>
+        </w:rPr>
+        <w:t xml:space="preserve"> run basic-check collect </w:t>
+      </w:r>
+      <w:r>
+        <w:rPr>
+          <w:rStyle w:val="AttributeTok"/>
+        </w:rPr>
+        <w:t xml:space="preserve">--only</w:t>
+      </w:r>
+      <w:r>
+        <w:rPr>
+          <w:rStyle w:val="NormalTok"/>
+        </w:rPr>
+        <w:t xml:space="preserve"> bbmri-eric </w:t>
+      </w:r>
+      <w:r>
+        <w:rPr>
+          <w:rStyle w:val="AttributeTok"/>
+        </w:rPr>
+        <w:t xml:space="preserve">--results</w:t>
+      </w:r>
+      <w:r>
+        <w:rPr>
+          <w:rStyle w:val="NormalTok"/>
+        </w:rPr>
+        <w:t xml:space="preserve"> /tmp/trial</w:t>
+      </w:r>
+      <w:r>
+        <w:br/>
+      </w:r>
+      <w:r>
+        <w:rPr>
+          <w:rStyle w:val="ExtensionTok"/>
+        </w:rPr>
+        <w:t xml:space="preserve">uv</w:t>
+      </w:r>
+      <w:r>
+        <w:rPr>
+          <w:rStyle w:val="NormalTok"/>
+        </w:rPr>
+        <w:t xml:space="preserve"> run basic-check assess  </w:t>
+      </w:r>
+      <w:r>
+        <w:rPr>
+          <w:rStyle w:val="AttributeTok"/>
+        </w:rPr>
+        <w:t xml:space="preserve">--only</w:t>
+      </w:r>
+      <w:r>
+        <w:rPr>
+          <w:rStyle w:val="NormalTok"/>
+        </w:rPr>
+        <w:t xml:space="preserve"> bbmri-eric </w:t>
+      </w:r>
+      <w:r>
+        <w:rPr>
+          <w:rStyle w:val="AttributeTok"/>
+        </w:rPr>
+        <w:t xml:space="preserve">--results</w:t>
+      </w:r>
+      <w:r>
+        <w:rPr>
+          <w:rStyle w:val="NormalTok"/>
+        </w:rPr>
+        <w:t xml:space="preserve"> /tmp/trial</w:t>
+      </w:r>
+    </w:p>
+    <w:p>
+      <w:pPr>
+        <w:pStyle w:val="FirstParagraph"/>
+      </w:pPr>
+      <w:r>
+        <w:rPr>
+          <w:rStyle w:val="VerbatimChar"/>
           <w:b/>
           <w:bCs/>
         </w:rPr>
-        <w:t xml:space="preserve"> </w:t>
+        <w:t xml:space="preserve">assess</w:t>
       </w:r>
       <w:r>
         <w:rPr>
           <w:b/>
           <w:bCs/>
         </w:rPr>
-        <w:t xml:space="preserve">takes each node's URL from</w:t>
+        <w:t xml:space="preserve"> </w:t>
       </w:r>
       <w:r>
         <w:rPr>
           <w:b/>
           <w:bCs/>
         </w:rPr>
-        <w:t xml:space="preserve"> </w:t>
-      </w:r>
-      <w:r>
-        <w:rPr>
-          <w:rStyle w:val="VerbatimChar"/>
+        <w:t xml:space="preserve">takes each node's URL from</w:t>
+      </w:r>
+      <w:r>
+        <w:rPr>
           <w:b/>
           <w:bCs/>
         </w:rPr>
-        <w:t xml:space="preserve">nodes.yaml</w:t>
-      </w:r>
-      <w:r>
-        <w:rPr>
+        <w:t xml:space="preserve"> </w:t>
+      </w:r>
+      <w:r>
+        <w:rPr>
+          <w:rStyle w:val="VerbatimChar"/>
           <w:b/>
           <w:bCs/>
         </w:rPr>
-        <w:t xml:space="preserve">, not from the evidence.</w:t>
-      </w:r>
-      <w:r>
-        <w:t xml:space="preserve"> </w:t>
-      </w:r>
-      <w:r>
-        <w:t xml:space="preserve">So</w:t>
-      </w:r>
-      <w:r>
-        <w:t xml:space="preserve"> </w:t>
-      </w:r>
-      <w:r>
-        <w:t xml:space="preserve">after a URL change, a bare</w:t>
-      </w:r>
-      <w:r>
-        <w:t xml:space="preserve"> </w:t>
-      </w:r>
-      <w:r>
-        <w:rPr>
-          <w:rStyle w:val="VerbatimChar"/>
-        </w:rPr>
-        <w:t xml:space="preserve">uv run basic-check assess</w:t>
-      </w:r>
-      <w:r>
-        <w:t xml:space="preserve"> </w:t>
-      </w:r>
-      <w:r>
-        <w:t xml:space="preserve">pairs the new URL with</w:t>
-      </w:r>
-      <w:r>
-        <w:t xml:space="preserve"> </w:t>
-      </w:r>
-      <w:r>
-        <w:t xml:space="preserve">evidence collected from the old page. It no longer does so silently.</w:t>
-      </w:r>
-      <w:r>
-        <w:t xml:space="preserve"> </w:t>
-      </w:r>
-      <w:r>
-        <w:rPr>
-          <w:rStyle w:val="VerbatimChar"/>
-        </w:rPr>
-        <w:t xml:space="preserve">assess</w:t>
-      </w:r>
-      <w:r>
-        <w:t xml:space="preserve"> </w:t>
-      </w:r>
-      <w:r>
-        <w:t xml:space="preserve">compares each node's configured URL with the</w:t>
-      </w:r>
-      <w:r>
-        <w:t xml:space="preserve"> </w:t>
-      </w:r>
-      <w:r>
-        <w:rPr>
-          <w:rStyle w:val="VerbatimChar"/>
-        </w:rPr>
-        <w:t xml:space="preserve">requested_url</w:t>
-      </w:r>
-      <w:r>
-        <w:t xml:space="preserve"> </w:t>
-      </w:r>
-      <w:r>
-        <w:t xml:space="preserve">stored in its</w:t>
-      </w:r>
-      <w:r>
-        <w:t xml:space="preserve"> </w:t>
-      </w:r>
-      <w:r>
-        <w:t xml:space="preserve">evidence. When they differ, it prints a warning naming the node and both</w:t>
-      </w:r>
-      <w:r>
-        <w:t xml:space="preserve"> </w:t>
-      </w:r>
-      <w:r>
-        <w:t xml:space="preserve">addresses, adds an</w:t>
-      </w:r>
-      <w:r>
-        <w:t xml:space="preserve"> </w:t>
+        <w:t xml:space="preserve">nodes.yaml</w:t>
       </w:r>
       <w:r>
         <w:rPr>
           <w:b/>
           <w:bCs/>
         </w:rPr>
+        <w:t xml:space="preserve">, not from the evidence.</w:t>
+      </w:r>
+      <w:r>
+        <w:t xml:space="preserve"> </w:t>
+      </w:r>
+      <w:r>
+        <w:t xml:space="preserve">So</w:t>
+      </w:r>
+      <w:r>
+        <w:t xml:space="preserve"> </w:t>
+      </w:r>
+      <w:r>
+        <w:t xml:space="preserve">after a URL change, a bare</w:t>
+      </w:r>
+      <w:r>
+        <w:t xml:space="preserve"> </w:t>
+      </w:r>
+      <w:r>
+        <w:rPr>
+          <w:rStyle w:val="VerbatimChar"/>
+        </w:rPr>
+        <w:t xml:space="preserve">uv run basic-check assess</w:t>
+      </w:r>
+      <w:r>
+        <w:t xml:space="preserve"> </w:t>
+      </w:r>
+      <w:r>
+        <w:t xml:space="preserve">pairs the new URL with</w:t>
+      </w:r>
+      <w:r>
+        <w:t xml:space="preserve"> </w:t>
+      </w:r>
+      <w:r>
+        <w:t xml:space="preserve">evidence collected from the old page. It no longer does so silently.</w:t>
+      </w:r>
+      <w:r>
+        <w:t xml:space="preserve"> </w:t>
+      </w:r>
+      <w:r>
+        <w:rPr>
+          <w:rStyle w:val="VerbatimChar"/>
+        </w:rPr>
+        <w:t xml:space="preserve">assess</w:t>
+      </w:r>
+      <w:r>
+        <w:t xml:space="preserve"> </w:t>
+      </w:r>
+      <w:r>
+        <w:t xml:space="preserve">compares each node's configured URL with the</w:t>
+      </w:r>
+      <w:r>
+        <w:t xml:space="preserve"> </w:t>
+      </w:r>
+      <w:r>
+        <w:rPr>
+          <w:rStyle w:val="VerbatimChar"/>
+        </w:rPr>
+        <w:t xml:space="preserve">requested_url</w:t>
+      </w:r>
+      <w:r>
+        <w:t xml:space="preserve"> </w:t>
+      </w:r>
+      <w:r>
+        <w:t xml:space="preserve">stored in its</w:t>
+      </w:r>
+      <w:r>
+        <w:t xml:space="preserve"> </w:t>
+      </w:r>
+      <w:r>
+        <w:t xml:space="preserve">evidence. When they differ, it prints a warning naming the node and both</w:t>
+      </w:r>
+      <w:r>
+        <w:t xml:space="preserve"> </w:t>
+      </w:r>
+      <w:r>
+        <w:t xml:space="preserve">addresses, adds an</w:t>
+      </w:r>
+      <w:r>
+        <w:t xml:space="preserve"> </w:t>
+      </w:r>
+      <w:r>
+        <w:rPr>
+          <w:b/>
+          <w:bCs/>
+        </w:rPr>
         <w:t xml:space="preserve">Evidence from a different URL</w:t>
       </w:r>
       <w:r>
@@ -4176,7 +4219,7 @@
         <w:rPr>
           <w:rStyle w:val="NormalTok"/>
         </w:rPr>
-        <w:t xml:space="preserve"> web-18</w:t>
+        <w:t xml:space="preserve"> web-21</w:t>
       </w:r>
     </w:p>
     <w:p>
@@ -4388,7 +4431,7 @@
         <w:t xml:space="preserve"> </w:t>
       </w:r>
       <w:r>
-        <w:t xml:space="preserve">exactly, apart from the generation time, with 60 PASS, 6 FAIL and 64</w:t>
+        <w:t xml:space="preserve">exactly, apart from the generation time, with 63 PASS, 3 FAIL and 64</w:t>
       </w:r>
       <w:r>
         <w:t xml:space="preserve"> </w:t>
@@ -4632,8 +4675,8 @@
         <w:t xml:space="preserve">the next published run.</w:t>
       </w:r>
     </w:p>
-    <w:bookmarkEnd w:id="23"/>
-    <w:bookmarkStart w:id="24" w:name="checklistv3.2.yaml-the-rules"/>
+    <w:bookmarkEnd w:id="22"/>
+    <w:bookmarkStart w:id="23" w:name="checklistv3.2.yaml-the-rules"/>
     <w:p>
       <w:pPr>
         <w:pStyle w:val="Heading3"/>
@@ -5150,8 +5193,8 @@
         <w:t xml:space="preserve">section 11.</w:t>
       </w:r>
     </w:p>
-    <w:bookmarkEnd w:id="24"/>
-    <w:bookmarkStart w:id="31" w:name="the-approved-names-file---approved-names"/>
+    <w:bookmarkEnd w:id="23"/>
+    <w:bookmarkStart w:id="30" w:name="the-approved-names-file---approved-names"/>
     <w:p>
       <w:pPr>
         <w:pStyle w:val="Heading3"/>
@@ -5413,7 +5456,7 @@
         <w:t xml:space="preserve">the names they think it did.</w:t>
       </w:r>
     </w:p>
-    <w:bookmarkStart w:id="25" w:name="which-list-is-used"/>
+    <w:bookmarkStart w:id="24" w:name="which-list-is-used"/>
     <w:p>
       <w:pPr>
         <w:pStyle w:val="Heading4"/>
@@ -5653,8 +5696,8 @@
         <w:t xml:space="preserve">.</w:t>
       </w:r>
     </w:p>
-    <w:bookmarkEnd w:id="25"/>
-    <w:bookmarkStart w:id="26" w:name="supplying-your-own-list"/>
+    <w:bookmarkEnd w:id="24"/>
+    <w:bookmarkStart w:id="25" w:name="supplying-your-own-list"/>
     <w:p>
       <w:pPr>
         <w:pStyle w:val="Heading4"/>
@@ -6001,8 +6044,8 @@
         <w:t xml:space="preserve">is unaffected.</w:t>
       </w:r>
     </w:p>
-    <w:bookmarkEnd w:id="26"/>
-    <w:bookmarkStart w:id="27" w:name="how-a-name-is-matched"/>
+    <w:bookmarkEnd w:id="25"/>
+    <w:bookmarkStart w:id="26" w:name="how-a-name-is-matched"/>
     <w:p>
       <w:pPr>
         <w:pStyle w:val="Heading4"/>
@@ -6750,8 +6793,8 @@
         <w:t xml:space="preserve">matches none of the twelve.</w:t>
       </w:r>
     </w:p>
-    <w:bookmarkEnd w:id="27"/>
-    <w:bookmarkStart w:id="28" w:name="a-match-is-not-proof-of-the-right-name"/>
+    <w:bookmarkEnd w:id="26"/>
+    <w:bookmarkStart w:id="27" w:name="a-match-is-not-proof-of-the-right-name"/>
     <w:p>
       <w:pPr>
         <w:pStyle w:val="Heading4"/>
@@ -7024,94 +7067,94 @@
         <w:t xml:space="preserve">file's header comment says the same thing.</w:t>
       </w:r>
     </w:p>
+    <w:bookmarkEnd w:id="27"/>
+    <w:bookmarkStart w:id="28" w:name="which-list-was-used-is-recorded"/>
+    <w:p>
+      <w:pPr>
+        <w:pStyle w:val="Heading4"/>
+      </w:pPr>
+      <w:r>
+        <w:t xml:space="preserve">Which list was used is recorded</w:t>
+      </w:r>
+    </w:p>
+    <w:p>
+      <w:pPr>
+        <w:pStyle w:val="FirstParagraph"/>
+      </w:pPr>
+      <w:r>
+        <w:t xml:space="preserve">A report that cites a name list is only as trustworthy as your ability to tell</w:t>
+      </w:r>
+      <w:r>
+        <w:t xml:space="preserve"> </w:t>
+      </w:r>
+      <w:r>
+        <w:t xml:space="preserve">which bytes it read. Every run records the SHA-256 of the list in</w:t>
+      </w:r>
+      <w:r>
+        <w:t xml:space="preserve"> </w:t>
+      </w:r>
+      <w:r>
+        <w:rPr>
+          <w:rStyle w:val="VerbatimChar"/>
+        </w:rPr>
+        <w:t xml:space="preserve">results.json</w:t>
+      </w:r>
+      <w:r>
+        <w:t xml:space="preserve"> </w:t>
+      </w:r>
+      <w:r>
+        <w:t xml:space="preserve">under</w:t>
+      </w:r>
+      <w:r>
+        <w:t xml:space="preserve"> </w:t>
+      </w:r>
+      <w:r>
+        <w:rPr>
+          <w:rStyle w:val="VerbatimChar"/>
+        </w:rPr>
+        <w:t xml:space="preserve">approved_names.sha256</w:t>
+      </w:r>
+      <w:r>
+        <w:t xml:space="preserve">, and the report prints the first</w:t>
+      </w:r>
+      <w:r>
+        <w:t xml:space="preserve"> </w:t>
+      </w:r>
+      <w:r>
+        <w:t xml:space="preserve">twelve characters of it beside the file name. If the official list is revised</w:t>
+      </w:r>
+      <w:r>
+        <w:t xml:space="preserve"> </w:t>
+      </w:r>
+      <w:r>
+        <w:t xml:space="preserve">and a run was made against the old one, the digests differ and you can see it</w:t>
+      </w:r>
+      <w:r>
+        <w:t xml:space="preserve"> </w:t>
+      </w:r>
+      <w:r>
+        <w:t xml:space="preserve">without re-running anything.</w:t>
+      </w:r>
+    </w:p>
+    <w:p>
+      <w:pPr>
+        <w:pStyle w:val="SourceCode"/>
+      </w:pPr>
+      <w:r>
+        <w:rPr>
+          <w:rStyle w:val="FunctionTok"/>
+        </w:rPr>
+        <w:t xml:space="preserve">sha256sum</w:t>
+      </w:r>
+      <w:r>
+        <w:rPr>
+          <w:rStyle w:val="NormalTok"/>
+        </w:rPr>
+        <w:t xml:space="preserve"> checklist/approved-names.txt</w:t>
+      </w:r>
+    </w:p>
     <w:bookmarkEnd w:id="28"/>
-    <w:bookmarkStart w:id="29" w:name="which-list-was-used-is-recorded"/>
-    <w:p>
-      <w:pPr>
-        <w:pStyle w:val="Heading4"/>
-      </w:pPr>
-      <w:r>
-        <w:t xml:space="preserve">Which list was used is recorded</w:t>
-      </w:r>
-    </w:p>
-    <w:p>
-      <w:pPr>
-        <w:pStyle w:val="FirstParagraph"/>
-      </w:pPr>
-      <w:r>
-        <w:t xml:space="preserve">A report that cites a name list is only as trustworthy as your ability to tell</w:t>
-      </w:r>
-      <w:r>
-        <w:t xml:space="preserve"> </w:t>
-      </w:r>
-      <w:r>
-        <w:t xml:space="preserve">which bytes it read. Every run records the SHA-256 of the list in</w:t>
-      </w:r>
-      <w:r>
-        <w:t xml:space="preserve"> </w:t>
-      </w:r>
-      <w:r>
-        <w:rPr>
-          <w:rStyle w:val="VerbatimChar"/>
-        </w:rPr>
-        <w:t xml:space="preserve">results.json</w:t>
-      </w:r>
-      <w:r>
-        <w:t xml:space="preserve"> </w:t>
-      </w:r>
-      <w:r>
-        <w:t xml:space="preserve">under</w:t>
-      </w:r>
-      <w:r>
-        <w:t xml:space="preserve"> </w:t>
-      </w:r>
-      <w:r>
-        <w:rPr>
-          <w:rStyle w:val="VerbatimChar"/>
-        </w:rPr>
-        <w:t xml:space="preserve">approved_names.sha256</w:t>
-      </w:r>
-      <w:r>
-        <w:t xml:space="preserve">, and the report prints the first</w:t>
-      </w:r>
-      <w:r>
-        <w:t xml:space="preserve"> </w:t>
-      </w:r>
-      <w:r>
-        <w:t xml:space="preserve">twelve characters of it beside the file name. If the official list is revised</w:t>
-      </w:r>
-      <w:r>
-        <w:t xml:space="preserve"> </w:t>
-      </w:r>
-      <w:r>
-        <w:t xml:space="preserve">and a run was made against the old one, the digests differ and you can see it</w:t>
-      </w:r>
-      <w:r>
-        <w:t xml:space="preserve"> </w:t>
-      </w:r>
-      <w:r>
-        <w:t xml:space="preserve">without re-running anything.</w:t>
-      </w:r>
-    </w:p>
-    <w:p>
-      <w:pPr>
-        <w:pStyle w:val="SourceCode"/>
-      </w:pPr>
-      <w:r>
-        <w:rPr>
-          <w:rStyle w:val="FunctionTok"/>
-        </w:rPr>
-        <w:t xml:space="preserve">sha256sum</w:t>
-      </w:r>
-      <w:r>
-        <w:rPr>
-          <w:rStyle w:val="NormalTok"/>
-        </w:rPr>
-        <w:t xml:space="preserve"> checklist/approved-names.txt</w:t>
-      </w:r>
-    </w:p>
-    <w:bookmarkEnd w:id="29"/>
-    <w:bookmarkStart w:id="30" w:name="what-the-official-list-actually-finds"/>
+    <w:bookmarkStart w:id="29" w:name="what-the-official-list-actually-finds"/>
     <w:p>
       <w:pPr>
         <w:pStyle w:val="Heading4"/>
@@ -7504,6 +7547,77 @@
         <w:pStyle w:val="BodyText"/>
       </w:pPr>
       <w:r>
+        <w:t xml:space="preserve">In the published run,</w:t>
+      </w:r>
+      <w:r>
+        <w:t xml:space="preserve"> </w:t>
+      </w:r>
+      <w:r>
+        <w:rPr>
+          <w:rStyle w:val="VerbatimChar"/>
+        </w:rPr>
+        <w:t xml:space="preserve">web-21</w:t>
+      </w:r>
+      <w:r>
+        <w:t xml:space="preserve"> </w:t>
+      </w:r>
+      <w:r>
+        <w:t xml:space="preserve">(1 October 2026), six nodes match: the same</w:t>
+      </w:r>
+      <w:r>
+        <w:t xml:space="preserve"> </w:t>
+      </w:r>
+      <w:r>
+        <w:t xml:space="preserve">four, Italy at its new address (</w:t>
+      </w:r>
+      <w:r>
+        <w:rPr>
+          <w:rStyle w:val="VerbatimChar"/>
+        </w:rPr>
+        <w:t xml:space="preserve">EOSC Node | Italy</w:t>
+      </w:r>
+      <w:r>
+        <w:t xml:space="preserve">, the list's own separator)</w:t>
+      </w:r>
+      <w:r>
+        <w:t xml:space="preserve"> </w:t>
+      </w:r>
+      <w:r>
+        <w:t xml:space="preserve">and Data Terra at its new address (</w:t>
+      </w:r>
+      <w:r>
+        <w:rPr>
+          <w:rStyle w:val="VerbatimChar"/>
+        </w:rPr>
+        <w:t xml:space="preserve">EOSC Node Data Terra</w:t>
+      </w:r>
+      <w:r>
+        <w:t xml:space="preserve">). GÉANT matched in</w:t>
+      </w:r>
+      <w:r>
+        <w:t xml:space="preserve"> </w:t>
+      </w:r>
+      <w:r>
+        <w:rPr>
+          <w:rStyle w:val="VerbatimChar"/>
+        </w:rPr>
+        <w:t xml:space="preserve">web-16</w:t>
+      </w:r>
+      <w:r>
+        <w:t xml:space="preserve">, the one run in which its page was served, and is behind the challenge</w:t>
+      </w:r>
+      <w:r>
+        <w:t xml:space="preserve"> </w:t>
+      </w:r>
+      <w:r>
+        <w:t xml:space="preserve">again.</w:t>
+      </w:r>
+    </w:p>
+    <w:p>
+      <w:pPr>
+        <w:pStyle w:val="BodyText"/>
+      </w:pPr>
+      <w:r>
         <w:t xml:space="preserve">CERN's new page shows "EOSC Node | CERN" only in its logo image, which is not</w:t>
       </w:r>
       <w:r>
@@ -7676,9 +7790,9 @@
         <w:t xml:space="preserve">file before assuming the page is at fault.</w:t>
       </w:r>
     </w:p>
+    <w:bookmarkEnd w:id="29"/>
     <w:bookmarkEnd w:id="30"/>
-    <w:bookmarkEnd w:id="31"/>
-    <w:bookmarkStart w:id="32" w:name="adding-a-node"/>
+    <w:bookmarkStart w:id="31" w:name="adding-a-node"/>
     <w:p>
       <w:pPr>
         <w:pStyle w:val="Heading3"/>
@@ -7823,7 +7937,7 @@
       <w:r>
         <w:t xml:space="preserve"> </w:t>
       </w:r>
-      <w:hyperlink r:id="rId21">
+      <w:hyperlink r:id="rId20">
         <w:r>
           <w:rPr>
             <w:rStyle w:val="Hyperlink"/>
@@ -8421,8 +8535,8 @@
         <w:t xml:space="preserve">unless you intend to publish a partial one and say so.</w:t>
       </w:r>
     </w:p>
-    <w:bookmarkEnd w:id="32"/>
-    <w:bookmarkStart w:id="33" w:name="X84bdf4d6d4e37947911920c44f1c0e29ac695a1"/>
+    <w:bookmarkEnd w:id="31"/>
+    <w:bookmarkStart w:id="32" w:name="X84bdf4d6d4e37947911920c44f1c0e29ac695a1"/>
     <w:p>
       <w:pPr>
         <w:pStyle w:val="Heading3"/>
@@ -8647,172 +8761,172 @@
         </w:pict>
       </w:r>
     </w:p>
+    <w:bookmarkEnd w:id="32"/>
     <w:bookmarkEnd w:id="33"/>
+    <w:bookmarkStart w:id="42" w:name="running-it"/>
+    <w:p>
+      <w:pPr>
+        <w:pStyle w:val="Heading2"/>
+      </w:pPr>
+      <w:r>
+        <w:t xml:space="preserve">4. Running it</w:t>
+      </w:r>
+    </w:p>
+    <w:p>
+      <w:pPr>
+        <w:pStyle w:val="SourceCode"/>
+      </w:pPr>
+      <w:r>
+        <w:rPr>
+          <w:rStyle w:val="ExtensionTok"/>
+        </w:rPr>
+        <w:t xml:space="preserve">uv</w:t>
+      </w:r>
+      <w:r>
+        <w:rPr>
+          <w:rStyle w:val="NormalTok"/>
+        </w:rPr>
+        <w:t xml:space="preserve"> run basic-check run</w:t>
+      </w:r>
+    </w:p>
+    <w:p>
+      <w:pPr>
+        <w:pStyle w:val="FirstParagraph"/>
+      </w:pPr>
+      <w:r>
+        <w:t xml:space="preserve">That is the whole thing: fetch every configured node, apply the checklist, write the</w:t>
+      </w:r>
+      <w:r>
+        <w:t xml:space="preserve"> </w:t>
+      </w:r>
+      <w:r>
+        <w:t xml:space="preserve">reports. It takes a few minutes, most of it spent deliberately waiting between</w:t>
+      </w:r>
+      <w:r>
+        <w:t xml:space="preserve"> </w:t>
+      </w:r>
+      <w:r>
+        <w:t xml:space="preserve">requests.</w:t>
+      </w:r>
+    </w:p>
+    <w:bookmarkStart w:id="34" w:name="the-commands"/>
+    <w:p>
+      <w:pPr>
+        <w:pStyle w:val="Heading3"/>
+      </w:pPr>
+      <w:r>
+        <w:t xml:space="preserve">The commands</w:t>
+      </w:r>
+    </w:p>
+    <w:p>
+      <w:pPr>
+        <w:pStyle w:val="SourceCode"/>
+      </w:pPr>
+      <w:r>
+        <w:rPr>
+          <w:rStyle w:val="ExtensionTok"/>
+        </w:rPr>
+        <w:t xml:space="preserve">uv</w:t>
+      </w:r>
+      <w:r>
+        <w:rPr>
+          <w:rStyle w:val="NormalTok"/>
+        </w:rPr>
+        <w:t xml:space="preserve"> run basic-check points            </w:t>
+      </w:r>
+      <w:r>
+        <w:rPr>
+          <w:rStyle w:val="CommentTok"/>
+        </w:rPr>
+        <w:t xml:space="preserve"># the checklist, and what is decidable</w:t>
+      </w:r>
+      <w:r>
+        <w:br/>
+      </w:r>
+      <w:r>
+        <w:rPr>
+          <w:rStyle w:val="ExtensionTok"/>
+        </w:rPr>
+        <w:t xml:space="preserve">uv</w:t>
+      </w:r>
+      <w:r>
+        <w:rPr>
+          <w:rStyle w:val="NormalTok"/>
+        </w:rPr>
+        <w:t xml:space="preserve"> run basic-check collect           </w:t>
+      </w:r>
+      <w:r>
+        <w:rPr>
+          <w:rStyle w:val="CommentTok"/>
+        </w:rPr>
+        <w:t xml:space="preserve"># fetch -&gt; results/evidence/</w:t>
+      </w:r>
+      <w:r>
+        <w:br/>
+      </w:r>
+      <w:r>
+        <w:rPr>
+          <w:rStyle w:val="ExtensionTok"/>
+        </w:rPr>
+        <w:t xml:space="preserve">uv</w:t>
+      </w:r>
+      <w:r>
+        <w:rPr>
+          <w:rStyle w:val="NormalTok"/>
+        </w:rPr>
+        <w:t xml:space="preserve"> run basic-check assess            </w:t>
+      </w:r>
+      <w:r>
+        <w:rPr>
+          <w:rStyle w:val="CommentTok"/>
+        </w:rPr>
+        <w:t xml:space="preserve"># evidence -&gt; results/</w:t>
+      </w:r>
+      <w:r>
+        <w:br/>
+      </w:r>
+      <w:r>
+        <w:rPr>
+          <w:rStyle w:val="ExtensionTok"/>
+        </w:rPr>
+        <w:t xml:space="preserve">uv</w:t>
+      </w:r>
+      <w:r>
+        <w:rPr>
+          <w:rStyle w:val="NormalTok"/>
+        </w:rPr>
+        <w:t xml:space="preserve"> run basic-check run               </w:t>
+      </w:r>
+      <w:r>
+        <w:rPr>
+          <w:rStyle w:val="CommentTok"/>
+        </w:rPr>
+        <w:t xml:space="preserve"># collect, then assess</w:t>
+      </w:r>
+      <w:r>
+        <w:br/>
+      </w:r>
+      <w:r>
+        <w:rPr>
+          <w:rStyle w:val="ExtensionTok"/>
+        </w:rPr>
+        <w:t xml:space="preserve">uv</w:t>
+      </w:r>
+      <w:r>
+        <w:rPr>
+          <w:rStyle w:val="NormalTok"/>
+        </w:rPr>
+        <w:t xml:space="preserve"> run basic-check show eudat        </w:t>
+      </w:r>
+      <w:r>
+        <w:rPr>
+          <w:rStyle w:val="CommentTok"/>
+        </w:rPr>
+        <w:t xml:space="preserve"># one node's results in the terminal</w:t>
+      </w:r>
+    </w:p>
     <w:bookmarkEnd w:id="34"/>
-    <w:bookmarkStart w:id="43" w:name="running-it"/>
-    <w:p>
-      <w:pPr>
-        <w:pStyle w:val="Heading2"/>
-      </w:pPr>
-      <w:r>
-        <w:t xml:space="preserve">4. Running it</w:t>
-      </w:r>
-    </w:p>
-    <w:p>
-      <w:pPr>
-        <w:pStyle w:val="SourceCode"/>
-      </w:pPr>
-      <w:r>
-        <w:rPr>
-          <w:rStyle w:val="ExtensionTok"/>
-        </w:rPr>
-        <w:t xml:space="preserve">uv</w:t>
-      </w:r>
-      <w:r>
-        <w:rPr>
-          <w:rStyle w:val="NormalTok"/>
-        </w:rPr>
-        <w:t xml:space="preserve"> run basic-check run</w:t>
-      </w:r>
-    </w:p>
-    <w:p>
-      <w:pPr>
-        <w:pStyle w:val="FirstParagraph"/>
-      </w:pPr>
-      <w:r>
-        <w:t xml:space="preserve">That is the whole thing: fetch every configured node, apply the checklist, write the</w:t>
-      </w:r>
-      <w:r>
-        <w:t xml:space="preserve"> </w:t>
-      </w:r>
-      <w:r>
-        <w:t xml:space="preserve">reports. It takes a few minutes, most of it spent deliberately waiting between</w:t>
-      </w:r>
-      <w:r>
-        <w:t xml:space="preserve"> </w:t>
-      </w:r>
-      <w:r>
-        <w:t xml:space="preserve">requests.</w:t>
-      </w:r>
-    </w:p>
-    <w:bookmarkStart w:id="35" w:name="the-commands"/>
-    <w:p>
-      <w:pPr>
-        <w:pStyle w:val="Heading3"/>
-      </w:pPr>
-      <w:r>
-        <w:t xml:space="preserve">The commands</w:t>
-      </w:r>
-    </w:p>
-    <w:p>
-      <w:pPr>
-        <w:pStyle w:val="SourceCode"/>
-      </w:pPr>
-      <w:r>
-        <w:rPr>
-          <w:rStyle w:val="ExtensionTok"/>
-        </w:rPr>
-        <w:t xml:space="preserve">uv</w:t>
-      </w:r>
-      <w:r>
-        <w:rPr>
-          <w:rStyle w:val="NormalTok"/>
-        </w:rPr>
-        <w:t xml:space="preserve"> run basic-check points            </w:t>
-      </w:r>
-      <w:r>
-        <w:rPr>
-          <w:rStyle w:val="CommentTok"/>
-        </w:rPr>
-        <w:t xml:space="preserve"># the checklist, and what is decidable</w:t>
-      </w:r>
-      <w:r>
-        <w:br/>
-      </w:r>
-      <w:r>
-        <w:rPr>
-          <w:rStyle w:val="ExtensionTok"/>
-        </w:rPr>
-        <w:t xml:space="preserve">uv</w:t>
-      </w:r>
-      <w:r>
-        <w:rPr>
-          <w:rStyle w:val="NormalTok"/>
-        </w:rPr>
-        <w:t xml:space="preserve"> run basic-check collect           </w:t>
-      </w:r>
-      <w:r>
-        <w:rPr>
-          <w:rStyle w:val="CommentTok"/>
-        </w:rPr>
-        <w:t xml:space="preserve"># fetch -&gt; results/evidence/</w:t>
-      </w:r>
-      <w:r>
-        <w:br/>
-      </w:r>
-      <w:r>
-        <w:rPr>
-          <w:rStyle w:val="ExtensionTok"/>
-        </w:rPr>
-        <w:t xml:space="preserve">uv</w:t>
-      </w:r>
-      <w:r>
-        <w:rPr>
-          <w:rStyle w:val="NormalTok"/>
-        </w:rPr>
-        <w:t xml:space="preserve"> run basic-check assess            </w:t>
-      </w:r>
-      <w:r>
-        <w:rPr>
-          <w:rStyle w:val="CommentTok"/>
-        </w:rPr>
-        <w:t xml:space="preserve"># evidence -&gt; results/</w:t>
-      </w:r>
-      <w:r>
-        <w:br/>
-      </w:r>
-      <w:r>
-        <w:rPr>
-          <w:rStyle w:val="ExtensionTok"/>
-        </w:rPr>
-        <w:t xml:space="preserve">uv</w:t>
-      </w:r>
-      <w:r>
-        <w:rPr>
-          <w:rStyle w:val="NormalTok"/>
-        </w:rPr>
-        <w:t xml:space="preserve"> run basic-check run               </w:t>
-      </w:r>
-      <w:r>
-        <w:rPr>
-          <w:rStyle w:val="CommentTok"/>
-        </w:rPr>
-        <w:t xml:space="preserve"># collect, then assess</w:t>
-      </w:r>
-      <w:r>
-        <w:br/>
-      </w:r>
-      <w:r>
-        <w:rPr>
-          <w:rStyle w:val="ExtensionTok"/>
-        </w:rPr>
-        <w:t xml:space="preserve">uv</w:t>
-      </w:r>
-      <w:r>
-        <w:rPr>
-          <w:rStyle w:val="NormalTok"/>
-        </w:rPr>
-        <w:t xml:space="preserve"> run basic-check show eudat        </w:t>
-      </w:r>
-      <w:r>
-        <w:rPr>
-          <w:rStyle w:val="CommentTok"/>
-        </w:rPr>
-        <w:t xml:space="preserve"># one node's results in the terminal</w:t>
-      </w:r>
-    </w:p>
-    <w:bookmarkEnd w:id="35"/>
-    <w:bookmarkStart w:id="36" w:name="listing-the-configuration"/>
+    <w:bookmarkStart w:id="35" w:name="listing-the-configuration"/>
     <w:p>
       <w:pPr>
         <w:pStyle w:val="Heading3"/>
@@ -9716,8 +9830,8 @@
         <w:t xml:space="preserve">the next run will check.</w:t>
       </w:r>
     </w:p>
-    <w:bookmarkEnd w:id="36"/>
-    <w:bookmarkStart w:id="37" w:name="useful-options"/>
+    <w:bookmarkEnd w:id="35"/>
+    <w:bookmarkStart w:id="36" w:name="useful-options"/>
     <w:p>
       <w:pPr>
         <w:pStyle w:val="Heading3"/>
@@ -10957,8 +11071,8 @@
         </w:tc>
       </w:tr>
     </w:tbl>
-    <w:bookmarkEnd w:id="37"/>
-    <w:bookmarkStart w:id="38" w:name="only-narrows-the-fetch-not-the-report"/>
+    <w:bookmarkEnd w:id="36"/>
+    <w:bookmarkStart w:id="37" w:name="only-narrows-the-fetch-not-the-report"/>
     <w:p>
       <w:pPr>
         <w:pStyle w:val="Heading3"/>
@@ -11571,8 +11685,8 @@
         <w:t xml:space="preserve"> run basic-check assess</w:t>
       </w:r>
     </w:p>
-    <w:bookmarkEnd w:id="38"/>
-    <w:bookmarkStart w:id="39" w:name="skip-leaves-nodes-out-and-says-so"/>
+    <w:bookmarkEnd w:id="37"/>
+    <w:bookmarkStart w:id="38" w:name="skip-leaves-nodes-out-and-says-so"/>
     <w:p>
       <w:pPr>
         <w:pStyle w:val="Heading3"/>
@@ -12142,97 +12256,97 @@
         <w:t xml:space="preserve">fetches EUDAT alone.</w:t>
       </w:r>
     </w:p>
+    <w:bookmarkEnd w:id="38"/>
+    <w:bookmarkStart w:id="39" w:name="checking-a-page-not-in-nodesyaml"/>
+    <w:p>
+      <w:pPr>
+        <w:pStyle w:val="Heading3"/>
+      </w:pPr>
+      <w:r>
+        <w:t xml:space="preserve">Checking a page not in</w:t>
+      </w:r>
+      <w:r>
+        <w:t xml:space="preserve"> </w:t>
+      </w:r>
+      <w:r>
+        <w:rPr>
+          <w:rStyle w:val="VerbatimChar"/>
+        </w:rPr>
+        <w:t xml:space="preserve">nodes.yaml</w:t>
+      </w:r>
+    </w:p>
+    <w:p>
+      <w:pPr>
+        <w:pStyle w:val="SourceCode"/>
+      </w:pPr>
+      <w:r>
+        <w:rPr>
+          <w:rStyle w:val="ExtensionTok"/>
+        </w:rPr>
+        <w:t xml:space="preserve">uv</w:t>
+      </w:r>
+      <w:r>
+        <w:rPr>
+          <w:rStyle w:val="NormalTok"/>
+        </w:rPr>
+        <w:t xml:space="preserve"> run basic-check run </w:t>
+      </w:r>
+      <w:r>
+        <w:rPr>
+          <w:rStyle w:val="AttributeTok"/>
+        </w:rPr>
+        <w:t xml:space="preserve">--url</w:t>
+      </w:r>
+      <w:r>
+        <w:rPr>
+          <w:rStyle w:val="NormalTok"/>
+        </w:rPr>
+        <w:t xml:space="preserve"> https://example.org/our-node-page</w:t>
+      </w:r>
+    </w:p>
+    <w:p>
+      <w:pPr>
+        <w:pStyle w:val="FirstParagraph"/>
+      </w:pPr>
+      <w:r>
+        <w:t xml:space="preserve">Ad hoc checks write to</w:t>
+      </w:r>
+      <w:r>
+        <w:t xml:space="preserve"> </w:t>
+      </w:r>
+      <w:r>
+        <w:rPr>
+          <w:rStyle w:val="VerbatimChar"/>
+        </w:rPr>
+        <w:t xml:space="preserve">results/one-off/</w:t>
+      </w:r>
+      <w:r>
+        <w:t xml:space="preserve"> </w:t>
+      </w:r>
+      <w:r>
+        <w:t xml:space="preserve">so a published run is never</w:t>
+      </w:r>
+      <w:r>
+        <w:t xml:space="preserve"> </w:t>
+      </w:r>
+      <w:r>
+        <w:t xml:space="preserve">overwritten, and the report carries a banner saying it is not a federation run.</w:t>
+      </w:r>
+      <w:r>
+        <w:t xml:space="preserve"> </w:t>
+      </w:r>
+      <w:r>
+        <w:t xml:space="preserve">That banner matters: these reports circulate before a production decision, and a</w:t>
+      </w:r>
+      <w:r>
+        <w:t xml:space="preserve"> </w:t>
+      </w:r>
+      <w:r>
+        <w:t xml:space="preserve">stray single-page file that looks official is a genuine hazard.</w:t>
+      </w:r>
+    </w:p>
     <w:bookmarkEnd w:id="39"/>
-    <w:bookmarkStart w:id="40" w:name="checking-a-page-not-in-nodesyaml"/>
-    <w:p>
-      <w:pPr>
-        <w:pStyle w:val="Heading3"/>
-      </w:pPr>
-      <w:r>
-        <w:t xml:space="preserve">Checking a page not in</w:t>
-      </w:r>
-      <w:r>
-        <w:t xml:space="preserve"> </w:t>
-      </w:r>
-      <w:r>
-        <w:rPr>
-          <w:rStyle w:val="VerbatimChar"/>
-        </w:rPr>
-        <w:t xml:space="preserve">nodes.yaml</w:t>
-      </w:r>
-    </w:p>
-    <w:p>
-      <w:pPr>
-        <w:pStyle w:val="SourceCode"/>
-      </w:pPr>
-      <w:r>
-        <w:rPr>
-          <w:rStyle w:val="ExtensionTok"/>
-        </w:rPr>
-        <w:t xml:space="preserve">uv</w:t>
-      </w:r>
-      <w:r>
-        <w:rPr>
-          <w:rStyle w:val="NormalTok"/>
-        </w:rPr>
-        <w:t xml:space="preserve"> run basic-check run </w:t>
-      </w:r>
-      <w:r>
-        <w:rPr>
-          <w:rStyle w:val="AttributeTok"/>
-        </w:rPr>
-        <w:t xml:space="preserve">--url</w:t>
-      </w:r>
-      <w:r>
-        <w:rPr>
-          <w:rStyle w:val="NormalTok"/>
-        </w:rPr>
-        <w:t xml:space="preserve"> https://example.org/our-node-page</w:t>
-      </w:r>
-    </w:p>
-    <w:p>
-      <w:pPr>
-        <w:pStyle w:val="FirstParagraph"/>
-      </w:pPr>
-      <w:r>
-        <w:t xml:space="preserve">Ad hoc checks write to</w:t>
-      </w:r>
-      <w:r>
-        <w:t xml:space="preserve"> </w:t>
-      </w:r>
-      <w:r>
-        <w:rPr>
-          <w:rStyle w:val="VerbatimChar"/>
-        </w:rPr>
-        <w:t xml:space="preserve">results/one-off/</w:t>
-      </w:r>
-      <w:r>
-        <w:t xml:space="preserve"> </w:t>
-      </w:r>
-      <w:r>
-        <w:t xml:space="preserve">so a published run is never</w:t>
-      </w:r>
-      <w:r>
-        <w:t xml:space="preserve"> </w:t>
-      </w:r>
-      <w:r>
-        <w:t xml:space="preserve">overwritten, and the report carries a banner saying it is not a federation run.</w:t>
-      </w:r>
-      <w:r>
-        <w:t xml:space="preserve"> </w:t>
-      </w:r>
-      <w:r>
-        <w:t xml:space="preserve">That banner matters: these reports circulate before a production decision, and a</w:t>
-      </w:r>
-      <w:r>
-        <w:t xml:space="preserve"> </w:t>
-      </w:r>
-      <w:r>
-        <w:t xml:space="preserve">stray single-page file that looks official is a genuine hazard.</w:t>
-      </w:r>
-    </w:p>
-    <w:bookmarkEnd w:id="40"/>
-    <w:bookmarkStart w:id="41" w:name="Xff864b2a738710e69d56a09dc1146f678e1e3b2"/>
+    <w:bookmarkStart w:id="40" w:name="Xff864b2a738710e69d56a09dc1146f678e1e3b2"/>
     <w:p>
       <w:pPr>
         <w:pStyle w:val="Heading3"/>
@@ -12937,8 +13051,8 @@
         <w:t xml:space="preserve"> /tmp/copy</w:t>
       </w:r>
     </w:p>
-    <w:bookmarkEnd w:id="41"/>
-    <w:bookmarkStart w:id="42" w:name="checking-a-node-at-an-alternative-url"/>
+    <w:bookmarkEnd w:id="40"/>
+    <w:bookmarkStart w:id="41" w:name="checking-a-node-at-an-alternative-url"/>
     <w:p>
       <w:pPr>
         <w:pStyle w:val="Heading3"/>
@@ -13618,9 +13732,9 @@
         </w:pict>
       </w:r>
     </w:p>
+    <w:bookmarkEnd w:id="41"/>
     <w:bookmarkEnd w:id="42"/>
-    <w:bookmarkEnd w:id="43"/>
-    <w:bookmarkStart w:id="45" w:name="how-deep-to-go---depth"/>
+    <w:bookmarkStart w:id="44" w:name="how-deep-to-go---depth"/>
     <w:p>
       <w:pPr>
         <w:pStyle w:val="Heading2"/>
@@ -14531,7 +14645,61 @@
         <w:t xml:space="preserve"> </w:t>
       </w:r>
       <w:r>
-        <w:t xml:space="preserve">verdicts changed (60 / 6 / 64 at both depths). The second hop reached governance, secretariat and news pages, which is also where it met a personal name that depth 1 had never collected (section on masking). Run it yourself before assuming the same holds for</w:t>
+        <w:t xml:space="preserve">verdicts changed (60 / 6 / 64 at both depths).</w:t>
+      </w:r>
+      <w:r>
+        <w:t xml:space="preserve"> </w:t>
+      </w:r>
+      <w:r>
+        <w:rPr>
+          <w:b/>
+          <w:bCs/>
+        </w:rPr>
+        <w:t xml:space="preserve">Run</w:t>
+      </w:r>
+      <w:r>
+        <w:rPr>
+          <w:b/>
+          <w:bCs/>
+        </w:rPr>
+        <w:t xml:space="preserve"> </w:t>
+      </w:r>
+      <w:r>
+        <w:rPr>
+          <w:rStyle w:val="VerbatimChar"/>
+          <w:b/>
+          <w:bCs/>
+        </w:rPr>
+        <w:t xml:space="preserve">web-21</w:t>
+      </w:r>
+      <w:r>
+        <w:rPr>
+          <w:b/>
+          <w:bCs/>
+        </w:rPr>
+        <w:t xml:space="preserve">:</w:t>
+      </w:r>
+      <w:r>
+        <w:t xml:space="preserve"> </w:t>
+      </w:r>
+      <w:r>
+        <w:t xml:space="preserve">27 second-hop pages, 98 requests, and again</w:t>
+      </w:r>
+      <w:r>
+        <w:t xml:space="preserve"> </w:t>
+      </w:r>
+      <w:r>
+        <w:rPr>
+          <w:b/>
+          <w:bCs/>
+        </w:rPr>
+        <w:t xml:space="preserve">zero</w:t>
+      </w:r>
+      <w:r>
+        <w:t xml:space="preserve"> </w:t>
+      </w:r>
+      <w:r>
+        <w:t xml:space="preserve">verdicts changed (63 / 3 / 64 at both depths). The second hop reached governance, secretariat and news pages, which is also where it met a personal name that depth 1 had never collected (section on masking). Run it yourself before assuming the same holds for</w:t>
       </w:r>
       <w:r>
         <w:t xml:space="preserve"> </w:t>
@@ -14540,7 +14708,7 @@
         <w:t xml:space="preserve">another federation or a later date.</w:t>
       </w:r>
     </w:p>
-    <w:bookmarkStart w:id="44" w:name="X2a91d9b1ee4bf6327b51d59c91d7740875558d5"/>
+    <w:bookmarkStart w:id="43" w:name="X2a91d9b1ee4bf6327b51d59c91d7740875558d5"/>
     <w:p>
       <w:pPr>
         <w:pStyle w:val="Heading3"/>
@@ -14737,9 +14905,9 @@
         </w:pict>
       </w:r>
     </w:p>
+    <w:bookmarkEnd w:id="43"/>
     <w:bookmarkEnd w:id="44"/>
-    <w:bookmarkEnd w:id="45"/>
-    <w:bookmarkStart w:id="49" w:name="reading-the-output"/>
+    <w:bookmarkStart w:id="48" w:name="reading-the-output"/>
     <w:p>
       <w:pPr>
         <w:pStyle w:val="Heading2"/>
@@ -15068,7 +15236,7 @@
         </w:tc>
       </w:tr>
     </w:tbl>
-    <w:bookmarkStart w:id="46" w:name="the-four-verdicts"/>
+    <w:bookmarkStart w:id="45" w:name="the-four-verdicts"/>
     <w:p>
       <w:pPr>
         <w:pStyle w:val="Heading3"/>
@@ -15537,8 +15705,8 @@
         <w:t xml:space="preserve">26 September, and the same four cells are review there.</w:t>
       </w:r>
     </w:p>
-    <w:bookmarkEnd w:id="46"/>
-    <w:bookmarkStart w:id="47" w:name="reproducing-a-verdict-by-hand"/>
+    <w:bookmarkEnd w:id="45"/>
+    <w:bookmarkStart w:id="46" w:name="reproducing-a-verdict-by-hand"/>
     <w:p>
       <w:pPr>
         <w:pStyle w:val="Heading3"/>
@@ -15722,8 +15890,8 @@
         <w:t xml:space="preserve">a verdict surprises you.</w:t>
       </w:r>
     </w:p>
-    <w:bookmarkEnd w:id="47"/>
-    <w:bookmarkStart w:id="48" w:name="personal-data-is-masked"/>
+    <w:bookmarkEnd w:id="46"/>
+    <w:bookmarkStart w:id="47" w:name="personal-data-is-masked"/>
     <w:p>
       <w:pPr>
         <w:pStyle w:val="Heading3"/>
@@ -16360,141 +16528,153 @@
         <w:rPr>
           <w:rStyle w:val="VerbatimChar"/>
         </w:rPr>
+        <w:t xml:space="preserve">web-21</w:t>
+      </w:r>
+      <w:r>
+        <w:t xml:space="preserve"> </w:t>
+      </w:r>
+      <w:r>
+        <w:t xml:space="preserve">(1 October 2026) was collected</w:t>
+      </w:r>
+      <w:r>
+        <w:t xml:space="preserve"> </w:t>
+      </w:r>
+      <w:r>
+        <w:t xml:space="preserve">with masking in place, and a search of all its evidence and reports found no</w:t>
+      </w:r>
+      <w:r>
+        <w:t xml:space="preserve"> </w:t>
+      </w:r>
+      <w:r>
+        <w:t xml:space="preserve">personal address or phone number. Two personal names that the masking does not cover were removed by hand from the evidence, each replaced by a placeholder of the same length so every character count and verdict stays as collected: a quotation attribution on CERN's page (in</w:t>
+      </w:r>
+      <w:r>
+        <w:t xml:space="preserve"> </w:t>
+      </w:r>
+      <w:r>
+        <w:rPr>
+          <w:rStyle w:val="VerbatimChar"/>
+        </w:rPr>
+        <w:t xml:space="preserve">cern.json</w:t>
+      </w:r>
+      <w:r>
+        <w:t xml:space="preserve"> </w:t>
+      </w:r>
+      <w:r>
+        <w:t xml:space="preserve">and in its screenshot) and the node coordinator named on EGI's page (in</w:t>
+      </w:r>
+      <w:r>
+        <w:t xml:space="preserve"> </w:t>
+      </w:r>
+      <w:r>
+        <w:rPr>
+          <w:rStyle w:val="VerbatimChar"/>
+        </w:rPr>
+        <w:t xml:space="preserve">egi.json</w:t>
+      </w:r>
+      <w:r>
+        <w:t xml:space="preserve">, in the link text and, since</w:t>
+      </w:r>
+      <w:r>
+        <w:t xml:space="preserve"> </w:t>
+      </w:r>
+      <w:r>
+        <w:rPr>
+          <w:rStyle w:val="VerbatimChar"/>
+        </w:rPr>
+        <w:t xml:space="preserve">web-12</w:t>
+      </w:r>
+      <w:r>
+        <w:t xml:space="preserve">, also in the link's address,</w:t>
+      </w:r>
+      <w:r>
+        <w:t xml:space="preserve"> </w:t>
+      </w:r>
+      <w:r>
+        <w:rPr>
+          <w:rStyle w:val="VerbatimChar"/>
+        </w:rPr>
+        <w:t xml:space="preserve">/person/…/</w:t>
+      </w:r>
+      <w:r>
+        <w:t xml:space="preserve">, which earlier published runs still carried). The second hop of</w:t>
+      </w:r>
+      <w:r>
+        <w:t xml:space="preserve"> </w:t>
+      </w:r>
+      <w:r>
+        <w:rPr>
+          <w:rStyle w:val="VerbatimChar"/>
+        </w:rPr>
+        <w:t xml:space="preserve">web-13</w:t>
+      </w:r>
+      <w:r>
+        <w:t xml:space="preserve"> </w:t>
+      </w:r>
+      <w:r>
+        <w:t xml:space="preserve">added a third: a person quoted in a news item on a Czechia page reached only at depth 2 (in</w:t>
+      </w:r>
+      <w:r>
+        <w:t xml:space="preserve"> </w:t>
+      </w:r>
+      <w:r>
+        <w:rPr>
+          <w:rStyle w:val="VerbatimChar"/>
+        </w:rPr>
+        <w:t xml:space="preserve">eosc-cz.json</w:t>
+      </w:r>
+      <w:r>
+        <w:t xml:space="preserve">, in the quotation and in the address of the interview it links to).</w:t>
+      </w:r>
+      <w:r>
+        <w:t xml:space="preserve"> </w:t>
+      </w:r>
+      <w:r>
+        <w:rPr>
+          <w:rStyle w:val="VerbatimChar"/>
+        </w:rPr>
+        <w:t xml:space="preserve">web-14</w:t>
+      </w:r>
+      <w:r>
+        <w:t xml:space="preserve">, which also reads services and policies pages, added many more, and</w:t>
+      </w:r>
+      <w:r>
+        <w:t xml:space="preserve"> </w:t>
+      </w:r>
+      <w:r>
+        <w:rPr>
+          <w:rStyle w:val="VerbatimChar"/>
+        </w:rPr>
+        <w:t xml:space="preserve">web-15</w:t>
+      </w:r>
+      <w:r>
+        <w:t xml:space="preserve">,</w:t>
+      </w:r>
+      <w:r>
+        <w:t xml:space="preserve"> </w:t>
+      </w:r>
+      <w:r>
+        <w:rPr>
+          <w:rStyle w:val="VerbatimChar"/>
+        </w:rPr>
+        <w:t xml:space="preserve">web-16</w:t>
+      </w:r>
+      <w:r>
+        <w:t xml:space="preserve">,</w:t>
+      </w:r>
+      <w:r>
+        <w:t xml:space="preserve"> </w:t>
+      </w:r>
+      <w:r>
+        <w:rPr>
+          <w:rStyle w:val="VerbatimChar"/>
+        </w:rPr>
         <w:t xml:space="preserve">web-18</w:t>
       </w:r>
       <w:r>
         <w:t xml:space="preserve"> </w:t>
       </w:r>
       <w:r>
-        <w:t xml:space="preserve">(1 October 2026) was collected</w:t>
-      </w:r>
-      <w:r>
-        <w:t xml:space="preserve"> </w:t>
-      </w:r>
-      <w:r>
-        <w:t xml:space="preserve">with masking in place, and a search of all its evidence and reports found no</w:t>
-      </w:r>
-      <w:r>
-        <w:t xml:space="preserve"> </w:t>
-      </w:r>
-      <w:r>
-        <w:t xml:space="preserve">personal address or phone number. Two personal names that the masking does not cover were removed by hand from the evidence, each replaced by a placeholder of the same length so every character count and verdict stays as collected: a quotation attribution on CERN's page (in</w:t>
-      </w:r>
-      <w:r>
-        <w:t xml:space="preserve"> </w:t>
-      </w:r>
-      <w:r>
-        <w:rPr>
-          <w:rStyle w:val="VerbatimChar"/>
-        </w:rPr>
-        <w:t xml:space="preserve">cern.json</w:t>
-      </w:r>
-      <w:r>
-        <w:t xml:space="preserve"> </w:t>
-      </w:r>
-      <w:r>
-        <w:t xml:space="preserve">and in its screenshot) and the node coordinator named on EGI's page (in</w:t>
-      </w:r>
-      <w:r>
-        <w:t xml:space="preserve"> </w:t>
-      </w:r>
-      <w:r>
-        <w:rPr>
-          <w:rStyle w:val="VerbatimChar"/>
-        </w:rPr>
-        <w:t xml:space="preserve">egi.json</w:t>
-      </w:r>
-      <w:r>
-        <w:t xml:space="preserve">, in the link text and, since</w:t>
-      </w:r>
-      <w:r>
-        <w:t xml:space="preserve"> </w:t>
-      </w:r>
-      <w:r>
-        <w:rPr>
-          <w:rStyle w:val="VerbatimChar"/>
-        </w:rPr>
-        <w:t xml:space="preserve">web-12</w:t>
-      </w:r>
-      <w:r>
-        <w:t xml:space="preserve">, also in the link's address,</w:t>
-      </w:r>
-      <w:r>
-        <w:t xml:space="preserve"> </w:t>
-      </w:r>
-      <w:r>
-        <w:rPr>
-          <w:rStyle w:val="VerbatimChar"/>
-        </w:rPr>
-        <w:t xml:space="preserve">/person/…/</w:t>
-      </w:r>
-      <w:r>
-        <w:t xml:space="preserve">, which earlier published runs still carried). The second hop of</w:t>
-      </w:r>
-      <w:r>
-        <w:t xml:space="preserve"> </w:t>
-      </w:r>
-      <w:r>
-        <w:rPr>
-          <w:rStyle w:val="VerbatimChar"/>
-        </w:rPr>
-        <w:t xml:space="preserve">web-13</w:t>
-      </w:r>
-      <w:r>
-        <w:t xml:space="preserve"> </w:t>
-      </w:r>
-      <w:r>
-        <w:t xml:space="preserve">added a third: a person quoted in a news item on a Czechia page reached only at depth 2 (in</w:t>
-      </w:r>
-      <w:r>
-        <w:t xml:space="preserve"> </w:t>
-      </w:r>
-      <w:r>
-        <w:rPr>
-          <w:rStyle w:val="VerbatimChar"/>
-        </w:rPr>
-        <w:t xml:space="preserve">eosc-cz.json</w:t>
-      </w:r>
-      <w:r>
-        <w:t xml:space="preserve">, in the quotation and in the address of the interview it links to).</w:t>
-      </w:r>
-      <w:r>
-        <w:t xml:space="preserve"> </w:t>
-      </w:r>
-      <w:r>
-        <w:rPr>
-          <w:rStyle w:val="VerbatimChar"/>
-        </w:rPr>
-        <w:t xml:space="preserve">web-14</w:t>
-      </w:r>
-      <w:r>
-        <w:t xml:space="preserve">, which also reads services and policies pages, added many more, and</w:t>
-      </w:r>
-      <w:r>
-        <w:t xml:space="preserve"> </w:t>
-      </w:r>
-      <w:r>
-        <w:rPr>
-          <w:rStyle w:val="VerbatimChar"/>
-        </w:rPr>
-        <w:t xml:space="preserve">web-15</w:t>
-      </w:r>
-      <w:r>
-        <w:t xml:space="preserve">,</w:t>
-      </w:r>
-      <w:r>
-        <w:t xml:space="preserve"> </w:t>
-      </w:r>
-      <w:r>
-        <w:rPr>
-          <w:rStyle w:val="VerbatimChar"/>
-        </w:rPr>
-        <w:t xml:space="preserve">web-16</w:t>
-      </w:r>
-      <w:r>
-        <w:t xml:space="preserve"> </w:t>
-      </w:r>
-      <w:r>
         <w:t xml:space="preserve">and</w:t>
       </w:r>
       <w:r>
@@ -16504,13 +16684,25 @@
         <w:rPr>
           <w:rStyle w:val="VerbatimChar"/>
         </w:rPr>
-        <w:t xml:space="preserve">web-18</w:t>
-      </w:r>
-      <w:r>
-        <w:t xml:space="preserve"> </w:t>
-      </w:r>
-      <w:r>
-        <w:t xml:space="preserve">carry the same ones: about thirty staff, board and news-author names on BBMRI-ERIC's and EGI's pages, and the author lists of publication citations on Czechia's, D4Science's (EOSC DTO, Italy) and PaNOSC's pages. Two of those citation lists were already in the evidence published as</w:t>
+        <w:t xml:space="preserve">web-21</w:t>
+      </w:r>
+      <w:r>
+        <w:t xml:space="preserve"> </w:t>
+      </w:r>
+      <w:r>
+        <w:t xml:space="preserve">carry the same ones (</w:t>
+      </w:r>
+      <w:r>
+        <w:rPr>
+          <w:rStyle w:val="VerbatimChar"/>
+        </w:rPr>
+        <w:t xml:space="preserve">web-21</w:t>
+      </w:r>
+      <w:r>
+        <w:t xml:space="preserve"> </w:t>
+      </w:r>
+      <w:r>
+        <w:t xml:space="preserve">adds one, a photo credit in an image description on Data Terra's new page): about thirty staff, board and news-author names on BBMRI-ERIC's and EGI's pages, and the author lists of publication citations on Czechia's, D4Science's (EOSC DTO, Italy) and PaNOSC's pages. Two of those citation lists were already in the evidence published as</w:t>
       </w:r>
       <w:r>
         <w:t xml:space="preserve"> </w:t>
@@ -16889,9 +17081,9 @@
         </w:pict>
       </w:r>
     </w:p>
+    <w:bookmarkEnd w:id="47"/>
     <w:bookmarkEnd w:id="48"/>
-    <w:bookmarkEnd w:id="49"/>
-    <w:bookmarkStart w:id="52" w:name="the-test-suite"/>
+    <w:bookmarkStart w:id="51" w:name="the-test-suite"/>
     <w:p>
       <w:pPr>
         <w:pStyle w:val="Heading2"/>
@@ -17729,7 +17921,7 @@
       <w:r>
         <w:t xml:space="preserve"> </w:t>
       </w:r>
-      <w:hyperlink r:id="rId50">
+      <w:hyperlink r:id="rId49">
         <w:r>
           <w:rPr>
             <w:rStyle w:val="Hyperlink"/>
@@ -17793,7 +17985,7 @@
         <w:t xml:space="preserve">test_a_pipe_in_a_url_cannot_break_the_table</w:t>
       </w:r>
     </w:p>
-    <w:bookmarkStart w:id="51" w:name="a-note-on-what-a-passing-suite-means"/>
+    <w:bookmarkStart w:id="50" w:name="a-note-on-what-a-passing-suite-means"/>
     <w:p>
       <w:pPr>
         <w:pStyle w:val="Heading3"/>
@@ -17870,9 +18062,9 @@
         </w:pict>
       </w:r>
     </w:p>
+    <w:bookmarkEnd w:id="50"/>
     <w:bookmarkEnd w:id="51"/>
-    <w:bookmarkEnd w:id="52"/>
-    <w:bookmarkStart w:id="53" w:name="continuous-integration"/>
+    <w:bookmarkStart w:id="52" w:name="continuous-integration"/>
     <w:p>
       <w:pPr>
         <w:pStyle w:val="Heading2"/>
@@ -18545,8 +18737,8 @@
         </w:pict>
       </w:r>
     </w:p>
-    <w:bookmarkEnd w:id="53"/>
-    <w:bookmarkStart w:id="54" w:name="troubleshooting"/>
+    <w:bookmarkEnd w:id="52"/>
+    <w:bookmarkStart w:id="53" w:name="troubleshooting"/>
     <w:p>
       <w:pPr>
         <w:pStyle w:val="Heading2"/>
@@ -19751,8 +19943,8 @@
         </w:pict>
       </w:r>
     </w:p>
-    <w:bookmarkEnd w:id="54"/>
-    <w:bookmarkStart w:id="55" w:name="extending-it"/>
+    <w:bookmarkEnd w:id="53"/>
+    <w:bookmarkStart w:id="54" w:name="extending-it"/>
     <w:p>
       <w:pPr>
         <w:pStyle w:val="Heading2"/>
@@ -20386,8 +20578,8 @@
         <w:t xml:space="preserve">checklist transcription, so none of it is under this module's control.</w:t>
       </w:r>
     </w:p>
-    <w:bookmarkEnd w:id="55"/>
-    <w:bookmarkStart w:id="59" w:name="worked-examples"/>
+    <w:bookmarkEnd w:id="54"/>
+    <w:bookmarkStart w:id="58" w:name="worked-examples"/>
     <w:p>
       <w:pPr>
         <w:pStyle w:val="Heading2"/>
@@ -20684,7 +20876,7 @@
         <w:t xml:space="preserve">own run.</w:t>
       </w:r>
     </w:p>
-    <w:bookmarkStart w:id="56" w:name="X073cb44b8dc5d29e47f376bc008b8613dd82a6a"/>
+    <w:bookmarkStart w:id="55" w:name="X073cb44b8dc5d29e47f376bc008b8613dd82a6a"/>
     <w:p>
       <w:pPr>
         <w:pStyle w:val="Heading3"/>
@@ -20807,7 +20999,7 @@
       <w:r>
         <w:t xml:space="preserve"> </w:t>
       </w:r>
-      <w:hyperlink r:id="rId21">
+      <w:hyperlink r:id="rId20">
         <w:r>
           <w:rPr>
             <w:rStyle w:val="Hyperlink"/>
@@ -22348,7 +22540,7 @@
         <w:t xml:space="preserve"> </w:t>
       </w:r>
       <w:r>
-        <w:t xml:space="preserve">("130 cells: 60 PASS · 6 FAIL · 64 review");</w:t>
+        <w:t xml:space="preserve">("130 cells: 63 PASS · 3 FAIL · 64 review");</w:t>
       </w:r>
     </w:p>
     <w:p>
@@ -22476,8 +22668,8 @@
         <w:t xml:space="preserve"> push</w:t>
       </w:r>
     </w:p>
-    <w:bookmarkEnd w:id="56"/>
-    <w:bookmarkStart w:id="57" w:name="Xe23e918a40335caa5ab24e15a733d1ac9e4c070"/>
+    <w:bookmarkEnd w:id="55"/>
+    <w:bookmarkStart w:id="56" w:name="Xe23e918a40335caa5ab24e15a733d1ac9e4c070"/>
     <w:p>
       <w:pPr>
         <w:pStyle w:val="Heading3"/>
@@ -23734,8 +23926,8 @@
         <w:t xml:space="preserve">the documents together.</w:t>
       </w:r>
     </w:p>
-    <w:bookmarkEnd w:id="57"/>
-    <w:bookmarkStart w:id="58" w:name="Xa570dceeae7de3d84789b8e054a5bbb043a3946"/>
+    <w:bookmarkEnd w:id="56"/>
+    <w:bookmarkStart w:id="57" w:name="Xa570dceeae7de3d84789b8e054a5bbb043a3946"/>
     <w:p>
       <w:pPr>
         <w:pStyle w:val="Heading3"/>
@@ -25876,9 +26068,9 @@
         </w:pict>
       </w:r>
     </w:p>
+    <w:bookmarkEnd w:id="57"/>
     <w:bookmarkEnd w:id="58"/>
-    <w:bookmarkEnd w:id="59"/>
-    <w:bookmarkStart w:id="60" w:name="sources"/>
+    <w:bookmarkStart w:id="59" w:name="sources"/>
     <w:p>
       <w:pPr>
         <w:pStyle w:val="Heading2"/>
@@ -26010,9 +26202,9 @@
         <w:t xml:space="preserve">Playwright for Python: https://playwright.dev/python/</w:t>
       </w:r>
     </w:p>
-    <w:bookmarkEnd w:id="60"/>
+    <w:bookmarkEnd w:id="59"/>
     <w:sectPr>
-      <w:footerReference w:type="default" r:id="rId17"/>
+      <w:footerReference w:type="default" r:id="rId16"/>
       <w:footnotePr>
         <w:numRestart w:val="eachSect"/>
       </w:footnotePr>

--- a/docs/eosc-basic-compliance-guide.docx
+++ b/docs/eosc-basic-compliance-guide.docx
@@ -23,7 +23,7 @@
         <w:pStyle w:val="Author"/>
       </w:pPr>
       <w:r>
-        <w:t xml:space="preserve">Verified against a clean clone on 26 September 2026 — rebuilt 1 October 2026 (evening) for the re-issued checklist v3.2</w:t>
+        <w:t xml:space="preserve">Verified against a clean clone on 26 September 2026 — rebuilt 2 October 2026 for the re-issued checklist v3.2</w:t>
       </w:r>
     </w:p>
     <w:p>
@@ -263,7 +263,7 @@
         <w:pStyle w:val="BodyText"/>
       </w:pPr>
       <w:r>
-        <w:t xml:space="preserve">This edition was revised on 1 October 2026 for checklist v3.2: the test</w:t>
+        <w:t xml:space="preserve">This edition was revised on 2 October 2026 for checklist v3.2: the test</w:t>
       </w:r>
       <w:r>
         <w:t xml:space="preserve"> </w:t>
@@ -544,7 +544,7 @@
           <w:b/>
           <w:bCs/>
         </w:rPr>
-        <w:t xml:space="preserve">The published run changed again on 1 October 2026, in the evening.</w:t>
+        <w:t xml:space="preserve">The published run changed again on 2 October 2026.</w:t>
       </w:r>
       <w:r>
         <w:t xml:space="preserve"> </w:t>
@@ -559,7 +559,99 @@
         <w:t xml:space="preserve"> </w:t>
       </w:r>
       <w:r>
-        <w:t xml:space="preserve">now holds run</w:t>
+        <w:t xml:space="preserve">now holds</w:t>
+      </w:r>
+      <w:r>
+        <w:t xml:space="preserve"> </w:t>
+      </w:r>
+      <w:r>
+        <w:t xml:space="preserve">run</w:t>
+      </w:r>
+      <w:r>
+        <w:t xml:space="preserve"> </w:t>
+      </w:r>
+      <w:r>
+        <w:rPr>
+          <w:rStyle w:val="VerbatimChar"/>
+        </w:rPr>
+        <w:t xml:space="preserve">web-22</w:t>
+      </w:r>
+      <w:r>
+        <w:t xml:space="preserve">, collected by the GitHub workflow at</w:t>
+      </w:r>
+      <w:r>
+        <w:t xml:space="preserve"> </w:t>
+      </w:r>
+      <w:r>
+        <w:rPr>
+          <w:rStyle w:val="VerbatimChar"/>
+        </w:rPr>
+        <w:t xml:space="preserve">--depth 2</w:t>
+      </w:r>
+      <w:r>
+        <w:t xml:space="preserve"> </w:t>
+      </w:r>
+      <w:r>
+        <w:t xml:space="preserve">on 2 October</w:t>
+      </w:r>
+      <w:r>
+        <w:t xml:space="preserve"> </w:t>
+      </w:r>
+      <w:r>
+        <w:t xml:space="preserve">2026 between 15:42 and 15:49 UTC from all thirteen nodes (</w:t>
+      </w:r>
+      <w:hyperlink r:id="rId10">
+        <w:r>
+          <w:rPr>
+            <w:rStyle w:val="Hyperlink"/>
+          </w:rPr>
+          <w:t xml:space="preserve">run 37028804263</w:t>
+        </w:r>
+      </w:hyperlink>
+      <w:r>
+        <w:t xml:space="preserve">, commit</w:t>
+      </w:r>
+      <w:r>
+        <w:t xml:space="preserve"> </w:t>
+      </w:r>
+      <w:r>
+        <w:rPr>
+          <w:rStyle w:val="VerbatimChar"/>
+        </w:rPr>
+        <w:t xml:space="preserve">aa2f7a8</w:t>
+      </w:r>
+      <w:r>
+        <w:t xml:space="preserve">), under the re-issued v3.2: 68 PASS, 3 FAIL and 59 MANUAL_REVIEW at</w:t>
+      </w:r>
+      <w:r>
+        <w:t xml:space="preserve"> </w:t>
+      </w:r>
+      <w:r>
+        <w:t xml:space="preserve">both depths, in 118 page requests. GÉANT's page was served (the second time,</w:t>
+      </w:r>
+      <w:r>
+        <w:t xml:space="preserve"> </w:t>
+      </w:r>
+      <w:r>
+        <w:t xml:space="preserve">after</w:t>
+      </w:r>
+      <w:r>
+        <w:t xml:space="preserve"> </w:t>
+      </w:r>
+      <w:r>
+        <w:rPr>
+          <w:rStyle w:val="VerbatimChar"/>
+        </w:rPr>
+        <w:t xml:space="preserve">web-16</w:t>
+      </w:r>
+      <w:r>
+        <w:t xml:space="preserve">), PaNOSC links a user-policies page and a helpdesk, and EUDAT's</w:t>
+      </w:r>
+      <w:r>
+        <w:t xml:space="preserve"> </w:t>
+      </w:r>
+      <w:r>
+        <w:t xml:space="preserve">redesigned page no longer links its helpdesk. Before it came</w:t>
       </w:r>
       <w:r>
         <w:t xml:space="preserve"> </w:t>
@@ -571,30 +663,12 @@
         <w:t xml:space="preserve">web-21</w:t>
       </w:r>
       <w:r>
-        <w:t xml:space="preserve">, collected by the GitHub workflow at</w:t>
-      </w:r>
-      <w:r>
-        <w:t xml:space="preserve"> </w:t>
-      </w:r>
-      <w:r>
-        <w:rPr>
-          <w:rStyle w:val="VerbatimChar"/>
-        </w:rPr>
-        <w:t xml:space="preserve">--depth 2</w:t>
-      </w:r>
-      <w:r>
-        <w:t xml:space="preserve"> </w:t>
-      </w:r>
-      <w:r>
-        <w:t xml:space="preserve">on 1 October 2026 between 20:18 and 20:24 UTC from all thirteen</w:t>
-      </w:r>
-      <w:r>
-        <w:t xml:space="preserve"> </w:t>
-      </w:r>
-      <w:r>
-        <w:t xml:space="preserve">nodes (</w:t>
-      </w:r>
-      <w:hyperlink r:id="rId10">
+        <w:t xml:space="preserve"> </w:t>
+      </w:r>
+      <w:r>
+        <w:t xml:space="preserve">(</w:t>
+      </w:r>
+      <w:hyperlink r:id="rId11">
         <w:r>
           <w:rPr>
             <w:rStyle w:val="Hyperlink"/>
@@ -603,31 +677,7 @@
         </w:r>
       </w:hyperlink>
       <w:r>
-        <w:t xml:space="preserve">, commit</w:t>
-      </w:r>
-      <w:r>
-        <w:t xml:space="preserve"> </w:t>
-      </w:r>
-      <w:r>
-        <w:rPr>
-          <w:rStyle w:val="VerbatimChar"/>
-        </w:rPr>
-        <w:t xml:space="preserve">fc023b7</w:t>
-      </w:r>
-      <w:r>
-        <w:t xml:space="preserve">), under the re-issued v3.2: 63 PASS, 3 FAIL</w:t>
-      </w:r>
-      <w:r>
-        <w:t xml:space="preserve"> </w:t>
-      </w:r>
-      <w:r>
-        <w:t xml:space="preserve">and 64 MANUAL_REVIEW at both depths, in 98 page requests. Data Terra was read</w:t>
-      </w:r>
-      <w:r>
-        <w:t xml:space="preserve"> </w:t>
-      </w:r>
-      <w:r>
-        <w:t xml:space="preserve">at its new address,</w:t>
+        <w:t xml:space="preserve">, 1 October, 63 / 3 / 64), which first read Data Terra at</w:t>
       </w:r>
       <w:r>
         <w:t xml:space="preserve"> </w:t>
@@ -637,77 +687,6 @@
           <w:rStyle w:val="VerbatimChar"/>
         </w:rPr>
         <w:t xml:space="preserve">https://www.earth-data.eu/</w:t>
-      </w:r>
-      <w:r>
-        <w:t xml:space="preserve">, and its row is the only one</w:t>
-      </w:r>
-      <w:r>
-        <w:t xml:space="preserve"> </w:t>
-      </w:r>
-      <w:r>
-        <w:t xml:space="preserve">that changed against</w:t>
-      </w:r>
-      <w:r>
-        <w:t xml:space="preserve"> </w:t>
-      </w:r>
-      <w:r>
-        <w:rPr>
-          <w:rStyle w:val="VerbatimChar"/>
-        </w:rPr>
-        <w:t xml:space="preserve">web-18</w:t>
-      </w:r>
-      <w:r>
-        <w:t xml:space="preserve"> </w:t>
-      </w:r>
-      <w:r>
-        <w:t xml:space="preserve">(</w:t>
-      </w:r>
-      <w:hyperlink r:id="rId11">
-        <w:r>
-          <w:rPr>
-            <w:rStyle w:val="Hyperlink"/>
-          </w:rPr>
-          <w:t xml:space="preserve">run 36888865559</w:t>
-        </w:r>
-      </w:hyperlink>
-      <w:r>
-        <w:t xml:space="preserve">, the same day, 60 / 6 / 64), which first</w:t>
-      </w:r>
-      <w:r>
-        <w:t xml:space="preserve"> </w:t>
-      </w:r>
-      <w:r>
-        <w:t xml:space="preserve">read Italy at</w:t>
-      </w:r>
-      <w:r>
-        <w:t xml:space="preserve"> </w:t>
-      </w:r>
-      <w:r>
-        <w:rPr>
-          <w:rStyle w:val="VerbatimChar"/>
-        </w:rPr>
-        <w:t xml:space="preserve">https://eosc.it/</w:t>
-      </w:r>
-      <w:r>
-        <w:t xml:space="preserve"> </w:t>
-      </w:r>
-      <w:r>
-        <w:t xml:space="preserve">and was scored with the 5b/5c broken-link</w:t>
-      </w:r>
-      <w:r>
-        <w:t xml:space="preserve"> </w:t>
-      </w:r>
-      <w:r>
-        <w:t xml:space="preserve">fix of commit</w:t>
-      </w:r>
-      <w:r>
-        <w:t xml:space="preserve"> </w:t>
-      </w:r>
-      <w:r>
-        <w:rPr>
-          <w:rStyle w:val="VerbatimChar"/>
-        </w:rPr>
-        <w:t xml:space="preserve">1418f05</w:t>
       </w:r>
       <w:r>
         <w:t xml:space="preserve">.</w:t>
@@ -3307,6 +3286,18 @@
         <w:t xml:space="preserve">web-18</w:t>
       </w:r>
       <w:r>
+        <w:t xml:space="preserve">,</w:t>
+      </w:r>
+      <w:r>
+        <w:t xml:space="preserve"> </w:t>
+      </w:r>
+      <w:r>
+        <w:rPr>
+          <w:rStyle w:val="VerbatimChar"/>
+        </w:rPr>
+        <w:t xml:space="preserve">web-21</w:t>
+      </w:r>
+      <w:r>
         <w:t xml:space="preserve"> </w:t>
       </w:r>
       <w:r>
@@ -3319,7 +3310,7 @@
         <w:rPr>
           <w:rStyle w:val="VerbatimChar"/>
         </w:rPr>
-        <w:t xml:space="preserve">web-21</w:t>
+        <w:t xml:space="preserve">web-22</w:t>
       </w:r>
       <w:r>
         <w:t xml:space="preserve"> </w:t>
@@ -3415,7 +3406,7 @@
         <w:t xml:space="preserve"> </w:t>
       </w:r>
       <w:r>
-        <w:t xml:space="preserve">address; the published run,</w:t>
+        <w:t xml:space="preserve">address; runs</w:t>
       </w:r>
       <w:r>
         <w:t xml:space="preserve"> </w:t>
@@ -3427,7 +3418,25 @@
         <w:t xml:space="preserve">web-21</w:t>
       </w:r>
       <w:r>
-        <w:t xml:space="preserve">, reads the new one.</w:t>
+        <w:t xml:space="preserve"> </w:t>
+      </w:r>
+      <w:r>
+        <w:t xml:space="preserve">and</w:t>
+      </w:r>
+      <w:r>
+        <w:t xml:space="preserve"> </w:t>
+      </w:r>
+      <w:r>
+        <w:rPr>
+          <w:rStyle w:val="VerbatimChar"/>
+        </w:rPr>
+        <w:t xml:space="preserve">web-22</w:t>
+      </w:r>
+      <w:r>
+        <w:t xml:space="preserve"> </w:t>
+      </w:r>
+      <w:r>
+        <w:t xml:space="preserve">(the published run) read the new one.</w:t>
       </w:r>
     </w:p>
     <w:bookmarkEnd w:id="21"/>
@@ -4219,7 +4228,7 @@
         <w:rPr>
           <w:rStyle w:val="NormalTok"/>
         </w:rPr>
-        <w:t xml:space="preserve"> web-21</w:t>
+        <w:t xml:space="preserve"> web-22</w:t>
       </w:r>
     </w:p>
     <w:p>
@@ -4431,7 +4440,7 @@
         <w:t xml:space="preserve"> </w:t>
       </w:r>
       <w:r>
-        <w:t xml:space="preserve">exactly, apart from the generation time, with 63 PASS, 3 FAIL and 64</w:t>
+        <w:t xml:space="preserve">exactly, apart from the generation time, with 68 PASS, 3 FAIL and 59</w:t>
       </w:r>
       <w:r>
         <w:t xml:space="preserve"> </w:t>
@@ -7556,13 +7565,13 @@
         <w:rPr>
           <w:rStyle w:val="VerbatimChar"/>
         </w:rPr>
-        <w:t xml:space="preserve">web-21</w:t>
-      </w:r>
-      <w:r>
-        <w:t xml:space="preserve"> </w:t>
-      </w:r>
-      <w:r>
-        <w:t xml:space="preserve">(1 October 2026), six nodes match: the same</w:t>
+        <w:t xml:space="preserve">web-22</w:t>
+      </w:r>
+      <w:r>
+        <w:t xml:space="preserve"> </w:t>
+      </w:r>
+      <w:r>
+        <w:t xml:space="preserve">(2 October 2026), seven nodes match: the same</w:t>
       </w:r>
       <w:r>
         <w:t xml:space="preserve"> </w:t>
@@ -7577,13 +7586,13 @@
         <w:t xml:space="preserve">EOSC Node | Italy</w:t>
       </w:r>
       <w:r>
-        <w:t xml:space="preserve">, the list's own separator)</w:t>
-      </w:r>
-      <w:r>
-        <w:t xml:space="preserve"> </w:t>
-      </w:r>
-      <w:r>
-        <w:t xml:space="preserve">and Data Terra at its new address (</w:t>
+        <w:t xml:space="preserve">, the list's own separator),</w:t>
+      </w:r>
+      <w:r>
+        <w:t xml:space="preserve"> </w:t>
+      </w:r>
+      <w:r>
+        <w:t xml:space="preserve">Data Terra at its new address (</w:t>
       </w:r>
       <w:r>
         <w:rPr>
@@ -7592,7 +7601,22 @@
         <w:t xml:space="preserve">EOSC Node Data Terra</w:t>
       </w:r>
       <w:r>
-        <w:t xml:space="preserve">). GÉANT matched in</w:t>
+        <w:t xml:space="preserve">), and GÉANT, whose page</w:t>
+      </w:r>
+      <w:r>
+        <w:t xml:space="preserve"> </w:t>
+      </w:r>
+      <w:r>
+        <w:t xml:space="preserve">was served (</w:t>
+      </w:r>
+      <w:r>
+        <w:rPr>
+          <w:rStyle w:val="VerbatimChar"/>
+        </w:rPr>
+        <w:t xml:space="preserve">EOSC Node GÉANT</w:t>
+      </w:r>
+      <w:r>
+        <w:t xml:space="preserve">), as in</w:t>
       </w:r>
       <w:r>
         <w:t xml:space="preserve"> </w:t>
@@ -7604,13 +7628,7 @@
         <w:t xml:space="preserve">web-16</w:t>
       </w:r>
       <w:r>
-        <w:t xml:space="preserve">, the one run in which its page was served, and is behind the challenge</w:t>
-      </w:r>
-      <w:r>
-        <w:t xml:space="preserve"> </w:t>
-      </w:r>
-      <w:r>
-        <w:t xml:space="preserve">again.</w:t>
+        <w:t xml:space="preserve">.</w:t>
       </w:r>
     </w:p>
     <w:p>
@@ -14699,7 +14717,61 @@
         <w:t xml:space="preserve"> </w:t>
       </w:r>
       <w:r>
-        <w:t xml:space="preserve">verdicts changed (63 / 3 / 64 at both depths). The second hop reached governance, secretariat and news pages, which is also where it met a personal name that depth 1 had never collected (section on masking). Run it yourself before assuming the same holds for</w:t>
+        <w:t xml:space="preserve">verdicts changed (63 / 3 / 64 at both depths).</w:t>
+      </w:r>
+      <w:r>
+        <w:t xml:space="preserve"> </w:t>
+      </w:r>
+      <w:r>
+        <w:rPr>
+          <w:b/>
+          <w:bCs/>
+        </w:rPr>
+        <w:t xml:space="preserve">Run</w:t>
+      </w:r>
+      <w:r>
+        <w:rPr>
+          <w:b/>
+          <w:bCs/>
+        </w:rPr>
+        <w:t xml:space="preserve"> </w:t>
+      </w:r>
+      <w:r>
+        <w:rPr>
+          <w:rStyle w:val="VerbatimChar"/>
+          <w:b/>
+          <w:bCs/>
+        </w:rPr>
+        <w:t xml:space="preserve">web-22</w:t>
+      </w:r>
+      <w:r>
+        <w:rPr>
+          <w:b/>
+          <w:bCs/>
+        </w:rPr>
+        <w:t xml:space="preserve">:</w:t>
+      </w:r>
+      <w:r>
+        <w:t xml:space="preserve"> </w:t>
+      </w:r>
+      <w:r>
+        <w:t xml:space="preserve">37 second-hop pages, 118 requests, and again</w:t>
+      </w:r>
+      <w:r>
+        <w:t xml:space="preserve"> </w:t>
+      </w:r>
+      <w:r>
+        <w:rPr>
+          <w:b/>
+          <w:bCs/>
+        </w:rPr>
+        <w:t xml:space="preserve">zero</w:t>
+      </w:r>
+      <w:r>
+        <w:t xml:space="preserve"> </w:t>
+      </w:r>
+      <w:r>
+        <w:t xml:space="preserve">verdicts changed (68 / 3 / 59 at both depths). The second hop reached governance, secretariat and news pages, which is also where it met a personal name that depth 1 had never collected (section on masking). Run it yourself before assuming the same holds for</w:t>
       </w:r>
       <w:r>
         <w:t xml:space="preserve"> </w:t>
@@ -16528,153 +16600,165 @@
         <w:rPr>
           <w:rStyle w:val="VerbatimChar"/>
         </w:rPr>
+        <w:t xml:space="preserve">web-22</w:t>
+      </w:r>
+      <w:r>
+        <w:t xml:space="preserve"> </w:t>
+      </w:r>
+      <w:r>
+        <w:t xml:space="preserve">(2 October 2026) was collected</w:t>
+      </w:r>
+      <w:r>
+        <w:t xml:space="preserve"> </w:t>
+      </w:r>
+      <w:r>
+        <w:t xml:space="preserve">with masking in place, and a search of all its evidence and reports found no</w:t>
+      </w:r>
+      <w:r>
+        <w:t xml:space="preserve"> </w:t>
+      </w:r>
+      <w:r>
+        <w:t xml:space="preserve">personal address or phone number. Two personal names that the masking does not cover were removed by hand from the evidence, each replaced by a placeholder of the same length so every character count and verdict stays as collected: a quotation attribution on CERN's page (in</w:t>
+      </w:r>
+      <w:r>
+        <w:t xml:space="preserve"> </w:t>
+      </w:r>
+      <w:r>
+        <w:rPr>
+          <w:rStyle w:val="VerbatimChar"/>
+        </w:rPr>
+        <w:t xml:space="preserve">cern.json</w:t>
+      </w:r>
+      <w:r>
+        <w:t xml:space="preserve"> </w:t>
+      </w:r>
+      <w:r>
+        <w:t xml:space="preserve">and in its screenshot) and the node coordinator named on EGI's page (in</w:t>
+      </w:r>
+      <w:r>
+        <w:t xml:space="preserve"> </w:t>
+      </w:r>
+      <w:r>
+        <w:rPr>
+          <w:rStyle w:val="VerbatimChar"/>
+        </w:rPr>
+        <w:t xml:space="preserve">egi.json</w:t>
+      </w:r>
+      <w:r>
+        <w:t xml:space="preserve">, in the link text and, since</w:t>
+      </w:r>
+      <w:r>
+        <w:t xml:space="preserve"> </w:t>
+      </w:r>
+      <w:r>
+        <w:rPr>
+          <w:rStyle w:val="VerbatimChar"/>
+        </w:rPr>
+        <w:t xml:space="preserve">web-12</w:t>
+      </w:r>
+      <w:r>
+        <w:t xml:space="preserve">, also in the link's address,</w:t>
+      </w:r>
+      <w:r>
+        <w:t xml:space="preserve"> </w:t>
+      </w:r>
+      <w:r>
+        <w:rPr>
+          <w:rStyle w:val="VerbatimChar"/>
+        </w:rPr>
+        <w:t xml:space="preserve">/person/…/</w:t>
+      </w:r>
+      <w:r>
+        <w:t xml:space="preserve">, which earlier published runs still carried). The second hop of</w:t>
+      </w:r>
+      <w:r>
+        <w:t xml:space="preserve"> </w:t>
+      </w:r>
+      <w:r>
+        <w:rPr>
+          <w:rStyle w:val="VerbatimChar"/>
+        </w:rPr>
+        <w:t xml:space="preserve">web-13</w:t>
+      </w:r>
+      <w:r>
+        <w:t xml:space="preserve"> </w:t>
+      </w:r>
+      <w:r>
+        <w:t xml:space="preserve">added a third: a person quoted in a news item on a Czechia page reached only at depth 2 (in</w:t>
+      </w:r>
+      <w:r>
+        <w:t xml:space="preserve"> </w:t>
+      </w:r>
+      <w:r>
+        <w:rPr>
+          <w:rStyle w:val="VerbatimChar"/>
+        </w:rPr>
+        <w:t xml:space="preserve">eosc-cz.json</w:t>
+      </w:r>
+      <w:r>
+        <w:t xml:space="preserve">, in the quotation and in the address of the interview it links to).</w:t>
+      </w:r>
+      <w:r>
+        <w:t xml:space="preserve"> </w:t>
+      </w:r>
+      <w:r>
+        <w:rPr>
+          <w:rStyle w:val="VerbatimChar"/>
+        </w:rPr>
+        <w:t xml:space="preserve">web-14</w:t>
+      </w:r>
+      <w:r>
+        <w:t xml:space="preserve">, which also reads services and policies pages, added many more, and</w:t>
+      </w:r>
+      <w:r>
+        <w:t xml:space="preserve"> </w:t>
+      </w:r>
+      <w:r>
+        <w:rPr>
+          <w:rStyle w:val="VerbatimChar"/>
+        </w:rPr>
+        <w:t xml:space="preserve">web-15</w:t>
+      </w:r>
+      <w:r>
+        <w:t xml:space="preserve">,</w:t>
+      </w:r>
+      <w:r>
+        <w:t xml:space="preserve"> </w:t>
+      </w:r>
+      <w:r>
+        <w:rPr>
+          <w:rStyle w:val="VerbatimChar"/>
+        </w:rPr>
+        <w:t xml:space="preserve">web-16</w:t>
+      </w:r>
+      <w:r>
+        <w:t xml:space="preserve">,</w:t>
+      </w:r>
+      <w:r>
+        <w:t xml:space="preserve"> </w:t>
+      </w:r>
+      <w:r>
+        <w:rPr>
+          <w:rStyle w:val="VerbatimChar"/>
+        </w:rPr>
+        <w:t xml:space="preserve">web-18</w:t>
+      </w:r>
+      <w:r>
+        <w:t xml:space="preserve">,</w:t>
+      </w:r>
+      <w:r>
+        <w:t xml:space="preserve"> </w:t>
+      </w:r>
+      <w:r>
+        <w:rPr>
+          <w:rStyle w:val="VerbatimChar"/>
+        </w:rPr>
         <w:t xml:space="preserve">web-21</w:t>
       </w:r>
       <w:r>
         <w:t xml:space="preserve"> </w:t>
       </w:r>
       <w:r>
-        <w:t xml:space="preserve">(1 October 2026) was collected</w:t>
-      </w:r>
-      <w:r>
-        <w:t xml:space="preserve"> </w:t>
-      </w:r>
-      <w:r>
-        <w:t xml:space="preserve">with masking in place, and a search of all its evidence and reports found no</w:t>
-      </w:r>
-      <w:r>
-        <w:t xml:space="preserve"> </w:t>
-      </w:r>
-      <w:r>
-        <w:t xml:space="preserve">personal address or phone number. Two personal names that the masking does not cover were removed by hand from the evidence, each replaced by a placeholder of the same length so every character count and verdict stays as collected: a quotation attribution on CERN's page (in</w:t>
-      </w:r>
-      <w:r>
-        <w:t xml:space="preserve"> </w:t>
-      </w:r>
-      <w:r>
-        <w:rPr>
-          <w:rStyle w:val="VerbatimChar"/>
-        </w:rPr>
-        <w:t xml:space="preserve">cern.json</w:t>
-      </w:r>
-      <w:r>
-        <w:t xml:space="preserve"> </w:t>
-      </w:r>
-      <w:r>
-        <w:t xml:space="preserve">and in its screenshot) and the node coordinator named on EGI's page (in</w:t>
-      </w:r>
-      <w:r>
-        <w:t xml:space="preserve"> </w:t>
-      </w:r>
-      <w:r>
-        <w:rPr>
-          <w:rStyle w:val="VerbatimChar"/>
-        </w:rPr>
-        <w:t xml:space="preserve">egi.json</w:t>
-      </w:r>
-      <w:r>
-        <w:t xml:space="preserve">, in the link text and, since</w:t>
-      </w:r>
-      <w:r>
-        <w:t xml:space="preserve"> </w:t>
-      </w:r>
-      <w:r>
-        <w:rPr>
-          <w:rStyle w:val="VerbatimChar"/>
-        </w:rPr>
-        <w:t xml:space="preserve">web-12</w:t>
-      </w:r>
-      <w:r>
-        <w:t xml:space="preserve">, also in the link's address,</w:t>
-      </w:r>
-      <w:r>
-        <w:t xml:space="preserve"> </w:t>
-      </w:r>
-      <w:r>
-        <w:rPr>
-          <w:rStyle w:val="VerbatimChar"/>
-        </w:rPr>
-        <w:t xml:space="preserve">/person/…/</w:t>
-      </w:r>
-      <w:r>
-        <w:t xml:space="preserve">, which earlier published runs still carried). The second hop of</w:t>
-      </w:r>
-      <w:r>
-        <w:t xml:space="preserve"> </w:t>
-      </w:r>
-      <w:r>
-        <w:rPr>
-          <w:rStyle w:val="VerbatimChar"/>
-        </w:rPr>
-        <w:t xml:space="preserve">web-13</w:t>
-      </w:r>
-      <w:r>
-        <w:t xml:space="preserve"> </w:t>
-      </w:r>
-      <w:r>
-        <w:t xml:space="preserve">added a third: a person quoted in a news item on a Czechia page reached only at depth 2 (in</w:t>
-      </w:r>
-      <w:r>
-        <w:t xml:space="preserve"> </w:t>
-      </w:r>
-      <w:r>
-        <w:rPr>
-          <w:rStyle w:val="VerbatimChar"/>
-        </w:rPr>
-        <w:t xml:space="preserve">eosc-cz.json</w:t>
-      </w:r>
-      <w:r>
-        <w:t xml:space="preserve">, in the quotation and in the address of the interview it links to).</w:t>
-      </w:r>
-      <w:r>
-        <w:t xml:space="preserve"> </w:t>
-      </w:r>
-      <w:r>
-        <w:rPr>
-          <w:rStyle w:val="VerbatimChar"/>
-        </w:rPr>
-        <w:t xml:space="preserve">web-14</w:t>
-      </w:r>
-      <w:r>
-        <w:t xml:space="preserve">, which also reads services and policies pages, added many more, and</w:t>
-      </w:r>
-      <w:r>
-        <w:t xml:space="preserve"> </w:t>
-      </w:r>
-      <w:r>
-        <w:rPr>
-          <w:rStyle w:val="VerbatimChar"/>
-        </w:rPr>
-        <w:t xml:space="preserve">web-15</w:t>
-      </w:r>
-      <w:r>
-        <w:t xml:space="preserve">,</w:t>
-      </w:r>
-      <w:r>
-        <w:t xml:space="preserve"> </w:t>
-      </w:r>
-      <w:r>
-        <w:rPr>
-          <w:rStyle w:val="VerbatimChar"/>
-        </w:rPr>
-        <w:t xml:space="preserve">web-16</w:t>
-      </w:r>
-      <w:r>
-        <w:t xml:space="preserve">,</w:t>
-      </w:r>
-      <w:r>
-        <w:t xml:space="preserve"> </w:t>
-      </w:r>
-      <w:r>
-        <w:rPr>
-          <w:rStyle w:val="VerbatimChar"/>
-        </w:rPr>
-        <w:t xml:space="preserve">web-18</w:t>
-      </w:r>
-      <w:r>
-        <w:t xml:space="preserve"> </w:t>
-      </w:r>
-      <w:r>
         <w:t xml:space="preserve">and</w:t>
       </w:r>
       <w:r>
@@ -16684,25 +16768,40 @@
         <w:rPr>
           <w:rStyle w:val="VerbatimChar"/>
         </w:rPr>
+        <w:t xml:space="preserve">web-22</w:t>
+      </w:r>
+      <w:r>
+        <w:t xml:space="preserve"> </w:t>
+      </w:r>
+      <w:r>
+        <w:t xml:space="preserve">carry the same ones (</w:t>
+      </w:r>
+      <w:r>
+        <w:rPr>
+          <w:rStyle w:val="VerbatimChar"/>
+        </w:rPr>
         <w:t xml:space="preserve">web-21</w:t>
       </w:r>
       <w:r>
         <w:t xml:space="preserve"> </w:t>
       </w:r>
       <w:r>
-        <w:t xml:space="preserve">carry the same ones (</w:t>
-      </w:r>
-      <w:r>
-        <w:rPr>
-          <w:rStyle w:val="VerbatimChar"/>
-        </w:rPr>
-        <w:t xml:space="preserve">web-21</w:t>
-      </w:r>
-      <w:r>
-        <w:t xml:space="preserve"> </w:t>
-      </w:r>
-      <w:r>
-        <w:t xml:space="preserve">adds one, a photo credit in an image description on Data Terra's new page): about thirty staff, board and news-author names on BBMRI-ERIC's and EGI's pages, and the author lists of publication citations on Czechia's, D4Science's (EOSC DTO, Italy) and PaNOSC's pages. Two of those citation lists were already in the evidence published as</w:t>
+        <w:t xml:space="preserve">adds one, a photo credit in an image description on Data Terra's new page;</w:t>
+      </w:r>
+      <w:r>
+        <w:t xml:space="preserve"> </w:t>
+      </w:r>
+      <w:r>
+        <w:rPr>
+          <w:rStyle w:val="VerbatimChar"/>
+        </w:rPr>
+        <w:t xml:space="preserve">web-22</w:t>
+      </w:r>
+      <w:r>
+        <w:t xml:space="preserve"> </w:t>
+      </w:r>
+      <w:r>
+        <w:t xml:space="preserve">adds two staff names in a news item on EUDAT's new page and one more GÉANT observer): about thirty staff, board and news-author names on BBMRI-ERIC's and EGI's pages, and the author lists of publication citations on Czechia's, D4Science's (EOSC DTO, Italy) and PaNOSC's pages. Two of those citation lists were already in the evidence published as</w:t>
       </w:r>
       <w:r>
         <w:t xml:space="preserve"> </w:t>
@@ -22540,7 +22639,7 @@
         <w:t xml:space="preserve"> </w:t>
       </w:r>
       <w:r>
-        <w:t xml:space="preserve">("130 cells: 63 PASS · 3 FAIL · 64 review");</w:t>
+        <w:t xml:space="preserve">("130 cells: 68 PASS · 3 FAIL · 59 review");</w:t>
       </w:r>
     </w:p>
     <w:p>

--- a/docs/eosc-basic-compliance-guide.docx
+++ b/docs/eosc-basic-compliance-guide.docx
@@ -23,7 +23,7 @@
         <w:pStyle w:val="Author"/>
       </w:pPr>
       <w:r>
-        <w:t xml:space="preserve">Verified against a clean clone on 26 September 2026 — rebuilt 2 October 2026 for the re-issued checklist v3.2</w:t>
+        <w:t xml:space="preserve">Verified against a clean clone on 26 September 2026 — rebuilt 2 October 2026 (evening) for the re-issued checklist v3.2</w:t>
       </w:r>
     </w:p>
     <w:p>
@@ -544,7 +544,7 @@
           <w:b/>
           <w:bCs/>
         </w:rPr>
-        <w:t xml:space="preserve">The published run changed again on 2 October 2026.</w:t>
+        <w:t xml:space="preserve">The published run changed again on 2 October 2026, later in the day.</w:t>
       </w:r>
       <w:r>
         <w:t xml:space="preserve"> </w:t>
@@ -559,13 +559,102 @@
         <w:t xml:space="preserve"> </w:t>
       </w:r>
       <w:r>
-        <w:t xml:space="preserve">now holds</w:t>
-      </w:r>
-      <w:r>
-        <w:t xml:space="preserve"> </w:t>
-      </w:r>
-      <w:r>
-        <w:t xml:space="preserve">run</w:t>
+        <w:t xml:space="preserve">now holds run</w:t>
+      </w:r>
+      <w:r>
+        <w:t xml:space="preserve"> </w:t>
+      </w:r>
+      <w:r>
+        <w:rPr>
+          <w:rStyle w:val="VerbatimChar"/>
+        </w:rPr>
+        <w:t xml:space="preserve">web-23</w:t>
+      </w:r>
+      <w:r>
+        <w:t xml:space="preserve">, collected by the GitHub workflow at</w:t>
+      </w:r>
+      <w:r>
+        <w:t xml:space="preserve"> </w:t>
+      </w:r>
+      <w:r>
+        <w:rPr>
+          <w:rStyle w:val="VerbatimChar"/>
+        </w:rPr>
+        <w:t xml:space="preserve">--depth 2</w:t>
+      </w:r>
+      <w:r>
+        <w:t xml:space="preserve"> </w:t>
+      </w:r>
+      <w:r>
+        <w:t xml:space="preserve">on 2 October 2026 between 16:19 and 16:25 UTC from all thirteen</w:t>
+      </w:r>
+      <w:r>
+        <w:t xml:space="preserve"> </w:t>
+      </w:r>
+      <w:r>
+        <w:t xml:space="preserve">nodes (</w:t>
+      </w:r>
+      <w:hyperlink r:id="rId10">
+        <w:r>
+          <w:rPr>
+            <w:rStyle w:val="Hyperlink"/>
+          </w:rPr>
+          <w:t xml:space="preserve">run 37033017657</w:t>
+        </w:r>
+      </w:hyperlink>
+      <w:r>
+        <w:t xml:space="preserve">, commit</w:t>
+      </w:r>
+      <w:r>
+        <w:t xml:space="preserve"> </w:t>
+      </w:r>
+      <w:r>
+        <w:rPr>
+          <w:rStyle w:val="VerbatimChar"/>
+        </w:rPr>
+        <w:t xml:space="preserve">142e002</w:t>
+      </w:r>
+      <w:r>
+        <w:t xml:space="preserve">), under the re-issued v3.2: 66 PASS, 1 FAIL</w:t>
+      </w:r>
+      <w:r>
+        <w:t xml:space="preserve"> </w:t>
+      </w:r>
+      <w:r>
+        <w:t xml:space="preserve">and 63 MANUAL_REVIEW at both depths, in 102 page requests. PaNOSC and Poland</w:t>
+      </w:r>
+      <w:r>
+        <w:t xml:space="preserve"> </w:t>
+      </w:r>
+      <w:r>
+        <w:t xml:space="preserve">now link their own</w:t>
+      </w:r>
+      <w:r>
+        <w:t xml:space="preserve"> </w:t>
+      </w:r>
+      <w:r>
+        <w:rPr>
+          <w:rStyle w:val="VerbatimChar"/>
+        </w:rPr>
+        <w:t xml:space="preserve">eosc.eu</w:t>
+      </w:r>
+      <w:r>
+        <w:t xml:space="preserve"> </w:t>
+      </w:r>
+      <w:r>
+        <w:t xml:space="preserve">entries (point 4 passes), so EOSC Finland's</w:t>
+      </w:r>
+      <w:r>
+        <w:t xml:space="preserve"> </w:t>
+      </w:r>
+      <w:r>
+        <w:t xml:space="preserve">point 4 is the only FAIL; GÉANT got the Cloudflare challenge again. Before it</w:t>
+      </w:r>
+      <w:r>
+        <w:t xml:space="preserve"> </w:t>
+      </w:r>
+      <w:r>
+        <w:t xml:space="preserve">came</w:t>
       </w:r>
       <w:r>
         <w:t xml:space="preserve"> </w:t>
@@ -577,30 +666,12 @@
         <w:t xml:space="preserve">web-22</w:t>
       </w:r>
       <w:r>
-        <w:t xml:space="preserve">, collected by the GitHub workflow at</w:t>
-      </w:r>
-      <w:r>
-        <w:t xml:space="preserve"> </w:t>
-      </w:r>
-      <w:r>
-        <w:rPr>
-          <w:rStyle w:val="VerbatimChar"/>
-        </w:rPr>
-        <w:t xml:space="preserve">--depth 2</w:t>
-      </w:r>
-      <w:r>
-        <w:t xml:space="preserve"> </w:t>
-      </w:r>
-      <w:r>
-        <w:t xml:space="preserve">on 2 October</w:t>
-      </w:r>
-      <w:r>
-        <w:t xml:space="preserve"> </w:t>
-      </w:r>
-      <w:r>
-        <w:t xml:space="preserve">2026 between 15:42 and 15:49 UTC from all thirteen nodes (</w:t>
-      </w:r>
-      <w:hyperlink r:id="rId10">
+        <w:t xml:space="preserve"> </w:t>
+      </w:r>
+      <w:r>
+        <w:t xml:space="preserve">(</w:t>
+      </w:r>
+      <w:hyperlink r:id="rId11">
         <w:r>
           <w:rPr>
             <w:rStyle w:val="Hyperlink"/>
@@ -609,87 +680,13 @@
         </w:r>
       </w:hyperlink>
       <w:r>
-        <w:t xml:space="preserve">, commit</w:t>
-      </w:r>
-      <w:r>
-        <w:t xml:space="preserve"> </w:t>
-      </w:r>
-      <w:r>
-        <w:rPr>
-          <w:rStyle w:val="VerbatimChar"/>
-        </w:rPr>
-        <w:t xml:space="preserve">aa2f7a8</w:t>
-      </w:r>
-      <w:r>
-        <w:t xml:space="preserve">), under the re-issued v3.2: 68 PASS, 3 FAIL and 59 MANUAL_REVIEW at</w:t>
-      </w:r>
-      <w:r>
-        <w:t xml:space="preserve"> </w:t>
-      </w:r>
-      <w:r>
-        <w:t xml:space="preserve">both depths, in 118 page requests. GÉANT's page was served (the second time,</w:t>
-      </w:r>
-      <w:r>
-        <w:t xml:space="preserve"> </w:t>
-      </w:r>
-      <w:r>
-        <w:t xml:space="preserve">after</w:t>
-      </w:r>
-      <w:r>
-        <w:t xml:space="preserve"> </w:t>
-      </w:r>
-      <w:r>
-        <w:rPr>
-          <w:rStyle w:val="VerbatimChar"/>
-        </w:rPr>
-        <w:t xml:space="preserve">web-16</w:t>
-      </w:r>
-      <w:r>
-        <w:t xml:space="preserve">), PaNOSC links a user-policies page and a helpdesk, and EUDAT's</w:t>
-      </w:r>
-      <w:r>
-        <w:t xml:space="preserve"> </w:t>
-      </w:r>
-      <w:r>
-        <w:t xml:space="preserve">redesigned page no longer links its helpdesk. Before it came</w:t>
-      </w:r>
-      <w:r>
-        <w:t xml:space="preserve"> </w:t>
-      </w:r>
-      <w:r>
-        <w:rPr>
-          <w:rStyle w:val="VerbatimChar"/>
-        </w:rPr>
-        <w:t xml:space="preserve">web-21</w:t>
-      </w:r>
-      <w:r>
-        <w:t xml:space="preserve"> </w:t>
-      </w:r>
-      <w:r>
-        <w:t xml:space="preserve">(</w:t>
-      </w:r>
-      <w:hyperlink r:id="rId11">
-        <w:r>
-          <w:rPr>
-            <w:rStyle w:val="Hyperlink"/>
-          </w:rPr>
-          <w:t xml:space="preserve">run 36920498532</w:t>
-        </w:r>
-      </w:hyperlink>
-      <w:r>
-        <w:t xml:space="preserve">, 1 October, 63 / 3 / 64), which first read Data Terra at</w:t>
-      </w:r>
-      <w:r>
-        <w:t xml:space="preserve"> </w:t>
-      </w:r>
-      <w:r>
-        <w:rPr>
-          <w:rStyle w:val="VerbatimChar"/>
-        </w:rPr>
-        <w:t xml:space="preserve">https://www.earth-data.eu/</w:t>
-      </w:r>
-      <w:r>
-        <w:t xml:space="preserve">.</w:t>
+        <w:t xml:space="preserve">, 2 October, 68 / 3 / 59), in which GÉANT's page was</w:t>
+      </w:r>
+      <w:r>
+        <w:t xml:space="preserve"> </w:t>
+      </w:r>
+      <w:r>
+        <w:t xml:space="preserve">served.</w:t>
       </w:r>
       <w:r>
         <w:t xml:space="preserve"> </w:t>
@@ -3298,6 +3295,18 @@
         <w:t xml:space="preserve">web-21</w:t>
       </w:r>
       <w:r>
+        <w:t xml:space="preserve">,</w:t>
+      </w:r>
+      <w:r>
+        <w:t xml:space="preserve"> </w:t>
+      </w:r>
+      <w:r>
+        <w:rPr>
+          <w:rStyle w:val="VerbatimChar"/>
+        </w:rPr>
+        <w:t xml:space="preserve">web-22</w:t>
+      </w:r>
+      <w:r>
         <w:t xml:space="preserve"> </w:t>
       </w:r>
       <w:r>
@@ -3310,7 +3319,7 @@
         <w:rPr>
           <w:rStyle w:val="VerbatimChar"/>
         </w:rPr>
-        <w:t xml:space="preserve">web-22</w:t>
+        <w:t xml:space="preserve">web-23</w:t>
       </w:r>
       <w:r>
         <w:t xml:space="preserve"> </w:t>
@@ -3418,6 +3427,18 @@
         <w:t xml:space="preserve">web-21</w:t>
       </w:r>
       <w:r>
+        <w:t xml:space="preserve">,</w:t>
+      </w:r>
+      <w:r>
+        <w:t xml:space="preserve"> </w:t>
+      </w:r>
+      <w:r>
+        <w:rPr>
+          <w:rStyle w:val="VerbatimChar"/>
+        </w:rPr>
+        <w:t xml:space="preserve">web-22</w:t>
+      </w:r>
+      <w:r>
         <w:t xml:space="preserve"> </w:t>
       </w:r>
       <w:r>
@@ -3430,7 +3451,7 @@
         <w:rPr>
           <w:rStyle w:val="VerbatimChar"/>
         </w:rPr>
-        <w:t xml:space="preserve">web-22</w:t>
+        <w:t xml:space="preserve">web-23</w:t>
       </w:r>
       <w:r>
         <w:t xml:space="preserve"> </w:t>
@@ -4228,7 +4249,7 @@
         <w:rPr>
           <w:rStyle w:val="NormalTok"/>
         </w:rPr>
-        <w:t xml:space="preserve"> web-22</w:t>
+        <w:t xml:space="preserve"> web-23</w:t>
       </w:r>
     </w:p>
     <w:p>
@@ -4440,7 +4461,7 @@
         <w:t xml:space="preserve"> </w:t>
       </w:r>
       <w:r>
-        <w:t xml:space="preserve">exactly, apart from the generation time, with 68 PASS, 3 FAIL and 59</w:t>
+        <w:t xml:space="preserve">exactly, apart from the generation time, with 66 PASS, 1 FAIL and 63</w:t>
       </w:r>
       <w:r>
         <w:t xml:space="preserve"> </w:t>
@@ -7565,70 +7586,121 @@
         <w:rPr>
           <w:rStyle w:val="VerbatimChar"/>
         </w:rPr>
+        <w:t xml:space="preserve">web-23</w:t>
+      </w:r>
+      <w:r>
+        <w:t xml:space="preserve"> </w:t>
+      </w:r>
+      <w:r>
+        <w:t xml:space="preserve">(2 October 2026), seven nodes match: the same</w:t>
+      </w:r>
+      <w:r>
+        <w:t xml:space="preserve"> </w:t>
+      </w:r>
+      <w:r>
+        <w:t xml:space="preserve">four, Italy at its new address (</w:t>
+      </w:r>
+      <w:r>
+        <w:rPr>
+          <w:rStyle w:val="VerbatimChar"/>
+        </w:rPr>
+        <w:t xml:space="preserve">EOSC Node | Italy</w:t>
+      </w:r>
+      <w:r>
+        <w:t xml:space="preserve">, the list's own separator),</w:t>
+      </w:r>
+      <w:r>
+        <w:t xml:space="preserve"> </w:t>
+      </w:r>
+      <w:r>
+        <w:t xml:space="preserve">Data Terra at its new address (</w:t>
+      </w:r>
+      <w:r>
+        <w:rPr>
+          <w:rStyle w:val="VerbatimChar"/>
+        </w:rPr>
+        <w:t xml:space="preserve">EOSC Node Data Terra</w:t>
+      </w:r>
+      <w:r>
+        <w:t xml:space="preserve">), and Poland, whose page</w:t>
+      </w:r>
+      <w:r>
+        <w:t xml:space="preserve"> </w:t>
+      </w:r>
+      <w:r>
+        <w:t xml:space="preserve">now writes</w:t>
+      </w:r>
+      <w:r>
+        <w:t xml:space="preserve"> </w:t>
+      </w:r>
+      <w:r>
+        <w:rPr>
+          <w:rStyle w:val="VerbatimChar"/>
+        </w:rPr>
+        <w:t xml:space="preserve">EOSC Node Poland</w:t>
+      </w:r>
+      <w:r>
+        <w:t xml:space="preserve"> </w:t>
+      </w:r>
+      <w:r>
+        <w:t xml:space="preserve">in its text. GÉANT matched (</w:t>
+      </w:r>
+      <w:r>
+        <w:rPr>
+          <w:rStyle w:val="VerbatimChar"/>
+        </w:rPr>
+        <w:t xml:space="preserve">EOSC Node GÉANT</w:t>
+      </w:r>
+      <w:r>
+        <w:t xml:space="preserve">)</w:t>
+      </w:r>
+      <w:r>
+        <w:t xml:space="preserve"> </w:t>
+      </w:r>
+      <w:r>
+        <w:t xml:space="preserve">in</w:t>
+      </w:r>
+      <w:r>
+        <w:t xml:space="preserve"> </w:t>
+      </w:r>
+      <w:r>
+        <w:rPr>
+          <w:rStyle w:val="VerbatimChar"/>
+        </w:rPr>
+        <w:t xml:space="preserve">web-16</w:t>
+      </w:r>
+      <w:r>
+        <w:t xml:space="preserve"> </w:t>
+      </w:r>
+      <w:r>
+        <w:t xml:space="preserve">and</w:t>
+      </w:r>
+      <w:r>
+        <w:t xml:space="preserve"> </w:t>
+      </w:r>
+      <w:r>
+        <w:rPr>
+          <w:rStyle w:val="VerbatimChar"/>
+        </w:rPr>
         <w:t xml:space="preserve">web-22</w:t>
       </w:r>
       <w:r>
-        <w:t xml:space="preserve"> </w:t>
-      </w:r>
-      <w:r>
-        <w:t xml:space="preserve">(2 October 2026), seven nodes match: the same</w:t>
-      </w:r>
-      <w:r>
-        <w:t xml:space="preserve"> </w:t>
-      </w:r>
-      <w:r>
-        <w:t xml:space="preserve">four, Italy at its new address (</w:t>
-      </w:r>
-      <w:r>
-        <w:rPr>
-          <w:rStyle w:val="VerbatimChar"/>
-        </w:rPr>
-        <w:t xml:space="preserve">EOSC Node | Italy</w:t>
-      </w:r>
-      <w:r>
-        <w:t xml:space="preserve">, the list's own separator),</w:t>
-      </w:r>
-      <w:r>
-        <w:t xml:space="preserve"> </w:t>
-      </w:r>
-      <w:r>
-        <w:t xml:space="preserve">Data Terra at its new address (</w:t>
-      </w:r>
-      <w:r>
-        <w:rPr>
-          <w:rStyle w:val="VerbatimChar"/>
-        </w:rPr>
-        <w:t xml:space="preserve">EOSC Node Data Terra</w:t>
-      </w:r>
-      <w:r>
-        <w:t xml:space="preserve">), and GÉANT, whose page</w:t>
-      </w:r>
-      <w:r>
-        <w:t xml:space="preserve"> </w:t>
-      </w:r>
-      <w:r>
-        <w:t xml:space="preserve">was served (</w:t>
-      </w:r>
-      <w:r>
-        <w:rPr>
-          <w:rStyle w:val="VerbatimChar"/>
-        </w:rPr>
-        <w:t xml:space="preserve">EOSC Node GÉANT</w:t>
-      </w:r>
-      <w:r>
-        <w:t xml:space="preserve">), as in</w:t>
-      </w:r>
-      <w:r>
-        <w:t xml:space="preserve"> </w:t>
-      </w:r>
-      <w:r>
-        <w:rPr>
-          <w:rStyle w:val="VerbatimChar"/>
-        </w:rPr>
-        <w:t xml:space="preserve">web-16</w:t>
-      </w:r>
-      <w:r>
-        <w:t xml:space="preserve">.</w:t>
+        <w:t xml:space="preserve">, when its page was served; in</w:t>
+      </w:r>
+      <w:r>
+        <w:t xml:space="preserve"> </w:t>
+      </w:r>
+      <w:r>
+        <w:rPr>
+          <w:rStyle w:val="VerbatimChar"/>
+        </w:rPr>
+        <w:t xml:space="preserve">web-23</w:t>
+      </w:r>
+      <w:r>
+        <w:t xml:space="preserve"> </w:t>
+      </w:r>
+      <w:r>
+        <w:t xml:space="preserve">it was not.</w:t>
       </w:r>
     </w:p>
     <w:p>
@@ -14771,7 +14843,61 @@
         <w:t xml:space="preserve"> </w:t>
       </w:r>
       <w:r>
-        <w:t xml:space="preserve">verdicts changed (68 / 3 / 59 at both depths). The second hop reached governance, secretariat and news pages, which is also where it met a personal name that depth 1 had never collected (section on masking). Run it yourself before assuming the same holds for</w:t>
+        <w:t xml:space="preserve">verdicts changed (68 / 3 / 59 at both depths).</w:t>
+      </w:r>
+      <w:r>
+        <w:t xml:space="preserve"> </w:t>
+      </w:r>
+      <w:r>
+        <w:rPr>
+          <w:b/>
+          <w:bCs/>
+        </w:rPr>
+        <w:t xml:space="preserve">Run</w:t>
+      </w:r>
+      <w:r>
+        <w:rPr>
+          <w:b/>
+          <w:bCs/>
+        </w:rPr>
+        <w:t xml:space="preserve"> </w:t>
+      </w:r>
+      <w:r>
+        <w:rPr>
+          <w:rStyle w:val="VerbatimChar"/>
+          <w:b/>
+          <w:bCs/>
+        </w:rPr>
+        <w:t xml:space="preserve">web-23</w:t>
+      </w:r>
+      <w:r>
+        <w:rPr>
+          <w:b/>
+          <w:bCs/>
+        </w:rPr>
+        <w:t xml:space="preserve">:</w:t>
+      </w:r>
+      <w:r>
+        <w:t xml:space="preserve"> </w:t>
+      </w:r>
+      <w:r>
+        <w:t xml:space="preserve">29 second-hop pages, 102 requests, and again</w:t>
+      </w:r>
+      <w:r>
+        <w:t xml:space="preserve"> </w:t>
+      </w:r>
+      <w:r>
+        <w:rPr>
+          <w:b/>
+          <w:bCs/>
+        </w:rPr>
+        <w:t xml:space="preserve">zero</w:t>
+      </w:r>
+      <w:r>
+        <w:t xml:space="preserve"> </w:t>
+      </w:r>
+      <w:r>
+        <w:t xml:space="preserve">verdicts changed (66 / 1 / 63 at both depths). The second hop reached governance, secretariat and news pages, which is also where it met a personal name that depth 1 had never collected (section on masking). Run it yourself before assuming the same holds for</w:t>
       </w:r>
       <w:r>
         <w:t xml:space="preserve"> </w:t>
@@ -16600,165 +16726,177 @@
         <w:rPr>
           <w:rStyle w:val="VerbatimChar"/>
         </w:rPr>
+        <w:t xml:space="preserve">web-23</w:t>
+      </w:r>
+      <w:r>
+        <w:t xml:space="preserve"> </w:t>
+      </w:r>
+      <w:r>
+        <w:t xml:space="preserve">(2 October 2026) was collected</w:t>
+      </w:r>
+      <w:r>
+        <w:t xml:space="preserve"> </w:t>
+      </w:r>
+      <w:r>
+        <w:t xml:space="preserve">with masking in place, and a search of all its evidence and reports found no</w:t>
+      </w:r>
+      <w:r>
+        <w:t xml:space="preserve"> </w:t>
+      </w:r>
+      <w:r>
+        <w:t xml:space="preserve">personal address or phone number. Two personal names that the masking does not cover were removed by hand from the evidence, each replaced by a placeholder of the same length so every character count and verdict stays as collected: a quotation attribution on CERN's page (in</w:t>
+      </w:r>
+      <w:r>
+        <w:t xml:space="preserve"> </w:t>
+      </w:r>
+      <w:r>
+        <w:rPr>
+          <w:rStyle w:val="VerbatimChar"/>
+        </w:rPr>
+        <w:t xml:space="preserve">cern.json</w:t>
+      </w:r>
+      <w:r>
+        <w:t xml:space="preserve"> </w:t>
+      </w:r>
+      <w:r>
+        <w:t xml:space="preserve">and in its screenshot) and the node coordinator named on EGI's page (in</w:t>
+      </w:r>
+      <w:r>
+        <w:t xml:space="preserve"> </w:t>
+      </w:r>
+      <w:r>
+        <w:rPr>
+          <w:rStyle w:val="VerbatimChar"/>
+        </w:rPr>
+        <w:t xml:space="preserve">egi.json</w:t>
+      </w:r>
+      <w:r>
+        <w:t xml:space="preserve">, in the link text and, since</w:t>
+      </w:r>
+      <w:r>
+        <w:t xml:space="preserve"> </w:t>
+      </w:r>
+      <w:r>
+        <w:rPr>
+          <w:rStyle w:val="VerbatimChar"/>
+        </w:rPr>
+        <w:t xml:space="preserve">web-12</w:t>
+      </w:r>
+      <w:r>
+        <w:t xml:space="preserve">, also in the link's address,</w:t>
+      </w:r>
+      <w:r>
+        <w:t xml:space="preserve"> </w:t>
+      </w:r>
+      <w:r>
+        <w:rPr>
+          <w:rStyle w:val="VerbatimChar"/>
+        </w:rPr>
+        <w:t xml:space="preserve">/person/…/</w:t>
+      </w:r>
+      <w:r>
+        <w:t xml:space="preserve">, which earlier published runs still carried). The second hop of</w:t>
+      </w:r>
+      <w:r>
+        <w:t xml:space="preserve"> </w:t>
+      </w:r>
+      <w:r>
+        <w:rPr>
+          <w:rStyle w:val="VerbatimChar"/>
+        </w:rPr>
+        <w:t xml:space="preserve">web-13</w:t>
+      </w:r>
+      <w:r>
+        <w:t xml:space="preserve"> </w:t>
+      </w:r>
+      <w:r>
+        <w:t xml:space="preserve">added a third: a person quoted in a news item on a Czechia page reached only at depth 2 (in</w:t>
+      </w:r>
+      <w:r>
+        <w:t xml:space="preserve"> </w:t>
+      </w:r>
+      <w:r>
+        <w:rPr>
+          <w:rStyle w:val="VerbatimChar"/>
+        </w:rPr>
+        <w:t xml:space="preserve">eosc-cz.json</w:t>
+      </w:r>
+      <w:r>
+        <w:t xml:space="preserve">, in the quotation and in the address of the interview it links to).</w:t>
+      </w:r>
+      <w:r>
+        <w:t xml:space="preserve"> </w:t>
+      </w:r>
+      <w:r>
+        <w:rPr>
+          <w:rStyle w:val="VerbatimChar"/>
+        </w:rPr>
+        <w:t xml:space="preserve">web-14</w:t>
+      </w:r>
+      <w:r>
+        <w:t xml:space="preserve">, which also reads services and policies pages, added many more, and</w:t>
+      </w:r>
+      <w:r>
+        <w:t xml:space="preserve"> </w:t>
+      </w:r>
+      <w:r>
+        <w:rPr>
+          <w:rStyle w:val="VerbatimChar"/>
+        </w:rPr>
+        <w:t xml:space="preserve">web-15</w:t>
+      </w:r>
+      <w:r>
+        <w:t xml:space="preserve">,</w:t>
+      </w:r>
+      <w:r>
+        <w:t xml:space="preserve"> </w:t>
+      </w:r>
+      <w:r>
+        <w:rPr>
+          <w:rStyle w:val="VerbatimChar"/>
+        </w:rPr>
+        <w:t xml:space="preserve">web-16</w:t>
+      </w:r>
+      <w:r>
+        <w:t xml:space="preserve">,</w:t>
+      </w:r>
+      <w:r>
+        <w:t xml:space="preserve"> </w:t>
+      </w:r>
+      <w:r>
+        <w:rPr>
+          <w:rStyle w:val="VerbatimChar"/>
+        </w:rPr>
+        <w:t xml:space="preserve">web-18</w:t>
+      </w:r>
+      <w:r>
+        <w:t xml:space="preserve">,</w:t>
+      </w:r>
+      <w:r>
+        <w:t xml:space="preserve"> </w:t>
+      </w:r>
+      <w:r>
+        <w:rPr>
+          <w:rStyle w:val="VerbatimChar"/>
+        </w:rPr>
+        <w:t xml:space="preserve">web-21</w:t>
+      </w:r>
+      <w:r>
+        <w:t xml:space="preserve">,</w:t>
+      </w:r>
+      <w:r>
+        <w:t xml:space="preserve"> </w:t>
+      </w:r>
+      <w:r>
+        <w:rPr>
+          <w:rStyle w:val="VerbatimChar"/>
+        </w:rPr>
         <w:t xml:space="preserve">web-22</w:t>
       </w:r>
       <w:r>
         <w:t xml:space="preserve"> </w:t>
       </w:r>
       <w:r>
-        <w:t xml:space="preserve">(2 October 2026) was collected</w:t>
-      </w:r>
-      <w:r>
-        <w:t xml:space="preserve"> </w:t>
-      </w:r>
-      <w:r>
-        <w:t xml:space="preserve">with masking in place, and a search of all its evidence and reports found no</w:t>
-      </w:r>
-      <w:r>
-        <w:t xml:space="preserve"> </w:t>
-      </w:r>
-      <w:r>
-        <w:t xml:space="preserve">personal address or phone number. Two personal names that the masking does not cover were removed by hand from the evidence, each replaced by a placeholder of the same length so every character count and verdict stays as collected: a quotation attribution on CERN's page (in</w:t>
-      </w:r>
-      <w:r>
-        <w:t xml:space="preserve"> </w:t>
-      </w:r>
-      <w:r>
-        <w:rPr>
-          <w:rStyle w:val="VerbatimChar"/>
-        </w:rPr>
-        <w:t xml:space="preserve">cern.json</w:t>
-      </w:r>
-      <w:r>
-        <w:t xml:space="preserve"> </w:t>
-      </w:r>
-      <w:r>
-        <w:t xml:space="preserve">and in its screenshot) and the node coordinator named on EGI's page (in</w:t>
-      </w:r>
-      <w:r>
-        <w:t xml:space="preserve"> </w:t>
-      </w:r>
-      <w:r>
-        <w:rPr>
-          <w:rStyle w:val="VerbatimChar"/>
-        </w:rPr>
-        <w:t xml:space="preserve">egi.json</w:t>
-      </w:r>
-      <w:r>
-        <w:t xml:space="preserve">, in the link text and, since</w:t>
-      </w:r>
-      <w:r>
-        <w:t xml:space="preserve"> </w:t>
-      </w:r>
-      <w:r>
-        <w:rPr>
-          <w:rStyle w:val="VerbatimChar"/>
-        </w:rPr>
-        <w:t xml:space="preserve">web-12</w:t>
-      </w:r>
-      <w:r>
-        <w:t xml:space="preserve">, also in the link's address,</w:t>
-      </w:r>
-      <w:r>
-        <w:t xml:space="preserve"> </w:t>
-      </w:r>
-      <w:r>
-        <w:rPr>
-          <w:rStyle w:val="VerbatimChar"/>
-        </w:rPr>
-        <w:t xml:space="preserve">/person/…/</w:t>
-      </w:r>
-      <w:r>
-        <w:t xml:space="preserve">, which earlier published runs still carried). The second hop of</w:t>
-      </w:r>
-      <w:r>
-        <w:t xml:space="preserve"> </w:t>
-      </w:r>
-      <w:r>
-        <w:rPr>
-          <w:rStyle w:val="VerbatimChar"/>
-        </w:rPr>
-        <w:t xml:space="preserve">web-13</w:t>
-      </w:r>
-      <w:r>
-        <w:t xml:space="preserve"> </w:t>
-      </w:r>
-      <w:r>
-        <w:t xml:space="preserve">added a third: a person quoted in a news item on a Czechia page reached only at depth 2 (in</w:t>
-      </w:r>
-      <w:r>
-        <w:t xml:space="preserve"> </w:t>
-      </w:r>
-      <w:r>
-        <w:rPr>
-          <w:rStyle w:val="VerbatimChar"/>
-        </w:rPr>
-        <w:t xml:space="preserve">eosc-cz.json</w:t>
-      </w:r>
-      <w:r>
-        <w:t xml:space="preserve">, in the quotation and in the address of the interview it links to).</w:t>
-      </w:r>
-      <w:r>
-        <w:t xml:space="preserve"> </w:t>
-      </w:r>
-      <w:r>
-        <w:rPr>
-          <w:rStyle w:val="VerbatimChar"/>
-        </w:rPr>
-        <w:t xml:space="preserve">web-14</w:t>
-      </w:r>
-      <w:r>
-        <w:t xml:space="preserve">, which also reads services and policies pages, added many more, and</w:t>
-      </w:r>
-      <w:r>
-        <w:t xml:space="preserve"> </w:t>
-      </w:r>
-      <w:r>
-        <w:rPr>
-          <w:rStyle w:val="VerbatimChar"/>
-        </w:rPr>
-        <w:t xml:space="preserve">web-15</w:t>
-      </w:r>
-      <w:r>
-        <w:t xml:space="preserve">,</w:t>
-      </w:r>
-      <w:r>
-        <w:t xml:space="preserve"> </w:t>
-      </w:r>
-      <w:r>
-        <w:rPr>
-          <w:rStyle w:val="VerbatimChar"/>
-        </w:rPr>
-        <w:t xml:space="preserve">web-16</w:t>
-      </w:r>
-      <w:r>
-        <w:t xml:space="preserve">,</w:t>
-      </w:r>
-      <w:r>
-        <w:t xml:space="preserve"> </w:t>
-      </w:r>
-      <w:r>
-        <w:rPr>
-          <w:rStyle w:val="VerbatimChar"/>
-        </w:rPr>
-        <w:t xml:space="preserve">web-18</w:t>
-      </w:r>
-      <w:r>
-        <w:t xml:space="preserve">,</w:t>
-      </w:r>
-      <w:r>
-        <w:t xml:space="preserve"> </w:t>
-      </w:r>
-      <w:r>
-        <w:rPr>
-          <w:rStyle w:val="VerbatimChar"/>
-        </w:rPr>
-        <w:t xml:space="preserve">web-21</w:t>
-      </w:r>
-      <w:r>
-        <w:t xml:space="preserve"> </w:t>
-      </w:r>
-      <w:r>
         <w:t xml:space="preserve">and</w:t>
       </w:r>
       <w:r>
@@ -16768,7 +16906,7 @@
         <w:rPr>
           <w:rStyle w:val="VerbatimChar"/>
         </w:rPr>
-        <w:t xml:space="preserve">web-22</w:t>
+        <w:t xml:space="preserve">web-23</w:t>
       </w:r>
       <w:r>
         <w:t xml:space="preserve"> </w:t>
@@ -22639,7 +22777,7 @@
         <w:t xml:space="preserve"> </w:t>
       </w:r>
       <w:r>
-        <w:t xml:space="preserve">("130 cells: 68 PASS · 3 FAIL · 59 review");</w:t>
+        <w:t xml:space="preserve">("130 cells: 66 PASS · 1 FAIL · 63 review");</w:t>
       </w:r>
     </w:p>
     <w:p>

--- a/docs/eosc-basic-compliance-guide.docx
+++ b/docs/eosc-basic-compliance-guide.docx
@@ -23,7 +23,7 @@
         <w:pStyle w:val="Author"/>
       </w:pPr>
       <w:r>
-        <w:t xml:space="preserve">Verified against a clean clone on 26 September 2026 — rebuilt 2 October 2026 (evening) for the re-issued checklist v3.2</w:t>
+        <w:t xml:space="preserve">Verified against a clean clone on 26 September 2026 — rebuilt 5 October 2026 for the re-issued checklist v3.2</w:t>
       </w:r>
     </w:p>
     <w:p>
@@ -38,12 +38,45 @@
       <w:pPr>
         <w:pStyle w:val="FirstParagraph"/>
       </w:pPr>
+      <w:r>
+        <w:rPr>
+          <w:rStyle w:val="VerbatimChar"/>
+        </w:rPr>
+        <w:t xml:space="preserve">eosc-basic-compliance</w:t>
+      </w:r>
+      <w:r>
+        <w:t xml:space="preserve"> </w:t>
+      </w:r>
+      <w:r>
+        <w:t xml:space="preserve">checks EOSC Node Landing Pages against the</w:t>
+      </w:r>
+      <w:r>
+        <w:t xml:space="preserve"> </w:t>
+      </w:r>
       <w:r>
         <w:rPr>
           <w:b/>
           <w:bCs/>
         </w:rPr>
-        <w:t xml:space="preserve">Contents</w:t>
+        <w:t xml:space="preserve">Node Landing Page Verification Checklist v3.2</w:t>
+      </w:r>
+      <w:r>
+        <w:t xml:space="preserve"> </w:t>
+      </w:r>
+      <w:r>
+        <w:t xml:space="preserve">(28 September 2026) and writes</w:t>
+      </w:r>
+      <w:r>
+        <w:t xml:space="preserve"> </w:t>
+      </w:r>
+      <w:r>
+        <w:t xml:space="preserve">a report: a matrix of nodes against checklist points, with the evidence behind</w:t>
+      </w:r>
+      <w:r>
+        <w:t xml:space="preserve"> </w:t>
+      </w:r>
+      <w:r>
+        <w:t xml:space="preserve">every verdict.</w:t>
       </w:r>
     </w:p>
     <w:p>
@@ -51,276 +84,211 @@
         <w:pStyle w:val="BodyText"/>
       </w:pPr>
       <w:r>
-        <w:t xml:space="preserve">1. Requirements · 2. Installation · 3. Configuration · 4. Running it ·</w:t>
-      </w:r>
-      <w:r>
-        <w:t xml:space="preserve"> </w:t>
-      </w:r>
-      <w:r>
-        <w:t xml:space="preserve">5. How deep to go:</w:t>
-      </w:r>
-      <w:r>
-        <w:t xml:space="preserve"> </w:t>
-      </w:r>
-      <w:r>
-        <w:rPr>
-          <w:rStyle w:val="VerbatimChar"/>
-        </w:rPr>
-        <w:t xml:space="preserve">--depth</w:t>
-      </w:r>
-      <w:r>
-        <w:t xml:space="preserve"> </w:t>
-      </w:r>
-      <w:r>
-        <w:t xml:space="preserve">· 6. Reading the output · 7. The test suite ·</w:t>
-      </w:r>
-      <w:r>
-        <w:t xml:space="preserve"> </w:t>
-      </w:r>
-      <w:r>
-        <w:t xml:space="preserve">8. Continuous integration · 9. Troubleshooting · 10. Extending it · 11. Worked examples</w:t>
-      </w:r>
-    </w:p>
-    <w:p>
-      <w:r>
-        <w:pict>
-          <v:rect style="width:0;height:1.5pt" o:hralign="center" o:hrstd="t" o:hr="t"/>
-        </w:pict>
-      </w:r>
-    </w:p>
-    <w:p>
-      <w:pPr>
-        <w:pStyle w:val="FirstParagraph"/>
-      </w:pPr>
-      <w:r>
-        <w:rPr>
-          <w:rStyle w:val="VerbatimChar"/>
-        </w:rPr>
-        <w:t xml:space="preserve">eosc-basic-compliance</w:t>
-      </w:r>
-      <w:r>
-        <w:t xml:space="preserve"> </w:t>
-      </w:r>
-      <w:r>
-        <w:t xml:space="preserve">checks EOSC Node Landing Pages against the</w:t>
-      </w:r>
-      <w:r>
-        <w:t xml:space="preserve"> </w:t>
-      </w:r>
+        <w:t xml:space="preserve">This guide covers installing it, configuring it for your own nodes, running it,</w:t>
+      </w:r>
+      <w:r>
+        <w:t xml:space="preserve"> </w:t>
+      </w:r>
+      <w:r>
+        <w:t xml:space="preserve">reading what comes out, and running the test suite. This edition was checked</w:t>
+      </w:r>
+      <w:r>
+        <w:t xml:space="preserve"> </w:t>
+      </w:r>
+      <w:r>
+        <w:t xml:space="preserve">against a clean clone of commit</w:t>
+      </w:r>
+      <w:r>
+        <w:t xml:space="preserve"> </w:t>
+      </w:r>
+      <w:r>
+        <w:rPr>
+          <w:rStyle w:val="VerbatimChar"/>
+        </w:rPr>
+        <w:t xml:space="preserve">ada1b4a</w:t>
+      </w:r>
+      <w:r>
+        <w:t xml:space="preserve"> </w:t>
+      </w:r>
+      <w:r>
+        <w:t xml:space="preserve">on 25 September 2026, and the test</w:t>
+      </w:r>
+      <w:r>
+        <w:t xml:space="preserve"> </w:t>
+      </w:r>
+      <w:r>
+        <w:t xml:space="preserve">count again at commit</w:t>
+      </w:r>
+      <w:r>
+        <w:t xml:space="preserve"> </w:t>
+      </w:r>
+      <w:r>
+        <w:rPr>
+          <w:rStyle w:val="VerbatimChar"/>
+        </w:rPr>
+        <w:t xml:space="preserve">7ed46dd</w:t>
+      </w:r>
+      <w:r>
+        <w:t xml:space="preserve"> </w:t>
+      </w:r>
+      <w:r>
+        <w:t xml:space="preserve">on 26 September 2026. Every command</w:t>
+      </w:r>
+      <w:r>
+        <w:t xml:space="preserve"> </w:t>
+      </w:r>
+      <w:r>
+        <w:t xml:space="preserve">that needs no network — installation, the test suite,</w:t>
+      </w:r>
+      <w:r>
+        <w:t xml:space="preserve"> </w:t>
+      </w:r>
+      <w:r>
+        <w:rPr>
+          <w:rStyle w:val="VerbatimChar"/>
+        </w:rPr>
+        <w:t xml:space="preserve">points</w:t>
+      </w:r>
+      <w:r>
+        <w:t xml:space="preserve">,</w:t>
+      </w:r>
+      <w:r>
+        <w:t xml:space="preserve"> </w:t>
+      </w:r>
+      <w:r>
+        <w:rPr>
+          <w:rStyle w:val="VerbatimChar"/>
+        </w:rPr>
+        <w:t xml:space="preserve">assess</w:t>
+      </w:r>
+      <w:r>
+        <w:t xml:space="preserve"> </w:t>
+      </w:r>
+      <w:r>
+        <w:t xml:space="preserve">and</w:t>
+      </w:r>
+      <w:r>
+        <w:t xml:space="preserve"> </w:t>
+      </w:r>
+      <w:r>
+        <w:t xml:space="preserve">the rebuild of the published report — was re-run that day, and the test counts,</w:t>
+      </w:r>
+      <w:r>
+        <w:t xml:space="preserve"> </w:t>
+      </w:r>
+      <w:r>
+        <w:t xml:space="preserve">disk sizes and verdict tallies were re-measured rather than carried over. No</w:t>
+      </w:r>
+      <w:r>
+        <w:t xml:space="preserve"> </w:t>
+      </w:r>
+      <w:r>
+        <w:t xml:space="preserve">node website was contacted to prepare it. Request counts and HTTP behaviour come</w:t>
+      </w:r>
+      <w:r>
+        <w:t xml:space="preserve"> </w:t>
+      </w:r>
+      <w:r>
+        <w:t xml:space="preserve">from the runs of 24 and 26 September and from a trial run on 25 September,</w:t>
+      </w:r>
+      <w:r>
+        <w:t xml:space="preserve"> </w:t>
+      </w:r>
+      <w:r>
+        <w:t xml:space="preserve">and each figure says which. Where a command’s behaviour is surprising, that is</w:t>
+      </w:r>
+      <w:r>
+        <w:t xml:space="preserve"> </w:t>
+      </w:r>
+      <w:r>
+        <w:t xml:space="preserve">noted rather than smoothed over.</w:t>
+      </w:r>
+    </w:p>
+    <w:p>
+      <w:pPr>
+        <w:pStyle w:val="BodyText"/>
+      </w:pPr>
+      <w:r>
+        <w:t xml:space="preserve">This edition was revised on 2 October 2026 for checklist v3.2: the test</w:t>
+      </w:r>
+      <w:r>
+        <w:t xml:space="preserve"> </w:t>
+      </w:r>
+      <w:r>
+        <w:t xml:space="preserve">count (453), the tallies and the rebuild of the published report were re-measured</w:t>
+      </w:r>
+      <w:r>
+        <w:t xml:space="preserve"> </w:t>
+      </w:r>
+      <w:r>
+        <w:t xml:space="preserve">offline that day, again without contacting any node from the sandbox.</w:t>
+      </w:r>
+    </w:p>
+    <w:p>
+      <w:pPr>
+        <w:pStyle w:val="BlockText"/>
+      </w:pPr>
       <w:r>
         <w:rPr>
           <w:b/>
           <w:bCs/>
         </w:rPr>
-        <w:t xml:space="preserve">Node Landing Page Verification Checklist v3.2</w:t>
-      </w:r>
-      <w:r>
-        <w:t xml:space="preserve"> </w:t>
-      </w:r>
-      <w:r>
-        <w:t xml:space="preserve">(28 September 2026) and writes</w:t>
-      </w:r>
-      <w:r>
-        <w:t xml:space="preserve"> </w:t>
-      </w:r>
-      <w:r>
-        <w:t xml:space="preserve">a report: a matrix of nodes against checklist points, with the evidence behind</w:t>
-      </w:r>
-      <w:r>
-        <w:t xml:space="preserve"> </w:t>
-      </w:r>
-      <w:r>
-        <w:t xml:space="preserve">every verdict.</w:t>
-      </w:r>
-    </w:p>
-    <w:p>
-      <w:pPr>
-        <w:pStyle w:val="BodyText"/>
-      </w:pPr>
-      <w:r>
-        <w:t xml:space="preserve">This guide covers installing it, configuring it for your own nodes, running it,</w:t>
-      </w:r>
-      <w:r>
-        <w:t xml:space="preserve"> </w:t>
-      </w:r>
-      <w:r>
-        <w:t xml:space="preserve">reading what comes out, and running the test suite. This edition was checked</w:t>
-      </w:r>
-      <w:r>
-        <w:t xml:space="preserve"> </w:t>
-      </w:r>
-      <w:r>
-        <w:t xml:space="preserve">against a clean clone of commit</w:t>
-      </w:r>
-      <w:r>
-        <w:t xml:space="preserve"> </w:t>
-      </w:r>
-      <w:r>
-        <w:rPr>
-          <w:rStyle w:val="VerbatimChar"/>
-        </w:rPr>
-        <w:t xml:space="preserve">ada1b4a</w:t>
-      </w:r>
-      <w:r>
-        <w:t xml:space="preserve"> </w:t>
-      </w:r>
-      <w:r>
-        <w:t xml:space="preserve">on 25 September 2026, and the test</w:t>
-      </w:r>
-      <w:r>
-        <w:t xml:space="preserve"> </w:t>
-      </w:r>
-      <w:r>
-        <w:t xml:space="preserve">count again at commit</w:t>
-      </w:r>
-      <w:r>
-        <w:t xml:space="preserve"> </w:t>
-      </w:r>
-      <w:r>
-        <w:rPr>
-          <w:rStyle w:val="VerbatimChar"/>
-        </w:rPr>
-        <w:t xml:space="preserve">7ed46dd</w:t>
-      </w:r>
-      <w:r>
-        <w:t xml:space="preserve"> </w:t>
-      </w:r>
-      <w:r>
-        <w:t xml:space="preserve">on 26 September 2026. Every command</w:t>
-      </w:r>
-      <w:r>
-        <w:t xml:space="preserve"> </w:t>
-      </w:r>
-      <w:r>
-        <w:t xml:space="preserve">that needs no network — installation, the test suite,</w:t>
-      </w:r>
-      <w:r>
-        <w:t xml:space="preserve"> </w:t>
-      </w:r>
-      <w:r>
-        <w:rPr>
-          <w:rStyle w:val="VerbatimChar"/>
-        </w:rPr>
-        <w:t xml:space="preserve">points</w:t>
-      </w:r>
-      <w:r>
-        <w:t xml:space="preserve">,</w:t>
-      </w:r>
-      <w:r>
-        <w:t xml:space="preserve"> </w:t>
-      </w:r>
-      <w:r>
-        <w:rPr>
-          <w:rStyle w:val="VerbatimChar"/>
-        </w:rPr>
-        <w:t xml:space="preserve">assess</w:t>
-      </w:r>
-      <w:r>
-        <w:t xml:space="preserve"> </w:t>
-      </w:r>
-      <w:r>
-        <w:t xml:space="preserve">and</w:t>
-      </w:r>
-      <w:r>
-        <w:t xml:space="preserve"> </w:t>
-      </w:r>
-      <w:r>
-        <w:t xml:space="preserve">the rebuild of the published report — was re-run that day, and the test counts,</w:t>
-      </w:r>
-      <w:r>
-        <w:t xml:space="preserve"> </w:t>
-      </w:r>
-      <w:r>
-        <w:t xml:space="preserve">disk sizes and verdict tallies were re-measured rather than carried over. No</w:t>
-      </w:r>
-      <w:r>
-        <w:t xml:space="preserve"> </w:t>
-      </w:r>
-      <w:r>
-        <w:t xml:space="preserve">node website was contacted to prepare it. Request counts and HTTP behaviour come</w:t>
-      </w:r>
-      <w:r>
-        <w:t xml:space="preserve"> </w:t>
-      </w:r>
-      <w:r>
-        <w:t xml:space="preserve">from the runs of 24 and 26 September and from a trial run on 25 September,</w:t>
-      </w:r>
-      <w:r>
-        <w:t xml:space="preserve"> </w:t>
-      </w:r>
-      <w:r>
-        <w:t xml:space="preserve">and each figure says which. Where a command's behaviour is surprising, that is</w:t>
-      </w:r>
-      <w:r>
-        <w:t xml:space="preserve"> </w:t>
-      </w:r>
-      <w:r>
-        <w:t xml:space="preserve">noted rather than smoothed over.</w:t>
-      </w:r>
-    </w:p>
-    <w:p>
-      <w:pPr>
-        <w:pStyle w:val="BodyText"/>
-      </w:pPr>
-      <w:r>
-        <w:t xml:space="preserve">This edition was revised on 2 October 2026 for checklist v3.2: the test</w:t>
-      </w:r>
-      <w:r>
-        <w:t xml:space="preserve"> </w:t>
-      </w:r>
-      <w:r>
-        <w:t xml:space="preserve">count (453), the tallies and the rebuild of the published report were re-measured</w:t>
-      </w:r>
-      <w:r>
-        <w:t xml:space="preserve"> </w:t>
-      </w:r>
-      <w:r>
-        <w:t xml:space="preserve">offline that day, again without contacting any node from the sandbox.</w:t>
-      </w:r>
-    </w:p>
-    <w:p>
-      <w:pPr>
-        <w:pStyle w:val="BlockText"/>
-      </w:pPr>
+        <w:t xml:space="preserve">Checklist v3.2 since 29 September 2026.</w:t>
+      </w:r>
+      <w:r>
+        <w:t xml:space="preserve"> </w:t>
+      </w:r>
+      <w:r>
+        <w:t xml:space="preserve">The default reference checklist</w:t>
+      </w:r>
+      <w:r>
+        <w:t xml:space="preserve"> </w:t>
+      </w:r>
+      <w:r>
+        <w:t xml:space="preserve">is now v3.2 of 28 September 2026 (</w:t>
+      </w:r>
+      <w:r>
+        <w:rPr>
+          <w:rStyle w:val="VerbatimChar"/>
+        </w:rPr>
+        <w:t xml:space="preserve">checklist/v3.2.yaml</w:t>
+      </w:r>
+      <w:r>
+        <w:t xml:space="preserve">). Only item 5 changed:</w:t>
+      </w:r>
+      <w:r>
+        <w:t xml:space="preserve"> </w:t>
+      </w:r>
+      <w:r>
+        <w:t xml:space="preserve">the purpose description, the Acceptable Use Policy and the User Access Policy</w:t>
+      </w:r>
+      <w:r>
+        <w:t xml:space="preserve"> </w:t>
+      </w:r>
+      <w:r>
+        <w:t xml:space="preserve">of every Node Exchange resource must now be available</w:t>
+      </w:r>
+      <w:r>
+        <w:t xml:space="preserve"> </w:t>
+      </w:r>
       <w:r>
         <w:rPr>
           <w:b/>
           <w:bCs/>
         </w:rPr>
-        <w:t xml:space="preserve">Checklist v3.2 since 29 September 2026.</w:t>
-      </w:r>
-      <w:r>
-        <w:t xml:space="preserve"> </w:t>
-      </w:r>
-      <w:r>
-        <w:t xml:space="preserve">The default reference checklist</w:t>
-      </w:r>
-      <w:r>
-        <w:t xml:space="preserve"> </w:t>
-      </w:r>
-      <w:r>
-        <w:t xml:space="preserve">is now v3.2 of 28 September 2026 (</w:t>
-      </w:r>
-      <w:r>
-        <w:rPr>
-          <w:rStyle w:val="VerbatimChar"/>
-        </w:rPr>
-        <w:t xml:space="preserve">checklist/v3.2.yaml</w:t>
-      </w:r>
-      <w:r>
-        <w:t xml:space="preserve">). Only item 5 changed:</w:t>
-      </w:r>
-      <w:r>
-        <w:t xml:space="preserve"> </w:t>
-      </w:r>
-      <w:r>
-        <w:t xml:space="preserve">the purpose description, the Acceptable Use Policy and the User Access Policy</w:t>
-      </w:r>
-      <w:r>
-        <w:t xml:space="preserve"> </w:t>
-      </w:r>
-      <w:r>
-        <w:t xml:space="preserve">of every Node Exchange resource must now be available</w:t>
+        <w:t xml:space="preserve">both</w:t>
+      </w:r>
+      <w:r>
+        <w:t xml:space="preserve"> </w:t>
+      </w:r>
+      <w:r>
+        <w:t xml:space="preserve">on the NLP,</w:t>
+      </w:r>
+      <w:r>
+        <w:t xml:space="preserve"> </w:t>
+      </w:r>
+      <w:r>
+        <w:t xml:space="preserve">directly or via intermediate web pages linked by the NLP,</w:t>
       </w:r>
       <w:r>
         <w:t xml:space="preserve"> </w:t>
@@ -330,28 +298,6 @@
           <w:b/>
           <w:bCs/>
         </w:rPr>
-        <w:t xml:space="preserve">both</w:t>
-      </w:r>
-      <w:r>
-        <w:t xml:space="preserve"> </w:t>
-      </w:r>
-      <w:r>
-        <w:t xml:space="preserve">on the NLP,</w:t>
-      </w:r>
-      <w:r>
-        <w:t xml:space="preserve"> </w:t>
-      </w:r>
-      <w:r>
-        <w:t xml:space="preserve">directly or via intermediate web pages linked by the NLP,</w:t>
-      </w:r>
-      <w:r>
-        <w:t xml:space="preserve"> </w:t>
-      </w:r>
-      <w:r>
-        <w:rPr>
-          <w:b/>
-          <w:bCs/>
-        </w:rPr>
         <w:t xml:space="preserve">and</w:t>
       </w:r>
       <w:r>
@@ -364,7 +310,7 @@
         <w:t xml:space="preserve"> </w:t>
       </w:r>
       <w:r>
-        <w:t xml:space="preserve">resource's EOSC Catalogue metadata, where v3.1 asked for either. The document</w:t>
+        <w:t xml:space="preserve">resource’s EOSC Catalogue metadata, where v3.1 asked for either. The document</w:t>
       </w:r>
       <w:r>
         <w:t xml:space="preserve"> </w:t>
@@ -376,7 +322,16 @@
         <w:t xml:space="preserve"> </w:t>
       </w:r>
       <w:r>
-        <w:t xml:space="preserve">required them "directly on the NLP", is discarded and its hash replaced. So a</w:t>
+        <w:t xml:space="preserve">required them</w:t>
+      </w:r>
+      <w:r>
+        <w:t xml:space="preserve"> </w:t>
+      </w:r>
+      <w:r>
+        <w:t xml:space="preserve">“directly on the NLP”</w:t>
+      </w:r>
+      <w:r>
+        <w:t xml:space="preserve">, is discarded and its hash replaced. So a</w:t>
       </w:r>
       <w:r>
         <w:t xml:space="preserve"> </w:t>
@@ -544,7 +499,7 @@
           <w:b/>
           <w:bCs/>
         </w:rPr>
-        <w:t xml:space="preserve">The published run changed again on 2 October 2026, later in the day.</w:t>
+        <w:t xml:space="preserve">The published run changed again on 5 October 2026.</w:t>
       </w:r>
       <w:r>
         <w:t xml:space="preserve"> </w:t>
@@ -559,7 +514,144 @@
         <w:t xml:space="preserve"> </w:t>
       </w:r>
       <w:r>
-        <w:t xml:space="preserve">now holds run</w:t>
+        <w:t xml:space="preserve">now holds</w:t>
+      </w:r>
+      <w:r>
+        <w:t xml:space="preserve"> </w:t>
+      </w:r>
+      <w:r>
+        <w:t xml:space="preserve">run</w:t>
+      </w:r>
+      <w:r>
+        <w:t xml:space="preserve"> </w:t>
+      </w:r>
+      <w:r>
+        <w:rPr>
+          <w:rStyle w:val="VerbatimChar"/>
+        </w:rPr>
+        <w:t xml:space="preserve">web-24</w:t>
+      </w:r>
+      <w:r>
+        <w:t xml:space="preserve">, collected by the GitHub workflow at</w:t>
+      </w:r>
+      <w:r>
+        <w:t xml:space="preserve"> </w:t>
+      </w:r>
+      <w:r>
+        <w:rPr>
+          <w:rStyle w:val="VerbatimChar"/>
+        </w:rPr>
+        <w:t xml:space="preserve">--depth 2</w:t>
+      </w:r>
+      <w:r>
+        <w:t xml:space="preserve"> </w:t>
+      </w:r>
+      <w:r>
+        <w:t xml:space="preserve">on 5 October</w:t>
+      </w:r>
+      <w:r>
+        <w:t xml:space="preserve"> </w:t>
+      </w:r>
+      <w:r>
+        <w:t xml:space="preserve">2026 between 21:17 and 21:23 UTC from all thirteen nodes (</w:t>
+      </w:r>
+      <w:hyperlink r:id="rId10">
+        <w:r>
+          <w:rPr>
+            <w:rStyle w:val="Hyperlink"/>
+          </w:rPr>
+          <w:t xml:space="preserve">run 37374849652</w:t>
+        </w:r>
+      </w:hyperlink>
+      <w:r>
+        <w:t xml:space="preserve">, commit</w:t>
+      </w:r>
+      <w:r>
+        <w:t xml:space="preserve"> </w:t>
+      </w:r>
+      <w:r>
+        <w:rPr>
+          <w:rStyle w:val="VerbatimChar"/>
+        </w:rPr>
+        <w:t xml:space="preserve">42aacbe</w:t>
+      </w:r>
+      <w:r>
+        <w:t xml:space="preserve">), under the re-issued v3.2: 60 PASS, 1 FAIL, 59 MANUAL_REVIEW and</w:t>
+      </w:r>
+      <w:r>
+        <w:t xml:space="preserve"> </w:t>
+      </w:r>
+      <w:r>
+        <w:t xml:space="preserve">10 ERROR at both depths, in 94 page requests. The ten</w:t>
+      </w:r>
+      <w:r>
+        <w:t xml:space="preserve"> </w:t>
+      </w:r>
+      <w:r>
+        <w:rPr>
+          <w:rStyle w:val="VerbatimChar"/>
+        </w:rPr>
+        <w:t xml:space="preserve">ERROR</w:t>
+      </w:r>
+      <w:r>
+        <w:t xml:space="preserve">s are</w:t>
+      </w:r>
+      <w:r>
+        <w:t xml:space="preserve"> </w:t>
+      </w:r>
+      <w:r>
+        <w:t xml:space="preserve">BBMRI-ERIC’s: its new default address, on the</w:t>
+      </w:r>
+      <w:r>
+        <w:t xml:space="preserve"> </w:t>
+      </w:r>
+      <w:r>
+        <w:rPr>
+          <w:rStyle w:val="VerbatimChar"/>
+        </w:rPr>
+        <w:t xml:space="preserve">dev3.</w:t>
+      </w:r>
+      <w:r>
+        <w:t xml:space="preserve"> </w:t>
+      </w:r>
+      <w:r>
+        <w:t xml:space="preserve">host, is disallowed by</w:t>
+      </w:r>
+      <w:r>
+        <w:t xml:space="preserve"> </w:t>
+      </w:r>
+      <w:r>
+        <w:rPr>
+          <w:rStyle w:val="VerbatimChar"/>
+        </w:rPr>
+        <w:t xml:space="preserve">robots.txt</w:t>
+      </w:r>
+      <w:r>
+        <w:t xml:space="preserve">, so it was not fetched. Czechia’s 5c moved to review and</w:t>
+      </w:r>
+      <w:r>
+        <w:t xml:space="preserve"> </w:t>
+      </w:r>
+      <w:r>
+        <w:t xml:space="preserve">EUDAT’s 5c to</w:t>
+      </w:r>
+      <w:r>
+        <w:t xml:space="preserve"> </w:t>
+      </w:r>
+      <w:r>
+        <w:rPr>
+          <w:rStyle w:val="VerbatimChar"/>
+        </w:rPr>
+        <w:t xml:space="preserve">PASS</w:t>
+      </w:r>
+      <w:r>
+        <w:t xml:space="preserve">; EOSC Finland’s point 4 is still the only FAIL, and</w:t>
+      </w:r>
+      <w:r>
+        <w:t xml:space="preserve"> </w:t>
+      </w:r>
+      <w:r>
+        <w:t xml:space="preserve">GÉANT got the Cloudflare challenge again. Before it came</w:t>
       </w:r>
       <w:r>
         <w:t xml:space="preserve"> </w:t>
@@ -571,30 +663,12 @@
         <w:t xml:space="preserve">web-23</w:t>
       </w:r>
       <w:r>
-        <w:t xml:space="preserve">, collected by the GitHub workflow at</w:t>
-      </w:r>
-      <w:r>
-        <w:t xml:space="preserve"> </w:t>
-      </w:r>
-      <w:r>
-        <w:rPr>
-          <w:rStyle w:val="VerbatimChar"/>
-        </w:rPr>
-        <w:t xml:space="preserve">--depth 2</w:t>
-      </w:r>
-      <w:r>
-        <w:t xml:space="preserve"> </w:t>
-      </w:r>
-      <w:r>
-        <w:t xml:space="preserve">on 2 October 2026 between 16:19 and 16:25 UTC from all thirteen</w:t>
-      </w:r>
-      <w:r>
-        <w:t xml:space="preserve"> </w:t>
-      </w:r>
-      <w:r>
-        <w:t xml:space="preserve">nodes (</w:t>
-      </w:r>
-      <w:hyperlink r:id="rId10">
+        <w:t xml:space="preserve"> </w:t>
+      </w:r>
+      <w:r>
+        <w:t xml:space="preserve">(</w:t>
+      </w:r>
+      <w:hyperlink r:id="rId11">
         <w:r>
           <w:rPr>
             <w:rStyle w:val="Hyperlink"/>
@@ -603,90 +677,13 @@
         </w:r>
       </w:hyperlink>
       <w:r>
-        <w:t xml:space="preserve">, commit</w:t>
-      </w:r>
-      <w:r>
-        <w:t xml:space="preserve"> </w:t>
-      </w:r>
-      <w:r>
-        <w:rPr>
-          <w:rStyle w:val="VerbatimChar"/>
-        </w:rPr>
-        <w:t xml:space="preserve">142e002</w:t>
-      </w:r>
-      <w:r>
-        <w:t xml:space="preserve">), under the re-issued v3.2: 66 PASS, 1 FAIL</w:t>
-      </w:r>
-      <w:r>
-        <w:t xml:space="preserve"> </w:t>
-      </w:r>
-      <w:r>
-        <w:t xml:space="preserve">and 63 MANUAL_REVIEW at both depths, in 102 page requests. PaNOSC and Poland</w:t>
-      </w:r>
-      <w:r>
-        <w:t xml:space="preserve"> </w:t>
-      </w:r>
-      <w:r>
-        <w:t xml:space="preserve">now link their own</w:t>
-      </w:r>
-      <w:r>
-        <w:t xml:space="preserve"> </w:t>
-      </w:r>
-      <w:r>
-        <w:rPr>
-          <w:rStyle w:val="VerbatimChar"/>
-        </w:rPr>
-        <w:t xml:space="preserve">eosc.eu</w:t>
-      </w:r>
-      <w:r>
-        <w:t xml:space="preserve"> </w:t>
-      </w:r>
-      <w:r>
-        <w:t xml:space="preserve">entries (point 4 passes), so EOSC Finland's</w:t>
-      </w:r>
-      <w:r>
-        <w:t xml:space="preserve"> </w:t>
-      </w:r>
-      <w:r>
-        <w:t xml:space="preserve">point 4 is the only FAIL; GÉANT got the Cloudflare challenge again. Before it</w:t>
-      </w:r>
-      <w:r>
-        <w:t xml:space="preserve"> </w:t>
-      </w:r>
-      <w:r>
-        <w:t xml:space="preserve">came</w:t>
-      </w:r>
-      <w:r>
-        <w:t xml:space="preserve"> </w:t>
-      </w:r>
-      <w:r>
-        <w:rPr>
-          <w:rStyle w:val="VerbatimChar"/>
-        </w:rPr>
-        <w:t xml:space="preserve">web-22</w:t>
-      </w:r>
-      <w:r>
-        <w:t xml:space="preserve"> </w:t>
-      </w:r>
-      <w:r>
-        <w:t xml:space="preserve">(</w:t>
-      </w:r>
-      <w:hyperlink r:id="rId11">
-        <w:r>
-          <w:rPr>
-            <w:rStyle w:val="Hyperlink"/>
-          </w:rPr>
-          <w:t xml:space="preserve">run 37028804263</w:t>
-        </w:r>
-      </w:hyperlink>
-      <w:r>
-        <w:t xml:space="preserve">, 2 October, 68 / 3 / 59), in which GÉANT's page was</w:t>
-      </w:r>
-      <w:r>
-        <w:t xml:space="preserve"> </w:t>
-      </w:r>
-      <w:r>
-        <w:t xml:space="preserve">served.</w:t>
+        <w:t xml:space="preserve">,</w:t>
+      </w:r>
+      <w:r>
+        <w:t xml:space="preserve"> </w:t>
+      </w:r>
+      <w:r>
+        <w:t xml:space="preserve">2 October, 66 / 1 / 63).</w:t>
       </w:r>
       <w:r>
         <w:t xml:space="preserve"> </w:t>
@@ -707,19 +704,19 @@
         <w:t xml:space="preserve"> </w:t>
       </w:r>
       <w:r>
-        <w:t xml:space="preserve">services pages linked from the landing pages. CERN's 5b and 5c pass through</w:t>
-      </w:r>
-      <w:r>
-        <w:t xml:space="preserve"> </w:t>
-      </w:r>
-      <w:r>
-        <w:t xml:space="preserve">its Policies page; Data Terra's fail after its services pages were read (a</w:t>
-      </w:r>
-      <w:r>
-        <w:t xml:space="preserve"> </w:t>
-      </w:r>
-      <w:r>
-        <w:t xml:space="preserve">French-named policy would be missed, so check it by hand); PaNOSC's are review.</w:t>
+        <w:t xml:space="preserve">services pages linked from the landing pages. CERN’s 5b and 5c pass through</w:t>
+      </w:r>
+      <w:r>
+        <w:t xml:space="preserve"> </w:t>
+      </w:r>
+      <w:r>
+        <w:t xml:space="preserve">its Policies page; Data Terra’s fail after its services pages were read (a</w:t>
+      </w:r>
+      <w:r>
+        <w:t xml:space="preserve"> </w:t>
+      </w:r>
+      <w:r>
+        <w:t xml:space="preserve">French-named policy would be missed, so check it by hand); PaNOSC’s are review.</w:t>
       </w:r>
       <w:r>
         <w:t xml:space="preserve"> </w:t>
@@ -975,7 +972,7 @@
         <w:t xml:space="preserve"> </w:t>
       </w:r>
       <w:r>
-        <w:t xml:space="preserve">was the first run with CERN's new landing page,</w:t>
+        <w:t xml:space="preserve">was the first run with CERN’s new landing page,</w:t>
       </w:r>
       <w:r>
         <w:t xml:space="preserve"> </w:t>
@@ -1057,7 +1054,19 @@
         <w:t xml:space="preserve"> </w:t>
       </w:r>
       <w:r>
-        <w:t xml:space="preserve">history. Passages below that describe "the published run of 24 September" are</w:t>
+        <w:t xml:space="preserve">history. Passages below that describe</w:t>
+      </w:r>
+      <w:r>
+        <w:t xml:space="preserve"> </w:t>
+      </w:r>
+      <w:r>
+        <w:t xml:space="preserve">“the published run of 24 September”</w:t>
+      </w:r>
+      <w:r>
+        <w:t xml:space="preserve"> </w:t>
+      </w:r>
+      <w:r>
+        <w:t xml:space="preserve">are</w:t>
       </w:r>
       <w:r>
         <w:t xml:space="preserve"> </w:t>
@@ -1208,9 +1217,6 @@
         <w:gridCol w:w="3960"/>
       </w:tblGrid>
       <w:tr>
-        <w:trPr>
-          <w:cantSplit/>
-        </w:trPr>
         <w:tc>
           <w:tcPr/>
           <w:p>
@@ -1235,9 +1241,6 @@
         </w:tc>
       </w:tr>
       <w:tr>
-        <w:trPr>
-          <w:cantSplit/>
-        </w:trPr>
         <w:tc>
           <w:tcPr/>
           <w:p>
@@ -1267,9 +1270,6 @@
         </w:tc>
       </w:tr>
       <w:tr>
-        <w:trPr>
-          <w:cantSplit/>
-        </w:trPr>
         <w:tc>
           <w:tcPr/>
           <w:p>
@@ -1304,9 +1304,6 @@
         </w:tc>
       </w:tr>
       <w:tr>
-        <w:trPr>
-          <w:cantSplit/>
-        </w:trPr>
         <w:tc>
           <w:tcPr/>
           <w:p>
@@ -1331,9 +1328,6 @@
         </w:tc>
       </w:tr>
       <w:tr>
-        <w:trPr>
-          <w:cantSplit/>
-        </w:trPr>
         <w:tc>
           <w:tcPr/>
           <w:p>
@@ -1794,7 +1788,7 @@
         <w:t xml:space="preserve"> </w:t>
       </w:r>
       <w:r>
-        <w:t xml:space="preserve">when the point is to reproduce someone else's result. CI uses</w:t>
+        <w:t xml:space="preserve">when the point is to reproduce someone else’s result. CI uses</w:t>
       </w:r>
       <w:r>
         <w:t xml:space="preserve"> </w:t>
@@ -1953,7 +1947,6 @@
       </w:tblGrid>
       <w:tr>
         <w:trPr>
-          <w:cantSplit/>
           <w:tblHeader w:val="on"/>
         </w:trPr>
         <w:tc>
@@ -2002,9 +1995,6 @@
         </w:tc>
       </w:tr>
       <w:tr>
-        <w:trPr>
-          <w:cantSplit/>
-        </w:trPr>
         <w:tc>
           <w:tcPr/>
           <w:p>
@@ -2054,9 +2044,6 @@
         </w:tc>
       </w:tr>
       <w:tr>
-        <w:trPr>
-          <w:cantSplit/>
-        </w:trPr>
         <w:tc>
           <w:tcPr/>
           <w:p>
@@ -2106,9 +2093,6 @@
         </w:tc>
       </w:tr>
       <w:tr>
-        <w:trPr>
-          <w:cantSplit/>
-        </w:trPr>
         <w:tc>
           <w:tcPr/>
           <w:p>
@@ -2152,15 +2136,12 @@
               <w:pStyle w:val="Compact"/>
             </w:pPr>
             <w:r>
-              <w:t xml:space="preserve">Prints one node's results in the terminal</w:t>
+              <w:t xml:space="preserve">Prints one node’s results in the terminal</w:t>
             </w:r>
           </w:p>
         </w:tc>
       </w:tr>
       <w:tr>
-        <w:trPr>
-          <w:cantSplit/>
-        </w:trPr>
         <w:tc>
           <w:tcPr/>
           <w:p>
@@ -2218,9 +2199,6 @@
         </w:tc>
       </w:tr>
       <w:tr>
-        <w:trPr>
-          <w:cantSplit/>
-        </w:trPr>
         <w:tc>
           <w:tcPr/>
           <w:p>
@@ -2293,9 +2271,6 @@
         </w:tc>
       </w:tr>
       <w:tr>
-        <w:trPr>
-          <w:cantSplit/>
-        </w:trPr>
         <w:tc>
           <w:tcPr/>
           <w:p>
@@ -2386,7 +2361,7 @@
         <w:t xml:space="preserve"> </w:t>
       </w:r>
       <w:r>
-        <w:t xml:space="preserve">fails with Playwright's</w:t>
+        <w:t xml:space="preserve">fails with Playwright’s</w:t>
       </w:r>
       <w:r>
         <w:t xml:space="preserve"> </w:t>
@@ -2680,7 +2655,7 @@
         <w:rPr>
           <w:rStyle w:val="AttributeTok"/>
         </w:rPr>
-        <w:t xml:space="preserve"> https://www.bbmri-eric.eu/eosc-node-bbmri-eric/</w:t>
+        <w:t xml:space="preserve"> https://dev3.bbmri-eric.eu/eosc-node-bbmri-eric/</w:t>
       </w:r>
       <w:r>
         <w:br/>
@@ -2723,7 +2698,6 @@
       </w:tblGrid>
       <w:tr>
         <w:trPr>
-          <w:cantSplit/>
           <w:tblHeader w:val="on"/>
         </w:trPr>
         <w:tc>
@@ -2750,9 +2724,6 @@
         </w:tc>
       </w:tr>
       <w:tr>
-        <w:trPr>
-          <w:cantSplit/>
-        </w:trPr>
         <w:tc>
           <w:tcPr/>
           <w:p>
@@ -2807,9 +2778,6 @@
         </w:tc>
       </w:tr>
       <w:tr>
-        <w:trPr>
-          <w:cantSplit/>
-        </w:trPr>
         <w:tc>
           <w:tcPr/>
           <w:p>
@@ -2837,9 +2805,6 @@
         </w:tc>
       </w:tr>
       <w:tr>
-        <w:trPr>
-          <w:cantSplit/>
-        </w:trPr>
         <w:tc>
           <w:tcPr/>
           <w:p>
@@ -2871,15 +2836,18 @@
               <w:t xml:space="preserve"> </w:t>
             </w:r>
             <w:r>
-              <w:t xml:space="preserve">("Website address", section 1.2 field 6). That registered URL is what the checklist defines as the Node Landing Page. If the URL here differs from the registered value, the registered value wins — correct this file.</w:t>
+              <w:t xml:space="preserve">(</w:t>
+            </w:r>
+            <w:r>
+              <w:t xml:space="preserve">“Website address”</w:t>
+            </w:r>
+            <w:r>
+              <w:t xml:space="preserve">, section 1.2 field 6). That registered URL is what the checklist defines as the Node Landing Page. If the URL here differs from the registered value, the registered value wins — correct this file.</w:t>
             </w:r>
           </w:p>
         </w:tc>
       </w:tr>
       <w:tr>
-        <w:trPr>
-          <w:cantSplit/>
-        </w:trPr>
         <w:tc>
           <w:tcPr/>
           <w:p>
@@ -2901,7 +2869,7 @@
               <w:pStyle w:val="Compact"/>
             </w:pPr>
             <w:r>
-              <w:t xml:space="preserve">The node's dedicated entry on</w:t>
+              <w:t xml:space="preserve">The node’s dedicated entry on</w:t>
             </w:r>
             <w:r>
               <w:t xml:space="preserve"> </w:t>
@@ -2977,19 +2945,19 @@
           <w:b/>
           <w:bCs/>
         </w:rPr>
-        <w:t xml:space="preserve">BBMRI-ERIC's URL was changed and then set back, twice.</w:t>
-      </w:r>
-      <w:r>
-        <w:t xml:space="preserve"> </w:t>
-      </w:r>
-      <w:r>
-        <w:t xml:space="preserve">On 25 September 2026</w:t>
-      </w:r>
-      <w:r>
-        <w:t xml:space="preserve"> </w:t>
-      </w:r>
-      <w:r>
-        <w:t xml:space="preserve">it was changed to</w:t>
+        <w:t xml:space="preserve">BBMRI-ERIC’s URL has changed several times.</w:t>
+      </w:r>
+      <w:r>
+        <w:t xml:space="preserve"> </w:t>
+      </w:r>
+      <w:r>
+        <w:t xml:space="preserve">On 25 September 2026 it was</w:t>
+      </w:r>
+      <w:r>
+        <w:t xml:space="preserve"> </w:t>
+      </w:r>
+      <w:r>
+        <w:t xml:space="preserve">changed to</w:t>
       </w:r>
       <w:r>
         <w:t xml:space="preserve"> </w:t>
@@ -3001,13 +2969,7 @@
         <w:t xml:space="preserve">https://dev3.bbmri-eric.eu/eosc-node-bbmri-eric/</w:t>
       </w:r>
       <w:r>
-        <w:t xml:space="preserve">; on 26</w:t>
-      </w:r>
-      <w:r>
-        <w:t xml:space="preserve"> </w:t>
-      </w:r>
-      <w:r>
-        <w:t xml:space="preserve">September it was set back to the</w:t>
+        <w:t xml:space="preserve">; on 26 September it was set back to the</w:t>
       </w:r>
       <w:r>
         <w:t xml:space="preserve"> </w:t>
@@ -3022,7 +2984,13 @@
         <w:t xml:space="preserve"> </w:t>
       </w:r>
       <w:r>
-        <w:t xml:space="preserve">address shown above, because the</w:t>
+        <w:t xml:space="preserve">address,</w:t>
+      </w:r>
+      <w:r>
+        <w:t xml:space="preserve"> </w:t>
+      </w:r>
+      <w:r>
+        <w:t xml:space="preserve">because the</w:t>
       </w:r>
       <w:r>
         <w:t xml:space="preserve"> </w:t>
@@ -3037,7 +3005,7 @@
         <w:t xml:space="preserve"> </w:t>
       </w:r>
       <w:r>
-        <w:t xml:space="preserve">host's</w:t>
+        <w:t xml:space="preserve">host’s</w:t>
       </w:r>
       <w:r>
         <w:t xml:space="preserve"> </w:t>
@@ -3052,7 +3020,13 @@
         <w:t xml:space="preserve"> </w:t>
       </w:r>
       <w:r>
-        <w:t xml:space="preserve">excludes every path. On 1 October it was changed to the</w:t>
+        <w:t xml:space="preserve">excludes every path. On 1 October it</w:t>
+      </w:r>
+      <w:r>
+        <w:t xml:space="preserve"> </w:t>
+      </w:r>
+      <w:r>
+        <w:t xml:space="preserve">was changed to the</w:t>
       </w:r>
       <w:r>
         <w:t xml:space="preserve"> </w:t>
@@ -3067,7 +3041,13 @@
         <w:t xml:space="preserve"> </w:t>
       </w:r>
       <w:r>
-        <w:t xml:space="preserve">address again, and set back the same day for the same reason (run</w:t>
+        <w:t xml:space="preserve">address again, and set back the same day for the</w:t>
+      </w:r>
+      <w:r>
+        <w:t xml:space="preserve"> </w:t>
+      </w:r>
+      <w:r>
+        <w:t xml:space="preserve">same reason (run</w:t>
       </w:r>
       <w:r>
         <w:t xml:space="preserve"> </w:t>
@@ -3082,7 +3062,34 @@
         <w:t xml:space="preserve"> </w:t>
       </w:r>
       <w:r>
-        <w:t xml:space="preserve">found the page disallowed).</w:t>
+        <w:t xml:space="preserve">found the page disallowed). On 5 October 2026 the</w:t>
+      </w:r>
+      <w:r>
+        <w:t xml:space="preserve"> </w:t>
+      </w:r>
+      <w:r>
+        <w:rPr>
+          <w:rStyle w:val="VerbatimChar"/>
+        </w:rPr>
+        <w:t xml:space="preserve">dev3.</w:t>
+      </w:r>
+      <w:r>
+        <w:t xml:space="preserve"> </w:t>
+      </w:r>
+      <w:r>
+        <w:t xml:space="preserve">address shown above was made the default (commit</w:t>
+      </w:r>
+      <w:r>
+        <w:t xml:space="preserve"> </w:t>
+      </w:r>
+      <w:r>
+        <w:rPr>
+          <w:rStyle w:val="VerbatimChar"/>
+        </w:rPr>
+        <w:t xml:space="preserve">42aacbe</w:t>
+      </w:r>
+      <w:r>
+        <w:t xml:space="preserve">), and</w:t>
       </w:r>
       <w:r>
         <w:t xml:space="preserve"> </w:t>
@@ -3097,34 +3104,46 @@
         <w:t xml:space="preserve"> </w:t>
       </w:r>
       <w:r>
-        <w:t xml:space="preserve">carries a comment saying so.</w:t>
-      </w:r>
-      <w:r>
-        <w:t xml:space="preserve"> </w:t>
-      </w:r>
-      <w:r>
-        <w:t xml:space="preserve">The published run in</w:t>
-      </w:r>
-      <w:r>
-        <w:t xml:space="preserve"> </w:t>
-      </w:r>
-      <w:r>
-        <w:rPr>
-          <w:rStyle w:val="VerbatimChar"/>
-        </w:rPr>
-        <w:t xml:space="preserve">results/</w:t>
-      </w:r>
-      <w:r>
-        <w:t xml:space="preserve"> </w:t>
-      </w:r>
-      <w:r>
-        <w:t xml:space="preserve">takes BBMRI-ERIC's row from a single-node run</w:t>
-      </w:r>
-      <w:r>
-        <w:t xml:space="preserve"> </w:t>
-      </w:r>
-      <w:r>
-        <w:t xml:space="preserve">from this</w:t>
+        <w:t xml:space="preserve">carries a comment recording all of this. Run</w:t>
+      </w:r>
+      <w:r>
+        <w:t xml:space="preserve"> </w:t>
+      </w:r>
+      <w:r>
+        <w:rPr>
+          <w:rStyle w:val="VerbatimChar"/>
+        </w:rPr>
+        <w:t xml:space="preserve">web-24</w:t>
+      </w:r>
+      <w:r>
+        <w:t xml:space="preserve">, the</w:t>
+      </w:r>
+      <w:r>
+        <w:t xml:space="preserve"> </w:t>
+      </w:r>
+      <w:r>
+        <w:t xml:space="preserve">published run, was collected from it: the page is still disallowed, so all ten</w:t>
+      </w:r>
+      <w:r>
+        <w:t xml:space="preserve"> </w:t>
+      </w:r>
+      <w:r>
+        <w:t xml:space="preserve">BBMRI-ERIC points are</w:t>
+      </w:r>
+      <w:r>
+        <w:t xml:space="preserve"> </w:t>
+      </w:r>
+      <w:r>
+        <w:rPr>
+          <w:rStyle w:val="VerbatimChar"/>
+        </w:rPr>
+        <w:t xml:space="preserve">ERROR</w:t>
+      </w:r>
+      <w:r>
+        <w:t xml:space="preserve"> </w:t>
+      </w:r>
+      <w:r>
+        <w:t xml:space="preserve">(section 6). Its last evidence from the</w:t>
       </w:r>
       <w:r>
         <w:t xml:space="preserve"> </w:t>
@@ -3139,13 +3158,31 @@
         <w:t xml:space="preserve"> </w:t>
       </w:r>
       <w:r>
-        <w:t xml:space="preserve">address, so the configuration and the published evidence</w:t>
-      </w:r>
-      <w:r>
-        <w:t xml:space="preserve"> </w:t>
-      </w:r>
-      <w:r>
-        <w:t xml:space="preserve">agree.</w:t>
+        <w:t xml:space="preserve">page is that of</w:t>
+      </w:r>
+      <w:r>
+        <w:t xml:space="preserve"> </w:t>
+      </w:r>
+      <w:r>
+        <w:rPr>
+          <w:rStyle w:val="VerbatimChar"/>
+        </w:rPr>
+        <w:t xml:space="preserve">web-23</w:t>
+      </w:r>
+      <w:r>
+        <w:t xml:space="preserve">, in the git history at</w:t>
+      </w:r>
+      <w:r>
+        <w:t xml:space="preserve"> </w:t>
+      </w:r>
+      <w:r>
+        <w:rPr>
+          <w:rStyle w:val="VerbatimChar"/>
+        </w:rPr>
+        <w:t xml:space="preserve">73fbb93</w:t>
+      </w:r>
+      <w:r>
+        <w:t xml:space="preserve">.</w:t>
       </w:r>
     </w:p>
     <w:p>
@@ -3157,7 +3194,7 @@
           <w:b/>
           <w:bCs/>
         </w:rPr>
-        <w:t xml:space="preserve">EOSC Node Italy's URL changed twice.</w:t>
+        <w:t xml:space="preserve">EOSC Node Italy’s URL changed twice.</w:t>
       </w:r>
       <w:r>
         <w:t xml:space="preserve"> </w:t>
@@ -3307,6 +3344,18 @@
         <w:t xml:space="preserve">web-22</w:t>
       </w:r>
       <w:r>
+        <w:t xml:space="preserve">,</w:t>
+      </w:r>
+      <w:r>
+        <w:t xml:space="preserve"> </w:t>
+      </w:r>
+      <w:r>
+        <w:rPr>
+          <w:rStyle w:val="VerbatimChar"/>
+        </w:rPr>
+        <w:t xml:space="preserve">web-23</w:t>
+      </w:r>
+      <w:r>
         <w:t xml:space="preserve"> </w:t>
       </w:r>
       <w:r>
@@ -3319,7 +3368,7 @@
         <w:rPr>
           <w:rStyle w:val="VerbatimChar"/>
         </w:rPr>
-        <w:t xml:space="preserve">web-23</w:t>
+        <w:t xml:space="preserve">web-24</w:t>
       </w:r>
       <w:r>
         <w:t xml:space="preserve"> </w:t>
@@ -3349,7 +3398,7 @@
           <w:b/>
           <w:bCs/>
         </w:rPr>
-        <w:t xml:space="preserve">Data Terra's URL changed on 1 October 2026</w:t>
+        <w:t xml:space="preserve">Data Terra’s URL changed on 1 October 2026</w:t>
       </w:r>
       <w:r>
         <w:t xml:space="preserve">, from</w:t>
@@ -3427,31 +3476,19 @@
         <w:t xml:space="preserve">web-21</w:t>
       </w:r>
       <w:r>
-        <w:t xml:space="preserve">,</w:t>
-      </w:r>
-      <w:r>
-        <w:t xml:space="preserve"> </w:t>
-      </w:r>
-      <w:r>
-        <w:rPr>
-          <w:rStyle w:val="VerbatimChar"/>
-        </w:rPr>
-        <w:t xml:space="preserve">web-22</w:t>
-      </w:r>
-      <w:r>
-        <w:t xml:space="preserve"> </w:t>
-      </w:r>
-      <w:r>
-        <w:t xml:space="preserve">and</w:t>
-      </w:r>
-      <w:r>
-        <w:t xml:space="preserve"> </w:t>
-      </w:r>
-      <w:r>
-        <w:rPr>
-          <w:rStyle w:val="VerbatimChar"/>
-        </w:rPr>
-        <w:t xml:space="preserve">web-23</w:t>
+        <w:t xml:space="preserve"> </w:t>
+      </w:r>
+      <w:r>
+        <w:t xml:space="preserve">to</w:t>
+      </w:r>
+      <w:r>
+        <w:t xml:space="preserve"> </w:t>
+      </w:r>
+      <w:r>
+        <w:rPr>
+          <w:rStyle w:val="VerbatimChar"/>
+        </w:rPr>
+        <w:t xml:space="preserve">web-24</w:t>
       </w:r>
       <w:r>
         <w:t xml:space="preserve"> </w:t>
@@ -3467,7 +3504,7 @@
         <w:pStyle w:val="Heading3"/>
       </w:pPr>
       <w:r>
-        <w:t xml:space="preserve">Changing a node's URL</w:t>
+        <w:t xml:space="preserve">Changing a node’s URL</w:t>
       </w:r>
     </w:p>
     <w:p>
@@ -3575,7 +3612,7 @@
         <w:t xml:space="preserve"> </w:t>
       </w:r>
       <w:r>
-        <w:t xml:space="preserve">It changes only that node's</w:t>
+        <w:t xml:space="preserve">It changes only that node’s</w:t>
       </w:r>
       <w:r>
         <w:t xml:space="preserve"> </w:t>
@@ -3602,7 +3639,7 @@
         <w:t xml:space="preserve"> </w:t>
       </w:r>
       <w:r>
-        <w:t xml:space="preserve">URL that is not absolute https, one that is already another node's landing</w:t>
+        <w:t xml:space="preserve">URL that is not absolute https, one that is already another node’s landing</w:t>
       </w:r>
       <w:r>
         <w:t xml:space="preserve"> </w:t>
@@ -3991,7 +4028,7 @@
           <w:b/>
           <w:bCs/>
         </w:rPr>
-        <w:t xml:space="preserve">takes each node's URL from</w:t>
+        <w:t xml:space="preserve">takes each node’s URL from</w:t>
       </w:r>
       <w:r>
         <w:rPr>
@@ -4061,7 +4098,7 @@
         <w:t xml:space="preserve"> </w:t>
       </w:r>
       <w:r>
-        <w:t xml:space="preserve">compares each node's configured URL with the</w:t>
+        <w:t xml:space="preserve">compares each node’s configured URL with the</w:t>
       </w:r>
       <w:r>
         <w:t xml:space="preserve"> </w:t>
@@ -4249,7 +4286,7 @@
         <w:rPr>
           <w:rStyle w:val="NormalTok"/>
         </w:rPr>
-        <w:t xml:space="preserve"> web-23</w:t>
+        <w:t xml:space="preserve"> web-24</w:t>
       </w:r>
     </w:p>
     <w:p>
@@ -4411,7 +4448,7 @@
         <w:t xml:space="preserve">web-10</w:t>
       </w:r>
       <w:r>
-        <w:t xml:space="preserve">, collected before CERN's URL changed, needs its own node list</w:t>
+        <w:t xml:space="preserve">, collected before CERN’s URL changed, needs its own node list</w:t>
       </w:r>
       <w:r>
         <w:t xml:space="preserve"> </w:t>
@@ -4446,7 +4483,7 @@
         <w:pStyle w:val="BodyText"/>
       </w:pPr>
       <w:r>
-        <w:t xml:space="preserve">Verified on 29 September 2026: this reproduces the committed</w:t>
+        <w:t xml:space="preserve">Verified on 5 October 2026: this reproduces the committed</w:t>
       </w:r>
       <w:r>
         <w:t xml:space="preserve"> </w:t>
@@ -4461,13 +4498,13 @@
         <w:t xml:space="preserve"> </w:t>
       </w:r>
       <w:r>
-        <w:t xml:space="preserve">exactly, apart from the generation time, with 66 PASS, 1 FAIL and 63</w:t>
-      </w:r>
-      <w:r>
-        <w:t xml:space="preserve"> </w:t>
-      </w:r>
-      <w:r>
-        <w:t xml:space="preserve">MANUAL_REVIEW. The reviewed run of 24 September that it replaced is in the git</w:t>
+        <w:t xml:space="preserve">exactly, apart from the generation time, with 60 PASS, 1 FAIL, 59</w:t>
+      </w:r>
+      <w:r>
+        <w:t xml:space="preserve"> </w:t>
+      </w:r>
+      <w:r>
+        <w:t xml:space="preserve">MANUAL_REVIEW and 10 ERROR. The reviewed run of 24 September that it replaced is in the git</w:t>
       </w:r>
       <w:r>
         <w:t xml:space="preserve"> </w:t>
@@ -4563,7 +4600,7 @@
         <w:t xml:space="preserve">--approved-names /tmp/names-before-2026-09-28.txt</w:t>
       </w:r>
       <w:r>
-        <w:t xml:space="preserve">. The full procedure, including how to publish the new node's</w:t>
+        <w:t xml:space="preserve">. The full procedure, including how to publish the new node’s</w:t>
       </w:r>
       <w:r>
         <w:t xml:space="preserve"> </w:t>
@@ -4690,19 +4727,58 @@
         <w:t xml:space="preserve"> </w:t>
       </w:r>
       <w:r>
-        <w:t xml:space="preserve">typical of a staging host and says nothing about compliance. Ask the node for</w:t>
-      </w:r>
-      <w:r>
-        <w:t xml:space="preserve"> </w:t>
-      </w:r>
-      <w:r>
-        <w:t xml:space="preserve">the public address, or for the development host to allow the checker, before</w:t>
-      </w:r>
-      <w:r>
-        <w:t xml:space="preserve"> </w:t>
-      </w:r>
-      <w:r>
-        <w:t xml:space="preserve">the next published run.</w:t>
+        <w:t xml:space="preserve">typical of a staging host and says nothing about compliance. Run</w:t>
+      </w:r>
+      <w:r>
+        <w:t xml:space="preserve"> </w:t>
+      </w:r>
+      <w:r>
+        <w:rPr>
+          <w:rStyle w:val="VerbatimChar"/>
+        </w:rPr>
+        <w:t xml:space="preserve">web-18</w:t>
+      </w:r>
+      <w:r>
+        <w:t xml:space="preserve"> </w:t>
+      </w:r>
+      <w:r>
+        <w:t xml:space="preserve">(1 October) and the published run</w:t>
+      </w:r>
+      <w:r>
+        <w:t xml:space="preserve"> </w:t>
+      </w:r>
+      <w:r>
+        <w:rPr>
+          <w:rStyle w:val="VerbatimChar"/>
+        </w:rPr>
+        <w:t xml:space="preserve">web-24</w:t>
+      </w:r>
+      <w:r>
+        <w:t xml:space="preserve"> </w:t>
+      </w:r>
+      <w:r>
+        <w:t xml:space="preserve">(5 October), with the</w:t>
+      </w:r>
+      <w:r>
+        <w:t xml:space="preserve"> </w:t>
+      </w:r>
+      <w:r>
+        <w:rPr>
+          <w:rStyle w:val="VerbatimChar"/>
+        </w:rPr>
+        <w:t xml:space="preserve">dev3.</w:t>
+      </w:r>
+      <w:r>
+        <w:t xml:space="preserve"> </w:t>
+      </w:r>
+      <w:r>
+        <w:t xml:space="preserve">address as the default, found the same. Ask the node for the public address,</w:t>
+      </w:r>
+      <w:r>
+        <w:t xml:space="preserve"> </w:t>
+      </w:r>
+      <w:r>
+        <w:t xml:space="preserve">or for the development host to allow the checker.</w:t>
       </w:r>
     </w:p>
     <w:bookmarkEnd w:id="22"/>
@@ -4872,7 +4948,7 @@
         <w:t xml:space="preserve"> </w:t>
       </w:r>
       <w:r>
-        <w:t xml:space="preserve">is that file's hash, asserted by</w:t>
+        <w:t xml:space="preserve">is that file’s hash, asserted by</w:t>
       </w:r>
       <w:r>
         <w:t xml:space="preserve"> </w:t>
@@ -5508,7 +5584,6 @@
       </w:tblGrid>
       <w:tr>
         <w:trPr>
-          <w:cantSplit/>
           <w:tblHeader w:val="on"/>
         </w:trPr>
         <w:tc>
@@ -5535,9 +5610,6 @@
         </w:tc>
       </w:tr>
       <w:tr>
-        <w:trPr>
-          <w:cantSplit/>
-        </w:trPr>
         <w:tc>
           <w:tcPr/>
           <w:p>
@@ -5574,9 +5646,6 @@
         </w:tc>
       </w:tr>
       <w:tr>
-        <w:trPr>
-          <w:cantSplit/>
-        </w:trPr>
         <w:tc>
           <w:tcPr/>
           <w:p>
@@ -5610,9 +5679,6 @@
         </w:tc>
       </w:tr>
       <w:tr>
-        <w:trPr>
-          <w:cantSplit/>
-        </w:trPr>
         <w:tc>
           <w:tcPr/>
           <w:p>
@@ -5634,7 +5700,7 @@
               <w:pStyle w:val="Compact"/>
             </w:pPr>
             <w:r>
-              <w:t xml:space="preserve">none; point 3's name half is not assessed</w:t>
+              <w:t xml:space="preserve">none; point 3’s name half is not assessed</w:t>
             </w:r>
           </w:p>
         </w:tc>
@@ -5858,13 +5924,28 @@
         <w:t xml:space="preserve"> </w:t>
       </w:r>
       <w:r>
-        <w:t xml:space="preserve">"this page shows this node's approved name" and the much weaker "some approved</w:t>
-      </w:r>
-      <w:r>
-        <w:t xml:space="preserve"> </w:t>
-      </w:r>
-      <w:r>
-        <w:t xml:space="preserve">name appears somewhere on this page". The committed official list is</w:t>
+        <w:t xml:space="preserve">“this page shows this node’s approved name”</w:t>
+      </w:r>
+      <w:r>
+        <w:t xml:space="preserve"> </w:t>
+      </w:r>
+      <w:r>
+        <w:t xml:space="preserve">and the much weaker</w:t>
+      </w:r>
+      <w:r>
+        <w:t xml:space="preserve"> </w:t>
+      </w:r>
+      <w:r>
+        <w:t xml:space="preserve">“some approved</w:t>
+      </w:r>
+      <w:r>
+        <w:t xml:space="preserve"> </w:t>
+      </w:r>
+      <w:r>
+        <w:t xml:space="preserve">name appears somewhere on this page”</w:t>
+      </w:r>
+      <w:r>
+        <w:t xml:space="preserve">. The committed official list is</w:t>
       </w:r>
       <w:r>
         <w:t xml:space="preserve"> </w:t>
@@ -6097,7 +6178,6 @@
       </w:tblGrid>
       <w:tr>
         <w:trPr>
-          <w:cantSplit/>
           <w:tblHeader w:val="on"/>
         </w:trPr>
         <w:tc>
@@ -6124,9 +6204,6 @@
         </w:tc>
       </w:tr>
       <w:tr>
-        <w:trPr>
-          <w:cantSplit/>
-        </w:trPr>
         <w:tc>
           <w:tcPr/>
           <w:p>
@@ -6161,9 +6238,6 @@
         </w:tc>
       </w:tr>
       <w:tr>
-        <w:trPr>
-          <w:cantSplit/>
-        </w:trPr>
         <w:tc>
           <w:tcPr/>
           <w:p>
@@ -6191,7 +6265,25 @@
               <w:t xml:space="preserve"> </w:t>
             </w:r>
             <w:r>
-              <w:t xml:space="preserve">matches "the EGI Foundation" but not "strat</w:t>
+              <w:t xml:space="preserve">matches</w:t>
+            </w:r>
+            <w:r>
+              <w:t xml:space="preserve"> </w:t>
+            </w:r>
+            <w:r>
+              <w:t xml:space="preserve">“the EGI Foundation”</w:t>
+            </w:r>
+            <w:r>
+              <w:t xml:space="preserve"> </w:t>
+            </w:r>
+            <w:r>
+              <w:t xml:space="preserve">but not</w:t>
+            </w:r>
+            <w:r>
+              <w:t xml:space="preserve"> </w:t>
+            </w:r>
+            <w:r>
+              <w:t xml:space="preserve">“strat</w:t>
             </w:r>
             <w:r>
               <w:rPr>
@@ -6201,7 +6293,10 @@
               <w:t xml:space="preserve">egi</w:t>
             </w:r>
             <w:r>
-              <w:t xml:space="preserve">c". A hyphen counts as part of a word, so</w:t>
+              <w:t xml:space="preserve">c”</w:t>
+            </w:r>
+            <w:r>
+              <w:t xml:space="preserve">. A hyphen counts as part of a word, so</w:t>
             </w:r>
             <w:r>
               <w:t xml:space="preserve"> </w:t>
@@ -6234,9 +6329,6 @@
         </w:tc>
       </w:tr>
       <w:tr>
-        <w:trPr>
-          <w:cantSplit/>
-        </w:trPr>
         <w:tc>
           <w:tcPr/>
           <w:p>
@@ -6261,9 +6353,6 @@
         </w:tc>
       </w:tr>
       <w:tr>
-        <w:trPr>
-          <w:cantSplit/>
-        </w:trPr>
         <w:tc>
           <w:tcPr/>
           <w:p>
@@ -6325,9 +6414,6 @@
         </w:tc>
       </w:tr>
       <w:tr>
-        <w:trPr>
-          <w:cantSplit/>
-        </w:trPr>
         <w:tc>
           <w:tcPr/>
           <w:p>
@@ -6352,9 +6438,6 @@
         </w:tc>
       </w:tr>
       <w:tr>
-        <w:trPr>
-          <w:cantSplit/>
-        </w:trPr>
         <w:tc>
           <w:tcPr/>
           <w:p>
@@ -6379,9 +6462,6 @@
         </w:tc>
       </w:tr>
       <w:tr>
-        <w:trPr>
-          <w:cantSplit/>
-        </w:trPr>
         <w:tc>
           <w:tcPr/>
           <w:p>
@@ -6433,9 +6513,6 @@
         </w:tc>
       </w:tr>
       <w:tr>
-        <w:trPr>
-          <w:cantSplit/>
-        </w:trPr>
         <w:tc>
           <w:tcPr/>
           <w:p>
@@ -6572,7 +6649,7 @@
         <w:t xml:space="preserve">&lt;title&gt;</w:t>
       </w:r>
       <w:r>
-        <w:t xml:space="preserve">. The EGI page's title is</w:t>
+        <w:t xml:space="preserve">. The EGI page’s title is</w:t>
       </w:r>
       <w:r>
         <w:t xml:space="preserve"> </w:t>
@@ -6653,7 +6730,13 @@
         <w:t xml:space="preserve"> </w:t>
       </w:r>
       <w:r>
-        <w:t xml:space="preserve">the list reported a match on the BBMRI-ERIC page (inside "strat</w:t>
+        <w:t xml:space="preserve">the list reported a match on the BBMRI-ERIC page (inside</w:t>
+      </w:r>
+      <w:r>
+        <w:t xml:space="preserve"> </w:t>
+      </w:r>
+      <w:r>
+        <w:t xml:space="preserve">“strat</w:t>
       </w:r>
       <w:r>
         <w:rPr>
@@ -6663,13 +6746,22 @@
         <w:t xml:space="preserve">egi</w:t>
       </w:r>
       <w:r>
-        <w:t xml:space="preserve">c") and</w:t>
-      </w:r>
-      <w:r>
-        <w:t xml:space="preserve"> </w:t>
-      </w:r>
-      <w:r>
-        <w:t xml:space="preserve">on Data Terra (inside "Norw</w:t>
+        <w:t xml:space="preserve">c”</w:t>
+      </w:r>
+      <w:r>
+        <w:t xml:space="preserve">) and</w:t>
+      </w:r>
+      <w:r>
+        <w:t xml:space="preserve"> </w:t>
+      </w:r>
+      <w:r>
+        <w:t xml:space="preserve">on Data Terra (inside</w:t>
+      </w:r>
+      <w:r>
+        <w:t xml:space="preserve"> </w:t>
+      </w:r>
+      <w:r>
+        <w:t xml:space="preserve">“Norw</w:t>
       </w:r>
       <w:r>
         <w:rPr>
@@ -6679,7 +6771,10 @@
         <w:t xml:space="preserve">egi</w:t>
       </w:r>
       <w:r>
-        <w:t xml:space="preserve">an"). Neither page names the EGI node.</w:t>
+        <w:t xml:space="preserve">an”</w:t>
+      </w:r>
+      <w:r>
+        <w:t xml:space="preserve">). Neither page names the EGI node.</w:t>
       </w:r>
     </w:p>
     <w:p>
@@ -6851,7 +6946,7 @@
         <w:t xml:space="preserve">unscoped</w:t>
       </w:r>
       <w:r>
-        <w:t xml:space="preserve">: any name in it, matching anywhere in a page's</w:t>
+        <w:t xml:space="preserve">: any name in it, matching anywhere in a page’s</w:t>
       </w:r>
       <w:r>
         <w:t xml:space="preserve"> </w:t>
@@ -6879,13 +6974,13 @@
         <w:t xml:space="preserve"> </w:t>
       </w:r>
       <w:r>
-        <w:t xml:space="preserve">page's own name. A node listing its partners</w:t>
-      </w:r>
-      <w:r>
-        <w:t xml:space="preserve"> </w:t>
-      </w:r>
-      <w:r>
-        <w:t xml:space="preserve">would match on a partner's name.</w:t>
+        <w:t xml:space="preserve">page’s own name. A node listing its partners</w:t>
+      </w:r>
+      <w:r>
+        <w:t xml:space="preserve"> </w:t>
+      </w:r>
+      <w:r>
+        <w:t xml:space="preserve">would match on a partner’s name.</w:t>
       </w:r>
     </w:p>
     <w:p>
@@ -7094,7 +7189,7 @@
         <w:t xml:space="preserve"> </w:t>
       </w:r>
       <w:r>
-        <w:t xml:space="preserve">file's header comment says the same thing.</w:t>
+        <w:t xml:space="preserve">file’s header comment says the same thing.</w:t>
       </w:r>
     </w:p>
     <w:bookmarkEnd w:id="27"/>
@@ -7248,7 +7343,6 @@
       </w:tblGrid>
       <w:tr>
         <w:trPr>
-          <w:cantSplit/>
           <w:tblHeader w:val="on"/>
         </w:trPr>
         <w:tc>
@@ -7275,9 +7369,6 @@
         </w:tc>
       </w:tr>
       <w:tr>
-        <w:trPr>
-          <w:cantSplit/>
-        </w:trPr>
         <w:tc>
           <w:tcPr/>
           <w:p>
@@ -7311,9 +7402,6 @@
         </w:tc>
       </w:tr>
       <w:tr>
-        <w:trPr>
-          <w:cantSplit/>
-        </w:trPr>
         <w:tc>
           <w:tcPr/>
           <w:p>
@@ -7347,9 +7435,6 @@
         </w:tc>
       </w:tr>
       <w:tr>
-        <w:trPr>
-          <w:cantSplit/>
-        </w:trPr>
         <w:tc>
           <w:tcPr/>
           <w:p>
@@ -7383,9 +7468,6 @@
         </w:tc>
       </w:tr>
       <w:tr>
-        <w:trPr>
-          <w:cantSplit/>
-        </w:trPr>
         <w:tc>
           <w:tcPr/>
           <w:p>
@@ -7419,9 +7501,6 @@
         </w:tc>
       </w:tr>
       <w:tr>
-        <w:trPr>
-          <w:cantSplit/>
-        </w:trPr>
         <w:tc>
           <w:tcPr/>
           <w:p>
@@ -7461,9 +7540,6 @@
         </w:tc>
       </w:tr>
       <w:tr>
-        <w:trPr>
-          <w:cantSplit/>
-        </w:trPr>
         <w:tc>
           <w:tcPr/>
           <w:p>
@@ -7482,7 +7558,16 @@
               <w:pStyle w:val="Compact"/>
             </w:pPr>
             <w:r>
-              <w:t xml:space="preserve">no match; the header logo reads "EOSC Node | Poland", and the phrase</w:t>
+              <w:t xml:space="preserve">no match; the header logo reads</w:t>
+            </w:r>
+            <w:r>
+              <w:t xml:space="preserve"> </w:t>
+            </w:r>
+            <w:r>
+              <w:t xml:space="preserve">“EOSC Node | Poland”</w:t>
+            </w:r>
+            <w:r>
+              <w:t xml:space="preserve">, and the phrase</w:t>
             </w:r>
             <w:r>
               <w:t xml:space="preserve"> </w:t>
@@ -7503,9 +7588,6 @@
         </w:tc>
       </w:tr>
       <w:tr>
-        <w:trPr>
-          <w:cantSplit/>
-        </w:trPr>
         <w:tc>
           <w:tcPr/>
           <w:p>
@@ -7545,9 +7627,6 @@
         </w:tc>
       </w:tr>
       <w:tr>
-        <w:trPr>
-          <w:cantSplit/>
-        </w:trPr>
         <w:tc>
           <w:tcPr/>
           <w:p>
@@ -7586,19 +7665,61 @@
         <w:rPr>
           <w:rStyle w:val="VerbatimChar"/>
         </w:rPr>
+        <w:t xml:space="preserve">web-24</w:t>
+      </w:r>
+      <w:r>
+        <w:t xml:space="preserve"> </w:t>
+      </w:r>
+      <w:r>
+        <w:t xml:space="preserve">(5 October 2026), six nodes match: the same</w:t>
+      </w:r>
+      <w:r>
+        <w:t xml:space="preserve"> </w:t>
+      </w:r>
+      <w:r>
+        <w:t xml:space="preserve">four less BBMRI-ERIC, whose</w:t>
+      </w:r>
+      <w:r>
+        <w:t xml:space="preserve"> </w:t>
+      </w:r>
+      <w:r>
+        <w:rPr>
+          <w:rStyle w:val="VerbatimChar"/>
+        </w:rPr>
+        <w:t xml:space="preserve">dev3.</w:t>
+      </w:r>
+      <w:r>
+        <w:t xml:space="preserve"> </w:t>
+      </w:r>
+      <w:r>
+        <w:t xml:space="preserve">page was not fetched (it matched up to</w:t>
+      </w:r>
+      <w:r>
+        <w:t xml:space="preserve"> </w:t>
+      </w:r>
+      <w:r>
+        <w:rPr>
+          <w:rStyle w:val="VerbatimChar"/>
+        </w:rPr>
         <w:t xml:space="preserve">web-23</w:t>
       </w:r>
       <w:r>
-        <w:t xml:space="preserve"> </w:t>
-      </w:r>
-      <w:r>
-        <w:t xml:space="preserve">(2 October 2026), seven nodes match: the same</w:t>
-      </w:r>
-      <w:r>
-        <w:t xml:space="preserve"> </w:t>
-      </w:r>
-      <w:r>
-        <w:t xml:space="preserve">four, Italy at its new address (</w:t>
+        <w:t xml:space="preserve">, from its</w:t>
+      </w:r>
+      <w:r>
+        <w:t xml:space="preserve"> </w:t>
+      </w:r>
+      <w:r>
+        <w:rPr>
+          <w:rStyle w:val="VerbatimChar"/>
+        </w:rPr>
+        <w:t xml:space="preserve">www.</w:t>
+      </w:r>
+      <w:r>
+        <w:t xml:space="preserve"> </w:t>
+      </w:r>
+      <w:r>
+        <w:t xml:space="preserve">page), Italy at its new address (</w:t>
       </w:r>
       <w:r>
         <w:rPr>
@@ -7607,7 +7728,7 @@
         <w:t xml:space="preserve">EOSC Node | Italy</w:t>
       </w:r>
       <w:r>
-        <w:t xml:space="preserve">, the list's own separator),</w:t>
+        <w:t xml:space="preserve">, the list’s own separator),</w:t>
       </w:r>
       <w:r>
         <w:t xml:space="preserve"> </w:t>
@@ -7700,6 +7821,21 @@
         <w:t xml:space="preserve"> </w:t>
       </w:r>
       <w:r>
+        <w:t xml:space="preserve">and</w:t>
+      </w:r>
+      <w:r>
+        <w:t xml:space="preserve"> </w:t>
+      </w:r>
+      <w:r>
+        <w:rPr>
+          <w:rStyle w:val="VerbatimChar"/>
+        </w:rPr>
+        <w:t xml:space="preserve">web-24</w:t>
+      </w:r>
+      <w:r>
+        <w:t xml:space="preserve"> </w:t>
+      </w:r>
+      <w:r>
         <w:t xml:space="preserve">it was not.</w:t>
       </w:r>
     </w:p>
@@ -7708,19 +7844,43 @@
         <w:pStyle w:val="BodyText"/>
       </w:pPr>
       <w:r>
-        <w:t xml:space="preserve">CERN's new page shows "EOSC Node | CERN" only in its logo image, which is not</w:t>
-      </w:r>
-      <w:r>
-        <w:t xml:space="preserve"> </w:t>
-      </w:r>
-      <w:r>
-        <w:t xml:space="preserve">text; its previous URL, a sign-in endpoint, had almost nothing to match against. Italy's page shows "EOSC Node | Italy" in its</w:t>
-      </w:r>
-      <w:r>
-        <w:t xml:space="preserve"> </w:t>
-      </w:r>
-      <w:r>
-        <w:t xml:space="preserve">logo image, which is not text. GÉANT's page, when served on 24 September, wrote</w:t>
+        <w:t xml:space="preserve">CERN’s new page shows</w:t>
+      </w:r>
+      <w:r>
+        <w:t xml:space="preserve"> </w:t>
+      </w:r>
+      <w:r>
+        <w:t xml:space="preserve">“EOSC Node | CERN”</w:t>
+      </w:r>
+      <w:r>
+        <w:t xml:space="preserve"> </w:t>
+      </w:r>
+      <w:r>
+        <w:t xml:space="preserve">only in its logo image, which is not</w:t>
+      </w:r>
+      <w:r>
+        <w:t xml:space="preserve"> </w:t>
+      </w:r>
+      <w:r>
+        <w:t xml:space="preserve">text; its previous URL, a sign-in endpoint, had almost nothing to match against. Italy’s page shows</w:t>
+      </w:r>
+      <w:r>
+        <w:t xml:space="preserve"> </w:t>
+      </w:r>
+      <w:r>
+        <w:t xml:space="preserve">“EOSC Node | Italy”</w:t>
+      </w:r>
+      <w:r>
+        <w:t xml:space="preserve"> </w:t>
+      </w:r>
+      <w:r>
+        <w:t xml:space="preserve">in its</w:t>
+      </w:r>
+      <w:r>
+        <w:t xml:space="preserve"> </w:t>
+      </w:r>
+      <w:r>
+        <w:t xml:space="preserve">logo image, which is not text. GÉANT’s page, when served on 24 September, wrote</w:t>
       </w:r>
       <w:r>
         <w:t xml:space="preserve"> </w:t>
@@ -7821,7 +7981,7 @@
         <w:t xml:space="preserve"> </w:t>
       </w:r>
       <w:r>
-        <w:t xml:space="preserve">list is out of date. Deciding which is the reviewer's job; the tool's job is to</w:t>
+        <w:t xml:space="preserve">list is out of date. Deciding which is the reviewer’s job; the tool’s job is to</w:t>
       </w:r>
       <w:r>
         <w:t xml:space="preserve"> </w:t>
@@ -7871,7 +8031,7 @@
         <w:t xml:space="preserve"> </w:t>
       </w:r>
       <w:r>
-        <w:t xml:space="preserve">in that node's evidence</w:t>
+        <w:t xml:space="preserve">in that node’s evidence</w:t>
       </w:r>
       <w:r>
         <w:t xml:space="preserve"> </w:t>
@@ -7975,13 +8135,19 @@
         <w:t xml:space="preserve"> </w:t>
       </w:r>
       <w:r>
-        <w:t xml:space="preserve">field "Website address"</w:t>
-      </w:r>
-      <w:r>
-        <w:t xml:space="preserve"> </w:t>
-      </w:r>
-      <w:r>
-        <w:t xml:space="preserve">(section 1.2, field 6), not from a search engine and not from the node's</w:t>
+        <w:t xml:space="preserve">field</w:t>
+      </w:r>
+      <w:r>
+        <w:t xml:space="preserve"> </w:t>
+      </w:r>
+      <w:r>
+        <w:t xml:space="preserve">“Website address”</w:t>
+      </w:r>
+      <w:r>
+        <w:t xml:space="preserve"> </w:t>
+      </w:r>
+      <w:r>
+        <w:t xml:space="preserve">(section 1.2, field 6), not from a search engine and not from the node’s</w:t>
       </w:r>
       <w:r>
         <w:t xml:space="preserve"> </w:t>
@@ -8039,7 +8205,7 @@
         <w:t xml:space="preserve"> </w:t>
       </w:r>
       <w:r>
-        <w:t xml:space="preserve">and copy the slug. Do not guess it from the node's name: the slugs are not</w:t>
+        <w:t xml:space="preserve">and copy the slug. Do not guess it from the node’s name: the slugs are not</w:t>
       </w:r>
       <w:r>
         <w:t xml:space="preserve"> </w:t>
@@ -8129,7 +8295,7 @@
         <w:t xml:space="preserve"> </w:t>
       </w:r>
       <w:r>
-        <w:t xml:space="preserve">— add the node's approved name, exactly as</w:t>
+        <w:t xml:space="preserve">— add the node’s approved name, exactly as</w:t>
       </w:r>
       <w:r>
         <w:t xml:space="preserve"> </w:t>
@@ -8370,7 +8536,7 @@
         <w:t xml:space="preserve"> </w:t>
       </w:r>
       <w:r>
-        <w:t xml:space="preserve">or that points at the federation index rather than the node's own</w:t>
+        <w:t xml:space="preserve">or that points at the federation index rather than the node’s own</w:t>
       </w:r>
       <w:r>
         <w:t xml:space="preserve"> </w:t>
@@ -8796,7 +8962,7 @@
         <w:t xml:space="preserve"> </w:t>
       </w:r>
       <w:r>
-        <w:t xml:space="preserve">fetching other organisations' production websites on a timer.</w:t>
+        <w:t xml:space="preserve">fetching other organisations’ production websites on a timer.</w:t>
       </w:r>
     </w:p>
     <w:p>
@@ -8823,7 +8989,7 @@
         <w:t xml:space="preserve"> </w:t>
       </w:r>
       <w:r>
-        <w:t xml:space="preserve">directory is this repository's published output. A</w:t>
+        <w:t xml:space="preserve">directory is this repository’s published output. A</w:t>
       </w:r>
       <w:r>
         <w:t xml:space="preserve"> </w:t>
@@ -9306,7 +9472,6 @@
       </w:tblGrid>
       <w:tr>
         <w:trPr>
-          <w:cantSplit/>
           <w:tblHeader w:val="on"/>
         </w:trPr>
         <w:tc>
@@ -9344,9 +9509,6 @@
         </w:tc>
       </w:tr>
       <w:tr>
-        <w:trPr>
-          <w:cantSplit/>
-        </w:trPr>
         <w:tc>
           <w:tcPr/>
           <w:p>
@@ -9371,7 +9533,7 @@
               <w:rPr>
                 <w:rStyle w:val="VerbatimChar"/>
               </w:rPr>
-              <w:t xml:space="preserve">https://www.bbmri-eric.eu/eosc-node-bbmri-eric/</w:t>
+              <w:t xml:space="preserve">https://dev3.bbmri-eric.eu/eosc-node-bbmri-eric/</w:t>
             </w:r>
           </w:p>
         </w:tc>
@@ -9388,9 +9550,6 @@
         </w:tc>
       </w:tr>
       <w:tr>
-        <w:trPr>
-          <w:cantSplit/>
-        </w:trPr>
         <w:tc>
           <w:tcPr/>
           <w:p>
@@ -9432,9 +9591,6 @@
         </w:tc>
       </w:tr>
       <w:tr>
-        <w:trPr>
-          <w:cantSplit/>
-        </w:trPr>
         <w:tc>
           <w:tcPr/>
           <w:p>
@@ -9470,9 +9626,6 @@
         </w:tc>
       </w:tr>
       <w:tr>
-        <w:trPr>
-          <w:cantSplit/>
-        </w:trPr>
         <w:tc>
           <w:tcPr/>
           <w:p>
@@ -9525,19 +9678,19 @@
         <w:t xml:space="preserve"> </w:t>
       </w:r>
       <w:r>
-        <w:t xml:space="preserve">nodes.yaml; approved names from checklist/approved-names-scoped.txt." and</w:t>
-      </w:r>
-      <w:r>
-        <w:t xml:space="preserve"> </w:t>
-      </w:r>
-      <w:r>
-        <w:t xml:space="preserve">"assess and run use checklist/approved-names.txt by default: the same names,</w:t>
-      </w:r>
-      <w:r>
-        <w:t xml:space="preserve"> </w:t>
-      </w:r>
-      <w:r>
-        <w:t xml:space="preserve">unscoped, so each counts for every node."</w:t>
+        <w:t xml:space="preserve">nodes.yaml; approved names from checklist/approved-names-scoped.txt.” and</w:t>
+      </w:r>
+      <w:r>
+        <w:t xml:space="preserve"> </w:t>
+      </w:r>
+      <w:r>
+        <w:t xml:space="preserve">“assess and run use checklist/approved-names.txt by default: the same names,</w:t>
+      </w:r>
+      <w:r>
+        <w:t xml:space="preserve"> </w:t>
+      </w:r>
+      <w:r>
+        <w:t xml:space="preserve">unscoped, so each counts for every node.”</w:t>
       </w:r>
     </w:p>
     <w:p>
@@ -9608,7 +9761,7 @@
         <w:t xml:space="preserve">EOSC Node Italy</w:t>
       </w:r>
       <w:r>
-        <w:t xml:space="preserve">), and prints that node's row of the</w:t>
+        <w:t xml:space="preserve">), and prints that node’s row of the</w:t>
       </w:r>
       <w:r>
         <w:t xml:space="preserve"> </w:t>
@@ -9631,7 +9784,6 @@
       </w:tblGrid>
       <w:tr>
         <w:trPr>
-          <w:cantSplit/>
           <w:tblHeader w:val="on"/>
         </w:trPr>
         <w:tc>
@@ -9669,9 +9821,6 @@
         </w:tc>
       </w:tr>
       <w:tr>
-        <w:trPr>
-          <w:cantSplit/>
-        </w:trPr>
         <w:tc>
           <w:tcPr/>
           <w:p>
@@ -9696,7 +9845,7 @@
               <w:rPr>
                 <w:rStyle w:val="VerbatimChar"/>
               </w:rPr>
-              <w:t xml:space="preserve">https://www.bbmri-eric.eu/eosc-node-bbmri-eric/</w:t>
+              <w:t xml:space="preserve">https://dev3.bbmri-eric.eu/eosc-node-bbmri-eric/</w:t>
             </w:r>
           </w:p>
         </w:tc>
@@ -10011,7 +10160,6 @@
       </w:tblGrid>
       <w:tr>
         <w:trPr>
-          <w:cantSplit/>
           <w:tblHeader w:val="on"/>
         </w:trPr>
         <w:tc>
@@ -10038,9 +10186,6 @@
         </w:tc>
       </w:tr>
       <w:tr>
-        <w:trPr>
-          <w:cantSplit/>
-        </w:trPr>
         <w:tc>
           <w:tcPr/>
           <w:p>
@@ -10068,9 +10213,6 @@
         </w:tc>
       </w:tr>
       <w:tr>
-        <w:trPr>
-          <w:cantSplit/>
-        </w:trPr>
         <w:tc>
           <w:tcPr/>
           <w:p>
@@ -10098,9 +10240,6 @@
         </w:tc>
       </w:tr>
       <w:tr>
-        <w:trPr>
-          <w:cantSplit/>
-        </w:trPr>
         <w:tc>
           <w:tcPr/>
           <w:p>
@@ -10144,9 +10283,6 @@
         </w:tc>
       </w:tr>
       <w:tr>
-        <w:trPr>
-          <w:cantSplit/>
-        </w:trPr>
         <w:tc>
           <w:tcPr/>
           <w:p>
@@ -10331,7 +10467,6 @@
       </w:tblGrid>
       <w:tr>
         <w:trPr>
-          <w:cantSplit/>
           <w:tblHeader w:val="on"/>
         </w:trPr>
         <w:tc>
@@ -10358,9 +10493,6 @@
         </w:tc>
       </w:tr>
       <w:tr>
-        <w:trPr>
-          <w:cantSplit/>
-        </w:trPr>
         <w:tc>
           <w:tcPr/>
           <w:p>
@@ -10401,9 +10533,6 @@
         </w:tc>
       </w:tr>
       <w:tr>
-        <w:trPr>
-          <w:cantSplit/>
-        </w:trPr>
         <w:tc>
           <w:tcPr/>
           <w:p>
@@ -10431,9 +10560,6 @@
         </w:tc>
       </w:tr>
       <w:tr>
-        <w:trPr>
-          <w:cantSplit/>
-        </w:trPr>
         <w:tc>
           <w:tcPr/>
           <w:p>
@@ -10485,9 +10611,6 @@
         </w:tc>
       </w:tr>
       <w:tr>
-        <w:trPr>
-          <w:cantSplit/>
-        </w:trPr>
         <w:tc>
           <w:tcPr/>
           <w:p>
@@ -10539,9 +10662,6 @@
         </w:tc>
       </w:tr>
       <w:tr>
-        <w:trPr>
-          <w:cantSplit/>
-        </w:trPr>
         <w:tc>
           <w:tcPr/>
           <w:p>
@@ -10575,7 +10695,7 @@
               <w:t xml:space="preserve">--url</w:t>
             </w:r>
             <w:r>
-              <w:t xml:space="preserve">: that node's own</w:t>
+              <w:t xml:space="preserve">: that node’s own</w:t>
             </w:r>
             <w:r>
               <w:t xml:space="preserve"> </w:t>
@@ -10602,15 +10722,12 @@
               <w:t xml:space="preserve">--node</w:t>
             </w:r>
             <w:r>
-              <w:t xml:space="preserve">, replaces that node's configured one.</w:t>
+              <w:t xml:space="preserve">, replaces that node’s configured one.</w:t>
             </w:r>
           </w:p>
         </w:tc>
       </w:tr>
       <w:tr>
-        <w:trPr>
-          <w:cantSplit/>
-        </w:trPr>
         <w:tc>
           <w:tcPr/>
           <w:p>
@@ -10664,7 +10781,6 @@
       </w:tblGrid>
       <w:tr>
         <w:trPr>
-          <w:cantSplit/>
           <w:tblHeader w:val="on"/>
         </w:trPr>
         <w:tc>
@@ -10702,9 +10818,6 @@
         </w:tc>
       </w:tr>
       <w:tr>
-        <w:trPr>
-          <w:cantSplit/>
-        </w:trPr>
         <w:tc>
           <w:tcPr/>
           <w:p>
@@ -10798,9 +10911,6 @@
         </w:tc>
       </w:tr>
       <w:tr>
-        <w:trPr>
-          <w:cantSplit/>
-        </w:trPr>
         <w:tc>
           <w:tcPr/>
           <w:p>
@@ -10848,15 +10958,12 @@
               <w:pStyle w:val="Compact"/>
             </w:pPr>
             <w:r>
-              <w:t xml:space="preserve">Use no name list at all, not even the committed default. Point 3's name requirement is then not assessed.</w:t>
+              <w:t xml:space="preserve">Use no name list at all, not even the committed default. Point 3’s name requirement is then not assessed.</w:t>
             </w:r>
           </w:p>
         </w:tc>
       </w:tr>
       <w:tr>
-        <w:trPr>
-          <w:cantSplit/>
-        </w:trPr>
         <w:tc>
           <w:tcPr/>
           <w:p>
@@ -10910,9 +11017,6 @@
         </w:tc>
       </w:tr>
       <w:tr>
-        <w:trPr>
-          <w:cantSplit/>
-        </w:trPr>
         <w:tc>
           <w:tcPr/>
           <w:p>
@@ -10978,9 +11082,6 @@
         </w:tc>
       </w:tr>
       <w:tr>
-        <w:trPr>
-          <w:cantSplit/>
-        </w:trPr>
         <w:tc>
           <w:tcPr/>
           <w:p>
@@ -11034,9 +11135,6 @@
         </w:tc>
       </w:tr>
       <w:tr>
-        <w:trPr>
-          <w:cantSplit/>
-        </w:trPr>
         <w:tc>
           <w:tcPr/>
           <w:p>
@@ -11096,9 +11194,6 @@
         </w:tc>
       </w:tr>
       <w:tr>
-        <w:trPr>
-          <w:cantSplit/>
-        </w:trPr>
         <w:tc>
           <w:tcPr/>
           <w:p>
@@ -11845,13 +11940,22 @@
         <w:t xml:space="preserve"> </w:t>
       </w:r>
       <w:r>
-        <w:t xml:space="preserve">names "EOSC Node</w:t>
-      </w:r>
-      <w:r>
-        <w:t xml:space="preserve"> </w:t>
-      </w:r>
-      <w:r>
-        <w:t xml:space="preserve">Italy":</w:t>
+        <w:t xml:space="preserve">names</w:t>
+      </w:r>
+      <w:r>
+        <w:t xml:space="preserve"> </w:t>
+      </w:r>
+      <w:r>
+        <w:t xml:space="preserve">“EOSC Node</w:t>
+      </w:r>
+      <w:r>
+        <w:t xml:space="preserve"> </w:t>
+      </w:r>
+      <w:r>
+        <w:t xml:space="preserve">Italy”</w:t>
+      </w:r>
+      <w:r>
+        <w:t xml:space="preserve">:</w:t>
       </w:r>
     </w:p>
     <w:p>
@@ -12442,7 +12546,7 @@
         <w:pStyle w:val="Heading3"/>
       </w:pPr>
       <w:r>
-        <w:t xml:space="preserve">Updating one node's row:</w:t>
+        <w:t xml:space="preserve">Updating one node’s row:</w:t>
       </w:r>
       <w:r>
         <w:t xml:space="preserve"> </w:t>
@@ -12459,7 +12563,7 @@
         <w:pStyle w:val="FirstParagraph"/>
       </w:pPr>
       <w:r>
-        <w:t xml:space="preserve">After a node's URL changes, or when one node's page has been fixed, there is no</w:t>
+        <w:t xml:space="preserve">After a node’s URL changes, or when one node’s page has been fixed, there is no</w:t>
       </w:r>
       <w:r>
         <w:t xml:space="preserve"> </w:t>
@@ -12547,7 +12651,6 @@
       </w:tblGrid>
       <w:tr>
         <w:trPr>
-          <w:cantSplit/>
           <w:tblHeader w:val="on"/>
         </w:trPr>
         <w:tc>
@@ -12574,9 +12677,6 @@
         </w:tc>
       </w:tr>
       <w:tr>
-        <w:trPr>
-          <w:cantSplit/>
-        </w:trPr>
         <w:tc>
           <w:tcPr/>
           <w:p>
@@ -12598,7 +12698,7 @@
               <w:pStyle w:val="Compact"/>
             </w:pPr>
             <w:r>
-              <w:t xml:space="preserve">Fetches that one page again, into a scratch directory. Only if the page loaded does it replace the node's evidence and screenshot, and its row.</w:t>
+              <w:t xml:space="preserve">Fetches that one page again, into a scratch directory. Only if the page loaded does it replace the node’s evidence and screenshot, and its row.</w:t>
             </w:r>
             <w:r>
               <w:t xml:space="preserve"> </w:t>
@@ -12619,9 +12719,6 @@
         </w:tc>
       </w:tr>
       <w:tr>
-        <w:trPr>
-          <w:cantSplit/>
-        </w:trPr>
         <w:tc>
           <w:tcPr/>
           <w:p>
@@ -12643,7 +12740,7 @@
               <w:pStyle w:val="Compact"/>
             </w:pPr>
             <w:r>
-              <w:t xml:space="preserve">Judges the node's evidence already in</w:t>
+              <w:t xml:space="preserve">Judges the node’s evidence already in</w:t>
             </w:r>
             <w:r>
               <w:t xml:space="preserve"> </w:t>
@@ -12717,7 +12814,7 @@
         <w:t xml:space="preserve"> </w:t>
       </w:r>
       <w:r>
-        <w:t xml:space="preserve">stored rows, and the command prints each point's old and new verdict.</w:t>
+        <w:t xml:space="preserve">stored rows, and the command prints each point’s old and new verdict.</w:t>
       </w:r>
       <w:r>
         <w:t xml:space="preserve"> </w:t>
@@ -12804,7 +12901,7 @@
         <w:t xml:space="preserve"> </w:t>
       </w:r>
       <w:r>
-        <w:t xml:space="preserve">list with the node's previous URL, capture time and</w:t>
+        <w:t xml:space="preserve">list with the node’s previous URL, capture time and</w:t>
       </w:r>
       <w:r>
         <w:t xml:space="preserve"> </w:t>
@@ -13377,7 +13474,6 @@
       </w:tblGrid>
       <w:tr>
         <w:trPr>
-          <w:cantSplit/>
           <w:tblHeader w:val="on"/>
         </w:trPr>
         <w:tc>
@@ -13404,9 +13500,6 @@
         </w:tc>
       </w:tr>
       <w:tr>
-        <w:trPr>
-          <w:cantSplit/>
-        </w:trPr>
         <w:tc>
           <w:tcPr/>
           <w:p>
@@ -13467,9 +13560,6 @@
         </w:tc>
       </w:tr>
       <w:tr>
-        <w:trPr>
-          <w:cantSplit/>
-        </w:trPr>
         <w:tc>
           <w:tcPr/>
           <w:p>
@@ -13518,9 +13608,6 @@
         </w:tc>
       </w:tr>
       <w:tr>
-        <w:trPr>
-          <w:cantSplit/>
-        </w:trPr>
         <w:tc>
           <w:tcPr/>
           <w:p>
@@ -13581,9 +13668,6 @@
         </w:tc>
       </w:tr>
       <w:tr>
-        <w:trPr>
-          <w:cantSplit/>
-        </w:trPr>
         <w:tc>
           <w:tcPr/>
           <w:p>
@@ -13600,7 +13684,7 @@
               <w:t xml:space="preserve"> </w:t>
             </w:r>
             <w:r>
-              <w:t xml:space="preserve">replaces the node's</w:t>
+              <w:t xml:space="preserve">replaces the node’s</w:t>
             </w:r>
             <w:r>
               <w:t xml:space="preserve"> </w:t>
@@ -13783,7 +13867,7 @@
         <w:pStyle w:val="BodyText"/>
       </w:pPr>
       <w:r>
-        <w:t xml:space="preserve">This is the way to try a node's new address before changing</w:t>
+        <w:t xml:space="preserve">This is the way to try a node’s new address before changing</w:t>
       </w:r>
       <w:r>
         <w:t xml:space="preserve"> </w:t>
@@ -13858,7 +13942,6 @@
       </w:tblGrid>
       <w:tr>
         <w:trPr>
-          <w:cantSplit/>
           <w:tblHeader w:val="on"/>
         </w:trPr>
         <w:tc>
@@ -13921,9 +14004,6 @@
         </w:tc>
       </w:tr>
       <w:tr>
-        <w:trPr>
-          <w:cantSplit/>
-        </w:trPr>
         <w:tc>
           <w:tcPr/>
           <w:p>
@@ -13984,9 +14064,6 @@
         </w:tc>
       </w:tr>
       <w:tr>
-        <w:trPr>
-          <w:cantSplit/>
-        </w:trPr>
         <w:tc>
           <w:tcPr/>
           <w:p>
@@ -14081,9 +14158,6 @@
         </w:tc>
       </w:tr>
       <w:tr>
-        <w:trPr>
-          <w:cantSplit/>
-        </w:trPr>
         <w:tc>
           <w:tcPr/>
           <w:p>
@@ -14453,13 +14527,25 @@
         <w:t xml:space="preserve"> </w:t>
       </w:r>
       <w:r>
-        <w:t xml:space="preserve">judgement ("clearly state") or quantify over things no crawl enumerates ("all</w:t>
-      </w:r>
-      <w:r>
-        <w:t xml:space="preserve"> </w:t>
-      </w:r>
-      <w:r>
-        <w:t xml:space="preserve">research resources offered by the Node"), and no amount of fetching settles</w:t>
+        <w:t xml:space="preserve">judgement (</w:t>
+      </w:r>
+      <w:r>
+        <w:t xml:space="preserve">“clearly state”</w:t>
+      </w:r>
+      <w:r>
+        <w:t xml:space="preserve">) or quantify over things no crawl enumerates (</w:t>
+      </w:r>
+      <w:r>
+        <w:t xml:space="preserve">“all</w:t>
+      </w:r>
+      <w:r>
+        <w:t xml:space="preserve"> </w:t>
+      </w:r>
+      <w:r>
+        <w:t xml:space="preserve">research resources offered by the Node”</w:t>
+      </w:r>
+      <w:r>
+        <w:t xml:space="preserve">), and no amount of fetching settles</w:t>
       </w:r>
       <w:r>
         <w:t xml:space="preserve"> </w:t>
@@ -14573,7 +14659,16 @@
         <w:t xml:space="preserve"> </w:t>
       </w:r>
       <w:r>
-        <w:t xml:space="preserve">verdicts changed (52 PASS, 10 FAIL, 68 review at both depths). That run also looked for services and policies pages at the second hop, which used the whole fetch budget before Italy and Slovakia were reached; since then those pages are looked for on the landing page only, as "pages linked by the NLP", and the second hop follows policy links alone.</w:t>
+        <w:t xml:space="preserve">verdicts changed (52 PASS, 10 FAIL, 68 review at both depths). That run also looked for services and policies pages at the second hop, which used the whole fetch budget before Italy and Slovakia were reached; since then those pages are looked for on the landing page only, as</w:t>
+      </w:r>
+      <w:r>
+        <w:t xml:space="preserve"> </w:t>
+      </w:r>
+      <w:r>
+        <w:t xml:space="preserve">“pages linked by the NLP”</w:t>
+      </w:r>
+      <w:r>
+        <w:t xml:space="preserve">, and the second hop follows policy links alone.</w:t>
       </w:r>
       <w:r>
         <w:t xml:space="preserve"> </w:t>
@@ -14897,152 +14992,7 @@
         <w:t xml:space="preserve"> </w:t>
       </w:r>
       <w:r>
-        <w:t xml:space="preserve">verdicts changed (66 / 1 / 63 at both depths). The second hop reached governance, secretariat and news pages, which is also where it met a personal name that depth 1 had never collected (section on masking). Run it yourself before assuming the same holds for</w:t>
-      </w:r>
-      <w:r>
-        <w:t xml:space="preserve"> </w:t>
-      </w:r>
-      <w:r>
-        <w:t xml:space="preserve">another federation or a later date.</w:t>
-      </w:r>
-    </w:p>
-    <w:bookmarkStart w:id="43" w:name="X2a91d9b1ee4bf6327b51d59c91d7740875558d5"/>
-    <w:p>
-      <w:pPr>
-        <w:pStyle w:val="Heading3"/>
-      </w:pPr>
-      <w:r>
-        <w:t xml:space="preserve">Be considerate with other people's servers</w:t>
-      </w:r>
-    </w:p>
-    <w:p>
-      <w:pPr>
-        <w:pStyle w:val="FirstParagraph"/>
-      </w:pPr>
-      <w:r>
-        <w:t xml:space="preserve">These are production sites that did not ask to be tested. The defaults are</w:t>
-      </w:r>
-      <w:r>
-        <w:t xml:space="preserve"> </w:t>
-      </w:r>
-      <w:r>
-        <w:t xml:space="preserve">deliberately restrained: one request per node every two seconds, a per-node cap</w:t>
-      </w:r>
-      <w:r>
-        <w:t xml:space="preserve"> </w:t>
-      </w:r>
-      <w:r>
-        <w:t xml:space="preserve">on followed links, and a single run-wide budget for second-hop requests rather</w:t>
-      </w:r>
-      <w:r>
-        <w:t xml:space="preserve"> </w:t>
-      </w:r>
-      <w:r>
-        <w:t xml:space="preserve">than a per-node one.</w:t>
-      </w:r>
-    </w:p>
-    <w:p>
-      <w:pPr>
-        <w:pStyle w:val="BodyText"/>
-      </w:pPr>
-      <w:r>
-        <w:t xml:space="preserve">This is not theoretical.</w:t>
-      </w:r>
-      <w:r>
-        <w:t xml:space="preserve"> </w:t>
-      </w:r>
-      <w:r>
-        <w:rPr>
-          <w:rStyle w:val="VerbatimChar"/>
-        </w:rPr>
-        <w:t xml:space="preserve">geant.org</w:t>
-      </w:r>
-      <w:r>
-        <w:t xml:space="preserve"> </w:t>
-      </w:r>
-      <w:r>
-        <w:t xml:space="preserve">served</w:t>
-      </w:r>
-      <w:r>
-        <w:t xml:space="preserve"> </w:t>
-      </w:r>
-      <w:r>
-        <w:rPr>
-          <w:rStyle w:val="VerbatimChar"/>
-        </w:rPr>
-        <w:t xml:space="preserve">HTTP 200</w:t>
-      </w:r>
-      <w:r>
-        <w:t xml:space="preserve"> </w:t>
-      </w:r>
-      <w:r>
-        <w:t xml:space="preserve">at 12:43 UTC on</w:t>
-      </w:r>
-      <w:r>
-        <w:t xml:space="preserve"> </w:t>
-      </w:r>
-      <w:r>
-        <w:t xml:space="preserve">21 September,</w:t>
-      </w:r>
-      <w:r>
-        <w:t xml:space="preserve"> </w:t>
-      </w:r>
-      <w:r>
-        <w:rPr>
-          <w:rStyle w:val="VerbatimChar"/>
-        </w:rPr>
-        <w:t xml:space="preserve">HTTP 403</w:t>
-      </w:r>
-      <w:r>
-        <w:t xml:space="preserve"> </w:t>
-      </w:r>
-      <w:r>
-        <w:t xml:space="preserve">at 13:07 the same afternoon after several runs,</w:t>
-      </w:r>
-      <w:r>
-        <w:t xml:space="preserve"> </w:t>
-      </w:r>
-      <w:r>
-        <w:t xml:space="preserve">redirecting to a Cloudflare bot-protection challenge, and</w:t>
-      </w:r>
-      <w:r>
-        <w:t xml:space="preserve"> </w:t>
-      </w:r>
-      <w:r>
-        <w:rPr>
-          <w:rStyle w:val="VerbatimChar"/>
-        </w:rPr>
-        <w:t xml:space="preserve">HTTP 200</w:t>
-      </w:r>
-      <w:r>
-        <w:t xml:space="preserve"> </w:t>
-      </w:r>
-      <w:r>
-        <w:t xml:space="preserve">again at</w:t>
-      </w:r>
-      <w:r>
-        <w:t xml:space="preserve"> </w:t>
-      </w:r>
-      <w:r>
-        <w:t xml:space="preserve">18:39 from a GitHub runner — a different address that had made no requests that</w:t>
-      </w:r>
-      <w:r>
-        <w:t xml:space="preserve"> </w:t>
-      </w:r>
-      <w:r>
-        <w:t xml:space="preserve">day. It happened again on the 25 September trial, at 04:42 UTC: GÉANT answered</w:t>
-      </w:r>
-      <w:r>
-        <w:t xml:space="preserve"> </w:t>
-      </w:r>
-      <w:r>
-        <w:t xml:space="preserve">HTTP 403 with the same challenge, and five of its cells that were decided on</w:t>
-      </w:r>
-      <w:r>
-        <w:t xml:space="preserve"> </w:t>
-      </w:r>
-      <w:r>
-        <w:t xml:space="preserve">24 September moved to review.</w:t>
+        <w:t xml:space="preserve">verdicts changed (66 / 1 / 63 at both depths).</w:t>
       </w:r>
       <w:r>
         <w:t xml:space="preserve"> </w:t>
@@ -15052,7 +15002,7 @@
           <w:b/>
           <w:bCs/>
         </w:rPr>
-        <w:t xml:space="preserve">Repeated automated runs are visible to the sites you are</w:t>
+        <w:t xml:space="preserve">Run</w:t>
       </w:r>
       <w:r>
         <w:rPr>
@@ -15063,13 +15013,212 @@
       </w:r>
       <w:r>
         <w:rPr>
+          <w:rStyle w:val="VerbatimChar"/>
           <w:b/>
           <w:bCs/>
         </w:rPr>
+        <w:t xml:space="preserve">web-24</w:t>
+      </w:r>
+      <w:r>
+        <w:rPr>
+          <w:b/>
+          <w:bCs/>
+        </w:rPr>
+        <w:t xml:space="preserve">:</w:t>
+      </w:r>
+      <w:r>
+        <w:t xml:space="preserve"> </w:t>
+      </w:r>
+      <w:r>
+        <w:t xml:space="preserve">28 second-hop pages, 94 requests, and again</w:t>
+      </w:r>
+      <w:r>
+        <w:t xml:space="preserve"> </w:t>
+      </w:r>
+      <w:r>
+        <w:rPr>
+          <w:b/>
+          <w:bCs/>
+        </w:rPr>
+        <w:t xml:space="preserve">zero</w:t>
+      </w:r>
+      <w:r>
+        <w:t xml:space="preserve"> </w:t>
+      </w:r>
+      <w:r>
+        <w:t xml:space="preserve">verdicts changed (60 / 1 / 59 / 10 at both depths). The second hop reached governance, secretariat and news pages, which is also where it met a personal name that depth 1 had never collected (section on masking). Run it yourself before assuming the same holds for</w:t>
+      </w:r>
+      <w:r>
+        <w:t xml:space="preserve"> </w:t>
+      </w:r>
+      <w:r>
+        <w:t xml:space="preserve">another federation or a later date.</w:t>
+      </w:r>
+    </w:p>
+    <w:bookmarkStart w:id="43" w:name="X2a91d9b1ee4bf6327b51d59c91d7740875558d5"/>
+    <w:p>
+      <w:pPr>
+        <w:pStyle w:val="Heading3"/>
+      </w:pPr>
+      <w:r>
+        <w:t xml:space="preserve">Be considerate with other people’s servers</w:t>
+      </w:r>
+    </w:p>
+    <w:p>
+      <w:pPr>
+        <w:pStyle w:val="FirstParagraph"/>
+      </w:pPr>
+      <w:r>
+        <w:t xml:space="preserve">These are production sites that did not ask to be tested. The defaults are</w:t>
+      </w:r>
+      <w:r>
+        <w:t xml:space="preserve"> </w:t>
+      </w:r>
+      <w:r>
+        <w:t xml:space="preserve">deliberately restrained: one request per node every two seconds, a per-node cap</w:t>
+      </w:r>
+      <w:r>
+        <w:t xml:space="preserve"> </w:t>
+      </w:r>
+      <w:r>
+        <w:t xml:space="preserve">on followed links, and a single run-wide budget for second-hop requests rather</w:t>
+      </w:r>
+      <w:r>
+        <w:t xml:space="preserve"> </w:t>
+      </w:r>
+      <w:r>
+        <w:t xml:space="preserve">than a per-node one.</w:t>
+      </w:r>
+    </w:p>
+    <w:p>
+      <w:pPr>
+        <w:pStyle w:val="BodyText"/>
+      </w:pPr>
+      <w:r>
+        <w:t xml:space="preserve">This is not theoretical.</w:t>
+      </w:r>
+      <w:r>
+        <w:t xml:space="preserve"> </w:t>
+      </w:r>
+      <w:r>
+        <w:rPr>
+          <w:rStyle w:val="VerbatimChar"/>
+        </w:rPr>
+        <w:t xml:space="preserve">geant.org</w:t>
+      </w:r>
+      <w:r>
+        <w:t xml:space="preserve"> </w:t>
+      </w:r>
+      <w:r>
+        <w:t xml:space="preserve">served</w:t>
+      </w:r>
+      <w:r>
+        <w:t xml:space="preserve"> </w:t>
+      </w:r>
+      <w:r>
+        <w:rPr>
+          <w:rStyle w:val="VerbatimChar"/>
+        </w:rPr>
+        <w:t xml:space="preserve">HTTP 200</w:t>
+      </w:r>
+      <w:r>
+        <w:t xml:space="preserve"> </w:t>
+      </w:r>
+      <w:r>
+        <w:t xml:space="preserve">at 12:43 UTC on</w:t>
+      </w:r>
+      <w:r>
+        <w:t xml:space="preserve"> </w:t>
+      </w:r>
+      <w:r>
+        <w:t xml:space="preserve">21 September,</w:t>
+      </w:r>
+      <w:r>
+        <w:t xml:space="preserve"> </w:t>
+      </w:r>
+      <w:r>
+        <w:rPr>
+          <w:rStyle w:val="VerbatimChar"/>
+        </w:rPr>
+        <w:t xml:space="preserve">HTTP 403</w:t>
+      </w:r>
+      <w:r>
+        <w:t xml:space="preserve"> </w:t>
+      </w:r>
+      <w:r>
+        <w:t xml:space="preserve">at 13:07 the same afternoon after several runs,</w:t>
+      </w:r>
+      <w:r>
+        <w:t xml:space="preserve"> </w:t>
+      </w:r>
+      <w:r>
+        <w:t xml:space="preserve">redirecting to a Cloudflare bot-protection challenge, and</w:t>
+      </w:r>
+      <w:r>
+        <w:t xml:space="preserve"> </w:t>
+      </w:r>
+      <w:r>
+        <w:rPr>
+          <w:rStyle w:val="VerbatimChar"/>
+        </w:rPr>
+        <w:t xml:space="preserve">HTTP 200</w:t>
+      </w:r>
+      <w:r>
+        <w:t xml:space="preserve"> </w:t>
+      </w:r>
+      <w:r>
+        <w:t xml:space="preserve">again at</w:t>
+      </w:r>
+      <w:r>
+        <w:t xml:space="preserve"> </w:t>
+      </w:r>
+      <w:r>
+        <w:t xml:space="preserve">18:39 from a GitHub runner — a different address that had made no requests that</w:t>
+      </w:r>
+      <w:r>
+        <w:t xml:space="preserve"> </w:t>
+      </w:r>
+      <w:r>
+        <w:t xml:space="preserve">day. It happened again on the 25 September trial, at 04:42 UTC: GÉANT answered</w:t>
+      </w:r>
+      <w:r>
+        <w:t xml:space="preserve"> </w:t>
+      </w:r>
+      <w:r>
+        <w:t xml:space="preserve">HTTP 403 with the same challenge, and five of its cells that were decided on</w:t>
+      </w:r>
+      <w:r>
+        <w:t xml:space="preserve"> </w:t>
+      </w:r>
+      <w:r>
+        <w:t xml:space="preserve">24 September moved to review.</w:t>
+      </w:r>
+      <w:r>
+        <w:t xml:space="preserve"> </w:t>
+      </w:r>
+      <w:r>
+        <w:rPr>
+          <w:b/>
+          <w:bCs/>
+        </w:rPr>
+        <w:t xml:space="preserve">Repeated automated runs are visible to the sites you are</w:t>
+      </w:r>
+      <w:r>
+        <w:rPr>
+          <w:b/>
+          <w:bCs/>
+        </w:rPr>
+        <w:t xml:space="preserve"> </w:t>
+      </w:r>
+      <w:r>
+        <w:rPr>
+          <w:b/>
+          <w:bCs/>
+        </w:rPr>
         <w:t xml:space="preserve">checking</w:t>
       </w:r>
       <w:r>
-        <w:t xml:space="preserve">, and the block tracks the requesting address rather than the tool's</w:t>
+        <w:t xml:space="preserve">, and the block tracks the requesting address rather than the tool’s</w:t>
       </w:r>
       <w:r>
         <w:t xml:space="preserve"> </w:t>
@@ -15144,7 +15293,6 @@
       </w:tblGrid>
       <w:tr>
         <w:trPr>
-          <w:cantSplit/>
           <w:tblHeader w:val="on"/>
         </w:trPr>
         <w:tc>
@@ -15171,9 +15319,6 @@
         </w:tc>
       </w:tr>
       <w:tr>
-        <w:trPr>
-          <w:cantSplit/>
-        </w:trPr>
         <w:tc>
           <w:tcPr/>
           <w:p>
@@ -15211,9 +15356,6 @@
         </w:tc>
       </w:tr>
       <w:tr>
-        <w:trPr>
-          <w:cantSplit/>
-        </w:trPr>
         <w:tc>
           <w:tcPr/>
           <w:p>
@@ -15241,9 +15383,6 @@
         </w:tc>
       </w:tr>
       <w:tr>
-        <w:trPr>
-          <w:cantSplit/>
-        </w:trPr>
         <w:tc>
           <w:tcPr/>
           <w:p>
@@ -15271,9 +15410,6 @@
         </w:tc>
       </w:tr>
       <w:tr>
-        <w:trPr>
-          <w:cantSplit/>
-        </w:trPr>
         <w:tc>
           <w:tcPr/>
           <w:p>
@@ -15301,9 +15437,6 @@
         </w:tc>
       </w:tr>
       <w:tr>
-        <w:trPr>
-          <w:cantSplit/>
-        </w:trPr>
         <w:tc>
           <w:tcPr/>
           <w:p>
@@ -15331,9 +15464,6 @@
         </w:tc>
       </w:tr>
       <w:tr>
-        <w:trPr>
-          <w:cantSplit/>
-        </w:trPr>
         <w:tc>
           <w:tcPr/>
           <w:p>
@@ -15361,9 +15491,6 @@
         </w:tc>
       </w:tr>
       <w:tr>
-        <w:trPr>
-          <w:cantSplit/>
-        </w:trPr>
         <w:tc>
           <w:tcPr/>
           <w:p>
@@ -15456,7 +15583,6 @@
       </w:tblGrid>
       <w:tr>
         <w:trPr>
-          <w:cantSplit/>
           <w:tblHeader w:val="on"/>
         </w:trPr>
         <w:tc>
@@ -15480,9 +15606,6 @@
         </w:tc>
       </w:tr>
       <w:tr>
-        <w:trPr>
-          <w:cantSplit/>
-        </w:trPr>
         <w:tc>
           <w:tcPr/>
           <w:p>
@@ -15517,9 +15640,6 @@
         </w:tc>
       </w:tr>
       <w:tr>
-        <w:trPr>
-          <w:cantSplit/>
-        </w:trPr>
         <w:tc>
           <w:tcPr/>
           <w:p>
@@ -15554,9 +15674,6 @@
         </w:tc>
       </w:tr>
       <w:tr>
-        <w:trPr>
-          <w:cantSplit/>
-        </w:trPr>
         <w:tc>
           <w:tcPr/>
           <w:p>
@@ -15591,9 +15708,6 @@
         </w:tc>
       </w:tr>
       <w:tr>
-        <w:trPr>
-          <w:cantSplit/>
-        </w:trPr>
         <w:tc>
           <w:tcPr/>
           <w:p>
@@ -15670,7 +15784,7 @@
         <w:t xml:space="preserve"> </w:t>
       </w:r>
       <w:r>
-        <w:t xml:space="preserve">crawlers to stay away and the tool complied. The reason is in each cell's</w:t>
+        <w:t xml:space="preserve">crawlers to stay away and the tool complied. The reason is in each cell’s</w:t>
       </w:r>
       <w:r>
         <w:t xml:space="preserve"> </w:t>
@@ -15748,7 +15862,7 @@
         <w:t xml:space="preserve">ERROR</w:t>
       </w:r>
       <w:r>
-        <w:t xml:space="preserve">. On the 25 September trial, BBMRI-ERIC's new</w:t>
+        <w:t xml:space="preserve">. On the 25 September trial, BBMRI-ERIC’s new</w:t>
       </w:r>
       <w:r>
         <w:t xml:space="preserve"> </w:t>
@@ -15835,13 +15949,31 @@
         <w:t xml:space="preserve"> </w:t>
       </w:r>
       <w:r>
-        <w:t xml:space="preserve">returns review rather than FAIL. The point is that "we found no contact link" and</w:t>
-      </w:r>
-      <w:r>
-        <w:t xml:space="preserve"> </w:t>
-      </w:r>
-      <w:r>
-        <w:t xml:space="preserve">"the page did not load for us" must not produce the same verdict.</w:t>
+        <w:t xml:space="preserve">returns review rather than FAIL. The point is that</w:t>
+      </w:r>
+      <w:r>
+        <w:t xml:space="preserve"> </w:t>
+      </w:r>
+      <w:r>
+        <w:t xml:space="preserve">“we found no contact link”</w:t>
+      </w:r>
+      <w:r>
+        <w:t xml:space="preserve"> </w:t>
+      </w:r>
+      <w:r>
+        <w:t xml:space="preserve">and</w:t>
+      </w:r>
+      <w:r>
+        <w:t xml:space="preserve"> </w:t>
+      </w:r>
+      <w:r>
+        <w:t xml:space="preserve">“the page did not load for us”</w:t>
+      </w:r>
+      <w:r>
+        <w:t xml:space="preserve"> </w:t>
+      </w:r>
+      <w:r>
+        <w:t xml:space="preserve">must not produce the same verdict.</w:t>
       </w:r>
     </w:p>
     <w:p>
@@ -15849,7 +15981,7 @@
         <w:pStyle w:val="BodyText"/>
       </w:pPr>
       <w:r>
-        <w:t xml:space="preserve">The same restraint applies to being blocked. GÉANT's</w:t>
+        <w:t xml:space="preserve">The same restraint applies to being blocked. GÉANT’s</w:t>
       </w:r>
       <w:r>
         <w:t xml:space="preserve"> </w:t>
@@ -16235,7 +16367,6 @@
       </w:tblGrid>
       <w:tr>
         <w:trPr>
-          <w:cantSplit/>
           <w:tblHeader w:val="on"/>
         </w:trPr>
         <w:tc>
@@ -16262,9 +16393,6 @@
         </w:tc>
       </w:tr>
       <w:tr>
-        <w:trPr>
-          <w:cantSplit/>
-        </w:trPr>
         <w:tc>
           <w:tcPr/>
           <w:p>
@@ -16319,9 +16447,6 @@
         </w:tc>
       </w:tr>
       <w:tr>
-        <w:trPr>
-          <w:cantSplit/>
-        </w:trPr>
         <w:tc>
           <w:tcPr/>
           <w:p>
@@ -16373,9 +16498,6 @@
         </w:tc>
       </w:tr>
       <w:tr>
-        <w:trPr>
-          <w:cantSplit/>
-        </w:trPr>
         <w:tc>
           <w:tcPr/>
           <w:p>
@@ -16436,9 +16558,6 @@
         </w:tc>
       </w:tr>
       <w:tr>
-        <w:trPr>
-          <w:cantSplit/>
-        </w:trPr>
         <w:tc>
           <w:tcPr/>
           <w:p>
@@ -16490,9 +16609,6 @@
         </w:tc>
       </w:tr>
       <w:tr>
-        <w:trPr>
-          <w:cantSplit/>
-        </w:trPr>
         <w:tc>
           <w:tcPr/>
           <w:p>
@@ -16553,9 +16669,6 @@
         </w:tc>
       </w:tr>
       <w:tr>
-        <w:trPr>
-          <w:cantSplit/>
-        </w:trPr>
         <w:tc>
           <w:tcPr/>
           <w:p>
@@ -16726,76 +16839,244 @@
         <w:rPr>
           <w:rStyle w:val="VerbatimChar"/>
         </w:rPr>
+        <w:t xml:space="preserve">web-24</w:t>
+      </w:r>
+      <w:r>
+        <w:t xml:space="preserve"> </w:t>
+      </w:r>
+      <w:r>
+        <w:t xml:space="preserve">(5 October 2026) was collected</w:t>
+      </w:r>
+      <w:r>
+        <w:t xml:space="preserve"> </w:t>
+      </w:r>
+      <w:r>
+        <w:t xml:space="preserve">with masking in place, and a search of all its evidence and reports found no</w:t>
+      </w:r>
+      <w:r>
+        <w:t xml:space="preserve"> </w:t>
+      </w:r>
+      <w:r>
+        <w:t xml:space="preserve">personal address or phone number. Two personal names that the masking does not cover were removed by hand from the evidence, each replaced by a placeholder of the same length so every character count and verdict stays as collected: a quotation attribution on CERN’s page (in</w:t>
+      </w:r>
+      <w:r>
+        <w:t xml:space="preserve"> </w:t>
+      </w:r>
+      <w:r>
+        <w:rPr>
+          <w:rStyle w:val="VerbatimChar"/>
+        </w:rPr>
+        <w:t xml:space="preserve">cern.json</w:t>
+      </w:r>
+      <w:r>
+        <w:t xml:space="preserve"> </w:t>
+      </w:r>
+      <w:r>
+        <w:t xml:space="preserve">and in its screenshot) and the node coordinator named on EGI’s page (in</w:t>
+      </w:r>
+      <w:r>
+        <w:t xml:space="preserve"> </w:t>
+      </w:r>
+      <w:r>
+        <w:rPr>
+          <w:rStyle w:val="VerbatimChar"/>
+        </w:rPr>
+        <w:t xml:space="preserve">egi.json</w:t>
+      </w:r>
+      <w:r>
+        <w:t xml:space="preserve">, in the link text and, since</w:t>
+      </w:r>
+      <w:r>
+        <w:t xml:space="preserve"> </w:t>
+      </w:r>
+      <w:r>
+        <w:rPr>
+          <w:rStyle w:val="VerbatimChar"/>
+        </w:rPr>
+        <w:t xml:space="preserve">web-12</w:t>
+      </w:r>
+      <w:r>
+        <w:t xml:space="preserve">, also in the link’s address,</w:t>
+      </w:r>
+      <w:r>
+        <w:t xml:space="preserve"> </w:t>
+      </w:r>
+      <w:r>
+        <w:rPr>
+          <w:rStyle w:val="VerbatimChar"/>
+        </w:rPr>
+        <w:t xml:space="preserve">/person/…/</w:t>
+      </w:r>
+      <w:r>
+        <w:t xml:space="preserve">, which earlier published runs still carried). The second hop of</w:t>
+      </w:r>
+      <w:r>
+        <w:t xml:space="preserve"> </w:t>
+      </w:r>
+      <w:r>
+        <w:rPr>
+          <w:rStyle w:val="VerbatimChar"/>
+        </w:rPr>
+        <w:t xml:space="preserve">web-13</w:t>
+      </w:r>
+      <w:r>
+        <w:t xml:space="preserve"> </w:t>
+      </w:r>
+      <w:r>
+        <w:t xml:space="preserve">added a third: a person quoted in a news item on a Czechia page reached only at depth 2 (in</w:t>
+      </w:r>
+      <w:r>
+        <w:t xml:space="preserve"> </w:t>
+      </w:r>
+      <w:r>
+        <w:rPr>
+          <w:rStyle w:val="VerbatimChar"/>
+        </w:rPr>
+        <w:t xml:space="preserve">eosc-cz.json</w:t>
+      </w:r>
+      <w:r>
+        <w:t xml:space="preserve">, in the quotation and in the address of the interview it links to).</w:t>
+      </w:r>
+      <w:r>
+        <w:t xml:space="preserve"> </w:t>
+      </w:r>
+      <w:r>
+        <w:rPr>
+          <w:rStyle w:val="VerbatimChar"/>
+        </w:rPr>
+        <w:t xml:space="preserve">web-14</w:t>
+      </w:r>
+      <w:r>
+        <w:t xml:space="preserve">, which also reads services and policies pages, added many more, and</w:t>
+      </w:r>
+      <w:r>
+        <w:t xml:space="preserve"> </w:t>
+      </w:r>
+      <w:r>
+        <w:rPr>
+          <w:rStyle w:val="VerbatimChar"/>
+        </w:rPr>
+        <w:t xml:space="preserve">web-15</w:t>
+      </w:r>
+      <w:r>
+        <w:t xml:space="preserve">,</w:t>
+      </w:r>
+      <w:r>
+        <w:t xml:space="preserve"> </w:t>
+      </w:r>
+      <w:r>
+        <w:rPr>
+          <w:rStyle w:val="VerbatimChar"/>
+        </w:rPr>
+        <w:t xml:space="preserve">web-16</w:t>
+      </w:r>
+      <w:r>
+        <w:t xml:space="preserve">,</w:t>
+      </w:r>
+      <w:r>
+        <w:t xml:space="preserve"> </w:t>
+      </w:r>
+      <w:r>
+        <w:rPr>
+          <w:rStyle w:val="VerbatimChar"/>
+        </w:rPr>
+        <w:t xml:space="preserve">web-18</w:t>
+      </w:r>
+      <w:r>
+        <w:t xml:space="preserve">,</w:t>
+      </w:r>
+      <w:r>
+        <w:t xml:space="preserve"> </w:t>
+      </w:r>
+      <w:r>
+        <w:rPr>
+          <w:rStyle w:val="VerbatimChar"/>
+        </w:rPr>
+        <w:t xml:space="preserve">web-21</w:t>
+      </w:r>
+      <w:r>
+        <w:t xml:space="preserve">,</w:t>
+      </w:r>
+      <w:r>
+        <w:t xml:space="preserve"> </w:t>
+      </w:r>
+      <w:r>
+        <w:rPr>
+          <w:rStyle w:val="VerbatimChar"/>
+        </w:rPr>
+        <w:t xml:space="preserve">web-22</w:t>
+      </w:r>
+      <w:r>
+        <w:t xml:space="preserve">,</w:t>
+      </w:r>
+      <w:r>
+        <w:t xml:space="preserve"> </w:t>
+      </w:r>
+      <w:r>
+        <w:rPr>
+          <w:rStyle w:val="VerbatimChar"/>
+        </w:rPr>
         <w:t xml:space="preserve">web-23</w:t>
       </w:r>
       <w:r>
         <w:t xml:space="preserve"> </w:t>
       </w:r>
       <w:r>
-        <w:t xml:space="preserve">(2 October 2026) was collected</w:t>
-      </w:r>
-      <w:r>
-        <w:t xml:space="preserve"> </w:t>
-      </w:r>
-      <w:r>
-        <w:t xml:space="preserve">with masking in place, and a search of all its evidence and reports found no</w:t>
-      </w:r>
-      <w:r>
-        <w:t xml:space="preserve"> </w:t>
-      </w:r>
-      <w:r>
-        <w:t xml:space="preserve">personal address or phone number. Two personal names that the masking does not cover were removed by hand from the evidence, each replaced by a placeholder of the same length so every character count and verdict stays as collected: a quotation attribution on CERN's page (in</w:t>
-      </w:r>
-      <w:r>
-        <w:t xml:space="preserve"> </w:t>
-      </w:r>
-      <w:r>
-        <w:rPr>
-          <w:rStyle w:val="VerbatimChar"/>
-        </w:rPr>
-        <w:t xml:space="preserve">cern.json</w:t>
-      </w:r>
-      <w:r>
-        <w:t xml:space="preserve"> </w:t>
-      </w:r>
-      <w:r>
-        <w:t xml:space="preserve">and in its screenshot) and the node coordinator named on EGI's page (in</w:t>
-      </w:r>
-      <w:r>
-        <w:t xml:space="preserve"> </w:t>
-      </w:r>
-      <w:r>
-        <w:rPr>
-          <w:rStyle w:val="VerbatimChar"/>
-        </w:rPr>
-        <w:t xml:space="preserve">egi.json</w:t>
-      </w:r>
-      <w:r>
-        <w:t xml:space="preserve">, in the link text and, since</w:t>
-      </w:r>
-      <w:r>
-        <w:t xml:space="preserve"> </w:t>
-      </w:r>
-      <w:r>
-        <w:rPr>
-          <w:rStyle w:val="VerbatimChar"/>
-        </w:rPr>
-        <w:t xml:space="preserve">web-12</w:t>
-      </w:r>
-      <w:r>
-        <w:t xml:space="preserve">, also in the link's address,</w:t>
-      </w:r>
-      <w:r>
-        <w:t xml:space="preserve"> </w:t>
-      </w:r>
-      <w:r>
-        <w:rPr>
-          <w:rStyle w:val="VerbatimChar"/>
-        </w:rPr>
-        <w:t xml:space="preserve">/person/…/</w:t>
-      </w:r>
-      <w:r>
-        <w:t xml:space="preserve">, which earlier published runs still carried). The second hop of</w:t>
+        <w:t xml:space="preserve">and</w:t>
+      </w:r>
+      <w:r>
+        <w:t xml:space="preserve"> </w:t>
+      </w:r>
+      <w:r>
+        <w:rPr>
+          <w:rStyle w:val="VerbatimChar"/>
+        </w:rPr>
+        <w:t xml:space="preserve">web-24</w:t>
+      </w:r>
+      <w:r>
+        <w:t xml:space="preserve"> </w:t>
+      </w:r>
+      <w:r>
+        <w:t xml:space="preserve">carry the same ones (BBMRI-ERIC’s apart, in</w:t>
+      </w:r>
+      <w:r>
+        <w:t xml:space="preserve"> </w:t>
+      </w:r>
+      <w:r>
+        <w:rPr>
+          <w:rStyle w:val="VerbatimChar"/>
+        </w:rPr>
+        <w:t xml:space="preserve">web-24</w:t>
+      </w:r>
+      <w:r>
+        <w:t xml:space="preserve">, where its page was not fetched) (</w:t>
+      </w:r>
+      <w:r>
+        <w:rPr>
+          <w:rStyle w:val="VerbatimChar"/>
+        </w:rPr>
+        <w:t xml:space="preserve">web-21</w:t>
+      </w:r>
+      <w:r>
+        <w:t xml:space="preserve"> </w:t>
+      </w:r>
+      <w:r>
+        <w:t xml:space="preserve">adds one, a photo credit in an image description on Data Terra’s new page;</w:t>
+      </w:r>
+      <w:r>
+        <w:t xml:space="preserve"> </w:t>
+      </w:r>
+      <w:r>
+        <w:rPr>
+          <w:rStyle w:val="VerbatimChar"/>
+        </w:rPr>
+        <w:t xml:space="preserve">web-22</w:t>
+      </w:r>
+      <w:r>
+        <w:t xml:space="preserve"> </w:t>
+      </w:r>
+      <w:r>
+        <w:t xml:space="preserve">adds two staff names in a news item on EUDAT’s new page and one more GÉANT observer): about thirty staff, board and news-author names on BBMRI-ERIC’s and EGI’s pages, and the author lists of publication citations on Czechia’s, D4Science’s (EOSC DTO, Italy) and PaNOSC’s pages. Two of those citation lists were already in the evidence published as</w:t>
       </w:r>
       <w:r>
         <w:t xml:space="preserve"> </w:t>
@@ -16810,40 +17091,28 @@
         <w:t xml:space="preserve"> </w:t>
       </w:r>
       <w:r>
-        <w:t xml:space="preserve">added a third: a person quoted in a news item on a Czechia page reached only at depth 2 (in</w:t>
-      </w:r>
-      <w:r>
-        <w:t xml:space="preserve"> </w:t>
-      </w:r>
-      <w:r>
-        <w:rPr>
-          <w:rStyle w:val="VerbatimChar"/>
-        </w:rPr>
-        <w:t xml:space="preserve">eosc-cz.json</w:t>
-      </w:r>
-      <w:r>
-        <w:t xml:space="preserve">, in the quotation and in the address of the interview it links to).</w:t>
-      </w:r>
-      <w:r>
-        <w:t xml:space="preserve"> </w:t>
-      </w:r>
-      <w:r>
-        <w:rPr>
-          <w:rStyle w:val="VerbatimChar"/>
-        </w:rPr>
-        <w:t xml:space="preserve">web-14</w:t>
-      </w:r>
-      <w:r>
-        <w:t xml:space="preserve">, which also reads services and policies pages, added many more, and</w:t>
-      </w:r>
-      <w:r>
-        <w:t xml:space="preserve"> </w:t>
-      </w:r>
-      <w:r>
-        <w:rPr>
-          <w:rStyle w:val="VerbatimChar"/>
-        </w:rPr>
-        <w:t xml:space="preserve">web-15</w:t>
+        <w:t xml:space="preserve">and were missed then; they remain in the git history.</w:t>
+      </w:r>
+      <w:r>
+        <w:t xml:space="preserve"> </w:t>
+      </w:r>
+      <w:r>
+        <w:rPr>
+          <w:rStyle w:val="VerbatimChar"/>
+        </w:rPr>
+        <w:t xml:space="preserve">web-16</w:t>
+      </w:r>
+      <w:r>
+        <w:t xml:space="preserve">, the first run with GÉANT’s page served since 24 September, reached its executive team, governance and membership pages: about 120 names of officers, board members and General Assembly representatives, some cut short at the end of a link label (</w:t>
+      </w:r>
+      <w:r>
+        <w:t xml:space="preserve">“Heidi Fraser-Kr…”</w:t>
+      </w:r>
+      <w:r>
+        <w:t xml:space="preserve">). They were taken from the fixed patterns of those pages (</w:t>
+      </w:r>
+      <w:r>
+        <w:t xml:space="preserve">“Representative:”</w:t>
       </w:r>
       <w:r>
         <w:t xml:space="preserve">,</w:t>
@@ -16852,10 +17121,7 @@
         <w:t xml:space="preserve"> </w:t>
       </w:r>
       <w:r>
-        <w:rPr>
-          <w:rStyle w:val="VerbatimChar"/>
-        </w:rPr>
-        <w:t xml:space="preserve">web-16</w:t>
+        <w:t xml:space="preserve">“Substitute:”</w:t>
       </w:r>
       <w:r>
         <w:t xml:space="preserve">,</w:t>
@@ -16864,10 +17130,7 @@
         <w:t xml:space="preserve"> </w:t>
       </w:r>
       <w:r>
-        <w:rPr>
-          <w:rStyle w:val="VerbatimChar"/>
-        </w:rPr>
-        <w:t xml:space="preserve">web-18</w:t>
+        <w:t xml:space="preserve">“… Chief … Officer”</w:t>
       </w:r>
       <w:r>
         <w:t xml:space="preserve">,</w:t>
@@ -16876,97 +17139,19 @@
         <w:t xml:space="preserve"> </w:t>
       </w:r>
       <w:r>
-        <w:rPr>
-          <w:rStyle w:val="VerbatimChar"/>
-        </w:rPr>
-        <w:t xml:space="preserve">web-21</w:t>
-      </w:r>
-      <w:r>
-        <w:t xml:space="preserve">,</w:t>
-      </w:r>
-      <w:r>
-        <w:t xml:space="preserve"> </w:t>
-      </w:r>
-      <w:r>
-        <w:rPr>
-          <w:rStyle w:val="VerbatimChar"/>
-        </w:rPr>
-        <w:t xml:space="preserve">web-22</w:t>
-      </w:r>
-      <w:r>
-        <w:t xml:space="preserve"> </w:t>
-      </w:r>
-      <w:r>
-        <w:t xml:space="preserve">and</w:t>
-      </w:r>
-      <w:r>
-        <w:t xml:space="preserve"> </w:t>
-      </w:r>
-      <w:r>
-        <w:rPr>
-          <w:rStyle w:val="VerbatimChar"/>
-        </w:rPr>
-        <w:t xml:space="preserve">web-23</w:t>
-      </w:r>
-      <w:r>
-        <w:t xml:space="preserve"> </w:t>
-      </w:r>
-      <w:r>
-        <w:t xml:space="preserve">carry the same ones (</w:t>
-      </w:r>
-      <w:r>
-        <w:rPr>
-          <w:rStyle w:val="VerbatimChar"/>
-        </w:rPr>
-        <w:t xml:space="preserve">web-21</w:t>
-      </w:r>
-      <w:r>
-        <w:t xml:space="preserve"> </w:t>
-      </w:r>
-      <w:r>
-        <w:t xml:space="preserve">adds one, a photo credit in an image description on Data Terra's new page;</w:t>
-      </w:r>
-      <w:r>
-        <w:t xml:space="preserve"> </w:t>
-      </w:r>
-      <w:r>
-        <w:rPr>
-          <w:rStyle w:val="VerbatimChar"/>
-        </w:rPr>
-        <w:t xml:space="preserve">web-22</w:t>
-      </w:r>
-      <w:r>
-        <w:t xml:space="preserve"> </w:t>
-      </w:r>
-      <w:r>
-        <w:t xml:space="preserve">adds two staff names in a news item on EUDAT's new page and one more GÉANT observer): about thirty staff, board and news-author names on BBMRI-ERIC's and EGI's pages, and the author lists of publication citations on Czechia's, D4Science's (EOSC DTO, Italy) and PaNOSC's pages. Two of those citation lists were already in the evidence published as</w:t>
-      </w:r>
-      <w:r>
-        <w:t xml:space="preserve"> </w:t>
-      </w:r>
-      <w:r>
-        <w:rPr>
-          <w:rStyle w:val="VerbatimChar"/>
-        </w:rPr>
-        <w:t xml:space="preserve">web-13</w:t>
-      </w:r>
-      <w:r>
-        <w:t xml:space="preserve"> </w:t>
-      </w:r>
-      <w:r>
-        <w:t xml:space="preserve">and were missed then; they remain in the git history.</w:t>
-      </w:r>
-      <w:r>
-        <w:t xml:space="preserve"> </w:t>
-      </w:r>
-      <w:r>
-        <w:rPr>
-          <w:rStyle w:val="VerbatimChar"/>
-        </w:rPr>
-        <w:t xml:space="preserve">web-16</w:t>
-      </w:r>
-      <w:r>
-        <w:t xml:space="preserve">, the first run with GÉANT's page served since 24 September, reached its executive team, governance and membership pages: about 120 names of officers, board members and General Assembly representatives, some cut short at the end of a link label ("Heidi Fraser-Kr…"). They were taken from the fixed patterns of those pages ("Representative:", "Substitute:", "… Chief … Officer", "… Member") and masked everywhere, truncated forms included. A deeper run reads more pages, and so needs this check more; look for citations ("Surname, I." lists before a year) as well as for people named in prose. The masking handles addresses and phone numbers only, so a new run needs the same check for names. Before it, commit</w:t>
+        <w:t xml:space="preserve">“… Member”</w:t>
+      </w:r>
+      <w:r>
+        <w:t xml:space="preserve">) and masked everywhere, truncated forms included. A deeper run reads more pages, and so needs this check more; look for citations (</w:t>
+      </w:r>
+      <w:r>
+        <w:t xml:space="preserve">“Surname, I.”</w:t>
+      </w:r>
+      <w:r>
+        <w:t xml:space="preserve"> </w:t>
+      </w:r>
+      <w:r>
+        <w:t xml:space="preserve">lists before a year) as well as for people named in prose. The masking handles addresses and phone numbers only, so a new run needs the same check for names. Before it, commit</w:t>
       </w:r>
       <w:r>
         <w:t xml:space="preserve"> </w:t>
@@ -16987,7 +17172,7 @@
         <w:t xml:space="preserve"> </w:t>
       </w:r>
       <w:r>
-        <w:t xml:space="preserve">2026) masked the 24 September run's</w:t>
+        <w:t xml:space="preserve">2026) masked the 24 September run’s</w:t>
       </w:r>
       <w:r>
         <w:t xml:space="preserve"> </w:t>
@@ -17014,7 +17199,7 @@
         <w:t xml:space="preserve"> </w:t>
       </w:r>
       <w:r>
-        <w:t xml:space="preserve">slightly, by the length of the masked text (BBMRI-ERIC's page from 7100 to</w:t>
+        <w:t xml:space="preserve">slightly, by the length of the masked text (BBMRI-ERIC’s page from 7100 to</w:t>
       </w:r>
       <w:r>
         <w:t xml:space="preserve"> </w:t>
@@ -17308,7 +17493,10 @@
         <w:t xml:space="preserve"> </w:t>
       </w:r>
       <w:r>
-        <w:t xml:space="preserve">"Changing a node's URL").</w:t>
+        <w:t xml:space="preserve">“Changing a node’s URL”</w:t>
+      </w:r>
+      <w:r>
+        <w:t xml:space="preserve">).</w:t>
       </w:r>
     </w:p>
     <w:p>
@@ -17486,7 +17674,6 @@
       </w:tblGrid>
       <w:tr>
         <w:trPr>
-          <w:cantSplit/>
           <w:tblHeader w:val="on"/>
         </w:trPr>
         <w:tc>
@@ -17524,9 +17711,6 @@
         </w:tc>
       </w:tr>
       <w:tr>
-        <w:trPr>
-          <w:cantSplit/>
-        </w:trPr>
         <w:tc>
           <w:tcPr/>
           <w:p>
@@ -17580,9 +17764,6 @@
         </w:tc>
       </w:tr>
       <w:tr>
-        <w:trPr>
-          <w:cantSplit/>
-        </w:trPr>
         <w:tc>
           <w:tcPr/>
           <w:p>
@@ -17615,15 +17796,24 @@
               <w:pStyle w:val="Compact"/>
             </w:pPr>
             <w:r>
-              <w:t xml:space="preserve">The verdict logic, point by point, including both item 5 rules (v3.2: no AUP/UAP link on the NLP fails, one document for both and a licence are review), including the render gate, the EOSC-asset token rule, that a point 3 summary never denies having a name list it was given, and that a link merely labelled "support" does not settle point 6.</w:t>
+              <w:t xml:space="preserve">The verdict logic, point by point, including both item 5 rules (v3.2: no AUP/UAP link on the NLP fails, one document for both and a licence are review), including the render gate, the EOSC-asset token rule, that a point 3 summary never denies having a name list it was given, and that a link merely labelled</w:t>
+            </w:r>
+            <w:r>
+              <w:t xml:space="preserve"> </w:t>
+            </w:r>
+            <w:r>
+              <w:t xml:space="preserve">“support”</w:t>
+            </w:r>
+            <w:r>
+              <w:t xml:space="preserve"> </w:t>
+            </w:r>
+            <w:r>
+              <w:t xml:space="preserve">does not settle point 6.</w:t>
             </w:r>
           </w:p>
         </w:tc>
       </w:tr>
       <w:tr>
-        <w:trPr>
-          <w:cantSplit/>
-        </w:trPr>
         <w:tc>
           <w:tcPr/>
           <w:p>
@@ -17722,9 +17912,6 @@
         </w:tc>
       </w:tr>
       <w:tr>
-        <w:trPr>
-          <w:cantSplit/>
-        </w:trPr>
         <w:tc>
           <w:tcPr/>
           <w:p>
@@ -17763,9 +17950,6 @@
         </w:tc>
       </w:tr>
       <w:tr>
-        <w:trPr>
-          <w:cantSplit/>
-        </w:trPr>
         <w:tc>
           <w:tcPr/>
           <w:p>
@@ -17804,9 +17988,6 @@
         </w:tc>
       </w:tr>
       <w:tr>
-        <w:trPr>
-          <w:cantSplit/>
-        </w:trPr>
         <w:tc>
           <w:tcPr/>
           <w:p>
@@ -17908,9 +18089,6 @@
         </w:tc>
       </w:tr>
       <w:tr>
-        <w:trPr>
-          <w:cantSplit/>
-        </w:trPr>
         <w:tc>
           <w:tcPr/>
           <w:p>
@@ -17949,9 +18127,6 @@
         </w:tc>
       </w:tr>
       <w:tr>
-        <w:trPr>
-          <w:cantSplit/>
-        </w:trPr>
         <w:tc>
           <w:tcPr/>
           <w:p>
@@ -18005,9 +18180,6 @@
         </w:tc>
       </w:tr>
       <w:tr>
-        <w:trPr>
-          <w:cantSplit/>
-        </w:trPr>
         <w:tc>
           <w:tcPr/>
           <w:p>
@@ -18554,13 +18726,13 @@
         <w:t xml:space="preserve"> </w:t>
       </w:r>
       <w:r>
-        <w:t xml:space="preserve">A scheduled compliance run would mean fetching every node's production website on a</w:t>
-      </w:r>
-      <w:r>
-        <w:t xml:space="preserve"> </w:t>
-      </w:r>
-      <w:r>
-        <w:t xml:space="preserve">timer, which is exactly the behaviour that got GÉANT's bot protection to start</w:t>
+        <w:t xml:space="preserve">A scheduled compliance run would mean fetching every node’s production website on a</w:t>
+      </w:r>
+      <w:r>
+        <w:t xml:space="preserve"> </w:t>
+      </w:r>
+      <w:r>
+        <w:t xml:space="preserve">timer, which is exactly the behaviour that got GÉANT’s bot protection to start</w:t>
       </w:r>
       <w:r>
         <w:t xml:space="preserve"> </w:t>
@@ -18602,16 +18774,16 @@
         <w:t xml:space="preserve"> </w:t>
       </w:r>
       <w:r>
-        <w:t xml:space="preserve">today it fetches BBMRI-ERIC's public</w:t>
-      </w:r>
-      <w:r>
-        <w:t xml:space="preserve"> </w:t>
-      </w:r>
-      <w:r>
-        <w:rPr>
-          <w:rStyle w:val="VerbatimChar"/>
-        </w:rPr>
-        <w:t xml:space="preserve">www.</w:t>
+        <w:t xml:space="preserve">today it asks for BBMRI-ERIC’s</w:t>
+      </w:r>
+      <w:r>
+        <w:t xml:space="preserve"> </w:t>
+      </w:r>
+      <w:r>
+        <w:rPr>
+          <w:rStyle w:val="VerbatimChar"/>
+        </w:rPr>
+        <w:t xml:space="preserve">dev3.</w:t>
       </w:r>
       <w:r>
         <w:t xml:space="preserve"> </w:t>
@@ -18623,7 +18795,19 @@
         <w:t xml:space="preserve"> </w:t>
       </w:r>
       <w:r>
-        <w:t xml:space="preserve">published run was collected from.</w:t>
+        <w:t xml:space="preserve">published run was collected from (and is refused by its</w:t>
+      </w:r>
+      <w:r>
+        <w:t xml:space="preserve"> </w:t>
+      </w:r>
+      <w:r>
+        <w:rPr>
+          <w:rStyle w:val="VerbatimChar"/>
+        </w:rPr>
+        <w:t xml:space="preserve">robots.txt</w:t>
+      </w:r>
+      <w:r>
+        <w:t xml:space="preserve">).</w:t>
       </w:r>
     </w:p>
     <w:p>
@@ -18784,7 +18968,7 @@
         <w:t xml:space="preserve"> </w:t>
       </w:r>
       <w:r>
-        <w:t xml:space="preserve">people's sites.</w:t>
+        <w:t xml:space="preserve">people’s sites.</w:t>
       </w:r>
     </w:p>
     <w:p>
@@ -18931,7 +19115,7 @@
         <w:t xml:space="preserve"> </w:t>
       </w:r>
       <w:r>
-        <w:t xml:space="preserve">the repository's name reads as a finding rather than as a draft. The summary</w:t>
+        <w:t xml:space="preserve">the repository’s name reads as a finding rather than as a draft. The summary</w:t>
       </w:r>
       <w:r>
         <w:t xml:space="preserve"> </w:t>
@@ -18958,7 +19142,7 @@
         <w:t xml:space="preserve"> </w:t>
       </w:r>
       <w:r>
-        <w:t xml:space="preserve">reviewed run's counts out of a fresh checkout and published them under a new run</w:t>
+        <w:t xml:space="preserve">reviewed run’s counts out of a fresh checkout and published them under a new run</w:t>
       </w:r>
       <w:r>
         <w:t xml:space="preserve"> </w:t>
@@ -18997,7 +19181,6 @@
       </w:tblGrid>
       <w:tr>
         <w:trPr>
-          <w:cantSplit/>
           <w:tblHeader w:val="on"/>
         </w:trPr>
         <w:tc>
@@ -19024,9 +19207,6 @@
         </w:tc>
       </w:tr>
       <w:tr>
-        <w:trPr>
-          <w:cantSplit/>
-        </w:trPr>
         <w:tc>
           <w:tcPr/>
           <w:p>
@@ -19117,9 +19297,6 @@
         </w:tc>
       </w:tr>
       <w:tr>
-        <w:trPr>
-          <w:cantSplit/>
-        </w:trPr>
         <w:tc>
           <w:tcPr/>
           <w:p>
@@ -19198,9 +19375,6 @@
         </w:tc>
       </w:tr>
       <w:tr>
-        <w:trPr>
-          <w:cantSplit/>
-        </w:trPr>
         <w:tc>
           <w:tcPr/>
           <w:p>
@@ -19292,9 +19466,6 @@
         </w:tc>
       </w:tr>
       <w:tr>
-        <w:trPr>
-          <w:cantSplit/>
-        </w:trPr>
         <w:tc>
           <w:tcPr/>
           <w:p>
@@ -19377,9 +19548,6 @@
         </w:tc>
       </w:tr>
       <w:tr>
-        <w:trPr>
-          <w:cantSplit/>
-        </w:trPr>
         <w:tc>
           <w:tcPr/>
           <w:p>
@@ -19419,7 +19587,7 @@
               <w:pStyle w:val="Compact"/>
             </w:pPr>
             <w:r>
-              <w:t xml:space="preserve">The site's</w:t>
+              <w:t xml:space="preserve">The site’s</w:t>
             </w:r>
             <w:r>
               <w:t xml:space="preserve"> </w:t>
@@ -19434,7 +19602,7 @@
               <w:t xml:space="preserve"> </w:t>
             </w:r>
             <w:r>
-              <w:t xml:space="preserve">excludes the tool, and it complied. Common on staging hosts: BBMRI-ERIC's</w:t>
+              <w:t xml:space="preserve">excludes the tool, and it complied. Common on staging hosts: BBMRI-ERIC’s</w:t>
             </w:r>
             <w:r>
               <w:t xml:space="preserve"> </w:t>
@@ -19455,9 +19623,6 @@
         </w:tc>
       </w:tr>
       <w:tr>
-        <w:trPr>
-          <w:cantSplit/>
-        </w:trPr>
         <w:tc>
           <w:tcPr/>
           <w:p>
@@ -19501,7 +19666,7 @@
               <w:pStyle w:val="Compact"/>
             </w:pPr>
             <w:r>
-              <w:t xml:space="preserve">A node's</w:t>
+              <w:t xml:space="preserve">A node’s</w:t>
             </w:r>
             <w:r>
               <w:t xml:space="preserve"> </w:t>
@@ -19531,7 +19696,7 @@
               <w:t xml:space="preserve"> </w:t>
             </w:r>
             <w:r>
-              <w:t xml:space="preserve">changed after its evidence was collected, so the row shows the new address above the old page's verdicts. Collect that node again, or rebuild with the old node list via</w:t>
+              <w:t xml:space="preserve">changed after its evidence was collected, so the row shows the new address above the old page’s verdicts. Collect that node again, or rebuild with the old node list via</w:t>
             </w:r>
             <w:r>
               <w:t xml:space="preserve"> </w:t>
@@ -19543,15 +19708,21 @@
               <w:t xml:space="preserve">--nodes</w:t>
             </w:r>
             <w:r>
-              <w:t xml:space="preserve">. Section 3, "Changing a node's URL", and example 2 in section 11.</w:t>
+              <w:t xml:space="preserve">. Section 3,</w:t>
+            </w:r>
+            <w:r>
+              <w:t xml:space="preserve"> </w:t>
+            </w:r>
+            <w:r>
+              <w:t xml:space="preserve">“Changing a node’s URL”</w:t>
+            </w:r>
+            <w:r>
+              <w:t xml:space="preserve">, and example 2 in section 11.</w:t>
             </w:r>
           </w:p>
         </w:tc>
       </w:tr>
       <w:tr>
-        <w:trPr>
-          <w:cantSplit/>
-        </w:trPr>
         <w:tc>
           <w:tcPr/>
           <w:p>
@@ -19612,9 +19783,6 @@
         </w:tc>
       </w:tr>
       <w:tr>
-        <w:trPr>
-          <w:cantSplit/>
-        </w:trPr>
         <w:tc>
           <w:tcPr/>
           <w:p>
@@ -19684,9 +19852,6 @@
         </w:tc>
       </w:tr>
       <w:tr>
-        <w:trPr>
-          <w:cantSplit/>
-        </w:trPr>
         <w:tc>
           <w:tcPr/>
           <w:p>
@@ -19726,9 +19891,6 @@
         </w:tc>
       </w:tr>
       <w:tr>
-        <w:trPr>
-          <w:cantSplit/>
-        </w:trPr>
         <w:tc>
           <w:tcPr/>
           <w:p>
@@ -19762,9 +19924,6 @@
         </w:tc>
       </w:tr>
       <w:tr>
-        <w:trPr>
-          <w:cantSplit/>
-        </w:trPr>
         <w:tc>
           <w:tcPr/>
           <w:p>
@@ -19798,9 +19957,6 @@
         </w:tc>
       </w:tr>
       <w:tr>
-        <w:trPr>
-          <w:cantSplit/>
-        </w:trPr>
         <w:tc>
           <w:tcPr/>
           <w:p>
@@ -19864,15 +20020,12 @@
               <w:t xml:space="preserve"> </w:t>
             </w:r>
             <w:r>
-              <w:t xml:space="preserve">in that node's evidence file. Section 3.</w:t>
+              <w:t xml:space="preserve">in that node’s evidence file. Section 3.</w:t>
             </w:r>
           </w:p>
         </w:tc>
       </w:tr>
       <w:tr>
-        <w:trPr>
-          <w:cantSplit/>
-        </w:trPr>
         <w:tc>
           <w:tcPr/>
           <w:p>
@@ -19921,9 +20074,6 @@
         </w:tc>
       </w:tr>
       <w:tr>
-        <w:trPr>
-          <w:cantSplit/>
-        </w:trPr>
         <w:tc>
           <w:tcPr/>
           <w:p>
@@ -19978,9 +20128,6 @@
         </w:tc>
       </w:tr>
       <w:tr>
-        <w:trPr>
-          <w:cantSplit/>
-        </w:trPr>
         <w:tc>
           <w:tcPr/>
           <w:p>
@@ -20041,9 +20188,6 @@
         </w:tc>
       </w:tr>
       <w:tr>
-        <w:trPr>
-          <w:cantSplit/>
-        </w:trPr>
         <w:tc>
           <w:tcPr/>
           <w:p>
@@ -20095,9 +20239,6 @@
         </w:tc>
       </w:tr>
       <w:tr>
-        <w:trPr>
-          <w:cantSplit/>
-        </w:trPr>
         <w:tc>
           <w:tcPr/>
           <w:p>
@@ -20131,9 +20272,6 @@
         </w:tc>
       </w:tr>
       <w:tr>
-        <w:trPr>
-          <w:cantSplit/>
-        </w:trPr>
         <w:tc>
           <w:tcPr/>
           <w:p>
@@ -20308,7 +20446,7 @@
           <w:b/>
           <w:bCs/>
         </w:rPr>
-        <w:t xml:space="preserve">Change a node's URL:</w:t>
+        <w:t xml:space="preserve">Change a node’s URL:</w:t>
       </w:r>
       <w:r>
         <w:t xml:space="preserve"> </w:t>
@@ -20606,7 +20744,6 @@
       </w:tblGrid>
       <w:tr>
         <w:trPr>
-          <w:cantSplit/>
           <w:tblHeader w:val="on"/>
         </w:trPr>
         <w:tc>
@@ -20644,9 +20781,6 @@
         </w:tc>
       </w:tr>
       <w:tr>
-        <w:trPr>
-          <w:cantSplit/>
-        </w:trPr>
         <w:tc>
           <w:tcPr/>
           <w:p>
@@ -20685,9 +20819,6 @@
         </w:tc>
       </w:tr>
       <w:tr>
-        <w:trPr>
-          <w:cantSplit/>
-        </w:trPr>
         <w:tc>
           <w:tcPr/>
           <w:p>
@@ -20812,7 +20943,7 @@
         <w:t xml:space="preserve"> </w:t>
       </w:r>
       <w:r>
-        <w:t xml:space="preserve">checklist transcription, so none of it is under this module's control.</w:t>
+        <w:t xml:space="preserve">checklist transcription, so none of it is under this module’s control.</w:t>
       </w:r>
     </w:p>
     <w:bookmarkEnd w:id="54"/>
@@ -20836,7 +20967,7 @@
         <w:t xml:space="preserve"> </w:t>
       </w:r>
       <w:r>
-        <w:t xml:space="preserve">adding a node, changing a node's URL, and adopting a new revision of the</w:t>
+        <w:t xml:space="preserve">adding a node, changing a node’s URL, and adopting a new revision of the</w:t>
       </w:r>
       <w:r>
         <w:t xml:space="preserve"> </w:t>
@@ -21072,7 +21203,7 @@
         <w:t xml:space="preserve"> </w:t>
       </w:r>
       <w:r>
-        <w:t xml:space="preserve">tool's verdicts are not a compliance statement (section 6). Write the review down, as</w:t>
+        <w:t xml:space="preserve">tool’s verdicts are not a compliance statement (section 6). Write the review down, as</w:t>
       </w:r>
       <w:r>
         <w:t xml:space="preserve"> </w:t>
@@ -21210,7 +21341,13 @@
         <w:t xml:space="preserve"> </w:t>
       </w:r>
       <w:r>
-        <w:t xml:space="preserve">EOSC EU Node Contributors Dashboard ("Website address", section 1.2, field 6).</w:t>
+        <w:t xml:space="preserve">EOSC EU Node Contributors Dashboard (</w:t>
+      </w:r>
+      <w:r>
+        <w:t xml:space="preserve">“Website address”</w:t>
+      </w:r>
+      <w:r>
+        <w:t xml:space="preserve">, section 1.2, field 6).</w:t>
       </w:r>
       <w:r>
         <w:t xml:space="preserve"> </w:t>
@@ -22333,13 +22470,34 @@
           <w:b/>
           <w:bCs/>
         </w:rPr>
-        <w:t xml:space="preserve">warns "Evidence from a different URL".</w:t>
-      </w:r>
-      <w:r>
-        <w:t xml:space="preserve"> </w:t>
-      </w:r>
-      <w:r>
-        <w:t xml:space="preserve">It means a node's URL</w:t>
+        <w:t xml:space="preserve">warns</w:t>
+      </w:r>
+      <w:r>
+        <w:rPr>
+          <w:b/>
+          <w:bCs/>
+        </w:rPr>
+        <w:t xml:space="preserve"> </w:t>
+      </w:r>
+      <w:r>
+        <w:rPr>
+          <w:b/>
+          <w:bCs/>
+        </w:rPr>
+        <w:t xml:space="preserve">“Evidence from a different URL”</w:t>
+      </w:r>
+      <w:r>
+        <w:rPr>
+          <w:b/>
+          <w:bCs/>
+        </w:rPr>
+        <w:t xml:space="preserve">.</w:t>
+      </w:r>
+      <w:r>
+        <w:t xml:space="preserve"> </w:t>
+      </w:r>
+      <w:r>
+        <w:t xml:space="preserve">It means a node’s URL</w:t>
       </w:r>
       <w:r>
         <w:t xml:space="preserve"> </w:t>
@@ -22654,7 +22812,7 @@
         <w:t xml:space="preserve"> </w:t>
       </w:r>
       <w:r>
-        <w:t xml:space="preserve">on 24 September, when GÉANT's page was served). If the new page shows its</w:t>
+        <w:t xml:space="preserve">on 24 September, when GÉANT’s page was served). If the new page shows its</w:t>
       </w:r>
       <w:r>
         <w:t xml:space="preserve"> </w:t>
@@ -22699,7 +22857,7 @@
         <w:t xml:space="preserve">web-13</w:t>
       </w:r>
       <w:r>
-        <w:t xml:space="preserve">). Update it to the new run's shape.</w:t>
+        <w:t xml:space="preserve">). Update it to the new run’s shape.</w:t>
       </w:r>
     </w:p>
     <w:p>
@@ -22777,7 +22935,13 @@
         <w:t xml:space="preserve"> </w:t>
       </w:r>
       <w:r>
-        <w:t xml:space="preserve">("130 cells: 66 PASS · 1 FAIL · 63 review");</w:t>
+        <w:t xml:space="preserve">(</w:t>
+      </w:r>
+      <w:r>
+        <w:t xml:space="preserve">“130 cells: 60 PASS · 1 FAIL · 59 review · 10 ERROR”</w:t>
+      </w:r>
+      <w:r>
+        <w:t xml:space="preserve">);</w:t>
       </w:r>
     </w:p>
     <w:p>
@@ -22789,7 +22953,13 @@
         </w:numPr>
       </w:pPr>
       <w:r>
-        <w:t xml:space="preserve">"The published figures" in</w:t>
+        <w:t xml:space="preserve">“The published figures”</w:t>
+      </w:r>
+      <w:r>
+        <w:t xml:space="preserve"> </w:t>
+      </w:r>
+      <w:r>
+        <w:t xml:space="preserve">in</w:t>
       </w:r>
       <w:r>
         <w:t xml:space="preserve"> </w:t>
@@ -22807,7 +22977,13 @@
         <w:t xml:space="preserve"> </w:t>
       </w:r>
       <w:r>
-        <w:t xml:space="preserve">"The node list — a YAML file" in the same file.</w:t>
+        <w:t xml:space="preserve">“The node list — a YAML file”</w:t>
+      </w:r>
+      <w:r>
+        <w:t xml:space="preserve"> </w:t>
+      </w:r>
+      <w:r>
+        <w:t xml:space="preserve">in the same file.</w:t>
       </w:r>
     </w:p>
     <w:p>
@@ -22912,7 +23088,7 @@
         <w:pStyle w:val="Heading3"/>
       </w:pPr>
       <w:r>
-        <w:t xml:space="preserve">Example 2 — changing a node's landing page URL</w:t>
+        <w:t xml:space="preserve">Example 2 — changing a node’s landing page URL</w:t>
       </w:r>
     </w:p>
     <w:p>
@@ -22974,7 +23150,7 @@
         <w:t xml:space="preserve"> </w:t>
       </w:r>
       <w:r>
-        <w:t xml:space="preserve">host's</w:t>
+        <w:t xml:space="preserve">host’s</w:t>
       </w:r>
       <w:r>
         <w:t xml:space="preserve"> </w:t>
@@ -23064,7 +23240,7 @@
         <w:t xml:space="preserve">nodes.yaml</w:t>
       </w:r>
       <w:r>
-        <w:t xml:space="preserve">. Nothing else in the repository stores a node's URL. Add a comment</w:t>
+        <w:t xml:space="preserve">. Nothing else in the repository stores a node’s URL. Add a comment</w:t>
       </w:r>
       <w:r>
         <w:t xml:space="preserve"> </w:t>
@@ -23239,7 +23415,7 @@
         <w:t xml:space="preserve"> </w:t>
       </w:r>
       <w:r>
-        <w:t xml:space="preserve">as well only if the node's own entry on</w:t>
+        <w:t xml:space="preserve">as well only if the node’s own entry on</w:t>
       </w:r>
       <w:r>
         <w:t xml:space="preserve"> </w:t>
@@ -23281,7 +23457,7 @@
         <w:t xml:space="preserve"> </w:t>
       </w:r>
       <w:r>
-        <w:t xml:space="preserve">change only if the node's approved name changed. Keep the</w:t>
+        <w:t xml:space="preserve">change only if the node’s approved name changed. Keep the</w:t>
       </w:r>
       <w:r>
         <w:t xml:space="preserve"> </w:t>
@@ -23482,7 +23658,7 @@
         <w:t xml:space="preserve"> </w:t>
       </w:r>
       <w:r>
-        <w:t xml:space="preserve">host's</w:t>
+        <w:t xml:space="preserve">host’s</w:t>
       </w:r>
       <w:r>
         <w:t xml:space="preserve"> </w:t>
@@ -23533,7 +23709,7 @@
           <w:b/>
           <w:bCs/>
         </w:rPr>
-        <w:t xml:space="preserve">Step 3: update that node's row in the published run.</w:t>
+        <w:t xml:space="preserve">Step 3: update that node’s row in the published run.</w:t>
       </w:r>
       <w:r>
         <w:t xml:space="preserve"> </w:t>
@@ -23621,7 +23797,7 @@
         <w:t xml:space="preserve">bbmri-eric</w:t>
       </w:r>
       <w:r>
-        <w:t xml:space="preserve">'s evidence, screenshot and row, then rebuild</w:t>
+        <w:t xml:space="preserve">’s evidence, screenshot and row, then rebuild</w:t>
       </w:r>
       <w:r>
         <w:t xml:space="preserve"> </w:t>
@@ -23690,7 +23866,7 @@
         <w:t xml:space="preserve"> </w:t>
       </w:r>
       <w:r>
-        <w:t xml:space="preserve">point's old and new verdict, and both reports gain an</w:t>
+        <w:t xml:space="preserve">point’s old and new verdict, and both reports gain an</w:t>
       </w:r>
       <w:r>
         <w:t xml:space="preserve"> </w:t>
@@ -24228,7 +24404,6 @@
       </w:tblGrid>
       <w:tr>
         <w:trPr>
-          <w:cantSplit/>
           <w:tblHeader w:val="on"/>
         </w:trPr>
         <w:tc>
@@ -24255,9 +24430,6 @@
         </w:tc>
       </w:tr>
       <w:tr>
-        <w:trPr>
-          <w:cantSplit/>
-        </w:trPr>
         <w:tc>
           <w:tcPr/>
           <w:p>
@@ -24328,9 +24500,6 @@
         </w:tc>
       </w:tr>
       <w:tr>
-        <w:trPr>
-          <w:cantSplit/>
-        </w:trPr>
         <w:tc>
           <w:tcPr/>
           <w:p>
@@ -24418,9 +24587,6 @@
         </w:tc>
       </w:tr>
       <w:tr>
-        <w:trPr>
-          <w:cantSplit/>
-        </w:trPr>
         <w:tc>
           <w:tcPr/>
           <w:p>
@@ -24705,7 +24871,7 @@
           <w:b/>
           <w:bCs/>
         </w:rPr>
-        <w:t xml:space="preserve">Step 2: create the new revision's file from the old one.</w:t>
+        <w:t xml:space="preserve">Step 2: create the new revision’s file from the old one.</w:t>
       </w:r>
     </w:p>
     <w:p>
@@ -25137,7 +25303,7 @@
         <w:t xml:space="preserve"> </w:t>
       </w:r>
       <w:r>
-        <w:t xml:space="preserve">in checklist order, name it in the point's</w:t>
+        <w:t xml:space="preserve">in checklist order, name it in the point’s</w:t>
       </w:r>
       <w:r>
         <w:t xml:space="preserve"> </w:t>
@@ -25322,13 +25488,22 @@
         <w:t xml:space="preserve">v3.1.yaml</w:t>
       </w:r>
       <w:r>
-        <w:t xml:space="preserve">, which lack the key, keep "on the NLP or in the</w:t>
-      </w:r>
-      <w:r>
-        <w:t xml:space="preserve"> </w:t>
-      </w:r>
-      <w:r>
-        <w:t xml:space="preserve">Catalogue". Add tests for both rules, and rebuild the published run with the</w:t>
+        <w:t xml:space="preserve">, which lack the key, keep</w:t>
+      </w:r>
+      <w:r>
+        <w:t xml:space="preserve"> </w:t>
+      </w:r>
+      <w:r>
+        <w:t xml:space="preserve">“on the NLP or in the</w:t>
+      </w:r>
+      <w:r>
+        <w:t xml:space="preserve"> </w:t>
+      </w:r>
+      <w:r>
+        <w:t xml:space="preserve">Catalogue”</w:t>
+      </w:r>
+      <w:r>
+        <w:t xml:space="preserve">. Add tests for both rules, and rebuild the published run with the</w:t>
       </w:r>
       <w:r>
         <w:t xml:space="preserve"> </w:t>
@@ -25758,7 +25933,7 @@
         <w:pStyle w:val="FirstParagraph"/>
       </w:pPr>
       <w:r>
-        <w:t xml:space="preserve">The tests check the new file's hash, that its version matches its filename,</w:t>
+        <w:t xml:space="preserve">The tests check the new file’s hash, that its version matches its filename,</w:t>
       </w:r>
       <w:r>
         <w:t xml:space="preserve"> </w:t>
@@ -26250,7 +26425,7 @@
         <w:t xml:space="preserve"> </w:t>
       </w:r>
       <w:r>
-        <w:t xml:space="preserve">each point's rule branch by branch. Commit the new document,</w:t>
+        <w:t xml:space="preserve">each point’s rule branch by branch. Commit the new document,</w:t>
       </w:r>
       <w:r>
         <w:t xml:space="preserve"> </w:t>

--- a/docs/eosc-basic-compliance-guide.docx
+++ b/docs/eosc-basic-compliance-guide.docx
@@ -23,7 +23,7 @@
         <w:pStyle w:val="Author"/>
       </w:pPr>
       <w:r>
-        <w:t xml:space="preserve">Verified against a clean clone on 26 September 2026 — rebuilt 5 October 2026 for the re-issued checklist v3.2</w:t>
+        <w:t xml:space="preserve">Verified against a clean clone on 26 September 2026 — rebuilt 6 October 2026 for the re-issued checklist v3.2</w:t>
       </w:r>
     </w:p>
     <w:p>
@@ -499,7 +499,7 @@
           <w:b/>
           <w:bCs/>
         </w:rPr>
-        <w:t xml:space="preserve">The published run changed again on 5 October 2026.</w:t>
+        <w:t xml:space="preserve">The published run changed again on 6 October 2026.</w:t>
       </w:r>
       <w:r>
         <w:t xml:space="preserve"> </w:t>
@@ -529,33 +529,146 @@
         <w:rPr>
           <w:rStyle w:val="VerbatimChar"/>
         </w:rPr>
+        <w:t xml:space="preserve">web-25</w:t>
+      </w:r>
+      <w:r>
+        <w:t xml:space="preserve">, collected by the GitHub workflow at</w:t>
+      </w:r>
+      <w:r>
+        <w:t xml:space="preserve"> </w:t>
+      </w:r>
+      <w:r>
+        <w:rPr>
+          <w:rStyle w:val="VerbatimChar"/>
+        </w:rPr>
+        <w:t xml:space="preserve">--depth 2</w:t>
+      </w:r>
+      <w:r>
+        <w:t xml:space="preserve"> </w:t>
+      </w:r>
+      <w:r>
+        <w:t xml:space="preserve">on 6 October</w:t>
+      </w:r>
+      <w:r>
+        <w:t xml:space="preserve"> </w:t>
+      </w:r>
+      <w:r>
+        <w:t xml:space="preserve">2026 between 10:35 and 10:41 UTC from all thirteen nodes (</w:t>
+      </w:r>
+      <w:hyperlink r:id="rId10">
+        <w:r>
+          <w:rPr>
+            <w:rStyle w:val="Hyperlink"/>
+          </w:rPr>
+          <w:t xml:space="preserve">run 37450646487</w:t>
+        </w:r>
+      </w:hyperlink>
+      <w:r>
+        <w:t xml:space="preserve">, commit</w:t>
+      </w:r>
+      <w:r>
+        <w:t xml:space="preserve"> </w:t>
+      </w:r>
+      <w:r>
+        <w:rPr>
+          <w:rStyle w:val="VerbatimChar"/>
+        </w:rPr>
+        <w:t xml:space="preserve">ddb7711</w:t>
+      </w:r>
+      <w:r>
+        <w:t xml:space="preserve">), under the re-issued v3.2: 68 PASS, 0 FAIL and 62 MANUAL_REVIEW at</w:t>
+      </w:r>
+      <w:r>
+        <w:t xml:space="preserve"> </w:t>
+      </w:r>
+      <w:r>
+        <w:t xml:space="preserve">both depths, in 109 page requests. BBMRI-ERIC’s</w:t>
+      </w:r>
+      <w:r>
+        <w:t xml:space="preserve"> </w:t>
+      </w:r>
+      <w:r>
+        <w:rPr>
+          <w:rStyle w:val="VerbatimChar"/>
+        </w:rPr>
+        <w:t xml:space="preserve">dev3.</w:t>
+      </w:r>
+      <w:r>
+        <w:t xml:space="preserve"> </w:t>
+      </w:r>
+      <w:r>
+        <w:t xml:space="preserve">page was served</w:t>
+      </w:r>
+      <w:r>
+        <w:t xml:space="preserve"> </w:t>
+      </w:r>
+      <w:r>
+        <w:t xml:space="preserve">(its</w:t>
+      </w:r>
+      <w:r>
+        <w:t xml:space="preserve"> </w:t>
+      </w:r>
+      <w:r>
+        <w:rPr>
+          <w:rStyle w:val="VerbatimChar"/>
+        </w:rPr>
+        <w:t xml:space="preserve">robots.txt</w:t>
+      </w:r>
+      <w:r>
+        <w:t xml:space="preserve"> </w:t>
+      </w:r>
+      <w:r>
+        <w:t xml:space="preserve">no longer excludes the tool), EOSC Finland now links its own</w:t>
+      </w:r>
+      <w:r>
+        <w:t xml:space="preserve"> </w:t>
+      </w:r>
+      <w:r>
+        <w:rPr>
+          <w:rStyle w:val="VerbatimChar"/>
+        </w:rPr>
+        <w:t xml:space="preserve">eosc.eu</w:t>
+      </w:r>
+      <w:r>
+        <w:t xml:space="preserve"> </w:t>
+      </w:r>
+      <w:r>
+        <w:t xml:space="preserve">entry, so no FAIL is left, and Finland’s and Data Terra’s 5c moved</w:t>
+      </w:r>
+      <w:r>
+        <w:t xml:space="preserve"> </w:t>
+      </w:r>
+      <w:r>
+        <w:t xml:space="preserve">to</w:t>
+      </w:r>
+      <w:r>
+        <w:t xml:space="preserve"> </w:t>
+      </w:r>
+      <w:r>
+        <w:rPr>
+          <w:rStyle w:val="VerbatimChar"/>
+        </w:rPr>
+        <w:t xml:space="preserve">PASS</w:t>
+      </w:r>
+      <w:r>
+        <w:t xml:space="preserve">; GÉANT got the Cloudflare challenge again. Before it came</w:t>
+      </w:r>
+      <w:r>
+        <w:t xml:space="preserve"> </w:t>
+      </w:r>
+      <w:r>
+        <w:rPr>
+          <w:rStyle w:val="VerbatimChar"/>
+        </w:rPr>
         <w:t xml:space="preserve">web-24</w:t>
       </w:r>
       <w:r>
-        <w:t xml:space="preserve">, collected by the GitHub workflow at</w:t>
-      </w:r>
-      <w:r>
-        <w:t xml:space="preserve"> </w:t>
-      </w:r>
-      <w:r>
-        <w:rPr>
-          <w:rStyle w:val="VerbatimChar"/>
-        </w:rPr>
-        <w:t xml:space="preserve">--depth 2</w:t>
-      </w:r>
-      <w:r>
-        <w:t xml:space="preserve"> </w:t>
-      </w:r>
-      <w:r>
-        <w:t xml:space="preserve">on 5 October</w:t>
-      </w:r>
-      <w:r>
-        <w:t xml:space="preserve"> </w:t>
-      </w:r>
-      <w:r>
-        <w:t xml:space="preserve">2026 between 21:17 and 21:23 UTC from all thirteen nodes (</w:t>
-      </w:r>
-      <w:hyperlink r:id="rId10">
+        <w:t xml:space="preserve"> </w:t>
+      </w:r>
+      <w:r>
+        <w:t xml:space="preserve">(</w:t>
+      </w:r>
+      <w:hyperlink r:id="rId11">
         <w:r>
           <w:rPr>
             <w:rStyle w:val="Hyperlink"/>
@@ -564,126 +677,13 @@
         </w:r>
       </w:hyperlink>
       <w:r>
-        <w:t xml:space="preserve">, commit</w:t>
-      </w:r>
-      <w:r>
-        <w:t xml:space="preserve"> </w:t>
-      </w:r>
-      <w:r>
-        <w:rPr>
-          <w:rStyle w:val="VerbatimChar"/>
-        </w:rPr>
-        <w:t xml:space="preserve">42aacbe</w:t>
-      </w:r>
-      <w:r>
-        <w:t xml:space="preserve">), under the re-issued v3.2: 60 PASS, 1 FAIL, 59 MANUAL_REVIEW and</w:t>
-      </w:r>
-      <w:r>
-        <w:t xml:space="preserve"> </w:t>
-      </w:r>
-      <w:r>
-        <w:t xml:space="preserve">10 ERROR at both depths, in 94 page requests. The ten</w:t>
-      </w:r>
-      <w:r>
-        <w:t xml:space="preserve"> </w:t>
-      </w:r>
-      <w:r>
-        <w:rPr>
-          <w:rStyle w:val="VerbatimChar"/>
-        </w:rPr>
-        <w:t xml:space="preserve">ERROR</w:t>
-      </w:r>
-      <w:r>
-        <w:t xml:space="preserve">s are</w:t>
-      </w:r>
-      <w:r>
-        <w:t xml:space="preserve"> </w:t>
-      </w:r>
-      <w:r>
-        <w:t xml:space="preserve">BBMRI-ERIC’s: its new default address, on the</w:t>
-      </w:r>
-      <w:r>
-        <w:t xml:space="preserve"> </w:t>
-      </w:r>
-      <w:r>
-        <w:rPr>
-          <w:rStyle w:val="VerbatimChar"/>
-        </w:rPr>
-        <w:t xml:space="preserve">dev3.</w:t>
-      </w:r>
-      <w:r>
-        <w:t xml:space="preserve"> </w:t>
-      </w:r>
-      <w:r>
-        <w:t xml:space="preserve">host, is disallowed by</w:t>
-      </w:r>
-      <w:r>
-        <w:t xml:space="preserve"> </w:t>
-      </w:r>
-      <w:r>
-        <w:rPr>
-          <w:rStyle w:val="VerbatimChar"/>
-        </w:rPr>
-        <w:t xml:space="preserve">robots.txt</w:t>
-      </w:r>
-      <w:r>
-        <w:t xml:space="preserve">, so it was not fetched. Czechia’s 5c moved to review and</w:t>
-      </w:r>
-      <w:r>
-        <w:t xml:space="preserve"> </w:t>
-      </w:r>
-      <w:r>
-        <w:t xml:space="preserve">EUDAT’s 5c to</w:t>
-      </w:r>
-      <w:r>
-        <w:t xml:space="preserve"> </w:t>
-      </w:r>
-      <w:r>
-        <w:rPr>
-          <w:rStyle w:val="VerbatimChar"/>
-        </w:rPr>
-        <w:t xml:space="preserve">PASS</w:t>
-      </w:r>
-      <w:r>
-        <w:t xml:space="preserve">; EOSC Finland’s point 4 is still the only FAIL, and</w:t>
-      </w:r>
-      <w:r>
-        <w:t xml:space="preserve"> </w:t>
-      </w:r>
-      <w:r>
-        <w:t xml:space="preserve">GÉANT got the Cloudflare challenge again. Before it came</w:t>
-      </w:r>
-      <w:r>
-        <w:t xml:space="preserve"> </w:t>
-      </w:r>
-      <w:r>
-        <w:rPr>
-          <w:rStyle w:val="VerbatimChar"/>
-        </w:rPr>
-        <w:t xml:space="preserve">web-23</w:t>
-      </w:r>
-      <w:r>
-        <w:t xml:space="preserve"> </w:t>
-      </w:r>
-      <w:r>
-        <w:t xml:space="preserve">(</w:t>
-      </w:r>
-      <w:hyperlink r:id="rId11">
-        <w:r>
-          <w:rPr>
-            <w:rStyle w:val="Hyperlink"/>
-          </w:rPr>
-          <w:t xml:space="preserve">run 37033017657</w:t>
-        </w:r>
-      </w:hyperlink>
-      <w:r>
-        <w:t xml:space="preserve">,</w:t>
-      </w:r>
-      <w:r>
-        <w:t xml:space="preserve"> </w:t>
-      </w:r>
-      <w:r>
-        <w:t xml:space="preserve">2 October, 66 / 1 / 63).</w:t>
+        <w:t xml:space="preserve">, 5 October, 60 / 1 / 59 / 10), in which BBMRI-ERIC’s page was</w:t>
+      </w:r>
+      <w:r>
+        <w:t xml:space="preserve"> </w:t>
+      </w:r>
+      <w:r>
+        <w:t xml:space="preserve">disallowed.</w:t>
       </w:r>
       <w:r>
         <w:t xml:space="preserve"> </w:t>
@@ -3116,19 +3116,22 @@
         <w:t xml:space="preserve">web-24</w:t>
       </w:r>
       <w:r>
-        <w:t xml:space="preserve">, the</w:t>
-      </w:r>
-      <w:r>
-        <w:t xml:space="preserve"> </w:t>
-      </w:r>
-      <w:r>
-        <w:t xml:space="preserve">published run, was collected from it: the page is still disallowed, so all ten</w:t>
-      </w:r>
-      <w:r>
-        <w:t xml:space="preserve"> </w:t>
-      </w:r>
-      <w:r>
-        <w:t xml:space="preserve">BBMRI-ERIC points are</w:t>
+        <w:t xml:space="preserve"> </w:t>
+      </w:r>
+      <w:r>
+        <w:t xml:space="preserve">(5 October)</w:t>
+      </w:r>
+      <w:r>
+        <w:t xml:space="preserve"> </w:t>
+      </w:r>
+      <w:r>
+        <w:t xml:space="preserve">was collected from it while the page was still disallowed, so all ten</w:t>
+      </w:r>
+      <w:r>
+        <w:t xml:space="preserve"> </w:t>
+      </w:r>
+      <w:r>
+        <w:t xml:space="preserve">BBMRI-ERIC points were</w:t>
       </w:r>
       <w:r>
         <w:t xml:space="preserve"> </w:t>
@@ -3143,7 +3146,49 @@
         <w:t xml:space="preserve"> </w:t>
       </w:r>
       <w:r>
-        <w:t xml:space="preserve">(section 6). Its last evidence from the</w:t>
+        <w:t xml:space="preserve">(section 6). By run</w:t>
+      </w:r>
+      <w:r>
+        <w:t xml:space="preserve"> </w:t>
+      </w:r>
+      <w:r>
+        <w:rPr>
+          <w:rStyle w:val="VerbatimChar"/>
+        </w:rPr>
+        <w:t xml:space="preserve">web-25</w:t>
+      </w:r>
+      <w:r>
+        <w:t xml:space="preserve"> </w:t>
+      </w:r>
+      <w:r>
+        <w:t xml:space="preserve">(6 October), the</w:t>
+      </w:r>
+      <w:r>
+        <w:t xml:space="preserve"> </w:t>
+      </w:r>
+      <w:r>
+        <w:t xml:space="preserve">published run, the host’s</w:t>
+      </w:r>
+      <w:r>
+        <w:t xml:space="preserve"> </w:t>
+      </w:r>
+      <w:r>
+        <w:rPr>
+          <w:rStyle w:val="VerbatimChar"/>
+        </w:rPr>
+        <w:t xml:space="preserve">robots.txt</w:t>
+      </w:r>
+      <w:r>
+        <w:t xml:space="preserve"> </w:t>
+      </w:r>
+      <w:r>
+        <w:t xml:space="preserve">no longer excluded the tool, and the</w:t>
+      </w:r>
+      <w:r>
+        <w:t xml:space="preserve"> </w:t>
+      </w:r>
+      <w:r>
+        <w:t xml:space="preserve">page was read. Its last evidence from the</w:t>
       </w:r>
       <w:r>
         <w:t xml:space="preserve"> </w:t>
@@ -3170,7 +3215,13 @@
         <w:t xml:space="preserve">web-23</w:t>
       </w:r>
       <w:r>
-        <w:t xml:space="preserve">, in the git history at</w:t>
+        <w:t xml:space="preserve">, in</w:t>
+      </w:r>
+      <w:r>
+        <w:t xml:space="preserve"> </w:t>
+      </w:r>
+      <w:r>
+        <w:t xml:space="preserve">the git history at</w:t>
       </w:r>
       <w:r>
         <w:t xml:space="preserve"> </w:t>
@@ -3332,43 +3383,19 @@
         <w:t xml:space="preserve">web-21</w:t>
       </w:r>
       <w:r>
-        <w:t xml:space="preserve">,</w:t>
-      </w:r>
-      <w:r>
-        <w:t xml:space="preserve"> </w:t>
-      </w:r>
-      <w:r>
-        <w:rPr>
-          <w:rStyle w:val="VerbatimChar"/>
-        </w:rPr>
-        <w:t xml:space="preserve">web-22</w:t>
-      </w:r>
-      <w:r>
-        <w:t xml:space="preserve">,</w:t>
-      </w:r>
-      <w:r>
-        <w:t xml:space="preserve"> </w:t>
-      </w:r>
-      <w:r>
-        <w:rPr>
-          <w:rStyle w:val="VerbatimChar"/>
-        </w:rPr>
-        <w:t xml:space="preserve">web-23</w:t>
-      </w:r>
-      <w:r>
-        <w:t xml:space="preserve"> </w:t>
-      </w:r>
-      <w:r>
-        <w:t xml:space="preserve">and</w:t>
-      </w:r>
-      <w:r>
-        <w:t xml:space="preserve"> </w:t>
-      </w:r>
-      <w:r>
-        <w:rPr>
-          <w:rStyle w:val="VerbatimChar"/>
-        </w:rPr>
-        <w:t xml:space="preserve">web-24</w:t>
+        <w:t xml:space="preserve"> </w:t>
+      </w:r>
+      <w:r>
+        <w:t xml:space="preserve">to</w:t>
+      </w:r>
+      <w:r>
+        <w:t xml:space="preserve"> </w:t>
+      </w:r>
+      <w:r>
+        <w:rPr>
+          <w:rStyle w:val="VerbatimChar"/>
+        </w:rPr>
+        <w:t xml:space="preserve">web-25</w:t>
       </w:r>
       <w:r>
         <w:t xml:space="preserve"> </w:t>
@@ -3488,7 +3515,7 @@
         <w:rPr>
           <w:rStyle w:val="VerbatimChar"/>
         </w:rPr>
-        <w:t xml:space="preserve">web-24</w:t>
+        <w:t xml:space="preserve">web-25</w:t>
       </w:r>
       <w:r>
         <w:t xml:space="preserve"> </w:t>
@@ -4286,7 +4313,7 @@
         <w:rPr>
           <w:rStyle w:val="NormalTok"/>
         </w:rPr>
-        <w:t xml:space="preserve"> web-24</w:t>
+        <w:t xml:space="preserve"> web-25</w:t>
       </w:r>
     </w:p>
     <w:p>
@@ -4504,7 +4531,31 @@
         <w:t xml:space="preserve"> </w:t>
       </w:r>
       <w:r>
-        <w:t xml:space="preserve">MANUAL_REVIEW and 10 ERROR. The reviewed run of 24 September that it replaced is in the git</w:t>
+        <w:t xml:space="preserve">MANUAL_REVIEW and 10 ERROR for</w:t>
+      </w:r>
+      <w:r>
+        <w:t xml:space="preserve"> </w:t>
+      </w:r>
+      <w:r>
+        <w:rPr>
+          <w:rStyle w:val="VerbatimChar"/>
+        </w:rPr>
+        <w:t xml:space="preserve">web-24</w:t>
+      </w:r>
+      <w:r>
+        <w:t xml:space="preserve">; verified again on 6 October 2026 for</w:t>
+      </w:r>
+      <w:r>
+        <w:t xml:space="preserve"> </w:t>
+      </w:r>
+      <w:r>
+        <w:rPr>
+          <w:rStyle w:val="VerbatimChar"/>
+        </w:rPr>
+        <w:t xml:space="preserve">web-25</w:t>
+      </w:r>
+      <w:r>
+        <w:t xml:space="preserve">, with 68 PASS, 0 FAIL and 62 MANUAL_REVIEW. The reviewed run of 24 September that it replaced is in the git</w:t>
       </w:r>
       <w:r>
         <w:t xml:space="preserve"> </w:t>
@@ -4727,7 +4778,7 @@
         <w:t xml:space="preserve"> </w:t>
       </w:r>
       <w:r>
-        <w:t xml:space="preserve">typical of a staging host and says nothing about compliance. Run</w:t>
+        <w:t xml:space="preserve">typical of a staging host and says nothing about compliance. Runs</w:t>
       </w:r>
       <w:r>
         <w:t xml:space="preserve"> </w:t>
@@ -4742,7 +4793,7 @@
         <w:t xml:space="preserve"> </w:t>
       </w:r>
       <w:r>
-        <w:t xml:space="preserve">(1 October) and the published run</w:t>
+        <w:t xml:space="preserve">(1 October) and</w:t>
       </w:r>
       <w:r>
         <w:t xml:space="preserve"> </w:t>
@@ -4757,28 +4808,34 @@
         <w:t xml:space="preserve"> </w:t>
       </w:r>
       <w:r>
-        <w:t xml:space="preserve">(5 October), with the</w:t>
-      </w:r>
-      <w:r>
-        <w:t xml:space="preserve"> </w:t>
-      </w:r>
-      <w:r>
-        <w:rPr>
-          <w:rStyle w:val="VerbatimChar"/>
-        </w:rPr>
-        <w:t xml:space="preserve">dev3.</w:t>
-      </w:r>
-      <w:r>
-        <w:t xml:space="preserve"> </w:t>
-      </w:r>
-      <w:r>
-        <w:t xml:space="preserve">address as the default, found the same. Ask the node for the public address,</w:t>
-      </w:r>
-      <w:r>
-        <w:t xml:space="preserve"> </w:t>
-      </w:r>
-      <w:r>
-        <w:t xml:space="preserve">or for the development host to allow the checker.</w:t>
+        <w:t xml:space="preserve">(5 October) found the same. By</w:t>
+      </w:r>
+      <w:r>
+        <w:t xml:space="preserve"> </w:t>
+      </w:r>
+      <w:r>
+        <w:rPr>
+          <w:rStyle w:val="VerbatimChar"/>
+        </w:rPr>
+        <w:t xml:space="preserve">web-25</w:t>
+      </w:r>
+      <w:r>
+        <w:t xml:space="preserve"> </w:t>
+      </w:r>
+      <w:r>
+        <w:t xml:space="preserve">(6 October)</w:t>
+      </w:r>
+      <w:r>
+        <w:t xml:space="preserve"> </w:t>
+      </w:r>
+      <w:r>
+        <w:t xml:space="preserve">the host allowed the tool and the page was read. If it happens, ask the node</w:t>
+      </w:r>
+      <w:r>
+        <w:t xml:space="preserve"> </w:t>
+      </w:r>
+      <w:r>
+        <w:t xml:space="preserve">for the public address, or for the development host to allow the checker.</w:t>
       </w:r>
     </w:p>
     <w:bookmarkEnd w:id="22"/>
@@ -7665,34 +7722,160 @@
         <w:rPr>
           <w:rStyle w:val="VerbatimChar"/>
         </w:rPr>
+        <w:t xml:space="preserve">web-25</w:t>
+      </w:r>
+      <w:r>
+        <w:t xml:space="preserve"> </w:t>
+      </w:r>
+      <w:r>
+        <w:t xml:space="preserve">(6 October 2026), eight nodes match: the same</w:t>
+      </w:r>
+      <w:r>
+        <w:t xml:space="preserve"> </w:t>
+      </w:r>
+      <w:r>
+        <w:t xml:space="preserve">four (BBMRI-ERIC now at its</w:t>
+      </w:r>
+      <w:r>
+        <w:t xml:space="preserve"> </w:t>
+      </w:r>
+      <w:r>
+        <w:rPr>
+          <w:rStyle w:val="VerbatimChar"/>
+        </w:rPr>
+        <w:t xml:space="preserve">dev3.</w:t>
+      </w:r>
+      <w:r>
+        <w:t xml:space="preserve"> </w:t>
+      </w:r>
+      <w:r>
+        <w:t xml:space="preserve">page, which writes</w:t>
+      </w:r>
+      <w:r>
+        <w:t xml:space="preserve"> </w:t>
+      </w:r>
+      <w:r>
+        <w:rPr>
+          <w:rStyle w:val="VerbatimChar"/>
+        </w:rPr>
+        <w:t xml:space="preserve">EOSC Node – BBMRI-ERIC</w:t>
+      </w:r>
+      <w:r>
+        <w:t xml:space="preserve">;</w:t>
+      </w:r>
+      <w:r>
+        <w:t xml:space="preserve"> </w:t>
+      </w:r>
+      <w:r>
+        <w:t xml:space="preserve">in</w:t>
+      </w:r>
+      <w:r>
+        <w:t xml:space="preserve"> </w:t>
+      </w:r>
+      <w:r>
+        <w:rPr>
+          <w:rStyle w:val="VerbatimChar"/>
+        </w:rPr>
         <w:t xml:space="preserve">web-24</w:t>
       </w:r>
       <w:r>
         <w:t xml:space="preserve"> </w:t>
       </w:r>
       <w:r>
-        <w:t xml:space="preserve">(5 October 2026), six nodes match: the same</w:t>
-      </w:r>
-      <w:r>
-        <w:t xml:space="preserve"> </w:t>
-      </w:r>
-      <w:r>
-        <w:t xml:space="preserve">four less BBMRI-ERIC, whose</w:t>
-      </w:r>
-      <w:r>
-        <w:t xml:space="preserve"> </w:t>
-      </w:r>
-      <w:r>
-        <w:rPr>
-          <w:rStyle w:val="VerbatimChar"/>
-        </w:rPr>
-        <w:t xml:space="preserve">dev3.</w:t>
-      </w:r>
-      <w:r>
-        <w:t xml:space="preserve"> </w:t>
-      </w:r>
-      <w:r>
-        <w:t xml:space="preserve">page was not fetched (it matched up to</w:t>
+        <w:t xml:space="preserve">it was not fetched), Italy at its new address (</w:t>
+      </w:r>
+      <w:r>
+        <w:rPr>
+          <w:rStyle w:val="VerbatimChar"/>
+        </w:rPr>
+        <w:t xml:space="preserve">EOSC Node | Italy</w:t>
+      </w:r>
+      <w:r>
+        <w:t xml:space="preserve">,</w:t>
+      </w:r>
+      <w:r>
+        <w:t xml:space="preserve"> </w:t>
+      </w:r>
+      <w:r>
+        <w:t xml:space="preserve">the list’s own separator), Data Terra at its new address (</w:t>
+      </w:r>
+      <w:r>
+        <w:rPr>
+          <w:rStyle w:val="VerbatimChar"/>
+        </w:rPr>
+        <w:t xml:space="preserve">EOSC Node Data Terra</w:t>
+      </w:r>
+      <w:r>
+        <w:t xml:space="preserve">), Poland, whose page writes</w:t>
+      </w:r>
+      <w:r>
+        <w:t xml:space="preserve"> </w:t>
+      </w:r>
+      <w:r>
+        <w:rPr>
+          <w:rStyle w:val="VerbatimChar"/>
+        </w:rPr>
+        <w:t xml:space="preserve">EOSC Node Poland</w:t>
+      </w:r>
+      <w:r>
+        <w:t xml:space="preserve"> </w:t>
+      </w:r>
+      <w:r>
+        <w:t xml:space="preserve">in its text, and EOSC</w:t>
+      </w:r>
+      <w:r>
+        <w:t xml:space="preserve"> </w:t>
+      </w:r>
+      <w:r>
+        <w:t xml:space="preserve">Finland, whose page now writes</w:t>
+      </w:r>
+      <w:r>
+        <w:t xml:space="preserve"> </w:t>
+      </w:r>
+      <w:r>
+        <w:rPr>
+          <w:rStyle w:val="VerbatimChar"/>
+        </w:rPr>
+        <w:t xml:space="preserve">EOSC Node Finland</w:t>
+      </w:r>
+      <w:r>
+        <w:t xml:space="preserve">. GÉANT matched (</w:t>
+      </w:r>
+      <w:r>
+        <w:rPr>
+          <w:rStyle w:val="VerbatimChar"/>
+        </w:rPr>
+        <w:t xml:space="preserve">EOSC Node GÉANT</w:t>
+      </w:r>
+      <w:r>
+        <w:t xml:space="preserve">) in</w:t>
+      </w:r>
+      <w:r>
+        <w:t xml:space="preserve"> </w:t>
+      </w:r>
+      <w:r>
+        <w:rPr>
+          <w:rStyle w:val="VerbatimChar"/>
+        </w:rPr>
+        <w:t xml:space="preserve">web-16</w:t>
+      </w:r>
+      <w:r>
+        <w:t xml:space="preserve"> </w:t>
+      </w:r>
+      <w:r>
+        <w:t xml:space="preserve">and</w:t>
+      </w:r>
+      <w:r>
+        <w:t xml:space="preserve"> </w:t>
+      </w:r>
+      <w:r>
+        <w:rPr>
+          <w:rStyle w:val="VerbatimChar"/>
+        </w:rPr>
+        <w:t xml:space="preserve">web-22</w:t>
+      </w:r>
+      <w:r>
+        <w:t xml:space="preserve">, when its page was served; in</w:t>
       </w:r>
       <w:r>
         <w:t xml:space="preserve"> </w:t>
@@ -7704,133 +7887,19 @@
         <w:t xml:space="preserve">web-23</w:t>
       </w:r>
       <w:r>
-        <w:t xml:space="preserve">, from its</w:t>
-      </w:r>
-      <w:r>
-        <w:t xml:space="preserve"> </w:t>
-      </w:r>
-      <w:r>
-        <w:rPr>
-          <w:rStyle w:val="VerbatimChar"/>
-        </w:rPr>
-        <w:t xml:space="preserve">www.</w:t>
-      </w:r>
-      <w:r>
-        <w:t xml:space="preserve"> </w:t>
-      </w:r>
-      <w:r>
-        <w:t xml:space="preserve">page), Italy at its new address (</w:t>
-      </w:r>
-      <w:r>
-        <w:rPr>
-          <w:rStyle w:val="VerbatimChar"/>
-        </w:rPr>
-        <w:t xml:space="preserve">EOSC Node | Italy</w:t>
-      </w:r>
-      <w:r>
-        <w:t xml:space="preserve">, the list’s own separator),</w:t>
-      </w:r>
-      <w:r>
-        <w:t xml:space="preserve"> </w:t>
-      </w:r>
-      <w:r>
-        <w:t xml:space="preserve">Data Terra at its new address (</w:t>
-      </w:r>
-      <w:r>
-        <w:rPr>
-          <w:rStyle w:val="VerbatimChar"/>
-        </w:rPr>
-        <w:t xml:space="preserve">EOSC Node Data Terra</w:t>
-      </w:r>
-      <w:r>
-        <w:t xml:space="preserve">), and Poland, whose page</w:t>
-      </w:r>
-      <w:r>
-        <w:t xml:space="preserve"> </w:t>
-      </w:r>
-      <w:r>
-        <w:t xml:space="preserve">now writes</w:t>
-      </w:r>
-      <w:r>
-        <w:t xml:space="preserve"> </w:t>
-      </w:r>
-      <w:r>
-        <w:rPr>
-          <w:rStyle w:val="VerbatimChar"/>
-        </w:rPr>
-        <w:t xml:space="preserve">EOSC Node Poland</w:t>
-      </w:r>
-      <w:r>
-        <w:t xml:space="preserve"> </w:t>
-      </w:r>
-      <w:r>
-        <w:t xml:space="preserve">in its text. GÉANT matched (</w:t>
-      </w:r>
-      <w:r>
-        <w:rPr>
-          <w:rStyle w:val="VerbatimChar"/>
-        </w:rPr>
-        <w:t xml:space="preserve">EOSC Node GÉANT</w:t>
-      </w:r>
-      <w:r>
-        <w:t xml:space="preserve">)</w:t>
-      </w:r>
-      <w:r>
-        <w:t xml:space="preserve"> </w:t>
-      </w:r>
-      <w:r>
-        <w:t xml:space="preserve">in</w:t>
-      </w:r>
-      <w:r>
-        <w:t xml:space="preserve"> </w:t>
-      </w:r>
-      <w:r>
-        <w:rPr>
-          <w:rStyle w:val="VerbatimChar"/>
-        </w:rPr>
-        <w:t xml:space="preserve">web-16</w:t>
-      </w:r>
-      <w:r>
-        <w:t xml:space="preserve"> </w:t>
-      </w:r>
-      <w:r>
-        <w:t xml:space="preserve">and</w:t>
-      </w:r>
-      <w:r>
-        <w:t xml:space="preserve"> </w:t>
-      </w:r>
-      <w:r>
-        <w:rPr>
-          <w:rStyle w:val="VerbatimChar"/>
-        </w:rPr>
-        <w:t xml:space="preserve">web-22</w:t>
-      </w:r>
-      <w:r>
-        <w:t xml:space="preserve">, when its page was served; in</w:t>
-      </w:r>
-      <w:r>
-        <w:t xml:space="preserve"> </w:t>
-      </w:r>
-      <w:r>
-        <w:rPr>
-          <w:rStyle w:val="VerbatimChar"/>
-        </w:rPr>
-        <w:t xml:space="preserve">web-23</w:t>
-      </w:r>
-      <w:r>
-        <w:t xml:space="preserve"> </w:t>
-      </w:r>
-      <w:r>
-        <w:t xml:space="preserve">and</w:t>
-      </w:r>
-      <w:r>
-        <w:t xml:space="preserve"> </w:t>
-      </w:r>
-      <w:r>
-        <w:rPr>
-          <w:rStyle w:val="VerbatimChar"/>
-        </w:rPr>
-        <w:t xml:space="preserve">web-24</w:t>
+        <w:t xml:space="preserve"> </w:t>
+      </w:r>
+      <w:r>
+        <w:t xml:space="preserve">to</w:t>
+      </w:r>
+      <w:r>
+        <w:t xml:space="preserve"> </w:t>
+      </w:r>
+      <w:r>
+        <w:rPr>
+          <w:rStyle w:val="VerbatimChar"/>
+        </w:rPr>
+        <w:t xml:space="preserve">web-25</w:t>
       </w:r>
       <w:r>
         <w:t xml:space="preserve"> </w:t>
@@ -15046,7 +15115,61 @@
         <w:t xml:space="preserve"> </w:t>
       </w:r>
       <w:r>
-        <w:t xml:space="preserve">verdicts changed (60 / 1 / 59 / 10 at both depths). The second hop reached governance, secretariat and news pages, which is also where it met a personal name that depth 1 had never collected (section on masking). Run it yourself before assuming the same holds for</w:t>
+        <w:t xml:space="preserve">verdicts changed (60 / 1 / 59 / 10 at both depths).</w:t>
+      </w:r>
+      <w:r>
+        <w:t xml:space="preserve"> </w:t>
+      </w:r>
+      <w:r>
+        <w:rPr>
+          <w:b/>
+          <w:bCs/>
+        </w:rPr>
+        <w:t xml:space="preserve">Run</w:t>
+      </w:r>
+      <w:r>
+        <w:rPr>
+          <w:b/>
+          <w:bCs/>
+        </w:rPr>
+        <w:t xml:space="preserve"> </w:t>
+      </w:r>
+      <w:r>
+        <w:rPr>
+          <w:rStyle w:val="VerbatimChar"/>
+          <w:b/>
+          <w:bCs/>
+        </w:rPr>
+        <w:t xml:space="preserve">web-25</w:t>
+      </w:r>
+      <w:r>
+        <w:rPr>
+          <w:b/>
+          <w:bCs/>
+        </w:rPr>
+        <w:t xml:space="preserve">:</w:t>
+      </w:r>
+      <w:r>
+        <w:t xml:space="preserve"> </w:t>
+      </w:r>
+      <w:r>
+        <w:t xml:space="preserve">34 second-hop pages, 109 requests, and again</w:t>
+      </w:r>
+      <w:r>
+        <w:t xml:space="preserve"> </w:t>
+      </w:r>
+      <w:r>
+        <w:rPr>
+          <w:b/>
+          <w:bCs/>
+        </w:rPr>
+        <w:t xml:space="preserve">zero</w:t>
+      </w:r>
+      <w:r>
+        <w:t xml:space="preserve"> </w:t>
+      </w:r>
+      <w:r>
+        <w:t xml:space="preserve">verdicts changed (68 / 0 / 62 at both depths). The second hop reached governance, secretariat and news pages, which is also where it met a personal name that depth 1 had never collected (section on masking). Run it yourself before assuming the same holds for</w:t>
       </w:r>
       <w:r>
         <w:t xml:space="preserve"> </w:t>
@@ -16839,189 +16962,201 @@
         <w:rPr>
           <w:rStyle w:val="VerbatimChar"/>
         </w:rPr>
+        <w:t xml:space="preserve">web-25</w:t>
+      </w:r>
+      <w:r>
+        <w:t xml:space="preserve"> </w:t>
+      </w:r>
+      <w:r>
+        <w:t xml:space="preserve">(6 October 2026) was collected</w:t>
+      </w:r>
+      <w:r>
+        <w:t xml:space="preserve"> </w:t>
+      </w:r>
+      <w:r>
+        <w:t xml:space="preserve">with masking in place, and a search of all its evidence and reports found no</w:t>
+      </w:r>
+      <w:r>
+        <w:t xml:space="preserve"> </w:t>
+      </w:r>
+      <w:r>
+        <w:t xml:space="preserve">personal address or phone number. Two personal names that the masking does not cover were removed by hand from the evidence, each replaced by a placeholder of the same length so every character count and verdict stays as collected: a quotation attribution on CERN’s page (in</w:t>
+      </w:r>
+      <w:r>
+        <w:t xml:space="preserve"> </w:t>
+      </w:r>
+      <w:r>
+        <w:rPr>
+          <w:rStyle w:val="VerbatimChar"/>
+        </w:rPr>
+        <w:t xml:space="preserve">cern.json</w:t>
+      </w:r>
+      <w:r>
+        <w:t xml:space="preserve"> </w:t>
+      </w:r>
+      <w:r>
+        <w:t xml:space="preserve">and in its screenshot) and the node coordinator named on EGI’s page (in</w:t>
+      </w:r>
+      <w:r>
+        <w:t xml:space="preserve"> </w:t>
+      </w:r>
+      <w:r>
+        <w:rPr>
+          <w:rStyle w:val="VerbatimChar"/>
+        </w:rPr>
+        <w:t xml:space="preserve">egi.json</w:t>
+      </w:r>
+      <w:r>
+        <w:t xml:space="preserve">, in the link text and, since</w:t>
+      </w:r>
+      <w:r>
+        <w:t xml:space="preserve"> </w:t>
+      </w:r>
+      <w:r>
+        <w:rPr>
+          <w:rStyle w:val="VerbatimChar"/>
+        </w:rPr>
+        <w:t xml:space="preserve">web-12</w:t>
+      </w:r>
+      <w:r>
+        <w:t xml:space="preserve">, also in the link’s address,</w:t>
+      </w:r>
+      <w:r>
+        <w:t xml:space="preserve"> </w:t>
+      </w:r>
+      <w:r>
+        <w:rPr>
+          <w:rStyle w:val="VerbatimChar"/>
+        </w:rPr>
+        <w:t xml:space="preserve">/person/…/</w:t>
+      </w:r>
+      <w:r>
+        <w:t xml:space="preserve">, which earlier published runs still carried). The second hop of</w:t>
+      </w:r>
+      <w:r>
+        <w:t xml:space="preserve"> </w:t>
+      </w:r>
+      <w:r>
+        <w:rPr>
+          <w:rStyle w:val="VerbatimChar"/>
+        </w:rPr>
+        <w:t xml:space="preserve">web-13</w:t>
+      </w:r>
+      <w:r>
+        <w:t xml:space="preserve"> </w:t>
+      </w:r>
+      <w:r>
+        <w:t xml:space="preserve">added a third: a person quoted in a news item on a Czechia page reached only at depth 2 (in</w:t>
+      </w:r>
+      <w:r>
+        <w:t xml:space="preserve"> </w:t>
+      </w:r>
+      <w:r>
+        <w:rPr>
+          <w:rStyle w:val="VerbatimChar"/>
+        </w:rPr>
+        <w:t xml:space="preserve">eosc-cz.json</w:t>
+      </w:r>
+      <w:r>
+        <w:t xml:space="preserve">, in the quotation and in the address of the interview it links to).</w:t>
+      </w:r>
+      <w:r>
+        <w:t xml:space="preserve"> </w:t>
+      </w:r>
+      <w:r>
+        <w:rPr>
+          <w:rStyle w:val="VerbatimChar"/>
+        </w:rPr>
+        <w:t xml:space="preserve">web-14</w:t>
+      </w:r>
+      <w:r>
+        <w:t xml:space="preserve">, which also reads services and policies pages, added many more, and</w:t>
+      </w:r>
+      <w:r>
+        <w:t xml:space="preserve"> </w:t>
+      </w:r>
+      <w:r>
+        <w:rPr>
+          <w:rStyle w:val="VerbatimChar"/>
+        </w:rPr>
+        <w:t xml:space="preserve">web-15</w:t>
+      </w:r>
+      <w:r>
+        <w:t xml:space="preserve">,</w:t>
+      </w:r>
+      <w:r>
+        <w:t xml:space="preserve"> </w:t>
+      </w:r>
+      <w:r>
+        <w:rPr>
+          <w:rStyle w:val="VerbatimChar"/>
+        </w:rPr>
+        <w:t xml:space="preserve">web-16</w:t>
+      </w:r>
+      <w:r>
+        <w:t xml:space="preserve">,</w:t>
+      </w:r>
+      <w:r>
+        <w:t xml:space="preserve"> </w:t>
+      </w:r>
+      <w:r>
+        <w:rPr>
+          <w:rStyle w:val="VerbatimChar"/>
+        </w:rPr>
+        <w:t xml:space="preserve">web-18</w:t>
+      </w:r>
+      <w:r>
+        <w:t xml:space="preserve">,</w:t>
+      </w:r>
+      <w:r>
+        <w:t xml:space="preserve"> </w:t>
+      </w:r>
+      <w:r>
+        <w:rPr>
+          <w:rStyle w:val="VerbatimChar"/>
+        </w:rPr>
+        <w:t xml:space="preserve">web-21</w:t>
+      </w:r>
+      <w:r>
+        <w:t xml:space="preserve">,</w:t>
+      </w:r>
+      <w:r>
+        <w:t xml:space="preserve"> </w:t>
+      </w:r>
+      <w:r>
+        <w:rPr>
+          <w:rStyle w:val="VerbatimChar"/>
+        </w:rPr>
+        <w:t xml:space="preserve">web-22</w:t>
+      </w:r>
+      <w:r>
+        <w:t xml:space="preserve">,</w:t>
+      </w:r>
+      <w:r>
+        <w:t xml:space="preserve"> </w:t>
+      </w:r>
+      <w:r>
+        <w:rPr>
+          <w:rStyle w:val="VerbatimChar"/>
+        </w:rPr>
+        <w:t xml:space="preserve">web-23</w:t>
+      </w:r>
+      <w:r>
+        <w:t xml:space="preserve">,</w:t>
+      </w:r>
+      <w:r>
+        <w:t xml:space="preserve"> </w:t>
+      </w:r>
+      <w:r>
+        <w:rPr>
+          <w:rStyle w:val="VerbatimChar"/>
+        </w:rPr>
         <w:t xml:space="preserve">web-24</w:t>
       </w:r>
       <w:r>
         <w:t xml:space="preserve"> </w:t>
       </w:r>
       <w:r>
-        <w:t xml:space="preserve">(5 October 2026) was collected</w:t>
-      </w:r>
-      <w:r>
-        <w:t xml:space="preserve"> </w:t>
-      </w:r>
-      <w:r>
-        <w:t xml:space="preserve">with masking in place, and a search of all its evidence and reports found no</w:t>
-      </w:r>
-      <w:r>
-        <w:t xml:space="preserve"> </w:t>
-      </w:r>
-      <w:r>
-        <w:t xml:space="preserve">personal address or phone number. Two personal names that the masking does not cover were removed by hand from the evidence, each replaced by a placeholder of the same length so every character count and verdict stays as collected: a quotation attribution on CERN’s page (in</w:t>
-      </w:r>
-      <w:r>
-        <w:t xml:space="preserve"> </w:t>
-      </w:r>
-      <w:r>
-        <w:rPr>
-          <w:rStyle w:val="VerbatimChar"/>
-        </w:rPr>
-        <w:t xml:space="preserve">cern.json</w:t>
-      </w:r>
-      <w:r>
-        <w:t xml:space="preserve"> </w:t>
-      </w:r>
-      <w:r>
-        <w:t xml:space="preserve">and in its screenshot) and the node coordinator named on EGI’s page (in</w:t>
-      </w:r>
-      <w:r>
-        <w:t xml:space="preserve"> </w:t>
-      </w:r>
-      <w:r>
-        <w:rPr>
-          <w:rStyle w:val="VerbatimChar"/>
-        </w:rPr>
-        <w:t xml:space="preserve">egi.json</w:t>
-      </w:r>
-      <w:r>
-        <w:t xml:space="preserve">, in the link text and, since</w:t>
-      </w:r>
-      <w:r>
-        <w:t xml:space="preserve"> </w:t>
-      </w:r>
-      <w:r>
-        <w:rPr>
-          <w:rStyle w:val="VerbatimChar"/>
-        </w:rPr>
-        <w:t xml:space="preserve">web-12</w:t>
-      </w:r>
-      <w:r>
-        <w:t xml:space="preserve">, also in the link’s address,</w:t>
-      </w:r>
-      <w:r>
-        <w:t xml:space="preserve"> </w:t>
-      </w:r>
-      <w:r>
-        <w:rPr>
-          <w:rStyle w:val="VerbatimChar"/>
-        </w:rPr>
-        <w:t xml:space="preserve">/person/…/</w:t>
-      </w:r>
-      <w:r>
-        <w:t xml:space="preserve">, which earlier published runs still carried). The second hop of</w:t>
-      </w:r>
-      <w:r>
-        <w:t xml:space="preserve"> </w:t>
-      </w:r>
-      <w:r>
-        <w:rPr>
-          <w:rStyle w:val="VerbatimChar"/>
-        </w:rPr>
-        <w:t xml:space="preserve">web-13</w:t>
-      </w:r>
-      <w:r>
-        <w:t xml:space="preserve"> </w:t>
-      </w:r>
-      <w:r>
-        <w:t xml:space="preserve">added a third: a person quoted in a news item on a Czechia page reached only at depth 2 (in</w:t>
-      </w:r>
-      <w:r>
-        <w:t xml:space="preserve"> </w:t>
-      </w:r>
-      <w:r>
-        <w:rPr>
-          <w:rStyle w:val="VerbatimChar"/>
-        </w:rPr>
-        <w:t xml:space="preserve">eosc-cz.json</w:t>
-      </w:r>
-      <w:r>
-        <w:t xml:space="preserve">, in the quotation and in the address of the interview it links to).</w:t>
-      </w:r>
-      <w:r>
-        <w:t xml:space="preserve"> </w:t>
-      </w:r>
-      <w:r>
-        <w:rPr>
-          <w:rStyle w:val="VerbatimChar"/>
-        </w:rPr>
-        <w:t xml:space="preserve">web-14</w:t>
-      </w:r>
-      <w:r>
-        <w:t xml:space="preserve">, which also reads services and policies pages, added many more, and</w:t>
-      </w:r>
-      <w:r>
-        <w:t xml:space="preserve"> </w:t>
-      </w:r>
-      <w:r>
-        <w:rPr>
-          <w:rStyle w:val="VerbatimChar"/>
-        </w:rPr>
-        <w:t xml:space="preserve">web-15</w:t>
-      </w:r>
-      <w:r>
-        <w:t xml:space="preserve">,</w:t>
-      </w:r>
-      <w:r>
-        <w:t xml:space="preserve"> </w:t>
-      </w:r>
-      <w:r>
-        <w:rPr>
-          <w:rStyle w:val="VerbatimChar"/>
-        </w:rPr>
-        <w:t xml:space="preserve">web-16</w:t>
-      </w:r>
-      <w:r>
-        <w:t xml:space="preserve">,</w:t>
-      </w:r>
-      <w:r>
-        <w:t xml:space="preserve"> </w:t>
-      </w:r>
-      <w:r>
-        <w:rPr>
-          <w:rStyle w:val="VerbatimChar"/>
-        </w:rPr>
-        <w:t xml:space="preserve">web-18</w:t>
-      </w:r>
-      <w:r>
-        <w:t xml:space="preserve">,</w:t>
-      </w:r>
-      <w:r>
-        <w:t xml:space="preserve"> </w:t>
-      </w:r>
-      <w:r>
-        <w:rPr>
-          <w:rStyle w:val="VerbatimChar"/>
-        </w:rPr>
-        <w:t xml:space="preserve">web-21</w:t>
-      </w:r>
-      <w:r>
-        <w:t xml:space="preserve">,</w:t>
-      </w:r>
-      <w:r>
-        <w:t xml:space="preserve"> </w:t>
-      </w:r>
-      <w:r>
-        <w:rPr>
-          <w:rStyle w:val="VerbatimChar"/>
-        </w:rPr>
-        <w:t xml:space="preserve">web-22</w:t>
-      </w:r>
-      <w:r>
-        <w:t xml:space="preserve">,</w:t>
-      </w:r>
-      <w:r>
-        <w:t xml:space="preserve"> </w:t>
-      </w:r>
-      <w:r>
-        <w:rPr>
-          <w:rStyle w:val="VerbatimChar"/>
-        </w:rPr>
-        <w:t xml:space="preserve">web-23</w:t>
-      </w:r>
-      <w:r>
-        <w:t xml:space="preserve"> </w:t>
-      </w:r>
-      <w:r>
         <w:t xml:space="preserve">and</w:t>
       </w:r>
       <w:r>
@@ -17031,25 +17166,55 @@
         <w:rPr>
           <w:rStyle w:val="VerbatimChar"/>
         </w:rPr>
+        <w:t xml:space="preserve">web-25</w:t>
+      </w:r>
+      <w:r>
+        <w:t xml:space="preserve"> </w:t>
+      </w:r>
+      <w:r>
+        <w:t xml:space="preserve">carry the same ones (BBMRI-ERIC’s apart, in</w:t>
+      </w:r>
+      <w:r>
+        <w:t xml:space="preserve"> </w:t>
+      </w:r>
+      <w:r>
+        <w:rPr>
+          <w:rStyle w:val="VerbatimChar"/>
+        </w:rPr>
         <w:t xml:space="preserve">web-24</w:t>
       </w:r>
       <w:r>
-        <w:t xml:space="preserve"> </w:t>
-      </w:r>
-      <w:r>
-        <w:t xml:space="preserve">carry the same ones (BBMRI-ERIC’s apart, in</w:t>
-      </w:r>
-      <w:r>
-        <w:t xml:space="preserve"> </w:t>
-      </w:r>
-      <w:r>
-        <w:rPr>
-          <w:rStyle w:val="VerbatimChar"/>
-        </w:rPr>
-        <w:t xml:space="preserve">web-24</w:t>
-      </w:r>
-      <w:r>
-        <w:t xml:space="preserve">, where its page was not fetched) (</w:t>
+        <w:t xml:space="preserve">, where its page was not fetched;</w:t>
+      </w:r>
+      <w:r>
+        <w:t xml:space="preserve"> </w:t>
+      </w:r>
+      <w:r>
+        <w:rPr>
+          <w:rStyle w:val="VerbatimChar"/>
+        </w:rPr>
+        <w:t xml:space="preserve">web-25</w:t>
+      </w:r>
+      <w:r>
+        <w:t xml:space="preserve"> </w:t>
+      </w:r>
+      <w:r>
+        <w:t xml:space="preserve">adds fifteen on BBMRI-ERIC’s</w:t>
+      </w:r>
+      <w:r>
+        <w:t xml:space="preserve"> </w:t>
+      </w:r>
+      <w:r>
+        <w:rPr>
+          <w:rStyle w:val="VerbatimChar"/>
+        </w:rPr>
+        <w:t xml:space="preserve">dev3.</w:t>
+      </w:r>
+      <w:r>
+        <w:t xml:space="preserve"> </w:t>
+      </w:r>
+      <w:r>
+        <w:t xml:space="preserve">pages: its Director General on the legal notice, the seven members of its scientific and ethical advisory board, the Stakeholder Forum chair and the head of public affairs, and five finance, project and HR staff listed in capitals) (</w:t>
       </w:r>
       <w:r>
         <w:rPr>
@@ -18774,7 +18939,7 @@
         <w:t xml:space="preserve"> </w:t>
       </w:r>
       <w:r>
-        <w:t xml:space="preserve">today it asks for BBMRI-ERIC’s</w:t>
+        <w:t xml:space="preserve">today it fetches BBMRI-ERIC’s</w:t>
       </w:r>
       <w:r>
         <w:t xml:space="preserve"> </w:t>
@@ -18795,19 +18960,7 @@
         <w:t xml:space="preserve"> </w:t>
       </w:r>
       <w:r>
-        <w:t xml:space="preserve">published run was collected from (and is refused by its</w:t>
-      </w:r>
-      <w:r>
-        <w:t xml:space="preserve"> </w:t>
-      </w:r>
-      <w:r>
-        <w:rPr>
-          <w:rStyle w:val="VerbatimChar"/>
-        </w:rPr>
-        <w:t xml:space="preserve">robots.txt</w:t>
-      </w:r>
-      <w:r>
-        <w:t xml:space="preserve">).</w:t>
+        <w:t xml:space="preserve">published run was collected from.</w:t>
       </w:r>
     </w:p>
     <w:p>
@@ -19617,7 +19770,7 @@
               <w:t xml:space="preserve"> </w:t>
             </w:r>
             <w:r>
-              <w:t xml:space="preserve">address does it. Ask the node for the public address or an exception; do not work around it. Section 6.</w:t>
+              <w:t xml:space="preserve">address did it until 5 October 2026. Ask the node for the public address or an exception; do not work around it. Section 6.</w:t>
             </w:r>
           </w:p>
         </w:tc>
@@ -22938,7 +23091,7 @@
         <w:t xml:space="preserve">(</w:t>
       </w:r>
       <w:r>
-        <w:t xml:space="preserve">“130 cells: 60 PASS · 1 FAIL · 59 review · 10 ERROR”</w:t>
+        <w:t xml:space="preserve">“130 cells: 68 PASS · 0 FAIL · 62 review”</w:t>
       </w:r>
       <w:r>
         <w:t xml:space="preserve">);</w:t>

--- a/docs/eosc-basic-compliance-guide.docx
+++ b/docs/eosc-basic-compliance-guide.docx
@@ -209,7 +209,7 @@
         <w:pStyle w:val="BodyText"/>
       </w:pPr>
       <w:r>
-        <w:t xml:space="preserve">This edition was revised on 2 October 2026 for checklist v3.2: the test</w:t>
+        <w:t xml:space="preserve">This edition was revised on 6 October 2026 for checklist v3.2: the test</w:t>
       </w:r>
       <w:r>
         <w:t xml:space="preserve"> </w:t>
@@ -499,7 +499,7 @@
           <w:b/>
           <w:bCs/>
         </w:rPr>
-        <w:t xml:space="preserve">The published run changed again on 6 October 2026.</w:t>
+        <w:t xml:space="preserve">The published run changed again on 6 October 2026, in the afternoon.</w:t>
       </w:r>
       <w:r>
         <w:t xml:space="preserve"> </w:t>
@@ -514,13 +514,87 @@
         <w:t xml:space="preserve"> </w:t>
       </w:r>
       <w:r>
-        <w:t xml:space="preserve">now holds</w:t>
-      </w:r>
-      <w:r>
-        <w:t xml:space="preserve"> </w:t>
-      </w:r>
-      <w:r>
-        <w:t xml:space="preserve">run</w:t>
+        <w:t xml:space="preserve">now holds run</w:t>
+      </w:r>
+      <w:r>
+        <w:t xml:space="preserve"> </w:t>
+      </w:r>
+      <w:r>
+        <w:rPr>
+          <w:rStyle w:val="VerbatimChar"/>
+        </w:rPr>
+        <w:t xml:space="preserve">web-26</w:t>
+      </w:r>
+      <w:r>
+        <w:t xml:space="preserve">, collected by the GitHub workflow at</w:t>
+      </w:r>
+      <w:r>
+        <w:t xml:space="preserve"> </w:t>
+      </w:r>
+      <w:r>
+        <w:rPr>
+          <w:rStyle w:val="VerbatimChar"/>
+        </w:rPr>
+        <w:t xml:space="preserve">--depth 2</w:t>
+      </w:r>
+      <w:r>
+        <w:t xml:space="preserve"> </w:t>
+      </w:r>
+      <w:r>
+        <w:t xml:space="preserve">on 6 October 2026 between 16:07 and 16:14 UTC from all thirteen</w:t>
+      </w:r>
+      <w:r>
+        <w:t xml:space="preserve"> </w:t>
+      </w:r>
+      <w:r>
+        <w:t xml:space="preserve">nodes (</w:t>
+      </w:r>
+      <w:hyperlink r:id="rId10">
+        <w:r>
+          <w:rPr>
+            <w:rStyle w:val="Hyperlink"/>
+          </w:rPr>
+          <w:t xml:space="preserve">run 37492974153</w:t>
+        </w:r>
+      </w:hyperlink>
+      <w:r>
+        <w:t xml:space="preserve">, commit</w:t>
+      </w:r>
+      <w:r>
+        <w:t xml:space="preserve"> </w:t>
+      </w:r>
+      <w:r>
+        <w:rPr>
+          <w:rStyle w:val="VerbatimChar"/>
+        </w:rPr>
+        <w:t xml:space="preserve">21d8c7d</w:t>
+      </w:r>
+      <w:r>
+        <w:t xml:space="preserve">), under the re-issued v3.2: 67 PASS, 0 FAIL</w:t>
+      </w:r>
+      <w:r>
+        <w:t xml:space="preserve"> </w:t>
+      </w:r>
+      <w:r>
+        <w:t xml:space="preserve">and 63 MANUAL_REVIEW at both depths, in 109 page requests. One cell changed:</w:t>
+      </w:r>
+      <w:r>
+        <w:t xml:space="preserve"> </w:t>
+      </w:r>
+      <w:r>
+        <w:t xml:space="preserve">Poland’s page rendered only its header and footer (420 characters), so its</w:t>
+      </w:r>
+      <w:r>
+        <w:t xml:space="preserve"> </w:t>
+      </w:r>
+      <w:r>
+        <w:t xml:space="preserve">point 4 moved to review; GÉANT got the Cloudflare challenge again. Before it</w:t>
+      </w:r>
+      <w:r>
+        <w:t xml:space="preserve"> </w:t>
+      </w:r>
+      <w:r>
+        <w:t xml:space="preserve">came</w:t>
       </w:r>
       <w:r>
         <w:t xml:space="preserve"> </w:t>
@@ -532,30 +606,12 @@
         <w:t xml:space="preserve">web-25</w:t>
       </w:r>
       <w:r>
-        <w:t xml:space="preserve">, collected by the GitHub workflow at</w:t>
-      </w:r>
-      <w:r>
-        <w:t xml:space="preserve"> </w:t>
-      </w:r>
-      <w:r>
-        <w:rPr>
-          <w:rStyle w:val="VerbatimChar"/>
-        </w:rPr>
-        <w:t xml:space="preserve">--depth 2</w:t>
-      </w:r>
-      <w:r>
-        <w:t xml:space="preserve"> </w:t>
-      </w:r>
-      <w:r>
-        <w:t xml:space="preserve">on 6 October</w:t>
-      </w:r>
-      <w:r>
-        <w:t xml:space="preserve"> </w:t>
-      </w:r>
-      <w:r>
-        <w:t xml:space="preserve">2026 between 10:35 and 10:41 UTC from all thirteen nodes (</w:t>
-      </w:r>
-      <w:hyperlink r:id="rId10">
+        <w:t xml:space="preserve"> </w:t>
+      </w:r>
+      <w:r>
+        <w:t xml:space="preserve">(</w:t>
+      </w:r>
+      <w:hyperlink r:id="rId11">
         <w:r>
           <w:rPr>
             <w:rStyle w:val="Hyperlink"/>
@@ -564,25 +620,13 @@
         </w:r>
       </w:hyperlink>
       <w:r>
-        <w:t xml:space="preserve">, commit</w:t>
-      </w:r>
-      <w:r>
-        <w:t xml:space="preserve"> </w:t>
-      </w:r>
-      <w:r>
-        <w:rPr>
-          <w:rStyle w:val="VerbatimChar"/>
-        </w:rPr>
-        <w:t xml:space="preserve">ddb7711</w:t>
-      </w:r>
-      <w:r>
-        <w:t xml:space="preserve">), under the re-issued v3.2: 68 PASS, 0 FAIL and 62 MANUAL_REVIEW at</w:t>
-      </w:r>
-      <w:r>
-        <w:t xml:space="preserve"> </w:t>
-      </w:r>
-      <w:r>
-        <w:t xml:space="preserve">both depths, in 109 page requests. BBMRI-ERIC’s</w:t>
+        <w:t xml:space="preserve">, 6 October, morning, 68 / 0 / 62), the first run with</w:t>
+      </w:r>
+      <w:r>
+        <w:t xml:space="preserve"> </w:t>
+      </w:r>
+      <w:r>
+        <w:t xml:space="preserve">no FAIL, in which BBMRI-ERIC’s</w:t>
       </w:r>
       <w:r>
         <w:t xml:space="preserve"> </w:t>
@@ -597,28 +641,13 @@
         <w:t xml:space="preserve"> </w:t>
       </w:r>
       <w:r>
-        <w:t xml:space="preserve">page was served</w:t>
-      </w:r>
-      <w:r>
-        <w:t xml:space="preserve"> </w:t>
-      </w:r>
-      <w:r>
-        <w:t xml:space="preserve">(its</w:t>
-      </w:r>
-      <w:r>
-        <w:t xml:space="preserve"> </w:t>
-      </w:r>
-      <w:r>
-        <w:rPr>
-          <w:rStyle w:val="VerbatimChar"/>
-        </w:rPr>
-        <w:t xml:space="preserve">robots.txt</w:t>
-      </w:r>
-      <w:r>
-        <w:t xml:space="preserve"> </w:t>
-      </w:r>
-      <w:r>
-        <w:t xml:space="preserve">no longer excludes the tool), EOSC Finland now links its own</w:t>
+        <w:t xml:space="preserve">page was first read and EOSC Finland</w:t>
+      </w:r>
+      <w:r>
+        <w:t xml:space="preserve"> </w:t>
+      </w:r>
+      <w:r>
+        <w:t xml:space="preserve">first linked its own</w:t>
       </w:r>
       <w:r>
         <w:t xml:space="preserve"> </w:t>
@@ -633,57 +662,7 @@
         <w:t xml:space="preserve"> </w:t>
       </w:r>
       <w:r>
-        <w:t xml:space="preserve">entry, so no FAIL is left, and Finland’s and Data Terra’s 5c moved</w:t>
-      </w:r>
-      <w:r>
-        <w:t xml:space="preserve"> </w:t>
-      </w:r>
-      <w:r>
-        <w:t xml:space="preserve">to</w:t>
-      </w:r>
-      <w:r>
-        <w:t xml:space="preserve"> </w:t>
-      </w:r>
-      <w:r>
-        <w:rPr>
-          <w:rStyle w:val="VerbatimChar"/>
-        </w:rPr>
-        <w:t xml:space="preserve">PASS</w:t>
-      </w:r>
-      <w:r>
-        <w:t xml:space="preserve">; GÉANT got the Cloudflare challenge again. Before it came</w:t>
-      </w:r>
-      <w:r>
-        <w:t xml:space="preserve"> </w:t>
-      </w:r>
-      <w:r>
-        <w:rPr>
-          <w:rStyle w:val="VerbatimChar"/>
-        </w:rPr>
-        <w:t xml:space="preserve">web-24</w:t>
-      </w:r>
-      <w:r>
-        <w:t xml:space="preserve"> </w:t>
-      </w:r>
-      <w:r>
-        <w:t xml:space="preserve">(</w:t>
-      </w:r>
-      <w:hyperlink r:id="rId11">
-        <w:r>
-          <w:rPr>
-            <w:rStyle w:val="Hyperlink"/>
-          </w:rPr>
-          <w:t xml:space="preserve">run 37374849652</w:t>
-        </w:r>
-      </w:hyperlink>
-      <w:r>
-        <w:t xml:space="preserve">, 5 October, 60 / 1 / 59 / 10), in which BBMRI-ERIC’s page was</w:t>
-      </w:r>
-      <w:r>
-        <w:t xml:space="preserve"> </w:t>
-      </w:r>
-      <w:r>
-        <w:t xml:space="preserve">disallowed.</w:t>
+        <w:t xml:space="preserve">entry.</w:t>
       </w:r>
       <w:r>
         <w:t xml:space="preserve"> </w:t>
@@ -3395,7 +3374,7 @@
         <w:rPr>
           <w:rStyle w:val="VerbatimChar"/>
         </w:rPr>
-        <w:t xml:space="preserve">web-25</w:t>
+        <w:t xml:space="preserve">web-26</w:t>
       </w:r>
       <w:r>
         <w:t xml:space="preserve"> </w:t>
@@ -3515,7 +3494,7 @@
         <w:rPr>
           <w:rStyle w:val="VerbatimChar"/>
         </w:rPr>
-        <w:t xml:space="preserve">web-25</w:t>
+        <w:t xml:space="preserve">web-26</w:t>
       </w:r>
       <w:r>
         <w:t xml:space="preserve"> </w:t>
@@ -4313,7 +4292,7 @@
         <w:rPr>
           <w:rStyle w:val="NormalTok"/>
         </w:rPr>
-        <w:t xml:space="preserve"> web-25</w:t>
+        <w:t xml:space="preserve"> web-26</w:t>
       </w:r>
     </w:p>
     <w:p>
@@ -4555,7 +4534,25 @@
         <w:t xml:space="preserve">web-25</w:t>
       </w:r>
       <w:r>
-        <w:t xml:space="preserve">, with 68 PASS, 0 FAIL and 62 MANUAL_REVIEW. The reviewed run of 24 September that it replaced is in the git</w:t>
+        <w:t xml:space="preserve">, with 68 PASS, 0 FAIL and 62 MANUAL_REVIEW, and for</w:t>
+      </w:r>
+      <w:r>
+        <w:t xml:space="preserve"> </w:t>
+      </w:r>
+      <w:r>
+        <w:rPr>
+          <w:rStyle w:val="VerbatimChar"/>
+        </w:rPr>
+        <w:t xml:space="preserve">web-26</w:t>
+      </w:r>
+      <w:r>
+        <w:t xml:space="preserve">, with 67</w:t>
+      </w:r>
+      <w:r>
+        <w:t xml:space="preserve"> </w:t>
+      </w:r>
+      <w:r>
+        <w:t xml:space="preserve">PASS, 0 FAIL and 63 MANUAL_REVIEW. The reviewed run of 24 September that it replaced is in the git</w:t>
       </w:r>
       <w:r>
         <w:t xml:space="preserve"> </w:t>
@@ -7722,91 +7719,106 @@
         <w:rPr>
           <w:rStyle w:val="VerbatimChar"/>
         </w:rPr>
+        <w:t xml:space="preserve">web-26</w:t>
+      </w:r>
+      <w:r>
+        <w:t xml:space="preserve"> </w:t>
+      </w:r>
+      <w:r>
+        <w:t xml:space="preserve">(6 October 2026, afternoon), seven nodes</w:t>
+      </w:r>
+      <w:r>
+        <w:t xml:space="preserve"> </w:t>
+      </w:r>
+      <w:r>
+        <w:t xml:space="preserve">match: the same four (BBMRI-ERIC at its</w:t>
+      </w:r>
+      <w:r>
+        <w:t xml:space="preserve"> </w:t>
+      </w:r>
+      <w:r>
+        <w:rPr>
+          <w:rStyle w:val="VerbatimChar"/>
+        </w:rPr>
+        <w:t xml:space="preserve">dev3.</w:t>
+      </w:r>
+      <w:r>
+        <w:t xml:space="preserve"> </w:t>
+      </w:r>
+      <w:r>
+        <w:t xml:space="preserve">page, which writes</w:t>
+      </w:r>
+      <w:r>
+        <w:t xml:space="preserve"> </w:t>
+      </w:r>
+      <w:r>
+        <w:rPr>
+          <w:rStyle w:val="VerbatimChar"/>
+        </w:rPr>
+        <w:t xml:space="preserve">EOSC Node – BBMRI-ERIC</w:t>
+      </w:r>
+      <w:r>
+        <w:t xml:space="preserve">; in</w:t>
+      </w:r>
+      <w:r>
+        <w:t xml:space="preserve"> </w:t>
+      </w:r>
+      <w:r>
+        <w:rPr>
+          <w:rStyle w:val="VerbatimChar"/>
+        </w:rPr>
+        <w:t xml:space="preserve">web-24</w:t>
+      </w:r>
+      <w:r>
+        <w:t xml:space="preserve"> </w:t>
+      </w:r>
+      <w:r>
+        <w:t xml:space="preserve">it was not fetched), Italy at its new address (</w:t>
+      </w:r>
+      <w:r>
+        <w:rPr>
+          <w:rStyle w:val="VerbatimChar"/>
+        </w:rPr>
+        <w:t xml:space="preserve">EOSC Node | Italy</w:t>
+      </w:r>
+      <w:r>
+        <w:t xml:space="preserve">, the list’s own separator), Data Terra at its new address (</w:t>
+      </w:r>
+      <w:r>
+        <w:rPr>
+          <w:rStyle w:val="VerbatimChar"/>
+        </w:rPr>
+        <w:t xml:space="preserve">EOSC Node Data Terra</w:t>
+      </w:r>
+      <w:r>
+        <w:t xml:space="preserve">), and EOSC Finland, whose page writes</w:t>
+      </w:r>
+      <w:r>
+        <w:t xml:space="preserve"> </w:t>
+      </w:r>
+      <w:r>
+        <w:rPr>
+          <w:rStyle w:val="VerbatimChar"/>
+        </w:rPr>
+        <w:t xml:space="preserve">EOSC Node Finland</w:t>
+      </w:r>
+      <w:r>
+        <w:t xml:space="preserve"> </w:t>
+      </w:r>
+      <w:r>
+        <w:t xml:space="preserve">(since</w:t>
+      </w:r>
+      <w:r>
+        <w:t xml:space="preserve"> </w:t>
+      </w:r>
+      <w:r>
+        <w:rPr>
+          <w:rStyle w:val="VerbatimChar"/>
+        </w:rPr>
         <w:t xml:space="preserve">web-25</w:t>
       </w:r>
       <w:r>
-        <w:t xml:space="preserve"> </w:t>
-      </w:r>
-      <w:r>
-        <w:t xml:space="preserve">(6 October 2026), eight nodes match: the same</w:t>
-      </w:r>
-      <w:r>
-        <w:t xml:space="preserve"> </w:t>
-      </w:r>
-      <w:r>
-        <w:t xml:space="preserve">four (BBMRI-ERIC now at its</w:t>
-      </w:r>
-      <w:r>
-        <w:t xml:space="preserve"> </w:t>
-      </w:r>
-      <w:r>
-        <w:rPr>
-          <w:rStyle w:val="VerbatimChar"/>
-        </w:rPr>
-        <w:t xml:space="preserve">dev3.</w:t>
-      </w:r>
-      <w:r>
-        <w:t xml:space="preserve"> </w:t>
-      </w:r>
-      <w:r>
-        <w:t xml:space="preserve">page, which writes</w:t>
-      </w:r>
-      <w:r>
-        <w:t xml:space="preserve"> </w:t>
-      </w:r>
-      <w:r>
-        <w:rPr>
-          <w:rStyle w:val="VerbatimChar"/>
-        </w:rPr>
-        <w:t xml:space="preserve">EOSC Node – BBMRI-ERIC</w:t>
-      </w:r>
-      <w:r>
-        <w:t xml:space="preserve">;</w:t>
-      </w:r>
-      <w:r>
-        <w:t xml:space="preserve"> </w:t>
-      </w:r>
-      <w:r>
-        <w:t xml:space="preserve">in</w:t>
-      </w:r>
-      <w:r>
-        <w:t xml:space="preserve"> </w:t>
-      </w:r>
-      <w:r>
-        <w:rPr>
-          <w:rStyle w:val="VerbatimChar"/>
-        </w:rPr>
-        <w:t xml:space="preserve">web-24</w:t>
-      </w:r>
-      <w:r>
-        <w:t xml:space="preserve"> </w:t>
-      </w:r>
-      <w:r>
-        <w:t xml:space="preserve">it was not fetched), Italy at its new address (</w:t>
-      </w:r>
-      <w:r>
-        <w:rPr>
-          <w:rStyle w:val="VerbatimChar"/>
-        </w:rPr>
-        <w:t xml:space="preserve">EOSC Node | Italy</w:t>
-      </w:r>
-      <w:r>
-        <w:t xml:space="preserve">,</w:t>
-      </w:r>
-      <w:r>
-        <w:t xml:space="preserve"> </w:t>
-      </w:r>
-      <w:r>
-        <w:t xml:space="preserve">the list’s own separator), Data Terra at its new address (</w:t>
-      </w:r>
-      <w:r>
-        <w:rPr>
-          <w:rStyle w:val="VerbatimChar"/>
-        </w:rPr>
-        <w:t xml:space="preserve">EOSC Node Data Terra</w:t>
-      </w:r>
-      <w:r>
-        <w:t xml:space="preserve">), Poland, whose page writes</w:t>
+        <w:t xml:space="preserve">). Poland’s page wrote</w:t>
       </w:r>
       <w:r>
         <w:t xml:space="preserve"> </w:t>
@@ -7821,25 +7833,55 @@
         <w:t xml:space="preserve"> </w:t>
       </w:r>
       <w:r>
-        <w:t xml:space="preserve">in its text, and EOSC</w:t>
-      </w:r>
-      <w:r>
-        <w:t xml:space="preserve"> </w:t>
-      </w:r>
-      <w:r>
-        <w:t xml:space="preserve">Finland, whose page now writes</w:t>
-      </w:r>
-      <w:r>
-        <w:t xml:space="preserve"> </w:t>
-      </w:r>
-      <w:r>
-        <w:rPr>
-          <w:rStyle w:val="VerbatimChar"/>
-        </w:rPr>
-        <w:t xml:space="preserve">EOSC Node Finland</w:t>
-      </w:r>
-      <w:r>
-        <w:t xml:space="preserve">. GÉANT matched (</w:t>
+        <w:t xml:space="preserve">and matched from</w:t>
+      </w:r>
+      <w:r>
+        <w:t xml:space="preserve"> </w:t>
+      </w:r>
+      <w:r>
+        <w:rPr>
+          <w:rStyle w:val="VerbatimChar"/>
+        </w:rPr>
+        <w:t xml:space="preserve">web-23</w:t>
+      </w:r>
+      <w:r>
+        <w:t xml:space="preserve"> </w:t>
+      </w:r>
+      <w:r>
+        <w:t xml:space="preserve">to</w:t>
+      </w:r>
+      <w:r>
+        <w:t xml:space="preserve"> </w:t>
+      </w:r>
+      <w:r>
+        <w:rPr>
+          <w:rStyle w:val="VerbatimChar"/>
+        </w:rPr>
+        <w:t xml:space="preserve">web-25</w:t>
+      </w:r>
+      <w:r>
+        <w:t xml:space="preserve">; in</w:t>
+      </w:r>
+      <w:r>
+        <w:t xml:space="preserve"> </w:t>
+      </w:r>
+      <w:r>
+        <w:rPr>
+          <w:rStyle w:val="VerbatimChar"/>
+        </w:rPr>
+        <w:t xml:space="preserve">web-26</w:t>
+      </w:r>
+      <w:r>
+        <w:t xml:space="preserve"> </w:t>
+      </w:r>
+      <w:r>
+        <w:t xml:space="preserve">it rendered only its header and footer, so</w:t>
+      </w:r>
+      <w:r>
+        <w:t xml:space="preserve"> </w:t>
+      </w:r>
+      <w:r>
+        <w:t xml:space="preserve">there was nothing to match. GÉANT matched (</w:t>
       </w:r>
       <w:r>
         <w:rPr>
@@ -7899,7 +7941,7 @@
         <w:rPr>
           <w:rStyle w:val="VerbatimChar"/>
         </w:rPr>
-        <w:t xml:space="preserve">web-25</w:t>
+        <w:t xml:space="preserve">web-26</w:t>
       </w:r>
       <w:r>
         <w:t xml:space="preserve"> </w:t>
@@ -15169,7 +15211,61 @@
         <w:t xml:space="preserve"> </w:t>
       </w:r>
       <w:r>
-        <w:t xml:space="preserve">verdicts changed (68 / 0 / 62 at both depths). The second hop reached governance, secretariat and news pages, which is also where it met a personal name that depth 1 had never collected (section on masking). Run it yourself before assuming the same holds for</w:t>
+        <w:t xml:space="preserve">verdicts changed (68 / 0 / 62 at both depths).</w:t>
+      </w:r>
+      <w:r>
+        <w:t xml:space="preserve"> </w:t>
+      </w:r>
+      <w:r>
+        <w:rPr>
+          <w:b/>
+          <w:bCs/>
+        </w:rPr>
+        <w:t xml:space="preserve">Run</w:t>
+      </w:r>
+      <w:r>
+        <w:rPr>
+          <w:b/>
+          <w:bCs/>
+        </w:rPr>
+        <w:t xml:space="preserve"> </w:t>
+      </w:r>
+      <w:r>
+        <w:rPr>
+          <w:rStyle w:val="VerbatimChar"/>
+          <w:b/>
+          <w:bCs/>
+        </w:rPr>
+        <w:t xml:space="preserve">web-26</w:t>
+      </w:r>
+      <w:r>
+        <w:rPr>
+          <w:b/>
+          <w:bCs/>
+        </w:rPr>
+        <w:t xml:space="preserve">:</w:t>
+      </w:r>
+      <w:r>
+        <w:t xml:space="preserve"> </w:t>
+      </w:r>
+      <w:r>
+        <w:t xml:space="preserve">34 second-hop pages, 109 requests, and again</w:t>
+      </w:r>
+      <w:r>
+        <w:t xml:space="preserve"> </w:t>
+      </w:r>
+      <w:r>
+        <w:rPr>
+          <w:b/>
+          <w:bCs/>
+        </w:rPr>
+        <w:t xml:space="preserve">zero</w:t>
+      </w:r>
+      <w:r>
+        <w:t xml:space="preserve"> </w:t>
+      </w:r>
+      <w:r>
+        <w:t xml:space="preserve">verdicts changed (67 / 0 / 63 at both depths). The second hop reached governance, secretariat and news pages, which is also where it met a personal name that depth 1 had never collected (section on masking). Run it yourself before assuming the same holds for</w:t>
       </w:r>
       <w:r>
         <w:t xml:space="preserve"> </w:t>
@@ -16962,201 +17058,213 @@
         <w:rPr>
           <w:rStyle w:val="VerbatimChar"/>
         </w:rPr>
+        <w:t xml:space="preserve">web-26</w:t>
+      </w:r>
+      <w:r>
+        <w:t xml:space="preserve"> </w:t>
+      </w:r>
+      <w:r>
+        <w:t xml:space="preserve">(6 October 2026) was collected</w:t>
+      </w:r>
+      <w:r>
+        <w:t xml:space="preserve"> </w:t>
+      </w:r>
+      <w:r>
+        <w:t xml:space="preserve">with masking in place, and a search of all its evidence and reports found no</w:t>
+      </w:r>
+      <w:r>
+        <w:t xml:space="preserve"> </w:t>
+      </w:r>
+      <w:r>
+        <w:t xml:space="preserve">personal address or phone number. Two personal names that the masking does not cover were removed by hand from the evidence, each replaced by a placeholder of the same length so every character count and verdict stays as collected: a quotation attribution on CERN’s page (in</w:t>
+      </w:r>
+      <w:r>
+        <w:t xml:space="preserve"> </w:t>
+      </w:r>
+      <w:r>
+        <w:rPr>
+          <w:rStyle w:val="VerbatimChar"/>
+        </w:rPr>
+        <w:t xml:space="preserve">cern.json</w:t>
+      </w:r>
+      <w:r>
+        <w:t xml:space="preserve"> </w:t>
+      </w:r>
+      <w:r>
+        <w:t xml:space="preserve">and in its screenshot) and the node coordinator named on EGI’s page (in</w:t>
+      </w:r>
+      <w:r>
+        <w:t xml:space="preserve"> </w:t>
+      </w:r>
+      <w:r>
+        <w:rPr>
+          <w:rStyle w:val="VerbatimChar"/>
+        </w:rPr>
+        <w:t xml:space="preserve">egi.json</w:t>
+      </w:r>
+      <w:r>
+        <w:t xml:space="preserve">, in the link text and, since</w:t>
+      </w:r>
+      <w:r>
+        <w:t xml:space="preserve"> </w:t>
+      </w:r>
+      <w:r>
+        <w:rPr>
+          <w:rStyle w:val="VerbatimChar"/>
+        </w:rPr>
+        <w:t xml:space="preserve">web-12</w:t>
+      </w:r>
+      <w:r>
+        <w:t xml:space="preserve">, also in the link’s address,</w:t>
+      </w:r>
+      <w:r>
+        <w:t xml:space="preserve"> </w:t>
+      </w:r>
+      <w:r>
+        <w:rPr>
+          <w:rStyle w:val="VerbatimChar"/>
+        </w:rPr>
+        <w:t xml:space="preserve">/person/…/</w:t>
+      </w:r>
+      <w:r>
+        <w:t xml:space="preserve">, which earlier published runs still carried). The second hop of</w:t>
+      </w:r>
+      <w:r>
+        <w:t xml:space="preserve"> </w:t>
+      </w:r>
+      <w:r>
+        <w:rPr>
+          <w:rStyle w:val="VerbatimChar"/>
+        </w:rPr>
+        <w:t xml:space="preserve">web-13</w:t>
+      </w:r>
+      <w:r>
+        <w:t xml:space="preserve"> </w:t>
+      </w:r>
+      <w:r>
+        <w:t xml:space="preserve">added a third: a person quoted in a news item on a Czechia page reached only at depth 2 (in</w:t>
+      </w:r>
+      <w:r>
+        <w:t xml:space="preserve"> </w:t>
+      </w:r>
+      <w:r>
+        <w:rPr>
+          <w:rStyle w:val="VerbatimChar"/>
+        </w:rPr>
+        <w:t xml:space="preserve">eosc-cz.json</w:t>
+      </w:r>
+      <w:r>
+        <w:t xml:space="preserve">, in the quotation and in the address of the interview it links to).</w:t>
+      </w:r>
+      <w:r>
+        <w:t xml:space="preserve"> </w:t>
+      </w:r>
+      <w:r>
+        <w:rPr>
+          <w:rStyle w:val="VerbatimChar"/>
+        </w:rPr>
+        <w:t xml:space="preserve">web-14</w:t>
+      </w:r>
+      <w:r>
+        <w:t xml:space="preserve">, which also reads services and policies pages, added many more, and</w:t>
+      </w:r>
+      <w:r>
+        <w:t xml:space="preserve"> </w:t>
+      </w:r>
+      <w:r>
+        <w:rPr>
+          <w:rStyle w:val="VerbatimChar"/>
+        </w:rPr>
+        <w:t xml:space="preserve">web-15</w:t>
+      </w:r>
+      <w:r>
+        <w:t xml:space="preserve">,</w:t>
+      </w:r>
+      <w:r>
+        <w:t xml:space="preserve"> </w:t>
+      </w:r>
+      <w:r>
+        <w:rPr>
+          <w:rStyle w:val="VerbatimChar"/>
+        </w:rPr>
+        <w:t xml:space="preserve">web-16</w:t>
+      </w:r>
+      <w:r>
+        <w:t xml:space="preserve">,</w:t>
+      </w:r>
+      <w:r>
+        <w:t xml:space="preserve"> </w:t>
+      </w:r>
+      <w:r>
+        <w:rPr>
+          <w:rStyle w:val="VerbatimChar"/>
+        </w:rPr>
+        <w:t xml:space="preserve">web-18</w:t>
+      </w:r>
+      <w:r>
+        <w:t xml:space="preserve">,</w:t>
+      </w:r>
+      <w:r>
+        <w:t xml:space="preserve"> </w:t>
+      </w:r>
+      <w:r>
+        <w:rPr>
+          <w:rStyle w:val="VerbatimChar"/>
+        </w:rPr>
+        <w:t xml:space="preserve">web-21</w:t>
+      </w:r>
+      <w:r>
+        <w:t xml:space="preserve">,</w:t>
+      </w:r>
+      <w:r>
+        <w:t xml:space="preserve"> </w:t>
+      </w:r>
+      <w:r>
+        <w:rPr>
+          <w:rStyle w:val="VerbatimChar"/>
+        </w:rPr>
+        <w:t xml:space="preserve">web-22</w:t>
+      </w:r>
+      <w:r>
+        <w:t xml:space="preserve">,</w:t>
+      </w:r>
+      <w:r>
+        <w:t xml:space="preserve"> </w:t>
+      </w:r>
+      <w:r>
+        <w:rPr>
+          <w:rStyle w:val="VerbatimChar"/>
+        </w:rPr>
+        <w:t xml:space="preserve">web-23</w:t>
+      </w:r>
+      <w:r>
+        <w:t xml:space="preserve">,</w:t>
+      </w:r>
+      <w:r>
+        <w:t xml:space="preserve"> </w:t>
+      </w:r>
+      <w:r>
+        <w:rPr>
+          <w:rStyle w:val="VerbatimChar"/>
+        </w:rPr>
+        <w:t xml:space="preserve">web-24</w:t>
+      </w:r>
+      <w:r>
+        <w:t xml:space="preserve">,</w:t>
+      </w:r>
+      <w:r>
+        <w:t xml:space="preserve"> </w:t>
+      </w:r>
+      <w:r>
+        <w:rPr>
+          <w:rStyle w:val="VerbatimChar"/>
+        </w:rPr>
         <w:t xml:space="preserve">web-25</w:t>
       </w:r>
       <w:r>
         <w:t xml:space="preserve"> </w:t>
       </w:r>
       <w:r>
-        <w:t xml:space="preserve">(6 October 2026) was collected</w:t>
-      </w:r>
-      <w:r>
-        <w:t xml:space="preserve"> </w:t>
-      </w:r>
-      <w:r>
-        <w:t xml:space="preserve">with masking in place, and a search of all its evidence and reports found no</w:t>
-      </w:r>
-      <w:r>
-        <w:t xml:space="preserve"> </w:t>
-      </w:r>
-      <w:r>
-        <w:t xml:space="preserve">personal address or phone number. Two personal names that the masking does not cover were removed by hand from the evidence, each replaced by a placeholder of the same length so every character count and verdict stays as collected: a quotation attribution on CERN’s page (in</w:t>
-      </w:r>
-      <w:r>
-        <w:t xml:space="preserve"> </w:t>
-      </w:r>
-      <w:r>
-        <w:rPr>
-          <w:rStyle w:val="VerbatimChar"/>
-        </w:rPr>
-        <w:t xml:space="preserve">cern.json</w:t>
-      </w:r>
-      <w:r>
-        <w:t xml:space="preserve"> </w:t>
-      </w:r>
-      <w:r>
-        <w:t xml:space="preserve">and in its screenshot) and the node coordinator named on EGI’s page (in</w:t>
-      </w:r>
-      <w:r>
-        <w:t xml:space="preserve"> </w:t>
-      </w:r>
-      <w:r>
-        <w:rPr>
-          <w:rStyle w:val="VerbatimChar"/>
-        </w:rPr>
-        <w:t xml:space="preserve">egi.json</w:t>
-      </w:r>
-      <w:r>
-        <w:t xml:space="preserve">, in the link text and, since</w:t>
-      </w:r>
-      <w:r>
-        <w:t xml:space="preserve"> </w:t>
-      </w:r>
-      <w:r>
-        <w:rPr>
-          <w:rStyle w:val="VerbatimChar"/>
-        </w:rPr>
-        <w:t xml:space="preserve">web-12</w:t>
-      </w:r>
-      <w:r>
-        <w:t xml:space="preserve">, also in the link’s address,</w:t>
-      </w:r>
-      <w:r>
-        <w:t xml:space="preserve"> </w:t>
-      </w:r>
-      <w:r>
-        <w:rPr>
-          <w:rStyle w:val="VerbatimChar"/>
-        </w:rPr>
-        <w:t xml:space="preserve">/person/…/</w:t>
-      </w:r>
-      <w:r>
-        <w:t xml:space="preserve">, which earlier published runs still carried). The second hop of</w:t>
-      </w:r>
-      <w:r>
-        <w:t xml:space="preserve"> </w:t>
-      </w:r>
-      <w:r>
-        <w:rPr>
-          <w:rStyle w:val="VerbatimChar"/>
-        </w:rPr>
-        <w:t xml:space="preserve">web-13</w:t>
-      </w:r>
-      <w:r>
-        <w:t xml:space="preserve"> </w:t>
-      </w:r>
-      <w:r>
-        <w:t xml:space="preserve">added a third: a person quoted in a news item on a Czechia page reached only at depth 2 (in</w:t>
-      </w:r>
-      <w:r>
-        <w:t xml:space="preserve"> </w:t>
-      </w:r>
-      <w:r>
-        <w:rPr>
-          <w:rStyle w:val="VerbatimChar"/>
-        </w:rPr>
-        <w:t xml:space="preserve">eosc-cz.json</w:t>
-      </w:r>
-      <w:r>
-        <w:t xml:space="preserve">, in the quotation and in the address of the interview it links to).</w:t>
-      </w:r>
-      <w:r>
-        <w:t xml:space="preserve"> </w:t>
-      </w:r>
-      <w:r>
-        <w:rPr>
-          <w:rStyle w:val="VerbatimChar"/>
-        </w:rPr>
-        <w:t xml:space="preserve">web-14</w:t>
-      </w:r>
-      <w:r>
-        <w:t xml:space="preserve">, which also reads services and policies pages, added many more, and</w:t>
-      </w:r>
-      <w:r>
-        <w:t xml:space="preserve"> </w:t>
-      </w:r>
-      <w:r>
-        <w:rPr>
-          <w:rStyle w:val="VerbatimChar"/>
-        </w:rPr>
-        <w:t xml:space="preserve">web-15</w:t>
-      </w:r>
-      <w:r>
-        <w:t xml:space="preserve">,</w:t>
-      </w:r>
-      <w:r>
-        <w:t xml:space="preserve"> </w:t>
-      </w:r>
-      <w:r>
-        <w:rPr>
-          <w:rStyle w:val="VerbatimChar"/>
-        </w:rPr>
-        <w:t xml:space="preserve">web-16</w:t>
-      </w:r>
-      <w:r>
-        <w:t xml:space="preserve">,</w:t>
-      </w:r>
-      <w:r>
-        <w:t xml:space="preserve"> </w:t>
-      </w:r>
-      <w:r>
-        <w:rPr>
-          <w:rStyle w:val="VerbatimChar"/>
-        </w:rPr>
-        <w:t xml:space="preserve">web-18</w:t>
-      </w:r>
-      <w:r>
-        <w:t xml:space="preserve">,</w:t>
-      </w:r>
-      <w:r>
-        <w:t xml:space="preserve"> </w:t>
-      </w:r>
-      <w:r>
-        <w:rPr>
-          <w:rStyle w:val="VerbatimChar"/>
-        </w:rPr>
-        <w:t xml:space="preserve">web-21</w:t>
-      </w:r>
-      <w:r>
-        <w:t xml:space="preserve">,</w:t>
-      </w:r>
-      <w:r>
-        <w:t xml:space="preserve"> </w:t>
-      </w:r>
-      <w:r>
-        <w:rPr>
-          <w:rStyle w:val="VerbatimChar"/>
-        </w:rPr>
-        <w:t xml:space="preserve">web-22</w:t>
-      </w:r>
-      <w:r>
-        <w:t xml:space="preserve">,</w:t>
-      </w:r>
-      <w:r>
-        <w:t xml:space="preserve"> </w:t>
-      </w:r>
-      <w:r>
-        <w:rPr>
-          <w:rStyle w:val="VerbatimChar"/>
-        </w:rPr>
-        <w:t xml:space="preserve">web-23</w:t>
-      </w:r>
-      <w:r>
-        <w:t xml:space="preserve">,</w:t>
-      </w:r>
-      <w:r>
-        <w:t xml:space="preserve"> </w:t>
-      </w:r>
-      <w:r>
-        <w:rPr>
-          <w:rStyle w:val="VerbatimChar"/>
-        </w:rPr>
-        <w:t xml:space="preserve">web-24</w:t>
-      </w:r>
-      <w:r>
-        <w:t xml:space="preserve"> </w:t>
-      </w:r>
-      <w:r>
         <w:t xml:space="preserve">and</w:t>
       </w:r>
       <w:r>
@@ -17166,7 +17274,7 @@
         <w:rPr>
           <w:rStyle w:val="VerbatimChar"/>
         </w:rPr>
-        <w:t xml:space="preserve">web-25</w:t>
+        <w:t xml:space="preserve">web-26</w:t>
       </w:r>
       <w:r>
         <w:t xml:space="preserve"> </w:t>
@@ -23091,7 +23199,7 @@
         <w:t xml:space="preserve">(</w:t>
       </w:r>
       <w:r>
-        <w:t xml:space="preserve">“130 cells: 68 PASS · 0 FAIL · 62 review”</w:t>
+        <w:t xml:space="preserve">“130 cells: 67 PASS · 0 FAIL · 63 review”</w:t>
       </w:r>
       <w:r>
         <w:t xml:space="preserve">);</w:t>

--- a/docs/eosc-basic-compliance-guide.docx
+++ b/docs/eosc-basic-compliance-guide.docx
@@ -23,7 +23,7 @@
         <w:pStyle w:val="Author"/>
       </w:pPr>
       <w:r>
-        <w:t xml:space="preserve">Verified against a clean clone on 26 September 2026 — rebuilt 6 October 2026 for the re-issued checklist v3.2</w:t>
+        <w:t xml:space="preserve">Verified against a clean clone on 26 September 2026 — rebuilt 7 October 2026 for the re-issued checklist v3.2</w:t>
       </w:r>
     </w:p>
     <w:p>
@@ -209,7 +209,7 @@
         <w:pStyle w:val="BodyText"/>
       </w:pPr>
       <w:r>
-        <w:t xml:space="preserve">This edition was revised on 6 October 2026 for checklist v3.2: the test</w:t>
+        <w:t xml:space="preserve">This edition was revised on 7 October 2026 for checklist v3.2: the test</w:t>
       </w:r>
       <w:r>
         <w:t xml:space="preserve"> </w:t>
@@ -499,7 +499,7 @@
           <w:b/>
           <w:bCs/>
         </w:rPr>
-        <w:t xml:space="preserve">The published run changed again on 6 October 2026, in the afternoon.</w:t>
+        <w:t xml:space="preserve">The published run changed again on 7 October 2026.</w:t>
       </w:r>
       <w:r>
         <w:t xml:space="preserve"> </w:t>
@@ -523,33 +523,122 @@
         <w:rPr>
           <w:rStyle w:val="VerbatimChar"/>
         </w:rPr>
+        <w:t xml:space="preserve">web-27</w:t>
+      </w:r>
+      <w:r>
+        <w:t xml:space="preserve">, collected by the GitHub workflow at</w:t>
+      </w:r>
+      <w:r>
+        <w:t xml:space="preserve"> </w:t>
+      </w:r>
+      <w:r>
+        <w:rPr>
+          <w:rStyle w:val="VerbatimChar"/>
+        </w:rPr>
+        <w:t xml:space="preserve">--depth 2</w:t>
+      </w:r>
+      <w:r>
+        <w:t xml:space="preserve"> </w:t>
+      </w:r>
+      <w:r>
+        <w:t xml:space="preserve">on 7 October 2026 between 21:59 and 22:05 UTC from all thirteen</w:t>
+      </w:r>
+      <w:r>
+        <w:t xml:space="preserve"> </w:t>
+      </w:r>
+      <w:r>
+        <w:t xml:space="preserve">nodes (</w:t>
+      </w:r>
+      <w:hyperlink r:id="rId10">
+        <w:r>
+          <w:rPr>
+            <w:rStyle w:val="Hyperlink"/>
+          </w:rPr>
+          <w:t xml:space="preserve">run 37692836637</w:t>
+        </w:r>
+      </w:hyperlink>
+      <w:r>
+        <w:t xml:space="preserve">, commit</w:t>
+      </w:r>
+      <w:r>
+        <w:t xml:space="preserve"> </w:t>
+      </w:r>
+      <w:r>
+        <w:rPr>
+          <w:rStyle w:val="VerbatimChar"/>
+        </w:rPr>
+        <w:t xml:space="preserve">5e0e6ce</w:t>
+      </w:r>
+      <w:r>
+        <w:t xml:space="preserve">), under the re-issued v3.2: 69 PASS, 0 FAIL</w:t>
+      </w:r>
+      <w:r>
+        <w:t xml:space="preserve"> </w:t>
+      </w:r>
+      <w:r>
+        <w:t xml:space="preserve">and 61 MANUAL_REVIEW at both depths, in 109 page requests. Two cells changed,</w:t>
+      </w:r>
+      <w:r>
+        <w:t xml:space="preserve"> </w:t>
+      </w:r>
+      <w:r>
+        <w:t xml:space="preserve">both Poland’s: its page rendered in full again, so point 4 (its own</w:t>
+      </w:r>
+      <w:r>
+        <w:t xml:space="preserve"> </w:t>
+      </w:r>
+      <w:r>
+        <w:rPr>
+          <w:rStyle w:val="VerbatimChar"/>
+        </w:rPr>
+        <w:t xml:space="preserve">eosc.eu</w:t>
+      </w:r>
+      <w:r>
+        <w:t xml:space="preserve"> </w:t>
+      </w:r>
+      <w:r>
+        <w:t xml:space="preserve">entry) passes again, and 5c passes through a new</w:t>
+      </w:r>
+      <w:r>
+        <w:t xml:space="preserve"> </w:t>
+      </w:r>
+      <w:r>
+        <w:t xml:space="preserve">“User Access Policy”</w:t>
+      </w:r>
+      <w:r>
+        <w:t xml:space="preserve"> </w:t>
+      </w:r>
+      <w:r>
+        <w:t xml:space="preserve">link to</w:t>
+      </w:r>
+      <w:r>
+        <w:t xml:space="preserve"> </w:t>
+      </w:r>
+      <w:r>
+        <w:t xml:space="preserve">its privacy policy page, which a reviewer should confirm. GÉANT got the</w:t>
+      </w:r>
+      <w:r>
+        <w:t xml:space="preserve"> </w:t>
+      </w:r>
+      <w:r>
+        <w:t xml:space="preserve">Cloudflare challenge again. Before it came</w:t>
+      </w:r>
+      <w:r>
+        <w:t xml:space="preserve"> </w:t>
+      </w:r>
+      <w:r>
+        <w:rPr>
+          <w:rStyle w:val="VerbatimChar"/>
+        </w:rPr>
         <w:t xml:space="preserve">web-26</w:t>
       </w:r>
       <w:r>
-        <w:t xml:space="preserve">, collected by the GitHub workflow at</w:t>
-      </w:r>
-      <w:r>
-        <w:t xml:space="preserve"> </w:t>
-      </w:r>
-      <w:r>
-        <w:rPr>
-          <w:rStyle w:val="VerbatimChar"/>
-        </w:rPr>
-        <w:t xml:space="preserve">--depth 2</w:t>
-      </w:r>
-      <w:r>
-        <w:t xml:space="preserve"> </w:t>
-      </w:r>
-      <w:r>
-        <w:t xml:space="preserve">on 6 October 2026 between 16:07 and 16:14 UTC from all thirteen</w:t>
-      </w:r>
-      <w:r>
-        <w:t xml:space="preserve"> </w:t>
-      </w:r>
-      <w:r>
-        <w:t xml:space="preserve">nodes (</w:t>
-      </w:r>
-      <w:hyperlink r:id="rId10">
+        <w:t xml:space="preserve"> </w:t>
+      </w:r>
+      <w:r>
+        <w:t xml:space="preserve">(</w:t>
+      </w:r>
+      <w:hyperlink r:id="rId11">
         <w:r>
           <w:rPr>
             <w:rStyle w:val="Hyperlink"/>
@@ -558,43 +647,13 @@
         </w:r>
       </w:hyperlink>
       <w:r>
-        <w:t xml:space="preserve">, commit</w:t>
-      </w:r>
-      <w:r>
-        <w:t xml:space="preserve"> </w:t>
-      </w:r>
-      <w:r>
-        <w:rPr>
-          <w:rStyle w:val="VerbatimChar"/>
-        </w:rPr>
-        <w:t xml:space="preserve">21d8c7d</w:t>
-      </w:r>
-      <w:r>
-        <w:t xml:space="preserve">), under the re-issued v3.2: 67 PASS, 0 FAIL</w:t>
-      </w:r>
-      <w:r>
-        <w:t xml:space="preserve"> </w:t>
-      </w:r>
-      <w:r>
-        <w:t xml:space="preserve">and 63 MANUAL_REVIEW at both depths, in 109 page requests. One cell changed:</w:t>
-      </w:r>
-      <w:r>
-        <w:t xml:space="preserve"> </w:t>
-      </w:r>
-      <w:r>
-        <w:t xml:space="preserve">Poland’s page rendered only its header and footer (420 characters), so its</w:t>
-      </w:r>
-      <w:r>
-        <w:t xml:space="preserve"> </w:t>
-      </w:r>
-      <w:r>
-        <w:t xml:space="preserve">point 4 moved to review; GÉANT got the Cloudflare challenge again. Before it</w:t>
-      </w:r>
-      <w:r>
-        <w:t xml:space="preserve"> </w:t>
-      </w:r>
-      <w:r>
-        <w:t xml:space="preserve">came</w:t>
+        <w:t xml:space="preserve">, 6 October,</w:t>
+      </w:r>
+      <w:r>
+        <w:t xml:space="preserve"> </w:t>
+      </w:r>
+      <w:r>
+        <w:t xml:space="preserve">67 / 0 / 63), in which Poland’s page rendered only its header and footer, and</w:t>
       </w:r>
       <w:r>
         <w:t xml:space="preserve"> </w:t>
@@ -609,60 +668,7 @@
         <w:t xml:space="preserve"> </w:t>
       </w:r>
       <w:r>
-        <w:t xml:space="preserve">(</w:t>
-      </w:r>
-      <w:hyperlink r:id="rId11">
-        <w:r>
-          <w:rPr>
-            <w:rStyle w:val="Hyperlink"/>
-          </w:rPr>
-          <w:t xml:space="preserve">run 37450646487</w:t>
-        </w:r>
-      </w:hyperlink>
-      <w:r>
-        <w:t xml:space="preserve">, 6 October, morning, 68 / 0 / 62), the first run with</w:t>
-      </w:r>
-      <w:r>
-        <w:t xml:space="preserve"> </w:t>
-      </w:r>
-      <w:r>
-        <w:t xml:space="preserve">no FAIL, in which BBMRI-ERIC’s</w:t>
-      </w:r>
-      <w:r>
-        <w:t xml:space="preserve"> </w:t>
-      </w:r>
-      <w:r>
-        <w:rPr>
-          <w:rStyle w:val="VerbatimChar"/>
-        </w:rPr>
-        <w:t xml:space="preserve">dev3.</w:t>
-      </w:r>
-      <w:r>
-        <w:t xml:space="preserve"> </w:t>
-      </w:r>
-      <w:r>
-        <w:t xml:space="preserve">page was first read and EOSC Finland</w:t>
-      </w:r>
-      <w:r>
-        <w:t xml:space="preserve"> </w:t>
-      </w:r>
-      <w:r>
-        <w:t xml:space="preserve">first linked its own</w:t>
-      </w:r>
-      <w:r>
-        <w:t xml:space="preserve"> </w:t>
-      </w:r>
-      <w:r>
-        <w:rPr>
-          <w:rStyle w:val="VerbatimChar"/>
-        </w:rPr>
-        <w:t xml:space="preserve">eosc.eu</w:t>
-      </w:r>
-      <w:r>
-        <w:t xml:space="preserve"> </w:t>
-      </w:r>
-      <w:r>
-        <w:t xml:space="preserve">entry.</w:t>
+        <w:t xml:space="preserve">(6 October, morning, 68 / 0 / 62), the first run with no FAIL.</w:t>
       </w:r>
       <w:r>
         <w:t xml:space="preserve"> </w:t>
@@ -3374,7 +3380,7 @@
         <w:rPr>
           <w:rStyle w:val="VerbatimChar"/>
         </w:rPr>
-        <w:t xml:space="preserve">web-26</w:t>
+        <w:t xml:space="preserve">web-27</w:t>
       </w:r>
       <w:r>
         <w:t xml:space="preserve"> </w:t>
@@ -3494,7 +3500,7 @@
         <w:rPr>
           <w:rStyle w:val="VerbatimChar"/>
         </w:rPr>
-        <w:t xml:space="preserve">web-26</w:t>
+        <w:t xml:space="preserve">web-27</w:t>
       </w:r>
       <w:r>
         <w:t xml:space="preserve"> </w:t>
@@ -4292,7 +4298,7 @@
         <w:rPr>
           <w:rStyle w:val="NormalTok"/>
         </w:rPr>
-        <w:t xml:space="preserve"> web-26</w:t>
+        <w:t xml:space="preserve"> web-27</w:t>
       </w:r>
     </w:p>
     <w:p>
@@ -4552,7 +4558,25 @@
         <w:t xml:space="preserve"> </w:t>
       </w:r>
       <w:r>
-        <w:t xml:space="preserve">PASS, 0 FAIL and 63 MANUAL_REVIEW. The reviewed run of 24 September that it replaced is in the git</w:t>
+        <w:t xml:space="preserve">PASS, 0 FAIL and 63 MANUAL_REVIEW; verified on 7 October 2026 for</w:t>
+      </w:r>
+      <w:r>
+        <w:t xml:space="preserve"> </w:t>
+      </w:r>
+      <w:r>
+        <w:rPr>
+          <w:rStyle w:val="VerbatimChar"/>
+        </w:rPr>
+        <w:t xml:space="preserve">web-27</w:t>
+      </w:r>
+      <w:r>
+        <w:t xml:space="preserve">,</w:t>
+      </w:r>
+      <w:r>
+        <w:t xml:space="preserve"> </w:t>
+      </w:r>
+      <w:r>
+        <w:t xml:space="preserve">with 69 PASS, 0 FAIL and 61 MANUAL_REVIEW. The reviewed run of 24 September that it replaced is in the git</w:t>
       </w:r>
       <w:r>
         <w:t xml:space="preserve"> </w:t>
@@ -7719,121 +7743,208 @@
         <w:rPr>
           <w:rStyle w:val="VerbatimChar"/>
         </w:rPr>
+        <w:t xml:space="preserve">web-27</w:t>
+      </w:r>
+      <w:r>
+        <w:t xml:space="preserve"> </w:t>
+      </w:r>
+      <w:r>
+        <w:t xml:space="preserve">(7 October 2026), eight nodes match: the same</w:t>
+      </w:r>
+      <w:r>
+        <w:t xml:space="preserve"> </w:t>
+      </w:r>
+      <w:r>
+        <w:t xml:space="preserve">four (BBMRI-ERIC at its</w:t>
+      </w:r>
+      <w:r>
+        <w:t xml:space="preserve"> </w:t>
+      </w:r>
+      <w:r>
+        <w:rPr>
+          <w:rStyle w:val="VerbatimChar"/>
+        </w:rPr>
+        <w:t xml:space="preserve">dev3.</w:t>
+      </w:r>
+      <w:r>
+        <w:t xml:space="preserve"> </w:t>
+      </w:r>
+      <w:r>
+        <w:t xml:space="preserve">page, which writes</w:t>
+      </w:r>
+      <w:r>
+        <w:t xml:space="preserve"> </w:t>
+      </w:r>
+      <w:r>
+        <w:rPr>
+          <w:rStyle w:val="VerbatimChar"/>
+        </w:rPr>
+        <w:t xml:space="preserve">EOSC Node – BBMRI-ERIC</w:t>
+      </w:r>
+      <w:r>
+        <w:t xml:space="preserve">; in</w:t>
+      </w:r>
+      <w:r>
+        <w:t xml:space="preserve"> </w:t>
+      </w:r>
+      <w:r>
+        <w:rPr>
+          <w:rStyle w:val="VerbatimChar"/>
+        </w:rPr>
+        <w:t xml:space="preserve">web-24</w:t>
+      </w:r>
+      <w:r>
+        <w:t xml:space="preserve"> </w:t>
+      </w:r>
+      <w:r>
+        <w:t xml:space="preserve">it was not fetched), Italy at its new address (</w:t>
+      </w:r>
+      <w:r>
+        <w:rPr>
+          <w:rStyle w:val="VerbatimChar"/>
+        </w:rPr>
+        <w:t xml:space="preserve">EOSC Node | Italy</w:t>
+      </w:r>
+      <w:r>
+        <w:t xml:space="preserve">,</w:t>
+      </w:r>
+      <w:r>
+        <w:t xml:space="preserve"> </w:t>
+      </w:r>
+      <w:r>
+        <w:t xml:space="preserve">the list’s own separator), Data Terra at its new address (</w:t>
+      </w:r>
+      <w:r>
+        <w:rPr>
+          <w:rStyle w:val="VerbatimChar"/>
+        </w:rPr>
+        <w:t xml:space="preserve">EOSC Node Data Terra</w:t>
+      </w:r>
+      <w:r>
+        <w:t xml:space="preserve">), EOSC Finland, whose page writes</w:t>
+      </w:r>
+      <w:r>
+        <w:t xml:space="preserve"> </w:t>
+      </w:r>
+      <w:r>
+        <w:rPr>
+          <w:rStyle w:val="VerbatimChar"/>
+        </w:rPr>
+        <w:t xml:space="preserve">EOSC Node Finland</w:t>
+      </w:r>
+      <w:r>
+        <w:t xml:space="preserve"> </w:t>
+      </w:r>
+      <w:r>
+        <w:t xml:space="preserve">(since</w:t>
+      </w:r>
+      <w:r>
+        <w:t xml:space="preserve"> </w:t>
+      </w:r>
+      <w:r>
+        <w:rPr>
+          <w:rStyle w:val="VerbatimChar"/>
+        </w:rPr>
+        <w:t xml:space="preserve">web-25</w:t>
+      </w:r>
+      <w:r>
+        <w:t xml:space="preserve">),</w:t>
+      </w:r>
+      <w:r>
+        <w:t xml:space="preserve"> </w:t>
+      </w:r>
+      <w:r>
+        <w:t xml:space="preserve">and Poland, whose page writes</w:t>
+      </w:r>
+      <w:r>
+        <w:t xml:space="preserve"> </w:t>
+      </w:r>
+      <w:r>
+        <w:rPr>
+          <w:rStyle w:val="VerbatimChar"/>
+        </w:rPr>
+        <w:t xml:space="preserve">EOSC Node Poland</w:t>
+      </w:r>
+      <w:r>
+        <w:t xml:space="preserve"> </w:t>
+      </w:r>
+      <w:r>
+        <w:t xml:space="preserve">(from</w:t>
+      </w:r>
+      <w:r>
+        <w:t xml:space="preserve"> </w:t>
+      </w:r>
+      <w:r>
+        <w:rPr>
+          <w:rStyle w:val="VerbatimChar"/>
+        </w:rPr>
+        <w:t xml:space="preserve">web-23</w:t>
+      </w:r>
+      <w:r>
+        <w:t xml:space="preserve">; in</w:t>
+      </w:r>
+      <w:r>
+        <w:t xml:space="preserve"> </w:t>
+      </w:r>
+      <w:r>
+        <w:rPr>
+          <w:rStyle w:val="VerbatimChar"/>
+        </w:rPr>
         <w:t xml:space="preserve">web-26</w:t>
       </w:r>
       <w:r>
         <w:t xml:space="preserve"> </w:t>
       </w:r>
       <w:r>
-        <w:t xml:space="preserve">(6 October 2026, afternoon), seven nodes</w:t>
-      </w:r>
-      <w:r>
-        <w:t xml:space="preserve"> </w:t>
-      </w:r>
-      <w:r>
-        <w:t xml:space="preserve">match: the same four (BBMRI-ERIC at its</w:t>
-      </w:r>
-      <w:r>
-        <w:t xml:space="preserve"> </w:t>
-      </w:r>
-      <w:r>
-        <w:rPr>
-          <w:rStyle w:val="VerbatimChar"/>
-        </w:rPr>
-        <w:t xml:space="preserve">dev3.</w:t>
-      </w:r>
-      <w:r>
-        <w:t xml:space="preserve"> </w:t>
-      </w:r>
-      <w:r>
-        <w:t xml:space="preserve">page, which writes</w:t>
-      </w:r>
-      <w:r>
-        <w:t xml:space="preserve"> </w:t>
-      </w:r>
-      <w:r>
-        <w:rPr>
-          <w:rStyle w:val="VerbatimChar"/>
-        </w:rPr>
-        <w:t xml:space="preserve">EOSC Node – BBMRI-ERIC</w:t>
-      </w:r>
-      <w:r>
-        <w:t xml:space="preserve">; in</w:t>
-      </w:r>
-      <w:r>
-        <w:t xml:space="preserve"> </w:t>
-      </w:r>
-      <w:r>
-        <w:rPr>
-          <w:rStyle w:val="VerbatimChar"/>
-        </w:rPr>
-        <w:t xml:space="preserve">web-24</w:t>
-      </w:r>
-      <w:r>
-        <w:t xml:space="preserve"> </w:t>
-      </w:r>
-      <w:r>
-        <w:t xml:space="preserve">it was not fetched), Italy at its new address (</w:t>
-      </w:r>
-      <w:r>
-        <w:rPr>
-          <w:rStyle w:val="VerbatimChar"/>
-        </w:rPr>
-        <w:t xml:space="preserve">EOSC Node | Italy</w:t>
-      </w:r>
-      <w:r>
-        <w:t xml:space="preserve">, the list’s own separator), Data Terra at its new address (</w:t>
-      </w:r>
-      <w:r>
-        <w:rPr>
-          <w:rStyle w:val="VerbatimChar"/>
-        </w:rPr>
-        <w:t xml:space="preserve">EOSC Node Data Terra</w:t>
-      </w:r>
-      <w:r>
-        <w:t xml:space="preserve">), and EOSC Finland, whose page writes</w:t>
-      </w:r>
-      <w:r>
-        <w:t xml:space="preserve"> </w:t>
-      </w:r>
-      <w:r>
-        <w:rPr>
-          <w:rStyle w:val="VerbatimChar"/>
-        </w:rPr>
-        <w:t xml:space="preserve">EOSC Node Finland</w:t>
-      </w:r>
-      <w:r>
-        <w:t xml:space="preserve"> </w:t>
-      </w:r>
-      <w:r>
-        <w:t xml:space="preserve">(since</w:t>
-      </w:r>
-      <w:r>
-        <w:t xml:space="preserve"> </w:t>
-      </w:r>
-      <w:r>
-        <w:rPr>
-          <w:rStyle w:val="VerbatimChar"/>
-        </w:rPr>
-        <w:t xml:space="preserve">web-25</w:t>
-      </w:r>
-      <w:r>
-        <w:t xml:space="preserve">). Poland’s page wrote</w:t>
-      </w:r>
-      <w:r>
-        <w:t xml:space="preserve"> </w:t>
-      </w:r>
-      <w:r>
-        <w:rPr>
-          <w:rStyle w:val="VerbatimChar"/>
-        </w:rPr>
-        <w:t xml:space="preserve">EOSC Node Poland</w:t>
-      </w:r>
-      <w:r>
-        <w:t xml:space="preserve"> </w:t>
-      </w:r>
-      <w:r>
-        <w:t xml:space="preserve">and matched from</w:t>
+        <w:t xml:space="preserve">it rendered only its header and footer, so there was nothing to match). GÉANT</w:t>
+      </w:r>
+      <w:r>
+        <w:t xml:space="preserve"> </w:t>
+      </w:r>
+      <w:r>
+        <w:t xml:space="preserve">matched (</w:t>
+      </w:r>
+      <w:r>
+        <w:rPr>
+          <w:rStyle w:val="VerbatimChar"/>
+        </w:rPr>
+        <w:t xml:space="preserve">EOSC Node GÉANT</w:t>
+      </w:r>
+      <w:r>
+        <w:t xml:space="preserve">) in</w:t>
+      </w:r>
+      <w:r>
+        <w:t xml:space="preserve"> </w:t>
+      </w:r>
+      <w:r>
+        <w:rPr>
+          <w:rStyle w:val="VerbatimChar"/>
+        </w:rPr>
+        <w:t xml:space="preserve">web-16</w:t>
+      </w:r>
+      <w:r>
+        <w:t xml:space="preserve"> </w:t>
+      </w:r>
+      <w:r>
+        <w:t xml:space="preserve">and</w:t>
+      </w:r>
+      <w:r>
+        <w:t xml:space="preserve"> </w:t>
+      </w:r>
+      <w:r>
+        <w:rPr>
+          <w:rStyle w:val="VerbatimChar"/>
+        </w:rPr>
+        <w:t xml:space="preserve">web-22</w:t>
+      </w:r>
+      <w:r>
+        <w:t xml:space="preserve">, when its page was</w:t>
+      </w:r>
+      <w:r>
+        <w:t xml:space="preserve"> </w:t>
+      </w:r>
+      <w:r>
+        <w:t xml:space="preserve">served; in</w:t>
       </w:r>
       <w:r>
         <w:t xml:space="preserve"> </w:t>
@@ -7857,91 +7968,7 @@
         <w:rPr>
           <w:rStyle w:val="VerbatimChar"/>
         </w:rPr>
-        <w:t xml:space="preserve">web-25</w:t>
-      </w:r>
-      <w:r>
-        <w:t xml:space="preserve">; in</w:t>
-      </w:r>
-      <w:r>
-        <w:t xml:space="preserve"> </w:t>
-      </w:r>
-      <w:r>
-        <w:rPr>
-          <w:rStyle w:val="VerbatimChar"/>
-        </w:rPr>
-        <w:t xml:space="preserve">web-26</w:t>
-      </w:r>
-      <w:r>
-        <w:t xml:space="preserve"> </w:t>
-      </w:r>
-      <w:r>
-        <w:t xml:space="preserve">it rendered only its header and footer, so</w:t>
-      </w:r>
-      <w:r>
-        <w:t xml:space="preserve"> </w:t>
-      </w:r>
-      <w:r>
-        <w:t xml:space="preserve">there was nothing to match. GÉANT matched (</w:t>
-      </w:r>
-      <w:r>
-        <w:rPr>
-          <w:rStyle w:val="VerbatimChar"/>
-        </w:rPr>
-        <w:t xml:space="preserve">EOSC Node GÉANT</w:t>
-      </w:r>
-      <w:r>
-        <w:t xml:space="preserve">) in</w:t>
-      </w:r>
-      <w:r>
-        <w:t xml:space="preserve"> </w:t>
-      </w:r>
-      <w:r>
-        <w:rPr>
-          <w:rStyle w:val="VerbatimChar"/>
-        </w:rPr>
-        <w:t xml:space="preserve">web-16</w:t>
-      </w:r>
-      <w:r>
-        <w:t xml:space="preserve"> </w:t>
-      </w:r>
-      <w:r>
-        <w:t xml:space="preserve">and</w:t>
-      </w:r>
-      <w:r>
-        <w:t xml:space="preserve"> </w:t>
-      </w:r>
-      <w:r>
-        <w:rPr>
-          <w:rStyle w:val="VerbatimChar"/>
-        </w:rPr>
-        <w:t xml:space="preserve">web-22</w:t>
-      </w:r>
-      <w:r>
-        <w:t xml:space="preserve">, when its page was served; in</w:t>
-      </w:r>
-      <w:r>
-        <w:t xml:space="preserve"> </w:t>
-      </w:r>
-      <w:r>
-        <w:rPr>
-          <w:rStyle w:val="VerbatimChar"/>
-        </w:rPr>
-        <w:t xml:space="preserve">web-23</w:t>
-      </w:r>
-      <w:r>
-        <w:t xml:space="preserve"> </w:t>
-      </w:r>
-      <w:r>
-        <w:t xml:space="preserve">to</w:t>
-      </w:r>
-      <w:r>
-        <w:t xml:space="preserve"> </w:t>
-      </w:r>
-      <w:r>
-        <w:rPr>
-          <w:rStyle w:val="VerbatimChar"/>
-        </w:rPr>
-        <w:t xml:space="preserve">web-26</w:t>
+        <w:t xml:space="preserve">web-27</w:t>
       </w:r>
       <w:r>
         <w:t xml:space="preserve"> </w:t>
@@ -15265,7 +15292,61 @@
         <w:t xml:space="preserve"> </w:t>
       </w:r>
       <w:r>
-        <w:t xml:space="preserve">verdicts changed (67 / 0 / 63 at both depths). The second hop reached governance, secretariat and news pages, which is also where it met a personal name that depth 1 had never collected (section on masking). Run it yourself before assuming the same holds for</w:t>
+        <w:t xml:space="preserve">verdicts changed (67 / 0 / 63 at both depths).</w:t>
+      </w:r>
+      <w:r>
+        <w:t xml:space="preserve"> </w:t>
+      </w:r>
+      <w:r>
+        <w:rPr>
+          <w:b/>
+          <w:bCs/>
+        </w:rPr>
+        <w:t xml:space="preserve">Run</w:t>
+      </w:r>
+      <w:r>
+        <w:rPr>
+          <w:b/>
+          <w:bCs/>
+        </w:rPr>
+        <w:t xml:space="preserve"> </w:t>
+      </w:r>
+      <w:r>
+        <w:rPr>
+          <w:rStyle w:val="VerbatimChar"/>
+          <w:b/>
+          <w:bCs/>
+        </w:rPr>
+        <w:t xml:space="preserve">web-27</w:t>
+      </w:r>
+      <w:r>
+        <w:rPr>
+          <w:b/>
+          <w:bCs/>
+        </w:rPr>
+        <w:t xml:space="preserve">:</w:t>
+      </w:r>
+      <w:r>
+        <w:t xml:space="preserve"> </w:t>
+      </w:r>
+      <w:r>
+        <w:t xml:space="preserve">33 second-hop pages, 109 requests, and again</w:t>
+      </w:r>
+      <w:r>
+        <w:t xml:space="preserve"> </w:t>
+      </w:r>
+      <w:r>
+        <w:rPr>
+          <w:b/>
+          <w:bCs/>
+        </w:rPr>
+        <w:t xml:space="preserve">zero</w:t>
+      </w:r>
+      <w:r>
+        <w:t xml:space="preserve"> </w:t>
+      </w:r>
+      <w:r>
+        <w:t xml:space="preserve">verdicts changed (69 / 0 / 61 at both depths). The second hop reached governance, secretariat and news pages, which is also where it met a personal name that depth 1 had never collected (section on masking). Run it yourself before assuming the same holds for</w:t>
       </w:r>
       <w:r>
         <w:t xml:space="preserve"> </w:t>
@@ -17058,154 +17139,271 @@
         <w:rPr>
           <w:rStyle w:val="VerbatimChar"/>
         </w:rPr>
+        <w:t xml:space="preserve">web-27</w:t>
+      </w:r>
+      <w:r>
+        <w:t xml:space="preserve"> </w:t>
+      </w:r>
+      <w:r>
+        <w:t xml:space="preserve">(7 October 2026) was collected</w:t>
+      </w:r>
+      <w:r>
+        <w:t xml:space="preserve"> </w:t>
+      </w:r>
+      <w:r>
+        <w:t xml:space="preserve">with masking in place, and a search of all its evidence and reports found no</w:t>
+      </w:r>
+      <w:r>
+        <w:t xml:space="preserve"> </w:t>
+      </w:r>
+      <w:r>
+        <w:t xml:space="preserve">personal address or phone number. Two personal names that the masking does not cover were removed by hand from the evidence, each replaced by a placeholder of the same length so every character count and verdict stays as collected: a quotation attribution on CERN’s page (in</w:t>
+      </w:r>
+      <w:r>
+        <w:t xml:space="preserve"> </w:t>
+      </w:r>
+      <w:r>
+        <w:rPr>
+          <w:rStyle w:val="VerbatimChar"/>
+        </w:rPr>
+        <w:t xml:space="preserve">cern.json</w:t>
+      </w:r>
+      <w:r>
+        <w:t xml:space="preserve"> </w:t>
+      </w:r>
+      <w:r>
+        <w:t xml:space="preserve">and in its screenshot) and the node coordinator named on EGI’s page (in</w:t>
+      </w:r>
+      <w:r>
+        <w:t xml:space="preserve"> </w:t>
+      </w:r>
+      <w:r>
+        <w:rPr>
+          <w:rStyle w:val="VerbatimChar"/>
+        </w:rPr>
+        <w:t xml:space="preserve">egi.json</w:t>
+      </w:r>
+      <w:r>
+        <w:t xml:space="preserve">, in the link text and, since</w:t>
+      </w:r>
+      <w:r>
+        <w:t xml:space="preserve"> </w:t>
+      </w:r>
+      <w:r>
+        <w:rPr>
+          <w:rStyle w:val="VerbatimChar"/>
+        </w:rPr>
+        <w:t xml:space="preserve">web-12</w:t>
+      </w:r>
+      <w:r>
+        <w:t xml:space="preserve">, also in the link’s address,</w:t>
+      </w:r>
+      <w:r>
+        <w:t xml:space="preserve"> </w:t>
+      </w:r>
+      <w:r>
+        <w:rPr>
+          <w:rStyle w:val="VerbatimChar"/>
+        </w:rPr>
+        <w:t xml:space="preserve">/person/…/</w:t>
+      </w:r>
+      <w:r>
+        <w:t xml:space="preserve">, which earlier published runs still carried). The second hop of</w:t>
+      </w:r>
+      <w:r>
+        <w:t xml:space="preserve"> </w:t>
+      </w:r>
+      <w:r>
+        <w:rPr>
+          <w:rStyle w:val="VerbatimChar"/>
+        </w:rPr>
+        <w:t xml:space="preserve">web-13</w:t>
+      </w:r>
+      <w:r>
+        <w:t xml:space="preserve"> </w:t>
+      </w:r>
+      <w:r>
+        <w:t xml:space="preserve">added a third: a person quoted in a news item on a Czechia page reached only at depth 2 (in</w:t>
+      </w:r>
+      <w:r>
+        <w:t xml:space="preserve"> </w:t>
+      </w:r>
+      <w:r>
+        <w:rPr>
+          <w:rStyle w:val="VerbatimChar"/>
+        </w:rPr>
+        <w:t xml:space="preserve">eosc-cz.json</w:t>
+      </w:r>
+      <w:r>
+        <w:t xml:space="preserve">, in the quotation and in the address of the interview it links to).</w:t>
+      </w:r>
+      <w:r>
+        <w:t xml:space="preserve"> </w:t>
+      </w:r>
+      <w:r>
+        <w:rPr>
+          <w:rStyle w:val="VerbatimChar"/>
+        </w:rPr>
+        <w:t xml:space="preserve">web-14</w:t>
+      </w:r>
+      <w:r>
+        <w:t xml:space="preserve">, which also reads services and policies pages, added many more, and</w:t>
+      </w:r>
+      <w:r>
+        <w:t xml:space="preserve"> </w:t>
+      </w:r>
+      <w:r>
+        <w:rPr>
+          <w:rStyle w:val="VerbatimChar"/>
+        </w:rPr>
+        <w:t xml:space="preserve">web-15</w:t>
+      </w:r>
+      <w:r>
+        <w:t xml:space="preserve">,</w:t>
+      </w:r>
+      <w:r>
+        <w:t xml:space="preserve"> </w:t>
+      </w:r>
+      <w:r>
+        <w:rPr>
+          <w:rStyle w:val="VerbatimChar"/>
+        </w:rPr>
+        <w:t xml:space="preserve">web-16</w:t>
+      </w:r>
+      <w:r>
+        <w:t xml:space="preserve">,</w:t>
+      </w:r>
+      <w:r>
+        <w:t xml:space="preserve"> </w:t>
+      </w:r>
+      <w:r>
+        <w:rPr>
+          <w:rStyle w:val="VerbatimChar"/>
+        </w:rPr>
+        <w:t xml:space="preserve">web-18</w:t>
+      </w:r>
+      <w:r>
+        <w:t xml:space="preserve">,</w:t>
+      </w:r>
+      <w:r>
+        <w:t xml:space="preserve"> </w:t>
+      </w:r>
+      <w:r>
+        <w:rPr>
+          <w:rStyle w:val="VerbatimChar"/>
+        </w:rPr>
+        <w:t xml:space="preserve">web-21</w:t>
+      </w:r>
+      <w:r>
+        <w:t xml:space="preserve">,</w:t>
+      </w:r>
+      <w:r>
+        <w:t xml:space="preserve"> </w:t>
+      </w:r>
+      <w:r>
+        <w:rPr>
+          <w:rStyle w:val="VerbatimChar"/>
+        </w:rPr>
+        <w:t xml:space="preserve">web-22</w:t>
+      </w:r>
+      <w:r>
+        <w:t xml:space="preserve">,</w:t>
+      </w:r>
+      <w:r>
+        <w:t xml:space="preserve"> </w:t>
+      </w:r>
+      <w:r>
+        <w:rPr>
+          <w:rStyle w:val="VerbatimChar"/>
+        </w:rPr>
+        <w:t xml:space="preserve">web-23</w:t>
+      </w:r>
+      <w:r>
+        <w:t xml:space="preserve">,</w:t>
+      </w:r>
+      <w:r>
+        <w:t xml:space="preserve"> </w:t>
+      </w:r>
+      <w:r>
+        <w:rPr>
+          <w:rStyle w:val="VerbatimChar"/>
+        </w:rPr>
+        <w:t xml:space="preserve">web-24</w:t>
+      </w:r>
+      <w:r>
+        <w:t xml:space="preserve">,</w:t>
+      </w:r>
+      <w:r>
+        <w:t xml:space="preserve"> </w:t>
+      </w:r>
+      <w:r>
+        <w:rPr>
+          <w:rStyle w:val="VerbatimChar"/>
+        </w:rPr>
+        <w:t xml:space="preserve">web-25</w:t>
+      </w:r>
+      <w:r>
+        <w:t xml:space="preserve"> </w:t>
+      </w:r>
+      <w:r>
+        <w:t xml:space="preserve">and</w:t>
+      </w:r>
+      <w:r>
+        <w:t xml:space="preserve"> </w:t>
+      </w:r>
+      <w:r>
+        <w:rPr>
+          <w:rStyle w:val="VerbatimChar"/>
+        </w:rPr>
         <w:t xml:space="preserve">web-26</w:t>
       </w:r>
       <w:r>
         <w:t xml:space="preserve"> </w:t>
       </w:r>
       <w:r>
-        <w:t xml:space="preserve">(6 October 2026) was collected</w:t>
-      </w:r>
-      <w:r>
-        <w:t xml:space="preserve"> </w:t>
-      </w:r>
-      <w:r>
-        <w:t xml:space="preserve">with masking in place, and a search of all its evidence and reports found no</w:t>
-      </w:r>
-      <w:r>
-        <w:t xml:space="preserve"> </w:t>
-      </w:r>
-      <w:r>
-        <w:t xml:space="preserve">personal address or phone number. Two personal names that the masking does not cover were removed by hand from the evidence, each replaced by a placeholder of the same length so every character count and verdict stays as collected: a quotation attribution on CERN’s page (in</w:t>
-      </w:r>
-      <w:r>
-        <w:t xml:space="preserve"> </w:t>
-      </w:r>
-      <w:r>
-        <w:rPr>
-          <w:rStyle w:val="VerbatimChar"/>
-        </w:rPr>
-        <w:t xml:space="preserve">cern.json</w:t>
-      </w:r>
-      <w:r>
-        <w:t xml:space="preserve"> </w:t>
-      </w:r>
-      <w:r>
-        <w:t xml:space="preserve">and in its screenshot) and the node coordinator named on EGI’s page (in</w:t>
-      </w:r>
-      <w:r>
-        <w:t xml:space="preserve"> </w:t>
-      </w:r>
-      <w:r>
-        <w:rPr>
-          <w:rStyle w:val="VerbatimChar"/>
-        </w:rPr>
-        <w:t xml:space="preserve">egi.json</w:t>
-      </w:r>
-      <w:r>
-        <w:t xml:space="preserve">, in the link text and, since</w:t>
-      </w:r>
-      <w:r>
-        <w:t xml:space="preserve"> </w:t>
-      </w:r>
-      <w:r>
-        <w:rPr>
-          <w:rStyle w:val="VerbatimChar"/>
-        </w:rPr>
-        <w:t xml:space="preserve">web-12</w:t>
-      </w:r>
-      <w:r>
-        <w:t xml:space="preserve">, also in the link’s address,</w:t>
-      </w:r>
-      <w:r>
-        <w:t xml:space="preserve"> </w:t>
-      </w:r>
-      <w:r>
-        <w:rPr>
-          <w:rStyle w:val="VerbatimChar"/>
-        </w:rPr>
-        <w:t xml:space="preserve">/person/…/</w:t>
-      </w:r>
-      <w:r>
-        <w:t xml:space="preserve">, which earlier published runs still carried). The second hop of</w:t>
-      </w:r>
-      <w:r>
-        <w:t xml:space="preserve"> </w:t>
-      </w:r>
-      <w:r>
-        <w:rPr>
-          <w:rStyle w:val="VerbatimChar"/>
-        </w:rPr>
-        <w:t xml:space="preserve">web-13</w:t>
-      </w:r>
-      <w:r>
-        <w:t xml:space="preserve"> </w:t>
-      </w:r>
-      <w:r>
-        <w:t xml:space="preserve">added a third: a person quoted in a news item on a Czechia page reached only at depth 2 (in</w:t>
-      </w:r>
-      <w:r>
-        <w:t xml:space="preserve"> </w:t>
-      </w:r>
-      <w:r>
-        <w:rPr>
-          <w:rStyle w:val="VerbatimChar"/>
-        </w:rPr>
-        <w:t xml:space="preserve">eosc-cz.json</w:t>
-      </w:r>
-      <w:r>
-        <w:t xml:space="preserve">, in the quotation and in the address of the interview it links to).</w:t>
-      </w:r>
-      <w:r>
-        <w:t xml:space="preserve"> </w:t>
-      </w:r>
-      <w:r>
-        <w:rPr>
-          <w:rStyle w:val="VerbatimChar"/>
-        </w:rPr>
-        <w:t xml:space="preserve">web-14</w:t>
-      </w:r>
-      <w:r>
-        <w:t xml:space="preserve">, which also reads services and policies pages, added many more, and</w:t>
-      </w:r>
-      <w:r>
-        <w:t xml:space="preserve"> </w:t>
-      </w:r>
-      <w:r>
-        <w:rPr>
-          <w:rStyle w:val="VerbatimChar"/>
-        </w:rPr>
-        <w:t xml:space="preserve">web-15</w:t>
-      </w:r>
-      <w:r>
-        <w:t xml:space="preserve">,</w:t>
-      </w:r>
-      <w:r>
-        <w:t xml:space="preserve"> </w:t>
-      </w:r>
-      <w:r>
-        <w:rPr>
-          <w:rStyle w:val="VerbatimChar"/>
-        </w:rPr>
-        <w:t xml:space="preserve">web-16</w:t>
-      </w:r>
-      <w:r>
-        <w:t xml:space="preserve">,</w:t>
-      </w:r>
-      <w:r>
-        <w:t xml:space="preserve"> </w:t>
-      </w:r>
-      <w:r>
-        <w:rPr>
-          <w:rStyle w:val="VerbatimChar"/>
-        </w:rPr>
-        <w:t xml:space="preserve">web-18</w:t>
-      </w:r>
-      <w:r>
-        <w:t xml:space="preserve">,</w:t>
-      </w:r>
-      <w:r>
-        <w:t xml:space="preserve"> </w:t>
+        <w:t xml:space="preserve">carry the same ones (BBMRI-ERIC’s apart, in</w:t>
+      </w:r>
+      <w:r>
+        <w:t xml:space="preserve"> </w:t>
+      </w:r>
+      <w:r>
+        <w:rPr>
+          <w:rStyle w:val="VerbatimChar"/>
+        </w:rPr>
+        <w:t xml:space="preserve">web-24</w:t>
+      </w:r>
+      <w:r>
+        <w:t xml:space="preserve">, where its page was not fetched;</w:t>
+      </w:r>
+      <w:r>
+        <w:t xml:space="preserve"> </w:t>
+      </w:r>
+      <w:r>
+        <w:rPr>
+          <w:rStyle w:val="VerbatimChar"/>
+        </w:rPr>
+        <w:t xml:space="preserve">web-25</w:t>
+      </w:r>
+      <w:r>
+        <w:t xml:space="preserve"> </w:t>
+      </w:r>
+      <w:r>
+        <w:t xml:space="preserve">adds fifteen on BBMRI-ERIC’s</w:t>
+      </w:r>
+      <w:r>
+        <w:t xml:space="preserve"> </w:t>
+      </w:r>
+      <w:r>
+        <w:rPr>
+          <w:rStyle w:val="VerbatimChar"/>
+        </w:rPr>
+        <w:t xml:space="preserve">dev3.</w:t>
+      </w:r>
+      <w:r>
+        <w:t xml:space="preserve"> </w:t>
+      </w:r>
+      <w:r>
+        <w:t xml:space="preserve">pages: its Director General on the legal notice, the seven members of its scientific and ethical advisory board, the Stakeholder Forum chair and the head of public affairs, and five finance, project and HR staff listed in capitals) (</w:t>
       </w:r>
       <w:r>
         <w:rPr>
@@ -17214,7 +17412,10 @@
         <w:t xml:space="preserve">web-21</w:t>
       </w:r>
       <w:r>
-        <w:t xml:space="preserve">,</w:t>
+        <w:t xml:space="preserve"> </w:t>
+      </w:r>
+      <w:r>
+        <w:t xml:space="preserve">adds one, a photo credit in an image description on Data Terra’s new page;</w:t>
       </w:r>
       <w:r>
         <w:t xml:space="preserve"> </w:t>
@@ -17226,130 +17427,25 @@
         <w:t xml:space="preserve">web-22</w:t>
       </w:r>
       <w:r>
-        <w:t xml:space="preserve">,</w:t>
-      </w:r>
-      <w:r>
-        <w:t xml:space="preserve"> </w:t>
-      </w:r>
-      <w:r>
-        <w:rPr>
-          <w:rStyle w:val="VerbatimChar"/>
-        </w:rPr>
-        <w:t xml:space="preserve">web-23</w:t>
-      </w:r>
-      <w:r>
-        <w:t xml:space="preserve">,</w:t>
-      </w:r>
-      <w:r>
-        <w:t xml:space="preserve"> </w:t>
-      </w:r>
-      <w:r>
-        <w:rPr>
-          <w:rStyle w:val="VerbatimChar"/>
-        </w:rPr>
-        <w:t xml:space="preserve">web-24</w:t>
-      </w:r>
-      <w:r>
-        <w:t xml:space="preserve">,</w:t>
-      </w:r>
-      <w:r>
-        <w:t xml:space="preserve"> </w:t>
-      </w:r>
-      <w:r>
-        <w:rPr>
-          <w:rStyle w:val="VerbatimChar"/>
-        </w:rPr>
-        <w:t xml:space="preserve">web-25</w:t>
-      </w:r>
-      <w:r>
-        <w:t xml:space="preserve"> </w:t>
-      </w:r>
-      <w:r>
-        <w:t xml:space="preserve">and</w:t>
-      </w:r>
-      <w:r>
-        <w:t xml:space="preserve"> </w:t>
-      </w:r>
-      <w:r>
-        <w:rPr>
-          <w:rStyle w:val="VerbatimChar"/>
-        </w:rPr>
-        <w:t xml:space="preserve">web-26</w:t>
-      </w:r>
-      <w:r>
-        <w:t xml:space="preserve"> </w:t>
-      </w:r>
-      <w:r>
-        <w:t xml:space="preserve">carry the same ones (BBMRI-ERIC’s apart, in</w:t>
-      </w:r>
-      <w:r>
-        <w:t xml:space="preserve"> </w:t>
-      </w:r>
-      <w:r>
-        <w:rPr>
-          <w:rStyle w:val="VerbatimChar"/>
-        </w:rPr>
-        <w:t xml:space="preserve">web-24</w:t>
-      </w:r>
-      <w:r>
-        <w:t xml:space="preserve">, where its page was not fetched;</w:t>
-      </w:r>
-      <w:r>
-        <w:t xml:space="preserve"> </w:t>
-      </w:r>
-      <w:r>
-        <w:rPr>
-          <w:rStyle w:val="VerbatimChar"/>
-        </w:rPr>
-        <w:t xml:space="preserve">web-25</w:t>
-      </w:r>
-      <w:r>
-        <w:t xml:space="preserve"> </w:t>
-      </w:r>
-      <w:r>
-        <w:t xml:space="preserve">adds fifteen on BBMRI-ERIC’s</w:t>
-      </w:r>
-      <w:r>
-        <w:t xml:space="preserve"> </w:t>
-      </w:r>
-      <w:r>
-        <w:rPr>
-          <w:rStyle w:val="VerbatimChar"/>
-        </w:rPr>
-        <w:t xml:space="preserve">dev3.</w:t>
-      </w:r>
-      <w:r>
-        <w:t xml:space="preserve"> </w:t>
-      </w:r>
-      <w:r>
-        <w:t xml:space="preserve">pages: its Director General on the legal notice, the seven members of its scientific and ethical advisory board, the Stakeholder Forum chair and the head of public affairs, and five finance, project and HR staff listed in capitals) (</w:t>
-      </w:r>
-      <w:r>
-        <w:rPr>
-          <w:rStyle w:val="VerbatimChar"/>
-        </w:rPr>
-        <w:t xml:space="preserve">web-21</w:t>
-      </w:r>
-      <w:r>
-        <w:t xml:space="preserve"> </w:t>
-      </w:r>
-      <w:r>
-        <w:t xml:space="preserve">adds one, a photo credit in an image description on Data Terra’s new page;</w:t>
-      </w:r>
-      <w:r>
-        <w:t xml:space="preserve"> </w:t>
-      </w:r>
-      <w:r>
-        <w:rPr>
-          <w:rStyle w:val="VerbatimChar"/>
-        </w:rPr>
-        <w:t xml:space="preserve">web-22</w:t>
-      </w:r>
-      <w:r>
-        <w:t xml:space="preserve"> </w:t>
-      </w:r>
-      <w:r>
-        <w:t xml:space="preserve">adds two staff names in a news item on EUDAT’s new page and one more GÉANT observer): about thirty staff, board and news-author names on BBMRI-ERIC’s and EGI’s pages, and the author lists of publication citations on Czechia’s, D4Science’s (EOSC DTO, Italy) and PaNOSC’s pages. Two of those citation lists were already in the evidence published as</w:t>
+        <w:t xml:space="preserve"> </w:t>
+      </w:r>
+      <w:r>
+        <w:t xml:space="preserve">adds two staff names in a news item on EUDAT’s new page and one more GÉANT observer;</w:t>
+      </w:r>
+      <w:r>
+        <w:t xml:space="preserve"> </w:t>
+      </w:r>
+      <w:r>
+        <w:rPr>
+          <w:rStyle w:val="VerbatimChar"/>
+        </w:rPr>
+        <w:t xml:space="preserve">web-27</w:t>
+      </w:r>
+      <w:r>
+        <w:t xml:space="preserve"> </w:t>
+      </w:r>
+      <w:r>
+        <w:t xml:space="preserve">adds the people named in the captions of historical public-domain photos on Poland’s page): about thirty staff, board and news-author names on BBMRI-ERIC’s and EGI’s pages, and the author lists of publication citations on Czechia’s, D4Science’s (EOSC DTO, Italy) and PaNOSC’s pages. Two of those citation lists were already in the evidence published as</w:t>
       </w:r>
       <w:r>
         <w:t xml:space="preserve"> </w:t>
@@ -23199,7 +23295,7 @@
         <w:t xml:space="preserve">(</w:t>
       </w:r>
       <w:r>
-        <w:t xml:space="preserve">“130 cells: 67 PASS · 0 FAIL · 63 review”</w:t>
+        <w:t xml:space="preserve">“130 cells: 69 PASS · 0 FAIL · 61 review”</w:t>
       </w:r>
       <w:r>
         <w:t xml:space="preserve">);</w:t>

--- a/docs/eosc-basic-compliance-guide.docx
+++ b/docs/eosc-basic-compliance-guide.docx
@@ -23,7 +23,7 @@
         <w:pStyle w:val="Author"/>
       </w:pPr>
       <w:r>
-        <w:t xml:space="preserve">Verified against a clean clone on 26 September 2026 — rebuilt 7 October 2026 for the re-issued checklist v3.2</w:t>
+        <w:t xml:space="preserve">Verified against a clean clone on 26 September 2026 — rebuilt 9 October 2026 for the re-issued checklist v3.2</w:t>
       </w:r>
     </w:p>
     <w:p>
@@ -209,19 +209,46 @@
         <w:pStyle w:val="BodyText"/>
       </w:pPr>
       <w:r>
-        <w:t xml:space="preserve">This edition was revised on 7 October 2026 for checklist v3.2: the test</w:t>
-      </w:r>
-      <w:r>
-        <w:t xml:space="preserve"> </w:t>
-      </w:r>
-      <w:r>
-        <w:t xml:space="preserve">count (453), the tallies and the rebuild of the published report were re-measured</w:t>
-      </w:r>
-      <w:r>
-        <w:t xml:space="preserve"> </w:t>
-      </w:r>
-      <w:r>
-        <w:t xml:space="preserve">offline that day, again without contacting any node from the sandbox.</w:t>
+        <w:t xml:space="preserve">This edition was revised on 9 October 2026, when EBRAINS-RI and Life Sciences</w:t>
+      </w:r>
+      <w:r>
+        <w:t xml:space="preserve"> </w:t>
+      </w:r>
+      <w:r>
+        <w:t xml:space="preserve">Connect were added and run</w:t>
+      </w:r>
+      <w:r>
+        <w:t xml:space="preserve"> </w:t>
+      </w:r>
+      <w:r>
+        <w:rPr>
+          <w:rStyle w:val="VerbatimChar"/>
+        </w:rPr>
+        <w:t xml:space="preserve">web-28</w:t>
+      </w:r>
+      <w:r>
+        <w:t xml:space="preserve"> </w:t>
+      </w:r>
+      <w:r>
+        <w:t xml:space="preserve">was published: the test count (453), the</w:t>
+      </w:r>
+      <w:r>
+        <w:t xml:space="preserve"> </w:t>
+      </w:r>
+      <w:r>
+        <w:t xml:space="preserve">tallies and the rebuild of the published report were re-measured offline that</w:t>
+      </w:r>
+      <w:r>
+        <w:t xml:space="preserve"> </w:t>
+      </w:r>
+      <w:r>
+        <w:t xml:space="preserve">day. The nodes were contacted only by the GitHub workflow; a hand check of Life</w:t>
+      </w:r>
+      <w:r>
+        <w:t xml:space="preserve"> </w:t>
+      </w:r>
+      <w:r>
+        <w:t xml:space="preserve">Sciences Connect’s pages, made from a browser, is reported where it is used.</w:t>
       </w:r>
     </w:p>
     <w:p>
@@ -475,7 +502,7 @@
       <w:r>
         <w:t xml:space="preserve"> </w:t>
       </w:r>
-      <w:hyperlink r:id="rId9">
+      <w:hyperlink r:id="rId25">
         <w:r>
           <w:rPr>
             <w:rStyle w:val="Hyperlink"/>
@@ -499,7 +526,7 @@
           <w:b/>
           <w:bCs/>
         </w:rPr>
-        <w:t xml:space="preserve">The published run changed again on 7 October 2026.</w:t>
+        <w:t xml:space="preserve">The published run changed again on 9 October 2026.</w:t>
       </w:r>
       <w:r>
         <w:t xml:space="preserve"> </w:t>
@@ -523,6 +550,247 @@
         <w:rPr>
           <w:rStyle w:val="VerbatimChar"/>
         </w:rPr>
+        <w:t xml:space="preserve">web-28</w:t>
+      </w:r>
+      <w:r>
+        <w:t xml:space="preserve">, collected by the GitHub workflow at</w:t>
+      </w:r>
+      <w:r>
+        <w:t xml:space="preserve"> </w:t>
+      </w:r>
+      <w:r>
+        <w:rPr>
+          <w:rStyle w:val="VerbatimChar"/>
+        </w:rPr>
+        <w:t xml:space="preserve">--depth 2</w:t>
+      </w:r>
+      <w:r>
+        <w:t xml:space="preserve"> </w:t>
+      </w:r>
+      <w:r>
+        <w:t xml:space="preserve">on 9 October 2026 between 14:24 and 14:32 UTC from all</w:t>
+      </w:r>
+      <w:r>
+        <w:t xml:space="preserve"> </w:t>
+      </w:r>
+      <w:r>
+        <w:rPr>
+          <w:b/>
+          <w:bCs/>
+        </w:rPr>
+        <w:t xml:space="preserve">fifteen</w:t>
+      </w:r>
+      <w:r>
+        <w:t xml:space="preserve"> </w:t>
+      </w:r>
+      <w:r>
+        <w:t xml:space="preserve">nodes (</w:t>
+      </w:r>
+      <w:hyperlink r:id="rId26">
+        <w:r>
+          <w:rPr>
+            <w:rStyle w:val="Hyperlink"/>
+          </w:rPr>
+          <w:t xml:space="preserve">run 37943784224</w:t>
+        </w:r>
+      </w:hyperlink>
+      <w:r>
+        <w:t xml:space="preserve">, commit</w:t>
+      </w:r>
+      <w:r>
+        <w:t xml:space="preserve"> </w:t>
+      </w:r>
+      <w:r>
+        <w:rPr>
+          <w:rStyle w:val="VerbatimChar"/>
+        </w:rPr>
+        <w:t xml:space="preserve">df4be09</w:t>
+      </w:r>
+      <w:r>
+        <w:t xml:space="preserve">), under the re-issued v3.2: 78 PASS, 4 FAIL</w:t>
+      </w:r>
+      <w:r>
+        <w:t xml:space="preserve"> </w:t>
+      </w:r>
+      <w:r>
+        <w:t xml:space="preserve">and 68 MANUAL_REVIEW at depth 2 (77 / 4 / 69 at depth 1), in 129 page</w:t>
+      </w:r>
+      <w:r>
+        <w:t xml:space="preserve"> </w:t>
+      </w:r>
+      <w:r>
+        <w:t xml:space="preserve">requests. Two nodes were added that day: EBRAINS-RI (</w:t>
+      </w:r>
+      <w:r>
+        <w:rPr>
+          <w:rStyle w:val="VerbatimChar"/>
+        </w:rPr>
+        <w:t xml:space="preserve">https://ebrains.eu/</w:t>
+      </w:r>
+      <w:r>
+        <w:t xml:space="preserve">) and</w:t>
+      </w:r>
+      <w:r>
+        <w:t xml:space="preserve"> </w:t>
+      </w:r>
+      <w:r>
+        <w:t xml:space="preserve">Life Sciences Connect (</w:t>
+      </w:r>
+      <w:r>
+        <w:rPr>
+          <w:rStyle w:val="VerbatimChar"/>
+        </w:rPr>
+        <w:t xml:space="preserve">https://eosc-lifesciences-connect.eu/home</w:t>
+      </w:r>
+      <w:r>
+        <w:t xml:space="preserve">), with their</w:t>
+      </w:r>
+      <w:r>
+        <w:t xml:space="preserve"> </w:t>
+      </w:r>
+      <w:r>
+        <w:t xml:space="preserve">approved names added to both name lists. All four FAILs are theirs: EBRAINS-RI</w:t>
+      </w:r>
+      <w:r>
+        <w:t xml:space="preserve"> </w:t>
+      </w:r>
+      <w:r>
+        <w:t xml:space="preserve">point 4 (no link to</w:t>
+      </w:r>
+      <w:r>
+        <w:t xml:space="preserve"> </w:t>
+      </w:r>
+      <w:r>
+        <w:rPr>
+          <w:rStyle w:val="VerbatimChar"/>
+        </w:rPr>
+        <w:t xml:space="preserve">eosc.eu</w:t>
+      </w:r>
+      <w:r>
+        <w:t xml:space="preserve">), and Life Sciences Connect 5b, 5c and 6. Life</w:t>
+      </w:r>
+      <w:r>
+        <w:t xml:space="preserve"> </w:t>
+      </w:r>
+      <w:r>
+        <w:t xml:space="preserve">Sciences Connect’s menu items are</w:t>
+      </w:r>
+      <w:r>
+        <w:t xml:space="preserve"> </w:t>
+      </w:r>
+      <w:r>
+        <w:rPr>
+          <w:rStyle w:val="VerbatimChar"/>
+        </w:rPr>
+        <w:t xml:space="preserve">&lt;a&gt;</w:t>
+      </w:r>
+      <w:r>
+        <w:t xml:space="preserve"> </w:t>
+      </w:r>
+      <w:r>
+        <w:t xml:space="preserve">elements without</w:t>
+      </w:r>
+      <w:r>
+        <w:t xml:space="preserve"> </w:t>
+      </w:r>
+      <w:r>
+        <w:rPr>
+          <w:rStyle w:val="VerbatimChar"/>
+        </w:rPr>
+        <w:t xml:space="preserve">href</w:t>
+      </w:r>
+      <w:r>
+        <w:t xml:space="preserve">, so the tool sees</w:t>
+      </w:r>
+      <w:r>
+        <w:t xml:space="preserve"> </w:t>
+      </w:r>
+      <w:r>
+        <w:t xml:space="preserve">two links only; its point 6 FAIL is a false negative (a hand check found</w:t>
+      </w:r>
+      <w:r>
+        <w:t xml:space="preserve"> </w:t>
+      </w:r>
+      <w:r>
+        <w:rPr>
+          <w:rStyle w:val="VerbatimChar"/>
+        </w:rPr>
+        <w:t xml:space="preserve">help@eosc-lifesciences-connect.eu</w:t>
+      </w:r>
+      <w:r>
+        <w:t xml:space="preserve"> </w:t>
+      </w:r>
+      <w:r>
+        <w:t xml:space="preserve">on its Contact page), and its 5b/5c FAILs</w:t>
+      </w:r>
+      <w:r>
+        <w:t xml:space="preserve"> </w:t>
+      </w:r>
+      <w:r>
+        <w:t xml:space="preserve">need a reviewer’s confirmation. On the other thirteen nodes, one cell changed:</w:t>
+      </w:r>
+      <w:r>
+        <w:t xml:space="preserve"> </w:t>
+      </w:r>
+      <w:r>
+        <w:t xml:space="preserve">EUDAT point 6, review to PASS. It has</w:t>
+      </w:r>
+      <w:r>
+        <w:t xml:space="preserve"> </w:t>
+      </w:r>
+      <w:r>
+        <w:rPr>
+          <w:b/>
+          <w:bCs/>
+        </w:rPr>
+        <w:t xml:space="preserve">not</w:t>
+      </w:r>
+      <w:r>
+        <w:t xml:space="preserve"> </w:t>
+      </w:r>
+      <w:r>
+        <w:t xml:space="preserve">been reviewed by hand.</w:t>
+      </w:r>
+    </w:p>
+    <w:p>
+      <w:pPr>
+        <w:pStyle w:val="BlockText"/>
+      </w:pPr>
+      <w:r>
+        <w:rPr>
+          <w:b/>
+          <w:bCs/>
+        </w:rPr>
+        <w:t xml:space="preserve">Before that,</w:t>
+      </w:r>
+      <w:r>
+        <w:t xml:space="preserve"> </w:t>
+      </w:r>
+      <w:r>
+        <w:t xml:space="preserve">on 7 October 2026,</w:t>
+      </w:r>
+      <w:r>
+        <w:t xml:space="preserve"> </w:t>
+      </w:r>
+      <w:r>
+        <w:rPr>
+          <w:rStyle w:val="VerbatimChar"/>
+        </w:rPr>
+        <w:t xml:space="preserve">results/</w:t>
+      </w:r>
+      <w:r>
+        <w:t xml:space="preserve"> </w:t>
+      </w:r>
+      <w:r>
+        <w:t xml:space="preserve">held run</w:t>
+      </w:r>
+      <w:r>
+        <w:t xml:space="preserve"> </w:t>
+      </w:r>
+      <w:r>
+        <w:rPr>
+          <w:rStyle w:val="VerbatimChar"/>
+        </w:rPr>
         <w:t xml:space="preserve">web-27</w:t>
       </w:r>
       <w:r>
@@ -549,7 +817,7 @@
       <w:r>
         <w:t xml:space="preserve">nodes (</w:t>
       </w:r>
-      <w:hyperlink r:id="rId10">
+      <w:hyperlink r:id="rId27">
         <w:r>
           <w:rPr>
             <w:rStyle w:val="Hyperlink"/>
@@ -638,7 +906,7 @@
       <w:r>
         <w:t xml:space="preserve">(</w:t>
       </w:r>
-      <w:hyperlink r:id="rId11">
+      <w:hyperlink r:id="rId28">
         <w:r>
           <w:rPr>
             <w:rStyle w:val="Hyperlink"/>
@@ -839,7 +1107,7 @@
       <w:r>
         <w:t xml:space="preserve">(</w:t>
       </w:r>
-      <w:hyperlink r:id="rId12">
+      <w:hyperlink r:id="rId29">
         <w:r>
           <w:rPr>
             <w:rStyle w:val="Hyperlink"/>
@@ -877,7 +1145,7 @@
       <w:r>
         <w:t xml:space="preserve">(</w:t>
       </w:r>
-      <w:hyperlink r:id="rId13">
+      <w:hyperlink r:id="rId30">
         <w:r>
           <w:rPr>
             <w:rStyle w:val="Hyperlink"/>
@@ -921,7 +1189,7 @@
       <w:r>
         <w:t xml:space="preserve">(</w:t>
       </w:r>
-      <w:hyperlink r:id="rId14">
+      <w:hyperlink r:id="rId31">
         <w:r>
           <w:rPr>
             <w:rStyle w:val="Hyperlink"/>
@@ -1133,7 +1401,7 @@
       <w:r>
         <w:t xml:space="preserve"> </w:t>
       </w:r>
-      <w:hyperlink r:id="rId9">
+      <w:hyperlink r:id="rId25">
         <w:r>
           <w:rPr>
             <w:rStyle w:val="Hyperlink"/>
@@ -1181,7 +1449,7 @@
         </w:pict>
       </w:r>
     </w:p>
-    <w:bookmarkStart w:id="16" w:name="requirements"/>
+    <w:bookmarkStart w:id="33" w:name="requirements"/>
     <w:p>
       <w:pPr>
         <w:pStyle w:val="Heading2"/>
@@ -1243,7 +1511,7 @@
             <w:pPr>
               <w:pStyle w:val="Compact"/>
             </w:pPr>
-            <w:hyperlink r:id="rId15">
+            <w:hyperlink r:id="rId32">
               <w:r>
                 <w:rPr>
                   <w:rStyle w:val="VerbatimChar"/>
@@ -1600,8 +1868,8 @@
         </w:pict>
       </w:r>
     </w:p>
-    <w:bookmarkEnd w:id="16"/>
-    <w:bookmarkStart w:id="19" w:name="installation"/>
+    <w:bookmarkEnd w:id="33"/>
+    <w:bookmarkStart w:id="36" w:name="installation"/>
     <w:p>
       <w:pPr>
         <w:pStyle w:val="Heading2"/>
@@ -1900,7 +2168,7 @@
         <w:t xml:space="preserve">this step.</w:t>
       </w:r>
     </w:p>
-    <w:bookmarkStart w:id="17" w:name="what-needs-a-browser-and-what-does-not"/>
+    <w:bookmarkStart w:id="34" w:name="what-needs-a-browser-and-what-does-not"/>
     <w:p>
       <w:pPr>
         <w:pStyle w:val="Heading3"/>
@@ -2361,8 +2629,8 @@
         <w:t xml:space="preserve">.</w:t>
       </w:r>
     </w:p>
-    <w:bookmarkEnd w:id="17"/>
-    <w:bookmarkStart w:id="18" w:name="verifying-the-installation"/>
+    <w:bookmarkEnd w:id="34"/>
+    <w:bookmarkStart w:id="35" w:name="verifying-the-installation"/>
     <w:p>
       <w:pPr>
         <w:pStyle w:val="Heading3"/>
@@ -2484,9 +2752,9 @@
         </w:pict>
       </w:r>
     </w:p>
-    <w:bookmarkEnd w:id="18"/>
-    <w:bookmarkEnd w:id="19"/>
-    <w:bookmarkStart w:id="33" w:name="configuration"/>
+    <w:bookmarkEnd w:id="35"/>
+    <w:bookmarkEnd w:id="36"/>
+    <w:bookmarkStart w:id="50" w:name="configuration"/>
     <w:p>
       <w:pPr>
         <w:pStyle w:val="Heading2"/>
@@ -2515,7 +2783,7 @@
         <w:t xml:space="preserve">edited; the third is a plain text list you write yourself.</w:t>
       </w:r>
     </w:p>
-    <w:bookmarkStart w:id="21" w:name="nodes.yaml-which-pages-to-check"/>
+    <w:bookmarkStart w:id="38" w:name="nodes.yaml-which-pages-to-check"/>
     <w:p>
       <w:pPr>
         <w:pStyle w:val="Heading3"/>
@@ -2903,7 +3171,7 @@
       <w:r>
         <w:t xml:space="preserve"> </w:t>
       </w:r>
-      <w:hyperlink r:id="rId20">
+      <w:hyperlink r:id="rId37">
         <w:r>
           <w:rPr>
             <w:rStyle w:val="Hyperlink"/>
@@ -3380,7 +3648,7 @@
         <w:rPr>
           <w:rStyle w:val="VerbatimChar"/>
         </w:rPr>
-        <w:t xml:space="preserve">web-27</w:t>
+        <w:t xml:space="preserve">web-28</w:t>
       </w:r>
       <w:r>
         <w:t xml:space="preserve"> </w:t>
@@ -3500,7 +3768,7 @@
         <w:rPr>
           <w:rStyle w:val="VerbatimChar"/>
         </w:rPr>
-        <w:t xml:space="preserve">web-27</w:t>
+        <w:t xml:space="preserve">web-28</w:t>
       </w:r>
       <w:r>
         <w:t xml:space="preserve"> </w:t>
@@ -3509,8 +3777,8 @@
         <w:t xml:space="preserve">(the published run) read the new one.</w:t>
       </w:r>
     </w:p>
-    <w:bookmarkEnd w:id="21"/>
-    <w:bookmarkStart w:id="22" w:name="changing-a-nodes-url"/>
+    <w:bookmarkEnd w:id="38"/>
+    <w:bookmarkStart w:id="39" w:name="changing-a-nodes-url"/>
     <w:p>
       <w:pPr>
         <w:pStyle w:val="Heading3"/>
@@ -4298,7 +4566,7 @@
         <w:rPr>
           <w:rStyle w:val="NormalTok"/>
         </w:rPr>
-        <w:t xml:space="preserve"> web-27</w:t>
+        <w:t xml:space="preserve"> web-28</w:t>
       </w:r>
     </w:p>
     <w:p>
@@ -4576,7 +4844,19 @@
         <w:t xml:space="preserve"> </w:t>
       </w:r>
       <w:r>
-        <w:t xml:space="preserve">with 69 PASS, 0 FAIL and 61 MANUAL_REVIEW. The reviewed run of 24 September that it replaced is in the git</w:t>
+        <w:t xml:space="preserve">with 69 PASS, 0 FAIL and 61 MANUAL_REVIEW; and on 9 October 2026 for</w:t>
+      </w:r>
+      <w:r>
+        <w:t xml:space="preserve"> </w:t>
+      </w:r>
+      <w:r>
+        <w:rPr>
+          <w:rStyle w:val="VerbatimChar"/>
+        </w:rPr>
+        <w:t xml:space="preserve">web-28</w:t>
+      </w:r>
+      <w:r>
+        <w:t xml:space="preserve">, with 78 PASS, 4 FAIL and 68 MANUAL_REVIEW at depth 2. The reviewed run of 24 September that it replaced is in the git</w:t>
       </w:r>
       <w:r>
         <w:t xml:space="preserve"> </w:t>
@@ -4859,8 +5139,8 @@
         <w:t xml:space="preserve">for the public address, or for the development host to allow the checker.</w:t>
       </w:r>
     </w:p>
-    <w:bookmarkEnd w:id="22"/>
-    <w:bookmarkStart w:id="23" w:name="checklistv3.2.yaml-the-rules"/>
+    <w:bookmarkEnd w:id="39"/>
+    <w:bookmarkStart w:id="40" w:name="checklistv3.2.yaml-the-rules"/>
     <w:p>
       <w:pPr>
         <w:pStyle w:val="Heading3"/>
@@ -5377,8 +5657,8 @@
         <w:t xml:space="preserve">section 11.</w:t>
       </w:r>
     </w:p>
-    <w:bookmarkEnd w:id="23"/>
-    <w:bookmarkStart w:id="30" w:name="the-approved-names-file---approved-names"/>
+    <w:bookmarkEnd w:id="40"/>
+    <w:bookmarkStart w:id="47" w:name="the-approved-names-file---approved-names"/>
     <w:p>
       <w:pPr>
         <w:pStyle w:val="Heading3"/>
@@ -5640,7 +5920,7 @@
         <w:t xml:space="preserve">the names they think it did.</w:t>
       </w:r>
     </w:p>
-    <w:bookmarkStart w:id="24" w:name="which-list-is-used"/>
+    <w:bookmarkStart w:id="41" w:name="which-list-is-used"/>
     <w:p>
       <w:pPr>
         <w:pStyle w:val="Heading4"/>
@@ -5870,8 +6150,8 @@
         <w:t xml:space="preserve">.</w:t>
       </w:r>
     </w:p>
-    <w:bookmarkEnd w:id="24"/>
-    <w:bookmarkStart w:id="25" w:name="supplying-your-own-list"/>
+    <w:bookmarkEnd w:id="41"/>
+    <w:bookmarkStart w:id="42" w:name="supplying-your-own-list"/>
     <w:p>
       <w:pPr>
         <w:pStyle w:val="Heading4"/>
@@ -6233,8 +6513,8 @@
         <w:t xml:space="preserve">is unaffected.</w:t>
       </w:r>
     </w:p>
-    <w:bookmarkEnd w:id="25"/>
-    <w:bookmarkStart w:id="26" w:name="how-a-name-is-matched"/>
+    <w:bookmarkEnd w:id="42"/>
+    <w:bookmarkStart w:id="43" w:name="how-a-name-is-matched"/>
     <w:p>
       <w:pPr>
         <w:pStyle w:val="Heading4"/>
@@ -6996,8 +7276,8 @@
         <w:t xml:space="preserve">matches none of the twelve.</w:t>
       </w:r>
     </w:p>
-    <w:bookmarkEnd w:id="26"/>
-    <w:bookmarkStart w:id="27" w:name="a-match-is-not-proof-of-the-right-name"/>
+    <w:bookmarkEnd w:id="43"/>
+    <w:bookmarkStart w:id="44" w:name="a-match-is-not-proof-of-the-right-name"/>
     <w:p>
       <w:pPr>
         <w:pStyle w:val="Heading4"/>
@@ -7270,8 +7550,8 @@
         <w:t xml:space="preserve">file’s header comment says the same thing.</w:t>
       </w:r>
     </w:p>
-    <w:bookmarkEnd w:id="27"/>
-    <w:bookmarkStart w:id="28" w:name="which-list-was-used-is-recorded"/>
+    <w:bookmarkEnd w:id="44"/>
+    <w:bookmarkStart w:id="45" w:name="which-list-was-used-is-recorded"/>
     <w:p>
       <w:pPr>
         <w:pStyle w:val="Heading4"/>
@@ -7356,8 +7636,8 @@
         <w:t xml:space="preserve"> checklist/approved-names.txt</w:t>
       </w:r>
     </w:p>
-    <w:bookmarkEnd w:id="28"/>
-    <w:bookmarkStart w:id="29" w:name="what-the-official-list-actually-finds"/>
+    <w:bookmarkEnd w:id="45"/>
+    <w:bookmarkStart w:id="46" w:name="what-the-official-list-actually-finds"/>
     <w:p>
       <w:pPr>
         <w:pStyle w:val="Heading4"/>
@@ -7734,7 +8014,7 @@
         <w:pStyle w:val="BodyText"/>
       </w:pPr>
       <w:r>
-        <w:t xml:space="preserve">In the published run,</w:t>
+        <w:t xml:space="preserve">In run</w:t>
       </w:r>
       <w:r>
         <w:t xml:space="preserve"> </w:t>
@@ -7968,13 +8248,103 @@
         <w:rPr>
           <w:rStyle w:val="VerbatimChar"/>
         </w:rPr>
-        <w:t xml:space="preserve">web-27</w:t>
-      </w:r>
-      <w:r>
-        <w:t xml:space="preserve"> </w:t>
-      </w:r>
-      <w:r>
-        <w:t xml:space="preserve">it was not.</w:t>
+        <w:t xml:space="preserve">web-28</w:t>
+      </w:r>
+      <w:r>
+        <w:t xml:space="preserve"> </w:t>
+      </w:r>
+      <w:r>
+        <w:t xml:space="preserve">it was not. In</w:t>
+      </w:r>
+      <w:r>
+        <w:t xml:space="preserve"> </w:t>
+      </w:r>
+      <w:r>
+        <w:rPr>
+          <w:rStyle w:val="VerbatimChar"/>
+        </w:rPr>
+        <w:t xml:space="preserve">web-28</w:t>
+      </w:r>
+      <w:r>
+        <w:t xml:space="preserve"> </w:t>
+      </w:r>
+      <w:r>
+        <w:t xml:space="preserve">(9 October 2026, fifteen</w:t>
+      </w:r>
+      <w:r>
+        <w:t xml:space="preserve"> </w:t>
+      </w:r>
+      <w:r>
+        <w:t xml:space="preserve">names) the same eight match. Neither new node does: Life Sciences Connect’s</w:t>
+      </w:r>
+      <w:r>
+        <w:t xml:space="preserve"> </w:t>
+      </w:r>
+      <w:r>
+        <w:t xml:space="preserve">logo reads</w:t>
+      </w:r>
+      <w:r>
+        <w:t xml:space="preserve"> </w:t>
+      </w:r>
+      <w:r>
+        <w:t xml:space="preserve">“EOSC Node | Life Sciences Connect”</w:t>
+      </w:r>
+      <w:r>
+        <w:t xml:space="preserve"> </w:t>
+      </w:r>
+      <w:r>
+        <w:t xml:space="preserve">and the phrase</w:t>
+      </w:r>
+      <w:r>
+        <w:t xml:space="preserve"> </w:t>
+      </w:r>
+      <w:r>
+        <w:rPr>
+          <w:rStyle w:val="VerbatimChar"/>
+        </w:rPr>
+        <w:t xml:space="preserve">EOSC Node</w:t>
+      </w:r>
+      <w:r>
+        <w:t xml:space="preserve"> </w:t>
+      </w:r>
+      <w:r>
+        <w:t xml:space="preserve">occurs</w:t>
+      </w:r>
+      <w:r>
+        <w:t xml:space="preserve"> </w:t>
+      </w:r>
+      <w:r>
+        <w:t xml:space="preserve">once in its text, but never followed by an approved name; EBRAINS-RI’s page</w:t>
+      </w:r>
+      <w:r>
+        <w:t xml:space="preserve"> </w:t>
+      </w:r>
+      <w:r>
+        <w:t xml:space="preserve">writes</w:t>
+      </w:r>
+      <w:r>
+        <w:t xml:space="preserve"> </w:t>
+      </w:r>
+      <w:r>
+        <w:t xml:space="preserve">“EBRAINS RI”</w:t>
+      </w:r>
+      <w:r>
+        <w:t xml:space="preserve"> </w:t>
+      </w:r>
+      <w:r>
+        <w:t xml:space="preserve">without</w:t>
+      </w:r>
+      <w:r>
+        <w:t xml:space="preserve"> </w:t>
+      </w:r>
+      <w:r>
+        <w:rPr>
+          <w:rStyle w:val="VerbatimChar"/>
+        </w:rPr>
+        <w:t xml:space="preserve">EOSC Node</w:t>
+      </w:r>
+      <w:r>
+        <w:t xml:space="preserve">.</w:t>
       </w:r>
     </w:p>
     <w:p>
@@ -8178,9 +8548,9 @@
         <w:t xml:space="preserve">file before assuming the page is at fault.</w:t>
       </w:r>
     </w:p>
-    <w:bookmarkEnd w:id="29"/>
-    <w:bookmarkEnd w:id="30"/>
-    <w:bookmarkStart w:id="31" w:name="adding-a-node"/>
+    <w:bookmarkEnd w:id="46"/>
+    <w:bookmarkEnd w:id="47"/>
+    <w:bookmarkStart w:id="48" w:name="adding-a-node"/>
     <w:p>
       <w:pPr>
         <w:pStyle w:val="Heading3"/>
@@ -8331,7 +8701,7 @@
       <w:r>
         <w:t xml:space="preserve"> </w:t>
       </w:r>
-      <w:hyperlink r:id="rId20">
+      <w:hyperlink r:id="rId37">
         <w:r>
           <w:rPr>
             <w:rStyle w:val="Hyperlink"/>
@@ -8929,8 +9299,8 @@
         <w:t xml:space="preserve">unless you intend to publish a partial one and say so.</w:t>
       </w:r>
     </w:p>
-    <w:bookmarkEnd w:id="31"/>
-    <w:bookmarkStart w:id="32" w:name="X84bdf4d6d4e37947911920c44f1c0e29ac695a1"/>
+    <w:bookmarkEnd w:id="48"/>
+    <w:bookmarkStart w:id="49" w:name="X84bdf4d6d4e37947911920c44f1c0e29ac695a1"/>
     <w:p>
       <w:pPr>
         <w:pStyle w:val="Heading3"/>
@@ -9155,9 +9525,9 @@
         </w:pict>
       </w:r>
     </w:p>
-    <w:bookmarkEnd w:id="32"/>
-    <w:bookmarkEnd w:id="33"/>
-    <w:bookmarkStart w:id="42" w:name="running-it"/>
+    <w:bookmarkEnd w:id="49"/>
+    <w:bookmarkEnd w:id="50"/>
+    <w:bookmarkStart w:id="59" w:name="running-it"/>
     <w:p>
       <w:pPr>
         <w:pStyle w:val="Heading2"/>
@@ -9203,7 +9573,7 @@
         <w:t xml:space="preserve">requests.</w:t>
       </w:r>
     </w:p>
-    <w:bookmarkStart w:id="34" w:name="the-commands"/>
+    <w:bookmarkStart w:id="51" w:name="the-commands"/>
     <w:p>
       <w:pPr>
         <w:pStyle w:val="Heading3"/>
@@ -9319,8 +9689,8 @@
         <w:t xml:space="preserve"># one node's results in the terminal</w:t>
       </w:r>
     </w:p>
-    <w:bookmarkEnd w:id="34"/>
-    <w:bookmarkStart w:id="35" w:name="listing-the-configuration"/>
+    <w:bookmarkEnd w:id="51"/>
+    <w:bookmarkStart w:id="52" w:name="listing-the-configuration"/>
     <w:p>
       <w:pPr>
         <w:pStyle w:val="Heading3"/>
@@ -10207,8 +10577,8 @@
         <w:t xml:space="preserve">the next run will check.</w:t>
       </w:r>
     </w:p>
-    <w:bookmarkEnd w:id="35"/>
-    <w:bookmarkStart w:id="36" w:name="useful-options"/>
+    <w:bookmarkEnd w:id="52"/>
+    <w:bookmarkStart w:id="53" w:name="useful-options"/>
     <w:p>
       <w:pPr>
         <w:pStyle w:val="Heading3"/>
@@ -11394,8 +11764,8 @@
         </w:tc>
       </w:tr>
     </w:tbl>
-    <w:bookmarkEnd w:id="36"/>
-    <w:bookmarkStart w:id="37" w:name="only-narrows-the-fetch-not-the-report"/>
+    <w:bookmarkEnd w:id="53"/>
+    <w:bookmarkStart w:id="54" w:name="only-narrows-the-fetch-not-the-report"/>
     <w:p>
       <w:pPr>
         <w:pStyle w:val="Heading3"/>
@@ -12008,8 +12378,8 @@
         <w:t xml:space="preserve"> run basic-check assess</w:t>
       </w:r>
     </w:p>
-    <w:bookmarkEnd w:id="37"/>
-    <w:bookmarkStart w:id="38" w:name="skip-leaves-nodes-out-and-says-so"/>
+    <w:bookmarkEnd w:id="54"/>
+    <w:bookmarkStart w:id="55" w:name="skip-leaves-nodes-out-and-says-so"/>
     <w:p>
       <w:pPr>
         <w:pStyle w:val="Heading3"/>
@@ -12588,8 +12958,8 @@
         <w:t xml:space="preserve">fetches EUDAT alone.</w:t>
       </w:r>
     </w:p>
-    <w:bookmarkEnd w:id="38"/>
-    <w:bookmarkStart w:id="39" w:name="checking-a-page-not-in-nodesyaml"/>
+    <w:bookmarkEnd w:id="55"/>
+    <w:bookmarkStart w:id="56" w:name="checking-a-page-not-in-nodes.yaml"/>
     <w:p>
       <w:pPr>
         <w:pStyle w:val="Heading3"/>
@@ -12677,8 +13047,8 @@
         <w:t xml:space="preserve">stray single-page file that looks official is a genuine hazard.</w:t>
       </w:r>
     </w:p>
-    <w:bookmarkEnd w:id="39"/>
-    <w:bookmarkStart w:id="40" w:name="Xff864b2a738710e69d56a09dc1146f678e1e3b2"/>
+    <w:bookmarkEnd w:id="56"/>
+    <w:bookmarkStart w:id="57" w:name="Xff864b2a738710e69d56a09dc1146f678e1e3b2"/>
     <w:p>
       <w:pPr>
         <w:pStyle w:val="Heading3"/>
@@ -13376,8 +13746,8 @@
         <w:t xml:space="preserve"> /tmp/copy</w:t>
       </w:r>
     </w:p>
-    <w:bookmarkEnd w:id="40"/>
-    <w:bookmarkStart w:id="41" w:name="checking-a-node-at-an-alternative-url"/>
+    <w:bookmarkEnd w:id="57"/>
+    <w:bookmarkStart w:id="58" w:name="checking-a-node-at-an-alternative-url"/>
     <w:p>
       <w:pPr>
         <w:pStyle w:val="Heading3"/>
@@ -14044,9 +14414,9 @@
         </w:pict>
       </w:r>
     </w:p>
-    <w:bookmarkEnd w:id="41"/>
-    <w:bookmarkEnd w:id="42"/>
-    <w:bookmarkStart w:id="44" w:name="how-deep-to-go---depth"/>
+    <w:bookmarkEnd w:id="58"/>
+    <w:bookmarkEnd w:id="59"/>
+    <w:bookmarkStart w:id="61" w:name="how-deep-to-go---depth"/>
     <w:p>
       <w:pPr>
         <w:pStyle w:val="Heading2"/>
@@ -15355,7 +15725,7 @@
         <w:t xml:space="preserve">another federation or a later date.</w:t>
       </w:r>
     </w:p>
-    <w:bookmarkStart w:id="43" w:name="X2a91d9b1ee4bf6327b51d59c91d7740875558d5"/>
+    <w:bookmarkStart w:id="60" w:name="X2a91d9b1ee4bf6327b51d59c91d7740875558d5"/>
     <w:p>
       <w:pPr>
         <w:pStyle w:val="Heading3"/>
@@ -15552,9 +15922,9 @@
         </w:pict>
       </w:r>
     </w:p>
-    <w:bookmarkEnd w:id="43"/>
-    <w:bookmarkEnd w:id="44"/>
-    <w:bookmarkStart w:id="48" w:name="reading-the-output"/>
+    <w:bookmarkEnd w:id="60"/>
+    <w:bookmarkEnd w:id="61"/>
+    <w:bookmarkStart w:id="65" w:name="reading-the-output"/>
     <w:p>
       <w:pPr>
         <w:pStyle w:val="Heading2"/>
@@ -15861,7 +16231,7 @@
         </w:tc>
       </w:tr>
     </w:tbl>
-    <w:bookmarkStart w:id="45" w:name="the-four-verdicts"/>
+    <w:bookmarkStart w:id="62" w:name="the-four-verdicts"/>
     <w:p>
       <w:pPr>
         <w:pStyle w:val="Heading3"/>
@@ -16335,8 +16705,8 @@
         <w:t xml:space="preserve">26 September, and the same four cells are review there.</w:t>
       </w:r>
     </w:p>
-    <w:bookmarkEnd w:id="45"/>
-    <w:bookmarkStart w:id="46" w:name="reproducing-a-verdict-by-hand"/>
+    <w:bookmarkEnd w:id="62"/>
+    <w:bookmarkStart w:id="63" w:name="reproducing-a-verdict-by-hand"/>
     <w:p>
       <w:pPr>
         <w:pStyle w:val="Heading3"/>
@@ -16494,7 +16864,7 @@
       <w:r>
         <w:t xml:space="preserve"> </w:t>
       </w:r>
-      <w:hyperlink r:id="rId9">
+      <w:hyperlink r:id="rId25">
         <w:r>
           <w:rPr>
             <w:rStyle w:val="Hyperlink"/>
@@ -16520,8 +16890,8 @@
         <w:t xml:space="preserve">a verdict surprises you.</w:t>
       </w:r>
     </w:p>
-    <w:bookmarkEnd w:id="46"/>
-    <w:bookmarkStart w:id="47" w:name="personal-data-is-masked"/>
+    <w:bookmarkEnd w:id="63"/>
+    <w:bookmarkStart w:id="64" w:name="personal-data-is-masked"/>
     <w:p>
       <w:pPr>
         <w:pStyle w:val="Heading3"/>
@@ -17139,76 +17509,352 @@
         <w:rPr>
           <w:rStyle w:val="VerbatimChar"/>
         </w:rPr>
+        <w:t xml:space="preserve">web-28</w:t>
+      </w:r>
+      <w:r>
+        <w:t xml:space="preserve"> </w:t>
+      </w:r>
+      <w:r>
+        <w:t xml:space="preserve">(9 October 2026) was collected</w:t>
+      </w:r>
+      <w:r>
+        <w:t xml:space="preserve"> </w:t>
+      </w:r>
+      <w:r>
+        <w:t xml:space="preserve">with masking in place, and a search of all its evidence and reports found no</w:t>
+      </w:r>
+      <w:r>
+        <w:t xml:space="preserve"> </w:t>
+      </w:r>
+      <w:r>
+        <w:t xml:space="preserve">personal address or phone number. Two personal names that the masking does not cover were removed by hand from the evidence, each replaced by a placeholder of the same length so every character count and verdict stays as collected: a quotation attribution on CERN’s page (in</w:t>
+      </w:r>
+      <w:r>
+        <w:t xml:space="preserve"> </w:t>
+      </w:r>
+      <w:r>
+        <w:rPr>
+          <w:rStyle w:val="VerbatimChar"/>
+        </w:rPr>
+        <w:t xml:space="preserve">cern.json</w:t>
+      </w:r>
+      <w:r>
+        <w:t xml:space="preserve"> </w:t>
+      </w:r>
+      <w:r>
+        <w:t xml:space="preserve">and in its screenshot) and the node coordinator named on EGI’s page (in</w:t>
+      </w:r>
+      <w:r>
+        <w:t xml:space="preserve"> </w:t>
+      </w:r>
+      <w:r>
+        <w:rPr>
+          <w:rStyle w:val="VerbatimChar"/>
+        </w:rPr>
+        <w:t xml:space="preserve">egi.json</w:t>
+      </w:r>
+      <w:r>
+        <w:t xml:space="preserve">, in the link text and, since</w:t>
+      </w:r>
+      <w:r>
+        <w:t xml:space="preserve"> </w:t>
+      </w:r>
+      <w:r>
+        <w:rPr>
+          <w:rStyle w:val="VerbatimChar"/>
+        </w:rPr>
+        <w:t xml:space="preserve">web-12</w:t>
+      </w:r>
+      <w:r>
+        <w:t xml:space="preserve">, also in the link’s address,</w:t>
+      </w:r>
+      <w:r>
+        <w:t xml:space="preserve"> </w:t>
+      </w:r>
+      <w:r>
+        <w:rPr>
+          <w:rStyle w:val="VerbatimChar"/>
+        </w:rPr>
+        <w:t xml:space="preserve">/person/…/</w:t>
+      </w:r>
+      <w:r>
+        <w:t xml:space="preserve">, which earlier published runs still carried). The second hop of</w:t>
+      </w:r>
+      <w:r>
+        <w:t xml:space="preserve"> </w:t>
+      </w:r>
+      <w:r>
+        <w:rPr>
+          <w:rStyle w:val="VerbatimChar"/>
+        </w:rPr>
+        <w:t xml:space="preserve">web-13</w:t>
+      </w:r>
+      <w:r>
+        <w:t xml:space="preserve"> </w:t>
+      </w:r>
+      <w:r>
+        <w:t xml:space="preserve">added a third: a person quoted in a news item on a Czechia page reached only at depth 2 (in</w:t>
+      </w:r>
+      <w:r>
+        <w:t xml:space="preserve"> </w:t>
+      </w:r>
+      <w:r>
+        <w:rPr>
+          <w:rStyle w:val="VerbatimChar"/>
+        </w:rPr>
+        <w:t xml:space="preserve">eosc-cz.json</w:t>
+      </w:r>
+      <w:r>
+        <w:t xml:space="preserve">, in the quotation and in the address of the interview it links to).</w:t>
+      </w:r>
+      <w:r>
+        <w:t xml:space="preserve"> </w:t>
+      </w:r>
+      <w:r>
+        <w:rPr>
+          <w:rStyle w:val="VerbatimChar"/>
+        </w:rPr>
+        <w:t xml:space="preserve">web-14</w:t>
+      </w:r>
+      <w:r>
+        <w:t xml:space="preserve">, which also reads services and policies pages, added many more, and</w:t>
+      </w:r>
+      <w:r>
+        <w:t xml:space="preserve"> </w:t>
+      </w:r>
+      <w:r>
+        <w:rPr>
+          <w:rStyle w:val="VerbatimChar"/>
+        </w:rPr>
+        <w:t xml:space="preserve">web-15</w:t>
+      </w:r>
+      <w:r>
+        <w:t xml:space="preserve">,</w:t>
+      </w:r>
+      <w:r>
+        <w:t xml:space="preserve"> </w:t>
+      </w:r>
+      <w:r>
+        <w:rPr>
+          <w:rStyle w:val="VerbatimChar"/>
+        </w:rPr>
+        <w:t xml:space="preserve">web-16</w:t>
+      </w:r>
+      <w:r>
+        <w:t xml:space="preserve">,</w:t>
+      </w:r>
+      <w:r>
+        <w:t xml:space="preserve"> </w:t>
+      </w:r>
+      <w:r>
+        <w:rPr>
+          <w:rStyle w:val="VerbatimChar"/>
+        </w:rPr>
+        <w:t xml:space="preserve">web-18</w:t>
+      </w:r>
+      <w:r>
+        <w:t xml:space="preserve">,</w:t>
+      </w:r>
+      <w:r>
+        <w:t xml:space="preserve"> </w:t>
+      </w:r>
+      <w:r>
+        <w:rPr>
+          <w:rStyle w:val="VerbatimChar"/>
+        </w:rPr>
+        <w:t xml:space="preserve">web-21</w:t>
+      </w:r>
+      <w:r>
+        <w:t xml:space="preserve">,</w:t>
+      </w:r>
+      <w:r>
+        <w:t xml:space="preserve"> </w:t>
+      </w:r>
+      <w:r>
+        <w:rPr>
+          <w:rStyle w:val="VerbatimChar"/>
+        </w:rPr>
+        <w:t xml:space="preserve">web-22</w:t>
+      </w:r>
+      <w:r>
+        <w:t xml:space="preserve">,</w:t>
+      </w:r>
+      <w:r>
+        <w:t xml:space="preserve"> </w:t>
+      </w:r>
+      <w:r>
+        <w:rPr>
+          <w:rStyle w:val="VerbatimChar"/>
+        </w:rPr>
+        <w:t xml:space="preserve">web-23</w:t>
+      </w:r>
+      <w:r>
+        <w:t xml:space="preserve">,</w:t>
+      </w:r>
+      <w:r>
+        <w:t xml:space="preserve"> </w:t>
+      </w:r>
+      <w:r>
+        <w:rPr>
+          <w:rStyle w:val="VerbatimChar"/>
+        </w:rPr>
+        <w:t xml:space="preserve">web-24</w:t>
+      </w:r>
+      <w:r>
+        <w:t xml:space="preserve">,</w:t>
+      </w:r>
+      <w:r>
+        <w:t xml:space="preserve"> </w:t>
+      </w:r>
+      <w:r>
+        <w:rPr>
+          <w:rStyle w:val="VerbatimChar"/>
+        </w:rPr>
+        <w:t xml:space="preserve">web-25</w:t>
+      </w:r>
+      <w:r>
+        <w:t xml:space="preserve">,</w:t>
+      </w:r>
+      <w:r>
+        <w:t xml:space="preserve"> </w:t>
+      </w:r>
+      <w:r>
+        <w:rPr>
+          <w:rStyle w:val="VerbatimChar"/>
+        </w:rPr>
+        <w:t xml:space="preserve">web-26</w:t>
+      </w:r>
+      <w:r>
+        <w:t xml:space="preserve">,</w:t>
+      </w:r>
+      <w:r>
+        <w:t xml:space="preserve"> </w:t>
+      </w:r>
+      <w:r>
+        <w:rPr>
+          <w:rStyle w:val="VerbatimChar"/>
+        </w:rPr>
         <w:t xml:space="preserve">web-27</w:t>
       </w:r>
       <w:r>
         <w:t xml:space="preserve"> </w:t>
       </w:r>
       <w:r>
-        <w:t xml:space="preserve">(7 October 2026) was collected</w:t>
-      </w:r>
-      <w:r>
-        <w:t xml:space="preserve"> </w:t>
-      </w:r>
-      <w:r>
-        <w:t xml:space="preserve">with masking in place, and a search of all its evidence and reports found no</w:t>
-      </w:r>
-      <w:r>
-        <w:t xml:space="preserve"> </w:t>
-      </w:r>
-      <w:r>
-        <w:t xml:space="preserve">personal address or phone number. Two personal names that the masking does not cover were removed by hand from the evidence, each replaced by a placeholder of the same length so every character count and verdict stays as collected: a quotation attribution on CERN’s page (in</w:t>
-      </w:r>
-      <w:r>
-        <w:t xml:space="preserve"> </w:t>
-      </w:r>
-      <w:r>
-        <w:rPr>
-          <w:rStyle w:val="VerbatimChar"/>
-        </w:rPr>
-        <w:t xml:space="preserve">cern.json</w:t>
-      </w:r>
-      <w:r>
-        <w:t xml:space="preserve"> </w:t>
-      </w:r>
-      <w:r>
-        <w:t xml:space="preserve">and in its screenshot) and the node coordinator named on EGI’s page (in</w:t>
-      </w:r>
-      <w:r>
-        <w:t xml:space="preserve"> </w:t>
-      </w:r>
-      <w:r>
-        <w:rPr>
-          <w:rStyle w:val="VerbatimChar"/>
-        </w:rPr>
-        <w:t xml:space="preserve">egi.json</w:t>
-      </w:r>
-      <w:r>
-        <w:t xml:space="preserve">, in the link text and, since</w:t>
-      </w:r>
-      <w:r>
-        <w:t xml:space="preserve"> </w:t>
-      </w:r>
-      <w:r>
-        <w:rPr>
-          <w:rStyle w:val="VerbatimChar"/>
-        </w:rPr>
-        <w:t xml:space="preserve">web-12</w:t>
-      </w:r>
-      <w:r>
-        <w:t xml:space="preserve">, also in the link’s address,</w:t>
-      </w:r>
-      <w:r>
-        <w:t xml:space="preserve"> </w:t>
-      </w:r>
-      <w:r>
-        <w:rPr>
-          <w:rStyle w:val="VerbatimChar"/>
-        </w:rPr>
-        <w:t xml:space="preserve">/person/…/</w:t>
-      </w:r>
-      <w:r>
-        <w:t xml:space="preserve">, which earlier published runs still carried). The second hop of</w:t>
+        <w:t xml:space="preserve">and</w:t>
+      </w:r>
+      <w:r>
+        <w:t xml:space="preserve"> </w:t>
+      </w:r>
+      <w:r>
+        <w:rPr>
+          <w:rStyle w:val="VerbatimChar"/>
+        </w:rPr>
+        <w:t xml:space="preserve">web-28</w:t>
+      </w:r>
+      <w:r>
+        <w:t xml:space="preserve"> </w:t>
+      </w:r>
+      <w:r>
+        <w:t xml:space="preserve">carry the same ones (BBMRI-ERIC’s apart, in</w:t>
+      </w:r>
+      <w:r>
+        <w:t xml:space="preserve"> </w:t>
+      </w:r>
+      <w:r>
+        <w:rPr>
+          <w:rStyle w:val="VerbatimChar"/>
+        </w:rPr>
+        <w:t xml:space="preserve">web-24</w:t>
+      </w:r>
+      <w:r>
+        <w:t xml:space="preserve">, where its page was not fetched;</w:t>
+      </w:r>
+      <w:r>
+        <w:t xml:space="preserve"> </w:t>
+      </w:r>
+      <w:r>
+        <w:rPr>
+          <w:rStyle w:val="VerbatimChar"/>
+        </w:rPr>
+        <w:t xml:space="preserve">web-25</w:t>
+      </w:r>
+      <w:r>
+        <w:t xml:space="preserve"> </w:t>
+      </w:r>
+      <w:r>
+        <w:t xml:space="preserve">adds fifteen on BBMRI-ERIC’s</w:t>
+      </w:r>
+      <w:r>
+        <w:t xml:space="preserve"> </w:t>
+      </w:r>
+      <w:r>
+        <w:rPr>
+          <w:rStyle w:val="VerbatimChar"/>
+        </w:rPr>
+        <w:t xml:space="preserve">dev3.</w:t>
+      </w:r>
+      <w:r>
+        <w:t xml:space="preserve"> </w:t>
+      </w:r>
+      <w:r>
+        <w:t xml:space="preserve">pages: its Director General on the legal notice, the seven members of its scientific and ethical advisory board, the Stakeholder Forum chair and the head of public affairs, and five finance, project and HR staff listed in capitals) (</w:t>
+      </w:r>
+      <w:r>
+        <w:rPr>
+          <w:rStyle w:val="VerbatimChar"/>
+        </w:rPr>
+        <w:t xml:space="preserve">web-21</w:t>
+      </w:r>
+      <w:r>
+        <w:t xml:space="preserve"> </w:t>
+      </w:r>
+      <w:r>
+        <w:t xml:space="preserve">adds one, a photo credit in an image description on Data Terra’s new page;</w:t>
+      </w:r>
+      <w:r>
+        <w:t xml:space="preserve"> </w:t>
+      </w:r>
+      <w:r>
+        <w:rPr>
+          <w:rStyle w:val="VerbatimChar"/>
+        </w:rPr>
+        <w:t xml:space="preserve">web-22</w:t>
+      </w:r>
+      <w:r>
+        <w:t xml:space="preserve"> </w:t>
+      </w:r>
+      <w:r>
+        <w:t xml:space="preserve">adds two staff names in a news item on EUDAT’s new page and one more GÉANT observer;</w:t>
+      </w:r>
+      <w:r>
+        <w:t xml:space="preserve"> </w:t>
+      </w:r>
+      <w:r>
+        <w:rPr>
+          <w:rStyle w:val="VerbatimChar"/>
+        </w:rPr>
+        <w:t xml:space="preserve">web-27</w:t>
+      </w:r>
+      <w:r>
+        <w:t xml:space="preserve"> </w:t>
+      </w:r>
+      <w:r>
+        <w:t xml:space="preserve">adds the people named in the captions of historical public-domain photos on Poland’s page;</w:t>
+      </w:r>
+      <w:r>
+        <w:t xml:space="preserve"> </w:t>
+      </w:r>
+      <w:r>
+        <w:rPr>
+          <w:rStyle w:val="VerbatimChar"/>
+        </w:rPr>
+        <w:t xml:space="preserve">web-28</w:t>
+      </w:r>
+      <w:r>
+        <w:t xml:space="preserve"> </w:t>
+      </w:r>
+      <w:r>
+        <w:t xml:space="preserve">adds, on EBRAINS-RI’s pages, its CEO, a section head, its press contact, three testimonial authors and two people named in news items and image captions, also in image file names and link addresses, and the coordinator named in a video title in Life Sciences Connect’s screenshot): about thirty staff, board and news-author names on BBMRI-ERIC’s and EGI’s pages, and the author lists of publication citations on Czechia’s, D4Science’s (EOSC DTO, Italy) and PaNOSC’s pages. Two of those citation lists were already in the evidence published as</w:t>
       </w:r>
       <w:r>
         <w:t xml:space="preserve"> </w:t>
@@ -17223,43 +17869,7 @@
         <w:t xml:space="preserve"> </w:t>
       </w:r>
       <w:r>
-        <w:t xml:space="preserve">added a third: a person quoted in a news item on a Czechia page reached only at depth 2 (in</w:t>
-      </w:r>
-      <w:r>
-        <w:t xml:space="preserve"> </w:t>
-      </w:r>
-      <w:r>
-        <w:rPr>
-          <w:rStyle w:val="VerbatimChar"/>
-        </w:rPr>
-        <w:t xml:space="preserve">eosc-cz.json</w:t>
-      </w:r>
-      <w:r>
-        <w:t xml:space="preserve">, in the quotation and in the address of the interview it links to).</w:t>
-      </w:r>
-      <w:r>
-        <w:t xml:space="preserve"> </w:t>
-      </w:r>
-      <w:r>
-        <w:rPr>
-          <w:rStyle w:val="VerbatimChar"/>
-        </w:rPr>
-        <w:t xml:space="preserve">web-14</w:t>
-      </w:r>
-      <w:r>
-        <w:t xml:space="preserve">, which also reads services and policies pages, added many more, and</w:t>
-      </w:r>
-      <w:r>
-        <w:t xml:space="preserve"> </w:t>
-      </w:r>
-      <w:r>
-        <w:rPr>
-          <w:rStyle w:val="VerbatimChar"/>
-        </w:rPr>
-        <w:t xml:space="preserve">web-15</w:t>
-      </w:r>
-      <w:r>
-        <w:t xml:space="preserve">,</w:t>
+        <w:t xml:space="preserve">and were missed then; they remain in the git history.</w:t>
       </w:r>
       <w:r>
         <w:t xml:space="preserve"> </w:t>
@@ -17271,211 +17881,10 @@
         <w:t xml:space="preserve">web-16</w:t>
       </w:r>
       <w:r>
-        <w:t xml:space="preserve">,</w:t>
-      </w:r>
-      <w:r>
-        <w:t xml:space="preserve"> </w:t>
-      </w:r>
-      <w:r>
-        <w:rPr>
-          <w:rStyle w:val="VerbatimChar"/>
-        </w:rPr>
-        <w:t xml:space="preserve">web-18</w:t>
-      </w:r>
-      <w:r>
-        <w:t xml:space="preserve">,</w:t>
-      </w:r>
-      <w:r>
-        <w:t xml:space="preserve"> </w:t>
-      </w:r>
-      <w:r>
-        <w:rPr>
-          <w:rStyle w:val="VerbatimChar"/>
-        </w:rPr>
-        <w:t xml:space="preserve">web-21</w:t>
-      </w:r>
-      <w:r>
-        <w:t xml:space="preserve">,</w:t>
-      </w:r>
-      <w:r>
-        <w:t xml:space="preserve"> </w:t>
-      </w:r>
-      <w:r>
-        <w:rPr>
-          <w:rStyle w:val="VerbatimChar"/>
-        </w:rPr>
-        <w:t xml:space="preserve">web-22</w:t>
-      </w:r>
-      <w:r>
-        <w:t xml:space="preserve">,</w:t>
-      </w:r>
-      <w:r>
-        <w:t xml:space="preserve"> </w:t>
-      </w:r>
-      <w:r>
-        <w:rPr>
-          <w:rStyle w:val="VerbatimChar"/>
-        </w:rPr>
-        <w:t xml:space="preserve">web-23</w:t>
-      </w:r>
-      <w:r>
-        <w:t xml:space="preserve">,</w:t>
-      </w:r>
-      <w:r>
-        <w:t xml:space="preserve"> </w:t>
-      </w:r>
-      <w:r>
-        <w:rPr>
-          <w:rStyle w:val="VerbatimChar"/>
-        </w:rPr>
-        <w:t xml:space="preserve">web-24</w:t>
-      </w:r>
-      <w:r>
-        <w:t xml:space="preserve">,</w:t>
-      </w:r>
-      <w:r>
-        <w:t xml:space="preserve"> </w:t>
-      </w:r>
-      <w:r>
-        <w:rPr>
-          <w:rStyle w:val="VerbatimChar"/>
-        </w:rPr>
-        <w:t xml:space="preserve">web-25</w:t>
-      </w:r>
-      <w:r>
-        <w:t xml:space="preserve"> </w:t>
-      </w:r>
-      <w:r>
-        <w:t xml:space="preserve">and</w:t>
-      </w:r>
-      <w:r>
-        <w:t xml:space="preserve"> </w:t>
-      </w:r>
-      <w:r>
-        <w:rPr>
-          <w:rStyle w:val="VerbatimChar"/>
-        </w:rPr>
-        <w:t xml:space="preserve">web-26</w:t>
-      </w:r>
-      <w:r>
-        <w:t xml:space="preserve"> </w:t>
-      </w:r>
-      <w:r>
-        <w:t xml:space="preserve">carry the same ones (BBMRI-ERIC’s apart, in</w:t>
-      </w:r>
-      <w:r>
-        <w:t xml:space="preserve"> </w:t>
-      </w:r>
-      <w:r>
-        <w:rPr>
-          <w:rStyle w:val="VerbatimChar"/>
-        </w:rPr>
-        <w:t xml:space="preserve">web-24</w:t>
-      </w:r>
-      <w:r>
-        <w:t xml:space="preserve">, where its page was not fetched;</w:t>
-      </w:r>
-      <w:r>
-        <w:t xml:space="preserve"> </w:t>
-      </w:r>
-      <w:r>
-        <w:rPr>
-          <w:rStyle w:val="VerbatimChar"/>
-        </w:rPr>
-        <w:t xml:space="preserve">web-25</w:t>
-      </w:r>
-      <w:r>
-        <w:t xml:space="preserve"> </w:t>
-      </w:r>
-      <w:r>
-        <w:t xml:space="preserve">adds fifteen on BBMRI-ERIC’s</w:t>
-      </w:r>
-      <w:r>
-        <w:t xml:space="preserve"> </w:t>
-      </w:r>
-      <w:r>
-        <w:rPr>
-          <w:rStyle w:val="VerbatimChar"/>
-        </w:rPr>
-        <w:t xml:space="preserve">dev3.</w:t>
-      </w:r>
-      <w:r>
-        <w:t xml:space="preserve"> </w:t>
-      </w:r>
-      <w:r>
-        <w:t xml:space="preserve">pages: its Director General on the legal notice, the seven members of its scientific and ethical advisory board, the Stakeholder Forum chair and the head of public affairs, and five finance, project and HR staff listed in capitals) (</w:t>
-      </w:r>
-      <w:r>
-        <w:rPr>
-          <w:rStyle w:val="VerbatimChar"/>
-        </w:rPr>
-        <w:t xml:space="preserve">web-21</w:t>
-      </w:r>
-      <w:r>
-        <w:t xml:space="preserve"> </w:t>
-      </w:r>
-      <w:r>
-        <w:t xml:space="preserve">adds one, a photo credit in an image description on Data Terra’s new page;</w:t>
-      </w:r>
-      <w:r>
-        <w:t xml:space="preserve"> </w:t>
-      </w:r>
-      <w:r>
-        <w:rPr>
-          <w:rStyle w:val="VerbatimChar"/>
-        </w:rPr>
-        <w:t xml:space="preserve">web-22</w:t>
-      </w:r>
-      <w:r>
-        <w:t xml:space="preserve"> </w:t>
-      </w:r>
-      <w:r>
-        <w:t xml:space="preserve">adds two staff names in a news item on EUDAT’s new page and one more GÉANT observer;</w:t>
-      </w:r>
-      <w:r>
-        <w:t xml:space="preserve"> </w:t>
-      </w:r>
-      <w:r>
-        <w:rPr>
-          <w:rStyle w:val="VerbatimChar"/>
-        </w:rPr>
-        <w:t xml:space="preserve">web-27</w:t>
-      </w:r>
-      <w:r>
-        <w:t xml:space="preserve"> </w:t>
-      </w:r>
-      <w:r>
-        <w:t xml:space="preserve">adds the people named in the captions of historical public-domain photos on Poland’s page): about thirty staff, board and news-author names on BBMRI-ERIC’s and EGI’s pages, and the author lists of publication citations on Czechia’s, D4Science’s (EOSC DTO, Italy) and PaNOSC’s pages. Two of those citation lists were already in the evidence published as</w:t>
-      </w:r>
-      <w:r>
-        <w:t xml:space="preserve"> </w:t>
-      </w:r>
-      <w:r>
-        <w:rPr>
-          <w:rStyle w:val="VerbatimChar"/>
-        </w:rPr>
-        <w:t xml:space="preserve">web-13</w:t>
-      </w:r>
-      <w:r>
-        <w:t xml:space="preserve"> </w:t>
-      </w:r>
-      <w:r>
-        <w:t xml:space="preserve">and were missed then; they remain in the git history.</w:t>
-      </w:r>
-      <w:r>
-        <w:t xml:space="preserve"> </w:t>
-      </w:r>
-      <w:r>
-        <w:rPr>
-          <w:rStyle w:val="VerbatimChar"/>
-        </w:rPr>
-        <w:t xml:space="preserve">web-16</w:t>
-      </w:r>
-      <w:r>
         <w:t xml:space="preserve">, the first run with GÉANT’s page served since 24 September, reached its executive team, governance and membership pages: about 120 names of officers, board members and General Assembly representatives, some cut short at the end of a link label (</w:t>
       </w:r>
       <w:r>
-        <w:t xml:space="preserve">“Heidi Fraser-Kr…”</w:t>
+        <w:t xml:space="preserve">“Firstname Lastna…”</w:t>
       </w:r>
       <w:r>
         <w:t xml:space="preserve">). They were taken from the fixed patterns of those pages (</w:t>
@@ -17875,9 +18284,9 @@
         </w:pict>
       </w:r>
     </w:p>
-    <w:bookmarkEnd w:id="47"/>
-    <w:bookmarkEnd w:id="48"/>
-    <w:bookmarkStart w:id="51" w:name="the-test-suite"/>
+    <w:bookmarkEnd w:id="64"/>
+    <w:bookmarkEnd w:id="65"/>
+    <w:bookmarkStart w:id="68" w:name="the-test-suite"/>
     <w:p>
       <w:pPr>
         <w:pStyle w:val="Heading2"/>
@@ -18699,7 +19108,7 @@
       <w:r>
         <w:t xml:space="preserve"> </w:t>
       </w:r>
-      <w:hyperlink r:id="rId49">
+      <w:hyperlink r:id="rId66">
         <w:r>
           <w:rPr>
             <w:rStyle w:val="Hyperlink"/>
@@ -18763,7 +19172,7 @@
         <w:t xml:space="preserve">test_a_pipe_in_a_url_cannot_break_the_table</w:t>
       </w:r>
     </w:p>
-    <w:bookmarkStart w:id="50" w:name="a-note-on-what-a-passing-suite-means"/>
+    <w:bookmarkStart w:id="67" w:name="a-note-on-what-a-passing-suite-means"/>
     <w:p>
       <w:pPr>
         <w:pStyle w:val="Heading3"/>
@@ -18840,9 +19249,9 @@
         </w:pict>
       </w:r>
     </w:p>
-    <w:bookmarkEnd w:id="50"/>
-    <w:bookmarkEnd w:id="51"/>
-    <w:bookmarkStart w:id="52" w:name="continuous-integration"/>
+    <w:bookmarkEnd w:id="67"/>
+    <w:bookmarkEnd w:id="68"/>
+    <w:bookmarkStart w:id="69" w:name="continuous-integration"/>
     <w:p>
       <w:pPr>
         <w:pStyle w:val="Heading2"/>
@@ -19515,8 +19924,8 @@
         </w:pict>
       </w:r>
     </w:p>
-    <w:bookmarkEnd w:id="52"/>
-    <w:bookmarkStart w:id="53" w:name="troubleshooting"/>
+    <w:bookmarkEnd w:id="69"/>
+    <w:bookmarkStart w:id="70" w:name="troubleshooting"/>
     <w:p>
       <w:pPr>
         <w:pStyle w:val="Heading2"/>
@@ -20675,8 +21084,8 @@
         </w:pict>
       </w:r>
     </w:p>
-    <w:bookmarkEnd w:id="53"/>
-    <w:bookmarkStart w:id="54" w:name="extending-it"/>
+    <w:bookmarkEnd w:id="70"/>
+    <w:bookmarkStart w:id="71" w:name="extending-it"/>
     <w:p>
       <w:pPr>
         <w:pStyle w:val="Heading2"/>
@@ -20981,7 +21390,7 @@
       <w:r>
         <w:t xml:space="preserve"> </w:t>
       </w:r>
-      <w:hyperlink r:id="rId9">
+      <w:hyperlink r:id="rId25">
         <w:r>
           <w:rPr>
             <w:rStyle w:val="VerbatimChar"/>
@@ -21303,8 +21712,8 @@
         <w:t xml:space="preserve">checklist transcription, so none of it is under this module’s control.</w:t>
       </w:r>
     </w:p>
-    <w:bookmarkEnd w:id="54"/>
-    <w:bookmarkStart w:id="58" w:name="worked-examples"/>
+    <w:bookmarkEnd w:id="71"/>
+    <w:bookmarkStart w:id="75" w:name="worked-examples"/>
     <w:p>
       <w:pPr>
         <w:pStyle w:val="Heading2"/>
@@ -21601,7 +22010,7 @@
         <w:t xml:space="preserve">own run.</w:t>
       </w:r>
     </w:p>
-    <w:bookmarkStart w:id="55" w:name="X073cb44b8dc5d29e47f376bc008b8613dd82a6a"/>
+    <w:bookmarkStart w:id="72" w:name="X6b9c9d2e59e13da41f347184ca67a475fa8b7ce"/>
     <w:p>
       <w:pPr>
         <w:pStyle w:val="Heading3"/>
@@ -21730,7 +22139,7 @@
       <w:r>
         <w:t xml:space="preserve"> </w:t>
       </w:r>
-      <w:hyperlink r:id="rId20">
+      <w:hyperlink r:id="rId37">
         <w:r>
           <w:rPr>
             <w:rStyle w:val="Hyperlink"/>
@@ -23438,8 +23847,8 @@
         <w:t xml:space="preserve"> push</w:t>
       </w:r>
     </w:p>
-    <w:bookmarkEnd w:id="55"/>
-    <w:bookmarkStart w:id="56" w:name="Xe23e918a40335caa5ab24e15a733d1ac9e4c070"/>
+    <w:bookmarkEnd w:id="72"/>
+    <w:bookmarkStart w:id="73" w:name="X5431a82e20a06edfb102374e037ce7ea9ce6896"/>
     <w:p>
       <w:pPr>
         <w:pStyle w:val="Heading3"/>
@@ -24696,8 +25105,8 @@
         <w:t xml:space="preserve">the documents together.</w:t>
       </w:r>
     </w:p>
-    <w:bookmarkEnd w:id="56"/>
-    <w:bookmarkStart w:id="57" w:name="Xa570dceeae7de3d84789b8e054a5bbb043a3946"/>
+    <w:bookmarkEnd w:id="73"/>
+    <w:bookmarkStart w:id="74" w:name="Xbb3e2d317a0d811066009804bfa0a222a6197de"/>
     <w:p>
       <w:pPr>
         <w:pStyle w:val="Heading3"/>
@@ -26767,7 +27176,7 @@
       <w:r>
         <w:t xml:space="preserve"> </w:t>
       </w:r>
-      <w:hyperlink r:id="rId9">
+      <w:hyperlink r:id="rId25">
         <w:r>
           <w:rPr>
             <w:rStyle w:val="VerbatimChar"/>
@@ -26837,9 +27246,9 @@
         </w:pict>
       </w:r>
     </w:p>
-    <w:bookmarkEnd w:id="57"/>
-    <w:bookmarkEnd w:id="58"/>
-    <w:bookmarkStart w:id="59" w:name="sources"/>
+    <w:bookmarkEnd w:id="74"/>
+    <w:bookmarkEnd w:id="75"/>
+    <w:bookmarkStart w:id="76" w:name="sources"/>
     <w:p>
       <w:pPr>
         <w:pStyle w:val="Heading2"/>
@@ -26971,9 +27380,9 @@
         <w:t xml:space="preserve">Playwright for Python: https://playwright.dev/python/</w:t>
       </w:r>
     </w:p>
-    <w:bookmarkEnd w:id="59"/>
+    <w:bookmarkEnd w:id="76"/>
     <w:sectPr>
-      <w:footerReference w:type="default" r:id="rId16"/>
+      <w:footerReference r:id="rId16" w:type="default"/>
       <w:footnotePr>
         <w:numRestart w:val="eachSect"/>
       </w:footnotePr>
@@ -28028,7 +28437,7 @@
       <w:szCs w:val="17"/>
     </w:rPr>
   </w:style>
-  <w:style w:type="character" w:customStyle="1" w:styleId="KeywordTok">
+  <w:style w:customStyle="1" w:styleId="KeywordTok" w:type="character">
     <w:name w:val="KeywordTok"/>
     <w:basedOn w:val="VerbatimChar"/>
     <w:rPr>
@@ -28036,77 +28445,77 @@
       <w:color w:val="007020"/>
     </w:rPr>
   </w:style>
-  <w:style w:type="character" w:customStyle="1" w:styleId="DataTypeTok">
+  <w:style w:customStyle="1" w:styleId="DataTypeTok" w:type="character">
     <w:name w:val="DataTypeTok"/>
     <w:basedOn w:val="VerbatimChar"/>
     <w:rPr>
       <w:color w:val="902000"/>
     </w:rPr>
   </w:style>
-  <w:style w:type="character" w:customStyle="1" w:styleId="DecValTok">
+  <w:style w:customStyle="1" w:styleId="DecValTok" w:type="character">
     <w:name w:val="DecValTok"/>
     <w:basedOn w:val="VerbatimChar"/>
     <w:rPr>
       <w:color w:val="40a070"/>
     </w:rPr>
   </w:style>
-  <w:style w:type="character" w:customStyle="1" w:styleId="BaseNTok">
+  <w:style w:customStyle="1" w:styleId="BaseNTok" w:type="character">
     <w:name w:val="BaseNTok"/>
     <w:basedOn w:val="VerbatimChar"/>
     <w:rPr>
       <w:color w:val="40a070"/>
     </w:rPr>
   </w:style>
-  <w:style w:type="character" w:customStyle="1" w:styleId="FloatTok">
+  <w:style w:customStyle="1" w:styleId="FloatTok" w:type="character">
     <w:name w:val="FloatTok"/>
     <w:basedOn w:val="VerbatimChar"/>
     <w:rPr>
       <w:color w:val="40a070"/>
     </w:rPr>
   </w:style>
-  <w:style w:type="character" w:customStyle="1" w:styleId="ConstantTok">
+  <w:style w:customStyle="1" w:styleId="ConstantTok" w:type="character">
     <w:name w:val="ConstantTok"/>
     <w:basedOn w:val="VerbatimChar"/>
     <w:rPr>
       <w:color w:val="880000"/>
     </w:rPr>
   </w:style>
-  <w:style w:type="character" w:customStyle="1" w:styleId="CharTok">
+  <w:style w:customStyle="1" w:styleId="CharTok" w:type="character">
     <w:name w:val="CharTok"/>
     <w:basedOn w:val="VerbatimChar"/>
     <w:rPr>
       <w:color w:val="4070a0"/>
     </w:rPr>
   </w:style>
-  <w:style w:type="character" w:customStyle="1" w:styleId="SpecialCharTok">
+  <w:style w:customStyle="1" w:styleId="SpecialCharTok" w:type="character">
     <w:name w:val="SpecialCharTok"/>
     <w:basedOn w:val="VerbatimChar"/>
     <w:rPr>
       <w:color w:val="4070a0"/>
     </w:rPr>
   </w:style>
-  <w:style w:type="character" w:customStyle="1" w:styleId="StringTok">
+  <w:style w:customStyle="1" w:styleId="StringTok" w:type="character">
     <w:name w:val="StringTok"/>
     <w:basedOn w:val="VerbatimChar"/>
     <w:rPr>
       <w:color w:val="4070a0"/>
     </w:rPr>
   </w:style>
-  <w:style w:type="character" w:customStyle="1" w:styleId="VerbatimStringTok">
+  <w:style w:customStyle="1" w:styleId="VerbatimStringTok" w:type="character">
     <w:name w:val="VerbatimStringTok"/>
     <w:basedOn w:val="VerbatimChar"/>
     <w:rPr>
       <w:color w:val="4070a0"/>
     </w:rPr>
   </w:style>
-  <w:style w:type="character" w:customStyle="1" w:styleId="SpecialStringTok">
+  <w:style w:customStyle="1" w:styleId="SpecialStringTok" w:type="character">
     <w:name w:val="SpecialStringTok"/>
     <w:basedOn w:val="VerbatimChar"/>
     <w:rPr>
       <w:color w:val="bb6688"/>
     </w:rPr>
   </w:style>
-  <w:style w:type="character" w:customStyle="1" w:styleId="ImportTok">
+  <w:style w:customStyle="1" w:styleId="ImportTok" w:type="character">
     <w:name w:val="ImportTok"/>
     <w:basedOn w:val="VerbatimChar"/>
     <w:rPr>
@@ -28114,7 +28523,7 @@
       <w:color w:val="008000"/>
     </w:rPr>
   </w:style>
-  <w:style w:type="character" w:customStyle="1" w:styleId="CommentTok">
+  <w:style w:customStyle="1" w:styleId="CommentTok" w:type="character">
     <w:name w:val="CommentTok"/>
     <w:basedOn w:val="VerbatimChar"/>
     <w:rPr>
@@ -28122,7 +28531,7 @@
       <w:color w:val="60a0b0"/>
     </w:rPr>
   </w:style>
-  <w:style w:type="character" w:customStyle="1" w:styleId="DocumentationTok">
+  <w:style w:customStyle="1" w:styleId="DocumentationTok" w:type="character">
     <w:name w:val="DocumentationTok"/>
     <w:basedOn w:val="VerbatimChar"/>
     <w:rPr>
@@ -28130,7 +28539,7 @@
       <w:color w:val="ba2121"/>
     </w:rPr>
   </w:style>
-  <w:style w:type="character" w:customStyle="1" w:styleId="AnnotationTok">
+  <w:style w:customStyle="1" w:styleId="AnnotationTok" w:type="character">
     <w:name w:val="AnnotationTok"/>
     <w:basedOn w:val="VerbatimChar"/>
     <w:rPr>
@@ -28139,7 +28548,7 @@
       <w:color w:val="60a0b0"/>
     </w:rPr>
   </w:style>
-  <w:style w:type="character" w:customStyle="1" w:styleId="CommentVarTok">
+  <w:style w:customStyle="1" w:styleId="CommentVarTok" w:type="character">
     <w:name w:val="CommentVarTok"/>
     <w:basedOn w:val="VerbatimChar"/>
     <w:rPr>
@@ -28148,28 +28557,28 @@
       <w:color w:val="60a0b0"/>
     </w:rPr>
   </w:style>
-  <w:style w:type="character" w:customStyle="1" w:styleId="OtherTok">
+  <w:style w:customStyle="1" w:styleId="OtherTok" w:type="character">
     <w:name w:val="OtherTok"/>
     <w:basedOn w:val="VerbatimChar"/>
     <w:rPr>
       <w:color w:val="007020"/>
     </w:rPr>
   </w:style>
-  <w:style w:type="character" w:customStyle="1" w:styleId="FunctionTok">
+  <w:style w:customStyle="1" w:styleId="FunctionTok" w:type="character">
     <w:name w:val="FunctionTok"/>
     <w:basedOn w:val="VerbatimChar"/>
     <w:rPr>
       <w:color w:val="06287e"/>
     </w:rPr>
   </w:style>
-  <w:style w:type="character" w:customStyle="1" w:styleId="VariableTok">
+  <w:style w:customStyle="1" w:styleId="VariableTok" w:type="character">
     <w:name w:val="VariableTok"/>
     <w:basedOn w:val="VerbatimChar"/>
     <w:rPr>
       <w:color w:val="19177c"/>
     </w:rPr>
   </w:style>
-  <w:style w:type="character" w:customStyle="1" w:styleId="ControlFlowTok">
+  <w:style w:customStyle="1" w:styleId="ControlFlowTok" w:type="character">
     <w:name w:val="ControlFlowTok"/>
     <w:basedOn w:val="VerbatimChar"/>
     <w:rPr>
@@ -28177,45 +28586,45 @@
       <w:color w:val="007020"/>
     </w:rPr>
   </w:style>
-  <w:style w:type="character" w:customStyle="1" w:styleId="OperatorTok">
+  <w:style w:customStyle="1" w:styleId="OperatorTok" w:type="character">
     <w:name w:val="OperatorTok"/>
     <w:basedOn w:val="VerbatimChar"/>
     <w:rPr>
       <w:color w:val="666666"/>
     </w:rPr>
   </w:style>
-  <w:style w:type="character" w:customStyle="1" w:styleId="BuiltInTok">
+  <w:style w:customStyle="1" w:styleId="BuiltInTok" w:type="character">
     <w:name w:val="BuiltInTok"/>
     <w:basedOn w:val="VerbatimChar"/>
     <w:rPr>
       <w:color w:val="008000"/>
     </w:rPr>
   </w:style>
-  <w:style w:type="character" w:customStyle="1" w:styleId="ExtensionTok">
+  <w:style w:customStyle="1" w:styleId="ExtensionTok" w:type="character">
     <w:name w:val="ExtensionTok"/>
     <w:basedOn w:val="VerbatimChar"/>
     <w:rPr/>
   </w:style>
-  <w:style w:type="character" w:customStyle="1" w:styleId="PreprocessorTok">
+  <w:style w:customStyle="1" w:styleId="PreprocessorTok" w:type="character">
     <w:name w:val="PreprocessorTok"/>
     <w:basedOn w:val="VerbatimChar"/>
     <w:rPr>
       <w:color w:val="bc7a00"/>
     </w:rPr>
   </w:style>
-  <w:style w:type="character" w:customStyle="1" w:styleId="AttributeTok">
+  <w:style w:customStyle="1" w:styleId="AttributeTok" w:type="character">
     <w:name w:val="AttributeTok"/>
     <w:basedOn w:val="VerbatimChar"/>
     <w:rPr>
       <w:color w:val="7d9029"/>
     </w:rPr>
   </w:style>
-  <w:style w:type="character" w:customStyle="1" w:styleId="RegionMarkerTok">
+  <w:style w:customStyle="1" w:styleId="RegionMarkerTok" w:type="character">
     <w:name w:val="RegionMarkerTok"/>
     <w:basedOn w:val="VerbatimChar"/>
     <w:rPr/>
   </w:style>
-  <w:style w:type="character" w:customStyle="1" w:styleId="InformationTok">
+  <w:style w:customStyle="1" w:styleId="InformationTok" w:type="character">
     <w:name w:val="InformationTok"/>
     <w:basedOn w:val="VerbatimChar"/>
     <w:rPr>
@@ -28224,7 +28633,7 @@
       <w:color w:val="60a0b0"/>
     </w:rPr>
   </w:style>
-  <w:style w:type="character" w:customStyle="1" w:styleId="WarningTok">
+  <w:style w:customStyle="1" w:styleId="WarningTok" w:type="character">
     <w:name w:val="WarningTok"/>
     <w:basedOn w:val="VerbatimChar"/>
     <w:rPr>
@@ -28233,7 +28642,7 @@
       <w:color w:val="60a0b0"/>
     </w:rPr>
   </w:style>
-  <w:style w:type="character" w:customStyle="1" w:styleId="AlertTok">
+  <w:style w:customStyle="1" w:styleId="AlertTok" w:type="character">
     <w:name w:val="AlertTok"/>
     <w:basedOn w:val="VerbatimChar"/>
     <w:rPr>
@@ -28241,7 +28650,7 @@
       <w:color w:val="ff0000"/>
     </w:rPr>
   </w:style>
-  <w:style w:type="character" w:customStyle="1" w:styleId="ErrorTok">
+  <w:style w:customStyle="1" w:styleId="ErrorTok" w:type="character">
     <w:name w:val="ErrorTok"/>
     <w:basedOn w:val="VerbatimChar"/>
     <w:rPr>
@@ -28249,7 +28658,7 @@
       <w:color w:val="ff0000"/>
     </w:rPr>
   </w:style>
-  <w:style w:type="character" w:customStyle="1" w:styleId="NormalTok">
+  <w:style w:customStyle="1" w:styleId="NormalTok" w:type="character">
     <w:name w:val="NormalTok"/>
     <w:basedOn w:val="VerbatimChar"/>
     <w:rPr/>

--- a/docs/eosc-basic-compliance-guide.docx
+++ b/docs/eosc-basic-compliance-guide.docx
@@ -23,7 +23,7 @@
         <w:pStyle w:val="Author"/>
       </w:pPr>
       <w:r>
-        <w:t xml:space="preserve">Verified against a clean clone on 26 September 2026 — rebuilt 9 October 2026 for the re-issued checklist v3.2</w:t>
+        <w:t xml:space="preserve">Verified against a clean clone on 26 September 2026 — rebuilt 19 October 2026 for run web-31 (re-issued checklist v3.2)</w:t>
       </w:r>
     </w:p>
     <w:p>
@@ -195,7 +195,7 @@
         <w:t xml:space="preserve"> </w:t>
       </w:r>
       <w:r>
-        <w:t xml:space="preserve">and each figure says which. Where a command’s behaviour is surprising, that is</w:t>
+        <w:t xml:space="preserve">and each figure says which. Where a command's behaviour is surprising, that is</w:t>
       </w:r>
       <w:r>
         <w:t xml:space="preserve"> </w:t>
@@ -209,13 +209,46 @@
         <w:pStyle w:val="BodyText"/>
       </w:pPr>
       <w:r>
-        <w:t xml:space="preserve">This edition was revised on 9 October 2026, when EBRAINS-RI and Life Sciences</w:t>
-      </w:r>
-      <w:r>
-        <w:t xml:space="preserve"> </w:t>
-      </w:r>
-      <w:r>
-        <w:t xml:space="preserve">Connect were added and run</w:t>
+        <w:t xml:space="preserve">This edition was revised on 19 October 2026, when PaNOSC's landing page</w:t>
+      </w:r>
+      <w:r>
+        <w:t xml:space="preserve"> </w:t>
+      </w:r>
+      <w:r>
+        <w:t xml:space="preserve">changed and run</w:t>
+      </w:r>
+      <w:r>
+        <w:t xml:space="preserve"> </w:t>
+      </w:r>
+      <w:r>
+        <w:rPr>
+          <w:rStyle w:val="VerbatimChar"/>
+        </w:rPr>
+        <w:t xml:space="preserve">web-31</w:t>
+      </w:r>
+      <w:r>
+        <w:t xml:space="preserve"> </w:t>
+      </w:r>
+      <w:r>
+        <w:t xml:space="preserve">was published: the test count (453), the tallies and</w:t>
+      </w:r>
+      <w:r>
+        <w:t xml:space="preserve"> </w:t>
+      </w:r>
+      <w:r>
+        <w:t xml:space="preserve">the rebuild of the published report were re-measured offline that day. The</w:t>
+      </w:r>
+      <w:r>
+        <w:t xml:space="preserve"> </w:t>
+      </w:r>
+      <w:r>
+        <w:t xml:space="preserve">previous edition, of 9 October 2026, added EBRAINS-RI and Life Sciences Connect</w:t>
+      </w:r>
+      <w:r>
+        <w:t xml:space="preserve"> </w:t>
+      </w:r>
+      <w:r>
+        <w:t xml:space="preserve">with run</w:t>
       </w:r>
       <w:r>
         <w:t xml:space="preserve"> </w:t>
@@ -227,28 +260,13 @@
         <w:t xml:space="preserve">web-28</w:t>
       </w:r>
       <w:r>
-        <w:t xml:space="preserve"> </w:t>
-      </w:r>
-      <w:r>
-        <w:t xml:space="preserve">was published: the test count (453), the</w:t>
-      </w:r>
-      <w:r>
-        <w:t xml:space="preserve"> </w:t>
-      </w:r>
-      <w:r>
-        <w:t xml:space="preserve">tallies and the rebuild of the published report were re-measured offline that</w:t>
-      </w:r>
-      <w:r>
-        <w:t xml:space="preserve"> </w:t>
-      </w:r>
-      <w:r>
-        <w:t xml:space="preserve">day. The nodes were contacted only by the GitHub workflow; a hand check of Life</w:t>
-      </w:r>
-      <w:r>
-        <w:t xml:space="preserve"> </w:t>
-      </w:r>
-      <w:r>
-        <w:t xml:space="preserve">Sciences Connect’s pages, made from a browser, is reported where it is used.</w:t>
+        <w:t xml:space="preserve">. The nodes were contacted only by the GitHub workflow; a hand check of Life</w:t>
+      </w:r>
+      <w:r>
+        <w:t xml:space="preserve"> </w:t>
+      </w:r>
+      <w:r>
+        <w:t xml:space="preserve">Sciences Connect's pages, made from a browser, is reported where it is used.</w:t>
       </w:r>
     </w:p>
     <w:p>
@@ -337,7 +355,7 @@
         <w:t xml:space="preserve"> </w:t>
       </w:r>
       <w:r>
-        <w:t xml:space="preserve">resource’s EOSC Catalogue metadata, where v3.1 asked for either. The document</w:t>
+        <w:t xml:space="preserve">resource's EOSC Catalogue metadata, where v3.1 asked for either. The document</w:t>
       </w:r>
       <w:r>
         <w:t xml:space="preserve"> </w:t>
@@ -349,16 +367,7 @@
         <w:t xml:space="preserve"> </w:t>
       </w:r>
       <w:r>
-        <w:t xml:space="preserve">required them</w:t>
-      </w:r>
-      <w:r>
-        <w:t xml:space="preserve"> </w:t>
-      </w:r>
-      <w:r>
-        <w:t xml:space="preserve">“directly on the NLP”</w:t>
-      </w:r>
-      <w:r>
-        <w:t xml:space="preserve">, is discarded and its hash replaced. So a</w:t>
+        <w:t xml:space="preserve">required them "directly on the NLP", is discarded and its hash replaced. So a</w:t>
       </w:r>
       <w:r>
         <w:t xml:space="preserve"> </w:t>
@@ -526,7 +535,7 @@
           <w:b/>
           <w:bCs/>
         </w:rPr>
-        <w:t xml:space="preserve">The published run changed again on 9 October 2026.</w:t>
+        <w:t xml:space="preserve">The published run changed again on 19 October 2026.</w:t>
       </w:r>
       <w:r>
         <w:t xml:space="preserve"> </w:t>
@@ -550,25 +559,126 @@
         <w:rPr>
           <w:rStyle w:val="VerbatimChar"/>
         </w:rPr>
+        <w:t xml:space="preserve">web-31</w:t>
+      </w:r>
+      <w:r>
+        <w:t xml:space="preserve">, collected by the GitHub workflow at</w:t>
+      </w:r>
+      <w:r>
+        <w:t xml:space="preserve"> </w:t>
+      </w:r>
+      <w:r>
+        <w:rPr>
+          <w:rStyle w:val="VerbatimChar"/>
+        </w:rPr>
+        <w:t xml:space="preserve">--depth 2</w:t>
+      </w:r>
+      <w:r>
+        <w:t xml:space="preserve"> </w:t>
+      </w:r>
+      <w:r>
+        <w:t xml:space="preserve">on 19 October 2026 between 20:44 and 20:51 UTC from all fifteen</w:t>
+      </w:r>
+      <w:r>
+        <w:t xml:space="preserve"> </w:t>
+      </w:r>
+      <w:r>
+        <w:t xml:space="preserve">nodes (</w:t>
+      </w:r>
+      <w:hyperlink r:id="rId26">
+        <w:r>
+          <w:rPr>
+            <w:rStyle w:val="Hyperlink"/>
+          </w:rPr>
+          <w:t xml:space="preserve">run 39321743220</w:t>
+        </w:r>
+      </w:hyperlink>
+      <w:r>
+        <w:t xml:space="preserve">, commit</w:t>
+      </w:r>
+      <w:r>
+        <w:t xml:space="preserve"> </w:t>
+      </w:r>
+      <w:r>
+        <w:rPr>
+          <w:rStyle w:val="VerbatimChar"/>
+        </w:rPr>
+        <w:t xml:space="preserve">e9c5f9c</w:t>
+      </w:r>
+      <w:r>
+        <w:t xml:space="preserve">), under the re-issued v3.2: 78 PASS, 4 FAIL</w:t>
+      </w:r>
+      <w:r>
+        <w:t xml:space="preserve"> </w:t>
+      </w:r>
+      <w:r>
+        <w:t xml:space="preserve">and 68 MANUAL_REVIEW at depth 2 (76 / 4 / 70 at depth 1), in 129 page</w:t>
+      </w:r>
+      <w:r>
+        <w:t xml:space="preserve"> </w:t>
+      </w:r>
+      <w:r>
+        <w:t xml:space="preserve">requests. PaNOSC's landing page changed that day to</w:t>
+      </w:r>
+      <w:r>
+        <w:t xml:space="preserve"> </w:t>
+      </w:r>
+      <w:r>
+        <w:rPr>
+          <w:rStyle w:val="VerbatimChar"/>
+        </w:rPr>
+        <w:t xml:space="preserve">https://panosc.eu/panosc-eosc-node</w:t>
+      </w:r>
+      <w:r>
+        <w:t xml:space="preserve">; the old address redirected to the same</w:t>
+      </w:r>
+      <w:r>
+        <w:t xml:space="preserve"> </w:t>
+      </w:r>
+      <w:r>
+        <w:t xml:space="preserve">page, so its verdicts did not change. At depth 2 no cell changed against</w:t>
+      </w:r>
+      <w:r>
+        <w:t xml:space="preserve"> </w:t>
+      </w:r>
+      <w:r>
+        <w:rPr>
+          <w:rStyle w:val="VerbatimChar"/>
+        </w:rPr>
         <w:t xml:space="preserve">web-28</w:t>
       </w:r>
       <w:r>
-        <w:t xml:space="preserve">, collected by the GitHub workflow at</w:t>
-      </w:r>
-      <w:r>
-        <w:t xml:space="preserve"> </w:t>
-      </w:r>
-      <w:r>
-        <w:rPr>
-          <w:rStyle w:val="VerbatimChar"/>
-        </w:rPr>
-        <w:t xml:space="preserve">--depth 2</w:t>
-      </w:r>
-      <w:r>
-        <w:t xml:space="preserve"> </w:t>
-      </w:r>
-      <w:r>
-        <w:t xml:space="preserve">on 9 October 2026 between 14:24 and 14:32 UTC from all</w:t>
+        <w:t xml:space="preserve">; at depth 1 Poland point 6 moved from PASS to review (its landing page</w:t>
+      </w:r>
+      <w:r>
+        <w:t xml:space="preserve"> </w:t>
+      </w:r>
+      <w:r>
+        <w:t xml:space="preserve">now shows</w:t>
+      </w:r>
+      <w:r>
+        <w:t xml:space="preserve"> </w:t>
+      </w:r>
+      <w:r>
+        <w:rPr>
+          <w:rStyle w:val="VerbatimChar"/>
+        </w:rPr>
+        <w:t xml:space="preserve">contact@eosc.pl</w:t>
+      </w:r>
+      <w:r>
+        <w:t xml:space="preserve">, not</w:t>
+      </w:r>
+      <w:r>
+        <w:t xml:space="preserve"> </w:t>
+      </w:r>
+      <w:r>
+        <w:rPr>
+          <w:rStyle w:val="VerbatimChar"/>
+        </w:rPr>
+        <w:t xml:space="preserve">support@eosc.pl</w:t>
+      </w:r>
+      <w:r>
+        <w:t xml:space="preserve">). It has</w:t>
       </w:r>
       <w:r>
         <w:t xml:space="preserve"> </w:t>
@@ -578,6 +688,82 @@
           <w:b/>
           <w:bCs/>
         </w:rPr>
+        <w:t xml:space="preserve">not</w:t>
+      </w:r>
+      <w:r>
+        <w:t xml:space="preserve"> </w:t>
+      </w:r>
+      <w:r>
+        <w:t xml:space="preserve">been</w:t>
+      </w:r>
+      <w:r>
+        <w:t xml:space="preserve"> </w:t>
+      </w:r>
+      <w:r>
+        <w:t xml:space="preserve">reviewed by hand.</w:t>
+      </w:r>
+    </w:p>
+    <w:p>
+      <w:pPr>
+        <w:pStyle w:val="BlockText"/>
+      </w:pPr>
+      <w:r>
+        <w:rPr>
+          <w:b/>
+          <w:bCs/>
+        </w:rPr>
+        <w:t xml:space="preserve">Previously, on 9 October 2026,</w:t>
+      </w:r>
+      <w:r>
+        <w:t xml:space="preserve"> </w:t>
+      </w:r>
+      <w:r>
+        <w:rPr>
+          <w:rStyle w:val="VerbatimChar"/>
+        </w:rPr>
+        <w:t xml:space="preserve">results/</w:t>
+      </w:r>
+      <w:r>
+        <w:t xml:space="preserve"> </w:t>
+      </w:r>
+      <w:r>
+        <w:t xml:space="preserve">held run</w:t>
+      </w:r>
+      <w:r>
+        <w:t xml:space="preserve"> </w:t>
+      </w:r>
+      <w:r>
+        <w:rPr>
+          <w:rStyle w:val="VerbatimChar"/>
+        </w:rPr>
+        <w:t xml:space="preserve">web-28</w:t>
+      </w:r>
+      <w:r>
+        <w:t xml:space="preserve">, collected by the GitHub workflow at</w:t>
+      </w:r>
+      <w:r>
+        <w:t xml:space="preserve"> </w:t>
+      </w:r>
+      <w:r>
+        <w:rPr>
+          <w:rStyle w:val="VerbatimChar"/>
+        </w:rPr>
+        <w:t xml:space="preserve">--depth 2</w:t>
+      </w:r>
+      <w:r>
+        <w:t xml:space="preserve"> </w:t>
+      </w:r>
+      <w:r>
+        <w:t xml:space="preserve">on 9 October 2026 between 14:24 and 14:32 UTC from all</w:t>
+      </w:r>
+      <w:r>
+        <w:t xml:space="preserve"> </w:t>
+      </w:r>
+      <w:r>
+        <w:rPr>
+          <w:b/>
+          <w:bCs/>
+        </w:rPr>
         <w:t xml:space="preserve">fifteen</w:t>
       </w:r>
       <w:r>
@@ -586,7 +772,7 @@
       <w:r>
         <w:t xml:space="preserve">nodes (</w:t>
       </w:r>
-      <w:hyperlink r:id="rId26">
+      <w:hyperlink r:id="rId27">
         <w:r>
           <w:rPr>
             <w:rStyle w:val="Hyperlink"/>
@@ -673,7 +859,7 @@
         <w:t xml:space="preserve"> </w:t>
       </w:r>
       <w:r>
-        <w:t xml:space="preserve">Sciences Connect’s menu items are</w:t>
+        <w:t xml:space="preserve">Sciences Connect's menu items are</w:t>
       </w:r>
       <w:r>
         <w:t xml:space="preserve"> </w:t>
@@ -727,7 +913,7 @@
         <w:t xml:space="preserve"> </w:t>
       </w:r>
       <w:r>
-        <w:t xml:space="preserve">need a reviewer’s confirmation. On the other thirteen nodes, one cell changed:</w:t>
+        <w:t xml:space="preserve">need a reviewer's confirmation. On the other thirteen nodes, one cell changed:</w:t>
       </w:r>
       <w:r>
         <w:t xml:space="preserve"> </w:t>
@@ -817,7 +1003,7 @@
       <w:r>
         <w:t xml:space="preserve">nodes (</w:t>
       </w:r>
-      <w:hyperlink r:id="rId27">
+      <w:hyperlink r:id="rId28">
         <w:r>
           <w:rPr>
             <w:rStyle w:val="Hyperlink"/>
@@ -850,7 +1036,7 @@
         <w:t xml:space="preserve"> </w:t>
       </w:r>
       <w:r>
-        <w:t xml:space="preserve">both Poland’s: its page rendered in full again, so point 4 (its own</w:t>
+        <w:t xml:space="preserve">both Poland's: its page rendered in full again, so point 4 (its own</w:t>
       </w:r>
       <w:r>
         <w:t xml:space="preserve"> </w:t>
@@ -865,19 +1051,7 @@
         <w:t xml:space="preserve"> </w:t>
       </w:r>
       <w:r>
-        <w:t xml:space="preserve">entry) passes again, and 5c passes through a new</w:t>
-      </w:r>
-      <w:r>
-        <w:t xml:space="preserve"> </w:t>
-      </w:r>
-      <w:r>
-        <w:t xml:space="preserve">“User Access Policy”</w:t>
-      </w:r>
-      <w:r>
-        <w:t xml:space="preserve"> </w:t>
-      </w:r>
-      <w:r>
-        <w:t xml:space="preserve">link to</w:t>
+        <w:t xml:space="preserve">entry) passes again, and 5c passes through a new "User Access Policy" link to</w:t>
       </w:r>
       <w:r>
         <w:t xml:space="preserve"> </w:t>
@@ -906,7 +1080,7 @@
       <w:r>
         <w:t xml:space="preserve">(</w:t>
       </w:r>
-      <w:hyperlink r:id="rId28">
+      <w:hyperlink r:id="rId29">
         <w:r>
           <w:rPr>
             <w:rStyle w:val="Hyperlink"/>
@@ -921,7 +1095,7 @@
         <w:t xml:space="preserve"> </w:t>
       </w:r>
       <w:r>
-        <w:t xml:space="preserve">67 / 0 / 63), in which Poland’s page rendered only its header and footer, and</w:t>
+        <w:t xml:space="preserve">67 / 0 / 63), in which Poland's page rendered only its header and footer, and</w:t>
       </w:r>
       <w:r>
         <w:t xml:space="preserve"> </w:t>
@@ -957,19 +1131,19 @@
         <w:t xml:space="preserve"> </w:t>
       </w:r>
       <w:r>
-        <w:t xml:space="preserve">services pages linked from the landing pages. CERN’s 5b and 5c pass through</w:t>
-      </w:r>
-      <w:r>
-        <w:t xml:space="preserve"> </w:t>
-      </w:r>
-      <w:r>
-        <w:t xml:space="preserve">its Policies page; Data Terra’s fail after its services pages were read (a</w:t>
-      </w:r>
-      <w:r>
-        <w:t xml:space="preserve"> </w:t>
-      </w:r>
-      <w:r>
-        <w:t xml:space="preserve">French-named policy would be missed, so check it by hand); PaNOSC’s are review.</w:t>
+        <w:t xml:space="preserve">services pages linked from the landing pages. CERN's 5b and 5c pass through</w:t>
+      </w:r>
+      <w:r>
+        <w:t xml:space="preserve"> </w:t>
+      </w:r>
+      <w:r>
+        <w:t xml:space="preserve">its Policies page; Data Terra's fail after its services pages were read (a</w:t>
+      </w:r>
+      <w:r>
+        <w:t xml:space="preserve"> </w:t>
+      </w:r>
+      <w:r>
+        <w:t xml:space="preserve">French-named policy would be missed, so check it by hand); PaNOSC's are review.</w:t>
       </w:r>
       <w:r>
         <w:t xml:space="preserve"> </w:t>
@@ -1107,7 +1281,7 @@
       <w:r>
         <w:t xml:space="preserve">(</w:t>
       </w:r>
-      <w:hyperlink r:id="rId29">
+      <w:hyperlink r:id="rId30">
         <w:r>
           <w:rPr>
             <w:rStyle w:val="Hyperlink"/>
@@ -1145,7 +1319,7 @@
       <w:r>
         <w:t xml:space="preserve">(</w:t>
       </w:r>
-      <w:hyperlink r:id="rId30">
+      <w:hyperlink r:id="rId31">
         <w:r>
           <w:rPr>
             <w:rStyle w:val="Hyperlink"/>
@@ -1189,7 +1363,7 @@
       <w:r>
         <w:t xml:space="preserve">(</w:t>
       </w:r>
-      <w:hyperlink r:id="rId31">
+      <w:hyperlink r:id="rId32">
         <w:r>
           <w:rPr>
             <w:rStyle w:val="Hyperlink"/>
@@ -1225,7 +1399,7 @@
         <w:t xml:space="preserve"> </w:t>
       </w:r>
       <w:r>
-        <w:t xml:space="preserve">was the first run with CERN’s new landing page,</w:t>
+        <w:t xml:space="preserve">was the first run with CERN's new landing page,</w:t>
       </w:r>
       <w:r>
         <w:t xml:space="preserve"> </w:t>
@@ -1307,19 +1481,7 @@
         <w:t xml:space="preserve"> </w:t>
       </w:r>
       <w:r>
-        <w:t xml:space="preserve">history. Passages below that describe</w:t>
-      </w:r>
-      <w:r>
-        <w:t xml:space="preserve"> </w:t>
-      </w:r>
-      <w:r>
-        <w:t xml:space="preserve">“the published run of 24 September”</w:t>
-      </w:r>
-      <w:r>
-        <w:t xml:space="preserve"> </w:t>
-      </w:r>
-      <w:r>
-        <w:t xml:space="preserve">are</w:t>
+        <w:t xml:space="preserve">history. Passages below that describe "the published run of 24 September" are</w:t>
       </w:r>
       <w:r>
         <w:t xml:space="preserve"> </w:t>
@@ -1449,7 +1611,7 @@
         </w:pict>
       </w:r>
     </w:p>
-    <w:bookmarkStart w:id="33" w:name="requirements"/>
+    <w:bookmarkStart w:id="34" w:name="Xa849b483e716a0fdd106fab4604fc7be81f0402"/>
     <w:p>
       <w:pPr>
         <w:pStyle w:val="Heading2"/>
@@ -1463,33 +1625,30 @@
         <w:tblStyle w:val="Table"/>
         <w:tblW w:type="pct" w:w="5000"/>
         <w:tblLayout w:type="fixed"/>
-        <w:tblLook w:firstRow="0" w:lastRow="0" w:firstColumn="0" w:lastColumn="0" w:noHBand="0" w:noVBand="0" w:val="0000"/>
+        <w:tblLook w:firstRow="1" w:lastRow="0" w:firstColumn="0" w:lastColumn="0" w:noHBand="0" w:noVBand="0" w:val="0020"/>
       </w:tblPr>
       <w:tblGrid>
         <w:gridCol w:w="3960"/>
         <w:gridCol w:w="3960"/>
       </w:tblGrid>
       <w:tr>
-        <w:tc>
-          <w:tcPr/>
-          <w:p>
-            <w:pPr>
-              <w:pStyle w:val="Compact"/>
-            </w:pPr>
-            <w:r>
-              <w:t xml:space="preserve">Python</w:t>
-            </w:r>
-          </w:p>
-        </w:tc>
-        <w:tc>
-          <w:tcPr/>
-          <w:p>
-            <w:pPr>
-              <w:pStyle w:val="Compact"/>
-            </w:pPr>
-            <w:r>
-              <w:t xml:space="preserve">3.12 or newer (the project is developed on 3.14)</w:t>
-            </w:r>
+        <w:trPr>
+          <w:tblHeader w:val="on"/>
+        </w:trPr>
+        <w:tc>
+          <w:tcPr/>
+          <w:p>
+            <w:pPr>
+              <w:pStyle w:val="Compact"/>
+            </w:pPr>
+          </w:p>
+        </w:tc>
+        <w:tc>
+          <w:tcPr/>
+          <w:p>
+            <w:pPr>
+              <w:pStyle w:val="Compact"/>
+            </w:pPr>
           </w:p>
         </w:tc>
       </w:tr>
@@ -1501,6 +1660,30 @@
               <w:pStyle w:val="Compact"/>
             </w:pPr>
             <w:r>
+              <w:t xml:space="preserve">Python</w:t>
+            </w:r>
+          </w:p>
+        </w:tc>
+        <w:tc>
+          <w:tcPr/>
+          <w:p>
+            <w:pPr>
+              <w:pStyle w:val="Compact"/>
+            </w:pPr>
+            <w:r>
+              <w:t xml:space="preserve">3.12 or newer (the project is developed on 3.14)</w:t>
+            </w:r>
+          </w:p>
+        </w:tc>
+      </w:tr>
+      <w:tr>
+        <w:tc>
+          <w:tcPr/>
+          <w:p>
+            <w:pPr>
+              <w:pStyle w:val="Compact"/>
+            </w:pPr>
+            <w:r>
               <w:t xml:space="preserve">Package manager</w:t>
             </w:r>
           </w:p>
@@ -1511,7 +1694,7 @@
             <w:pPr>
               <w:pStyle w:val="Compact"/>
             </w:pPr>
-            <w:hyperlink r:id="rId32">
+            <w:hyperlink r:id="rId33">
               <w:r>
                 <w:rPr>
                   <w:rStyle w:val="VerbatimChar"/>
@@ -1868,8 +2051,8 @@
         </w:pict>
       </w:r>
     </w:p>
-    <w:bookmarkEnd w:id="33"/>
-    <w:bookmarkStart w:id="36" w:name="installation"/>
+    <w:bookmarkEnd w:id="34"/>
+    <w:bookmarkStart w:id="37" w:name="X6078cdea213b88e89d26f75066193281dac3f5a"/>
     <w:p>
       <w:pPr>
         <w:pStyle w:val="Heading2"/>
@@ -2041,7 +2224,7 @@
         <w:t xml:space="preserve"> </w:t>
       </w:r>
       <w:r>
-        <w:t xml:space="preserve">when the point is to reproduce someone else’s result. CI uses</w:t>
+        <w:t xml:space="preserve">when the point is to reproduce someone else's result. CI uses</w:t>
       </w:r>
       <w:r>
         <w:t xml:space="preserve"> </w:t>
@@ -2168,7 +2351,7 @@
         <w:t xml:space="preserve">this step.</w:t>
       </w:r>
     </w:p>
-    <w:bookmarkStart w:id="34" w:name="what-needs-a-browser-and-what-does-not"/>
+    <w:bookmarkStart w:id="35" w:name="what-needs-a-browser-and-what-does-not"/>
     <w:p>
       <w:pPr>
         <w:pStyle w:val="Heading3"/>
@@ -2389,7 +2572,7 @@
               <w:pStyle w:val="Compact"/>
             </w:pPr>
             <w:r>
-              <w:t xml:space="preserve">Prints one node’s results in the terminal</w:t>
+              <w:t xml:space="preserve">Prints one node's results in the terminal</w:t>
             </w:r>
           </w:p>
         </w:tc>
@@ -2614,7 +2797,7 @@
         <w:t xml:space="preserve"> </w:t>
       </w:r>
       <w:r>
-        <w:t xml:space="preserve">fails with Playwright’s</w:t>
+        <w:t xml:space="preserve">fails with Playwright's</w:t>
       </w:r>
       <w:r>
         <w:t xml:space="preserve"> </w:t>
@@ -2629,8 +2812,8 @@
         <w:t xml:space="preserve">.</w:t>
       </w:r>
     </w:p>
-    <w:bookmarkEnd w:id="34"/>
-    <w:bookmarkStart w:id="35" w:name="verifying-the-installation"/>
+    <w:bookmarkEnd w:id="35"/>
+    <w:bookmarkStart w:id="36" w:name="verifying-the-installation"/>
     <w:p>
       <w:pPr>
         <w:pStyle w:val="Heading3"/>
@@ -2752,9 +2935,9 @@
         </w:pict>
       </w:r>
     </w:p>
-    <w:bookmarkEnd w:id="35"/>
     <w:bookmarkEnd w:id="36"/>
-    <w:bookmarkStart w:id="50" w:name="configuration"/>
+    <w:bookmarkEnd w:id="37"/>
+    <w:bookmarkStart w:id="51" w:name="X36a2f22c204b35ab145e33f27bc3a3711e9d130"/>
     <w:p>
       <w:pPr>
         <w:pStyle w:val="Heading2"/>
@@ -2783,7 +2966,7 @@
         <w:t xml:space="preserve">edited; the third is a plain text list you write yourself.</w:t>
       </w:r>
     </w:p>
-    <w:bookmarkStart w:id="38" w:name="nodes.yaml-which-pages-to-check"/>
+    <w:bookmarkStart w:id="39" w:name="nodesyaml--which-pages-to-check"/>
     <w:p>
       <w:pPr>
         <w:pStyle w:val="Heading3"/>
@@ -3089,13 +3272,7 @@
               <w:t xml:space="preserve"> </w:t>
             </w:r>
             <w:r>
-              <w:t xml:space="preserve">(</w:t>
-            </w:r>
-            <w:r>
-              <w:t xml:space="preserve">“Website address”</w:t>
-            </w:r>
-            <w:r>
-              <w:t xml:space="preserve">, section 1.2 field 6). That registered URL is what the checklist defines as the Node Landing Page. If the URL here differs from the registered value, the registered value wins — correct this file.</w:t>
+              <w:t xml:space="preserve">("Website address", section 1.2 field 6). That registered URL is what the checklist defines as the Node Landing Page. If the URL here differs from the registered value, the registered value wins — correct this file.</w:t>
             </w:r>
           </w:p>
         </w:tc>
@@ -3122,7 +3299,7 @@
               <w:pStyle w:val="Compact"/>
             </w:pPr>
             <w:r>
-              <w:t xml:space="preserve">The node’s dedicated entry on</w:t>
+              <w:t xml:space="preserve">The node's dedicated entry on</w:t>
             </w:r>
             <w:r>
               <w:t xml:space="preserve"> </w:t>
@@ -3171,7 +3348,7 @@
       <w:r>
         <w:t xml:space="preserve"> </w:t>
       </w:r>
-      <w:hyperlink r:id="rId37">
+      <w:hyperlink r:id="rId38">
         <w:r>
           <w:rPr>
             <w:rStyle w:val="Hyperlink"/>
@@ -3198,7 +3375,7 @@
           <w:b/>
           <w:bCs/>
         </w:rPr>
-        <w:t xml:space="preserve">BBMRI-ERIC’s URL has changed several times.</w:t>
+        <w:t xml:space="preserve">BBMRI-ERIC's URL has changed several times.</w:t>
       </w:r>
       <w:r>
         <w:t xml:space="preserve"> </w:t>
@@ -3258,7 +3435,7 @@
         <w:t xml:space="preserve"> </w:t>
       </w:r>
       <w:r>
-        <w:t xml:space="preserve">host’s</w:t>
+        <w:t xml:space="preserve">host's</w:t>
       </w:r>
       <w:r>
         <w:t xml:space="preserve"> </w:t>
@@ -3420,7 +3597,7 @@
         <w:t xml:space="preserve"> </w:t>
       </w:r>
       <w:r>
-        <w:t xml:space="preserve">published run, the host’s</w:t>
+        <w:t xml:space="preserve">published run, the host's</w:t>
       </w:r>
       <w:r>
         <w:t xml:space="preserve"> </w:t>
@@ -3498,7 +3675,7 @@
           <w:b/>
           <w:bCs/>
         </w:rPr>
-        <w:t xml:space="preserve">EOSC Node Italy’s URL changed twice.</w:t>
+        <w:t xml:space="preserve">EOSC Node Italy's URL changed twice.</w:t>
       </w:r>
       <w:r>
         <w:t xml:space="preserve"> </w:t>
@@ -3648,7 +3825,7 @@
         <w:rPr>
           <w:rStyle w:val="VerbatimChar"/>
         </w:rPr>
-        <w:t xml:space="preserve">web-28</w:t>
+        <w:t xml:space="preserve">web-31</w:t>
       </w:r>
       <w:r>
         <w:t xml:space="preserve"> </w:t>
@@ -3678,7 +3855,7 @@
           <w:b/>
           <w:bCs/>
         </w:rPr>
-        <w:t xml:space="preserve">Data Terra’s URL changed on 1 October 2026</w:t>
+        <w:t xml:space="preserve">Data Terra's URL changed on 1 October 2026</w:t>
       </w:r>
       <w:r>
         <w:t xml:space="preserve">, from</w:t>
@@ -3768,7 +3945,7 @@
         <w:rPr>
           <w:rStyle w:val="VerbatimChar"/>
         </w:rPr>
-        <w:t xml:space="preserve">web-28</w:t>
+        <w:t xml:space="preserve">web-31</w:t>
       </w:r>
       <w:r>
         <w:t xml:space="preserve"> </w:t>
@@ -3777,644 +3954,809 @@
         <w:t xml:space="preserve">(the published run) read the new one.</w:t>
       </w:r>
     </w:p>
-    <w:bookmarkEnd w:id="38"/>
-    <w:bookmarkStart w:id="39" w:name="changing-a-nodes-url"/>
-    <w:p>
-      <w:pPr>
-        <w:pStyle w:val="Heading3"/>
-      </w:pPr>
-      <w:r>
-        <w:t xml:space="preserve">Changing a node’s URL</w:t>
-      </w:r>
-    </w:p>
-    <w:p>
-      <w:pPr>
-        <w:pStyle w:val="FirstParagraph"/>
-      </w:pPr>
-      <w:r>
-        <w:t xml:space="preserve">Change</w:t>
-      </w:r>
-      <w:r>
-        <w:t xml:space="preserve"> </w:t>
-      </w:r>
-      <w:r>
-        <w:rPr>
-          <w:rStyle w:val="VerbatimChar"/>
-        </w:rPr>
-        <w:t xml:space="preserve">url</w:t>
-      </w:r>
-      <w:r>
-        <w:t xml:space="preserve"> </w:t>
-      </w:r>
-      <w:r>
-        <w:t xml:space="preserve">in</w:t>
-      </w:r>
-      <w:r>
-        <w:t xml:space="preserve"> </w:t>
-      </w:r>
-      <w:r>
-        <w:rPr>
-          <w:rStyle w:val="VerbatimChar"/>
-        </w:rPr>
-        <w:t xml:space="preserve">nodes.yaml</w:t>
-      </w:r>
-      <w:r>
-        <w:t xml:space="preserve"> </w:t>
-      </w:r>
-      <w:r>
-        <w:t xml:space="preserve">and run</w:t>
-      </w:r>
-      <w:r>
-        <w:t xml:space="preserve"> </w:t>
-      </w:r>
-      <w:r>
-        <w:rPr>
-          <w:rStyle w:val="VerbatimChar"/>
-        </w:rPr>
-        <w:t xml:space="preserve">uv run pytest -q</w:t>
-      </w:r>
-      <w:r>
-        <w:t xml:space="preserve">. Nothing else in the</w:t>
-      </w:r>
-      <w:r>
-        <w:t xml:space="preserve"> </w:t>
-      </w:r>
-      <w:r>
-        <w:t xml:space="preserve">repository stores the URL. You can edit the file by hand, or let the tool do it:</w:t>
-      </w:r>
-    </w:p>
-    <w:p>
-      <w:pPr>
-        <w:pStyle w:val="SourceCode"/>
-      </w:pPr>
-      <w:r>
-        <w:rPr>
-          <w:rStyle w:val="ExtensionTok"/>
-        </w:rPr>
-        <w:t xml:space="preserve">uv</w:t>
-      </w:r>
-      <w:r>
-        <w:rPr>
-          <w:rStyle w:val="NormalTok"/>
-        </w:rPr>
-        <w:t xml:space="preserve"> run basic-check </w:t>
-      </w:r>
-      <w:r>
-        <w:rPr>
-          <w:rStyle w:val="AttributeTok"/>
-        </w:rPr>
-        <w:t xml:space="preserve">--update-nlp</w:t>
-      </w:r>
-      <w:r>
-        <w:rPr>
-          <w:rStyle w:val="NormalTok"/>
-        </w:rPr>
-        <w:t xml:space="preserve"> bbmri-eric https://new.example.org/eosc-node/</w:t>
-      </w:r>
-    </w:p>
-    <w:p>
-      <w:pPr>
-        <w:pStyle w:val="FirstParagraph"/>
-      </w:pPr>
-      <w:r>
-        <w:rPr>
-          <w:rStyle w:val="VerbatimChar"/>
-        </w:rPr>
-        <w:t xml:space="preserve">--update-nlp</w:t>
-      </w:r>
-      <w:r>
-        <w:t xml:space="preserve"> </w:t>
-      </w:r>
-      <w:r>
-        <w:t xml:space="preserve">takes the node id (the id exactly, not the name) and the new URL.</w:t>
-      </w:r>
-      <w:r>
-        <w:t xml:space="preserve"> </w:t>
-      </w:r>
-      <w:r>
-        <w:t xml:space="preserve">It changes only that node’s</w:t>
-      </w:r>
-      <w:r>
-        <w:t xml:space="preserve"> </w:t>
-      </w:r>
-      <w:r>
-        <w:rPr>
-          <w:rStyle w:val="VerbatimChar"/>
-        </w:rPr>
-        <w:t xml:space="preserve">url:</w:t>
-      </w:r>
-      <w:r>
-        <w:t xml:space="preserve"> </w:t>
-      </w:r>
-      <w:r>
-        <w:t xml:space="preserve">line, adds a comment above it with the date</w:t>
-      </w:r>
-      <w:r>
-        <w:t xml:space="preserve"> </w:t>
-      </w:r>
-      <w:r>
-        <w:t xml:space="preserve">and the old URL, and keeps every other line and comment as it was. It refuses a</w:t>
-      </w:r>
-      <w:r>
-        <w:t xml:space="preserve"> </w:t>
-      </w:r>
-      <w:r>
-        <w:t xml:space="preserve">URL that is not absolute https, one that is already another node’s landing</w:t>
-      </w:r>
-      <w:r>
-        <w:t xml:space="preserve"> </w:t>
-      </w:r>
-      <w:r>
-        <w:t xml:space="preserve">page, and an unknown id, and it prints the old and new URL. It contacts no site,</w:t>
-      </w:r>
-      <w:r>
-        <w:t xml:space="preserve"> </w:t>
-      </w:r>
-      <w:r>
-        <w:t xml:space="preserve">commits nothing and leaves</w:t>
-      </w:r>
-      <w:r>
-        <w:t xml:space="preserve"> </w:t>
-      </w:r>
-      <w:r>
-        <w:rPr>
-          <w:rStyle w:val="VerbatimChar"/>
-        </w:rPr>
-        <w:t xml:space="preserve">results/</w:t>
-      </w:r>
-      <w:r>
-        <w:t xml:space="preserve"> </w:t>
-      </w:r>
-      <w:r>
-        <w:t xml:space="preserve">alone; check the change with</w:t>
-      </w:r>
-      <w:r>
-        <w:t xml:space="preserve"> </w:t>
-      </w:r>
-      <w:r>
-        <w:rPr>
-          <w:rStyle w:val="VerbatimChar"/>
-        </w:rPr>
-        <w:t xml:space="preserve">git diff nodes.yaml</w:t>
-      </w:r>
-      <w:r>
-        <w:t xml:space="preserve"> </w:t>
-      </w:r>
-      <w:r>
-        <w:t xml:space="preserve">and commit it yourself.</w:t>
-      </w:r>
-    </w:p>
     <w:p>
       <w:pPr>
         <w:pStyle w:val="BodyText"/>
       </w:pPr>
       <w:r>
-        <w:t xml:space="preserve">To undo it, and any other edit to</w:t>
-      </w:r>
-      <w:r>
-        <w:t xml:space="preserve"> </w:t>
-      </w:r>
-      <w:r>
-        <w:rPr>
-          <w:rStyle w:val="VerbatimChar"/>
-        </w:rPr>
-        <w:t xml:space="preserve">nodes.yaml</w:t>
-      </w:r>
-      <w:r>
-        <w:t xml:space="preserve">, put the file back as it was</w:t>
-      </w:r>
-      <w:r>
-        <w:t xml:space="preserve"> </w:t>
-      </w:r>
-      <w:r>
-        <w:t xml:space="preserve">downloaded from GitHub:</w:t>
-      </w:r>
-    </w:p>
-    <w:p>
-      <w:pPr>
-        <w:pStyle w:val="SourceCode"/>
-      </w:pPr>
-      <w:r>
-        <w:rPr>
-          <w:rStyle w:val="ExtensionTok"/>
-        </w:rPr>
-        <w:t xml:space="preserve">uv</w:t>
-      </w:r>
-      <w:r>
-        <w:rPr>
-          <w:rStyle w:val="NormalTok"/>
-        </w:rPr>
-        <w:t xml:space="preserve"> run basic-check </w:t>
-      </w:r>
-      <w:r>
-        <w:rPr>
-          <w:rStyle w:val="AttributeTok"/>
-        </w:rPr>
-        <w:t xml:space="preserve">--restore-default-config</w:t>
-      </w:r>
-    </w:p>
-    <w:p>
-      <w:pPr>
-        <w:pStyle w:val="FirstParagraph"/>
-      </w:pPr>
-      <w:r>
-        <w:t xml:space="preserve">The replaced file is kept beside it as</w:t>
-      </w:r>
-      <w:r>
-        <w:t xml:space="preserve"> </w:t>
-      </w:r>
-      <w:r>
-        <w:rPr>
-          <w:rStyle w:val="VerbatimChar"/>
-        </w:rPr>
-        <w:t xml:space="preserve">nodes.yaml.&lt;date-time&gt;.bak</w:t>
-      </w:r>
-      <w:r>
-        <w:t xml:space="preserve"> </w:t>
-      </w:r>
-      <w:r>
-        <w:t xml:space="preserve">(ignored by</w:t>
-      </w:r>
-      <w:r>
-        <w:t xml:space="preserve"> </w:t>
-      </w:r>
-      <w:r>
-        <w:t xml:space="preserve">git), and the output lists every node whose URL was restored, added back or</w:t>
-      </w:r>
-      <w:r>
-        <w:t xml:space="preserve"> </w:t>
-      </w:r>
-      <w:r>
-        <w:t xml:space="preserve">removed. If the file is already the default, nothing changes. The default is a</w:t>
-      </w:r>
-      <w:r>
-        <w:t xml:space="preserve"> </w:t>
-      </w:r>
-      <w:r>
-        <w:t xml:space="preserve">copy shipped inside the package (</w:t>
-      </w:r>
-      <w:r>
-        <w:rPr>
-          <w:rStyle w:val="VerbatimChar"/>
-        </w:rPr>
-        <w:t xml:space="preserve">src/basic_check/defaults/nodes.yaml</w:t>
-      </w:r>
-      <w:r>
-        <w:t xml:space="preserve">), so this</w:t>
-      </w:r>
-      <w:r>
-        <w:t xml:space="preserve"> </w:t>
-      </w:r>
-      <w:r>
-        <w:t xml:space="preserve">works without git, from a zip download too. Only</w:t>
-      </w:r>
-      <w:r>
-        <w:t xml:space="preserve"> </w:t>
-      </w:r>
-      <w:r>
-        <w:rPr>
-          <w:rStyle w:val="VerbatimChar"/>
-        </w:rPr>
-        <w:t xml:space="preserve">nodes.yaml</w:t>
-      </w:r>
-      <w:r>
-        <w:t xml:space="preserve"> </w:t>
-      </w:r>
-      <w:r>
-        <w:t xml:space="preserve">is restored: the</w:t>
-      </w:r>
-      <w:r>
-        <w:t xml:space="preserve"> </w:t>
-      </w:r>
-      <w:r>
-        <w:t xml:space="preserve">approved-name lists in</w:t>
-      </w:r>
-      <w:r>
-        <w:t xml:space="preserve"> </w:t>
-      </w:r>
-      <w:r>
-        <w:rPr>
-          <w:rStyle w:val="VerbatimChar"/>
-        </w:rPr>
-        <w:t xml:space="preserve">checklist/</w:t>
-      </w:r>
-      <w:r>
-        <w:t xml:space="preserve"> </w:t>
-      </w:r>
-      <w:r>
-        <w:t xml:space="preserve">are not touched. Like</w:t>
-      </w:r>
-      <w:r>
-        <w:t xml:space="preserve"> </w:t>
-      </w:r>
-      <w:r>
-        <w:rPr>
-          <w:rStyle w:val="VerbatimChar"/>
-        </w:rPr>
-        <w:t xml:space="preserve">--update-nlp</w:t>
-      </w:r>
-      <w:r>
-        <w:t xml:space="preserve">, it</w:t>
-      </w:r>
-      <w:r>
-        <w:t xml:space="preserve"> </w:t>
-      </w:r>
-      <w:r>
-        <w:t xml:space="preserve">contacts no site, commits nothing and leaves</w:t>
-      </w:r>
-      <w:r>
-        <w:t xml:space="preserve"> </w:t>
-      </w:r>
-      <w:r>
-        <w:rPr>
-          <w:rStyle w:val="VerbatimChar"/>
-        </w:rPr>
-        <w:t xml:space="preserve">results/</w:t>
-      </w:r>
-      <w:r>
-        <w:t xml:space="preserve"> </w:t>
-      </w:r>
-      <w:r>
-        <w:t xml:space="preserve">alone; for a node whose</w:t>
-      </w:r>
-      <w:r>
-        <w:t xml:space="preserve"> </w:t>
-      </w:r>
-      <w:r>
-        <w:t xml:space="preserve">URL it restored,</w:t>
-      </w:r>
-      <w:r>
-        <w:t xml:space="preserve"> </w:t>
-      </w:r>
-      <w:r>
-        <w:rPr>
-          <w:rStyle w:val="VerbatimChar"/>
-        </w:rPr>
-        <w:t xml:space="preserve">run --update-results-for-node &lt;id&gt;</w:t>
-      </w:r>
-      <w:r>
-        <w:t xml:space="preserve"> </w:t>
-      </w:r>
-      <w:r>
-        <w:t xml:space="preserve">re-checks that node.</w:t>
-      </w:r>
-      <w:r>
-        <w:t xml:space="preserve"> </w:t>
-      </w:r>
-      <w:r>
-        <w:t xml:space="preserve">To re-check only that node and update only its row in the results, keeping the</w:t>
-      </w:r>
-      <w:r>
-        <w:t xml:space="preserve"> </w:t>
-      </w:r>
-      <w:r>
-        <w:t xml:space="preserve">others, use</w:t>
-      </w:r>
-      <w:r>
-        <w:t xml:space="preserve"> </w:t>
-      </w:r>
-      <w:r>
-        <w:rPr>
-          <w:rStyle w:val="VerbatimChar"/>
-        </w:rPr>
-        <w:t xml:space="preserve">run --update-results-for-node</w:t>
-      </w:r>
-      <w:r>
-        <w:t xml:space="preserve"> </w:t>
-      </w:r>
-      <w:r>
-        <w:t xml:space="preserve">(section 4). To look first without</w:t>
-      </w:r>
-      <w:r>
-        <w:t xml:space="preserve"> </w:t>
-      </w:r>
-      <w:r>
-        <w:t xml:space="preserve">changing anything published, collect it into a scratch</w:t>
-      </w:r>
-      <w:r>
-        <w:t xml:space="preserve"> </w:t>
-      </w:r>
-      <w:r>
-        <w:t xml:space="preserve">directory first, so you can see what the new page gives before anything</w:t>
-      </w:r>
-      <w:r>
-        <w:t xml:space="preserve"> </w:t>
-      </w:r>
-      <w:r>
-        <w:t xml:space="preserve">published changes:</w:t>
-      </w:r>
-    </w:p>
-    <w:p>
-      <w:pPr>
-        <w:pStyle w:val="SourceCode"/>
-      </w:pPr>
-      <w:r>
-        <w:rPr>
-          <w:rStyle w:val="ExtensionTok"/>
-        </w:rPr>
-        <w:t xml:space="preserve">uv</w:t>
-      </w:r>
-      <w:r>
-        <w:rPr>
-          <w:rStyle w:val="NormalTok"/>
-        </w:rPr>
-        <w:t xml:space="preserve"> run basic-check collect </w:t>
-      </w:r>
-      <w:r>
-        <w:rPr>
-          <w:rStyle w:val="AttributeTok"/>
-        </w:rPr>
-        <w:t xml:space="preserve">--only</w:t>
-      </w:r>
-      <w:r>
-        <w:rPr>
-          <w:rStyle w:val="NormalTok"/>
-        </w:rPr>
-        <w:t xml:space="preserve"> bbmri-eric </w:t>
-      </w:r>
-      <w:r>
-        <w:rPr>
-          <w:rStyle w:val="AttributeTok"/>
-        </w:rPr>
-        <w:t xml:space="preserve">--results</w:t>
-      </w:r>
-      <w:r>
-        <w:rPr>
-          <w:rStyle w:val="NormalTok"/>
-        </w:rPr>
-        <w:t xml:space="preserve"> /tmp/trial</w:t>
-      </w:r>
-      <w:r>
-        <w:br/>
-      </w:r>
-      <w:r>
-        <w:rPr>
-          <w:rStyle w:val="ExtensionTok"/>
-        </w:rPr>
-        <w:t xml:space="preserve">uv</w:t>
-      </w:r>
-      <w:r>
-        <w:rPr>
-          <w:rStyle w:val="NormalTok"/>
-        </w:rPr>
-        <w:t xml:space="preserve"> run basic-check assess  </w:t>
-      </w:r>
-      <w:r>
-        <w:rPr>
-          <w:rStyle w:val="AttributeTok"/>
-        </w:rPr>
-        <w:t xml:space="preserve">--only</w:t>
-      </w:r>
-      <w:r>
-        <w:rPr>
-          <w:rStyle w:val="NormalTok"/>
-        </w:rPr>
-        <w:t xml:space="preserve"> bbmri-eric </w:t>
-      </w:r>
-      <w:r>
-        <w:rPr>
-          <w:rStyle w:val="AttributeTok"/>
-        </w:rPr>
-        <w:t xml:space="preserve">--results</w:t>
-      </w:r>
-      <w:r>
-        <w:rPr>
-          <w:rStyle w:val="NormalTok"/>
-        </w:rPr>
-        <w:t xml:space="preserve"> /tmp/trial</w:t>
-      </w:r>
-    </w:p>
-    <w:p>
-      <w:pPr>
-        <w:pStyle w:val="FirstParagraph"/>
-      </w:pPr>
-      <w:r>
-        <w:rPr>
-          <w:rStyle w:val="VerbatimChar"/>
+        <w:rPr>
           <w:b/>
           <w:bCs/>
         </w:rPr>
-        <w:t xml:space="preserve">assess</w:t>
-      </w:r>
-      <w:r>
-        <w:rPr>
+        <w:t xml:space="preserve">PaNOSC's URL changed on 19 October 2026</w:t>
+      </w:r>
+      <w:r>
+        <w:t xml:space="preserve">, from</w:t>
+      </w:r>
+      <w:r>
+        <w:t xml:space="preserve"> </w:t>
+      </w:r>
+      <w:r>
+        <w:rPr>
+          <w:rStyle w:val="VerbatimChar"/>
+        </w:rPr>
+        <w:t xml:space="preserve">https://eosc.panosc.eu/</w:t>
+      </w:r>
+      <w:r>
+        <w:t xml:space="preserve"> </w:t>
+      </w:r>
+      <w:r>
+        <w:t xml:space="preserve">to</w:t>
+      </w:r>
+      <w:r>
+        <w:t xml:space="preserve"> </w:t>
+      </w:r>
+      <w:r>
+        <w:rPr>
+          <w:rStyle w:val="VerbatimChar"/>
+        </w:rPr>
+        <w:t xml:space="preserve">https://panosc.eu/panosc-eosc-node</w:t>
+      </w:r>
+      <w:r>
+        <w:t xml:space="preserve">, with</w:t>
+      </w:r>
+      <w:r>
+        <w:t xml:space="preserve"> </w:t>
+      </w:r>
+      <w:r>
+        <w:rPr>
+          <w:rStyle w:val="VerbatimChar"/>
+        </w:rPr>
+        <w:t xml:space="preserve">basic-check --update-nlp</w:t>
+      </w:r>
+      <w:r>
+        <w:t xml:space="preserve"> </w:t>
+      </w:r>
+      <w:r>
+        <w:t xml:space="preserve">(commit</w:t>
+      </w:r>
+      <w:r>
+        <w:t xml:space="preserve"> </w:t>
+      </w:r>
+      <w:r>
+        <w:rPr>
+          <w:rStyle w:val="VerbatimChar"/>
+        </w:rPr>
+        <w:t xml:space="preserve">e9c5f9c</w:t>
+      </w:r>
+      <w:r>
+        <w:t xml:space="preserve">);</w:t>
+      </w:r>
+      <w:r>
+        <w:t xml:space="preserve"> </w:t>
+      </w:r>
+      <w:r>
+        <w:rPr>
+          <w:rStyle w:val="VerbatimChar"/>
+        </w:rPr>
+        <w:t xml:space="preserve">nodes.yaml</w:t>
+      </w:r>
+      <w:r>
+        <w:t xml:space="preserve"> </w:t>
+      </w:r>
+      <w:r>
+        <w:t xml:space="preserve">and the shipped default copy carry the same comment.</w:t>
+      </w:r>
+      <w:r>
+        <w:t xml:space="preserve"> </w:t>
+      </w:r>
+      <w:r>
+        <w:t xml:space="preserve">Both addresses redirect to</w:t>
+      </w:r>
+      <w:r>
+        <w:t xml:space="preserve"> </w:t>
+      </w:r>
+      <w:r>
+        <w:rPr>
+          <w:rStyle w:val="VerbatimChar"/>
+        </w:rPr>
+        <w:t xml:space="preserve">https://www.panosc.eu/panosc-eosc-node/</w:t>
+      </w:r>
+      <w:r>
+        <w:t xml:space="preserve">, which is</w:t>
+      </w:r>
+      <w:r>
+        <w:t xml:space="preserve"> </w:t>
+      </w:r>
+      <w:r>
+        <w:t xml:space="preserve">the</w:t>
+      </w:r>
+      <w:r>
+        <w:t xml:space="preserve"> </w:t>
+      </w:r>
+      <w:r>
+        <w:rPr>
+          <w:rStyle w:val="VerbatimChar"/>
+        </w:rPr>
+        <w:t xml:space="preserve">final_url</w:t>
+      </w:r>
+      <w:r>
+        <w:t xml:space="preserve"> </w:t>
+      </w:r>
+      <w:r>
+        <w:t xml:space="preserve">of every run since the redirect appeared, so the change records</w:t>
+      </w:r>
+      <w:r>
+        <w:t xml:space="preserve"> </w:t>
+      </w:r>
+      <w:r>
+        <w:t xml:space="preserve">the node's chosen address rather than a different page. Runs up to</w:t>
+      </w:r>
+      <w:r>
+        <w:t xml:space="preserve"> </w:t>
+      </w:r>
+      <w:r>
+        <w:rPr>
+          <w:rStyle w:val="VerbatimChar"/>
+        </w:rPr>
+        <w:t xml:space="preserve">web-28</w:t>
+      </w:r>
+      <w:r>
+        <w:t xml:space="preserve"> </w:t>
+      </w:r>
+      <w:r>
+        <w:t xml:space="preserve">were</w:t>
+      </w:r>
+      <w:r>
+        <w:t xml:space="preserve"> </w:t>
+      </w:r>
+      <w:r>
+        <w:t xml:space="preserve">requested at the old address;</w:t>
+      </w:r>
+      <w:r>
+        <w:t xml:space="preserve"> </w:t>
+      </w:r>
+      <w:r>
+        <w:rPr>
+          <w:rStyle w:val="VerbatimChar"/>
+        </w:rPr>
+        <w:t xml:space="preserve">web-31</w:t>
+      </w:r>
+      <w:r>
+        <w:t xml:space="preserve"> </w:t>
+      </w:r>
+      <w:r>
+        <w:t xml:space="preserve">(the published run) at the new one.</w:t>
+      </w:r>
+    </w:p>
+    <w:bookmarkEnd w:id="39"/>
+    <w:bookmarkStart w:id="40" w:name="changing-a-nodes-url"/>
+    <w:p>
+      <w:pPr>
+        <w:pStyle w:val="Heading3"/>
+      </w:pPr>
+      <w:r>
+        <w:t xml:space="preserve">Changing a node's URL</w:t>
+      </w:r>
+    </w:p>
+    <w:p>
+      <w:pPr>
+        <w:pStyle w:val="FirstParagraph"/>
+      </w:pPr>
+      <w:r>
+        <w:t xml:space="preserve">Change</w:t>
+      </w:r>
+      <w:r>
+        <w:t xml:space="preserve"> </w:t>
+      </w:r>
+      <w:r>
+        <w:rPr>
+          <w:rStyle w:val="VerbatimChar"/>
+        </w:rPr>
+        <w:t xml:space="preserve">url</w:t>
+      </w:r>
+      <w:r>
+        <w:t xml:space="preserve"> </w:t>
+      </w:r>
+      <w:r>
+        <w:t xml:space="preserve">in</w:t>
+      </w:r>
+      <w:r>
+        <w:t xml:space="preserve"> </w:t>
+      </w:r>
+      <w:r>
+        <w:rPr>
+          <w:rStyle w:val="VerbatimChar"/>
+        </w:rPr>
+        <w:t xml:space="preserve">nodes.yaml</w:t>
+      </w:r>
+      <w:r>
+        <w:t xml:space="preserve"> </w:t>
+      </w:r>
+      <w:r>
+        <w:t xml:space="preserve">and run</w:t>
+      </w:r>
+      <w:r>
+        <w:t xml:space="preserve"> </w:t>
+      </w:r>
+      <w:r>
+        <w:rPr>
+          <w:rStyle w:val="VerbatimChar"/>
+        </w:rPr>
+        <w:t xml:space="preserve">uv run pytest -q</w:t>
+      </w:r>
+      <w:r>
+        <w:t xml:space="preserve">. Nothing else in the</w:t>
+      </w:r>
+      <w:r>
+        <w:t xml:space="preserve"> </w:t>
+      </w:r>
+      <w:r>
+        <w:t xml:space="preserve">repository stores the URL. You can edit the file by hand, or let the tool do it:</w:t>
+      </w:r>
+    </w:p>
+    <w:p>
+      <w:pPr>
+        <w:pStyle w:val="SourceCode"/>
+      </w:pPr>
+      <w:r>
+        <w:rPr>
+          <w:rStyle w:val="ExtensionTok"/>
+        </w:rPr>
+        <w:t xml:space="preserve">uv</w:t>
+      </w:r>
+      <w:r>
+        <w:rPr>
+          <w:rStyle w:val="NormalTok"/>
+        </w:rPr>
+        <w:t xml:space="preserve"> run basic-check </w:t>
+      </w:r>
+      <w:r>
+        <w:rPr>
+          <w:rStyle w:val="AttributeTok"/>
+        </w:rPr>
+        <w:t xml:space="preserve">--update-nlp</w:t>
+      </w:r>
+      <w:r>
+        <w:rPr>
+          <w:rStyle w:val="NormalTok"/>
+        </w:rPr>
+        <w:t xml:space="preserve"> bbmri-eric https://new.example.org/eosc-node/</w:t>
+      </w:r>
+    </w:p>
+    <w:p>
+      <w:pPr>
+        <w:pStyle w:val="FirstParagraph"/>
+      </w:pPr>
+      <w:r>
+        <w:rPr>
+          <w:rStyle w:val="VerbatimChar"/>
+        </w:rPr>
+        <w:t xml:space="preserve">--update-nlp</w:t>
+      </w:r>
+      <w:r>
+        <w:t xml:space="preserve"> </w:t>
+      </w:r>
+      <w:r>
+        <w:t xml:space="preserve">takes the node id (the id exactly, not the name) and the new URL.</w:t>
+      </w:r>
+      <w:r>
+        <w:t xml:space="preserve"> </w:t>
+      </w:r>
+      <w:r>
+        <w:t xml:space="preserve">It changes only that node's</w:t>
+      </w:r>
+      <w:r>
+        <w:t xml:space="preserve"> </w:t>
+      </w:r>
+      <w:r>
+        <w:rPr>
+          <w:rStyle w:val="VerbatimChar"/>
+        </w:rPr>
+        <w:t xml:space="preserve">url:</w:t>
+      </w:r>
+      <w:r>
+        <w:t xml:space="preserve"> </w:t>
+      </w:r>
+      <w:r>
+        <w:t xml:space="preserve">line, adds a comment above it with the date</w:t>
+      </w:r>
+      <w:r>
+        <w:t xml:space="preserve"> </w:t>
+      </w:r>
+      <w:r>
+        <w:t xml:space="preserve">and the old URL, and keeps every other line and comment as it was. It refuses a</w:t>
+      </w:r>
+      <w:r>
+        <w:t xml:space="preserve"> </w:t>
+      </w:r>
+      <w:r>
+        <w:t xml:space="preserve">URL that is not absolute https, one that is already another node's landing</w:t>
+      </w:r>
+      <w:r>
+        <w:t xml:space="preserve"> </w:t>
+      </w:r>
+      <w:r>
+        <w:t xml:space="preserve">page, and an unknown id, and it prints the old and new URL. It contacts no site,</w:t>
+      </w:r>
+      <w:r>
+        <w:t xml:space="preserve"> </w:t>
+      </w:r>
+      <w:r>
+        <w:t xml:space="preserve">commits nothing and leaves</w:t>
+      </w:r>
+      <w:r>
+        <w:t xml:space="preserve"> </w:t>
+      </w:r>
+      <w:r>
+        <w:rPr>
+          <w:rStyle w:val="VerbatimChar"/>
+        </w:rPr>
+        <w:t xml:space="preserve">results/</w:t>
+      </w:r>
+      <w:r>
+        <w:t xml:space="preserve"> </w:t>
+      </w:r>
+      <w:r>
+        <w:t xml:space="preserve">alone; check the change with</w:t>
+      </w:r>
+      <w:r>
+        <w:t xml:space="preserve"> </w:t>
+      </w:r>
+      <w:r>
+        <w:rPr>
+          <w:rStyle w:val="VerbatimChar"/>
+        </w:rPr>
+        <w:t xml:space="preserve">git diff nodes.yaml</w:t>
+      </w:r>
+      <w:r>
+        <w:t xml:space="preserve"> </w:t>
+      </w:r>
+      <w:r>
+        <w:t xml:space="preserve">and commit it yourself.</w:t>
+      </w:r>
+    </w:p>
+    <w:p>
+      <w:pPr>
+        <w:pStyle w:val="BodyText"/>
+      </w:pPr>
+      <w:r>
+        <w:t xml:space="preserve">To undo it, and any other edit to</w:t>
+      </w:r>
+      <w:r>
+        <w:t xml:space="preserve"> </w:t>
+      </w:r>
+      <w:r>
+        <w:rPr>
+          <w:rStyle w:val="VerbatimChar"/>
+        </w:rPr>
+        <w:t xml:space="preserve">nodes.yaml</w:t>
+      </w:r>
+      <w:r>
+        <w:t xml:space="preserve">, put the file back as it was</w:t>
+      </w:r>
+      <w:r>
+        <w:t xml:space="preserve"> </w:t>
+      </w:r>
+      <w:r>
+        <w:t xml:space="preserve">downloaded from GitHub:</w:t>
+      </w:r>
+    </w:p>
+    <w:p>
+      <w:pPr>
+        <w:pStyle w:val="SourceCode"/>
+      </w:pPr>
+      <w:r>
+        <w:rPr>
+          <w:rStyle w:val="ExtensionTok"/>
+        </w:rPr>
+        <w:t xml:space="preserve">uv</w:t>
+      </w:r>
+      <w:r>
+        <w:rPr>
+          <w:rStyle w:val="NormalTok"/>
+        </w:rPr>
+        <w:t xml:space="preserve"> run basic-check </w:t>
+      </w:r>
+      <w:r>
+        <w:rPr>
+          <w:rStyle w:val="AttributeTok"/>
+        </w:rPr>
+        <w:t xml:space="preserve">--restore-default-config</w:t>
+      </w:r>
+    </w:p>
+    <w:p>
+      <w:pPr>
+        <w:pStyle w:val="FirstParagraph"/>
+      </w:pPr>
+      <w:r>
+        <w:t xml:space="preserve">The replaced file is kept beside it as</w:t>
+      </w:r>
+      <w:r>
+        <w:t xml:space="preserve"> </w:t>
+      </w:r>
+      <w:r>
+        <w:rPr>
+          <w:rStyle w:val="VerbatimChar"/>
+        </w:rPr>
+        <w:t xml:space="preserve">nodes.yaml.&lt;date-time&gt;.bak</w:t>
+      </w:r>
+      <w:r>
+        <w:t xml:space="preserve"> </w:t>
+      </w:r>
+      <w:r>
+        <w:t xml:space="preserve">(ignored by</w:t>
+      </w:r>
+      <w:r>
+        <w:t xml:space="preserve"> </w:t>
+      </w:r>
+      <w:r>
+        <w:t xml:space="preserve">git), and the output lists every node whose URL was restored, added back or</w:t>
+      </w:r>
+      <w:r>
+        <w:t xml:space="preserve"> </w:t>
+      </w:r>
+      <w:r>
+        <w:t xml:space="preserve">removed. If the file is already the default, nothing changes. The default is a</w:t>
+      </w:r>
+      <w:r>
+        <w:t xml:space="preserve"> </w:t>
+      </w:r>
+      <w:r>
+        <w:t xml:space="preserve">copy shipped inside the package (</w:t>
+      </w:r>
+      <w:r>
+        <w:rPr>
+          <w:rStyle w:val="VerbatimChar"/>
+        </w:rPr>
+        <w:t xml:space="preserve">src/basic_check/defaults/nodes.yaml</w:t>
+      </w:r>
+      <w:r>
+        <w:t xml:space="preserve">), so this</w:t>
+      </w:r>
+      <w:r>
+        <w:t xml:space="preserve"> </w:t>
+      </w:r>
+      <w:r>
+        <w:t xml:space="preserve">works without git, from a zip download too. Only</w:t>
+      </w:r>
+      <w:r>
+        <w:t xml:space="preserve"> </w:t>
+      </w:r>
+      <w:r>
+        <w:rPr>
+          <w:rStyle w:val="VerbatimChar"/>
+        </w:rPr>
+        <w:t xml:space="preserve">nodes.yaml</w:t>
+      </w:r>
+      <w:r>
+        <w:t xml:space="preserve"> </w:t>
+      </w:r>
+      <w:r>
+        <w:t xml:space="preserve">is restored: the</w:t>
+      </w:r>
+      <w:r>
+        <w:t xml:space="preserve"> </w:t>
+      </w:r>
+      <w:r>
+        <w:t xml:space="preserve">approved-name lists in</w:t>
+      </w:r>
+      <w:r>
+        <w:t xml:space="preserve"> </w:t>
+      </w:r>
+      <w:r>
+        <w:rPr>
+          <w:rStyle w:val="VerbatimChar"/>
+        </w:rPr>
+        <w:t xml:space="preserve">checklist/</w:t>
+      </w:r>
+      <w:r>
+        <w:t xml:space="preserve"> </w:t>
+      </w:r>
+      <w:r>
+        <w:t xml:space="preserve">are not touched. Like</w:t>
+      </w:r>
+      <w:r>
+        <w:t xml:space="preserve"> </w:t>
+      </w:r>
+      <w:r>
+        <w:rPr>
+          <w:rStyle w:val="VerbatimChar"/>
+        </w:rPr>
+        <w:t xml:space="preserve">--update-nlp</w:t>
+      </w:r>
+      <w:r>
+        <w:t xml:space="preserve">, it</w:t>
+      </w:r>
+      <w:r>
+        <w:t xml:space="preserve"> </w:t>
+      </w:r>
+      <w:r>
+        <w:t xml:space="preserve">contacts no site, commits nothing and leaves</w:t>
+      </w:r>
+      <w:r>
+        <w:t xml:space="preserve"> </w:t>
+      </w:r>
+      <w:r>
+        <w:rPr>
+          <w:rStyle w:val="VerbatimChar"/>
+        </w:rPr>
+        <w:t xml:space="preserve">results/</w:t>
+      </w:r>
+      <w:r>
+        <w:t xml:space="preserve"> </w:t>
+      </w:r>
+      <w:r>
+        <w:t xml:space="preserve">alone; for a node whose</w:t>
+      </w:r>
+      <w:r>
+        <w:t xml:space="preserve"> </w:t>
+      </w:r>
+      <w:r>
+        <w:t xml:space="preserve">URL it restored,</w:t>
+      </w:r>
+      <w:r>
+        <w:t xml:space="preserve"> </w:t>
+      </w:r>
+      <w:r>
+        <w:rPr>
+          <w:rStyle w:val="VerbatimChar"/>
+        </w:rPr>
+        <w:t xml:space="preserve">run --update-results-for-node &lt;id&gt;</w:t>
+      </w:r>
+      <w:r>
+        <w:t xml:space="preserve"> </w:t>
+      </w:r>
+      <w:r>
+        <w:t xml:space="preserve">re-checks that node.</w:t>
+      </w:r>
+      <w:r>
+        <w:t xml:space="preserve"> </w:t>
+      </w:r>
+      <w:r>
+        <w:t xml:space="preserve">To re-check only that node and update only its row in the results, keeping the</w:t>
+      </w:r>
+      <w:r>
+        <w:t xml:space="preserve"> </w:t>
+      </w:r>
+      <w:r>
+        <w:t xml:space="preserve">others, use</w:t>
+      </w:r>
+      <w:r>
+        <w:t xml:space="preserve"> </w:t>
+      </w:r>
+      <w:r>
+        <w:rPr>
+          <w:rStyle w:val="VerbatimChar"/>
+        </w:rPr>
+        <w:t xml:space="preserve">run --update-results-for-node</w:t>
+      </w:r>
+      <w:r>
+        <w:t xml:space="preserve"> </w:t>
+      </w:r>
+      <w:r>
+        <w:t xml:space="preserve">(section 4). To look first without</w:t>
+      </w:r>
+      <w:r>
+        <w:t xml:space="preserve"> </w:t>
+      </w:r>
+      <w:r>
+        <w:t xml:space="preserve">changing anything published, collect it into a scratch</w:t>
+      </w:r>
+      <w:r>
+        <w:t xml:space="preserve"> </w:t>
+      </w:r>
+      <w:r>
+        <w:t xml:space="preserve">directory first, so you can see what the new page gives before anything</w:t>
+      </w:r>
+      <w:r>
+        <w:t xml:space="preserve"> </w:t>
+      </w:r>
+      <w:r>
+        <w:t xml:space="preserve">published changes:</w:t>
+      </w:r>
+    </w:p>
+    <w:p>
+      <w:pPr>
+        <w:pStyle w:val="SourceCode"/>
+      </w:pPr>
+      <w:r>
+        <w:rPr>
+          <w:rStyle w:val="ExtensionTok"/>
+        </w:rPr>
+        <w:t xml:space="preserve">uv</w:t>
+      </w:r>
+      <w:r>
+        <w:rPr>
+          <w:rStyle w:val="NormalTok"/>
+        </w:rPr>
+        <w:t xml:space="preserve"> run basic-check collect </w:t>
+      </w:r>
+      <w:r>
+        <w:rPr>
+          <w:rStyle w:val="AttributeTok"/>
+        </w:rPr>
+        <w:t xml:space="preserve">--only</w:t>
+      </w:r>
+      <w:r>
+        <w:rPr>
+          <w:rStyle w:val="NormalTok"/>
+        </w:rPr>
+        <w:t xml:space="preserve"> bbmri-eric </w:t>
+      </w:r>
+      <w:r>
+        <w:rPr>
+          <w:rStyle w:val="AttributeTok"/>
+        </w:rPr>
+        <w:t xml:space="preserve">--results</w:t>
+      </w:r>
+      <w:r>
+        <w:rPr>
+          <w:rStyle w:val="NormalTok"/>
+        </w:rPr>
+        <w:t xml:space="preserve"> /tmp/trial</w:t>
+      </w:r>
+      <w:r>
+        <w:br/>
+      </w:r>
+      <w:r>
+        <w:rPr>
+          <w:rStyle w:val="ExtensionTok"/>
+        </w:rPr>
+        <w:t xml:space="preserve">uv</w:t>
+      </w:r>
+      <w:r>
+        <w:rPr>
+          <w:rStyle w:val="NormalTok"/>
+        </w:rPr>
+        <w:t xml:space="preserve"> run basic-check assess  </w:t>
+      </w:r>
+      <w:r>
+        <w:rPr>
+          <w:rStyle w:val="AttributeTok"/>
+        </w:rPr>
+        <w:t xml:space="preserve">--only</w:t>
+      </w:r>
+      <w:r>
+        <w:rPr>
+          <w:rStyle w:val="NormalTok"/>
+        </w:rPr>
+        <w:t xml:space="preserve"> bbmri-eric </w:t>
+      </w:r>
+      <w:r>
+        <w:rPr>
+          <w:rStyle w:val="AttributeTok"/>
+        </w:rPr>
+        <w:t xml:space="preserve">--results</w:t>
+      </w:r>
+      <w:r>
+        <w:rPr>
+          <w:rStyle w:val="NormalTok"/>
+        </w:rPr>
+        <w:t xml:space="preserve"> /tmp/trial</w:t>
+      </w:r>
+    </w:p>
+    <w:p>
+      <w:pPr>
+        <w:pStyle w:val="FirstParagraph"/>
+      </w:pPr>
+      <w:r>
+        <w:rPr>
+          <w:rStyle w:val="VerbatimChar"/>
           <w:b/>
           <w:bCs/>
         </w:rPr>
-        <w:t xml:space="preserve"> </w:t>
+        <w:t xml:space="preserve">assess</w:t>
       </w:r>
       <w:r>
         <w:rPr>
           <w:b/>
           <w:bCs/>
         </w:rPr>
-        <w:t xml:space="preserve">takes each node’s URL from</w:t>
+        <w:t xml:space="preserve"> </w:t>
       </w:r>
       <w:r>
         <w:rPr>
           <w:b/>
           <w:bCs/>
         </w:rPr>
-        <w:t xml:space="preserve"> </w:t>
-      </w:r>
-      <w:r>
-        <w:rPr>
-          <w:rStyle w:val="VerbatimChar"/>
+        <w:t xml:space="preserve">takes each node's URL from</w:t>
+      </w:r>
+      <w:r>
+        <w:rPr>
           <w:b/>
           <w:bCs/>
         </w:rPr>
-        <w:t xml:space="preserve">nodes.yaml</w:t>
-      </w:r>
-      <w:r>
-        <w:rPr>
+        <w:t xml:space="preserve"> </w:t>
+      </w:r>
+      <w:r>
+        <w:rPr>
+          <w:rStyle w:val="VerbatimChar"/>
           <w:b/>
           <w:bCs/>
         </w:rPr>
-        <w:t xml:space="preserve">, not from the evidence.</w:t>
-      </w:r>
-      <w:r>
-        <w:t xml:space="preserve"> </w:t>
-      </w:r>
-      <w:r>
-        <w:t xml:space="preserve">So</w:t>
-      </w:r>
-      <w:r>
-        <w:t xml:space="preserve"> </w:t>
-      </w:r>
-      <w:r>
-        <w:t xml:space="preserve">after a URL change, a bare</w:t>
-      </w:r>
-      <w:r>
-        <w:t xml:space="preserve"> </w:t>
-      </w:r>
-      <w:r>
-        <w:rPr>
-          <w:rStyle w:val="VerbatimChar"/>
-        </w:rPr>
-        <w:t xml:space="preserve">uv run basic-check assess</w:t>
-      </w:r>
-      <w:r>
-        <w:t xml:space="preserve"> </w:t>
-      </w:r>
-      <w:r>
-        <w:t xml:space="preserve">pairs the new URL with</w:t>
-      </w:r>
-      <w:r>
-        <w:t xml:space="preserve"> </w:t>
-      </w:r>
-      <w:r>
-        <w:t xml:space="preserve">evidence collected from the old page. It no longer does so silently.</w:t>
-      </w:r>
-      <w:r>
-        <w:t xml:space="preserve"> </w:t>
-      </w:r>
-      <w:r>
-        <w:rPr>
-          <w:rStyle w:val="VerbatimChar"/>
-        </w:rPr>
-        <w:t xml:space="preserve">assess</w:t>
-      </w:r>
-      <w:r>
-        <w:t xml:space="preserve"> </w:t>
-      </w:r>
-      <w:r>
-        <w:t xml:space="preserve">compares each node’s configured URL with the</w:t>
-      </w:r>
-      <w:r>
-        <w:t xml:space="preserve"> </w:t>
-      </w:r>
-      <w:r>
-        <w:rPr>
-          <w:rStyle w:val="VerbatimChar"/>
-        </w:rPr>
-        <w:t xml:space="preserve">requested_url</w:t>
-      </w:r>
-      <w:r>
-        <w:t xml:space="preserve"> </w:t>
-      </w:r>
-      <w:r>
-        <w:t xml:space="preserve">stored in its</w:t>
-      </w:r>
-      <w:r>
-        <w:t xml:space="preserve"> </w:t>
-      </w:r>
-      <w:r>
-        <w:t xml:space="preserve">evidence. When they differ, it prints a warning naming the node and both</w:t>
-      </w:r>
-      <w:r>
-        <w:t xml:space="preserve"> </w:t>
-      </w:r>
-      <w:r>
-        <w:t xml:space="preserve">addresses, adds an</w:t>
-      </w:r>
-      <w:r>
-        <w:t xml:space="preserve"> </w:t>
+        <w:t xml:space="preserve">nodes.yaml</w:t>
       </w:r>
       <w:r>
         <w:rPr>
           <w:b/>
           <w:bCs/>
         </w:rPr>
+        <w:t xml:space="preserve">, not from the evidence.</w:t>
+      </w:r>
+      <w:r>
+        <w:t xml:space="preserve"> </w:t>
+      </w:r>
+      <w:r>
+        <w:t xml:space="preserve">So</w:t>
+      </w:r>
+      <w:r>
+        <w:t xml:space="preserve"> </w:t>
+      </w:r>
+      <w:r>
+        <w:t xml:space="preserve">after a URL change, a bare</w:t>
+      </w:r>
+      <w:r>
+        <w:t xml:space="preserve"> </w:t>
+      </w:r>
+      <w:r>
+        <w:rPr>
+          <w:rStyle w:val="VerbatimChar"/>
+        </w:rPr>
+        <w:t xml:space="preserve">uv run basic-check assess</w:t>
+      </w:r>
+      <w:r>
+        <w:t xml:space="preserve"> </w:t>
+      </w:r>
+      <w:r>
+        <w:t xml:space="preserve">pairs the new URL with</w:t>
+      </w:r>
+      <w:r>
+        <w:t xml:space="preserve"> </w:t>
+      </w:r>
+      <w:r>
+        <w:t xml:space="preserve">evidence collected from the old page. It no longer does so silently.</w:t>
+      </w:r>
+      <w:r>
+        <w:t xml:space="preserve"> </w:t>
+      </w:r>
+      <w:r>
+        <w:rPr>
+          <w:rStyle w:val="VerbatimChar"/>
+        </w:rPr>
+        <w:t xml:space="preserve">assess</w:t>
+      </w:r>
+      <w:r>
+        <w:t xml:space="preserve"> </w:t>
+      </w:r>
+      <w:r>
+        <w:t xml:space="preserve">compares each node's configured URL with the</w:t>
+      </w:r>
+      <w:r>
+        <w:t xml:space="preserve"> </w:t>
+      </w:r>
+      <w:r>
+        <w:rPr>
+          <w:rStyle w:val="VerbatimChar"/>
+        </w:rPr>
+        <w:t xml:space="preserve">requested_url</w:t>
+      </w:r>
+      <w:r>
+        <w:t xml:space="preserve"> </w:t>
+      </w:r>
+      <w:r>
+        <w:t xml:space="preserve">stored in its</w:t>
+      </w:r>
+      <w:r>
+        <w:t xml:space="preserve"> </w:t>
+      </w:r>
+      <w:r>
+        <w:t xml:space="preserve">evidence. When they differ, it prints a warning naming the node and both</w:t>
+      </w:r>
+      <w:r>
+        <w:t xml:space="preserve"> </w:t>
+      </w:r>
+      <w:r>
+        <w:t xml:space="preserve">addresses, adds an</w:t>
+      </w:r>
+      <w:r>
+        <w:t xml:space="preserve"> </w:t>
+      </w:r>
+      <w:r>
+        <w:rPr>
+          <w:b/>
+          <w:bCs/>
+        </w:rPr>
         <w:t xml:space="preserve">Evidence from a different URL</w:t>
       </w:r>
       <w:r>
@@ -4566,7 +4908,7 @@
         <w:rPr>
           <w:rStyle w:val="NormalTok"/>
         </w:rPr>
-        <w:t xml:space="preserve"> web-28</w:t>
+        <w:t xml:space="preserve"> web-31</w:t>
       </w:r>
     </w:p>
     <w:p>
@@ -4728,7 +5070,7 @@
         <w:t xml:space="preserve">web-10</w:t>
       </w:r>
       <w:r>
-        <w:t xml:space="preserve">, collected before CERN’s URL changed, needs its own node list</w:t>
+        <w:t xml:space="preserve">, collected before CERN's URL changed, needs its own node list</w:t>
       </w:r>
       <w:r>
         <w:t xml:space="preserve"> </w:t>
@@ -4844,7 +5186,7 @@
         <w:t xml:space="preserve"> </w:t>
       </w:r>
       <w:r>
-        <w:t xml:space="preserve">with 69 PASS, 0 FAIL and 61 MANUAL_REVIEW; and on 9 October 2026 for</w:t>
+        <w:t xml:space="preserve">with 69 PASS, 0 FAIL and 61 MANUAL_REVIEW; on 9 October 2026 for</w:t>
       </w:r>
       <w:r>
         <w:t xml:space="preserve"> </w:t>
@@ -4856,7 +5198,19 @@
         <w:t xml:space="preserve">web-28</w:t>
       </w:r>
       <w:r>
-        <w:t xml:space="preserve">, with 78 PASS, 4 FAIL and 68 MANUAL_REVIEW at depth 2. The reviewed run of 24 September that it replaced is in the git</w:t>
+        <w:t xml:space="preserve">, with 78 PASS, 4 FAIL and 68 MANUAL_REVIEW at depth 2; and on 19 October 2026 for</w:t>
+      </w:r>
+      <w:r>
+        <w:t xml:space="preserve"> </w:t>
+      </w:r>
+      <w:r>
+        <w:rPr>
+          <w:rStyle w:val="VerbatimChar"/>
+        </w:rPr>
+        <w:t xml:space="preserve">web-31</w:t>
+      </w:r>
+      <w:r>
+        <w:t xml:space="preserve">, with the same counts at depth 2. The reviewed run of 24 September that it replaced is in the git</w:t>
       </w:r>
       <w:r>
         <w:t xml:space="preserve"> </w:t>
@@ -4952,7 +5306,7 @@
         <w:t xml:space="preserve">--approved-names /tmp/names-before-2026-09-28.txt</w:t>
       </w:r>
       <w:r>
-        <w:t xml:space="preserve">. The full procedure, including how to publish the new node’s</w:t>
+        <w:t xml:space="preserve">. The full procedure, including how to publish the new node's</w:t>
       </w:r>
       <w:r>
         <w:t xml:space="preserve"> </w:t>
@@ -5139,8 +5493,8 @@
         <w:t xml:space="preserve">for the public address, or for the development host to allow the checker.</w:t>
       </w:r>
     </w:p>
-    <w:bookmarkEnd w:id="39"/>
-    <w:bookmarkStart w:id="40" w:name="checklistv3.2.yaml-the-rules"/>
+    <w:bookmarkEnd w:id="40"/>
+    <w:bookmarkStart w:id="41" w:name="checklistv32yaml--the-rules"/>
     <w:p>
       <w:pPr>
         <w:pStyle w:val="Heading3"/>
@@ -5306,7 +5660,7 @@
         <w:t xml:space="preserve"> </w:t>
       </w:r>
       <w:r>
-        <w:t xml:space="preserve">is that file’s hash, asserted by</w:t>
+        <w:t xml:space="preserve">is that file's hash, asserted by</w:t>
       </w:r>
       <w:r>
         <w:t xml:space="preserve"> </w:t>
@@ -5657,8 +6011,8 @@
         <w:t xml:space="preserve">section 11.</w:t>
       </w:r>
     </w:p>
-    <w:bookmarkEnd w:id="40"/>
-    <w:bookmarkStart w:id="47" w:name="the-approved-names-file---approved-names"/>
+    <w:bookmarkEnd w:id="41"/>
+    <w:bookmarkStart w:id="48" w:name="Xc146b4f82f74707b022a286a4e4575eddb27a27"/>
     <w:p>
       <w:pPr>
         <w:pStyle w:val="Heading3"/>
@@ -5920,7 +6274,7 @@
         <w:t xml:space="preserve">the names they think it did.</w:t>
       </w:r>
     </w:p>
-    <w:bookmarkStart w:id="41" w:name="which-list-is-used"/>
+    <w:bookmarkStart w:id="42" w:name="which-list-is-used"/>
     <w:p>
       <w:pPr>
         <w:pStyle w:val="Heading4"/>
@@ -6058,7 +6412,7 @@
               <w:pStyle w:val="Compact"/>
             </w:pPr>
             <w:r>
-              <w:t xml:space="preserve">none; point 3’s name half is not assessed</w:t>
+              <w:t xml:space="preserve">none; point 3's name half is not assessed</w:t>
             </w:r>
           </w:p>
         </w:tc>
@@ -6150,8 +6504,8 @@
         <w:t xml:space="preserve">.</w:t>
       </w:r>
     </w:p>
-    <w:bookmarkEnd w:id="41"/>
-    <w:bookmarkStart w:id="42" w:name="supplying-your-own-list"/>
+    <w:bookmarkEnd w:id="42"/>
+    <w:bookmarkStart w:id="43" w:name="supplying-your-own-list"/>
     <w:p>
       <w:pPr>
         <w:pStyle w:val="Heading4"/>
@@ -6282,28 +6636,13 @@
         <w:t xml:space="preserve"> </w:t>
       </w:r>
       <w:r>
-        <w:t xml:space="preserve">“this page shows this node’s approved name”</w:t>
-      </w:r>
-      <w:r>
-        <w:t xml:space="preserve"> </w:t>
-      </w:r>
-      <w:r>
-        <w:t xml:space="preserve">and the much weaker</w:t>
-      </w:r>
-      <w:r>
-        <w:t xml:space="preserve"> </w:t>
-      </w:r>
-      <w:r>
-        <w:t xml:space="preserve">“some approved</w:t>
-      </w:r>
-      <w:r>
-        <w:t xml:space="preserve"> </w:t>
-      </w:r>
-      <w:r>
-        <w:t xml:space="preserve">name appears somewhere on this page”</w:t>
-      </w:r>
-      <w:r>
-        <w:t xml:space="preserve">. The committed official list is</w:t>
+        <w:t xml:space="preserve">"this page shows this node's approved name" and the much weaker "some approved</w:t>
+      </w:r>
+      <w:r>
+        <w:t xml:space="preserve"> </w:t>
+      </w:r>
+      <w:r>
+        <w:t xml:space="preserve">name appears somewhere on this page". The committed official list is</w:t>
       </w:r>
       <w:r>
         <w:t xml:space="preserve"> </w:t>
@@ -6513,8 +6852,8 @@
         <w:t xml:space="preserve">is unaffected.</w:t>
       </w:r>
     </w:p>
-    <w:bookmarkEnd w:id="42"/>
-    <w:bookmarkStart w:id="43" w:name="how-a-name-is-matched"/>
+    <w:bookmarkEnd w:id="43"/>
+    <w:bookmarkStart w:id="44" w:name="how-a-name-is-matched"/>
     <w:p>
       <w:pPr>
         <w:pStyle w:val="Heading4"/>
@@ -6623,25 +6962,7 @@
               <w:t xml:space="preserve"> </w:t>
             </w:r>
             <w:r>
-              <w:t xml:space="preserve">matches</w:t>
-            </w:r>
-            <w:r>
-              <w:t xml:space="preserve"> </w:t>
-            </w:r>
-            <w:r>
-              <w:t xml:space="preserve">“the EGI Foundation”</w:t>
-            </w:r>
-            <w:r>
-              <w:t xml:space="preserve"> </w:t>
-            </w:r>
-            <w:r>
-              <w:t xml:space="preserve">but not</w:t>
-            </w:r>
-            <w:r>
-              <w:t xml:space="preserve"> </w:t>
-            </w:r>
-            <w:r>
-              <w:t xml:space="preserve">“strat</w:t>
+              <w:t xml:space="preserve">matches "the EGI Foundation" but not "strat</w:t>
             </w:r>
             <w:r>
               <w:rPr>
@@ -6651,10 +6972,7 @@
               <w:t xml:space="preserve">egi</w:t>
             </w:r>
             <w:r>
-              <w:t xml:space="preserve">c”</w:t>
-            </w:r>
-            <w:r>
-              <w:t xml:space="preserve">. A hyphen counts as part of a word, so</w:t>
+              <w:t xml:space="preserve">c". A hyphen counts as part of a word, so</w:t>
             </w:r>
             <w:r>
               <w:t xml:space="preserve"> </w:t>
@@ -7007,7 +7325,7 @@
         <w:t xml:space="preserve">&lt;title&gt;</w:t>
       </w:r>
       <w:r>
-        <w:t xml:space="preserve">. The EGI page’s title is</w:t>
+        <w:t xml:space="preserve">. The EGI page's title is</w:t>
       </w:r>
       <w:r>
         <w:t xml:space="preserve"> </w:t>
@@ -7088,13 +7406,7 @@
         <w:t xml:space="preserve"> </w:t>
       </w:r>
       <w:r>
-        <w:t xml:space="preserve">the list reported a match on the BBMRI-ERIC page (inside</w:t>
-      </w:r>
-      <w:r>
-        <w:t xml:space="preserve"> </w:t>
-      </w:r>
-      <w:r>
-        <w:t xml:space="preserve">“strat</w:t>
+        <w:t xml:space="preserve">the list reported a match on the BBMRI-ERIC page (inside "strat</w:t>
       </w:r>
       <w:r>
         <w:rPr>
@@ -7104,22 +7416,13 @@
         <w:t xml:space="preserve">egi</w:t>
       </w:r>
       <w:r>
-        <w:t xml:space="preserve">c”</w:t>
-      </w:r>
-      <w:r>
-        <w:t xml:space="preserve">) and</w:t>
-      </w:r>
-      <w:r>
-        <w:t xml:space="preserve"> </w:t>
-      </w:r>
-      <w:r>
-        <w:t xml:space="preserve">on Data Terra (inside</w:t>
-      </w:r>
-      <w:r>
-        <w:t xml:space="preserve"> </w:t>
-      </w:r>
-      <w:r>
-        <w:t xml:space="preserve">“Norw</w:t>
+        <w:t xml:space="preserve">c") and</w:t>
+      </w:r>
+      <w:r>
+        <w:t xml:space="preserve"> </w:t>
+      </w:r>
+      <w:r>
+        <w:t xml:space="preserve">on Data Terra (inside "Norw</w:t>
       </w:r>
       <w:r>
         <w:rPr>
@@ -7129,10 +7432,7 @@
         <w:t xml:space="preserve">egi</w:t>
       </w:r>
       <w:r>
-        <w:t xml:space="preserve">an”</w:t>
-      </w:r>
-      <w:r>
-        <w:t xml:space="preserve">). Neither page names the EGI node.</w:t>
+        <w:t xml:space="preserve">an"). Neither page names the EGI node.</w:t>
       </w:r>
     </w:p>
     <w:p>
@@ -7276,8 +7576,8 @@
         <w:t xml:space="preserve">matches none of the twelve.</w:t>
       </w:r>
     </w:p>
-    <w:bookmarkEnd w:id="43"/>
-    <w:bookmarkStart w:id="44" w:name="a-match-is-not-proof-of-the-right-name"/>
+    <w:bookmarkEnd w:id="44"/>
+    <w:bookmarkStart w:id="45" w:name="a-match-is-not-proof-of-the-right-name"/>
     <w:p>
       <w:pPr>
         <w:pStyle w:val="Heading4"/>
@@ -7304,7 +7604,7 @@
         <w:t xml:space="preserve">unscoped</w:t>
       </w:r>
       <w:r>
-        <w:t xml:space="preserve">: any name in it, matching anywhere in a page’s</w:t>
+        <w:t xml:space="preserve">: any name in it, matching anywhere in a page's</w:t>
       </w:r>
       <w:r>
         <w:t xml:space="preserve"> </w:t>
@@ -7332,13 +7632,13 @@
         <w:t xml:space="preserve"> </w:t>
       </w:r>
       <w:r>
-        <w:t xml:space="preserve">page’s own name. A node listing its partners</w:t>
-      </w:r>
-      <w:r>
-        <w:t xml:space="preserve"> </w:t>
-      </w:r>
-      <w:r>
-        <w:t xml:space="preserve">would match on a partner’s name.</w:t>
+        <w:t xml:space="preserve">page's own name. A node listing its partners</w:t>
+      </w:r>
+      <w:r>
+        <w:t xml:space="preserve"> </w:t>
+      </w:r>
+      <w:r>
+        <w:t xml:space="preserve">would match on a partner's name.</w:t>
       </w:r>
     </w:p>
     <w:p>
@@ -7547,11 +7847,11 @@
         <w:t xml:space="preserve"> </w:t>
       </w:r>
       <w:r>
-        <w:t xml:space="preserve">file’s header comment says the same thing.</w:t>
-      </w:r>
-    </w:p>
-    <w:bookmarkEnd w:id="44"/>
-    <w:bookmarkStart w:id="45" w:name="which-list-was-used-is-recorded"/>
+        <w:t xml:space="preserve">file's header comment says the same thing.</w:t>
+      </w:r>
+    </w:p>
+    <w:bookmarkEnd w:id="45"/>
+    <w:bookmarkStart w:id="46" w:name="which-list-was-used-is-recorded"/>
     <w:p>
       <w:pPr>
         <w:pStyle w:val="Heading4"/>
@@ -7636,8 +7936,8 @@
         <w:t xml:space="preserve"> checklist/approved-names.txt</w:t>
       </w:r>
     </w:p>
-    <w:bookmarkEnd w:id="45"/>
-    <w:bookmarkStart w:id="46" w:name="what-the-official-list-actually-finds"/>
+    <w:bookmarkEnd w:id="46"/>
+    <w:bookmarkStart w:id="47" w:name="what-the-official-list-actually-finds"/>
     <w:p>
       <w:pPr>
         <w:pStyle w:val="Heading4"/>
@@ -7916,16 +8216,7 @@
               <w:pStyle w:val="Compact"/>
             </w:pPr>
             <w:r>
-              <w:t xml:space="preserve">no match; the header logo reads</w:t>
-            </w:r>
-            <w:r>
-              <w:t xml:space="preserve"> </w:t>
-            </w:r>
-            <w:r>
-              <w:t xml:space="preserve">“EOSC Node | Poland”</w:t>
-            </w:r>
-            <w:r>
-              <w:t xml:space="preserve">, and the phrase</w:t>
+              <w:t xml:space="preserve">no match; the header logo reads "EOSC Node | Poland", and the phrase</w:t>
             </w:r>
             <w:r>
               <w:t xml:space="preserve"> </w:t>
@@ -8092,7 +8383,7 @@
         <w:t xml:space="preserve"> </w:t>
       </w:r>
       <w:r>
-        <w:t xml:space="preserve">the list’s own separator), Data Terra at its new address (</w:t>
+        <w:t xml:space="preserve">the list's own separator), Data Terra at its new address (</w:t>
       </w:r>
       <w:r>
         <w:rPr>
@@ -8248,52 +8539,55 @@
         <w:rPr>
           <w:rStyle w:val="VerbatimChar"/>
         </w:rPr>
+        <w:t xml:space="preserve">web-31</w:t>
+      </w:r>
+      <w:r>
+        <w:t xml:space="preserve"> </w:t>
+      </w:r>
+      <w:r>
+        <w:t xml:space="preserve">it was not. In</w:t>
+      </w:r>
+      <w:r>
+        <w:t xml:space="preserve"> </w:t>
+      </w:r>
+      <w:r>
+        <w:rPr>
+          <w:rStyle w:val="VerbatimChar"/>
+        </w:rPr>
         <w:t xml:space="preserve">web-28</w:t>
       </w:r>
       <w:r>
         <w:t xml:space="preserve"> </w:t>
       </w:r>
       <w:r>
-        <w:t xml:space="preserve">it was not. In</w:t>
-      </w:r>
-      <w:r>
-        <w:t xml:space="preserve"> </w:t>
-      </w:r>
-      <w:r>
-        <w:rPr>
-          <w:rStyle w:val="VerbatimChar"/>
-        </w:rPr>
-        <w:t xml:space="preserve">web-28</w:t>
-      </w:r>
-      <w:r>
-        <w:t xml:space="preserve"> </w:t>
-      </w:r>
-      <w:r>
         <w:t xml:space="preserve">(9 October 2026, fifteen</w:t>
       </w:r>
       <w:r>
         <w:t xml:space="preserve"> </w:t>
       </w:r>
       <w:r>
-        <w:t xml:space="preserve">names) the same eight match. Neither new node does: Life Sciences Connect’s</w:t>
-      </w:r>
-      <w:r>
-        <w:t xml:space="preserve"> </w:t>
-      </w:r>
-      <w:r>
-        <w:t xml:space="preserve">logo reads</w:t>
-      </w:r>
-      <w:r>
-        <w:t xml:space="preserve"> </w:t>
-      </w:r>
-      <w:r>
-        <w:t xml:space="preserve">“EOSC Node | Life Sciences Connect”</w:t>
-      </w:r>
-      <w:r>
-        <w:t xml:space="preserve"> </w:t>
-      </w:r>
-      <w:r>
-        <w:t xml:space="preserve">and the phrase</w:t>
+        <w:t xml:space="preserve">names) and</w:t>
+      </w:r>
+      <w:r>
+        <w:t xml:space="preserve"> </w:t>
+      </w:r>
+      <w:r>
+        <w:rPr>
+          <w:rStyle w:val="VerbatimChar"/>
+        </w:rPr>
+        <w:t xml:space="preserve">web-31</w:t>
+      </w:r>
+      <w:r>
+        <w:t xml:space="preserve"> </w:t>
+      </w:r>
+      <w:r>
+        <w:t xml:space="preserve">(19 October 2026) the same eight match. Neither new node does: Life Sciences Connect's</w:t>
+      </w:r>
+      <w:r>
+        <w:t xml:space="preserve"> </w:t>
+      </w:r>
+      <w:r>
+        <w:t xml:space="preserve">logo reads "EOSC Node | Life Sciences Connect" and the phrase</w:t>
       </w:r>
       <w:r>
         <w:t xml:space="preserve"> </w:t>
@@ -8314,25 +8608,13 @@
         <w:t xml:space="preserve"> </w:t>
       </w:r>
       <w:r>
-        <w:t xml:space="preserve">once in its text, but never followed by an approved name; EBRAINS-RI’s page</w:t>
-      </w:r>
-      <w:r>
-        <w:t xml:space="preserve"> </w:t>
-      </w:r>
-      <w:r>
-        <w:t xml:space="preserve">writes</w:t>
-      </w:r>
-      <w:r>
-        <w:t xml:space="preserve"> </w:t>
-      </w:r>
-      <w:r>
-        <w:t xml:space="preserve">“EBRAINS RI”</w:t>
-      </w:r>
-      <w:r>
-        <w:t xml:space="preserve"> </w:t>
-      </w:r>
-      <w:r>
-        <w:t xml:space="preserve">without</w:t>
+        <w:t xml:space="preserve">once in its text, but never followed by an approved name; EBRAINS-RI's page</w:t>
+      </w:r>
+      <w:r>
+        <w:t xml:space="preserve"> </w:t>
+      </w:r>
+      <w:r>
+        <w:t xml:space="preserve">writes "EBRAINS RI" without</w:t>
       </w:r>
       <w:r>
         <w:t xml:space="preserve"> </w:t>
@@ -8352,43 +8634,19 @@
         <w:pStyle w:val="BodyText"/>
       </w:pPr>
       <w:r>
-        <w:t xml:space="preserve">CERN’s new page shows</w:t>
-      </w:r>
-      <w:r>
-        <w:t xml:space="preserve"> </w:t>
-      </w:r>
-      <w:r>
-        <w:t xml:space="preserve">“EOSC Node | CERN”</w:t>
-      </w:r>
-      <w:r>
-        <w:t xml:space="preserve"> </w:t>
-      </w:r>
-      <w:r>
-        <w:t xml:space="preserve">only in its logo image, which is not</w:t>
-      </w:r>
-      <w:r>
-        <w:t xml:space="preserve"> </w:t>
-      </w:r>
-      <w:r>
-        <w:t xml:space="preserve">text; its previous URL, a sign-in endpoint, had almost nothing to match against. Italy’s page shows</w:t>
-      </w:r>
-      <w:r>
-        <w:t xml:space="preserve"> </w:t>
-      </w:r>
-      <w:r>
-        <w:t xml:space="preserve">“EOSC Node | Italy”</w:t>
-      </w:r>
-      <w:r>
-        <w:t xml:space="preserve"> </w:t>
-      </w:r>
-      <w:r>
-        <w:t xml:space="preserve">in its</w:t>
-      </w:r>
-      <w:r>
-        <w:t xml:space="preserve"> </w:t>
-      </w:r>
-      <w:r>
-        <w:t xml:space="preserve">logo image, which is not text. GÉANT’s page, when served on 24 September, wrote</w:t>
+        <w:t xml:space="preserve">CERN's new page shows "EOSC Node | CERN" only in its logo image, which is not</w:t>
+      </w:r>
+      <w:r>
+        <w:t xml:space="preserve"> </w:t>
+      </w:r>
+      <w:r>
+        <w:t xml:space="preserve">text; its previous URL, a sign-in endpoint, had almost nothing to match against. Italy's page shows "EOSC Node | Italy" in its</w:t>
+      </w:r>
+      <w:r>
+        <w:t xml:space="preserve"> </w:t>
+      </w:r>
+      <w:r>
+        <w:t xml:space="preserve">logo image, which is not text. GÉANT's page, when served on 24 September, wrote</w:t>
       </w:r>
       <w:r>
         <w:t xml:space="preserve"> </w:t>
@@ -8489,7 +8747,7 @@
         <w:t xml:space="preserve"> </w:t>
       </w:r>
       <w:r>
-        <w:t xml:space="preserve">list is out of date. Deciding which is the reviewer’s job; the tool’s job is to</w:t>
+        <w:t xml:space="preserve">list is out of date. Deciding which is the reviewer's job; the tool's job is to</w:t>
       </w:r>
       <w:r>
         <w:t xml:space="preserve"> </w:t>
@@ -8539,7 +8797,7 @@
         <w:t xml:space="preserve"> </w:t>
       </w:r>
       <w:r>
-        <w:t xml:space="preserve">in that node’s evidence</w:t>
+        <w:t xml:space="preserve">in that node's evidence</w:t>
       </w:r>
       <w:r>
         <w:t xml:space="preserve"> </w:t>
@@ -8548,9 +8806,9 @@
         <w:t xml:space="preserve">file before assuming the page is at fault.</w:t>
       </w:r>
     </w:p>
-    <w:bookmarkEnd w:id="46"/>
     <w:bookmarkEnd w:id="47"/>
-    <w:bookmarkStart w:id="48" w:name="adding-a-node"/>
+    <w:bookmarkEnd w:id="48"/>
+    <w:bookmarkStart w:id="49" w:name="adding-a-node"/>
     <w:p>
       <w:pPr>
         <w:pStyle w:val="Heading3"/>
@@ -8643,19 +8901,13 @@
         <w:t xml:space="preserve"> </w:t>
       </w:r>
       <w:r>
-        <w:t xml:space="preserve">field</w:t>
-      </w:r>
-      <w:r>
-        <w:t xml:space="preserve"> </w:t>
-      </w:r>
-      <w:r>
-        <w:t xml:space="preserve">“Website address”</w:t>
-      </w:r>
-      <w:r>
-        <w:t xml:space="preserve"> </w:t>
-      </w:r>
-      <w:r>
-        <w:t xml:space="preserve">(section 1.2, field 6), not from a search engine and not from the node’s</w:t>
+        <w:t xml:space="preserve">field "Website address"</w:t>
+      </w:r>
+      <w:r>
+        <w:t xml:space="preserve"> </w:t>
+      </w:r>
+      <w:r>
+        <w:t xml:space="preserve">(section 1.2, field 6), not from a search engine and not from the node's</w:t>
       </w:r>
       <w:r>
         <w:t xml:space="preserve"> </w:t>
@@ -8701,7 +8953,7 @@
       <w:r>
         <w:t xml:space="preserve"> </w:t>
       </w:r>
-      <w:hyperlink r:id="rId37">
+      <w:hyperlink r:id="rId38">
         <w:r>
           <w:rPr>
             <w:rStyle w:val="Hyperlink"/>
@@ -8713,7 +8965,7 @@
         <w:t xml:space="preserve"> </w:t>
       </w:r>
       <w:r>
-        <w:t xml:space="preserve">and copy the slug. Do not guess it from the node’s name: the slugs are not</w:t>
+        <w:t xml:space="preserve">and copy the slug. Do not guess it from the node's name: the slugs are not</w:t>
       </w:r>
       <w:r>
         <w:t xml:space="preserve"> </w:t>
@@ -8803,7 +9055,7 @@
         <w:t xml:space="preserve"> </w:t>
       </w:r>
       <w:r>
-        <w:t xml:space="preserve">— add the node’s approved name, exactly as</w:t>
+        <w:t xml:space="preserve">— add the node's approved name, exactly as</w:t>
       </w:r>
       <w:r>
         <w:t xml:space="preserve"> </w:t>
@@ -8818,7 +9070,7 @@
         <w:rPr>
           <w:rStyle w:val="VerbatimChar"/>
         </w:rPr>
-        <w:t xml:space="preserve">EOSC Node |</w:t>
+        <w:t xml:space="preserve">EOSC Node | </w:t>
       </w:r>
       <w:r>
         <w:t xml:space="preserve"> </w:t>
@@ -9044,7 +9296,7 @@
         <w:t xml:space="preserve"> </w:t>
       </w:r>
       <w:r>
-        <w:t xml:space="preserve">or that points at the federation index rather than the node’s own</w:t>
+        <w:t xml:space="preserve">or that points at the federation index rather than the node's own</w:t>
       </w:r>
       <w:r>
         <w:t xml:space="preserve"> </w:t>
@@ -9299,8 +9551,8 @@
         <w:t xml:space="preserve">unless you intend to publish a partial one and say so.</w:t>
       </w:r>
     </w:p>
-    <w:bookmarkEnd w:id="48"/>
-    <w:bookmarkStart w:id="49" w:name="X84bdf4d6d4e37947911920c44f1c0e29ac695a1"/>
+    <w:bookmarkEnd w:id="49"/>
+    <w:bookmarkStart w:id="50" w:name="X84bdf4d6d4e37947911920c44f1c0e29ac695a1"/>
     <w:p>
       <w:pPr>
         <w:pStyle w:val="Heading3"/>
@@ -9470,7 +9722,7 @@
         <w:t xml:space="preserve"> </w:t>
       </w:r>
       <w:r>
-        <w:t xml:space="preserve">fetching other organisations’ production websites on a timer.</w:t>
+        <w:t xml:space="preserve">fetching other organisations' production websites on a timer.</w:t>
       </w:r>
     </w:p>
     <w:p>
@@ -9497,7 +9749,7 @@
         <w:t xml:space="preserve"> </w:t>
       </w:r>
       <w:r>
-        <w:t xml:space="preserve">directory is this repository’s published output. A</w:t>
+        <w:t xml:space="preserve">directory is this repository's published output. A</w:t>
       </w:r>
       <w:r>
         <w:t xml:space="preserve"> </w:t>
@@ -9525,9 +9777,9 @@
         </w:pict>
       </w:r>
     </w:p>
-    <w:bookmarkEnd w:id="49"/>
     <w:bookmarkEnd w:id="50"/>
-    <w:bookmarkStart w:id="59" w:name="running-it"/>
+    <w:bookmarkEnd w:id="51"/>
+    <w:bookmarkStart w:id="60" w:name="X685e14c5476d1631112074ccb73d9ddb4da6e0f"/>
     <w:p>
       <w:pPr>
         <w:pStyle w:val="Heading2"/>
@@ -9573,7 +9825,7 @@
         <w:t xml:space="preserve">requests.</w:t>
       </w:r>
     </w:p>
-    <w:bookmarkStart w:id="51" w:name="the-commands"/>
+    <w:bookmarkStart w:id="52" w:name="the-commands"/>
     <w:p>
       <w:pPr>
         <w:pStyle w:val="Heading3"/>
@@ -9689,8 +9941,8 @@
         <w:t xml:space="preserve"># one node's results in the terminal</w:t>
       </w:r>
     </w:p>
-    <w:bookmarkEnd w:id="51"/>
-    <w:bookmarkStart w:id="52" w:name="listing-the-configuration"/>
+    <w:bookmarkEnd w:id="52"/>
+    <w:bookmarkStart w:id="53" w:name="listing-the-configuration"/>
     <w:p>
       <w:pPr>
         <w:pStyle w:val="Heading3"/>
@@ -10186,19 +10438,19 @@
         <w:t xml:space="preserve"> </w:t>
       </w:r>
       <w:r>
-        <w:t xml:space="preserve">nodes.yaml; approved names from checklist/approved-names-scoped.txt.” and</w:t>
-      </w:r>
-      <w:r>
-        <w:t xml:space="preserve"> </w:t>
-      </w:r>
-      <w:r>
-        <w:t xml:space="preserve">“assess and run use checklist/approved-names.txt by default: the same names,</w:t>
-      </w:r>
-      <w:r>
-        <w:t xml:space="preserve"> </w:t>
-      </w:r>
-      <w:r>
-        <w:t xml:space="preserve">unscoped, so each counts for every node.”</w:t>
+        <w:t xml:space="preserve">nodes.yaml; approved names from checklist/approved-names-scoped.txt." and</w:t>
+      </w:r>
+      <w:r>
+        <w:t xml:space="preserve"> </w:t>
+      </w:r>
+      <w:r>
+        <w:t xml:space="preserve">"assess and run use checklist/approved-names.txt by default: the same names,</w:t>
+      </w:r>
+      <w:r>
+        <w:t xml:space="preserve"> </w:t>
+      </w:r>
+      <w:r>
+        <w:t xml:space="preserve">unscoped, so each counts for every node."</w:t>
       </w:r>
     </w:p>
     <w:p>
@@ -10269,7 +10521,7 @@
         <w:t xml:space="preserve">EOSC Node Italy</w:t>
       </w:r>
       <w:r>
-        <w:t xml:space="preserve">), and prints that node’s row of the</w:t>
+        <w:t xml:space="preserve">), and prints that node's row of the</w:t>
       </w:r>
       <w:r>
         <w:t xml:space="preserve"> </w:t>
@@ -10577,8 +10829,8 @@
         <w:t xml:space="preserve">the next run will check.</w:t>
       </w:r>
     </w:p>
-    <w:bookmarkEnd w:id="52"/>
-    <w:bookmarkStart w:id="53" w:name="useful-options"/>
+    <w:bookmarkEnd w:id="53"/>
+    <w:bookmarkStart w:id="54" w:name="useful-options"/>
     <w:p>
       <w:pPr>
         <w:pStyle w:val="Heading3"/>
@@ -11203,7 +11455,7 @@
               <w:t xml:space="preserve">--url</w:t>
             </w:r>
             <w:r>
-              <w:t xml:space="preserve">: that node’s own</w:t>
+              <w:t xml:space="preserve">: that node's own</w:t>
             </w:r>
             <w:r>
               <w:t xml:space="preserve"> </w:t>
@@ -11230,7 +11482,7 @@
               <w:t xml:space="preserve">--node</w:t>
             </w:r>
             <w:r>
-              <w:t xml:space="preserve">, replaces that node’s configured one.</w:t>
+              <w:t xml:space="preserve">, replaces that node's configured one.</w:t>
             </w:r>
           </w:p>
         </w:tc>
@@ -11466,7 +11718,7 @@
               <w:pStyle w:val="Compact"/>
             </w:pPr>
             <w:r>
-              <w:t xml:space="preserve">Use no name list at all, not even the committed default. Point 3’s name requirement is then not assessed.</w:t>
+              <w:t xml:space="preserve">Use no name list at all, not even the committed default. Point 3's name requirement is then not assessed.</w:t>
             </w:r>
           </w:p>
         </w:tc>
@@ -11764,8 +12016,8 @@
         </w:tc>
       </w:tr>
     </w:tbl>
-    <w:bookmarkEnd w:id="53"/>
-    <w:bookmarkStart w:id="54" w:name="only-narrows-the-fetch-not-the-report"/>
+    <w:bookmarkEnd w:id="54"/>
+    <w:bookmarkStart w:id="55" w:name="X554c04b9c5f94e8928b231e8c7ee7978c23d680"/>
     <w:p>
       <w:pPr>
         <w:pStyle w:val="Heading3"/>
@@ -12378,8 +12630,8 @@
         <w:t xml:space="preserve"> run basic-check assess</w:t>
       </w:r>
     </w:p>
-    <w:bookmarkEnd w:id="54"/>
-    <w:bookmarkStart w:id="55" w:name="skip-leaves-nodes-out-and-says-so"/>
+    <w:bookmarkEnd w:id="55"/>
+    <w:bookmarkStart w:id="56" w:name="X68450229b7899696107d4f9a0d6edfeb9b31753"/>
     <w:p>
       <w:pPr>
         <w:pStyle w:val="Heading3"/>
@@ -12448,22 +12700,13 @@
         <w:t xml:space="preserve"> </w:t>
       </w:r>
       <w:r>
-        <w:t xml:space="preserve">names</w:t>
-      </w:r>
-      <w:r>
-        <w:t xml:space="preserve"> </w:t>
-      </w:r>
-      <w:r>
-        <w:t xml:space="preserve">“EOSC Node</w:t>
-      </w:r>
-      <w:r>
-        <w:t xml:space="preserve"> </w:t>
-      </w:r>
-      <w:r>
-        <w:t xml:space="preserve">Italy”</w:t>
-      </w:r>
-      <w:r>
-        <w:t xml:space="preserve">:</w:t>
+        <w:t xml:space="preserve">names "EOSC Node</w:t>
+      </w:r>
+      <w:r>
+        <w:t xml:space="preserve"> </w:t>
+      </w:r>
+      <w:r>
+        <w:t xml:space="preserve">Italy":</w:t>
       </w:r>
     </w:p>
     <w:p>
@@ -12958,8 +13201,8 @@
         <w:t xml:space="preserve">fetches EUDAT alone.</w:t>
       </w:r>
     </w:p>
-    <w:bookmarkEnd w:id="55"/>
-    <w:bookmarkStart w:id="56" w:name="checking-a-page-not-in-nodes.yaml"/>
+    <w:bookmarkEnd w:id="56"/>
+    <w:bookmarkStart w:id="57" w:name="checking-a-page-not-in-nodesyaml"/>
     <w:p>
       <w:pPr>
         <w:pStyle w:val="Heading3"/>
@@ -13047,14 +13290,14 @@
         <w:t xml:space="preserve">stray single-page file that looks official is a genuine hazard.</w:t>
       </w:r>
     </w:p>
-    <w:bookmarkEnd w:id="56"/>
-    <w:bookmarkStart w:id="57" w:name="Xff864b2a738710e69d56a09dc1146f678e1e3b2"/>
+    <w:bookmarkEnd w:id="57"/>
+    <w:bookmarkStart w:id="58" w:name="Xff864b2a738710e69d56a09dc1146f678e1e3b2"/>
     <w:p>
       <w:pPr>
         <w:pStyle w:val="Heading3"/>
       </w:pPr>
       <w:r>
-        <w:t xml:space="preserve">Updating one node’s row:</w:t>
+        <w:t xml:space="preserve">Updating one node's row:</w:t>
       </w:r>
       <w:r>
         <w:t xml:space="preserve"> </w:t>
@@ -13071,7 +13314,7 @@
         <w:pStyle w:val="FirstParagraph"/>
       </w:pPr>
       <w:r>
-        <w:t xml:space="preserve">After a node’s URL changes, or when one node’s page has been fixed, there is no</w:t>
+        <w:t xml:space="preserve">After a node's URL changes, or when one node's page has been fixed, there is no</w:t>
       </w:r>
       <w:r>
         <w:t xml:space="preserve"> </w:t>
@@ -13206,7 +13449,7 @@
               <w:pStyle w:val="Compact"/>
             </w:pPr>
             <w:r>
-              <w:t xml:space="preserve">Fetches that one page again, into a scratch directory. Only if the page loaded does it replace the node’s evidence and screenshot, and its row.</w:t>
+              <w:t xml:space="preserve">Fetches that one page again, into a scratch directory. Only if the page loaded does it replace the node's evidence and screenshot, and its row.</w:t>
             </w:r>
             <w:r>
               <w:t xml:space="preserve"> </w:t>
@@ -13248,7 +13491,7 @@
               <w:pStyle w:val="Compact"/>
             </w:pPr>
             <w:r>
-              <w:t xml:space="preserve">Judges the node’s evidence already in</w:t>
+              <w:t xml:space="preserve">Judges the node's evidence already in</w:t>
             </w:r>
             <w:r>
               <w:t xml:space="preserve"> </w:t>
@@ -13322,7 +13565,7 @@
         <w:t xml:space="preserve"> </w:t>
       </w:r>
       <w:r>
-        <w:t xml:space="preserve">stored rows, and the command prints each point’s old and new verdict.</w:t>
+        <w:t xml:space="preserve">stored rows, and the command prints each point's old and new verdict.</w:t>
       </w:r>
       <w:r>
         <w:t xml:space="preserve"> </w:t>
@@ -13409,7 +13652,7 @@
         <w:t xml:space="preserve"> </w:t>
       </w:r>
       <w:r>
-        <w:t xml:space="preserve">list with the node’s previous URL, capture time and</w:t>
+        <w:t xml:space="preserve">list with the node's previous URL, capture time and</w:t>
       </w:r>
       <w:r>
         <w:t xml:space="preserve"> </w:t>
@@ -13746,8 +13989,8 @@
         <w:t xml:space="preserve"> /tmp/copy</w:t>
       </w:r>
     </w:p>
-    <w:bookmarkEnd w:id="57"/>
-    <w:bookmarkStart w:id="58" w:name="checking-a-node-at-an-alternative-url"/>
+    <w:bookmarkEnd w:id="58"/>
+    <w:bookmarkStart w:id="59" w:name="checking-a-node-at-an-alternative-url"/>
     <w:p>
       <w:pPr>
         <w:pStyle w:val="Heading3"/>
@@ -14192,7 +14435,7 @@
               <w:t xml:space="preserve"> </w:t>
             </w:r>
             <w:r>
-              <w:t xml:space="preserve">replaces the node’s</w:t>
+              <w:t xml:space="preserve">replaces the node's</w:t>
             </w:r>
             <w:r>
               <w:t xml:space="preserve"> </w:t>
@@ -14375,7 +14618,7 @@
         <w:pStyle w:val="BodyText"/>
       </w:pPr>
       <w:r>
-        <w:t xml:space="preserve">This is the way to try a node’s new address before changing</w:t>
+        <w:t xml:space="preserve">This is the way to try a node's new address before changing</w:t>
       </w:r>
       <w:r>
         <w:t xml:space="preserve"> </w:t>
@@ -14414,9 +14657,9 @@
         </w:pict>
       </w:r>
     </w:p>
-    <w:bookmarkEnd w:id="58"/>
     <w:bookmarkEnd w:id="59"/>
-    <w:bookmarkStart w:id="61" w:name="how-deep-to-go---depth"/>
+    <w:bookmarkEnd w:id="60"/>
+    <w:bookmarkStart w:id="62" w:name="X7cf5a1e9623dd54905417df66d4a360904ae2c8"/>
     <w:p>
       <w:pPr>
         <w:pStyle w:val="Heading2"/>
@@ -15035,25 +15278,13 @@
         <w:t xml:space="preserve"> </w:t>
       </w:r>
       <w:r>
-        <w:t xml:space="preserve">judgement (</w:t>
-      </w:r>
-      <w:r>
-        <w:t xml:space="preserve">“clearly state”</w:t>
-      </w:r>
-      <w:r>
-        <w:t xml:space="preserve">) or quantify over things no crawl enumerates (</w:t>
-      </w:r>
-      <w:r>
-        <w:t xml:space="preserve">“all</w:t>
-      </w:r>
-      <w:r>
-        <w:t xml:space="preserve"> </w:t>
-      </w:r>
-      <w:r>
-        <w:t xml:space="preserve">research resources offered by the Node”</w:t>
-      </w:r>
-      <w:r>
-        <w:t xml:space="preserve">), and no amount of fetching settles</w:t>
+        <w:t xml:space="preserve">judgement ("clearly state") or quantify over things no crawl enumerates ("all</w:t>
+      </w:r>
+      <w:r>
+        <w:t xml:space="preserve"> </w:t>
+      </w:r>
+      <w:r>
+        <w:t xml:space="preserve">research resources offered by the Node"), and no amount of fetching settles</w:t>
       </w:r>
       <w:r>
         <w:t xml:space="preserve"> </w:t>
@@ -15167,16 +15398,7 @@
         <w:t xml:space="preserve"> </w:t>
       </w:r>
       <w:r>
-        <w:t xml:space="preserve">verdicts changed (52 PASS, 10 FAIL, 68 review at both depths). That run also looked for services and policies pages at the second hop, which used the whole fetch budget before Italy and Slovakia were reached; since then those pages are looked for on the landing page only, as</w:t>
-      </w:r>
-      <w:r>
-        <w:t xml:space="preserve"> </w:t>
-      </w:r>
-      <w:r>
-        <w:t xml:space="preserve">“pages linked by the NLP”</w:t>
-      </w:r>
-      <w:r>
-        <w:t xml:space="preserve">, and the second hop follows policy links alone.</w:t>
+        <w:t xml:space="preserve">verdicts changed (52 PASS, 10 FAIL, 68 review at both depths). That run also looked for services and policies pages at the second hop, which used the whole fetch budget before Italy and Slovakia were reached; since then those pages are looked for on the landing page only, as "pages linked by the NLP", and the second hop follows policy links alone.</w:t>
       </w:r>
       <w:r>
         <w:t xml:space="preserve"> </w:t>
@@ -15725,13 +15947,13 @@
         <w:t xml:space="preserve">another federation or a later date.</w:t>
       </w:r>
     </w:p>
-    <w:bookmarkStart w:id="60" w:name="X2a91d9b1ee4bf6327b51d59c91d7740875558d5"/>
+    <w:bookmarkStart w:id="61" w:name="X2a91d9b1ee4bf6327b51d59c91d7740875558d5"/>
     <w:p>
       <w:pPr>
         <w:pStyle w:val="Heading3"/>
       </w:pPr>
       <w:r>
-        <w:t xml:space="preserve">Be considerate with other people’s servers</w:t>
+        <w:t xml:space="preserve">Be considerate with other people's servers</w:t>
       </w:r>
     </w:p>
     <w:p>
@@ -15888,7 +16110,7 @@
         <w:t xml:space="preserve">checking</w:t>
       </w:r>
       <w:r>
-        <w:t xml:space="preserve">, and the block tracks the requesting address rather than the tool’s</w:t>
+        <w:t xml:space="preserve">, and the block tracks the requesting address rather than the tool's</w:t>
       </w:r>
       <w:r>
         <w:t xml:space="preserve"> </w:t>
@@ -15922,9 +16144,9 @@
         </w:pict>
       </w:r>
     </w:p>
-    <w:bookmarkEnd w:id="60"/>
     <w:bookmarkEnd w:id="61"/>
-    <w:bookmarkStart w:id="65" w:name="reading-the-output"/>
+    <w:bookmarkEnd w:id="62"/>
+    <w:bookmarkStart w:id="66" w:name="X20230d89ad096c6409926418866ff11e40ef490"/>
     <w:p>
       <w:pPr>
         <w:pStyle w:val="Heading2"/>
@@ -16231,7 +16453,7 @@
         </w:tc>
       </w:tr>
     </w:tbl>
-    <w:bookmarkStart w:id="62" w:name="the-four-verdicts"/>
+    <w:bookmarkStart w:id="63" w:name="the-four-verdicts"/>
     <w:p>
       <w:pPr>
         <w:pStyle w:val="Heading3"/>
@@ -16454,7 +16676,7 @@
         <w:t xml:space="preserve"> </w:t>
       </w:r>
       <w:r>
-        <w:t xml:space="preserve">crawlers to stay away and the tool complied. The reason is in each cell’s</w:t>
+        <w:t xml:space="preserve">crawlers to stay away and the tool complied. The reason is in each cell's</w:t>
       </w:r>
       <w:r>
         <w:t xml:space="preserve"> </w:t>
@@ -16532,7 +16754,7 @@
         <w:t xml:space="preserve">ERROR</w:t>
       </w:r>
       <w:r>
-        <w:t xml:space="preserve">. On the 25 September trial, BBMRI-ERIC’s new</w:t>
+        <w:t xml:space="preserve">. On the 25 September trial, BBMRI-ERIC's new</w:t>
       </w:r>
       <w:r>
         <w:t xml:space="preserve"> </w:t>
@@ -16619,31 +16841,13 @@
         <w:t xml:space="preserve"> </w:t>
       </w:r>
       <w:r>
-        <w:t xml:space="preserve">returns review rather than FAIL. The point is that</w:t>
-      </w:r>
-      <w:r>
-        <w:t xml:space="preserve"> </w:t>
-      </w:r>
-      <w:r>
-        <w:t xml:space="preserve">“we found no contact link”</w:t>
-      </w:r>
-      <w:r>
-        <w:t xml:space="preserve"> </w:t>
-      </w:r>
-      <w:r>
-        <w:t xml:space="preserve">and</w:t>
-      </w:r>
-      <w:r>
-        <w:t xml:space="preserve"> </w:t>
-      </w:r>
-      <w:r>
-        <w:t xml:space="preserve">“the page did not load for us”</w:t>
-      </w:r>
-      <w:r>
-        <w:t xml:space="preserve"> </w:t>
-      </w:r>
-      <w:r>
-        <w:t xml:space="preserve">must not produce the same verdict.</w:t>
+        <w:t xml:space="preserve">returns review rather than FAIL. The point is that "we found no contact link" and</w:t>
+      </w:r>
+      <w:r>
+        <w:t xml:space="preserve"> </w:t>
+      </w:r>
+      <w:r>
+        <w:t xml:space="preserve">"the page did not load for us" must not produce the same verdict.</w:t>
       </w:r>
     </w:p>
     <w:p>
@@ -16651,7 +16855,7 @@
         <w:pStyle w:val="BodyText"/>
       </w:pPr>
       <w:r>
-        <w:t xml:space="preserve">The same restraint applies to being blocked. GÉANT’s</w:t>
+        <w:t xml:space="preserve">The same restraint applies to being blocked. GÉANT's</w:t>
       </w:r>
       <w:r>
         <w:t xml:space="preserve"> </w:t>
@@ -16705,8 +16909,8 @@
         <w:t xml:space="preserve">26 September, and the same four cells are review there.</w:t>
       </w:r>
     </w:p>
-    <w:bookmarkEnd w:id="62"/>
-    <w:bookmarkStart w:id="63" w:name="reproducing-a-verdict-by-hand"/>
+    <w:bookmarkEnd w:id="63"/>
+    <w:bookmarkStart w:id="64" w:name="reproducing-a-verdict-by-hand"/>
     <w:p>
       <w:pPr>
         <w:pStyle w:val="Heading3"/>
@@ -16890,8 +17094,8 @@
         <w:t xml:space="preserve">a verdict surprises you.</w:t>
       </w:r>
     </w:p>
-    <w:bookmarkEnd w:id="63"/>
-    <w:bookmarkStart w:id="64" w:name="personal-data-is-masked"/>
+    <w:bookmarkEnd w:id="64"/>
+    <w:bookmarkStart w:id="65" w:name="personal-data-is-masked"/>
     <w:p>
       <w:pPr>
         <w:pStyle w:val="Heading3"/>
@@ -17509,76 +17713,379 @@
         <w:rPr>
           <w:rStyle w:val="VerbatimChar"/>
         </w:rPr>
+        <w:t xml:space="preserve">web-31</w:t>
+      </w:r>
+      <w:r>
+        <w:t xml:space="preserve"> </w:t>
+      </w:r>
+      <w:r>
+        <w:t xml:space="preserve">(19 October 2026) was collected</w:t>
+      </w:r>
+      <w:r>
+        <w:t xml:space="preserve"> </w:t>
+      </w:r>
+      <w:r>
+        <w:t xml:space="preserve">with masking in place, and a search of all its evidence and reports found no</w:t>
+      </w:r>
+      <w:r>
+        <w:t xml:space="preserve"> </w:t>
+      </w:r>
+      <w:r>
+        <w:t xml:space="preserve">personal address or phone number. Two personal names that the masking does not cover were removed by hand from the evidence, each replaced by a placeholder of the same length so every character count and verdict stays as collected: a quotation attribution on CERN's page (in</w:t>
+      </w:r>
+      <w:r>
+        <w:t xml:space="preserve"> </w:t>
+      </w:r>
+      <w:r>
+        <w:rPr>
+          <w:rStyle w:val="VerbatimChar"/>
+        </w:rPr>
+        <w:t xml:space="preserve">cern.json</w:t>
+      </w:r>
+      <w:r>
+        <w:t xml:space="preserve"> </w:t>
+      </w:r>
+      <w:r>
+        <w:t xml:space="preserve">and in its screenshot) and the node coordinator named on EGI's page (in</w:t>
+      </w:r>
+      <w:r>
+        <w:t xml:space="preserve"> </w:t>
+      </w:r>
+      <w:r>
+        <w:rPr>
+          <w:rStyle w:val="VerbatimChar"/>
+        </w:rPr>
+        <w:t xml:space="preserve">egi.json</w:t>
+      </w:r>
+      <w:r>
+        <w:t xml:space="preserve">, in the link text and, since</w:t>
+      </w:r>
+      <w:r>
+        <w:t xml:space="preserve"> </w:t>
+      </w:r>
+      <w:r>
+        <w:rPr>
+          <w:rStyle w:val="VerbatimChar"/>
+        </w:rPr>
+        <w:t xml:space="preserve">web-12</w:t>
+      </w:r>
+      <w:r>
+        <w:t xml:space="preserve">, also in the link's address,</w:t>
+      </w:r>
+      <w:r>
+        <w:t xml:space="preserve"> </w:t>
+      </w:r>
+      <w:r>
+        <w:rPr>
+          <w:rStyle w:val="VerbatimChar"/>
+        </w:rPr>
+        <w:t xml:space="preserve">/person/…/</w:t>
+      </w:r>
+      <w:r>
+        <w:t xml:space="preserve">, which earlier published runs still carried). The second hop of</w:t>
+      </w:r>
+      <w:r>
+        <w:t xml:space="preserve"> </w:t>
+      </w:r>
+      <w:r>
+        <w:rPr>
+          <w:rStyle w:val="VerbatimChar"/>
+        </w:rPr>
+        <w:t xml:space="preserve">web-13</w:t>
+      </w:r>
+      <w:r>
+        <w:t xml:space="preserve"> </w:t>
+      </w:r>
+      <w:r>
+        <w:t xml:space="preserve">added a third: a person quoted in a news item on a Czechia page reached only at depth 2 (in</w:t>
+      </w:r>
+      <w:r>
+        <w:t xml:space="preserve"> </w:t>
+      </w:r>
+      <w:r>
+        <w:rPr>
+          <w:rStyle w:val="VerbatimChar"/>
+        </w:rPr>
+        <w:t xml:space="preserve">eosc-cz.json</w:t>
+      </w:r>
+      <w:r>
+        <w:t xml:space="preserve">, in the quotation and in the address of the interview it links to).</w:t>
+      </w:r>
+      <w:r>
+        <w:t xml:space="preserve"> </w:t>
+      </w:r>
+      <w:r>
+        <w:rPr>
+          <w:rStyle w:val="VerbatimChar"/>
+        </w:rPr>
+        <w:t xml:space="preserve">web-14</w:t>
+      </w:r>
+      <w:r>
+        <w:t xml:space="preserve">, which also reads services and policies pages, added many more, and</w:t>
+      </w:r>
+      <w:r>
+        <w:t xml:space="preserve"> </w:t>
+      </w:r>
+      <w:r>
+        <w:rPr>
+          <w:rStyle w:val="VerbatimChar"/>
+        </w:rPr>
+        <w:t xml:space="preserve">web-15</w:t>
+      </w:r>
+      <w:r>
+        <w:t xml:space="preserve">,</w:t>
+      </w:r>
+      <w:r>
+        <w:t xml:space="preserve"> </w:t>
+      </w:r>
+      <w:r>
+        <w:rPr>
+          <w:rStyle w:val="VerbatimChar"/>
+        </w:rPr>
+        <w:t xml:space="preserve">web-16</w:t>
+      </w:r>
+      <w:r>
+        <w:t xml:space="preserve">,</w:t>
+      </w:r>
+      <w:r>
+        <w:t xml:space="preserve"> </w:t>
+      </w:r>
+      <w:r>
+        <w:rPr>
+          <w:rStyle w:val="VerbatimChar"/>
+        </w:rPr>
+        <w:t xml:space="preserve">web-18</w:t>
+      </w:r>
+      <w:r>
+        <w:t xml:space="preserve">,</w:t>
+      </w:r>
+      <w:r>
+        <w:t xml:space="preserve"> </w:t>
+      </w:r>
+      <w:r>
+        <w:rPr>
+          <w:rStyle w:val="VerbatimChar"/>
+        </w:rPr>
+        <w:t xml:space="preserve">web-21</w:t>
+      </w:r>
+      <w:r>
+        <w:t xml:space="preserve">,</w:t>
+      </w:r>
+      <w:r>
+        <w:t xml:space="preserve"> </w:t>
+      </w:r>
+      <w:r>
+        <w:rPr>
+          <w:rStyle w:val="VerbatimChar"/>
+        </w:rPr>
+        <w:t xml:space="preserve">web-22</w:t>
+      </w:r>
+      <w:r>
+        <w:t xml:space="preserve">,</w:t>
+      </w:r>
+      <w:r>
+        <w:t xml:space="preserve"> </w:t>
+      </w:r>
+      <w:r>
+        <w:rPr>
+          <w:rStyle w:val="VerbatimChar"/>
+        </w:rPr>
+        <w:t xml:space="preserve">web-23</w:t>
+      </w:r>
+      <w:r>
+        <w:t xml:space="preserve">,</w:t>
+      </w:r>
+      <w:r>
+        <w:t xml:space="preserve"> </w:t>
+      </w:r>
+      <w:r>
+        <w:rPr>
+          <w:rStyle w:val="VerbatimChar"/>
+        </w:rPr>
+        <w:t xml:space="preserve">web-24</w:t>
+      </w:r>
+      <w:r>
+        <w:t xml:space="preserve">,</w:t>
+      </w:r>
+      <w:r>
+        <w:t xml:space="preserve"> </w:t>
+      </w:r>
+      <w:r>
+        <w:rPr>
+          <w:rStyle w:val="VerbatimChar"/>
+        </w:rPr>
+        <w:t xml:space="preserve">web-25</w:t>
+      </w:r>
+      <w:r>
+        <w:t xml:space="preserve">,</w:t>
+      </w:r>
+      <w:r>
+        <w:t xml:space="preserve"> </w:t>
+      </w:r>
+      <w:r>
+        <w:rPr>
+          <w:rStyle w:val="VerbatimChar"/>
+        </w:rPr>
+        <w:t xml:space="preserve">web-26</w:t>
+      </w:r>
+      <w:r>
+        <w:t xml:space="preserve">,</w:t>
+      </w:r>
+      <w:r>
+        <w:t xml:space="preserve"> </w:t>
+      </w:r>
+      <w:r>
+        <w:rPr>
+          <w:rStyle w:val="VerbatimChar"/>
+        </w:rPr>
+        <w:t xml:space="preserve">web-27</w:t>
+      </w:r>
+      <w:r>
+        <w:t xml:space="preserve">,</w:t>
+      </w:r>
+      <w:r>
+        <w:t xml:space="preserve"> </w:t>
+      </w:r>
+      <w:r>
+        <w:rPr>
+          <w:rStyle w:val="VerbatimChar"/>
+        </w:rPr>
         <w:t xml:space="preserve">web-28</w:t>
       </w:r>
       <w:r>
         <w:t xml:space="preserve"> </w:t>
       </w:r>
       <w:r>
-        <w:t xml:space="preserve">(9 October 2026) was collected</w:t>
-      </w:r>
-      <w:r>
-        <w:t xml:space="preserve"> </w:t>
-      </w:r>
-      <w:r>
-        <w:t xml:space="preserve">with masking in place, and a search of all its evidence and reports found no</w:t>
-      </w:r>
-      <w:r>
-        <w:t xml:space="preserve"> </w:t>
-      </w:r>
-      <w:r>
-        <w:t xml:space="preserve">personal address or phone number. Two personal names that the masking does not cover were removed by hand from the evidence, each replaced by a placeholder of the same length so every character count and verdict stays as collected: a quotation attribution on CERN’s page (in</w:t>
-      </w:r>
-      <w:r>
-        <w:t xml:space="preserve"> </w:t>
-      </w:r>
-      <w:r>
-        <w:rPr>
-          <w:rStyle w:val="VerbatimChar"/>
-        </w:rPr>
-        <w:t xml:space="preserve">cern.json</w:t>
-      </w:r>
-      <w:r>
-        <w:t xml:space="preserve"> </w:t>
-      </w:r>
-      <w:r>
-        <w:t xml:space="preserve">and in its screenshot) and the node coordinator named on EGI’s page (in</w:t>
-      </w:r>
-      <w:r>
-        <w:t xml:space="preserve"> </w:t>
-      </w:r>
-      <w:r>
-        <w:rPr>
-          <w:rStyle w:val="VerbatimChar"/>
-        </w:rPr>
-        <w:t xml:space="preserve">egi.json</w:t>
-      </w:r>
-      <w:r>
-        <w:t xml:space="preserve">, in the link text and, since</w:t>
-      </w:r>
-      <w:r>
-        <w:t xml:space="preserve"> </w:t>
-      </w:r>
-      <w:r>
-        <w:rPr>
-          <w:rStyle w:val="VerbatimChar"/>
-        </w:rPr>
-        <w:t xml:space="preserve">web-12</w:t>
-      </w:r>
-      <w:r>
-        <w:t xml:space="preserve">, also in the link’s address,</w:t>
-      </w:r>
-      <w:r>
-        <w:t xml:space="preserve"> </w:t>
-      </w:r>
-      <w:r>
-        <w:rPr>
-          <w:rStyle w:val="VerbatimChar"/>
-        </w:rPr>
-        <w:t xml:space="preserve">/person/…/</w:t>
-      </w:r>
-      <w:r>
-        <w:t xml:space="preserve">, which earlier published runs still carried). The second hop of</w:t>
+        <w:t xml:space="preserve">and</w:t>
+      </w:r>
+      <w:r>
+        <w:t xml:space="preserve"> </w:t>
+      </w:r>
+      <w:r>
+        <w:rPr>
+          <w:rStyle w:val="VerbatimChar"/>
+        </w:rPr>
+        <w:t xml:space="preserve">web-31</w:t>
+      </w:r>
+      <w:r>
+        <w:t xml:space="preserve"> </w:t>
+      </w:r>
+      <w:r>
+        <w:t xml:space="preserve">carry the same ones (BBMRI-ERIC's apart, in</w:t>
+      </w:r>
+      <w:r>
+        <w:t xml:space="preserve"> </w:t>
+      </w:r>
+      <w:r>
+        <w:rPr>
+          <w:rStyle w:val="VerbatimChar"/>
+        </w:rPr>
+        <w:t xml:space="preserve">web-24</w:t>
+      </w:r>
+      <w:r>
+        <w:t xml:space="preserve">, where its page was not fetched;</w:t>
+      </w:r>
+      <w:r>
+        <w:t xml:space="preserve"> </w:t>
+      </w:r>
+      <w:r>
+        <w:rPr>
+          <w:rStyle w:val="VerbatimChar"/>
+        </w:rPr>
+        <w:t xml:space="preserve">web-25</w:t>
+      </w:r>
+      <w:r>
+        <w:t xml:space="preserve"> </w:t>
+      </w:r>
+      <w:r>
+        <w:t xml:space="preserve">adds fifteen on BBMRI-ERIC's</w:t>
+      </w:r>
+      <w:r>
+        <w:t xml:space="preserve"> </w:t>
+      </w:r>
+      <w:r>
+        <w:rPr>
+          <w:rStyle w:val="VerbatimChar"/>
+        </w:rPr>
+        <w:t xml:space="preserve">dev3.</w:t>
+      </w:r>
+      <w:r>
+        <w:t xml:space="preserve"> </w:t>
+      </w:r>
+      <w:r>
+        <w:t xml:space="preserve">pages: its Director General on the legal notice, the seven members of its scientific and ethical advisory board, the Stakeholder Forum chair and the head of public affairs, and five finance, project and HR staff listed in capitals) (</w:t>
+      </w:r>
+      <w:r>
+        <w:rPr>
+          <w:rStyle w:val="VerbatimChar"/>
+        </w:rPr>
+        <w:t xml:space="preserve">web-21</w:t>
+      </w:r>
+      <w:r>
+        <w:t xml:space="preserve"> </w:t>
+      </w:r>
+      <w:r>
+        <w:t xml:space="preserve">adds one, a photo credit in an image description on Data Terra's new page;</w:t>
+      </w:r>
+      <w:r>
+        <w:t xml:space="preserve"> </w:t>
+      </w:r>
+      <w:r>
+        <w:rPr>
+          <w:rStyle w:val="VerbatimChar"/>
+        </w:rPr>
+        <w:t xml:space="preserve">web-22</w:t>
+      </w:r>
+      <w:r>
+        <w:t xml:space="preserve"> </w:t>
+      </w:r>
+      <w:r>
+        <w:t xml:space="preserve">adds two staff names in a news item on EUDAT's new page and one more GÉANT observer;</w:t>
+      </w:r>
+      <w:r>
+        <w:t xml:space="preserve"> </w:t>
+      </w:r>
+      <w:r>
+        <w:rPr>
+          <w:rStyle w:val="VerbatimChar"/>
+        </w:rPr>
+        <w:t xml:space="preserve">web-27</w:t>
+      </w:r>
+      <w:r>
+        <w:t xml:space="preserve"> </w:t>
+      </w:r>
+      <w:r>
+        <w:t xml:space="preserve">adds the people named in the captions of historical public-domain photos on Poland's page;</w:t>
+      </w:r>
+      <w:r>
+        <w:t xml:space="preserve"> </w:t>
+      </w:r>
+      <w:r>
+        <w:rPr>
+          <w:rStyle w:val="VerbatimChar"/>
+        </w:rPr>
+        <w:t xml:space="preserve">web-28</w:t>
+      </w:r>
+      <w:r>
+        <w:t xml:space="preserve"> </w:t>
+      </w:r>
+      <w:r>
+        <w:t xml:space="preserve">adds, on EBRAINS-RI's pages, its CEO, a section head, its press contact, three testimonial authors and two people named in news items and image captions, also in image file names and link addresses, and the coordinator named in a video title in Life Sciences Connect's screenshot;</w:t>
+      </w:r>
+      <w:r>
+        <w:t xml:space="preserve"> </w:t>
+      </w:r>
+      <w:r>
+        <w:rPr>
+          <w:rStyle w:val="VerbatimChar"/>
+        </w:rPr>
+        <w:t xml:space="preserve">web-31</w:t>
+      </w:r>
+      <w:r>
+        <w:t xml:space="preserve"> </w:t>
+      </w:r>
+      <w:r>
+        <w:t xml:space="preserve">adds the author credited in the document log of BBMRI-ERIC's Acceptable Use Policy and a person interviewed in an EBRAINS-RI news item): about thirty staff, board and news-author names on BBMRI-ERIC's and EGI's pages, and the author lists of publication citations on Czechia's, D4Science's (EOSC DTO, Italy) and PaNOSC's pages. Two of those citation lists were already in the evidence published as</w:t>
       </w:r>
       <w:r>
         <w:t xml:space="preserve"> </w:t>
@@ -17593,43 +18100,7 @@
         <w:t xml:space="preserve"> </w:t>
       </w:r>
       <w:r>
-        <w:t xml:space="preserve">added a third: a person quoted in a news item on a Czechia page reached only at depth 2 (in</w:t>
-      </w:r>
-      <w:r>
-        <w:t xml:space="preserve"> </w:t>
-      </w:r>
-      <w:r>
-        <w:rPr>
-          <w:rStyle w:val="VerbatimChar"/>
-        </w:rPr>
-        <w:t xml:space="preserve">eosc-cz.json</w:t>
-      </w:r>
-      <w:r>
-        <w:t xml:space="preserve">, in the quotation and in the address of the interview it links to).</w:t>
-      </w:r>
-      <w:r>
-        <w:t xml:space="preserve"> </w:t>
-      </w:r>
-      <w:r>
-        <w:rPr>
-          <w:rStyle w:val="VerbatimChar"/>
-        </w:rPr>
-        <w:t xml:space="preserve">web-14</w:t>
-      </w:r>
-      <w:r>
-        <w:t xml:space="preserve">, which also reads services and policies pages, added many more, and</w:t>
-      </w:r>
-      <w:r>
-        <w:t xml:space="preserve"> </w:t>
-      </w:r>
-      <w:r>
-        <w:rPr>
-          <w:rStyle w:val="VerbatimChar"/>
-        </w:rPr>
-        <w:t xml:space="preserve">web-15</w:t>
-      </w:r>
-      <w:r>
-        <w:t xml:space="preserve">,</w:t>
+        <w:t xml:space="preserve">and were missed then; they remain in the git history.</w:t>
       </w:r>
       <w:r>
         <w:t xml:space="preserve"> </w:t>
@@ -17641,295 +18112,7 @@
         <w:t xml:space="preserve">web-16</w:t>
       </w:r>
       <w:r>
-        <w:t xml:space="preserve">,</w:t>
-      </w:r>
-      <w:r>
-        <w:t xml:space="preserve"> </w:t>
-      </w:r>
-      <w:r>
-        <w:rPr>
-          <w:rStyle w:val="VerbatimChar"/>
-        </w:rPr>
-        <w:t xml:space="preserve">web-18</w:t>
-      </w:r>
-      <w:r>
-        <w:t xml:space="preserve">,</w:t>
-      </w:r>
-      <w:r>
-        <w:t xml:space="preserve"> </w:t>
-      </w:r>
-      <w:r>
-        <w:rPr>
-          <w:rStyle w:val="VerbatimChar"/>
-        </w:rPr>
-        <w:t xml:space="preserve">web-21</w:t>
-      </w:r>
-      <w:r>
-        <w:t xml:space="preserve">,</w:t>
-      </w:r>
-      <w:r>
-        <w:t xml:space="preserve"> </w:t>
-      </w:r>
-      <w:r>
-        <w:rPr>
-          <w:rStyle w:val="VerbatimChar"/>
-        </w:rPr>
-        <w:t xml:space="preserve">web-22</w:t>
-      </w:r>
-      <w:r>
-        <w:t xml:space="preserve">,</w:t>
-      </w:r>
-      <w:r>
-        <w:t xml:space="preserve"> </w:t>
-      </w:r>
-      <w:r>
-        <w:rPr>
-          <w:rStyle w:val="VerbatimChar"/>
-        </w:rPr>
-        <w:t xml:space="preserve">web-23</w:t>
-      </w:r>
-      <w:r>
-        <w:t xml:space="preserve">,</w:t>
-      </w:r>
-      <w:r>
-        <w:t xml:space="preserve"> </w:t>
-      </w:r>
-      <w:r>
-        <w:rPr>
-          <w:rStyle w:val="VerbatimChar"/>
-        </w:rPr>
-        <w:t xml:space="preserve">web-24</w:t>
-      </w:r>
-      <w:r>
-        <w:t xml:space="preserve">,</w:t>
-      </w:r>
-      <w:r>
-        <w:t xml:space="preserve"> </w:t>
-      </w:r>
-      <w:r>
-        <w:rPr>
-          <w:rStyle w:val="VerbatimChar"/>
-        </w:rPr>
-        <w:t xml:space="preserve">web-25</w:t>
-      </w:r>
-      <w:r>
-        <w:t xml:space="preserve">,</w:t>
-      </w:r>
-      <w:r>
-        <w:t xml:space="preserve"> </w:t>
-      </w:r>
-      <w:r>
-        <w:rPr>
-          <w:rStyle w:val="VerbatimChar"/>
-        </w:rPr>
-        <w:t xml:space="preserve">web-26</w:t>
-      </w:r>
-      <w:r>
-        <w:t xml:space="preserve">,</w:t>
-      </w:r>
-      <w:r>
-        <w:t xml:space="preserve"> </w:t>
-      </w:r>
-      <w:r>
-        <w:rPr>
-          <w:rStyle w:val="VerbatimChar"/>
-        </w:rPr>
-        <w:t xml:space="preserve">web-27</w:t>
-      </w:r>
-      <w:r>
-        <w:t xml:space="preserve"> </w:t>
-      </w:r>
-      <w:r>
-        <w:t xml:space="preserve">and</w:t>
-      </w:r>
-      <w:r>
-        <w:t xml:space="preserve"> </w:t>
-      </w:r>
-      <w:r>
-        <w:rPr>
-          <w:rStyle w:val="VerbatimChar"/>
-        </w:rPr>
-        <w:t xml:space="preserve">web-28</w:t>
-      </w:r>
-      <w:r>
-        <w:t xml:space="preserve"> </w:t>
-      </w:r>
-      <w:r>
-        <w:t xml:space="preserve">carry the same ones (BBMRI-ERIC’s apart, in</w:t>
-      </w:r>
-      <w:r>
-        <w:t xml:space="preserve"> </w:t>
-      </w:r>
-      <w:r>
-        <w:rPr>
-          <w:rStyle w:val="VerbatimChar"/>
-        </w:rPr>
-        <w:t xml:space="preserve">web-24</w:t>
-      </w:r>
-      <w:r>
-        <w:t xml:space="preserve">, where its page was not fetched;</w:t>
-      </w:r>
-      <w:r>
-        <w:t xml:space="preserve"> </w:t>
-      </w:r>
-      <w:r>
-        <w:rPr>
-          <w:rStyle w:val="VerbatimChar"/>
-        </w:rPr>
-        <w:t xml:space="preserve">web-25</w:t>
-      </w:r>
-      <w:r>
-        <w:t xml:space="preserve"> </w:t>
-      </w:r>
-      <w:r>
-        <w:t xml:space="preserve">adds fifteen on BBMRI-ERIC’s</w:t>
-      </w:r>
-      <w:r>
-        <w:t xml:space="preserve"> </w:t>
-      </w:r>
-      <w:r>
-        <w:rPr>
-          <w:rStyle w:val="VerbatimChar"/>
-        </w:rPr>
-        <w:t xml:space="preserve">dev3.</w:t>
-      </w:r>
-      <w:r>
-        <w:t xml:space="preserve"> </w:t>
-      </w:r>
-      <w:r>
-        <w:t xml:space="preserve">pages: its Director General on the legal notice, the seven members of its scientific and ethical advisory board, the Stakeholder Forum chair and the head of public affairs, and five finance, project and HR staff listed in capitals) (</w:t>
-      </w:r>
-      <w:r>
-        <w:rPr>
-          <w:rStyle w:val="VerbatimChar"/>
-        </w:rPr>
-        <w:t xml:space="preserve">web-21</w:t>
-      </w:r>
-      <w:r>
-        <w:t xml:space="preserve"> </w:t>
-      </w:r>
-      <w:r>
-        <w:t xml:space="preserve">adds one, a photo credit in an image description on Data Terra’s new page;</w:t>
-      </w:r>
-      <w:r>
-        <w:t xml:space="preserve"> </w:t>
-      </w:r>
-      <w:r>
-        <w:rPr>
-          <w:rStyle w:val="VerbatimChar"/>
-        </w:rPr>
-        <w:t xml:space="preserve">web-22</w:t>
-      </w:r>
-      <w:r>
-        <w:t xml:space="preserve"> </w:t>
-      </w:r>
-      <w:r>
-        <w:t xml:space="preserve">adds two staff names in a news item on EUDAT’s new page and one more GÉANT observer;</w:t>
-      </w:r>
-      <w:r>
-        <w:t xml:space="preserve"> </w:t>
-      </w:r>
-      <w:r>
-        <w:rPr>
-          <w:rStyle w:val="VerbatimChar"/>
-        </w:rPr>
-        <w:t xml:space="preserve">web-27</w:t>
-      </w:r>
-      <w:r>
-        <w:t xml:space="preserve"> </w:t>
-      </w:r>
-      <w:r>
-        <w:t xml:space="preserve">adds the people named in the captions of historical public-domain photos on Poland’s page;</w:t>
-      </w:r>
-      <w:r>
-        <w:t xml:space="preserve"> </w:t>
-      </w:r>
-      <w:r>
-        <w:rPr>
-          <w:rStyle w:val="VerbatimChar"/>
-        </w:rPr>
-        <w:t xml:space="preserve">web-28</w:t>
-      </w:r>
-      <w:r>
-        <w:t xml:space="preserve"> </w:t>
-      </w:r>
-      <w:r>
-        <w:t xml:space="preserve">adds, on EBRAINS-RI’s pages, its CEO, a section head, its press contact, three testimonial authors and two people named in news items and image captions, also in image file names and link addresses, and the coordinator named in a video title in Life Sciences Connect’s screenshot): about thirty staff, board and news-author names on BBMRI-ERIC’s and EGI’s pages, and the author lists of publication citations on Czechia’s, D4Science’s (EOSC DTO, Italy) and PaNOSC’s pages. Two of those citation lists were already in the evidence published as</w:t>
-      </w:r>
-      <w:r>
-        <w:t xml:space="preserve"> </w:t>
-      </w:r>
-      <w:r>
-        <w:rPr>
-          <w:rStyle w:val="VerbatimChar"/>
-        </w:rPr>
-        <w:t xml:space="preserve">web-13</w:t>
-      </w:r>
-      <w:r>
-        <w:t xml:space="preserve"> </w:t>
-      </w:r>
-      <w:r>
-        <w:t xml:space="preserve">and were missed then; they remain in the git history.</w:t>
-      </w:r>
-      <w:r>
-        <w:t xml:space="preserve"> </w:t>
-      </w:r>
-      <w:r>
-        <w:rPr>
-          <w:rStyle w:val="VerbatimChar"/>
-        </w:rPr>
-        <w:t xml:space="preserve">web-16</w:t>
-      </w:r>
-      <w:r>
-        <w:t xml:space="preserve">, the first run with GÉANT’s page served since 24 September, reached its executive team, governance and membership pages: about 120 names of officers, board members and General Assembly representatives, some cut short at the end of a link label (</w:t>
-      </w:r>
-      <w:r>
-        <w:t xml:space="preserve">“Firstname Lastna…”</w:t>
-      </w:r>
-      <w:r>
-        <w:t xml:space="preserve">). They were taken from the fixed patterns of those pages (</w:t>
-      </w:r>
-      <w:r>
-        <w:t xml:space="preserve">“Representative:”</w:t>
-      </w:r>
-      <w:r>
-        <w:t xml:space="preserve">,</w:t>
-      </w:r>
-      <w:r>
-        <w:t xml:space="preserve"> </w:t>
-      </w:r>
-      <w:r>
-        <w:t xml:space="preserve">“Substitute:”</w:t>
-      </w:r>
-      <w:r>
-        <w:t xml:space="preserve">,</w:t>
-      </w:r>
-      <w:r>
-        <w:t xml:space="preserve"> </w:t>
-      </w:r>
-      <w:r>
-        <w:t xml:space="preserve">“… Chief … Officer”</w:t>
-      </w:r>
-      <w:r>
-        <w:t xml:space="preserve">,</w:t>
-      </w:r>
-      <w:r>
-        <w:t xml:space="preserve"> </w:t>
-      </w:r>
-      <w:r>
-        <w:t xml:space="preserve">“… Member”</w:t>
-      </w:r>
-      <w:r>
-        <w:t xml:space="preserve">) and masked everywhere, truncated forms included. A deeper run reads more pages, and so needs this check more; look for citations (</w:t>
-      </w:r>
-      <w:r>
-        <w:t xml:space="preserve">“Surname, I.”</w:t>
-      </w:r>
-      <w:r>
-        <w:t xml:space="preserve"> </w:t>
-      </w:r>
-      <w:r>
-        <w:t xml:space="preserve">lists before a year) as well as for people named in prose. The masking handles addresses and phone numbers only, so a new run needs the same check for names. Before it, commit</w:t>
+        <w:t xml:space="preserve">, the first run with GÉANT's page served since 24 September, reached its executive team, governance and membership pages: about 120 names of officers, board members and General Assembly representatives, some cut short at the end of a link label ("Firstname Lastna…"). They were taken from the fixed patterns of those pages ("Representative:", "Substitute:", "… Chief … Officer", "… Member") and masked everywhere, truncated forms included. A deeper run reads more pages, and so needs this check more; look for citations ("Surname, I." lists before a year) as well as for people named in prose. The masking handles addresses and phone numbers only, so a new run needs the same check for names. Before it, commit</w:t>
       </w:r>
       <w:r>
         <w:t xml:space="preserve"> </w:t>
@@ -17950,7 +18133,7 @@
         <w:t xml:space="preserve"> </w:t>
       </w:r>
       <w:r>
-        <w:t xml:space="preserve">2026) masked the 24 September run’s</w:t>
+        <w:t xml:space="preserve">2026) masked the 24 September run's</w:t>
       </w:r>
       <w:r>
         <w:t xml:space="preserve"> </w:t>
@@ -17977,7 +18160,7 @@
         <w:t xml:space="preserve"> </w:t>
       </w:r>
       <w:r>
-        <w:t xml:space="preserve">slightly, by the length of the masked text (BBMRI-ERIC’s page from 7100 to</w:t>
+        <w:t xml:space="preserve">slightly, by the length of the masked text (BBMRI-ERIC's page from 7100 to</w:t>
       </w:r>
       <w:r>
         <w:t xml:space="preserve"> </w:t>
@@ -18271,10 +18454,7 @@
         <w:t xml:space="preserve"> </w:t>
       </w:r>
       <w:r>
-        <w:t xml:space="preserve">“Changing a node’s URL”</w:t>
-      </w:r>
-      <w:r>
-        <w:t xml:space="preserve">).</w:t>
+        <w:t xml:space="preserve">"Changing a node's URL").</w:t>
       </w:r>
     </w:p>
     <w:p>
@@ -18284,9 +18464,9 @@
         </w:pict>
       </w:r>
     </w:p>
-    <w:bookmarkEnd w:id="64"/>
     <w:bookmarkEnd w:id="65"/>
-    <w:bookmarkStart w:id="68" w:name="the-test-suite"/>
+    <w:bookmarkEnd w:id="66"/>
+    <w:bookmarkStart w:id="69" w:name="X8c4c4ed22fb4dcefc9eca31097b000686e9bb12"/>
     <w:p>
       <w:pPr>
         <w:pStyle w:val="Heading2"/>
@@ -18574,19 +18754,7 @@
               <w:pStyle w:val="Compact"/>
             </w:pPr>
             <w:r>
-              <w:t xml:space="preserve">The verdict logic, point by point, including both item 5 rules (v3.2: no AUP/UAP link on the NLP fails, one document for both and a licence are review), including the render gate, the EOSC-asset token rule, that a point 3 summary never denies having a name list it was given, and that a link merely labelled</w:t>
-            </w:r>
-            <w:r>
-              <w:t xml:space="preserve"> </w:t>
-            </w:r>
-            <w:r>
-              <w:t xml:space="preserve">“support”</w:t>
-            </w:r>
-            <w:r>
-              <w:t xml:space="preserve"> </w:t>
-            </w:r>
-            <w:r>
-              <w:t xml:space="preserve">does not settle point 6.</w:t>
+              <w:t xml:space="preserve">The verdict logic, point by point, including both item 5 rules (v3.2: no AUP/UAP link on the NLP fails, one document for both and a licence are review), including the render gate, the EOSC-asset token rule, that a point 3 summary never denies having a name list it was given, and that a link merely labelled "support" does not settle point 6.</w:t>
             </w:r>
           </w:p>
         </w:tc>
@@ -18937,22 +19105,7 @@
               <w:pStyle w:val="Compact"/>
             </w:pPr>
             <w:r>
-              <w:t xml:space="preserve">Matrix rendering, the column legend that follows the item 5 rule, the dual-depth tables, the mixed-freshness banner, the name-list provenance, and input that would break a table or a list — a</w:t>
-            </w:r>
-            <w:r>
-              <w:t xml:space="preserve"> </w:t>
-            </w:r>
-            <w:r>
-              <w:rPr>
-                <w:rStyle w:val="VerbatimChar"/>
-              </w:rPr>
-              <w:t xml:space="preserve">|</w:t>
-            </w:r>
-            <w:r>
-              <w:t xml:space="preserve"> </w:t>
-            </w:r>
-            <w:r>
-              <w:t xml:space="preserve">or a newline in a node name, an evidence line, a followed-link reason or a point title.</w:t>
+              <w:t xml:space="preserve">Matrix rendering, the column legend that follows the item 5 rule, the dual-depth tables, the mixed-freshness banner, the name-list provenance, and input that would break a table or a list — a `</w:t>
             </w:r>
           </w:p>
         </w:tc>
@@ -19108,7 +19261,7 @@
       <w:r>
         <w:t xml:space="preserve"> </w:t>
       </w:r>
-      <w:hyperlink r:id="rId66">
+      <w:hyperlink r:id="rId67">
         <w:r>
           <w:rPr>
             <w:rStyle w:val="Hyperlink"/>
@@ -19172,7 +19325,7 @@
         <w:t xml:space="preserve">test_a_pipe_in_a_url_cannot_break_the_table</w:t>
       </w:r>
     </w:p>
-    <w:bookmarkStart w:id="67" w:name="a-note-on-what-a-passing-suite-means"/>
+    <w:bookmarkStart w:id="68" w:name="a-note-on-what-a-passing-suite-means"/>
     <w:p>
       <w:pPr>
         <w:pStyle w:val="Heading3"/>
@@ -19249,9 +19402,9 @@
         </w:pict>
       </w:r>
     </w:p>
-    <w:bookmarkEnd w:id="67"/>
     <w:bookmarkEnd w:id="68"/>
-    <w:bookmarkStart w:id="69" w:name="continuous-integration"/>
+    <w:bookmarkEnd w:id="69"/>
+    <w:bookmarkStart w:id="70" w:name="X5b3efa2c0f9c923f21ce32023ca2c65a6e0f0ef"/>
     <w:p>
       <w:pPr>
         <w:pStyle w:val="Heading2"/>
@@ -19504,13 +19657,13 @@
         <w:t xml:space="preserve"> </w:t>
       </w:r>
       <w:r>
-        <w:t xml:space="preserve">A scheduled compliance run would mean fetching every node’s production website on a</w:t>
-      </w:r>
-      <w:r>
-        <w:t xml:space="preserve"> </w:t>
-      </w:r>
-      <w:r>
-        <w:t xml:space="preserve">timer, which is exactly the behaviour that got GÉANT’s bot protection to start</w:t>
+        <w:t xml:space="preserve">A scheduled compliance run would mean fetching every node's production website on a</w:t>
+      </w:r>
+      <w:r>
+        <w:t xml:space="preserve"> </w:t>
+      </w:r>
+      <w:r>
+        <w:t xml:space="preserve">timer, which is exactly the behaviour that got GÉANT's bot protection to start</w:t>
       </w:r>
       <w:r>
         <w:t xml:space="preserve"> </w:t>
@@ -19552,7 +19705,7 @@
         <w:t xml:space="preserve"> </w:t>
       </w:r>
       <w:r>
-        <w:t xml:space="preserve">today it fetches BBMRI-ERIC’s</w:t>
+        <w:t xml:space="preserve">today it fetches BBMRI-ERIC's</w:t>
       </w:r>
       <w:r>
         <w:t xml:space="preserve"> </w:t>
@@ -19734,7 +19887,7 @@
         <w:t xml:space="preserve"> </w:t>
       </w:r>
       <w:r>
-        <w:t xml:space="preserve">people’s sites.</w:t>
+        <w:t xml:space="preserve">people's sites.</w:t>
       </w:r>
     </w:p>
     <w:p>
@@ -19881,7 +20034,7 @@
         <w:t xml:space="preserve"> </w:t>
       </w:r>
       <w:r>
-        <w:t xml:space="preserve">the repository’s name reads as a finding rather than as a draft. The summary</w:t>
+        <w:t xml:space="preserve">the repository's name reads as a finding rather than as a draft. The summary</w:t>
       </w:r>
       <w:r>
         <w:t xml:space="preserve"> </w:t>
@@ -19908,7 +20061,7 @@
         <w:t xml:space="preserve"> </w:t>
       </w:r>
       <w:r>
-        <w:t xml:space="preserve">reviewed run’s counts out of a fresh checkout and published them under a new run</w:t>
+        <w:t xml:space="preserve">reviewed run's counts out of a fresh checkout and published them under a new run</w:t>
       </w:r>
       <w:r>
         <w:t xml:space="preserve"> </w:t>
@@ -19924,8 +20077,8 @@
         </w:pict>
       </w:r>
     </w:p>
-    <w:bookmarkEnd w:id="69"/>
-    <w:bookmarkStart w:id="70" w:name="troubleshooting"/>
+    <w:bookmarkEnd w:id="70"/>
+    <w:bookmarkStart w:id="71" w:name="X604d32d4245089c058c4a17a722c369f414c972"/>
     <w:p>
       <w:pPr>
         <w:pStyle w:val="Heading2"/>
@@ -20353,7 +20506,7 @@
               <w:pStyle w:val="Compact"/>
             </w:pPr>
             <w:r>
-              <w:t xml:space="preserve">The site’s</w:t>
+              <w:t xml:space="preserve">The site's</w:t>
             </w:r>
             <w:r>
               <w:t xml:space="preserve"> </w:t>
@@ -20368,7 +20521,7 @@
               <w:t xml:space="preserve"> </w:t>
             </w:r>
             <w:r>
-              <w:t xml:space="preserve">excludes the tool, and it complied. Common on staging hosts: BBMRI-ERIC’s</w:t>
+              <w:t xml:space="preserve">excludes the tool, and it complied. Common on staging hosts: BBMRI-ERIC's</w:t>
             </w:r>
             <w:r>
               <w:t xml:space="preserve"> </w:t>
@@ -20432,7 +20585,7 @@
               <w:pStyle w:val="Compact"/>
             </w:pPr>
             <w:r>
-              <w:t xml:space="preserve">A node’s</w:t>
+              <w:t xml:space="preserve">A node's</w:t>
             </w:r>
             <w:r>
               <w:t xml:space="preserve"> </w:t>
@@ -20462,7 +20615,7 @@
               <w:t xml:space="preserve"> </w:t>
             </w:r>
             <w:r>
-              <w:t xml:space="preserve">changed after its evidence was collected, so the row shows the new address above the old page’s verdicts. Collect that node again, or rebuild with the old node list via</w:t>
+              <w:t xml:space="preserve">changed after its evidence was collected, so the row shows the new address above the old page's verdicts. Collect that node again, or rebuild with the old node list via</w:t>
             </w:r>
             <w:r>
               <w:t xml:space="preserve"> </w:t>
@@ -20474,16 +20627,7 @@
               <w:t xml:space="preserve">--nodes</w:t>
             </w:r>
             <w:r>
-              <w:t xml:space="preserve">. Section 3,</w:t>
-            </w:r>
-            <w:r>
-              <w:t xml:space="preserve"> </w:t>
-            </w:r>
-            <w:r>
-              <w:t xml:space="preserve">“Changing a node’s URL”</w:t>
-            </w:r>
-            <w:r>
-              <w:t xml:space="preserve">, and example 2 in section 11.</w:t>
+              <w:t xml:space="preserve">. Section 3, "Changing a node's URL", and example 2 in section 11.</w:t>
             </w:r>
           </w:p>
         </w:tc>
@@ -20786,7 +20930,7 @@
               <w:t xml:space="preserve"> </w:t>
             </w:r>
             <w:r>
-              <w:t xml:space="preserve">in that node’s evidence file. Section 3.</w:t>
+              <w:t xml:space="preserve">in that node's evidence file. Section 3.</w:t>
             </w:r>
           </w:p>
         </w:tc>
@@ -21084,8 +21228,8 @@
         </w:pict>
       </w:r>
     </w:p>
-    <w:bookmarkEnd w:id="70"/>
-    <w:bookmarkStart w:id="71" w:name="extending-it"/>
+    <w:bookmarkEnd w:id="71"/>
+    <w:bookmarkStart w:id="72" w:name="X06fd69237b69b86c25fbae3186e71511448d9d7"/>
     <w:p>
       <w:pPr>
         <w:pStyle w:val="Heading2"/>
@@ -21212,7 +21356,7 @@
           <w:b/>
           <w:bCs/>
         </w:rPr>
-        <w:t xml:space="preserve">Change a node’s URL:</w:t>
+        <w:t xml:space="preserve">Change a node's URL:</w:t>
       </w:r>
       <w:r>
         <w:t xml:space="preserve"> </w:t>
@@ -21709,11 +21853,11 @@
         <w:t xml:space="preserve"> </w:t>
       </w:r>
       <w:r>
-        <w:t xml:space="preserve">checklist transcription, so none of it is under this module’s control.</w:t>
-      </w:r>
-    </w:p>
-    <w:bookmarkEnd w:id="71"/>
-    <w:bookmarkStart w:id="75" w:name="worked-examples"/>
+        <w:t xml:space="preserve">checklist transcription, so none of it is under this module's control.</w:t>
+      </w:r>
+    </w:p>
+    <w:bookmarkEnd w:id="72"/>
+    <w:bookmarkStart w:id="76" w:name="Xda1205f52db61b26639938baa97f3777a4c7991"/>
     <w:p>
       <w:pPr>
         <w:pStyle w:val="Heading2"/>
@@ -21733,7 +21877,7 @@
         <w:t xml:space="preserve"> </w:t>
       </w:r>
       <w:r>
-        <w:t xml:space="preserve">adding a node, changing a node’s URL, and adopting a new revision of the</w:t>
+        <w:t xml:space="preserve">adding a node, changing a node's URL, and adopting a new revision of the</w:t>
       </w:r>
       <w:r>
         <w:t xml:space="preserve"> </w:t>
@@ -21969,7 +22113,7 @@
         <w:t xml:space="preserve"> </w:t>
       </w:r>
       <w:r>
-        <w:t xml:space="preserve">tool’s verdicts are not a compliance statement (section 6). Write the review down, as</w:t>
+        <w:t xml:space="preserve">tool's verdicts are not a compliance statement (section 6). Write the review down, as</w:t>
       </w:r>
       <w:r>
         <w:t xml:space="preserve"> </w:t>
@@ -22010,7 +22154,7 @@
         <w:t xml:space="preserve">own run.</w:t>
       </w:r>
     </w:p>
-    <w:bookmarkStart w:id="72" w:name="X6b9c9d2e59e13da41f347184ca67a475fa8b7ce"/>
+    <w:bookmarkStart w:id="73" w:name="X073cb44b8dc5d29e47f376bc008b8613dd82a6a"/>
     <w:p>
       <w:pPr>
         <w:pStyle w:val="Heading3"/>
@@ -22107,13 +22251,7 @@
         <w:t xml:space="preserve"> </w:t>
       </w:r>
       <w:r>
-        <w:t xml:space="preserve">EOSC EU Node Contributors Dashboard (</w:t>
-      </w:r>
-      <w:r>
-        <w:t xml:space="preserve">“Website address”</w:t>
-      </w:r>
-      <w:r>
-        <w:t xml:space="preserve">, section 1.2, field 6).</w:t>
+        <w:t xml:space="preserve">EOSC EU Node Contributors Dashboard ("Website address", section 1.2, field 6).</w:t>
       </w:r>
       <w:r>
         <w:t xml:space="preserve"> </w:t>
@@ -22139,7 +22277,7 @@
       <w:r>
         <w:t xml:space="preserve"> </w:t>
       </w:r>
-      <w:hyperlink r:id="rId37">
+      <w:hyperlink r:id="rId38">
         <w:r>
           <w:rPr>
             <w:rStyle w:val="Hyperlink"/>
@@ -23236,34 +23374,13 @@
           <w:b/>
           <w:bCs/>
         </w:rPr>
-        <w:t xml:space="preserve">warns</w:t>
-      </w:r>
-      <w:r>
-        <w:rPr>
-          <w:b/>
-          <w:bCs/>
-        </w:rPr>
-        <w:t xml:space="preserve"> </w:t>
-      </w:r>
-      <w:r>
-        <w:rPr>
-          <w:b/>
-          <w:bCs/>
-        </w:rPr>
-        <w:t xml:space="preserve">“Evidence from a different URL”</w:t>
-      </w:r>
-      <w:r>
-        <w:rPr>
-          <w:b/>
-          <w:bCs/>
-        </w:rPr>
-        <w:t xml:space="preserve">.</w:t>
-      </w:r>
-      <w:r>
-        <w:t xml:space="preserve"> </w:t>
-      </w:r>
-      <w:r>
-        <w:t xml:space="preserve">It means a node’s URL</w:t>
+        <w:t xml:space="preserve">warns "Evidence from a different URL".</w:t>
+      </w:r>
+      <w:r>
+        <w:t xml:space="preserve"> </w:t>
+      </w:r>
+      <w:r>
+        <w:t xml:space="preserve">It means a node's URL</w:t>
       </w:r>
       <w:r>
         <w:t xml:space="preserve"> </w:t>
@@ -23578,7 +23695,7 @@
         <w:t xml:space="preserve"> </w:t>
       </w:r>
       <w:r>
-        <w:t xml:space="preserve">on 24 September, when GÉANT’s page was served). If the new page shows its</w:t>
+        <w:t xml:space="preserve">on 24 September, when GÉANT's page was served). If the new page shows its</w:t>
       </w:r>
       <w:r>
         <w:t xml:space="preserve"> </w:t>
@@ -23623,7 +23740,7 @@
         <w:t xml:space="preserve">web-13</w:t>
       </w:r>
       <w:r>
-        <w:t xml:space="preserve">). Update it to the new run’s shape.</w:t>
+        <w:t xml:space="preserve">). Update it to the new run's shape.</w:t>
       </w:r>
     </w:p>
     <w:p>
@@ -23701,13 +23818,7 @@
         <w:t xml:space="preserve"> </w:t>
       </w:r>
       <w:r>
-        <w:t xml:space="preserve">(</w:t>
-      </w:r>
-      <w:r>
-        <w:t xml:space="preserve">“130 cells: 69 PASS · 0 FAIL · 61 review”</w:t>
-      </w:r>
-      <w:r>
-        <w:t xml:space="preserve">);</w:t>
+        <w:t xml:space="preserve">("130 cells: 69 PASS · 0 FAIL · 61 review");</w:t>
       </w:r>
     </w:p>
     <w:p>
@@ -23719,13 +23830,7 @@
         </w:numPr>
       </w:pPr>
       <w:r>
-        <w:t xml:space="preserve">“The published figures”</w:t>
-      </w:r>
-      <w:r>
-        <w:t xml:space="preserve"> </w:t>
-      </w:r>
-      <w:r>
-        <w:t xml:space="preserve">in</w:t>
+        <w:t xml:space="preserve">"The published figures" in</w:t>
       </w:r>
       <w:r>
         <w:t xml:space="preserve"> </w:t>
@@ -23743,13 +23848,7 @@
         <w:t xml:space="preserve"> </w:t>
       </w:r>
       <w:r>
-        <w:t xml:space="preserve">“The node list — a YAML file”</w:t>
-      </w:r>
-      <w:r>
-        <w:t xml:space="preserve"> </w:t>
-      </w:r>
-      <w:r>
-        <w:t xml:space="preserve">in the same file.</w:t>
+        <w:t xml:space="preserve">"The node list — a YAML file" in the same file.</w:t>
       </w:r>
     </w:p>
     <w:p>
@@ -23847,14 +23946,14 @@
         <w:t xml:space="preserve"> push</w:t>
       </w:r>
     </w:p>
-    <w:bookmarkEnd w:id="72"/>
-    <w:bookmarkStart w:id="73" w:name="X5431a82e20a06edfb102374e037ce7ea9ce6896"/>
+    <w:bookmarkEnd w:id="73"/>
+    <w:bookmarkStart w:id="74" w:name="Xe23e918a40335caa5ab24e15a733d1ac9e4c070"/>
     <w:p>
       <w:pPr>
         <w:pStyle w:val="Heading3"/>
       </w:pPr>
       <w:r>
-        <w:t xml:space="preserve">Example 2 — changing a node’s landing page URL</w:t>
+        <w:t xml:space="preserve">Example 2 — changing a node's landing page URL</w:t>
       </w:r>
     </w:p>
     <w:p>
@@ -23916,7 +24015,7 @@
         <w:t xml:space="preserve"> </w:t>
       </w:r>
       <w:r>
-        <w:t xml:space="preserve">host’s</w:t>
+        <w:t xml:space="preserve">host's</w:t>
       </w:r>
       <w:r>
         <w:t xml:space="preserve"> </w:t>
@@ -24006,7 +24105,7 @@
         <w:t xml:space="preserve">nodes.yaml</w:t>
       </w:r>
       <w:r>
-        <w:t xml:space="preserve">. Nothing else in the repository stores a node’s URL. Add a comment</w:t>
+        <w:t xml:space="preserve">. Nothing else in the repository stores a node's URL. Add a comment</w:t>
       </w:r>
       <w:r>
         <w:t xml:space="preserve"> </w:t>
@@ -24181,7 +24280,7 @@
         <w:t xml:space="preserve"> </w:t>
       </w:r>
       <w:r>
-        <w:t xml:space="preserve">as well only if the node’s own entry on</w:t>
+        <w:t xml:space="preserve">as well only if the node's own entry on</w:t>
       </w:r>
       <w:r>
         <w:t xml:space="preserve"> </w:t>
@@ -24223,7 +24322,7 @@
         <w:t xml:space="preserve"> </w:t>
       </w:r>
       <w:r>
-        <w:t xml:space="preserve">change only if the node’s approved name changed. Keep the</w:t>
+        <w:t xml:space="preserve">change only if the node's approved name changed. Keep the</w:t>
       </w:r>
       <w:r>
         <w:t xml:space="preserve"> </w:t>
@@ -24424,7 +24523,7 @@
         <w:t xml:space="preserve"> </w:t>
       </w:r>
       <w:r>
-        <w:t xml:space="preserve">host’s</w:t>
+        <w:t xml:space="preserve">host's</w:t>
       </w:r>
       <w:r>
         <w:t xml:space="preserve"> </w:t>
@@ -24475,7 +24574,7 @@
           <w:b/>
           <w:bCs/>
         </w:rPr>
-        <w:t xml:space="preserve">Step 3: update that node’s row in the published run.</w:t>
+        <w:t xml:space="preserve">Step 3: update that node's row in the published run.</w:t>
       </w:r>
       <w:r>
         <w:t xml:space="preserve"> </w:t>
@@ -24563,7 +24662,7 @@
         <w:t xml:space="preserve">bbmri-eric</w:t>
       </w:r>
       <w:r>
-        <w:t xml:space="preserve">’s evidence, screenshot and row, then rebuild</w:t>
+        <w:t xml:space="preserve">'s evidence, screenshot and row, then rebuild</w:t>
       </w:r>
       <w:r>
         <w:t xml:space="preserve"> </w:t>
@@ -24632,7 +24731,7 @@
         <w:t xml:space="preserve"> </w:t>
       </w:r>
       <w:r>
-        <w:t xml:space="preserve">point’s old and new verdict, and both reports gain an</w:t>
+        <w:t xml:space="preserve">point's old and new verdict, and both reports gain an</w:t>
       </w:r>
       <w:r>
         <w:t xml:space="preserve"> </w:t>
@@ -25105,8 +25204,8 @@
         <w:t xml:space="preserve">the documents together.</w:t>
       </w:r>
     </w:p>
-    <w:bookmarkEnd w:id="73"/>
-    <w:bookmarkStart w:id="74" w:name="Xbb3e2d317a0d811066009804bfa0a222a6197de"/>
+    <w:bookmarkEnd w:id="74"/>
+    <w:bookmarkStart w:id="75" w:name="Xa570dceeae7de3d84789b8e054a5bbb043a3946"/>
     <w:p>
       <w:pPr>
         <w:pStyle w:val="Heading3"/>
@@ -25637,7 +25736,7 @@
           <w:b/>
           <w:bCs/>
         </w:rPr>
-        <w:t xml:space="preserve">Step 2: create the new revision’s file from the old one.</w:t>
+        <w:t xml:space="preserve">Step 2: create the new revision's file from the old one.</w:t>
       </w:r>
     </w:p>
     <w:p>
@@ -26069,7 +26168,7 @@
         <w:t xml:space="preserve"> </w:t>
       </w:r>
       <w:r>
-        <w:t xml:space="preserve">in checklist order, name it in the point’s</w:t>
+        <w:t xml:space="preserve">in checklist order, name it in the point's</w:t>
       </w:r>
       <w:r>
         <w:t xml:space="preserve"> </w:t>
@@ -26254,22 +26353,13 @@
         <w:t xml:space="preserve">v3.1.yaml</w:t>
       </w:r>
       <w:r>
-        <w:t xml:space="preserve">, which lack the key, keep</w:t>
-      </w:r>
-      <w:r>
-        <w:t xml:space="preserve"> </w:t>
-      </w:r>
-      <w:r>
-        <w:t xml:space="preserve">“on the NLP or in the</w:t>
-      </w:r>
-      <w:r>
-        <w:t xml:space="preserve"> </w:t>
-      </w:r>
-      <w:r>
-        <w:t xml:space="preserve">Catalogue”</w:t>
-      </w:r>
-      <w:r>
-        <w:t xml:space="preserve">. Add tests for both rules, and rebuild the published run with the</w:t>
+        <w:t xml:space="preserve">, which lack the key, keep "on the NLP or in the</w:t>
+      </w:r>
+      <w:r>
+        <w:t xml:space="preserve"> </w:t>
+      </w:r>
+      <w:r>
+        <w:t xml:space="preserve">Catalogue". Add tests for both rules, and rebuild the published run with the</w:t>
       </w:r>
       <w:r>
         <w:t xml:space="preserve"> </w:t>
@@ -26699,7 +26789,7 @@
         <w:pStyle w:val="FirstParagraph"/>
       </w:pPr>
       <w:r>
-        <w:t xml:space="preserve">The tests check the new file’s hash, that its version matches its filename,</w:t>
+        <w:t xml:space="preserve">The tests check the new file's hash, that its version matches its filename,</w:t>
       </w:r>
       <w:r>
         <w:t xml:space="preserve"> </w:t>
@@ -27191,7 +27281,7 @@
         <w:t xml:space="preserve"> </w:t>
       </w:r>
       <w:r>
-        <w:t xml:space="preserve">each point’s rule branch by branch. Commit the new document,</w:t>
+        <w:t xml:space="preserve">each point's rule branch by branch. Commit the new document,</w:t>
       </w:r>
       <w:r>
         <w:t xml:space="preserve"> </w:t>
@@ -27246,9 +27336,9 @@
         </w:pict>
       </w:r>
     </w:p>
-    <w:bookmarkEnd w:id="74"/>
     <w:bookmarkEnd w:id="75"/>
-    <w:bookmarkStart w:id="76" w:name="sources"/>
+    <w:bookmarkEnd w:id="76"/>
+    <w:bookmarkStart w:id="79" w:name="sources"/>
     <w:p>
       <w:pPr>
         <w:pStyle w:val="Heading2"/>
@@ -27332,8 +27422,19 @@
         </w:numPr>
       </w:pPr>
       <w:r>
-        <w:t xml:space="preserve">EOSC Federation node index: https://eosc.eu/building-the-eosc-federation/</w:t>
-      </w:r>
+        <w:t xml:space="preserve">EOSC Federation node index:</w:t>
+      </w:r>
+      <w:r>
+        <w:t xml:space="preserve"> </w:t>
+      </w:r>
+      <w:hyperlink r:id="rId38">
+        <w:r>
+          <w:rPr>
+            <w:rStyle w:val="Hyperlink"/>
+          </w:rPr>
+          <w:t xml:space="preserve">https://eosc.eu/building-the-eosc-federation/</w:t>
+        </w:r>
+      </w:hyperlink>
     </w:p>
     <w:p>
       <w:pPr>
@@ -27344,8 +27445,19 @@
         </w:numPr>
       </w:pPr>
       <w:r>
-        <w:t xml:space="preserve">Repository: https://github.com/marioreale/eosc-basic-compliance</w:t>
-      </w:r>
+        <w:t xml:space="preserve">Repository:</w:t>
+      </w:r>
+      <w:r>
+        <w:t xml:space="preserve"> </w:t>
+      </w:r>
+      <w:hyperlink r:id="rId77">
+        <w:r>
+          <w:rPr>
+            <w:rStyle w:val="Hyperlink"/>
+          </w:rPr>
+          <w:t xml:space="preserve">https://github.com/marioreale/eosc-basic-compliance</w:t>
+        </w:r>
+      </w:hyperlink>
     </w:p>
     <w:p>
       <w:pPr>
@@ -27365,8 +27477,19 @@
         <w:t xml:space="preserve"> </w:t>
       </w:r>
       <w:r>
-        <w:t xml:space="preserve">documentation: https://docs.astral.sh/uv/</w:t>
-      </w:r>
+        <w:t xml:space="preserve">documentation:</w:t>
+      </w:r>
+      <w:r>
+        <w:t xml:space="preserve"> </w:t>
+      </w:r>
+      <w:hyperlink r:id="rId33">
+        <w:r>
+          <w:rPr>
+            <w:rStyle w:val="Hyperlink"/>
+          </w:rPr>
+          <w:t xml:space="preserve">https://docs.astral.sh/uv/</w:t>
+        </w:r>
+      </w:hyperlink>
     </w:p>
     <w:p>
       <w:pPr>
@@ -27377,10 +27500,21 @@
         </w:numPr>
       </w:pPr>
       <w:r>
-        <w:t xml:space="preserve">Playwright for Python: https://playwright.dev/python/</w:t>
-      </w:r>
-    </w:p>
-    <w:bookmarkEnd w:id="76"/>
+        <w:t xml:space="preserve">Playwright for Python:</w:t>
+      </w:r>
+      <w:r>
+        <w:t xml:space="preserve"> </w:t>
+      </w:r>
+      <w:hyperlink r:id="rId78">
+        <w:r>
+          <w:rPr>
+            <w:rStyle w:val="Hyperlink"/>
+          </w:rPr>
+          <w:t xml:space="preserve">https://playwright.dev/python/</w:t>
+        </w:r>
+      </w:hyperlink>
+    </w:p>
+    <w:bookmarkEnd w:id="79"/>
     <w:sectPr>
       <w:footerReference r:id="rId16" w:type="default"/>
       <w:footnotePr>

--- a/docs/eosc-basic-compliance-guide.docx
+++ b/docs/eosc-basic-compliance-guide.docx
@@ -23,7 +23,7 @@
         <w:pStyle w:val="Author"/>
       </w:pPr>
       <w:r>
-        <w:t xml:space="preserve">Verified against a clean clone on 26 September 2026 — rebuilt 19 October 2026 for run web-31 (re-issued checklist v3.2)</w:t>
+        <w:t xml:space="preserve">Verified against a clean clone on 26 September 2026 — rebuilt 20 October 2026 for the per-node time limit (re-issued checklist v3.2, published run web-31)</w:t>
       </w:r>
     </w:p>
     <w:p>
@@ -209,13 +209,28 @@
         <w:pStyle w:val="BodyText"/>
       </w:pPr>
       <w:r>
-        <w:t xml:space="preserve">This edition was revised on 19 October 2026, when PaNOSC's landing page</w:t>
-      </w:r>
-      <w:r>
-        <w:t xml:space="preserve"> </w:t>
-      </w:r>
-      <w:r>
-        <w:t xml:space="preserve">changed and run</w:t>
+        <w:t xml:space="preserve">This edition was revised on 20 October 2026, when a per-node time limit</w:t>
+      </w:r>
+      <w:r>
+        <w:t xml:space="preserve"> </w:t>
+      </w:r>
+      <w:r>
+        <w:t xml:space="preserve">(</w:t>
+      </w:r>
+      <w:r>
+        <w:rPr>
+          <w:rStyle w:val="VerbatimChar"/>
+        </w:rPr>
+        <w:t xml:space="preserve">--node-timeout</w:t>
+      </w:r>
+      <w:r>
+        <w:t xml:space="preserve">, section 4) was added and the test count became 462. The</w:t>
+      </w:r>
+      <w:r>
+        <w:t xml:space="preserve"> </w:t>
+      </w:r>
+      <w:r>
+        <w:t xml:space="preserve">edition of 19 October 2026 published run</w:t>
       </w:r>
       <w:r>
         <w:t xml:space="preserve"> </w:t>
@@ -230,13 +245,19 @@
         <w:t xml:space="preserve"> </w:t>
       </w:r>
       <w:r>
-        <w:t xml:space="preserve">was published: the test count (453), the tallies and</w:t>
-      </w:r>
-      <w:r>
-        <w:t xml:space="preserve"> </w:t>
-      </w:r>
-      <w:r>
-        <w:t xml:space="preserve">the rebuild of the published report were re-measured offline that day. The</w:t>
+        <w:t xml:space="preserve">after PaNOSC's landing page</w:t>
+      </w:r>
+      <w:r>
+        <w:t xml:space="preserve"> </w:t>
+      </w:r>
+      <w:r>
+        <w:t xml:space="preserve">changed; its tallies and the rebuild of the published report were re-measured</w:t>
+      </w:r>
+      <w:r>
+        <w:t xml:space="preserve"> </w:t>
+      </w:r>
+      <w:r>
+        <w:t xml:space="preserve">offline that day. The</w:t>
       </w:r>
       <w:r>
         <w:t xml:space="preserve"> </w:t>
@@ -2782,7 +2803,7 @@
         <w:t xml:space="preserve"> </w:t>
       </w:r>
       <w:r>
-        <w:t xml:space="preserve">453 tests still pass, while</w:t>
+        <w:t xml:space="preserve">462 tests still pass, while</w:t>
       </w:r>
       <w:r>
         <w:t xml:space="preserve"> </w:t>
@@ -2854,7 +2875,7 @@
         <w:rPr>
           <w:rStyle w:val="CommentTok"/>
         </w:rPr>
-        <w:t xml:space="preserve"># expect: 453 passed</w:t>
+        <w:t xml:space="preserve"># expect: 462 passed</w:t>
       </w:r>
       <w:r>
         <w:br/>
@@ -11038,6 +11059,93 @@
             </w:r>
             <w:r>
               <w:t xml:space="preserve">(default 60).</w:t>
+            </w:r>
+          </w:p>
+        </w:tc>
+      </w:tr>
+      <w:tr>
+        <w:tc>
+          <w:tcPr/>
+          <w:p>
+            <w:pPr>
+              <w:pStyle w:val="Compact"/>
+            </w:pPr>
+            <w:r>
+              <w:rPr>
+                <w:rStyle w:val="VerbatimChar"/>
+              </w:rPr>
+              <w:t xml:space="preserve">--node-timeout S</w:t>
+            </w:r>
+          </w:p>
+        </w:tc>
+        <w:tc>
+          <w:tcPr/>
+          <w:p>
+            <w:pPr>
+              <w:pStyle w:val="Compact"/>
+            </w:pPr>
+            <w:r>
+              <w:t xml:space="preserve">The most seconds one node may take, landing page and linked pages together (default 300;</w:t>
+            </w:r>
+            <w:r>
+              <w:t xml:space="preserve"> </w:t>
+            </w:r>
+            <w:r>
+              <w:rPr>
+                <w:rStyle w:val="VerbatimChar"/>
+              </w:rPr>
+              <w:t xml:space="preserve">0</w:t>
+            </w:r>
+            <w:r>
+              <w:t xml:space="preserve"> </w:t>
+            </w:r>
+            <w:r>
+              <w:t xml:space="preserve">= no limit). A node that hits it is abandoned: every point reads</w:t>
+            </w:r>
+            <w:r>
+              <w:t xml:space="preserve"> </w:t>
+            </w:r>
+            <w:r>
+              <w:rPr>
+                <w:rStyle w:val="VerbatimChar"/>
+              </w:rPr>
+              <w:t xml:space="preserve">ERROR</w:t>
+            </w:r>
+            <w:r>
+              <w:t xml:space="preserve"> </w:t>
+            </w:r>
+            <w:r>
+              <w:t xml:space="preserve">with a</w:t>
+            </w:r>
+            <w:r>
+              <w:t xml:space="preserve"> </w:t>
+            </w:r>
+            <w:r>
+              <w:rPr>
+                <w:rStyle w:val="VerbatimChar"/>
+              </w:rPr>
+              <w:t xml:space="preserve">TimeoutError</w:t>
+            </w:r>
+            <w:r>
+              <w:t xml:space="preserve"> </w:t>
+            </w:r>
+            <w:r>
+              <w:t xml:space="preserve">message, the browser is restarted, and the run goes on to the next node. Added on 20 October 2026, after one node's collection stalled and held the GitHub run of</w:t>
+            </w:r>
+            <w:r>
+              <w:t xml:space="preserve"> </w:t>
+            </w:r>
+            <w:r>
+              <w:rPr>
+                <w:rStyle w:val="VerbatimChar"/>
+              </w:rPr>
+              <w:t xml:space="preserve">web-29</w:t>
+            </w:r>
+            <w:r>
+              <w:t xml:space="preserve"> </w:t>
+            </w:r>
+            <w:r>
+              <w:t xml:space="preserve">until its 30-minute limit.</w:t>
             </w:r>
           </w:p>
         </w:tc>
@@ -18507,7 +18615,7 @@
         <w:rPr>
           <w:rStyle w:val="CommentTok"/>
         </w:rPr>
-        <w:t xml:space="preserve"># 453 tests, offline, a few seconds</w:t>
+        <w:t xml:space="preserve"># 462 tests, offline, a few seconds</w:t>
       </w:r>
       <w:r>
         <w:br/>

--- a/docs/eosc-basic-compliance-guide.docx
+++ b/docs/eosc-basic-compliance-guide.docx
@@ -23,7 +23,7 @@
         <w:pStyle w:val="Author"/>
       </w:pPr>
       <w:r>
-        <w:t xml:space="preserve">Verified against a clean clone on 26 September 2026 — rebuilt 20 October 2026 for the per-node time limit (re-issued checklist v3.2, published run web-31)</w:t>
+        <w:t xml:space="preserve">Verified against a clean clone on 26 September 2026 — rebuilt 20 October 2026 for run web-33 and EOSC Node Germany (re-issued checklist v3.2)</w:t>
       </w:r>
     </w:p>
     <w:p>
@@ -209,7 +209,28 @@
         <w:pStyle w:val="BodyText"/>
       </w:pPr>
       <w:r>
-        <w:t xml:space="preserve">This edition was revised on 20 October 2026, when a per-node time limit</w:t>
+        <w:t xml:space="preserve">This edition was revised on 20 October 2026, when EOSC Node Germany was added</w:t>
+      </w:r>
+      <w:r>
+        <w:t xml:space="preserve"> </w:t>
+      </w:r>
+      <w:r>
+        <w:t xml:space="preserve">and run</w:t>
+      </w:r>
+      <w:r>
+        <w:t xml:space="preserve"> </w:t>
+      </w:r>
+      <w:r>
+        <w:rPr>
+          <w:rStyle w:val="VerbatimChar"/>
+        </w:rPr>
+        <w:t xml:space="preserve">web-33</w:t>
+      </w:r>
+      <w:r>
+        <w:t xml:space="preserve"> </w:t>
+      </w:r>
+      <w:r>
+        <w:t xml:space="preserve">was published, after a per-node time limit</w:t>
       </w:r>
       <w:r>
         <w:t xml:space="preserve"> </w:t>
@@ -224,7 +245,7 @@
         <w:t xml:space="preserve">--node-timeout</w:t>
       </w:r>
       <w:r>
-        <w:t xml:space="preserve">, section 4) was added and the test count became 462. The</w:t>
+        <w:t xml:space="preserve">, section 4) was added the same day; the test count is 462. The</w:t>
       </w:r>
       <w:r>
         <w:t xml:space="preserve"> </w:t>
@@ -556,7 +577,7 @@
           <w:b/>
           <w:bCs/>
         </w:rPr>
-        <w:t xml:space="preserve">The published run changed again on 19 October 2026.</w:t>
+        <w:t xml:space="preserve">The published run changed again on 20 October 2026.</w:t>
       </w:r>
       <w:r>
         <w:t xml:space="preserve"> </w:t>
@@ -580,9 +601,231 @@
         <w:rPr>
           <w:rStyle w:val="VerbatimChar"/>
         </w:rPr>
+        <w:t xml:space="preserve">web-33</w:t>
+      </w:r>
+      <w:r>
+        <w:t xml:space="preserve">, collected by the GitHub workflow at</w:t>
+      </w:r>
+      <w:r>
+        <w:t xml:space="preserve"> </w:t>
+      </w:r>
+      <w:r>
+        <w:rPr>
+          <w:rStyle w:val="VerbatimChar"/>
+        </w:rPr>
+        <w:t xml:space="preserve">--depth 2</w:t>
+      </w:r>
+      <w:r>
+        <w:t xml:space="preserve"> </w:t>
+      </w:r>
+      <w:r>
+        <w:t xml:space="preserve">on 20 October 2026 between 20:13 and 20:21 UTC from all sixteen</w:t>
+      </w:r>
+      <w:r>
+        <w:t xml:space="preserve"> </w:t>
+      </w:r>
+      <w:r>
+        <w:t xml:space="preserve">nodes (</w:t>
+      </w:r>
+      <w:hyperlink r:id="rId26">
+        <w:r>
+          <w:rPr>
+            <w:rStyle w:val="Hyperlink"/>
+          </w:rPr>
+          <w:t xml:space="preserve">run 39489960802</w:t>
+        </w:r>
+      </w:hyperlink>
+      <w:r>
+        <w:t xml:space="preserve">, commit</w:t>
+      </w:r>
+      <w:r>
+        <w:t xml:space="preserve"> </w:t>
+      </w:r>
+      <w:r>
+        <w:rPr>
+          <w:rStyle w:val="VerbatimChar"/>
+        </w:rPr>
+        <w:t xml:space="preserve">1353fda</w:t>
+      </w:r>
+      <w:r>
+        <w:t xml:space="preserve">), under the re-issued v3.2: 81 PASS, 7 FAIL</w:t>
+      </w:r>
+      <w:r>
+        <w:t xml:space="preserve"> </w:t>
+      </w:r>
+      <w:r>
+        <w:t xml:space="preserve">and 72 MANUAL_REVIEW at depth 2 (79 / 7 / 74 at depth 1), in 130 page</w:t>
+      </w:r>
+      <w:r>
+        <w:t xml:space="preserve"> </w:t>
+      </w:r>
+      <w:r>
+        <w:t xml:space="preserve">requests. It adds</w:t>
+      </w:r>
+      <w:r>
+        <w:t xml:space="preserve"> </w:t>
+      </w:r>
+      <w:r>
+        <w:rPr>
+          <w:b/>
+          <w:bCs/>
+        </w:rPr>
+        <w:t xml:space="preserve">EOSC Node Germany</w:t>
+      </w:r>
+      <w:r>
+        <w:t xml:space="preserve"> </w:t>
+      </w:r>
+      <w:r>
+        <w:t xml:space="preserve">(</w:t>
+      </w:r>
+      <w:r>
+        <w:rPr>
+          <w:rStyle w:val="VerbatimChar"/>
+        </w:rPr>
+        <w:t xml:space="preserve">eosc-de</w:t>
+      </w:r>
+      <w:r>
+        <w:t xml:space="preserve">,</w:t>
+      </w:r>
+      <w:r>
+        <w:t xml:space="preserve"> </w:t>
+      </w:r>
+      <w:r>
+        <w:rPr>
+          <w:rStyle w:val="VerbatimChar"/>
+        </w:rPr>
+        <w:t xml:space="preserve">https://eosc-node.de</w:t>
+      </w:r>
+      <w:r>
+        <w:t xml:space="preserve">,</w:t>
+      </w:r>
+      <w:r>
+        <w:t xml:space="preserve"> </w:t>
+      </w:r>
+      <w:r>
+        <w:t xml:space="preserve">approved name "EOSC Node | Germany"): 3 PASS, 4 review and 3 FAIL (5b, 5c, 6)</w:t>
+      </w:r>
+      <w:r>
+        <w:t xml:space="preserve"> </w:t>
+      </w:r>
+      <w:r>
+        <w:t xml:space="preserve">on a "Coming soon" page with no policy or contact link. No cell of the other</w:t>
+      </w:r>
+      <w:r>
+        <w:t xml:space="preserve"> </w:t>
+      </w:r>
+      <w:r>
+        <w:t xml:space="preserve">fifteen nodes changed against</w:t>
+      </w:r>
+      <w:r>
+        <w:t xml:space="preserve"> </w:t>
+      </w:r>
+      <w:r>
+        <w:rPr>
+          <w:rStyle w:val="VerbatimChar"/>
+        </w:rPr>
         <w:t xml:space="preserve">web-31</w:t>
       </w:r>
       <w:r>
+        <w:t xml:space="preserve">.</w:t>
+      </w:r>
+      <w:r>
+        <w:t xml:space="preserve"> </w:t>
+      </w:r>
+      <w:r>
+        <w:rPr>
+          <w:rStyle w:val="VerbatimChar"/>
+        </w:rPr>
+        <w:t xml:space="preserve">web-32</w:t>
+      </w:r>
+      <w:r>
+        <w:t xml:space="preserve"> </w:t>
+      </w:r>
+      <w:r>
+        <w:t xml:space="preserve">(</w:t>
+      </w:r>
+      <w:hyperlink r:id="rId27">
+        <w:r>
+          <w:rPr>
+            <w:rStyle w:val="Hyperlink"/>
+          </w:rPr>
+          <w:t xml:space="preserve">run 39387128370</w:t>
+        </w:r>
+      </w:hyperlink>
+      <w:r>
+        <w:t xml:space="preserve">), the first run with</w:t>
+      </w:r>
+      <w:r>
+        <w:t xml:space="preserve"> </w:t>
+      </w:r>
+      <w:r>
+        <w:t xml:space="preserve">the per-node time limit, was not published: EBRAINS-RI hit the limit and read</w:t>
+      </w:r>
+      <w:r>
+        <w:t xml:space="preserve"> </w:t>
+      </w:r>
+      <w:r>
+        <w:rPr>
+          <w:rStyle w:val="VerbatimChar"/>
+        </w:rPr>
+        <w:t xml:space="preserve">ERROR</w:t>
+      </w:r>
+      <w:r>
+        <w:t xml:space="preserve">. It has</w:t>
+      </w:r>
+      <w:r>
+        <w:t xml:space="preserve"> </w:t>
+      </w:r>
+      <w:r>
+        <w:rPr>
+          <w:b/>
+          <w:bCs/>
+        </w:rPr>
+        <w:t xml:space="preserve">not</w:t>
+      </w:r>
+      <w:r>
+        <w:t xml:space="preserve"> </w:t>
+      </w:r>
+      <w:r>
+        <w:t xml:space="preserve">been reviewed by hand.</w:t>
+      </w:r>
+    </w:p>
+    <w:p>
+      <w:pPr>
+        <w:pStyle w:val="BlockText"/>
+      </w:pPr>
+      <w:r>
+        <w:rPr>
+          <w:b/>
+          <w:bCs/>
+        </w:rPr>
+        <w:t xml:space="preserve">Previously, on 19 October 2026,</w:t>
+      </w:r>
+      <w:r>
+        <w:t xml:space="preserve"> </w:t>
+      </w:r>
+      <w:r>
+        <w:rPr>
+          <w:rStyle w:val="VerbatimChar"/>
+        </w:rPr>
+        <w:t xml:space="preserve">results/</w:t>
+      </w:r>
+      <w:r>
+        <w:t xml:space="preserve"> </w:t>
+      </w:r>
+      <w:r>
+        <w:t xml:space="preserve">held run</w:t>
+      </w:r>
+      <w:r>
+        <w:t xml:space="preserve"> </w:t>
+      </w:r>
+      <w:r>
+        <w:rPr>
+          <w:rStyle w:val="VerbatimChar"/>
+        </w:rPr>
+        <w:t xml:space="preserve">web-31</w:t>
+      </w:r>
+      <w:r>
         <w:t xml:space="preserve">, collected by the GitHub workflow at</w:t>
       </w:r>
       <w:r>
@@ -606,7 +849,7 @@
       <w:r>
         <w:t xml:space="preserve">nodes (</w:t>
       </w:r>
-      <w:hyperlink r:id="rId26">
+      <w:hyperlink r:id="rId28">
         <w:r>
           <w:rPr>
             <w:rStyle w:val="Hyperlink"/>
@@ -793,7 +1036,7 @@
       <w:r>
         <w:t xml:space="preserve">nodes (</w:t>
       </w:r>
-      <w:hyperlink r:id="rId27">
+      <w:hyperlink r:id="rId29">
         <w:r>
           <w:rPr>
             <w:rStyle w:val="Hyperlink"/>
@@ -1024,7 +1267,7 @@
       <w:r>
         <w:t xml:space="preserve">nodes (</w:t>
       </w:r>
-      <w:hyperlink r:id="rId28">
+      <w:hyperlink r:id="rId30">
         <w:r>
           <w:rPr>
             <w:rStyle w:val="Hyperlink"/>
@@ -1101,7 +1344,7 @@
       <w:r>
         <w:t xml:space="preserve">(</w:t>
       </w:r>
-      <w:hyperlink r:id="rId29">
+      <w:hyperlink r:id="rId31">
         <w:r>
           <w:rPr>
             <w:rStyle w:val="Hyperlink"/>
@@ -1302,7 +1545,7 @@
       <w:r>
         <w:t xml:space="preserve">(</w:t>
       </w:r>
-      <w:hyperlink r:id="rId30">
+      <w:hyperlink r:id="rId32">
         <w:r>
           <w:rPr>
             <w:rStyle w:val="Hyperlink"/>
@@ -1340,7 +1583,7 @@
       <w:r>
         <w:t xml:space="preserve">(</w:t>
       </w:r>
-      <w:hyperlink r:id="rId31">
+      <w:hyperlink r:id="rId33">
         <w:r>
           <w:rPr>
             <w:rStyle w:val="Hyperlink"/>
@@ -1384,7 +1627,7 @@
       <w:r>
         <w:t xml:space="preserve">(</w:t>
       </w:r>
-      <w:hyperlink r:id="rId32">
+      <w:hyperlink r:id="rId34">
         <w:r>
           <w:rPr>
             <w:rStyle w:val="Hyperlink"/>
@@ -1632,7 +1875,7 @@
         </w:pict>
       </w:r>
     </w:p>
-    <w:bookmarkStart w:id="34" w:name="Xa849b483e716a0fdd106fab4604fc7be81f0402"/>
+    <w:bookmarkStart w:id="36" w:name="Xa849b483e716a0fdd106fab4604fc7be81f0402"/>
     <w:p>
       <w:pPr>
         <w:pStyle w:val="Heading2"/>
@@ -1715,7 +1958,7 @@
             <w:pPr>
               <w:pStyle w:val="Compact"/>
             </w:pPr>
-            <w:hyperlink r:id="rId33">
+            <w:hyperlink r:id="rId35">
               <w:r>
                 <w:rPr>
                   <w:rStyle w:val="VerbatimChar"/>
@@ -2072,8 +2315,8 @@
         </w:pict>
       </w:r>
     </w:p>
-    <w:bookmarkEnd w:id="34"/>
-    <w:bookmarkStart w:id="37" w:name="X6078cdea213b88e89d26f75066193281dac3f5a"/>
+    <w:bookmarkEnd w:id="36"/>
+    <w:bookmarkStart w:id="39" w:name="X6078cdea213b88e89d26f75066193281dac3f5a"/>
     <w:p>
       <w:pPr>
         <w:pStyle w:val="Heading2"/>
@@ -2372,7 +2615,7 @@
         <w:t xml:space="preserve">this step.</w:t>
       </w:r>
     </w:p>
-    <w:bookmarkStart w:id="35" w:name="what-needs-a-browser-and-what-does-not"/>
+    <w:bookmarkStart w:id="37" w:name="what-needs-a-browser-and-what-does-not"/>
     <w:p>
       <w:pPr>
         <w:pStyle w:val="Heading3"/>
@@ -2833,8 +3076,8 @@
         <w:t xml:space="preserve">.</w:t>
       </w:r>
     </w:p>
-    <w:bookmarkEnd w:id="35"/>
-    <w:bookmarkStart w:id="36" w:name="verifying-the-installation"/>
+    <w:bookmarkEnd w:id="37"/>
+    <w:bookmarkStart w:id="38" w:name="verifying-the-installation"/>
     <w:p>
       <w:pPr>
         <w:pStyle w:val="Heading3"/>
@@ -2956,9 +3199,9 @@
         </w:pict>
       </w:r>
     </w:p>
-    <w:bookmarkEnd w:id="36"/>
-    <w:bookmarkEnd w:id="37"/>
-    <w:bookmarkStart w:id="51" w:name="X36a2f22c204b35ab145e33f27bc3a3711e9d130"/>
+    <w:bookmarkEnd w:id="38"/>
+    <w:bookmarkEnd w:id="39"/>
+    <w:bookmarkStart w:id="53" w:name="X36a2f22c204b35ab145e33f27bc3a3711e9d130"/>
     <w:p>
       <w:pPr>
         <w:pStyle w:val="Heading2"/>
@@ -2987,7 +3230,7 @@
         <w:t xml:space="preserve">edited; the third is a plain text list you write yourself.</w:t>
       </w:r>
     </w:p>
-    <w:bookmarkStart w:id="39" w:name="nodesyaml--which-pages-to-check"/>
+    <w:bookmarkStart w:id="41" w:name="nodesyaml--which-pages-to-check"/>
     <w:p>
       <w:pPr>
         <w:pStyle w:val="Heading3"/>
@@ -3369,7 +3612,7 @@
       <w:r>
         <w:t xml:space="preserve"> </w:t>
       </w:r>
-      <w:hyperlink r:id="rId38">
+      <w:hyperlink r:id="rId40">
         <w:r>
           <w:rPr>
             <w:rStyle w:val="Hyperlink"/>
@@ -3846,7 +4089,7 @@
         <w:rPr>
           <w:rStyle w:val="VerbatimChar"/>
         </w:rPr>
-        <w:t xml:space="preserve">web-31</w:t>
+        <w:t xml:space="preserve">web-33</w:t>
       </w:r>
       <w:r>
         <w:t xml:space="preserve"> </w:t>
@@ -3966,7 +4209,7 @@
         <w:rPr>
           <w:rStyle w:val="VerbatimChar"/>
         </w:rPr>
-        <w:t xml:space="preserve">web-31</w:t>
+        <w:t xml:space="preserve">web-33</w:t>
       </w:r>
       <w:r>
         <w:t xml:space="preserve"> </w:t>
@@ -4137,647 +4380,767 @@
         <w:t xml:space="preserve"> </w:t>
       </w:r>
       <w:r>
+        <w:t xml:space="preserve">and</w:t>
+      </w:r>
+      <w:r>
+        <w:t xml:space="preserve"> </w:t>
+      </w:r>
+      <w:r>
+        <w:rPr>
+          <w:rStyle w:val="VerbatimChar"/>
+        </w:rPr>
+        <w:t xml:space="preserve">web-33</w:t>
+      </w:r>
+      <w:r>
+        <w:t xml:space="preserve"> </w:t>
+      </w:r>
+      <w:r>
         <w:t xml:space="preserve">(the published run) at the new one.</w:t>
       </w:r>
     </w:p>
-    <w:bookmarkEnd w:id="39"/>
-    <w:bookmarkStart w:id="40" w:name="changing-a-nodes-url"/>
-    <w:p>
-      <w:pPr>
-        <w:pStyle w:val="Heading3"/>
-      </w:pPr>
-      <w:r>
-        <w:t xml:space="preserve">Changing a node's URL</w:t>
-      </w:r>
-    </w:p>
-    <w:p>
-      <w:pPr>
-        <w:pStyle w:val="FirstParagraph"/>
-      </w:pPr>
-      <w:r>
-        <w:t xml:space="preserve">Change</w:t>
-      </w:r>
-      <w:r>
-        <w:t xml:space="preserve"> </w:t>
-      </w:r>
-      <w:r>
-        <w:rPr>
-          <w:rStyle w:val="VerbatimChar"/>
-        </w:rPr>
-        <w:t xml:space="preserve">url</w:t>
-      </w:r>
-      <w:r>
-        <w:t xml:space="preserve"> </w:t>
-      </w:r>
-      <w:r>
-        <w:t xml:space="preserve">in</w:t>
-      </w:r>
-      <w:r>
-        <w:t xml:space="preserve"> </w:t>
-      </w:r>
-      <w:r>
-        <w:rPr>
-          <w:rStyle w:val="VerbatimChar"/>
-        </w:rPr>
-        <w:t xml:space="preserve">nodes.yaml</w:t>
-      </w:r>
-      <w:r>
-        <w:t xml:space="preserve"> </w:t>
-      </w:r>
-      <w:r>
-        <w:t xml:space="preserve">and run</w:t>
-      </w:r>
-      <w:r>
-        <w:t xml:space="preserve"> </w:t>
-      </w:r>
-      <w:r>
-        <w:rPr>
-          <w:rStyle w:val="VerbatimChar"/>
-        </w:rPr>
-        <w:t xml:space="preserve">uv run pytest -q</w:t>
-      </w:r>
-      <w:r>
-        <w:t xml:space="preserve">. Nothing else in the</w:t>
-      </w:r>
-      <w:r>
-        <w:t xml:space="preserve"> </w:t>
-      </w:r>
-      <w:r>
-        <w:t xml:space="preserve">repository stores the URL. You can edit the file by hand, or let the tool do it:</w:t>
-      </w:r>
-    </w:p>
-    <w:p>
-      <w:pPr>
-        <w:pStyle w:val="SourceCode"/>
-      </w:pPr>
-      <w:r>
-        <w:rPr>
-          <w:rStyle w:val="ExtensionTok"/>
-        </w:rPr>
-        <w:t xml:space="preserve">uv</w:t>
-      </w:r>
-      <w:r>
-        <w:rPr>
-          <w:rStyle w:val="NormalTok"/>
-        </w:rPr>
-        <w:t xml:space="preserve"> run basic-check </w:t>
-      </w:r>
-      <w:r>
-        <w:rPr>
-          <w:rStyle w:val="AttributeTok"/>
-        </w:rPr>
-        <w:t xml:space="preserve">--update-nlp</w:t>
-      </w:r>
-      <w:r>
-        <w:rPr>
-          <w:rStyle w:val="NormalTok"/>
-        </w:rPr>
-        <w:t xml:space="preserve"> bbmri-eric https://new.example.org/eosc-node/</w:t>
-      </w:r>
-    </w:p>
-    <w:p>
-      <w:pPr>
-        <w:pStyle w:val="FirstParagraph"/>
-      </w:pPr>
-      <w:r>
-        <w:rPr>
-          <w:rStyle w:val="VerbatimChar"/>
-        </w:rPr>
-        <w:t xml:space="preserve">--update-nlp</w:t>
-      </w:r>
-      <w:r>
-        <w:t xml:space="preserve"> </w:t>
-      </w:r>
-      <w:r>
-        <w:t xml:space="preserve">takes the node id (the id exactly, not the name) and the new URL.</w:t>
-      </w:r>
-      <w:r>
-        <w:t xml:space="preserve"> </w:t>
-      </w:r>
-      <w:r>
-        <w:t xml:space="preserve">It changes only that node's</w:t>
-      </w:r>
-      <w:r>
-        <w:t xml:space="preserve"> </w:t>
-      </w:r>
-      <w:r>
-        <w:rPr>
-          <w:rStyle w:val="VerbatimChar"/>
-        </w:rPr>
-        <w:t xml:space="preserve">url:</w:t>
-      </w:r>
-      <w:r>
-        <w:t xml:space="preserve"> </w:t>
-      </w:r>
-      <w:r>
-        <w:t xml:space="preserve">line, adds a comment above it with the date</w:t>
-      </w:r>
-      <w:r>
-        <w:t xml:space="preserve"> </w:t>
-      </w:r>
-      <w:r>
-        <w:t xml:space="preserve">and the old URL, and keeps every other line and comment as it was. It refuses a</w:t>
-      </w:r>
-      <w:r>
-        <w:t xml:space="preserve"> </w:t>
-      </w:r>
-      <w:r>
-        <w:t xml:space="preserve">URL that is not absolute https, one that is already another node's landing</w:t>
-      </w:r>
-      <w:r>
-        <w:t xml:space="preserve"> </w:t>
-      </w:r>
-      <w:r>
-        <w:t xml:space="preserve">page, and an unknown id, and it prints the old and new URL. It contacts no site,</w:t>
-      </w:r>
-      <w:r>
-        <w:t xml:space="preserve"> </w:t>
-      </w:r>
-      <w:r>
-        <w:t xml:space="preserve">commits nothing and leaves</w:t>
-      </w:r>
-      <w:r>
-        <w:t xml:space="preserve"> </w:t>
-      </w:r>
-      <w:r>
-        <w:rPr>
-          <w:rStyle w:val="VerbatimChar"/>
-        </w:rPr>
-        <w:t xml:space="preserve">results/</w:t>
-      </w:r>
-      <w:r>
-        <w:t xml:space="preserve"> </w:t>
-      </w:r>
-      <w:r>
-        <w:t xml:space="preserve">alone; check the change with</w:t>
-      </w:r>
-      <w:r>
-        <w:t xml:space="preserve"> </w:t>
-      </w:r>
-      <w:r>
-        <w:rPr>
-          <w:rStyle w:val="VerbatimChar"/>
-        </w:rPr>
-        <w:t xml:space="preserve">git diff nodes.yaml</w:t>
-      </w:r>
-      <w:r>
-        <w:t xml:space="preserve"> </w:t>
-      </w:r>
-      <w:r>
-        <w:t xml:space="preserve">and commit it yourself.</w:t>
-      </w:r>
-    </w:p>
     <w:p>
       <w:pPr>
         <w:pStyle w:val="BodyText"/>
       </w:pPr>
       <w:r>
-        <w:t xml:space="preserve">To undo it, and any other edit to</w:t>
-      </w:r>
-      <w:r>
-        <w:t xml:space="preserve"> </w:t>
-      </w:r>
-      <w:r>
-        <w:rPr>
-          <w:rStyle w:val="VerbatimChar"/>
-        </w:rPr>
-        <w:t xml:space="preserve">nodes.yaml</w:t>
-      </w:r>
-      <w:r>
-        <w:t xml:space="preserve">, put the file back as it was</w:t>
-      </w:r>
-      <w:r>
-        <w:t xml:space="preserve"> </w:t>
-      </w:r>
-      <w:r>
-        <w:t xml:space="preserve">downloaded from GitHub:</w:t>
-      </w:r>
-    </w:p>
-    <w:p>
-      <w:pPr>
-        <w:pStyle w:val="SourceCode"/>
-      </w:pPr>
-      <w:r>
-        <w:rPr>
-          <w:rStyle w:val="ExtensionTok"/>
-        </w:rPr>
-        <w:t xml:space="preserve">uv</w:t>
-      </w:r>
-      <w:r>
-        <w:rPr>
-          <w:rStyle w:val="NormalTok"/>
-        </w:rPr>
-        <w:t xml:space="preserve"> run basic-check </w:t>
-      </w:r>
-      <w:r>
-        <w:rPr>
-          <w:rStyle w:val="AttributeTok"/>
-        </w:rPr>
-        <w:t xml:space="preserve">--restore-default-config</w:t>
-      </w:r>
-    </w:p>
-    <w:p>
-      <w:pPr>
-        <w:pStyle w:val="FirstParagraph"/>
-      </w:pPr>
-      <w:r>
-        <w:t xml:space="preserve">The replaced file is kept beside it as</w:t>
-      </w:r>
-      <w:r>
-        <w:t xml:space="preserve"> </w:t>
-      </w:r>
-      <w:r>
-        <w:rPr>
-          <w:rStyle w:val="VerbatimChar"/>
-        </w:rPr>
-        <w:t xml:space="preserve">nodes.yaml.&lt;date-time&gt;.bak</w:t>
-      </w:r>
-      <w:r>
-        <w:t xml:space="preserve"> </w:t>
-      </w:r>
-      <w:r>
-        <w:t xml:space="preserve">(ignored by</w:t>
-      </w:r>
-      <w:r>
-        <w:t xml:space="preserve"> </w:t>
-      </w:r>
-      <w:r>
-        <w:t xml:space="preserve">git), and the output lists every node whose URL was restored, added back or</w:t>
-      </w:r>
-      <w:r>
-        <w:t xml:space="preserve"> </w:t>
-      </w:r>
-      <w:r>
-        <w:t xml:space="preserve">removed. If the file is already the default, nothing changes. The default is a</w:t>
-      </w:r>
-      <w:r>
-        <w:t xml:space="preserve"> </w:t>
-      </w:r>
-      <w:r>
-        <w:t xml:space="preserve">copy shipped inside the package (</w:t>
-      </w:r>
-      <w:r>
-        <w:rPr>
-          <w:rStyle w:val="VerbatimChar"/>
-        </w:rPr>
-        <w:t xml:space="preserve">src/basic_check/defaults/nodes.yaml</w:t>
-      </w:r>
-      <w:r>
-        <w:t xml:space="preserve">), so this</w:t>
-      </w:r>
-      <w:r>
-        <w:t xml:space="preserve"> </w:t>
-      </w:r>
-      <w:r>
-        <w:t xml:space="preserve">works without git, from a zip download too. Only</w:t>
-      </w:r>
-      <w:r>
-        <w:t xml:space="preserve"> </w:t>
-      </w:r>
-      <w:r>
-        <w:rPr>
-          <w:rStyle w:val="VerbatimChar"/>
-        </w:rPr>
-        <w:t xml:space="preserve">nodes.yaml</w:t>
-      </w:r>
-      <w:r>
-        <w:t xml:space="preserve"> </w:t>
-      </w:r>
-      <w:r>
-        <w:t xml:space="preserve">is restored: the</w:t>
-      </w:r>
-      <w:r>
-        <w:t xml:space="preserve"> </w:t>
-      </w:r>
-      <w:r>
-        <w:t xml:space="preserve">approved-name lists in</w:t>
-      </w:r>
-      <w:r>
-        <w:t xml:space="preserve"> </w:t>
-      </w:r>
-      <w:r>
-        <w:rPr>
-          <w:rStyle w:val="VerbatimChar"/>
-        </w:rPr>
-        <w:t xml:space="preserve">checklist/</w:t>
-      </w:r>
-      <w:r>
-        <w:t xml:space="preserve"> </w:t>
-      </w:r>
-      <w:r>
-        <w:t xml:space="preserve">are not touched. Like</w:t>
-      </w:r>
-      <w:r>
-        <w:t xml:space="preserve"> </w:t>
-      </w:r>
-      <w:r>
-        <w:rPr>
-          <w:rStyle w:val="VerbatimChar"/>
-        </w:rPr>
-        <w:t xml:space="preserve">--update-nlp</w:t>
-      </w:r>
-      <w:r>
-        <w:t xml:space="preserve">, it</w:t>
-      </w:r>
-      <w:r>
-        <w:t xml:space="preserve"> </w:t>
-      </w:r>
-      <w:r>
-        <w:t xml:space="preserve">contacts no site, commits nothing and leaves</w:t>
-      </w:r>
-      <w:r>
-        <w:t xml:space="preserve"> </w:t>
-      </w:r>
-      <w:r>
-        <w:rPr>
-          <w:rStyle w:val="VerbatimChar"/>
-        </w:rPr>
-        <w:t xml:space="preserve">results/</w:t>
-      </w:r>
-      <w:r>
-        <w:t xml:space="preserve"> </w:t>
-      </w:r>
-      <w:r>
-        <w:t xml:space="preserve">alone; for a node whose</w:t>
-      </w:r>
-      <w:r>
-        <w:t xml:space="preserve"> </w:t>
-      </w:r>
-      <w:r>
-        <w:t xml:space="preserve">URL it restored,</w:t>
-      </w:r>
-      <w:r>
-        <w:t xml:space="preserve"> </w:t>
-      </w:r>
-      <w:r>
-        <w:rPr>
-          <w:rStyle w:val="VerbatimChar"/>
-        </w:rPr>
-        <w:t xml:space="preserve">run --update-results-for-node &lt;id&gt;</w:t>
-      </w:r>
-      <w:r>
-        <w:t xml:space="preserve"> </w:t>
-      </w:r>
-      <w:r>
-        <w:t xml:space="preserve">re-checks that node.</w:t>
-      </w:r>
-      <w:r>
-        <w:t xml:space="preserve"> </w:t>
-      </w:r>
-      <w:r>
-        <w:t xml:space="preserve">To re-check only that node and update only its row in the results, keeping the</w:t>
-      </w:r>
-      <w:r>
-        <w:t xml:space="preserve"> </w:t>
-      </w:r>
-      <w:r>
-        <w:t xml:space="preserve">others, use</w:t>
-      </w:r>
-      <w:r>
-        <w:t xml:space="preserve"> </w:t>
-      </w:r>
-      <w:r>
-        <w:rPr>
-          <w:rStyle w:val="VerbatimChar"/>
-        </w:rPr>
-        <w:t xml:space="preserve">run --update-results-for-node</w:t>
-      </w:r>
-      <w:r>
-        <w:t xml:space="preserve"> </w:t>
-      </w:r>
-      <w:r>
-        <w:t xml:space="preserve">(section 4). To look first without</w:t>
-      </w:r>
-      <w:r>
-        <w:t xml:space="preserve"> </w:t>
-      </w:r>
-      <w:r>
-        <w:t xml:space="preserve">changing anything published, collect it into a scratch</w:t>
-      </w:r>
-      <w:r>
-        <w:t xml:space="preserve"> </w:t>
-      </w:r>
-      <w:r>
-        <w:t xml:space="preserve">directory first, so you can see what the new page gives before anything</w:t>
-      </w:r>
-      <w:r>
-        <w:t xml:space="preserve"> </w:t>
-      </w:r>
-      <w:r>
-        <w:t xml:space="preserve">published changes:</w:t>
-      </w:r>
-    </w:p>
-    <w:p>
-      <w:pPr>
-        <w:pStyle w:val="SourceCode"/>
-      </w:pPr>
-      <w:r>
-        <w:rPr>
-          <w:rStyle w:val="ExtensionTok"/>
-        </w:rPr>
-        <w:t xml:space="preserve">uv</w:t>
-      </w:r>
-      <w:r>
-        <w:rPr>
-          <w:rStyle w:val="NormalTok"/>
-        </w:rPr>
-        <w:t xml:space="preserve"> run basic-check collect </w:t>
-      </w:r>
-      <w:r>
-        <w:rPr>
-          <w:rStyle w:val="AttributeTok"/>
-        </w:rPr>
-        <w:t xml:space="preserve">--only</w:t>
-      </w:r>
-      <w:r>
-        <w:rPr>
-          <w:rStyle w:val="NormalTok"/>
-        </w:rPr>
-        <w:t xml:space="preserve"> bbmri-eric </w:t>
-      </w:r>
-      <w:r>
-        <w:rPr>
-          <w:rStyle w:val="AttributeTok"/>
-        </w:rPr>
-        <w:t xml:space="preserve">--results</w:t>
-      </w:r>
-      <w:r>
-        <w:rPr>
-          <w:rStyle w:val="NormalTok"/>
-        </w:rPr>
-        <w:t xml:space="preserve"> /tmp/trial</w:t>
-      </w:r>
-      <w:r>
-        <w:br/>
-      </w:r>
-      <w:r>
-        <w:rPr>
-          <w:rStyle w:val="ExtensionTok"/>
-        </w:rPr>
-        <w:t xml:space="preserve">uv</w:t>
-      </w:r>
-      <w:r>
-        <w:rPr>
-          <w:rStyle w:val="NormalTok"/>
-        </w:rPr>
-        <w:t xml:space="preserve"> run basic-check assess  </w:t>
-      </w:r>
-      <w:r>
-        <w:rPr>
-          <w:rStyle w:val="AttributeTok"/>
-        </w:rPr>
-        <w:t xml:space="preserve">--only</w:t>
-      </w:r>
-      <w:r>
-        <w:rPr>
-          <w:rStyle w:val="NormalTok"/>
-        </w:rPr>
-        <w:t xml:space="preserve"> bbmri-eric </w:t>
-      </w:r>
-      <w:r>
-        <w:rPr>
-          <w:rStyle w:val="AttributeTok"/>
-        </w:rPr>
-        <w:t xml:space="preserve">--results</w:t>
-      </w:r>
-      <w:r>
-        <w:rPr>
-          <w:rStyle w:val="NormalTok"/>
-        </w:rPr>
-        <w:t xml:space="preserve"> /tmp/trial</w:t>
-      </w:r>
-    </w:p>
-    <w:p>
-      <w:pPr>
-        <w:pStyle w:val="FirstParagraph"/>
-      </w:pPr>
-      <w:r>
-        <w:rPr>
-          <w:rStyle w:val="VerbatimChar"/>
+        <w:rPr>
           <w:b/>
           <w:bCs/>
         </w:rPr>
-        <w:t xml:space="preserve">assess</w:t>
-      </w:r>
-      <w:r>
-        <w:rPr>
+        <w:t xml:space="preserve">EOSC Node Germany was added on 20 October 2026</w:t>
+      </w:r>
+      <w:r>
+        <w:t xml:space="preserve"> </w:t>
+      </w:r>
+      <w:r>
+        <w:t xml:space="preserve">(commit</w:t>
+      </w:r>
+      <w:r>
+        <w:t xml:space="preserve"> </w:t>
+      </w:r>
+      <w:r>
+        <w:rPr>
+          <w:rStyle w:val="VerbatimChar"/>
+        </w:rPr>
+        <w:t xml:space="preserve">1353fda</w:t>
+      </w:r>
+      <w:r>
+        <w:t xml:space="preserve">): id</w:t>
+      </w:r>
+      <w:r>
+        <w:t xml:space="preserve"> </w:t>
+      </w:r>
+      <w:r>
+        <w:rPr>
+          <w:rStyle w:val="VerbatimChar"/>
+        </w:rPr>
+        <w:t xml:space="preserve">eosc-de</w:t>
+      </w:r>
+      <w:r>
+        <w:t xml:space="preserve">, URL</w:t>
+      </w:r>
+      <w:r>
+        <w:t xml:space="preserve"> </w:t>
+      </w:r>
+      <w:r>
+        <w:rPr>
+          <w:rStyle w:val="VerbatimChar"/>
+        </w:rPr>
+        <w:t xml:space="preserve">https://eosc-node.de</w:t>
+      </w:r>
+      <w:r>
+        <w:t xml:space="preserve">, EOSC page</w:t>
+      </w:r>
+      <w:r>
+        <w:t xml:space="preserve"> </w:t>
+      </w:r>
+      <w:r>
+        <w:rPr>
+          <w:rStyle w:val="VerbatimChar"/>
+        </w:rPr>
+        <w:t xml:space="preserve">https://eosc.eu/building-the-eosc-federation/eosc-node-germany/</w:t>
+      </w:r>
+      <w:r>
+        <w:t xml:space="preserve">, and the</w:t>
+      </w:r>
+      <w:r>
+        <w:t xml:space="preserve"> </w:t>
+      </w:r>
+      <w:r>
+        <w:t xml:space="preserve">approved name "EOSC Node | Germany" in both</w:t>
+      </w:r>
+      <w:r>
+        <w:t xml:space="preserve"> </w:t>
+      </w:r>
+      <w:r>
+        <w:rPr>
+          <w:rStyle w:val="VerbatimChar"/>
+        </w:rPr>
+        <w:t xml:space="preserve">checklist/approved-names.txt</w:t>
+      </w:r>
+      <w:r>
+        <w:t xml:space="preserve"> </w:t>
+      </w:r>
+      <w:r>
+        <w:t xml:space="preserve">and</w:t>
+      </w:r>
+      <w:r>
+        <w:t xml:space="preserve"> </w:t>
+      </w:r>
+      <w:r>
+        <w:t xml:space="preserve">the scoped list. It was first collected in</w:t>
+      </w:r>
+      <w:r>
+        <w:t xml:space="preserve"> </w:t>
+      </w:r>
+      <w:r>
+        <w:rPr>
+          <w:rStyle w:val="VerbatimChar"/>
+        </w:rPr>
+        <w:t xml:space="preserve">web-33</w:t>
+      </w:r>
+      <w:r>
+        <w:t xml:space="preserve">.</w:t>
+      </w:r>
+    </w:p>
+    <w:bookmarkEnd w:id="41"/>
+    <w:bookmarkStart w:id="42" w:name="changing-a-nodes-url"/>
+    <w:p>
+      <w:pPr>
+        <w:pStyle w:val="Heading3"/>
+      </w:pPr>
+      <w:r>
+        <w:t xml:space="preserve">Changing a node's URL</w:t>
+      </w:r>
+    </w:p>
+    <w:p>
+      <w:pPr>
+        <w:pStyle w:val="FirstParagraph"/>
+      </w:pPr>
+      <w:r>
+        <w:t xml:space="preserve">Change</w:t>
+      </w:r>
+      <w:r>
+        <w:t xml:space="preserve"> </w:t>
+      </w:r>
+      <w:r>
+        <w:rPr>
+          <w:rStyle w:val="VerbatimChar"/>
+        </w:rPr>
+        <w:t xml:space="preserve">url</w:t>
+      </w:r>
+      <w:r>
+        <w:t xml:space="preserve"> </w:t>
+      </w:r>
+      <w:r>
+        <w:t xml:space="preserve">in</w:t>
+      </w:r>
+      <w:r>
+        <w:t xml:space="preserve"> </w:t>
+      </w:r>
+      <w:r>
+        <w:rPr>
+          <w:rStyle w:val="VerbatimChar"/>
+        </w:rPr>
+        <w:t xml:space="preserve">nodes.yaml</w:t>
+      </w:r>
+      <w:r>
+        <w:t xml:space="preserve"> </w:t>
+      </w:r>
+      <w:r>
+        <w:t xml:space="preserve">and run</w:t>
+      </w:r>
+      <w:r>
+        <w:t xml:space="preserve"> </w:t>
+      </w:r>
+      <w:r>
+        <w:rPr>
+          <w:rStyle w:val="VerbatimChar"/>
+        </w:rPr>
+        <w:t xml:space="preserve">uv run pytest -q</w:t>
+      </w:r>
+      <w:r>
+        <w:t xml:space="preserve">. Nothing else in the</w:t>
+      </w:r>
+      <w:r>
+        <w:t xml:space="preserve"> </w:t>
+      </w:r>
+      <w:r>
+        <w:t xml:space="preserve">repository stores the URL. You can edit the file by hand, or let the tool do it:</w:t>
+      </w:r>
+    </w:p>
+    <w:p>
+      <w:pPr>
+        <w:pStyle w:val="SourceCode"/>
+      </w:pPr>
+      <w:r>
+        <w:rPr>
+          <w:rStyle w:val="ExtensionTok"/>
+        </w:rPr>
+        <w:t xml:space="preserve">uv</w:t>
+      </w:r>
+      <w:r>
+        <w:rPr>
+          <w:rStyle w:val="NormalTok"/>
+        </w:rPr>
+        <w:t xml:space="preserve"> run basic-check </w:t>
+      </w:r>
+      <w:r>
+        <w:rPr>
+          <w:rStyle w:val="AttributeTok"/>
+        </w:rPr>
+        <w:t xml:space="preserve">--update-nlp</w:t>
+      </w:r>
+      <w:r>
+        <w:rPr>
+          <w:rStyle w:val="NormalTok"/>
+        </w:rPr>
+        <w:t xml:space="preserve"> bbmri-eric https://new.example.org/eosc-node/</w:t>
+      </w:r>
+    </w:p>
+    <w:p>
+      <w:pPr>
+        <w:pStyle w:val="FirstParagraph"/>
+      </w:pPr>
+      <w:r>
+        <w:rPr>
+          <w:rStyle w:val="VerbatimChar"/>
+        </w:rPr>
+        <w:t xml:space="preserve">--update-nlp</w:t>
+      </w:r>
+      <w:r>
+        <w:t xml:space="preserve"> </w:t>
+      </w:r>
+      <w:r>
+        <w:t xml:space="preserve">takes the node id (the id exactly, not the name) and the new URL.</w:t>
+      </w:r>
+      <w:r>
+        <w:t xml:space="preserve"> </w:t>
+      </w:r>
+      <w:r>
+        <w:t xml:space="preserve">It changes only that node's</w:t>
+      </w:r>
+      <w:r>
+        <w:t xml:space="preserve"> </w:t>
+      </w:r>
+      <w:r>
+        <w:rPr>
+          <w:rStyle w:val="VerbatimChar"/>
+        </w:rPr>
+        <w:t xml:space="preserve">url:</w:t>
+      </w:r>
+      <w:r>
+        <w:t xml:space="preserve"> </w:t>
+      </w:r>
+      <w:r>
+        <w:t xml:space="preserve">line, adds a comment above it with the date</w:t>
+      </w:r>
+      <w:r>
+        <w:t xml:space="preserve"> </w:t>
+      </w:r>
+      <w:r>
+        <w:t xml:space="preserve">and the old URL, and keeps every other line and comment as it was. It refuses a</w:t>
+      </w:r>
+      <w:r>
+        <w:t xml:space="preserve"> </w:t>
+      </w:r>
+      <w:r>
+        <w:t xml:space="preserve">URL that is not absolute https, one that is already another node's landing</w:t>
+      </w:r>
+      <w:r>
+        <w:t xml:space="preserve"> </w:t>
+      </w:r>
+      <w:r>
+        <w:t xml:space="preserve">page, and an unknown id, and it prints the old and new URL. It contacts no site,</w:t>
+      </w:r>
+      <w:r>
+        <w:t xml:space="preserve"> </w:t>
+      </w:r>
+      <w:r>
+        <w:t xml:space="preserve">commits nothing and leaves</w:t>
+      </w:r>
+      <w:r>
+        <w:t xml:space="preserve"> </w:t>
+      </w:r>
+      <w:r>
+        <w:rPr>
+          <w:rStyle w:val="VerbatimChar"/>
+        </w:rPr>
+        <w:t xml:space="preserve">results/</w:t>
+      </w:r>
+      <w:r>
+        <w:t xml:space="preserve"> </w:t>
+      </w:r>
+      <w:r>
+        <w:t xml:space="preserve">alone; check the change with</w:t>
+      </w:r>
+      <w:r>
+        <w:t xml:space="preserve"> </w:t>
+      </w:r>
+      <w:r>
+        <w:rPr>
+          <w:rStyle w:val="VerbatimChar"/>
+        </w:rPr>
+        <w:t xml:space="preserve">git diff nodes.yaml</w:t>
+      </w:r>
+      <w:r>
+        <w:t xml:space="preserve"> </w:t>
+      </w:r>
+      <w:r>
+        <w:t xml:space="preserve">and commit it yourself.</w:t>
+      </w:r>
+    </w:p>
+    <w:p>
+      <w:pPr>
+        <w:pStyle w:val="BodyText"/>
+      </w:pPr>
+      <w:r>
+        <w:t xml:space="preserve">To undo it, and any other edit to</w:t>
+      </w:r>
+      <w:r>
+        <w:t xml:space="preserve"> </w:t>
+      </w:r>
+      <w:r>
+        <w:rPr>
+          <w:rStyle w:val="VerbatimChar"/>
+        </w:rPr>
+        <w:t xml:space="preserve">nodes.yaml</w:t>
+      </w:r>
+      <w:r>
+        <w:t xml:space="preserve">, put the file back as it was</w:t>
+      </w:r>
+      <w:r>
+        <w:t xml:space="preserve"> </w:t>
+      </w:r>
+      <w:r>
+        <w:t xml:space="preserve">downloaded from GitHub:</w:t>
+      </w:r>
+    </w:p>
+    <w:p>
+      <w:pPr>
+        <w:pStyle w:val="SourceCode"/>
+      </w:pPr>
+      <w:r>
+        <w:rPr>
+          <w:rStyle w:val="ExtensionTok"/>
+        </w:rPr>
+        <w:t xml:space="preserve">uv</w:t>
+      </w:r>
+      <w:r>
+        <w:rPr>
+          <w:rStyle w:val="NormalTok"/>
+        </w:rPr>
+        <w:t xml:space="preserve"> run basic-check </w:t>
+      </w:r>
+      <w:r>
+        <w:rPr>
+          <w:rStyle w:val="AttributeTok"/>
+        </w:rPr>
+        <w:t xml:space="preserve">--restore-default-config</w:t>
+      </w:r>
+    </w:p>
+    <w:p>
+      <w:pPr>
+        <w:pStyle w:val="FirstParagraph"/>
+      </w:pPr>
+      <w:r>
+        <w:t xml:space="preserve">The replaced file is kept beside it as</w:t>
+      </w:r>
+      <w:r>
+        <w:t xml:space="preserve"> </w:t>
+      </w:r>
+      <w:r>
+        <w:rPr>
+          <w:rStyle w:val="VerbatimChar"/>
+        </w:rPr>
+        <w:t xml:space="preserve">nodes.yaml.&lt;date-time&gt;.bak</w:t>
+      </w:r>
+      <w:r>
+        <w:t xml:space="preserve"> </w:t>
+      </w:r>
+      <w:r>
+        <w:t xml:space="preserve">(ignored by</w:t>
+      </w:r>
+      <w:r>
+        <w:t xml:space="preserve"> </w:t>
+      </w:r>
+      <w:r>
+        <w:t xml:space="preserve">git), and the output lists every node whose URL was restored, added back or</w:t>
+      </w:r>
+      <w:r>
+        <w:t xml:space="preserve"> </w:t>
+      </w:r>
+      <w:r>
+        <w:t xml:space="preserve">removed. If the file is already the default, nothing changes. The default is a</w:t>
+      </w:r>
+      <w:r>
+        <w:t xml:space="preserve"> </w:t>
+      </w:r>
+      <w:r>
+        <w:t xml:space="preserve">copy shipped inside the package (</w:t>
+      </w:r>
+      <w:r>
+        <w:rPr>
+          <w:rStyle w:val="VerbatimChar"/>
+        </w:rPr>
+        <w:t xml:space="preserve">src/basic_check/defaults/nodes.yaml</w:t>
+      </w:r>
+      <w:r>
+        <w:t xml:space="preserve">), so this</w:t>
+      </w:r>
+      <w:r>
+        <w:t xml:space="preserve"> </w:t>
+      </w:r>
+      <w:r>
+        <w:t xml:space="preserve">works without git, from a zip download too. Only</w:t>
+      </w:r>
+      <w:r>
+        <w:t xml:space="preserve"> </w:t>
+      </w:r>
+      <w:r>
+        <w:rPr>
+          <w:rStyle w:val="VerbatimChar"/>
+        </w:rPr>
+        <w:t xml:space="preserve">nodes.yaml</w:t>
+      </w:r>
+      <w:r>
+        <w:t xml:space="preserve"> </w:t>
+      </w:r>
+      <w:r>
+        <w:t xml:space="preserve">is restored: the</w:t>
+      </w:r>
+      <w:r>
+        <w:t xml:space="preserve"> </w:t>
+      </w:r>
+      <w:r>
+        <w:t xml:space="preserve">approved-name lists in</w:t>
+      </w:r>
+      <w:r>
+        <w:t xml:space="preserve"> </w:t>
+      </w:r>
+      <w:r>
+        <w:rPr>
+          <w:rStyle w:val="VerbatimChar"/>
+        </w:rPr>
+        <w:t xml:space="preserve">checklist/</w:t>
+      </w:r>
+      <w:r>
+        <w:t xml:space="preserve"> </w:t>
+      </w:r>
+      <w:r>
+        <w:t xml:space="preserve">are not touched. Like</w:t>
+      </w:r>
+      <w:r>
+        <w:t xml:space="preserve"> </w:t>
+      </w:r>
+      <w:r>
+        <w:rPr>
+          <w:rStyle w:val="VerbatimChar"/>
+        </w:rPr>
+        <w:t xml:space="preserve">--update-nlp</w:t>
+      </w:r>
+      <w:r>
+        <w:t xml:space="preserve">, it</w:t>
+      </w:r>
+      <w:r>
+        <w:t xml:space="preserve"> </w:t>
+      </w:r>
+      <w:r>
+        <w:t xml:space="preserve">contacts no site, commits nothing and leaves</w:t>
+      </w:r>
+      <w:r>
+        <w:t xml:space="preserve"> </w:t>
+      </w:r>
+      <w:r>
+        <w:rPr>
+          <w:rStyle w:val="VerbatimChar"/>
+        </w:rPr>
+        <w:t xml:space="preserve">results/</w:t>
+      </w:r>
+      <w:r>
+        <w:t xml:space="preserve"> </w:t>
+      </w:r>
+      <w:r>
+        <w:t xml:space="preserve">alone; for a node whose</w:t>
+      </w:r>
+      <w:r>
+        <w:t xml:space="preserve"> </w:t>
+      </w:r>
+      <w:r>
+        <w:t xml:space="preserve">URL it restored,</w:t>
+      </w:r>
+      <w:r>
+        <w:t xml:space="preserve"> </w:t>
+      </w:r>
+      <w:r>
+        <w:rPr>
+          <w:rStyle w:val="VerbatimChar"/>
+        </w:rPr>
+        <w:t xml:space="preserve">run --update-results-for-node &lt;id&gt;</w:t>
+      </w:r>
+      <w:r>
+        <w:t xml:space="preserve"> </w:t>
+      </w:r>
+      <w:r>
+        <w:t xml:space="preserve">re-checks that node.</w:t>
+      </w:r>
+      <w:r>
+        <w:t xml:space="preserve"> </w:t>
+      </w:r>
+      <w:r>
+        <w:t xml:space="preserve">To re-check only that node and update only its row in the results, keeping the</w:t>
+      </w:r>
+      <w:r>
+        <w:t xml:space="preserve"> </w:t>
+      </w:r>
+      <w:r>
+        <w:t xml:space="preserve">others, use</w:t>
+      </w:r>
+      <w:r>
+        <w:t xml:space="preserve"> </w:t>
+      </w:r>
+      <w:r>
+        <w:rPr>
+          <w:rStyle w:val="VerbatimChar"/>
+        </w:rPr>
+        <w:t xml:space="preserve">run --update-results-for-node</w:t>
+      </w:r>
+      <w:r>
+        <w:t xml:space="preserve"> </w:t>
+      </w:r>
+      <w:r>
+        <w:t xml:space="preserve">(section 4). To look first without</w:t>
+      </w:r>
+      <w:r>
+        <w:t xml:space="preserve"> </w:t>
+      </w:r>
+      <w:r>
+        <w:t xml:space="preserve">changing anything published, collect it into a scratch</w:t>
+      </w:r>
+      <w:r>
+        <w:t xml:space="preserve"> </w:t>
+      </w:r>
+      <w:r>
+        <w:t xml:space="preserve">directory first, so you can see what the new page gives before anything</w:t>
+      </w:r>
+      <w:r>
+        <w:t xml:space="preserve"> </w:t>
+      </w:r>
+      <w:r>
+        <w:t xml:space="preserve">published changes:</w:t>
+      </w:r>
+    </w:p>
+    <w:p>
+      <w:pPr>
+        <w:pStyle w:val="SourceCode"/>
+      </w:pPr>
+      <w:r>
+        <w:rPr>
+          <w:rStyle w:val="ExtensionTok"/>
+        </w:rPr>
+        <w:t xml:space="preserve">uv</w:t>
+      </w:r>
+      <w:r>
+        <w:rPr>
+          <w:rStyle w:val="NormalTok"/>
+        </w:rPr>
+        <w:t xml:space="preserve"> run basic-check collect </w:t>
+      </w:r>
+      <w:r>
+        <w:rPr>
+          <w:rStyle w:val="AttributeTok"/>
+        </w:rPr>
+        <w:t xml:space="preserve">--only</w:t>
+      </w:r>
+      <w:r>
+        <w:rPr>
+          <w:rStyle w:val="NormalTok"/>
+        </w:rPr>
+        <w:t xml:space="preserve"> bbmri-eric </w:t>
+      </w:r>
+      <w:r>
+        <w:rPr>
+          <w:rStyle w:val="AttributeTok"/>
+        </w:rPr>
+        <w:t xml:space="preserve">--results</w:t>
+      </w:r>
+      <w:r>
+        <w:rPr>
+          <w:rStyle w:val="NormalTok"/>
+        </w:rPr>
+        <w:t xml:space="preserve"> /tmp/trial</w:t>
+      </w:r>
+      <w:r>
+        <w:br/>
+      </w:r>
+      <w:r>
+        <w:rPr>
+          <w:rStyle w:val="ExtensionTok"/>
+        </w:rPr>
+        <w:t xml:space="preserve">uv</w:t>
+      </w:r>
+      <w:r>
+        <w:rPr>
+          <w:rStyle w:val="NormalTok"/>
+        </w:rPr>
+        <w:t xml:space="preserve"> run basic-check assess  </w:t>
+      </w:r>
+      <w:r>
+        <w:rPr>
+          <w:rStyle w:val="AttributeTok"/>
+        </w:rPr>
+        <w:t xml:space="preserve">--only</w:t>
+      </w:r>
+      <w:r>
+        <w:rPr>
+          <w:rStyle w:val="NormalTok"/>
+        </w:rPr>
+        <w:t xml:space="preserve"> bbmri-eric </w:t>
+      </w:r>
+      <w:r>
+        <w:rPr>
+          <w:rStyle w:val="AttributeTok"/>
+        </w:rPr>
+        <w:t xml:space="preserve">--results</w:t>
+      </w:r>
+      <w:r>
+        <w:rPr>
+          <w:rStyle w:val="NormalTok"/>
+        </w:rPr>
+        <w:t xml:space="preserve"> /tmp/trial</w:t>
+      </w:r>
+    </w:p>
+    <w:p>
+      <w:pPr>
+        <w:pStyle w:val="FirstParagraph"/>
+      </w:pPr>
+      <w:r>
+        <w:rPr>
+          <w:rStyle w:val="VerbatimChar"/>
           <w:b/>
           <w:bCs/>
         </w:rPr>
-        <w:t xml:space="preserve"> </w:t>
+        <w:t xml:space="preserve">assess</w:t>
       </w:r>
       <w:r>
         <w:rPr>
           <w:b/>
           <w:bCs/>
         </w:rPr>
-        <w:t xml:space="preserve">takes each node's URL from</w:t>
+        <w:t xml:space="preserve"> </w:t>
       </w:r>
       <w:r>
         <w:rPr>
           <w:b/>
           <w:bCs/>
         </w:rPr>
-        <w:t xml:space="preserve"> </w:t>
-      </w:r>
-      <w:r>
-        <w:rPr>
-          <w:rStyle w:val="VerbatimChar"/>
+        <w:t xml:space="preserve">takes each node's URL from</w:t>
+      </w:r>
+      <w:r>
+        <w:rPr>
           <w:b/>
           <w:bCs/>
         </w:rPr>
-        <w:t xml:space="preserve">nodes.yaml</w:t>
-      </w:r>
-      <w:r>
-        <w:rPr>
+        <w:t xml:space="preserve"> </w:t>
+      </w:r>
+      <w:r>
+        <w:rPr>
+          <w:rStyle w:val="VerbatimChar"/>
           <w:b/>
           <w:bCs/>
         </w:rPr>
-        <w:t xml:space="preserve">, not from the evidence.</w:t>
-      </w:r>
-      <w:r>
-        <w:t xml:space="preserve"> </w:t>
-      </w:r>
-      <w:r>
-        <w:t xml:space="preserve">So</w:t>
-      </w:r>
-      <w:r>
-        <w:t xml:space="preserve"> </w:t>
-      </w:r>
-      <w:r>
-        <w:t xml:space="preserve">after a URL change, a bare</w:t>
-      </w:r>
-      <w:r>
-        <w:t xml:space="preserve"> </w:t>
-      </w:r>
-      <w:r>
-        <w:rPr>
-          <w:rStyle w:val="VerbatimChar"/>
-        </w:rPr>
-        <w:t xml:space="preserve">uv run basic-check assess</w:t>
-      </w:r>
-      <w:r>
-        <w:t xml:space="preserve"> </w:t>
-      </w:r>
-      <w:r>
-        <w:t xml:space="preserve">pairs the new URL with</w:t>
-      </w:r>
-      <w:r>
-        <w:t xml:space="preserve"> </w:t>
-      </w:r>
-      <w:r>
-        <w:t xml:space="preserve">evidence collected from the old page. It no longer does so silently.</w:t>
-      </w:r>
-      <w:r>
-        <w:t xml:space="preserve"> </w:t>
-      </w:r>
-      <w:r>
-        <w:rPr>
-          <w:rStyle w:val="VerbatimChar"/>
-        </w:rPr>
-        <w:t xml:space="preserve">assess</w:t>
-      </w:r>
-      <w:r>
-        <w:t xml:space="preserve"> </w:t>
-      </w:r>
-      <w:r>
-        <w:t xml:space="preserve">compares each node's configured URL with the</w:t>
-      </w:r>
-      <w:r>
-        <w:t xml:space="preserve"> </w:t>
-      </w:r>
-      <w:r>
-        <w:rPr>
-          <w:rStyle w:val="VerbatimChar"/>
-        </w:rPr>
-        <w:t xml:space="preserve">requested_url</w:t>
-      </w:r>
-      <w:r>
-        <w:t xml:space="preserve"> </w:t>
-      </w:r>
-      <w:r>
-        <w:t xml:space="preserve">stored in its</w:t>
-      </w:r>
-      <w:r>
-        <w:t xml:space="preserve"> </w:t>
-      </w:r>
-      <w:r>
-        <w:t xml:space="preserve">evidence. When they differ, it prints a warning naming the node and both</w:t>
-      </w:r>
-      <w:r>
-        <w:t xml:space="preserve"> </w:t>
-      </w:r>
-      <w:r>
-        <w:t xml:space="preserve">addresses, adds an</w:t>
-      </w:r>
-      <w:r>
-        <w:t xml:space="preserve"> </w:t>
+        <w:t xml:space="preserve">nodes.yaml</w:t>
       </w:r>
       <w:r>
         <w:rPr>
           <w:b/>
           <w:bCs/>
         </w:rPr>
+        <w:t xml:space="preserve">, not from the evidence.</w:t>
+      </w:r>
+      <w:r>
+        <w:t xml:space="preserve"> </w:t>
+      </w:r>
+      <w:r>
+        <w:t xml:space="preserve">So</w:t>
+      </w:r>
+      <w:r>
+        <w:t xml:space="preserve"> </w:t>
+      </w:r>
+      <w:r>
+        <w:t xml:space="preserve">after a URL change, a bare</w:t>
+      </w:r>
+      <w:r>
+        <w:t xml:space="preserve"> </w:t>
+      </w:r>
+      <w:r>
+        <w:rPr>
+          <w:rStyle w:val="VerbatimChar"/>
+        </w:rPr>
+        <w:t xml:space="preserve">uv run basic-check assess</w:t>
+      </w:r>
+      <w:r>
+        <w:t xml:space="preserve"> </w:t>
+      </w:r>
+      <w:r>
+        <w:t xml:space="preserve">pairs the new URL with</w:t>
+      </w:r>
+      <w:r>
+        <w:t xml:space="preserve"> </w:t>
+      </w:r>
+      <w:r>
+        <w:t xml:space="preserve">evidence collected from the old page. It no longer does so silently.</w:t>
+      </w:r>
+      <w:r>
+        <w:t xml:space="preserve"> </w:t>
+      </w:r>
+      <w:r>
+        <w:rPr>
+          <w:rStyle w:val="VerbatimChar"/>
+        </w:rPr>
+        <w:t xml:space="preserve">assess</w:t>
+      </w:r>
+      <w:r>
+        <w:t xml:space="preserve"> </w:t>
+      </w:r>
+      <w:r>
+        <w:t xml:space="preserve">compares each node's configured URL with the</w:t>
+      </w:r>
+      <w:r>
+        <w:t xml:space="preserve"> </w:t>
+      </w:r>
+      <w:r>
+        <w:rPr>
+          <w:rStyle w:val="VerbatimChar"/>
+        </w:rPr>
+        <w:t xml:space="preserve">requested_url</w:t>
+      </w:r>
+      <w:r>
+        <w:t xml:space="preserve"> </w:t>
+      </w:r>
+      <w:r>
+        <w:t xml:space="preserve">stored in its</w:t>
+      </w:r>
+      <w:r>
+        <w:t xml:space="preserve"> </w:t>
+      </w:r>
+      <w:r>
+        <w:t xml:space="preserve">evidence. When they differ, it prints a warning naming the node and both</w:t>
+      </w:r>
+      <w:r>
+        <w:t xml:space="preserve"> </w:t>
+      </w:r>
+      <w:r>
+        <w:t xml:space="preserve">addresses, adds an</w:t>
+      </w:r>
+      <w:r>
+        <w:t xml:space="preserve"> </w:t>
+      </w:r>
+      <w:r>
+        <w:rPr>
+          <w:b/>
+          <w:bCs/>
+        </w:rPr>
         <w:t xml:space="preserve">Evidence from a different URL</w:t>
       </w:r>
       <w:r>
@@ -4929,7 +5292,7 @@
         <w:rPr>
           <w:rStyle w:val="NormalTok"/>
         </w:rPr>
-        <w:t xml:space="preserve"> web-31</w:t>
+        <w:t xml:space="preserve"> web-33</w:t>
       </w:r>
     </w:p>
     <w:p>
@@ -5219,7 +5582,7 @@
         <w:t xml:space="preserve">web-28</w:t>
       </w:r>
       <w:r>
-        <w:t xml:space="preserve">, with 78 PASS, 4 FAIL and 68 MANUAL_REVIEW at depth 2; and on 19 October 2026 for</w:t>
+        <w:t xml:space="preserve">, with 78 PASS, 4 FAIL and 68 MANUAL_REVIEW at depth 2; on 19 October 2026 for</w:t>
       </w:r>
       <w:r>
         <w:t xml:space="preserve"> </w:t>
@@ -5231,7 +5594,19 @@
         <w:t xml:space="preserve">web-31</w:t>
       </w:r>
       <w:r>
-        <w:t xml:space="preserve">, with the same counts at depth 2. The reviewed run of 24 September that it replaced is in the git</w:t>
+        <w:t xml:space="preserve">, with the same counts at depth 2; and on 20 October 2026 for</w:t>
+      </w:r>
+      <w:r>
+        <w:t xml:space="preserve"> </w:t>
+      </w:r>
+      <w:r>
+        <w:rPr>
+          <w:rStyle w:val="VerbatimChar"/>
+        </w:rPr>
+        <w:t xml:space="preserve">web-33</w:t>
+      </w:r>
+      <w:r>
+        <w:t xml:space="preserve">, with 81 PASS, 7 FAIL and 72 MANUAL_REVIEW. The reviewed run of 24 September that it replaced is in the git</w:t>
       </w:r>
       <w:r>
         <w:t xml:space="preserve"> </w:t>
@@ -5514,8 +5889,8 @@
         <w:t xml:space="preserve">for the public address, or for the development host to allow the checker.</w:t>
       </w:r>
     </w:p>
-    <w:bookmarkEnd w:id="40"/>
-    <w:bookmarkStart w:id="41" w:name="checklistv32yaml--the-rules"/>
+    <w:bookmarkEnd w:id="42"/>
+    <w:bookmarkStart w:id="43" w:name="checklistv32yaml--the-rules"/>
     <w:p>
       <w:pPr>
         <w:pStyle w:val="Heading3"/>
@@ -6032,8 +6407,8 @@
         <w:t xml:space="preserve">section 11.</w:t>
       </w:r>
     </w:p>
-    <w:bookmarkEnd w:id="41"/>
-    <w:bookmarkStart w:id="48" w:name="Xc146b4f82f74707b022a286a4e4575eddb27a27"/>
+    <w:bookmarkEnd w:id="43"/>
+    <w:bookmarkStart w:id="50" w:name="Xc146b4f82f74707b022a286a4e4575eddb27a27"/>
     <w:p>
       <w:pPr>
         <w:pStyle w:val="Heading3"/>
@@ -6295,7 +6670,7 @@
         <w:t xml:space="preserve">the names they think it did.</w:t>
       </w:r>
     </w:p>
-    <w:bookmarkStart w:id="42" w:name="which-list-is-used"/>
+    <w:bookmarkStart w:id="44" w:name="which-list-is-used"/>
     <w:p>
       <w:pPr>
         <w:pStyle w:val="Heading4"/>
@@ -6525,8 +6900,8 @@
         <w:t xml:space="preserve">.</w:t>
       </w:r>
     </w:p>
-    <w:bookmarkEnd w:id="42"/>
-    <w:bookmarkStart w:id="43" w:name="supplying-your-own-list"/>
+    <w:bookmarkEnd w:id="44"/>
+    <w:bookmarkStart w:id="45" w:name="supplying-your-own-list"/>
     <w:p>
       <w:pPr>
         <w:pStyle w:val="Heading4"/>
@@ -6873,8 +7248,8 @@
         <w:t xml:space="preserve">is unaffected.</w:t>
       </w:r>
     </w:p>
-    <w:bookmarkEnd w:id="43"/>
-    <w:bookmarkStart w:id="44" w:name="how-a-name-is-matched"/>
+    <w:bookmarkEnd w:id="45"/>
+    <w:bookmarkStart w:id="46" w:name="how-a-name-is-matched"/>
     <w:p>
       <w:pPr>
         <w:pStyle w:val="Heading4"/>
@@ -7597,8 +7972,8 @@
         <w:t xml:space="preserve">matches none of the twelve.</w:t>
       </w:r>
     </w:p>
-    <w:bookmarkEnd w:id="44"/>
-    <w:bookmarkStart w:id="45" w:name="a-match-is-not-proof-of-the-right-name"/>
+    <w:bookmarkEnd w:id="46"/>
+    <w:bookmarkStart w:id="47" w:name="a-match-is-not-proof-of-the-right-name"/>
     <w:p>
       <w:pPr>
         <w:pStyle w:val="Heading4"/>
@@ -7871,8 +8246,8 @@
         <w:t xml:space="preserve">file's header comment says the same thing.</w:t>
       </w:r>
     </w:p>
-    <w:bookmarkEnd w:id="45"/>
-    <w:bookmarkStart w:id="46" w:name="which-list-was-used-is-recorded"/>
+    <w:bookmarkEnd w:id="47"/>
+    <w:bookmarkStart w:id="48" w:name="which-list-was-used-is-recorded"/>
     <w:p>
       <w:pPr>
         <w:pStyle w:val="Heading4"/>
@@ -7957,8 +8332,8 @@
         <w:t xml:space="preserve"> checklist/approved-names.txt</w:t>
       </w:r>
     </w:p>
-    <w:bookmarkEnd w:id="46"/>
-    <w:bookmarkStart w:id="47" w:name="what-the-official-list-actually-finds"/>
+    <w:bookmarkEnd w:id="48"/>
+    <w:bookmarkStart w:id="49" w:name="what-the-official-list-actually-finds"/>
     <w:p>
       <w:pPr>
         <w:pStyle w:val="Heading4"/>
@@ -8560,49 +8935,64 @@
         <w:rPr>
           <w:rStyle w:val="VerbatimChar"/>
         </w:rPr>
+        <w:t xml:space="preserve">web-33</w:t>
+      </w:r>
+      <w:r>
+        <w:t xml:space="preserve"> </w:t>
+      </w:r>
+      <w:r>
+        <w:t xml:space="preserve">it was not. In</w:t>
+      </w:r>
+      <w:r>
+        <w:t xml:space="preserve"> </w:t>
+      </w:r>
+      <w:r>
+        <w:rPr>
+          <w:rStyle w:val="VerbatimChar"/>
+        </w:rPr>
+        <w:t xml:space="preserve">web-28</w:t>
+      </w:r>
+      <w:r>
+        <w:t xml:space="preserve"> </w:t>
+      </w:r>
+      <w:r>
+        <w:t xml:space="preserve">(9 October 2026, fifteen</w:t>
+      </w:r>
+      <w:r>
+        <w:t xml:space="preserve"> </w:t>
+      </w:r>
+      <w:r>
+        <w:t xml:space="preserve">names) and</w:t>
+      </w:r>
+      <w:r>
+        <w:t xml:space="preserve"> </w:t>
+      </w:r>
+      <w:r>
+        <w:rPr>
+          <w:rStyle w:val="VerbatimChar"/>
+        </w:rPr>
         <w:t xml:space="preserve">web-31</w:t>
       </w:r>
       <w:r>
         <w:t xml:space="preserve"> </w:t>
       </w:r>
       <w:r>
-        <w:t xml:space="preserve">it was not. In</w:t>
-      </w:r>
-      <w:r>
-        <w:t xml:space="preserve"> </w:t>
-      </w:r>
-      <w:r>
-        <w:rPr>
-          <w:rStyle w:val="VerbatimChar"/>
-        </w:rPr>
-        <w:t xml:space="preserve">web-28</w:t>
-      </w:r>
-      <w:r>
-        <w:t xml:space="preserve"> </w:t>
-      </w:r>
-      <w:r>
-        <w:t xml:space="preserve">(9 October 2026, fifteen</w:t>
-      </w:r>
-      <w:r>
-        <w:t xml:space="preserve"> </w:t>
-      </w:r>
-      <w:r>
-        <w:t xml:space="preserve">names) and</w:t>
-      </w:r>
-      <w:r>
-        <w:t xml:space="preserve"> </w:t>
-      </w:r>
-      <w:r>
-        <w:rPr>
-          <w:rStyle w:val="VerbatimChar"/>
-        </w:rPr>
-        <w:t xml:space="preserve">web-31</w:t>
-      </w:r>
-      <w:r>
-        <w:t xml:space="preserve"> </w:t>
-      </w:r>
-      <w:r>
-        <w:t xml:space="preserve">(19 October 2026) the same eight match. Neither new node does: Life Sciences Connect's</w:t>
+        <w:t xml:space="preserve">(19 October 2026) the same eight match; in</w:t>
+      </w:r>
+      <w:r>
+        <w:t xml:space="preserve"> </w:t>
+      </w:r>
+      <w:r>
+        <w:rPr>
+          <w:rStyle w:val="VerbatimChar"/>
+        </w:rPr>
+        <w:t xml:space="preserve">web-33</w:t>
+      </w:r>
+      <w:r>
+        <w:t xml:space="preserve"> </w:t>
+      </w:r>
+      <w:r>
+        <w:t xml:space="preserve">(20 October 2026, sixteen names) the new node, Germany, writes "EOSC Node Germany" and matches too: nine. Neither new node does: Life Sciences Connect's</w:t>
       </w:r>
       <w:r>
         <w:t xml:space="preserve"> </w:t>
@@ -8827,9 +9217,9 @@
         <w:t xml:space="preserve">file before assuming the page is at fault.</w:t>
       </w:r>
     </w:p>
-    <w:bookmarkEnd w:id="47"/>
-    <w:bookmarkEnd w:id="48"/>
-    <w:bookmarkStart w:id="49" w:name="adding-a-node"/>
+    <w:bookmarkEnd w:id="49"/>
+    <w:bookmarkEnd w:id="50"/>
+    <w:bookmarkStart w:id="51" w:name="adding-a-node"/>
     <w:p>
       <w:pPr>
         <w:pStyle w:val="Heading3"/>
@@ -8974,7 +9364,7 @@
       <w:r>
         <w:t xml:space="preserve"> </w:t>
       </w:r>
-      <w:hyperlink r:id="rId38">
+      <w:hyperlink r:id="rId40">
         <w:r>
           <w:rPr>
             <w:rStyle w:val="Hyperlink"/>
@@ -9572,8 +9962,8 @@
         <w:t xml:space="preserve">unless you intend to publish a partial one and say so.</w:t>
       </w:r>
     </w:p>
-    <w:bookmarkEnd w:id="49"/>
-    <w:bookmarkStart w:id="50" w:name="X84bdf4d6d4e37947911920c44f1c0e29ac695a1"/>
+    <w:bookmarkEnd w:id="51"/>
+    <w:bookmarkStart w:id="52" w:name="X84bdf4d6d4e37947911920c44f1c0e29ac695a1"/>
     <w:p>
       <w:pPr>
         <w:pStyle w:val="Heading3"/>
@@ -9798,9 +10188,9 @@
         </w:pict>
       </w:r>
     </w:p>
-    <w:bookmarkEnd w:id="50"/>
-    <w:bookmarkEnd w:id="51"/>
-    <w:bookmarkStart w:id="60" w:name="X685e14c5476d1631112074ccb73d9ddb4da6e0f"/>
+    <w:bookmarkEnd w:id="52"/>
+    <w:bookmarkEnd w:id="53"/>
+    <w:bookmarkStart w:id="62" w:name="X685e14c5476d1631112074ccb73d9ddb4da6e0f"/>
     <w:p>
       <w:pPr>
         <w:pStyle w:val="Heading2"/>
@@ -9846,7 +10236,7 @@
         <w:t xml:space="preserve">requests.</w:t>
       </w:r>
     </w:p>
-    <w:bookmarkStart w:id="52" w:name="the-commands"/>
+    <w:bookmarkStart w:id="54" w:name="the-commands"/>
     <w:p>
       <w:pPr>
         <w:pStyle w:val="Heading3"/>
@@ -9962,8 +10352,8 @@
         <w:t xml:space="preserve"># one node's results in the terminal</w:t>
       </w:r>
     </w:p>
-    <w:bookmarkEnd w:id="52"/>
-    <w:bookmarkStart w:id="53" w:name="listing-the-configuration"/>
+    <w:bookmarkEnd w:id="54"/>
+    <w:bookmarkStart w:id="55" w:name="listing-the-configuration"/>
     <w:p>
       <w:pPr>
         <w:pStyle w:val="Heading3"/>
@@ -10850,8 +11240,8 @@
         <w:t xml:space="preserve">the next run will check.</w:t>
       </w:r>
     </w:p>
-    <w:bookmarkEnd w:id="53"/>
-    <w:bookmarkStart w:id="54" w:name="useful-options"/>
+    <w:bookmarkEnd w:id="55"/>
+    <w:bookmarkStart w:id="56" w:name="useful-options"/>
     <w:p>
       <w:pPr>
         <w:pStyle w:val="Heading3"/>
@@ -12124,8 +12514,8 @@
         </w:tc>
       </w:tr>
     </w:tbl>
-    <w:bookmarkEnd w:id="54"/>
-    <w:bookmarkStart w:id="55" w:name="X554c04b9c5f94e8928b231e8c7ee7978c23d680"/>
+    <w:bookmarkEnd w:id="56"/>
+    <w:bookmarkStart w:id="57" w:name="X554c04b9c5f94e8928b231e8c7ee7978c23d680"/>
     <w:p>
       <w:pPr>
         <w:pStyle w:val="Heading3"/>
@@ -12738,8 +13128,8 @@
         <w:t xml:space="preserve"> run basic-check assess</w:t>
       </w:r>
     </w:p>
-    <w:bookmarkEnd w:id="55"/>
-    <w:bookmarkStart w:id="56" w:name="X68450229b7899696107d4f9a0d6edfeb9b31753"/>
+    <w:bookmarkEnd w:id="57"/>
+    <w:bookmarkStart w:id="58" w:name="X68450229b7899696107d4f9a0d6edfeb9b31753"/>
     <w:p>
       <w:pPr>
         <w:pStyle w:val="Heading3"/>
@@ -13309,8 +13699,8 @@
         <w:t xml:space="preserve">fetches EUDAT alone.</w:t>
       </w:r>
     </w:p>
-    <w:bookmarkEnd w:id="56"/>
-    <w:bookmarkStart w:id="57" w:name="checking-a-page-not-in-nodesyaml"/>
+    <w:bookmarkEnd w:id="58"/>
+    <w:bookmarkStart w:id="59" w:name="checking-a-page-not-in-nodesyaml"/>
     <w:p>
       <w:pPr>
         <w:pStyle w:val="Heading3"/>
@@ -13398,8 +13788,8 @@
         <w:t xml:space="preserve">stray single-page file that looks official is a genuine hazard.</w:t>
       </w:r>
     </w:p>
-    <w:bookmarkEnd w:id="57"/>
-    <w:bookmarkStart w:id="58" w:name="Xff864b2a738710e69d56a09dc1146f678e1e3b2"/>
+    <w:bookmarkEnd w:id="59"/>
+    <w:bookmarkStart w:id="60" w:name="Xff864b2a738710e69d56a09dc1146f678e1e3b2"/>
     <w:p>
       <w:pPr>
         <w:pStyle w:val="Heading3"/>
@@ -14097,8 +14487,8 @@
         <w:t xml:space="preserve"> /tmp/copy</w:t>
       </w:r>
     </w:p>
-    <w:bookmarkEnd w:id="58"/>
-    <w:bookmarkStart w:id="59" w:name="checking-a-node-at-an-alternative-url"/>
+    <w:bookmarkEnd w:id="60"/>
+    <w:bookmarkStart w:id="61" w:name="checking-a-node-at-an-alternative-url"/>
     <w:p>
       <w:pPr>
         <w:pStyle w:val="Heading3"/>
@@ -14765,9 +15155,9 @@
         </w:pict>
       </w:r>
     </w:p>
-    <w:bookmarkEnd w:id="59"/>
-    <w:bookmarkEnd w:id="60"/>
-    <w:bookmarkStart w:id="62" w:name="X7cf5a1e9623dd54905417df66d4a360904ae2c8"/>
+    <w:bookmarkEnd w:id="61"/>
+    <w:bookmarkEnd w:id="62"/>
+    <w:bookmarkStart w:id="64" w:name="X7cf5a1e9623dd54905417df66d4a360904ae2c8"/>
     <w:p>
       <w:pPr>
         <w:pStyle w:val="Heading2"/>
@@ -16055,7 +16445,7 @@
         <w:t xml:space="preserve">another federation or a later date.</w:t>
       </w:r>
     </w:p>
-    <w:bookmarkStart w:id="61" w:name="X2a91d9b1ee4bf6327b51d59c91d7740875558d5"/>
+    <w:bookmarkStart w:id="63" w:name="X2a91d9b1ee4bf6327b51d59c91d7740875558d5"/>
     <w:p>
       <w:pPr>
         <w:pStyle w:val="Heading3"/>
@@ -16252,9 +16642,9 @@
         </w:pict>
       </w:r>
     </w:p>
-    <w:bookmarkEnd w:id="61"/>
-    <w:bookmarkEnd w:id="62"/>
-    <w:bookmarkStart w:id="66" w:name="X20230d89ad096c6409926418866ff11e40ef490"/>
+    <w:bookmarkEnd w:id="63"/>
+    <w:bookmarkEnd w:id="64"/>
+    <w:bookmarkStart w:id="68" w:name="X20230d89ad096c6409926418866ff11e40ef490"/>
     <w:p>
       <w:pPr>
         <w:pStyle w:val="Heading2"/>
@@ -16561,7 +16951,7 @@
         </w:tc>
       </w:tr>
     </w:tbl>
-    <w:bookmarkStart w:id="63" w:name="the-four-verdicts"/>
+    <w:bookmarkStart w:id="65" w:name="the-four-verdicts"/>
     <w:p>
       <w:pPr>
         <w:pStyle w:val="Heading3"/>
@@ -17017,8 +17407,8 @@
         <w:t xml:space="preserve">26 September, and the same four cells are review there.</w:t>
       </w:r>
     </w:p>
-    <w:bookmarkEnd w:id="63"/>
-    <w:bookmarkStart w:id="64" w:name="reproducing-a-verdict-by-hand"/>
+    <w:bookmarkEnd w:id="65"/>
+    <w:bookmarkStart w:id="66" w:name="reproducing-a-verdict-by-hand"/>
     <w:p>
       <w:pPr>
         <w:pStyle w:val="Heading3"/>
@@ -17202,8 +17592,8 @@
         <w:t xml:space="preserve">a verdict surprises you.</w:t>
       </w:r>
     </w:p>
-    <w:bookmarkEnd w:id="64"/>
-    <w:bookmarkStart w:id="65" w:name="personal-data-is-masked"/>
+    <w:bookmarkEnd w:id="66"/>
+    <w:bookmarkStart w:id="67" w:name="personal-data-is-masked"/>
     <w:p>
       <w:pPr>
         <w:pStyle w:val="Heading3"/>
@@ -17821,249 +18211,261 @@
         <w:rPr>
           <w:rStyle w:val="VerbatimChar"/>
         </w:rPr>
+        <w:t xml:space="preserve">web-33</w:t>
+      </w:r>
+      <w:r>
+        <w:t xml:space="preserve"> </w:t>
+      </w:r>
+      <w:r>
+        <w:t xml:space="preserve">(20 October 2026) was collected</w:t>
+      </w:r>
+      <w:r>
+        <w:t xml:space="preserve"> </w:t>
+      </w:r>
+      <w:r>
+        <w:t xml:space="preserve">with masking in place, and a search of all its evidence and reports found no</w:t>
+      </w:r>
+      <w:r>
+        <w:t xml:space="preserve"> </w:t>
+      </w:r>
+      <w:r>
+        <w:t xml:space="preserve">personal address or phone number. Two personal names that the masking does not cover were removed by hand from the evidence, each replaced by a placeholder of the same length so every character count and verdict stays as collected: a quotation attribution on CERN's page (in</w:t>
+      </w:r>
+      <w:r>
+        <w:t xml:space="preserve"> </w:t>
+      </w:r>
+      <w:r>
+        <w:rPr>
+          <w:rStyle w:val="VerbatimChar"/>
+        </w:rPr>
+        <w:t xml:space="preserve">cern.json</w:t>
+      </w:r>
+      <w:r>
+        <w:t xml:space="preserve"> </w:t>
+      </w:r>
+      <w:r>
+        <w:t xml:space="preserve">and in its screenshot) and the node coordinator named on EGI's page (in</w:t>
+      </w:r>
+      <w:r>
+        <w:t xml:space="preserve"> </w:t>
+      </w:r>
+      <w:r>
+        <w:rPr>
+          <w:rStyle w:val="VerbatimChar"/>
+        </w:rPr>
+        <w:t xml:space="preserve">egi.json</w:t>
+      </w:r>
+      <w:r>
+        <w:t xml:space="preserve">, in the link text and, since</w:t>
+      </w:r>
+      <w:r>
+        <w:t xml:space="preserve"> </w:t>
+      </w:r>
+      <w:r>
+        <w:rPr>
+          <w:rStyle w:val="VerbatimChar"/>
+        </w:rPr>
+        <w:t xml:space="preserve">web-12</w:t>
+      </w:r>
+      <w:r>
+        <w:t xml:space="preserve">, also in the link's address,</w:t>
+      </w:r>
+      <w:r>
+        <w:t xml:space="preserve"> </w:t>
+      </w:r>
+      <w:r>
+        <w:rPr>
+          <w:rStyle w:val="VerbatimChar"/>
+        </w:rPr>
+        <w:t xml:space="preserve">/person/…/</w:t>
+      </w:r>
+      <w:r>
+        <w:t xml:space="preserve">, which earlier published runs still carried). The second hop of</w:t>
+      </w:r>
+      <w:r>
+        <w:t xml:space="preserve"> </w:t>
+      </w:r>
+      <w:r>
+        <w:rPr>
+          <w:rStyle w:val="VerbatimChar"/>
+        </w:rPr>
+        <w:t xml:space="preserve">web-13</w:t>
+      </w:r>
+      <w:r>
+        <w:t xml:space="preserve"> </w:t>
+      </w:r>
+      <w:r>
+        <w:t xml:space="preserve">added a third: a person quoted in a news item on a Czechia page reached only at depth 2 (in</w:t>
+      </w:r>
+      <w:r>
+        <w:t xml:space="preserve"> </w:t>
+      </w:r>
+      <w:r>
+        <w:rPr>
+          <w:rStyle w:val="VerbatimChar"/>
+        </w:rPr>
+        <w:t xml:space="preserve">eosc-cz.json</w:t>
+      </w:r>
+      <w:r>
+        <w:t xml:space="preserve">, in the quotation and in the address of the interview it links to).</w:t>
+      </w:r>
+      <w:r>
+        <w:t xml:space="preserve"> </w:t>
+      </w:r>
+      <w:r>
+        <w:rPr>
+          <w:rStyle w:val="VerbatimChar"/>
+        </w:rPr>
+        <w:t xml:space="preserve">web-14</w:t>
+      </w:r>
+      <w:r>
+        <w:t xml:space="preserve">, which also reads services and policies pages, added many more, and</w:t>
+      </w:r>
+      <w:r>
+        <w:t xml:space="preserve"> </w:t>
+      </w:r>
+      <w:r>
+        <w:rPr>
+          <w:rStyle w:val="VerbatimChar"/>
+        </w:rPr>
+        <w:t xml:space="preserve">web-15</w:t>
+      </w:r>
+      <w:r>
+        <w:t xml:space="preserve">,</w:t>
+      </w:r>
+      <w:r>
+        <w:t xml:space="preserve"> </w:t>
+      </w:r>
+      <w:r>
+        <w:rPr>
+          <w:rStyle w:val="VerbatimChar"/>
+        </w:rPr>
+        <w:t xml:space="preserve">web-16</w:t>
+      </w:r>
+      <w:r>
+        <w:t xml:space="preserve">,</w:t>
+      </w:r>
+      <w:r>
+        <w:t xml:space="preserve"> </w:t>
+      </w:r>
+      <w:r>
+        <w:rPr>
+          <w:rStyle w:val="VerbatimChar"/>
+        </w:rPr>
+        <w:t xml:space="preserve">web-18</w:t>
+      </w:r>
+      <w:r>
+        <w:t xml:space="preserve">,</w:t>
+      </w:r>
+      <w:r>
+        <w:t xml:space="preserve"> </w:t>
+      </w:r>
+      <w:r>
+        <w:rPr>
+          <w:rStyle w:val="VerbatimChar"/>
+        </w:rPr>
+        <w:t xml:space="preserve">web-21</w:t>
+      </w:r>
+      <w:r>
+        <w:t xml:space="preserve">,</w:t>
+      </w:r>
+      <w:r>
+        <w:t xml:space="preserve"> </w:t>
+      </w:r>
+      <w:r>
+        <w:rPr>
+          <w:rStyle w:val="VerbatimChar"/>
+        </w:rPr>
+        <w:t xml:space="preserve">web-22</w:t>
+      </w:r>
+      <w:r>
+        <w:t xml:space="preserve">,</w:t>
+      </w:r>
+      <w:r>
+        <w:t xml:space="preserve"> </w:t>
+      </w:r>
+      <w:r>
+        <w:rPr>
+          <w:rStyle w:val="VerbatimChar"/>
+        </w:rPr>
+        <w:t xml:space="preserve">web-23</w:t>
+      </w:r>
+      <w:r>
+        <w:t xml:space="preserve">,</w:t>
+      </w:r>
+      <w:r>
+        <w:t xml:space="preserve"> </w:t>
+      </w:r>
+      <w:r>
+        <w:rPr>
+          <w:rStyle w:val="VerbatimChar"/>
+        </w:rPr>
+        <w:t xml:space="preserve">web-24</w:t>
+      </w:r>
+      <w:r>
+        <w:t xml:space="preserve">,</w:t>
+      </w:r>
+      <w:r>
+        <w:t xml:space="preserve"> </w:t>
+      </w:r>
+      <w:r>
+        <w:rPr>
+          <w:rStyle w:val="VerbatimChar"/>
+        </w:rPr>
+        <w:t xml:space="preserve">web-25</w:t>
+      </w:r>
+      <w:r>
+        <w:t xml:space="preserve">,</w:t>
+      </w:r>
+      <w:r>
+        <w:t xml:space="preserve"> </w:t>
+      </w:r>
+      <w:r>
+        <w:rPr>
+          <w:rStyle w:val="VerbatimChar"/>
+        </w:rPr>
+        <w:t xml:space="preserve">web-26</w:t>
+      </w:r>
+      <w:r>
+        <w:t xml:space="preserve">,</w:t>
+      </w:r>
+      <w:r>
+        <w:t xml:space="preserve"> </w:t>
+      </w:r>
+      <w:r>
+        <w:rPr>
+          <w:rStyle w:val="VerbatimChar"/>
+        </w:rPr>
+        <w:t xml:space="preserve">web-27</w:t>
+      </w:r>
+      <w:r>
+        <w:t xml:space="preserve">,</w:t>
+      </w:r>
+      <w:r>
+        <w:t xml:space="preserve"> </w:t>
+      </w:r>
+      <w:r>
+        <w:rPr>
+          <w:rStyle w:val="VerbatimChar"/>
+        </w:rPr>
+        <w:t xml:space="preserve">web-28</w:t>
+      </w:r>
+      <w:r>
+        <w:t xml:space="preserve">,</w:t>
+      </w:r>
+      <w:r>
+        <w:t xml:space="preserve"> </w:t>
+      </w:r>
+      <w:r>
+        <w:rPr>
+          <w:rStyle w:val="VerbatimChar"/>
+        </w:rPr>
         <w:t xml:space="preserve">web-31</w:t>
       </w:r>
       <w:r>
         <w:t xml:space="preserve"> </w:t>
       </w:r>
       <w:r>
-        <w:t xml:space="preserve">(19 October 2026) was collected</w:t>
-      </w:r>
-      <w:r>
-        <w:t xml:space="preserve"> </w:t>
-      </w:r>
-      <w:r>
-        <w:t xml:space="preserve">with masking in place, and a search of all its evidence and reports found no</w:t>
-      </w:r>
-      <w:r>
-        <w:t xml:space="preserve"> </w:t>
-      </w:r>
-      <w:r>
-        <w:t xml:space="preserve">personal address or phone number. Two personal names that the masking does not cover were removed by hand from the evidence, each replaced by a placeholder of the same length so every character count and verdict stays as collected: a quotation attribution on CERN's page (in</w:t>
-      </w:r>
-      <w:r>
-        <w:t xml:space="preserve"> </w:t>
-      </w:r>
-      <w:r>
-        <w:rPr>
-          <w:rStyle w:val="VerbatimChar"/>
-        </w:rPr>
-        <w:t xml:space="preserve">cern.json</w:t>
-      </w:r>
-      <w:r>
-        <w:t xml:space="preserve"> </w:t>
-      </w:r>
-      <w:r>
-        <w:t xml:space="preserve">and in its screenshot) and the node coordinator named on EGI's page (in</w:t>
-      </w:r>
-      <w:r>
-        <w:t xml:space="preserve"> </w:t>
-      </w:r>
-      <w:r>
-        <w:rPr>
-          <w:rStyle w:val="VerbatimChar"/>
-        </w:rPr>
-        <w:t xml:space="preserve">egi.json</w:t>
-      </w:r>
-      <w:r>
-        <w:t xml:space="preserve">, in the link text and, since</w:t>
-      </w:r>
-      <w:r>
-        <w:t xml:space="preserve"> </w:t>
-      </w:r>
-      <w:r>
-        <w:rPr>
-          <w:rStyle w:val="VerbatimChar"/>
-        </w:rPr>
-        <w:t xml:space="preserve">web-12</w:t>
-      </w:r>
-      <w:r>
-        <w:t xml:space="preserve">, also in the link's address,</w:t>
-      </w:r>
-      <w:r>
-        <w:t xml:space="preserve"> </w:t>
-      </w:r>
-      <w:r>
-        <w:rPr>
-          <w:rStyle w:val="VerbatimChar"/>
-        </w:rPr>
-        <w:t xml:space="preserve">/person/…/</w:t>
-      </w:r>
-      <w:r>
-        <w:t xml:space="preserve">, which earlier published runs still carried). The second hop of</w:t>
-      </w:r>
-      <w:r>
-        <w:t xml:space="preserve"> </w:t>
-      </w:r>
-      <w:r>
-        <w:rPr>
-          <w:rStyle w:val="VerbatimChar"/>
-        </w:rPr>
-        <w:t xml:space="preserve">web-13</w:t>
-      </w:r>
-      <w:r>
-        <w:t xml:space="preserve"> </w:t>
-      </w:r>
-      <w:r>
-        <w:t xml:space="preserve">added a third: a person quoted in a news item on a Czechia page reached only at depth 2 (in</w:t>
-      </w:r>
-      <w:r>
-        <w:t xml:space="preserve"> </w:t>
-      </w:r>
-      <w:r>
-        <w:rPr>
-          <w:rStyle w:val="VerbatimChar"/>
-        </w:rPr>
-        <w:t xml:space="preserve">eosc-cz.json</w:t>
-      </w:r>
-      <w:r>
-        <w:t xml:space="preserve">, in the quotation and in the address of the interview it links to).</w:t>
-      </w:r>
-      <w:r>
-        <w:t xml:space="preserve"> </w:t>
-      </w:r>
-      <w:r>
-        <w:rPr>
-          <w:rStyle w:val="VerbatimChar"/>
-        </w:rPr>
-        <w:t xml:space="preserve">web-14</w:t>
-      </w:r>
-      <w:r>
-        <w:t xml:space="preserve">, which also reads services and policies pages, added many more, and</w:t>
-      </w:r>
-      <w:r>
-        <w:t xml:space="preserve"> </w:t>
-      </w:r>
-      <w:r>
-        <w:rPr>
-          <w:rStyle w:val="VerbatimChar"/>
-        </w:rPr>
-        <w:t xml:space="preserve">web-15</w:t>
-      </w:r>
-      <w:r>
-        <w:t xml:space="preserve">,</w:t>
-      </w:r>
-      <w:r>
-        <w:t xml:space="preserve"> </w:t>
-      </w:r>
-      <w:r>
-        <w:rPr>
-          <w:rStyle w:val="VerbatimChar"/>
-        </w:rPr>
-        <w:t xml:space="preserve">web-16</w:t>
-      </w:r>
-      <w:r>
-        <w:t xml:space="preserve">,</w:t>
-      </w:r>
-      <w:r>
-        <w:t xml:space="preserve"> </w:t>
-      </w:r>
-      <w:r>
-        <w:rPr>
-          <w:rStyle w:val="VerbatimChar"/>
-        </w:rPr>
-        <w:t xml:space="preserve">web-18</w:t>
-      </w:r>
-      <w:r>
-        <w:t xml:space="preserve">,</w:t>
-      </w:r>
-      <w:r>
-        <w:t xml:space="preserve"> </w:t>
-      </w:r>
-      <w:r>
-        <w:rPr>
-          <w:rStyle w:val="VerbatimChar"/>
-        </w:rPr>
-        <w:t xml:space="preserve">web-21</w:t>
-      </w:r>
-      <w:r>
-        <w:t xml:space="preserve">,</w:t>
-      </w:r>
-      <w:r>
-        <w:t xml:space="preserve"> </w:t>
-      </w:r>
-      <w:r>
-        <w:rPr>
-          <w:rStyle w:val="VerbatimChar"/>
-        </w:rPr>
-        <w:t xml:space="preserve">web-22</w:t>
-      </w:r>
-      <w:r>
-        <w:t xml:space="preserve">,</w:t>
-      </w:r>
-      <w:r>
-        <w:t xml:space="preserve"> </w:t>
-      </w:r>
-      <w:r>
-        <w:rPr>
-          <w:rStyle w:val="VerbatimChar"/>
-        </w:rPr>
-        <w:t xml:space="preserve">web-23</w:t>
-      </w:r>
-      <w:r>
-        <w:t xml:space="preserve">,</w:t>
-      </w:r>
-      <w:r>
-        <w:t xml:space="preserve"> </w:t>
-      </w:r>
-      <w:r>
-        <w:rPr>
-          <w:rStyle w:val="VerbatimChar"/>
-        </w:rPr>
-        <w:t xml:space="preserve">web-24</w:t>
-      </w:r>
-      <w:r>
-        <w:t xml:space="preserve">,</w:t>
-      </w:r>
-      <w:r>
-        <w:t xml:space="preserve"> </w:t>
-      </w:r>
-      <w:r>
-        <w:rPr>
-          <w:rStyle w:val="VerbatimChar"/>
-        </w:rPr>
-        <w:t xml:space="preserve">web-25</w:t>
-      </w:r>
-      <w:r>
-        <w:t xml:space="preserve">,</w:t>
-      </w:r>
-      <w:r>
-        <w:t xml:space="preserve"> </w:t>
-      </w:r>
-      <w:r>
-        <w:rPr>
-          <w:rStyle w:val="VerbatimChar"/>
-        </w:rPr>
-        <w:t xml:space="preserve">web-26</w:t>
-      </w:r>
-      <w:r>
-        <w:t xml:space="preserve">,</w:t>
-      </w:r>
-      <w:r>
-        <w:t xml:space="preserve"> </w:t>
-      </w:r>
-      <w:r>
-        <w:rPr>
-          <w:rStyle w:val="VerbatimChar"/>
-        </w:rPr>
-        <w:t xml:space="preserve">web-27</w:t>
-      </w:r>
-      <w:r>
-        <w:t xml:space="preserve">,</w:t>
-      </w:r>
-      <w:r>
-        <w:t xml:space="preserve"> </w:t>
-      </w:r>
-      <w:r>
-        <w:rPr>
-          <w:rStyle w:val="VerbatimChar"/>
-        </w:rPr>
-        <w:t xml:space="preserve">web-28</w:t>
-      </w:r>
-      <w:r>
-        <w:t xml:space="preserve"> </w:t>
-      </w:r>
-      <w:r>
         <w:t xml:space="preserve">and</w:t>
       </w:r>
       <w:r>
@@ -18073,7 +18475,7 @@
         <w:rPr>
           <w:rStyle w:val="VerbatimChar"/>
         </w:rPr>
-        <w:t xml:space="preserve">web-31</w:t>
+        <w:t xml:space="preserve">web-33</w:t>
       </w:r>
       <w:r>
         <w:t xml:space="preserve"> </w:t>
@@ -18572,9 +18974,9 @@
         </w:pict>
       </w:r>
     </w:p>
-    <w:bookmarkEnd w:id="65"/>
-    <w:bookmarkEnd w:id="66"/>
-    <w:bookmarkStart w:id="69" w:name="X8c4c4ed22fb4dcefc9eca31097b000686e9bb12"/>
+    <w:bookmarkEnd w:id="67"/>
+    <w:bookmarkEnd w:id="68"/>
+    <w:bookmarkStart w:id="71" w:name="X8c4c4ed22fb4dcefc9eca31097b000686e9bb12"/>
     <w:p>
       <w:pPr>
         <w:pStyle w:val="Heading2"/>
@@ -19369,7 +19771,7 @@
       <w:r>
         <w:t xml:space="preserve"> </w:t>
       </w:r>
-      <w:hyperlink r:id="rId67">
+      <w:hyperlink r:id="rId69">
         <w:r>
           <w:rPr>
             <w:rStyle w:val="Hyperlink"/>
@@ -19433,7 +19835,7 @@
         <w:t xml:space="preserve">test_a_pipe_in_a_url_cannot_break_the_table</w:t>
       </w:r>
     </w:p>
-    <w:bookmarkStart w:id="68" w:name="a-note-on-what-a-passing-suite-means"/>
+    <w:bookmarkStart w:id="70" w:name="a-note-on-what-a-passing-suite-means"/>
     <w:p>
       <w:pPr>
         <w:pStyle w:val="Heading3"/>
@@ -19510,9 +19912,9 @@
         </w:pict>
       </w:r>
     </w:p>
-    <w:bookmarkEnd w:id="68"/>
-    <w:bookmarkEnd w:id="69"/>
-    <w:bookmarkStart w:id="70" w:name="X5b3efa2c0f9c923f21ce32023ca2c65a6e0f0ef"/>
+    <w:bookmarkEnd w:id="70"/>
+    <w:bookmarkEnd w:id="71"/>
+    <w:bookmarkStart w:id="72" w:name="X5b3efa2c0f9c923f21ce32023ca2c65a6e0f0ef"/>
     <w:p>
       <w:pPr>
         <w:pStyle w:val="Heading2"/>
@@ -20185,8 +20587,8 @@
         </w:pict>
       </w:r>
     </w:p>
-    <w:bookmarkEnd w:id="70"/>
-    <w:bookmarkStart w:id="71" w:name="X604d32d4245089c058c4a17a722c369f414c972"/>
+    <w:bookmarkEnd w:id="72"/>
+    <w:bookmarkStart w:id="73" w:name="X604d32d4245089c058c4a17a722c369f414c972"/>
     <w:p>
       <w:pPr>
         <w:pStyle w:val="Heading2"/>
@@ -21336,8 +21738,8 @@
         </w:pict>
       </w:r>
     </w:p>
-    <w:bookmarkEnd w:id="71"/>
-    <w:bookmarkStart w:id="72" w:name="X06fd69237b69b86c25fbae3186e71511448d9d7"/>
+    <w:bookmarkEnd w:id="73"/>
+    <w:bookmarkStart w:id="74" w:name="X06fd69237b69b86c25fbae3186e71511448d9d7"/>
     <w:p>
       <w:pPr>
         <w:pStyle w:val="Heading2"/>
@@ -21964,8 +22366,8 @@
         <w:t xml:space="preserve">checklist transcription, so none of it is under this module's control.</w:t>
       </w:r>
     </w:p>
-    <w:bookmarkEnd w:id="72"/>
-    <w:bookmarkStart w:id="76" w:name="Xda1205f52db61b26639938baa97f3777a4c7991"/>
+    <w:bookmarkEnd w:id="74"/>
+    <w:bookmarkStart w:id="78" w:name="Xda1205f52db61b26639938baa97f3777a4c7991"/>
     <w:p>
       <w:pPr>
         <w:pStyle w:val="Heading2"/>
@@ -22262,7 +22664,7 @@
         <w:t xml:space="preserve">own run.</w:t>
       </w:r>
     </w:p>
-    <w:bookmarkStart w:id="73" w:name="X073cb44b8dc5d29e47f376bc008b8613dd82a6a"/>
+    <w:bookmarkStart w:id="75" w:name="X073cb44b8dc5d29e47f376bc008b8613dd82a6a"/>
     <w:p>
       <w:pPr>
         <w:pStyle w:val="Heading3"/>
@@ -22385,7 +22787,7 @@
       <w:r>
         <w:t xml:space="preserve"> </w:t>
       </w:r>
-      <w:hyperlink r:id="rId38">
+      <w:hyperlink r:id="rId40">
         <w:r>
           <w:rPr>
             <w:rStyle w:val="Hyperlink"/>
@@ -24054,8 +24456,8 @@
         <w:t xml:space="preserve"> push</w:t>
       </w:r>
     </w:p>
-    <w:bookmarkEnd w:id="73"/>
-    <w:bookmarkStart w:id="74" w:name="Xe23e918a40335caa5ab24e15a733d1ac9e4c070"/>
+    <w:bookmarkEnd w:id="75"/>
+    <w:bookmarkStart w:id="76" w:name="Xe23e918a40335caa5ab24e15a733d1ac9e4c070"/>
     <w:p>
       <w:pPr>
         <w:pStyle w:val="Heading3"/>
@@ -25312,8 +25714,8 @@
         <w:t xml:space="preserve">the documents together.</w:t>
       </w:r>
     </w:p>
-    <w:bookmarkEnd w:id="74"/>
-    <w:bookmarkStart w:id="75" w:name="Xa570dceeae7de3d84789b8e054a5bbb043a3946"/>
+    <w:bookmarkEnd w:id="76"/>
+    <w:bookmarkStart w:id="77" w:name="Xa570dceeae7de3d84789b8e054a5bbb043a3946"/>
     <w:p>
       <w:pPr>
         <w:pStyle w:val="Heading3"/>
@@ -27444,9 +27846,9 @@
         </w:pict>
       </w:r>
     </w:p>
-    <w:bookmarkEnd w:id="75"/>
-    <w:bookmarkEnd w:id="76"/>
-    <w:bookmarkStart w:id="79" w:name="sources"/>
+    <w:bookmarkEnd w:id="77"/>
+    <w:bookmarkEnd w:id="78"/>
+    <w:bookmarkStart w:id="81" w:name="sources"/>
     <w:p>
       <w:pPr>
         <w:pStyle w:val="Heading2"/>
@@ -27535,7 +27937,7 @@
       <w:r>
         <w:t xml:space="preserve"> </w:t>
       </w:r>
-      <w:hyperlink r:id="rId38">
+      <w:hyperlink r:id="rId40">
         <w:r>
           <w:rPr>
             <w:rStyle w:val="Hyperlink"/>
@@ -27558,7 +27960,7 @@
       <w:r>
         <w:t xml:space="preserve"> </w:t>
       </w:r>
-      <w:hyperlink r:id="rId77">
+      <w:hyperlink r:id="rId79">
         <w:r>
           <w:rPr>
             <w:rStyle w:val="Hyperlink"/>
@@ -27590,7 +27992,7 @@
       <w:r>
         <w:t xml:space="preserve"> </w:t>
       </w:r>
-      <w:hyperlink r:id="rId33">
+      <w:hyperlink r:id="rId35">
         <w:r>
           <w:rPr>
             <w:rStyle w:val="Hyperlink"/>
@@ -27613,7 +28015,7 @@
       <w:r>
         <w:t xml:space="preserve"> </w:t>
       </w:r>
-      <w:hyperlink r:id="rId78">
+      <w:hyperlink r:id="rId80">
         <w:r>
           <w:rPr>
             <w:rStyle w:val="Hyperlink"/>
@@ -27622,7 +28024,7 @@
         </w:r>
       </w:hyperlink>
     </w:p>
-    <w:bookmarkEnd w:id="79"/>
+    <w:bookmarkEnd w:id="81"/>
     <w:sectPr>
       <w:footerReference r:id="rId16" w:type="default"/>
       <w:footnotePr>

--- a/docs/eosc-basic-compliance-guide.docx
+++ b/docs/eosc-basic-compliance-guide.docx
@@ -23,7 +23,7 @@
         <w:pStyle w:val="Author"/>
       </w:pPr>
       <w:r>
-        <w:t xml:space="preserve">Verified against a clean clone on 26 September 2026 — rebuilt 20 October 2026 for run web-33 and EOSC Node Germany (re-issued checklist v3.2)</w:t>
+        <w:t xml:space="preserve">Verified against a clean clone on 26 September 2026 — rebuilt 27 October 2026 for run web-34 (re-issued checklist v3.2, sixteen nodes)</w:t>
       </w:r>
     </w:p>
     <w:p>
@@ -209,13 +209,34 @@
         <w:pStyle w:val="BodyText"/>
       </w:pPr>
       <w:r>
-        <w:t xml:space="preserve">This edition was revised on 20 October 2026, when EOSC Node Germany was added</w:t>
-      </w:r>
-      <w:r>
-        <w:t xml:space="preserve"> </w:t>
-      </w:r>
-      <w:r>
-        <w:t xml:space="preserve">and run</w:t>
+        <w:t xml:space="preserve">This edition was revised on 27 October 2026, when run</w:t>
+      </w:r>
+      <w:r>
+        <w:t xml:space="preserve"> </w:t>
+      </w:r>
+      <w:r>
+        <w:rPr>
+          <w:rStyle w:val="VerbatimChar"/>
+        </w:rPr>
+        <w:t xml:space="preserve">web-34</w:t>
+      </w:r>
+      <w:r>
+        <w:t xml:space="preserve"> </w:t>
+      </w:r>
+      <w:r>
+        <w:t xml:space="preserve">was published</w:t>
+      </w:r>
+      <w:r>
+        <w:t xml:space="preserve"> </w:t>
+      </w:r>
+      <w:r>
+        <w:t xml:space="preserve">(all sixteen nodes; GÉANT's page served again). The edition of 20 October 2026</w:t>
+      </w:r>
+      <w:r>
+        <w:t xml:space="preserve"> </w:t>
+      </w:r>
+      <w:r>
+        <w:t xml:space="preserve">added EOSC Node Germany and published run</w:t>
       </w:r>
       <w:r>
         <w:t xml:space="preserve"> </w:t>
@@ -227,10 +248,7 @@
         <w:t xml:space="preserve">web-33</w:t>
       </w:r>
       <w:r>
-        <w:t xml:space="preserve"> </w:t>
-      </w:r>
-      <w:r>
-        <w:t xml:space="preserve">was published, after a per-node time limit</w:t>
+        <w:t xml:space="preserve">, after a per-node time limit</w:t>
       </w:r>
       <w:r>
         <w:t xml:space="preserve"> </w:t>
@@ -577,7 +595,7 @@
           <w:b/>
           <w:bCs/>
         </w:rPr>
-        <w:t xml:space="preserve">The published run changed again on 20 October 2026.</w:t>
+        <w:t xml:space="preserve">The published run changed again on 27 October 2026.</w:t>
       </w:r>
       <w:r>
         <w:t xml:space="preserve"> </w:t>
@@ -601,9 +619,214 @@
         <w:rPr>
           <w:rStyle w:val="VerbatimChar"/>
         </w:rPr>
+        <w:t xml:space="preserve">web-34</w:t>
+      </w:r>
+      <w:r>
+        <w:t xml:space="preserve">, collected by the GitHub workflow at</w:t>
+      </w:r>
+      <w:r>
+        <w:t xml:space="preserve"> </w:t>
+      </w:r>
+      <w:r>
+        <w:rPr>
+          <w:rStyle w:val="VerbatimChar"/>
+        </w:rPr>
+        <w:t xml:space="preserve">--depth 2</w:t>
+      </w:r>
+      <w:r>
+        <w:t xml:space="preserve"> </w:t>
+      </w:r>
+      <w:r>
+        <w:t xml:space="preserve">on 27 October 2026 between 10:20 and 10:29 UTC from all sixteen</w:t>
+      </w:r>
+      <w:r>
+        <w:t xml:space="preserve"> </w:t>
+      </w:r>
+      <w:r>
+        <w:t xml:space="preserve">nodes (</w:t>
+      </w:r>
+      <w:hyperlink r:id="rId26">
+        <w:r>
+          <w:rPr>
+            <w:rStyle w:val="Hyperlink"/>
+          </w:rPr>
+          <w:t xml:space="preserve">run 40486581247</w:t>
+        </w:r>
+      </w:hyperlink>
+      <w:r>
+        <w:t xml:space="preserve">, commit</w:t>
+      </w:r>
+      <w:r>
+        <w:t xml:space="preserve"> </w:t>
+      </w:r>
+      <w:r>
+        <w:rPr>
+          <w:rStyle w:val="VerbatimChar"/>
+        </w:rPr>
+        <w:t xml:space="preserve">55657ac</w:t>
+      </w:r>
+      <w:r>
+        <w:t xml:space="preserve">), under the re-issued v3.2: 85 PASS, 7 FAIL</w:t>
+      </w:r>
+      <w:r>
+        <w:t xml:space="preserve"> </w:t>
+      </w:r>
+      <w:r>
+        <w:t xml:space="preserve">and 68 MANUAL_REVIEW at depth 2 (83 / 7 / 70 at depth 1), in 145 page</w:t>
+      </w:r>
+      <w:r>
+        <w:t xml:space="preserve"> </w:t>
+      </w:r>
+      <w:r>
+        <w:t xml:space="preserve">requests (16 landing pages, 77 direct links, 52 second-hop pages; the shared</w:t>
+      </w:r>
+      <w:r>
+        <w:t xml:space="preserve"> </w:t>
+      </w:r>
+      <w:r>
+        <w:t xml:space="preserve">second-hop budget used 52 of 60). Only</w:t>
+      </w:r>
+      <w:r>
+        <w:t xml:space="preserve"> </w:t>
+      </w:r>
+      <w:r>
+        <w:rPr>
+          <w:b/>
+          <w:bCs/>
+        </w:rPr>
+        <w:t xml:space="preserve">GÉANT</w:t>
+      </w:r>
+      <w:r>
+        <w:t xml:space="preserve"> </w:t>
+      </w:r>
+      <w:r>
+        <w:t xml:space="preserve">changed: its page was served</w:t>
+      </w:r>
+      <w:r>
+        <w:t xml:space="preserve"> </w:t>
+      </w:r>
+      <w:r>
+        <w:t xml:space="preserve">(</w:t>
+      </w:r>
+      <w:r>
+        <w:rPr>
+          <w:rStyle w:val="VerbatimChar"/>
+        </w:rPr>
+        <w:t xml:space="preserve">HTTP 200</w:t>
+      </w:r>
+      <w:r>
+        <w:t xml:space="preserve">) for the first time since</w:t>
+      </w:r>
+      <w:r>
+        <w:t xml:space="preserve"> </w:t>
+      </w:r>
+      <w:r>
+        <w:rPr>
+          <w:rStyle w:val="VerbatimChar"/>
+        </w:rPr>
+        <w:t xml:space="preserve">web-22</w:t>
+      </w:r>
+      <w:r>
+        <w:t xml:space="preserve">, so points 1, 4, 5b and 6 moved</w:t>
+      </w:r>
+      <w:r>
+        <w:t xml:space="preserve"> </w:t>
+      </w:r>
+      <w:r>
+        <w:t xml:space="preserve">from review to</w:t>
+      </w:r>
+      <w:r>
+        <w:t xml:space="preserve"> </w:t>
+      </w:r>
+      <w:r>
+        <w:rPr>
+          <w:rStyle w:val="VerbatimChar"/>
+        </w:rPr>
+        <w:t xml:space="preserve">PASS</w:t>
+      </w:r>
+      <w:r>
+        <w:t xml:space="preserve"> </w:t>
+      </w:r>
+      <w:r>
+        <w:t xml:space="preserve">at both depths. No cell of the other fifteen nodes</w:t>
+      </w:r>
+      <w:r>
+        <w:t xml:space="preserve"> </w:t>
+      </w:r>
+      <w:r>
+        <w:t xml:space="preserve">changed against</w:t>
+      </w:r>
+      <w:r>
+        <w:t xml:space="preserve"> </w:t>
+      </w:r>
+      <w:r>
+        <w:rPr>
+          <w:rStyle w:val="VerbatimChar"/>
+        </w:rPr>
         <w:t xml:space="preserve">web-33</w:t>
       </w:r>
       <w:r>
+        <w:t xml:space="preserve">, and every node finished within its time limit. It</w:t>
+      </w:r>
+      <w:r>
+        <w:t xml:space="preserve"> </w:t>
+      </w:r>
+      <w:r>
+        <w:t xml:space="preserve">has</w:t>
+      </w:r>
+      <w:r>
+        <w:t xml:space="preserve"> </w:t>
+      </w:r>
+      <w:r>
+        <w:rPr>
+          <w:b/>
+          <w:bCs/>
+        </w:rPr>
+        <w:t xml:space="preserve">not</w:t>
+      </w:r>
+      <w:r>
+        <w:t xml:space="preserve"> </w:t>
+      </w:r>
+      <w:r>
+        <w:t xml:space="preserve">been reviewed by hand.</w:t>
+      </w:r>
+    </w:p>
+    <w:p>
+      <w:pPr>
+        <w:pStyle w:val="BlockText"/>
+      </w:pPr>
+      <w:r>
+        <w:rPr>
+          <w:b/>
+          <w:bCs/>
+        </w:rPr>
+        <w:t xml:space="preserve">Previously, on 20 October 2026,</w:t>
+      </w:r>
+      <w:r>
+        <w:t xml:space="preserve"> </w:t>
+      </w:r>
+      <w:r>
+        <w:rPr>
+          <w:rStyle w:val="VerbatimChar"/>
+        </w:rPr>
+        <w:t xml:space="preserve">results/</w:t>
+      </w:r>
+      <w:r>
+        <w:t xml:space="preserve"> </w:t>
+      </w:r>
+      <w:r>
+        <w:t xml:space="preserve">held run</w:t>
+      </w:r>
+      <w:r>
+        <w:t xml:space="preserve"> </w:t>
+      </w:r>
+      <w:r>
+        <w:rPr>
+          <w:rStyle w:val="VerbatimChar"/>
+        </w:rPr>
+        <w:t xml:space="preserve">web-33</w:t>
+      </w:r>
+      <w:r>
         <w:t xml:space="preserve">, collected by the GitHub workflow at</w:t>
       </w:r>
       <w:r>
@@ -627,7 +850,7 @@
       <w:r>
         <w:t xml:space="preserve">nodes (</w:t>
       </w:r>
-      <w:hyperlink r:id="rId26">
+      <w:hyperlink r:id="rId27">
         <w:r>
           <w:rPr>
             <w:rStyle w:val="Hyperlink"/>
@@ -744,7 +967,7 @@
       <w:r>
         <w:t xml:space="preserve">(</w:t>
       </w:r>
-      <w:hyperlink r:id="rId27">
+      <w:hyperlink r:id="rId28">
         <w:r>
           <w:rPr>
             <w:rStyle w:val="Hyperlink"/>
@@ -849,7 +1072,7 @@
       <w:r>
         <w:t xml:space="preserve">nodes (</w:t>
       </w:r>
-      <w:hyperlink r:id="rId28">
+      <w:hyperlink r:id="rId29">
         <w:r>
           <w:rPr>
             <w:rStyle w:val="Hyperlink"/>
@@ -1036,7 +1259,7 @@
       <w:r>
         <w:t xml:space="preserve">nodes (</w:t>
       </w:r>
-      <w:hyperlink r:id="rId29">
+      <w:hyperlink r:id="rId30">
         <w:r>
           <w:rPr>
             <w:rStyle w:val="Hyperlink"/>
@@ -1267,7 +1490,7 @@
       <w:r>
         <w:t xml:space="preserve">nodes (</w:t>
       </w:r>
-      <w:hyperlink r:id="rId30">
+      <w:hyperlink r:id="rId31">
         <w:r>
           <w:rPr>
             <w:rStyle w:val="Hyperlink"/>
@@ -1344,7 +1567,7 @@
       <w:r>
         <w:t xml:space="preserve">(</w:t>
       </w:r>
-      <w:hyperlink r:id="rId31">
+      <w:hyperlink r:id="rId32">
         <w:r>
           <w:rPr>
             <w:rStyle w:val="Hyperlink"/>
@@ -1545,7 +1768,7 @@
       <w:r>
         <w:t xml:space="preserve">(</w:t>
       </w:r>
-      <w:hyperlink r:id="rId32">
+      <w:hyperlink r:id="rId33">
         <w:r>
           <w:rPr>
             <w:rStyle w:val="Hyperlink"/>
@@ -1583,7 +1806,7 @@
       <w:r>
         <w:t xml:space="preserve">(</w:t>
       </w:r>
-      <w:hyperlink r:id="rId33">
+      <w:hyperlink r:id="rId34">
         <w:r>
           <w:rPr>
             <w:rStyle w:val="Hyperlink"/>
@@ -1627,7 +1850,7 @@
       <w:r>
         <w:t xml:space="preserve">(</w:t>
       </w:r>
-      <w:hyperlink r:id="rId34">
+      <w:hyperlink r:id="rId35">
         <w:r>
           <w:rPr>
             <w:rStyle w:val="Hyperlink"/>
@@ -1875,7 +2098,7 @@
         </w:pict>
       </w:r>
     </w:p>
-    <w:bookmarkStart w:id="36" w:name="Xa849b483e716a0fdd106fab4604fc7be81f0402"/>
+    <w:bookmarkStart w:id="37" w:name="Xa849b483e716a0fdd106fab4604fc7be81f0402"/>
     <w:p>
       <w:pPr>
         <w:pStyle w:val="Heading2"/>
@@ -1958,7 +2181,7 @@
             <w:pPr>
               <w:pStyle w:val="Compact"/>
             </w:pPr>
-            <w:hyperlink r:id="rId35">
+            <w:hyperlink r:id="rId36">
               <w:r>
                 <w:rPr>
                   <w:rStyle w:val="VerbatimChar"/>
@@ -2315,8 +2538,8 @@
         </w:pict>
       </w:r>
     </w:p>
-    <w:bookmarkEnd w:id="36"/>
-    <w:bookmarkStart w:id="39" w:name="X6078cdea213b88e89d26f75066193281dac3f5a"/>
+    <w:bookmarkEnd w:id="37"/>
+    <w:bookmarkStart w:id="40" w:name="X6078cdea213b88e89d26f75066193281dac3f5a"/>
     <w:p>
       <w:pPr>
         <w:pStyle w:val="Heading2"/>
@@ -2615,7 +2838,7 @@
         <w:t xml:space="preserve">this step.</w:t>
       </w:r>
     </w:p>
-    <w:bookmarkStart w:id="37" w:name="what-needs-a-browser-and-what-does-not"/>
+    <w:bookmarkStart w:id="38" w:name="what-needs-a-browser-and-what-does-not"/>
     <w:p>
       <w:pPr>
         <w:pStyle w:val="Heading3"/>
@@ -3076,8 +3299,8 @@
         <w:t xml:space="preserve">.</w:t>
       </w:r>
     </w:p>
-    <w:bookmarkEnd w:id="37"/>
-    <w:bookmarkStart w:id="38" w:name="verifying-the-installation"/>
+    <w:bookmarkEnd w:id="38"/>
+    <w:bookmarkStart w:id="39" w:name="verifying-the-installation"/>
     <w:p>
       <w:pPr>
         <w:pStyle w:val="Heading3"/>
@@ -3199,9 +3422,9 @@
         </w:pict>
       </w:r>
     </w:p>
-    <w:bookmarkEnd w:id="38"/>
     <w:bookmarkEnd w:id="39"/>
-    <w:bookmarkStart w:id="53" w:name="X36a2f22c204b35ab145e33f27bc3a3711e9d130"/>
+    <w:bookmarkEnd w:id="40"/>
+    <w:bookmarkStart w:id="54" w:name="X36a2f22c204b35ab145e33f27bc3a3711e9d130"/>
     <w:p>
       <w:pPr>
         <w:pStyle w:val="Heading2"/>
@@ -3230,7 +3453,7 @@
         <w:t xml:space="preserve">edited; the third is a plain text list you write yourself.</w:t>
       </w:r>
     </w:p>
-    <w:bookmarkStart w:id="41" w:name="nodesyaml--which-pages-to-check"/>
+    <w:bookmarkStart w:id="42" w:name="nodesyaml--which-pages-to-check"/>
     <w:p>
       <w:pPr>
         <w:pStyle w:val="Heading3"/>
@@ -3612,7 +3835,7 @@
       <w:r>
         <w:t xml:space="preserve"> </w:t>
       </w:r>
-      <w:hyperlink r:id="rId40">
+      <w:hyperlink r:id="rId41">
         <w:r>
           <w:rPr>
             <w:rStyle w:val="Hyperlink"/>
@@ -4089,13 +4312,25 @@
         <w:rPr>
           <w:rStyle w:val="VerbatimChar"/>
         </w:rPr>
-        <w:t xml:space="preserve">web-33</w:t>
-      </w:r>
-      <w:r>
-        <w:t xml:space="preserve"> </w:t>
-      </w:r>
-      <w:r>
-        <w:t xml:space="preserve">(the published run) were collected from</w:t>
+        <w:t xml:space="preserve">web-34</w:t>
+      </w:r>
+      <w:r>
+        <w:t xml:space="preserve"> </w:t>
+      </w:r>
+      <w:r>
+        <w:t xml:space="preserve">(</w:t>
+      </w:r>
+      <w:r>
+        <w:rPr>
+          <w:rStyle w:val="VerbatimChar"/>
+        </w:rPr>
+        <w:t xml:space="preserve">web-34</w:t>
+      </w:r>
+      <w:r>
+        <w:t xml:space="preserve"> </w:t>
+      </w:r>
+      <w:r>
+        <w:t xml:space="preserve">is the published run) were collected from</w:t>
       </w:r>
       <w:r>
         <w:t xml:space="preserve"> </w:t>
@@ -4209,13 +4444,25 @@
         <w:rPr>
           <w:rStyle w:val="VerbatimChar"/>
         </w:rPr>
-        <w:t xml:space="preserve">web-33</w:t>
-      </w:r>
-      <w:r>
-        <w:t xml:space="preserve"> </w:t>
-      </w:r>
-      <w:r>
-        <w:t xml:space="preserve">(the published run) read the new one.</w:t>
+        <w:t xml:space="preserve">web-34</w:t>
+      </w:r>
+      <w:r>
+        <w:t xml:space="preserve"> </w:t>
+      </w:r>
+      <w:r>
+        <w:t xml:space="preserve">(</w:t>
+      </w:r>
+      <w:r>
+        <w:rPr>
+          <w:rStyle w:val="VerbatimChar"/>
+        </w:rPr>
+        <w:t xml:space="preserve">web-34</w:t>
+      </w:r>
+      <w:r>
+        <w:t xml:space="preserve"> </w:t>
+      </w:r>
+      <w:r>
+        <w:t xml:space="preserve">is the published run) read the new one.</w:t>
       </w:r>
     </w:p>
     <w:p>
@@ -4377,6 +4624,18 @@
         <w:t xml:space="preserve">web-31</w:t>
       </w:r>
       <w:r>
+        <w:t xml:space="preserve">,</w:t>
+      </w:r>
+      <w:r>
+        <w:t xml:space="preserve"> </w:t>
+      </w:r>
+      <w:r>
+        <w:rPr>
+          <w:rStyle w:val="VerbatimChar"/>
+        </w:rPr>
+        <w:t xml:space="preserve">web-33</w:t>
+      </w:r>
+      <w:r>
         <w:t xml:space="preserve"> </w:t>
       </w:r>
       <w:r>
@@ -4389,7 +4648,7 @@
         <w:rPr>
           <w:rStyle w:val="VerbatimChar"/>
         </w:rPr>
-        <w:t xml:space="preserve">web-33</w:t>
+        <w:t xml:space="preserve">web-34</w:t>
       </w:r>
       <w:r>
         <w:t xml:space="preserve"> </w:t>
@@ -4500,11 +4759,23 @@
         <w:t xml:space="preserve">web-33</w:t>
       </w:r>
       <w:r>
+        <w:t xml:space="preserve">, and again in</w:t>
+      </w:r>
+      <w:r>
+        <w:t xml:space="preserve"> </w:t>
+      </w:r>
+      <w:r>
+        <w:rPr>
+          <w:rStyle w:val="VerbatimChar"/>
+        </w:rPr>
+        <w:t xml:space="preserve">web-34</w:t>
+      </w:r>
+      <w:r>
         <w:t xml:space="preserve">.</w:t>
       </w:r>
     </w:p>
-    <w:bookmarkEnd w:id="41"/>
-    <w:bookmarkStart w:id="42" w:name="changing-a-nodes-url"/>
+    <w:bookmarkEnd w:id="42"/>
+    <w:bookmarkStart w:id="43" w:name="changing-a-nodes-url"/>
     <w:p>
       <w:pPr>
         <w:pStyle w:val="Heading3"/>
@@ -5292,7 +5563,7 @@
         <w:rPr>
           <w:rStyle w:val="NormalTok"/>
         </w:rPr>
-        <w:t xml:space="preserve"> web-33</w:t>
+        <w:t xml:space="preserve"> web-34</w:t>
       </w:r>
     </w:p>
     <w:p>
@@ -5594,7 +5865,7 @@
         <w:t xml:space="preserve">web-31</w:t>
       </w:r>
       <w:r>
-        <w:t xml:space="preserve">, with the same counts at depth 2; and on 20 October 2026 for</w:t>
+        <w:t xml:space="preserve">, with the same counts at depth 2; on 20 October 2026 for</w:t>
       </w:r>
       <w:r>
         <w:t xml:space="preserve"> </w:t>
@@ -5606,7 +5877,19 @@
         <w:t xml:space="preserve">web-33</w:t>
       </w:r>
       <w:r>
-        <w:t xml:space="preserve">, with 81 PASS, 7 FAIL and 72 MANUAL_REVIEW. The reviewed run of 24 September that it replaced is in the git</w:t>
+        <w:t xml:space="preserve">, with 81 PASS, 7 FAIL and 72 MANUAL_REVIEW; and on 27 October 2026 for</w:t>
+      </w:r>
+      <w:r>
+        <w:t xml:space="preserve"> </w:t>
+      </w:r>
+      <w:r>
+        <w:rPr>
+          <w:rStyle w:val="VerbatimChar"/>
+        </w:rPr>
+        <w:t xml:space="preserve">web-34</w:t>
+      </w:r>
+      <w:r>
+        <w:t xml:space="preserve">, with 85 PASS, 7 FAIL and 68 MANUAL_REVIEW. The reviewed run of 24 September that it replaced is in the git</w:t>
       </w:r>
       <w:r>
         <w:t xml:space="preserve"> </w:t>
@@ -5889,8 +6172,8 @@
         <w:t xml:space="preserve">for the public address, or for the development host to allow the checker.</w:t>
       </w:r>
     </w:p>
-    <w:bookmarkEnd w:id="42"/>
-    <w:bookmarkStart w:id="43" w:name="checklistv32yaml--the-rules"/>
+    <w:bookmarkEnd w:id="43"/>
+    <w:bookmarkStart w:id="44" w:name="checklistv32yaml--the-rules"/>
     <w:p>
       <w:pPr>
         <w:pStyle w:val="Heading3"/>
@@ -6407,8 +6690,8 @@
         <w:t xml:space="preserve">section 11.</w:t>
       </w:r>
     </w:p>
-    <w:bookmarkEnd w:id="43"/>
-    <w:bookmarkStart w:id="50" w:name="Xc146b4f82f74707b022a286a4e4575eddb27a27"/>
+    <w:bookmarkEnd w:id="44"/>
+    <w:bookmarkStart w:id="51" w:name="Xc146b4f82f74707b022a286a4e4575eddb27a27"/>
     <w:p>
       <w:pPr>
         <w:pStyle w:val="Heading3"/>
@@ -6670,7 +6953,7 @@
         <w:t xml:space="preserve">the names they think it did.</w:t>
       </w:r>
     </w:p>
-    <w:bookmarkStart w:id="44" w:name="which-list-is-used"/>
+    <w:bookmarkStart w:id="45" w:name="which-list-is-used"/>
     <w:p>
       <w:pPr>
         <w:pStyle w:val="Heading4"/>
@@ -6900,8 +7183,8 @@
         <w:t xml:space="preserve">.</w:t>
       </w:r>
     </w:p>
-    <w:bookmarkEnd w:id="44"/>
-    <w:bookmarkStart w:id="45" w:name="supplying-your-own-list"/>
+    <w:bookmarkEnd w:id="45"/>
+    <w:bookmarkStart w:id="46" w:name="supplying-your-own-list"/>
     <w:p>
       <w:pPr>
         <w:pStyle w:val="Heading4"/>
@@ -7248,8 +7531,8 @@
         <w:t xml:space="preserve">is unaffected.</w:t>
       </w:r>
     </w:p>
-    <w:bookmarkEnd w:id="45"/>
-    <w:bookmarkStart w:id="46" w:name="how-a-name-is-matched"/>
+    <w:bookmarkEnd w:id="46"/>
+    <w:bookmarkStart w:id="47" w:name="how-a-name-is-matched"/>
     <w:p>
       <w:pPr>
         <w:pStyle w:val="Heading4"/>
@@ -7972,8 +8255,8 @@
         <w:t xml:space="preserve">matches none of the twelve.</w:t>
       </w:r>
     </w:p>
-    <w:bookmarkEnd w:id="46"/>
-    <w:bookmarkStart w:id="47" w:name="a-match-is-not-proof-of-the-right-name"/>
+    <w:bookmarkEnd w:id="47"/>
+    <w:bookmarkStart w:id="48" w:name="a-match-is-not-proof-of-the-right-name"/>
     <w:p>
       <w:pPr>
         <w:pStyle w:val="Heading4"/>
@@ -8246,8 +8529,8 @@
         <w:t xml:space="preserve">file's header comment says the same thing.</w:t>
       </w:r>
     </w:p>
-    <w:bookmarkEnd w:id="47"/>
-    <w:bookmarkStart w:id="48" w:name="which-list-was-used-is-recorded"/>
+    <w:bookmarkEnd w:id="48"/>
+    <w:bookmarkStart w:id="49" w:name="which-list-was-used-is-recorded"/>
     <w:p>
       <w:pPr>
         <w:pStyle w:val="Heading4"/>
@@ -8332,8 +8615,8 @@
         <w:t xml:space="preserve"> checklist/approved-names.txt</w:t>
       </w:r>
     </w:p>
-    <w:bookmarkEnd w:id="48"/>
-    <w:bookmarkStart w:id="49" w:name="what-the-official-list-actually-finds"/>
+    <w:bookmarkEnd w:id="49"/>
+    <w:bookmarkStart w:id="50" w:name="what-the-official-list-actually-finds"/>
     <w:p>
       <w:pPr>
         <w:pStyle w:val="Heading4"/>
@@ -8890,6 +9173,18 @@
         <w:t xml:space="preserve">web-16</w:t>
       </w:r>
       <w:r>
+        <w:t xml:space="preserve">,</w:t>
+      </w:r>
+      <w:r>
+        <w:t xml:space="preserve"> </w:t>
+      </w:r>
+      <w:r>
+        <w:rPr>
+          <w:rStyle w:val="VerbatimChar"/>
+        </w:rPr>
+        <w:t xml:space="preserve">web-22</w:t>
+      </w:r>
+      <w:r>
         <w:t xml:space="preserve"> </w:t>
       </w:r>
       <w:r>
@@ -8902,7 +9197,7 @@
         <w:rPr>
           <w:rStyle w:val="VerbatimChar"/>
         </w:rPr>
-        <w:t xml:space="preserve">web-22</w:t>
+        <w:t xml:space="preserve">web-34</w:t>
       </w:r>
       <w:r>
         <w:t xml:space="preserve">, when its page was</w:t>
@@ -8992,7 +9287,22 @@
         <w:t xml:space="preserve"> </w:t>
       </w:r>
       <w:r>
-        <w:t xml:space="preserve">(20 October 2026, sixteen names) the new node, Germany, writes "EOSC Node Germany" and matches too: nine. Neither new node does: Life Sciences Connect's</w:t>
+        <w:t xml:space="preserve">(20 October 2026, sixteen names) the new node, Germany, writes "EOSC Node Germany" and matches too: nine. In</w:t>
+      </w:r>
+      <w:r>
+        <w:t xml:space="preserve"> </w:t>
+      </w:r>
+      <w:r>
+        <w:rPr>
+          <w:rStyle w:val="VerbatimChar"/>
+        </w:rPr>
+        <w:t xml:space="preserve">web-34</w:t>
+      </w:r>
+      <w:r>
+        <w:t xml:space="preserve"> </w:t>
+      </w:r>
+      <w:r>
+        <w:t xml:space="preserve">(27 October 2026) GÉANT's page was served and matches again: ten. Neither new node does: Life Sciences Connect's</w:t>
       </w:r>
       <w:r>
         <w:t xml:space="preserve"> </w:t>
@@ -9217,9 +9527,9 @@
         <w:t xml:space="preserve">file before assuming the page is at fault.</w:t>
       </w:r>
     </w:p>
-    <w:bookmarkEnd w:id="49"/>
     <w:bookmarkEnd w:id="50"/>
-    <w:bookmarkStart w:id="51" w:name="adding-a-node"/>
+    <w:bookmarkEnd w:id="51"/>
+    <w:bookmarkStart w:id="52" w:name="adding-a-node"/>
     <w:p>
       <w:pPr>
         <w:pStyle w:val="Heading3"/>
@@ -9364,7 +9674,7 @@
       <w:r>
         <w:t xml:space="preserve"> </w:t>
       </w:r>
-      <w:hyperlink r:id="rId40">
+      <w:hyperlink r:id="rId41">
         <w:r>
           <w:rPr>
             <w:rStyle w:val="Hyperlink"/>
@@ -9962,8 +10272,8 @@
         <w:t xml:space="preserve">unless you intend to publish a partial one and say so.</w:t>
       </w:r>
     </w:p>
-    <w:bookmarkEnd w:id="51"/>
-    <w:bookmarkStart w:id="52" w:name="X84bdf4d6d4e37947911920c44f1c0e29ac695a1"/>
+    <w:bookmarkEnd w:id="52"/>
+    <w:bookmarkStart w:id="53" w:name="X84bdf4d6d4e37947911920c44f1c0e29ac695a1"/>
     <w:p>
       <w:pPr>
         <w:pStyle w:val="Heading3"/>
@@ -10188,9 +10498,9 @@
         </w:pict>
       </w:r>
     </w:p>
-    <w:bookmarkEnd w:id="52"/>
     <w:bookmarkEnd w:id="53"/>
-    <w:bookmarkStart w:id="62" w:name="X685e14c5476d1631112074ccb73d9ddb4da6e0f"/>
+    <w:bookmarkEnd w:id="54"/>
+    <w:bookmarkStart w:id="63" w:name="X685e14c5476d1631112074ccb73d9ddb4da6e0f"/>
     <w:p>
       <w:pPr>
         <w:pStyle w:val="Heading2"/>
@@ -10236,7 +10546,7 @@
         <w:t xml:space="preserve">requests.</w:t>
       </w:r>
     </w:p>
-    <w:bookmarkStart w:id="54" w:name="the-commands"/>
+    <w:bookmarkStart w:id="55" w:name="the-commands"/>
     <w:p>
       <w:pPr>
         <w:pStyle w:val="Heading3"/>
@@ -10352,8 +10662,8 @@
         <w:t xml:space="preserve"># one node's results in the terminal</w:t>
       </w:r>
     </w:p>
-    <w:bookmarkEnd w:id="54"/>
-    <w:bookmarkStart w:id="55" w:name="listing-the-configuration"/>
+    <w:bookmarkEnd w:id="55"/>
+    <w:bookmarkStart w:id="56" w:name="listing-the-configuration"/>
     <w:p>
       <w:pPr>
         <w:pStyle w:val="Heading3"/>
@@ -11240,8 +11550,8 @@
         <w:t xml:space="preserve">the next run will check.</w:t>
       </w:r>
     </w:p>
-    <w:bookmarkEnd w:id="55"/>
-    <w:bookmarkStart w:id="56" w:name="useful-options"/>
+    <w:bookmarkEnd w:id="56"/>
+    <w:bookmarkStart w:id="57" w:name="useful-options"/>
     <w:p>
       <w:pPr>
         <w:pStyle w:val="Heading3"/>
@@ -12514,8 +12824,8 @@
         </w:tc>
       </w:tr>
     </w:tbl>
-    <w:bookmarkEnd w:id="56"/>
-    <w:bookmarkStart w:id="57" w:name="X554c04b9c5f94e8928b231e8c7ee7978c23d680"/>
+    <w:bookmarkEnd w:id="57"/>
+    <w:bookmarkStart w:id="58" w:name="X554c04b9c5f94e8928b231e8c7ee7978c23d680"/>
     <w:p>
       <w:pPr>
         <w:pStyle w:val="Heading3"/>
@@ -13128,8 +13438,8 @@
         <w:t xml:space="preserve"> run basic-check assess</w:t>
       </w:r>
     </w:p>
-    <w:bookmarkEnd w:id="57"/>
-    <w:bookmarkStart w:id="58" w:name="X68450229b7899696107d4f9a0d6edfeb9b31753"/>
+    <w:bookmarkEnd w:id="58"/>
+    <w:bookmarkStart w:id="59" w:name="X68450229b7899696107d4f9a0d6edfeb9b31753"/>
     <w:p>
       <w:pPr>
         <w:pStyle w:val="Heading3"/>
@@ -13699,8 +14009,8 @@
         <w:t xml:space="preserve">fetches EUDAT alone.</w:t>
       </w:r>
     </w:p>
-    <w:bookmarkEnd w:id="58"/>
-    <w:bookmarkStart w:id="59" w:name="checking-a-page-not-in-nodesyaml"/>
+    <w:bookmarkEnd w:id="59"/>
+    <w:bookmarkStart w:id="60" w:name="checking-a-page-not-in-nodesyaml"/>
     <w:p>
       <w:pPr>
         <w:pStyle w:val="Heading3"/>
@@ -13788,8 +14098,8 @@
         <w:t xml:space="preserve">stray single-page file that looks official is a genuine hazard.</w:t>
       </w:r>
     </w:p>
-    <w:bookmarkEnd w:id="59"/>
-    <w:bookmarkStart w:id="60" w:name="Xff864b2a738710e69d56a09dc1146f678e1e3b2"/>
+    <w:bookmarkEnd w:id="60"/>
+    <w:bookmarkStart w:id="61" w:name="Xff864b2a738710e69d56a09dc1146f678e1e3b2"/>
     <w:p>
       <w:pPr>
         <w:pStyle w:val="Heading3"/>
@@ -14487,8 +14797,8 @@
         <w:t xml:space="preserve"> /tmp/copy</w:t>
       </w:r>
     </w:p>
-    <w:bookmarkEnd w:id="60"/>
-    <w:bookmarkStart w:id="61" w:name="checking-a-node-at-an-alternative-url"/>
+    <w:bookmarkEnd w:id="61"/>
+    <w:bookmarkStart w:id="62" w:name="checking-a-node-at-an-alternative-url"/>
     <w:p>
       <w:pPr>
         <w:pStyle w:val="Heading3"/>
@@ -15155,9 +15465,9 @@
         </w:pict>
       </w:r>
     </w:p>
-    <w:bookmarkEnd w:id="61"/>
     <w:bookmarkEnd w:id="62"/>
-    <w:bookmarkStart w:id="64" w:name="X7cf5a1e9623dd54905417df66d4a360904ae2c8"/>
+    <w:bookmarkEnd w:id="63"/>
+    <w:bookmarkStart w:id="65" w:name="X7cf5a1e9623dd54905417df66d4a360904ae2c8"/>
     <w:p>
       <w:pPr>
         <w:pStyle w:val="Heading2"/>
@@ -16445,7 +16755,7 @@
         <w:t xml:space="preserve">another federation or a later date.</w:t>
       </w:r>
     </w:p>
-    <w:bookmarkStart w:id="63" w:name="X2a91d9b1ee4bf6327b51d59c91d7740875558d5"/>
+    <w:bookmarkStart w:id="64" w:name="X2a91d9b1ee4bf6327b51d59c91d7740875558d5"/>
     <w:p>
       <w:pPr>
         <w:pStyle w:val="Heading3"/>
@@ -16642,9 +16952,9 @@
         </w:pict>
       </w:r>
     </w:p>
-    <w:bookmarkEnd w:id="63"/>
     <w:bookmarkEnd w:id="64"/>
-    <w:bookmarkStart w:id="68" w:name="X20230d89ad096c6409926418866ff11e40ef490"/>
+    <w:bookmarkEnd w:id="65"/>
+    <w:bookmarkStart w:id="69" w:name="X20230d89ad096c6409926418866ff11e40ef490"/>
     <w:p>
       <w:pPr>
         <w:pStyle w:val="Heading2"/>
@@ -16951,7 +17261,7 @@
         </w:tc>
       </w:tr>
     </w:tbl>
-    <w:bookmarkStart w:id="65" w:name="the-four-verdicts"/>
+    <w:bookmarkStart w:id="66" w:name="the-four-verdicts"/>
     <w:p>
       <w:pPr>
         <w:pStyle w:val="Heading3"/>
@@ -17407,8 +17717,8 @@
         <w:t xml:space="preserve">26 September, and the same four cells are review there.</w:t>
       </w:r>
     </w:p>
-    <w:bookmarkEnd w:id="65"/>
-    <w:bookmarkStart w:id="66" w:name="reproducing-a-verdict-by-hand"/>
+    <w:bookmarkEnd w:id="66"/>
+    <w:bookmarkStart w:id="67" w:name="reproducing-a-verdict-by-hand"/>
     <w:p>
       <w:pPr>
         <w:pStyle w:val="Heading3"/>
@@ -17592,8 +17902,8 @@
         <w:t xml:space="preserve">a verdict surprises you.</w:t>
       </w:r>
     </w:p>
-    <w:bookmarkEnd w:id="66"/>
-    <w:bookmarkStart w:id="67" w:name="personal-data-is-masked"/>
+    <w:bookmarkEnd w:id="67"/>
+    <w:bookmarkStart w:id="68" w:name="personal-data-is-masked"/>
     <w:p>
       <w:pPr>
         <w:pStyle w:val="Heading3"/>
@@ -18211,76 +18521,403 @@
         <w:rPr>
           <w:rStyle w:val="VerbatimChar"/>
         </w:rPr>
+        <w:t xml:space="preserve">web-34</w:t>
+      </w:r>
+      <w:r>
+        <w:t xml:space="preserve"> </w:t>
+      </w:r>
+      <w:r>
+        <w:t xml:space="preserve">(27 October 2026) was collected</w:t>
+      </w:r>
+      <w:r>
+        <w:t xml:space="preserve"> </w:t>
+      </w:r>
+      <w:r>
+        <w:t xml:space="preserve">with masking in place, and a search of all its evidence and reports found no</w:t>
+      </w:r>
+      <w:r>
+        <w:t xml:space="preserve"> </w:t>
+      </w:r>
+      <w:r>
+        <w:t xml:space="preserve">personal address or phone number. Two personal names that the masking does not cover were removed by hand from the evidence, each replaced by a placeholder of the same length so every character count and verdict stays as collected: a quotation attribution on CERN's page (in</w:t>
+      </w:r>
+      <w:r>
+        <w:t xml:space="preserve"> </w:t>
+      </w:r>
+      <w:r>
+        <w:rPr>
+          <w:rStyle w:val="VerbatimChar"/>
+        </w:rPr>
+        <w:t xml:space="preserve">cern.json</w:t>
+      </w:r>
+      <w:r>
+        <w:t xml:space="preserve"> </w:t>
+      </w:r>
+      <w:r>
+        <w:t xml:space="preserve">and in its screenshot) and the node coordinator named on EGI's page (in</w:t>
+      </w:r>
+      <w:r>
+        <w:t xml:space="preserve"> </w:t>
+      </w:r>
+      <w:r>
+        <w:rPr>
+          <w:rStyle w:val="VerbatimChar"/>
+        </w:rPr>
+        <w:t xml:space="preserve">egi.json</w:t>
+      </w:r>
+      <w:r>
+        <w:t xml:space="preserve">, in the link text and, since</w:t>
+      </w:r>
+      <w:r>
+        <w:t xml:space="preserve"> </w:t>
+      </w:r>
+      <w:r>
+        <w:rPr>
+          <w:rStyle w:val="VerbatimChar"/>
+        </w:rPr>
+        <w:t xml:space="preserve">web-12</w:t>
+      </w:r>
+      <w:r>
+        <w:t xml:space="preserve">, also in the link's address,</w:t>
+      </w:r>
+      <w:r>
+        <w:t xml:space="preserve"> </w:t>
+      </w:r>
+      <w:r>
+        <w:rPr>
+          <w:rStyle w:val="VerbatimChar"/>
+        </w:rPr>
+        <w:t xml:space="preserve">/person/…/</w:t>
+      </w:r>
+      <w:r>
+        <w:t xml:space="preserve">, which earlier published runs still carried). The second hop of</w:t>
+      </w:r>
+      <w:r>
+        <w:t xml:space="preserve"> </w:t>
+      </w:r>
+      <w:r>
+        <w:rPr>
+          <w:rStyle w:val="VerbatimChar"/>
+        </w:rPr>
+        <w:t xml:space="preserve">web-13</w:t>
+      </w:r>
+      <w:r>
+        <w:t xml:space="preserve"> </w:t>
+      </w:r>
+      <w:r>
+        <w:t xml:space="preserve">added a third: a person quoted in a news item on a Czechia page reached only at depth 2 (in</w:t>
+      </w:r>
+      <w:r>
+        <w:t xml:space="preserve"> </w:t>
+      </w:r>
+      <w:r>
+        <w:rPr>
+          <w:rStyle w:val="VerbatimChar"/>
+        </w:rPr>
+        <w:t xml:space="preserve">eosc-cz.json</w:t>
+      </w:r>
+      <w:r>
+        <w:t xml:space="preserve">, in the quotation and in the address of the interview it links to).</w:t>
+      </w:r>
+      <w:r>
+        <w:t xml:space="preserve"> </w:t>
+      </w:r>
+      <w:r>
+        <w:rPr>
+          <w:rStyle w:val="VerbatimChar"/>
+        </w:rPr>
+        <w:t xml:space="preserve">web-14</w:t>
+      </w:r>
+      <w:r>
+        <w:t xml:space="preserve">, which also reads services and policies pages, added many more, and</w:t>
+      </w:r>
+      <w:r>
+        <w:t xml:space="preserve"> </w:t>
+      </w:r>
+      <w:r>
+        <w:rPr>
+          <w:rStyle w:val="VerbatimChar"/>
+        </w:rPr>
+        <w:t xml:space="preserve">web-15</w:t>
+      </w:r>
+      <w:r>
+        <w:t xml:space="preserve">,</w:t>
+      </w:r>
+      <w:r>
+        <w:t xml:space="preserve"> </w:t>
+      </w:r>
+      <w:r>
+        <w:rPr>
+          <w:rStyle w:val="VerbatimChar"/>
+        </w:rPr>
+        <w:t xml:space="preserve">web-16</w:t>
+      </w:r>
+      <w:r>
+        <w:t xml:space="preserve">,</w:t>
+      </w:r>
+      <w:r>
+        <w:t xml:space="preserve"> </w:t>
+      </w:r>
+      <w:r>
+        <w:rPr>
+          <w:rStyle w:val="VerbatimChar"/>
+        </w:rPr>
+        <w:t xml:space="preserve">web-18</w:t>
+      </w:r>
+      <w:r>
+        <w:t xml:space="preserve">,</w:t>
+      </w:r>
+      <w:r>
+        <w:t xml:space="preserve"> </w:t>
+      </w:r>
+      <w:r>
+        <w:rPr>
+          <w:rStyle w:val="VerbatimChar"/>
+        </w:rPr>
+        <w:t xml:space="preserve">web-21</w:t>
+      </w:r>
+      <w:r>
+        <w:t xml:space="preserve">,</w:t>
+      </w:r>
+      <w:r>
+        <w:t xml:space="preserve"> </w:t>
+      </w:r>
+      <w:r>
+        <w:rPr>
+          <w:rStyle w:val="VerbatimChar"/>
+        </w:rPr>
+        <w:t xml:space="preserve">web-22</w:t>
+      </w:r>
+      <w:r>
+        <w:t xml:space="preserve">,</w:t>
+      </w:r>
+      <w:r>
+        <w:t xml:space="preserve"> </w:t>
+      </w:r>
+      <w:r>
+        <w:rPr>
+          <w:rStyle w:val="VerbatimChar"/>
+        </w:rPr>
+        <w:t xml:space="preserve">web-23</w:t>
+      </w:r>
+      <w:r>
+        <w:t xml:space="preserve">,</w:t>
+      </w:r>
+      <w:r>
+        <w:t xml:space="preserve"> </w:t>
+      </w:r>
+      <w:r>
+        <w:rPr>
+          <w:rStyle w:val="VerbatimChar"/>
+        </w:rPr>
+        <w:t xml:space="preserve">web-24</w:t>
+      </w:r>
+      <w:r>
+        <w:t xml:space="preserve">,</w:t>
+      </w:r>
+      <w:r>
+        <w:t xml:space="preserve"> </w:t>
+      </w:r>
+      <w:r>
+        <w:rPr>
+          <w:rStyle w:val="VerbatimChar"/>
+        </w:rPr>
+        <w:t xml:space="preserve">web-25</w:t>
+      </w:r>
+      <w:r>
+        <w:t xml:space="preserve">,</w:t>
+      </w:r>
+      <w:r>
+        <w:t xml:space="preserve"> </w:t>
+      </w:r>
+      <w:r>
+        <w:rPr>
+          <w:rStyle w:val="VerbatimChar"/>
+        </w:rPr>
+        <w:t xml:space="preserve">web-26</w:t>
+      </w:r>
+      <w:r>
+        <w:t xml:space="preserve">,</w:t>
+      </w:r>
+      <w:r>
+        <w:t xml:space="preserve"> </w:t>
+      </w:r>
+      <w:r>
+        <w:rPr>
+          <w:rStyle w:val="VerbatimChar"/>
+        </w:rPr>
+        <w:t xml:space="preserve">web-27</w:t>
+      </w:r>
+      <w:r>
+        <w:t xml:space="preserve">,</w:t>
+      </w:r>
+      <w:r>
+        <w:t xml:space="preserve"> </w:t>
+      </w:r>
+      <w:r>
+        <w:rPr>
+          <w:rStyle w:val="VerbatimChar"/>
+        </w:rPr>
+        <w:t xml:space="preserve">web-28</w:t>
+      </w:r>
+      <w:r>
+        <w:t xml:space="preserve">,</w:t>
+      </w:r>
+      <w:r>
+        <w:t xml:space="preserve"> </w:t>
+      </w:r>
+      <w:r>
+        <w:rPr>
+          <w:rStyle w:val="VerbatimChar"/>
+        </w:rPr>
+        <w:t xml:space="preserve">web-31</w:t>
+      </w:r>
+      <w:r>
+        <w:t xml:space="preserve">,</w:t>
+      </w:r>
+      <w:r>
+        <w:t xml:space="preserve"> </w:t>
+      </w:r>
+      <w:r>
+        <w:rPr>
+          <w:rStyle w:val="VerbatimChar"/>
+        </w:rPr>
         <w:t xml:space="preserve">web-33</w:t>
       </w:r>
       <w:r>
         <w:t xml:space="preserve"> </w:t>
       </w:r>
       <w:r>
-        <w:t xml:space="preserve">(20 October 2026) was collected</w:t>
-      </w:r>
-      <w:r>
-        <w:t xml:space="preserve"> </w:t>
-      </w:r>
-      <w:r>
-        <w:t xml:space="preserve">with masking in place, and a search of all its evidence and reports found no</w:t>
-      </w:r>
-      <w:r>
-        <w:t xml:space="preserve"> </w:t>
-      </w:r>
-      <w:r>
-        <w:t xml:space="preserve">personal address or phone number. Two personal names that the masking does not cover were removed by hand from the evidence, each replaced by a placeholder of the same length so every character count and verdict stays as collected: a quotation attribution on CERN's page (in</w:t>
-      </w:r>
-      <w:r>
-        <w:t xml:space="preserve"> </w:t>
-      </w:r>
-      <w:r>
-        <w:rPr>
-          <w:rStyle w:val="VerbatimChar"/>
-        </w:rPr>
-        <w:t xml:space="preserve">cern.json</w:t>
-      </w:r>
-      <w:r>
-        <w:t xml:space="preserve"> </w:t>
-      </w:r>
-      <w:r>
-        <w:t xml:space="preserve">and in its screenshot) and the node coordinator named on EGI's page (in</w:t>
-      </w:r>
-      <w:r>
-        <w:t xml:space="preserve"> </w:t>
-      </w:r>
-      <w:r>
-        <w:rPr>
-          <w:rStyle w:val="VerbatimChar"/>
-        </w:rPr>
-        <w:t xml:space="preserve">egi.json</w:t>
-      </w:r>
-      <w:r>
-        <w:t xml:space="preserve">, in the link text and, since</w:t>
-      </w:r>
-      <w:r>
-        <w:t xml:space="preserve"> </w:t>
-      </w:r>
-      <w:r>
-        <w:rPr>
-          <w:rStyle w:val="VerbatimChar"/>
-        </w:rPr>
-        <w:t xml:space="preserve">web-12</w:t>
-      </w:r>
-      <w:r>
-        <w:t xml:space="preserve">, also in the link's address,</w:t>
-      </w:r>
-      <w:r>
-        <w:t xml:space="preserve"> </w:t>
-      </w:r>
-      <w:r>
-        <w:rPr>
-          <w:rStyle w:val="VerbatimChar"/>
-        </w:rPr>
-        <w:t xml:space="preserve">/person/…/</w:t>
-      </w:r>
-      <w:r>
-        <w:t xml:space="preserve">, which earlier published runs still carried). The second hop of</w:t>
+        <w:t xml:space="preserve">and</w:t>
+      </w:r>
+      <w:r>
+        <w:t xml:space="preserve"> </w:t>
+      </w:r>
+      <w:r>
+        <w:rPr>
+          <w:rStyle w:val="VerbatimChar"/>
+        </w:rPr>
+        <w:t xml:space="preserve">web-34</w:t>
+      </w:r>
+      <w:r>
+        <w:t xml:space="preserve"> </w:t>
+      </w:r>
+      <w:r>
+        <w:t xml:space="preserve">carry the same ones (BBMRI-ERIC's apart, in</w:t>
+      </w:r>
+      <w:r>
+        <w:t xml:space="preserve"> </w:t>
+      </w:r>
+      <w:r>
+        <w:rPr>
+          <w:rStyle w:val="VerbatimChar"/>
+        </w:rPr>
+        <w:t xml:space="preserve">web-24</w:t>
+      </w:r>
+      <w:r>
+        <w:t xml:space="preserve">, where its page was not fetched;</w:t>
+      </w:r>
+      <w:r>
+        <w:t xml:space="preserve"> </w:t>
+      </w:r>
+      <w:r>
+        <w:rPr>
+          <w:rStyle w:val="VerbatimChar"/>
+        </w:rPr>
+        <w:t xml:space="preserve">web-25</w:t>
+      </w:r>
+      <w:r>
+        <w:t xml:space="preserve"> </w:t>
+      </w:r>
+      <w:r>
+        <w:t xml:space="preserve">adds fifteen on BBMRI-ERIC's</w:t>
+      </w:r>
+      <w:r>
+        <w:t xml:space="preserve"> </w:t>
+      </w:r>
+      <w:r>
+        <w:rPr>
+          <w:rStyle w:val="VerbatimChar"/>
+        </w:rPr>
+        <w:t xml:space="preserve">dev3.</w:t>
+      </w:r>
+      <w:r>
+        <w:t xml:space="preserve"> </w:t>
+      </w:r>
+      <w:r>
+        <w:t xml:space="preserve">pages: its Director General on the legal notice, the seven members of its scientific and ethical advisory board, the Stakeholder Forum chair and the head of public affairs, and five finance, project and HR staff listed in capitals) (</w:t>
+      </w:r>
+      <w:r>
+        <w:rPr>
+          <w:rStyle w:val="VerbatimChar"/>
+        </w:rPr>
+        <w:t xml:space="preserve">web-21</w:t>
+      </w:r>
+      <w:r>
+        <w:t xml:space="preserve"> </w:t>
+      </w:r>
+      <w:r>
+        <w:t xml:space="preserve">adds one, a photo credit in an image description on Data Terra's new page;</w:t>
+      </w:r>
+      <w:r>
+        <w:t xml:space="preserve"> </w:t>
+      </w:r>
+      <w:r>
+        <w:rPr>
+          <w:rStyle w:val="VerbatimChar"/>
+        </w:rPr>
+        <w:t xml:space="preserve">web-22</w:t>
+      </w:r>
+      <w:r>
+        <w:t xml:space="preserve"> </w:t>
+      </w:r>
+      <w:r>
+        <w:t xml:space="preserve">adds two staff names in a news item on EUDAT's new page and one more GÉANT observer;</w:t>
+      </w:r>
+      <w:r>
+        <w:t xml:space="preserve"> </w:t>
+      </w:r>
+      <w:r>
+        <w:rPr>
+          <w:rStyle w:val="VerbatimChar"/>
+        </w:rPr>
+        <w:t xml:space="preserve">web-27</w:t>
+      </w:r>
+      <w:r>
+        <w:t xml:space="preserve"> </w:t>
+      </w:r>
+      <w:r>
+        <w:t xml:space="preserve">adds the people named in the captions of historical public-domain photos on Poland's page;</w:t>
+      </w:r>
+      <w:r>
+        <w:t xml:space="preserve"> </w:t>
+      </w:r>
+      <w:r>
+        <w:rPr>
+          <w:rStyle w:val="VerbatimChar"/>
+        </w:rPr>
+        <w:t xml:space="preserve">web-28</w:t>
+      </w:r>
+      <w:r>
+        <w:t xml:space="preserve"> </w:t>
+      </w:r>
+      <w:r>
+        <w:t xml:space="preserve">adds, on EBRAINS-RI's pages, its CEO, a section head, its press contact, three testimonial authors and two people named in news items and image captions, also in image file names and link addresses, and the coordinator named in a video title in Life Sciences Connect's screenshot;</w:t>
+      </w:r>
+      <w:r>
+        <w:t xml:space="preserve"> </w:t>
+      </w:r>
+      <w:r>
+        <w:rPr>
+          <w:rStyle w:val="VerbatimChar"/>
+        </w:rPr>
+        <w:t xml:space="preserve">web-31</w:t>
+      </w:r>
+      <w:r>
+        <w:t xml:space="preserve"> </w:t>
+      </w:r>
+      <w:r>
+        <w:t xml:space="preserve">adds the author credited in the document log of BBMRI-ERIC's Acceptable Use Policy and a person interviewed in an EBRAINS-RI news item): about thirty staff, board and news-author names on BBMRI-ERIC's and EGI's pages, and the author lists of publication citations on Czechia's, D4Science's (EOSC DTO, Italy) and PaNOSC's pages. Two of those citation lists were already in the evidence published as</w:t>
       </w:r>
       <w:r>
         <w:t xml:space="preserve"> </w:t>
@@ -18295,43 +18932,7 @@
         <w:t xml:space="preserve"> </w:t>
       </w:r>
       <w:r>
-        <w:t xml:space="preserve">added a third: a person quoted in a news item on a Czechia page reached only at depth 2 (in</w:t>
-      </w:r>
-      <w:r>
-        <w:t xml:space="preserve"> </w:t>
-      </w:r>
-      <w:r>
-        <w:rPr>
-          <w:rStyle w:val="VerbatimChar"/>
-        </w:rPr>
-        <w:t xml:space="preserve">eosc-cz.json</w:t>
-      </w:r>
-      <w:r>
-        <w:t xml:space="preserve">, in the quotation and in the address of the interview it links to).</w:t>
-      </w:r>
-      <w:r>
-        <w:t xml:space="preserve"> </w:t>
-      </w:r>
-      <w:r>
-        <w:rPr>
-          <w:rStyle w:val="VerbatimChar"/>
-        </w:rPr>
-        <w:t xml:space="preserve">web-14</w:t>
-      </w:r>
-      <w:r>
-        <w:t xml:space="preserve">, which also reads services and policies pages, added many more, and</w:t>
-      </w:r>
-      <w:r>
-        <w:t xml:space="preserve"> </w:t>
-      </w:r>
-      <w:r>
-        <w:rPr>
-          <w:rStyle w:val="VerbatimChar"/>
-        </w:rPr>
-        <w:t xml:space="preserve">web-15</w:t>
-      </w:r>
-      <w:r>
-        <w:t xml:space="preserve">,</w:t>
+        <w:t xml:space="preserve">and were missed then; they remain in the git history.</w:t>
       </w:r>
       <w:r>
         <w:t xml:space="preserve"> </w:t>
@@ -18343,286 +18944,19 @@
         <w:t xml:space="preserve">web-16</w:t>
       </w:r>
       <w:r>
-        <w:t xml:space="preserve">,</w:t>
-      </w:r>
-      <w:r>
-        <w:t xml:space="preserve"> </w:t>
-      </w:r>
-      <w:r>
-        <w:rPr>
-          <w:rStyle w:val="VerbatimChar"/>
-        </w:rPr>
-        <w:t xml:space="preserve">web-18</w:t>
-      </w:r>
-      <w:r>
-        <w:t xml:space="preserve">,</w:t>
-      </w:r>
-      <w:r>
-        <w:t xml:space="preserve"> </w:t>
-      </w:r>
-      <w:r>
-        <w:rPr>
-          <w:rStyle w:val="VerbatimChar"/>
-        </w:rPr>
-        <w:t xml:space="preserve">web-21</w:t>
-      </w:r>
-      <w:r>
-        <w:t xml:space="preserve">,</w:t>
-      </w:r>
-      <w:r>
-        <w:t xml:space="preserve"> </w:t>
-      </w:r>
-      <w:r>
-        <w:rPr>
-          <w:rStyle w:val="VerbatimChar"/>
-        </w:rPr>
-        <w:t xml:space="preserve">web-22</w:t>
-      </w:r>
-      <w:r>
-        <w:t xml:space="preserve">,</w:t>
-      </w:r>
-      <w:r>
-        <w:t xml:space="preserve"> </w:t>
-      </w:r>
-      <w:r>
-        <w:rPr>
-          <w:rStyle w:val="VerbatimChar"/>
-        </w:rPr>
-        <w:t xml:space="preserve">web-23</w:t>
-      </w:r>
-      <w:r>
-        <w:t xml:space="preserve">,</w:t>
-      </w:r>
-      <w:r>
-        <w:t xml:space="preserve"> </w:t>
-      </w:r>
-      <w:r>
-        <w:rPr>
-          <w:rStyle w:val="VerbatimChar"/>
-        </w:rPr>
-        <w:t xml:space="preserve">web-24</w:t>
-      </w:r>
-      <w:r>
-        <w:t xml:space="preserve">,</w:t>
-      </w:r>
-      <w:r>
-        <w:t xml:space="preserve"> </w:t>
-      </w:r>
-      <w:r>
-        <w:rPr>
-          <w:rStyle w:val="VerbatimChar"/>
-        </w:rPr>
-        <w:t xml:space="preserve">web-25</w:t>
-      </w:r>
-      <w:r>
-        <w:t xml:space="preserve">,</w:t>
-      </w:r>
-      <w:r>
-        <w:t xml:space="preserve"> </w:t>
-      </w:r>
-      <w:r>
-        <w:rPr>
-          <w:rStyle w:val="VerbatimChar"/>
-        </w:rPr>
-        <w:t xml:space="preserve">web-26</w:t>
-      </w:r>
-      <w:r>
-        <w:t xml:space="preserve">,</w:t>
-      </w:r>
-      <w:r>
-        <w:t xml:space="preserve"> </w:t>
-      </w:r>
-      <w:r>
-        <w:rPr>
-          <w:rStyle w:val="VerbatimChar"/>
-        </w:rPr>
-        <w:t xml:space="preserve">web-27</w:t>
-      </w:r>
-      <w:r>
-        <w:t xml:space="preserve">,</w:t>
-      </w:r>
-      <w:r>
-        <w:t xml:space="preserve"> </w:t>
-      </w:r>
-      <w:r>
-        <w:rPr>
-          <w:rStyle w:val="VerbatimChar"/>
-        </w:rPr>
-        <w:t xml:space="preserve">web-28</w:t>
-      </w:r>
-      <w:r>
-        <w:t xml:space="preserve">,</w:t>
-      </w:r>
-      <w:r>
-        <w:t xml:space="preserve"> </w:t>
-      </w:r>
-      <w:r>
-        <w:rPr>
-          <w:rStyle w:val="VerbatimChar"/>
-        </w:rPr>
-        <w:t xml:space="preserve">web-31</w:t>
-      </w:r>
-      <w:r>
-        <w:t xml:space="preserve"> </w:t>
-      </w:r>
-      <w:r>
-        <w:t xml:space="preserve">and</w:t>
-      </w:r>
-      <w:r>
-        <w:t xml:space="preserve"> </w:t>
-      </w:r>
-      <w:r>
-        <w:rPr>
-          <w:rStyle w:val="VerbatimChar"/>
-        </w:rPr>
-        <w:t xml:space="preserve">web-33</w:t>
-      </w:r>
-      <w:r>
-        <w:t xml:space="preserve"> </w:t>
-      </w:r>
-      <w:r>
-        <w:t xml:space="preserve">carry the same ones (BBMRI-ERIC's apart, in</w:t>
-      </w:r>
-      <w:r>
-        <w:t xml:space="preserve"> </w:t>
-      </w:r>
-      <w:r>
-        <w:rPr>
-          <w:rStyle w:val="VerbatimChar"/>
-        </w:rPr>
-        <w:t xml:space="preserve">web-24</w:t>
-      </w:r>
-      <w:r>
-        <w:t xml:space="preserve">, where its page was not fetched;</w:t>
-      </w:r>
-      <w:r>
-        <w:t xml:space="preserve"> </w:t>
-      </w:r>
-      <w:r>
-        <w:rPr>
-          <w:rStyle w:val="VerbatimChar"/>
-        </w:rPr>
-        <w:t xml:space="preserve">web-25</w:t>
-      </w:r>
-      <w:r>
-        <w:t xml:space="preserve"> </w:t>
-      </w:r>
-      <w:r>
-        <w:t xml:space="preserve">adds fifteen on BBMRI-ERIC's</w:t>
-      </w:r>
-      <w:r>
-        <w:t xml:space="preserve"> </w:t>
-      </w:r>
-      <w:r>
-        <w:rPr>
-          <w:rStyle w:val="VerbatimChar"/>
-        </w:rPr>
-        <w:t xml:space="preserve">dev3.</w:t>
-      </w:r>
-      <w:r>
-        <w:t xml:space="preserve"> </w:t>
-      </w:r>
-      <w:r>
-        <w:t xml:space="preserve">pages: its Director General on the legal notice, the seven members of its scientific and ethical advisory board, the Stakeholder Forum chair and the head of public affairs, and five finance, project and HR staff listed in capitals) (</w:t>
-      </w:r>
-      <w:r>
-        <w:rPr>
-          <w:rStyle w:val="VerbatimChar"/>
-        </w:rPr>
-        <w:t xml:space="preserve">web-21</w:t>
-      </w:r>
-      <w:r>
-        <w:t xml:space="preserve"> </w:t>
-      </w:r>
-      <w:r>
-        <w:t xml:space="preserve">adds one, a photo credit in an image description on Data Terra's new page;</w:t>
-      </w:r>
-      <w:r>
-        <w:t xml:space="preserve"> </w:t>
-      </w:r>
-      <w:r>
-        <w:rPr>
-          <w:rStyle w:val="VerbatimChar"/>
-        </w:rPr>
-        <w:t xml:space="preserve">web-22</w:t>
-      </w:r>
-      <w:r>
-        <w:t xml:space="preserve"> </w:t>
-      </w:r>
-      <w:r>
-        <w:t xml:space="preserve">adds two staff names in a news item on EUDAT's new page and one more GÉANT observer;</w:t>
-      </w:r>
-      <w:r>
-        <w:t xml:space="preserve"> </w:t>
-      </w:r>
-      <w:r>
-        <w:rPr>
-          <w:rStyle w:val="VerbatimChar"/>
-        </w:rPr>
-        <w:t xml:space="preserve">web-27</w:t>
-      </w:r>
-      <w:r>
-        <w:t xml:space="preserve"> </w:t>
-      </w:r>
-      <w:r>
-        <w:t xml:space="preserve">adds the people named in the captions of historical public-domain photos on Poland's page;</w:t>
-      </w:r>
-      <w:r>
-        <w:t xml:space="preserve"> </w:t>
-      </w:r>
-      <w:r>
-        <w:rPr>
-          <w:rStyle w:val="VerbatimChar"/>
-        </w:rPr>
-        <w:t xml:space="preserve">web-28</w:t>
-      </w:r>
-      <w:r>
-        <w:t xml:space="preserve"> </w:t>
-      </w:r>
-      <w:r>
-        <w:t xml:space="preserve">adds, on EBRAINS-RI's pages, its CEO, a section head, its press contact, three testimonial authors and two people named in news items and image captions, also in image file names and link addresses, and the coordinator named in a video title in Life Sciences Connect's screenshot;</w:t>
-      </w:r>
-      <w:r>
-        <w:t xml:space="preserve"> </w:t>
-      </w:r>
-      <w:r>
-        <w:rPr>
-          <w:rStyle w:val="VerbatimChar"/>
-        </w:rPr>
-        <w:t xml:space="preserve">web-31</w:t>
-      </w:r>
-      <w:r>
-        <w:t xml:space="preserve"> </w:t>
-      </w:r>
-      <w:r>
-        <w:t xml:space="preserve">adds the author credited in the document log of BBMRI-ERIC's Acceptable Use Policy and a person interviewed in an EBRAINS-RI news item): about thirty staff, board and news-author names on BBMRI-ERIC's and EGI's pages, and the author lists of publication citations on Czechia's, D4Science's (EOSC DTO, Italy) and PaNOSC's pages. Two of those citation lists were already in the evidence published as</w:t>
-      </w:r>
-      <w:r>
-        <w:t xml:space="preserve"> </w:t>
-      </w:r>
-      <w:r>
-        <w:rPr>
-          <w:rStyle w:val="VerbatimChar"/>
-        </w:rPr>
-        <w:t xml:space="preserve">web-13</w:t>
-      </w:r>
-      <w:r>
-        <w:t xml:space="preserve"> </w:t>
-      </w:r>
-      <w:r>
-        <w:t xml:space="preserve">and were missed then; they remain in the git history.</w:t>
-      </w:r>
-      <w:r>
-        <w:t xml:space="preserve"> </w:t>
-      </w:r>
-      <w:r>
-        <w:rPr>
-          <w:rStyle w:val="VerbatimChar"/>
-        </w:rPr>
-        <w:t xml:space="preserve">web-16</w:t>
-      </w:r>
-      <w:r>
-        <w:t xml:space="preserve">, the first run with GÉANT's page served since 24 September, reached its executive team, governance and membership pages: about 120 names of officers, board members and General Assembly representatives, some cut short at the end of a link label ("Firstname Lastna…"). They were taken from the fixed patterns of those pages ("Representative:", "Substitute:", "… Chief … Officer", "… Member") and masked everywhere, truncated forms included. A deeper run reads more pages, and so needs this check more; look for citations ("Surname, I." lists before a year) as well as for people named in prose. The masking handles addresses and phone numbers only, so a new run needs the same check for names. Before it, commit</w:t>
+        <w:t xml:space="preserve">, the first run with GÉANT's page served since 24 September, reached its executive team, governance and membership pages: about 120 names of officers, board members and General Assembly representatives, some cut short at the end of a link label ("Firstname Lastna…"). They were taken from the fixed patterns of those pages ("Representative:", "Substitute:", "… Chief … Officer", "… Member") and masked everywhere, truncated forms included.</w:t>
+      </w:r>
+      <w:r>
+        <w:t xml:space="preserve"> </w:t>
+      </w:r>
+      <w:r>
+        <w:rPr>
+          <w:rStyle w:val="VerbatimChar"/>
+        </w:rPr>
+        <w:t xml:space="preserve">web-34</w:t>
+      </w:r>
+      <w:r>
+        <w:t xml:space="preserve">, the next run with GÉANT's page served, reached the same pages again; the same patterns gave about 120 names (122 full names and one cut short in a control label), masked the same way. A deeper run reads more pages, and so needs this check more; look for citations ("Surname, I." lists before a year) as well as for people named in prose. The masking handles addresses and phone numbers only, so a new run needs the same check for names. Before it, commit</w:t>
       </w:r>
       <w:r>
         <w:t xml:space="preserve"> </w:t>
@@ -18974,9 +19308,9 @@
         </w:pict>
       </w:r>
     </w:p>
-    <w:bookmarkEnd w:id="67"/>
     <w:bookmarkEnd w:id="68"/>
-    <w:bookmarkStart w:id="71" w:name="X8c4c4ed22fb4dcefc9eca31097b000686e9bb12"/>
+    <w:bookmarkEnd w:id="69"/>
+    <w:bookmarkStart w:id="72" w:name="X8c4c4ed22fb4dcefc9eca31097b000686e9bb12"/>
     <w:p>
       <w:pPr>
         <w:pStyle w:val="Heading2"/>
@@ -19771,7 +20105,7 @@
       <w:r>
         <w:t xml:space="preserve"> </w:t>
       </w:r>
-      <w:hyperlink r:id="rId69">
+      <w:hyperlink r:id="rId70">
         <w:r>
           <w:rPr>
             <w:rStyle w:val="Hyperlink"/>
@@ -19835,7 +20169,7 @@
         <w:t xml:space="preserve">test_a_pipe_in_a_url_cannot_break_the_table</w:t>
       </w:r>
     </w:p>
-    <w:bookmarkStart w:id="70" w:name="a-note-on-what-a-passing-suite-means"/>
+    <w:bookmarkStart w:id="71" w:name="a-note-on-what-a-passing-suite-means"/>
     <w:p>
       <w:pPr>
         <w:pStyle w:val="Heading3"/>
@@ -19912,9 +20246,9 @@
         </w:pict>
       </w:r>
     </w:p>
-    <w:bookmarkEnd w:id="70"/>
     <w:bookmarkEnd w:id="71"/>
-    <w:bookmarkStart w:id="72" w:name="X5b3efa2c0f9c923f21ce32023ca2c65a6e0f0ef"/>
+    <w:bookmarkEnd w:id="72"/>
+    <w:bookmarkStart w:id="73" w:name="X5b3efa2c0f9c923f21ce32023ca2c65a6e0f0ef"/>
     <w:p>
       <w:pPr>
         <w:pStyle w:val="Heading2"/>
@@ -20587,8 +20921,8 @@
         </w:pict>
       </w:r>
     </w:p>
-    <w:bookmarkEnd w:id="72"/>
-    <w:bookmarkStart w:id="73" w:name="X604d32d4245089c058c4a17a722c369f414c972"/>
+    <w:bookmarkEnd w:id="73"/>
+    <w:bookmarkStart w:id="74" w:name="X604d32d4245089c058c4a17a722c369f414c972"/>
     <w:p>
       <w:pPr>
         <w:pStyle w:val="Heading2"/>
@@ -21738,8 +22072,8 @@
         </w:pict>
       </w:r>
     </w:p>
-    <w:bookmarkEnd w:id="73"/>
-    <w:bookmarkStart w:id="74" w:name="X06fd69237b69b86c25fbae3186e71511448d9d7"/>
+    <w:bookmarkEnd w:id="74"/>
+    <w:bookmarkStart w:id="75" w:name="X06fd69237b69b86c25fbae3186e71511448d9d7"/>
     <w:p>
       <w:pPr>
         <w:pStyle w:val="Heading2"/>
@@ -22366,8 +22700,8 @@
         <w:t xml:space="preserve">checklist transcription, so none of it is under this module's control.</w:t>
       </w:r>
     </w:p>
-    <w:bookmarkEnd w:id="74"/>
-    <w:bookmarkStart w:id="78" w:name="Xda1205f52db61b26639938baa97f3777a4c7991"/>
+    <w:bookmarkEnd w:id="75"/>
+    <w:bookmarkStart w:id="79" w:name="Xda1205f52db61b26639938baa97f3777a4c7991"/>
     <w:p>
       <w:pPr>
         <w:pStyle w:val="Heading2"/>
@@ -22664,7 +22998,7 @@
         <w:t xml:space="preserve">own run.</w:t>
       </w:r>
     </w:p>
-    <w:bookmarkStart w:id="75" w:name="X073cb44b8dc5d29e47f376bc008b8613dd82a6a"/>
+    <w:bookmarkStart w:id="76" w:name="X073cb44b8dc5d29e47f376bc008b8613dd82a6a"/>
     <w:p>
       <w:pPr>
         <w:pStyle w:val="Heading3"/>
@@ -22787,7 +23121,7 @@
       <w:r>
         <w:t xml:space="preserve"> </w:t>
       </w:r>
-      <w:hyperlink r:id="rId40">
+      <w:hyperlink r:id="rId41">
         <w:r>
           <w:rPr>
             <w:rStyle w:val="Hyperlink"/>
@@ -24456,8 +24790,8 @@
         <w:t xml:space="preserve"> push</w:t>
       </w:r>
     </w:p>
-    <w:bookmarkEnd w:id="75"/>
-    <w:bookmarkStart w:id="76" w:name="Xe23e918a40335caa5ab24e15a733d1ac9e4c070"/>
+    <w:bookmarkEnd w:id="76"/>
+    <w:bookmarkStart w:id="77" w:name="Xe23e918a40335caa5ab24e15a733d1ac9e4c070"/>
     <w:p>
       <w:pPr>
         <w:pStyle w:val="Heading3"/>
@@ -25714,8 +26048,8 @@
         <w:t xml:space="preserve">the documents together.</w:t>
       </w:r>
     </w:p>
-    <w:bookmarkEnd w:id="76"/>
-    <w:bookmarkStart w:id="77" w:name="Xa570dceeae7de3d84789b8e054a5bbb043a3946"/>
+    <w:bookmarkEnd w:id="77"/>
+    <w:bookmarkStart w:id="78" w:name="Xa570dceeae7de3d84789b8e054a5bbb043a3946"/>
     <w:p>
       <w:pPr>
         <w:pStyle w:val="Heading3"/>
@@ -27846,9 +28180,9 @@
         </w:pict>
       </w:r>
     </w:p>
-    <w:bookmarkEnd w:id="77"/>
     <w:bookmarkEnd w:id="78"/>
-    <w:bookmarkStart w:id="81" w:name="sources"/>
+    <w:bookmarkEnd w:id="79"/>
+    <w:bookmarkStart w:id="82" w:name="sources"/>
     <w:p>
       <w:pPr>
         <w:pStyle w:val="Heading2"/>
@@ -27937,7 +28271,7 @@
       <w:r>
         <w:t xml:space="preserve"> </w:t>
       </w:r>
-      <w:hyperlink r:id="rId40">
+      <w:hyperlink r:id="rId41">
         <w:r>
           <w:rPr>
             <w:rStyle w:val="Hyperlink"/>
@@ -27960,7 +28294,7 @@
       <w:r>
         <w:t xml:space="preserve"> </w:t>
       </w:r>
-      <w:hyperlink r:id="rId79">
+      <w:hyperlink r:id="rId80">
         <w:r>
           <w:rPr>
             <w:rStyle w:val="Hyperlink"/>
@@ -27992,7 +28326,7 @@
       <w:r>
         <w:t xml:space="preserve"> </w:t>
       </w:r>
-      <w:hyperlink r:id="rId35">
+      <w:hyperlink r:id="rId36">
         <w:r>
           <w:rPr>
             <w:rStyle w:val="Hyperlink"/>
@@ -28015,7 +28349,7 @@
       <w:r>
         <w:t xml:space="preserve"> </w:t>
       </w:r>
-      <w:hyperlink r:id="rId80">
+      <w:hyperlink r:id="rId81">
         <w:r>
           <w:rPr>
             <w:rStyle w:val="Hyperlink"/>
@@ -28024,7 +28358,7 @@
         </w:r>
       </w:hyperlink>
     </w:p>
-    <w:bookmarkEnd w:id="81"/>
+    <w:bookmarkEnd w:id="82"/>
     <w:sectPr>
       <w:footerReference r:id="rId16" w:type="default"/>
       <w:footnotePr>
